--- a/index.docx
+++ b/index.docx
@@ -23,7 +23,7 @@
         <w:pStyle w:val="Date"/>
       </w:pPr>
       <w:r>
-        <w:t xml:space="preserve">2025-04-23</w:t>
+        <w:t xml:space="preserve">2026-03-16</w:t>
       </w:r>
     </w:p>
     <w:p>
@@ -101,123 +101,7 @@
         <w:pStyle w:val="FirstParagraph"/>
       </w:pPr>
       <w:r>
-        <w:t xml:space="preserve">In 2023, over 46 million U.S. adults had a substance use disorder in the past year</w:t>
-      </w:r>
-      <w:r>
-        <w:t xml:space="preserve"> </w:t>
-      </w:r>
-      <w:r>
-        <w:t xml:space="preserve">(Substance Abuse and Mental Health Services Administration, n.d.)</w:t>
-      </w:r>
-      <w:r>
-        <w:t xml:space="preserve">. This is nearly 18% of the U.S. adult population.</w:t>
-      </w:r>
-    </w:p>
-    <w:p>
-      <w:pPr>
-        <w:pStyle w:val="BodyText"/>
-      </w:pPr>
-      <w:r>
-        <w:t xml:space="preserve">Substance use disorders are associated with high rates of morbidity and mortality. Opioid overdose rates remain high and continue to increase each year</w:t>
-      </w:r>
-      <w:r>
-        <w:t xml:space="preserve"> </w:t>
-      </w:r>
-      <w:r>
-        <w:t xml:space="preserve">(Friedman et al., 2022;</w:t>
-      </w:r>
-      <w:r>
-        <w:t xml:space="preserve"> </w:t>
-      </w:r>
-      <w:r>
-        <w:rPr>
-          <w:i/>
-          <w:iCs/>
-        </w:rPr>
-        <w:t xml:space="preserve">Increases in</w:t>
-      </w:r>
-      <w:r>
-        <w:rPr>
-          <w:i/>
-          <w:iCs/>
-        </w:rPr>
-        <w:t xml:space="preserve"> </w:t>
-      </w:r>
-      <w:r>
-        <w:rPr>
-          <w:i/>
-          <w:iCs/>
-        </w:rPr>
-        <w:t xml:space="preserve">Drug</w:t>
-      </w:r>
-      <w:r>
-        <w:rPr>
-          <w:i/>
-          <w:iCs/>
-        </w:rPr>
-        <w:t xml:space="preserve"> </w:t>
-      </w:r>
-      <w:r>
-        <w:rPr>
-          <w:i/>
-          <w:iCs/>
-        </w:rPr>
-        <w:t xml:space="preserve">and</w:t>
-      </w:r>
-      <w:r>
-        <w:rPr>
-          <w:i/>
-          <w:iCs/>
-        </w:rPr>
-        <w:t xml:space="preserve"> </w:t>
-      </w:r>
-      <w:r>
-        <w:rPr>
-          <w:i/>
-          <w:iCs/>
-        </w:rPr>
-        <w:t xml:space="preserve">Opioid Overdose Deaths</w:t>
-      </w:r>
-      <w:r>
-        <w:rPr>
-          <w:i/>
-          <w:iCs/>
-        </w:rPr>
-        <w:t xml:space="preserve"> </w:t>
-      </w:r>
-      <w:r>
-        <w:rPr>
-          <w:i/>
-          <w:iCs/>
-        </w:rPr>
-        <w:t xml:space="preserve">—</w:t>
-      </w:r>
-      <w:r>
-        <w:rPr>
-          <w:i/>
-          <w:iCs/>
-        </w:rPr>
-        <w:t xml:space="preserve"> </w:t>
-      </w:r>
-      <w:r>
-        <w:rPr>
-          <w:i/>
-          <w:iCs/>
-        </w:rPr>
-        <w:t xml:space="preserve">United States</w:t>
-      </w:r>
-      <w:r>
-        <w:rPr>
-          <w:i/>
-          <w:iCs/>
-        </w:rPr>
-        <w:t xml:space="preserve">, 2000–2014</w:t>
-      </w:r>
-      <w:r>
-        <w:t xml:space="preserve">, n.d.)</w:t>
-      </w:r>
-      <w:r>
-        <w:t xml:space="preserve">. Excessive alcohol use is a leading preventable cause of death, with the majority of these deaths caused by alcohol-attributed cancer, heart problems and stroke, and liver cirrhosis</w:t>
+        <w:t xml:space="preserve">In 2023, over 46 million U.S. adults had a substance use disorder (SUD) in the past year</w:t>
       </w:r>
       <w:r>
         <w:t xml:space="preserve"> </w:t>
@@ -225,353 +109,187 @@
       <w:r>
         <w:t xml:space="preserve">(</w:t>
       </w:r>
-      <w:r>
-        <w:rPr>
-          <w:i/>
-          <w:iCs/>
-        </w:rPr>
-        <w:t xml:space="preserve">ARDI Alcohol-Attributable Deaths</w:t>
-      </w:r>
-      <w:r>
-        <w:rPr>
-          <w:i/>
-          <w:iCs/>
-        </w:rPr>
-        <w:t xml:space="preserve">,</w:t>
-      </w:r>
-      <w:r>
-        <w:rPr>
-          <w:i/>
-          <w:iCs/>
-        </w:rPr>
-        <w:t xml:space="preserve"> </w:t>
-      </w:r>
-      <w:r>
-        <w:rPr>
-          <w:i/>
-          <w:iCs/>
-        </w:rPr>
-        <w:t xml:space="preserve">US</w:t>
-      </w:r>
-      <w:r>
-        <w:rPr>
-          <w:i/>
-          <w:iCs/>
-        </w:rPr>
-        <w:t xml:space="preserve"> </w:t>
-      </w:r>
-      <w:r>
-        <w:rPr>
-          <w:i/>
-          <w:iCs/>
-        </w:rPr>
-        <w:t xml:space="preserve"> </w:t>
-      </w:r>
-      <w:r>
-        <w:rPr>
-          <w:i/>
-          <w:iCs/>
-        </w:rPr>
-        <w:t xml:space="preserve">CDC</w:t>
-      </w:r>
-      <w:r>
-        <w:t xml:space="preserve">, n.d.)</w:t>
-      </w:r>
-      <w:r>
-        <w:t xml:space="preserve">. Additionally, alcohol-impaired driving accounts for over 30% of traffic fatalities each year</w:t>
-      </w:r>
-      <w:r>
-        <w:t xml:space="preserve"> </w:t>
-      </w:r>
-      <w:r>
-        <w:t xml:space="preserve">(United States. Department of Transportation. National Highway Traffic Safety Administration. National Center for Statistics and Analysis, 2024)</w:t>
-      </w:r>
-      <w:r>
-        <w:t xml:space="preserve">.</w:t>
-      </w:r>
-    </w:p>
-    <w:p>
-      <w:pPr>
-        <w:pStyle w:val="BodyText"/>
-      </w:pPr>
-      <w:r>
-        <w:t xml:space="preserve">The economic cost of substance use disorders is substantial. In 2016 the economic cost associated with substance use disorders was estimated to exceed $442 billion in lost productivity, health care expenses, law enforcement, and other criminal justice costs</w:t>
-      </w:r>
-      <w:r>
-        <w:t xml:space="preserve"> </w:t>
-      </w:r>
-      <w:r>
-        <w:t xml:space="preserve">(Substance Abuse and Mental Health Services Administration (US) &amp; Office of the Surgeon General (US), 2016)</w:t>
-      </w:r>
-      <w:r>
-        <w:t xml:space="preserve">. When also accounting for costs associated with loss of life and reduced quality of life, one research group estimated that in 2017 the cost of opioid use disorder alone exceeded $1 trillion</w:t>
-      </w:r>
-      <w:r>
-        <w:t xml:space="preserve"> </w:t>
-      </w:r>
-      <w:r>
-        <w:t xml:space="preserve">(Florence et al., 2021)</w:t>
-      </w:r>
-      <w:r>
-        <w:t xml:space="preserve">.</w:t>
-      </w:r>
-    </w:p>
-    <w:bookmarkEnd w:id="21"/>
-    <w:bookmarkStart w:id="22" w:name="treatment"/>
-    <w:p>
-      <w:pPr>
-        <w:pStyle w:val="Heading2"/>
-      </w:pPr>
-      <w:r>
-        <w:t xml:space="preserve">1.2 Treatment</w:t>
-      </w:r>
-    </w:p>
-    <w:p>
-      <w:pPr>
-        <w:pStyle w:val="FirstParagraph"/>
-      </w:pPr>
-      <w:r>
-        <w:t xml:space="preserve">Substance use disorders are chronic conditions, characterized by high relapse rates.</w:t>
-      </w:r>
-      <w:r>
-        <w:t xml:space="preserve"> </w:t>
-      </w:r>
-      <w:r>
-        <w:t xml:space="preserve">(Dennis &amp; Scott, 2007; McLellan et al., 2000)</w:t>
-      </w:r>
-      <w:r>
-        <w:t xml:space="preserve">, substantial co-morbidity with other physical and mental health problems</w:t>
-      </w:r>
-      <w:r>
-        <w:t xml:space="preserve"> </w:t>
-      </w:r>
-      <w:r>
-        <w:t xml:space="preserve">(Dennis &amp; Scott, 2007; Substance Abuse and Mental Health Services Administration, n.d.)</w:t>
-      </w:r>
-      <w:r>
-        <w:t xml:space="preserve">, and an increased risk of mortality</w:t>
-      </w:r>
-      <w:r>
-        <w:t xml:space="preserve"> </w:t>
-      </w:r>
-      <w:r>
-        <w:t xml:space="preserve">(Centers for Disease Control and Prevention (CDC), n.d.; Hedegaard et al., n.d.)</w:t>
-      </w:r>
-      <w:r>
-        <w:t xml:space="preserve">.</w:t>
-      </w:r>
-    </w:p>
-    <w:p>
-      <w:pPr>
-        <w:pStyle w:val="BodyText"/>
-      </w:pPr>
-      <w:r>
-        <w:t xml:space="preserve">Initial treatments, including medication (e.g., methadone, buprenorphine, and naltrexone for opioid use disorder and acamprosate, disulfiram, and naltrexone for alcohol use disorder) and evidenced-based psychosocial treatments (e.g., relapse prevention</w:t>
-      </w:r>
-      <w:r>
-        <w:t xml:space="preserve"> </w:t>
-      </w:r>
-      <w:r>
-        <w:t xml:space="preserve">(Marlatt &amp; Donovan, 2007; Marlatt &amp; Gordon, 1985)</w:t>
-      </w:r>
-      <w:r>
-        <w:t xml:space="preserve">, mindfulness-based relapse prevention</w:t>
-      </w:r>
-      <w:r>
-        <w:t xml:space="preserve"> </w:t>
-      </w:r>
-      <w:r>
-        <w:t xml:space="preserve">(Bowen et al., 2021)</w:t>
-      </w:r>
-      <w:r>
-        <w:t xml:space="preserve">, and cognitive-behavioral therapy</w:t>
-      </w:r>
-      <w:r>
-        <w:t xml:space="preserve"> </w:t>
-      </w:r>
-      <w:r>
-        <w:t xml:space="preserve">(Liese &amp; Beck, 2022)</w:t>
-      </w:r>
-      <w:r>
-        <w:t xml:space="preserve">), are efficacious for symptom stabilization and harm reduction when provided. Unfortunately, too often individuals do not receive treatment</w:t>
-      </w:r>
-      <w:r>
-        <w:t xml:space="preserve"> </w:t>
-      </w:r>
-      <w:r>
-        <w:t xml:space="preserve">(Substance Abuse and Mental Health Services Administration, n.d.)</w:t>
-      </w:r>
-      <w:r>
-        <w:t xml:space="preserve">.</w:t>
-      </w:r>
-    </w:p>
-    <w:p>
-      <w:pPr>
-        <w:pStyle w:val="BodyText"/>
-      </w:pPr>
-      <w:r>
-        <w:t xml:space="preserve">Equally concerning, is the lack of continuing support and care provided to individuals after completing initial treatment</w:t>
-      </w:r>
-      <w:r>
-        <w:t xml:space="preserve"> </w:t>
-      </w:r>
-      <w:r>
-        <w:t xml:space="preserve">(Socías et al., 2016; Stanojlović &amp; Davidson, 2021)</w:t>
-      </w:r>
-      <w:r>
-        <w:t xml:space="preserve">. Continuing care, including on-going monitoring, tailored adjustments to lifestyle and behaviors over time, and when necessary re-engagement with more intensive treatment, is the gold standard for treating chronic conditions, like diabetes, hypertension, and asthma. Similarly, substance use treatment has been shown to be most effective when care is prescribed over longer durations and involves active efforts to keep patients engaged in their recovery</w:t>
-      </w:r>
-      <w:r>
-        <w:t xml:space="preserve"> </w:t>
-      </w:r>
-      <w:r>
-        <w:t xml:space="preserve">(McKay, 2021)</w:t>
-      </w:r>
-      <w:r>
-        <w:t xml:space="preserve">. Yet, for reasons including cost and insurance reimbursement issues, lack of collaborative provider teams, passive referral processes, geographic barriers to accessing services, patient dropout, and changes in the patient’s clinical needs over time</w:t>
-      </w:r>
-      <w:r>
-        <w:t xml:space="preserve"> </w:t>
-      </w:r>
-      <w:r>
-        <w:t xml:space="preserve">(Dennis &amp; Scott, 2007; McKay, 2021; Stanojlović &amp; Davidson, 2021; Tai &amp; Volkow, 2013)</w:t>
-      </w:r>
-      <w:r>
-        <w:t xml:space="preserve">, our current treatment system for substance use disorders does not not appear to have the capacity for long-term clinician-delivered care. This leaves individuals left to determine on their own</w:t>
-      </w:r>
-      <w:r>
-        <w:t xml:space="preserve"> </w:t>
-      </w:r>
-      <w:r>
-        <w:t xml:space="preserve">“How can I best support my recovery today?”</w:t>
-      </w:r>
-    </w:p>
-    <w:p>
-      <w:pPr>
-        <w:pStyle w:val="BodyText"/>
-      </w:pPr>
-      <w:r>
-        <w:t xml:space="preserve">This type of self-monitoring can be extremely difficult. The risk factors that precede lapse (i.e., single instances of goal-inconsistent substance use) and full relapse back to harmful use during recovery are individualized, numerous, dynamic and interactive</w:t>
-      </w:r>
-      <w:r>
-        <w:t xml:space="preserve"> </w:t>
-      </w:r>
-      <w:r>
-        <w:t xml:space="preserve">(Brandon et al., 2007; K. Witkiewitz &amp; Marlatt, 2007)</w:t>
-      </w:r>
-      <w:r>
-        <w:t xml:space="preserve">. Therefore, the optimal supports to address these risk factors and encourage continued, successful recovery vary both across individuals and within an individual over time.</w:t>
-      </w:r>
-    </w:p>
-    <w:bookmarkEnd w:id="22"/>
-    <w:bookmarkStart w:id="24" w:name="recovery-monitoring-and-support-system"/>
-    <w:p>
-      <w:pPr>
-        <w:pStyle w:val="Heading2"/>
-      </w:pPr>
-      <w:r>
-        <w:t xml:space="preserve">1.3 Recovery Monitoring and Support System</w:t>
-      </w:r>
-    </w:p>
-    <w:p>
-      <w:pPr>
-        <w:pStyle w:val="FirstParagraph"/>
-      </w:pPr>
-      <w:r>
-        <w:t xml:space="preserve">An algorithm-guided recovery monitoring and support system could help patients monitor their current and future risk of lapse and make adjustments in their activities and supports to meet their recovery goals after initial treatment. Such a tool could offer personalized, adaptive recommendations aligned with evidenced-based care (i.e., relapse prevention model) and prompt individuals to engage with support at times of high risk. For example, individuals could receive daily messages about changes in their lapse risk and receive personalized recommendations based on top features contributing to their risk, like an urge surfing recommendation for someone with strong cravings. Moreover, it would provide a scalable option for long-term monitoring and support to address the substantial unmet need for continuing care for substance use disorders.</w:t>
-      </w:r>
-    </w:p>
-    <w:p>
-      <w:pPr>
-        <w:pStyle w:val="BodyText"/>
-      </w:pPr>
-      <w:r>
-        <w:t xml:space="preserve">For such a system to exist, at least three pre-requisites must be met</w:t>
-      </w:r>
-      <w:r>
-        <w:rPr>
-          <w:rStyle w:val="FootnoteReference"/>
-        </w:rPr>
-        <w:footnoteReference w:id="23"/>
-      </w:r>
-      <w:r>
-        <w:t xml:space="preserve">. One, the system must be able to collect a rich and densely sampled source (or sources) of risk-relevant data. Two, the system must have access to a model that can predict substance use with high performance and temporal precision and have interpretable model inputs for support recommendations to be mapped onto. Three, the model must perform fairly. The accuracy of the predictions and usefulness and relevance of the recommendations should be similar for everyone. Advances in both smartphone sensing</w:t>
-      </w:r>
-      <w:r>
-        <w:t xml:space="preserve"> </w:t>
-      </w:r>
-      <w:r>
-        <w:t xml:space="preserve">(Mohr et al., 2017)</w:t>
-      </w:r>
-      <w:r>
-        <w:t xml:space="preserve"> </w:t>
-      </w:r>
-      <w:r>
-        <w:t xml:space="preserve">and machine learning</w:t>
-      </w:r>
-      <w:r>
-        <w:t xml:space="preserve"> </w:t>
-      </w:r>
-      <w:r>
-        <w:t xml:space="preserve">(Hastie et al., 2009)</w:t>
-      </w:r>
-      <w:r>
-        <w:t xml:space="preserve"> </w:t>
-      </w:r>
-      <w:r>
-        <w:t xml:space="preserve">now make this possible.</w:t>
-      </w:r>
-    </w:p>
-    <w:p>
-      <w:pPr>
-        <w:pStyle w:val="BodyText"/>
-      </w:pPr>
-      <w:r>
-        <w:t xml:space="preserve">Smartphone sensing approaches (e.g., ecological momentary assessment [EMA], geolocation sensing) can provide the frequent, longitudinal measurement of proximal risk factors that is necessary for prediction of future lapses with high temporal precision.</w:t>
-      </w:r>
-    </w:p>
-    <w:p>
-      <w:pPr>
-        <w:pStyle w:val="BodyText"/>
-      </w:pPr>
-      <w:r>
-        <w:t xml:space="preserve">Machine learning models can handle the high dimensional feature sets that may result from feature engineering densely sampled raw EMA over time. They can also accommodate non-linear and interactive relationships between features and lapse probability. And methods from interpretable machine learning can be used to understand which risk features contribute most strongly to a lapse prediction for a specific individual at a specific moment in time.</w:t>
-      </w:r>
-    </w:p>
-    <w:bookmarkEnd w:id="24"/>
-    <w:bookmarkStart w:id="25" w:name="aims-of-this-proposal"/>
-    <w:p>
-      <w:pPr>
-        <w:pStyle w:val="Heading2"/>
-      </w:pPr>
-      <w:r>
-        <w:t xml:space="preserve">1.4 Aims of this proposal</w:t>
-      </w:r>
-    </w:p>
-    <w:p>
-      <w:pPr>
-        <w:pStyle w:val="FirstParagraph"/>
-      </w:pPr>
-      <w:r>
-        <w:t xml:space="preserve">This dissertation proposal describes a program of research that seeks to develop an algorithm to be used in a recovery monitoring and support system. Two studies (chapters 2 and 3) are completed and two studies (chapters 3 and 4) are planned and under development. These studies are explained more below:</w:t>
-      </w:r>
-    </w:p>
-    <w:p>
-      <w:pPr>
-        <w:pStyle w:val="BodyText"/>
-      </w:pPr>
       <w:r>
         <w:rPr>
           <w:b/>
           <w:bCs/>
         </w:rPr>
-        <w:t xml:space="preserve">Chapter 2:</w:t>
-      </w:r>
-      <w:r>
-        <w:t xml:space="preserve"> </w:t>
-      </w:r>
-      <w:r>
-        <w:t xml:space="preserve">Machine learning models for temporally precise lapse prediction in alcohol use disorder</w:t>
+        <w:t xml:space="preserve">substanceabuseandmentalhealthservicesadministration2023NSDUHDetailed?</w:t>
+      </w:r>
+      <w:r>
+        <w:t xml:space="preserve">)</w:t>
+      </w:r>
+      <w:r>
+        <w:t xml:space="preserve">. SUDs are associated with high rates of morbidity and mortality. Opioid overdose rates remain high and continue to increase each year</w:t>
+      </w:r>
+      <w:r>
+        <w:t xml:space="preserve"> </w:t>
+      </w:r>
+      <w:r>
+        <w:t xml:space="preserve">(Friedman et al., 2022;</w:t>
+      </w:r>
+      <w:r>
+        <w:t xml:space="preserve"> </w:t>
+      </w:r>
+      <w:r>
+        <w:rPr>
+          <w:i/>
+          <w:iCs/>
+        </w:rPr>
+        <w:t xml:space="preserve">Increases in</w:t>
+      </w:r>
+      <w:r>
+        <w:rPr>
+          <w:i/>
+          <w:iCs/>
+        </w:rPr>
+        <w:t xml:space="preserve"> </w:t>
+      </w:r>
+      <w:r>
+        <w:rPr>
+          <w:i/>
+          <w:iCs/>
+        </w:rPr>
+        <w:t xml:space="preserve">Drug</w:t>
+      </w:r>
+      <w:r>
+        <w:rPr>
+          <w:i/>
+          <w:iCs/>
+        </w:rPr>
+        <w:t xml:space="preserve"> </w:t>
+      </w:r>
+      <w:r>
+        <w:rPr>
+          <w:i/>
+          <w:iCs/>
+        </w:rPr>
+        <w:t xml:space="preserve">and</w:t>
+      </w:r>
+      <w:r>
+        <w:rPr>
+          <w:i/>
+          <w:iCs/>
+        </w:rPr>
+        <w:t xml:space="preserve"> </w:t>
+      </w:r>
+      <w:r>
+        <w:rPr>
+          <w:i/>
+          <w:iCs/>
+        </w:rPr>
+        <w:t xml:space="preserve">Opioid Overdose Deaths</w:t>
+      </w:r>
+      <w:r>
+        <w:rPr>
+          <w:i/>
+          <w:iCs/>
+        </w:rPr>
+        <w:t xml:space="preserve"> </w:t>
+      </w:r>
+      <w:r>
+        <w:rPr>
+          <w:i/>
+          <w:iCs/>
+        </w:rPr>
+        <w:t xml:space="preserve">—</w:t>
+      </w:r>
+      <w:r>
+        <w:rPr>
+          <w:i/>
+          <w:iCs/>
+        </w:rPr>
+        <w:t xml:space="preserve"> </w:t>
+      </w:r>
+      <w:r>
+        <w:rPr>
+          <w:i/>
+          <w:iCs/>
+        </w:rPr>
+        <w:t xml:space="preserve">United States</w:t>
+      </w:r>
+      <w:r>
+        <w:rPr>
+          <w:i/>
+          <w:iCs/>
+        </w:rPr>
+        <w:t xml:space="preserve">, 2000–2014</w:t>
+      </w:r>
+      <w:r>
+        <w:t xml:space="preserve">, n.d.)</w:t>
+      </w:r>
+      <w:r>
+        <w:t xml:space="preserve">. Excessive alcohol use is a leading preventable cause of death, with the majority of these deaths caused by alcohol-attributed cancer, heart problems and stroke, and liver cirrhosis</w:t>
+      </w:r>
+      <w:r>
+        <w:t xml:space="preserve"> </w:t>
+      </w:r>
+      <w:r>
+        <w:t xml:space="preserve">(</w:t>
+      </w:r>
+      <w:r>
+        <w:rPr>
+          <w:i/>
+          <w:iCs/>
+        </w:rPr>
+        <w:t xml:space="preserve">ARDI Alcohol-Attributable Deaths</w:t>
+      </w:r>
+      <w:r>
+        <w:rPr>
+          <w:i/>
+          <w:iCs/>
+        </w:rPr>
+        <w:t xml:space="preserve">,</w:t>
+      </w:r>
+      <w:r>
+        <w:rPr>
+          <w:i/>
+          <w:iCs/>
+        </w:rPr>
+        <w:t xml:space="preserve"> </w:t>
+      </w:r>
+      <w:r>
+        <w:rPr>
+          <w:i/>
+          <w:iCs/>
+        </w:rPr>
+        <w:t xml:space="preserve">US</w:t>
+      </w:r>
+      <w:r>
+        <w:rPr>
+          <w:i/>
+          <w:iCs/>
+        </w:rPr>
+        <w:t xml:space="preserve"> </w:t>
+      </w:r>
+      <w:r>
+        <w:rPr>
+          <w:i/>
+          <w:iCs/>
+        </w:rPr>
+        <w:t xml:space="preserve"> </w:t>
+      </w:r>
+      <w:r>
+        <w:rPr>
+          <w:i/>
+          <w:iCs/>
+        </w:rPr>
+        <w:t xml:space="preserve">CDC</w:t>
+      </w:r>
+      <w:r>
+        <w:t xml:space="preserve">, n.d.)</w:t>
+      </w:r>
+      <w:r>
+        <w:t xml:space="preserve">. Additionally, alcohol-impaired driving accounts for over 30% of traffic fatalities each year</w:t>
+      </w:r>
+      <w:r>
+        <w:t xml:space="preserve"> </w:t>
+      </w:r>
+      <w:r>
+        <w:t xml:space="preserve">(United States. Department of Transportation. National Highway Traffic Safety Administration. National Center for Statistics and Analysis, 2024)</w:t>
+      </w:r>
+      <w:r>
+        <w:t xml:space="preserve">.</w:t>
       </w:r>
     </w:p>
     <w:p>
@@ -579,7 +297,25 @@
         <w:pStyle w:val="BodyText"/>
       </w:pPr>
       <w:r>
-        <w:t xml:space="preserve">This study demonstrated that 4x daily EMA could be used to build temporally precise machine learning models to predict alcohol lapses. Specifically, we built three models to predict the probability of an alcohol lapse in the next week, day, and hour. Our models performed exceptionally well with median posterior probabilities for area under the ROC curve (auROC) of .90, .91, and .93 for predicting lapse probabilities into the next week, day, and hour, respectively.</w:t>
+        <w:t xml:space="preserve">The economic cost of SUDs is substantial. In 2016 the economic cost associated with SUDs was estimated to exceed $442 billion in lost productivity, health care expenses, law enforcement, and other criminal justice costs</w:t>
+      </w:r>
+      <w:r>
+        <w:t xml:space="preserve"> </w:t>
+      </w:r>
+      <w:r>
+        <w:t xml:space="preserve">(Substance Abuse and Mental Health Services Administration (US) &amp; Office of the Surgeon General (US), 2016)</w:t>
+      </w:r>
+      <w:r>
+        <w:t xml:space="preserve">. When also accounting for costs associated with loss of life and reduced quality of life, one research group estimated that in 2017 the cost of opioid use disorder alone exceeded $1 trillion</w:t>
+      </w:r>
+      <w:r>
+        <w:t xml:space="preserve"> </w:t>
+      </w:r>
+      <w:r>
+        <w:t xml:space="preserve">(Florence et al., 2021)</w:t>
+      </w:r>
+      <w:r>
+        <w:t xml:space="preserve">.</w:t>
       </w:r>
     </w:p>
     <w:p>
@@ -587,58 +323,41 @@
         <w:pStyle w:val="BodyText"/>
       </w:pPr>
       <w:r>
-        <w:t xml:space="preserve">In this study we also demonstrated it is possible to understand important features overall for a model (i.e., across all observations for all participants) and important features for an individual prediction (i.e., for a single individual at a specific moment). We found on average past use, craving, and abstinence self-efficacy were the most important features affecting predicted probability scores across the three models. We also saw a wide range of individual feature importance values across all people and all days, suggesting that even features with relative low overall importance were still clinically important for some people at some moments.</w:t>
-      </w:r>
-    </w:p>
-    <w:p>
-      <w:pPr>
-        <w:pStyle w:val="BodyText"/>
-      </w:pPr>
-      <w:r>
-        <w:t xml:space="preserve">These findings suggest that it is feasible to identify periods of high lapse risk at varying levels of temporal precision and extract important risk features. If embedded in a recovery monitoring and support system, output from models that predict immediate lapses, like these, could be used to provide individuals critical information about their immediate risk of lapse. Daily (or more or less frequent) messages could be sent to individuals that relay information about changes in their risk and make supportive recommendations for immediate action based on the top features contributing to their risk. For example, recommending a coping with craving activity for someone experiencing strong cravings, recommending a guided relaxation video for someone reporting recent stressful events, or encouraging individuals to reflect on recent past successes or reasons for choosing abstinence or moderation when reported self-efficacy is low. Importantly, this assumes that the recommendations can be implemented immediately. Thus, the individual has already likely learned the skill and it is not contingent on scheduling or other people.</w:t>
-      </w:r>
-    </w:p>
-    <w:p>
-      <w:pPr>
-        <w:pStyle w:val="BodyText"/>
-      </w:pPr>
-      <w:r>
-        <w:t xml:space="preserve">However, often the most clinically appropriate support recommendation takes time to set up. Scheduling positive or pleasant activities, increasing social engagement, or attending a peer-led recovery meeting may require days or weeks to implement. In these cases, patients would benefit from advanced warning about changes in their risk. This advanced warning could be obtained by lagging lapse probability predictions further into the future (e.g., predicting the probability of a lapse in a 24-hour window that begins two weeks in the future).</w:t>
-      </w:r>
-    </w:p>
-    <w:p>
-      <w:pPr>
-        <w:pStyle w:val="BodyText"/>
-      </w:pPr>
-      <w:r>
-        <w:t xml:space="preserve">Finally, in this study, we failed to assess model fairness. In recent years, the machine learning field has begun to understand the critical importance of evaluating model fairness when algorithms are used to inform important decisions (e.g., healthcare services offered, eligibility for loans, early parole). Algorithms that perform favorably for only a single majority group could widen existing disparities in access to resources and important clinical outcomes</w:t>
-      </w:r>
-      <w:r>
-        <w:t xml:space="preserve"> </w:t>
-      </w:r>
-      <w:r>
-        <w:t xml:space="preserve">(Veinot et al., 2018)</w:t>
-      </w:r>
-      <w:r>
-        <w:t xml:space="preserve">. Future studies included in this proposal will explicitly evaluate model performance parity across important subgroups.</w:t>
-      </w:r>
-    </w:p>
-    <w:p>
-      <w:pPr>
-        <w:pStyle w:val="BodyText"/>
-      </w:pPr>
+        <w:t xml:space="preserve">SUDs are chronic, relapsing conditions</w:t>
+      </w:r>
+      <w:r>
+        <w:t xml:space="preserve"> </w:t>
+      </w:r>
+      <w:r>
+        <w:t xml:space="preserve">(McKay, 2021; McLellan et al., 2000)</w:t>
+      </w:r>
+      <w:r>
+        <w:t xml:space="preserve">. Effective pharmacological and psychosocial interventions exist to support symptom stabilization and reduce substance use</w:t>
+      </w:r>
+      <w:r>
+        <w:t xml:space="preserve"> </w:t>
+      </w:r>
+      <w:r>
+        <w:t xml:space="preserve">(Bowen et al., 2021; Liese &amp; Beck, 2022; Marlatt &amp; Donovan, 2007)</w:t>
+      </w:r>
+      <w:r>
+        <w:t xml:space="preserve">. Despite the availability of effective treatments, the majority of individuals with SUDs do not receive care. In 2023, less than 15% of individuals with an SUD received any form of treatment, a stark comparison to treatment initiation for other chronic diseases [</w:t>
+      </w:r>
+      <w:r>
+        <w:t xml:space="preserve">(</w:t>
+      </w:r>
       <w:r>
         <w:rPr>
           <w:b/>
           <w:bCs/>
         </w:rPr>
-        <w:t xml:space="preserve">Chapter 3:</w:t>
-      </w:r>
-      <w:r>
-        <w:t xml:space="preserve"> </w:t>
-      </w:r>
-      <w:r>
-        <w:t xml:space="preserve">Lagged predictions of next day alcohol lapse risk for personalized and adaptive continuing care support</w:t>
+        <w:t xml:space="preserve">substanceabuseandmentalhealthservicesadministration2023NSDUHDetailed?</w:t>
+      </w:r>
+      <w:r>
+        <w:t xml:space="preserve">)</w:t>
+      </w:r>
+      <w:r>
+        <w:t xml:space="preserve">. Even among the minority who do initiate treatment, engagement is often brief and episodic. Relapse back to substance use is common, particularly in the absence of continued treatment engagement and recovery support. Importantly, relapse rates for SUDs are comparable to recurrence rates in other chronic conditions (e.g., type I diabetes, hypertension, asthma) when medication adherence and follow-up care are inconsistent. Thus, the recurrence of symptoms is not unique to SUDs but rather a challenge inherent in chronic disease management without adequate continuing care.</w:t>
       </w:r>
     </w:p>
     <w:p>
@@ -646,7 +365,46 @@
         <w:pStyle w:val="BodyText"/>
       </w:pPr>
       <w:r>
-        <w:t xml:space="preserve">This study showed that the same 4x daily EMA could be used to predict alcohol use occurring within a 24-hour window up to two weeks into the future. We considered several meaningful lags between the prediction timepoint and start of the prediction window: 1 day, 3 days, 1 week, and 2 weeks. These models with lagged prediction windows can be used to provide personalized support recommendations with the added benefit of advanced warning. Thus, giving an individual extra time to implement the recommendation.</w:t>
+        <w:t xml:space="preserve">These patterns reflect structural limitations within the current treatment system. Several factors, including cost and insurance reimbursement issues, lack of collaborative provider teams, passive referral processes, geographic barriers to accessing services, patient dropout, and changes in the patient’s clinical needs over time, suggest our current treatment system for SUDs does not have the capacity for long-term clinician-delivered care</w:t>
+      </w:r>
+      <w:r>
+        <w:t xml:space="preserve"> </w:t>
+      </w:r>
+      <w:r>
+        <w:t xml:space="preserve">(Dennis &amp; Scott, 2007; McKay, 2021; Stanojlović &amp; Davidson, 2021; Tai &amp; Volkow, 2013)</w:t>
+      </w:r>
+      <w:r>
+        <w:t xml:space="preserve">. Stigma surrounding SUD and historical views of substance use as a social or behavioral problem have contributed to the siloing of SUD care. Treatment typically occurs in specialized, community-based settings that are disconnected from primary care. This fragmented infrastructure results in poor care coordination, missed opportunities for early intervention and re-engagement, and a</w:t>
+      </w:r>
+      <w:r>
+        <w:t xml:space="preserve"> </w:t>
+      </w:r>
+      <w:r>
+        <w:t xml:space="preserve">“revolving door”</w:t>
+      </w:r>
+      <w:r>
+        <w:t xml:space="preserve"> </w:t>
+      </w:r>
+      <w:r>
+        <w:t xml:space="preserve">pattern in which individuals cycle repeatedly through acute episodes of care as opposed to receiving long-term chronic disease management.</w:t>
+      </w:r>
+    </w:p>
+    <w:bookmarkEnd w:id="21"/>
+    <w:bookmarkStart w:id="22" w:name="Xeb805bf4d4c3f2e0a003af1ec77b73e92b4b2a3"/>
+    <w:p>
+      <w:pPr>
+        <w:pStyle w:val="Heading2"/>
+      </w:pPr>
+      <w:r>
+        <w:t xml:space="preserve">1.2 Disparities in SUD Treatment Access and Outcomes</w:t>
+      </w:r>
+    </w:p>
+    <w:p>
+      <w:pPr>
+        <w:pStyle w:val="FirstParagraph"/>
+      </w:pPr>
+      <w:r>
+        <w:t xml:space="preserve">Limitations of the current SUD treatment infrastructure are magnified for people with certain identities. Women, low income individuals, rural residents, and older adults may face unique barriers to treatment, including financial constraints, limited service availability, and mobility or transportation challenges. Marginalized groups, such as racial, ethnic, and sexual minorities additionally may additionally experience minority stress, stigma, discrimination, and isolation leading to higher rates of SUD and poorer treatment outcomes.</w:t>
       </w:r>
     </w:p>
     <w:p>
@@ -654,82 +412,35 @@
         <w:pStyle w:val="BodyText"/>
       </w:pPr>
       <w:r>
-        <w:t xml:space="preserve">Model performance decreased as the start of the prediction window was lagged further from the prediction timepoint with median posterior probabilities for auROC of .88 (1-day lag), .87 (3-day lag), .86 (1-week lag), and .84 (2-week lag). This decrease in performance is not surprising given what we know about prediction and alcohol lapse. Many important lapse risk factors are fluctuating processes that can change day-by-day, if not more frequently. As lag times increase, features become less proximal to the start of the prediction window. Still, auROCs of .80 and higher are generally considered to indicate good performance and the benefit of advanced notice of lapse risk likely outweighs the cost to performance.</w:t>
-      </w:r>
-    </w:p>
-    <w:p>
-      <w:pPr>
-        <w:pStyle w:val="BodyText"/>
-      </w:pPr>
-      <w:r>
-        <w:t xml:space="preserve">In this study, we also assessed model fairness by comparing model performance (posterior probability for auROC) across important subgroups with known disparities in substance use treatment access and/or outcomes - race/ethnicity (not White vs. non-Hispanic White), income (below poverty vs. above poverty), and sex at birth (female vs. male). There was strong evidence that our models performed better for individuals who were non-Hispanic White, male, and had a personal income above the Federal poverty line.</w:t>
-      </w:r>
-    </w:p>
-    <w:p>
-      <w:pPr>
-        <w:pStyle w:val="BodyText"/>
-      </w:pPr>
-      <w:r>
-        <w:t xml:space="preserve">The relative ordering of important features remained somewhat consistent across the models. Past use, future efficacy, and craving were the top three features for all models. However on average these features became less important as model predictions lagged further into the future, consistent with their lower performance. As with the previous study, we found a wide range of individual importance values for features across the models.</w:t>
-      </w:r>
-    </w:p>
-    <w:p>
-      <w:pPr>
-        <w:pStyle w:val="BodyText"/>
-      </w:pPr>
-      <w:r>
-        <w:t xml:space="preserve">These results are promising, however, several limitations exist. Most notably was a lack of fairness in the performance of our models among subgroups. The largest contributing factor is likely the lack of diversity in our training data. Even with our coarse dichotomous grouping of race we only had 20 participants in the not White group (compared to 131 in the White group). We also saw a similar pattern in our income groups (49 people in the below poverty group compared to 102 people in the above poverty group).</w:t>
-      </w:r>
-    </w:p>
-    <w:p>
-      <w:pPr>
-        <w:pStyle w:val="BodyText"/>
-      </w:pPr>
-      <w:r>
-        <w:t xml:space="preserve">However, we had equal representation of men and women and still found our models performed better for men. We chose our 9 EMA items based on the extant relapse risk literature. Historically women were excluded from early substance use research due to their childbearing potential. It is possible that these constructs more precisely describe relapse risk factors for men than for women.</w:t>
-      </w:r>
-    </w:p>
-    <w:p>
-      <w:pPr>
-        <w:pStyle w:val="BodyText"/>
-      </w:pPr>
-      <w:r>
-        <w:t xml:space="preserve">One solution, would be to add additional EMA items to the daily surveys in hopes to capture important risk factors for women. This however, would quickly increase the burden of our surveys. EMA acceptability studies suggest that longer surveys, but not more frequent prompts, promote increased perceived burden and compromised data quantity and quality</w:t>
-      </w:r>
-      <w:r>
-        <w:t xml:space="preserve"> </w:t>
-      </w:r>
-      <w:r>
-        <w:t xml:space="preserve">(Eisele et al., 2020)</w:t>
-      </w:r>
-      <w:r>
-        <w:t xml:space="preserve">. Therefore, supplementing EMA with another lower burden sensing method may be preferred. Additionally, passive sensing data may be well-suited for data-driven (bottom-up) feature engineering approaches. Compared to traditional, theory-driven (top-down) methods, data-driven features can identify patterns and characteristics predictive of lapse in specific groups and reduce potential bias in features by minimizing researcher involvement.</w:t>
-      </w:r>
-    </w:p>
-    <w:p>
-      <w:pPr>
-        <w:pStyle w:val="BodyText"/>
-      </w:pPr>
-      <w:r>
-        <w:t xml:space="preserve">A few other limitations were inherent in the data set. First, was the length of participation. As participants only provided data for up to three months, we were limited by how far into the future we could lag predictions. It is likely that even more advanced warning (e.g., 1 month) would be helpful for implementing more intensive supports (e.g., re-engagement with clinician-delivered care). Second, the results presented in chapters 2-3 focus on alcohol lapse prediction. Alcohol differs from other substances in several ways. It is legal and generally viewed to be socially acceptable (e.g., it is often integrated into celebrations and social gatherings). As a result, individuals who use other substances (e.g., opioids) may face more stigma and be less willing to report substance use and risk information. Therefore, it is not clear that similar prediction models will perform as well.</w:t>
-      </w:r>
-    </w:p>
-    <w:p>
-      <w:pPr>
-        <w:pStyle w:val="BodyText"/>
-      </w:pPr>
+        <w:t xml:space="preserve">Black and Hispanic individuals are less likely to receive treatment and are more likely to experience negative consequences associated with SUDs</w:t>
+      </w:r>
+      <w:r>
+        <w:t xml:space="preserve"> </w:t>
+      </w:r>
+      <w:r>
+        <w:t xml:space="preserve">(Guerrero et al., 2013; Kilaru et al., 2020; Pinedo, 2019; Schmidt et al., 2007)</w:t>
+      </w:r>
+      <w:r>
+        <w:t xml:space="preserve">. Among those who do receive treatment, dropout rates are higher compared to non-Hispanic White individuals</w:t>
+      </w:r>
+      <w:r>
+        <w:t xml:space="preserve"> </w:t>
+      </w:r>
+      <w:r>
+        <w:t xml:space="preserve">(</w:t>
+      </w:r>
       <w:r>
         <w:rPr>
           <w:b/>
           <w:bCs/>
         </w:rPr>
-        <w:t xml:space="preserve">Chapter 4:</w:t>
-      </w:r>
-      <w:r>
-        <w:t xml:space="preserve"> </w:t>
-      </w:r>
-      <w:r>
-        <w:t xml:space="preserve">Using sensing data to predict opioid lapse risk in a national sample of patients with opioid use disorder</w:t>
+        <w:t xml:space="preserve">salonerBlacksHispanicsAre2013?</w:t>
+      </w:r>
+      <w:r>
+        <w:t xml:space="preserve">)</w:t>
+      </w:r>
+      <w:r>
+        <w:t xml:space="preserve">. Hispanic and non-White individuals are also more likely to face socioeconomic barriers, including unemployment and housing instability.</w:t>
       </w:r>
     </w:p>
     <w:p>
@@ -737,65 +448,93 @@
         <w:pStyle w:val="BodyText"/>
       </w:pPr>
       <w:r>
-        <w:t xml:space="preserve">In this study, we will take advantage of an existing dataset of personal sensing data (1X daily EMA and geolocation) and opioid lapse reports from a national sample of people with opioid use disorder to predict immediate (i.e., in the next 24 hours) lapses back to opioid use.</w:t>
-      </w:r>
-    </w:p>
-    <w:p>
-      <w:pPr>
-        <w:pStyle w:val="BodyText"/>
-      </w:pPr>
-      <w:r>
-        <w:t xml:space="preserve">This study will allow us to generalize lapse prediction algorithms to other drugs beyond alcohol. Notably, a successful model will demonstrate that lapse prediction can be done with a drug where its use is illegal and people may be less willing to provide information about lapses and risk factors.</w:t>
-      </w:r>
-    </w:p>
-    <w:p>
-      <w:pPr>
-        <w:pStyle w:val="BodyText"/>
-      </w:pPr>
-      <w:r>
-        <w:t xml:space="preserve">These data also offer more diversity with regard to race/ethnicity and income. This will allow us to determine if improving the quality of the training data with respect to diversity is sufficient to address issues of fairness. These data also offer diversity across geographic location (e.g., rural vs. urban vs. suburban), likely another important factor in evaluating fairness.</w:t>
-      </w:r>
-    </w:p>
-    <w:p>
-      <w:pPr>
-        <w:pStyle w:val="BodyText"/>
-      </w:pPr>
-      <w:r>
-        <w:t xml:space="preserve">In this proposed study, model features will be derived from two complementary sensing methods: 1X daily EMA and continuous geolocation data. Geolocation sensing, a passive sensing method, could compliment EMA well. It could provide insight into information difficult to measure with self-report (e.g., the amount of time spent in risky locations, or changes in routine that could indicate life stressors) or that would add additional burden by increasing the number of questions on the EMA. Furthermore, by adding more data sources gives us more features and that could mean better personalization of predictions and recommendations for more people.</w:t>
-      </w:r>
-    </w:p>
-    <w:p>
-      <w:pPr>
-        <w:pStyle w:val="BodyText"/>
-      </w:pPr>
-      <w:r>
-        <w:t xml:space="preserve">Participants provided data for up to 12 months. This extended window of recovery (12 months vs. 3 months) is critical for evaluating the value of an algorithm intended for ongoing continuing care support and understanding how lapse risk evolves as people progress in their recovery (i.e., past 3 months). Unfortunately, our ability to address explanatory questions about the time course of lapse risk, and how individuals might cluster on different recovery trajectories is limited with traditional machine learning methods. These methods do not capture the repeated nature of sensing data. Each lapse prediction is treated as a new independent observation. We can account for the repeated observations in our sensing data by engineering features that capture individual changes over time to produce unbiased and precise estimates of predictive performance. However, more traditional time series models are better suited for understanding the temporal dynamics of lapse risk over long periods of recovery.</w:t>
-      </w:r>
-    </w:p>
-    <w:p>
-      <w:pPr>
-        <w:pStyle w:val="BodyText"/>
-      </w:pPr>
-      <w:r>
-        <w:t xml:space="preserve">The longer duration of participation also provides the opportunity to experiment with lagged prediction windows further than two weeks into the future (i.e., 1 month). However, in a machine learning framework, different models must be built to predict lapses at varying times in the future. For example, a recovery monitoring support system that detects both immediate lapse risk (i.e., in the next 24 hours) and future lapse risk (i.e, in the next 2 weeks and in the next month) would need three models. This approach is time consuming, cumbersome, and still only provides coarse understanding of time-course. Therefore, this study will only predict immediate lapse risk.</w:t>
-      </w:r>
-    </w:p>
-    <w:p>
-      <w:pPr>
-        <w:pStyle w:val="BodyText"/>
-      </w:pPr>
+        <w:t xml:space="preserve">Sexual minority populations experience disproportionately high rates of SUD compared to heterosexual populations</w:t>
+      </w:r>
+      <w:r>
+        <w:t xml:space="preserve"> </w:t>
+      </w:r>
+      <w:r>
+        <w:t xml:space="preserve">(</w:t>
+      </w:r>
       <w:r>
         <w:rPr>
           <w:b/>
           <w:bCs/>
         </w:rPr>
-        <w:t xml:space="preserve">Chapter 5:</w:t>
-      </w:r>
-      <w:r>
-        <w:t xml:space="preserve"> </w:t>
-      </w:r>
-      <w:r>
-        <w:t xml:space="preserve">State-space models for idiographic risk monitoring and recovery support recommendations</w:t>
+        <w:t xml:space="preserve">freitagVariationsSubstanceUse2021?</w:t>
+      </w:r>
+      <w:r>
+        <w:t xml:space="preserve">;</w:t>
+      </w:r>
+      <w:r>
+        <w:t xml:space="preserve"> </w:t>
+      </w:r>
+      <w:r>
+        <w:rPr>
+          <w:b/>
+          <w:bCs/>
+        </w:rPr>
+        <w:t xml:space="preserve">craneAlcoholUseDisorders2020?</w:t>
+      </w:r>
+      <w:r>
+        <w:t xml:space="preserve">)</w:t>
+      </w:r>
+      <w:r>
+        <w:t xml:space="preserve">. Some research suggests that these elevated rates are related to depleted coping mechanisms resulting from chronic minority stress and enacted stigma (e.g., discrimination, biased treatment, microaggressions)</w:t>
+      </w:r>
+      <w:r>
+        <w:t xml:space="preserve"> </w:t>
+      </w:r>
+      <w:r>
+        <w:t xml:space="preserve">(Krueger et al., 2020;</w:t>
+      </w:r>
+      <w:r>
+        <w:t xml:space="preserve"> </w:t>
+      </w:r>
+      <w:r>
+        <w:rPr>
+          <w:b/>
+          <w:bCs/>
+        </w:rPr>
+        <w:t xml:space="preserve">dyarSexualMinorityStress2023?</w:t>
+      </w:r>
+      <w:r>
+        <w:t xml:space="preserve">)</w:t>
+      </w:r>
+      <w:r>
+        <w:t xml:space="preserve">. These disparities intensify when sexual orientation intersects with other identities such as race or gender</w:t>
+      </w:r>
+      <w:r>
+        <w:t xml:space="preserve"> </w:t>
+      </w:r>
+      <w:r>
+        <w:t xml:space="preserve">(</w:t>
+      </w:r>
+      <w:r>
+        <w:rPr>
+          <w:b/>
+          <w:bCs/>
+        </w:rPr>
+        <w:t xml:space="preserve">freitagVariationsSubstanceUse2021?</w:t>
+      </w:r>
+      <w:r>
+        <w:t xml:space="preserve">;</w:t>
+      </w:r>
+      <w:r>
+        <w:t xml:space="preserve"> </w:t>
+      </w:r>
+      <w:r>
+        <w:rPr>
+          <w:b/>
+          <w:bCs/>
+        </w:rPr>
+        <w:t xml:space="preserve">kerridgePrevalenceSociodemographicCorrelates2017?</w:t>
+      </w:r>
+      <w:r>
+        <w:t xml:space="preserve">)</w:t>
+      </w:r>
+      <w:r>
+        <w:t xml:space="preserve">.</w:t>
       </w:r>
     </w:p>
     <w:p>
@@ -803,7 +542,46 @@
         <w:pStyle w:val="BodyText"/>
       </w:pPr>
       <w:r>
-        <w:t xml:space="preserve">In this study, we propose Hierarchical Bayesian state-space models as an alternative approach for prediction models. State-space models model measured inputs (e.g., ema responses, time spent in risky locations, time spent at home) and outputs (i.e., lapse or no lapse) from time series data with latent states. The hierarchical nature, will allow us to better use and understand time-varying information. State-space models explicitly model how the latent state of an individual’s lapse risk evolves over time.</w:t>
+        <w:t xml:space="preserve">Women are less likely than men to enter treatment</w:t>
+      </w:r>
+      <w:r>
+        <w:t xml:space="preserve"> </w:t>
+      </w:r>
+      <w:r>
+        <w:t xml:space="preserve">(Greenfield et al., 2007; Kilaru et al., 2020)</w:t>
+      </w:r>
+      <w:r>
+        <w:t xml:space="preserve"> </w:t>
+      </w:r>
+      <w:r>
+        <w:t xml:space="preserve">and more frequently experience barriers related to unemployment, financial dependence, psychiatric comorbidities, and childcare responsibilities. Women who are pregnant or have children often report avoiding treatment because they fear losing custody or having their baby removed</w:t>
+      </w:r>
+      <w:r>
+        <w:t xml:space="preserve"> </w:t>
+      </w:r>
+      <w:r>
+        <w:t xml:space="preserve">(Greenfield et al., 2007; Parlier-Ahmad et al., 2021)</w:t>
+      </w:r>
+      <w:r>
+        <w:t xml:space="preserve">. Women are also more vulnerable to adverse health and social consequences of SUDs</w:t>
+      </w:r>
+      <w:r>
+        <w:t xml:space="preserve"> </w:t>
+      </w:r>
+      <w:r>
+        <w:t xml:space="preserve">(McHugh et al., 2018)</w:t>
+      </w:r>
+      <w:r>
+        <w:t xml:space="preserve">. They typically show an accelerated progression from onset of use to treatment entry and develop severe symptoms over fewer years compared to men</w:t>
+      </w:r>
+      <w:r>
+        <w:t xml:space="preserve"> </w:t>
+      </w:r>
+      <w:r>
+        <w:t xml:space="preserve">(Campbell et al., 2018)</w:t>
+      </w:r>
+      <w:r>
+        <w:t xml:space="preserve">.</w:t>
       </w:r>
     </w:p>
     <w:p>
@@ -811,7 +589,35 @@
         <w:pStyle w:val="BodyText"/>
       </w:pPr>
       <w:r>
-        <w:t xml:space="preserve">Given the heterogeneity in lapse risk and the complex interactions between environment and individual differences, a time series model that use an individual’s own data to make future predictions may perform better than models trained at the group-level. Therefore, we will build an individual model for each participant using their own data. Although our immediate lapse risk models have been performing quite well, individual models could improve performance for our lagged prediction models. Individual models also may help mitigate issues of unfairness, as the model will weigh the individual’s own data more heavily than group level estimates.</w:t>
+        <w:t xml:space="preserve">Low-income individuals face heightened risk for developing SUD and greater challenges accessing treatment. Prior to the 2014 Affordable Care Act, financial barriers prevented many low-income individuals from accessing SUD treatment. The Affordable Care Act expanded Medicaid eligibility to include nearly all low-income individuals, broadening access to government-funded SUD treatment services. This expansion has also been shown to reduce racial and ethnic disparities in access to care, as minorities are disproportionately represented among low-income populations</w:t>
+      </w:r>
+      <w:r>
+        <w:t xml:space="preserve"> </w:t>
+      </w:r>
+      <w:r>
+        <w:t xml:space="preserve">(</w:t>
+      </w:r>
+      <w:r>
+        <w:rPr>
+          <w:b/>
+          <w:bCs/>
+        </w:rPr>
+        <w:t xml:space="preserve">lecookRacialEthnicDisparitiesSubstance2011?</w:t>
+      </w:r>
+      <w:r>
+        <w:t xml:space="preserve">)</w:t>
+      </w:r>
+      <w:r>
+        <w:t xml:space="preserve">. Nevertheless, low income remains associated with higher rates of SUD, more severe SUD, and co-occurence with socioenvironmental risk factors that can interfere with treatment and recovery</w:t>
+      </w:r>
+      <w:r>
+        <w:t xml:space="preserve"> </w:t>
+      </w:r>
+      <w:r>
+        <w:t xml:space="preserve">(Grant et al., 2015)</w:t>
+      </w:r>
+      <w:r>
+        <w:t xml:space="preserve">.</w:t>
       </w:r>
     </w:p>
     <w:p>
@@ -819,7 +625,54 @@
         <w:pStyle w:val="BodyText"/>
       </w:pPr>
       <w:r>
-        <w:t xml:space="preserve">Additionally, time series models could potentially improve the efficiency and performance of lagged prediction models. A single model can be used to predict a lapse at any point in the future, eliminating the need for multiple models for predicting immediate and future lapse risk.</w:t>
+        <w:t xml:space="preserve">Rural areas have higher SUD prevalence yet fewer treatment clinics and providers</w:t>
+      </w:r>
+      <w:r>
+        <w:t xml:space="preserve"> </w:t>
+      </w:r>
+      <w:r>
+        <w:t xml:space="preserve">(Lister et al., 2020)</w:t>
+      </w:r>
+      <w:r>
+        <w:t xml:space="preserve">. This imbalance results in a disproportionate SUD burden for rural residents, including elevated opioid overdose rates and treatment waitlists that may last months to years</w:t>
+      </w:r>
+      <w:r>
+        <w:t xml:space="preserve"> </w:t>
+      </w:r>
+      <w:r>
+        <w:t xml:space="preserve">(</w:t>
+      </w:r>
+      <w:r>
+        <w:rPr>
+          <w:b/>
+          <w:bCs/>
+        </w:rPr>
+        <w:t xml:space="preserve">sigmonAccessTreatmentOpioid2014?</w:t>
+      </w:r>
+      <w:r>
+        <w:t xml:space="preserve">)</w:t>
+      </w:r>
+      <w:r>
+        <w:t xml:space="preserve">. For individuals who do get treatment, services are often not near by. The time and financial costs associated with travel contribute to missed appointments and early treatment dropout. This is especially true for individuals receiving medication for OUD, who often must attend daily clinic visits for observed dosing. Stigma surrounding SUD treatment may also be higher in small rural communities where services are more visible and harder to access discreetly</w:t>
+      </w:r>
+      <w:r>
+        <w:t xml:space="preserve"> </w:t>
+      </w:r>
+      <w:r>
+        <w:t xml:space="preserve">(</w:t>
+      </w:r>
+      <w:r>
+        <w:rPr>
+          <w:b/>
+          <w:bCs/>
+        </w:rPr>
+        <w:t xml:space="preserve">woodLotPeopleCall2019?</w:t>
+      </w:r>
+      <w:r>
+        <w:t xml:space="preserve">)</w:t>
+      </w:r>
+      <w:r>
+        <w:t xml:space="preserve">.</w:t>
       </w:r>
     </w:p>
     <w:p>
@@ -827,7 +680,250 @@
         <w:pStyle w:val="BodyText"/>
       </w:pPr>
       <w:r>
-        <w:t xml:space="preserve">Therefore, in this study, we will evaluate the performance and fairness of a state-space model approach for opioid lapse risk prediction using the EMA and geolocation data set introduced in Chapter 4. We will evaluate both immediate (i.e., in the next 24 hours) and future (i.e., next 2 weeks and next 1 month) lapse risk.</w:t>
+        <w:t xml:space="preserve">Older adults (65+) are less likely to receive SUD treatment or perceive a need for treatment compared to younger age groups</w:t>
+      </w:r>
+      <w:r>
+        <w:t xml:space="preserve"> </w:t>
+      </w:r>
+      <w:r>
+        <w:t xml:space="preserve">(Choi et al., 2014; Kilaru et al., 2020)</w:t>
+      </w:r>
+      <w:r>
+        <w:t xml:space="preserve">. They are also more likely to experience complicating factors such as medical comorbidities, chronic pain and heightened sensitivity to medication interactions and side effects [</w:t>
+      </w:r>
+      <w:r>
+        <w:t xml:space="preserve">Kuerbis et al. (2014)</w:t>
+      </w:r>
+      <w:r>
+        <w:t xml:space="preserve">; Salive]. Additionally, factors such as being divorced or widowed, retired, or having fewer social activities may reduce opportunities for family or friends to notice harmful substance use. Doctors and clinicians may also attribute SUD symptoms to other health or age-related issues.</w:t>
+      </w:r>
+    </w:p>
+    <w:bookmarkEnd w:id="22"/>
+    <w:bookmarkStart w:id="23" w:name="relapse-prevention"/>
+    <w:p>
+      <w:pPr>
+        <w:pStyle w:val="Heading2"/>
+      </w:pPr>
+      <w:r>
+        <w:t xml:space="preserve">1.3 Relapse Prevention</w:t>
+      </w:r>
+    </w:p>
+    <w:p>
+      <w:pPr>
+        <w:pStyle w:val="FirstParagraph"/>
+      </w:pPr>
+      <w:r>
+        <w:t xml:space="preserve">Recovery from substance use disorders is a non-linear and dynamic process</w:t>
+      </w:r>
+      <w:r>
+        <w:t xml:space="preserve"> </w:t>
+      </w:r>
+      <w:r>
+        <w:t xml:space="preserve">(K. Witkiewitz &amp; Marlatt, 2004)</w:t>
+      </w:r>
+      <w:r>
+        <w:t xml:space="preserve">. Lapses back to substance use are common and, on their own, do not necessarily constitute relapse (i.e., a full return to problematic use). Nevertheless, lapses must precede relapse and therefore can be viewed as early warning signs, making them clinically meaningful targets for intervention and prevention.</w:t>
+      </w:r>
+    </w:p>
+    <w:p>
+      <w:pPr>
+        <w:pStyle w:val="BodyText"/>
+      </w:pPr>
+      <w:r>
+        <w:t xml:space="preserve">An extant relapse prevention literature has identified a range of intrapersonal precursors to lapse and relapse. These include self‑efficacy (i.e., confidence in one’s ability to maintain abstinence), craving, motivation, emotional states, and coping‑related or substance‑use behaviors</w:t>
+      </w:r>
+      <w:r>
+        <w:t xml:space="preserve"> </w:t>
+      </w:r>
+      <w:r>
+        <w:t xml:space="preserve">(Marlatt &amp; Donovan, 2007; K. A. Witkiewitz &amp; Marlatt, 2007; K. Witkiewitz &amp; Marlatt, 2004)</w:t>
+      </w:r>
+      <w:r>
+        <w:t xml:space="preserve">. These risk factors differ across individuals and within an individual over time. They interact with one another and with interpersonal and environmental situations to influence lapse risk</w:t>
+      </w:r>
+      <w:r>
+        <w:t xml:space="preserve"> </w:t>
+      </w:r>
+      <w:r>
+        <w:t xml:space="preserve">(K. Witkiewitz &amp; Marlatt, 2004;</w:t>
+      </w:r>
+      <w:r>
+        <w:t xml:space="preserve"> </w:t>
+      </w:r>
+      <w:r>
+        <w:rPr>
+          <w:b/>
+          <w:bCs/>
+        </w:rPr>
+        <w:t xml:space="preserve">stantonRelapsePreventionNeeds2005?</w:t>
+      </w:r>
+      <w:r>
+        <w:t xml:space="preserve">)</w:t>
+      </w:r>
+      <w:r>
+        <w:t xml:space="preserve">. For example, cravings are typically short-lived urges. Individuals in recovery-supportive environments may be able to ride out these cravings successfully. However, in unsupportive environments (e.g., locations with easily available alcohol or exposure to other substance-related cues), the likelihood of lapse increases. Given the complex, interactive, and time-varying nature of lapse risk, self-monitoring is difficult.</w:t>
+      </w:r>
+    </w:p>
+    <w:bookmarkEnd w:id="23"/>
+    <w:bookmarkStart w:id="24" w:name="recovery-monitoring-and-support-system"/>
+    <w:p>
+      <w:pPr>
+        <w:pStyle w:val="Heading2"/>
+      </w:pPr>
+      <w:r>
+        <w:t xml:space="preserve">1.4 Recovery Monitoring and Support System</w:t>
+      </w:r>
+    </w:p>
+    <w:p>
+      <w:pPr>
+        <w:pStyle w:val="FirstParagraph"/>
+      </w:pPr>
+      <w:r>
+        <w:t xml:space="preserve">An algorithm-guided recovery monitoring and support system could help individuals monitor their current and future risk of lapse and make adjustments in their activities and supports to meet their recovery goals after initial treatment. Such a tool could offer personalized, adaptive recommendations aligned with evidenced-based care and prompt individuals to engage with support at times of high risk. For example, individuals could receive daily messages about changes in their lapse risk and receive personalized recommendations based on top features contributing to their risk. Moreover, it would provide a scalable option for long-term monitoring and support to address the substantial unmet need for continuing care for SUDs.</w:t>
+      </w:r>
+    </w:p>
+    <w:p>
+      <w:pPr>
+        <w:pStyle w:val="BodyText"/>
+      </w:pPr>
+      <w:r>
+        <w:t xml:space="preserve">For such a system to exist, at least three pre-requisites must be met. One, the system must be able to collect a rich and densely sampled source (or sources) of risk-relevant data. Two, the system must have access to a model that can predict substance use with high performance and temporal precision and have interpretable model inputs for support recommendations to be mapped onto. Three, the model must perform fairly. The accuracy of the predictions and usefulness and relevance of the recommendations should be similar for everyone. Advances in both smartphone sensing</w:t>
+      </w:r>
+      <w:r>
+        <w:t xml:space="preserve"> </w:t>
+      </w:r>
+      <w:r>
+        <w:t xml:space="preserve">(Mohr et al., 2017)</w:t>
+      </w:r>
+      <w:r>
+        <w:t xml:space="preserve"> </w:t>
+      </w:r>
+      <w:r>
+        <w:t xml:space="preserve">and machine learning</w:t>
+      </w:r>
+      <w:r>
+        <w:t xml:space="preserve"> </w:t>
+      </w:r>
+      <w:r>
+        <w:t xml:space="preserve">(Hastie et al., 2009)</w:t>
+      </w:r>
+      <w:r>
+        <w:t xml:space="preserve"> </w:t>
+      </w:r>
+      <w:r>
+        <w:t xml:space="preserve">now make this possible.</w:t>
+      </w:r>
+    </w:p>
+    <w:p>
+      <w:pPr>
+        <w:pStyle w:val="BodyText"/>
+      </w:pPr>
+      <w:r>
+        <w:t xml:space="preserve">Smartphone sensing approaches (e.g., ecological momentary assessment [EMA], geolocation sensing) can provide the frequent, longitudinal measurement of proximal risk factors that is necessary for prediction of future lapses with high temporal precision. Individuals with substance use disorders have demonstrated a willingness to provide EMA over extended periods of time with adequate adherence</w:t>
+      </w:r>
+      <w:r>
+        <w:t xml:space="preserve"> </w:t>
+      </w:r>
+      <w:r>
+        <w:t xml:space="preserve">(Alexander et al., 2023; Jones et al., 2019; Wyant et al., 2023)</w:t>
+      </w:r>
+      <w:r>
+        <w:t xml:space="preserve">. Individuals with alcohol use disorder who provided geolocation data for up to three months reported generally finding this sensing method acceptable and being willing to provide the data for up to a year</w:t>
+      </w:r>
+      <w:r>
+        <w:t xml:space="preserve"> </w:t>
+      </w:r>
+      <w:r>
+        <w:t xml:space="preserve">(Wyant et al., 2023)</w:t>
+      </w:r>
+      <w:r>
+        <w:t xml:space="preserve">. Moreover, the proliferation of smartphone usage in recent years makes smartphone sensing a potentially scalable and equitable method for improving lapse risk monitoring. As of 2025, roughly 91% of Americans own a smartphone and smartphone ownership is consistently high (&gt;= 85%) across gender, race and ethnicity, socioeconomic status, and geographic location</w:t>
+      </w:r>
+      <w:r>
+        <w:t xml:space="preserve"> </w:t>
+      </w:r>
+      <w:r>
+        <w:t xml:space="preserve">(2025)</w:t>
+      </w:r>
+      <w:r>
+        <w:t xml:space="preserve">.</w:t>
+      </w:r>
+    </w:p>
+    <w:p>
+      <w:pPr>
+        <w:pStyle w:val="BodyText"/>
+      </w:pPr>
+      <w:r>
+        <w:t xml:space="preserve">Machine learning models can handle the high dimensional feature sets that may result from feature engineering densely sampled sensing data over time. They can also accommodate non-linear and interactive relationships between features and lapse probability. And methods from interpretable machine learning can be used to understand which risk features contribute most strongly to a lapse prediction for a specific individual at a specific moment in time. Studies have begun to demonstrate how sensing features can be used to predict substance use with high accuracy</w:t>
+      </w:r>
+      <w:r>
+        <w:t xml:space="preserve"> </w:t>
+      </w:r>
+      <w:r>
+        <w:t xml:space="preserve">(S. Bae et al., 2018; S. W. Bae et al., 2023; Heinz et al., 2025; Soyster et al., 2022; Walters et al., 2021)</w:t>
+      </w:r>
+      <w:r>
+        <w:t xml:space="preserve">. While these studies are promising, they are limited in their generalizability to a recovery monitoring and support system. First, the majority of these studies pedict substance use episodes in non-treatment seeking populations</w:t>
+      </w:r>
+      <w:r>
+        <w:t xml:space="preserve"> </w:t>
+      </w:r>
+      <w:r>
+        <w:t xml:space="preserve">(S. Bae et al., 2018; S. W. Bae et al., 2023; Soyster et al., 2022; Walters et al., 2021)</w:t>
+      </w:r>
+      <w:r>
+        <w:t xml:space="preserve">. The precursors to goal-inconsistent substance use (i.e., lapses) in populations with substance use disorder may vastly differ from planned or intentional substance use episodes. Second, none of these studies explicitly assessed the fairness of the machine learning models. An automated recovery monitoring and support system offers opportunity for mitigating many of the accessibility, affordability, and stigma barriers that contribute to treatment disparities. However, algorithms that perform favorably for only a single majority group could widen existing disparities in access to resources and important clinical outcomes</w:t>
+      </w:r>
+      <w:r>
+        <w:t xml:space="preserve"> </w:t>
+      </w:r>
+      <w:r>
+        <w:t xml:space="preserve">(Timmons et al., 2023)</w:t>
+      </w:r>
+      <w:r>
+        <w:t xml:space="preserve">.</w:t>
+      </w:r>
+    </w:p>
+    <w:bookmarkEnd w:id="24"/>
+    <w:bookmarkStart w:id="25" w:name="specific-aims"/>
+    <w:p>
+      <w:pPr>
+        <w:pStyle w:val="Heading2"/>
+      </w:pPr>
+      <w:r>
+        <w:t xml:space="preserve">1.5 Specific Aims</w:t>
+      </w:r>
+    </w:p>
+    <w:p>
+      <w:pPr>
+        <w:pStyle w:val="FirstParagraph"/>
+      </w:pPr>
+      <w:r>
+        <w:t xml:space="preserve">This dissertation presents a series of studies aimed at addressing current limitations in the lapse prediction literature. Specifically, we designed three studies to develop fair and temporally precise machine learning models for predicting lapse risk for alcohol and opioid use that could be used in a recovery monitoring support system.</w:t>
+      </w:r>
+    </w:p>
+    <w:p>
+      <w:pPr>
+        <w:pStyle w:val="BodyText"/>
+      </w:pPr>
+      <w:r>
+        <w:t xml:space="preserve">To achieve this goal, we used two clinical samples of participants in early recovery from alcohol (Studies 1–2) and opioid use (Study 3) disorders with reported goals of abstinence. In Study 1 (Chapter 2), we developed three separate models that provide hour-by-hour probabilities of a future lapse back to alcohol use with increasing temporal precision: lapses in the next week, next day, and next hour. Model features were engineered from raw scores and longitudinal changes in responses to 4× daily EMAs. We used Shapley values to interpret how EMA features influenced lapse probability both across individuals and for specific lapse probability predictions.</w:t>
+      </w:r>
+    </w:p>
+    <w:p>
+      <w:pPr>
+        <w:pStyle w:val="BodyText"/>
+      </w:pPr>
+      <w:r>
+        <w:t xml:space="preserve">In Study 2 (Chapter 3), we demonstrated how the same 4× daily EMA data could be used to predict alcohol lapses occurring within a 24-hour window up to two weeks into the future. We examined several lags between the prediction time point and the start of the prediction window: 1 day, 3 days, 1 week, and 2 weeks. These models with lagged prediction windows provide insight into lapse risk with the added benefit of advanced warning, giving individuals extra time to make behavioral, social, or lifestyle changes. Study 2 also extended model evaluation to include fairness analyses by comparing model performance across subgroups with documented disparities in treatment access and outcomes.</w:t>
+      </w:r>
+    </w:p>
+    <w:p>
+      <w:pPr>
+        <w:pStyle w:val="BodyText"/>
+      </w:pPr>
+      <w:r>
+        <w:t xml:space="preserve">In Study 3 (Chapter 4), we extended lapse prediction to opioid use using a national sample of participants with opioid use disorder. This allowed us to evaluate whether lapse prediction algorithms generalize beyond alcohol to substances where use is illegal and lapses may be underreported. The dataset also included greater diversity in race/ethnicity, income, and geographic location (i.e., rural and urban settings), enabling evaluation of model fairness across a broader set of demographic groups. Model features were derived from both 1× daily EMA and passive geolocation sensing, capturing self-reported risk factors as well as behavioral patterns such as time spent in potentially high-risk locations and changes in routine. We also explored alternative methods for quantifying important features that could be communicated to individuals to explain lapse risk.</w:t>
       </w:r>
     </w:p>
     <w:bookmarkEnd w:id="25"/>
@@ -1051,7 +1147,7 @@
         <w:t xml:space="preserve"> </w:t>
       </w:r>
       <w:r>
-        <w:t xml:space="preserve">(Bae et al., 2018; Chih et al., 2014; Epstein et al., 2020; Moshontz et al., 2021; Soyster et al., 2022; Wyant et al., 2023)</w:t>
+        <w:t xml:space="preserve">(S. Bae et al., 2018; Chih et al., 2014; Epstein et al., 2020; Moshontz et al., 2021; Soyster et al., 2022; Wyant et al., 2023)</w:t>
       </w:r>
       <w:r>
         <w:t xml:space="preserve">.</w:t>
@@ -1131,7 +1227,7 @@
         <w:t xml:space="preserve"> </w:t>
       </w:r>
       <w:r>
-        <w:t xml:space="preserve">(Bae et al., 2018; Chih et al., 2014; Soyster et al., 2022; Walters et al., 2021)</w:t>
+        <w:t xml:space="preserve">(S. Bae et al., 2018; Chih et al., 2014; Soyster et al., 2022; Walters et al., 2021)</w:t>
       </w:r>
       <w:r>
         <w:t xml:space="preserve">. This research is important because it rigorously required strict temporal ordering necessary for true prediction, with features measured before alcohol use outcomes. It also used resampling methods (e.g., cross-validation) that prioritize model generalizability to increase the likelihood these models will perform well with new people.</w:t>
@@ -1148,7 +1244,7 @@
         <w:t xml:space="preserve"> </w:t>
       </w:r>
       <w:r>
-        <w:t xml:space="preserve">(Bae et al., 2018; Soyster et al., 2022)</w:t>
+        <w:t xml:space="preserve">(S. Bae et al., 2018; Soyster et al., 2022)</w:t>
       </w:r>
       <w:r>
         <w:t xml:space="preserve">. Other models have been developed to predict hazardous alcohol use in non-treatment-seeking populations</w:t>
@@ -6912,7 +7008,20 @@
         <w:t xml:space="preserve">, substantial co-morbidity with other physical and mental health problems</w:t>
       </w:r>
       <w:r>
-        <w:t xml:space="preserve">(Dennis &amp; Scott, 2007; Substance Abuse and Mental Health Services Administration, n.d.)</w:t>
+        <w:t xml:space="preserve">(Dennis &amp; Scott, 2007;</w:t>
+      </w:r>
+      <w:r>
+        <w:t xml:space="preserve"> </w:t>
+      </w:r>
+      <w:r>
+        <w:rPr>
+          <w:b/>
+          <w:bCs/>
+        </w:rPr>
+        <w:t xml:space="preserve">substanceabuseandmentalhealthservicesadministration2023NSDUHDetailed?</w:t>
+      </w:r>
+      <w:r>
+        <w:t xml:space="preserve">)</w:t>
       </w:r>
       <w:r>
         <w:t xml:space="preserve">, and an increased risk of mortality</w:t>
@@ -6921,7 +7030,20 @@
         <w:t xml:space="preserve"> </w:t>
       </w:r>
       <w:r>
-        <w:t xml:space="preserve">(Centers for Disease Control and Prevention (CDC), n.d.; Hedegaard et al., n.d.)</w:t>
+        <w:t xml:space="preserve">(Centers for Disease Control and Prevention (CDC), n.d.;</w:t>
+      </w:r>
+      <w:r>
+        <w:t xml:space="preserve"> </w:t>
+      </w:r>
+      <w:r>
+        <w:rPr>
+          <w:b/>
+          <w:bCs/>
+        </w:rPr>
+        <w:t xml:space="preserve">hedegaardDrugOverdoseDeaths?</w:t>
+      </w:r>
+      <w:r>
+        <w:t xml:space="preserve">)</w:t>
       </w:r>
       <w:r>
         <w:t xml:space="preserve">. Too few individuals receive medications or clinician-delivered interventions to help them initially achieve abstinence and/or reduce harms associated with their use</w:t>
@@ -6930,7 +7052,17 @@
         <w:t xml:space="preserve"> </w:t>
       </w:r>
       <w:r>
-        <w:t xml:space="preserve">(Substance Abuse and Mental Health Services Administration, n.d.)</w:t>
+        <w:t xml:space="preserve">(</w:t>
+      </w:r>
+      <w:r>
+        <w:rPr>
+          <w:b/>
+          <w:bCs/>
+        </w:rPr>
+        <w:t xml:space="preserve">substanceabuseandmentalhealthservicesadministration2023NSDUHDetailed?</w:t>
+      </w:r>
+      <w:r>
+        <w:t xml:space="preserve">)</w:t>
       </w:r>
       <w:r>
         <w:t xml:space="preserve">. Yet, this problem is even worse for subsequent continuing care during SUD recovery. Continuing care, including both risk monitoring and ongoing support, is the gold standard for managing chronic health conditions such as diabetes, asthma, and HIV. Yet, continuing care for SUDs is largely lacking despite ample evidence that SUDs are chronic, relapsing conditions</w:t>
@@ -6939,7 +7071,20 @@
         <w:t xml:space="preserve"> </w:t>
       </w:r>
       <w:r>
-        <w:t xml:space="preserve">(Socías et al., 2016; Stanojlović &amp; Davidson, 2021; Substance Abuse and Mental Health Services Administration, n.d.)</w:t>
+        <w:t xml:space="preserve">(Socías et al., 2016; Stanojlović &amp; Davidson, 2021;</w:t>
+      </w:r>
+      <w:r>
+        <w:t xml:space="preserve"> </w:t>
+      </w:r>
+      <w:r>
+        <w:rPr>
+          <w:b/>
+          <w:bCs/>
+        </w:rPr>
+        <w:t xml:space="preserve">substanceabuseandmentalhealthservicesadministration2023NSDUHDetailed?</w:t>
+      </w:r>
+      <w:r>
+        <w:t xml:space="preserve">)</w:t>
       </w:r>
       <w:r>
         <w:t xml:space="preserve">.</w:t>
@@ -7041,7 +7186,17 @@
         <w:t xml:space="preserve"> </w:t>
       </w:r>
       <w:r>
-        <w:t xml:space="preserve">(Wyant et al., 2024)</w:t>
+        <w:t xml:space="preserve">(</w:t>
+      </w:r>
+      <w:r>
+        <w:rPr>
+          <w:b/>
+          <w:bCs/>
+        </w:rPr>
+        <w:t xml:space="preserve">wyantMachineLearningModels2023?</w:t>
+      </w:r>
+      <w:r>
+        <w:t xml:space="preserve">)</w:t>
       </w:r>
       <w:r>
         <w:t xml:space="preserve">. They can also accommodate non-linear and interactive relationships between features and lapse probability that are likely necessary for accurate prediction of lapse probability. And rapid advances in the tools for interpretable machine learning (e.g, Shapley values</w:t>
@@ -7067,7 +7222,20 @@
         <w:t xml:space="preserve"> </w:t>
       </w:r>
       <w:r>
-        <w:t xml:space="preserve">(Bae et al., 2018; Soyster et al., 2022; Walters et al., 2021; Wyant et al., 2024)</w:t>
+        <w:t xml:space="preserve">(S. Bae et al., 2018; Soyster et al., 2022; Walters et al., 2021;</w:t>
+      </w:r>
+      <w:r>
+        <w:t xml:space="preserve"> </w:t>
+      </w:r>
+      <w:r>
+        <w:rPr>
+          <w:b/>
+          <w:bCs/>
+        </w:rPr>
+        <w:t xml:space="preserve">wyantMachineLearningModels2023?</w:t>
+      </w:r>
+      <w:r>
+        <w:t xml:space="preserve">)</w:t>
       </w:r>
       <w:r>
         <w:t xml:space="preserve">. This research is important because it rigorously required strict temporal ordering necessary for true prediction, with features measured before alcohol use outcomes. It also used resampling methods (e.g., cross-validation) that prioritize model generalizability to increase the likelihood these models will perform well with new people. And perhaps most importantly,</w:t>
@@ -7076,7 +7244,17 @@
         <w:t xml:space="preserve"> </w:t>
       </w:r>
       <w:r>
-        <w:t xml:space="preserve">Wyant et al. (2024)</w:t>
+        <w:t xml:space="preserve">(</w:t>
+      </w:r>
+      <w:r>
+        <w:rPr>
+          <w:b/>
+          <w:bCs/>
+        </w:rPr>
+        <w:t xml:space="preserve">wyantMachineLearningModels2023?</w:t>
+      </w:r>
+      <w:r>
+        <w:t xml:space="preserve">)</w:t>
       </w:r>
       <w:r>
         <w:t xml:space="preserve"> </w:t>
@@ -7090,7 +7268,17 @@
         <w:pStyle w:val="BodyText"/>
       </w:pPr>
       <w:r>
-        <w:t xml:space="preserve">Wyant et al. (2024)</w:t>
+        <w:t xml:space="preserve">(</w:t>
+      </w:r>
+      <w:r>
+        <w:rPr>
+          <w:b/>
+          <w:bCs/>
+        </w:rPr>
+        <w:t xml:space="preserve">wyantMachineLearningModels2023?</w:t>
+      </w:r>
+      <w:r>
+        <w:t xml:space="preserve">)</w:t>
       </w:r>
       <w:r>
         <w:t xml:space="preserve">’s next day lapse prediction model can provide personalized support recommendations to address immediate risks for possible lapses in that next day. Features derived from past EMAs can be updated in the early morning to yield the predicted lapse probability for an individual that day. Personalized supports that target the top features contributing to that prediction can be provided to assist them that day. For example, if predicted lapse probability is high due to recent frequent craving, they could be reminded about the benefits of urge surfing or distracting activities during brief periods when cravings arise. Conversely, guided relaxation techniques could be recommended if lapse probability was high due to recent past and anticipated stressors that day. Patients could also be assisted to implement any of these recommendations by videos or other tools within a digital therapeutic. Curtin and colleagues are currently evaluating outcomes associated with the use of this</w:t>
@@ -7111,7 +7299,17 @@
         <w:t xml:space="preserve"> </w:t>
       </w:r>
       <w:r>
-        <w:t xml:space="preserve">(Wyant et al., in prep)</w:t>
+        <w:t xml:space="preserve">(</w:t>
+      </w:r>
+      <w:r>
+        <w:rPr>
+          <w:b/>
+          <w:bCs/>
+        </w:rPr>
+        <w:t xml:space="preserve">wyantOptimizingMessageComponentsinprep?</w:t>
+      </w:r>
+      <w:r>
+        <w:t xml:space="preserve">)</w:t>
       </w:r>
       <w:r>
         <w:t xml:space="preserve">.</w:t>
@@ -7412,7 +7610,7 @@
         <w:t xml:space="preserve"> </w:t>
       </w:r>
       <w:r>
-        <w:t xml:space="preserve">(Derogatis, L.R., n.d.)</w:t>
+        <w:t xml:space="preserve">(Derogatis, L.R., 2000)</w:t>
       </w:r>
       <w:r>
         <w:t xml:space="preserve">) to characterize our sample. DSM-5 AUD symptom count and presence of psychological symptoms were also used to determine eligibility. Demographic information was included as features in our models. A subset of these variables (sex at birth, race, ethnicity, and income) were used for model fairness analyses, as they have documented disparities in treatment access and outcomes.</w:t>
@@ -8103,7 +8301,7 @@
         <w:t xml:space="preserve"> </w:t>
       </w:r>
       <w:r>
-        <w:t xml:space="preserve">presents the full posterior probability distributions for auROC for each model (no lag, 1-day, 3-day, 1-week, and 2-week lag). The median auROCs from these posterior distributions were 0.90 (no lag), 0.88 (1-day lag), 0.87 (3-day lag), 0.86 (1-week lag), and 0.84 (2-week lag). These values represent our best estimates for the magnitude of the auROC parameter for each model. The 95% Bayesian CI for the auROCs for these models were relatively narrow and did not contain 0.5: no lag [0.88-0.92], 1-day lag [0.86-0.90], 3-day lag [0.85-0.89], 1-week lag [0.84-0.88], 2-week lag [0.81-0.86].</w:t>
+        <w:t xml:space="preserve">presents the full posterior probability distributions for auROC for each model (no lag, 1-day, 3-day, 1-week, and 2-week lag). The median auROCs from these posterior distributions were 0.91 (no lag), 0.89 (1-day lag), 0.88 (3-day lag), 0.87 (1-week lag), and 0.85 (2-week lag). These values represent our best estimates for the magnitude of the auROC parameter for each model. The 95% Bayesian CI for the auROCs for these models were relatively narrow and did not contain 0.5: no lag [0.90-0.92], 1-day lag [0.88-0.90], 3-day lag [0.87-0.90], 1-week lag [0.85-0.88], 2-week lag [0.83-0.87].</w:t>
       </w:r>
     </w:p>
     <w:tbl>
@@ -8237,7 +8435,7 @@
         <w:t xml:space="preserve"> </w:t>
       </w:r>
       <w:r>
-        <w:t xml:space="preserve">presents the median difference in auROC, 95% Bayesian CI, and posterior probability that that the auROC difference was greater than 0 for all baseline and adjacent lag contrasts. Median auROC differences greater than 0 indicate the more immediate model, on average, out-performed the more lagged model (e.g., no lag - 1-day lag, 1-day lag - 3-day lag). There was strong evidence (probabilities &gt; .98) that the lagged models performed worse than the baseline (no lag) model, with average drops in auROC ranging from 0.02-0.06, and the previous adjacent lagged model, with average drops in auROC ranging from 0.01-0.02.</w:t>
+        <w:t xml:space="preserve">presents the median difference in auROC, 95% Bayesian CI, and posterior probability that that the auROC difference was greater than 0 for all baseline and adjacent lag contrasts. Median auROC differences greater than 0 indicate the more immediate model, on average, out-performed the more lagged model (e.g., no lag - 1-day lag, 1-day lag - 3-day lag). There was strong evidence (probabilities &gt; .98) that the lagged models performed worse than the baseline (no lag) model, with average drops in auROC ranging from -0.06–0.02, and the previous adjacent lagged model, with average drops in auROC ranging from -0.02–0.01.</w:t>
       </w:r>
     </w:p>
     <w:tbl>
@@ -8963,7 +9161,7 @@
         <w:t xml:space="preserve"> </w:t>
       </w:r>
       <w:r>
-        <w:t xml:space="preserve">we present fairness analyses for our baseline model (no lag) and for our longest lagged model (2-week lag), as this is likely the most clinically useful lagged model for providing advanced warning of lapse risk. There was strong evidence (probabilities &gt; .96) that our models performed better for the advantaged groups compared to the non-advantaged groups. On average, across all five models, there was a median decrease in auROC of 0.15 (range 0.11-0.27) for participants who were not White compared to non-Hispanic White participants. On average, across all five models, there was a median decrease in auROC of 0.05 (range 0.04-0.10) for female participants compared to male participants. On average, across all five models, there was a median decrease in auROC of 0.04 (range 0.03-0.06) for participants below the federal poverty line compared to participants above the federal poverty line.</w:t>
+        <w:t xml:space="preserve">we present fairness analyses for our baseline model (no lag) and for our longest lagged model (2-week lag), as this is likely the most clinically useful lagged model for providing advanced warning of lapse risk. There was strong evidence (probabilities &gt; .96) that our models performed better for the advantaged groups compared to the non-advantaged groups. On average, across all five models, there was a median decrease in auROC of NA (range NA-NA) for participants who were not White compared to non-Hispanic White participants. On average, across all five models, there was a median decrease in auROC of NA (range NA-NA) for female participants compared to male participants. On average, across all five models, there was a median decrease in auROC of NA (range NA-NA) for participants below the federal poverty line compared to participants above the federal poverty line.</w:t>
       </w:r>
     </w:p>
     <w:tbl>
@@ -9766,7 +9964,17 @@
         <w:t xml:space="preserve"> </w:t>
       </w:r>
       <w:r>
-        <w:t xml:space="preserve">(Wyant et al., 2024)</w:t>
+        <w:t xml:space="preserve">(</w:t>
+      </w:r>
+      <w:r>
+        <w:rPr>
+          <w:b/>
+          <w:bCs/>
+        </w:rPr>
+        <w:t xml:space="preserve">wyantMachineLearningModels2023?</w:t>
+      </w:r>
+      <w:r>
+        <w:t xml:space="preserve">)</w:t>
       </w:r>
       <w:r>
         <w:t xml:space="preserve">, we failed to assess model fairness. In recent years, the machine learning field has begun to understand the critical importance of evaluating model fairness when algorithms are used to inform important decisions (e.g., healthcare services offered, eligibility for loans, early parole). Algorithms that perform favorably for only a single majority group could widen existing disparities in access to resources and important clinical outcomes</w:t>
@@ -9810,7 +10018,17 @@
         <w:t xml:space="preserve"> </w:t>
       </w:r>
       <w:r>
-        <w:t xml:space="preserve">(Wyant et al., in prep)</w:t>
+        <w:t xml:space="preserve">(</w:t>
+      </w:r>
+      <w:r>
+        <w:rPr>
+          <w:b/>
+          <w:bCs/>
+        </w:rPr>
+        <w:t xml:space="preserve">wyantOptimizingMessageComponentsinprep?</w:t>
+      </w:r>
+      <w:r>
+        <w:t xml:space="preserve">)</w:t>
       </w:r>
       <w:r>
         <w:t xml:space="preserve">. In a separate project, we recruited a national sample of participants with opioid use disorder</w:t>
@@ -9865,7 +10083,17 @@
         <w:t xml:space="preserve"> </w:t>
       </w:r>
       <w:r>
-        <w:t xml:space="preserve">(Walitzer &amp; Dearing, 2006)</w:t>
+        <w:t xml:space="preserve">(</w:t>
+      </w:r>
+      <w:r>
+        <w:rPr>
+          <w:b/>
+          <w:bCs/>
+        </w:rPr>
+        <w:t xml:space="preserve">walitzerGenderDifferencesAlcohol2006a?</w:t>
+      </w:r>
+      <w:r>
+        <w:t xml:space="preserve">)</w:t>
       </w:r>
       <w:r>
         <w:t xml:space="preserve">, hormonal changes</w:t>
@@ -9874,7 +10102,17 @@
         <w:t xml:space="preserve"> </w:t>
       </w:r>
       <w:r>
-        <w:t xml:space="preserve">(McHugh et al., 2018)</w:t>
+        <w:t xml:space="preserve">(</w:t>
+      </w:r>
+      <w:r>
+        <w:rPr>
+          <w:b/>
+          <w:bCs/>
+        </w:rPr>
+        <w:t xml:space="preserve">mchughSexGenderDifferences2018a?</w:t>
+      </w:r>
+      <w:r>
+        <w:t xml:space="preserve">)</w:t>
       </w:r>
       <w:r>
         <w:t xml:space="preserve">), and other groups underrepresented in the literature more broadly.</w:t>
@@ -9935,7 +10173,17 @@
         <w:t xml:space="preserve"> </w:t>
       </w:r>
       <w:r>
-        <w:t xml:space="preserve">(Wyant et al., in prep)</w:t>
+        <w:t xml:space="preserve">(</w:t>
+      </w:r>
+      <w:r>
+        <w:rPr>
+          <w:b/>
+          <w:bCs/>
+        </w:rPr>
+        <w:t xml:space="preserve">wyantOptimizingMessageComponentsinprep?</w:t>
+      </w:r>
+      <w:r>
+        <w:t xml:space="preserve">)</w:t>
       </w:r>
       <w:r>
         <w:t xml:space="preserve">.</w:t>
@@ -9978,7 +10226,17 @@
         <w:t xml:space="preserve"> </w:t>
       </w:r>
       <w:r>
-        <w:t xml:space="preserve">(Pulick et al., under review)</w:t>
+        <w:t xml:space="preserve">(</w:t>
+      </w:r>
+      <w:r>
+        <w:rPr>
+          <w:b/>
+          <w:bCs/>
+        </w:rPr>
+        <w:t xml:space="preserve">pulickIdiographicLapsePredictionunderreview?</w:t>
+      </w:r>
+      <w:r>
+        <w:t xml:space="preserve">)</w:t>
       </w:r>
       <w:r>
         <w:t xml:space="preserve">. Additionally, reinforcement learning could potentially be used for adaptive EMA sampling. For example, each day the algorithm could make a decision to send out an EMA or not based on inferred latent states of the individual based on previous EMA responses and predicted probability of lapse.</w:t>
@@ -10104,7 +10362,7 @@
       </w:r>
     </w:p>
     <w:bookmarkEnd w:id="144"/>
-    <w:bookmarkStart w:id="145" w:name="specific-aims"/>
+    <w:bookmarkStart w:id="145" w:name="specific-aims-1"/>
     <w:p>
       <w:pPr>
         <w:pStyle w:val="Heading2"/>
@@ -15020,7 +15278,7 @@
     <w:bookmarkEnd w:id="160"/>
     <w:bookmarkEnd w:id="161"/>
     <w:bookmarkEnd w:id="162"/>
-    <w:bookmarkStart w:id="323" w:name="Xf5581b66f43728ef5ffd992cdda23f782393606"/>
+    <w:bookmarkStart w:id="341" w:name="Xf5581b66f43728ef5ffd992cdda23f782393606"/>
     <w:p>
       <w:pPr>
         <w:pStyle w:val="Heading1"/>
@@ -15072,7 +15330,7 @@
       </w:r>
     </w:p>
     <w:bookmarkEnd w:id="163"/>
-    <w:bookmarkStart w:id="164" w:name="specific-aims-1"/>
+    <w:bookmarkStart w:id="164" w:name="specific-aims-2"/>
     <w:p>
       <w:pPr>
         <w:pStyle w:val="Heading2"/>
@@ -15152,7 +15410,7 @@
       </w:r>
     </w:p>
     <w:bookmarkEnd w:id="164"/>
-    <w:bookmarkStart w:id="322" w:name="methods-1"/>
+    <w:bookmarkStart w:id="340" w:name="methods-1"/>
     <w:p>
       <w:pPr>
         <w:pStyle w:val="Heading2"/>
@@ -15186,7 +15444,7 @@
         <w:t xml:space="preserve">for a complete description of the data set and study procedures.</w:t>
       </w:r>
     </w:p>
-    <w:bookmarkStart w:id="321" w:name="planned-data-analyses-1"/>
+    <w:bookmarkStart w:id="339" w:name="planned-data-analyses-1"/>
     <w:p>
       <w:pPr>
         <w:pStyle w:val="Heading3"/>
@@ -15709,7 +15967,7 @@
       </w:r>
     </w:p>
     <w:bookmarkEnd w:id="167"/>
-    <w:bookmarkStart w:id="320" w:name="model-fairness-1"/>
+    <w:bookmarkStart w:id="338" w:name="model-fairness-1"/>
     <w:p>
       <w:pPr>
         <w:pStyle w:val="Heading4"/>
@@ -15726,13 +15984,114 @@
         <w:t xml:space="preserve">We will calculate the median posterior probability and 95% Bayesian CI for auROC for our immediate model separately by race/ethnicity (not White vs. non-Hispanic White), income (below $25,000 vs. above $25,000), sex at birth (female vs. male), and location (rural vs. other). We will conduct Bayesian group comparisons to assess the likelihood that each model performs differently by group. We will report the precise posterior probability for the difference in auROCs and the 95% Bayesian CIs for each model comparison.</w:t>
       </w:r>
     </w:p>
-    <w:bookmarkStart w:id="319" w:name="refs"/>
-    <w:bookmarkStart w:id="168" w:name="ref-ARDIAlcoholAttributableDeaths"/>
+    <w:bookmarkStart w:id="337" w:name="refs"/>
+    <w:bookmarkStart w:id="169" w:name="ref-alexanderUseEcologicalMomentary2023"/>
     <w:p>
       <w:pPr>
         <w:pStyle w:val="Bibliography"/>
       </w:pPr>
       <w:r>
+        <w:t xml:space="preserve">Alexander, K., Sanjuan, P., &amp; Terplan, M. (2023). The</w:t>
+      </w:r>
+      <w:r>
+        <w:t xml:space="preserve"> </w:t>
+      </w:r>
+      <w:r>
+        <w:t xml:space="preserve">Use</w:t>
+      </w:r>
+      <w:r>
+        <w:t xml:space="preserve"> </w:t>
+      </w:r>
+      <w:r>
+        <w:t xml:space="preserve">of</w:t>
+      </w:r>
+      <w:r>
+        <w:t xml:space="preserve"> </w:t>
+      </w:r>
+      <w:r>
+        <w:t xml:space="preserve">Ecological Momentary Assessment Methods</w:t>
+      </w:r>
+      <w:r>
+        <w:t xml:space="preserve"> </w:t>
+      </w:r>
+      <w:r>
+        <w:t xml:space="preserve">with</w:t>
+      </w:r>
+      <w:r>
+        <w:t xml:space="preserve"> </w:t>
+      </w:r>
+      <w:r>
+        <w:t xml:space="preserve">People Receiving Medication</w:t>
+      </w:r>
+      <w:r>
+        <w:t xml:space="preserve"> </w:t>
+      </w:r>
+      <w:r>
+        <w:t xml:space="preserve">for</w:t>
+      </w:r>
+      <w:r>
+        <w:t xml:space="preserve"> </w:t>
+      </w:r>
+      <w:r>
+        <w:t xml:space="preserve">Opioid Use Disorder</w:t>
+      </w:r>
+      <w:r>
+        <w:t xml:space="preserve">:</w:t>
+      </w:r>
+      <w:r>
+        <w:t xml:space="preserve"> </w:t>
+      </w:r>
+      <w:r>
+        <w:t xml:space="preserve">A Systematic Review</w:t>
+      </w:r>
+      <w:r>
+        <w:t xml:space="preserve">.</w:t>
+      </w:r>
+      <w:r>
+        <w:t xml:space="preserve"> </w:t>
+      </w:r>
+      <w:r>
+        <w:rPr>
+          <w:i/>
+          <w:iCs/>
+        </w:rPr>
+        <w:t xml:space="preserve">Current Addiction Reports</w:t>
+      </w:r>
+      <w:r>
+        <w:t xml:space="preserve">,</w:t>
+      </w:r>
+      <w:r>
+        <w:t xml:space="preserve"> </w:t>
+      </w:r>
+      <w:r>
+        <w:rPr>
+          <w:i/>
+          <w:iCs/>
+        </w:rPr>
+        <w:t xml:space="preserve">10</w:t>
+      </w:r>
+      <w:r>
+        <w:t xml:space="preserve">(3), 366–377.</w:t>
+      </w:r>
+      <w:r>
+        <w:t xml:space="preserve"> </w:t>
+      </w:r>
+      <w:hyperlink r:id="rId168">
+        <w:r>
+          <w:rPr>
+            <w:rStyle w:val="Hyperlink"/>
+          </w:rPr>
+          <w:t xml:space="preserve">https://doi.org/10.1007/s40429-023-00492-5</w:t>
+        </w:r>
+      </w:hyperlink>
+    </w:p>
+    <w:bookmarkEnd w:id="169"/>
+    <w:bookmarkStart w:id="170" w:name="ref-ARDIAlcoholAttributableDeaths"/>
+    <w:p>
+      <w:pPr>
+        <w:pStyle w:val="Bibliography"/>
+      </w:pPr>
+      <w:r>
         <w:rPr>
           <w:i/>
           <w:iCs/>
@@ -15785,13 +16144,110 @@
         <w:t xml:space="preserve">. (n.d.). https://nccd.cdc.gov/DPH_ARDI/Default/Report.aspx?T=AAM&amp;P=F1F85724-AEC5-4421-BC88-3E8899866842&amp;R=EACE3036-77C9-4893-9F93-17A5E1FEBE01&amp;M=7F40785C-D481-440A-970F-50EFBD21B35B&amp;F=&amp;D=.</w:t>
       </w:r>
     </w:p>
-    <w:bookmarkEnd w:id="168"/>
-    <w:bookmarkStart w:id="170" w:name="ref-baeMobilePhoneSensors2018"/>
+    <w:bookmarkEnd w:id="170"/>
+    <w:bookmarkStart w:id="172" w:name="ref-baeLeveragingMobilePhone2023"/>
     <w:p>
       <w:pPr>
         <w:pStyle w:val="Bibliography"/>
       </w:pPr>
       <w:r>
+        <w:t xml:space="preserve">Bae, S. W., Suffoletto, B., Zhang, T., Chung, T., Ozolcer, M., Islam, M. R., &amp; Dey, A. (2023). Leveraging</w:t>
+      </w:r>
+      <w:r>
+        <w:t xml:space="preserve"> </w:t>
+      </w:r>
+      <w:r>
+        <w:t xml:space="preserve">Mobile Phone Sensors</w:t>
+      </w:r>
+      <w:r>
+        <w:t xml:space="preserve">,</w:t>
+      </w:r>
+      <w:r>
+        <w:t xml:space="preserve"> </w:t>
+      </w:r>
+      <w:r>
+        <w:t xml:space="preserve">Machine Learning</w:t>
+      </w:r>
+      <w:r>
+        <w:t xml:space="preserve"> </w:t>
+      </w:r>
+      <w:r>
+        <w:t xml:space="preserve">and</w:t>
+      </w:r>
+      <w:r>
+        <w:t xml:space="preserve"> </w:t>
+      </w:r>
+      <w:r>
+        <w:t xml:space="preserve">Explainable Artificial Intelligence</w:t>
+      </w:r>
+      <w:r>
+        <w:t xml:space="preserve"> </w:t>
+      </w:r>
+      <w:r>
+        <w:t xml:space="preserve">to</w:t>
+      </w:r>
+      <w:r>
+        <w:t xml:space="preserve"> </w:t>
+      </w:r>
+      <w:r>
+        <w:t xml:space="preserve">Predict Imminent Same-Day Binge Drinking Events</w:t>
+      </w:r>
+      <w:r>
+        <w:t xml:space="preserve"> </w:t>
+      </w:r>
+      <w:r>
+        <w:t xml:space="preserve">to</w:t>
+      </w:r>
+      <w:r>
+        <w:t xml:space="preserve"> </w:t>
+      </w:r>
+      <w:r>
+        <w:t xml:space="preserve">Support Just-In-Time Adaptive Interventions</w:t>
+      </w:r>
+      <w:r>
+        <w:t xml:space="preserve">:</w:t>
+      </w:r>
+      <w:r>
+        <w:t xml:space="preserve"> </w:t>
+      </w:r>
+      <w:r>
+        <w:t xml:space="preserve">A Feasibility Study</w:t>
+      </w:r>
+      <w:r>
+        <w:t xml:space="preserve">.</w:t>
+      </w:r>
+      <w:r>
+        <w:t xml:space="preserve"> </w:t>
+      </w:r>
+      <w:r>
+        <w:rPr>
+          <w:i/>
+          <w:iCs/>
+        </w:rPr>
+        <w:t xml:space="preserve">JMIR Formative Research</w:t>
+      </w:r>
+      <w:r>
+        <w:t xml:space="preserve">.</w:t>
+      </w:r>
+      <w:r>
+        <w:t xml:space="preserve"> </w:t>
+      </w:r>
+      <w:hyperlink r:id="rId171">
+        <w:r>
+          <w:rPr>
+            <w:rStyle w:val="Hyperlink"/>
+          </w:rPr>
+          <w:t xml:space="preserve">https://doi.org/10.2196/39862</w:t>
+        </w:r>
+      </w:hyperlink>
+    </w:p>
+    <w:bookmarkEnd w:id="172"/>
+    <w:bookmarkStart w:id="174" w:name="ref-baeMobilePhoneSensors2018"/>
+    <w:p>
+      <w:pPr>
+        <w:pStyle w:val="Bibliography"/>
+      </w:pPr>
+      <w:r>
         <w:t xml:space="preserve">Bae, S., Chung, T., Ferreira, D., Dey, A. K., &amp; Suffoletto, B. (2018). Mobile phone sensors and supervised machine learning to identify alcohol use events in young adults:</w:t>
       </w:r>
       <w:r>
@@ -15835,7 +16291,7 @@
       <w:r>
         <w:t xml:space="preserve"> </w:t>
       </w:r>
-      <w:hyperlink r:id="rId169">
+      <w:hyperlink r:id="rId173">
         <w:r>
           <w:rPr>
             <w:rStyle w:val="Hyperlink"/>
@@ -15844,8 +16300,8 @@
         </w:r>
       </w:hyperlink>
     </w:p>
-    <w:bookmarkEnd w:id="170"/>
-    <w:bookmarkStart w:id="172" w:name="Xcd2a85c20fa64fe73393ec84466f017ea0f82e1"/>
+    <w:bookmarkEnd w:id="174"/>
+    <w:bookmarkStart w:id="176" w:name="Xcd2a85c20fa64fe73393ec84466f017ea0f82e1"/>
     <w:p>
       <w:pPr>
         <w:pStyle w:val="Bibliography"/>
@@ -15882,7 +16338,7 @@
       <w:r>
         <w:t xml:space="preserve"> </w:t>
       </w:r>
-      <w:hyperlink r:id="rId171">
+      <w:hyperlink r:id="rId175">
         <w:r>
           <w:rPr>
             <w:rStyle w:val="Hyperlink"/>
@@ -15891,8 +16347,8 @@
         </w:r>
       </w:hyperlink>
     </w:p>
-    <w:bookmarkEnd w:id="172"/>
-    <w:bookmarkStart w:id="174" w:name="ref-bickmanAchievingPrecisionMental2016"/>
+    <w:bookmarkEnd w:id="176"/>
+    <w:bookmarkStart w:id="178" w:name="ref-bickmanAchievingPrecisionMental2016"/>
     <w:p>
       <w:pPr>
         <w:pStyle w:val="Bibliography"/>
@@ -15968,7 +16424,7 @@
       <w:r>
         <w:t xml:space="preserve"> </w:t>
       </w:r>
-      <w:hyperlink r:id="rId173">
+      <w:hyperlink r:id="rId177">
         <w:r>
           <w:rPr>
             <w:rStyle w:val="Hyperlink"/>
@@ -15977,8 +16433,8 @@
         </w:r>
       </w:hyperlink>
     </w:p>
-    <w:bookmarkEnd w:id="174"/>
-    <w:bookmarkStart w:id="175" w:name="X6c5adf42984d4dcd96717e3e06f47f768bdce11"/>
+    <w:bookmarkEnd w:id="178"/>
+    <w:bookmarkStart w:id="179" w:name="X6c5adf42984d4dcd96717e3e06f47f768bdce11"/>
     <w:p>
       <w:pPr>
         <w:pStyle w:val="Bibliography"/>
@@ -16080,8 +16536,8 @@
         <w:t xml:space="preserve">(Second edition). The Guilford Press.</w:t>
       </w:r>
     </w:p>
-    <w:bookmarkEnd w:id="175"/>
-    <w:bookmarkStart w:id="177" w:name="X1f603aac9a9ea73be97c55416395d3641a2c512"/>
+    <w:bookmarkEnd w:id="179"/>
+    <w:bookmarkStart w:id="181" w:name="X1f603aac9a9ea73be97c55416395d3641a2c512"/>
     <w:p>
       <w:pPr>
         <w:pStyle w:val="Bibliography"/>
@@ -16181,7 +16637,7 @@
       <w:r>
         <w:t xml:space="preserve"> </w:t>
       </w:r>
-      <w:hyperlink r:id="rId176">
+      <w:hyperlink r:id="rId180">
         <w:r>
           <w:rPr>
             <w:rStyle w:val="Hyperlink"/>
@@ -16190,8 +16646,8 @@
         </w:r>
       </w:hyperlink>
     </w:p>
-    <w:bookmarkEnd w:id="177"/>
-    <w:bookmarkStart w:id="179" w:name="ref-brandonRelapseRelapsePrevention2007"/>
+    <w:bookmarkEnd w:id="181"/>
+    <w:bookmarkStart w:id="183" w:name="ref-brandonRelapseRelapsePrevention2007"/>
     <w:p>
       <w:pPr>
         <w:pStyle w:val="Bibliography"/>
@@ -16228,7 +16684,7 @@
       <w:r>
         <w:t xml:space="preserve"> </w:t>
       </w:r>
-      <w:hyperlink r:id="rId178">
+      <w:hyperlink r:id="rId182">
         <w:r>
           <w:rPr>
             <w:rStyle w:val="Hyperlink"/>
@@ -16237,8 +16693,8 @@
         </w:r>
       </w:hyperlink>
     </w:p>
-    <w:bookmarkEnd w:id="179"/>
-    <w:bookmarkStart w:id="181" w:name="Xb9e0d0ebf8a68c1cf7bf5a0c0c60d2cec07c66c"/>
+    <w:bookmarkEnd w:id="183"/>
+    <w:bookmarkStart w:id="185" w:name="Xb9e0d0ebf8a68c1cf7bf5a0c0c60d2cec07c66c"/>
     <w:p>
       <w:pPr>
         <w:pStyle w:val="Bibliography"/>
@@ -16287,7 +16743,7 @@
       <w:r>
         <w:t xml:space="preserve"> </w:t>
       </w:r>
-      <w:hyperlink r:id="rId180">
+      <w:hyperlink r:id="rId184">
         <w:r>
           <w:rPr>
             <w:rStyle w:val="Hyperlink"/>
@@ -16296,13 +16752,138 @@
         </w:r>
       </w:hyperlink>
     </w:p>
-    <w:bookmarkEnd w:id="181"/>
-    <w:bookmarkStart w:id="183" w:name="X9a37a6baaaf4b0898f9b89d686ca60354e1e472"/>
+    <w:bookmarkEnd w:id="185"/>
+    <w:bookmarkStart w:id="187" w:name="ref-campbellBriefReportGender2018"/>
     <w:p>
       <w:pPr>
         <w:pStyle w:val="Bibliography"/>
       </w:pPr>
       <w:r>
+        <w:t xml:space="preserve">Campbell, A. N. C., Barbosa-Leiker, C., Hatch-Maillette, M., Mennenga, S. E., Pavlicova, M., Scodes, J., Saraiya, T., Mitchell, S. G., Rotrosen, J., Novo, P., Nunes, E. V., &amp; Greenfield, S. F. (2018). Brief</w:t>
+      </w:r>
+      <w:r>
+        <w:t xml:space="preserve"> </w:t>
+      </w:r>
+      <w:r>
+        <w:t xml:space="preserve">Report</w:t>
+      </w:r>
+      <w:r>
+        <w:t xml:space="preserve">:</w:t>
+      </w:r>
+      <w:r>
+        <w:t xml:space="preserve"> </w:t>
+      </w:r>
+      <w:r>
+        <w:t xml:space="preserve">Gender Differences</w:t>
+      </w:r>
+      <w:r>
+        <w:t xml:space="preserve"> </w:t>
+      </w:r>
+      <w:r>
+        <w:t xml:space="preserve">in</w:t>
+      </w:r>
+      <w:r>
+        <w:t xml:space="preserve"> </w:t>
+      </w:r>
+      <w:r>
+        <w:t xml:space="preserve">Demographic</w:t>
+      </w:r>
+      <w:r>
+        <w:t xml:space="preserve"> </w:t>
+      </w:r>
+      <w:r>
+        <w:t xml:space="preserve">and</w:t>
+      </w:r>
+      <w:r>
+        <w:t xml:space="preserve"> </w:t>
+      </w:r>
+      <w:r>
+        <w:t xml:space="preserve">Clinical Characteristics</w:t>
+      </w:r>
+      <w:r>
+        <w:t xml:space="preserve"> </w:t>
+      </w:r>
+      <w:r>
+        <w:t xml:space="preserve">of</w:t>
+      </w:r>
+      <w:r>
+        <w:t xml:space="preserve"> </w:t>
+      </w:r>
+      <w:r>
+        <w:t xml:space="preserve">Patients</w:t>
+      </w:r>
+      <w:r>
+        <w:t xml:space="preserve"> </w:t>
+      </w:r>
+      <w:r>
+        <w:t xml:space="preserve">with</w:t>
+      </w:r>
+      <w:r>
+        <w:t xml:space="preserve"> </w:t>
+      </w:r>
+      <w:r>
+        <w:t xml:space="preserve">Opioid Use Disorder Entering</w:t>
+      </w:r>
+      <w:r>
+        <w:t xml:space="preserve"> </w:t>
+      </w:r>
+      <w:r>
+        <w:t xml:space="preserve">a</w:t>
+      </w:r>
+      <w:r>
+        <w:t xml:space="preserve"> </w:t>
+      </w:r>
+      <w:r>
+        <w:t xml:space="preserve">Comparative Effectiveness Medication Trial</w:t>
+      </w:r>
+      <w:r>
+        <w:t xml:space="preserve">.</w:t>
+      </w:r>
+      <w:r>
+        <w:t xml:space="preserve"> </w:t>
+      </w:r>
+      <w:r>
+        <w:rPr>
+          <w:i/>
+          <w:iCs/>
+        </w:rPr>
+        <w:t xml:space="preserve">The American Journal on Addictions</w:t>
+      </w:r>
+      <w:r>
+        <w:t xml:space="preserve">,</w:t>
+      </w:r>
+      <w:r>
+        <w:t xml:space="preserve"> </w:t>
+      </w:r>
+      <w:r>
+        <w:rPr>
+          <w:i/>
+          <w:iCs/>
+        </w:rPr>
+        <w:t xml:space="preserve">27</w:t>
+      </w:r>
+      <w:r>
+        <w:t xml:space="preserve">(6), 465–470.</w:t>
+      </w:r>
+      <w:r>
+        <w:t xml:space="preserve"> </w:t>
+      </w:r>
+      <w:hyperlink r:id="rId186">
+        <w:r>
+          <w:rPr>
+            <w:rStyle w:val="Hyperlink"/>
+          </w:rPr>
+          <w:t xml:space="preserve">https://doi.org/10.1111/ajad.12784</w:t>
+        </w:r>
+      </w:hyperlink>
+    </w:p>
+    <w:bookmarkEnd w:id="187"/>
+    <w:bookmarkStart w:id="189" w:name="X9a37a6baaaf4b0898f9b89d686ca60354e1e472"/>
+    <w:p>
+      <w:pPr>
+        <w:pStyle w:val="Bibliography"/>
+      </w:pPr>
+      <w:r>
         <w:t xml:space="preserve">Campbell, A. N. C., Nunes, E. V., Matthews, A. G., Stitzer, M., Miele, G. M., Polsky, D., Turrigiano, E., Walters, S., McClure, E. A., Kyle, T. L., Wahle, A., Van Veldhuisen, P., Goldman, B., Babcock, D., Stabile, P. Q., Winhusen, T., &amp; Ghitza, U. E. (2014). Internet-delivered treatment for substance abuse: A multisite randomized controlled trial.</w:t>
       </w:r>
       <w:r>
@@ -16334,7 +16915,7 @@
       <w:r>
         <w:t xml:space="preserve"> </w:t>
       </w:r>
-      <w:hyperlink r:id="rId182">
+      <w:hyperlink r:id="rId188">
         <w:r>
           <w:rPr>
             <w:rStyle w:val="Hyperlink"/>
@@ -16343,8 +16924,8 @@
         </w:r>
       </w:hyperlink>
     </w:p>
-    <w:bookmarkEnd w:id="183"/>
-    <w:bookmarkStart w:id="185" w:name="ref-chtc"/>
+    <w:bookmarkEnd w:id="189"/>
+    <w:bookmarkStart w:id="191" w:name="ref-chtc"/>
     <w:p>
       <w:pPr>
         <w:pStyle w:val="Bibliography"/>
@@ -16368,7 +16949,7 @@
       <w:r>
         <w:t xml:space="preserve"> </w:t>
       </w:r>
-      <w:hyperlink r:id="rId184">
+      <w:hyperlink r:id="rId190">
         <w:r>
           <w:rPr>
             <w:rStyle w:val="Hyperlink"/>
@@ -16377,8 +16958,8 @@
         </w:r>
       </w:hyperlink>
     </w:p>
-    <w:bookmarkEnd w:id="185"/>
-    <w:bookmarkStart w:id="186" w:name="X21d9bc577093464d5d051ef6477b67710b39313"/>
+    <w:bookmarkEnd w:id="191"/>
+    <w:bookmarkStart w:id="192" w:name="X21d9bc577093464d5d051ef6477b67710b39313"/>
     <w:p>
       <w:pPr>
         <w:pStyle w:val="Bibliography"/>
@@ -16454,8 +17035,8 @@
         <w:t xml:space="preserve">. https://nccd.cdc.gov/DPH_ARDI/Default/Default.aspx.</w:t>
       </w:r>
     </w:p>
-    <w:bookmarkEnd w:id="186"/>
-    <w:bookmarkStart w:id="188" w:name="ref-chihPredictiveModelingAddiction2014"/>
+    <w:bookmarkEnd w:id="192"/>
+    <w:bookmarkStart w:id="194" w:name="ref-chihPredictiveModelingAddiction2014"/>
     <w:p>
       <w:pPr>
         <w:pStyle w:val="Bibliography"/>
@@ -16492,7 +17073,7 @@
       <w:r>
         <w:t xml:space="preserve"> </w:t>
       </w:r>
-      <w:hyperlink r:id="rId187">
+      <w:hyperlink r:id="rId193">
         <w:r>
           <w:rPr>
             <w:rStyle w:val="Hyperlink"/>
@@ -16501,13 +17082,60 @@
         </w:r>
       </w:hyperlink>
     </w:p>
-    <w:bookmarkEnd w:id="188"/>
-    <w:bookmarkStart w:id="190" w:name="Xe29632f4640db359554d6e94e7df1cfb6521b58"/>
+    <w:bookmarkEnd w:id="194"/>
+    <w:bookmarkStart w:id="196" w:name="ref-choiTreatmentUsePerceived2014"/>
     <w:p>
       <w:pPr>
         <w:pStyle w:val="Bibliography"/>
       </w:pPr>
       <w:r>
+        <w:t xml:space="preserve">Choi, N. G., DiNitto, D. M., &amp; Marti, C. N. (2014). Treatment use, perceived need, and barriers to seeking treatment for substance abuse and mental health problems among older adults compared to younger adults.</w:t>
+      </w:r>
+      <w:r>
+        <w:t xml:space="preserve"> </w:t>
+      </w:r>
+      <w:r>
+        <w:rPr>
+          <w:i/>
+          <w:iCs/>
+        </w:rPr>
+        <w:t xml:space="preserve">Drug and Alcohol Dependence</w:t>
+      </w:r>
+      <w:r>
+        <w:t xml:space="preserve">,</w:t>
+      </w:r>
+      <w:r>
+        <w:t xml:space="preserve"> </w:t>
+      </w:r>
+      <w:r>
+        <w:rPr>
+          <w:i/>
+          <w:iCs/>
+        </w:rPr>
+        <w:t xml:space="preserve">145</w:t>
+      </w:r>
+      <w:r>
+        <w:t xml:space="preserve">, 113–120.</w:t>
+      </w:r>
+      <w:r>
+        <w:t xml:space="preserve"> </w:t>
+      </w:r>
+      <w:hyperlink r:id="rId195">
+        <w:r>
+          <w:rPr>
+            <w:rStyle w:val="Hyperlink"/>
+          </w:rPr>
+          <w:t xml:space="preserve">https://doi.org/10.1016/j.drugalcdep.2014.10.004</w:t>
+        </w:r>
+      </w:hyperlink>
+    </w:p>
+    <w:bookmarkEnd w:id="196"/>
+    <w:bookmarkStart w:id="198" w:name="Xe29632f4640db359554d6e94e7df1cfb6521b58"/>
+    <w:p>
+      <w:pPr>
+        <w:pStyle w:val="Bibliography"/>
+      </w:pPr>
+      <w:r>
         <w:t xml:space="preserve">Collins, L. M. (2018).</w:t>
       </w:r>
       <w:r>
@@ -16631,7 +17259,7 @@
       <w:r>
         <w:t xml:space="preserve"> </w:t>
       </w:r>
-      <w:hyperlink r:id="rId189">
+      <w:hyperlink r:id="rId197">
         <w:r>
           <w:rPr>
             <w:rStyle w:val="Hyperlink"/>
@@ -16640,8 +17268,8 @@
         </w:r>
       </w:hyperlink>
     </w:p>
-    <w:bookmarkEnd w:id="190"/>
-    <w:bookmarkStart w:id="192" w:name="ref-dennisManagingAddictionChronic2007"/>
+    <w:bookmarkEnd w:id="198"/>
+    <w:bookmarkStart w:id="200" w:name="ref-dennisManagingAddictionChronic2007"/>
     <w:p>
       <w:pPr>
         <w:pStyle w:val="Bibliography"/>
@@ -16652,7 +17280,7 @@
       <w:r>
         <w:t xml:space="preserve"> </w:t>
       </w:r>
-      <w:hyperlink r:id="rId191">
+      <w:hyperlink r:id="rId199">
         <w:r>
           <w:rPr>
             <w:rStyle w:val="Hyperlink"/>
@@ -16726,14 +17354,14 @@
         <w:t xml:space="preserve">(1), 45–55.</w:t>
       </w:r>
     </w:p>
-    <w:bookmarkEnd w:id="192"/>
-    <w:bookmarkStart w:id="193" w:name="ref-derogatislBriefSymptomInventory"/>
+    <w:bookmarkEnd w:id="200"/>
+    <w:bookmarkStart w:id="201" w:name="ref-derogatislBriefSymptomInventory"/>
     <w:p>
       <w:pPr>
         <w:pStyle w:val="Bibliography"/>
       </w:pPr>
       <w:r>
-        <w:t xml:space="preserve">Derogatis, L.R. (n.d.).</w:t>
+        <w:t xml:space="preserve">Derogatis, L.R. (2000).</w:t>
       </w:r>
       <w:r>
         <w:t xml:space="preserve"> </w:t>
@@ -16798,8 +17426,8 @@
         <w:t xml:space="preserve">. NCS Pearson.</w:t>
       </w:r>
     </w:p>
-    <w:bookmarkEnd w:id="193"/>
-    <w:bookmarkStart w:id="195" w:name="ref-derubeisHistoryCurrentStatus2019"/>
+    <w:bookmarkEnd w:id="201"/>
+    <w:bookmarkStart w:id="203" w:name="ref-derubeisHistoryCurrentStatus2019"/>
     <w:p>
       <w:pPr>
         <w:pStyle w:val="Bibliography"/>
@@ -16836,7 +17464,7 @@
       <w:r>
         <w:t xml:space="preserve"> </w:t>
       </w:r>
-      <w:hyperlink r:id="rId194">
+      <w:hyperlink r:id="rId202">
         <w:r>
           <w:rPr>
             <w:rStyle w:val="Hyperlink"/>
@@ -16845,8 +17473,8 @@
         </w:r>
       </w:hyperlink>
     </w:p>
-    <w:bookmarkEnd w:id="195"/>
-    <w:bookmarkStart w:id="197" w:name="X36def7da608f82ff20c3a5db5ab3df1c6dd7645"/>
+    <w:bookmarkEnd w:id="203"/>
+    <w:bookmarkStart w:id="205" w:name="X36def7da608f82ff20c3a5db5ab3df1c6dd7645"/>
     <w:p>
       <w:pPr>
         <w:pStyle w:val="Bibliography"/>
@@ -16883,7 +17511,7 @@
       <w:r>
         <w:t xml:space="preserve"> </w:t>
       </w:r>
-      <w:hyperlink r:id="rId196">
+      <w:hyperlink r:id="rId204">
         <w:r>
           <w:rPr>
             <w:rStyle w:val="Hyperlink"/>
@@ -16892,8 +17520,8 @@
         </w:r>
       </w:hyperlink>
     </w:p>
-    <w:bookmarkEnd w:id="197"/>
-    <w:bookmarkStart w:id="199" w:name="ref-dumortierClassifyingSmokingUrges2016"/>
+    <w:bookmarkEnd w:id="205"/>
+    <w:bookmarkStart w:id="207" w:name="ref-dumortierClassifyingSmokingUrges2016"/>
     <w:p>
       <w:pPr>
         <w:pStyle w:val="Bibliography"/>
@@ -16930,7 +17558,7 @@
       <w:r>
         <w:t xml:space="preserve"> </w:t>
       </w:r>
-      <w:hyperlink r:id="rId198">
+      <w:hyperlink r:id="rId206">
         <w:r>
           <w:rPr>
             <w:rStyle w:val="Hyperlink"/>
@@ -16939,8 +17567,8 @@
         </w:r>
       </w:hyperlink>
     </w:p>
-    <w:bookmarkEnd w:id="199"/>
-    <w:bookmarkStart w:id="201" w:name="Xa22060a3e519cdcc534dbbf0f37e422a730c9f3"/>
+    <w:bookmarkEnd w:id="207"/>
+    <w:bookmarkStart w:id="209" w:name="Xa22060a3e519cdcc534dbbf0f37e422a730c9f3"/>
     <w:p>
       <w:pPr>
         <w:pStyle w:val="Bibliography"/>
@@ -17037,7 +17665,7 @@
       <w:r>
         <w:t xml:space="preserve"> </w:t>
       </w:r>
-      <w:hyperlink r:id="rId200">
+      <w:hyperlink r:id="rId208">
         <w:r>
           <w:rPr>
             <w:rStyle w:val="Hyperlink"/>
@@ -17046,8 +17674,8 @@
         </w:r>
       </w:hyperlink>
     </w:p>
-    <w:bookmarkEnd w:id="201"/>
-    <w:bookmarkStart w:id="203" w:name="ref-dvorakTensionReductionAffect2018"/>
+    <w:bookmarkEnd w:id="209"/>
+    <w:bookmarkStart w:id="211" w:name="ref-dvorakTensionReductionAffect2018"/>
     <w:p>
       <w:pPr>
         <w:pStyle w:val="Bibliography"/>
@@ -17096,7 +17724,7 @@
       <w:r>
         <w:t xml:space="preserve"> </w:t>
       </w:r>
-      <w:hyperlink r:id="rId202">
+      <w:hyperlink r:id="rId210">
         <w:r>
           <w:rPr>
             <w:rStyle w:val="Hyperlink"/>
@@ -17105,36 +17733,13 @@
         </w:r>
       </w:hyperlink>
     </w:p>
-    <w:bookmarkEnd w:id="203"/>
-    <w:bookmarkStart w:id="204" w:name="ref-eiseleEffectsSamplingFrequency2020"/>
+    <w:bookmarkEnd w:id="211"/>
+    <w:bookmarkStart w:id="213" w:name="ref-epsteinPredictionStressDrug2020"/>
     <w:p>
       <w:pPr>
         <w:pStyle w:val="Bibliography"/>
       </w:pPr>
       <w:r>
-        <w:t xml:space="preserve">Eisele, G., Vachon, H., Lafit, G., Kuppens, P., Houben, M., Myin-Germeys, I., &amp; Viechtbauer, W. (2020).</w:t>
-      </w:r>
-      <w:r>
-        <w:t xml:space="preserve"> </w:t>
-      </w:r>
-      <w:r>
-        <w:rPr>
-          <w:i/>
-          <w:iCs/>
-        </w:rPr>
-        <w:t xml:space="preserve">The effects of sampling frequency and questionnaire length on perceived burden, compliance, and careless responding in experience sampling data in a student population</w:t>
-      </w:r>
-      <w:r>
-        <w:t xml:space="preserve">.</w:t>
-      </w:r>
-    </w:p>
-    <w:bookmarkEnd w:id="204"/>
-    <w:bookmarkStart w:id="206" w:name="ref-epsteinPredictionStressDrug2020"/>
-    <w:p>
-      <w:pPr>
-        <w:pStyle w:val="Bibliography"/>
-      </w:pPr>
-      <w:r>
         <w:t xml:space="preserve">Epstein, D. H., Tyburski, M., Kowalczyk, W. J., Burgess-Hull, A. J., Phillips, K. A., Curtis, B. L., &amp; Preston, K. L. (2020). Prediction of stress and drug craving ninety minutes in the future with passively collected</w:t>
       </w:r>
       <w:r>
@@ -17178,7 +17783,7 @@
       <w:r>
         <w:t xml:space="preserve"> </w:t>
       </w:r>
-      <w:hyperlink r:id="rId205">
+      <w:hyperlink r:id="rId212">
         <w:r>
           <w:rPr>
             <w:rStyle w:val="Hyperlink"/>
@@ -17187,8 +17792,8 @@
         </w:r>
       </w:hyperlink>
     </w:p>
-    <w:bookmarkEnd w:id="206"/>
-    <w:bookmarkStart w:id="208" w:name="ref-fisherOpenTrialPersonalized2019"/>
+    <w:bookmarkEnd w:id="213"/>
+    <w:bookmarkStart w:id="215" w:name="ref-fisherOpenTrialPersonalized2019"/>
     <w:p>
       <w:pPr>
         <w:pStyle w:val="Bibliography"/>
@@ -17225,7 +17830,7 @@
       <w:r>
         <w:t xml:space="preserve"> </w:t>
       </w:r>
-      <w:hyperlink r:id="rId207">
+      <w:hyperlink r:id="rId214">
         <w:r>
           <w:rPr>
             <w:rStyle w:val="Hyperlink"/>
@@ -17234,8 +17839,8 @@
         </w:r>
       </w:hyperlink>
     </w:p>
-    <w:bookmarkEnd w:id="208"/>
-    <w:bookmarkStart w:id="210" w:name="ref-florenceEconomicBurdenOpioid2021"/>
+    <w:bookmarkEnd w:id="215"/>
+    <w:bookmarkStart w:id="217" w:name="ref-florenceEconomicBurdenOpioid2021"/>
     <w:p>
       <w:pPr>
         <w:pStyle w:val="Bibliography"/>
@@ -17281,7 +17886,7 @@
       <w:r>
         <w:t xml:space="preserve"> </w:t>
       </w:r>
-      <w:hyperlink r:id="rId209">
+      <w:hyperlink r:id="rId216">
         <w:r>
           <w:rPr>
             <w:rStyle w:val="Hyperlink"/>
@@ -17290,8 +17895,8 @@
         </w:r>
       </w:hyperlink>
     </w:p>
-    <w:bookmarkEnd w:id="210"/>
-    <w:bookmarkStart w:id="212" w:name="ref-friedmanTrendsDrugOverdose2022"/>
+    <w:bookmarkEnd w:id="217"/>
+    <w:bookmarkStart w:id="219" w:name="ref-friedmanTrendsDrugOverdose2022"/>
     <w:p>
       <w:pPr>
         <w:pStyle w:val="Bibliography"/>
@@ -17361,7 +17966,7 @@
       <w:r>
         <w:t xml:space="preserve"> </w:t>
       </w:r>
-      <w:hyperlink r:id="rId211">
+      <w:hyperlink r:id="rId218">
         <w:r>
           <w:rPr>
             <w:rStyle w:val="Hyperlink"/>
@@ -17370,8 +17975,8 @@
         </w:r>
       </w:hyperlink>
     </w:p>
-    <w:bookmarkEnd w:id="212"/>
-    <w:bookmarkStart w:id="214" w:name="ref-fronkStressAllostasisSubstance2020"/>
+    <w:bookmarkEnd w:id="219"/>
+    <w:bookmarkStart w:id="221" w:name="ref-fronkStressAllostasisSubstance2020"/>
     <w:p>
       <w:pPr>
         <w:pStyle w:val="Bibliography"/>
@@ -17468,7 +18073,7 @@
       <w:r>
         <w:t xml:space="preserve"> </w:t>
       </w:r>
-      <w:hyperlink r:id="rId213">
+      <w:hyperlink r:id="rId220">
         <w:r>
           <w:rPr>
             <w:rStyle w:val="Hyperlink"/>
@@ -17477,8 +18082,8 @@
         </w:r>
       </w:hyperlink>
     </w:p>
-    <w:bookmarkEnd w:id="214"/>
-    <w:bookmarkStart w:id="215" w:name="ref-gabryPriorDistributionsRstanarm2023"/>
+    <w:bookmarkEnd w:id="221"/>
+    <w:bookmarkStart w:id="222" w:name="ref-gabryPriorDistributionsRstanarm2023"/>
     <w:p>
       <w:pPr>
         <w:pStyle w:val="Bibliography"/>
@@ -17521,8 +18126,8 @@
         <w:t xml:space="preserve">. https://cran.r-project.org/web/packages/rstanarm/vignettes/priors.html.</w:t>
       </w:r>
     </w:p>
-    <w:bookmarkEnd w:id="215"/>
-    <w:bookmarkStart w:id="216" w:name="ref-goodrichRstanarmBayesianApplied2023"/>
+    <w:bookmarkEnd w:id="222"/>
+    <w:bookmarkStart w:id="223" w:name="ref-goodrichRstanarmBayesianApplied2023"/>
     <w:p>
       <w:pPr>
         <w:pStyle w:val="Bibliography"/>
@@ -17586,13 +18191,114 @@
         <w:t xml:space="preserve">.</w:t>
       </w:r>
     </w:p>
-    <w:bookmarkEnd w:id="216"/>
-    <w:bookmarkStart w:id="218" w:name="Xa203ab3abd150ead1a7854a9fa5726c8a273f52"/>
+    <w:bookmarkEnd w:id="223"/>
+    <w:bookmarkStart w:id="225" w:name="ref-grantEpidemiologyDSM5Alcohol2015b"/>
     <w:p>
       <w:pPr>
         <w:pStyle w:val="Bibliography"/>
       </w:pPr>
       <w:r>
+        <w:t xml:space="preserve">Grant, B. F., Goldstein, R. B., Saha, T. D., Chou, S. P., Jung, J., Zhang, H., Pickering, R. P., Ruan, W. J., Smith, S. M., Huang, B., &amp; Hasin, D. S. (2015). Epidemiology of</w:t>
+      </w:r>
+      <w:r>
+        <w:t xml:space="preserve"> </w:t>
+      </w:r>
+      <w:r>
+        <w:t xml:space="preserve">DSM-5 Alcohol Use Disorder</w:t>
+      </w:r>
+      <w:r>
+        <w:t xml:space="preserve">:</w:t>
+      </w:r>
+      <w:r>
+        <w:t xml:space="preserve"> </w:t>
+      </w:r>
+      <w:r>
+        <w:t xml:space="preserve">Results From</w:t>
+      </w:r>
+      <w:r>
+        <w:t xml:space="preserve"> </w:t>
+      </w:r>
+      <w:r>
+        <w:t xml:space="preserve">the</w:t>
+      </w:r>
+      <w:r>
+        <w:t xml:space="preserve"> </w:t>
+      </w:r>
+      <w:r>
+        <w:t xml:space="preserve">National Epidemiologic Survey</w:t>
+      </w:r>
+      <w:r>
+        <w:t xml:space="preserve"> </w:t>
+      </w:r>
+      <w:r>
+        <w:t xml:space="preserve">on</w:t>
+      </w:r>
+      <w:r>
+        <w:t xml:space="preserve"> </w:t>
+      </w:r>
+      <w:r>
+        <w:t xml:space="preserve">Alcohol</w:t>
+      </w:r>
+      <w:r>
+        <w:t xml:space="preserve"> </w:t>
+      </w:r>
+      <w:r>
+        <w:t xml:space="preserve">and</w:t>
+      </w:r>
+      <w:r>
+        <w:t xml:space="preserve"> </w:t>
+      </w:r>
+      <w:r>
+        <w:t xml:space="preserve">Related Conditions III</w:t>
+      </w:r>
+      <w:r>
+        <w:t xml:space="preserve">.</w:t>
+      </w:r>
+      <w:r>
+        <w:t xml:space="preserve"> </w:t>
+      </w:r>
+      <w:r>
+        <w:rPr>
+          <w:i/>
+          <w:iCs/>
+        </w:rPr>
+        <w:t xml:space="preserve">JAMA Psychiatry</w:t>
+      </w:r>
+      <w:r>
+        <w:t xml:space="preserve">,</w:t>
+      </w:r>
+      <w:r>
+        <w:t xml:space="preserve"> </w:t>
+      </w:r>
+      <w:r>
+        <w:rPr>
+          <w:i/>
+          <w:iCs/>
+        </w:rPr>
+        <w:t xml:space="preserve">72</w:t>
+      </w:r>
+      <w:r>
+        <w:t xml:space="preserve">(8), 757–766.</w:t>
+      </w:r>
+      <w:r>
+        <w:t xml:space="preserve"> </w:t>
+      </w:r>
+      <w:hyperlink r:id="rId224">
+        <w:r>
+          <w:rPr>
+            <w:rStyle w:val="Hyperlink"/>
+          </w:rPr>
+          <w:t xml:space="preserve">https://doi.org/10.1001/jamapsychiatry.2015.0584</w:t>
+        </w:r>
+      </w:hyperlink>
+    </w:p>
+    <w:bookmarkEnd w:id="225"/>
+    <w:bookmarkStart w:id="227" w:name="Xa203ab3abd150ead1a7854a9fa5726c8a273f52"/>
+    <w:p>
+      <w:pPr>
+        <w:pStyle w:val="Bibliography"/>
+      </w:pPr>
+      <w:r>
         <w:t xml:space="preserve">Greenfield, S. F., Brooks, A. J., Gordon, S. M., Green, C. A., Kropp, F., McHugh, R. K., Lincoln, M., Hien, D., &amp; Miele, G. M. (2007). Substance abuse treatment entry, retention, and outcome in women:</w:t>
       </w:r>
       <w:r>
@@ -17636,7 +18342,7 @@
       <w:r>
         <w:t xml:space="preserve"> </w:t>
       </w:r>
-      <w:hyperlink r:id="rId217">
+      <w:hyperlink r:id="rId226">
         <w:r>
           <w:rPr>
             <w:rStyle w:val="Hyperlink"/>
@@ -17645,13 +18351,84 @@
         </w:r>
       </w:hyperlink>
     </w:p>
-    <w:bookmarkEnd w:id="218"/>
-    <w:bookmarkStart w:id="220" w:name="X805b64c6cb0e2e29672f0738918e5324c4e18a1"/>
+    <w:bookmarkEnd w:id="227"/>
+    <w:bookmarkStart w:id="229" w:name="X6b4ed3beef40dcba9764db2c38b474dc4669eb8"/>
     <w:p>
       <w:pPr>
         <w:pStyle w:val="Bibliography"/>
       </w:pPr>
       <w:r>
+        <w:t xml:space="preserve">Guerrero, E. G., Marsh, J. C., Khachikian, T., Amaro, H., &amp; Vega, W. A. (2013). Disparities in</w:t>
+      </w:r>
+      <w:r>
+        <w:t xml:space="preserve"> </w:t>
+      </w:r>
+      <w:r>
+        <w:t xml:space="preserve">Latino</w:t>
+      </w:r>
+      <w:r>
+        <w:t xml:space="preserve"> </w:t>
+      </w:r>
+      <w:r>
+        <w:t xml:space="preserve">substance use, service use, and treatment:</w:t>
+      </w:r>
+      <w:r>
+        <w:t xml:space="preserve"> </w:t>
+      </w:r>
+      <w:r>
+        <w:t xml:space="preserve">Implications</w:t>
+      </w:r>
+      <w:r>
+        <w:t xml:space="preserve"> </w:t>
+      </w:r>
+      <w:r>
+        <w:t xml:space="preserve">for culturally and evidence-based interventions under health care reform.</w:t>
+      </w:r>
+      <w:r>
+        <w:t xml:space="preserve"> </w:t>
+      </w:r>
+      <w:r>
+        <w:rPr>
+          <w:i/>
+          <w:iCs/>
+        </w:rPr>
+        <w:t xml:space="preserve">Drug and Alcohol Dependence</w:t>
+      </w:r>
+      <w:r>
+        <w:t xml:space="preserve">,</w:t>
+      </w:r>
+      <w:r>
+        <w:t xml:space="preserve"> </w:t>
+      </w:r>
+      <w:r>
+        <w:rPr>
+          <w:i/>
+          <w:iCs/>
+        </w:rPr>
+        <w:t xml:space="preserve">133</w:t>
+      </w:r>
+      <w:r>
+        <w:t xml:space="preserve">(3), 805–813.</w:t>
+      </w:r>
+      <w:r>
+        <w:t xml:space="preserve"> </w:t>
+      </w:r>
+      <w:hyperlink r:id="rId228">
+        <w:r>
+          <w:rPr>
+            <w:rStyle w:val="Hyperlink"/>
+          </w:rPr>
+          <w:t xml:space="preserve">https://doi.org/10.1016/j.drugalcdep.2013.07.027</w:t>
+        </w:r>
+      </w:hyperlink>
+    </w:p>
+    <w:bookmarkEnd w:id="229"/>
+    <w:bookmarkStart w:id="231" w:name="X805b64c6cb0e2e29672f0738918e5324c4e18a1"/>
+    <w:p>
+      <w:pPr>
+        <w:pStyle w:val="Bibliography"/>
+      </w:pPr>
+      <w:r>
         <w:t xml:space="preserve">Gustafson, D. H., McTavish, F. M., Chih, M.-Y., Atwood, A. K., Johnson, R. A., Boyle, M. G., Levy, M. S., Driscoll, H., Chisholm, S. M., Dillenburg, L., Isham, A., &amp; Shah, D. (2014). A smartphone application to support recovery from alcoholism: A randomized clinical trial.</w:t>
       </w:r>
       <w:r>
@@ -17683,7 +18460,7 @@
       <w:r>
         <w:t xml:space="preserve"> </w:t>
       </w:r>
-      <w:hyperlink r:id="rId219">
+      <w:hyperlink r:id="rId230">
         <w:r>
           <w:rPr>
             <w:rStyle w:val="Hyperlink"/>
@@ -17692,8 +18469,8 @@
         </w:r>
       </w:hyperlink>
     </w:p>
-    <w:bookmarkEnd w:id="220"/>
-    <w:bookmarkStart w:id="222" w:name="ref-hagmanDefiningRecoveryAlcohol2022"/>
+    <w:bookmarkEnd w:id="231"/>
+    <w:bookmarkStart w:id="233" w:name="ref-hagmanDefiningRecoveryAlcohol2022"/>
     <w:p>
       <w:pPr>
         <w:pStyle w:val="Bibliography"/>
@@ -17760,7 +18537,7 @@
       <w:r>
         <w:t xml:space="preserve"> </w:t>
       </w:r>
-      <w:hyperlink r:id="rId221">
+      <w:hyperlink r:id="rId232">
         <w:r>
           <w:rPr>
             <w:rStyle w:val="Hyperlink"/>
@@ -17769,8 +18546,8 @@
         </w:r>
       </w:hyperlink>
     </w:p>
-    <w:bookmarkEnd w:id="222"/>
-    <w:bookmarkStart w:id="223" w:name="X76c131a5b0a374a6ad1e33cf8e2c0563392269f"/>
+    <w:bookmarkEnd w:id="233"/>
+    <w:bookmarkStart w:id="234" w:name="X76c131a5b0a374a6ad1e33cf8e2c0563392269f"/>
     <w:p>
       <w:pPr>
         <w:pStyle w:val="Bibliography"/>
@@ -17795,8 +18572,8 @@
         <w:t xml:space="preserve">(2nd ed). Springer.</w:t>
       </w:r>
     </w:p>
-    <w:bookmarkEnd w:id="223"/>
-    <w:bookmarkStart w:id="225" w:name="ref-hatchExpertConsensusSurvey2018"/>
+    <w:bookmarkEnd w:id="234"/>
+    <w:bookmarkStart w:id="236" w:name="ref-hatchExpertConsensusSurvey2018"/>
     <w:p>
       <w:pPr>
         <w:pStyle w:val="Bibliography"/>
@@ -17899,7 +18676,7 @@
       <w:r>
         <w:t xml:space="preserve"> </w:t>
       </w:r>
-      <w:hyperlink r:id="rId224">
+      <w:hyperlink r:id="rId235">
         <w:r>
           <w:rPr>
             <w:rStyle w:val="Hyperlink"/>
@@ -17908,24 +18685,157 @@
         </w:r>
       </w:hyperlink>
     </w:p>
-    <w:bookmarkEnd w:id="225"/>
-    <w:bookmarkStart w:id="226" w:name="ref-hedegaardDrugOverdoseDeaths"/>
+    <w:bookmarkEnd w:id="236"/>
+    <w:bookmarkStart w:id="238" w:name="X124ba946b4d19c4d3454f7989a2955eb824b98a"/>
     <w:p>
       <w:pPr>
         <w:pStyle w:val="Bibliography"/>
       </w:pPr>
       <w:r>
-        <w:t xml:space="preserve">Hedegaard, H., Miniño, A. M., Spencer, M. R., &amp; Warner, M. (n.d.).</w:t>
-      </w:r>
-      <w:r>
-        <w:t xml:space="preserve"> </w:t>
-      </w:r>
-      <w:r>
-        <w:rPr>
-          <w:i/>
-          <w:iCs/>
-        </w:rPr>
-        <w:t xml:space="preserve">Drug overdose deaths in the</w:t>
+        <w:t xml:space="preserve">Heinz, M. V., Price, G. D., Singh, A., Bhattacharya, S., Chen, C.-H., Asyyed, A., Does, M. B., Hassanpour, S., Hichborn, E., Kotz, D., Lambert-Harris, C. A., Li, Z., McLeman, B., Mishra, V., Stanger, C., Subramaniam, G., Wu, W., Campbell, C. I., Marsch, L. A., &amp; Jacobson, N. C. (2025). A longitudinal observational study with ecological momentary assessment and deep learning to predict non-prescribed opioid use, treatment retention, and medication nonadherence among persons receiving medication treatment for opioid use disorder.</w:t>
+      </w:r>
+      <w:r>
+        <w:t xml:space="preserve"> </w:t>
+      </w:r>
+      <w:r>
+        <w:rPr>
+          <w:i/>
+          <w:iCs/>
+        </w:rPr>
+        <w:t xml:space="preserve">Journal of Substance Use &amp; Addiction Treatment</w:t>
+      </w:r>
+      <w:r>
+        <w:t xml:space="preserve">,</w:t>
+      </w:r>
+      <w:r>
+        <w:t xml:space="preserve"> </w:t>
+      </w:r>
+      <w:r>
+        <w:rPr>
+          <w:i/>
+          <w:iCs/>
+        </w:rPr>
+        <w:t xml:space="preserve">173</w:t>
+      </w:r>
+      <w:r>
+        <w:t xml:space="preserve">.</w:t>
+      </w:r>
+      <w:r>
+        <w:t xml:space="preserve"> </w:t>
+      </w:r>
+      <w:hyperlink r:id="rId237">
+        <w:r>
+          <w:rPr>
+            <w:rStyle w:val="Hyperlink"/>
+          </w:rPr>
+          <w:t xml:space="preserve">https://doi.org/10.1016/j.josat.2025.209685</w:t>
+        </w:r>
+      </w:hyperlink>
+    </w:p>
+    <w:bookmarkEnd w:id="238"/>
+    <w:bookmarkStart w:id="239" w:name="ref-hsiehSampleSizeTables1989"/>
+    <w:p>
+      <w:pPr>
+        <w:pStyle w:val="Bibliography"/>
+      </w:pPr>
+      <w:r>
+        <w:t xml:space="preserve">Hsieh, F. (1989). Sample size tables for logistic regression.</w:t>
+      </w:r>
+      <w:r>
+        <w:t xml:space="preserve"> </w:t>
+      </w:r>
+      <w:r>
+        <w:rPr>
+          <w:i/>
+          <w:iCs/>
+        </w:rPr>
+        <w:t xml:space="preserve">Statistics in Medicine</w:t>
+      </w:r>
+      <w:r>
+        <w:t xml:space="preserve">,</w:t>
+      </w:r>
+      <w:r>
+        <w:t xml:space="preserve"> </w:t>
+      </w:r>
+      <w:r>
+        <w:rPr>
+          <w:i/>
+          <w:iCs/>
+        </w:rPr>
+        <w:t xml:space="preserve">8</w:t>
+      </w:r>
+      <w:r>
+        <w:t xml:space="preserve">, 795–802.</w:t>
+      </w:r>
+    </w:p>
+    <w:bookmarkEnd w:id="239"/>
+    <w:bookmarkStart w:id="240" w:name="ref-IncreasesDrugOpioid"/>
+    <w:p>
+      <w:pPr>
+        <w:pStyle w:val="Bibliography"/>
+      </w:pPr>
+      <w:r>
+        <w:rPr>
+          <w:i/>
+          <w:iCs/>
+        </w:rPr>
+        <w:t xml:space="preserve">Increases in</w:t>
+      </w:r>
+      <w:r>
+        <w:rPr>
+          <w:i/>
+          <w:iCs/>
+        </w:rPr>
+        <w:t xml:space="preserve"> </w:t>
+      </w:r>
+      <w:r>
+        <w:rPr>
+          <w:i/>
+          <w:iCs/>
+        </w:rPr>
+        <w:t xml:space="preserve">Drug</w:t>
+      </w:r>
+      <w:r>
+        <w:rPr>
+          <w:i/>
+          <w:iCs/>
+        </w:rPr>
+        <w:t xml:space="preserve"> </w:t>
+      </w:r>
+      <w:r>
+        <w:rPr>
+          <w:i/>
+          <w:iCs/>
+        </w:rPr>
+        <w:t xml:space="preserve">and</w:t>
+      </w:r>
+      <w:r>
+        <w:rPr>
+          <w:i/>
+          <w:iCs/>
+        </w:rPr>
+        <w:t xml:space="preserve"> </w:t>
+      </w:r>
+      <w:r>
+        <w:rPr>
+          <w:i/>
+          <w:iCs/>
+        </w:rPr>
+        <w:t xml:space="preserve">Opioid Overdose Deaths</w:t>
+      </w:r>
+      <w:r>
+        <w:rPr>
+          <w:i/>
+          <w:iCs/>
+        </w:rPr>
+        <w:t xml:space="preserve"> </w:t>
+      </w:r>
+      <w:r>
+        <w:rPr>
+          <w:i/>
+          <w:iCs/>
+        </w:rPr>
+        <w:t xml:space="preserve">—</w:t>
       </w:r>
       <w:r>
         <w:rPr>
@@ -17946,30 +18856,231 @@
           <w:i/>
           <w:iCs/>
         </w:rPr>
-        <w:t xml:space="preserve">, 1999–2020</w:t>
-      </w:r>
-      <w:r>
-        <w:t xml:space="preserve">.</w:t>
-      </w:r>
-    </w:p>
-    <w:bookmarkEnd w:id="226"/>
-    <w:bookmarkStart w:id="227" w:name="ref-hsiehSampleSizeTables1989"/>
+        <w:t xml:space="preserve">, 2000–2014</w:t>
+      </w:r>
+      <w:r>
+        <w:t xml:space="preserve">. (n.d.). https://www.cdc.gov/mmwr/preview/mmwrhtml/mm6450a3.htm.</w:t>
+      </w:r>
+    </w:p>
+    <w:bookmarkEnd w:id="240"/>
+    <w:bookmarkStart w:id="241" w:name="Xef7a5e60d60ebc1c36ae80e8d3e603027eb0b63"/>
     <w:p>
       <w:pPr>
         <w:pStyle w:val="Bibliography"/>
       </w:pPr>
       <w:r>
-        <w:t xml:space="preserve">Hsieh, F. (1989). Sample size tables for logistic regression.</w:t>
-      </w:r>
-      <w:r>
-        <w:t xml:space="preserve"> </w:t>
-      </w:r>
-      <w:r>
-        <w:rPr>
-          <w:i/>
-          <w:iCs/>
-        </w:rPr>
-        <w:t xml:space="preserve">Statistics in Medicine</w:t>
+        <w:t xml:space="preserve">Jacobson, N. C., Kowatsch, T., &amp; Marsch, L. A. (Eds.). (2022).</w:t>
+      </w:r>
+      <w:r>
+        <w:t xml:space="preserve"> </w:t>
+      </w:r>
+      <w:r>
+        <w:rPr>
+          <w:i/>
+          <w:iCs/>
+        </w:rPr>
+        <w:t xml:space="preserve">Digital</w:t>
+      </w:r>
+      <w:r>
+        <w:rPr>
+          <w:i/>
+          <w:iCs/>
+        </w:rPr>
+        <w:t xml:space="preserve"> </w:t>
+      </w:r>
+      <w:r>
+        <w:rPr>
+          <w:i/>
+          <w:iCs/>
+        </w:rPr>
+        <w:t xml:space="preserve">Therapeutics</w:t>
+      </w:r>
+      <w:r>
+        <w:rPr>
+          <w:i/>
+          <w:iCs/>
+        </w:rPr>
+        <w:t xml:space="preserve"> </w:t>
+      </w:r>
+      <w:r>
+        <w:rPr>
+          <w:i/>
+          <w:iCs/>
+        </w:rPr>
+        <w:t xml:space="preserve">for</w:t>
+      </w:r>
+      <w:r>
+        <w:rPr>
+          <w:i/>
+          <w:iCs/>
+        </w:rPr>
+        <w:t xml:space="preserve"> </w:t>
+      </w:r>
+      <w:r>
+        <w:rPr>
+          <w:i/>
+          <w:iCs/>
+        </w:rPr>
+        <w:t xml:space="preserve">Mental Health</w:t>
+      </w:r>
+      <w:r>
+        <w:rPr>
+          <w:i/>
+          <w:iCs/>
+        </w:rPr>
+        <w:t xml:space="preserve"> </w:t>
+      </w:r>
+      <w:r>
+        <w:rPr>
+          <w:i/>
+          <w:iCs/>
+        </w:rPr>
+        <w:t xml:space="preserve">and</w:t>
+      </w:r>
+      <w:r>
+        <w:rPr>
+          <w:i/>
+          <w:iCs/>
+        </w:rPr>
+        <w:t xml:space="preserve"> </w:t>
+      </w:r>
+      <w:r>
+        <w:rPr>
+          <w:i/>
+          <w:iCs/>
+        </w:rPr>
+        <w:t xml:space="preserve">Addiction</w:t>
+      </w:r>
+      <w:r>
+        <w:rPr>
+          <w:i/>
+          <w:iCs/>
+        </w:rPr>
+        <w:t xml:space="preserve">:</w:t>
+      </w:r>
+      <w:r>
+        <w:rPr>
+          <w:i/>
+          <w:iCs/>
+        </w:rPr>
+        <w:t xml:space="preserve"> </w:t>
+      </w:r>
+      <w:r>
+        <w:rPr>
+          <w:i/>
+          <w:iCs/>
+        </w:rPr>
+        <w:t xml:space="preserve">The State</w:t>
+      </w:r>
+      <w:r>
+        <w:rPr>
+          <w:i/>
+          <w:iCs/>
+        </w:rPr>
+        <w:t xml:space="preserve"> </w:t>
+      </w:r>
+      <w:r>
+        <w:rPr>
+          <w:i/>
+          <w:iCs/>
+        </w:rPr>
+        <w:t xml:space="preserve">of the</w:t>
+      </w:r>
+      <w:r>
+        <w:rPr>
+          <w:i/>
+          <w:iCs/>
+        </w:rPr>
+        <w:t xml:space="preserve"> </w:t>
+      </w:r>
+      <w:r>
+        <w:rPr>
+          <w:i/>
+          <w:iCs/>
+        </w:rPr>
+        <w:t xml:space="preserve">Science</w:t>
+      </w:r>
+      <w:r>
+        <w:rPr>
+          <w:i/>
+          <w:iCs/>
+        </w:rPr>
+        <w:t xml:space="preserve"> </w:t>
+      </w:r>
+      <w:r>
+        <w:rPr>
+          <w:i/>
+          <w:iCs/>
+        </w:rPr>
+        <w:t xml:space="preserve">and</w:t>
+      </w:r>
+      <w:r>
+        <w:rPr>
+          <w:i/>
+          <w:iCs/>
+        </w:rPr>
+        <w:t xml:space="preserve"> </w:t>
+      </w:r>
+      <w:r>
+        <w:rPr>
+          <w:i/>
+          <w:iCs/>
+        </w:rPr>
+        <w:t xml:space="preserve">Vision</w:t>
+      </w:r>
+      <w:r>
+        <w:rPr>
+          <w:i/>
+          <w:iCs/>
+        </w:rPr>
+        <w:t xml:space="preserve"> </w:t>
+      </w:r>
+      <w:r>
+        <w:rPr>
+          <w:i/>
+          <w:iCs/>
+        </w:rPr>
+        <w:t xml:space="preserve">for the</w:t>
+      </w:r>
+      <w:r>
+        <w:rPr>
+          <w:i/>
+          <w:iCs/>
+        </w:rPr>
+        <w:t xml:space="preserve"> </w:t>
+      </w:r>
+      <w:r>
+        <w:rPr>
+          <w:i/>
+          <w:iCs/>
+        </w:rPr>
+        <w:t xml:space="preserve">Future</w:t>
+      </w:r>
+      <w:r>
+        <w:t xml:space="preserve"> </w:t>
+      </w:r>
+      <w:r>
+        <w:t xml:space="preserve">(1st edition). Academic Press.</w:t>
+      </w:r>
+    </w:p>
+    <w:bookmarkEnd w:id="241"/>
+    <w:bookmarkStart w:id="243" w:name="ref-jonathanUseCrossvalidationAssess2000"/>
+    <w:p>
+      <w:pPr>
+        <w:pStyle w:val="Bibliography"/>
+      </w:pPr>
+      <w:r>
+        <w:t xml:space="preserve">Jonathan, P., Krzanowski, W. J., &amp; McCarthy, W. V. (2000). On the use of cross-validation to assess performance in multivariate prediction.</w:t>
+      </w:r>
+      <w:r>
+        <w:t xml:space="preserve"> </w:t>
+      </w:r>
+      <w:r>
+        <w:rPr>
+          <w:i/>
+          <w:iCs/>
+        </w:rPr>
+        <w:t xml:space="preserve">Statistics and Computing</w:t>
       </w:r>
       <w:r>
         <w:t xml:space="preserve">,</w:t>
@@ -17982,337 +19093,6 @@
           <w:i/>
           <w:iCs/>
         </w:rPr>
-        <w:t xml:space="preserve">8</w:t>
-      </w:r>
-      <w:r>
-        <w:t xml:space="preserve">, 795–802.</w:t>
-      </w:r>
-    </w:p>
-    <w:bookmarkEnd w:id="227"/>
-    <w:bookmarkStart w:id="228" w:name="ref-IncreasesDrugOpioid"/>
-    <w:p>
-      <w:pPr>
-        <w:pStyle w:val="Bibliography"/>
-      </w:pPr>
-      <w:r>
-        <w:rPr>
-          <w:i/>
-          <w:iCs/>
-        </w:rPr>
-        <w:t xml:space="preserve">Increases in</w:t>
-      </w:r>
-      <w:r>
-        <w:rPr>
-          <w:i/>
-          <w:iCs/>
-        </w:rPr>
-        <w:t xml:space="preserve"> </w:t>
-      </w:r>
-      <w:r>
-        <w:rPr>
-          <w:i/>
-          <w:iCs/>
-        </w:rPr>
-        <w:t xml:space="preserve">Drug</w:t>
-      </w:r>
-      <w:r>
-        <w:rPr>
-          <w:i/>
-          <w:iCs/>
-        </w:rPr>
-        <w:t xml:space="preserve"> </w:t>
-      </w:r>
-      <w:r>
-        <w:rPr>
-          <w:i/>
-          <w:iCs/>
-        </w:rPr>
-        <w:t xml:space="preserve">and</w:t>
-      </w:r>
-      <w:r>
-        <w:rPr>
-          <w:i/>
-          <w:iCs/>
-        </w:rPr>
-        <w:t xml:space="preserve"> </w:t>
-      </w:r>
-      <w:r>
-        <w:rPr>
-          <w:i/>
-          <w:iCs/>
-        </w:rPr>
-        <w:t xml:space="preserve">Opioid Overdose Deaths</w:t>
-      </w:r>
-      <w:r>
-        <w:rPr>
-          <w:i/>
-          <w:iCs/>
-        </w:rPr>
-        <w:t xml:space="preserve"> </w:t>
-      </w:r>
-      <w:r>
-        <w:rPr>
-          <w:i/>
-          <w:iCs/>
-        </w:rPr>
-        <w:t xml:space="preserve">—</w:t>
-      </w:r>
-      <w:r>
-        <w:rPr>
-          <w:i/>
-          <w:iCs/>
-        </w:rPr>
-        <w:t xml:space="preserve"> </w:t>
-      </w:r>
-      <w:r>
-        <w:rPr>
-          <w:i/>
-          <w:iCs/>
-        </w:rPr>
-        <w:t xml:space="preserve">United States</w:t>
-      </w:r>
-      <w:r>
-        <w:rPr>
-          <w:i/>
-          <w:iCs/>
-        </w:rPr>
-        <w:t xml:space="preserve">, 2000–2014</w:t>
-      </w:r>
-      <w:r>
-        <w:t xml:space="preserve">. (n.d.). https://www.cdc.gov/mmwr/preview/mmwrhtml/mm6450a3.htm.</w:t>
-      </w:r>
-    </w:p>
-    <w:bookmarkEnd w:id="228"/>
-    <w:bookmarkStart w:id="229" w:name="Xef7a5e60d60ebc1c36ae80e8d3e603027eb0b63"/>
-    <w:p>
-      <w:pPr>
-        <w:pStyle w:val="Bibliography"/>
-      </w:pPr>
-      <w:r>
-        <w:t xml:space="preserve">Jacobson, N. C., Kowatsch, T., &amp; Marsch, L. A. (Eds.). (2022).</w:t>
-      </w:r>
-      <w:r>
-        <w:t xml:space="preserve"> </w:t>
-      </w:r>
-      <w:r>
-        <w:rPr>
-          <w:i/>
-          <w:iCs/>
-        </w:rPr>
-        <w:t xml:space="preserve">Digital</w:t>
-      </w:r>
-      <w:r>
-        <w:rPr>
-          <w:i/>
-          <w:iCs/>
-        </w:rPr>
-        <w:t xml:space="preserve"> </w:t>
-      </w:r>
-      <w:r>
-        <w:rPr>
-          <w:i/>
-          <w:iCs/>
-        </w:rPr>
-        <w:t xml:space="preserve">Therapeutics</w:t>
-      </w:r>
-      <w:r>
-        <w:rPr>
-          <w:i/>
-          <w:iCs/>
-        </w:rPr>
-        <w:t xml:space="preserve"> </w:t>
-      </w:r>
-      <w:r>
-        <w:rPr>
-          <w:i/>
-          <w:iCs/>
-        </w:rPr>
-        <w:t xml:space="preserve">for</w:t>
-      </w:r>
-      <w:r>
-        <w:rPr>
-          <w:i/>
-          <w:iCs/>
-        </w:rPr>
-        <w:t xml:space="preserve"> </w:t>
-      </w:r>
-      <w:r>
-        <w:rPr>
-          <w:i/>
-          <w:iCs/>
-        </w:rPr>
-        <w:t xml:space="preserve">Mental Health</w:t>
-      </w:r>
-      <w:r>
-        <w:rPr>
-          <w:i/>
-          <w:iCs/>
-        </w:rPr>
-        <w:t xml:space="preserve"> </w:t>
-      </w:r>
-      <w:r>
-        <w:rPr>
-          <w:i/>
-          <w:iCs/>
-        </w:rPr>
-        <w:t xml:space="preserve">and</w:t>
-      </w:r>
-      <w:r>
-        <w:rPr>
-          <w:i/>
-          <w:iCs/>
-        </w:rPr>
-        <w:t xml:space="preserve"> </w:t>
-      </w:r>
-      <w:r>
-        <w:rPr>
-          <w:i/>
-          <w:iCs/>
-        </w:rPr>
-        <w:t xml:space="preserve">Addiction</w:t>
-      </w:r>
-      <w:r>
-        <w:rPr>
-          <w:i/>
-          <w:iCs/>
-        </w:rPr>
-        <w:t xml:space="preserve">:</w:t>
-      </w:r>
-      <w:r>
-        <w:rPr>
-          <w:i/>
-          <w:iCs/>
-        </w:rPr>
-        <w:t xml:space="preserve"> </w:t>
-      </w:r>
-      <w:r>
-        <w:rPr>
-          <w:i/>
-          <w:iCs/>
-        </w:rPr>
-        <w:t xml:space="preserve">The State</w:t>
-      </w:r>
-      <w:r>
-        <w:rPr>
-          <w:i/>
-          <w:iCs/>
-        </w:rPr>
-        <w:t xml:space="preserve"> </w:t>
-      </w:r>
-      <w:r>
-        <w:rPr>
-          <w:i/>
-          <w:iCs/>
-        </w:rPr>
-        <w:t xml:space="preserve">of the</w:t>
-      </w:r>
-      <w:r>
-        <w:rPr>
-          <w:i/>
-          <w:iCs/>
-        </w:rPr>
-        <w:t xml:space="preserve"> </w:t>
-      </w:r>
-      <w:r>
-        <w:rPr>
-          <w:i/>
-          <w:iCs/>
-        </w:rPr>
-        <w:t xml:space="preserve">Science</w:t>
-      </w:r>
-      <w:r>
-        <w:rPr>
-          <w:i/>
-          <w:iCs/>
-        </w:rPr>
-        <w:t xml:space="preserve"> </w:t>
-      </w:r>
-      <w:r>
-        <w:rPr>
-          <w:i/>
-          <w:iCs/>
-        </w:rPr>
-        <w:t xml:space="preserve">and</w:t>
-      </w:r>
-      <w:r>
-        <w:rPr>
-          <w:i/>
-          <w:iCs/>
-        </w:rPr>
-        <w:t xml:space="preserve"> </w:t>
-      </w:r>
-      <w:r>
-        <w:rPr>
-          <w:i/>
-          <w:iCs/>
-        </w:rPr>
-        <w:t xml:space="preserve">Vision</w:t>
-      </w:r>
-      <w:r>
-        <w:rPr>
-          <w:i/>
-          <w:iCs/>
-        </w:rPr>
-        <w:t xml:space="preserve"> </w:t>
-      </w:r>
-      <w:r>
-        <w:rPr>
-          <w:i/>
-          <w:iCs/>
-        </w:rPr>
-        <w:t xml:space="preserve">for the</w:t>
-      </w:r>
-      <w:r>
-        <w:rPr>
-          <w:i/>
-          <w:iCs/>
-        </w:rPr>
-        <w:t xml:space="preserve"> </w:t>
-      </w:r>
-      <w:r>
-        <w:rPr>
-          <w:i/>
-          <w:iCs/>
-        </w:rPr>
-        <w:t xml:space="preserve">Future</w:t>
-      </w:r>
-      <w:r>
-        <w:t xml:space="preserve"> </w:t>
-      </w:r>
-      <w:r>
-        <w:t xml:space="preserve">(1st edition). Academic Press.</w:t>
-      </w:r>
-    </w:p>
-    <w:bookmarkEnd w:id="229"/>
-    <w:bookmarkStart w:id="231" w:name="ref-jonathanUseCrossvalidationAssess2000"/>
-    <w:p>
-      <w:pPr>
-        <w:pStyle w:val="Bibliography"/>
-      </w:pPr>
-      <w:r>
-        <w:t xml:space="preserve">Jonathan, P., Krzanowski, W. J., &amp; McCarthy, W. V. (2000). On the use of cross-validation to assess performance in multivariate prediction.</w:t>
-      </w:r>
-      <w:r>
-        <w:t xml:space="preserve"> </w:t>
-      </w:r>
-      <w:r>
-        <w:rPr>
-          <w:i/>
-          <w:iCs/>
-        </w:rPr>
-        <w:t xml:space="preserve">Statistics and Computing</w:t>
-      </w:r>
-      <w:r>
-        <w:t xml:space="preserve">,</w:t>
-      </w:r>
-      <w:r>
-        <w:t xml:space="preserve"> </w:t>
-      </w:r>
-      <w:r>
-        <w:rPr>
-          <w:i/>
-          <w:iCs/>
-        </w:rPr>
         <w:t xml:space="preserve">10</w:t>
       </w:r>
       <w:r>
@@ -18321,7 +19101,7 @@
       <w:r>
         <w:t xml:space="preserve"> </w:t>
       </w:r>
-      <w:hyperlink r:id="rId230">
+      <w:hyperlink r:id="rId242">
         <w:r>
           <w:rPr>
             <w:rStyle w:val="Hyperlink"/>
@@ -18330,8 +19110,8 @@
         </w:r>
       </w:hyperlink>
     </w:p>
-    <w:bookmarkEnd w:id="231"/>
-    <w:bookmarkStart w:id="233" w:name="X9dfa929848d202736296032659cec14e42606bb"/>
+    <w:bookmarkEnd w:id="243"/>
+    <w:bookmarkStart w:id="245" w:name="X9dfa929848d202736296032659cec14e42606bb"/>
     <w:p>
       <w:pPr>
         <w:pStyle w:val="Bibliography"/>
@@ -18368,7 +19148,7 @@
       <w:r>
         <w:t xml:space="preserve"> </w:t>
       </w:r>
-      <w:hyperlink r:id="rId232">
+      <w:hyperlink r:id="rId244">
         <w:r>
           <w:rPr>
             <w:rStyle w:val="Hyperlink"/>
@@ -18377,8 +19157,8 @@
         </w:r>
       </w:hyperlink>
     </w:p>
-    <w:bookmarkEnd w:id="233"/>
-    <w:bookmarkStart w:id="234" w:name="ref-kaiserObamaGivesEast2015"/>
+    <w:bookmarkEnd w:id="245"/>
+    <w:bookmarkStart w:id="246" w:name="ref-kaiserObamaGivesEast2015"/>
     <w:p>
       <w:pPr>
         <w:pStyle w:val="Bibliography"/>
@@ -18421,8 +19201,8 @@
         <w:t xml:space="preserve">. https://www.science.org/content/article/obama-gives-east-room-rollout-precision-medicine-initiative.</w:t>
       </w:r>
     </w:p>
-    <w:bookmarkEnd w:id="234"/>
-    <w:bookmarkStart w:id="236" w:name="ref-kennedySexDifferencesCocaine2013"/>
+    <w:bookmarkEnd w:id="246"/>
+    <w:bookmarkStart w:id="248" w:name="ref-kennedySexDifferencesCocaine2013"/>
     <w:p>
       <w:pPr>
         <w:pStyle w:val="Bibliography"/>
@@ -18459,7 +19239,7 @@
       <w:r>
         <w:t xml:space="preserve"> </w:t>
       </w:r>
-      <w:hyperlink r:id="rId235">
+      <w:hyperlink r:id="rId247">
         <w:r>
           <w:rPr>
             <w:rStyle w:val="Hyperlink"/>
@@ -18468,8 +19248,8 @@
         </w:r>
       </w:hyperlink>
     </w:p>
-    <w:bookmarkEnd w:id="236"/>
-    <w:bookmarkStart w:id="238" w:name="ref-kilaruIncidenceTreatmentOpioid2020"/>
+    <w:bookmarkEnd w:id="248"/>
+    <w:bookmarkStart w:id="250" w:name="ref-kilaruIncidenceTreatmentOpioid2020"/>
     <w:p>
       <w:pPr>
         <w:pStyle w:val="Bibliography"/>
@@ -18539,7 +19319,7 @@
       <w:r>
         <w:t xml:space="preserve"> </w:t>
       </w:r>
-      <w:hyperlink r:id="rId237">
+      <w:hyperlink r:id="rId249">
         <w:r>
           <w:rPr>
             <w:rStyle w:val="Hyperlink"/>
@@ -18548,8 +19328,8 @@
         </w:r>
       </w:hyperlink>
     </w:p>
-    <w:bookmarkEnd w:id="238"/>
-    <w:bookmarkStart w:id="240" w:name="X79dffb24bc183d6bf6fe142dbf048fe8e5a5dd0"/>
+    <w:bookmarkEnd w:id="250"/>
+    <w:bookmarkStart w:id="252" w:name="X79dffb24bc183d6bf6fe142dbf048fe8e5a5dd0"/>
     <w:p>
       <w:pPr>
         <w:pStyle w:val="Bibliography"/>
@@ -18607,7 +19387,7 @@
       <w:r>
         <w:t xml:space="preserve"> </w:t>
       </w:r>
-      <w:hyperlink r:id="rId239">
+      <w:hyperlink r:id="rId251">
         <w:r>
           <w:rPr>
             <w:rStyle w:val="Hyperlink"/>
@@ -18616,13 +19396,158 @@
         </w:r>
       </w:hyperlink>
     </w:p>
-    <w:bookmarkEnd w:id="240"/>
-    <w:bookmarkStart w:id="241" w:name="Xa93a98d1ce255982a5ea923c39451c32053b2a2"/>
+    <w:bookmarkEnd w:id="252"/>
+    <w:bookmarkStart w:id="254" w:name="X171ec2f04b2c6116de0be2674e3661d8c558d74"/>
     <w:p>
       <w:pPr>
         <w:pStyle w:val="Bibliography"/>
       </w:pPr>
       <w:r>
+        <w:t xml:space="preserve">Krueger, E. A., Fish, J. N., &amp; Upchurch, D. M. (2020). Sexual</w:t>
+      </w:r>
+      <w:r>
+        <w:t xml:space="preserve"> </w:t>
+      </w:r>
+      <w:r>
+        <w:t xml:space="preserve">Orientation Disparities</w:t>
+      </w:r>
+      <w:r>
+        <w:t xml:space="preserve"> </w:t>
+      </w:r>
+      <w:r>
+        <w:t xml:space="preserve">in</w:t>
+      </w:r>
+      <w:r>
+        <w:t xml:space="preserve"> </w:t>
+      </w:r>
+      <w:r>
+        <w:t xml:space="preserve">Substance Use</w:t>
+      </w:r>
+      <w:r>
+        <w:t xml:space="preserve">:</w:t>
+      </w:r>
+      <w:r>
+        <w:t xml:space="preserve"> </w:t>
+      </w:r>
+      <w:r>
+        <w:t xml:space="preserve">Investigating Social Stress Mechanisms</w:t>
+      </w:r>
+      <w:r>
+        <w:t xml:space="preserve"> </w:t>
+      </w:r>
+      <w:r>
+        <w:t xml:space="preserve">in a</w:t>
+      </w:r>
+      <w:r>
+        <w:t xml:space="preserve"> </w:t>
+      </w:r>
+      <w:r>
+        <w:t xml:space="preserve">National Sample</w:t>
+      </w:r>
+      <w:r>
+        <w:t xml:space="preserve">.</w:t>
+      </w:r>
+      <w:r>
+        <w:t xml:space="preserve"> </w:t>
+      </w:r>
+      <w:r>
+        <w:rPr>
+          <w:i/>
+          <w:iCs/>
+        </w:rPr>
+        <w:t xml:space="preserve">American Journal of Preventive Medicine</w:t>
+      </w:r>
+      <w:r>
+        <w:t xml:space="preserve">,</w:t>
+      </w:r>
+      <w:r>
+        <w:t xml:space="preserve"> </w:t>
+      </w:r>
+      <w:r>
+        <w:rPr>
+          <w:i/>
+          <w:iCs/>
+        </w:rPr>
+        <w:t xml:space="preserve">58</w:t>
+      </w:r>
+      <w:r>
+        <w:t xml:space="preserve">(1), 59–68.</w:t>
+      </w:r>
+      <w:r>
+        <w:t xml:space="preserve"> </w:t>
+      </w:r>
+      <w:hyperlink r:id="rId253">
+        <w:r>
+          <w:rPr>
+            <w:rStyle w:val="Hyperlink"/>
+          </w:rPr>
+          <w:t xml:space="preserve">https://doi.org/10.1016/j.amepre.2019.08.034</w:t>
+        </w:r>
+      </w:hyperlink>
+    </w:p>
+    <w:bookmarkEnd w:id="254"/>
+    <w:bookmarkStart w:id="256" w:name="ref-kuerbisSubstanceAbuseOlder2014"/>
+    <w:p>
+      <w:pPr>
+        <w:pStyle w:val="Bibliography"/>
+      </w:pPr>
+      <w:r>
+        <w:t xml:space="preserve">Kuerbis, A., Sacco, P., Blazer, D. G., &amp; Moore, A. A. (2014). Substance</w:t>
+      </w:r>
+      <w:r>
+        <w:t xml:space="preserve"> </w:t>
+      </w:r>
+      <w:r>
+        <w:t xml:space="preserve">Abuse Among Older Adults</w:t>
+      </w:r>
+      <w:r>
+        <w:t xml:space="preserve">.</w:t>
+      </w:r>
+      <w:r>
+        <w:t xml:space="preserve"> </w:t>
+      </w:r>
+      <w:r>
+        <w:rPr>
+          <w:i/>
+          <w:iCs/>
+        </w:rPr>
+        <w:t xml:space="preserve">Clinics in Geriatric Medicine</w:t>
+      </w:r>
+      <w:r>
+        <w:t xml:space="preserve">,</w:t>
+      </w:r>
+      <w:r>
+        <w:t xml:space="preserve"> </w:t>
+      </w:r>
+      <w:r>
+        <w:rPr>
+          <w:i/>
+          <w:iCs/>
+        </w:rPr>
+        <w:t xml:space="preserve">30</w:t>
+      </w:r>
+      <w:r>
+        <w:t xml:space="preserve">(3), 629–654.</w:t>
+      </w:r>
+      <w:r>
+        <w:t xml:space="preserve"> </w:t>
+      </w:r>
+      <w:hyperlink r:id="rId255">
+        <w:r>
+          <w:rPr>
+            <w:rStyle w:val="Hyperlink"/>
+          </w:rPr>
+          <w:t xml:space="preserve">https://doi.org/10.1016/j.cger.2014.04.008</w:t>
+        </w:r>
+      </w:hyperlink>
+    </w:p>
+    <w:bookmarkEnd w:id="256"/>
+    <w:bookmarkStart w:id="257" w:name="Xa93a98d1ce255982a5ea923c39451c32053b2a2"/>
+    <w:p>
+      <w:pPr>
+        <w:pStyle w:val="Bibliography"/>
+      </w:pPr>
+      <w:r>
         <w:t xml:space="preserve">Kuhn, M. (2022).</w:t>
       </w:r>
       <w:r>
@@ -18709,8 +19634,8 @@
         <w:t xml:space="preserve">.</w:t>
       </w:r>
     </w:p>
-    <w:bookmarkEnd w:id="241"/>
-    <w:bookmarkStart w:id="243" w:name="ref-kuhnAppliedPredictiveModeling2018"/>
+    <w:bookmarkEnd w:id="257"/>
+    <w:bookmarkStart w:id="259" w:name="ref-kuhnAppliedPredictiveModeling2018"/>
     <w:p>
       <w:pPr>
         <w:pStyle w:val="Bibliography"/>
@@ -18751,7 +19676,7 @@
       <w:r>
         <w:t xml:space="preserve"> </w:t>
       </w:r>
-      <w:hyperlink r:id="rId242">
+      <w:hyperlink r:id="rId258">
         <w:r>
           <w:rPr>
             <w:rStyle w:val="Hyperlink"/>
@@ -18760,8 +19685,8 @@
         </w:r>
       </w:hyperlink>
     </w:p>
-    <w:bookmarkEnd w:id="243"/>
-    <w:bookmarkStart w:id="244" w:name="ref-kuhnTidymodelsCollectionPackages2020"/>
+    <w:bookmarkEnd w:id="259"/>
+    <w:bookmarkStart w:id="260" w:name="ref-kuhnTidymodelsCollectionPackages2020"/>
     <w:p>
       <w:pPr>
         <w:pStyle w:val="Bibliography"/>
@@ -18783,8 +19708,8 @@
         <w:t xml:space="preserve">.</w:t>
       </w:r>
     </w:p>
-    <w:bookmarkEnd w:id="244"/>
-    <w:bookmarkStart w:id="246" w:name="ref-kullSigmoidsHowObtain2017"/>
+    <w:bookmarkEnd w:id="260"/>
+    <w:bookmarkStart w:id="262" w:name="ref-kullSigmoidsHowObtain2017"/>
     <w:p>
       <w:pPr>
         <w:pStyle w:val="Bibliography"/>
@@ -18833,7 +19758,7 @@
       <w:r>
         <w:t xml:space="preserve"> </w:t>
       </w:r>
-      <w:hyperlink r:id="rId245">
+      <w:hyperlink r:id="rId261">
         <w:r>
           <w:rPr>
             <w:rStyle w:val="Hyperlink"/>
@@ -18842,8 +19767,8 @@
         </w:r>
       </w:hyperlink>
     </w:p>
-    <w:bookmarkEnd w:id="246"/>
-    <w:bookmarkStart w:id="247" w:name="X0943ff04c0b05099bf4a8c8078db37e3463cff7"/>
+    <w:bookmarkEnd w:id="262"/>
+    <w:bookmarkStart w:id="263" w:name="X0943ff04c0b05099bf4a8c8078db37e3463cff7"/>
     <w:p>
       <w:pPr>
         <w:pStyle w:val="Bibliography"/>
@@ -18903,13 +19828,69 @@
         <w:t xml:space="preserve">(First edition). The Guilford Press.</w:t>
       </w:r>
     </w:p>
-    <w:bookmarkEnd w:id="247"/>
-    <w:bookmarkStart w:id="248" w:name="X34be55f2a2ff67a14e7206627bb93b426490c87"/>
+    <w:bookmarkEnd w:id="263"/>
+    <w:bookmarkStart w:id="265" w:name="Xaa720cc9c8d959b428cd2035783815a9cba15e0"/>
     <w:p>
       <w:pPr>
         <w:pStyle w:val="Bibliography"/>
       </w:pPr>
       <w:r>
+        <w:t xml:space="preserve">Lister, J. J., Weaver, A., Ellis, J. D., Himle, J. A., &amp; Ledgerwood, D. M. (2020). A systematic review of rural-specific barriers to medication treatment for opioid use disorder in the</w:t>
+      </w:r>
+      <w:r>
+        <w:t xml:space="preserve"> </w:t>
+      </w:r>
+      <w:r>
+        <w:t xml:space="preserve">United States</w:t>
+      </w:r>
+      <w:r>
+        <w:t xml:space="preserve">.</w:t>
+      </w:r>
+      <w:r>
+        <w:t xml:space="preserve"> </w:t>
+      </w:r>
+      <w:r>
+        <w:rPr>
+          <w:i/>
+          <w:iCs/>
+        </w:rPr>
+        <w:t xml:space="preserve">The American Journal of Drug and Alcohol Abuse</w:t>
+      </w:r>
+      <w:r>
+        <w:t xml:space="preserve">,</w:t>
+      </w:r>
+      <w:r>
+        <w:t xml:space="preserve"> </w:t>
+      </w:r>
+      <w:r>
+        <w:rPr>
+          <w:i/>
+          <w:iCs/>
+        </w:rPr>
+        <w:t xml:space="preserve">46</w:t>
+      </w:r>
+      <w:r>
+        <w:t xml:space="preserve">(3), 273–288.</w:t>
+      </w:r>
+      <w:r>
+        <w:t xml:space="preserve"> </w:t>
+      </w:r>
+      <w:hyperlink r:id="rId264">
+        <w:r>
+          <w:rPr>
+            <w:rStyle w:val="Hyperlink"/>
+          </w:rPr>
+          <w:t xml:space="preserve">https://doi.org/10.1080/00952990.2019.1694536</w:t>
+        </w:r>
+      </w:hyperlink>
+    </w:p>
+    <w:bookmarkEnd w:id="265"/>
+    <w:bookmarkStart w:id="266" w:name="X34be55f2a2ff67a14e7206627bb93b426490c87"/>
+    <w:p>
+      <w:pPr>
+        <w:pStyle w:val="Bibliography"/>
+      </w:pPr>
+      <w:r>
         <w:t xml:space="preserve">Lundberg, S. M., &amp; Lee, S.-I. (2017). A unified approach to interpreting model predictions.</w:t>
       </w:r>
       <w:r>
@@ -18965,11 +19946,39 @@
         <w:t xml:space="preserve">Neural Information Processing Systems</w:t>
       </w:r>
       <w:r>
+        <w:rPr>
+          <w:i/>
+          <w:iCs/>
+        </w:rPr>
+        <w:t xml:space="preserve">,</w:t>
+      </w:r>
+      <w:r>
+        <w:rPr>
+          <w:i/>
+          <w:iCs/>
+        </w:rPr>
+        <w:t xml:space="preserve"> </w:t>
+      </w:r>
+      <w:r>
+        <w:rPr>
+          <w:i/>
+          <w:iCs/>
+        </w:rPr>
+        <w:t xml:space="preserve">NIPS</w:t>
+      </w:r>
+      <w:r>
+        <w:rPr>
+          <w:i/>
+          <w:iCs/>
+        </w:rPr>
+        <w:t xml:space="preserve">’17</w:t>
+      </w:r>
+      <w:r>
         <w:t xml:space="preserve">, 4768–4777.</w:t>
       </w:r>
     </w:p>
-    <w:bookmarkEnd w:id="248"/>
-    <w:bookmarkStart w:id="250" w:name="X4d20b0be6ebc81777412f3b2cdfafe4bd20f4d6"/>
+    <w:bookmarkEnd w:id="266"/>
+    <w:bookmarkStart w:id="268" w:name="X4d20b0be6ebc81777412f3b2cdfafe4bd20f4d6"/>
     <w:p>
       <w:pPr>
         <w:pStyle w:val="Bibliography"/>
@@ -19006,7 +20015,7 @@
       <w:r>
         <w:t xml:space="preserve"> </w:t>
       </w:r>
-      <w:hyperlink r:id="rId249">
+      <w:hyperlink r:id="rId267">
         <w:r>
           <w:rPr>
             <w:rStyle w:val="Hyperlink"/>
@@ -19015,8 +20024,8 @@
         </w:r>
       </w:hyperlink>
     </w:p>
-    <w:bookmarkEnd w:id="250"/>
-    <w:bookmarkStart w:id="251" w:name="ref-marlattRelapsePreventionSecond2007"/>
+    <w:bookmarkEnd w:id="268"/>
+    <w:bookmarkStart w:id="269" w:name="ref-marlattRelapsePreventionSecond2007"/>
     <w:p>
       <w:pPr>
         <w:pStyle w:val="Bibliography"/>
@@ -19153,8 +20162,8 @@
         <w:t xml:space="preserve">(2nd edition). The Guilford Press.</w:t>
       </w:r>
     </w:p>
-    <w:bookmarkEnd w:id="251"/>
-    <w:bookmarkStart w:id="252" w:name="X0900e084d2d8751b94683f82b04534ea811d54e"/>
+    <w:bookmarkEnd w:id="269"/>
+    <w:bookmarkStart w:id="270" w:name="X0900e084d2d8751b94683f82b04534ea811d54e"/>
     <w:p>
       <w:pPr>
         <w:pStyle w:val="Bibliography"/>
@@ -19270,8 +20279,8 @@
         <w:t xml:space="preserve">(First edition). The Guilford Press.</w:t>
       </w:r>
     </w:p>
-    <w:bookmarkEnd w:id="252"/>
-    <w:bookmarkStart w:id="253" w:name="Xb55b40a3d7f46ba5e03427f7cd05843a1612710"/>
+    <w:bookmarkEnd w:id="270"/>
+    <w:bookmarkStart w:id="271" w:name="Xb55b40a3d7f46ba5e03427f7cd05843a1612710"/>
     <w:p>
       <w:pPr>
         <w:pStyle w:val="Bibliography"/>
@@ -19339,8 +20348,8 @@
         <w:t xml:space="preserve">(0), 9.</w:t>
       </w:r>
     </w:p>
-    <w:bookmarkEnd w:id="253"/>
-    <w:bookmarkStart w:id="255" w:name="ref-mchughSexGenderDifferences2018a"/>
+    <w:bookmarkEnd w:id="271"/>
+    <w:bookmarkStart w:id="273" w:name="ref-mchughSexGenderDifferences2018"/>
     <w:p>
       <w:pPr>
         <w:pStyle w:val="Bibliography"/>
@@ -19377,7 +20386,7 @@
       <w:r>
         <w:t xml:space="preserve"> </w:t>
       </w:r>
-      <w:hyperlink r:id="rId254">
+      <w:hyperlink r:id="rId272">
         <w:r>
           <w:rPr>
             <w:rStyle w:val="Hyperlink"/>
@@ -19386,8 +20395,8 @@
         </w:r>
       </w:hyperlink>
     </w:p>
-    <w:bookmarkEnd w:id="255"/>
-    <w:bookmarkStart w:id="257" w:name="ref-mckayImpactContinuingCare2021"/>
+    <w:bookmarkEnd w:id="273"/>
+    <w:bookmarkStart w:id="275" w:name="ref-mckayImpactContinuingCare2021"/>
     <w:p>
       <w:pPr>
         <w:pStyle w:val="Bibliography"/>
@@ -19445,7 +20454,7 @@
       <w:r>
         <w:t xml:space="preserve"> </w:t>
       </w:r>
-      <w:hyperlink r:id="rId256">
+      <w:hyperlink r:id="rId274">
         <w:r>
           <w:rPr>
             <w:rStyle w:val="Hyperlink"/>
@@ -19454,8 +20463,8 @@
         </w:r>
       </w:hyperlink>
     </w:p>
-    <w:bookmarkEnd w:id="257"/>
-    <w:bookmarkStart w:id="259" w:name="ref-mclellanDrugDependenceChronic2000"/>
+    <w:bookmarkEnd w:id="275"/>
+    <w:bookmarkStart w:id="277" w:name="ref-mclellanDrugDependenceChronic2000"/>
     <w:p>
       <w:pPr>
         <w:pStyle w:val="Bibliography"/>
@@ -19492,7 +20501,7 @@
       <w:r>
         <w:t xml:space="preserve"> </w:t>
       </w:r>
-      <w:hyperlink r:id="rId258">
+      <w:hyperlink r:id="rId276">
         <w:r>
           <w:rPr>
             <w:rStyle w:val="Hyperlink"/>
@@ -19501,8 +20510,8 @@
         </w:r>
       </w:hyperlink>
     </w:p>
-    <w:bookmarkEnd w:id="259"/>
-    <w:bookmarkStart w:id="261" w:name="ref-meyersIntersectionGenderDrug2021"/>
+    <w:bookmarkEnd w:id="277"/>
+    <w:bookmarkStart w:id="279" w:name="ref-meyersIntersectionGenderDrug2021"/>
     <w:p>
       <w:pPr>
         <w:pStyle w:val="Bibliography"/>
@@ -19551,7 +20560,7 @@
       <w:r>
         <w:t xml:space="preserve"> </w:t>
       </w:r>
-      <w:hyperlink r:id="rId260">
+      <w:hyperlink r:id="rId278">
         <w:r>
           <w:rPr>
             <w:rStyle w:val="Hyperlink"/>
@@ -19560,8 +20569,8 @@
         </w:r>
       </w:hyperlink>
     </w:p>
-    <w:bookmarkEnd w:id="261"/>
-    <w:bookmarkStart w:id="263" w:name="ref-mohrPersonalSensingUnderstanding2017"/>
+    <w:bookmarkEnd w:id="279"/>
+    <w:bookmarkStart w:id="281" w:name="ref-mohrPersonalSensingUnderstanding2017"/>
     <w:p>
       <w:pPr>
         <w:pStyle w:val="Bibliography"/>
@@ -19628,7 +20637,7 @@
       <w:r>
         <w:t xml:space="preserve"> </w:t>
       </w:r>
-      <w:hyperlink r:id="rId262">
+      <w:hyperlink r:id="rId280">
         <w:r>
           <w:rPr>
             <w:rStyle w:val="Hyperlink"/>
@@ -19637,8 +20646,8 @@
         </w:r>
       </w:hyperlink>
     </w:p>
-    <w:bookmarkEnd w:id="263"/>
-    <w:bookmarkStart w:id="264" w:name="X0c0e928dd8ff101aa479012bffab8d24e8c0dcf"/>
+    <w:bookmarkEnd w:id="281"/>
+    <w:bookmarkStart w:id="282" w:name="X0c0e928dd8ff101aa479012bffab8d24e8c0dcf"/>
     <w:p>
       <w:pPr>
         <w:pStyle w:val="Bibliography"/>
@@ -19695,8 +20704,8 @@
         <w:t xml:space="preserve">. Independently published.</w:t>
       </w:r>
     </w:p>
-    <w:bookmarkEnd w:id="264"/>
-    <w:bookmarkStart w:id="266" w:name="X1f44e09282148d362bdacfce67d6a56b1cf06db"/>
+    <w:bookmarkEnd w:id="282"/>
+    <w:bookmarkStart w:id="284" w:name="X1f44e09282148d362bdacfce67d6a56b1cf06db"/>
     <w:p>
       <w:pPr>
         <w:pStyle w:val="Bibliography"/>
@@ -19787,7 +20796,7 @@
       <w:r>
         <w:t xml:space="preserve"> </w:t>
       </w:r>
-      <w:hyperlink r:id="rId265">
+      <w:hyperlink r:id="rId283">
         <w:r>
           <w:rPr>
             <w:rStyle w:val="Hyperlink"/>
@@ -19796,19 +20805,78 @@
         </w:r>
       </w:hyperlink>
     </w:p>
-    <w:bookmarkEnd w:id="266"/>
-    <w:bookmarkStart w:id="268" w:name="X8bb79cdd23e0a8d99e4f9b0c203aaa22c56a953"/>
+    <w:bookmarkEnd w:id="284"/>
+    <w:bookmarkStart w:id="285" w:name="ref-DemographicsMobileDevice2025"/>
     <w:p>
       <w:pPr>
         <w:pStyle w:val="Bibliography"/>
       </w:pPr>
       <w:r>
+        <w:t xml:space="preserve">No. (2025). Demographics of</w:t>
+      </w:r>
+      <w:r>
+        <w:t xml:space="preserve"> </w:t>
+      </w:r>
+      <w:r>
+        <w:t xml:space="preserve">Mobile Device Ownership</w:t>
+      </w:r>
+      <w:r>
+        <w:t xml:space="preserve"> </w:t>
+      </w:r>
+      <w:r>
+        <w:t xml:space="preserve">and</w:t>
+      </w:r>
+      <w:r>
+        <w:t xml:space="preserve"> </w:t>
+      </w:r>
+      <w:r>
+        <w:t xml:space="preserve">Adoption</w:t>
+      </w:r>
+      <w:r>
+        <w:t xml:space="preserve"> </w:t>
+      </w:r>
+      <w:r>
+        <w:t xml:space="preserve">in the</w:t>
+      </w:r>
+      <w:r>
+        <w:t xml:space="preserve"> </w:t>
+      </w:r>
+      <w:r>
+        <w:t xml:space="preserve">United States</w:t>
+      </w:r>
+      <w:r>
+        <w:t xml:space="preserve">. In</w:t>
+      </w:r>
+      <w:r>
+        <w:t xml:space="preserve"> </w:t>
+      </w:r>
+      <w:r>
+        <w:rPr>
+          <w:i/>
+          <w:iCs/>
+        </w:rPr>
+        <w:t xml:space="preserve">Pew Research Center</w:t>
+      </w:r>
+      <w:r>
+        <w:t xml:space="preserve"> </w:t>
+      </w:r>
+      <w:r>
+        <w:t xml:space="preserve">(Mobile).</w:t>
+      </w:r>
+    </w:p>
+    <w:bookmarkEnd w:id="285"/>
+    <w:bookmarkStart w:id="287" w:name="X8bb79cdd23e0a8d99e4f9b0c203aaa22c56a953"/>
+    <w:p>
+      <w:pPr>
+        <w:pStyle w:val="Bibliography"/>
+      </w:pPr>
+      <w:r>
         <w:t xml:space="preserve">Office of the Surgeon General (US), Center for Mental Health Services (US), &amp; National Institute of Mental Health (US). (2001).</w:t>
       </w:r>
       <w:r>
         <w:t xml:space="preserve"> </w:t>
       </w:r>
-      <w:hyperlink r:id="rId267">
+      <w:hyperlink r:id="rId286">
         <w:r>
           <w:rPr>
             <w:rStyle w:val="Hyperlink"/>
@@ -19919,8 +20987,8 @@
         <w:t xml:space="preserve">.</w:t>
       </w:r>
     </w:p>
-    <w:bookmarkEnd w:id="268"/>
-    <w:bookmarkStart w:id="270" w:name="ref-olfsonHealthcareCoverageService2022"/>
+    <w:bookmarkEnd w:id="287"/>
+    <w:bookmarkStart w:id="289" w:name="ref-olfsonHealthcareCoverageService2022"/>
     <w:p>
       <w:pPr>
         <w:pStyle w:val="Bibliography"/>
@@ -19957,7 +21025,7 @@
       <w:r>
         <w:t xml:space="preserve"> </w:t>
       </w:r>
-      <w:hyperlink r:id="rId269">
+      <w:hyperlink r:id="rId288">
         <w:r>
           <w:rPr>
             <w:rStyle w:val="Hyperlink"/>
@@ -19966,13 +21034,60 @@
         </w:r>
       </w:hyperlink>
     </w:p>
-    <w:bookmarkEnd w:id="270"/>
-    <w:bookmarkStart w:id="272" w:name="ref-pinedoCurrentReexaminationRacial2019"/>
+    <w:bookmarkEnd w:id="289"/>
+    <w:bookmarkStart w:id="291" w:name="ref-parlier-ahmadExploratoryStudySex2021"/>
     <w:p>
       <w:pPr>
         <w:pStyle w:val="Bibliography"/>
       </w:pPr>
       <w:r>
+        <w:t xml:space="preserve">Parlier-Ahmad, A. B., Martin, C. E., Radic, M., &amp; Svikis, D. S. (2021). An exploratory study of sex and gender differences in demographic, psychosocial, clinical, and substance use treatment characteristics of patients in outpatient opioid use disorder treatment with buprenorphine.</w:t>
+      </w:r>
+      <w:r>
+        <w:t xml:space="preserve"> </w:t>
+      </w:r>
+      <w:r>
+        <w:rPr>
+          <w:i/>
+          <w:iCs/>
+        </w:rPr>
+        <w:t xml:space="preserve">Translational Issues in Psychological Science</w:t>
+      </w:r>
+      <w:r>
+        <w:t xml:space="preserve">,</w:t>
+      </w:r>
+      <w:r>
+        <w:t xml:space="preserve"> </w:t>
+      </w:r>
+      <w:r>
+        <w:rPr>
+          <w:i/>
+          <w:iCs/>
+        </w:rPr>
+        <w:t xml:space="preserve">7</w:t>
+      </w:r>
+      <w:r>
+        <w:t xml:space="preserve">(2), 141–153.</w:t>
+      </w:r>
+      <w:r>
+        <w:t xml:space="preserve"> </w:t>
+      </w:r>
+      <w:hyperlink r:id="rId290">
+        <w:r>
+          <w:rPr>
+            <w:rStyle w:val="Hyperlink"/>
+          </w:rPr>
+          <w:t xml:space="preserve">https://doi.org/10.1037/tps0000250</w:t>
+        </w:r>
+      </w:hyperlink>
+    </w:p>
+    <w:bookmarkEnd w:id="291"/>
+    <w:bookmarkStart w:id="293" w:name="ref-pinedoCurrentReexaminationRacial2019"/>
+    <w:p>
+      <w:pPr>
+        <w:pStyle w:val="Bibliography"/>
+      </w:pPr>
+      <w:r>
         <w:t xml:space="preserve">Pinedo, M. (2019). A current re-examination of racial/ethnic disparities in the use of substance abuse treatment:</w:t>
       </w:r>
       <w:r>
@@ -20016,7 +21131,7 @@
       <w:r>
         <w:t xml:space="preserve"> </w:t>
       </w:r>
-      <w:hyperlink r:id="rId271">
+      <w:hyperlink r:id="rId292">
         <w:r>
           <w:rPr>
             <w:rStyle w:val="Hyperlink"/>
@@ -20025,8 +21140,8 @@
         </w:r>
       </w:hyperlink>
     </w:p>
-    <w:bookmarkEnd w:id="272"/>
-    <w:bookmarkStart w:id="274" w:name="ref-prochaskaSearchHowPeople1992"/>
+    <w:bookmarkEnd w:id="293"/>
+    <w:bookmarkStart w:id="295" w:name="ref-prochaskaSearchHowPeople1992"/>
     <w:p>
       <w:pPr>
         <w:pStyle w:val="Bibliography"/>
@@ -20075,7 +21190,7 @@
       <w:r>
         <w:t xml:space="preserve"> </w:t>
       </w:r>
-      <w:hyperlink r:id="rId273">
+      <w:hyperlink r:id="rId294">
         <w:r>
           <w:rPr>
             <w:rStyle w:val="Hyperlink"/>
@@ -20084,180 +21199,129 @@
         </w:r>
       </w:hyperlink>
     </w:p>
-    <w:bookmarkEnd w:id="274"/>
-    <w:bookmarkStart w:id="275" w:name="X5568dae9ed26820cf1c228b96eb0968c1eec288"/>
+    <w:bookmarkEnd w:id="295"/>
+    <w:bookmarkStart w:id="296" w:name="X93e79e1a5ab79bb153842a6d1ed7d5e5cb3185f"/>
     <w:p>
       <w:pPr>
         <w:pStyle w:val="Bibliography"/>
       </w:pPr>
       <w:r>
-        <w:t xml:space="preserve">Pulick, E., Curtin, J. J., &amp; Mintz, Y. (under review).</w:t>
-      </w:r>
-      <w:r>
-        <w:t xml:space="preserve"> </w:t>
-      </w:r>
-      <w:r>
-        <w:rPr>
-          <w:i/>
-          <w:iCs/>
-        </w:rPr>
-        <w:t xml:space="preserve">Idiographic lapse prediction with state space modeling:</w:t>
-      </w:r>
-      <w:r>
-        <w:rPr>
-          <w:i/>
-          <w:iCs/>
-        </w:rPr>
-        <w:t xml:space="preserve"> </w:t>
-      </w:r>
-      <w:r>
-        <w:rPr>
-          <w:i/>
-          <w:iCs/>
-        </w:rPr>
-        <w:t xml:space="preserve">Algorithm</w:t>
-      </w:r>
-      <w:r>
-        <w:rPr>
-          <w:i/>
-          <w:iCs/>
-        </w:rPr>
-        <w:t xml:space="preserve"> </w:t>
-      </w:r>
-      <w:r>
-        <w:rPr>
-          <w:i/>
-          <w:iCs/>
-        </w:rPr>
-        <w:t xml:space="preserve">development and validation</w:t>
+        <w:t xml:space="preserve">RStudio Team. (2020).</w:t>
+      </w:r>
+      <w:r>
+        <w:t xml:space="preserve"> </w:t>
+      </w:r>
+      <w:r>
+        <w:rPr>
+          <w:i/>
+          <w:iCs/>
+        </w:rPr>
+        <w:t xml:space="preserve">RStudio</w:t>
+      </w:r>
+      <w:r>
+        <w:rPr>
+          <w:i/>
+          <w:iCs/>
+        </w:rPr>
+        <w:t xml:space="preserve">:</w:t>
+      </w:r>
+      <w:r>
+        <w:rPr>
+          <w:i/>
+          <w:iCs/>
+        </w:rPr>
+        <w:t xml:space="preserve"> </w:t>
+      </w:r>
+      <w:r>
+        <w:rPr>
+          <w:i/>
+          <w:iCs/>
+        </w:rPr>
+        <w:t xml:space="preserve">Integrated Development</w:t>
+      </w:r>
+      <w:r>
+        <w:rPr>
+          <w:i/>
+          <w:iCs/>
+        </w:rPr>
+        <w:t xml:space="preserve"> </w:t>
+      </w:r>
+      <w:r>
+        <w:rPr>
+          <w:i/>
+          <w:iCs/>
+        </w:rPr>
+        <w:t xml:space="preserve">for</w:t>
+      </w:r>
+      <w:r>
+        <w:rPr>
+          <w:i/>
+          <w:iCs/>
+        </w:rPr>
+        <w:t xml:space="preserve"> </w:t>
+      </w:r>
+      <w:r>
+        <w:rPr>
+          <w:i/>
+          <w:iCs/>
+        </w:rPr>
+        <w:t xml:space="preserve">R</w:t>
+      </w:r>
+      <w:r>
+        <w:t xml:space="preserve">. RStudio, Inc.</w:t>
+      </w:r>
+    </w:p>
+    <w:bookmarkEnd w:id="296"/>
+    <w:bookmarkStart w:id="298" w:name="ref-russellAffectRelativeDayLevel2020"/>
+    <w:p>
+      <w:pPr>
+        <w:pStyle w:val="Bibliography"/>
+      </w:pPr>
+      <w:r>
+        <w:t xml:space="preserve">Russell, M. A., Linden-Carmichael, A. N., Lanza, S. T., Fair, E. V., Sher, K. J., &amp; Piasecki, T. M. (2020). Affect</w:t>
+      </w:r>
+      <w:r>
+        <w:t xml:space="preserve"> </w:t>
+      </w:r>
+      <w:r>
+        <w:t xml:space="preserve">Relative</w:t>
+      </w:r>
+      <w:r>
+        <w:t xml:space="preserve"> </w:t>
+      </w:r>
+      <w:r>
+        <w:t xml:space="preserve">to</w:t>
+      </w:r>
+      <w:r>
+        <w:t xml:space="preserve"> </w:t>
+      </w:r>
+      <w:r>
+        <w:t xml:space="preserve">Day-Level Drinking Initiation</w:t>
+      </w:r>
+      <w:r>
+        <w:t xml:space="preserve">:</w:t>
+      </w:r>
+      <w:r>
+        <w:t xml:space="preserve"> </w:t>
+      </w:r>
+      <w:r>
+        <w:t xml:space="preserve">Analyzing Ecological Momentary Assessment Data</w:t>
+      </w:r>
+      <w:r>
+        <w:t xml:space="preserve"> </w:t>
+      </w:r>
+      <w:r>
+        <w:t xml:space="preserve">with</w:t>
+      </w:r>
+      <w:r>
+        <w:t xml:space="preserve"> </w:t>
+      </w:r>
+      <w:r>
+        <w:t xml:space="preserve">Multilevel Spline Modeling</w:t>
       </w:r>
       <w:r>
         <w:t xml:space="preserve">.</w:t>
       </w:r>
-    </w:p>
-    <w:bookmarkEnd w:id="275"/>
-    <w:bookmarkStart w:id="276" w:name="X93e79e1a5ab79bb153842a6d1ed7d5e5cb3185f"/>
-    <w:p>
-      <w:pPr>
-        <w:pStyle w:val="Bibliography"/>
-      </w:pPr>
-      <w:r>
-        <w:t xml:space="preserve">RStudio Team. (2020).</w:t>
-      </w:r>
-      <w:r>
-        <w:t xml:space="preserve"> </w:t>
-      </w:r>
-      <w:r>
-        <w:rPr>
-          <w:i/>
-          <w:iCs/>
-        </w:rPr>
-        <w:t xml:space="preserve">RStudio</w:t>
-      </w:r>
-      <w:r>
-        <w:rPr>
-          <w:i/>
-          <w:iCs/>
-        </w:rPr>
-        <w:t xml:space="preserve">:</w:t>
-      </w:r>
-      <w:r>
-        <w:rPr>
-          <w:i/>
-          <w:iCs/>
-        </w:rPr>
-        <w:t xml:space="preserve"> </w:t>
-      </w:r>
-      <w:r>
-        <w:rPr>
-          <w:i/>
-          <w:iCs/>
-        </w:rPr>
-        <w:t xml:space="preserve">Integrated Development</w:t>
-      </w:r>
-      <w:r>
-        <w:rPr>
-          <w:i/>
-          <w:iCs/>
-        </w:rPr>
-        <w:t xml:space="preserve"> </w:t>
-      </w:r>
-      <w:r>
-        <w:rPr>
-          <w:i/>
-          <w:iCs/>
-        </w:rPr>
-        <w:t xml:space="preserve">for</w:t>
-      </w:r>
-      <w:r>
-        <w:rPr>
-          <w:i/>
-          <w:iCs/>
-        </w:rPr>
-        <w:t xml:space="preserve"> </w:t>
-      </w:r>
-      <w:r>
-        <w:rPr>
-          <w:i/>
-          <w:iCs/>
-        </w:rPr>
-        <w:t xml:space="preserve">R</w:t>
-      </w:r>
-      <w:r>
-        <w:t xml:space="preserve">. RStudio, Inc.</w:t>
-      </w:r>
-    </w:p>
-    <w:bookmarkEnd w:id="276"/>
-    <w:bookmarkStart w:id="278" w:name="ref-russellAffectRelativeDayLevel2020"/>
-    <w:p>
-      <w:pPr>
-        <w:pStyle w:val="Bibliography"/>
-      </w:pPr>
-      <w:r>
-        <w:t xml:space="preserve">Russell, M. A., Linden-Carmichael, A. N., Lanza, S. T., Fair, E. V., Sher, K. J., &amp; Piasecki, T. M. (2020). Affect</w:t>
-      </w:r>
-      <w:r>
-        <w:t xml:space="preserve"> </w:t>
-      </w:r>
-      <w:r>
-        <w:t xml:space="preserve">Relative</w:t>
-      </w:r>
-      <w:r>
-        <w:t xml:space="preserve"> </w:t>
-      </w:r>
-      <w:r>
-        <w:t xml:space="preserve">to</w:t>
-      </w:r>
-      <w:r>
-        <w:t xml:space="preserve"> </w:t>
-      </w:r>
-      <w:r>
-        <w:t xml:space="preserve">Day-Level Drinking Initiation</w:t>
-      </w:r>
-      <w:r>
-        <w:t xml:space="preserve">:</w:t>
-      </w:r>
-      <w:r>
-        <w:t xml:space="preserve"> </w:t>
-      </w:r>
-      <w:r>
-        <w:t xml:space="preserve">Analyzing Ecological Momentary Assessment Data</w:t>
-      </w:r>
-      <w:r>
-        <w:t xml:space="preserve"> </w:t>
-      </w:r>
-      <w:r>
-        <w:t xml:space="preserve">with</w:t>
-      </w:r>
-      <w:r>
-        <w:t xml:space="preserve"> </w:t>
-      </w:r>
-      <w:r>
-        <w:t xml:space="preserve">Multilevel Spline Modeling</w:t>
-      </w:r>
-      <w:r>
-        <w:t xml:space="preserve">.</w:t>
-      </w:r>
       <w:r>
         <w:t xml:space="preserve"> </w:t>
       </w:r>
@@ -20287,7 +21351,7 @@
       <w:r>
         <w:t xml:space="preserve"> </w:t>
       </w:r>
-      <w:hyperlink r:id="rId277">
+      <w:hyperlink r:id="rId297">
         <w:r>
           <w:rPr>
             <w:rStyle w:val="Hyperlink"/>
@@ -20296,8 +21360,8 @@
         </w:r>
       </w:hyperlink>
     </w:p>
-    <w:bookmarkEnd w:id="278"/>
-    <w:bookmarkStart w:id="279" w:name="X56bd7ab8262c354bc601dbeb8bf6940a3ba3863"/>
+    <w:bookmarkEnd w:id="298"/>
+    <w:bookmarkStart w:id="299" w:name="X56bd7ab8262c354bc601dbeb8bf6940a3ba3863"/>
     <w:p>
       <w:pPr>
         <w:pStyle w:val="Bibliography"/>
@@ -20337,8 +21401,8 @@
         <w:t xml:space="preserve">. https://www.samhsa.gov/data/report/2021-nsduh-detailed-tables.</w:t>
       </w:r>
     </w:p>
-    <w:bookmarkEnd w:id="279"/>
-    <w:bookmarkStart w:id="281" w:name="ref-sayetteRoleCravingSubstance2016"/>
+    <w:bookmarkEnd w:id="299"/>
+    <w:bookmarkStart w:id="301" w:name="ref-sayetteRoleCravingSubstance2016"/>
     <w:p>
       <w:pPr>
         <w:pStyle w:val="Bibliography"/>
@@ -20429,7 +21493,7 @@
       <w:r>
         <w:t xml:space="preserve"> </w:t>
       </w:r>
-      <w:hyperlink r:id="rId280">
+      <w:hyperlink r:id="rId300">
         <w:r>
           <w:rPr>
             <w:rStyle w:val="Hyperlink"/>
@@ -20438,13 +21502,69 @@
         </w:r>
       </w:hyperlink>
     </w:p>
-    <w:bookmarkEnd w:id="281"/>
-    <w:bookmarkStart w:id="283" w:name="ref-sociasAdoptingCascadeCare2016"/>
+    <w:bookmarkEnd w:id="301"/>
+    <w:bookmarkStart w:id="303" w:name="ref-schmidtEthnicDisparitiesClinical2007"/>
     <w:p>
       <w:pPr>
         <w:pStyle w:val="Bibliography"/>
       </w:pPr>
       <w:r>
+        <w:t xml:space="preserve">Schmidt, L. A., Ye, Y., Greenfield, T. K., &amp; Bond, J. (2007). Ethnic disparities in clinical severity and services for alcohol problems: Results from the</w:t>
+      </w:r>
+      <w:r>
+        <w:t xml:space="preserve"> </w:t>
+      </w:r>
+      <w:r>
+        <w:t xml:space="preserve">National Alcohol Survey</w:t>
+      </w:r>
+      <w:r>
+        <w:t xml:space="preserve">.</w:t>
+      </w:r>
+      <w:r>
+        <w:t xml:space="preserve"> </w:t>
+      </w:r>
+      <w:r>
+        <w:rPr>
+          <w:i/>
+          <w:iCs/>
+        </w:rPr>
+        <w:t xml:space="preserve">Alcoholism, Clinical and Experimental Research</w:t>
+      </w:r>
+      <w:r>
+        <w:t xml:space="preserve">,</w:t>
+      </w:r>
+      <w:r>
+        <w:t xml:space="preserve"> </w:t>
+      </w:r>
+      <w:r>
+        <w:rPr>
+          <w:i/>
+          <w:iCs/>
+        </w:rPr>
+        <w:t xml:space="preserve">31</w:t>
+      </w:r>
+      <w:r>
+        <w:t xml:space="preserve">(1), 48–56.</w:t>
+      </w:r>
+      <w:r>
+        <w:t xml:space="preserve"> </w:t>
+      </w:r>
+      <w:hyperlink r:id="rId302">
+        <w:r>
+          <w:rPr>
+            <w:rStyle w:val="Hyperlink"/>
+          </w:rPr>
+          <w:t xml:space="preserve">https://doi.org/10.1111/j.1530-0277.2006.00263.x</w:t>
+        </w:r>
+      </w:hyperlink>
+    </w:p>
+    <w:bookmarkEnd w:id="303"/>
+    <w:bookmarkStart w:id="305" w:name="ref-sociasAdoptingCascadeCare2016"/>
+    <w:p>
+      <w:pPr>
+        <w:pStyle w:val="Bibliography"/>
+      </w:pPr>
+      <w:r>
         <w:t xml:space="preserve">Socías, M. E., Volkow, N., &amp; Wood, E. (2016). Adopting the</w:t>
       </w:r>
       <w:r>
@@ -20488,7 +21608,7 @@
       <w:r>
         <w:t xml:space="preserve"> </w:t>
       </w:r>
-      <w:hyperlink r:id="rId282">
+      <w:hyperlink r:id="rId304">
         <w:r>
           <w:rPr>
             <w:rStyle w:val="Hyperlink"/>
@@ -20497,8 +21617,8 @@
         </w:r>
       </w:hyperlink>
     </w:p>
-    <w:bookmarkEnd w:id="283"/>
-    <w:bookmarkStart w:id="285" w:name="Xd4c1d027f60920f356af6131267e679804e946e"/>
+    <w:bookmarkEnd w:id="305"/>
+    <w:bookmarkStart w:id="307" w:name="Xd4c1d027f60920f356af6131267e679804e946e"/>
     <w:p>
       <w:pPr>
         <w:pStyle w:val="Bibliography"/>
@@ -20547,7 +21667,7 @@
       <w:r>
         <w:t xml:space="preserve"> </w:t>
       </w:r>
-      <w:hyperlink r:id="rId284">
+      <w:hyperlink r:id="rId306">
         <w:r>
           <w:rPr>
             <w:rStyle w:val="Hyperlink"/>
@@ -20556,8 +21676,8 @@
         </w:r>
       </w:hyperlink>
     </w:p>
-    <w:bookmarkEnd w:id="285"/>
-    <w:bookmarkStart w:id="287" w:name="X01387e434119cf09c116d0feeabab9f278d40e3"/>
+    <w:bookmarkEnd w:id="307"/>
+    <w:bookmarkStart w:id="309" w:name="X01387e434119cf09c116d0feeabab9f278d40e3"/>
     <w:p>
       <w:pPr>
         <w:pStyle w:val="Bibliography"/>
@@ -20627,7 +21747,7 @@
       <w:r>
         <w:t xml:space="preserve"> </w:t>
       </w:r>
-      <w:hyperlink r:id="rId286">
+      <w:hyperlink r:id="rId308">
         <w:r>
           <w:rPr>
             <w:rStyle w:val="Hyperlink"/>
@@ -20636,8 +21756,8 @@
         </w:r>
       </w:hyperlink>
     </w:p>
-    <w:bookmarkEnd w:id="287"/>
-    <w:bookmarkStart w:id="288" w:name="ref-studiesNIHRevitalizationAct1994"/>
+    <w:bookmarkEnd w:id="309"/>
+    <w:bookmarkStart w:id="310" w:name="ref-studiesNIHRevitalizationAct1994"/>
     <w:p>
       <w:pPr>
         <w:pStyle w:val="Bibliography"/>
@@ -20823,77 +21943,19 @@
         <w:t xml:space="preserve">. National Academies Press (US).</w:t>
       </w:r>
     </w:p>
-    <w:bookmarkEnd w:id="288"/>
-    <w:bookmarkStart w:id="289" w:name="X49615488ccbe1cc080620555246c804ab34d103"/>
+    <w:bookmarkEnd w:id="310"/>
+    <w:bookmarkStart w:id="312" w:name="Xb4363def9a086869984bb1996514c38c4a5108e"/>
     <w:p>
       <w:pPr>
         <w:pStyle w:val="Bibliography"/>
       </w:pPr>
       <w:r>
-        <w:t xml:space="preserve">Substance Abuse and Mental Health Services Administration. (n.d.).</w:t>
-      </w:r>
-      <w:r>
-        <w:t xml:space="preserve"> </w:t>
-      </w:r>
-      <w:r>
-        <w:rPr>
-          <w:i/>
-          <w:iCs/>
-        </w:rPr>
-        <w:t xml:space="preserve">2023</w:t>
-      </w:r>
-      <w:r>
-        <w:rPr>
-          <w:i/>
-          <w:iCs/>
-        </w:rPr>
-        <w:t xml:space="preserve"> </w:t>
-      </w:r>
-      <w:r>
-        <w:rPr>
-          <w:i/>
-          <w:iCs/>
-        </w:rPr>
-        <w:t xml:space="preserve">NSDUH Detailed Tables</w:t>
-      </w:r>
-      <w:r>
-        <w:rPr>
-          <w:i/>
-          <w:iCs/>
-        </w:rPr>
-        <w:t xml:space="preserve"> </w:t>
-      </w:r>
-      <w:r>
-        <w:rPr>
-          <w:i/>
-          <w:iCs/>
-        </w:rPr>
-        <w:t xml:space="preserve"> </w:t>
-      </w:r>
-      <w:r>
-        <w:rPr>
-          <w:i/>
-          <w:iCs/>
-        </w:rPr>
-        <w:t xml:space="preserve">CBHSQ Data</w:t>
-      </w:r>
-      <w:r>
-        <w:t xml:space="preserve">. https://www.samhsa.gov/data/report/2023-nsduh-detailed-tables.</w:t>
-      </w:r>
-    </w:p>
-    <w:bookmarkEnd w:id="289"/>
-    <w:bookmarkStart w:id="291" w:name="Xb4363def9a086869984bb1996514c38c4a5108e"/>
-    <w:p>
-      <w:pPr>
-        <w:pStyle w:val="Bibliography"/>
-      </w:pPr>
-      <w:r>
         <w:t xml:space="preserve">Substance Abuse and Mental Health Services Administration (US), &amp; Office of the Surgeon General (US). (2016).</w:t>
       </w:r>
       <w:r>
         <w:t xml:space="preserve"> </w:t>
       </w:r>
-      <w:hyperlink r:id="rId290">
+      <w:hyperlink r:id="rId311">
         <w:r>
           <w:rPr>
             <w:rStyle w:val="Hyperlink"/>
@@ -20964,8 +22026,8 @@
         <w:t xml:space="preserve">.</w:t>
       </w:r>
     </w:p>
-    <w:bookmarkEnd w:id="291"/>
-    <w:bookmarkStart w:id="293" w:name="ref-taiTreatmentSubstanceUse2013"/>
+    <w:bookmarkEnd w:id="312"/>
+    <w:bookmarkStart w:id="314" w:name="ref-taiTreatmentSubstanceUse2013"/>
     <w:p>
       <w:pPr>
         <w:pStyle w:val="Bibliography"/>
@@ -21044,7 +22106,7 @@
       <w:r>
         <w:t xml:space="preserve"> </w:t>
       </w:r>
-      <w:hyperlink r:id="rId292">
+      <w:hyperlink r:id="rId313">
         <w:r>
           <w:rPr>
             <w:rStyle w:val="Hyperlink"/>
@@ -21053,13 +22115,129 @@
         </w:r>
       </w:hyperlink>
     </w:p>
-    <w:bookmarkEnd w:id="293"/>
-    <w:bookmarkStart w:id="294" w:name="Xd4028ce73c50441a8dee35a72bb1ae76ff66c9d"/>
+    <w:bookmarkEnd w:id="314"/>
+    <w:bookmarkStart w:id="316" w:name="ref-timmonsCallActionAssessing2023"/>
     <w:p>
       <w:pPr>
         <w:pStyle w:val="Bibliography"/>
       </w:pPr>
       <w:r>
+        <w:t xml:space="preserve">Timmons, A. C., Duong, J. B., Simo Fiallo, N., Lee, T., Vo, H. P. Q., Ahle, M. W., Comer, J. S., Brewer, L. C., Frazier, S. L., &amp; Chaspari, T. (2023). A</w:t>
+      </w:r>
+      <w:r>
+        <w:t xml:space="preserve"> </w:t>
+      </w:r>
+      <w:r>
+        <w:t xml:space="preserve">Call</w:t>
+      </w:r>
+      <w:r>
+        <w:t xml:space="preserve"> </w:t>
+      </w:r>
+      <w:r>
+        <w:t xml:space="preserve">to</w:t>
+      </w:r>
+      <w:r>
+        <w:t xml:space="preserve"> </w:t>
+      </w:r>
+      <w:r>
+        <w:t xml:space="preserve">Action</w:t>
+      </w:r>
+      <w:r>
+        <w:t xml:space="preserve"> </w:t>
+      </w:r>
+      <w:r>
+        <w:t xml:space="preserve">on</w:t>
+      </w:r>
+      <w:r>
+        <w:t xml:space="preserve"> </w:t>
+      </w:r>
+      <w:r>
+        <w:t xml:space="preserve">Assessing</w:t>
+      </w:r>
+      <w:r>
+        <w:t xml:space="preserve"> </w:t>
+      </w:r>
+      <w:r>
+        <w:t xml:space="preserve">and</w:t>
+      </w:r>
+      <w:r>
+        <w:t xml:space="preserve"> </w:t>
+      </w:r>
+      <w:r>
+        <w:t xml:space="preserve">Mitigating Bias</w:t>
+      </w:r>
+      <w:r>
+        <w:t xml:space="preserve"> </w:t>
+      </w:r>
+      <w:r>
+        <w:t xml:space="preserve">in</w:t>
+      </w:r>
+      <w:r>
+        <w:t xml:space="preserve"> </w:t>
+      </w:r>
+      <w:r>
+        <w:t xml:space="preserve">Artificial Intelligence Applications</w:t>
+      </w:r>
+      <w:r>
+        <w:t xml:space="preserve"> </w:t>
+      </w:r>
+      <w:r>
+        <w:t xml:space="preserve">for</w:t>
+      </w:r>
+      <w:r>
+        <w:t xml:space="preserve"> </w:t>
+      </w:r>
+      <w:r>
+        <w:t xml:space="preserve">Mental Health</w:t>
+      </w:r>
+      <w:r>
+        <w:t xml:space="preserve">.</w:t>
+      </w:r>
+      <w:r>
+        <w:t xml:space="preserve"> </w:t>
+      </w:r>
+      <w:r>
+        <w:rPr>
+          <w:i/>
+          <w:iCs/>
+        </w:rPr>
+        <w:t xml:space="preserve">Perspectives on Psychological Science: A Journal of the Association for Psychological Science</w:t>
+      </w:r>
+      <w:r>
+        <w:t xml:space="preserve">,</w:t>
+      </w:r>
+      <w:r>
+        <w:t xml:space="preserve"> </w:t>
+      </w:r>
+      <w:r>
+        <w:rPr>
+          <w:i/>
+          <w:iCs/>
+        </w:rPr>
+        <w:t xml:space="preserve">18</w:t>
+      </w:r>
+      <w:r>
+        <w:t xml:space="preserve">(5), 1062–1096.</w:t>
+      </w:r>
+      <w:r>
+        <w:t xml:space="preserve"> </w:t>
+      </w:r>
+      <w:hyperlink r:id="rId315">
+        <w:r>
+          <w:rPr>
+            <w:rStyle w:val="Hyperlink"/>
+          </w:rPr>
+          <w:t xml:space="preserve">https://doi.org/10.1177/17456916221134490</w:t>
+        </w:r>
+      </w:hyperlink>
+    </w:p>
+    <w:bookmarkEnd w:id="316"/>
+    <w:bookmarkStart w:id="317" w:name="Xd4028ce73c50441a8dee35a72bb1ae76ff66c9d"/>
+    <w:p>
+      <w:pPr>
+        <w:pStyle w:val="Bibliography"/>
+      </w:pPr>
+      <w:r>
         <w:t xml:space="preserve">United States. Department of Transportation. National Highway Traffic Safety Administration. National Center for Statistics and Analysis. (2024).</w:t>
       </w:r>
       <w:r>
@@ -21142,8 +22320,8 @@
         <w:t xml:space="preserve">(DOT HS 813 578).</w:t>
       </w:r>
     </w:p>
-    <w:bookmarkEnd w:id="294"/>
-    <w:bookmarkStart w:id="296" w:name="ref-vannicelliEffectSexBias1984"/>
+    <w:bookmarkEnd w:id="317"/>
+    <w:bookmarkStart w:id="319" w:name="ref-vannicelliEffectSexBias1984"/>
     <w:p>
       <w:pPr>
         <w:pStyle w:val="Bibliography"/>
@@ -21222,7 +22400,7 @@
       <w:r>
         <w:t xml:space="preserve"> </w:t>
       </w:r>
-      <w:hyperlink r:id="rId295">
+      <w:hyperlink r:id="rId318">
         <w:r>
           <w:rPr>
             <w:rStyle w:val="Hyperlink"/>
@@ -21231,8 +22409,8 @@
         </w:r>
       </w:hyperlink>
     </w:p>
-    <w:bookmarkEnd w:id="296"/>
-    <w:bookmarkStart w:id="298" w:name="ref-veinotGoodIntentionsAre2018"/>
+    <w:bookmarkEnd w:id="319"/>
+    <w:bookmarkStart w:id="321" w:name="ref-veinotGoodIntentionsAre2018"/>
     <w:p>
       <w:pPr>
         <w:pStyle w:val="Bibliography"/>
@@ -21269,7 +22447,7 @@
       <w:r>
         <w:t xml:space="preserve"> </w:t>
       </w:r>
-      <w:hyperlink r:id="rId297">
+      <w:hyperlink r:id="rId320">
         <w:r>
           <w:rPr>
             <w:rStyle w:val="Hyperlink"/>
@@ -21278,24 +22456,24 @@
         </w:r>
       </w:hyperlink>
     </w:p>
-    <w:bookmarkEnd w:id="298"/>
-    <w:bookmarkStart w:id="300" w:name="Xeb95c6b3117655df981d06efbd146872632c4fa"/>
+    <w:bookmarkEnd w:id="321"/>
+    <w:bookmarkStart w:id="323" w:name="ref-waltersUsingMachineLearning2021"/>
     <w:p>
       <w:pPr>
         <w:pStyle w:val="Bibliography"/>
       </w:pPr>
       <w:r>
-        <w:t xml:space="preserve">Walitzer, K. S., &amp; Dearing, R. L. (2006). Gender differences in alcohol and substance use relapse.</w:t>
-      </w:r>
-      <w:r>
-        <w:t xml:space="preserve"> </w:t>
-      </w:r>
-      <w:r>
-        <w:rPr>
-          <w:i/>
-          <w:iCs/>
-        </w:rPr>
-        <w:t xml:space="preserve">Clinical Psychology Review</w:t>
+        <w:t xml:space="preserve">Walters, S. T., Businelle, M. S., Suchting, R., Li, X., Hébert, E. T., &amp; Mun, E.-Y. (2021). Using machine learning to identify predictors of imminent drinking and create tailored messages for at-risk drinkers experiencing homelessness.</w:t>
+      </w:r>
+      <w:r>
+        <w:t xml:space="preserve"> </w:t>
+      </w:r>
+      <w:r>
+        <w:rPr>
+          <w:i/>
+          <w:iCs/>
+        </w:rPr>
+        <w:t xml:space="preserve">Journal of Substance Abuse Treatment</w:t>
       </w:r>
       <w:r>
         <w:t xml:space="preserve">,</w:t>
@@ -21308,53 +22486,6 @@
           <w:i/>
           <w:iCs/>
         </w:rPr>
-        <w:t xml:space="preserve">26</w:t>
-      </w:r>
-      <w:r>
-        <w:t xml:space="preserve">(2), 128–148.</w:t>
-      </w:r>
-      <w:r>
-        <w:t xml:space="preserve"> </w:t>
-      </w:r>
-      <w:hyperlink r:id="rId299">
-        <w:r>
-          <w:rPr>
-            <w:rStyle w:val="Hyperlink"/>
-          </w:rPr>
-          <w:t xml:space="preserve">https://doi.org/10.1016/j.cpr.2005.11.003</w:t>
-        </w:r>
-      </w:hyperlink>
-    </w:p>
-    <w:bookmarkEnd w:id="300"/>
-    <w:bookmarkStart w:id="302" w:name="ref-waltersUsingMachineLearning2021"/>
-    <w:p>
-      <w:pPr>
-        <w:pStyle w:val="Bibliography"/>
-      </w:pPr>
-      <w:r>
-        <w:t xml:space="preserve">Walters, S. T., Businelle, M. S., Suchting, R., Li, X., Hébert, E. T., &amp; Mun, E.-Y. (2021). Using machine learning to identify predictors of imminent drinking and create tailored messages for at-risk drinkers experiencing homelessness.</w:t>
-      </w:r>
-      <w:r>
-        <w:t xml:space="preserve"> </w:t>
-      </w:r>
-      <w:r>
-        <w:rPr>
-          <w:i/>
-          <w:iCs/>
-        </w:rPr>
-        <w:t xml:space="preserve">Journal of Substance Abuse Treatment</w:t>
-      </w:r>
-      <w:r>
-        <w:t xml:space="preserve">,</w:t>
-      </w:r>
-      <w:r>
-        <w:t xml:space="preserve"> </w:t>
-      </w:r>
-      <w:r>
-        <w:rPr>
-          <w:i/>
-          <w:iCs/>
-        </w:rPr>
         <w:t xml:space="preserve">127</w:t>
       </w:r>
       <w:r>
@@ -21363,7 +22494,7 @@
       <w:r>
         <w:t xml:space="preserve"> </w:t>
       </w:r>
-      <w:hyperlink r:id="rId301">
+      <w:hyperlink r:id="rId322">
         <w:r>
           <w:rPr>
             <w:rStyle w:val="Hyperlink"/>
@@ -21372,8 +22503,8 @@
         </w:r>
       </w:hyperlink>
     </w:p>
-    <w:bookmarkEnd w:id="302"/>
-    <w:bookmarkStart w:id="304" w:name="X2d30c84041d97351f676569bf3de3da0c8a9d6d"/>
+    <w:bookmarkEnd w:id="323"/>
+    <w:bookmarkStart w:id="325" w:name="X2d30c84041d97351f676569bf3de3da0c8a9d6d"/>
     <w:p>
       <w:pPr>
         <w:pStyle w:val="Bibliography"/>
@@ -21384,7 +22515,7 @@
       <w:r>
         <w:t xml:space="preserve"> </w:t>
       </w:r>
-      <w:hyperlink r:id="rId303">
+      <w:hyperlink r:id="rId324">
         <w:r>
           <w:rPr>
             <w:rStyle w:val="Hyperlink"/>
@@ -21500,8 +22631,8 @@
         <w:t xml:space="preserve">(9), 1183–1194.</w:t>
       </w:r>
     </w:p>
-    <w:bookmarkEnd w:id="304"/>
-    <w:bookmarkStart w:id="305" w:name="X00d53e799ac148a12fd23d85f7c587e1d44cff6"/>
+    <w:bookmarkEnd w:id="325"/>
+    <w:bookmarkStart w:id="326" w:name="X00d53e799ac148a12fd23d85f7c587e1d44cff6"/>
     <w:p>
       <w:pPr>
         <w:pStyle w:val="Bibliography"/>
@@ -21568,8 +22699,8 @@
         <w:t xml:space="preserve">(1st edition). Academic Press.</w:t>
       </w:r>
     </w:p>
-    <w:bookmarkEnd w:id="305"/>
-    <w:bookmarkStart w:id="307" w:name="X4446e184b7dd55a61fd406499f32542fdcf24b5"/>
+    <w:bookmarkEnd w:id="326"/>
+    <w:bookmarkStart w:id="328" w:name="X4446e184b7dd55a61fd406499f32542fdcf24b5"/>
     <w:p>
       <w:pPr>
         <w:pStyle w:val="Bibliography"/>
@@ -21618,7 +22749,7 @@
       <w:r>
         <w:t xml:space="preserve"> </w:t>
       </w:r>
-      <w:hyperlink r:id="rId306">
+      <w:hyperlink r:id="rId327">
         <w:r>
           <w:rPr>
             <w:rStyle w:val="Hyperlink"/>
@@ -21627,8 +22758,8 @@
         </w:r>
       </w:hyperlink>
     </w:p>
-    <w:bookmarkEnd w:id="307"/>
-    <w:bookmarkStart w:id="309" w:name="X254a0f87701f835b5365990b3eba45be7dca59c"/>
+    <w:bookmarkEnd w:id="328"/>
+    <w:bookmarkStart w:id="330" w:name="X254a0f87701f835b5365990b3eba45be7dca59c"/>
     <w:p>
       <w:pPr>
         <w:pStyle w:val="Bibliography"/>
@@ -21653,7 +22784,105 @@
           <w:i/>
           <w:iCs/>
         </w:rPr>
-        <w:t xml:space="preserve">Clinical Psychology Review</w:t>
+        <w:t xml:space="preserve">Clinical Psychology Review, New</w:t>
+      </w:r>
+      <w:r>
+        <w:rPr>
+          <w:i/>
+          <w:iCs/>
+        </w:rPr>
+        <w:t xml:space="preserve"> </w:t>
+      </w:r>
+      <w:r>
+        <w:rPr>
+          <w:i/>
+          <w:iCs/>
+        </w:rPr>
+        <w:t xml:space="preserve">Approaches</w:t>
+      </w:r>
+      <w:r>
+        <w:rPr>
+          <w:i/>
+          <w:iCs/>
+        </w:rPr>
+        <w:t xml:space="preserve"> </w:t>
+      </w:r>
+      <w:r>
+        <w:rPr>
+          <w:i/>
+          <w:iCs/>
+        </w:rPr>
+        <w:t xml:space="preserve">to the</w:t>
+      </w:r>
+      <w:r>
+        <w:rPr>
+          <w:i/>
+          <w:iCs/>
+        </w:rPr>
+        <w:t xml:space="preserve"> </w:t>
+      </w:r>
+      <w:r>
+        <w:rPr>
+          <w:i/>
+          <w:iCs/>
+        </w:rPr>
+        <w:t xml:space="preserve">Study</w:t>
+      </w:r>
+      <w:r>
+        <w:rPr>
+          <w:i/>
+          <w:iCs/>
+        </w:rPr>
+        <w:t xml:space="preserve"> </w:t>
+      </w:r>
+      <w:r>
+        <w:rPr>
+          <w:i/>
+          <w:iCs/>
+        </w:rPr>
+        <w:t xml:space="preserve">of</w:t>
+      </w:r>
+      <w:r>
+        <w:rPr>
+          <w:i/>
+          <w:iCs/>
+        </w:rPr>
+        <w:t xml:space="preserve"> </w:t>
+      </w:r>
+      <w:r>
+        <w:rPr>
+          <w:i/>
+          <w:iCs/>
+        </w:rPr>
+        <w:t xml:space="preserve">Change</w:t>
+      </w:r>
+      <w:r>
+        <w:rPr>
+          <w:i/>
+          <w:iCs/>
+        </w:rPr>
+        <w:t xml:space="preserve"> </w:t>
+      </w:r>
+      <w:r>
+        <w:rPr>
+          <w:i/>
+          <w:iCs/>
+        </w:rPr>
+        <w:t xml:space="preserve">in</w:t>
+      </w:r>
+      <w:r>
+        <w:rPr>
+          <w:i/>
+          <w:iCs/>
+        </w:rPr>
+        <w:t xml:space="preserve"> </w:t>
+      </w:r>
+      <w:r>
+        <w:rPr>
+          <w:i/>
+          <w:iCs/>
+        </w:rPr>
+        <w:t xml:space="preserve">Cognitive Behavioral Therapies</w:t>
       </w:r>
       <w:r>
         <w:t xml:space="preserve">,</w:t>
@@ -21674,7 +22903,7 @@
       <w:r>
         <w:t xml:space="preserve"> </w:t>
       </w:r>
-      <w:hyperlink r:id="rId308">
+      <w:hyperlink r:id="rId329">
         <w:r>
           <w:rPr>
             <w:rStyle w:val="Hyperlink"/>
@@ -21683,8 +22912,8 @@
         </w:r>
       </w:hyperlink>
     </w:p>
-    <w:bookmarkEnd w:id="309"/>
-    <w:bookmarkStart w:id="311" w:name="X62c2bccfcb3c64764f794751dcac0a3c1c7edc5"/>
+    <w:bookmarkEnd w:id="330"/>
+    <w:bookmarkStart w:id="332" w:name="X62c2bccfcb3c64764f794751dcac0a3c1c7edc5"/>
     <w:p>
       <w:pPr>
         <w:pStyle w:val="Bibliography"/>
@@ -21763,7 +22992,7 @@
       <w:r>
         <w:t xml:space="preserve"> </w:t>
       </w:r>
-      <w:hyperlink r:id="rId310">
+      <w:hyperlink r:id="rId331">
         <w:r>
           <w:rPr>
             <w:rStyle w:val="Hyperlink"/>
@@ -21772,8 +23001,8 @@
         </w:r>
       </w:hyperlink>
     </w:p>
-    <w:bookmarkEnd w:id="311"/>
-    <w:bookmarkStart w:id="313" w:name="Xb35ee182d565575e339a0170868456c1684f821"/>
+    <w:bookmarkEnd w:id="332"/>
+    <w:bookmarkStart w:id="334" w:name="Xb35ee182d565575e339a0170868456c1684f821"/>
     <w:p>
       <w:pPr>
         <w:pStyle w:val="Bibliography"/>
@@ -21828,7 +23057,7 @@
       <w:r>
         <w:t xml:space="preserve"> </w:t>
       </w:r>
-      <w:hyperlink r:id="rId312">
+      <w:hyperlink r:id="rId333">
         <w:r>
           <w:rPr>
             <w:rStyle w:val="Hyperlink"/>
@@ -21837,24 +23066,47 @@
         </w:r>
       </w:hyperlink>
     </w:p>
-    <w:bookmarkEnd w:id="313"/>
-    <w:bookmarkStart w:id="315" w:name="ref-wyantMachineLearningModels2023"/>
+    <w:bookmarkEnd w:id="334"/>
+    <w:bookmarkStart w:id="336" w:name="ref-zhouEvaluatingMachineLearning2018"/>
     <w:p>
       <w:pPr>
         <w:pStyle w:val="Bibliography"/>
       </w:pPr>
       <w:r>
-        <w:t xml:space="preserve">Wyant, K., Sant’Ana, S. J. K., Fronk, G., &amp; Curtin, J. J. (2024). Machine learning models for temporally precise lapse prediction in alcohol use disorder.</w:t>
-      </w:r>
-      <w:r>
-        <w:t xml:space="preserve"> </w:t>
-      </w:r>
-      <w:r>
-        <w:rPr>
-          <w:i/>
-          <w:iCs/>
-        </w:rPr>
-        <w:t xml:space="preserve">Psychopathology and Clinical Science</w:t>
+        <w:t xml:space="preserve">Zhou, M., Fukuoka, Y., Mintz, Y., Goldberg, K., Kaminsky, P., Flowers, E., &amp; Aswani, A. (2018). Evaluating</w:t>
+      </w:r>
+      <w:r>
+        <w:t xml:space="preserve"> </w:t>
+      </w:r>
+      <w:r>
+        <w:t xml:space="preserve">Machine Learning</w:t>
+      </w:r>
+      <w:r>
+        <w:t xml:space="preserve">–</w:t>
+      </w:r>
+      <w:r>
+        <w:t xml:space="preserve">Based Automated Personalized Daily Step Goals Delivered Through</w:t>
+      </w:r>
+      <w:r>
+        <w:t xml:space="preserve"> </w:t>
+      </w:r>
+      <w:r>
+        <w:t xml:space="preserve">a</w:t>
+      </w:r>
+      <w:r>
+        <w:t xml:space="preserve"> </w:t>
+      </w:r>
+      <w:r>
+        <w:t xml:space="preserve">Mobile Phone App</w:t>
+      </w:r>
+      <w:r>
+        <w:t xml:space="preserve">:</w:t>
+      </w:r>
+      <w:r>
+        <w:t xml:space="preserve"> </w:t>
+      </w:r>
+      <w:r>
+        <w:t xml:space="preserve">Randomized Controlled Trial</w:t>
       </w:r>
       <w:r>
         <w:t xml:space="preserve">.</w:t>
@@ -21862,261 +23114,6 @@
       <w:r>
         <w:t xml:space="preserve"> </w:t>
       </w:r>
-      <w:hyperlink r:id="rId314">
-        <w:r>
-          <w:rPr>
-            <w:rStyle w:val="Hyperlink"/>
-          </w:rPr>
-          <w:t xml:space="preserve">https://doi.org/10.31234/osf.io/cgsf7</w:t>
-        </w:r>
-      </w:hyperlink>
-    </w:p>
-    <w:bookmarkEnd w:id="315"/>
-    <w:bookmarkStart w:id="316" w:name="X3f67f11df296341e595ed74232696d3a94ce536"/>
-    <w:p>
-      <w:pPr>
-        <w:pStyle w:val="Bibliography"/>
-      </w:pPr>
-      <w:r>
-        <w:t xml:space="preserve">Wyant, K., Sant’Ana, S., Punturieri, C., Yu, J., Fronk, G., Kornfield, R., Wanta, S., Maggard, C., Herrmann, M., &amp; Curtin, J. (in prep).</w:t>
-      </w:r>
-      <w:r>
-        <w:t xml:space="preserve"> </w:t>
-      </w:r>
-      <w:r>
-        <w:rPr>
-          <w:i/>
-          <w:iCs/>
-        </w:rPr>
-        <w:t xml:space="preserve">Optimizing</w:t>
-      </w:r>
-      <w:r>
-        <w:rPr>
-          <w:i/>
-          <w:iCs/>
-        </w:rPr>
-        <w:t xml:space="preserve"> </w:t>
-      </w:r>
-      <w:r>
-        <w:rPr>
-          <w:i/>
-          <w:iCs/>
-        </w:rPr>
-        <w:t xml:space="preserve">Message Components</w:t>
-      </w:r>
-      <w:r>
-        <w:rPr>
-          <w:i/>
-          <w:iCs/>
-        </w:rPr>
-        <w:t xml:space="preserve"> </w:t>
-      </w:r>
-      <w:r>
-        <w:rPr>
-          <w:i/>
-          <w:iCs/>
-        </w:rPr>
-        <w:t xml:space="preserve">of a</w:t>
-      </w:r>
-      <w:r>
-        <w:rPr>
-          <w:i/>
-          <w:iCs/>
-        </w:rPr>
-        <w:t xml:space="preserve"> </w:t>
-      </w:r>
-      <w:r>
-        <w:rPr>
-          <w:i/>
-          <w:iCs/>
-        </w:rPr>
-        <w:t xml:space="preserve">Recovery Monitoring Support System</w:t>
-      </w:r>
-      <w:r>
-        <w:rPr>
-          <w:i/>
-          <w:iCs/>
-        </w:rPr>
-        <w:t xml:space="preserve"> </w:t>
-      </w:r>
-      <w:r>
-        <w:rPr>
-          <w:i/>
-          <w:iCs/>
-        </w:rPr>
-        <w:t xml:space="preserve">for</w:t>
-      </w:r>
-      <w:r>
-        <w:rPr>
-          <w:i/>
-          <w:iCs/>
-        </w:rPr>
-        <w:t xml:space="preserve"> </w:t>
-      </w:r>
-      <w:r>
-        <w:rPr>
-          <w:i/>
-          <w:iCs/>
-        </w:rPr>
-        <w:t xml:space="preserve">Engagement</w:t>
-      </w:r>
-      <w:r>
-        <w:rPr>
-          <w:i/>
-          <w:iCs/>
-        </w:rPr>
-        <w:t xml:space="preserve"> </w:t>
-      </w:r>
-      <w:r>
-        <w:rPr>
-          <w:i/>
-          <w:iCs/>
-        </w:rPr>
-        <w:t xml:space="preserve">and</w:t>
-      </w:r>
-      <w:r>
-        <w:rPr>
-          <w:i/>
-          <w:iCs/>
-        </w:rPr>
-        <w:t xml:space="preserve"> </w:t>
-      </w:r>
-      <w:r>
-        <w:rPr>
-          <w:i/>
-          <w:iCs/>
-        </w:rPr>
-        <w:t xml:space="preserve">Clinical Outcomes</w:t>
-      </w:r>
-      <w:r>
-        <w:rPr>
-          <w:i/>
-          <w:iCs/>
-        </w:rPr>
-        <w:t xml:space="preserve"> </w:t>
-      </w:r>
-      <w:r>
-        <w:rPr>
-          <w:i/>
-          <w:iCs/>
-        </w:rPr>
-        <w:t xml:space="preserve">for</w:t>
-      </w:r>
-      <w:r>
-        <w:rPr>
-          <w:i/>
-          <w:iCs/>
-        </w:rPr>
-        <w:t xml:space="preserve"> </w:t>
-      </w:r>
-      <w:r>
-        <w:rPr>
-          <w:i/>
-          <w:iCs/>
-        </w:rPr>
-        <w:t xml:space="preserve">Alcohol Use Disorder</w:t>
-      </w:r>
-      <w:r>
-        <w:rPr>
-          <w:i/>
-          <w:iCs/>
-        </w:rPr>
-        <w:t xml:space="preserve">:</w:t>
-      </w:r>
-      <w:r>
-        <w:rPr>
-          <w:i/>
-          <w:iCs/>
-        </w:rPr>
-        <w:t xml:space="preserve"> </w:t>
-      </w:r>
-      <w:r>
-        <w:rPr>
-          <w:i/>
-          <w:iCs/>
-        </w:rPr>
-        <w:t xml:space="preserve">Protocol</w:t>
-      </w:r>
-      <w:r>
-        <w:rPr>
-          <w:i/>
-          <w:iCs/>
-        </w:rPr>
-        <w:t xml:space="preserve"> </w:t>
-      </w:r>
-      <w:r>
-        <w:rPr>
-          <w:i/>
-          <w:iCs/>
-        </w:rPr>
-        <w:t xml:space="preserve">for an</w:t>
-      </w:r>
-      <w:r>
-        <w:rPr>
-          <w:i/>
-          <w:iCs/>
-        </w:rPr>
-        <w:t xml:space="preserve"> </w:t>
-      </w:r>
-      <w:r>
-        <w:rPr>
-          <w:i/>
-          <w:iCs/>
-        </w:rPr>
-        <w:t xml:space="preserve">Optimization Study</w:t>
-      </w:r>
-      <w:r>
-        <w:t xml:space="preserve">.</w:t>
-      </w:r>
-    </w:p>
-    <w:bookmarkEnd w:id="316"/>
-    <w:bookmarkStart w:id="318" w:name="ref-zhouEvaluatingMachineLearning2018"/>
-    <w:p>
-      <w:pPr>
-        <w:pStyle w:val="Bibliography"/>
-      </w:pPr>
-      <w:r>
-        <w:t xml:space="preserve">Zhou, M., Fukuoka, Y., Mintz, Y., Goldberg, K., Kaminsky, P., Flowers, E., &amp; Aswani, A. (2018). Evaluating</w:t>
-      </w:r>
-      <w:r>
-        <w:t xml:space="preserve"> </w:t>
-      </w:r>
-      <w:r>
-        <w:t xml:space="preserve">Machine Learning</w:t>
-      </w:r>
-      <w:r>
-        <w:t xml:space="preserve">–</w:t>
-      </w:r>
-      <w:r>
-        <w:t xml:space="preserve">Based Automated Personalized Daily Step Goals Delivered Through</w:t>
-      </w:r>
-      <w:r>
-        <w:t xml:space="preserve"> </w:t>
-      </w:r>
-      <w:r>
-        <w:t xml:space="preserve">a</w:t>
-      </w:r>
-      <w:r>
-        <w:t xml:space="preserve"> </w:t>
-      </w:r>
-      <w:r>
-        <w:t xml:space="preserve">Mobile Phone App</w:t>
-      </w:r>
-      <w:r>
-        <w:t xml:space="preserve">:</w:t>
-      </w:r>
-      <w:r>
-        <w:t xml:space="preserve"> </w:t>
-      </w:r>
-      <w:r>
-        <w:t xml:space="preserve">Randomized Controlled Trial</w:t>
-      </w:r>
-      <w:r>
-        <w:t xml:space="preserve">.</w:t>
-      </w:r>
-      <w:r>
-        <w:t xml:space="preserve"> </w:t>
-      </w:r>
       <w:r>
         <w:rPr>
           <w:i/>
@@ -22143,7 +23140,7 @@
       <w:r>
         <w:t xml:space="preserve"> </w:t>
       </w:r>
-      <w:hyperlink r:id="rId317">
+      <w:hyperlink r:id="rId335">
         <w:r>
           <w:rPr>
             <w:rStyle w:val="Hyperlink"/>
@@ -22152,12 +23149,12 @@
         </w:r>
       </w:hyperlink>
     </w:p>
-    <w:bookmarkEnd w:id="318"/>
-    <w:bookmarkEnd w:id="319"/>
-    <w:bookmarkEnd w:id="320"/>
-    <w:bookmarkEnd w:id="321"/>
-    <w:bookmarkEnd w:id="322"/>
-    <w:bookmarkEnd w:id="323"/>
+    <w:bookmarkEnd w:id="336"/>
+    <w:bookmarkEnd w:id="337"/>
+    <w:bookmarkEnd w:id="338"/>
+    <w:bookmarkEnd w:id="339"/>
+    <w:bookmarkEnd w:id="340"/>
+    <w:bookmarkEnd w:id="341"/>
     <w:sectPr/>
   </w:body>
 </w:document>
@@ -22183,46 +23180,6 @@
       </w:r>
     </w:p>
   </w:footnote>
-  <w:footnote w:id="23">
-    <w:p>
-      <w:pPr>
-        <w:pStyle w:val="FootnoteText"/>
-      </w:pPr>
-      <w:r>
-        <w:rPr>
-          <w:rStyle w:val="FootnoteReference"/>
-        </w:rPr>
-        <w:footnoteRef/>
-      </w:r>
-      <w:r>
-        <w:t xml:space="preserve"> </w:t>
-      </w:r>
-      <w:r>
-        <w:t xml:space="preserve">Of course, these are not the only things needed for a successful recovery monitoring support system. For example, people must be willing and able to provide sensing data and the system must able to provide risk-relevant feedback to the individual in a useful and clinically helpful way. While important, these questions are outside the scope of the current proposal (see</w:t>
-      </w:r>
-      <w:r>
-        <w:t xml:space="preserve"> </w:t>
-      </w:r>
-      <w:r>
-        <w:t xml:space="preserve">Wyant et al. (2023)</w:t>
-      </w:r>
-      <w:r>
-        <w:t xml:space="preserve"> </w:t>
-      </w:r>
-      <w:r>
-        <w:t xml:space="preserve">and</w:t>
-      </w:r>
-      <w:r>
-        <w:t xml:space="preserve"> </w:t>
-      </w:r>
-      <w:r>
-        <w:t xml:space="preserve">Wyant et al. (in prep)</w:t>
-      </w:r>
-      <w:r>
-        <w:t xml:space="preserve">).</w:t>
-      </w:r>
-    </w:p>
-  </w:footnote>
   <w:footnote w:id="36">
     <w:p>
       <w:pPr>
@@ -22301,7 +23258,7 @@
         <w:t xml:space="preserve"> </w:t>
       </w:r>
       <w:r>
-        <w:t xml:space="preserve">(Derogatis, L.R., n.d.)</w:t>
+        <w:t xml:space="preserve">(Derogatis, L.R., 2000)</w:t>
       </w:r>
     </w:p>
   </w:footnote>

--- a/index.docx
+++ b/index.docx
@@ -101,7 +101,115 @@
         <w:pStyle w:val="FirstParagraph"/>
       </w:pPr>
       <w:r>
-        <w:t xml:space="preserve">In 2023, over 46 million U.S. adults had a substance use disorder (SUD) in the past year</w:t>
+        <w:t xml:space="preserve">In 2024, over 46 million U.S. adults had a substance use disorder (SUD) in the past year</w:t>
+      </w:r>
+      <w:r>
+        <w:t xml:space="preserve"> </w:t>
+      </w:r>
+      <w:r>
+        <w:t xml:space="preserve">(Substance Abuse and Mental Health Services Administration, n.d.)</w:t>
+      </w:r>
+      <w:r>
+        <w:t xml:space="preserve">. SUDs are associated with high rates of morbidity and mortality. Opioid overdose rates remain high and continue to increase each year</w:t>
+      </w:r>
+      <w:r>
+        <w:t xml:space="preserve"> </w:t>
+      </w:r>
+      <w:r>
+        <w:t xml:space="preserve">(Friedman et al., 2022;</w:t>
+      </w:r>
+      <w:r>
+        <w:t xml:space="preserve"> </w:t>
+      </w:r>
+      <w:r>
+        <w:rPr>
+          <w:i/>
+          <w:iCs/>
+        </w:rPr>
+        <w:t xml:space="preserve">Increases in</w:t>
+      </w:r>
+      <w:r>
+        <w:rPr>
+          <w:i/>
+          <w:iCs/>
+        </w:rPr>
+        <w:t xml:space="preserve"> </w:t>
+      </w:r>
+      <w:r>
+        <w:rPr>
+          <w:i/>
+          <w:iCs/>
+        </w:rPr>
+        <w:t xml:space="preserve">Drug</w:t>
+      </w:r>
+      <w:r>
+        <w:rPr>
+          <w:i/>
+          <w:iCs/>
+        </w:rPr>
+        <w:t xml:space="preserve"> </w:t>
+      </w:r>
+      <w:r>
+        <w:rPr>
+          <w:i/>
+          <w:iCs/>
+        </w:rPr>
+        <w:t xml:space="preserve">and</w:t>
+      </w:r>
+      <w:r>
+        <w:rPr>
+          <w:i/>
+          <w:iCs/>
+        </w:rPr>
+        <w:t xml:space="preserve"> </w:t>
+      </w:r>
+      <w:r>
+        <w:rPr>
+          <w:i/>
+          <w:iCs/>
+        </w:rPr>
+        <w:t xml:space="preserve">Opioid Overdose Deaths</w:t>
+      </w:r>
+      <w:r>
+        <w:rPr>
+          <w:i/>
+          <w:iCs/>
+        </w:rPr>
+        <w:t xml:space="preserve"> </w:t>
+      </w:r>
+      <w:r>
+        <w:rPr>
+          <w:i/>
+          <w:iCs/>
+        </w:rPr>
+        <w:t xml:space="preserve">—</w:t>
+      </w:r>
+      <w:r>
+        <w:rPr>
+          <w:i/>
+          <w:iCs/>
+        </w:rPr>
+        <w:t xml:space="preserve"> </w:t>
+      </w:r>
+      <w:r>
+        <w:rPr>
+          <w:i/>
+          <w:iCs/>
+        </w:rPr>
+        <w:t xml:space="preserve">United States</w:t>
+      </w:r>
+      <w:r>
+        <w:rPr>
+          <w:i/>
+          <w:iCs/>
+        </w:rPr>
+        <w:t xml:space="preserve">, 2000–2014</w:t>
+      </w:r>
+      <w:r>
+        <w:t xml:space="preserve">, n.d.)</w:t>
+      </w:r>
+      <w:r>
+        <w:t xml:space="preserve">. Excessive alcohol use is a leading preventable cause of death, with the majority of these deaths caused by alcohol-attributed cancer, heart problems and stroke, and liver cirrhosis</w:t>
       </w:r>
       <w:r>
         <w:t xml:space="preserve"> </w:t>
@@ -111,175 +219,57 @@
       </w:r>
       <w:r>
         <w:rPr>
-          <w:b/>
-          <w:bCs/>
-        </w:rPr>
-        <w:t xml:space="preserve">substanceabuseandmentalhealthservicesadministration2023NSDUHDetailed?</w:t>
-      </w:r>
-      <w:r>
-        <w:t xml:space="preserve">)</w:t>
-      </w:r>
-      <w:r>
-        <w:t xml:space="preserve">. SUDs are associated with high rates of morbidity and mortality. Opioid overdose rates remain high and continue to increase each year</w:t>
-      </w:r>
-      <w:r>
-        <w:t xml:space="preserve"> </w:t>
-      </w:r>
-      <w:r>
-        <w:t xml:space="preserve">(Friedman et al., 2022;</w:t>
-      </w:r>
-      <w:r>
-        <w:t xml:space="preserve"> </w:t>
-      </w:r>
-      <w:r>
-        <w:rPr>
-          <w:i/>
-          <w:iCs/>
-        </w:rPr>
-        <w:t xml:space="preserve">Increases in</w:t>
-      </w:r>
-      <w:r>
-        <w:rPr>
-          <w:i/>
-          <w:iCs/>
-        </w:rPr>
-        <w:t xml:space="preserve"> </w:t>
-      </w:r>
-      <w:r>
-        <w:rPr>
-          <w:i/>
-          <w:iCs/>
-        </w:rPr>
-        <w:t xml:space="preserve">Drug</w:t>
-      </w:r>
-      <w:r>
-        <w:rPr>
-          <w:i/>
-          <w:iCs/>
-        </w:rPr>
-        <w:t xml:space="preserve"> </w:t>
-      </w:r>
-      <w:r>
-        <w:rPr>
-          <w:i/>
-          <w:iCs/>
-        </w:rPr>
-        <w:t xml:space="preserve">and</w:t>
-      </w:r>
-      <w:r>
-        <w:rPr>
-          <w:i/>
-          <w:iCs/>
-        </w:rPr>
-        <w:t xml:space="preserve"> </w:t>
-      </w:r>
-      <w:r>
-        <w:rPr>
-          <w:i/>
-          <w:iCs/>
-        </w:rPr>
-        <w:t xml:space="preserve">Opioid Overdose Deaths</w:t>
-      </w:r>
-      <w:r>
-        <w:rPr>
-          <w:i/>
-          <w:iCs/>
-        </w:rPr>
-        <w:t xml:space="preserve"> </w:t>
-      </w:r>
-      <w:r>
-        <w:rPr>
-          <w:i/>
-          <w:iCs/>
-        </w:rPr>
-        <w:t xml:space="preserve">—</w:t>
-      </w:r>
-      <w:r>
-        <w:rPr>
-          <w:i/>
-          <w:iCs/>
-        </w:rPr>
-        <w:t xml:space="preserve"> </w:t>
-      </w:r>
-      <w:r>
-        <w:rPr>
-          <w:i/>
-          <w:iCs/>
-        </w:rPr>
-        <w:t xml:space="preserve">United States</w:t>
-      </w:r>
-      <w:r>
-        <w:rPr>
-          <w:i/>
-          <w:iCs/>
-        </w:rPr>
-        <w:t xml:space="preserve">, 2000–2014</w:t>
+          <w:i/>
+          <w:iCs/>
+        </w:rPr>
+        <w:t xml:space="preserve">ARDI Alcohol-Attributable Deaths</w:t>
+      </w:r>
+      <w:r>
+        <w:rPr>
+          <w:i/>
+          <w:iCs/>
+        </w:rPr>
+        <w:t xml:space="preserve">,</w:t>
+      </w:r>
+      <w:r>
+        <w:rPr>
+          <w:i/>
+          <w:iCs/>
+        </w:rPr>
+        <w:t xml:space="preserve"> </w:t>
+      </w:r>
+      <w:r>
+        <w:rPr>
+          <w:i/>
+          <w:iCs/>
+        </w:rPr>
+        <w:t xml:space="preserve">US</w:t>
+      </w:r>
+      <w:r>
+        <w:rPr>
+          <w:i/>
+          <w:iCs/>
+        </w:rPr>
+        <w:t xml:space="preserve"> </w:t>
+      </w:r>
+      <w:r>
+        <w:rPr>
+          <w:i/>
+          <w:iCs/>
+        </w:rPr>
+        <w:t xml:space="preserve"> </w:t>
+      </w:r>
+      <w:r>
+        <w:rPr>
+          <w:i/>
+          <w:iCs/>
+        </w:rPr>
+        <w:t xml:space="preserve">CDC</w:t>
       </w:r>
       <w:r>
         <w:t xml:space="preserve">, n.d.)</w:t>
       </w:r>
       <w:r>
-        <w:t xml:space="preserve">. Excessive alcohol use is a leading preventable cause of death, with the majority of these deaths caused by alcohol-attributed cancer, heart problems and stroke, and liver cirrhosis</w:t>
-      </w:r>
-      <w:r>
-        <w:t xml:space="preserve"> </w:t>
-      </w:r>
-      <w:r>
-        <w:t xml:space="preserve">(</w:t>
-      </w:r>
-      <w:r>
-        <w:rPr>
-          <w:i/>
-          <w:iCs/>
-        </w:rPr>
-        <w:t xml:space="preserve">ARDI Alcohol-Attributable Deaths</w:t>
-      </w:r>
-      <w:r>
-        <w:rPr>
-          <w:i/>
-          <w:iCs/>
-        </w:rPr>
-        <w:t xml:space="preserve">,</w:t>
-      </w:r>
-      <w:r>
-        <w:rPr>
-          <w:i/>
-          <w:iCs/>
-        </w:rPr>
-        <w:t xml:space="preserve"> </w:t>
-      </w:r>
-      <w:r>
-        <w:rPr>
-          <w:i/>
-          <w:iCs/>
-        </w:rPr>
-        <w:t xml:space="preserve">US</w:t>
-      </w:r>
-      <w:r>
-        <w:rPr>
-          <w:i/>
-          <w:iCs/>
-        </w:rPr>
-        <w:t xml:space="preserve"> </w:t>
-      </w:r>
-      <w:r>
-        <w:rPr>
-          <w:i/>
-          <w:iCs/>
-        </w:rPr>
-        <w:t xml:space="preserve"> </w:t>
-      </w:r>
-      <w:r>
-        <w:rPr>
-          <w:i/>
-          <w:iCs/>
-        </w:rPr>
-        <w:t xml:space="preserve">CDC</w:t>
-      </w:r>
-      <w:r>
-        <w:t xml:space="preserve">, n.d.)</w:t>
-      </w:r>
-      <w:r>
         <w:t xml:space="preserve">. Additionally, alcohol-impaired driving accounts for over 30% of traffic fatalities each year</w:t>
       </w:r>
       <w:r>
@@ -344,17 +334,7 @@
         <w:t xml:space="preserve">. Despite the availability of effective treatments, the majority of individuals with SUDs do not receive care. In 2023, less than 15% of individuals with an SUD received any form of treatment, a stark comparison to treatment initiation for other chronic diseases [</w:t>
       </w:r>
       <w:r>
-        <w:t xml:space="preserve">(</w:t>
-      </w:r>
-      <w:r>
-        <w:rPr>
-          <w:b/>
-          <w:bCs/>
-        </w:rPr>
-        <w:t xml:space="preserve">substanceabuseandmentalhealthservicesadministration2023NSDUHDetailed?</w:t>
-      </w:r>
-      <w:r>
-        <w:t xml:space="preserve">)</w:t>
+        <w:t xml:space="preserve">Substance Abuse and Mental Health Services Administration (n.d.)</w:t>
       </w:r>
       <w:r>
         <w:t xml:space="preserve">. Even among the minority who do initiate treatment, engagement is often brief and episodic. Relapse back to substance use is common, particularly in the absence of continued treatment engagement and recovery support. Importantly, relapse rates for SUDs are comparable to recurrence rates in other chronic conditions (e.g., type I diabetes, hypertension, asthma) when medication adherence and follow-up care are inconsistent. Thus, the recurrence of symptoms is not unique to SUDs but rather a challenge inherent in chronic disease management without adequate continuing care.</w:t>
@@ -15278,7 +15258,7 @@
     <w:bookmarkEnd w:id="160"/>
     <w:bookmarkEnd w:id="161"/>
     <w:bookmarkEnd w:id="162"/>
-    <w:bookmarkStart w:id="341" w:name="Xf5581b66f43728ef5ffd992cdda23f782393606"/>
+    <w:bookmarkStart w:id="342" w:name="Xf5581b66f43728ef5ffd992cdda23f782393606"/>
     <w:p>
       <w:pPr>
         <w:pStyle w:val="Heading1"/>
@@ -15410,7 +15390,7 @@
       </w:r>
     </w:p>
     <w:bookmarkEnd w:id="164"/>
-    <w:bookmarkStart w:id="340" w:name="methods-1"/>
+    <w:bookmarkStart w:id="341" w:name="methods-1"/>
     <w:p>
       <w:pPr>
         <w:pStyle w:val="Heading2"/>
@@ -15444,7 +15424,7 @@
         <w:t xml:space="preserve">for a complete description of the data set and study procedures.</w:t>
       </w:r>
     </w:p>
-    <w:bookmarkStart w:id="339" w:name="planned-data-analyses-1"/>
+    <w:bookmarkStart w:id="340" w:name="planned-data-analyses-1"/>
     <w:p>
       <w:pPr>
         <w:pStyle w:val="Heading3"/>
@@ -15967,7 +15947,7 @@
       </w:r>
     </w:p>
     <w:bookmarkEnd w:id="167"/>
-    <w:bookmarkStart w:id="338" w:name="model-fairness-1"/>
+    <w:bookmarkStart w:id="339" w:name="model-fairness-1"/>
     <w:p>
       <w:pPr>
         <w:pStyle w:val="Heading4"/>
@@ -15984,7 +15964,7 @@
         <w:t xml:space="preserve">We will calculate the median posterior probability and 95% Bayesian CI for auROC for our immediate model separately by race/ethnicity (not White vs. non-Hispanic White), income (below $25,000 vs. above $25,000), sex at birth (female vs. male), and location (rural vs. other). We will conduct Bayesian group comparisons to assess the likelihood that each model performs differently by group. We will report the precise posterior probability for the difference in auROCs and the 95% Bayesian CIs for each model comparison.</w:t>
       </w:r>
     </w:p>
-    <w:bookmarkStart w:id="337" w:name="refs"/>
+    <w:bookmarkStart w:id="338" w:name="refs"/>
     <w:bookmarkStart w:id="169" w:name="ref-alexanderUseEcologicalMomentary2023"/>
     <w:p>
       <w:pPr>
@@ -21944,18 +21924,76 @@
       </w:r>
     </w:p>
     <w:bookmarkEnd w:id="310"/>
-    <w:bookmarkStart w:id="312" w:name="Xb4363def9a086869984bb1996514c38c4a5108e"/>
+    <w:bookmarkStart w:id="311" w:name="X28b8f85e424928e66706a578d6053e0308d1105"/>
     <w:p>
       <w:pPr>
         <w:pStyle w:val="Bibliography"/>
       </w:pPr>
       <w:r>
+        <w:t xml:space="preserve">Substance Abuse and Mental Health Services Administration. (n.d.).</w:t>
+      </w:r>
+      <w:r>
+        <w:t xml:space="preserve"> </w:t>
+      </w:r>
+      <w:r>
+        <w:rPr>
+          <w:i/>
+          <w:iCs/>
+        </w:rPr>
+        <w:t xml:space="preserve">2024</w:t>
+      </w:r>
+      <w:r>
+        <w:rPr>
+          <w:i/>
+          <w:iCs/>
+        </w:rPr>
+        <w:t xml:space="preserve"> </w:t>
+      </w:r>
+      <w:r>
+        <w:rPr>
+          <w:i/>
+          <w:iCs/>
+        </w:rPr>
+        <w:t xml:space="preserve">NSDUH Detailed Tables</w:t>
+      </w:r>
+      <w:r>
+        <w:rPr>
+          <w:i/>
+          <w:iCs/>
+        </w:rPr>
+        <w:t xml:space="preserve"> </w:t>
+      </w:r>
+      <w:r>
+        <w:rPr>
+          <w:i/>
+          <w:iCs/>
+        </w:rPr>
+        <w:t xml:space="preserve"> </w:t>
+      </w:r>
+      <w:r>
+        <w:rPr>
+          <w:i/>
+          <w:iCs/>
+        </w:rPr>
+        <w:t xml:space="preserve">CBHSQ Data</w:t>
+      </w:r>
+      <w:r>
+        <w:t xml:space="preserve">. https://www.samhsa.gov/data/report/2024-nsduh-detailed-tables.</w:t>
+      </w:r>
+    </w:p>
+    <w:bookmarkEnd w:id="311"/>
+    <w:bookmarkStart w:id="313" w:name="Xb4363def9a086869984bb1996514c38c4a5108e"/>
+    <w:p>
+      <w:pPr>
+        <w:pStyle w:val="Bibliography"/>
+      </w:pPr>
+      <w:r>
         <w:t xml:space="preserve">Substance Abuse and Mental Health Services Administration (US), &amp; Office of the Surgeon General (US). (2016).</w:t>
       </w:r>
       <w:r>
         <w:t xml:space="preserve"> </w:t>
       </w:r>
-      <w:hyperlink r:id="rId311">
+      <w:hyperlink r:id="rId312">
         <w:r>
           <w:rPr>
             <w:rStyle w:val="Hyperlink"/>
@@ -22026,8 +22064,8 @@
         <w:t xml:space="preserve">.</w:t>
       </w:r>
     </w:p>
-    <w:bookmarkEnd w:id="312"/>
-    <w:bookmarkStart w:id="314" w:name="ref-taiTreatmentSubstanceUse2013"/>
+    <w:bookmarkEnd w:id="313"/>
+    <w:bookmarkStart w:id="315" w:name="ref-taiTreatmentSubstanceUse2013"/>
     <w:p>
       <w:pPr>
         <w:pStyle w:val="Bibliography"/>
@@ -22106,7 +22144,7 @@
       <w:r>
         <w:t xml:space="preserve"> </w:t>
       </w:r>
-      <w:hyperlink r:id="rId313">
+      <w:hyperlink r:id="rId314">
         <w:r>
           <w:rPr>
             <w:rStyle w:val="Hyperlink"/>
@@ -22115,8 +22153,8 @@
         </w:r>
       </w:hyperlink>
     </w:p>
-    <w:bookmarkEnd w:id="314"/>
-    <w:bookmarkStart w:id="316" w:name="ref-timmonsCallActionAssessing2023"/>
+    <w:bookmarkEnd w:id="315"/>
+    <w:bookmarkStart w:id="317" w:name="ref-timmonsCallActionAssessing2023"/>
     <w:p>
       <w:pPr>
         <w:pStyle w:val="Bibliography"/>
@@ -22222,7 +22260,7 @@
       <w:r>
         <w:t xml:space="preserve"> </w:t>
       </w:r>
-      <w:hyperlink r:id="rId315">
+      <w:hyperlink r:id="rId316">
         <w:r>
           <w:rPr>
             <w:rStyle w:val="Hyperlink"/>
@@ -22231,8 +22269,8 @@
         </w:r>
       </w:hyperlink>
     </w:p>
-    <w:bookmarkEnd w:id="316"/>
-    <w:bookmarkStart w:id="317" w:name="Xd4028ce73c50441a8dee35a72bb1ae76ff66c9d"/>
+    <w:bookmarkEnd w:id="317"/>
+    <w:bookmarkStart w:id="318" w:name="Xd4028ce73c50441a8dee35a72bb1ae76ff66c9d"/>
     <w:p>
       <w:pPr>
         <w:pStyle w:val="Bibliography"/>
@@ -22320,8 +22358,8 @@
         <w:t xml:space="preserve">(DOT HS 813 578).</w:t>
       </w:r>
     </w:p>
-    <w:bookmarkEnd w:id="317"/>
-    <w:bookmarkStart w:id="319" w:name="ref-vannicelliEffectSexBias1984"/>
+    <w:bookmarkEnd w:id="318"/>
+    <w:bookmarkStart w:id="320" w:name="ref-vannicelliEffectSexBias1984"/>
     <w:p>
       <w:pPr>
         <w:pStyle w:val="Bibliography"/>
@@ -22400,7 +22438,7 @@
       <w:r>
         <w:t xml:space="preserve"> </w:t>
       </w:r>
-      <w:hyperlink r:id="rId318">
+      <w:hyperlink r:id="rId319">
         <w:r>
           <w:rPr>
             <w:rStyle w:val="Hyperlink"/>
@@ -22409,8 +22447,8 @@
         </w:r>
       </w:hyperlink>
     </w:p>
-    <w:bookmarkEnd w:id="319"/>
-    <w:bookmarkStart w:id="321" w:name="ref-veinotGoodIntentionsAre2018"/>
+    <w:bookmarkEnd w:id="320"/>
+    <w:bookmarkStart w:id="322" w:name="ref-veinotGoodIntentionsAre2018"/>
     <w:p>
       <w:pPr>
         <w:pStyle w:val="Bibliography"/>
@@ -22447,7 +22485,7 @@
       <w:r>
         <w:t xml:space="preserve"> </w:t>
       </w:r>
-      <w:hyperlink r:id="rId320">
+      <w:hyperlink r:id="rId321">
         <w:r>
           <w:rPr>
             <w:rStyle w:val="Hyperlink"/>
@@ -22456,8 +22494,8 @@
         </w:r>
       </w:hyperlink>
     </w:p>
-    <w:bookmarkEnd w:id="321"/>
-    <w:bookmarkStart w:id="323" w:name="ref-waltersUsingMachineLearning2021"/>
+    <w:bookmarkEnd w:id="322"/>
+    <w:bookmarkStart w:id="324" w:name="ref-waltersUsingMachineLearning2021"/>
     <w:p>
       <w:pPr>
         <w:pStyle w:val="Bibliography"/>
@@ -22494,7 +22532,7 @@
       <w:r>
         <w:t xml:space="preserve"> </w:t>
       </w:r>
-      <w:hyperlink r:id="rId322">
+      <w:hyperlink r:id="rId323">
         <w:r>
           <w:rPr>
             <w:rStyle w:val="Hyperlink"/>
@@ -22503,8 +22541,8 @@
         </w:r>
       </w:hyperlink>
     </w:p>
-    <w:bookmarkEnd w:id="323"/>
-    <w:bookmarkStart w:id="325" w:name="X2d30c84041d97351f676569bf3de3da0c8a9d6d"/>
+    <w:bookmarkEnd w:id="324"/>
+    <w:bookmarkStart w:id="326" w:name="X2d30c84041d97351f676569bf3de3da0c8a9d6d"/>
     <w:p>
       <w:pPr>
         <w:pStyle w:val="Bibliography"/>
@@ -22515,7 +22553,7 @@
       <w:r>
         <w:t xml:space="preserve"> </w:t>
       </w:r>
-      <w:hyperlink r:id="rId324">
+      <w:hyperlink r:id="rId325">
         <w:r>
           <w:rPr>
             <w:rStyle w:val="Hyperlink"/>
@@ -22631,8 +22669,8 @@
         <w:t xml:space="preserve">(9), 1183–1194.</w:t>
       </w:r>
     </w:p>
-    <w:bookmarkEnd w:id="325"/>
-    <w:bookmarkStart w:id="326" w:name="X00d53e799ac148a12fd23d85f7c587e1d44cff6"/>
+    <w:bookmarkEnd w:id="326"/>
+    <w:bookmarkStart w:id="327" w:name="X00d53e799ac148a12fd23d85f7c587e1d44cff6"/>
     <w:p>
       <w:pPr>
         <w:pStyle w:val="Bibliography"/>
@@ -22699,8 +22737,8 @@
         <w:t xml:space="preserve">(1st edition). Academic Press.</w:t>
       </w:r>
     </w:p>
-    <w:bookmarkEnd w:id="326"/>
-    <w:bookmarkStart w:id="328" w:name="X4446e184b7dd55a61fd406499f32542fdcf24b5"/>
+    <w:bookmarkEnd w:id="327"/>
+    <w:bookmarkStart w:id="329" w:name="X4446e184b7dd55a61fd406499f32542fdcf24b5"/>
     <w:p>
       <w:pPr>
         <w:pStyle w:val="Bibliography"/>
@@ -22749,7 +22787,7 @@
       <w:r>
         <w:t xml:space="preserve"> </w:t>
       </w:r>
-      <w:hyperlink r:id="rId327">
+      <w:hyperlink r:id="rId328">
         <w:r>
           <w:rPr>
             <w:rStyle w:val="Hyperlink"/>
@@ -22758,8 +22796,8 @@
         </w:r>
       </w:hyperlink>
     </w:p>
-    <w:bookmarkEnd w:id="328"/>
-    <w:bookmarkStart w:id="330" w:name="X254a0f87701f835b5365990b3eba45be7dca59c"/>
+    <w:bookmarkEnd w:id="329"/>
+    <w:bookmarkStart w:id="331" w:name="X254a0f87701f835b5365990b3eba45be7dca59c"/>
     <w:p>
       <w:pPr>
         <w:pStyle w:val="Bibliography"/>
@@ -22903,7 +22941,7 @@
       <w:r>
         <w:t xml:space="preserve"> </w:t>
       </w:r>
-      <w:hyperlink r:id="rId329">
+      <w:hyperlink r:id="rId330">
         <w:r>
           <w:rPr>
             <w:rStyle w:val="Hyperlink"/>
@@ -22912,8 +22950,8 @@
         </w:r>
       </w:hyperlink>
     </w:p>
-    <w:bookmarkEnd w:id="330"/>
-    <w:bookmarkStart w:id="332" w:name="X62c2bccfcb3c64764f794751dcac0a3c1c7edc5"/>
+    <w:bookmarkEnd w:id="331"/>
+    <w:bookmarkStart w:id="333" w:name="X62c2bccfcb3c64764f794751dcac0a3c1c7edc5"/>
     <w:p>
       <w:pPr>
         <w:pStyle w:val="Bibliography"/>
@@ -22992,7 +23030,7 @@
       <w:r>
         <w:t xml:space="preserve"> </w:t>
       </w:r>
-      <w:hyperlink r:id="rId331">
+      <w:hyperlink r:id="rId332">
         <w:r>
           <w:rPr>
             <w:rStyle w:val="Hyperlink"/>
@@ -23001,8 +23039,8 @@
         </w:r>
       </w:hyperlink>
     </w:p>
-    <w:bookmarkEnd w:id="332"/>
-    <w:bookmarkStart w:id="334" w:name="Xb35ee182d565575e339a0170868456c1684f821"/>
+    <w:bookmarkEnd w:id="333"/>
+    <w:bookmarkStart w:id="335" w:name="Xb35ee182d565575e339a0170868456c1684f821"/>
     <w:p>
       <w:pPr>
         <w:pStyle w:val="Bibliography"/>
@@ -23057,7 +23095,7 @@
       <w:r>
         <w:t xml:space="preserve"> </w:t>
       </w:r>
-      <w:hyperlink r:id="rId333">
+      <w:hyperlink r:id="rId334">
         <w:r>
           <w:rPr>
             <w:rStyle w:val="Hyperlink"/>
@@ -23066,8 +23104,8 @@
         </w:r>
       </w:hyperlink>
     </w:p>
-    <w:bookmarkEnd w:id="334"/>
-    <w:bookmarkStart w:id="336" w:name="ref-zhouEvaluatingMachineLearning2018"/>
+    <w:bookmarkEnd w:id="335"/>
+    <w:bookmarkStart w:id="337" w:name="ref-zhouEvaluatingMachineLearning2018"/>
     <w:p>
       <w:pPr>
         <w:pStyle w:val="Bibliography"/>
@@ -23140,7 +23178,7 @@
       <w:r>
         <w:t xml:space="preserve"> </w:t>
       </w:r>
-      <w:hyperlink r:id="rId335">
+      <w:hyperlink r:id="rId336">
         <w:r>
           <w:rPr>
             <w:rStyle w:val="Hyperlink"/>
@@ -23149,12 +23187,12 @@
         </w:r>
       </w:hyperlink>
     </w:p>
-    <w:bookmarkEnd w:id="336"/>
     <w:bookmarkEnd w:id="337"/>
     <w:bookmarkEnd w:id="338"/>
     <w:bookmarkEnd w:id="339"/>
     <w:bookmarkEnd w:id="340"/>
     <w:bookmarkEnd w:id="341"/>
+    <w:bookmarkEnd w:id="342"/>
     <w:sectPr/>
   </w:body>
 </w:document>

--- a/index.docx
+++ b/index.docx
@@ -407,6 +407,105 @@
         <w:t xml:space="preserve"> </w:t>
       </w:r>
       <w:r>
+        <w:t xml:space="preserve">(Saloner &amp; Lê Cook, 2013)</w:t>
+      </w:r>
+      <w:r>
+        <w:t xml:space="preserve">. Hispanic and non-White individuals are also more likely to face socioeconomic barriers, including unemployment and housing instability.</w:t>
+      </w:r>
+    </w:p>
+    <w:p>
+      <w:pPr>
+        <w:pStyle w:val="BodyText"/>
+      </w:pPr>
+      <w:r>
+        <w:t xml:space="preserve">Sexual minority populations experience disproportionately high rates of SUD compared to heterosexual populations</w:t>
+      </w:r>
+      <w:r>
+        <w:t xml:space="preserve"> </w:t>
+      </w:r>
+      <w:r>
+        <w:t xml:space="preserve">(Crane et al., 2020; Freitag et al., 2021)</w:t>
+      </w:r>
+      <w:r>
+        <w:t xml:space="preserve">. Some research suggests that these elevated rates are related to depleted coping mechanisms resulting from chronic minority stress and enacted stigma (e.g., discrimination, biased treatment, microaggressions)</w:t>
+      </w:r>
+      <w:r>
+        <w:t xml:space="preserve"> </w:t>
+      </w:r>
+      <w:r>
+        <w:t xml:space="preserve">(Dyar et al., 2023; Krueger et al., 2020)</w:t>
+      </w:r>
+      <w:r>
+        <w:t xml:space="preserve">. These disparities intensify when sexual orientation intersects with other identities such as race or gender</w:t>
+      </w:r>
+      <w:r>
+        <w:t xml:space="preserve"> </w:t>
+      </w:r>
+      <w:r>
+        <w:t xml:space="preserve">(Freitag et al., 2021; Kerridge et al., 2017)</w:t>
+      </w:r>
+      <w:r>
+        <w:t xml:space="preserve">.</w:t>
+      </w:r>
+    </w:p>
+    <w:p>
+      <w:pPr>
+        <w:pStyle w:val="BodyText"/>
+      </w:pPr>
+      <w:r>
+        <w:t xml:space="preserve">Women are less likely than men to enter treatment</w:t>
+      </w:r>
+      <w:r>
+        <w:t xml:space="preserve"> </w:t>
+      </w:r>
+      <w:r>
+        <w:t xml:space="preserve">(Greenfield et al., 2007; Kilaru et al., 2020)</w:t>
+      </w:r>
+      <w:r>
+        <w:t xml:space="preserve"> </w:t>
+      </w:r>
+      <w:r>
+        <w:t xml:space="preserve">and more frequently experience barriers related to unemployment, financial dependence, psychiatric comorbidities, and childcare responsibilities. Women who are pregnant or have children often report avoiding treatment because they fear losing custody or having their baby removed</w:t>
+      </w:r>
+      <w:r>
+        <w:t xml:space="preserve"> </w:t>
+      </w:r>
+      <w:r>
+        <w:t xml:space="preserve">(Greenfield et al., 2007; Parlier-Ahmad et al., 2021)</w:t>
+      </w:r>
+      <w:r>
+        <w:t xml:space="preserve">. Women are also more vulnerable to adverse health and social consequences of SUDs</w:t>
+      </w:r>
+      <w:r>
+        <w:t xml:space="preserve"> </w:t>
+      </w:r>
+      <w:r>
+        <w:t xml:space="preserve">(McHugh et al., 2018)</w:t>
+      </w:r>
+      <w:r>
+        <w:t xml:space="preserve">. They typically show an accelerated progression from onset of use to treatment entry and develop severe symptoms over fewer years compared to men</w:t>
+      </w:r>
+      <w:r>
+        <w:t xml:space="preserve"> </w:t>
+      </w:r>
+      <w:r>
+        <w:t xml:space="preserve">(Campbell et al., 2018)</w:t>
+      </w:r>
+      <w:r>
+        <w:t xml:space="preserve">.</w:t>
+      </w:r>
+    </w:p>
+    <w:p>
+      <w:pPr>
+        <w:pStyle w:val="BodyText"/>
+      </w:pPr>
+      <w:r>
+        <w:t xml:space="preserve">Low-income individuals face heightened risk for developing SUD and greater challenges accessing treatment. Prior to the 2014 Affordable Care Act, financial barriers prevented many low-income individuals from accessing SUD treatment. The Affordable Care Act expanded Medicaid eligibility to include nearly all low-income individuals, broadening access to government-funded SUD treatment services. This expansion has also been shown to reduce racial and ethnic disparities in access to care, as minorities are disproportionately represented among low-income populations</w:t>
+      </w:r>
+      <w:r>
+        <w:t xml:space="preserve"> </w:t>
+      </w:r>
+      <w:r>
         <w:t xml:space="preserve">(</w:t>
       </w:r>
       <w:r>
@@ -414,13 +513,22 @@
           <w:b/>
           <w:bCs/>
         </w:rPr>
-        <w:t xml:space="preserve">salonerBlacksHispanicsAre2013?</w:t>
+        <w:t xml:space="preserve">lecookRacialEthnicDisparitiesSubstance2011?</w:t>
       </w:r>
       <w:r>
         <w:t xml:space="preserve">)</w:t>
       </w:r>
       <w:r>
-        <w:t xml:space="preserve">. Hispanic and non-White individuals are also more likely to face socioeconomic barriers, including unemployment and housing instability.</w:t>
+        <w:t xml:space="preserve">. Nevertheless, low income remains associated with higher rates of SUD, more severe SUD, and co-occurence with socioenvironmental risk factors that can interfere with treatment and recovery</w:t>
+      </w:r>
+      <w:r>
+        <w:t xml:space="preserve"> </w:t>
+      </w:r>
+      <w:r>
+        <w:t xml:space="preserve">(Grant et al., 2015)</w:t>
+      </w:r>
+      <w:r>
+        <w:t xml:space="preserve">.</w:t>
       </w:r>
     </w:p>
     <w:p>
@@ -428,183 +536,6 @@
         <w:pStyle w:val="BodyText"/>
       </w:pPr>
       <w:r>
-        <w:t xml:space="preserve">Sexual minority populations experience disproportionately high rates of SUD compared to heterosexual populations</w:t>
-      </w:r>
-      <w:r>
-        <w:t xml:space="preserve"> </w:t>
-      </w:r>
-      <w:r>
-        <w:t xml:space="preserve">(</w:t>
-      </w:r>
-      <w:r>
-        <w:rPr>
-          <w:b/>
-          <w:bCs/>
-        </w:rPr>
-        <w:t xml:space="preserve">freitagVariationsSubstanceUse2021?</w:t>
-      </w:r>
-      <w:r>
-        <w:t xml:space="preserve">;</w:t>
-      </w:r>
-      <w:r>
-        <w:t xml:space="preserve"> </w:t>
-      </w:r>
-      <w:r>
-        <w:rPr>
-          <w:b/>
-          <w:bCs/>
-        </w:rPr>
-        <w:t xml:space="preserve">craneAlcoholUseDisorders2020?</w:t>
-      </w:r>
-      <w:r>
-        <w:t xml:space="preserve">)</w:t>
-      </w:r>
-      <w:r>
-        <w:t xml:space="preserve">. Some research suggests that these elevated rates are related to depleted coping mechanisms resulting from chronic minority stress and enacted stigma (e.g., discrimination, biased treatment, microaggressions)</w:t>
-      </w:r>
-      <w:r>
-        <w:t xml:space="preserve"> </w:t>
-      </w:r>
-      <w:r>
-        <w:t xml:space="preserve">(Krueger et al., 2020;</w:t>
-      </w:r>
-      <w:r>
-        <w:t xml:space="preserve"> </w:t>
-      </w:r>
-      <w:r>
-        <w:rPr>
-          <w:b/>
-          <w:bCs/>
-        </w:rPr>
-        <w:t xml:space="preserve">dyarSexualMinorityStress2023?</w:t>
-      </w:r>
-      <w:r>
-        <w:t xml:space="preserve">)</w:t>
-      </w:r>
-      <w:r>
-        <w:t xml:space="preserve">. These disparities intensify when sexual orientation intersects with other identities such as race or gender</w:t>
-      </w:r>
-      <w:r>
-        <w:t xml:space="preserve"> </w:t>
-      </w:r>
-      <w:r>
-        <w:t xml:space="preserve">(</w:t>
-      </w:r>
-      <w:r>
-        <w:rPr>
-          <w:b/>
-          <w:bCs/>
-        </w:rPr>
-        <w:t xml:space="preserve">freitagVariationsSubstanceUse2021?</w:t>
-      </w:r>
-      <w:r>
-        <w:t xml:space="preserve">;</w:t>
-      </w:r>
-      <w:r>
-        <w:t xml:space="preserve"> </w:t>
-      </w:r>
-      <w:r>
-        <w:rPr>
-          <w:b/>
-          <w:bCs/>
-        </w:rPr>
-        <w:t xml:space="preserve">kerridgePrevalenceSociodemographicCorrelates2017?</w:t>
-      </w:r>
-      <w:r>
-        <w:t xml:space="preserve">)</w:t>
-      </w:r>
-      <w:r>
-        <w:t xml:space="preserve">.</w:t>
-      </w:r>
-    </w:p>
-    <w:p>
-      <w:pPr>
-        <w:pStyle w:val="BodyText"/>
-      </w:pPr>
-      <w:r>
-        <w:t xml:space="preserve">Women are less likely than men to enter treatment</w:t>
-      </w:r>
-      <w:r>
-        <w:t xml:space="preserve"> </w:t>
-      </w:r>
-      <w:r>
-        <w:t xml:space="preserve">(Greenfield et al., 2007; Kilaru et al., 2020)</w:t>
-      </w:r>
-      <w:r>
-        <w:t xml:space="preserve"> </w:t>
-      </w:r>
-      <w:r>
-        <w:t xml:space="preserve">and more frequently experience barriers related to unemployment, financial dependence, psychiatric comorbidities, and childcare responsibilities. Women who are pregnant or have children often report avoiding treatment because they fear losing custody or having their baby removed</w:t>
-      </w:r>
-      <w:r>
-        <w:t xml:space="preserve"> </w:t>
-      </w:r>
-      <w:r>
-        <w:t xml:space="preserve">(Greenfield et al., 2007; Parlier-Ahmad et al., 2021)</w:t>
-      </w:r>
-      <w:r>
-        <w:t xml:space="preserve">. Women are also more vulnerable to adverse health and social consequences of SUDs</w:t>
-      </w:r>
-      <w:r>
-        <w:t xml:space="preserve"> </w:t>
-      </w:r>
-      <w:r>
-        <w:t xml:space="preserve">(McHugh et al., 2018)</w:t>
-      </w:r>
-      <w:r>
-        <w:t xml:space="preserve">. They typically show an accelerated progression from onset of use to treatment entry and develop severe symptoms over fewer years compared to men</w:t>
-      </w:r>
-      <w:r>
-        <w:t xml:space="preserve"> </w:t>
-      </w:r>
-      <w:r>
-        <w:t xml:space="preserve">(Campbell et al., 2018)</w:t>
-      </w:r>
-      <w:r>
-        <w:t xml:space="preserve">.</w:t>
-      </w:r>
-    </w:p>
-    <w:p>
-      <w:pPr>
-        <w:pStyle w:val="BodyText"/>
-      </w:pPr>
-      <w:r>
-        <w:t xml:space="preserve">Low-income individuals face heightened risk for developing SUD and greater challenges accessing treatment. Prior to the 2014 Affordable Care Act, financial barriers prevented many low-income individuals from accessing SUD treatment. The Affordable Care Act expanded Medicaid eligibility to include nearly all low-income individuals, broadening access to government-funded SUD treatment services. This expansion has also been shown to reduce racial and ethnic disparities in access to care, as minorities are disproportionately represented among low-income populations</w:t>
-      </w:r>
-      <w:r>
-        <w:t xml:space="preserve"> </w:t>
-      </w:r>
-      <w:r>
-        <w:t xml:space="preserve">(</w:t>
-      </w:r>
-      <w:r>
-        <w:rPr>
-          <w:b/>
-          <w:bCs/>
-        </w:rPr>
-        <w:t xml:space="preserve">lecookRacialEthnicDisparitiesSubstance2011?</w:t>
-      </w:r>
-      <w:r>
-        <w:t xml:space="preserve">)</w:t>
-      </w:r>
-      <w:r>
-        <w:t xml:space="preserve">. Nevertheless, low income remains associated with higher rates of SUD, more severe SUD, and co-occurence with socioenvironmental risk factors that can interfere with treatment and recovery</w:t>
-      </w:r>
-      <w:r>
-        <w:t xml:space="preserve"> </w:t>
-      </w:r>
-      <w:r>
-        <w:t xml:space="preserve">(Grant et al., 2015)</w:t>
-      </w:r>
-      <w:r>
-        <w:t xml:space="preserve">.</w:t>
-      </w:r>
-    </w:p>
-    <w:p>
-      <w:pPr>
-        <w:pStyle w:val="BodyText"/>
-      </w:pPr>
-      <w:r>
         <w:t xml:space="preserve">Rural areas have higher SUD prevalence yet fewer treatment clinics and providers</w:t>
       </w:r>
       <w:r>
@@ -620,17 +551,7 @@
         <w:t xml:space="preserve"> </w:t>
       </w:r>
       <w:r>
-        <w:t xml:space="preserve">(</w:t>
-      </w:r>
-      <w:r>
-        <w:rPr>
-          <w:b/>
-          <w:bCs/>
-        </w:rPr>
-        <w:t xml:space="preserve">sigmonAccessTreatmentOpioid2014?</w:t>
-      </w:r>
-      <w:r>
-        <w:t xml:space="preserve">)</w:t>
+        <w:t xml:space="preserve">(Sigmon, 2014)</w:t>
       </w:r>
       <w:r>
         <w:t xml:space="preserve">. For individuals who do get treatment, services are often not near by. The time and financial costs associated with travel contribute to missed appointments and early treatment dropout. This is especially true for individuals receiving medication for OUD, who often must attend daily clinic visits for observed dosing. Stigma surrounding SUD treatment may also be higher in small rural communities where services are more visible and harder to access discreetly</w:t>
@@ -639,17 +560,7 @@
         <w:t xml:space="preserve"> </w:t>
       </w:r>
       <w:r>
-        <w:t xml:space="preserve">(</w:t>
-      </w:r>
-      <w:r>
-        <w:rPr>
-          <w:b/>
-          <w:bCs/>
-        </w:rPr>
-        <w:t xml:space="preserve">woodLotPeopleCall2019?</w:t>
-      </w:r>
-      <w:r>
-        <w:t xml:space="preserve">)</w:t>
+        <w:t xml:space="preserve">(Wood et al., 2019)</w:t>
       </w:r>
       <w:r>
         <w:t xml:space="preserve">.</w:t>
@@ -725,20 +636,7 @@
         <w:t xml:space="preserve"> </w:t>
       </w:r>
       <w:r>
-        <w:t xml:space="preserve">(K. Witkiewitz &amp; Marlatt, 2004;</w:t>
-      </w:r>
-      <w:r>
-        <w:t xml:space="preserve"> </w:t>
-      </w:r>
-      <w:r>
-        <w:rPr>
-          <w:b/>
-          <w:bCs/>
-        </w:rPr>
-        <w:t xml:space="preserve">stantonRelapsePreventionNeeds2005?</w:t>
-      </w:r>
-      <w:r>
-        <w:t xml:space="preserve">)</w:t>
+        <w:t xml:space="preserve">(Stanton, 2005; K. Witkiewitz &amp; Marlatt, 2004)</w:t>
       </w:r>
       <w:r>
         <w:t xml:space="preserve">. For example, cravings are typically short-lived urges. Individuals in recovery-supportive environments may be able to ride out these cravings successfully. However, in unsupportive environments (e.g., locations with easily available alcohol or exposure to other substance-related cues), the likelihood of lapse increases. Given the complex, interactive, and time-varying nature of lapse risk, self-monitoring is difficult.</w:t>
@@ -7279,17 +7177,7 @@
         <w:t xml:space="preserve"> </w:t>
       </w:r>
       <w:r>
-        <w:t xml:space="preserve">(</w:t>
-      </w:r>
-      <w:r>
-        <w:rPr>
-          <w:b/>
-          <w:bCs/>
-        </w:rPr>
-        <w:t xml:space="preserve">wyantOptimizingMessageComponentsinprep?</w:t>
-      </w:r>
-      <w:r>
-        <w:t xml:space="preserve">)</w:t>
+        <w:t xml:space="preserve">(Wyant et al., 2025)</w:t>
       </w:r>
       <w:r>
         <w:t xml:space="preserve">.</w:t>
@@ -8217,7 +8105,7 @@
     <w:bookmarkEnd w:id="115"/>
     <w:bookmarkEnd w:id="116"/>
     <w:bookmarkEnd w:id="117"/>
-    <w:bookmarkStart w:id="119" w:name="results-1"/>
+    <w:bookmarkStart w:id="137" w:name="results-1"/>
     <w:p>
       <w:pPr>
         <w:pStyle w:val="Heading2"/>
@@ -8255,14 +8143,13 @@
       </w:r>
     </w:p>
     <w:bookmarkEnd w:id="118"/>
-    <w:bookmarkEnd w:id="119"/>
-    <w:bookmarkStart w:id="125" w:name="model-evaluation"/>
-    <w:p>
-      <w:pPr>
-        <w:pStyle w:val="Heading2"/>
-      </w:pPr>
-      <w:r>
-        <w:t xml:space="preserve">3.4 Model Evaluation</w:t>
+    <w:bookmarkStart w:id="124" w:name="model-evaluation"/>
+    <w:p>
+      <w:pPr>
+        <w:pStyle w:val="Heading3"/>
+      </w:pPr>
+      <w:r>
+        <w:t xml:space="preserve">3.3.2 Model Evaluation</w:t>
       </w:r>
     </w:p>
     <w:p>
@@ -8297,7 +8184,7 @@
       <w:tr>
         <w:tc>
           <w:tcPr/>
-          <w:bookmarkStart w:id="123" w:name="fig-2-lag"/>
+          <w:bookmarkStart w:id="122" w:name="fig-2-lag"/>
           <w:p>
             <w:pPr>
               <w:pStyle w:val="Compact"/>
@@ -8308,18 +8195,18 @@
                 <wp:inline>
                   <wp:extent cx="5334000" cy="4572000"/>
                   <wp:effectExtent b="0" l="0" r="0" t="0"/>
-                  <wp:docPr descr="" title="" id="121" name="Picture"/>
+                  <wp:docPr descr="" title="" id="120" name="Picture"/>
                   <a:graphic>
                     <a:graphicData uri="http://schemas.openxmlformats.org/drawingml/2006/picture">
                       <pic:pic>
                         <pic:nvPicPr>
-                          <pic:cNvPr descr="index_files/figure-docx/notebooks-figures-fig-2-lag-output-1.png" id="122" name="Picture"/>
+                          <pic:cNvPr descr="index_files/figure-docx/notebooks-figures-fig-2-lag-output-1.png" id="121" name="Picture"/>
                           <pic:cNvPicPr>
                             <a:picLocks noChangeArrowheads="1" noChangeAspect="1"/>
                           </pic:cNvPicPr>
                         </pic:nvPicPr>
                         <pic:blipFill>
-                          <a:blip r:embed="rId120"/>
+                          <a:blip r:embed="rId119"/>
                           <a:stretch>
                             <a:fillRect/>
                           </a:stretch>
@@ -8359,7 +8246,7 @@
               <w:t xml:space="preserve">Figure 5: Posterior probability distributions for area under ROC curve (auROC) for each model (no lag, 1-day, 3-day, 1-week, and 2-week lag). Horizonatal lines depict 95% Bayesian credible intervals (CI) and vertical solid lines depict median posterior probability for auROC. Vertical dashed line represents expected performance from a random classifier (.5 auROC).</w:t>
             </w:r>
           </w:p>
-          <w:bookmarkEnd w:id="123"/>
+          <w:bookmarkEnd w:id="122"/>
         </w:tc>
       </w:tr>
     </w:tbl>
@@ -8379,7 +8266,7 @@
         </w:rPr>
         <w:t xml:space="preserve"> </w:t>
       </w:r>
-      <w:hyperlink r:id="rId124">
+      <w:hyperlink r:id="rId123">
         <w:r>
           <w:rPr>
             <w:rStyle w:val="Hyperlink"/>
@@ -8389,14 +8276,14 @@
         </w:r>
       </w:hyperlink>
     </w:p>
-    <w:bookmarkEnd w:id="125"/>
-    <w:bookmarkStart w:id="128" w:name="model-comparisons"/>
-    <w:p>
-      <w:pPr>
-        <w:pStyle w:val="Heading2"/>
-      </w:pPr>
-      <w:r>
-        <w:t xml:space="preserve">3.5 Model Comparisons</w:t>
+    <w:bookmarkEnd w:id="124"/>
+    <w:bookmarkStart w:id="127" w:name="model-comparisons"/>
+    <w:p>
+      <w:pPr>
+        <w:pStyle w:val="Heading3"/>
+      </w:pPr>
+      <w:r>
+        <w:t xml:space="preserve">3.3.3 Model Comparisons</w:t>
       </w:r>
     </w:p>
     <w:p>
@@ -8431,7 +8318,7 @@
       <w:tr>
         <w:tc>
           <w:tcPr/>
-          <w:bookmarkStart w:id="126" w:name="tbl-contrast-lag"/>
+          <w:bookmarkStart w:id="125" w:name="tbl-contrast-lag"/>
           <w:p>
             <w:pPr>
               <w:jc w:val="center"/>
@@ -8971,7 +8858,7 @@
               </w:tc>
             </w:tr>
           </w:tbl>
-          <w:bookmarkEnd w:id="126"/>
+          <w:bookmarkEnd w:id="125"/>
           <w:p/>
         </w:tc>
       </w:tr>
@@ -8992,7 +8879,7 @@
         </w:rPr>
         <w:t xml:space="preserve"> </w:t>
       </w:r>
-      <w:hyperlink r:id="rId127">
+      <w:hyperlink r:id="rId126">
         <w:r>
           <w:rPr>
             <w:rStyle w:val="Hyperlink"/>
@@ -9002,14 +8889,14 @@
         </w:r>
       </w:hyperlink>
     </w:p>
-    <w:bookmarkEnd w:id="128"/>
-    <w:bookmarkStart w:id="131" w:name="fairness-analyses-1"/>
-    <w:p>
-      <w:pPr>
-        <w:pStyle w:val="Heading2"/>
-      </w:pPr>
-      <w:r>
-        <w:t xml:space="preserve">3.6 Fairness Analyses</w:t>
+    <w:bookmarkEnd w:id="127"/>
+    <w:bookmarkStart w:id="130" w:name="fairness-analyses-1"/>
+    <w:p>
+      <w:pPr>
+        <w:pStyle w:val="Heading3"/>
+      </w:pPr>
+      <w:r>
+        <w:t xml:space="preserve">3.3.4 Fairness Analyses</w:t>
       </w:r>
     </w:p>
     <w:p>
@@ -9141,7 +9028,7 @@
         <w:t xml:space="preserve"> </w:t>
       </w:r>
       <w:r>
-        <w:t xml:space="preserve">we present fairness analyses for our baseline model (no lag) and for our longest lagged model (2-week lag), as this is likely the most clinically useful lagged model for providing advanced warning of lapse risk. There was strong evidence (probabilities &gt; .96) that our models performed better for the advantaged groups compared to the non-advantaged groups. On average, across all five models, there was a median decrease in auROC of NA (range NA-NA) for participants who were not White compared to non-Hispanic White participants. On average, across all five models, there was a median decrease in auROC of NA (range NA-NA) for female participants compared to male participants. On average, across all five models, there was a median decrease in auROC of NA (range NA-NA) for participants below the federal poverty line compared to participants above the federal poverty line.</w:t>
+        <w:t xml:space="preserve">we present fairness analyses for our baseline model (no lag) and for our longest lagged model (2-week lag), as this is likely the most clinically useful lagged model for providing advanced warning of lapse risk. There was strong evidence (probabilities &gt; .96) that our models performed better for the advantaged groups compared to the non-advantaged groups. On average, across all five models, there was a median decrease in auROC of 0.13 (range -0.13–0.17) for participants who were not White compared to non-Hispanic White participants. On average, across all five models, there was a median decrease in auROC of -0.05 (range -0.04–0.10) for female participants compared to male participants. On average, across all five models, there was a median decrease in auROC of -0.02 (range -0.01–0.04) for participants below the federal poverty line compared to participants above the federal poverty line.</w:t>
       </w:r>
     </w:p>
     <w:tbl>
@@ -9157,7 +9044,7 @@
       <w:tr>
         <w:tc>
           <w:tcPr/>
-          <w:bookmarkStart w:id="129" w:name="tbl-fairness"/>
+          <w:bookmarkStart w:id="128" w:name="tbl-fairness"/>
           <w:p>
             <w:pPr>
               <w:jc w:val="center"/>
@@ -9643,7 +9530,7 @@
               </w:tc>
             </w:tr>
           </w:tbl>
-          <w:bookmarkEnd w:id="129"/>
+          <w:bookmarkEnd w:id="128"/>
           <w:p/>
         </w:tc>
       </w:tr>
@@ -9664,7 +9551,7 @@
         </w:rPr>
         <w:t xml:space="preserve"> </w:t>
       </w:r>
-      <w:hyperlink r:id="rId130">
+      <w:hyperlink r:id="rId129">
         <w:r>
           <w:rPr>
             <w:rStyle w:val="Hyperlink"/>
@@ -9674,14 +9561,14 @@
         </w:r>
       </w:hyperlink>
     </w:p>
-    <w:bookmarkEnd w:id="131"/>
-    <w:bookmarkStart w:id="137" w:name="feature-importance-1"/>
-    <w:p>
-      <w:pPr>
-        <w:pStyle w:val="Heading2"/>
-      </w:pPr>
-      <w:r>
-        <w:t xml:space="preserve">3.7 Feature Importance</w:t>
+    <w:bookmarkEnd w:id="130"/>
+    <w:bookmarkStart w:id="136" w:name="feature-importance-1"/>
+    <w:p>
+      <w:pPr>
+        <w:pStyle w:val="Heading3"/>
+      </w:pPr>
+      <w:r>
+        <w:t xml:space="preserve">3.3.5 Feature Importance</w:t>
       </w:r>
     </w:p>
     <w:p>
@@ -9747,7 +9634,7 @@
       <w:tr>
         <w:tc>
           <w:tcPr/>
-          <w:bookmarkStart w:id="135" w:name="fig-3-lag"/>
+          <w:bookmarkStart w:id="134" w:name="fig-3-lag"/>
           <w:p>
             <w:pPr>
               <w:pStyle w:val="Compact"/>
@@ -9758,18 +9645,18 @@
                 <wp:inline>
                   <wp:extent cx="5334000" cy="3333750"/>
                   <wp:effectExtent b="0" l="0" r="0" t="0"/>
-                  <wp:docPr descr="" title="" id="133" name="Picture"/>
+                  <wp:docPr descr="" title="" id="132" name="Picture"/>
                   <a:graphic>
                     <a:graphicData uri="http://schemas.openxmlformats.org/drawingml/2006/picture">
                       <pic:pic>
                         <pic:nvPicPr>
-                          <pic:cNvPr descr="index_files/figure-docx/notebooks-figures-fig-3-lag-output-1.png" id="134" name="Picture"/>
+                          <pic:cNvPr descr="index_files/figure-docx/notebooks-figures-fig-3-lag-output-1.png" id="133" name="Picture"/>
                           <pic:cNvPicPr>
                             <a:picLocks noChangeArrowheads="1" noChangeAspect="1"/>
                           </pic:cNvPicPr>
                         </pic:nvPicPr>
                         <pic:blipFill>
-                          <a:blip r:embed="rId132"/>
+                          <a:blip r:embed="rId131"/>
                           <a:stretch>
                             <a:fillRect/>
                           </a:stretch>
@@ -9809,7 +9696,7 @@
               <w:t xml:space="preserve">Figure 6: Panel A displays the global importance (mean |Shapley value|) for feature categories for the no lag and 2-week lag models. Feature categories are ordered by their aggregate global importance. The importance of each feature category for each model is displayed separately by color. Panels B displays the variation in local feature importance for the no lag and 2-week lag models. Lines start at minimum Shapley value and end at maximum Shapley value.</w:t>
             </w:r>
           </w:p>
-          <w:bookmarkEnd w:id="135"/>
+          <w:bookmarkEnd w:id="134"/>
         </w:tc>
       </w:tr>
     </w:tbl>
@@ -9829,7 +9716,7 @@
         </w:rPr>
         <w:t xml:space="preserve"> </w:t>
       </w:r>
-      <w:hyperlink r:id="rId136">
+      <w:hyperlink r:id="rId135">
         <w:r>
           <w:rPr>
             <w:rStyle w:val="Hyperlink"/>
@@ -9839,98 +9726,98 @@
         </w:r>
       </w:hyperlink>
     </w:p>
+    <w:bookmarkEnd w:id="136"/>
     <w:bookmarkEnd w:id="137"/>
-    <w:bookmarkStart w:id="138" w:name="discussion-1"/>
+    <w:bookmarkStart w:id="142" w:name="discussion-1"/>
     <w:p>
       <w:pPr>
         <w:pStyle w:val="Heading2"/>
       </w:pPr>
       <w:r>
-        <w:t xml:space="preserve">3.8 Discussion</w:t>
+        <w:t xml:space="preserve">3.4 Discussion</w:t>
+      </w:r>
+    </w:p>
+    <w:bookmarkStart w:id="138" w:name="model-performance-2"/>
+    <w:p>
+      <w:pPr>
+        <w:pStyle w:val="Heading3"/>
+      </w:pPr>
+      <w:r>
+        <w:t xml:space="preserve">3.4.1 Model Performance</w:t>
+      </w:r>
+    </w:p>
+    <w:p>
+      <w:pPr>
+        <w:pStyle w:val="FirstParagraph"/>
+      </w:pPr>
+      <w:r>
+        <w:t xml:space="preserve">Our models performed exceptionally well. Our no lag models had a .90 median posterior probability for auROC. This model predicts the probability of an immediate (i.e., within 24 hours) lapse back to alcohol use. Our 2-week lagged model, our most lagged model, had a .84 median posterior probability for auROC, suggesting lagged models can be used to shift a 24-hour prediction window up to weeks out.</w:t>
+      </w:r>
+    </w:p>
+    <w:p>
+      <w:pPr>
+        <w:pStyle w:val="BodyText"/>
+      </w:pPr>
+      <w:r>
+        <w:t xml:space="preserve">Across all models (no lag, 1 day, 3 days, 1 week, and 2 weeks) we saw model performance decrease as models predicted further into the future. All lagged models had lower performance compared to the no lag baseline model and to the preceding adjacent lag model. This is unsurprising given what we know about prediction and substance use. Many important relapse risk factors are fluctuating processes that can change day-by-day, if not more frequently. As lag time increases, features become less proximal to the start of the prediction window. Still, we wish to emphasize that our lowest auROC (.84) is still quite good, and the benefit of advanced notice (i.e., 2 weeks) likely outweighs the cost to performance.</w:t>
+      </w:r>
+    </w:p>
+    <w:p>
+      <w:pPr>
+        <w:pStyle w:val="BodyText"/>
+      </w:pPr>
+      <w:r>
+        <w:t xml:space="preserve">Collectively, these results suggest we can achieve clinically meaningful performance up to two weeks out. Our rigorous resampling methods (grouped, nested, k-fold cross-validation) make us confident that these are valid estimates of how our models would perform with new individuals.</w:t>
+      </w:r>
+    </w:p>
+    <w:p>
+      <w:pPr>
+        <w:pStyle w:val="BodyText"/>
+      </w:pPr>
+      <w:r>
+        <w:t xml:space="preserve">When looking at global feature importance, or how important a feature category was to the model’s predictions, on average across all participants and all observations, the relative ordering of important features remained somewhat consistent across both our no lag and 2-week lag models. Past use, future efficacy, and craving were the top three features for both models. However the magnitude of their importance varied by lag time. For the 2-week lagged models, these top features were overall less important for the model’s predictions compared to the no lag model. This is consistent with the 2-week lagged model’s lower performance, compared to the no lag model.</w:t>
+      </w:r>
+    </w:p>
+    <w:p>
+      <w:pPr>
+        <w:pStyle w:val="BodyText"/>
+      </w:pPr>
+      <w:r>
+        <w:t xml:space="preserve">When looking at local feature importance, or how important a feature category is for an individual prediction timepoint for a single individual on a specific day, we saw a wide variation in possible values for both the no lag and 2-week lag models. A wide range of possible values suggests that even feature categories with low global importance (e.g., past pleasant event) are important risk-relevant factors for some people on some days.</w:t>
+      </w:r>
+    </w:p>
+    <w:p>
+      <w:pPr>
+        <w:pStyle w:val="BodyText"/>
+      </w:pPr>
+      <w:r>
+        <w:t xml:space="preserve">We believe our lapse prediction models will be most effective when embedded in a recovery monitoring and support system designed to deliver adaptive and personalized continuing care. This system could send daily, weekly, or less frequent messages to patients with personalized feedback about their risk of lapse and provide support recommendations tailored to their current recovery needs. This study provides initial support that immediate and lagged prediction models can be built with high accuracy using EMA for recovery monitoring. Furthermore, the high variance in importance of features for individual predictions is well suited for making tailored recovery support recommendations.</w:t>
+      </w:r>
+    </w:p>
+    <w:p>
+      <w:pPr>
+        <w:pStyle w:val="BodyText"/>
+      </w:pPr>
+      <w:r>
+        <w:t xml:space="preserve">Our no lag models can be used to guide individuals to take immediate actionable steps to maintain their recovery goals and support them in implementing these steps (e.g., pointing them to a specific module in an app). For example, recommending an urge surfing activity when someone’s immediate risk is driven by strong craving, recommending a guided relaxation video when someone is reporting recent stressful events, or encouraging individuals to reflect on recent past successes or reasons for choosing abstinence or moderation when self-efficacy is low.</w:t>
+      </w:r>
+    </w:p>
+    <w:p>
+      <w:pPr>
+        <w:pStyle w:val="BodyText"/>
+      </w:pPr>
+      <w:r>
+        <w:t xml:space="preserve">The 2-week lagged model provides individuals with advanced warning of their lapse risk. These models are well-suited to support recovery needs that cannot be addressed within an app, such as scheduling positive or pleasant activities, increasing social engagement, or attending a peer-led recovery meeting. To be clear, we do not believe an app alone is sufficient to deliver continuing care. We expect individuals will require additional support throughout their recovery from a mental health provider (e.g., motivational enhancement, crisis management, skill building), a peer (e.g., sponsor, support group), or family member. Importantly, these types of supports take time to set up; highlighting the value of this lagged week model.</w:t>
       </w:r>
     </w:p>
     <w:bookmarkEnd w:id="138"/>
-    <w:bookmarkStart w:id="139" w:name="model-performance-2"/>
-    <w:p>
-      <w:pPr>
-        <w:pStyle w:val="Heading2"/>
-      </w:pPr>
-      <w:r>
-        <w:t xml:space="preserve">3.9 Model Performance</w:t>
-      </w:r>
-    </w:p>
-    <w:p>
-      <w:pPr>
-        <w:pStyle w:val="FirstParagraph"/>
-      </w:pPr>
-      <w:r>
-        <w:t xml:space="preserve">Our models performed exceptionally well. Our no lag models had a .90 median posterior probability for auROC. This model predicts the probability of an immediate (i.e., within 24 hours) lapse back to alcohol use. Our 2-week lagged model, our most lagged model, had a .84 median posterior probability for auROC, suggesting lagged models can be used to shift a 24-hour prediction window up to weeks out.</w:t>
-      </w:r>
-    </w:p>
-    <w:p>
-      <w:pPr>
-        <w:pStyle w:val="BodyText"/>
-      </w:pPr>
-      <w:r>
-        <w:t xml:space="preserve">Across all models (no lag, 1 day, 3 days, 1 week, and 2 weeks) we saw model performance decrease as models predicted further into the future. All lagged models had lower performance compared to the no lag baseline model and to the preceding adjacent lag model. This is unsurprising given what we know about prediction and substance use. Many important relapse risk factors are fluctuating processes that can change day-by-day, if not more frequently. As lag time increases, features become less proximal to the start of the prediction window. Still, we wish to emphasize that our lowest auROC (.84) is still quite good, and the benefit of advanced notice (i.e., 2 weeks) likely outweighs the cost to performance.</w:t>
-      </w:r>
-    </w:p>
-    <w:p>
-      <w:pPr>
-        <w:pStyle w:val="BodyText"/>
-      </w:pPr>
-      <w:r>
-        <w:t xml:space="preserve">Collectively, these results suggest we can achieve clinically meaningful performance up to two weeks out. Our rigorous resampling methods (grouped, nested, k-fold cross-validation) make us confident that these are valid estimates of how our models would perform with new individuals.</w:t>
-      </w:r>
-    </w:p>
-    <w:p>
-      <w:pPr>
-        <w:pStyle w:val="BodyText"/>
-      </w:pPr>
-      <w:r>
-        <w:t xml:space="preserve">When looking at global feature importance, or how important a feature category was to the model’s predictions, on average across all participants and all observations, the relative ordering of important features remained somewhat consistent across both our no lag and 2-week lag models. Past use, future efficacy, and craving were the top three features for both models. However the magnitude of their importance varied by lag time. For the 2-week lagged models, these top features were overall less important for the model’s predictions compared to the no lag model. This is consistent with the 2-week lagged model’s lower performance, compared to the no lag model.</w:t>
-      </w:r>
-    </w:p>
-    <w:p>
-      <w:pPr>
-        <w:pStyle w:val="BodyText"/>
-      </w:pPr>
-      <w:r>
-        <w:t xml:space="preserve">When looking at local feature importance, or how important a feature category is for an individual prediction timepoint for a single individual on a specific day, we saw a wide variation in possible values for both the no lag and 2-week lag models. A wide range of possible values suggests that even feature categories with low global importance (e.g., past pleasant event) are important risk-relevant factors for some people on some days.</w:t>
-      </w:r>
-    </w:p>
-    <w:p>
-      <w:pPr>
-        <w:pStyle w:val="BodyText"/>
-      </w:pPr>
-      <w:r>
-        <w:t xml:space="preserve">We believe our lapse prediction models will be most effective when embedded in a recovery monitoring and support system designed to deliver adaptive and personalized continuing care. This system could send daily, weekly, or less frequent messages to patients with personalized feedback about their risk of lapse and provide support recommendations tailored to their current recovery needs. This study provides initial support that immediate and lagged prediction models can be built with high accuracy using EMA for recovery monitoring. Furthermore, the high variance in importance of features for individual predictions is well suited for making tailored recovery support recommendations.</w:t>
-      </w:r>
-    </w:p>
-    <w:p>
-      <w:pPr>
-        <w:pStyle w:val="BodyText"/>
-      </w:pPr>
-      <w:r>
-        <w:t xml:space="preserve">Our no lag models can be used to guide individuals to take immediate actionable steps to maintain their recovery goals and support them in implementing these steps (e.g., pointing them to a specific module in an app). For example, recommending an urge surfing activity when someone’s immediate risk is driven by strong craving, recommending a guided relaxation video when someone is reporting recent stressful events, or encouraging individuals to reflect on recent past successes or reasons for choosing abstinence or moderation when self-efficacy is low.</w:t>
-      </w:r>
-    </w:p>
-    <w:p>
-      <w:pPr>
-        <w:pStyle w:val="BodyText"/>
-      </w:pPr>
-      <w:r>
-        <w:t xml:space="preserve">The 2-week lagged model provides individuals with advanced warning of their lapse risk. These models are well-suited to support recovery needs that cannot be addressed within an app, such as scheduling positive or pleasant activities, increasing social engagement, or attending a peer-led recovery meeting. To be clear, we do not believe an app alone is sufficient to deliver continuing care. We expect individuals will require additional support throughout their recovery from a mental health provider (e.g., motivational enhancement, crisis management, skill building), a peer (e.g., sponsor, support group), or family member. Importantly, these types of supports take time to set up; highlighting the value of this lagged week model.</w:t>
-      </w:r>
-    </w:p>
-    <w:bookmarkEnd w:id="139"/>
-    <w:bookmarkStart w:id="140" w:name="model-fairness"/>
-    <w:p>
-      <w:pPr>
-        <w:pStyle w:val="Heading2"/>
-      </w:pPr>
-      <w:r>
-        <w:t xml:space="preserve">3.10 Model Fairness</w:t>
+    <w:bookmarkStart w:id="139" w:name="model-fairness"/>
+    <w:p>
+      <w:pPr>
+        <w:pStyle w:val="Heading3"/>
+      </w:pPr>
+      <w:r>
+        <w:t xml:space="preserve">3.4.2 Model Fairness</w:t>
       </w:r>
     </w:p>
     <w:p>
@@ -9998,6 +9885,61 @@
         <w:t xml:space="preserve"> </w:t>
       </w:r>
       <w:r>
+        <w:t xml:space="preserve">(Wyant et al., 2025)</w:t>
+      </w:r>
+      <w:r>
+        <w:t xml:space="preserve">. In a separate project, we recruited a national sample of participants with opioid use disorder</w:t>
+      </w:r>
+      <w:r>
+        <w:t xml:space="preserve"> </w:t>
+      </w:r>
+      <w:r>
+        <w:t xml:space="preserve">(Moshontz et al., 2021)</w:t>
+      </w:r>
+      <w:r>
+        <w:t xml:space="preserve">. In addition to achieving better representation in income and race/ethnicity, we also ensured diversity across geographic location (e.g., rural vs. urban) as this is likely another important factor in evaluating fairness.</w:t>
+      </w:r>
+    </w:p>
+    <w:p>
+      <w:pPr>
+        <w:pStyle w:val="BodyText"/>
+      </w:pPr>
+      <w:r>
+        <w:t xml:space="preserve">Computational solutions to mitigate these issues in the current data may also exist. We could explore upsampling non-advantaged group representation in the data (e.g., using synthetic minority oversampling technique). We also could adjust the penalty weights so that prediction errors for non-advantaged groups are weighted more heavily than prediction errors for majority groups. We could also consider using personalized modeling approaches that consider the characteristics and behaviors important to an individual rather than generalizing across a population. For example, state space models can capitalize on time series data by building individual models for each participant using their own data. Individual models may help mitigate issues of unfairness, as the model will weigh the individual’s own data more heavily than group level estimates. In other words, how does lapse risk evolve over time for a specific individual.</w:t>
+      </w:r>
+    </w:p>
+    <w:p>
+      <w:pPr>
+        <w:pStyle w:val="BodyText"/>
+      </w:pPr>
+      <w:r>
+        <w:t xml:space="preserve">The models also performed more poorly for women compared to men, despite the fact that they were well represented. This finding suggests representation in our data is not the only factor affecting model fairness. We chose our EMA items based on domain expertise and decades of relapse risk research. However, prior to 1993 National Institute of Health Revitalization Act</w:t>
+      </w:r>
+      <w:r>
+        <w:t xml:space="preserve"> </w:t>
+      </w:r>
+      <w:r>
+        <w:t xml:space="preserve">(Studies et al., 1994)</w:t>
+      </w:r>
+      <w:r>
+        <w:t xml:space="preserve"> </w:t>
+      </w:r>
+      <w:r>
+        <w:t xml:space="preserve">that mandated the inclusion of minorities and women in research, women were mostly excluded from most substance abuse treatment research due to their childbearing potential</w:t>
+      </w:r>
+      <w:r>
+        <w:t xml:space="preserve"> </w:t>
+      </w:r>
+      <w:r>
+        <w:t xml:space="preserve">(Vannicelli &amp; Nash, 1984)</w:t>
+      </w:r>
+      <w:r>
+        <w:t xml:space="preserve">. As a result, it is possible that these constructs more precisely describe relapse risk factors for men than for women. This could mean that more research is needed to identify relapse risk factors for women (e.g., interpersonal relationship problems</w:t>
+      </w:r>
+      <w:r>
+        <w:t xml:space="preserve"> </w:t>
+      </w:r>
+      <w:r>
         <w:t xml:space="preserve">(</w:t>
       </w:r>
       <w:r>
@@ -10005,59 +9947,13 @@
           <w:b/>
           <w:bCs/>
         </w:rPr>
-        <w:t xml:space="preserve">wyantOptimizingMessageComponentsinprep?</w:t>
+        <w:t xml:space="preserve">walitzerGenderDifferencesAlcohol2006a?</w:t>
       </w:r>
       <w:r>
         <w:t xml:space="preserve">)</w:t>
       </w:r>
       <w:r>
-        <w:t xml:space="preserve">. In a separate project, we recruited a national sample of participants with opioid use disorder</w:t>
-      </w:r>
-      <w:r>
-        <w:t xml:space="preserve"> </w:t>
-      </w:r>
-      <w:r>
-        <w:t xml:space="preserve">(Moshontz et al., 2021)</w:t>
-      </w:r>
-      <w:r>
-        <w:t xml:space="preserve">. In addition to achieving better representation in income and race/ethnicity, we also ensured diversity across geographic location (e.g., rural vs. urban) as this is likely another important factor in evaluating fairness.</w:t>
-      </w:r>
-    </w:p>
-    <w:p>
-      <w:pPr>
-        <w:pStyle w:val="BodyText"/>
-      </w:pPr>
-      <w:r>
-        <w:t xml:space="preserve">Computational solutions to mitigate these issues in the current data may also exist. We could explore upsampling non-advantaged group representation in the data (e.g., using synthetic minority oversampling technique). We also could adjust the penalty weights so that prediction errors for non-advantaged groups are weighted more heavily than prediction errors for majority groups. We could also consider using personalized modeling approaches that consider the characteristics and behaviors important to an individual rather than generalizing across a population. For example, state space models can capitalize on time series data by building individual models for each participant using their own data. Individual models may help mitigate issues of unfairness, as the model will weigh the individual’s own data more heavily than group level estimates. In other words, how does lapse risk evolve over time for a specific individual.</w:t>
-      </w:r>
-    </w:p>
-    <w:p>
-      <w:pPr>
-        <w:pStyle w:val="BodyText"/>
-      </w:pPr>
-      <w:r>
-        <w:t xml:space="preserve">The models also performed more poorly for women compared to men, despite the fact that they were well represented. This finding suggests representation in our data is not the only factor affecting model fairness. We chose our EMA items based on domain expertise and decades of relapse risk research. However, prior to 1993 National Institute of Health Revitalization Act</w:t>
-      </w:r>
-      <w:r>
-        <w:t xml:space="preserve"> </w:t>
-      </w:r>
-      <w:r>
-        <w:t xml:space="preserve">(Studies et al., 1994)</w:t>
-      </w:r>
-      <w:r>
-        <w:t xml:space="preserve"> </w:t>
-      </w:r>
-      <w:r>
-        <w:t xml:space="preserve">that mandated the inclusion of minorities and women in research, women were mostly excluded from most substance abuse treatment research due to their childbearing potential</w:t>
-      </w:r>
-      <w:r>
-        <w:t xml:space="preserve"> </w:t>
-      </w:r>
-      <w:r>
-        <w:t xml:space="preserve">(Vannicelli &amp; Nash, 1984)</w:t>
-      </w:r>
-      <w:r>
-        <w:t xml:space="preserve">. As a result, it is possible that these constructs more precisely describe relapse risk factors for men than for women. This could mean that more research is needed to identify relapse risk factors for women (e.g., interpersonal relationship problems</w:t>
+        <w:t xml:space="preserve">, hormonal changes</w:t>
       </w:r>
       <w:r>
         <w:t xml:space="preserve"> </w:t>
@@ -10070,13 +9966,65 @@
           <w:b/>
           <w:bCs/>
         </w:rPr>
-        <w:t xml:space="preserve">walitzerGenderDifferencesAlcohol2006a?</w:t>
+        <w:t xml:space="preserve">mchughSexGenderDifferences2018a?</w:t>
       </w:r>
       <w:r>
         <w:t xml:space="preserve">)</w:t>
       </w:r>
       <w:r>
-        <w:t xml:space="preserve">, hormonal changes</w:t>
+        <w:t xml:space="preserve">), and other groups underrepresented in the literature more broadly.</w:t>
+      </w:r>
+    </w:p>
+    <w:p>
+      <w:pPr>
+        <w:pStyle w:val="BodyText"/>
+      </w:pPr>
+      <w:r>
+        <w:t xml:space="preserve">An alternative approach could be to use a data-driven (bottom-up) approach to identify patterns and characteristics predictive of lapse in specific groups. Compared to traditional, theory-driven (top-down) methods, data-driven features reduce potential bias in features by minimizing researcher involvement. For example, applying natural language processing to text message content could allow new categories of features to emerge. These categories may or may not align with existing theoretical concepts of lapse and relapse, but because they are generated from participants’ own words, they may serve as reliable indicators of lapse risk for certain individuals.</w:t>
+      </w:r>
+    </w:p>
+    <w:p>
+      <w:pPr>
+        <w:pStyle w:val="BodyText"/>
+      </w:pPr>
+      <w:r>
+        <w:t xml:space="preserve">It is also true that historically marginalized groups that have experienced systemic racism, exclusion, or other stigma around substance use (e.g., societal expectations for women regarding attractiveness, cleanliness and motherhood</w:t>
+      </w:r>
+      <w:r>
+        <w:t xml:space="preserve"> </w:t>
+      </w:r>
+      <w:r>
+        <w:t xml:space="preserve">(Meyers et al., 2021)</w:t>
+      </w:r>
+      <w:r>
+        <w:t xml:space="preserve">) may feel less trusting in disclosing substance use</w:t>
+      </w:r>
+      <w:r>
+        <w:t xml:space="preserve"> </w:t>
+      </w:r>
+      <w:r>
+        <w:t xml:space="preserve">(Marwick &amp; Boyd, 2018)</w:t>
+      </w:r>
+      <w:r>
+        <w:t xml:space="preserve">. These experiences could result in individuals under-reporting lapses and/or risk factors, contributing to the gap in model performance. We saw a comparable, or slightly higher, percentage of lapse reports for disadvantaged compared to advantaged groups: race/ethnicity (6%, not White vs. 8%, non-Hispanic White), income (12%, below poverty vs. 7%, above poverty), sex at birth (9%, female vs. 7%, male). However, comparable lapse labels (i.e., reported lapses) does not necessarily equate comparable reporting (i.e., proportion of true lapses reported).</w:t>
+      </w:r>
+    </w:p>
+    <w:bookmarkEnd w:id="139"/>
+    <w:bookmarkStart w:id="140" w:name="X5ad29cf6135702ebd29ccbd3207356419a7e287"/>
+    <w:p>
+      <w:pPr>
+        <w:pStyle w:val="Heading3"/>
+      </w:pPr>
+      <w:r>
+        <w:t xml:space="preserve">3.4.3 Additional Limitations and Future Directions</w:t>
+      </w:r>
+    </w:p>
+    <w:p>
+      <w:pPr>
+        <w:pStyle w:val="FirstParagraph"/>
+      </w:pPr>
+      <w:r>
+        <w:t xml:space="preserve">Despite building successful prediction models, it is still unclear the best way to provide risk and support information to people. For a recovery monitoring and support system to be successful, it is important that participants trust the system, engage with the system and find the system beneficial. In an ongoing grant, our group is working to optimize the delivery of daily support messages by examining whether the inclusion or exclusion of risk-relevant message components (e.g., lapse probability, lapse probability change, important features, and a risk-relevant recommendation) increase engagement in recovery tools and supports, trust in the machine learning model, and improve clinical outcomes</w:t>
       </w:r>
       <w:r>
         <w:t xml:space="preserve"> </w:t>
@@ -10089,13 +10037,13 @@
           <w:b/>
           <w:bCs/>
         </w:rPr>
-        <w:t xml:space="preserve">mchughSexGenderDifferences2018a?</w:t>
+        <w:t xml:space="preserve">wyanMaximizingEngagementTrust2025?</w:t>
       </w:r>
       <w:r>
         <w:t xml:space="preserve">)</w:t>
       </w:r>
       <w:r>
-        <w:t xml:space="preserve">), and other groups underrepresented in the literature more broadly.</w:t>
+        <w:t xml:space="preserve">.</w:t>
       </w:r>
     </w:p>
     <w:p>
@@ -10103,7 +10051,16 @@
         <w:pStyle w:val="BodyText"/>
       </w:pPr>
       <w:r>
-        <w:t xml:space="preserve">An alternative approach could be to use a data-driven (bottom-up) approach to identify patterns and characteristics predictive of lapse in specific groups. Compared to traditional, theory-driven (top-down) methods, data-driven features reduce potential bias in features by minimizing researcher involvement. For example, applying natural language processing to text message content could allow new categories of features to emerge. These categories may or may not align with existing theoretical concepts of lapse and relapse, but because they are generated from participants’ own words, they may serve as reliable indicators of lapse risk for certain individuals.</w:t>
+        <w:t xml:space="preserve">For a system using lagged models, we can imagine that even longer lags (i.e., more advanced warning) would be better still. In the present study, we were limited by how much time we could lag predictions. Participants only provided EMA for up to three months. Therefore, a lag time of two weeks between the prediction time point and start of the prediction window means data from 2 out of the 12 possible weeks is not being used. This loss of data could be one reason we saw a decrease in model performance with increased lag times. In a separate NIH protocol underway, participants are providing EMA and other sensed data for up to 12 months</w:t>
+      </w:r>
+      <w:r>
+        <w:t xml:space="preserve"> </w:t>
+      </w:r>
+      <w:r>
+        <w:t xml:space="preserve">(Moshontz et al., 2021)</w:t>
+      </w:r>
+      <w:r>
+        <w:t xml:space="preserve">. By comparing models built from these two datasets, we will better be able to evaluate whether this loss of data impacted model performance and if we can sustain similar performance with even longer lags in these data.</w:t>
       </w:r>
     </w:p>
     <w:p>
@@ -10111,43 +10068,16 @@
         <w:pStyle w:val="BodyText"/>
       </w:pPr>
       <w:r>
-        <w:t xml:space="preserve">It is also true that historically marginalized groups that have experienced systemic racism, exclusion, or other stigma around substance use (e.g., societal expectations for women regarding attractiveness, cleanliness and motherhood</w:t>
-      </w:r>
-      <w:r>
-        <w:t xml:space="preserve"> </w:t>
-      </w:r>
-      <w:r>
-        <w:t xml:space="preserve">(Meyers et al., 2021)</w:t>
-      </w:r>
-      <w:r>
-        <w:t xml:space="preserve">) may feel less trusting in disclosing substance use</w:t>
-      </w:r>
-      <w:r>
-        <w:t xml:space="preserve"> </w:t>
-      </w:r>
-      <w:r>
-        <w:t xml:space="preserve">(Marwick &amp; Boyd, 2018)</w:t>
-      </w:r>
-      <w:r>
-        <w:t xml:space="preserve">. These experiences could result in individuals under-reporting lapses and/or risk factors, contributing to the gap in model performance. We saw a comparable, or slightly higher, percentage of lapse reports for disadvantaged compared to advantaged groups: race/ethnicity (6%, not White vs. 8%, non-Hispanic White), income (12%, below poverty vs. 7%, above poverty), sex at birth (9%, female vs. 7%, male). However, comparable lapse labels (i.e., reported lapses) does not necessarily equate comparable reporting (i.e., proportion of true lapses reported).</w:t>
-      </w:r>
-    </w:p>
-    <w:bookmarkEnd w:id="140"/>
-    <w:bookmarkStart w:id="141" w:name="X5ad29cf6135702ebd29ccbd3207356419a7e287"/>
-    <w:p>
-      <w:pPr>
-        <w:pStyle w:val="Heading2"/>
-      </w:pPr>
-      <w:r>
-        <w:t xml:space="preserve">3.11 Additional Limitations and Future Directions</w:t>
-      </w:r>
-    </w:p>
-    <w:p>
-      <w:pPr>
-        <w:pStyle w:val="FirstParagraph"/>
-      </w:pPr>
-      <w:r>
-        <w:t xml:space="preserve">Despite building successful prediction models, it is still unclear the best way to provide risk and support information to people. For a recovery monitoring and support system to be successful, it is important that participants trust the system, engage with the system and find the system beneficial. In an ongoing grant, our group is working to optimize the delivery of daily support messages by examining whether the inclusion or exclusion of risk-relevant message components (e.g., lapse probability, lapse probability change, important features, and a risk-relevant recommendation) increase engagement in recovery tools and supports, trust in the machine learning model, and improve clinical outcomes</w:t>
+        <w:t xml:space="preserve">A recovery monitoring and support system will require new data to update model predictions. A model only using EMA could raise measurement burden concerns. Research suggests people can comply with effortful sensing methods (e.g., 4x daily EMA) while using substances</w:t>
+      </w:r>
+      <w:r>
+        <w:t xml:space="preserve"> </w:t>
+      </w:r>
+      <w:r>
+        <w:t xml:space="preserve">(Jones et al., 2019; Wyant et al., 2023)</w:t>
+      </w:r>
+      <w:r>
+        <w:t xml:space="preserve">. However, it is likely that frequent daily surveys will eventually become too burdensome when considering long-term monitoring. We have begun to address this by building models with fewer EMAs (1x daily) and have found comparable performance</w:t>
       </w:r>
       <w:r>
         <w:t xml:space="preserve"> </w:t>
@@ -10160,13 +10090,13 @@
           <w:b/>
           <w:bCs/>
         </w:rPr>
-        <w:t xml:space="preserve">wyantOptimizingMessageComponentsinprep?</w:t>
+        <w:t xml:space="preserve">pulickIdiographicLapsePredictionunderreview?</w:t>
       </w:r>
       <w:r>
         <w:t xml:space="preserve">)</w:t>
       </w:r>
       <w:r>
-        <w:t xml:space="preserve">.</w:t>
+        <w:t xml:space="preserve">. Additionally, reinforcement learning could potentially be used for adaptive EMA sampling. For example, each day the algorithm could make a decision to send out an EMA or not based on inferred latent states of the individual based on previous EMA responses and predicted probability of lapse.</w:t>
       </w:r>
     </w:p>
     <w:p>
@@ -10174,80 +10104,28 @@
         <w:pStyle w:val="BodyText"/>
       </w:pPr>
       <w:r>
-        <w:t xml:space="preserve">For a system using lagged models, we can imagine that even longer lags (i.e., more advanced warning) would be better still. In the present study, we were limited by how much time we could lag predictions. Participants only provided EMA for up to three months. Therefore, a lag time of two weeks between the prediction time point and start of the prediction window means data from 2 out of the 12 possible weeks is not being used. This loss of data could be one reason we saw a decrease in model performance with increased lag times. In a separate NIH protocol underway, participants are providing EMA and other sensed data for up to 12 months</w:t>
-      </w:r>
-      <w:r>
-        <w:t xml:space="preserve"> </w:t>
-      </w:r>
-      <w:r>
-        <w:t xml:space="preserve">(Moshontz et al., 2021)</w:t>
-      </w:r>
-      <w:r>
-        <w:t xml:space="preserve">. By comparing models built from these two datasets, we will better be able to evaluate whether this loss of data impacted model performance and if we can sustain similar performance with even longer lags in these data.</w:t>
-      </w:r>
-    </w:p>
-    <w:p>
-      <w:pPr>
-        <w:pStyle w:val="BodyText"/>
-      </w:pPr>
-      <w:r>
-        <w:t xml:space="preserve">A recovery monitoring and support system will require new data to update model predictions. A model only using EMA could raise measurement burden concerns. Research suggests people can comply with effortful sensing methods (e.g., 4x daily EMA) while using substances</w:t>
-      </w:r>
-      <w:r>
-        <w:t xml:space="preserve"> </w:t>
-      </w:r>
-      <w:r>
-        <w:t xml:space="preserve">(Jones et al., 2019; Wyant et al., 2023)</w:t>
-      </w:r>
-      <w:r>
-        <w:t xml:space="preserve">. However, it is likely that frequent daily surveys will eventually become too burdensome when considering long-term monitoring. We have begun to address this by building models with fewer EMAs (1x daily) and have found comparable performance</w:t>
-      </w:r>
-      <w:r>
-        <w:t xml:space="preserve"> </w:t>
-      </w:r>
-      <w:r>
-        <w:t xml:space="preserve">(</w:t>
-      </w:r>
-      <w:r>
-        <w:rPr>
-          <w:b/>
-          <w:bCs/>
-        </w:rPr>
-        <w:t xml:space="preserve">pulickIdiographicLapsePredictionunderreview?</w:t>
-      </w:r>
-      <w:r>
-        <w:t xml:space="preserve">)</w:t>
-      </w:r>
-      <w:r>
-        <w:t xml:space="preserve">. Additionally, reinforcement learning could potentially be used for adaptive EMA sampling. For example, each day the algorithm could make a decision to send out an EMA or not based on inferred latent states of the individual based on previous EMA responses and predicted probability of lapse.</w:t>
-      </w:r>
-    </w:p>
-    <w:p>
-      <w:pPr>
-        <w:pStyle w:val="BodyText"/>
-      </w:pPr>
-      <w:r>
         <w:t xml:space="preserve">Additionally, we have begun to explore how we can supplement our models with data from other lower burden sensing methods. Geolocation is a passive sensing method that could compliment EMA well. First, it could provide insight into information not easily captured by self-report. For example, the amount of time spent in risky locations, or changes in routine that could indicate life stressors. Second, the near-continuous sampling of geolocation could offer risk-relevant information that would otherwise be missed in between the discrete sampling periods of EMA. Ultimately, passive sensing offers the opportunity to capture additional risk features that would be difficult to measure with self-report or would add additional burden by increasing the number of questions on the EMA.</w:t>
       </w:r>
     </w:p>
+    <w:bookmarkEnd w:id="140"/>
+    <w:bookmarkStart w:id="141" w:name="conclusion"/>
+    <w:p>
+      <w:pPr>
+        <w:pStyle w:val="Heading3"/>
+      </w:pPr>
+      <w:r>
+        <w:t xml:space="preserve">3.4.4 Conclusion</w:t>
+      </w:r>
+    </w:p>
+    <w:p>
+      <w:pPr>
+        <w:pStyle w:val="FirstParagraph"/>
+      </w:pPr>
+      <w:r>
+        <w:t xml:space="preserve">This study suggests it is possible to predict next day alcohol lapses up to two weeks into the future. This advanced notice could allow patients to implement support options not immediately available. Important steps are still needed to make these models clinically implementable. Most notably, is the increased fairness in model performance. However, we remain optimistic as we have already begun to take several steps in addressing these barriers.</w:t>
+      </w:r>
+    </w:p>
     <w:bookmarkEnd w:id="141"/>
-    <w:bookmarkStart w:id="142" w:name="conclusion"/>
-    <w:p>
-      <w:pPr>
-        <w:pStyle w:val="Heading2"/>
-      </w:pPr>
-      <w:r>
-        <w:t xml:space="preserve">3.12 Conclusion</w:t>
-      </w:r>
-    </w:p>
-    <w:p>
-      <w:pPr>
-        <w:pStyle w:val="FirstParagraph"/>
-      </w:pPr>
-      <w:r>
-        <w:t xml:space="preserve">This study suggests it is possible to predict next day alcohol lapses up to two weeks into the future. This advanced notice could allow patients to implement support options not immediately available. Important steps are still needed to make these models clinically implementable. Most notably, is the increased fairness in model performance. However, we remain optimistic as we have already begun to take several steps in addressing these barriers.</w:t>
-      </w:r>
-    </w:p>
     <w:bookmarkEnd w:id="142"/>
     <w:bookmarkEnd w:id="143"/>
     <w:bookmarkStart w:id="162" w:name="Xb01b715a71d3cc3f262d360703a81420bd8b11f"/>
@@ -15258,7 +15136,7 @@
     <w:bookmarkEnd w:id="160"/>
     <w:bookmarkEnd w:id="161"/>
     <w:bookmarkEnd w:id="162"/>
-    <w:bookmarkStart w:id="342" w:name="Xf5581b66f43728ef5ffd992cdda23f782393606"/>
+    <w:bookmarkStart w:id="360" w:name="Xf5581b66f43728ef5ffd992cdda23f782393606"/>
     <w:p>
       <w:pPr>
         <w:pStyle w:val="Heading1"/>
@@ -15390,7 +15268,7 @@
       </w:r>
     </w:p>
     <w:bookmarkEnd w:id="164"/>
-    <w:bookmarkStart w:id="341" w:name="methods-1"/>
+    <w:bookmarkStart w:id="359" w:name="methods-1"/>
     <w:p>
       <w:pPr>
         <w:pStyle w:val="Heading2"/>
@@ -15424,7 +15302,7 @@
         <w:t xml:space="preserve">for a complete description of the data set and study procedures.</w:t>
       </w:r>
     </w:p>
-    <w:bookmarkStart w:id="340" w:name="planned-data-analyses-1"/>
+    <w:bookmarkStart w:id="358" w:name="planned-data-analyses-1"/>
     <w:p>
       <w:pPr>
         <w:pStyle w:val="Heading3"/>
@@ -15947,7 +15825,7 @@
       </w:r>
     </w:p>
     <w:bookmarkEnd w:id="167"/>
-    <w:bookmarkStart w:id="339" w:name="model-fairness-1"/>
+    <w:bookmarkStart w:id="357" w:name="model-fairness-1"/>
     <w:p>
       <w:pPr>
         <w:pStyle w:val="Heading4"/>
@@ -15964,7 +15842,7 @@
         <w:t xml:space="preserve">We will calculate the median posterior probability and 95% Bayesian CI for auROC for our immediate model separately by race/ethnicity (not White vs. non-Hispanic White), income (below $25,000 vs. above $25,000), sex at birth (female vs. male), and location (rural vs. other). We will conduct Bayesian group comparisons to assess the likelihood that each model performs differently by group. We will report the precise posterior probability for the difference in auROCs and the 95% Bayesian CIs for each model comparison.</w:t>
       </w:r>
     </w:p>
-    <w:bookmarkStart w:id="338" w:name="refs"/>
+    <w:bookmarkStart w:id="356" w:name="refs"/>
     <w:bookmarkStart w:id="169" w:name="ref-alexanderUseEcologicalMomentary2023"/>
     <w:p>
       <w:pPr>
@@ -17249,18 +17127,83 @@
       </w:hyperlink>
     </w:p>
     <w:bookmarkEnd w:id="198"/>
-    <w:bookmarkStart w:id="200" w:name="ref-dennisManagingAddictionChronic2007"/>
+    <w:bookmarkStart w:id="200" w:name="ref-craneAlcoholUseDisorders2020"/>
     <w:p>
       <w:pPr>
         <w:pStyle w:val="Bibliography"/>
       </w:pPr>
       <w:r>
+        <w:t xml:space="preserve">Crane, P. R., Swaringen, K. S., Foster, A. M., &amp; Talley, A. E. (2020). Alcohol use disorders among sexual and gender minority populations. In</w:t>
+      </w:r>
+      <w:r>
+        <w:t xml:space="preserve"> </w:t>
+      </w:r>
+      <w:r>
+        <w:rPr>
+          <w:i/>
+          <w:iCs/>
+        </w:rPr>
+        <w:t xml:space="preserve">The</w:t>
+      </w:r>
+      <w:r>
+        <w:rPr>
+          <w:i/>
+          <w:iCs/>
+        </w:rPr>
+        <w:t xml:space="preserve"> </w:t>
+      </w:r>
+      <w:r>
+        <w:rPr>
+          <w:i/>
+          <w:iCs/>
+        </w:rPr>
+        <w:t xml:space="preserve">Oxford</w:t>
+      </w:r>
+      <w:r>
+        <w:rPr>
+          <w:i/>
+          <w:iCs/>
+        </w:rPr>
+        <w:t xml:space="preserve"> </w:t>
+      </w:r>
+      <w:r>
+        <w:rPr>
+          <w:i/>
+          <w:iCs/>
+        </w:rPr>
+        <w:t xml:space="preserve">handbook of sexual and gender minority mental health</w:t>
+      </w:r>
+      <w:r>
+        <w:t xml:space="preserve"> </w:t>
+      </w:r>
+      <w:r>
+        <w:t xml:space="preserve">(pp. 87–100). Oxford University Press.</w:t>
+      </w:r>
+      <w:r>
+        <w:t xml:space="preserve"> </w:t>
+      </w:r>
+      <w:hyperlink r:id="rId199">
+        <w:r>
+          <w:rPr>
+            <w:rStyle w:val="Hyperlink"/>
+          </w:rPr>
+          <w:t xml:space="preserve">https://doi.org/10.1093/oxfordhb/9780190067991.013.9</w:t>
+        </w:r>
+      </w:hyperlink>
+    </w:p>
+    <w:bookmarkEnd w:id="200"/>
+    <w:bookmarkStart w:id="202" w:name="ref-dennisManagingAddictionChronic2007"/>
+    <w:p>
+      <w:pPr>
+        <w:pStyle w:val="Bibliography"/>
+      </w:pPr>
+      <w:r>
         <w:t xml:space="preserve">Dennis, M., &amp; Scott, C. K. (2007).</w:t>
       </w:r>
       <w:r>
         <w:t xml:space="preserve"> </w:t>
       </w:r>
-      <w:hyperlink r:id="rId199">
+      <w:hyperlink r:id="rId201">
         <w:r>
           <w:rPr>
             <w:rStyle w:val="Hyperlink"/>
@@ -17334,8 +17277,8 @@
         <w:t xml:space="preserve">(1), 45–55.</w:t>
       </w:r>
     </w:p>
-    <w:bookmarkEnd w:id="200"/>
-    <w:bookmarkStart w:id="201" w:name="ref-derogatislBriefSymptomInventory"/>
+    <w:bookmarkEnd w:id="202"/>
+    <w:bookmarkStart w:id="203" w:name="ref-derogatislBriefSymptomInventory"/>
     <w:p>
       <w:pPr>
         <w:pStyle w:val="Bibliography"/>
@@ -17406,8 +17349,8 @@
         <w:t xml:space="preserve">. NCS Pearson.</w:t>
       </w:r>
     </w:p>
-    <w:bookmarkEnd w:id="201"/>
-    <w:bookmarkStart w:id="203" w:name="ref-derubeisHistoryCurrentStatus2019"/>
+    <w:bookmarkEnd w:id="203"/>
+    <w:bookmarkStart w:id="205" w:name="ref-derubeisHistoryCurrentStatus2019"/>
     <w:p>
       <w:pPr>
         <w:pStyle w:val="Bibliography"/>
@@ -17444,7 +17387,7 @@
       <w:r>
         <w:t xml:space="preserve"> </w:t>
       </w:r>
-      <w:hyperlink r:id="rId202">
+      <w:hyperlink r:id="rId204">
         <w:r>
           <w:rPr>
             <w:rStyle w:val="Hyperlink"/>
@@ -17453,8 +17396,8 @@
         </w:r>
       </w:hyperlink>
     </w:p>
-    <w:bookmarkEnd w:id="203"/>
-    <w:bookmarkStart w:id="205" w:name="X36def7da608f82ff20c3a5db5ab3df1c6dd7645"/>
+    <w:bookmarkEnd w:id="205"/>
+    <w:bookmarkStart w:id="207" w:name="X36def7da608f82ff20c3a5db5ab3df1c6dd7645"/>
     <w:p>
       <w:pPr>
         <w:pStyle w:val="Bibliography"/>
@@ -17491,7 +17434,7 @@
       <w:r>
         <w:t xml:space="preserve"> </w:t>
       </w:r>
-      <w:hyperlink r:id="rId204">
+      <w:hyperlink r:id="rId206">
         <w:r>
           <w:rPr>
             <w:rStyle w:val="Hyperlink"/>
@@ -17500,8 +17443,8 @@
         </w:r>
       </w:hyperlink>
     </w:p>
-    <w:bookmarkEnd w:id="205"/>
-    <w:bookmarkStart w:id="207" w:name="ref-dumortierClassifyingSmokingUrges2016"/>
+    <w:bookmarkEnd w:id="207"/>
+    <w:bookmarkStart w:id="209" w:name="ref-dumortierClassifyingSmokingUrges2016"/>
     <w:p>
       <w:pPr>
         <w:pStyle w:val="Bibliography"/>
@@ -17538,7 +17481,7 @@
       <w:r>
         <w:t xml:space="preserve"> </w:t>
       </w:r>
-      <w:hyperlink r:id="rId206">
+      <w:hyperlink r:id="rId208">
         <w:r>
           <w:rPr>
             <w:rStyle w:val="Hyperlink"/>
@@ -17547,8 +17490,8 @@
         </w:r>
       </w:hyperlink>
     </w:p>
-    <w:bookmarkEnd w:id="207"/>
-    <w:bookmarkStart w:id="209" w:name="Xa22060a3e519cdcc534dbbf0f37e422a730c9f3"/>
+    <w:bookmarkEnd w:id="209"/>
+    <w:bookmarkStart w:id="211" w:name="Xa22060a3e519cdcc534dbbf0f37e422a730c9f3"/>
     <w:p>
       <w:pPr>
         <w:pStyle w:val="Bibliography"/>
@@ -17645,7 +17588,7 @@
       <w:r>
         <w:t xml:space="preserve"> </w:t>
       </w:r>
-      <w:hyperlink r:id="rId208">
+      <w:hyperlink r:id="rId210">
         <w:r>
           <w:rPr>
             <w:rStyle w:val="Hyperlink"/>
@@ -17654,8 +17597,8 @@
         </w:r>
       </w:hyperlink>
     </w:p>
-    <w:bookmarkEnd w:id="209"/>
-    <w:bookmarkStart w:id="211" w:name="ref-dvorakTensionReductionAffect2018"/>
+    <w:bookmarkEnd w:id="211"/>
+    <w:bookmarkStart w:id="213" w:name="ref-dvorakTensionReductionAffect2018"/>
     <w:p>
       <w:pPr>
         <w:pStyle w:val="Bibliography"/>
@@ -17704,7 +17647,7 @@
       <w:r>
         <w:t xml:space="preserve"> </w:t>
       </w:r>
-      <w:hyperlink r:id="rId210">
+      <w:hyperlink r:id="rId212">
         <w:r>
           <w:rPr>
             <w:rStyle w:val="Hyperlink"/>
@@ -17713,13 +17656,72 @@
         </w:r>
       </w:hyperlink>
     </w:p>
-    <w:bookmarkEnd w:id="211"/>
-    <w:bookmarkStart w:id="213" w:name="ref-epsteinPredictionStressDrug2020"/>
+    <w:bookmarkEnd w:id="213"/>
+    <w:bookmarkStart w:id="215" w:name="ref-dyarSexualMinorityStress2023"/>
     <w:p>
       <w:pPr>
         <w:pStyle w:val="Bibliography"/>
       </w:pPr>
       <w:r>
+        <w:t xml:space="preserve">Dyar, C., Lee, C. M., Rhew, I. C., &amp; Kaysen, D. (2023). Sexual minority stress and substance use:</w:t>
+      </w:r>
+      <w:r>
+        <w:t xml:space="preserve"> </w:t>
+      </w:r>
+      <w:r>
+        <w:t xml:space="preserve">An</w:t>
+      </w:r>
+      <w:r>
+        <w:t xml:space="preserve"> </w:t>
+      </w:r>
+      <w:r>
+        <w:t xml:space="preserve">investigation of when and under what circumstances minority stress predicts alcohol and cannabis use at the event-level.</w:t>
+      </w:r>
+      <w:r>
+        <w:t xml:space="preserve"> </w:t>
+      </w:r>
+      <w:r>
+        <w:rPr>
+          <w:i/>
+          <w:iCs/>
+        </w:rPr>
+        <w:t xml:space="preserve">Journal of Psychopathology and Clinical Science</w:t>
+      </w:r>
+      <w:r>
+        <w:t xml:space="preserve">,</w:t>
+      </w:r>
+      <w:r>
+        <w:t xml:space="preserve"> </w:t>
+      </w:r>
+      <w:r>
+        <w:rPr>
+          <w:i/>
+          <w:iCs/>
+        </w:rPr>
+        <w:t xml:space="preserve">132</w:t>
+      </w:r>
+      <w:r>
+        <w:t xml:space="preserve">(4), 475–489.</w:t>
+      </w:r>
+      <w:r>
+        <w:t xml:space="preserve"> </w:t>
+      </w:r>
+      <w:hyperlink r:id="rId214">
+        <w:r>
+          <w:rPr>
+            <w:rStyle w:val="Hyperlink"/>
+          </w:rPr>
+          <w:t xml:space="preserve">https://doi.org/10.1037/abn0000819</w:t>
+        </w:r>
+      </w:hyperlink>
+    </w:p>
+    <w:bookmarkEnd w:id="215"/>
+    <w:bookmarkStart w:id="217" w:name="ref-epsteinPredictionStressDrug2020"/>
+    <w:p>
+      <w:pPr>
+        <w:pStyle w:val="Bibliography"/>
+      </w:pPr>
+      <w:r>
         <w:t xml:space="preserve">Epstein, D. H., Tyburski, M., Kowalczyk, W. J., Burgess-Hull, A. J., Phillips, K. A., Curtis, B. L., &amp; Preston, K. L. (2020). Prediction of stress and drug craving ninety minutes in the future with passively collected</w:t>
       </w:r>
       <w:r>
@@ -17763,7 +17765,7 @@
       <w:r>
         <w:t xml:space="preserve"> </w:t>
       </w:r>
-      <w:hyperlink r:id="rId212">
+      <w:hyperlink r:id="rId216">
         <w:r>
           <w:rPr>
             <w:rStyle w:val="Hyperlink"/>
@@ -17772,8 +17774,8 @@
         </w:r>
       </w:hyperlink>
     </w:p>
-    <w:bookmarkEnd w:id="213"/>
-    <w:bookmarkStart w:id="215" w:name="ref-fisherOpenTrialPersonalized2019"/>
+    <w:bookmarkEnd w:id="217"/>
+    <w:bookmarkStart w:id="219" w:name="ref-fisherOpenTrialPersonalized2019"/>
     <w:p>
       <w:pPr>
         <w:pStyle w:val="Bibliography"/>
@@ -17810,7 +17812,7 @@
       <w:r>
         <w:t xml:space="preserve"> </w:t>
       </w:r>
-      <w:hyperlink r:id="rId214">
+      <w:hyperlink r:id="rId218">
         <w:r>
           <w:rPr>
             <w:rStyle w:val="Hyperlink"/>
@@ -17819,8 +17821,8 @@
         </w:r>
       </w:hyperlink>
     </w:p>
-    <w:bookmarkEnd w:id="215"/>
-    <w:bookmarkStart w:id="217" w:name="ref-florenceEconomicBurdenOpioid2021"/>
+    <w:bookmarkEnd w:id="219"/>
+    <w:bookmarkStart w:id="221" w:name="ref-florenceEconomicBurdenOpioid2021"/>
     <w:p>
       <w:pPr>
         <w:pStyle w:val="Bibliography"/>
@@ -17866,7 +17868,7 @@
       <w:r>
         <w:t xml:space="preserve"> </w:t>
       </w:r>
-      <w:hyperlink r:id="rId216">
+      <w:hyperlink r:id="rId220">
         <w:r>
           <w:rPr>
             <w:rStyle w:val="Hyperlink"/>
@@ -17875,13 +17877,99 @@
         </w:r>
       </w:hyperlink>
     </w:p>
-    <w:bookmarkEnd w:id="217"/>
-    <w:bookmarkStart w:id="219" w:name="ref-friedmanTrendsDrugOverdose2022"/>
+    <w:bookmarkEnd w:id="221"/>
+    <w:bookmarkStart w:id="223" w:name="ref-freitagVariationsSubstanceUse2021"/>
     <w:p>
       <w:pPr>
         <w:pStyle w:val="Bibliography"/>
       </w:pPr>
       <w:r>
+        <w:t xml:space="preserve">Freitag, T. M., Chen-Sankey, J. C., Duarte, D. A., Ramsey, M. W., &amp; Choi, K. (2021). Variations in</w:t>
+      </w:r>
+      <w:r>
+        <w:t xml:space="preserve"> </w:t>
+      </w:r>
+      <w:r>
+        <w:t xml:space="preserve">Substance Use</w:t>
+      </w:r>
+      <w:r>
+        <w:t xml:space="preserve"> </w:t>
+      </w:r>
+      <w:r>
+        <w:t xml:space="preserve">and</w:t>
+      </w:r>
+      <w:r>
+        <w:t xml:space="preserve"> </w:t>
+      </w:r>
+      <w:r>
+        <w:t xml:space="preserve">Disorders Among Sexual Minorities</w:t>
+      </w:r>
+      <w:r>
+        <w:t xml:space="preserve"> </w:t>
+      </w:r>
+      <w:r>
+        <w:t xml:space="preserve">by</w:t>
+      </w:r>
+      <w:r>
+        <w:t xml:space="preserve"> </w:t>
+      </w:r>
+      <w:r>
+        <w:t xml:space="preserve">Race</w:t>
+      </w:r>
+      <w:r>
+        <w:t xml:space="preserve">/</w:t>
+      </w:r>
+      <w:r>
+        <w:t xml:space="preserve">Ethnicity</w:t>
+      </w:r>
+      <w:r>
+        <w:t xml:space="preserve">.</w:t>
+      </w:r>
+      <w:r>
+        <w:t xml:space="preserve"> </w:t>
+      </w:r>
+      <w:r>
+        <w:rPr>
+          <w:i/>
+          <w:iCs/>
+        </w:rPr>
+        <w:t xml:space="preserve">Substance Use &amp; Misuse</w:t>
+      </w:r>
+      <w:r>
+        <w:t xml:space="preserve">,</w:t>
+      </w:r>
+      <w:r>
+        <w:t xml:space="preserve"> </w:t>
+      </w:r>
+      <w:r>
+        <w:rPr>
+          <w:i/>
+          <w:iCs/>
+        </w:rPr>
+        <w:t xml:space="preserve">56</w:t>
+      </w:r>
+      <w:r>
+        <w:t xml:space="preserve">(7), 921–928.</w:t>
+      </w:r>
+      <w:r>
+        <w:t xml:space="preserve"> </w:t>
+      </w:r>
+      <w:hyperlink r:id="rId222">
+        <w:r>
+          <w:rPr>
+            <w:rStyle w:val="Hyperlink"/>
+          </w:rPr>
+          <w:t xml:space="preserve">https://doi.org/10.1080/10826084.2021.1899225</w:t>
+        </w:r>
+      </w:hyperlink>
+    </w:p>
+    <w:bookmarkEnd w:id="223"/>
+    <w:bookmarkStart w:id="225" w:name="ref-friedmanTrendsDrugOverdose2022"/>
+    <w:p>
+      <w:pPr>
+        <w:pStyle w:val="Bibliography"/>
+      </w:pPr>
+      <w:r>
         <w:t xml:space="preserve">Friedman, J., Godvin, M., Shover, C. L., Gone, J. P., Hansen, H., &amp; Schriger, D. L. (2022). Trends in</w:t>
       </w:r>
       <w:r>
@@ -17946,7 +18034,7 @@
       <w:r>
         <w:t xml:space="preserve"> </w:t>
       </w:r>
-      <w:hyperlink r:id="rId218">
+      <w:hyperlink r:id="rId224">
         <w:r>
           <w:rPr>
             <w:rStyle w:val="Hyperlink"/>
@@ -17955,8 +18043,8 @@
         </w:r>
       </w:hyperlink>
     </w:p>
-    <w:bookmarkEnd w:id="219"/>
-    <w:bookmarkStart w:id="221" w:name="ref-fronkStressAllostasisSubstance2020"/>
+    <w:bookmarkEnd w:id="225"/>
+    <w:bookmarkStart w:id="227" w:name="ref-fronkStressAllostasisSubstance2020"/>
     <w:p>
       <w:pPr>
         <w:pStyle w:val="Bibliography"/>
@@ -18053,7 +18141,7 @@
       <w:r>
         <w:t xml:space="preserve"> </w:t>
       </w:r>
-      <w:hyperlink r:id="rId220">
+      <w:hyperlink r:id="rId226">
         <w:r>
           <w:rPr>
             <w:rStyle w:val="Hyperlink"/>
@@ -18062,8 +18150,8 @@
         </w:r>
       </w:hyperlink>
     </w:p>
-    <w:bookmarkEnd w:id="221"/>
-    <w:bookmarkStart w:id="222" w:name="ref-gabryPriorDistributionsRstanarm2023"/>
+    <w:bookmarkEnd w:id="227"/>
+    <w:bookmarkStart w:id="228" w:name="ref-gabryPriorDistributionsRstanarm2023"/>
     <w:p>
       <w:pPr>
         <w:pStyle w:val="Bibliography"/>
@@ -18106,8 +18194,8 @@
         <w:t xml:space="preserve">. https://cran.r-project.org/web/packages/rstanarm/vignettes/priors.html.</w:t>
       </w:r>
     </w:p>
-    <w:bookmarkEnd w:id="222"/>
-    <w:bookmarkStart w:id="223" w:name="ref-goodrichRstanarmBayesianApplied2023"/>
+    <w:bookmarkEnd w:id="228"/>
+    <w:bookmarkStart w:id="229" w:name="ref-goodrichRstanarmBayesianApplied2023"/>
     <w:p>
       <w:pPr>
         <w:pStyle w:val="Bibliography"/>
@@ -18171,8 +18259,8 @@
         <w:t xml:space="preserve">.</w:t>
       </w:r>
     </w:p>
-    <w:bookmarkEnd w:id="223"/>
-    <w:bookmarkStart w:id="225" w:name="ref-grantEpidemiologyDSM5Alcohol2015b"/>
+    <w:bookmarkEnd w:id="229"/>
+    <w:bookmarkStart w:id="231" w:name="ref-grantEpidemiologyDSM5Alcohol2015b"/>
     <w:p>
       <w:pPr>
         <w:pStyle w:val="Bibliography"/>
@@ -18263,7 +18351,7 @@
       <w:r>
         <w:t xml:space="preserve"> </w:t>
       </w:r>
-      <w:hyperlink r:id="rId224">
+      <w:hyperlink r:id="rId230">
         <w:r>
           <w:rPr>
             <w:rStyle w:val="Hyperlink"/>
@@ -18272,8 +18360,8 @@
         </w:r>
       </w:hyperlink>
     </w:p>
-    <w:bookmarkEnd w:id="225"/>
-    <w:bookmarkStart w:id="227" w:name="Xa203ab3abd150ead1a7854a9fa5726c8a273f52"/>
+    <w:bookmarkEnd w:id="231"/>
+    <w:bookmarkStart w:id="233" w:name="Xa203ab3abd150ead1a7854a9fa5726c8a273f52"/>
     <w:p>
       <w:pPr>
         <w:pStyle w:val="Bibliography"/>
@@ -18322,7 +18410,7 @@
       <w:r>
         <w:t xml:space="preserve"> </w:t>
       </w:r>
-      <w:hyperlink r:id="rId226">
+      <w:hyperlink r:id="rId232">
         <w:r>
           <w:rPr>
             <w:rStyle w:val="Hyperlink"/>
@@ -18331,8 +18419,8 @@
         </w:r>
       </w:hyperlink>
     </w:p>
-    <w:bookmarkEnd w:id="227"/>
-    <w:bookmarkStart w:id="229" w:name="X6b4ed3beef40dcba9764db2c38b474dc4669eb8"/>
+    <w:bookmarkEnd w:id="233"/>
+    <w:bookmarkStart w:id="235" w:name="X6b4ed3beef40dcba9764db2c38b474dc4669eb8"/>
     <w:p>
       <w:pPr>
         <w:pStyle w:val="Bibliography"/>
@@ -18393,7 +18481,7 @@
       <w:r>
         <w:t xml:space="preserve"> </w:t>
       </w:r>
-      <w:hyperlink r:id="rId228">
+      <w:hyperlink r:id="rId234">
         <w:r>
           <w:rPr>
             <w:rStyle w:val="Hyperlink"/>
@@ -18402,8 +18490,8 @@
         </w:r>
       </w:hyperlink>
     </w:p>
-    <w:bookmarkEnd w:id="229"/>
-    <w:bookmarkStart w:id="231" w:name="X805b64c6cb0e2e29672f0738918e5324c4e18a1"/>
+    <w:bookmarkEnd w:id="235"/>
+    <w:bookmarkStart w:id="237" w:name="X805b64c6cb0e2e29672f0738918e5324c4e18a1"/>
     <w:p>
       <w:pPr>
         <w:pStyle w:val="Bibliography"/>
@@ -18440,7 +18528,7 @@
       <w:r>
         <w:t xml:space="preserve"> </w:t>
       </w:r>
-      <w:hyperlink r:id="rId230">
+      <w:hyperlink r:id="rId236">
         <w:r>
           <w:rPr>
             <w:rStyle w:val="Hyperlink"/>
@@ -18449,8 +18537,8 @@
         </w:r>
       </w:hyperlink>
     </w:p>
-    <w:bookmarkEnd w:id="231"/>
-    <w:bookmarkStart w:id="233" w:name="ref-hagmanDefiningRecoveryAlcohol2022"/>
+    <w:bookmarkEnd w:id="237"/>
+    <w:bookmarkStart w:id="239" w:name="ref-hagmanDefiningRecoveryAlcohol2022"/>
     <w:p>
       <w:pPr>
         <w:pStyle w:val="Bibliography"/>
@@ -18517,7 +18605,7 @@
       <w:r>
         <w:t xml:space="preserve"> </w:t>
       </w:r>
-      <w:hyperlink r:id="rId232">
+      <w:hyperlink r:id="rId238">
         <w:r>
           <w:rPr>
             <w:rStyle w:val="Hyperlink"/>
@@ -18526,8 +18614,8 @@
         </w:r>
       </w:hyperlink>
     </w:p>
-    <w:bookmarkEnd w:id="233"/>
-    <w:bookmarkStart w:id="234" w:name="X76c131a5b0a374a6ad1e33cf8e2c0563392269f"/>
+    <w:bookmarkEnd w:id="239"/>
+    <w:bookmarkStart w:id="240" w:name="X76c131a5b0a374a6ad1e33cf8e2c0563392269f"/>
     <w:p>
       <w:pPr>
         <w:pStyle w:val="Bibliography"/>
@@ -18552,8 +18640,8 @@
         <w:t xml:space="preserve">(2nd ed). Springer.</w:t>
       </w:r>
     </w:p>
-    <w:bookmarkEnd w:id="234"/>
-    <w:bookmarkStart w:id="236" w:name="ref-hatchExpertConsensusSurvey2018"/>
+    <w:bookmarkEnd w:id="240"/>
+    <w:bookmarkStart w:id="242" w:name="ref-hatchExpertConsensusSurvey2018"/>
     <w:p>
       <w:pPr>
         <w:pStyle w:val="Bibliography"/>
@@ -18656,7 +18744,7 @@
       <w:r>
         <w:t xml:space="preserve"> </w:t>
       </w:r>
-      <w:hyperlink r:id="rId235">
+      <w:hyperlink r:id="rId241">
         <w:r>
           <w:rPr>
             <w:rStyle w:val="Hyperlink"/>
@@ -18665,8 +18753,8 @@
         </w:r>
       </w:hyperlink>
     </w:p>
-    <w:bookmarkEnd w:id="236"/>
-    <w:bookmarkStart w:id="238" w:name="X124ba946b4d19c4d3454f7989a2955eb824b98a"/>
+    <w:bookmarkEnd w:id="242"/>
+    <w:bookmarkStart w:id="244" w:name="X124ba946b4d19c4d3454f7989a2955eb824b98a"/>
     <w:p>
       <w:pPr>
         <w:pStyle w:val="Bibliography"/>
@@ -18703,7 +18791,7 @@
       <w:r>
         <w:t xml:space="preserve"> </w:t>
       </w:r>
-      <w:hyperlink r:id="rId237">
+      <w:hyperlink r:id="rId243">
         <w:r>
           <w:rPr>
             <w:rStyle w:val="Hyperlink"/>
@@ -18712,8 +18800,8 @@
         </w:r>
       </w:hyperlink>
     </w:p>
-    <w:bookmarkEnd w:id="238"/>
-    <w:bookmarkStart w:id="239" w:name="ref-hsiehSampleSizeTables1989"/>
+    <w:bookmarkEnd w:id="244"/>
+    <w:bookmarkStart w:id="245" w:name="ref-hsiehSampleSizeTables1989"/>
     <w:p>
       <w:pPr>
         <w:pStyle w:val="Bibliography"/>
@@ -18748,8 +18836,8 @@
         <w:t xml:space="preserve">, 795–802.</w:t>
       </w:r>
     </w:p>
-    <w:bookmarkEnd w:id="239"/>
-    <w:bookmarkStart w:id="240" w:name="ref-IncreasesDrugOpioid"/>
+    <w:bookmarkEnd w:id="245"/>
+    <w:bookmarkStart w:id="246" w:name="ref-IncreasesDrugOpioid"/>
     <w:p>
       <w:pPr>
         <w:pStyle w:val="Bibliography"/>
@@ -18842,8 +18930,8 @@
         <w:t xml:space="preserve">. (n.d.). https://www.cdc.gov/mmwr/preview/mmwrhtml/mm6450a3.htm.</w:t>
       </w:r>
     </w:p>
-    <w:bookmarkEnd w:id="240"/>
-    <w:bookmarkStart w:id="241" w:name="Xef7a5e60d60ebc1c36ae80e8d3e603027eb0b63"/>
+    <w:bookmarkEnd w:id="246"/>
+    <w:bookmarkStart w:id="247" w:name="Xef7a5e60d60ebc1c36ae80e8d3e603027eb0b63"/>
     <w:p>
       <w:pPr>
         <w:pStyle w:val="Bibliography"/>
@@ -19043,8 +19131,8 @@
         <w:t xml:space="preserve">(1st edition). Academic Press.</w:t>
       </w:r>
     </w:p>
-    <w:bookmarkEnd w:id="241"/>
-    <w:bookmarkStart w:id="243" w:name="ref-jonathanUseCrossvalidationAssess2000"/>
+    <w:bookmarkEnd w:id="247"/>
+    <w:bookmarkStart w:id="249" w:name="ref-jonathanUseCrossvalidationAssess2000"/>
     <w:p>
       <w:pPr>
         <w:pStyle w:val="Bibliography"/>
@@ -19081,7 +19169,7 @@
       <w:r>
         <w:t xml:space="preserve"> </w:t>
       </w:r>
-      <w:hyperlink r:id="rId242">
+      <w:hyperlink r:id="rId248">
         <w:r>
           <w:rPr>
             <w:rStyle w:val="Hyperlink"/>
@@ -19090,8 +19178,8 @@
         </w:r>
       </w:hyperlink>
     </w:p>
-    <w:bookmarkEnd w:id="243"/>
-    <w:bookmarkStart w:id="245" w:name="X9dfa929848d202736296032659cec14e42606bb"/>
+    <w:bookmarkEnd w:id="249"/>
+    <w:bookmarkStart w:id="251" w:name="X9dfa929848d202736296032659cec14e42606bb"/>
     <w:p>
       <w:pPr>
         <w:pStyle w:val="Bibliography"/>
@@ -19128,7 +19216,7 @@
       <w:r>
         <w:t xml:space="preserve"> </w:t>
       </w:r>
-      <w:hyperlink r:id="rId244">
+      <w:hyperlink r:id="rId250">
         <w:r>
           <w:rPr>
             <w:rStyle w:val="Hyperlink"/>
@@ -19137,8 +19225,8 @@
         </w:r>
       </w:hyperlink>
     </w:p>
-    <w:bookmarkEnd w:id="245"/>
-    <w:bookmarkStart w:id="246" w:name="ref-kaiserObamaGivesEast2015"/>
+    <w:bookmarkEnd w:id="251"/>
+    <w:bookmarkStart w:id="252" w:name="ref-kaiserObamaGivesEast2015"/>
     <w:p>
       <w:pPr>
         <w:pStyle w:val="Bibliography"/>
@@ -19181,8 +19269,8 @@
         <w:t xml:space="preserve">. https://www.science.org/content/article/obama-gives-east-room-rollout-precision-medicine-initiative.</w:t>
       </w:r>
     </w:p>
-    <w:bookmarkEnd w:id="246"/>
-    <w:bookmarkStart w:id="248" w:name="ref-kennedySexDifferencesCocaine2013"/>
+    <w:bookmarkEnd w:id="252"/>
+    <w:bookmarkStart w:id="254" w:name="ref-kennedySexDifferencesCocaine2013"/>
     <w:p>
       <w:pPr>
         <w:pStyle w:val="Bibliography"/>
@@ -19219,7 +19307,7 @@
       <w:r>
         <w:t xml:space="preserve"> </w:t>
       </w:r>
-      <w:hyperlink r:id="rId247">
+      <w:hyperlink r:id="rId253">
         <w:r>
           <w:rPr>
             <w:rStyle w:val="Hyperlink"/>
@@ -19228,13 +19316,81 @@
         </w:r>
       </w:hyperlink>
     </w:p>
-    <w:bookmarkEnd w:id="248"/>
-    <w:bookmarkStart w:id="250" w:name="ref-kilaruIncidenceTreatmentOpioid2020"/>
+    <w:bookmarkEnd w:id="254"/>
+    <w:bookmarkStart w:id="256" w:name="X3768089d0f608b32cd0f07357b3dcdb23d41fe8"/>
     <w:p>
       <w:pPr>
         <w:pStyle w:val="Bibliography"/>
       </w:pPr>
       <w:r>
+        <w:t xml:space="preserve">Kerridge, B. T., Pickering, R. P., Saha, T. D., Ruan, W. J., Chou, S. P., Zhang, H., Jung, J., &amp; Hasin, D. S. (2017). Prevalence, sociodemographic correlates and</w:t>
+      </w:r>
+      <w:r>
+        <w:t xml:space="preserve"> </w:t>
+      </w:r>
+      <w:r>
+        <w:t xml:space="preserve">DSM-5</w:t>
+      </w:r>
+      <w:r>
+        <w:t xml:space="preserve"> </w:t>
+      </w:r>
+      <w:r>
+        <w:t xml:space="preserve">substance use disorders and other psychiatric disorders among sexual minorities in the</w:t>
+      </w:r>
+      <w:r>
+        <w:t xml:space="preserve"> </w:t>
+      </w:r>
+      <w:r>
+        <w:t xml:space="preserve">United States</w:t>
+      </w:r>
+      <w:r>
+        <w:t xml:space="preserve">.</w:t>
+      </w:r>
+      <w:r>
+        <w:t xml:space="preserve"> </w:t>
+      </w:r>
+      <w:r>
+        <w:rPr>
+          <w:i/>
+          <w:iCs/>
+        </w:rPr>
+        <w:t xml:space="preserve">Drug and Alcohol Dependence</w:t>
+      </w:r>
+      <w:r>
+        <w:t xml:space="preserve">,</w:t>
+      </w:r>
+      <w:r>
+        <w:t xml:space="preserve"> </w:t>
+      </w:r>
+      <w:r>
+        <w:rPr>
+          <w:i/>
+          <w:iCs/>
+        </w:rPr>
+        <w:t xml:space="preserve">170</w:t>
+      </w:r>
+      <w:r>
+        <w:t xml:space="preserve">, 82–92.</w:t>
+      </w:r>
+      <w:r>
+        <w:t xml:space="preserve"> </w:t>
+      </w:r>
+      <w:hyperlink r:id="rId255">
+        <w:r>
+          <w:rPr>
+            <w:rStyle w:val="Hyperlink"/>
+          </w:rPr>
+          <w:t xml:space="preserve">https://doi.org/10.1016/j.drugalcdep.2016.10.038</w:t>
+        </w:r>
+      </w:hyperlink>
+    </w:p>
+    <w:bookmarkEnd w:id="256"/>
+    <w:bookmarkStart w:id="258" w:name="ref-kilaruIncidenceTreatmentOpioid2020"/>
+    <w:p>
+      <w:pPr>
+        <w:pStyle w:val="Bibliography"/>
+      </w:pPr>
+      <w:r>
         <w:t xml:space="preserve">Kilaru, A. S., Xiong, A., Lowenstein, M., Meisel, Z. F., Perrone, J., Khatri, U., Mitra, N., &amp; Delgado, M. K. (2020). Incidence of</w:t>
       </w:r>
       <w:r>
@@ -19299,7 +19455,7 @@
       <w:r>
         <w:t xml:space="preserve"> </w:t>
       </w:r>
-      <w:hyperlink r:id="rId249">
+      <w:hyperlink r:id="rId257">
         <w:r>
           <w:rPr>
             <w:rStyle w:val="Hyperlink"/>
@@ -19308,8 +19464,8 @@
         </w:r>
       </w:hyperlink>
     </w:p>
-    <w:bookmarkEnd w:id="250"/>
-    <w:bookmarkStart w:id="252" w:name="X79dffb24bc183d6bf6fe142dbf048fe8e5a5dd0"/>
+    <w:bookmarkEnd w:id="258"/>
+    <w:bookmarkStart w:id="260" w:name="X79dffb24bc183d6bf6fe142dbf048fe8e5a5dd0"/>
     <w:p>
       <w:pPr>
         <w:pStyle w:val="Bibliography"/>
@@ -19367,7 +19523,7 @@
       <w:r>
         <w:t xml:space="preserve"> </w:t>
       </w:r>
-      <w:hyperlink r:id="rId251">
+      <w:hyperlink r:id="rId259">
         <w:r>
           <w:rPr>
             <w:rStyle w:val="Hyperlink"/>
@@ -19376,8 +19532,8 @@
         </w:r>
       </w:hyperlink>
     </w:p>
-    <w:bookmarkEnd w:id="252"/>
-    <w:bookmarkStart w:id="254" w:name="X171ec2f04b2c6116de0be2674e3661d8c558d74"/>
+    <w:bookmarkEnd w:id="260"/>
+    <w:bookmarkStart w:id="262" w:name="X171ec2f04b2c6116de0be2674e3661d8c558d74"/>
     <w:p>
       <w:pPr>
         <w:pStyle w:val="Bibliography"/>
@@ -19456,7 +19612,7 @@
       <w:r>
         <w:t xml:space="preserve"> </w:t>
       </w:r>
-      <w:hyperlink r:id="rId253">
+      <w:hyperlink r:id="rId261">
         <w:r>
           <w:rPr>
             <w:rStyle w:val="Hyperlink"/>
@@ -19465,8 +19621,8 @@
         </w:r>
       </w:hyperlink>
     </w:p>
-    <w:bookmarkEnd w:id="254"/>
-    <w:bookmarkStart w:id="256" w:name="ref-kuerbisSubstanceAbuseOlder2014"/>
+    <w:bookmarkEnd w:id="262"/>
+    <w:bookmarkStart w:id="264" w:name="ref-kuerbisSubstanceAbuseOlder2014"/>
     <w:p>
       <w:pPr>
         <w:pStyle w:val="Bibliography"/>
@@ -19512,7 +19668,7 @@
       <w:r>
         <w:t xml:space="preserve"> </w:t>
       </w:r>
-      <w:hyperlink r:id="rId255">
+      <w:hyperlink r:id="rId263">
         <w:r>
           <w:rPr>
             <w:rStyle w:val="Hyperlink"/>
@@ -19521,8 +19677,8 @@
         </w:r>
       </w:hyperlink>
     </w:p>
-    <w:bookmarkEnd w:id="256"/>
-    <w:bookmarkStart w:id="257" w:name="Xa93a98d1ce255982a5ea923c39451c32053b2a2"/>
+    <w:bookmarkEnd w:id="264"/>
+    <w:bookmarkStart w:id="265" w:name="Xa93a98d1ce255982a5ea923c39451c32053b2a2"/>
     <w:p>
       <w:pPr>
         <w:pStyle w:val="Bibliography"/>
@@ -19614,8 +19770,8 @@
         <w:t xml:space="preserve">.</w:t>
       </w:r>
     </w:p>
-    <w:bookmarkEnd w:id="257"/>
-    <w:bookmarkStart w:id="259" w:name="ref-kuhnAppliedPredictiveModeling2018"/>
+    <w:bookmarkEnd w:id="265"/>
+    <w:bookmarkStart w:id="267" w:name="ref-kuhnAppliedPredictiveModeling2018"/>
     <w:p>
       <w:pPr>
         <w:pStyle w:val="Bibliography"/>
@@ -19656,7 +19812,7 @@
       <w:r>
         <w:t xml:space="preserve"> </w:t>
       </w:r>
-      <w:hyperlink r:id="rId258">
+      <w:hyperlink r:id="rId266">
         <w:r>
           <w:rPr>
             <w:rStyle w:val="Hyperlink"/>
@@ -19665,8 +19821,8 @@
         </w:r>
       </w:hyperlink>
     </w:p>
-    <w:bookmarkEnd w:id="259"/>
-    <w:bookmarkStart w:id="260" w:name="ref-kuhnTidymodelsCollectionPackages2020"/>
+    <w:bookmarkEnd w:id="267"/>
+    <w:bookmarkStart w:id="268" w:name="ref-kuhnTidymodelsCollectionPackages2020"/>
     <w:p>
       <w:pPr>
         <w:pStyle w:val="Bibliography"/>
@@ -19688,8 +19844,8 @@
         <w:t xml:space="preserve">.</w:t>
       </w:r>
     </w:p>
-    <w:bookmarkEnd w:id="260"/>
-    <w:bookmarkStart w:id="262" w:name="ref-kullSigmoidsHowObtain2017"/>
+    <w:bookmarkEnd w:id="268"/>
+    <w:bookmarkStart w:id="270" w:name="ref-kullSigmoidsHowObtain2017"/>
     <w:p>
       <w:pPr>
         <w:pStyle w:val="Bibliography"/>
@@ -19738,7 +19894,7 @@
       <w:r>
         <w:t xml:space="preserve"> </w:t>
       </w:r>
-      <w:hyperlink r:id="rId261">
+      <w:hyperlink r:id="rId269">
         <w:r>
           <w:rPr>
             <w:rStyle w:val="Hyperlink"/>
@@ -19747,8 +19903,8 @@
         </w:r>
       </w:hyperlink>
     </w:p>
-    <w:bookmarkEnd w:id="262"/>
-    <w:bookmarkStart w:id="263" w:name="X0943ff04c0b05099bf4a8c8078db37e3463cff7"/>
+    <w:bookmarkEnd w:id="270"/>
+    <w:bookmarkStart w:id="271" w:name="X0943ff04c0b05099bf4a8c8078db37e3463cff7"/>
     <w:p>
       <w:pPr>
         <w:pStyle w:val="Bibliography"/>
@@ -19808,8 +19964,8 @@
         <w:t xml:space="preserve">(First edition). The Guilford Press.</w:t>
       </w:r>
     </w:p>
-    <w:bookmarkEnd w:id="263"/>
-    <w:bookmarkStart w:id="265" w:name="Xaa720cc9c8d959b428cd2035783815a9cba15e0"/>
+    <w:bookmarkEnd w:id="271"/>
+    <w:bookmarkStart w:id="273" w:name="Xaa720cc9c8d959b428cd2035783815a9cba15e0"/>
     <w:p>
       <w:pPr>
         <w:pStyle w:val="Bibliography"/>
@@ -19855,7 +20011,7 @@
       <w:r>
         <w:t xml:space="preserve"> </w:t>
       </w:r>
-      <w:hyperlink r:id="rId264">
+      <w:hyperlink r:id="rId272">
         <w:r>
           <w:rPr>
             <w:rStyle w:val="Hyperlink"/>
@@ -19864,8 +20020,8 @@
         </w:r>
       </w:hyperlink>
     </w:p>
-    <w:bookmarkEnd w:id="265"/>
-    <w:bookmarkStart w:id="266" w:name="X34be55f2a2ff67a14e7206627bb93b426490c87"/>
+    <w:bookmarkEnd w:id="273"/>
+    <w:bookmarkStart w:id="274" w:name="X34be55f2a2ff67a14e7206627bb93b426490c87"/>
     <w:p>
       <w:pPr>
         <w:pStyle w:val="Bibliography"/>
@@ -19957,8 +20113,8 @@
         <w:t xml:space="preserve">, 4768–4777.</w:t>
       </w:r>
     </w:p>
-    <w:bookmarkEnd w:id="266"/>
-    <w:bookmarkStart w:id="268" w:name="X4d20b0be6ebc81777412f3b2cdfafe4bd20f4d6"/>
+    <w:bookmarkEnd w:id="274"/>
+    <w:bookmarkStart w:id="276" w:name="X4d20b0be6ebc81777412f3b2cdfafe4bd20f4d6"/>
     <w:p>
       <w:pPr>
         <w:pStyle w:val="Bibliography"/>
@@ -19995,7 +20151,7 @@
       <w:r>
         <w:t xml:space="preserve"> </w:t>
       </w:r>
-      <w:hyperlink r:id="rId267">
+      <w:hyperlink r:id="rId275">
         <w:r>
           <w:rPr>
             <w:rStyle w:val="Hyperlink"/>
@@ -20004,8 +20160,8 @@
         </w:r>
       </w:hyperlink>
     </w:p>
-    <w:bookmarkEnd w:id="268"/>
-    <w:bookmarkStart w:id="269" w:name="ref-marlattRelapsePreventionSecond2007"/>
+    <w:bookmarkEnd w:id="276"/>
+    <w:bookmarkStart w:id="277" w:name="ref-marlattRelapsePreventionSecond2007"/>
     <w:p>
       <w:pPr>
         <w:pStyle w:val="Bibliography"/>
@@ -20142,8 +20298,8 @@
         <w:t xml:space="preserve">(2nd edition). The Guilford Press.</w:t>
       </w:r>
     </w:p>
-    <w:bookmarkEnd w:id="269"/>
-    <w:bookmarkStart w:id="270" w:name="X0900e084d2d8751b94683f82b04534ea811d54e"/>
+    <w:bookmarkEnd w:id="277"/>
+    <w:bookmarkStart w:id="278" w:name="X0900e084d2d8751b94683f82b04534ea811d54e"/>
     <w:p>
       <w:pPr>
         <w:pStyle w:val="Bibliography"/>
@@ -20259,8 +20415,8 @@
         <w:t xml:space="preserve">(First edition). The Guilford Press.</w:t>
       </w:r>
     </w:p>
-    <w:bookmarkEnd w:id="270"/>
-    <w:bookmarkStart w:id="271" w:name="Xb55b40a3d7f46ba5e03427f7cd05843a1612710"/>
+    <w:bookmarkEnd w:id="278"/>
+    <w:bookmarkStart w:id="279" w:name="Xb55b40a3d7f46ba5e03427f7cd05843a1612710"/>
     <w:p>
       <w:pPr>
         <w:pStyle w:val="Bibliography"/>
@@ -20328,8 +20484,8 @@
         <w:t xml:space="preserve">(0), 9.</w:t>
       </w:r>
     </w:p>
-    <w:bookmarkEnd w:id="271"/>
-    <w:bookmarkStart w:id="273" w:name="ref-mchughSexGenderDifferences2018"/>
+    <w:bookmarkEnd w:id="279"/>
+    <w:bookmarkStart w:id="281" w:name="ref-mchughSexGenderDifferences2018"/>
     <w:p>
       <w:pPr>
         <w:pStyle w:val="Bibliography"/>
@@ -20366,7 +20522,7 @@
       <w:r>
         <w:t xml:space="preserve"> </w:t>
       </w:r>
-      <w:hyperlink r:id="rId272">
+      <w:hyperlink r:id="rId280">
         <w:r>
           <w:rPr>
             <w:rStyle w:val="Hyperlink"/>
@@ -20375,8 +20531,8 @@
         </w:r>
       </w:hyperlink>
     </w:p>
-    <w:bookmarkEnd w:id="273"/>
-    <w:bookmarkStart w:id="275" w:name="ref-mckayImpactContinuingCare2021"/>
+    <w:bookmarkEnd w:id="281"/>
+    <w:bookmarkStart w:id="283" w:name="ref-mckayImpactContinuingCare2021"/>
     <w:p>
       <w:pPr>
         <w:pStyle w:val="Bibliography"/>
@@ -20434,7 +20590,7 @@
       <w:r>
         <w:t xml:space="preserve"> </w:t>
       </w:r>
-      <w:hyperlink r:id="rId274">
+      <w:hyperlink r:id="rId282">
         <w:r>
           <w:rPr>
             <w:rStyle w:val="Hyperlink"/>
@@ -20443,8 +20599,8 @@
         </w:r>
       </w:hyperlink>
     </w:p>
-    <w:bookmarkEnd w:id="275"/>
-    <w:bookmarkStart w:id="277" w:name="ref-mclellanDrugDependenceChronic2000"/>
+    <w:bookmarkEnd w:id="283"/>
+    <w:bookmarkStart w:id="285" w:name="ref-mclellanDrugDependenceChronic2000"/>
     <w:p>
       <w:pPr>
         <w:pStyle w:val="Bibliography"/>
@@ -20481,7 +20637,7 @@
       <w:r>
         <w:t xml:space="preserve"> </w:t>
       </w:r>
-      <w:hyperlink r:id="rId276">
+      <w:hyperlink r:id="rId284">
         <w:r>
           <w:rPr>
             <w:rStyle w:val="Hyperlink"/>
@@ -20490,8 +20646,8 @@
         </w:r>
       </w:hyperlink>
     </w:p>
-    <w:bookmarkEnd w:id="277"/>
-    <w:bookmarkStart w:id="279" w:name="ref-meyersIntersectionGenderDrug2021"/>
+    <w:bookmarkEnd w:id="285"/>
+    <w:bookmarkStart w:id="287" w:name="ref-meyersIntersectionGenderDrug2021"/>
     <w:p>
       <w:pPr>
         <w:pStyle w:val="Bibliography"/>
@@ -20540,7 +20696,7 @@
       <w:r>
         <w:t xml:space="preserve"> </w:t>
       </w:r>
-      <w:hyperlink r:id="rId278">
+      <w:hyperlink r:id="rId286">
         <w:r>
           <w:rPr>
             <w:rStyle w:val="Hyperlink"/>
@@ -20549,8 +20705,8 @@
         </w:r>
       </w:hyperlink>
     </w:p>
-    <w:bookmarkEnd w:id="279"/>
-    <w:bookmarkStart w:id="281" w:name="ref-mohrPersonalSensingUnderstanding2017"/>
+    <w:bookmarkEnd w:id="287"/>
+    <w:bookmarkStart w:id="289" w:name="ref-mohrPersonalSensingUnderstanding2017"/>
     <w:p>
       <w:pPr>
         <w:pStyle w:val="Bibliography"/>
@@ -20617,7 +20773,7 @@
       <w:r>
         <w:t xml:space="preserve"> </w:t>
       </w:r>
-      <w:hyperlink r:id="rId280">
+      <w:hyperlink r:id="rId288">
         <w:r>
           <w:rPr>
             <w:rStyle w:val="Hyperlink"/>
@@ -20626,8 +20782,8 @@
         </w:r>
       </w:hyperlink>
     </w:p>
-    <w:bookmarkEnd w:id="281"/>
-    <w:bookmarkStart w:id="282" w:name="X0c0e928dd8ff101aa479012bffab8d24e8c0dcf"/>
+    <w:bookmarkEnd w:id="289"/>
+    <w:bookmarkStart w:id="290" w:name="X0c0e928dd8ff101aa479012bffab8d24e8c0dcf"/>
     <w:p>
       <w:pPr>
         <w:pStyle w:val="Bibliography"/>
@@ -20684,8 +20840,8 @@
         <w:t xml:space="preserve">. Independently published.</w:t>
       </w:r>
     </w:p>
-    <w:bookmarkEnd w:id="282"/>
-    <w:bookmarkStart w:id="284" w:name="X1f44e09282148d362bdacfce67d6a56b1cf06db"/>
+    <w:bookmarkEnd w:id="290"/>
+    <w:bookmarkStart w:id="292" w:name="X1f44e09282148d362bdacfce67d6a56b1cf06db"/>
     <w:p>
       <w:pPr>
         <w:pStyle w:val="Bibliography"/>
@@ -20776,7 +20932,7 @@
       <w:r>
         <w:t xml:space="preserve"> </w:t>
       </w:r>
-      <w:hyperlink r:id="rId283">
+      <w:hyperlink r:id="rId291">
         <w:r>
           <w:rPr>
             <w:rStyle w:val="Hyperlink"/>
@@ -20785,8 +20941,8 @@
         </w:r>
       </w:hyperlink>
     </w:p>
-    <w:bookmarkEnd w:id="284"/>
-    <w:bookmarkStart w:id="285" w:name="ref-DemographicsMobileDevice2025"/>
+    <w:bookmarkEnd w:id="292"/>
+    <w:bookmarkStart w:id="293" w:name="ref-DemographicsMobileDevice2025"/>
     <w:p>
       <w:pPr>
         <w:pStyle w:val="Bibliography"/>
@@ -20844,8 +21000,8 @@
         <w:t xml:space="preserve">(Mobile).</w:t>
       </w:r>
     </w:p>
-    <w:bookmarkEnd w:id="285"/>
-    <w:bookmarkStart w:id="287" w:name="X8bb79cdd23e0a8d99e4f9b0c203aaa22c56a953"/>
+    <w:bookmarkEnd w:id="293"/>
+    <w:bookmarkStart w:id="295" w:name="X8bb79cdd23e0a8d99e4f9b0c203aaa22c56a953"/>
     <w:p>
       <w:pPr>
         <w:pStyle w:val="Bibliography"/>
@@ -20856,7 +21012,7 @@
       <w:r>
         <w:t xml:space="preserve"> </w:t>
       </w:r>
-      <w:hyperlink r:id="rId286">
+      <w:hyperlink r:id="rId294">
         <w:r>
           <w:rPr>
             <w:rStyle w:val="Hyperlink"/>
@@ -20967,8 +21123,8 @@
         <w:t xml:space="preserve">.</w:t>
       </w:r>
     </w:p>
-    <w:bookmarkEnd w:id="287"/>
-    <w:bookmarkStart w:id="289" w:name="ref-olfsonHealthcareCoverageService2022"/>
+    <w:bookmarkEnd w:id="295"/>
+    <w:bookmarkStart w:id="297" w:name="ref-olfsonHealthcareCoverageService2022"/>
     <w:p>
       <w:pPr>
         <w:pStyle w:val="Bibliography"/>
@@ -21005,7 +21161,7 @@
       <w:r>
         <w:t xml:space="preserve"> </w:t>
       </w:r>
-      <w:hyperlink r:id="rId288">
+      <w:hyperlink r:id="rId296">
         <w:r>
           <w:rPr>
             <w:rStyle w:val="Hyperlink"/>
@@ -21014,8 +21170,8 @@
         </w:r>
       </w:hyperlink>
     </w:p>
-    <w:bookmarkEnd w:id="289"/>
-    <w:bookmarkStart w:id="291" w:name="ref-parlier-ahmadExploratoryStudySex2021"/>
+    <w:bookmarkEnd w:id="297"/>
+    <w:bookmarkStart w:id="299" w:name="ref-parlier-ahmadExploratoryStudySex2021"/>
     <w:p>
       <w:pPr>
         <w:pStyle w:val="Bibliography"/>
@@ -21052,7 +21208,7 @@
       <w:r>
         <w:t xml:space="preserve"> </w:t>
       </w:r>
-      <w:hyperlink r:id="rId290">
+      <w:hyperlink r:id="rId298">
         <w:r>
           <w:rPr>
             <w:rStyle w:val="Hyperlink"/>
@@ -21061,8 +21217,8 @@
         </w:r>
       </w:hyperlink>
     </w:p>
-    <w:bookmarkEnd w:id="291"/>
-    <w:bookmarkStart w:id="293" w:name="ref-pinedoCurrentReexaminationRacial2019"/>
+    <w:bookmarkEnd w:id="299"/>
+    <w:bookmarkStart w:id="301" w:name="ref-pinedoCurrentReexaminationRacial2019"/>
     <w:p>
       <w:pPr>
         <w:pStyle w:val="Bibliography"/>
@@ -21111,7 +21267,7 @@
       <w:r>
         <w:t xml:space="preserve"> </w:t>
       </w:r>
-      <w:hyperlink r:id="rId292">
+      <w:hyperlink r:id="rId300">
         <w:r>
           <w:rPr>
             <w:rStyle w:val="Hyperlink"/>
@@ -21120,8 +21276,8 @@
         </w:r>
       </w:hyperlink>
     </w:p>
-    <w:bookmarkEnd w:id="293"/>
-    <w:bookmarkStart w:id="295" w:name="ref-prochaskaSearchHowPeople1992"/>
+    <w:bookmarkEnd w:id="301"/>
+    <w:bookmarkStart w:id="303" w:name="ref-prochaskaSearchHowPeople1992"/>
     <w:p>
       <w:pPr>
         <w:pStyle w:val="Bibliography"/>
@@ -21170,7 +21326,7 @@
       <w:r>
         <w:t xml:space="preserve"> </w:t>
       </w:r>
-      <w:hyperlink r:id="rId294">
+      <w:hyperlink r:id="rId302">
         <w:r>
           <w:rPr>
             <w:rStyle w:val="Hyperlink"/>
@@ -21179,8 +21335,8 @@
         </w:r>
       </w:hyperlink>
     </w:p>
-    <w:bookmarkEnd w:id="295"/>
-    <w:bookmarkStart w:id="296" w:name="X93e79e1a5ab79bb153842a6d1ed7d5e5cb3185f"/>
+    <w:bookmarkEnd w:id="303"/>
+    <w:bookmarkStart w:id="304" w:name="X93e79e1a5ab79bb153842a6d1ed7d5e5cb3185f"/>
     <w:p>
       <w:pPr>
         <w:pStyle w:val="Bibliography"/>
@@ -21251,8 +21407,8 @@
         <w:t xml:space="preserve">. RStudio, Inc.</w:t>
       </w:r>
     </w:p>
-    <w:bookmarkEnd w:id="296"/>
-    <w:bookmarkStart w:id="298" w:name="ref-russellAffectRelativeDayLevel2020"/>
+    <w:bookmarkEnd w:id="304"/>
+    <w:bookmarkStart w:id="306" w:name="ref-russellAffectRelativeDayLevel2020"/>
     <w:p>
       <w:pPr>
         <w:pStyle w:val="Bibliography"/>
@@ -21331,7 +21487,7 @@
       <w:r>
         <w:t xml:space="preserve"> </w:t>
       </w:r>
-      <w:hyperlink r:id="rId297">
+      <w:hyperlink r:id="rId305">
         <w:r>
           <w:rPr>
             <w:rStyle w:val="Hyperlink"/>
@@ -21340,13 +21496,72 @@
         </w:r>
       </w:hyperlink>
     </w:p>
-    <w:bookmarkEnd w:id="298"/>
-    <w:bookmarkStart w:id="299" w:name="X56bd7ab8262c354bc601dbeb8bf6940a3ba3863"/>
+    <w:bookmarkEnd w:id="306"/>
+    <w:bookmarkStart w:id="308" w:name="ref-salonerBlacksHispanicsAre2013"/>
     <w:p>
       <w:pPr>
         <w:pStyle w:val="Bibliography"/>
       </w:pPr>
       <w:r>
+        <w:t xml:space="preserve">Saloner, B., &amp; Lê Cook, B. (2013). Blacks and</w:t>
+      </w:r>
+      <w:r>
+        <w:t xml:space="preserve"> </w:t>
+      </w:r>
+      <w:r>
+        <w:t xml:space="preserve">Hispanics</w:t>
+      </w:r>
+      <w:r>
+        <w:t xml:space="preserve"> </w:t>
+      </w:r>
+      <w:r>
+        <w:t xml:space="preserve">are less likely than whites to complete addiction treatment, largely due to socioeconomic factors.</w:t>
+      </w:r>
+      <w:r>
+        <w:t xml:space="preserve"> </w:t>
+      </w:r>
+      <w:r>
+        <w:rPr>
+          <w:i/>
+          <w:iCs/>
+        </w:rPr>
+        <w:t xml:space="preserve">Health Affairs</w:t>
+      </w:r>
+      <w:r>
+        <w:t xml:space="preserve">,</w:t>
+      </w:r>
+      <w:r>
+        <w:t xml:space="preserve"> </w:t>
+      </w:r>
+      <w:r>
+        <w:rPr>
+          <w:i/>
+          <w:iCs/>
+        </w:rPr>
+        <w:t xml:space="preserve">32</w:t>
+      </w:r>
+      <w:r>
+        <w:t xml:space="preserve">(1), 135–145.</w:t>
+      </w:r>
+      <w:r>
+        <w:t xml:space="preserve"> </w:t>
+      </w:r>
+      <w:hyperlink r:id="rId307">
+        <w:r>
+          <w:rPr>
+            <w:rStyle w:val="Hyperlink"/>
+          </w:rPr>
+          <w:t xml:space="preserve">https://doi.org/10.1377/hlthaff.2011.0983</w:t>
+        </w:r>
+      </w:hyperlink>
+    </w:p>
+    <w:bookmarkEnd w:id="308"/>
+    <w:bookmarkStart w:id="309" w:name="X56bd7ab8262c354bc601dbeb8bf6940a3ba3863"/>
+    <w:p>
+      <w:pPr>
+        <w:pStyle w:val="Bibliography"/>
+      </w:pPr>
+      <w:r>
         <w:t xml:space="preserve">SAMHSA Center for Behavioral Health Statistics and Quality. (2021). 2021</w:t>
       </w:r>
       <w:r>
@@ -21381,8 +21596,8 @@
         <w:t xml:space="preserve">. https://www.samhsa.gov/data/report/2021-nsduh-detailed-tables.</w:t>
       </w:r>
     </w:p>
-    <w:bookmarkEnd w:id="299"/>
-    <w:bookmarkStart w:id="301" w:name="ref-sayetteRoleCravingSubstance2016"/>
+    <w:bookmarkEnd w:id="309"/>
+    <w:bookmarkStart w:id="311" w:name="ref-sayetteRoleCravingSubstance2016"/>
     <w:p>
       <w:pPr>
         <w:pStyle w:val="Bibliography"/>
@@ -21473,7 +21688,7 @@
       <w:r>
         <w:t xml:space="preserve"> </w:t>
       </w:r>
-      <w:hyperlink r:id="rId300">
+      <w:hyperlink r:id="rId310">
         <w:r>
           <w:rPr>
             <w:rStyle w:val="Hyperlink"/>
@@ -21482,8 +21697,8 @@
         </w:r>
       </w:hyperlink>
     </w:p>
-    <w:bookmarkEnd w:id="301"/>
-    <w:bookmarkStart w:id="303" w:name="ref-schmidtEthnicDisparitiesClinical2007"/>
+    <w:bookmarkEnd w:id="311"/>
+    <w:bookmarkStart w:id="313" w:name="ref-schmidtEthnicDisparitiesClinical2007"/>
     <w:p>
       <w:pPr>
         <w:pStyle w:val="Bibliography"/>
@@ -21529,7 +21744,7 @@
       <w:r>
         <w:t xml:space="preserve"> </w:t>
       </w:r>
-      <w:hyperlink r:id="rId302">
+      <w:hyperlink r:id="rId312">
         <w:r>
           <w:rPr>
             <w:rStyle w:val="Hyperlink"/>
@@ -21538,13 +21753,69 @@
         </w:r>
       </w:hyperlink>
     </w:p>
-    <w:bookmarkEnd w:id="303"/>
-    <w:bookmarkStart w:id="305" w:name="ref-sociasAdoptingCascadeCare2016"/>
+    <w:bookmarkEnd w:id="313"/>
+    <w:bookmarkStart w:id="315" w:name="ref-sigmonAccessTreatmentOpioid2014"/>
     <w:p>
       <w:pPr>
         <w:pStyle w:val="Bibliography"/>
       </w:pPr>
       <w:r>
+        <w:t xml:space="preserve">Sigmon, S. C. (2014). Access to treatment for opioid dependence in rural</w:t>
+      </w:r>
+      <w:r>
+        <w:t xml:space="preserve"> </w:t>
+      </w:r>
+      <w:r>
+        <w:t xml:space="preserve">America</w:t>
+      </w:r>
+      <w:r>
+        <w:t xml:space="preserve">: Challenges and future directions.</w:t>
+      </w:r>
+      <w:r>
+        <w:t xml:space="preserve"> </w:t>
+      </w:r>
+      <w:r>
+        <w:rPr>
+          <w:i/>
+          <w:iCs/>
+        </w:rPr>
+        <w:t xml:space="preserve">JAMA Psychiatry</w:t>
+      </w:r>
+      <w:r>
+        <w:t xml:space="preserve">,</w:t>
+      </w:r>
+      <w:r>
+        <w:t xml:space="preserve"> </w:t>
+      </w:r>
+      <w:r>
+        <w:rPr>
+          <w:i/>
+          <w:iCs/>
+        </w:rPr>
+        <w:t xml:space="preserve">71</w:t>
+      </w:r>
+      <w:r>
+        <w:t xml:space="preserve">(4), 359–360.</w:t>
+      </w:r>
+      <w:r>
+        <w:t xml:space="preserve"> </w:t>
+      </w:r>
+      <w:hyperlink r:id="rId314">
+        <w:r>
+          <w:rPr>
+            <w:rStyle w:val="Hyperlink"/>
+          </w:rPr>
+          <w:t xml:space="preserve">https://doi.org/10.1001/jamapsychiatry.2013.4450</w:t>
+        </w:r>
+      </w:hyperlink>
+    </w:p>
+    <w:bookmarkEnd w:id="315"/>
+    <w:bookmarkStart w:id="317" w:name="ref-sociasAdoptingCascadeCare2016"/>
+    <w:p>
+      <w:pPr>
+        <w:pStyle w:val="Bibliography"/>
+      </w:pPr>
+      <w:r>
         <w:t xml:space="preserve">Socías, M. E., Volkow, N., &amp; Wood, E. (2016). Adopting the</w:t>
       </w:r>
       <w:r>
@@ -21588,7 +21859,7 @@
       <w:r>
         <w:t xml:space="preserve"> </w:t>
       </w:r>
-      <w:hyperlink r:id="rId304">
+      <w:hyperlink r:id="rId316">
         <w:r>
           <w:rPr>
             <w:rStyle w:val="Hyperlink"/>
@@ -21597,8 +21868,8 @@
         </w:r>
       </w:hyperlink>
     </w:p>
-    <w:bookmarkEnd w:id="305"/>
-    <w:bookmarkStart w:id="307" w:name="Xd4c1d027f60920f356af6131267e679804e946e"/>
+    <w:bookmarkEnd w:id="317"/>
+    <w:bookmarkStart w:id="319" w:name="Xd4c1d027f60920f356af6131267e679804e946e"/>
     <w:p>
       <w:pPr>
         <w:pStyle w:val="Bibliography"/>
@@ -21647,7 +21918,7 @@
       <w:r>
         <w:t xml:space="preserve"> </w:t>
       </w:r>
-      <w:hyperlink r:id="rId306">
+      <w:hyperlink r:id="rId318">
         <w:r>
           <w:rPr>
             <w:rStyle w:val="Hyperlink"/>
@@ -21656,8 +21927,8 @@
         </w:r>
       </w:hyperlink>
     </w:p>
-    <w:bookmarkEnd w:id="307"/>
-    <w:bookmarkStart w:id="309" w:name="X01387e434119cf09c116d0feeabab9f278d40e3"/>
+    <w:bookmarkEnd w:id="319"/>
+    <w:bookmarkStart w:id="321" w:name="X01387e434119cf09c116d0feeabab9f278d40e3"/>
     <w:p>
       <w:pPr>
         <w:pStyle w:val="Bibliography"/>
@@ -21727,7 +21998,7 @@
       <w:r>
         <w:t xml:space="preserve"> </w:t>
       </w:r>
-      <w:hyperlink r:id="rId308">
+      <w:hyperlink r:id="rId320">
         <w:r>
           <w:rPr>
             <w:rStyle w:val="Hyperlink"/>
@@ -21736,13 +22007,81 @@
         </w:r>
       </w:hyperlink>
     </w:p>
-    <w:bookmarkEnd w:id="309"/>
-    <w:bookmarkStart w:id="310" w:name="ref-studiesNIHRevitalizationAct1994"/>
+    <w:bookmarkEnd w:id="321"/>
+    <w:bookmarkStart w:id="323" w:name="ref-stantonRelapsePreventionNeeds2005a"/>
     <w:p>
       <w:pPr>
         <w:pStyle w:val="Bibliography"/>
       </w:pPr>
       <w:r>
+        <w:t xml:space="preserve">Stanton, M. (2005). Relapse</w:t>
+      </w:r>
+      <w:r>
+        <w:t xml:space="preserve"> </w:t>
+      </w:r>
+      <w:r>
+        <w:t xml:space="preserve">Prevention Needs More Emphasis</w:t>
+      </w:r>
+      <w:r>
+        <w:t xml:space="preserve"> </w:t>
+      </w:r>
+      <w:r>
+        <w:t xml:space="preserve">on</w:t>
+      </w:r>
+      <w:r>
+        <w:t xml:space="preserve"> </w:t>
+      </w:r>
+      <w:r>
+        <w:t xml:space="preserve">Interpersonal Factors</w:t>
+      </w:r>
+      <w:r>
+        <w:t xml:space="preserve">.</w:t>
+      </w:r>
+      <w:r>
+        <w:t xml:space="preserve"> </w:t>
+      </w:r>
+      <w:r>
+        <w:rPr>
+          <w:i/>
+          <w:iCs/>
+        </w:rPr>
+        <w:t xml:space="preserve">American Psychologist</w:t>
+      </w:r>
+      <w:r>
+        <w:t xml:space="preserve">,</w:t>
+      </w:r>
+      <w:r>
+        <w:t xml:space="preserve"> </w:t>
+      </w:r>
+      <w:r>
+        <w:rPr>
+          <w:i/>
+          <w:iCs/>
+        </w:rPr>
+        <w:t xml:space="preserve">60</w:t>
+      </w:r>
+      <w:r>
+        <w:t xml:space="preserve">(4), 340–341.</w:t>
+      </w:r>
+      <w:r>
+        <w:t xml:space="preserve"> </w:t>
+      </w:r>
+      <w:hyperlink r:id="rId322">
+        <w:r>
+          <w:rPr>
+            <w:rStyle w:val="Hyperlink"/>
+          </w:rPr>
+          <w:t xml:space="preserve">https://doi.org/10.1037/0003-066X.60.4.340</w:t>
+        </w:r>
+      </w:hyperlink>
+    </w:p>
+    <w:bookmarkEnd w:id="323"/>
+    <w:bookmarkStart w:id="324" w:name="ref-studiesNIHRevitalizationAct1994"/>
+    <w:p>
+      <w:pPr>
+        <w:pStyle w:val="Bibliography"/>
+      </w:pPr>
+      <w:r>
         <w:t xml:space="preserve">Studies, I. of M. (US). C. on E. and L. I. R. to the I. of W. in C., Mastroianni, A. C., Faden, R., &amp; Federman, D. (1994).</w:t>
       </w:r>
       <w:r>
@@ -21923,8 +22262,8 @@
         <w:t xml:space="preserve">. National Academies Press (US).</w:t>
       </w:r>
     </w:p>
-    <w:bookmarkEnd w:id="310"/>
-    <w:bookmarkStart w:id="311" w:name="X28b8f85e424928e66706a578d6053e0308d1105"/>
+    <w:bookmarkEnd w:id="324"/>
+    <w:bookmarkStart w:id="325" w:name="X28b8f85e424928e66706a578d6053e0308d1105"/>
     <w:p>
       <w:pPr>
         <w:pStyle w:val="Bibliography"/>
@@ -21981,8 +22320,8 @@
         <w:t xml:space="preserve">. https://www.samhsa.gov/data/report/2024-nsduh-detailed-tables.</w:t>
       </w:r>
     </w:p>
-    <w:bookmarkEnd w:id="311"/>
-    <w:bookmarkStart w:id="313" w:name="Xb4363def9a086869984bb1996514c38c4a5108e"/>
+    <w:bookmarkEnd w:id="325"/>
+    <w:bookmarkStart w:id="327" w:name="Xb4363def9a086869984bb1996514c38c4a5108e"/>
     <w:p>
       <w:pPr>
         <w:pStyle w:val="Bibliography"/>
@@ -21993,7 +22332,7 @@
       <w:r>
         <w:t xml:space="preserve"> </w:t>
       </w:r>
-      <w:hyperlink r:id="rId312">
+      <w:hyperlink r:id="rId326">
         <w:r>
           <w:rPr>
             <w:rStyle w:val="Hyperlink"/>
@@ -22064,8 +22403,8 @@
         <w:t xml:space="preserve">.</w:t>
       </w:r>
     </w:p>
-    <w:bookmarkEnd w:id="313"/>
-    <w:bookmarkStart w:id="315" w:name="ref-taiTreatmentSubstanceUse2013"/>
+    <w:bookmarkEnd w:id="327"/>
+    <w:bookmarkStart w:id="329" w:name="ref-taiTreatmentSubstanceUse2013"/>
     <w:p>
       <w:pPr>
         <w:pStyle w:val="Bibliography"/>
@@ -22144,7 +22483,7 @@
       <w:r>
         <w:t xml:space="preserve"> </w:t>
       </w:r>
-      <w:hyperlink r:id="rId314">
+      <w:hyperlink r:id="rId328">
         <w:r>
           <w:rPr>
             <w:rStyle w:val="Hyperlink"/>
@@ -22153,8 +22492,8 @@
         </w:r>
       </w:hyperlink>
     </w:p>
-    <w:bookmarkEnd w:id="315"/>
-    <w:bookmarkStart w:id="317" w:name="ref-timmonsCallActionAssessing2023"/>
+    <w:bookmarkEnd w:id="329"/>
+    <w:bookmarkStart w:id="331" w:name="ref-timmonsCallActionAssessing2023"/>
     <w:p>
       <w:pPr>
         <w:pStyle w:val="Bibliography"/>
@@ -22260,7 +22599,7 @@
       <w:r>
         <w:t xml:space="preserve"> </w:t>
       </w:r>
-      <w:hyperlink r:id="rId316">
+      <w:hyperlink r:id="rId330">
         <w:r>
           <w:rPr>
             <w:rStyle w:val="Hyperlink"/>
@@ -22269,8 +22608,8 @@
         </w:r>
       </w:hyperlink>
     </w:p>
-    <w:bookmarkEnd w:id="317"/>
-    <w:bookmarkStart w:id="318" w:name="Xd4028ce73c50441a8dee35a72bb1ae76ff66c9d"/>
+    <w:bookmarkEnd w:id="331"/>
+    <w:bookmarkStart w:id="332" w:name="Xd4028ce73c50441a8dee35a72bb1ae76ff66c9d"/>
     <w:p>
       <w:pPr>
         <w:pStyle w:val="Bibliography"/>
@@ -22358,8 +22697,8 @@
         <w:t xml:space="preserve">(DOT HS 813 578).</w:t>
       </w:r>
     </w:p>
-    <w:bookmarkEnd w:id="318"/>
-    <w:bookmarkStart w:id="320" w:name="ref-vannicelliEffectSexBias1984"/>
+    <w:bookmarkEnd w:id="332"/>
+    <w:bookmarkStart w:id="334" w:name="ref-vannicelliEffectSexBias1984"/>
     <w:p>
       <w:pPr>
         <w:pStyle w:val="Bibliography"/>
@@ -22438,7 +22777,7 @@
       <w:r>
         <w:t xml:space="preserve"> </w:t>
       </w:r>
-      <w:hyperlink r:id="rId319">
+      <w:hyperlink r:id="rId333">
         <w:r>
           <w:rPr>
             <w:rStyle w:val="Hyperlink"/>
@@ -22447,8 +22786,8 @@
         </w:r>
       </w:hyperlink>
     </w:p>
-    <w:bookmarkEnd w:id="320"/>
-    <w:bookmarkStart w:id="322" w:name="ref-veinotGoodIntentionsAre2018"/>
+    <w:bookmarkEnd w:id="334"/>
+    <w:bookmarkStart w:id="336" w:name="ref-veinotGoodIntentionsAre2018"/>
     <w:p>
       <w:pPr>
         <w:pStyle w:val="Bibliography"/>
@@ -22485,7 +22824,7 @@
       <w:r>
         <w:t xml:space="preserve"> </w:t>
       </w:r>
-      <w:hyperlink r:id="rId321">
+      <w:hyperlink r:id="rId335">
         <w:r>
           <w:rPr>
             <w:rStyle w:val="Hyperlink"/>
@@ -22494,8 +22833,8 @@
         </w:r>
       </w:hyperlink>
     </w:p>
-    <w:bookmarkEnd w:id="322"/>
-    <w:bookmarkStart w:id="324" w:name="ref-waltersUsingMachineLearning2021"/>
+    <w:bookmarkEnd w:id="336"/>
+    <w:bookmarkStart w:id="338" w:name="ref-waltersUsingMachineLearning2021"/>
     <w:p>
       <w:pPr>
         <w:pStyle w:val="Bibliography"/>
@@ -22532,7 +22871,7 @@
       <w:r>
         <w:t xml:space="preserve"> </w:t>
       </w:r>
-      <w:hyperlink r:id="rId323">
+      <w:hyperlink r:id="rId337">
         <w:r>
           <w:rPr>
             <w:rStyle w:val="Hyperlink"/>
@@ -22541,8 +22880,8 @@
         </w:r>
       </w:hyperlink>
     </w:p>
-    <w:bookmarkEnd w:id="324"/>
-    <w:bookmarkStart w:id="326" w:name="X2d30c84041d97351f676569bf3de3da0c8a9d6d"/>
+    <w:bookmarkEnd w:id="338"/>
+    <w:bookmarkStart w:id="340" w:name="X2d30c84041d97351f676569bf3de3da0c8a9d6d"/>
     <w:p>
       <w:pPr>
         <w:pStyle w:val="Bibliography"/>
@@ -22553,7 +22892,7 @@
       <w:r>
         <w:t xml:space="preserve"> </w:t>
       </w:r>
-      <w:hyperlink r:id="rId325">
+      <w:hyperlink r:id="rId339">
         <w:r>
           <w:rPr>
             <w:rStyle w:val="Hyperlink"/>
@@ -22669,8 +23008,8 @@
         <w:t xml:space="preserve">(9), 1183–1194.</w:t>
       </w:r>
     </w:p>
-    <w:bookmarkEnd w:id="326"/>
-    <w:bookmarkStart w:id="327" w:name="X00d53e799ac148a12fd23d85f7c587e1d44cff6"/>
+    <w:bookmarkEnd w:id="340"/>
+    <w:bookmarkStart w:id="341" w:name="X00d53e799ac148a12fd23d85f7c587e1d44cff6"/>
     <w:p>
       <w:pPr>
         <w:pStyle w:val="Bibliography"/>
@@ -22737,8 +23076,8 @@
         <w:t xml:space="preserve">(1st edition). Academic Press.</w:t>
       </w:r>
     </w:p>
-    <w:bookmarkEnd w:id="327"/>
-    <w:bookmarkStart w:id="329" w:name="X4446e184b7dd55a61fd406499f32542fdcf24b5"/>
+    <w:bookmarkEnd w:id="341"/>
+    <w:bookmarkStart w:id="343" w:name="X4446e184b7dd55a61fd406499f32542fdcf24b5"/>
     <w:p>
       <w:pPr>
         <w:pStyle w:val="Bibliography"/>
@@ -22787,7 +23126,7 @@
       <w:r>
         <w:t xml:space="preserve"> </w:t>
       </w:r>
-      <w:hyperlink r:id="rId328">
+      <w:hyperlink r:id="rId342">
         <w:r>
           <w:rPr>
             <w:rStyle w:val="Hyperlink"/>
@@ -22796,8 +23135,8 @@
         </w:r>
       </w:hyperlink>
     </w:p>
-    <w:bookmarkEnd w:id="329"/>
-    <w:bookmarkStart w:id="331" w:name="X254a0f87701f835b5365990b3eba45be7dca59c"/>
+    <w:bookmarkEnd w:id="343"/>
+    <w:bookmarkStart w:id="345" w:name="X254a0f87701f835b5365990b3eba45be7dca59c"/>
     <w:p>
       <w:pPr>
         <w:pStyle w:val="Bibliography"/>
@@ -22941,7 +23280,7 @@
       <w:r>
         <w:t xml:space="preserve"> </w:t>
       </w:r>
-      <w:hyperlink r:id="rId330">
+      <w:hyperlink r:id="rId344">
         <w:r>
           <w:rPr>
             <w:rStyle w:val="Hyperlink"/>
@@ -22950,13 +23289,81 @@
         </w:r>
       </w:hyperlink>
     </w:p>
-    <w:bookmarkEnd w:id="331"/>
-    <w:bookmarkStart w:id="333" w:name="X62c2bccfcb3c64764f794751dcac0a3c1c7edc5"/>
+    <w:bookmarkEnd w:id="345"/>
+    <w:bookmarkStart w:id="347" w:name="ref-woodLotPeopleCall2019"/>
     <w:p>
       <w:pPr>
         <w:pStyle w:val="Bibliography"/>
       </w:pPr>
       <w:r>
+        <w:t xml:space="preserve">Wood, P., Opie, C., Tucci, J., Franklin, R., &amp; Anderson, K. (2019).</w:t>
+      </w:r>
+      <w:r>
+        <w:t xml:space="preserve"> </w:t>
+      </w:r>
+      <w:r>
+        <w:t xml:space="preserve">“</w:t>
+      </w:r>
+      <w:r>
+        <w:t xml:space="preserve">A</w:t>
+      </w:r>
+      <w:r>
+        <w:t xml:space="preserve"> </w:t>
+      </w:r>
+      <w:r>
+        <w:t xml:space="preserve">lot of people call it liquid handcuffs”</w:t>
+      </w:r>
+      <w:r>
+        <w:t xml:space="preserve"> </w:t>
+      </w:r>
+      <w:r>
+        <w:t xml:space="preserve">– barriers and enablers to opioid replacement therapy in a rural area.</w:t>
+      </w:r>
+      <w:r>
+        <w:t xml:space="preserve"> </w:t>
+      </w:r>
+      <w:r>
+        <w:rPr>
+          <w:i/>
+          <w:iCs/>
+        </w:rPr>
+        <w:t xml:space="preserve">Journal of Substance Use</w:t>
+      </w:r>
+      <w:r>
+        <w:t xml:space="preserve">,</w:t>
+      </w:r>
+      <w:r>
+        <w:t xml:space="preserve"> </w:t>
+      </w:r>
+      <w:r>
+        <w:rPr>
+          <w:i/>
+          <w:iCs/>
+        </w:rPr>
+        <w:t xml:space="preserve">24</w:t>
+      </w:r>
+      <w:r>
+        <w:t xml:space="preserve">(2), 150–155.</w:t>
+      </w:r>
+      <w:r>
+        <w:t xml:space="preserve"> </w:t>
+      </w:r>
+      <w:hyperlink r:id="rId346">
+        <w:r>
+          <w:rPr>
+            <w:rStyle w:val="Hyperlink"/>
+          </w:rPr>
+          <w:t xml:space="preserve">https://doi.org/10.1080/14659891.2018.1523968</w:t>
+        </w:r>
+      </w:hyperlink>
+    </w:p>
+    <w:bookmarkEnd w:id="347"/>
+    <w:bookmarkStart w:id="349" w:name="X62c2bccfcb3c64764f794751dcac0a3c1c7edc5"/>
+    <w:p>
+      <w:pPr>
+        <w:pStyle w:val="Bibliography"/>
+      </w:pPr>
+      <w:r>
         <w:t xml:space="preserve">Wright, A. G. C., &amp; Zimmermann, J. (2019). Applied</w:t>
       </w:r>
       <w:r>
@@ -23030,7 +23437,7 @@
       <w:r>
         <w:t xml:space="preserve"> </w:t>
       </w:r>
-      <w:hyperlink r:id="rId332">
+      <w:hyperlink r:id="rId348">
         <w:r>
           <w:rPr>
             <w:rStyle w:val="Hyperlink"/>
@@ -23039,8 +23446,8 @@
         </w:r>
       </w:hyperlink>
     </w:p>
-    <w:bookmarkEnd w:id="333"/>
-    <w:bookmarkStart w:id="335" w:name="Xb35ee182d565575e339a0170868456c1684f821"/>
+    <w:bookmarkEnd w:id="349"/>
+    <w:bookmarkStart w:id="351" w:name="Xb35ee182d565575e339a0170868456c1684f821"/>
     <w:p>
       <w:pPr>
         <w:pStyle w:val="Bibliography"/>
@@ -23095,7 +23502,7 @@
       <w:r>
         <w:t xml:space="preserve"> </w:t>
       </w:r>
-      <w:hyperlink r:id="rId334">
+      <w:hyperlink r:id="rId350">
         <w:r>
           <w:rPr>
             <w:rStyle w:val="Hyperlink"/>
@@ -23104,13 +23511,132 @@
         </w:r>
       </w:hyperlink>
     </w:p>
-    <w:bookmarkEnd w:id="335"/>
-    <w:bookmarkStart w:id="337" w:name="ref-zhouEvaluatingMachineLearning2018"/>
+    <w:bookmarkEnd w:id="351"/>
+    <w:bookmarkStart w:id="353" w:name="ref-wyantMaximizingEngagementTrust2025"/>
     <w:p>
       <w:pPr>
         <w:pStyle w:val="Bibliography"/>
       </w:pPr>
       <w:r>
+        <w:t xml:space="preserve">Wyant, K., Sant’Ana, S. J., Punturieri, C. E., Yu, J., Fronk, G. E., Maggard, C. M., Janssen, C., Wanta, S. E., Kornfield, R., Swol, L. M. van, &amp; Curtin, J. J. (2025). Maximizing</w:t>
+      </w:r>
+      <w:r>
+        <w:t xml:space="preserve"> </w:t>
+      </w:r>
+      <w:r>
+        <w:t xml:space="preserve">Engagement</w:t>
+      </w:r>
+      <w:r>
+        <w:t xml:space="preserve">,</w:t>
+      </w:r>
+      <w:r>
+        <w:t xml:space="preserve"> </w:t>
+      </w:r>
+      <w:r>
+        <w:t xml:space="preserve">Trust</w:t>
+      </w:r>
+      <w:r>
+        <w:t xml:space="preserve">, and</w:t>
+      </w:r>
+      <w:r>
+        <w:t xml:space="preserve"> </w:t>
+      </w:r>
+      <w:r>
+        <w:t xml:space="preserve">Clinical Benefit</w:t>
+      </w:r>
+      <w:r>
+        <w:t xml:space="preserve"> </w:t>
+      </w:r>
+      <w:r>
+        <w:t xml:space="preserve">of</w:t>
+      </w:r>
+      <w:r>
+        <w:t xml:space="preserve"> </w:t>
+      </w:r>
+      <w:r>
+        <w:t xml:space="preserve">AI-Generated Recovery Support Messages</w:t>
+      </w:r>
+      <w:r>
+        <w:t xml:space="preserve"> </w:t>
+      </w:r>
+      <w:r>
+        <w:t xml:space="preserve">for</w:t>
+      </w:r>
+      <w:r>
+        <w:t xml:space="preserve"> </w:t>
+      </w:r>
+      <w:r>
+        <w:t xml:space="preserve">Alcohol Use Disorder</w:t>
+      </w:r>
+      <w:r>
+        <w:t xml:space="preserve">:</w:t>
+      </w:r>
+      <w:r>
+        <w:t xml:space="preserve"> </w:t>
+      </w:r>
+      <w:r>
+        <w:t xml:space="preserve">Protocol</w:t>
+      </w:r>
+      <w:r>
+        <w:t xml:space="preserve"> </w:t>
+      </w:r>
+      <w:r>
+        <w:t xml:space="preserve">for an</w:t>
+      </w:r>
+      <w:r>
+        <w:t xml:space="preserve"> </w:t>
+      </w:r>
+      <w:r>
+        <w:t xml:space="preserve">Optimization Study</w:t>
+      </w:r>
+      <w:r>
+        <w:t xml:space="preserve">.</w:t>
+      </w:r>
+      <w:r>
+        <w:t xml:space="preserve"> </w:t>
+      </w:r>
+      <w:r>
+        <w:rPr>
+          <w:i/>
+          <w:iCs/>
+        </w:rPr>
+        <w:t xml:space="preserve">JMIR Research Protocols</w:t>
+      </w:r>
+      <w:r>
+        <w:t xml:space="preserve">,</w:t>
+      </w:r>
+      <w:r>
+        <w:t xml:space="preserve"> </w:t>
+      </w:r>
+      <w:r>
+        <w:rPr>
+          <w:i/>
+          <w:iCs/>
+        </w:rPr>
+        <w:t xml:space="preserve">14</w:t>
+      </w:r>
+      <w:r>
+        <w:t xml:space="preserve">(1), e81697.</w:t>
+      </w:r>
+      <w:r>
+        <w:t xml:space="preserve"> </w:t>
+      </w:r>
+      <w:hyperlink r:id="rId352">
+        <w:r>
+          <w:rPr>
+            <w:rStyle w:val="Hyperlink"/>
+          </w:rPr>
+          <w:t xml:space="preserve">https://doi.org/10.2196/81697</w:t>
+        </w:r>
+      </w:hyperlink>
+    </w:p>
+    <w:bookmarkEnd w:id="353"/>
+    <w:bookmarkStart w:id="355" w:name="ref-zhouEvaluatingMachineLearning2018"/>
+    <w:p>
+      <w:pPr>
+        <w:pStyle w:val="Bibliography"/>
+      </w:pPr>
+      <w:r>
         <w:t xml:space="preserve">Zhou, M., Fukuoka, Y., Mintz, Y., Goldberg, K., Kaminsky, P., Flowers, E., &amp; Aswani, A. (2018). Evaluating</w:t>
       </w:r>
       <w:r>
@@ -23178,7 +23704,7 @@
       <w:r>
         <w:t xml:space="preserve"> </w:t>
       </w:r>
-      <w:hyperlink r:id="rId336">
+      <w:hyperlink r:id="rId354">
         <w:r>
           <w:rPr>
             <w:rStyle w:val="Hyperlink"/>
@@ -23187,12 +23713,12 @@
         </w:r>
       </w:hyperlink>
     </w:p>
-    <w:bookmarkEnd w:id="337"/>
-    <w:bookmarkEnd w:id="338"/>
-    <w:bookmarkEnd w:id="339"/>
-    <w:bookmarkEnd w:id="340"/>
-    <w:bookmarkEnd w:id="341"/>
-    <w:bookmarkEnd w:id="342"/>
+    <w:bookmarkEnd w:id="355"/>
+    <w:bookmarkEnd w:id="356"/>
+    <w:bookmarkEnd w:id="357"/>
+    <w:bookmarkEnd w:id="358"/>
+    <w:bookmarkEnd w:id="359"/>
+    <w:bookmarkEnd w:id="360"/>
     <w:sectPr/>
   </w:body>
 </w:document>

--- a/index.docx
+++ b/index.docx
@@ -513,7 +513,7 @@
           <w:b/>
           <w:bCs/>
         </w:rPr>
-        <w:t xml:space="preserve">lecookRacialEthnicDisparitiesSubstance2011?</w:t>
+        <w:t xml:space="preserve">cookRacialEthnicDisparitiesSubstance2011?</w:t>
       </w:r>
       <w:r>
         <w:t xml:space="preserve">)</w:t>
@@ -721,7 +721,17 @@
         <w:t xml:space="preserve"> </w:t>
       </w:r>
       <w:r>
-        <w:t xml:space="preserve">(2025)</w:t>
+        <w:t xml:space="preserve">(</w:t>
+      </w:r>
+      <w:r>
+        <w:rPr>
+          <w:b/>
+          <w:bCs/>
+        </w:rPr>
+        <w:t xml:space="preserve">DemographicsMobileDevice2025?</w:t>
+      </w:r>
+      <w:r>
+        <w:t xml:space="preserve">)</w:t>
       </w:r>
       <w:r>
         <w:t xml:space="preserve">.</w:t>
@@ -15136,7 +15146,7 @@
     <w:bookmarkEnd w:id="160"/>
     <w:bookmarkEnd w:id="161"/>
     <w:bookmarkEnd w:id="162"/>
-    <w:bookmarkStart w:id="360" w:name="Xf5581b66f43728ef5ffd992cdda23f782393606"/>
+    <w:bookmarkStart w:id="359" w:name="Xf5581b66f43728ef5ffd992cdda23f782393606"/>
     <w:p>
       <w:pPr>
         <w:pStyle w:val="Heading1"/>
@@ -15268,7 +15278,7 @@
       </w:r>
     </w:p>
     <w:bookmarkEnd w:id="164"/>
-    <w:bookmarkStart w:id="359" w:name="methods-1"/>
+    <w:bookmarkStart w:id="358" w:name="methods-1"/>
     <w:p>
       <w:pPr>
         <w:pStyle w:val="Heading2"/>
@@ -15302,7 +15312,7 @@
         <w:t xml:space="preserve">for a complete description of the data set and study procedures.</w:t>
       </w:r>
     </w:p>
-    <w:bookmarkStart w:id="358" w:name="planned-data-analyses-1"/>
+    <w:bookmarkStart w:id="357" w:name="planned-data-analyses-1"/>
     <w:p>
       <w:pPr>
         <w:pStyle w:val="Heading3"/>
@@ -15825,7 +15835,7 @@
       </w:r>
     </w:p>
     <w:bookmarkEnd w:id="167"/>
-    <w:bookmarkStart w:id="357" w:name="model-fairness-1"/>
+    <w:bookmarkStart w:id="356" w:name="model-fairness-1"/>
     <w:p>
       <w:pPr>
         <w:pStyle w:val="Heading4"/>
@@ -15842,7 +15852,7 @@
         <w:t xml:space="preserve">We will calculate the median posterior probability and 95% Bayesian CI for auROC for our immediate model separately by race/ethnicity (not White vs. non-Hispanic White), income (below $25,000 vs. above $25,000), sex at birth (female vs. male), and location (rural vs. other). We will conduct Bayesian group comparisons to assess the likelihood that each model performs differently by group. We will report the precise posterior probability for the difference in auROCs and the 95% Bayesian CIs for each model comparison.</w:t>
       </w:r>
     </w:p>
-    <w:bookmarkStart w:id="356" w:name="refs"/>
+    <w:bookmarkStart w:id="355" w:name="refs"/>
     <w:bookmarkStart w:id="169" w:name="ref-alexanderUseEcologicalMomentary2023"/>
     <w:p>
       <w:pPr>
@@ -20942,77 +20952,18 @@
       </w:hyperlink>
     </w:p>
     <w:bookmarkEnd w:id="292"/>
-    <w:bookmarkStart w:id="293" w:name="ref-DemographicsMobileDevice2025"/>
+    <w:bookmarkStart w:id="294" w:name="X8bb79cdd23e0a8d99e4f9b0c203aaa22c56a953"/>
     <w:p>
       <w:pPr>
         <w:pStyle w:val="Bibliography"/>
       </w:pPr>
       <w:r>
-        <w:t xml:space="preserve">No. (2025). Demographics of</w:t>
-      </w:r>
-      <w:r>
-        <w:t xml:space="preserve"> </w:t>
-      </w:r>
-      <w:r>
-        <w:t xml:space="preserve">Mobile Device Ownership</w:t>
-      </w:r>
-      <w:r>
-        <w:t xml:space="preserve"> </w:t>
-      </w:r>
-      <w:r>
-        <w:t xml:space="preserve">and</w:t>
-      </w:r>
-      <w:r>
-        <w:t xml:space="preserve"> </w:t>
-      </w:r>
-      <w:r>
-        <w:t xml:space="preserve">Adoption</w:t>
-      </w:r>
-      <w:r>
-        <w:t xml:space="preserve"> </w:t>
-      </w:r>
-      <w:r>
-        <w:t xml:space="preserve">in the</w:t>
-      </w:r>
-      <w:r>
-        <w:t xml:space="preserve"> </w:t>
-      </w:r>
-      <w:r>
-        <w:t xml:space="preserve">United States</w:t>
-      </w:r>
-      <w:r>
-        <w:t xml:space="preserve">. In</w:t>
-      </w:r>
-      <w:r>
-        <w:t xml:space="preserve"> </w:t>
-      </w:r>
-      <w:r>
-        <w:rPr>
-          <w:i/>
-          <w:iCs/>
-        </w:rPr>
-        <w:t xml:space="preserve">Pew Research Center</w:t>
-      </w:r>
-      <w:r>
-        <w:t xml:space="preserve"> </w:t>
-      </w:r>
-      <w:r>
-        <w:t xml:space="preserve">(Mobile).</w:t>
-      </w:r>
-    </w:p>
-    <w:bookmarkEnd w:id="293"/>
-    <w:bookmarkStart w:id="295" w:name="X8bb79cdd23e0a8d99e4f9b0c203aaa22c56a953"/>
-    <w:p>
-      <w:pPr>
-        <w:pStyle w:val="Bibliography"/>
-      </w:pPr>
-      <w:r>
         <w:t xml:space="preserve">Office of the Surgeon General (US), Center for Mental Health Services (US), &amp; National Institute of Mental Health (US). (2001).</w:t>
       </w:r>
       <w:r>
         <w:t xml:space="preserve"> </w:t>
       </w:r>
-      <w:hyperlink r:id="rId294">
+      <w:hyperlink r:id="rId293">
         <w:r>
           <w:rPr>
             <w:rStyle w:val="Hyperlink"/>
@@ -21123,8 +21074,8 @@
         <w:t xml:space="preserve">.</w:t>
       </w:r>
     </w:p>
-    <w:bookmarkEnd w:id="295"/>
-    <w:bookmarkStart w:id="297" w:name="ref-olfsonHealthcareCoverageService2022"/>
+    <w:bookmarkEnd w:id="294"/>
+    <w:bookmarkStart w:id="296" w:name="ref-olfsonHealthcareCoverageService2022"/>
     <w:p>
       <w:pPr>
         <w:pStyle w:val="Bibliography"/>
@@ -21161,7 +21112,7 @@
       <w:r>
         <w:t xml:space="preserve"> </w:t>
       </w:r>
-      <w:hyperlink r:id="rId296">
+      <w:hyperlink r:id="rId295">
         <w:r>
           <w:rPr>
             <w:rStyle w:val="Hyperlink"/>
@@ -21170,8 +21121,8 @@
         </w:r>
       </w:hyperlink>
     </w:p>
-    <w:bookmarkEnd w:id="297"/>
-    <w:bookmarkStart w:id="299" w:name="ref-parlier-ahmadExploratoryStudySex2021"/>
+    <w:bookmarkEnd w:id="296"/>
+    <w:bookmarkStart w:id="298" w:name="ref-parlier-ahmadExploratoryStudySex2021"/>
     <w:p>
       <w:pPr>
         <w:pStyle w:val="Bibliography"/>
@@ -21208,7 +21159,7 @@
       <w:r>
         <w:t xml:space="preserve"> </w:t>
       </w:r>
-      <w:hyperlink r:id="rId298">
+      <w:hyperlink r:id="rId297">
         <w:r>
           <w:rPr>
             <w:rStyle w:val="Hyperlink"/>
@@ -21217,8 +21168,8 @@
         </w:r>
       </w:hyperlink>
     </w:p>
-    <w:bookmarkEnd w:id="299"/>
-    <w:bookmarkStart w:id="301" w:name="ref-pinedoCurrentReexaminationRacial2019"/>
+    <w:bookmarkEnd w:id="298"/>
+    <w:bookmarkStart w:id="300" w:name="ref-pinedoCurrentReexaminationRacial2019"/>
     <w:p>
       <w:pPr>
         <w:pStyle w:val="Bibliography"/>
@@ -21267,7 +21218,7 @@
       <w:r>
         <w:t xml:space="preserve"> </w:t>
       </w:r>
-      <w:hyperlink r:id="rId300">
+      <w:hyperlink r:id="rId299">
         <w:r>
           <w:rPr>
             <w:rStyle w:val="Hyperlink"/>
@@ -21276,8 +21227,8 @@
         </w:r>
       </w:hyperlink>
     </w:p>
-    <w:bookmarkEnd w:id="301"/>
-    <w:bookmarkStart w:id="303" w:name="ref-prochaskaSearchHowPeople1992"/>
+    <w:bookmarkEnd w:id="300"/>
+    <w:bookmarkStart w:id="302" w:name="ref-prochaskaSearchHowPeople1992"/>
     <w:p>
       <w:pPr>
         <w:pStyle w:val="Bibliography"/>
@@ -21326,7 +21277,7 @@
       <w:r>
         <w:t xml:space="preserve"> </w:t>
       </w:r>
-      <w:hyperlink r:id="rId302">
+      <w:hyperlink r:id="rId301">
         <w:r>
           <w:rPr>
             <w:rStyle w:val="Hyperlink"/>
@@ -21335,109 +21286,109 @@
         </w:r>
       </w:hyperlink>
     </w:p>
+    <w:bookmarkEnd w:id="302"/>
+    <w:bookmarkStart w:id="303" w:name="X93e79e1a5ab79bb153842a6d1ed7d5e5cb3185f"/>
+    <w:p>
+      <w:pPr>
+        <w:pStyle w:val="Bibliography"/>
+      </w:pPr>
+      <w:r>
+        <w:t xml:space="preserve">RStudio Team. (2020).</w:t>
+      </w:r>
+      <w:r>
+        <w:t xml:space="preserve"> </w:t>
+      </w:r>
+      <w:r>
+        <w:rPr>
+          <w:i/>
+          <w:iCs/>
+        </w:rPr>
+        <w:t xml:space="preserve">RStudio</w:t>
+      </w:r>
+      <w:r>
+        <w:rPr>
+          <w:i/>
+          <w:iCs/>
+        </w:rPr>
+        <w:t xml:space="preserve">:</w:t>
+      </w:r>
+      <w:r>
+        <w:rPr>
+          <w:i/>
+          <w:iCs/>
+        </w:rPr>
+        <w:t xml:space="preserve"> </w:t>
+      </w:r>
+      <w:r>
+        <w:rPr>
+          <w:i/>
+          <w:iCs/>
+        </w:rPr>
+        <w:t xml:space="preserve">Integrated Development</w:t>
+      </w:r>
+      <w:r>
+        <w:rPr>
+          <w:i/>
+          <w:iCs/>
+        </w:rPr>
+        <w:t xml:space="preserve"> </w:t>
+      </w:r>
+      <w:r>
+        <w:rPr>
+          <w:i/>
+          <w:iCs/>
+        </w:rPr>
+        <w:t xml:space="preserve">for</w:t>
+      </w:r>
+      <w:r>
+        <w:rPr>
+          <w:i/>
+          <w:iCs/>
+        </w:rPr>
+        <w:t xml:space="preserve"> </w:t>
+      </w:r>
+      <w:r>
+        <w:rPr>
+          <w:i/>
+          <w:iCs/>
+        </w:rPr>
+        <w:t xml:space="preserve">R</w:t>
+      </w:r>
+      <w:r>
+        <w:t xml:space="preserve">. RStudio, Inc.</w:t>
+      </w:r>
+    </w:p>
     <w:bookmarkEnd w:id="303"/>
-    <w:bookmarkStart w:id="304" w:name="X93e79e1a5ab79bb153842a6d1ed7d5e5cb3185f"/>
+    <w:bookmarkStart w:id="305" w:name="ref-russellAffectRelativeDayLevel2020"/>
     <w:p>
       <w:pPr>
         <w:pStyle w:val="Bibliography"/>
       </w:pPr>
       <w:r>
-        <w:t xml:space="preserve">RStudio Team. (2020).</w:t>
-      </w:r>
-      <w:r>
-        <w:t xml:space="preserve"> </w:t>
-      </w:r>
-      <w:r>
-        <w:rPr>
-          <w:i/>
-          <w:iCs/>
-        </w:rPr>
-        <w:t xml:space="preserve">RStudio</w:t>
-      </w:r>
-      <w:r>
-        <w:rPr>
-          <w:i/>
-          <w:iCs/>
-        </w:rPr>
+        <w:t xml:space="preserve">Russell, M. A., Linden-Carmichael, A. N., Lanza, S. T., Fair, E. V., Sher, K. J., &amp; Piasecki, T. M. (2020). Affect</w:t>
+      </w:r>
+      <w:r>
+        <w:t xml:space="preserve"> </w:t>
+      </w:r>
+      <w:r>
+        <w:t xml:space="preserve">Relative</w:t>
+      </w:r>
+      <w:r>
+        <w:t xml:space="preserve"> </w:t>
+      </w:r>
+      <w:r>
+        <w:t xml:space="preserve">to</w:t>
+      </w:r>
+      <w:r>
+        <w:t xml:space="preserve"> </w:t>
+      </w:r>
+      <w:r>
+        <w:t xml:space="preserve">Day-Level Drinking Initiation</w:t>
+      </w:r>
+      <w:r>
         <w:t xml:space="preserve">:</w:t>
       </w:r>
       <w:r>
-        <w:rPr>
-          <w:i/>
-          <w:iCs/>
-        </w:rPr>
-        <w:t xml:space="preserve"> </w:t>
-      </w:r>
-      <w:r>
-        <w:rPr>
-          <w:i/>
-          <w:iCs/>
-        </w:rPr>
-        <w:t xml:space="preserve">Integrated Development</w:t>
-      </w:r>
-      <w:r>
-        <w:rPr>
-          <w:i/>
-          <w:iCs/>
-        </w:rPr>
-        <w:t xml:space="preserve"> </w:t>
-      </w:r>
-      <w:r>
-        <w:rPr>
-          <w:i/>
-          <w:iCs/>
-        </w:rPr>
-        <w:t xml:space="preserve">for</w:t>
-      </w:r>
-      <w:r>
-        <w:rPr>
-          <w:i/>
-          <w:iCs/>
-        </w:rPr>
-        <w:t xml:space="preserve"> </w:t>
-      </w:r>
-      <w:r>
-        <w:rPr>
-          <w:i/>
-          <w:iCs/>
-        </w:rPr>
-        <w:t xml:space="preserve">R</w:t>
-      </w:r>
-      <w:r>
-        <w:t xml:space="preserve">. RStudio, Inc.</w:t>
-      </w:r>
-    </w:p>
-    <w:bookmarkEnd w:id="304"/>
-    <w:bookmarkStart w:id="306" w:name="ref-russellAffectRelativeDayLevel2020"/>
-    <w:p>
-      <w:pPr>
-        <w:pStyle w:val="Bibliography"/>
-      </w:pPr>
-      <w:r>
-        <w:t xml:space="preserve">Russell, M. A., Linden-Carmichael, A. N., Lanza, S. T., Fair, E. V., Sher, K. J., &amp; Piasecki, T. M. (2020). Affect</w:t>
-      </w:r>
-      <w:r>
-        <w:t xml:space="preserve"> </w:t>
-      </w:r>
-      <w:r>
-        <w:t xml:space="preserve">Relative</w:t>
-      </w:r>
-      <w:r>
-        <w:t xml:space="preserve"> </w:t>
-      </w:r>
-      <w:r>
-        <w:t xml:space="preserve">to</w:t>
-      </w:r>
-      <w:r>
-        <w:t xml:space="preserve"> </w:t>
-      </w:r>
-      <w:r>
-        <w:t xml:space="preserve">Day-Level Drinking Initiation</w:t>
-      </w:r>
-      <w:r>
-        <w:t xml:space="preserve">:</w:t>
-      </w:r>
-      <w:r>
         <w:t xml:space="preserve"> </w:t>
       </w:r>
       <w:r>
@@ -21487,7 +21438,7 @@
       <w:r>
         <w:t xml:space="preserve"> </w:t>
       </w:r>
-      <w:hyperlink r:id="rId305">
+      <w:hyperlink r:id="rId304">
         <w:r>
           <w:rPr>
             <w:rStyle w:val="Hyperlink"/>
@@ -21496,8 +21447,8 @@
         </w:r>
       </w:hyperlink>
     </w:p>
-    <w:bookmarkEnd w:id="306"/>
-    <w:bookmarkStart w:id="308" w:name="ref-salonerBlacksHispanicsAre2013"/>
+    <w:bookmarkEnd w:id="305"/>
+    <w:bookmarkStart w:id="307" w:name="ref-salonerBlacksHispanicsAre2013"/>
     <w:p>
       <w:pPr>
         <w:pStyle w:val="Bibliography"/>
@@ -21546,7 +21497,7 @@
       <w:r>
         <w:t xml:space="preserve"> </w:t>
       </w:r>
-      <w:hyperlink r:id="rId307">
+      <w:hyperlink r:id="rId306">
         <w:r>
           <w:rPr>
             <w:rStyle w:val="Hyperlink"/>
@@ -21555,54 +21506,54 @@
         </w:r>
       </w:hyperlink>
     </w:p>
+    <w:bookmarkEnd w:id="307"/>
+    <w:bookmarkStart w:id="308" w:name="X56bd7ab8262c354bc601dbeb8bf6940a3ba3863"/>
+    <w:p>
+      <w:pPr>
+        <w:pStyle w:val="Bibliography"/>
+      </w:pPr>
+      <w:r>
+        <w:t xml:space="preserve">SAMHSA Center for Behavioral Health Statistics and Quality. (2021). 2021</w:t>
+      </w:r>
+      <w:r>
+        <w:t xml:space="preserve"> </w:t>
+      </w:r>
+      <w:r>
+        <w:t xml:space="preserve">NSDUH Detailed Tables</w:t>
+      </w:r>
+      <w:r>
+        <w:t xml:space="preserve"> </w:t>
+      </w:r>
+      <w:r>
+        <w:t xml:space="preserve"> </w:t>
+      </w:r>
+      <w:r>
+        <w:t xml:space="preserve">CBHSQ Data</w:t>
+      </w:r>
+      <w:r>
+        <w:t xml:space="preserve">. In</w:t>
+      </w:r>
+      <w:r>
+        <w:t xml:space="preserve"> </w:t>
+      </w:r>
+      <w:r>
+        <w:rPr>
+          <w:i/>
+          <w:iCs/>
+        </w:rPr>
+        <w:t xml:space="preserve">Substance Abuse and Mental Health Services Administration</w:t>
+      </w:r>
+      <w:r>
+        <w:t xml:space="preserve">. https://www.samhsa.gov/data/report/2021-nsduh-detailed-tables.</w:t>
+      </w:r>
+    </w:p>
     <w:bookmarkEnd w:id="308"/>
-    <w:bookmarkStart w:id="309" w:name="X56bd7ab8262c354bc601dbeb8bf6940a3ba3863"/>
+    <w:bookmarkStart w:id="310" w:name="ref-sayetteRoleCravingSubstance2016"/>
     <w:p>
       <w:pPr>
         <w:pStyle w:val="Bibliography"/>
       </w:pPr>
       <w:r>
-        <w:t xml:space="preserve">SAMHSA Center for Behavioral Health Statistics and Quality. (2021). 2021</w:t>
-      </w:r>
-      <w:r>
-        <w:t xml:space="preserve"> </w:t>
-      </w:r>
-      <w:r>
-        <w:t xml:space="preserve">NSDUH Detailed Tables</w:t>
-      </w:r>
-      <w:r>
-        <w:t xml:space="preserve"> </w:t>
-      </w:r>
-      <w:r>
-        <w:t xml:space="preserve"> </w:t>
-      </w:r>
-      <w:r>
-        <w:t xml:space="preserve">CBHSQ Data</w:t>
-      </w:r>
-      <w:r>
-        <w:t xml:space="preserve">. In</w:t>
-      </w:r>
-      <w:r>
-        <w:t xml:space="preserve"> </w:t>
-      </w:r>
-      <w:r>
-        <w:rPr>
-          <w:i/>
-          <w:iCs/>
-        </w:rPr>
-        <w:t xml:space="preserve">Substance Abuse and Mental Health Services Administration</w:t>
-      </w:r>
-      <w:r>
-        <w:t xml:space="preserve">. https://www.samhsa.gov/data/report/2021-nsduh-detailed-tables.</w:t>
-      </w:r>
-    </w:p>
-    <w:bookmarkEnd w:id="309"/>
-    <w:bookmarkStart w:id="311" w:name="ref-sayetteRoleCravingSubstance2016"/>
-    <w:p>
-      <w:pPr>
-        <w:pStyle w:val="Bibliography"/>
-      </w:pPr>
-      <w:r>
         <w:t xml:space="preserve">Sayette, M. A. (2016). The</w:t>
       </w:r>
       <w:r>
@@ -21688,7 +21639,7 @@
       <w:r>
         <w:t xml:space="preserve"> </w:t>
       </w:r>
-      <w:hyperlink r:id="rId310">
+      <w:hyperlink r:id="rId309">
         <w:r>
           <w:rPr>
             <w:rStyle w:val="Hyperlink"/>
@@ -21697,8 +21648,8 @@
         </w:r>
       </w:hyperlink>
     </w:p>
-    <w:bookmarkEnd w:id="311"/>
-    <w:bookmarkStart w:id="313" w:name="ref-schmidtEthnicDisparitiesClinical2007"/>
+    <w:bookmarkEnd w:id="310"/>
+    <w:bookmarkStart w:id="312" w:name="ref-schmidtEthnicDisparitiesClinical2007"/>
     <w:p>
       <w:pPr>
         <w:pStyle w:val="Bibliography"/>
@@ -21744,7 +21695,7 @@
       <w:r>
         <w:t xml:space="preserve"> </w:t>
       </w:r>
-      <w:hyperlink r:id="rId312">
+      <w:hyperlink r:id="rId311">
         <w:r>
           <w:rPr>
             <w:rStyle w:val="Hyperlink"/>
@@ -21753,8 +21704,8 @@
         </w:r>
       </w:hyperlink>
     </w:p>
-    <w:bookmarkEnd w:id="313"/>
-    <w:bookmarkStart w:id="315" w:name="ref-sigmonAccessTreatmentOpioid2014"/>
+    <w:bookmarkEnd w:id="312"/>
+    <w:bookmarkStart w:id="314" w:name="ref-sigmonAccessTreatmentOpioid2014"/>
     <w:p>
       <w:pPr>
         <w:pStyle w:val="Bibliography"/>
@@ -21800,7 +21751,7 @@
       <w:r>
         <w:t xml:space="preserve"> </w:t>
       </w:r>
-      <w:hyperlink r:id="rId314">
+      <w:hyperlink r:id="rId313">
         <w:r>
           <w:rPr>
             <w:rStyle w:val="Hyperlink"/>
@@ -21809,8 +21760,8 @@
         </w:r>
       </w:hyperlink>
     </w:p>
-    <w:bookmarkEnd w:id="315"/>
-    <w:bookmarkStart w:id="317" w:name="ref-sociasAdoptingCascadeCare2016"/>
+    <w:bookmarkEnd w:id="314"/>
+    <w:bookmarkStart w:id="316" w:name="ref-sociasAdoptingCascadeCare2016"/>
     <w:p>
       <w:pPr>
         <w:pStyle w:val="Bibliography"/>
@@ -21859,7 +21810,7 @@
       <w:r>
         <w:t xml:space="preserve"> </w:t>
       </w:r>
-      <w:hyperlink r:id="rId316">
+      <w:hyperlink r:id="rId315">
         <w:r>
           <w:rPr>
             <w:rStyle w:val="Hyperlink"/>
@@ -21868,8 +21819,8 @@
         </w:r>
       </w:hyperlink>
     </w:p>
-    <w:bookmarkEnd w:id="317"/>
-    <w:bookmarkStart w:id="319" w:name="Xd4c1d027f60920f356af6131267e679804e946e"/>
+    <w:bookmarkEnd w:id="316"/>
+    <w:bookmarkStart w:id="318" w:name="Xd4c1d027f60920f356af6131267e679804e946e"/>
     <w:p>
       <w:pPr>
         <w:pStyle w:val="Bibliography"/>
@@ -21918,7 +21869,7 @@
       <w:r>
         <w:t xml:space="preserve"> </w:t>
       </w:r>
-      <w:hyperlink r:id="rId318">
+      <w:hyperlink r:id="rId317">
         <w:r>
           <w:rPr>
             <w:rStyle w:val="Hyperlink"/>
@@ -21927,8 +21878,8 @@
         </w:r>
       </w:hyperlink>
     </w:p>
-    <w:bookmarkEnd w:id="319"/>
-    <w:bookmarkStart w:id="321" w:name="X01387e434119cf09c116d0feeabab9f278d40e3"/>
+    <w:bookmarkEnd w:id="318"/>
+    <w:bookmarkStart w:id="320" w:name="X01387e434119cf09c116d0feeabab9f278d40e3"/>
     <w:p>
       <w:pPr>
         <w:pStyle w:val="Bibliography"/>
@@ -21998,7 +21949,7 @@
       <w:r>
         <w:t xml:space="preserve"> </w:t>
       </w:r>
-      <w:hyperlink r:id="rId320">
+      <w:hyperlink r:id="rId319">
         <w:r>
           <w:rPr>
             <w:rStyle w:val="Hyperlink"/>
@@ -22007,8 +21958,8 @@
         </w:r>
       </w:hyperlink>
     </w:p>
-    <w:bookmarkEnd w:id="321"/>
-    <w:bookmarkStart w:id="323" w:name="ref-stantonRelapsePreventionNeeds2005a"/>
+    <w:bookmarkEnd w:id="320"/>
+    <w:bookmarkStart w:id="322" w:name="ref-stantonRelapsePreventionNeeds2005a"/>
     <w:p>
       <w:pPr>
         <w:pStyle w:val="Bibliography"/>
@@ -22066,7 +22017,7 @@
       <w:r>
         <w:t xml:space="preserve"> </w:t>
       </w:r>
-      <w:hyperlink r:id="rId322">
+      <w:hyperlink r:id="rId321">
         <w:r>
           <w:rPr>
             <w:rStyle w:val="Hyperlink"/>
@@ -22075,264 +22026,264 @@
         </w:r>
       </w:hyperlink>
     </w:p>
+    <w:bookmarkEnd w:id="322"/>
+    <w:bookmarkStart w:id="323" w:name="ref-studiesNIHRevitalizationAct1994"/>
+    <w:p>
+      <w:pPr>
+        <w:pStyle w:val="Bibliography"/>
+      </w:pPr>
+      <w:r>
+        <w:t xml:space="preserve">Studies, I. of M. (US). C. on E. and L. I. R. to the I. of W. in C., Mastroianni, A. C., Faden, R., &amp; Federman, D. (1994).</w:t>
+      </w:r>
+      <w:r>
+        <w:t xml:space="preserve"> </w:t>
+      </w:r>
+      <w:r>
+        <w:t xml:space="preserve">NIH Revitalization Act</w:t>
+      </w:r>
+      <w:r>
+        <w:t xml:space="preserve"> </w:t>
+      </w:r>
+      <w:r>
+        <w:t xml:space="preserve">of 1993</w:t>
+      </w:r>
+      <w:r>
+        <w:t xml:space="preserve"> </w:t>
+      </w:r>
+      <w:r>
+        <w:t xml:space="preserve">Public Law</w:t>
+      </w:r>
+      <w:r>
+        <w:t xml:space="preserve"> </w:t>
+      </w:r>
+      <w:r>
+        <w:t xml:space="preserve">103-43. In</w:t>
+      </w:r>
+      <w:r>
+        <w:t xml:space="preserve"> </w:t>
+      </w:r>
+      <w:r>
+        <w:rPr>
+          <w:i/>
+          <w:iCs/>
+        </w:rPr>
+        <w:t xml:space="preserve">Women and</w:t>
+      </w:r>
+      <w:r>
+        <w:rPr>
+          <w:i/>
+          <w:iCs/>
+        </w:rPr>
+        <w:t xml:space="preserve"> </w:t>
+      </w:r>
+      <w:r>
+        <w:rPr>
+          <w:i/>
+          <w:iCs/>
+        </w:rPr>
+        <w:t xml:space="preserve">Health Research</w:t>
+      </w:r>
+      <w:r>
+        <w:rPr>
+          <w:i/>
+          <w:iCs/>
+        </w:rPr>
+        <w:t xml:space="preserve">:</w:t>
+      </w:r>
+      <w:r>
+        <w:rPr>
+          <w:i/>
+          <w:iCs/>
+        </w:rPr>
+        <w:t xml:space="preserve"> </w:t>
+      </w:r>
+      <w:r>
+        <w:rPr>
+          <w:i/>
+          <w:iCs/>
+        </w:rPr>
+        <w:t xml:space="preserve">Ethical</w:t>
+      </w:r>
+      <w:r>
+        <w:rPr>
+          <w:i/>
+          <w:iCs/>
+        </w:rPr>
+        <w:t xml:space="preserve"> </w:t>
+      </w:r>
+      <w:r>
+        <w:rPr>
+          <w:i/>
+          <w:iCs/>
+        </w:rPr>
+        <w:t xml:space="preserve">and</w:t>
+      </w:r>
+      <w:r>
+        <w:rPr>
+          <w:i/>
+          <w:iCs/>
+        </w:rPr>
+        <w:t xml:space="preserve"> </w:t>
+      </w:r>
+      <w:r>
+        <w:rPr>
+          <w:i/>
+          <w:iCs/>
+        </w:rPr>
+        <w:t xml:space="preserve">Legal Issues</w:t>
+      </w:r>
+      <w:r>
+        <w:rPr>
+          <w:i/>
+          <w:iCs/>
+        </w:rPr>
+        <w:t xml:space="preserve"> </w:t>
+      </w:r>
+      <w:r>
+        <w:rPr>
+          <w:i/>
+          <w:iCs/>
+        </w:rPr>
+        <w:t xml:space="preserve">of</w:t>
+      </w:r>
+      <w:r>
+        <w:rPr>
+          <w:i/>
+          <w:iCs/>
+        </w:rPr>
+        <w:t xml:space="preserve"> </w:t>
+      </w:r>
+      <w:r>
+        <w:rPr>
+          <w:i/>
+          <w:iCs/>
+        </w:rPr>
+        <w:t xml:space="preserve">Including Women</w:t>
+      </w:r>
+      <w:r>
+        <w:rPr>
+          <w:i/>
+          <w:iCs/>
+        </w:rPr>
+        <w:t xml:space="preserve"> </w:t>
+      </w:r>
+      <w:r>
+        <w:rPr>
+          <w:i/>
+          <w:iCs/>
+        </w:rPr>
+        <w:t xml:space="preserve">in</w:t>
+      </w:r>
+      <w:r>
+        <w:rPr>
+          <w:i/>
+          <w:iCs/>
+        </w:rPr>
+        <w:t xml:space="preserve"> </w:t>
+      </w:r>
+      <w:r>
+        <w:rPr>
+          <w:i/>
+          <w:iCs/>
+        </w:rPr>
+        <w:t xml:space="preserve">Clinical Studies</w:t>
+      </w:r>
+      <w:r>
+        <w:rPr>
+          <w:i/>
+          <w:iCs/>
+        </w:rPr>
+        <w:t xml:space="preserve">:</w:t>
+      </w:r>
+      <w:r>
+        <w:rPr>
+          <w:i/>
+          <w:iCs/>
+        </w:rPr>
+        <w:t xml:space="preserve"> </w:t>
+      </w:r>
+      <w:r>
+        <w:rPr>
+          <w:i/>
+          <w:iCs/>
+        </w:rPr>
+        <w:t xml:space="preserve">Volume I</w:t>
+      </w:r>
+      <w:r>
+        <w:t xml:space="preserve">. National Academies Press (US).</w:t>
+      </w:r>
+    </w:p>
     <w:bookmarkEnd w:id="323"/>
-    <w:bookmarkStart w:id="324" w:name="ref-studiesNIHRevitalizationAct1994"/>
+    <w:bookmarkStart w:id="324" w:name="X28b8f85e424928e66706a578d6053e0308d1105"/>
     <w:p>
       <w:pPr>
         <w:pStyle w:val="Bibliography"/>
       </w:pPr>
       <w:r>
-        <w:t xml:space="preserve">Studies, I. of M. (US). C. on E. and L. I. R. to the I. of W. in C., Mastroianni, A. C., Faden, R., &amp; Federman, D. (1994).</w:t>
-      </w:r>
-      <w:r>
-        <w:t xml:space="preserve"> </w:t>
-      </w:r>
-      <w:r>
-        <w:t xml:space="preserve">NIH Revitalization Act</w:t>
-      </w:r>
-      <w:r>
-        <w:t xml:space="preserve"> </w:t>
-      </w:r>
-      <w:r>
-        <w:t xml:space="preserve">of 1993</w:t>
-      </w:r>
-      <w:r>
-        <w:t xml:space="preserve"> </w:t>
-      </w:r>
-      <w:r>
-        <w:t xml:space="preserve">Public Law</w:t>
-      </w:r>
-      <w:r>
-        <w:t xml:space="preserve"> </w:t>
-      </w:r>
-      <w:r>
-        <w:t xml:space="preserve">103-43. In</w:t>
-      </w:r>
-      <w:r>
-        <w:t xml:space="preserve"> </w:t>
-      </w:r>
-      <w:r>
-        <w:rPr>
-          <w:i/>
-          <w:iCs/>
-        </w:rPr>
-        <w:t xml:space="preserve">Women and</w:t>
-      </w:r>
-      <w:r>
-        <w:rPr>
-          <w:i/>
-          <w:iCs/>
-        </w:rPr>
-        <w:t xml:space="preserve"> </w:t>
-      </w:r>
-      <w:r>
-        <w:rPr>
-          <w:i/>
-          <w:iCs/>
-        </w:rPr>
-        <w:t xml:space="preserve">Health Research</w:t>
-      </w:r>
-      <w:r>
-        <w:rPr>
-          <w:i/>
-          <w:iCs/>
-        </w:rPr>
-        <w:t xml:space="preserve">:</w:t>
-      </w:r>
-      <w:r>
-        <w:rPr>
-          <w:i/>
-          <w:iCs/>
-        </w:rPr>
-        <w:t xml:space="preserve"> </w:t>
-      </w:r>
-      <w:r>
-        <w:rPr>
-          <w:i/>
-          <w:iCs/>
-        </w:rPr>
-        <w:t xml:space="preserve">Ethical</w:t>
-      </w:r>
-      <w:r>
-        <w:rPr>
-          <w:i/>
-          <w:iCs/>
-        </w:rPr>
-        <w:t xml:space="preserve"> </w:t>
-      </w:r>
-      <w:r>
-        <w:rPr>
-          <w:i/>
-          <w:iCs/>
-        </w:rPr>
-        <w:t xml:space="preserve">and</w:t>
-      </w:r>
-      <w:r>
-        <w:rPr>
-          <w:i/>
-          <w:iCs/>
-        </w:rPr>
-        <w:t xml:space="preserve"> </w:t>
-      </w:r>
-      <w:r>
-        <w:rPr>
-          <w:i/>
-          <w:iCs/>
-        </w:rPr>
-        <w:t xml:space="preserve">Legal Issues</w:t>
-      </w:r>
-      <w:r>
-        <w:rPr>
-          <w:i/>
-          <w:iCs/>
-        </w:rPr>
-        <w:t xml:space="preserve"> </w:t>
-      </w:r>
-      <w:r>
-        <w:rPr>
-          <w:i/>
-          <w:iCs/>
-        </w:rPr>
-        <w:t xml:space="preserve">of</w:t>
-      </w:r>
-      <w:r>
-        <w:rPr>
-          <w:i/>
-          <w:iCs/>
-        </w:rPr>
-        <w:t xml:space="preserve"> </w:t>
-      </w:r>
-      <w:r>
-        <w:rPr>
-          <w:i/>
-          <w:iCs/>
-        </w:rPr>
-        <w:t xml:space="preserve">Including Women</w:t>
-      </w:r>
-      <w:r>
-        <w:rPr>
-          <w:i/>
-          <w:iCs/>
-        </w:rPr>
-        <w:t xml:space="preserve"> </w:t>
-      </w:r>
-      <w:r>
-        <w:rPr>
-          <w:i/>
-          <w:iCs/>
-        </w:rPr>
-        <w:t xml:space="preserve">in</w:t>
-      </w:r>
-      <w:r>
-        <w:rPr>
-          <w:i/>
-          <w:iCs/>
-        </w:rPr>
-        <w:t xml:space="preserve"> </w:t>
-      </w:r>
-      <w:r>
-        <w:rPr>
-          <w:i/>
-          <w:iCs/>
-        </w:rPr>
-        <w:t xml:space="preserve">Clinical Studies</w:t>
-      </w:r>
-      <w:r>
-        <w:rPr>
-          <w:i/>
-          <w:iCs/>
-        </w:rPr>
-        <w:t xml:space="preserve">:</w:t>
-      </w:r>
-      <w:r>
-        <w:rPr>
-          <w:i/>
-          <w:iCs/>
-        </w:rPr>
-        <w:t xml:space="preserve"> </w:t>
-      </w:r>
-      <w:r>
-        <w:rPr>
-          <w:i/>
-          <w:iCs/>
-        </w:rPr>
-        <w:t xml:space="preserve">Volume I</w:t>
-      </w:r>
-      <w:r>
-        <w:t xml:space="preserve">. National Academies Press (US).</w:t>
+        <w:t xml:space="preserve">Substance Abuse and Mental Health Services Administration. (n.d.).</w:t>
+      </w:r>
+      <w:r>
+        <w:t xml:space="preserve"> </w:t>
+      </w:r>
+      <w:r>
+        <w:rPr>
+          <w:i/>
+          <w:iCs/>
+        </w:rPr>
+        <w:t xml:space="preserve">2024</w:t>
+      </w:r>
+      <w:r>
+        <w:rPr>
+          <w:i/>
+          <w:iCs/>
+        </w:rPr>
+        <w:t xml:space="preserve"> </w:t>
+      </w:r>
+      <w:r>
+        <w:rPr>
+          <w:i/>
+          <w:iCs/>
+        </w:rPr>
+        <w:t xml:space="preserve">NSDUH Detailed Tables</w:t>
+      </w:r>
+      <w:r>
+        <w:rPr>
+          <w:i/>
+          <w:iCs/>
+        </w:rPr>
+        <w:t xml:space="preserve"> </w:t>
+      </w:r>
+      <w:r>
+        <w:rPr>
+          <w:i/>
+          <w:iCs/>
+        </w:rPr>
+        <w:t xml:space="preserve"> </w:t>
+      </w:r>
+      <w:r>
+        <w:rPr>
+          <w:i/>
+          <w:iCs/>
+        </w:rPr>
+        <w:t xml:space="preserve">CBHSQ Data</w:t>
+      </w:r>
+      <w:r>
+        <w:t xml:space="preserve">. https://www.samhsa.gov/data/report/2024-nsduh-detailed-tables.</w:t>
       </w:r>
     </w:p>
     <w:bookmarkEnd w:id="324"/>
-    <w:bookmarkStart w:id="325" w:name="X28b8f85e424928e66706a578d6053e0308d1105"/>
+    <w:bookmarkStart w:id="326" w:name="Xb4363def9a086869984bb1996514c38c4a5108e"/>
     <w:p>
       <w:pPr>
         <w:pStyle w:val="Bibliography"/>
       </w:pPr>
       <w:r>
-        <w:t xml:space="preserve">Substance Abuse and Mental Health Services Administration. (n.d.).</w:t>
-      </w:r>
-      <w:r>
-        <w:t xml:space="preserve"> </w:t>
-      </w:r>
-      <w:r>
-        <w:rPr>
-          <w:i/>
-          <w:iCs/>
-        </w:rPr>
-        <w:t xml:space="preserve">2024</w:t>
-      </w:r>
-      <w:r>
-        <w:rPr>
-          <w:i/>
-          <w:iCs/>
-        </w:rPr>
-        <w:t xml:space="preserve"> </w:t>
-      </w:r>
-      <w:r>
-        <w:rPr>
-          <w:i/>
-          <w:iCs/>
-        </w:rPr>
-        <w:t xml:space="preserve">NSDUH Detailed Tables</w:t>
-      </w:r>
-      <w:r>
-        <w:rPr>
-          <w:i/>
-          <w:iCs/>
-        </w:rPr>
-        <w:t xml:space="preserve"> </w:t>
-      </w:r>
-      <w:r>
-        <w:rPr>
-          <w:i/>
-          <w:iCs/>
-        </w:rPr>
-        <w:t xml:space="preserve"> </w:t>
-      </w:r>
-      <w:r>
-        <w:rPr>
-          <w:i/>
-          <w:iCs/>
-        </w:rPr>
-        <w:t xml:space="preserve">CBHSQ Data</w:t>
-      </w:r>
-      <w:r>
-        <w:t xml:space="preserve">. https://www.samhsa.gov/data/report/2024-nsduh-detailed-tables.</w:t>
-      </w:r>
-    </w:p>
-    <w:bookmarkEnd w:id="325"/>
-    <w:bookmarkStart w:id="327" w:name="Xb4363def9a086869984bb1996514c38c4a5108e"/>
-    <w:p>
-      <w:pPr>
-        <w:pStyle w:val="Bibliography"/>
-      </w:pPr>
-      <w:r>
         <w:t xml:space="preserve">Substance Abuse and Mental Health Services Administration (US), &amp; Office of the Surgeon General (US). (2016).</w:t>
       </w:r>
       <w:r>
         <w:t xml:space="preserve"> </w:t>
       </w:r>
-      <w:hyperlink r:id="rId326">
+      <w:hyperlink r:id="rId325">
         <w:r>
           <w:rPr>
             <w:rStyle w:val="Hyperlink"/>
@@ -22403,8 +22354,8 @@
         <w:t xml:space="preserve">.</w:t>
       </w:r>
     </w:p>
-    <w:bookmarkEnd w:id="327"/>
-    <w:bookmarkStart w:id="329" w:name="ref-taiTreatmentSubstanceUse2013"/>
+    <w:bookmarkEnd w:id="326"/>
+    <w:bookmarkStart w:id="328" w:name="ref-taiTreatmentSubstanceUse2013"/>
     <w:p>
       <w:pPr>
         <w:pStyle w:val="Bibliography"/>
@@ -22483,7 +22434,7 @@
       <w:r>
         <w:t xml:space="preserve"> </w:t>
       </w:r>
-      <w:hyperlink r:id="rId328">
+      <w:hyperlink r:id="rId327">
         <w:r>
           <w:rPr>
             <w:rStyle w:val="Hyperlink"/>
@@ -22492,8 +22443,8 @@
         </w:r>
       </w:hyperlink>
     </w:p>
-    <w:bookmarkEnd w:id="329"/>
-    <w:bookmarkStart w:id="331" w:name="ref-timmonsCallActionAssessing2023"/>
+    <w:bookmarkEnd w:id="328"/>
+    <w:bookmarkStart w:id="330" w:name="ref-timmonsCallActionAssessing2023"/>
     <w:p>
       <w:pPr>
         <w:pStyle w:val="Bibliography"/>
@@ -22599,7 +22550,7 @@
       <w:r>
         <w:t xml:space="preserve"> </w:t>
       </w:r>
-      <w:hyperlink r:id="rId330">
+      <w:hyperlink r:id="rId329">
         <w:r>
           <w:rPr>
             <w:rStyle w:val="Hyperlink"/>
@@ -22608,102 +22559,102 @@
         </w:r>
       </w:hyperlink>
     </w:p>
+    <w:bookmarkEnd w:id="330"/>
+    <w:bookmarkStart w:id="331" w:name="Xd4028ce73c50441a8dee35a72bb1ae76ff66c9d"/>
+    <w:p>
+      <w:pPr>
+        <w:pStyle w:val="Bibliography"/>
+      </w:pPr>
+      <w:r>
+        <w:t xml:space="preserve">United States. Department of Transportation. National Highway Traffic Safety Administration. National Center for Statistics and Analysis. (2024).</w:t>
+      </w:r>
+      <w:r>
+        <w:t xml:space="preserve"> </w:t>
+      </w:r>
+      <w:r>
+        <w:rPr>
+          <w:i/>
+          <w:iCs/>
+        </w:rPr>
+        <w:t xml:space="preserve">Traffic</w:t>
+      </w:r>
+      <w:r>
+        <w:rPr>
+          <w:i/>
+          <w:iCs/>
+        </w:rPr>
+        <w:t xml:space="preserve"> </w:t>
+      </w:r>
+      <w:r>
+        <w:rPr>
+          <w:i/>
+          <w:iCs/>
+        </w:rPr>
+        <w:t xml:space="preserve">Safety Facts</w:t>
+      </w:r>
+      <w:r>
+        <w:rPr>
+          <w:i/>
+          <w:iCs/>
+        </w:rPr>
+        <w:t xml:space="preserve"> </w:t>
+      </w:r>
+      <w:r>
+        <w:rPr>
+          <w:i/>
+          <w:iCs/>
+        </w:rPr>
+        <w:t xml:space="preserve">2022</w:t>
+      </w:r>
+      <w:r>
+        <w:rPr>
+          <w:i/>
+          <w:iCs/>
+        </w:rPr>
+        <w:t xml:space="preserve"> </w:t>
+      </w:r>
+      <w:r>
+        <w:rPr>
+          <w:i/>
+          <w:iCs/>
+        </w:rPr>
+        <w:t xml:space="preserve">Data</w:t>
+      </w:r>
+      <w:r>
+        <w:rPr>
+          <w:i/>
+          <w:iCs/>
+        </w:rPr>
+        <w:t xml:space="preserve">:</w:t>
+      </w:r>
+      <w:r>
+        <w:rPr>
+          <w:i/>
+          <w:iCs/>
+        </w:rPr>
+        <w:t xml:space="preserve"> </w:t>
+      </w:r>
+      <w:r>
+        <w:rPr>
+          <w:i/>
+          <w:iCs/>
+        </w:rPr>
+        <w:t xml:space="preserve">Alcohol-Impaired Driving</w:t>
+      </w:r>
+      <w:r>
+        <w:t xml:space="preserve"> </w:t>
+      </w:r>
+      <w:r>
+        <w:t xml:space="preserve">(DOT HS 813 578).</w:t>
+      </w:r>
+    </w:p>
     <w:bookmarkEnd w:id="331"/>
-    <w:bookmarkStart w:id="332" w:name="Xd4028ce73c50441a8dee35a72bb1ae76ff66c9d"/>
+    <w:bookmarkStart w:id="333" w:name="ref-vannicelliEffectSexBias1984"/>
     <w:p>
       <w:pPr>
         <w:pStyle w:val="Bibliography"/>
       </w:pPr>
       <w:r>
-        <w:t xml:space="preserve">United States. Department of Transportation. National Highway Traffic Safety Administration. National Center for Statistics and Analysis. (2024).</w:t>
-      </w:r>
-      <w:r>
-        <w:t xml:space="preserve"> </w:t>
-      </w:r>
-      <w:r>
-        <w:rPr>
-          <w:i/>
-          <w:iCs/>
-        </w:rPr>
-        <w:t xml:space="preserve">Traffic</w:t>
-      </w:r>
-      <w:r>
-        <w:rPr>
-          <w:i/>
-          <w:iCs/>
-        </w:rPr>
-        <w:t xml:space="preserve"> </w:t>
-      </w:r>
-      <w:r>
-        <w:rPr>
-          <w:i/>
-          <w:iCs/>
-        </w:rPr>
-        <w:t xml:space="preserve">Safety Facts</w:t>
-      </w:r>
-      <w:r>
-        <w:rPr>
-          <w:i/>
-          <w:iCs/>
-        </w:rPr>
-        <w:t xml:space="preserve"> </w:t>
-      </w:r>
-      <w:r>
-        <w:rPr>
-          <w:i/>
-          <w:iCs/>
-        </w:rPr>
-        <w:t xml:space="preserve">2022</w:t>
-      </w:r>
-      <w:r>
-        <w:rPr>
-          <w:i/>
-          <w:iCs/>
-        </w:rPr>
-        <w:t xml:space="preserve"> </w:t>
-      </w:r>
-      <w:r>
-        <w:rPr>
-          <w:i/>
-          <w:iCs/>
-        </w:rPr>
-        <w:t xml:space="preserve">Data</w:t>
-      </w:r>
-      <w:r>
-        <w:rPr>
-          <w:i/>
-          <w:iCs/>
-        </w:rPr>
-        <w:t xml:space="preserve">:</w:t>
-      </w:r>
-      <w:r>
-        <w:rPr>
-          <w:i/>
-          <w:iCs/>
-        </w:rPr>
-        <w:t xml:space="preserve"> </w:t>
-      </w:r>
-      <w:r>
-        <w:rPr>
-          <w:i/>
-          <w:iCs/>
-        </w:rPr>
-        <w:t xml:space="preserve">Alcohol-Impaired Driving</w:t>
-      </w:r>
-      <w:r>
-        <w:t xml:space="preserve"> </w:t>
-      </w:r>
-      <w:r>
-        <w:t xml:space="preserve">(DOT HS 813 578).</w:t>
-      </w:r>
-    </w:p>
-    <w:bookmarkEnd w:id="332"/>
-    <w:bookmarkStart w:id="334" w:name="ref-vannicelliEffectSexBias1984"/>
-    <w:p>
-      <w:pPr>
-        <w:pStyle w:val="Bibliography"/>
-      </w:pPr>
-      <w:r>
         <w:t xml:space="preserve">Vannicelli, M., &amp; Nash, L. (1984). Effect of</w:t>
       </w:r>
       <w:r>
@@ -22777,7 +22728,7 @@
       <w:r>
         <w:t xml:space="preserve"> </w:t>
       </w:r>
-      <w:hyperlink r:id="rId333">
+      <w:hyperlink r:id="rId332">
         <w:r>
           <w:rPr>
             <w:rStyle w:val="Hyperlink"/>
@@ -22786,8 +22737,8 @@
         </w:r>
       </w:hyperlink>
     </w:p>
-    <w:bookmarkEnd w:id="334"/>
-    <w:bookmarkStart w:id="336" w:name="ref-veinotGoodIntentionsAre2018"/>
+    <w:bookmarkEnd w:id="333"/>
+    <w:bookmarkStart w:id="335" w:name="ref-veinotGoodIntentionsAre2018"/>
     <w:p>
       <w:pPr>
         <w:pStyle w:val="Bibliography"/>
@@ -22824,7 +22775,7 @@
       <w:r>
         <w:t xml:space="preserve"> </w:t>
       </w:r>
-      <w:hyperlink r:id="rId335">
+      <w:hyperlink r:id="rId334">
         <w:r>
           <w:rPr>
             <w:rStyle w:val="Hyperlink"/>
@@ -22833,8 +22784,8 @@
         </w:r>
       </w:hyperlink>
     </w:p>
-    <w:bookmarkEnd w:id="336"/>
-    <w:bookmarkStart w:id="338" w:name="ref-waltersUsingMachineLearning2021"/>
+    <w:bookmarkEnd w:id="335"/>
+    <w:bookmarkStart w:id="337" w:name="ref-waltersUsingMachineLearning2021"/>
     <w:p>
       <w:pPr>
         <w:pStyle w:val="Bibliography"/>
@@ -22871,7 +22822,7 @@
       <w:r>
         <w:t xml:space="preserve"> </w:t>
       </w:r>
-      <w:hyperlink r:id="rId337">
+      <w:hyperlink r:id="rId336">
         <w:r>
           <w:rPr>
             <w:rStyle w:val="Hyperlink"/>
@@ -22880,8 +22831,8 @@
         </w:r>
       </w:hyperlink>
     </w:p>
-    <w:bookmarkEnd w:id="338"/>
-    <w:bookmarkStart w:id="340" w:name="X2d30c84041d97351f676569bf3de3da0c8a9d6d"/>
+    <w:bookmarkEnd w:id="337"/>
+    <w:bookmarkStart w:id="339" w:name="X2d30c84041d97351f676569bf3de3da0c8a9d6d"/>
     <w:p>
       <w:pPr>
         <w:pStyle w:val="Bibliography"/>
@@ -22892,7 +22843,7 @@
       <w:r>
         <w:t xml:space="preserve"> </w:t>
       </w:r>
-      <w:hyperlink r:id="rId339">
+      <w:hyperlink r:id="rId338">
         <w:r>
           <w:rPr>
             <w:rStyle w:val="Hyperlink"/>
@@ -23008,81 +22959,81 @@
         <w:t xml:space="preserve">(9), 1183–1194.</w:t>
       </w:r>
     </w:p>
+    <w:bookmarkEnd w:id="339"/>
+    <w:bookmarkStart w:id="340" w:name="X00d53e799ac148a12fd23d85f7c587e1d44cff6"/>
+    <w:p>
+      <w:pPr>
+        <w:pStyle w:val="Bibliography"/>
+      </w:pPr>
+      <w:r>
+        <w:t xml:space="preserve">Witkiewitz, K. A., &amp; Marlatt, G. A. (Eds.). (2007).</w:t>
+      </w:r>
+      <w:r>
+        <w:t xml:space="preserve"> </w:t>
+      </w:r>
+      <w:r>
+        <w:rPr>
+          <w:i/>
+          <w:iCs/>
+        </w:rPr>
+        <w:t xml:space="preserve">Therapist’s</w:t>
+      </w:r>
+      <w:r>
+        <w:rPr>
+          <w:i/>
+          <w:iCs/>
+        </w:rPr>
+        <w:t xml:space="preserve"> </w:t>
+      </w:r>
+      <w:r>
+        <w:rPr>
+          <w:i/>
+          <w:iCs/>
+        </w:rPr>
+        <w:t xml:space="preserve">Guide</w:t>
+      </w:r>
+      <w:r>
+        <w:rPr>
+          <w:i/>
+          <w:iCs/>
+        </w:rPr>
+        <w:t xml:space="preserve"> </w:t>
+      </w:r>
+      <w:r>
+        <w:rPr>
+          <w:i/>
+          <w:iCs/>
+        </w:rPr>
+        <w:t xml:space="preserve">to</w:t>
+      </w:r>
+      <w:r>
+        <w:rPr>
+          <w:i/>
+          <w:iCs/>
+        </w:rPr>
+        <w:t xml:space="preserve"> </w:t>
+      </w:r>
+      <w:r>
+        <w:rPr>
+          <w:i/>
+          <w:iCs/>
+        </w:rPr>
+        <w:t xml:space="preserve">Evidence-Based Relapse Prevention</w:t>
+      </w:r>
+      <w:r>
+        <w:t xml:space="preserve"> </w:t>
+      </w:r>
+      <w:r>
+        <w:t xml:space="preserve">(1st edition). Academic Press.</w:t>
+      </w:r>
+    </w:p>
     <w:bookmarkEnd w:id="340"/>
-    <w:bookmarkStart w:id="341" w:name="X00d53e799ac148a12fd23d85f7c587e1d44cff6"/>
+    <w:bookmarkStart w:id="342" w:name="X4446e184b7dd55a61fd406499f32542fdcf24b5"/>
     <w:p>
       <w:pPr>
         <w:pStyle w:val="Bibliography"/>
       </w:pPr>
       <w:r>
-        <w:t xml:space="preserve">Witkiewitz, K. A., &amp; Marlatt, G. A. (Eds.). (2007).</w:t>
-      </w:r>
-      <w:r>
-        <w:t xml:space="preserve"> </w:t>
-      </w:r>
-      <w:r>
-        <w:rPr>
-          <w:i/>
-          <w:iCs/>
-        </w:rPr>
-        <w:t xml:space="preserve">Therapist’s</w:t>
-      </w:r>
-      <w:r>
-        <w:rPr>
-          <w:i/>
-          <w:iCs/>
-        </w:rPr>
-        <w:t xml:space="preserve"> </w:t>
-      </w:r>
-      <w:r>
-        <w:rPr>
-          <w:i/>
-          <w:iCs/>
-        </w:rPr>
-        <w:t xml:space="preserve">Guide</w:t>
-      </w:r>
-      <w:r>
-        <w:rPr>
-          <w:i/>
-          <w:iCs/>
-        </w:rPr>
-        <w:t xml:space="preserve"> </w:t>
-      </w:r>
-      <w:r>
-        <w:rPr>
-          <w:i/>
-          <w:iCs/>
-        </w:rPr>
-        <w:t xml:space="preserve">to</w:t>
-      </w:r>
-      <w:r>
-        <w:rPr>
-          <w:i/>
-          <w:iCs/>
-        </w:rPr>
-        <w:t xml:space="preserve"> </w:t>
-      </w:r>
-      <w:r>
-        <w:rPr>
-          <w:i/>
-          <w:iCs/>
-        </w:rPr>
-        <w:t xml:space="preserve">Evidence-Based Relapse Prevention</w:t>
-      </w:r>
-      <w:r>
-        <w:t xml:space="preserve"> </w:t>
-      </w:r>
-      <w:r>
-        <w:t xml:space="preserve">(1st edition). Academic Press.</w:t>
-      </w:r>
-    </w:p>
-    <w:bookmarkEnd w:id="341"/>
-    <w:bookmarkStart w:id="343" w:name="X4446e184b7dd55a61fd406499f32542fdcf24b5"/>
-    <w:p>
-      <w:pPr>
-        <w:pStyle w:val="Bibliography"/>
-      </w:pPr>
-      <w:r>
         <w:t xml:space="preserve">Witkiewitz, K., &amp; Marlatt, G. A. (2004). Relapse prevention for alcohol and drug problems:</w:t>
       </w:r>
       <w:r>
@@ -23126,7 +23077,7 @@
       <w:r>
         <w:t xml:space="preserve"> </w:t>
       </w:r>
-      <w:hyperlink r:id="rId342">
+      <w:hyperlink r:id="rId341">
         <w:r>
           <w:rPr>
             <w:rStyle w:val="Hyperlink"/>
@@ -23135,8 +23086,8 @@
         </w:r>
       </w:hyperlink>
     </w:p>
-    <w:bookmarkEnd w:id="343"/>
-    <w:bookmarkStart w:id="345" w:name="X254a0f87701f835b5365990b3eba45be7dca59c"/>
+    <w:bookmarkEnd w:id="342"/>
+    <w:bookmarkStart w:id="344" w:name="X254a0f87701f835b5365990b3eba45be7dca59c"/>
     <w:p>
       <w:pPr>
         <w:pStyle w:val="Bibliography"/>
@@ -23280,7 +23231,7 @@
       <w:r>
         <w:t xml:space="preserve"> </w:t>
       </w:r>
-      <w:hyperlink r:id="rId344">
+      <w:hyperlink r:id="rId343">
         <w:r>
           <w:rPr>
             <w:rStyle w:val="Hyperlink"/>
@@ -23289,8 +23240,8 @@
         </w:r>
       </w:hyperlink>
     </w:p>
-    <w:bookmarkEnd w:id="345"/>
-    <w:bookmarkStart w:id="347" w:name="ref-woodLotPeopleCall2019"/>
+    <w:bookmarkEnd w:id="344"/>
+    <w:bookmarkStart w:id="346" w:name="ref-woodLotPeopleCall2019"/>
     <w:p>
       <w:pPr>
         <w:pStyle w:val="Bibliography"/>
@@ -23348,7 +23299,7 @@
       <w:r>
         <w:t xml:space="preserve"> </w:t>
       </w:r>
-      <w:hyperlink r:id="rId346">
+      <w:hyperlink r:id="rId345">
         <w:r>
           <w:rPr>
             <w:rStyle w:val="Hyperlink"/>
@@ -23357,8 +23308,8 @@
         </w:r>
       </w:hyperlink>
     </w:p>
-    <w:bookmarkEnd w:id="347"/>
-    <w:bookmarkStart w:id="349" w:name="X62c2bccfcb3c64764f794751dcac0a3c1c7edc5"/>
+    <w:bookmarkEnd w:id="346"/>
+    <w:bookmarkStart w:id="348" w:name="X62c2bccfcb3c64764f794751dcac0a3c1c7edc5"/>
     <w:p>
       <w:pPr>
         <w:pStyle w:val="Bibliography"/>
@@ -23437,7 +23388,7 @@
       <w:r>
         <w:t xml:space="preserve"> </w:t>
       </w:r>
-      <w:hyperlink r:id="rId348">
+      <w:hyperlink r:id="rId347">
         <w:r>
           <w:rPr>
             <w:rStyle w:val="Hyperlink"/>
@@ -23446,8 +23397,8 @@
         </w:r>
       </w:hyperlink>
     </w:p>
-    <w:bookmarkEnd w:id="349"/>
-    <w:bookmarkStart w:id="351" w:name="Xb35ee182d565575e339a0170868456c1684f821"/>
+    <w:bookmarkEnd w:id="348"/>
+    <w:bookmarkStart w:id="350" w:name="Xb35ee182d565575e339a0170868456c1684f821"/>
     <w:p>
       <w:pPr>
         <w:pStyle w:val="Bibliography"/>
@@ -23502,7 +23453,7 @@
       <w:r>
         <w:t xml:space="preserve"> </w:t>
       </w:r>
-      <w:hyperlink r:id="rId350">
+      <w:hyperlink r:id="rId349">
         <w:r>
           <w:rPr>
             <w:rStyle w:val="Hyperlink"/>
@@ -23511,8 +23462,8 @@
         </w:r>
       </w:hyperlink>
     </w:p>
-    <w:bookmarkEnd w:id="351"/>
-    <w:bookmarkStart w:id="353" w:name="ref-wyantMaximizingEngagementTrust2025"/>
+    <w:bookmarkEnd w:id="350"/>
+    <w:bookmarkStart w:id="352" w:name="ref-wyantMaximizingEngagementTrust2025"/>
     <w:p>
       <w:pPr>
         <w:pStyle w:val="Bibliography"/>
@@ -23621,7 +23572,7 @@
       <w:r>
         <w:t xml:space="preserve"> </w:t>
       </w:r>
-      <w:hyperlink r:id="rId352">
+      <w:hyperlink r:id="rId351">
         <w:r>
           <w:rPr>
             <w:rStyle w:val="Hyperlink"/>
@@ -23630,8 +23581,8 @@
         </w:r>
       </w:hyperlink>
     </w:p>
-    <w:bookmarkEnd w:id="353"/>
-    <w:bookmarkStart w:id="355" w:name="ref-zhouEvaluatingMachineLearning2018"/>
+    <w:bookmarkEnd w:id="352"/>
+    <w:bookmarkStart w:id="354" w:name="ref-zhouEvaluatingMachineLearning2018"/>
     <w:p>
       <w:pPr>
         <w:pStyle w:val="Bibliography"/>
@@ -23704,7 +23655,7 @@
       <w:r>
         <w:t xml:space="preserve"> </w:t>
       </w:r>
-      <w:hyperlink r:id="rId354">
+      <w:hyperlink r:id="rId353">
         <w:r>
           <w:rPr>
             <w:rStyle w:val="Hyperlink"/>
@@ -23713,12 +23664,12 @@
         </w:r>
       </w:hyperlink>
     </w:p>
+    <w:bookmarkEnd w:id="354"/>
     <w:bookmarkEnd w:id="355"/>
     <w:bookmarkEnd w:id="356"/>
     <w:bookmarkEnd w:id="357"/>
     <w:bookmarkEnd w:id="358"/>
     <w:bookmarkEnd w:id="359"/>
-    <w:bookmarkEnd w:id="360"/>
     <w:sectPr/>
   </w:body>
 </w:document>

--- a/index.docx
+++ b/index.docx
@@ -7,7 +7,7 @@
         <w:pStyle w:val="Title"/>
       </w:pPr>
       <w:r>
-        <w:t xml:space="preserve">Dissertation Proposal</w:t>
+        <w:t xml:space="preserve">Dissertation</w:t>
       </w:r>
     </w:p>
     <w:p>
@@ -506,17 +506,7 @@
         <w:t xml:space="preserve"> </w:t>
       </w:r>
       <w:r>
-        <w:t xml:space="preserve">(</w:t>
-      </w:r>
-      <w:r>
-        <w:rPr>
-          <w:b/>
-          <w:bCs/>
-        </w:rPr>
-        <w:t xml:space="preserve">cookRacialEthnicDisparitiesSubstance2011?</w:t>
-      </w:r>
-      <w:r>
-        <w:t xml:space="preserve">)</w:t>
+        <w:t xml:space="preserve">(Cook &amp; Alegría, 2011)</w:t>
       </w:r>
       <w:r>
         <w:t xml:space="preserve">. Nevertheless, low income remains associated with higher rates of SUD, more severe SUD, and co-occurence with socioenvironmental risk factors that can interfere with treatment and recovery</w:t>
@@ -721,17 +711,7 @@
         <w:t xml:space="preserve"> </w:t>
       </w:r>
       <w:r>
-        <w:t xml:space="preserve">(</w:t>
-      </w:r>
-      <w:r>
-        <w:rPr>
-          <w:b/>
-          <w:bCs/>
-        </w:rPr>
-        <w:t xml:space="preserve">DemographicsMobileDevice2025?</w:t>
-      </w:r>
-      <w:r>
-        <w:t xml:space="preserve">)</w:t>
+        <w:t xml:space="preserve">(Pew Research Center, 2025)</w:t>
       </w:r>
       <w:r>
         <w:t xml:space="preserve">.</w:t>
@@ -15146,7 +15126,7 @@
     <w:bookmarkEnd w:id="160"/>
     <w:bookmarkEnd w:id="161"/>
     <w:bookmarkEnd w:id="162"/>
-    <w:bookmarkStart w:id="359" w:name="Xf5581b66f43728ef5ffd992cdda23f782393606"/>
+    <w:bookmarkStart w:id="362" w:name="Xf5581b66f43728ef5ffd992cdda23f782393606"/>
     <w:p>
       <w:pPr>
         <w:pStyle w:val="Heading1"/>
@@ -15278,7 +15258,7 @@
       </w:r>
     </w:p>
     <w:bookmarkEnd w:id="164"/>
-    <w:bookmarkStart w:id="358" w:name="methods-1"/>
+    <w:bookmarkStart w:id="361" w:name="methods-1"/>
     <w:p>
       <w:pPr>
         <w:pStyle w:val="Heading2"/>
@@ -15312,7 +15292,7 @@
         <w:t xml:space="preserve">for a complete description of the data set and study procedures.</w:t>
       </w:r>
     </w:p>
-    <w:bookmarkStart w:id="357" w:name="planned-data-analyses-1"/>
+    <w:bookmarkStart w:id="360" w:name="planned-data-analyses-1"/>
     <w:p>
       <w:pPr>
         <w:pStyle w:val="Heading3"/>
@@ -15835,7 +15815,7 @@
       </w:r>
     </w:p>
     <w:bookmarkEnd w:id="167"/>
-    <w:bookmarkStart w:id="356" w:name="model-fairness-1"/>
+    <w:bookmarkStart w:id="359" w:name="model-fairness-1"/>
     <w:p>
       <w:pPr>
         <w:pStyle w:val="Heading4"/>
@@ -15852,7 +15832,7 @@
         <w:t xml:space="preserve">We will calculate the median posterior probability and 95% Bayesian CI for auROC for our immediate model separately by race/ethnicity (not White vs. non-Hispanic White), income (below $25,000 vs. above $25,000), sex at birth (female vs. male), and location (rural vs. other). We will conduct Bayesian group comparisons to assess the likelihood that each model performs differently by group. We will report the precise posterior probability for the difference in auROCs and the 95% Bayesian CIs for each model comparison.</w:t>
       </w:r>
     </w:p>
-    <w:bookmarkStart w:id="355" w:name="refs"/>
+    <w:bookmarkStart w:id="358" w:name="refs"/>
     <w:bookmarkStart w:id="169" w:name="ref-alexanderUseEcologicalMomentary2023"/>
     <w:p>
       <w:pPr>
@@ -17137,12 +17117,59 @@
       </w:hyperlink>
     </w:p>
     <w:bookmarkEnd w:id="198"/>
-    <w:bookmarkStart w:id="200" w:name="ref-craneAlcoholUseDisorders2020"/>
+    <w:bookmarkStart w:id="200" w:name="X3318c3d125eb6b2c1c0b78207deae74f3614f2f"/>
     <w:p>
       <w:pPr>
         <w:pStyle w:val="Bibliography"/>
       </w:pPr>
       <w:r>
+        <w:t xml:space="preserve">Cook, B. L., &amp; Alegría, M. (2011). Racial-ethnic disparities in substance abuse treatment: The role of criminal history and socioeconomic status.</w:t>
+      </w:r>
+      <w:r>
+        <w:t xml:space="preserve"> </w:t>
+      </w:r>
+      <w:r>
+        <w:rPr>
+          <w:i/>
+          <w:iCs/>
+        </w:rPr>
+        <w:t xml:space="preserve">Psychiatric Services</w:t>
+      </w:r>
+      <w:r>
+        <w:t xml:space="preserve">,</w:t>
+      </w:r>
+      <w:r>
+        <w:t xml:space="preserve"> </w:t>
+      </w:r>
+      <w:r>
+        <w:rPr>
+          <w:i/>
+          <w:iCs/>
+        </w:rPr>
+        <w:t xml:space="preserve">62</w:t>
+      </w:r>
+      <w:r>
+        <w:t xml:space="preserve">(11), 1273–1281.</w:t>
+      </w:r>
+      <w:r>
+        <w:t xml:space="preserve"> </w:t>
+      </w:r>
+      <w:hyperlink r:id="rId199">
+        <w:r>
+          <w:rPr>
+            <w:rStyle w:val="Hyperlink"/>
+          </w:rPr>
+          <w:t xml:space="preserve">https://doi.org/10.1176/ps.62.11.pss6211_1273</w:t>
+        </w:r>
+      </w:hyperlink>
+    </w:p>
+    <w:bookmarkEnd w:id="200"/>
+    <w:bookmarkStart w:id="202" w:name="ref-craneAlcoholUseDisorders2020"/>
+    <w:p>
+      <w:pPr>
+        <w:pStyle w:val="Bibliography"/>
+      </w:pPr>
+      <w:r>
         <w:t xml:space="preserve">Crane, P. R., Swaringen, K. S., Foster, A. M., &amp; Talley, A. E. (2020). Alcohol use disorders among sexual and gender minority populations. In</w:t>
       </w:r>
       <w:r>
@@ -17192,7 +17219,7 @@
       <w:r>
         <w:t xml:space="preserve"> </w:t>
       </w:r>
-      <w:hyperlink r:id="rId199">
+      <w:hyperlink r:id="rId201">
         <w:r>
           <w:rPr>
             <w:rStyle w:val="Hyperlink"/>
@@ -17201,8 +17228,8 @@
         </w:r>
       </w:hyperlink>
     </w:p>
-    <w:bookmarkEnd w:id="200"/>
-    <w:bookmarkStart w:id="202" w:name="ref-dennisManagingAddictionChronic2007"/>
+    <w:bookmarkEnd w:id="202"/>
+    <w:bookmarkStart w:id="204" w:name="ref-dennisManagingAddictionChronic2007"/>
     <w:p>
       <w:pPr>
         <w:pStyle w:val="Bibliography"/>
@@ -17213,7 +17240,7 @@
       <w:r>
         <w:t xml:space="preserve"> </w:t>
       </w:r>
-      <w:hyperlink r:id="rId201">
+      <w:hyperlink r:id="rId203">
         <w:r>
           <w:rPr>
             <w:rStyle w:val="Hyperlink"/>
@@ -17287,8 +17314,8 @@
         <w:t xml:space="preserve">(1), 45–55.</w:t>
       </w:r>
     </w:p>
-    <w:bookmarkEnd w:id="202"/>
-    <w:bookmarkStart w:id="203" w:name="ref-derogatislBriefSymptomInventory"/>
+    <w:bookmarkEnd w:id="204"/>
+    <w:bookmarkStart w:id="205" w:name="ref-derogatislBriefSymptomInventory"/>
     <w:p>
       <w:pPr>
         <w:pStyle w:val="Bibliography"/>
@@ -17359,8 +17386,8 @@
         <w:t xml:space="preserve">. NCS Pearson.</w:t>
       </w:r>
     </w:p>
-    <w:bookmarkEnd w:id="203"/>
-    <w:bookmarkStart w:id="205" w:name="ref-derubeisHistoryCurrentStatus2019"/>
+    <w:bookmarkEnd w:id="205"/>
+    <w:bookmarkStart w:id="207" w:name="ref-derubeisHistoryCurrentStatus2019"/>
     <w:p>
       <w:pPr>
         <w:pStyle w:val="Bibliography"/>
@@ -17397,7 +17424,7 @@
       <w:r>
         <w:t xml:space="preserve"> </w:t>
       </w:r>
-      <w:hyperlink r:id="rId204">
+      <w:hyperlink r:id="rId206">
         <w:r>
           <w:rPr>
             <w:rStyle w:val="Hyperlink"/>
@@ -17406,8 +17433,8 @@
         </w:r>
       </w:hyperlink>
     </w:p>
-    <w:bookmarkEnd w:id="205"/>
-    <w:bookmarkStart w:id="207" w:name="X36def7da608f82ff20c3a5db5ab3df1c6dd7645"/>
+    <w:bookmarkEnd w:id="207"/>
+    <w:bookmarkStart w:id="209" w:name="X36def7da608f82ff20c3a5db5ab3df1c6dd7645"/>
     <w:p>
       <w:pPr>
         <w:pStyle w:val="Bibliography"/>
@@ -17444,7 +17471,7 @@
       <w:r>
         <w:t xml:space="preserve"> </w:t>
       </w:r>
-      <w:hyperlink r:id="rId206">
+      <w:hyperlink r:id="rId208">
         <w:r>
           <w:rPr>
             <w:rStyle w:val="Hyperlink"/>
@@ -17453,8 +17480,8 @@
         </w:r>
       </w:hyperlink>
     </w:p>
-    <w:bookmarkEnd w:id="207"/>
-    <w:bookmarkStart w:id="209" w:name="ref-dumortierClassifyingSmokingUrges2016"/>
+    <w:bookmarkEnd w:id="209"/>
+    <w:bookmarkStart w:id="211" w:name="ref-dumortierClassifyingSmokingUrges2016"/>
     <w:p>
       <w:pPr>
         <w:pStyle w:val="Bibliography"/>
@@ -17491,7 +17518,7 @@
       <w:r>
         <w:t xml:space="preserve"> </w:t>
       </w:r>
-      <w:hyperlink r:id="rId208">
+      <w:hyperlink r:id="rId210">
         <w:r>
           <w:rPr>
             <w:rStyle w:val="Hyperlink"/>
@@ -17500,8 +17527,8 @@
         </w:r>
       </w:hyperlink>
     </w:p>
-    <w:bookmarkEnd w:id="209"/>
-    <w:bookmarkStart w:id="211" w:name="Xa22060a3e519cdcc534dbbf0f37e422a730c9f3"/>
+    <w:bookmarkEnd w:id="211"/>
+    <w:bookmarkStart w:id="213" w:name="Xa22060a3e519cdcc534dbbf0f37e422a730c9f3"/>
     <w:p>
       <w:pPr>
         <w:pStyle w:val="Bibliography"/>
@@ -17598,7 +17625,7 @@
       <w:r>
         <w:t xml:space="preserve"> </w:t>
       </w:r>
-      <w:hyperlink r:id="rId210">
+      <w:hyperlink r:id="rId212">
         <w:r>
           <w:rPr>
             <w:rStyle w:val="Hyperlink"/>
@@ -17607,8 +17634,8 @@
         </w:r>
       </w:hyperlink>
     </w:p>
-    <w:bookmarkEnd w:id="211"/>
-    <w:bookmarkStart w:id="213" w:name="ref-dvorakTensionReductionAffect2018"/>
+    <w:bookmarkEnd w:id="213"/>
+    <w:bookmarkStart w:id="215" w:name="ref-dvorakTensionReductionAffect2018"/>
     <w:p>
       <w:pPr>
         <w:pStyle w:val="Bibliography"/>
@@ -17657,7 +17684,7 @@
       <w:r>
         <w:t xml:space="preserve"> </w:t>
       </w:r>
-      <w:hyperlink r:id="rId212">
+      <w:hyperlink r:id="rId214">
         <w:r>
           <w:rPr>
             <w:rStyle w:val="Hyperlink"/>
@@ -17666,8 +17693,8 @@
         </w:r>
       </w:hyperlink>
     </w:p>
-    <w:bookmarkEnd w:id="213"/>
-    <w:bookmarkStart w:id="215" w:name="ref-dyarSexualMinorityStress2023"/>
+    <w:bookmarkEnd w:id="215"/>
+    <w:bookmarkStart w:id="217" w:name="ref-dyarSexualMinorityStress2023"/>
     <w:p>
       <w:pPr>
         <w:pStyle w:val="Bibliography"/>
@@ -17716,7 +17743,7 @@
       <w:r>
         <w:t xml:space="preserve"> </w:t>
       </w:r>
-      <w:hyperlink r:id="rId214">
+      <w:hyperlink r:id="rId216">
         <w:r>
           <w:rPr>
             <w:rStyle w:val="Hyperlink"/>
@@ -17725,8 +17752,8 @@
         </w:r>
       </w:hyperlink>
     </w:p>
-    <w:bookmarkEnd w:id="215"/>
-    <w:bookmarkStart w:id="217" w:name="ref-epsteinPredictionStressDrug2020"/>
+    <w:bookmarkEnd w:id="217"/>
+    <w:bookmarkStart w:id="219" w:name="ref-epsteinPredictionStressDrug2020"/>
     <w:p>
       <w:pPr>
         <w:pStyle w:val="Bibliography"/>
@@ -17775,7 +17802,7 @@
       <w:r>
         <w:t xml:space="preserve"> </w:t>
       </w:r>
-      <w:hyperlink r:id="rId216">
+      <w:hyperlink r:id="rId218">
         <w:r>
           <w:rPr>
             <w:rStyle w:val="Hyperlink"/>
@@ -17784,8 +17811,8 @@
         </w:r>
       </w:hyperlink>
     </w:p>
-    <w:bookmarkEnd w:id="217"/>
-    <w:bookmarkStart w:id="219" w:name="ref-fisherOpenTrialPersonalized2019"/>
+    <w:bookmarkEnd w:id="219"/>
+    <w:bookmarkStart w:id="221" w:name="ref-fisherOpenTrialPersonalized2019"/>
     <w:p>
       <w:pPr>
         <w:pStyle w:val="Bibliography"/>
@@ -17822,7 +17849,7 @@
       <w:r>
         <w:t xml:space="preserve"> </w:t>
       </w:r>
-      <w:hyperlink r:id="rId218">
+      <w:hyperlink r:id="rId220">
         <w:r>
           <w:rPr>
             <w:rStyle w:val="Hyperlink"/>
@@ -17831,8 +17858,8 @@
         </w:r>
       </w:hyperlink>
     </w:p>
-    <w:bookmarkEnd w:id="219"/>
-    <w:bookmarkStart w:id="221" w:name="ref-florenceEconomicBurdenOpioid2021"/>
+    <w:bookmarkEnd w:id="221"/>
+    <w:bookmarkStart w:id="223" w:name="ref-florenceEconomicBurdenOpioid2021"/>
     <w:p>
       <w:pPr>
         <w:pStyle w:val="Bibliography"/>
@@ -17878,7 +17905,7 @@
       <w:r>
         <w:t xml:space="preserve"> </w:t>
       </w:r>
-      <w:hyperlink r:id="rId220">
+      <w:hyperlink r:id="rId222">
         <w:r>
           <w:rPr>
             <w:rStyle w:val="Hyperlink"/>
@@ -17887,8 +17914,8 @@
         </w:r>
       </w:hyperlink>
     </w:p>
-    <w:bookmarkEnd w:id="221"/>
-    <w:bookmarkStart w:id="223" w:name="ref-freitagVariationsSubstanceUse2021"/>
+    <w:bookmarkEnd w:id="223"/>
+    <w:bookmarkStart w:id="225" w:name="ref-freitagVariationsSubstanceUse2021"/>
     <w:p>
       <w:pPr>
         <w:pStyle w:val="Bibliography"/>
@@ -17964,7 +17991,7 @@
       <w:r>
         <w:t xml:space="preserve"> </w:t>
       </w:r>
-      <w:hyperlink r:id="rId222">
+      <w:hyperlink r:id="rId224">
         <w:r>
           <w:rPr>
             <w:rStyle w:val="Hyperlink"/>
@@ -17973,8 +18000,8 @@
         </w:r>
       </w:hyperlink>
     </w:p>
-    <w:bookmarkEnd w:id="223"/>
-    <w:bookmarkStart w:id="225" w:name="ref-friedmanTrendsDrugOverdose2022"/>
+    <w:bookmarkEnd w:id="225"/>
+    <w:bookmarkStart w:id="227" w:name="ref-friedmanTrendsDrugOverdose2022"/>
     <w:p>
       <w:pPr>
         <w:pStyle w:val="Bibliography"/>
@@ -18044,7 +18071,7 @@
       <w:r>
         <w:t xml:space="preserve"> </w:t>
       </w:r>
-      <w:hyperlink r:id="rId224">
+      <w:hyperlink r:id="rId226">
         <w:r>
           <w:rPr>
             <w:rStyle w:val="Hyperlink"/>
@@ -18053,8 +18080,8 @@
         </w:r>
       </w:hyperlink>
     </w:p>
-    <w:bookmarkEnd w:id="225"/>
-    <w:bookmarkStart w:id="227" w:name="ref-fronkStressAllostasisSubstance2020"/>
+    <w:bookmarkEnd w:id="227"/>
+    <w:bookmarkStart w:id="229" w:name="ref-fronkStressAllostasisSubstance2020"/>
     <w:p>
       <w:pPr>
         <w:pStyle w:val="Bibliography"/>
@@ -18151,7 +18178,7 @@
       <w:r>
         <w:t xml:space="preserve"> </w:t>
       </w:r>
-      <w:hyperlink r:id="rId226">
+      <w:hyperlink r:id="rId228">
         <w:r>
           <w:rPr>
             <w:rStyle w:val="Hyperlink"/>
@@ -18160,8 +18187,8 @@
         </w:r>
       </w:hyperlink>
     </w:p>
-    <w:bookmarkEnd w:id="227"/>
-    <w:bookmarkStart w:id="228" w:name="ref-gabryPriorDistributionsRstanarm2023"/>
+    <w:bookmarkEnd w:id="229"/>
+    <w:bookmarkStart w:id="230" w:name="ref-gabryPriorDistributionsRstanarm2023"/>
     <w:p>
       <w:pPr>
         <w:pStyle w:val="Bibliography"/>
@@ -18204,8 +18231,8 @@
         <w:t xml:space="preserve">. https://cran.r-project.org/web/packages/rstanarm/vignettes/priors.html.</w:t>
       </w:r>
     </w:p>
-    <w:bookmarkEnd w:id="228"/>
-    <w:bookmarkStart w:id="229" w:name="ref-goodrichRstanarmBayesianApplied2023"/>
+    <w:bookmarkEnd w:id="230"/>
+    <w:bookmarkStart w:id="231" w:name="ref-goodrichRstanarmBayesianApplied2023"/>
     <w:p>
       <w:pPr>
         <w:pStyle w:val="Bibliography"/>
@@ -18269,8 +18296,8 @@
         <w:t xml:space="preserve">.</w:t>
       </w:r>
     </w:p>
-    <w:bookmarkEnd w:id="229"/>
-    <w:bookmarkStart w:id="231" w:name="ref-grantEpidemiologyDSM5Alcohol2015b"/>
+    <w:bookmarkEnd w:id="231"/>
+    <w:bookmarkStart w:id="233" w:name="ref-grantEpidemiologyDSM5Alcohol2015b"/>
     <w:p>
       <w:pPr>
         <w:pStyle w:val="Bibliography"/>
@@ -18361,7 +18388,7 @@
       <w:r>
         <w:t xml:space="preserve"> </w:t>
       </w:r>
-      <w:hyperlink r:id="rId230">
+      <w:hyperlink r:id="rId232">
         <w:r>
           <w:rPr>
             <w:rStyle w:val="Hyperlink"/>
@@ -18370,8 +18397,8 @@
         </w:r>
       </w:hyperlink>
     </w:p>
-    <w:bookmarkEnd w:id="231"/>
-    <w:bookmarkStart w:id="233" w:name="Xa203ab3abd150ead1a7854a9fa5726c8a273f52"/>
+    <w:bookmarkEnd w:id="233"/>
+    <w:bookmarkStart w:id="235" w:name="Xa203ab3abd150ead1a7854a9fa5726c8a273f52"/>
     <w:p>
       <w:pPr>
         <w:pStyle w:val="Bibliography"/>
@@ -18420,7 +18447,7 @@
       <w:r>
         <w:t xml:space="preserve"> </w:t>
       </w:r>
-      <w:hyperlink r:id="rId232">
+      <w:hyperlink r:id="rId234">
         <w:r>
           <w:rPr>
             <w:rStyle w:val="Hyperlink"/>
@@ -18429,8 +18456,8 @@
         </w:r>
       </w:hyperlink>
     </w:p>
-    <w:bookmarkEnd w:id="233"/>
-    <w:bookmarkStart w:id="235" w:name="X6b4ed3beef40dcba9764db2c38b474dc4669eb8"/>
+    <w:bookmarkEnd w:id="235"/>
+    <w:bookmarkStart w:id="237" w:name="X6b4ed3beef40dcba9764db2c38b474dc4669eb8"/>
     <w:p>
       <w:pPr>
         <w:pStyle w:val="Bibliography"/>
@@ -18491,7 +18518,7 @@
       <w:r>
         <w:t xml:space="preserve"> </w:t>
       </w:r>
-      <w:hyperlink r:id="rId234">
+      <w:hyperlink r:id="rId236">
         <w:r>
           <w:rPr>
             <w:rStyle w:val="Hyperlink"/>
@@ -18500,8 +18527,8 @@
         </w:r>
       </w:hyperlink>
     </w:p>
-    <w:bookmarkEnd w:id="235"/>
-    <w:bookmarkStart w:id="237" w:name="X805b64c6cb0e2e29672f0738918e5324c4e18a1"/>
+    <w:bookmarkEnd w:id="237"/>
+    <w:bookmarkStart w:id="239" w:name="X805b64c6cb0e2e29672f0738918e5324c4e18a1"/>
     <w:p>
       <w:pPr>
         <w:pStyle w:val="Bibliography"/>
@@ -18538,7 +18565,7 @@
       <w:r>
         <w:t xml:space="preserve"> </w:t>
       </w:r>
-      <w:hyperlink r:id="rId236">
+      <w:hyperlink r:id="rId238">
         <w:r>
           <w:rPr>
             <w:rStyle w:val="Hyperlink"/>
@@ -18547,8 +18574,8 @@
         </w:r>
       </w:hyperlink>
     </w:p>
-    <w:bookmarkEnd w:id="237"/>
-    <w:bookmarkStart w:id="239" w:name="ref-hagmanDefiningRecoveryAlcohol2022"/>
+    <w:bookmarkEnd w:id="239"/>
+    <w:bookmarkStart w:id="241" w:name="ref-hagmanDefiningRecoveryAlcohol2022"/>
     <w:p>
       <w:pPr>
         <w:pStyle w:val="Bibliography"/>
@@ -18615,7 +18642,7 @@
       <w:r>
         <w:t xml:space="preserve"> </w:t>
       </w:r>
-      <w:hyperlink r:id="rId238">
+      <w:hyperlink r:id="rId240">
         <w:r>
           <w:rPr>
             <w:rStyle w:val="Hyperlink"/>
@@ -18624,8 +18651,8 @@
         </w:r>
       </w:hyperlink>
     </w:p>
-    <w:bookmarkEnd w:id="239"/>
-    <w:bookmarkStart w:id="240" w:name="X76c131a5b0a374a6ad1e33cf8e2c0563392269f"/>
+    <w:bookmarkEnd w:id="241"/>
+    <w:bookmarkStart w:id="242" w:name="X76c131a5b0a374a6ad1e33cf8e2c0563392269f"/>
     <w:p>
       <w:pPr>
         <w:pStyle w:val="Bibliography"/>
@@ -18650,8 +18677,8 @@
         <w:t xml:space="preserve">(2nd ed). Springer.</w:t>
       </w:r>
     </w:p>
-    <w:bookmarkEnd w:id="240"/>
-    <w:bookmarkStart w:id="242" w:name="ref-hatchExpertConsensusSurvey2018"/>
+    <w:bookmarkEnd w:id="242"/>
+    <w:bookmarkStart w:id="244" w:name="ref-hatchExpertConsensusSurvey2018"/>
     <w:p>
       <w:pPr>
         <w:pStyle w:val="Bibliography"/>
@@ -18754,7 +18781,7 @@
       <w:r>
         <w:t xml:space="preserve"> </w:t>
       </w:r>
-      <w:hyperlink r:id="rId241">
+      <w:hyperlink r:id="rId243">
         <w:r>
           <w:rPr>
             <w:rStyle w:val="Hyperlink"/>
@@ -18763,8 +18790,8 @@
         </w:r>
       </w:hyperlink>
     </w:p>
-    <w:bookmarkEnd w:id="242"/>
-    <w:bookmarkStart w:id="244" w:name="X124ba946b4d19c4d3454f7989a2955eb824b98a"/>
+    <w:bookmarkEnd w:id="244"/>
+    <w:bookmarkStart w:id="246" w:name="X124ba946b4d19c4d3454f7989a2955eb824b98a"/>
     <w:p>
       <w:pPr>
         <w:pStyle w:val="Bibliography"/>
@@ -18801,7 +18828,7 @@
       <w:r>
         <w:t xml:space="preserve"> </w:t>
       </w:r>
-      <w:hyperlink r:id="rId243">
+      <w:hyperlink r:id="rId245">
         <w:r>
           <w:rPr>
             <w:rStyle w:val="Hyperlink"/>
@@ -18810,8 +18837,8 @@
         </w:r>
       </w:hyperlink>
     </w:p>
-    <w:bookmarkEnd w:id="244"/>
-    <w:bookmarkStart w:id="245" w:name="ref-hsiehSampleSizeTables1989"/>
+    <w:bookmarkEnd w:id="246"/>
+    <w:bookmarkStart w:id="247" w:name="ref-hsiehSampleSizeTables1989"/>
     <w:p>
       <w:pPr>
         <w:pStyle w:val="Bibliography"/>
@@ -18846,8 +18873,8 @@
         <w:t xml:space="preserve">, 795–802.</w:t>
       </w:r>
     </w:p>
-    <w:bookmarkEnd w:id="245"/>
-    <w:bookmarkStart w:id="246" w:name="ref-IncreasesDrugOpioid"/>
+    <w:bookmarkEnd w:id="247"/>
+    <w:bookmarkStart w:id="248" w:name="ref-IncreasesDrugOpioid"/>
     <w:p>
       <w:pPr>
         <w:pStyle w:val="Bibliography"/>
@@ -18940,8 +18967,8 @@
         <w:t xml:space="preserve">. (n.d.). https://www.cdc.gov/mmwr/preview/mmwrhtml/mm6450a3.htm.</w:t>
       </w:r>
     </w:p>
-    <w:bookmarkEnd w:id="246"/>
-    <w:bookmarkStart w:id="247" w:name="Xef7a5e60d60ebc1c36ae80e8d3e603027eb0b63"/>
+    <w:bookmarkEnd w:id="248"/>
+    <w:bookmarkStart w:id="249" w:name="Xef7a5e60d60ebc1c36ae80e8d3e603027eb0b63"/>
     <w:p>
       <w:pPr>
         <w:pStyle w:val="Bibliography"/>
@@ -19141,8 +19168,8 @@
         <w:t xml:space="preserve">(1st edition). Academic Press.</w:t>
       </w:r>
     </w:p>
-    <w:bookmarkEnd w:id="247"/>
-    <w:bookmarkStart w:id="249" w:name="ref-jonathanUseCrossvalidationAssess2000"/>
+    <w:bookmarkEnd w:id="249"/>
+    <w:bookmarkStart w:id="251" w:name="ref-jonathanUseCrossvalidationAssess2000"/>
     <w:p>
       <w:pPr>
         <w:pStyle w:val="Bibliography"/>
@@ -19179,7 +19206,7 @@
       <w:r>
         <w:t xml:space="preserve"> </w:t>
       </w:r>
-      <w:hyperlink r:id="rId248">
+      <w:hyperlink r:id="rId250">
         <w:r>
           <w:rPr>
             <w:rStyle w:val="Hyperlink"/>
@@ -19188,8 +19215,8 @@
         </w:r>
       </w:hyperlink>
     </w:p>
-    <w:bookmarkEnd w:id="249"/>
-    <w:bookmarkStart w:id="251" w:name="X9dfa929848d202736296032659cec14e42606bb"/>
+    <w:bookmarkEnd w:id="251"/>
+    <w:bookmarkStart w:id="253" w:name="X9dfa929848d202736296032659cec14e42606bb"/>
     <w:p>
       <w:pPr>
         <w:pStyle w:val="Bibliography"/>
@@ -19226,7 +19253,7 @@
       <w:r>
         <w:t xml:space="preserve"> </w:t>
       </w:r>
-      <w:hyperlink r:id="rId250">
+      <w:hyperlink r:id="rId252">
         <w:r>
           <w:rPr>
             <w:rStyle w:val="Hyperlink"/>
@@ -19235,8 +19262,8 @@
         </w:r>
       </w:hyperlink>
     </w:p>
-    <w:bookmarkEnd w:id="251"/>
-    <w:bookmarkStart w:id="252" w:name="ref-kaiserObamaGivesEast2015"/>
+    <w:bookmarkEnd w:id="253"/>
+    <w:bookmarkStart w:id="254" w:name="ref-kaiserObamaGivesEast2015"/>
     <w:p>
       <w:pPr>
         <w:pStyle w:val="Bibliography"/>
@@ -19279,8 +19306,8 @@
         <w:t xml:space="preserve">. https://www.science.org/content/article/obama-gives-east-room-rollout-precision-medicine-initiative.</w:t>
       </w:r>
     </w:p>
-    <w:bookmarkEnd w:id="252"/>
-    <w:bookmarkStart w:id="254" w:name="ref-kennedySexDifferencesCocaine2013"/>
+    <w:bookmarkEnd w:id="254"/>
+    <w:bookmarkStart w:id="256" w:name="ref-kennedySexDifferencesCocaine2013"/>
     <w:p>
       <w:pPr>
         <w:pStyle w:val="Bibliography"/>
@@ -19317,7 +19344,7 @@
       <w:r>
         <w:t xml:space="preserve"> </w:t>
       </w:r>
-      <w:hyperlink r:id="rId253">
+      <w:hyperlink r:id="rId255">
         <w:r>
           <w:rPr>
             <w:rStyle w:val="Hyperlink"/>
@@ -19326,8 +19353,8 @@
         </w:r>
       </w:hyperlink>
     </w:p>
-    <w:bookmarkEnd w:id="254"/>
-    <w:bookmarkStart w:id="256" w:name="X3768089d0f608b32cd0f07357b3dcdb23d41fe8"/>
+    <w:bookmarkEnd w:id="256"/>
+    <w:bookmarkStart w:id="258" w:name="X3768089d0f608b32cd0f07357b3dcdb23d41fe8"/>
     <w:p>
       <w:pPr>
         <w:pStyle w:val="Bibliography"/>
@@ -19385,7 +19412,7 @@
       <w:r>
         <w:t xml:space="preserve"> </w:t>
       </w:r>
-      <w:hyperlink r:id="rId255">
+      <w:hyperlink r:id="rId257">
         <w:r>
           <w:rPr>
             <w:rStyle w:val="Hyperlink"/>
@@ -19394,8 +19421,8 @@
         </w:r>
       </w:hyperlink>
     </w:p>
-    <w:bookmarkEnd w:id="256"/>
-    <w:bookmarkStart w:id="258" w:name="ref-kilaruIncidenceTreatmentOpioid2020"/>
+    <w:bookmarkEnd w:id="258"/>
+    <w:bookmarkStart w:id="260" w:name="ref-kilaruIncidenceTreatmentOpioid2020"/>
     <w:p>
       <w:pPr>
         <w:pStyle w:val="Bibliography"/>
@@ -19465,7 +19492,7 @@
       <w:r>
         <w:t xml:space="preserve"> </w:t>
       </w:r>
-      <w:hyperlink r:id="rId257">
+      <w:hyperlink r:id="rId259">
         <w:r>
           <w:rPr>
             <w:rStyle w:val="Hyperlink"/>
@@ -19474,8 +19501,8 @@
         </w:r>
       </w:hyperlink>
     </w:p>
-    <w:bookmarkEnd w:id="258"/>
-    <w:bookmarkStart w:id="260" w:name="X79dffb24bc183d6bf6fe142dbf048fe8e5a5dd0"/>
+    <w:bookmarkEnd w:id="260"/>
+    <w:bookmarkStart w:id="262" w:name="X79dffb24bc183d6bf6fe142dbf048fe8e5a5dd0"/>
     <w:p>
       <w:pPr>
         <w:pStyle w:val="Bibliography"/>
@@ -19533,7 +19560,7 @@
       <w:r>
         <w:t xml:space="preserve"> </w:t>
       </w:r>
-      <w:hyperlink r:id="rId259">
+      <w:hyperlink r:id="rId261">
         <w:r>
           <w:rPr>
             <w:rStyle w:val="Hyperlink"/>
@@ -19542,8 +19569,8 @@
         </w:r>
       </w:hyperlink>
     </w:p>
-    <w:bookmarkEnd w:id="260"/>
-    <w:bookmarkStart w:id="262" w:name="X171ec2f04b2c6116de0be2674e3661d8c558d74"/>
+    <w:bookmarkEnd w:id="262"/>
+    <w:bookmarkStart w:id="264" w:name="X171ec2f04b2c6116de0be2674e3661d8c558d74"/>
     <w:p>
       <w:pPr>
         <w:pStyle w:val="Bibliography"/>
@@ -19622,7 +19649,7 @@
       <w:r>
         <w:t xml:space="preserve"> </w:t>
       </w:r>
-      <w:hyperlink r:id="rId261">
+      <w:hyperlink r:id="rId263">
         <w:r>
           <w:rPr>
             <w:rStyle w:val="Hyperlink"/>
@@ -19631,8 +19658,8 @@
         </w:r>
       </w:hyperlink>
     </w:p>
-    <w:bookmarkEnd w:id="262"/>
-    <w:bookmarkStart w:id="264" w:name="ref-kuerbisSubstanceAbuseOlder2014"/>
+    <w:bookmarkEnd w:id="264"/>
+    <w:bookmarkStart w:id="266" w:name="ref-kuerbisSubstanceAbuseOlder2014"/>
     <w:p>
       <w:pPr>
         <w:pStyle w:val="Bibliography"/>
@@ -19678,7 +19705,7 @@
       <w:r>
         <w:t xml:space="preserve"> </w:t>
       </w:r>
-      <w:hyperlink r:id="rId263">
+      <w:hyperlink r:id="rId265">
         <w:r>
           <w:rPr>
             <w:rStyle w:val="Hyperlink"/>
@@ -19687,8 +19714,8 @@
         </w:r>
       </w:hyperlink>
     </w:p>
-    <w:bookmarkEnd w:id="264"/>
-    <w:bookmarkStart w:id="265" w:name="Xa93a98d1ce255982a5ea923c39451c32053b2a2"/>
+    <w:bookmarkEnd w:id="266"/>
+    <w:bookmarkStart w:id="267" w:name="Xa93a98d1ce255982a5ea923c39451c32053b2a2"/>
     <w:p>
       <w:pPr>
         <w:pStyle w:val="Bibliography"/>
@@ -19780,8 +19807,8 @@
         <w:t xml:space="preserve">.</w:t>
       </w:r>
     </w:p>
-    <w:bookmarkEnd w:id="265"/>
-    <w:bookmarkStart w:id="267" w:name="ref-kuhnAppliedPredictiveModeling2018"/>
+    <w:bookmarkEnd w:id="267"/>
+    <w:bookmarkStart w:id="269" w:name="ref-kuhnAppliedPredictiveModeling2018"/>
     <w:p>
       <w:pPr>
         <w:pStyle w:val="Bibliography"/>
@@ -19822,7 +19849,7 @@
       <w:r>
         <w:t xml:space="preserve"> </w:t>
       </w:r>
-      <w:hyperlink r:id="rId266">
+      <w:hyperlink r:id="rId268">
         <w:r>
           <w:rPr>
             <w:rStyle w:val="Hyperlink"/>
@@ -19831,8 +19858,8 @@
         </w:r>
       </w:hyperlink>
     </w:p>
-    <w:bookmarkEnd w:id="267"/>
-    <w:bookmarkStart w:id="268" w:name="ref-kuhnTidymodelsCollectionPackages2020"/>
+    <w:bookmarkEnd w:id="269"/>
+    <w:bookmarkStart w:id="270" w:name="ref-kuhnTidymodelsCollectionPackages2020"/>
     <w:p>
       <w:pPr>
         <w:pStyle w:val="Bibliography"/>
@@ -19854,8 +19881,8 @@
         <w:t xml:space="preserve">.</w:t>
       </w:r>
     </w:p>
-    <w:bookmarkEnd w:id="268"/>
-    <w:bookmarkStart w:id="270" w:name="ref-kullSigmoidsHowObtain2017"/>
+    <w:bookmarkEnd w:id="270"/>
+    <w:bookmarkStart w:id="272" w:name="ref-kullSigmoidsHowObtain2017"/>
     <w:p>
       <w:pPr>
         <w:pStyle w:val="Bibliography"/>
@@ -19904,7 +19931,7 @@
       <w:r>
         <w:t xml:space="preserve"> </w:t>
       </w:r>
-      <w:hyperlink r:id="rId269">
+      <w:hyperlink r:id="rId271">
         <w:r>
           <w:rPr>
             <w:rStyle w:val="Hyperlink"/>
@@ -19913,8 +19940,8 @@
         </w:r>
       </w:hyperlink>
     </w:p>
-    <w:bookmarkEnd w:id="270"/>
-    <w:bookmarkStart w:id="271" w:name="X0943ff04c0b05099bf4a8c8078db37e3463cff7"/>
+    <w:bookmarkEnd w:id="272"/>
+    <w:bookmarkStart w:id="273" w:name="X0943ff04c0b05099bf4a8c8078db37e3463cff7"/>
     <w:p>
       <w:pPr>
         <w:pStyle w:val="Bibliography"/>
@@ -19974,8 +20001,8 @@
         <w:t xml:space="preserve">(First edition). The Guilford Press.</w:t>
       </w:r>
     </w:p>
-    <w:bookmarkEnd w:id="271"/>
-    <w:bookmarkStart w:id="273" w:name="Xaa720cc9c8d959b428cd2035783815a9cba15e0"/>
+    <w:bookmarkEnd w:id="273"/>
+    <w:bookmarkStart w:id="275" w:name="Xaa720cc9c8d959b428cd2035783815a9cba15e0"/>
     <w:p>
       <w:pPr>
         <w:pStyle w:val="Bibliography"/>
@@ -20021,7 +20048,7 @@
       <w:r>
         <w:t xml:space="preserve"> </w:t>
       </w:r>
-      <w:hyperlink r:id="rId272">
+      <w:hyperlink r:id="rId274">
         <w:r>
           <w:rPr>
             <w:rStyle w:val="Hyperlink"/>
@@ -20030,8 +20057,8 @@
         </w:r>
       </w:hyperlink>
     </w:p>
-    <w:bookmarkEnd w:id="273"/>
-    <w:bookmarkStart w:id="274" w:name="X34be55f2a2ff67a14e7206627bb93b426490c87"/>
+    <w:bookmarkEnd w:id="275"/>
+    <w:bookmarkStart w:id="276" w:name="X34be55f2a2ff67a14e7206627bb93b426490c87"/>
     <w:p>
       <w:pPr>
         <w:pStyle w:val="Bibliography"/>
@@ -20123,8 +20150,8 @@
         <w:t xml:space="preserve">, 4768–4777.</w:t>
       </w:r>
     </w:p>
-    <w:bookmarkEnd w:id="274"/>
-    <w:bookmarkStart w:id="276" w:name="X4d20b0be6ebc81777412f3b2cdfafe4bd20f4d6"/>
+    <w:bookmarkEnd w:id="276"/>
+    <w:bookmarkStart w:id="278" w:name="X4d20b0be6ebc81777412f3b2cdfafe4bd20f4d6"/>
     <w:p>
       <w:pPr>
         <w:pStyle w:val="Bibliography"/>
@@ -20161,7 +20188,7 @@
       <w:r>
         <w:t xml:space="preserve"> </w:t>
       </w:r>
-      <w:hyperlink r:id="rId275">
+      <w:hyperlink r:id="rId277">
         <w:r>
           <w:rPr>
             <w:rStyle w:val="Hyperlink"/>
@@ -20170,8 +20197,8 @@
         </w:r>
       </w:hyperlink>
     </w:p>
-    <w:bookmarkEnd w:id="276"/>
-    <w:bookmarkStart w:id="277" w:name="ref-marlattRelapsePreventionSecond2007"/>
+    <w:bookmarkEnd w:id="278"/>
+    <w:bookmarkStart w:id="279" w:name="ref-marlattRelapsePreventionSecond2007"/>
     <w:p>
       <w:pPr>
         <w:pStyle w:val="Bibliography"/>
@@ -20308,8 +20335,8 @@
         <w:t xml:space="preserve">(2nd edition). The Guilford Press.</w:t>
       </w:r>
     </w:p>
-    <w:bookmarkEnd w:id="277"/>
-    <w:bookmarkStart w:id="278" w:name="X0900e084d2d8751b94683f82b04534ea811d54e"/>
+    <w:bookmarkEnd w:id="279"/>
+    <w:bookmarkStart w:id="280" w:name="X0900e084d2d8751b94683f82b04534ea811d54e"/>
     <w:p>
       <w:pPr>
         <w:pStyle w:val="Bibliography"/>
@@ -20425,8 +20452,8 @@
         <w:t xml:space="preserve">(First edition). The Guilford Press.</w:t>
       </w:r>
     </w:p>
-    <w:bookmarkEnd w:id="278"/>
-    <w:bookmarkStart w:id="279" w:name="Xb55b40a3d7f46ba5e03427f7cd05843a1612710"/>
+    <w:bookmarkEnd w:id="280"/>
+    <w:bookmarkStart w:id="281" w:name="Xb55b40a3d7f46ba5e03427f7cd05843a1612710"/>
     <w:p>
       <w:pPr>
         <w:pStyle w:val="Bibliography"/>
@@ -20494,8 +20521,8 @@
         <w:t xml:space="preserve">(0), 9.</w:t>
       </w:r>
     </w:p>
-    <w:bookmarkEnd w:id="279"/>
-    <w:bookmarkStart w:id="281" w:name="ref-mchughSexGenderDifferences2018"/>
+    <w:bookmarkEnd w:id="281"/>
+    <w:bookmarkStart w:id="283" w:name="ref-mchughSexGenderDifferences2018"/>
     <w:p>
       <w:pPr>
         <w:pStyle w:val="Bibliography"/>
@@ -20532,7 +20559,7 @@
       <w:r>
         <w:t xml:space="preserve"> </w:t>
       </w:r>
-      <w:hyperlink r:id="rId280">
+      <w:hyperlink r:id="rId282">
         <w:r>
           <w:rPr>
             <w:rStyle w:val="Hyperlink"/>
@@ -20541,8 +20568,8 @@
         </w:r>
       </w:hyperlink>
     </w:p>
-    <w:bookmarkEnd w:id="281"/>
-    <w:bookmarkStart w:id="283" w:name="ref-mckayImpactContinuingCare2021"/>
+    <w:bookmarkEnd w:id="283"/>
+    <w:bookmarkStart w:id="285" w:name="ref-mckayImpactContinuingCare2021"/>
     <w:p>
       <w:pPr>
         <w:pStyle w:val="Bibliography"/>
@@ -20600,7 +20627,7 @@
       <w:r>
         <w:t xml:space="preserve"> </w:t>
       </w:r>
-      <w:hyperlink r:id="rId282">
+      <w:hyperlink r:id="rId284">
         <w:r>
           <w:rPr>
             <w:rStyle w:val="Hyperlink"/>
@@ -20609,8 +20636,8 @@
         </w:r>
       </w:hyperlink>
     </w:p>
-    <w:bookmarkEnd w:id="283"/>
-    <w:bookmarkStart w:id="285" w:name="ref-mclellanDrugDependenceChronic2000"/>
+    <w:bookmarkEnd w:id="285"/>
+    <w:bookmarkStart w:id="287" w:name="ref-mclellanDrugDependenceChronic2000"/>
     <w:p>
       <w:pPr>
         <w:pStyle w:val="Bibliography"/>
@@ -20647,7 +20674,7 @@
       <w:r>
         <w:t xml:space="preserve"> </w:t>
       </w:r>
-      <w:hyperlink r:id="rId284">
+      <w:hyperlink r:id="rId286">
         <w:r>
           <w:rPr>
             <w:rStyle w:val="Hyperlink"/>
@@ -20656,8 +20683,8 @@
         </w:r>
       </w:hyperlink>
     </w:p>
-    <w:bookmarkEnd w:id="285"/>
-    <w:bookmarkStart w:id="287" w:name="ref-meyersIntersectionGenderDrug2021"/>
+    <w:bookmarkEnd w:id="287"/>
+    <w:bookmarkStart w:id="289" w:name="ref-meyersIntersectionGenderDrug2021"/>
     <w:p>
       <w:pPr>
         <w:pStyle w:val="Bibliography"/>
@@ -20706,7 +20733,7 @@
       <w:r>
         <w:t xml:space="preserve"> </w:t>
       </w:r>
-      <w:hyperlink r:id="rId286">
+      <w:hyperlink r:id="rId288">
         <w:r>
           <w:rPr>
             <w:rStyle w:val="Hyperlink"/>
@@ -20715,8 +20742,8 @@
         </w:r>
       </w:hyperlink>
     </w:p>
-    <w:bookmarkEnd w:id="287"/>
-    <w:bookmarkStart w:id="289" w:name="ref-mohrPersonalSensingUnderstanding2017"/>
+    <w:bookmarkEnd w:id="289"/>
+    <w:bookmarkStart w:id="291" w:name="ref-mohrPersonalSensingUnderstanding2017"/>
     <w:p>
       <w:pPr>
         <w:pStyle w:val="Bibliography"/>
@@ -20783,7 +20810,7 @@
       <w:r>
         <w:t xml:space="preserve"> </w:t>
       </w:r>
-      <w:hyperlink r:id="rId288">
+      <w:hyperlink r:id="rId290">
         <w:r>
           <w:rPr>
             <w:rStyle w:val="Hyperlink"/>
@@ -20792,8 +20819,8 @@
         </w:r>
       </w:hyperlink>
     </w:p>
-    <w:bookmarkEnd w:id="289"/>
-    <w:bookmarkStart w:id="290" w:name="X0c0e928dd8ff101aa479012bffab8d24e8c0dcf"/>
+    <w:bookmarkEnd w:id="291"/>
+    <w:bookmarkStart w:id="292" w:name="X0c0e928dd8ff101aa479012bffab8d24e8c0dcf"/>
     <w:p>
       <w:pPr>
         <w:pStyle w:val="Bibliography"/>
@@ -20850,8 +20877,8 @@
         <w:t xml:space="preserve">. Independently published.</w:t>
       </w:r>
     </w:p>
-    <w:bookmarkEnd w:id="290"/>
-    <w:bookmarkStart w:id="292" w:name="X1f44e09282148d362bdacfce67d6a56b1cf06db"/>
+    <w:bookmarkEnd w:id="292"/>
+    <w:bookmarkStart w:id="294" w:name="X1f44e09282148d362bdacfce67d6a56b1cf06db"/>
     <w:p>
       <w:pPr>
         <w:pStyle w:val="Bibliography"/>
@@ -20942,7 +20969,7 @@
       <w:r>
         <w:t xml:space="preserve"> </w:t>
       </w:r>
-      <w:hyperlink r:id="rId291">
+      <w:hyperlink r:id="rId293">
         <w:r>
           <w:rPr>
             <w:rStyle w:val="Hyperlink"/>
@@ -20951,8 +20978,8 @@
         </w:r>
       </w:hyperlink>
     </w:p>
-    <w:bookmarkEnd w:id="292"/>
-    <w:bookmarkStart w:id="294" w:name="X8bb79cdd23e0a8d99e4f9b0c203aaa22c56a953"/>
+    <w:bookmarkEnd w:id="294"/>
+    <w:bookmarkStart w:id="296" w:name="X8bb79cdd23e0a8d99e4f9b0c203aaa22c56a953"/>
     <w:p>
       <w:pPr>
         <w:pStyle w:val="Bibliography"/>
@@ -20963,7 +20990,7 @@
       <w:r>
         <w:t xml:space="preserve"> </w:t>
       </w:r>
-      <w:hyperlink r:id="rId293">
+      <w:hyperlink r:id="rId295">
         <w:r>
           <w:rPr>
             <w:rStyle w:val="Hyperlink"/>
@@ -21074,8 +21101,8 @@
         <w:t xml:space="preserve">.</w:t>
       </w:r>
     </w:p>
-    <w:bookmarkEnd w:id="294"/>
-    <w:bookmarkStart w:id="296" w:name="ref-olfsonHealthcareCoverageService2022"/>
+    <w:bookmarkEnd w:id="296"/>
+    <w:bookmarkStart w:id="298" w:name="ref-olfsonHealthcareCoverageService2022"/>
     <w:p>
       <w:pPr>
         <w:pStyle w:val="Bibliography"/>
@@ -21112,7 +21139,7 @@
       <w:r>
         <w:t xml:space="preserve"> </w:t>
       </w:r>
-      <w:hyperlink r:id="rId295">
+      <w:hyperlink r:id="rId297">
         <w:r>
           <w:rPr>
             <w:rStyle w:val="Hyperlink"/>
@@ -21121,8 +21148,8 @@
         </w:r>
       </w:hyperlink>
     </w:p>
-    <w:bookmarkEnd w:id="296"/>
-    <w:bookmarkStart w:id="298" w:name="ref-parlier-ahmadExploratoryStudySex2021"/>
+    <w:bookmarkEnd w:id="298"/>
+    <w:bookmarkStart w:id="300" w:name="ref-parlier-ahmadExploratoryStudySex2021"/>
     <w:p>
       <w:pPr>
         <w:pStyle w:val="Bibliography"/>
@@ -21159,7 +21186,7 @@
       <w:r>
         <w:t xml:space="preserve"> </w:t>
       </w:r>
-      <w:hyperlink r:id="rId297">
+      <w:hyperlink r:id="rId299">
         <w:r>
           <w:rPr>
             <w:rStyle w:val="Hyperlink"/>
@@ -21168,13 +21195,72 @@
         </w:r>
       </w:hyperlink>
     </w:p>
-    <w:bookmarkEnd w:id="298"/>
-    <w:bookmarkStart w:id="300" w:name="ref-pinedoCurrentReexaminationRacial2019"/>
+    <w:bookmarkEnd w:id="300"/>
+    <w:bookmarkStart w:id="301" w:name="X6b0a2573c103b7c3d317f500c95e16aefc26ebb"/>
     <w:p>
       <w:pPr>
         <w:pStyle w:val="Bibliography"/>
       </w:pPr>
       <w:r>
+        <w:t xml:space="preserve">Pew Research Center, N. (2025). Demographics of</w:t>
+      </w:r>
+      <w:r>
+        <w:t xml:space="preserve"> </w:t>
+      </w:r>
+      <w:r>
+        <w:t xml:space="preserve">Mobile Device Ownership</w:t>
+      </w:r>
+      <w:r>
+        <w:t xml:space="preserve"> </w:t>
+      </w:r>
+      <w:r>
+        <w:t xml:space="preserve">and</w:t>
+      </w:r>
+      <w:r>
+        <w:t xml:space="preserve"> </w:t>
+      </w:r>
+      <w:r>
+        <w:t xml:space="preserve">Adoption</w:t>
+      </w:r>
+      <w:r>
+        <w:t xml:space="preserve"> </w:t>
+      </w:r>
+      <w:r>
+        <w:t xml:space="preserve">in the</w:t>
+      </w:r>
+      <w:r>
+        <w:t xml:space="preserve"> </w:t>
+      </w:r>
+      <w:r>
+        <w:t xml:space="preserve">United States</w:t>
+      </w:r>
+      <w:r>
+        <w:t xml:space="preserve">. In</w:t>
+      </w:r>
+      <w:r>
+        <w:t xml:space="preserve"> </w:t>
+      </w:r>
+      <w:r>
+        <w:rPr>
+          <w:i/>
+          <w:iCs/>
+        </w:rPr>
+        <w:t xml:space="preserve">Pew Research Center</w:t>
+      </w:r>
+      <w:r>
+        <w:t xml:space="preserve"> </w:t>
+      </w:r>
+      <w:r>
+        <w:t xml:space="preserve">(Mobile).</w:t>
+      </w:r>
+    </w:p>
+    <w:bookmarkEnd w:id="301"/>
+    <w:bookmarkStart w:id="303" w:name="ref-pinedoCurrentReexaminationRacial2019"/>
+    <w:p>
+      <w:pPr>
+        <w:pStyle w:val="Bibliography"/>
+      </w:pPr>
+      <w:r>
         <w:t xml:space="preserve">Pinedo, M. (2019). A current re-examination of racial/ethnic disparities in the use of substance abuse treatment:</w:t>
       </w:r>
       <w:r>
@@ -21218,7 +21304,7 @@
       <w:r>
         <w:t xml:space="preserve"> </w:t>
       </w:r>
-      <w:hyperlink r:id="rId299">
+      <w:hyperlink r:id="rId302">
         <w:r>
           <w:rPr>
             <w:rStyle w:val="Hyperlink"/>
@@ -21227,8 +21313,8 @@
         </w:r>
       </w:hyperlink>
     </w:p>
-    <w:bookmarkEnd w:id="300"/>
-    <w:bookmarkStart w:id="302" w:name="ref-prochaskaSearchHowPeople1992"/>
+    <w:bookmarkEnd w:id="303"/>
+    <w:bookmarkStart w:id="305" w:name="ref-prochaskaSearchHowPeople1992"/>
     <w:p>
       <w:pPr>
         <w:pStyle w:val="Bibliography"/>
@@ -21277,7 +21363,7 @@
       <w:r>
         <w:t xml:space="preserve"> </w:t>
       </w:r>
-      <w:hyperlink r:id="rId301">
+      <w:hyperlink r:id="rId304">
         <w:r>
           <w:rPr>
             <w:rStyle w:val="Hyperlink"/>
@@ -21286,8 +21372,8 @@
         </w:r>
       </w:hyperlink>
     </w:p>
-    <w:bookmarkEnd w:id="302"/>
-    <w:bookmarkStart w:id="303" w:name="X93e79e1a5ab79bb153842a6d1ed7d5e5cb3185f"/>
+    <w:bookmarkEnd w:id="305"/>
+    <w:bookmarkStart w:id="306" w:name="X93e79e1a5ab79bb153842a6d1ed7d5e5cb3185f"/>
     <w:p>
       <w:pPr>
         <w:pStyle w:val="Bibliography"/>
@@ -21358,8 +21444,8 @@
         <w:t xml:space="preserve">. RStudio, Inc.</w:t>
       </w:r>
     </w:p>
-    <w:bookmarkEnd w:id="303"/>
-    <w:bookmarkStart w:id="305" w:name="ref-russellAffectRelativeDayLevel2020"/>
+    <w:bookmarkEnd w:id="306"/>
+    <w:bookmarkStart w:id="308" w:name="ref-russellAffectRelativeDayLevel2020"/>
     <w:p>
       <w:pPr>
         <w:pStyle w:val="Bibliography"/>
@@ -21438,7 +21524,7 @@
       <w:r>
         <w:t xml:space="preserve"> </w:t>
       </w:r>
-      <w:hyperlink r:id="rId304">
+      <w:hyperlink r:id="rId307">
         <w:r>
           <w:rPr>
             <w:rStyle w:val="Hyperlink"/>
@@ -21447,8 +21533,8 @@
         </w:r>
       </w:hyperlink>
     </w:p>
-    <w:bookmarkEnd w:id="305"/>
-    <w:bookmarkStart w:id="307" w:name="ref-salonerBlacksHispanicsAre2013"/>
+    <w:bookmarkEnd w:id="308"/>
+    <w:bookmarkStart w:id="310" w:name="ref-salonerBlacksHispanicsAre2013"/>
     <w:p>
       <w:pPr>
         <w:pStyle w:val="Bibliography"/>
@@ -21497,7 +21583,7 @@
       <w:r>
         <w:t xml:space="preserve"> </w:t>
       </w:r>
-      <w:hyperlink r:id="rId306">
+      <w:hyperlink r:id="rId309">
         <w:r>
           <w:rPr>
             <w:rStyle w:val="Hyperlink"/>
@@ -21506,8 +21592,8 @@
         </w:r>
       </w:hyperlink>
     </w:p>
-    <w:bookmarkEnd w:id="307"/>
-    <w:bookmarkStart w:id="308" w:name="X56bd7ab8262c354bc601dbeb8bf6940a3ba3863"/>
+    <w:bookmarkEnd w:id="310"/>
+    <w:bookmarkStart w:id="311" w:name="X56bd7ab8262c354bc601dbeb8bf6940a3ba3863"/>
     <w:p>
       <w:pPr>
         <w:pStyle w:val="Bibliography"/>
@@ -21547,8 +21633,8 @@
         <w:t xml:space="preserve">. https://www.samhsa.gov/data/report/2021-nsduh-detailed-tables.</w:t>
       </w:r>
     </w:p>
-    <w:bookmarkEnd w:id="308"/>
-    <w:bookmarkStart w:id="310" w:name="ref-sayetteRoleCravingSubstance2016"/>
+    <w:bookmarkEnd w:id="311"/>
+    <w:bookmarkStart w:id="313" w:name="ref-sayetteRoleCravingSubstance2016"/>
     <w:p>
       <w:pPr>
         <w:pStyle w:val="Bibliography"/>
@@ -21639,7 +21725,7 @@
       <w:r>
         <w:t xml:space="preserve"> </w:t>
       </w:r>
-      <w:hyperlink r:id="rId309">
+      <w:hyperlink r:id="rId312">
         <w:r>
           <w:rPr>
             <w:rStyle w:val="Hyperlink"/>
@@ -21648,8 +21734,8 @@
         </w:r>
       </w:hyperlink>
     </w:p>
-    <w:bookmarkEnd w:id="310"/>
-    <w:bookmarkStart w:id="312" w:name="ref-schmidtEthnicDisparitiesClinical2007"/>
+    <w:bookmarkEnd w:id="313"/>
+    <w:bookmarkStart w:id="315" w:name="ref-schmidtEthnicDisparitiesClinical2007"/>
     <w:p>
       <w:pPr>
         <w:pStyle w:val="Bibliography"/>
@@ -21695,7 +21781,7 @@
       <w:r>
         <w:t xml:space="preserve"> </w:t>
       </w:r>
-      <w:hyperlink r:id="rId311">
+      <w:hyperlink r:id="rId314">
         <w:r>
           <w:rPr>
             <w:rStyle w:val="Hyperlink"/>
@@ -21704,8 +21790,8 @@
         </w:r>
       </w:hyperlink>
     </w:p>
-    <w:bookmarkEnd w:id="312"/>
-    <w:bookmarkStart w:id="314" w:name="ref-sigmonAccessTreatmentOpioid2014"/>
+    <w:bookmarkEnd w:id="315"/>
+    <w:bookmarkStart w:id="317" w:name="ref-sigmonAccessTreatmentOpioid2014"/>
     <w:p>
       <w:pPr>
         <w:pStyle w:val="Bibliography"/>
@@ -21751,7 +21837,7 @@
       <w:r>
         <w:t xml:space="preserve"> </w:t>
       </w:r>
-      <w:hyperlink r:id="rId313">
+      <w:hyperlink r:id="rId316">
         <w:r>
           <w:rPr>
             <w:rStyle w:val="Hyperlink"/>
@@ -21760,8 +21846,8 @@
         </w:r>
       </w:hyperlink>
     </w:p>
-    <w:bookmarkEnd w:id="314"/>
-    <w:bookmarkStart w:id="316" w:name="ref-sociasAdoptingCascadeCare2016"/>
+    <w:bookmarkEnd w:id="317"/>
+    <w:bookmarkStart w:id="319" w:name="ref-sociasAdoptingCascadeCare2016"/>
     <w:p>
       <w:pPr>
         <w:pStyle w:val="Bibliography"/>
@@ -21810,7 +21896,7 @@
       <w:r>
         <w:t xml:space="preserve"> </w:t>
       </w:r>
-      <w:hyperlink r:id="rId315">
+      <w:hyperlink r:id="rId318">
         <w:r>
           <w:rPr>
             <w:rStyle w:val="Hyperlink"/>
@@ -21819,8 +21905,8 @@
         </w:r>
       </w:hyperlink>
     </w:p>
-    <w:bookmarkEnd w:id="316"/>
-    <w:bookmarkStart w:id="318" w:name="Xd4c1d027f60920f356af6131267e679804e946e"/>
+    <w:bookmarkEnd w:id="319"/>
+    <w:bookmarkStart w:id="321" w:name="Xd4c1d027f60920f356af6131267e679804e946e"/>
     <w:p>
       <w:pPr>
         <w:pStyle w:val="Bibliography"/>
@@ -21869,7 +21955,7 @@
       <w:r>
         <w:t xml:space="preserve"> </w:t>
       </w:r>
-      <w:hyperlink r:id="rId317">
+      <w:hyperlink r:id="rId320">
         <w:r>
           <w:rPr>
             <w:rStyle w:val="Hyperlink"/>
@@ -21878,8 +21964,8 @@
         </w:r>
       </w:hyperlink>
     </w:p>
-    <w:bookmarkEnd w:id="318"/>
-    <w:bookmarkStart w:id="320" w:name="X01387e434119cf09c116d0feeabab9f278d40e3"/>
+    <w:bookmarkEnd w:id="321"/>
+    <w:bookmarkStart w:id="323" w:name="X01387e434119cf09c116d0feeabab9f278d40e3"/>
     <w:p>
       <w:pPr>
         <w:pStyle w:val="Bibliography"/>
@@ -21949,7 +22035,7 @@
       <w:r>
         <w:t xml:space="preserve"> </w:t>
       </w:r>
-      <w:hyperlink r:id="rId319">
+      <w:hyperlink r:id="rId322">
         <w:r>
           <w:rPr>
             <w:rStyle w:val="Hyperlink"/>
@@ -21958,8 +22044,8 @@
         </w:r>
       </w:hyperlink>
     </w:p>
-    <w:bookmarkEnd w:id="320"/>
-    <w:bookmarkStart w:id="322" w:name="ref-stantonRelapsePreventionNeeds2005a"/>
+    <w:bookmarkEnd w:id="323"/>
+    <w:bookmarkStart w:id="325" w:name="ref-stantonRelapsePreventionNeeds2005a"/>
     <w:p>
       <w:pPr>
         <w:pStyle w:val="Bibliography"/>
@@ -22017,7 +22103,7 @@
       <w:r>
         <w:t xml:space="preserve"> </w:t>
       </w:r>
-      <w:hyperlink r:id="rId321">
+      <w:hyperlink r:id="rId324">
         <w:r>
           <w:rPr>
             <w:rStyle w:val="Hyperlink"/>
@@ -22026,8 +22112,8 @@
         </w:r>
       </w:hyperlink>
     </w:p>
-    <w:bookmarkEnd w:id="322"/>
-    <w:bookmarkStart w:id="323" w:name="ref-studiesNIHRevitalizationAct1994"/>
+    <w:bookmarkEnd w:id="325"/>
+    <w:bookmarkStart w:id="326" w:name="ref-studiesNIHRevitalizationAct1994"/>
     <w:p>
       <w:pPr>
         <w:pStyle w:val="Bibliography"/>
@@ -22213,8 +22299,8 @@
         <w:t xml:space="preserve">. National Academies Press (US).</w:t>
       </w:r>
     </w:p>
-    <w:bookmarkEnd w:id="323"/>
-    <w:bookmarkStart w:id="324" w:name="X28b8f85e424928e66706a578d6053e0308d1105"/>
+    <w:bookmarkEnd w:id="326"/>
+    <w:bookmarkStart w:id="327" w:name="X28b8f85e424928e66706a578d6053e0308d1105"/>
     <w:p>
       <w:pPr>
         <w:pStyle w:val="Bibliography"/>
@@ -22271,8 +22357,8 @@
         <w:t xml:space="preserve">. https://www.samhsa.gov/data/report/2024-nsduh-detailed-tables.</w:t>
       </w:r>
     </w:p>
-    <w:bookmarkEnd w:id="324"/>
-    <w:bookmarkStart w:id="326" w:name="Xb4363def9a086869984bb1996514c38c4a5108e"/>
+    <w:bookmarkEnd w:id="327"/>
+    <w:bookmarkStart w:id="329" w:name="Xb4363def9a086869984bb1996514c38c4a5108e"/>
     <w:p>
       <w:pPr>
         <w:pStyle w:val="Bibliography"/>
@@ -22283,7 +22369,7 @@
       <w:r>
         <w:t xml:space="preserve"> </w:t>
       </w:r>
-      <w:hyperlink r:id="rId325">
+      <w:hyperlink r:id="rId328">
         <w:r>
           <w:rPr>
             <w:rStyle w:val="Hyperlink"/>
@@ -22354,8 +22440,8 @@
         <w:t xml:space="preserve">.</w:t>
       </w:r>
     </w:p>
-    <w:bookmarkEnd w:id="326"/>
-    <w:bookmarkStart w:id="328" w:name="ref-taiTreatmentSubstanceUse2013"/>
+    <w:bookmarkEnd w:id="329"/>
+    <w:bookmarkStart w:id="331" w:name="ref-taiTreatmentSubstanceUse2013"/>
     <w:p>
       <w:pPr>
         <w:pStyle w:val="Bibliography"/>
@@ -22434,7 +22520,7 @@
       <w:r>
         <w:t xml:space="preserve"> </w:t>
       </w:r>
-      <w:hyperlink r:id="rId327">
+      <w:hyperlink r:id="rId330">
         <w:r>
           <w:rPr>
             <w:rStyle w:val="Hyperlink"/>
@@ -22443,8 +22529,8 @@
         </w:r>
       </w:hyperlink>
     </w:p>
-    <w:bookmarkEnd w:id="328"/>
-    <w:bookmarkStart w:id="330" w:name="ref-timmonsCallActionAssessing2023"/>
+    <w:bookmarkEnd w:id="331"/>
+    <w:bookmarkStart w:id="333" w:name="ref-timmonsCallActionAssessing2023"/>
     <w:p>
       <w:pPr>
         <w:pStyle w:val="Bibliography"/>
@@ -22550,7 +22636,7 @@
       <w:r>
         <w:t xml:space="preserve"> </w:t>
       </w:r>
-      <w:hyperlink r:id="rId329">
+      <w:hyperlink r:id="rId332">
         <w:r>
           <w:rPr>
             <w:rStyle w:val="Hyperlink"/>
@@ -22559,8 +22645,8 @@
         </w:r>
       </w:hyperlink>
     </w:p>
-    <w:bookmarkEnd w:id="330"/>
-    <w:bookmarkStart w:id="331" w:name="Xd4028ce73c50441a8dee35a72bb1ae76ff66c9d"/>
+    <w:bookmarkEnd w:id="333"/>
+    <w:bookmarkStart w:id="334" w:name="Xd4028ce73c50441a8dee35a72bb1ae76ff66c9d"/>
     <w:p>
       <w:pPr>
         <w:pStyle w:val="Bibliography"/>
@@ -22648,8 +22734,8 @@
         <w:t xml:space="preserve">(DOT HS 813 578).</w:t>
       </w:r>
     </w:p>
-    <w:bookmarkEnd w:id="331"/>
-    <w:bookmarkStart w:id="333" w:name="ref-vannicelliEffectSexBias1984"/>
+    <w:bookmarkEnd w:id="334"/>
+    <w:bookmarkStart w:id="336" w:name="ref-vannicelliEffectSexBias1984"/>
     <w:p>
       <w:pPr>
         <w:pStyle w:val="Bibliography"/>
@@ -22728,7 +22814,7 @@
       <w:r>
         <w:t xml:space="preserve"> </w:t>
       </w:r>
-      <w:hyperlink r:id="rId332">
+      <w:hyperlink r:id="rId335">
         <w:r>
           <w:rPr>
             <w:rStyle w:val="Hyperlink"/>
@@ -22737,8 +22823,8 @@
         </w:r>
       </w:hyperlink>
     </w:p>
-    <w:bookmarkEnd w:id="333"/>
-    <w:bookmarkStart w:id="335" w:name="ref-veinotGoodIntentionsAre2018"/>
+    <w:bookmarkEnd w:id="336"/>
+    <w:bookmarkStart w:id="338" w:name="ref-veinotGoodIntentionsAre2018"/>
     <w:p>
       <w:pPr>
         <w:pStyle w:val="Bibliography"/>
@@ -22775,7 +22861,7 @@
       <w:r>
         <w:t xml:space="preserve"> </w:t>
       </w:r>
-      <w:hyperlink r:id="rId334">
+      <w:hyperlink r:id="rId337">
         <w:r>
           <w:rPr>
             <w:rStyle w:val="Hyperlink"/>
@@ -22784,8 +22870,8 @@
         </w:r>
       </w:hyperlink>
     </w:p>
-    <w:bookmarkEnd w:id="335"/>
-    <w:bookmarkStart w:id="337" w:name="ref-waltersUsingMachineLearning2021"/>
+    <w:bookmarkEnd w:id="338"/>
+    <w:bookmarkStart w:id="340" w:name="ref-waltersUsingMachineLearning2021"/>
     <w:p>
       <w:pPr>
         <w:pStyle w:val="Bibliography"/>
@@ -22822,7 +22908,7 @@
       <w:r>
         <w:t xml:space="preserve"> </w:t>
       </w:r>
-      <w:hyperlink r:id="rId336">
+      <w:hyperlink r:id="rId339">
         <w:r>
           <w:rPr>
             <w:rStyle w:val="Hyperlink"/>
@@ -22831,8 +22917,8 @@
         </w:r>
       </w:hyperlink>
     </w:p>
-    <w:bookmarkEnd w:id="337"/>
-    <w:bookmarkStart w:id="339" w:name="X2d30c84041d97351f676569bf3de3da0c8a9d6d"/>
+    <w:bookmarkEnd w:id="340"/>
+    <w:bookmarkStart w:id="342" w:name="X2d30c84041d97351f676569bf3de3da0c8a9d6d"/>
     <w:p>
       <w:pPr>
         <w:pStyle w:val="Bibliography"/>
@@ -22843,7 +22929,7 @@
       <w:r>
         <w:t xml:space="preserve"> </w:t>
       </w:r>
-      <w:hyperlink r:id="rId338">
+      <w:hyperlink r:id="rId341">
         <w:r>
           <w:rPr>
             <w:rStyle w:val="Hyperlink"/>
@@ -22959,8 +23045,8 @@
         <w:t xml:space="preserve">(9), 1183–1194.</w:t>
       </w:r>
     </w:p>
-    <w:bookmarkEnd w:id="339"/>
-    <w:bookmarkStart w:id="340" w:name="X00d53e799ac148a12fd23d85f7c587e1d44cff6"/>
+    <w:bookmarkEnd w:id="342"/>
+    <w:bookmarkStart w:id="343" w:name="X00d53e799ac148a12fd23d85f7c587e1d44cff6"/>
     <w:p>
       <w:pPr>
         <w:pStyle w:val="Bibliography"/>
@@ -23027,8 +23113,8 @@
         <w:t xml:space="preserve">(1st edition). Academic Press.</w:t>
       </w:r>
     </w:p>
-    <w:bookmarkEnd w:id="340"/>
-    <w:bookmarkStart w:id="342" w:name="X4446e184b7dd55a61fd406499f32542fdcf24b5"/>
+    <w:bookmarkEnd w:id="343"/>
+    <w:bookmarkStart w:id="345" w:name="X4446e184b7dd55a61fd406499f32542fdcf24b5"/>
     <w:p>
       <w:pPr>
         <w:pStyle w:val="Bibliography"/>
@@ -23077,7 +23163,7 @@
       <w:r>
         <w:t xml:space="preserve"> </w:t>
       </w:r>
-      <w:hyperlink r:id="rId341">
+      <w:hyperlink r:id="rId344">
         <w:r>
           <w:rPr>
             <w:rStyle w:val="Hyperlink"/>
@@ -23086,8 +23172,8 @@
         </w:r>
       </w:hyperlink>
     </w:p>
-    <w:bookmarkEnd w:id="342"/>
-    <w:bookmarkStart w:id="344" w:name="X254a0f87701f835b5365990b3eba45be7dca59c"/>
+    <w:bookmarkEnd w:id="345"/>
+    <w:bookmarkStart w:id="347" w:name="X254a0f87701f835b5365990b3eba45be7dca59c"/>
     <w:p>
       <w:pPr>
         <w:pStyle w:val="Bibliography"/>
@@ -23231,7 +23317,7 @@
       <w:r>
         <w:t xml:space="preserve"> </w:t>
       </w:r>
-      <w:hyperlink r:id="rId343">
+      <w:hyperlink r:id="rId346">
         <w:r>
           <w:rPr>
             <w:rStyle w:val="Hyperlink"/>
@@ -23240,8 +23326,8 @@
         </w:r>
       </w:hyperlink>
     </w:p>
-    <w:bookmarkEnd w:id="344"/>
-    <w:bookmarkStart w:id="346" w:name="ref-woodLotPeopleCall2019"/>
+    <w:bookmarkEnd w:id="347"/>
+    <w:bookmarkStart w:id="349" w:name="ref-woodLotPeopleCall2019"/>
     <w:p>
       <w:pPr>
         <w:pStyle w:val="Bibliography"/>
@@ -23299,7 +23385,7 @@
       <w:r>
         <w:t xml:space="preserve"> </w:t>
       </w:r>
-      <w:hyperlink r:id="rId345">
+      <w:hyperlink r:id="rId348">
         <w:r>
           <w:rPr>
             <w:rStyle w:val="Hyperlink"/>
@@ -23308,8 +23394,8 @@
         </w:r>
       </w:hyperlink>
     </w:p>
-    <w:bookmarkEnd w:id="346"/>
-    <w:bookmarkStart w:id="348" w:name="X62c2bccfcb3c64764f794751dcac0a3c1c7edc5"/>
+    <w:bookmarkEnd w:id="349"/>
+    <w:bookmarkStart w:id="351" w:name="X62c2bccfcb3c64764f794751dcac0a3c1c7edc5"/>
     <w:p>
       <w:pPr>
         <w:pStyle w:val="Bibliography"/>
@@ -23388,7 +23474,7 @@
       <w:r>
         <w:t xml:space="preserve"> </w:t>
       </w:r>
-      <w:hyperlink r:id="rId347">
+      <w:hyperlink r:id="rId350">
         <w:r>
           <w:rPr>
             <w:rStyle w:val="Hyperlink"/>
@@ -23397,8 +23483,8 @@
         </w:r>
       </w:hyperlink>
     </w:p>
-    <w:bookmarkEnd w:id="348"/>
-    <w:bookmarkStart w:id="350" w:name="Xb35ee182d565575e339a0170868456c1684f821"/>
+    <w:bookmarkEnd w:id="351"/>
+    <w:bookmarkStart w:id="353" w:name="Xb35ee182d565575e339a0170868456c1684f821"/>
     <w:p>
       <w:pPr>
         <w:pStyle w:val="Bibliography"/>
@@ -23453,7 +23539,7 @@
       <w:r>
         <w:t xml:space="preserve"> </w:t>
       </w:r>
-      <w:hyperlink r:id="rId349">
+      <w:hyperlink r:id="rId352">
         <w:r>
           <w:rPr>
             <w:rStyle w:val="Hyperlink"/>
@@ -23462,8 +23548,8 @@
         </w:r>
       </w:hyperlink>
     </w:p>
-    <w:bookmarkEnd w:id="350"/>
-    <w:bookmarkStart w:id="352" w:name="ref-wyantMaximizingEngagementTrust2025"/>
+    <w:bookmarkEnd w:id="353"/>
+    <w:bookmarkStart w:id="355" w:name="ref-wyantMaximizingEngagementTrust2025"/>
     <w:p>
       <w:pPr>
         <w:pStyle w:val="Bibliography"/>
@@ -23572,7 +23658,7 @@
       <w:r>
         <w:t xml:space="preserve"> </w:t>
       </w:r>
-      <w:hyperlink r:id="rId351">
+      <w:hyperlink r:id="rId354">
         <w:r>
           <w:rPr>
             <w:rStyle w:val="Hyperlink"/>
@@ -23581,8 +23667,8 @@
         </w:r>
       </w:hyperlink>
     </w:p>
-    <w:bookmarkEnd w:id="352"/>
-    <w:bookmarkStart w:id="354" w:name="ref-zhouEvaluatingMachineLearning2018"/>
+    <w:bookmarkEnd w:id="355"/>
+    <w:bookmarkStart w:id="357" w:name="ref-zhouEvaluatingMachineLearning2018"/>
     <w:p>
       <w:pPr>
         <w:pStyle w:val="Bibliography"/>
@@ -23655,7 +23741,7 @@
       <w:r>
         <w:t xml:space="preserve"> </w:t>
       </w:r>
-      <w:hyperlink r:id="rId353">
+      <w:hyperlink r:id="rId356">
         <w:r>
           <w:rPr>
             <w:rStyle w:val="Hyperlink"/>
@@ -23664,12 +23750,12 @@
         </w:r>
       </w:hyperlink>
     </w:p>
-    <w:bookmarkEnd w:id="354"/>
-    <w:bookmarkEnd w:id="355"/>
-    <w:bookmarkEnd w:id="356"/>
     <w:bookmarkEnd w:id="357"/>
     <w:bookmarkEnd w:id="358"/>
     <w:bookmarkEnd w:id="359"/>
+    <w:bookmarkEnd w:id="360"/>
+    <w:bookmarkEnd w:id="361"/>
+    <w:bookmarkEnd w:id="362"/>
     <w:sectPr/>
   </w:body>
 </w:document>

--- a/index.docx
+++ b/index.docx
@@ -7,7 +7,15 @@
         <w:pStyle w:val="Title"/>
       </w:pPr>
       <w:r>
-        <w:t xml:space="preserve">Dissertation</w:t>
+        <w:t xml:space="preserve">Toward Precision Continuing Care</w:t>
+      </w:r>
+    </w:p>
+    <w:p>
+      <w:pPr>
+        <w:pStyle w:val="Subtitle"/>
+      </w:pPr>
+      <w:r>
+        <w:t xml:space="preserve">Predicting Lapse Risk in Substance Use Disorders Using Machine Learning</w:t>
       </w:r>
     </w:p>
     <w:p>
@@ -23,7 +31,7 @@
         <w:pStyle w:val="Date"/>
       </w:pPr>
       <w:r>
-        <w:t xml:space="preserve">2026-03-16</w:t>
+        <w:t xml:space="preserve">2026-03-25</w:t>
       </w:r>
     </w:p>
     <w:p>
@@ -276,7 +284,17 @@
         <w:t xml:space="preserve"> </w:t>
       </w:r>
       <w:r>
-        <w:t xml:space="preserve">(United States. Department of Transportation. National Highway Traffic Safety Administration. National Center for Statistics and Analysis, 2024)</w:t>
+        <w:t xml:space="preserve">(</w:t>
+      </w:r>
+      <w:r>
+        <w:rPr>
+          <w:b/>
+          <w:bCs/>
+        </w:rPr>
+        <w:t xml:space="preserve">unitedstatesdepartmentoftransportation2024?</w:t>
+      </w:r>
+      <w:r>
+        <w:t xml:space="preserve">)</w:t>
       </w:r>
       <w:r>
         <w:t xml:space="preserve">.</w:t>
@@ -384,7 +402,7 @@
         <w:pStyle w:val="FirstParagraph"/>
       </w:pPr>
       <w:r>
-        <w:t xml:space="preserve">Limitations of the current SUD treatment infrastructure are magnified for people with certain identities. Women, low income individuals, rural residents, and older adults may face unique barriers to treatment, including financial constraints, limited service availability, and mobility or transportation challenges. Marginalized groups, such as racial, ethnic, and sexual minorities additionally may additionally experience minority stress, stigma, discrimination, and isolation leading to higher rates of SUD and poorer treatment outcomes.</w:t>
+        <w:t xml:space="preserve">Limitations of the current SUD treatment infrastructure are magnified for people with certain identities. Women, low income individuals, rural residents, and older adults may face unique barriers to treatment, including financial constraints, limited service availability, and mobility or transportation challenges. Marginalized groups, such as racial, ethnic, and sexual minorities may additionally experience minority stress, stigma, discrimination, and isolation leading to higher rates of SUD and poorer treatment outcomes.</w:t>
       </w:r>
     </w:p>
     <w:p>
@@ -731,7 +749,7 @@
         <w:t xml:space="preserve">(S. Bae et al., 2018; S. W. Bae et al., 2023; Heinz et al., 2025; Soyster et al., 2022; Walters et al., 2021)</w:t>
       </w:r>
       <w:r>
-        <w:t xml:space="preserve">. While these studies are promising, they are limited in their generalizability to a recovery monitoring and support system. First, the majority of these studies pedict substance use episodes in non-treatment seeking populations</w:t>
+        <w:t xml:space="preserve">. While these studies are promising, they are limited in their generalizability to a recovery monitoring and support system. First, the majority of these studies predict substance use episodes in non-treatment seeking populations</w:t>
       </w:r>
       <w:r>
         <w:t xml:space="preserve"> </w:t>
@@ -6876,20 +6894,7 @@
         <w:t xml:space="preserve">, substantial co-morbidity with other physical and mental health problems</w:t>
       </w:r>
       <w:r>
-        <w:t xml:space="preserve">(Dennis &amp; Scott, 2007;</w:t>
-      </w:r>
-      <w:r>
-        <w:t xml:space="preserve"> </w:t>
-      </w:r>
-      <w:r>
-        <w:rPr>
-          <w:b/>
-          <w:bCs/>
-        </w:rPr>
-        <w:t xml:space="preserve">substanceabuseandmentalhealthservicesadministration2023NSDUHDetailed?</w:t>
-      </w:r>
-      <w:r>
-        <w:t xml:space="preserve">)</w:t>
+        <w:t xml:space="preserve">(Dennis &amp; Scott, 2007; Substance Abuse and Mental Health Services Administration, n.d.)</w:t>
       </w:r>
       <w:r>
         <w:t xml:space="preserve">, and an increased risk of mortality</w:t>
@@ -6898,20 +6903,7 @@
         <w:t xml:space="preserve"> </w:t>
       </w:r>
       <w:r>
-        <w:t xml:space="preserve">(Centers for Disease Control and Prevention (CDC), n.d.;</w:t>
-      </w:r>
-      <w:r>
-        <w:t xml:space="preserve"> </w:t>
-      </w:r>
-      <w:r>
-        <w:rPr>
-          <w:b/>
-          <w:bCs/>
-        </w:rPr>
-        <w:t xml:space="preserve">hedegaardDrugOverdoseDeaths?</w:t>
-      </w:r>
-      <w:r>
-        <w:t xml:space="preserve">)</w:t>
+        <w:t xml:space="preserve">(Centers for Disease Control and Prevention (CDC), n.d.; Hedegaard et al., 2021)</w:t>
       </w:r>
       <w:r>
         <w:t xml:space="preserve">. Too few individuals receive medications or clinician-delivered interventions to help them initially achieve abstinence and/or reduce harms associated with their use</w:t>
@@ -6920,17 +6912,7 @@
         <w:t xml:space="preserve"> </w:t>
       </w:r>
       <w:r>
-        <w:t xml:space="preserve">(</w:t>
-      </w:r>
-      <w:r>
-        <w:rPr>
-          <w:b/>
-          <w:bCs/>
-        </w:rPr>
-        <w:t xml:space="preserve">substanceabuseandmentalhealthservicesadministration2023NSDUHDetailed?</w:t>
-      </w:r>
-      <w:r>
-        <w:t xml:space="preserve">)</w:t>
+        <w:t xml:space="preserve">(Substance Abuse and Mental Health Services Administration, n.d.)</w:t>
       </w:r>
       <w:r>
         <w:t xml:space="preserve">. Yet, this problem is even worse for subsequent continuing care during SUD recovery. Continuing care, including both risk monitoring and ongoing support, is the gold standard for managing chronic health conditions such as diabetes, asthma, and HIV. Yet, continuing care for SUDs is largely lacking despite ample evidence that SUDs are chronic, relapsing conditions</w:t>
@@ -6939,20 +6921,7 @@
         <w:t xml:space="preserve"> </w:t>
       </w:r>
       <w:r>
-        <w:t xml:space="preserve">(Socías et al., 2016; Stanojlović &amp; Davidson, 2021;</w:t>
-      </w:r>
-      <w:r>
-        <w:t xml:space="preserve"> </w:t>
-      </w:r>
-      <w:r>
-        <w:rPr>
-          <w:b/>
-          <w:bCs/>
-        </w:rPr>
-        <w:t xml:space="preserve">substanceabuseandmentalhealthservicesadministration2023NSDUHDetailed?</w:t>
-      </w:r>
-      <w:r>
-        <w:t xml:space="preserve">)</w:t>
+        <w:t xml:space="preserve">(Socías et al., 2016; Stanojlović &amp; Davidson, 2021; Substance Abuse and Mental Health Services Administration, n.d.)</w:t>
       </w:r>
       <w:r>
         <w:t xml:space="preserve">.</w:t>
@@ -7048,26 +7017,7 @@
         <w:pStyle w:val="BodyText"/>
       </w:pPr>
       <w:r>
-        <w:t xml:space="preserve">Machine learning models are well-positioned to use EMAs as inputs to provide temporally precise prediction of the probability of future lapses with sufficiently high performance to support decisions about interventions and other supports for specific individuals. These models can handle the high dimensional feature sets that may result from feature engineering densely sampled raw EMA over time</w:t>
-      </w:r>
-      <w:r>
-        <w:t xml:space="preserve"> </w:t>
-      </w:r>
-      <w:r>
-        <w:t xml:space="preserve">(</w:t>
-      </w:r>
-      <w:r>
-        <w:rPr>
-          <w:b/>
-          <w:bCs/>
-        </w:rPr>
-        <w:t xml:space="preserve">wyantMachineLearningModels2023?</w:t>
-      </w:r>
-      <w:r>
-        <w:t xml:space="preserve">)</w:t>
-      </w:r>
-      <w:r>
-        <w:t xml:space="preserve">. They can also accommodate non-linear and interactive relationships between features and lapse probability that are likely necessary for accurate prediction of lapse probability. And rapid advances in the tools for interpretable machine learning (e.g, Shapley values</w:t>
+        <w:t xml:space="preserve">Machine learning models are well-positioned to use EMAs as inputs to provide temporally precise prediction of the probability of future lapses with sufficiently high performance to support decisions about interventions and other supports for specific individuals. These models can handle the high dimensional feature sets that may result from feature engineering densely sampled raw EMA over time. They can also accommodate non-linear and interactive relationships between features and lapse probability that are likely necessary for accurate prediction of lapse probability. And rapid advances in the tools for interpretable machine learning (e.g, Shapley values</w:t>
       </w:r>
       <w:r>
         <w:t xml:space="preserve"> </w:t>
@@ -7090,45 +7040,10 @@
         <w:t xml:space="preserve"> </w:t>
       </w:r>
       <w:r>
-        <w:t xml:space="preserve">(S. Bae et al., 2018; Soyster et al., 2022; Walters et al., 2021;</w:t>
-      </w:r>
-      <w:r>
-        <w:t xml:space="preserve"> </w:t>
-      </w:r>
-      <w:r>
-        <w:rPr>
-          <w:b/>
-          <w:bCs/>
-        </w:rPr>
-        <w:t xml:space="preserve">wyantMachineLearningModels2023?</w:t>
-      </w:r>
-      <w:r>
-        <w:t xml:space="preserve">)</w:t>
-      </w:r>
-      <w:r>
-        <w:t xml:space="preserve">. This research is important because it rigorously required strict temporal ordering necessary for true prediction, with features measured before alcohol use outcomes. It also used resampling methods (e.g., cross-validation) that prioritize model generalizability to increase the likelihood these models will perform well with new people. And perhaps most importantly,</w:t>
-      </w:r>
-      <w:r>
-        <w:t xml:space="preserve"> </w:t>
-      </w:r>
-      <w:r>
-        <w:t xml:space="preserve">(</w:t>
-      </w:r>
-      <w:r>
-        <w:rPr>
-          <w:b/>
-          <w:bCs/>
-        </w:rPr>
-        <w:t xml:space="preserve">wyantMachineLearningModels2023?</w:t>
-      </w:r>
-      <w:r>
-        <w:t xml:space="preserve">)</w:t>
-      </w:r>
-      <w:r>
-        <w:t xml:space="preserve"> </w:t>
-      </w:r>
-      <w:r>
-        <w:t xml:space="preserve">demonstrated that machine learning models using EMA can provide predictions with very high temporal precision at clinically implementable levels of performance. Specifically, they developed models that predict lapses in the immediate future (i.e., the next day and even the next hour) with area under the receiver operating characteristic curve of 0.91 and 0.93, respectively.</w:t>
+        <w:t xml:space="preserve">(S. Bae et al., 2018; Soyster et al., 2022; Walters et al., 2021)</w:t>
+      </w:r>
+      <w:r>
+        <w:t xml:space="preserve">. This research is important because it rigorously required strict temporal ordering necessary for true prediction, with features measured before alcohol use outcomes. It also used resampling methods (e.g., cross-validation) that prioritize model generalizability to increase the likelihood these models will perform well with new people. And perhaps most importantly, Chapter 2 demonstrated that machine learning models using EMA can provide predictions with very high temporal precision at clinically implementable levels of performance. Specifically, they developed models that predict lapses in the immediate future (i.e., the next day and even the next hour) with area under the receiver operating characteristic curve of 0.91 and 0.93, respectively.</w:t>
       </w:r>
     </w:p>
     <w:p>
@@ -7136,20 +7051,7 @@
         <w:pStyle w:val="BodyText"/>
       </w:pPr>
       <w:r>
-        <w:t xml:space="preserve">(</w:t>
-      </w:r>
-      <w:r>
-        <w:rPr>
-          <w:b/>
-          <w:bCs/>
-        </w:rPr>
-        <w:t xml:space="preserve">wyantMachineLearningModels2023?</w:t>
-      </w:r>
-      <w:r>
-        <w:t xml:space="preserve">)</w:t>
-      </w:r>
-      <w:r>
-        <w:t xml:space="preserve">’s next day lapse prediction model can provide personalized support recommendations to address immediate risks for possible lapses in that next day. Features derived from past EMAs can be updated in the early morning to yield the predicted lapse probability for an individual that day. Personalized supports that target the top features contributing to that prediction can be provided to assist them that day. For example, if predicted lapse probability is high due to recent frequent craving, they could be reminded about the benefits of urge surfing or distracting activities during brief periods when cravings arise. Conversely, guided relaxation techniques could be recommended if lapse probability was high due to recent past and anticipated stressors that day. Patients could also be assisted to implement any of these recommendations by videos or other tools within a digital therapeutic. Curtin and colleagues are currently evaluating outcomes associated with the use of this</w:t>
+        <w:t xml:space="preserve">The next day lapse prediction model in Chapter 2 can provide personalized support recommendations to address immediate risks for possible lapses in that next day. Features derived from past EMAs can be updated in the early morning to yield the predicted lapse probability for an individual that day. Personalized supports that target the top features contributing to that prediction can be provided to assist them that day. For example, if predicted lapse probability is high due to recent frequent craving, they could be reminded about the benefits of urge surfing or distracting activities during brief periods when cravings arise. Conversely, guided relaxation techniques could be recommended if lapse probability was high due to recent past and anticipated stressors that day. Patients could also be assisted to implement any of these recommendations by videos or other tools within a digital therapeutic. Curtin and colleagues are currently evaluating outcomes associated with the use of this</w:t>
       </w:r>
       <w:r>
         <w:t xml:space="preserve"> </w:t>
@@ -9815,7 +9717,210 @@
         <w:pStyle w:val="FirstParagraph"/>
       </w:pPr>
       <w:r>
-        <w:t xml:space="preserve">In our previous study</w:t>
+        <w:t xml:space="preserve">In Chapter 2, we failed to assess model fairness. In recent years, the machine learning field has begun to understand the critical importance of evaluating model fairness when algorithms are used to inform important decisions (e.g., healthcare services offered, eligibility for loans, early parole). Algorithms that perform favorably for only a single majority group could widen existing disparities in access to resources and important clinical outcomes</w:t>
+      </w:r>
+      <w:r>
+        <w:t xml:space="preserve"> </w:t>
+      </w:r>
+      <w:r>
+        <w:t xml:space="preserve">(Veinot et al., 2018)</w:t>
+      </w:r>
+      <w:r>
+        <w:t xml:space="preserve">. Therefore, we are committed to continuing to improve our understanding of and methods for evaluating model fairness. In this study, we assessed model fairness by comparing model performance across important subgroups with known disparities in substance use treatment access and/or outcomes - race/ethnicity (not White vs. non-Hispanic White), income (below poverty vs. above poverty), and sex at birth (female vs. male).</w:t>
+      </w:r>
+    </w:p>
+    <w:p>
+      <w:pPr>
+        <w:pStyle w:val="BodyText"/>
+      </w:pPr>
+      <w:r>
+        <w:t xml:space="preserve">All models performed worse for people who were not White, and for people who had an income below the poverty line. The largest contributing factor is likely the lack of diversity in our training data. Our sample was majority non-Hispanic White (</w:t>
+      </w:r>
+      <w:r>
+        <w:rPr>
+          <w:i/>
+          <w:iCs/>
+        </w:rPr>
+        <w:t xml:space="preserve">N</w:t>
+      </w:r>
+      <w:r>
+        <w:t xml:space="preserve">=131, 87%) with an average income of $34,000. As a result, even with our coarse combination of race/ethnicity, the not White group was severely underrepresented relative to the non-Hispanic White group. Similarly, our below poverty group was underrepresented relative to the above poverty group.</w:t>
+      </w:r>
+    </w:p>
+    <w:p>
+      <w:pPr>
+        <w:pStyle w:val="BodyText"/>
+      </w:pPr>
+      <w:r>
+        <w:t xml:space="preserve">One obvious potential solution to this problem is to recruit a more representative sample. These data were collected from 2015-2017. Our group has since committed to making changes in recruitment strategies. We are currently working to collect data from a more diverse sample of individuals with alcohol use disorder to improve these models</w:t>
+      </w:r>
+      <w:r>
+        <w:t xml:space="preserve"> </w:t>
+      </w:r>
+      <w:r>
+        <w:t xml:space="preserve">(Wyant et al., 2025)</w:t>
+      </w:r>
+      <w:r>
+        <w:t xml:space="preserve">. In a separate project, we recruited a national sample of participants with opioid use disorder</w:t>
+      </w:r>
+      <w:r>
+        <w:t xml:space="preserve"> </w:t>
+      </w:r>
+      <w:r>
+        <w:t xml:space="preserve">(Moshontz et al., 2021)</w:t>
+      </w:r>
+      <w:r>
+        <w:t xml:space="preserve">. In addition to achieving better representation in income and race/ethnicity, we also ensured diversity across geographic location (e.g., rural vs. urban) as this is likely another important factor in evaluating fairness.</w:t>
+      </w:r>
+    </w:p>
+    <w:p>
+      <w:pPr>
+        <w:pStyle w:val="BodyText"/>
+      </w:pPr>
+      <w:r>
+        <w:t xml:space="preserve">Computational solutions to mitigate these issues in the current data may also exist. We could explore upsampling non-advantaged group representation in the data (e.g., using synthetic minority oversampling technique). We also could adjust the penalty weights so that prediction errors for non-advantaged groups are weighted more heavily than prediction errors for majority groups. We could also consider using personalized modeling approaches that consider the characteristics and behaviors important to an individual rather than generalizing across a population. For example, state space models can capitalize on time series data by building individual models for each participant using their own data. Individual models may help mitigate issues of unfairness, as the model will weigh the individual’s own data more heavily than group level estimates. In other words, how does lapse risk evolve over time for a specific individual.</w:t>
+      </w:r>
+    </w:p>
+    <w:p>
+      <w:pPr>
+        <w:pStyle w:val="BodyText"/>
+      </w:pPr>
+      <w:r>
+        <w:t xml:space="preserve">The models also performed more poorly for women compared to men, despite the fact that they were well represented. This finding suggests representation in our data is not the only factor affecting model fairness. We chose our EMA items based on domain expertise and decades of relapse risk research. However, prior to 1993 National Institute of Health Revitalization Act</w:t>
+      </w:r>
+      <w:r>
+        <w:t xml:space="preserve"> </w:t>
+      </w:r>
+      <w:r>
+        <w:t xml:space="preserve">(Studies et al., 1994)</w:t>
+      </w:r>
+      <w:r>
+        <w:t xml:space="preserve"> </w:t>
+      </w:r>
+      <w:r>
+        <w:t xml:space="preserve">that mandated the inclusion of minorities and women in research, women were mostly excluded from most substance abuse treatment research due to their childbearing potential</w:t>
+      </w:r>
+      <w:r>
+        <w:t xml:space="preserve"> </w:t>
+      </w:r>
+      <w:r>
+        <w:t xml:space="preserve">(Vannicelli &amp; Nash, 1984)</w:t>
+      </w:r>
+      <w:r>
+        <w:t xml:space="preserve">. As a result, it is possible that these constructs more precisely describe relapse risk factors for men than for women. This could mean that more research is needed to identify relapse risk factors for women (e.g., interpersonal relationship problems</w:t>
+      </w:r>
+      <w:r>
+        <w:t xml:space="preserve"> </w:t>
+      </w:r>
+      <w:r>
+        <w:t xml:space="preserve">(Walitzer &amp; Dearing, 2006)</w:t>
+      </w:r>
+      <w:r>
+        <w:t xml:space="preserve">, hormonal changes</w:t>
+      </w:r>
+      <w:r>
+        <w:t xml:space="preserve"> </w:t>
+      </w:r>
+      <w:r>
+        <w:t xml:space="preserve">(McHugh et al., 2018)</w:t>
+      </w:r>
+      <w:r>
+        <w:t xml:space="preserve">), and other groups underrepresented in the literature more broadly.</w:t>
+      </w:r>
+    </w:p>
+    <w:p>
+      <w:pPr>
+        <w:pStyle w:val="BodyText"/>
+      </w:pPr>
+      <w:r>
+        <w:t xml:space="preserve">An alternative approach could be to use a data-driven (bottom-up) approach to identify patterns and characteristics predictive of lapse in specific groups. Compared to traditional, theory-driven (top-down) methods, data-driven features reduce potential bias in features by minimizing researcher involvement. For example, applying natural language processing to text message content could allow new categories of features to emerge. These categories may or may not align with existing theoretical concepts of lapse and relapse, but because they are generated from participants’ own words, they may serve as reliable indicators of lapse risk for certain individuals.</w:t>
+      </w:r>
+    </w:p>
+    <w:p>
+      <w:pPr>
+        <w:pStyle w:val="BodyText"/>
+      </w:pPr>
+      <w:r>
+        <w:t xml:space="preserve">It is also true that historically marginalized groups that have experienced systemic racism, exclusion, or other stigma around substance use (e.g., societal expectations for women regarding attractiveness, cleanliness and motherhood</w:t>
+      </w:r>
+      <w:r>
+        <w:t xml:space="preserve"> </w:t>
+      </w:r>
+      <w:r>
+        <w:t xml:space="preserve">(Meyers et al., 2021)</w:t>
+      </w:r>
+      <w:r>
+        <w:t xml:space="preserve">) may feel less trusting in disclosing substance use</w:t>
+      </w:r>
+      <w:r>
+        <w:t xml:space="preserve"> </w:t>
+      </w:r>
+      <w:r>
+        <w:t xml:space="preserve">(Marwick &amp; Boyd, 2018)</w:t>
+      </w:r>
+      <w:r>
+        <w:t xml:space="preserve">. These experiences could result in individuals under-reporting lapses and/or risk factors, contributing to the gap in model performance. We saw a comparable, or slightly higher, percentage of lapse reports for disadvantaged compared to advantaged groups: race/ethnicity (6%, not White vs. 8%, non-Hispanic White), income (12%, below poverty vs. 7%, above poverty), sex at birth (9%, female vs. 7%, male). However, comparable lapse labels (i.e., reported lapses) does not necessarily equate comparable reporting (i.e., proportion of true lapses reported).</w:t>
+      </w:r>
+    </w:p>
+    <w:bookmarkEnd w:id="139"/>
+    <w:bookmarkStart w:id="140" w:name="X5ad29cf6135702ebd29ccbd3207356419a7e287"/>
+    <w:p>
+      <w:pPr>
+        <w:pStyle w:val="Heading3"/>
+      </w:pPr>
+      <w:r>
+        <w:t xml:space="preserve">3.4.3 Additional Limitations and Future Directions</w:t>
+      </w:r>
+    </w:p>
+    <w:p>
+      <w:pPr>
+        <w:pStyle w:val="FirstParagraph"/>
+      </w:pPr>
+      <w:r>
+        <w:t xml:space="preserve">Despite building successful prediction models, it is still unclear the best way to provide risk and support information to people. For a recovery monitoring and support system to be successful, it is important that participants trust the system, engage with the system and find the system beneficial. In an ongoing grant, our group is working to optimize the delivery of daily support messages by examining whether the inclusion or exclusion of risk-relevant message components (e.g., lapse probability, lapse probability change, important features, and a risk-relevant recommendation) increase engagement in recovery tools and supports, trust in the machine learning model, and improve clinical outcomes</w:t>
+      </w:r>
+      <w:r>
+        <w:t xml:space="preserve"> </w:t>
+      </w:r>
+      <w:r>
+        <w:t xml:space="preserve">(Wyant et al., 2025)</w:t>
+      </w:r>
+      <w:r>
+        <w:t xml:space="preserve">.</w:t>
+      </w:r>
+    </w:p>
+    <w:p>
+      <w:pPr>
+        <w:pStyle w:val="BodyText"/>
+      </w:pPr>
+      <w:r>
+        <w:t xml:space="preserve">For a system using lagged models, we can imagine that even longer lags (i.e., more advanced warning) would be better still. In the present study, we were limited by how much time we could lag predictions. Participants only provided EMA for up to three months. Therefore, a lag time of two weeks between the prediction time point and start of the prediction window means data from 2 out of the 12 possible weeks is not being used. This loss of data could be one reason we saw a decrease in model performance with increased lag times. In a separate NIH protocol underway, participants are providing EMA and other sensed data for up to 12 months</w:t>
+      </w:r>
+      <w:r>
+        <w:t xml:space="preserve"> </w:t>
+      </w:r>
+      <w:r>
+        <w:t xml:space="preserve">(Moshontz et al., 2021)</w:t>
+      </w:r>
+      <w:r>
+        <w:t xml:space="preserve">. By comparing models built from these two datasets, we will better be able to evaluate whether this loss of data impacted model performance and if we can sustain similar performance with even longer lags in these data.</w:t>
+      </w:r>
+    </w:p>
+    <w:p>
+      <w:pPr>
+        <w:pStyle w:val="BodyText"/>
+      </w:pPr>
+      <w:r>
+        <w:t xml:space="preserve">A recovery monitoring and support system will require new data to update model predictions. A model only using EMA could raise measurement burden concerns. Research suggests people can comply with effortful sensing methods (e.g., 4x daily EMA) while using substances</w:t>
+      </w:r>
+      <w:r>
+        <w:t xml:space="preserve"> </w:t>
+      </w:r>
+      <w:r>
+        <w:t xml:space="preserve">(Jones et al., 2019; Wyant et al., 2023)</w:t>
+      </w:r>
+      <w:r>
+        <w:t xml:space="preserve">. However, it is likely that frequent daily surveys will eventually become too burdensome when considering long-term monitoring. We have begun to address this by building models with fewer EMAs (1x daily) and have found comparable performance</w:t>
       </w:r>
       <w:r>
         <w:t xml:space="preserve"> </w:t>
@@ -9828,259 +9933,7 @@
           <w:b/>
           <w:bCs/>
         </w:rPr>
-        <w:t xml:space="preserve">wyantMachineLearningModels2023?</w:t>
-      </w:r>
-      <w:r>
-        <w:t xml:space="preserve">)</w:t>
-      </w:r>
-      <w:r>
-        <w:t xml:space="preserve">, we failed to assess model fairness. In recent years, the machine learning field has begun to understand the critical importance of evaluating model fairness when algorithms are used to inform important decisions (e.g., healthcare services offered, eligibility for loans, early parole). Algorithms that perform favorably for only a single majority group could widen existing disparities in access to resources and important clinical outcomes</w:t>
-      </w:r>
-      <w:r>
-        <w:t xml:space="preserve"> </w:t>
-      </w:r>
-      <w:r>
-        <w:t xml:space="preserve">(Veinot et al., 2018)</w:t>
-      </w:r>
-      <w:r>
-        <w:t xml:space="preserve">. Therefore, we are committed to continuing to improve our understanding of and methods for evaluating model fairness. In this study, we assessed model fairness by comparing model performance across important subgroups with known disparities in substance use treatment access and/or outcomes - race/ethnicity (not White vs. non-Hispanic White), income (below poverty vs. above poverty), and sex at birth (female vs. male).</w:t>
-      </w:r>
-    </w:p>
-    <w:p>
-      <w:pPr>
-        <w:pStyle w:val="BodyText"/>
-      </w:pPr>
-      <w:r>
-        <w:t xml:space="preserve">All models performed worse for people who were not White, and for people who had an income below the poverty line. The largest contributing factor is likely the lack of diversity in our training data. Our sample was majority non-Hispanic White (</w:t>
-      </w:r>
-      <w:r>
-        <w:rPr>
-          <w:i/>
-          <w:iCs/>
-        </w:rPr>
-        <w:t xml:space="preserve">N</w:t>
-      </w:r>
-      <w:r>
-        <w:t xml:space="preserve">=131, 87%) with an average income of $34,000. As a result, even with our coarse combination of race/ethnicity, the not White group was severely underrepresented relative to the non-Hispanic White group. Similarly, our below poverty group was underrepresented relative to the above poverty group.</w:t>
-      </w:r>
-    </w:p>
-    <w:p>
-      <w:pPr>
-        <w:pStyle w:val="BodyText"/>
-      </w:pPr>
-      <w:r>
-        <w:t xml:space="preserve">One obvious potential solution to this problem is to recruit a more representative sample. These data were collected from 2015-2017. Our group has since committed to making changes in recruitment strategies. We are currently working to collect data from a more diverse sample of individuals with alcohol use disorder to improve these models</w:t>
-      </w:r>
-      <w:r>
-        <w:t xml:space="preserve"> </w:t>
-      </w:r>
-      <w:r>
-        <w:t xml:space="preserve">(Wyant et al., 2025)</w:t>
-      </w:r>
-      <w:r>
-        <w:t xml:space="preserve">. In a separate project, we recruited a national sample of participants with opioid use disorder</w:t>
-      </w:r>
-      <w:r>
-        <w:t xml:space="preserve"> </w:t>
-      </w:r>
-      <w:r>
-        <w:t xml:space="preserve">(Moshontz et al., 2021)</w:t>
-      </w:r>
-      <w:r>
-        <w:t xml:space="preserve">. In addition to achieving better representation in income and race/ethnicity, we also ensured diversity across geographic location (e.g., rural vs. urban) as this is likely another important factor in evaluating fairness.</w:t>
-      </w:r>
-    </w:p>
-    <w:p>
-      <w:pPr>
-        <w:pStyle w:val="BodyText"/>
-      </w:pPr>
-      <w:r>
-        <w:t xml:space="preserve">Computational solutions to mitigate these issues in the current data may also exist. We could explore upsampling non-advantaged group representation in the data (e.g., using synthetic minority oversampling technique). We also could adjust the penalty weights so that prediction errors for non-advantaged groups are weighted more heavily than prediction errors for majority groups. We could also consider using personalized modeling approaches that consider the characteristics and behaviors important to an individual rather than generalizing across a population. For example, state space models can capitalize on time series data by building individual models for each participant using their own data. Individual models may help mitigate issues of unfairness, as the model will weigh the individual’s own data more heavily than group level estimates. In other words, how does lapse risk evolve over time for a specific individual.</w:t>
-      </w:r>
-    </w:p>
-    <w:p>
-      <w:pPr>
-        <w:pStyle w:val="BodyText"/>
-      </w:pPr>
-      <w:r>
-        <w:t xml:space="preserve">The models also performed more poorly for women compared to men, despite the fact that they were well represented. This finding suggests representation in our data is not the only factor affecting model fairness. We chose our EMA items based on domain expertise and decades of relapse risk research. However, prior to 1993 National Institute of Health Revitalization Act</w:t>
-      </w:r>
-      <w:r>
-        <w:t xml:space="preserve"> </w:t>
-      </w:r>
-      <w:r>
-        <w:t xml:space="preserve">(Studies et al., 1994)</w:t>
-      </w:r>
-      <w:r>
-        <w:t xml:space="preserve"> </w:t>
-      </w:r>
-      <w:r>
-        <w:t xml:space="preserve">that mandated the inclusion of minorities and women in research, women were mostly excluded from most substance abuse treatment research due to their childbearing potential</w:t>
-      </w:r>
-      <w:r>
-        <w:t xml:space="preserve"> </w:t>
-      </w:r>
-      <w:r>
-        <w:t xml:space="preserve">(Vannicelli &amp; Nash, 1984)</w:t>
-      </w:r>
-      <w:r>
-        <w:t xml:space="preserve">. As a result, it is possible that these constructs more precisely describe relapse risk factors for men than for women. This could mean that more research is needed to identify relapse risk factors for women (e.g., interpersonal relationship problems</w:t>
-      </w:r>
-      <w:r>
-        <w:t xml:space="preserve"> </w:t>
-      </w:r>
-      <w:r>
-        <w:t xml:space="preserve">(</w:t>
-      </w:r>
-      <w:r>
-        <w:rPr>
-          <w:b/>
-          <w:bCs/>
-        </w:rPr>
-        <w:t xml:space="preserve">walitzerGenderDifferencesAlcohol2006a?</w:t>
-      </w:r>
-      <w:r>
-        <w:t xml:space="preserve">)</w:t>
-      </w:r>
-      <w:r>
-        <w:t xml:space="preserve">, hormonal changes</w:t>
-      </w:r>
-      <w:r>
-        <w:t xml:space="preserve"> </w:t>
-      </w:r>
-      <w:r>
-        <w:t xml:space="preserve">(</w:t>
-      </w:r>
-      <w:r>
-        <w:rPr>
-          <w:b/>
-          <w:bCs/>
-        </w:rPr>
-        <w:t xml:space="preserve">mchughSexGenderDifferences2018a?</w:t>
-      </w:r>
-      <w:r>
-        <w:t xml:space="preserve">)</w:t>
-      </w:r>
-      <w:r>
-        <w:t xml:space="preserve">), and other groups underrepresented in the literature more broadly.</w:t>
-      </w:r>
-    </w:p>
-    <w:p>
-      <w:pPr>
-        <w:pStyle w:val="BodyText"/>
-      </w:pPr>
-      <w:r>
-        <w:t xml:space="preserve">An alternative approach could be to use a data-driven (bottom-up) approach to identify patterns and characteristics predictive of lapse in specific groups. Compared to traditional, theory-driven (top-down) methods, data-driven features reduce potential bias in features by minimizing researcher involvement. For example, applying natural language processing to text message content could allow new categories of features to emerge. These categories may or may not align with existing theoretical concepts of lapse and relapse, but because they are generated from participants’ own words, they may serve as reliable indicators of lapse risk for certain individuals.</w:t>
-      </w:r>
-    </w:p>
-    <w:p>
-      <w:pPr>
-        <w:pStyle w:val="BodyText"/>
-      </w:pPr>
-      <w:r>
-        <w:t xml:space="preserve">It is also true that historically marginalized groups that have experienced systemic racism, exclusion, or other stigma around substance use (e.g., societal expectations for women regarding attractiveness, cleanliness and motherhood</w:t>
-      </w:r>
-      <w:r>
-        <w:t xml:space="preserve"> </w:t>
-      </w:r>
-      <w:r>
-        <w:t xml:space="preserve">(Meyers et al., 2021)</w:t>
-      </w:r>
-      <w:r>
-        <w:t xml:space="preserve">) may feel less trusting in disclosing substance use</w:t>
-      </w:r>
-      <w:r>
-        <w:t xml:space="preserve"> </w:t>
-      </w:r>
-      <w:r>
-        <w:t xml:space="preserve">(Marwick &amp; Boyd, 2018)</w:t>
-      </w:r>
-      <w:r>
-        <w:t xml:space="preserve">. These experiences could result in individuals under-reporting lapses and/or risk factors, contributing to the gap in model performance. We saw a comparable, or slightly higher, percentage of lapse reports for disadvantaged compared to advantaged groups: race/ethnicity (6%, not White vs. 8%, non-Hispanic White), income (12%, below poverty vs. 7%, above poverty), sex at birth (9%, female vs. 7%, male). However, comparable lapse labels (i.e., reported lapses) does not necessarily equate comparable reporting (i.e., proportion of true lapses reported).</w:t>
-      </w:r>
-    </w:p>
-    <w:bookmarkEnd w:id="139"/>
-    <w:bookmarkStart w:id="140" w:name="X5ad29cf6135702ebd29ccbd3207356419a7e287"/>
-    <w:p>
-      <w:pPr>
-        <w:pStyle w:val="Heading3"/>
-      </w:pPr>
-      <w:r>
-        <w:t xml:space="preserve">3.4.3 Additional Limitations and Future Directions</w:t>
-      </w:r>
-    </w:p>
-    <w:p>
-      <w:pPr>
-        <w:pStyle w:val="FirstParagraph"/>
-      </w:pPr>
-      <w:r>
-        <w:t xml:space="preserve">Despite building successful prediction models, it is still unclear the best way to provide risk and support information to people. For a recovery monitoring and support system to be successful, it is important that participants trust the system, engage with the system and find the system beneficial. In an ongoing grant, our group is working to optimize the delivery of daily support messages by examining whether the inclusion or exclusion of risk-relevant message components (e.g., lapse probability, lapse probability change, important features, and a risk-relevant recommendation) increase engagement in recovery tools and supports, trust in the machine learning model, and improve clinical outcomes</w:t>
-      </w:r>
-      <w:r>
-        <w:t xml:space="preserve"> </w:t>
-      </w:r>
-      <w:r>
-        <w:t xml:space="preserve">(</w:t>
-      </w:r>
-      <w:r>
-        <w:rPr>
-          <w:b/>
-          <w:bCs/>
-        </w:rPr>
-        <w:t xml:space="preserve">wyanMaximizingEngagementTrust2025?</w:t>
-      </w:r>
-      <w:r>
-        <w:t xml:space="preserve">)</w:t>
-      </w:r>
-      <w:r>
-        <w:t xml:space="preserve">.</w:t>
-      </w:r>
-    </w:p>
-    <w:p>
-      <w:pPr>
-        <w:pStyle w:val="BodyText"/>
-      </w:pPr>
-      <w:r>
-        <w:t xml:space="preserve">For a system using lagged models, we can imagine that even longer lags (i.e., more advanced warning) would be better still. In the present study, we were limited by how much time we could lag predictions. Participants only provided EMA for up to three months. Therefore, a lag time of two weeks between the prediction time point and start of the prediction window means data from 2 out of the 12 possible weeks is not being used. This loss of data could be one reason we saw a decrease in model performance with increased lag times. In a separate NIH protocol underway, participants are providing EMA and other sensed data for up to 12 months</w:t>
-      </w:r>
-      <w:r>
-        <w:t xml:space="preserve"> </w:t>
-      </w:r>
-      <w:r>
-        <w:t xml:space="preserve">(Moshontz et al., 2021)</w:t>
-      </w:r>
-      <w:r>
-        <w:t xml:space="preserve">. By comparing models built from these two datasets, we will better be able to evaluate whether this loss of data impacted model performance and if we can sustain similar performance with even longer lags in these data.</w:t>
-      </w:r>
-    </w:p>
-    <w:p>
-      <w:pPr>
-        <w:pStyle w:val="BodyText"/>
-      </w:pPr>
-      <w:r>
-        <w:t xml:space="preserve">A recovery monitoring and support system will require new data to update model predictions. A model only using EMA could raise measurement burden concerns. Research suggests people can comply with effortful sensing methods (e.g., 4x daily EMA) while using substances</w:t>
-      </w:r>
-      <w:r>
-        <w:t xml:space="preserve"> </w:t>
-      </w:r>
-      <w:r>
-        <w:t xml:space="preserve">(Jones et al., 2019; Wyant et al., 2023)</w:t>
-      </w:r>
-      <w:r>
-        <w:t xml:space="preserve">. However, it is likely that frequent daily surveys will eventually become too burdensome when considering long-term monitoring. We have begun to address this by building models with fewer EMAs (1x daily) and have found comparable performance</w:t>
-      </w:r>
-      <w:r>
-        <w:t xml:space="preserve"> </w:t>
-      </w:r>
-      <w:r>
-        <w:t xml:space="preserve">(</w:t>
-      </w:r>
-      <w:r>
-        <w:rPr>
-          <w:b/>
-          <w:bCs/>
-        </w:rPr>
-        <w:t xml:space="preserve">pulickIdiographicLapsePredictionunderreview?</w:t>
+        <w:t xml:space="preserve">pulickIdiographicLapsePrediction2025?</w:t>
       </w:r>
       <w:r>
         <w:t xml:space="preserve">)</w:t>
@@ -10118,7 +9971,7 @@
     <w:bookmarkEnd w:id="141"/>
     <w:bookmarkEnd w:id="142"/>
     <w:bookmarkEnd w:id="143"/>
-    <w:bookmarkStart w:id="162" w:name="Xb01b715a71d3cc3f262d360703a81420bd8b11f"/>
+    <w:bookmarkStart w:id="144" w:name="Xb01b715a71d3cc3f262d360703a81420bd8b11f"/>
     <w:p>
       <w:pPr>
         <w:pStyle w:val="Heading1"/>
@@ -10127,13 +9980,23 @@
         <w:t xml:space="preserve">4. Using sensing data to predict opioid lapse risk in a national sample of patients with opioid use disorder</w:t>
       </w:r>
     </w:p>
-    <w:bookmarkStart w:id="144" w:name="introduction-3"/>
+    <w:bookmarkEnd w:id="144"/>
+    <w:bookmarkStart w:id="340" w:name="discussion-2"/>
+    <w:p>
+      <w:pPr>
+        <w:pStyle w:val="Heading1"/>
+      </w:pPr>
+      <w:r>
+        <w:t xml:space="preserve">5. Discussion</w:t>
+      </w:r>
+    </w:p>
+    <w:bookmarkStart w:id="145" w:name="summary"/>
     <w:p>
       <w:pPr>
         <w:pStyle w:val="Heading2"/>
       </w:pPr>
       <w:r>
-        <w:t xml:space="preserve">4.1 Introduction</w:t>
+        <w:t xml:space="preserve">5.1 Summary</w:t>
       </w:r>
     </w:p>
     <w:p>
@@ -10141,16 +10004,7 @@
         <w:pStyle w:val="FirstParagraph"/>
       </w:pPr>
       <w:r>
-        <w:t xml:space="preserve">Studies show high agreement between recent (i.e., 1-4 days) self-report and biological markers (i.e., urine, saliva, hair) of drug use</w:t>
-      </w:r>
-      <w:r>
-        <w:t xml:space="preserve"> </w:t>
-      </w:r>
-      <w:r>
-        <w:t xml:space="preserve">(Bharat et al., 2023)</w:t>
-      </w:r>
-      <w:r>
-        <w:t xml:space="preserve">. This suggests people may be willing to report illicit substance use behaviors.</w:t>
+        <w:t xml:space="preserve">This series of studies sought to develop fair and temporally precise machine learning models for predicting lapses back to substance use that could be used in a recovery monitoring support system.</w:t>
       </w:r>
     </w:p>
     <w:p>
@@ -10158,31 +10012,7 @@
         <w:pStyle w:val="BodyText"/>
       </w:pPr>
       <w:r>
-        <w:t xml:space="preserve">However, it is unclear if people in recovery from substance use disorders, other than alcohol, can sustain long-term adherence (e.g., one year or more) needed for a recovery monitoring support system that uses self-report data. Previous studies examining adherence to frequent self-report prompts among people with illicit substance use disorders have typically only prompted for 7-30 days</w:t>
-      </w:r>
-      <w:r>
-        <w:t xml:space="preserve"> </w:t>
-      </w:r>
-      <w:r>
-        <w:t xml:space="preserve">(Jones et al., 2019)</w:t>
-      </w:r>
-      <w:r>
-        <w:t xml:space="preserve"> </w:t>
-      </w:r>
-      <w:r>
-        <w:t xml:space="preserve">(except</w:t>
-      </w:r>
-      <w:r>
-        <w:t xml:space="preserve"> </w:t>
-      </w:r>
-      <w:r>
-        <w:t xml:space="preserve">Kennedy et al. (2013)</w:t>
-      </w:r>
-      <w:r>
-        <w:t xml:space="preserve"> </w:t>
-      </w:r>
-      <w:r>
-        <w:t xml:space="preserve">prompted for 175 days and found 75% adherence).</w:t>
+        <w:t xml:space="preserve">Our models perferformed well across varying prediction window widths (one week, one day, and one hour), varying lag times between the prediction timepoint and the start of the prediction window (no lag, 1 day, 3 days, 1 week, and 2 weeks), and different substances (alcohol and opioid).</w:t>
       </w:r>
     </w:p>
     <w:p>
@@ -10190,7 +10020,7 @@
         <w:pStyle w:val="BodyText"/>
       </w:pPr>
       <w:r>
-        <w:t xml:space="preserve">It is also unclear whether people in recovery from illicit substance use disorders can, or are willing to, accurately report other risk information needed to develop accurate prediction models. For example, people with substance use disorders may experience greater instability in their day-to-day lives (e.g., stigma or legal consequences may make access to healthcare, stable housing, or supportive relationships more difficult). This instability could make it difficult to recall and report recent behaviors and events promptly or accurately. It may also skew their baseline perception of what constitutes a risky or stressful experience.</w:t>
+        <w:t xml:space="preserve">EMA remains to be a feasible and predictive signal even when measured over a year. We found geolocation data (via our sensing method) did not add unique predictive value. However, geolocation features did emerge as important features in the model, thus expanding the range of risk factors that can be intervened on.</w:t>
       </w:r>
     </w:p>
     <w:p>
@@ -10198,7 +10028,7 @@
         <w:pStyle w:val="BodyText"/>
       </w:pPr>
       <w:r>
-        <w:t xml:space="preserve">Supplementing self-report data with passively sensed data (e.g., geolocation) could make up for imprecise reports of risk factors or be used for lapse prediction during periods of non-adherence to self-report surveys. Additionally, more data will produce more features that could allow for better personalization of support recommendations.</w:t>
+        <w:t xml:space="preserve">Models performed fairly when demographic groups were sufficiently represented in the training data.</w:t>
       </w:r>
     </w:p>
     <w:p>
@@ -10206,4770 +10036,99 @@
         <w:pStyle w:val="BodyText"/>
       </w:pPr>
       <w:r>
-        <w:t xml:space="preserve">This study will use daily surveys and sensed geolocation for up to one year from a national sample of people with opioid use disorder to predict immediate (i.e., in the next 24 hours) lapses back to opioid use.</w:t>
-      </w:r>
-    </w:p>
-    <w:bookmarkEnd w:id="144"/>
-    <w:bookmarkStart w:id="145" w:name="specific-aims-1"/>
+        <w:t xml:space="preserve">Past use, craving, and abstinence self-efficacy were among the top important features for both alcohol and opioid lapse prediction models.</w:t>
+      </w:r>
+    </w:p>
+    <w:p>
+      <w:pPr>
+        <w:pStyle w:val="BodyText"/>
+      </w:pPr>
+      <w:r>
+        <w:t xml:space="preserve">Day of prediction window was an important feature for predicting lapses in AUD, but not in OUD. This may be due to differences in the temporal patterns of use for these substances. For example, alcohol use may be more likely to occur on weekends, while opioid use may not have such a strong temporal pattern.</w:t>
+      </w:r>
+    </w:p>
+    <w:p>
+      <w:pPr>
+        <w:pStyle w:val="BodyText"/>
+      </w:pPr>
+      <w:r>
+        <w:t xml:space="preserve">Discuss contrast between top global features and</w:t>
+      </w:r>
+      <w:r>
+        <w:t xml:space="preserve"> </w:t>
+      </w:r>
+      <w:r>
+        <w:t xml:space="preserve">“actual”</w:t>
+      </w:r>
+      <w:r>
+        <w:t xml:space="preserve"> </w:t>
+      </w:r>
+      <w:r>
+        <w:t xml:space="preserve">important features (i.e., what comes up day to day as being important). What does this mean for how we traditionally conceptualize feature importance?</w:t>
+      </w:r>
+    </w:p>
+    <w:bookmarkEnd w:id="145"/>
+    <w:bookmarkStart w:id="146" w:name="limitations"/>
     <w:p>
       <w:pPr>
         <w:pStyle w:val="Heading2"/>
       </w:pPr>
       <w:r>
-        <w:t xml:space="preserve">4.2 Specific Aims</w:t>
-      </w:r>
-    </w:p>
-    <w:p>
-      <w:pPr>
-        <w:pStyle w:val="FirstParagraph"/>
-      </w:pPr>
-      <w:r>
-        <w:t xml:space="preserve">In this study, we will expand our previous modeling procedure to opioid use disorder and evaluate performance, fairness, and top features for predicting opioid lapse risk.</w:t>
-      </w:r>
-    </w:p>
-    <w:p>
-      <w:pPr>
-        <w:pStyle w:val="BodyText"/>
-      </w:pPr>
-      <w:r>
-        <w:t xml:space="preserve">Specifically, we will:</w:t>
-      </w:r>
-    </w:p>
-    <w:p>
-      <w:pPr>
-        <w:pStyle w:val="BodyText"/>
-      </w:pPr>
-      <w:r>
-        <w:rPr>
-          <w:b/>
-          <w:bCs/>
-        </w:rPr>
-        <w:t xml:space="preserve">1. Evaluate the performance (auROC) of a machine learning model that predicts opioid lapse risk from geolocation and daily surveys.</w:t>
-      </w:r>
-      <w:r>
-        <w:t xml:space="preserve"> </w:t>
-      </w:r>
-      <w:r>
-        <w:t xml:space="preserve">This aim will allow us to determine whether lapse prediction models can be generalized to other drugs beyond alcohol. Notably, a successful model will demonstrate that lapse prediction can be done with a drug where its use is illegal and people may be less willing to provide information about lapses and risk factors. It will also show the feasibility of using self-report data over long periods of reocvery (i.e., 12 months).</w:t>
-      </w:r>
-    </w:p>
-    <w:p>
-      <w:pPr>
-        <w:pStyle w:val="BodyText"/>
-      </w:pPr>
-      <w:r>
-        <w:rPr>
-          <w:b/>
-          <w:bCs/>
-        </w:rPr>
-        <w:t xml:space="preserve">2. Assess model fairness in performance across important subgroups with known disparities in substance use treatment access and/or outcomes - race/ethnicity (not White vs. non-Hispanic White), income (below $25,000 vs. above $25,000), sex at birth (female vs. male), and geographic location (rural vs. other).</w:t>
-      </w:r>
-      <w:r>
-        <w:t xml:space="preserve"> </w:t>
-      </w:r>
-      <w:r>
-        <w:t xml:space="preserve">These data offer more diversity with regard to race/ethnicity, income, and geographic location. This aim will allow us to determine if improving the quality of the training data with respect to diversity is sufficient to address issues of fairness.</w:t>
-      </w:r>
-    </w:p>
-    <w:p>
-      <w:pPr>
-        <w:pStyle w:val="BodyText"/>
-      </w:pPr>
-      <w:r>
-        <w:rPr>
-          <w:b/>
-          <w:bCs/>
-        </w:rPr>
-        <w:t xml:space="preserve">3. Describe the relative importance of features on model performance.</w:t>
-      </w:r>
-      <w:r>
-        <w:t xml:space="preserve"> </w:t>
-      </w:r>
-      <w:r>
-        <w:t xml:space="preserve">Model features will be derived from two complementary sensing methods: daily surveys and continuous geolocation data. Geolocation sensing, a passive sensing method, could compliment daily surveys well. It could provide insight into information difficult to measure with self-report (e.g., the amount of time spent in risky locations, or changes in routine that could indicate life stressors) or that would add additional burden by increasing the number of questions on the daily surveys. Furthermore, by adding more data sources gives us more features and that could mean better personalization of predictions and recommendations for more people. This aim will help determine whether a sufficient number of unique important features emerge from these data.</w:t>
-      </w:r>
-    </w:p>
-    <w:bookmarkEnd w:id="145"/>
-    <w:bookmarkStart w:id="161" w:name="sec-methods"/>
-    <w:p>
-      <w:pPr>
-        <w:pStyle w:val="Heading2"/>
-      </w:pPr>
-      <w:r>
-        <w:t xml:space="preserve">4.3 Methods</w:t>
-      </w:r>
-    </w:p>
-    <w:bookmarkStart w:id="146" w:name="participants-2"/>
-    <w:p>
-      <w:pPr>
-        <w:pStyle w:val="Heading3"/>
-      </w:pPr>
-      <w:r>
-        <w:t xml:space="preserve">4.3.1 Participants</w:t>
-      </w:r>
-    </w:p>
-    <w:p>
-      <w:pPr>
-        <w:pStyle w:val="FirstParagraph"/>
-      </w:pPr>
-      <w:r>
-        <w:t xml:space="preserve">We recruited participants in early recovery from opioid use disorder. Participants were recruited through print and targeted digital advertisements (craigslist, reddit, Facebook) and partnerships with MOUD treatment centers. We required that participants:</w:t>
-      </w:r>
-    </w:p>
-    <w:p>
-      <w:pPr>
-        <w:pStyle w:val="Compact"/>
+        <w:t xml:space="preserve">5.2 Limitations</w:t>
+      </w:r>
+    </w:p>
+    <w:p>
+      <w:pPr>
         <w:numPr>
           <w:ilvl w:val="0"/>
           <w:numId w:val="1006"/>
         </w:numPr>
       </w:pPr>
       <w:r>
-        <w:t xml:space="preserve">were age 18 or older,</w:t>
-      </w:r>
-    </w:p>
-    <w:p>
-      <w:pPr>
-        <w:pStyle w:val="Compact"/>
+        <w:t xml:space="preserve">Abstinence only samples</w:t>
+      </w:r>
+    </w:p>
+    <w:p>
+      <w:pPr>
         <w:numPr>
           <w:ilvl w:val="0"/>
           <w:numId w:val="1006"/>
         </w:numPr>
       </w:pPr>
       <w:r>
-        <w:t xml:space="preserve">could write, speak, and read in English,</w:t>
-      </w:r>
-    </w:p>
-    <w:p>
-      <w:pPr>
-        <w:pStyle w:val="Compact"/>
+        <w:t xml:space="preserve">Diversity of training data could be improved</w:t>
+      </w:r>
+    </w:p>
+    <w:p>
+      <w:pPr>
         <w:numPr>
           <w:ilvl w:val="0"/>
           <w:numId w:val="1006"/>
         </w:numPr>
       </w:pPr>
       <w:r>
-        <w:t xml:space="preserve">enrolled in an MOUD treatment program (for at least one month but not longer than 12 months) and adherent (taken daily medication every day or nearly every day in past month) or enrolled in or recently completed an intensive outpatient treatment program for opioid use disorder,</w:t>
-      </w:r>
-    </w:p>
-    <w:p>
-      <w:pPr>
-        <w:pStyle w:val="Compact"/>
+        <w:t xml:space="preserve">idiographic models/state space models</w:t>
+      </w:r>
+    </w:p>
+    <w:p>
+      <w:pPr>
         <w:numPr>
           <w:ilvl w:val="0"/>
           <w:numId w:val="1006"/>
         </w:numPr>
       </w:pPr>
       <w:r>
-        <w:t xml:space="preserve">had a goal of abstinence from opioids,</w:t>
-      </w:r>
-    </w:p>
-    <w:p>
-      <w:pPr>
-        <w:pStyle w:val="Compact"/>
-        <w:numPr>
-          <w:ilvl w:val="0"/>
-          <w:numId w:val="1006"/>
-        </w:numPr>
-      </w:pPr>
-      <w:r>
-        <w:t xml:space="preserve">had an android smartphone that they were willing to use as their single phone for duration of the study, and</w:t>
-      </w:r>
-    </w:p>
-    <w:p>
-      <w:pPr>
-        <w:pStyle w:val="Compact"/>
-        <w:numPr>
-          <w:ilvl w:val="0"/>
-          <w:numId w:val="1006"/>
-        </w:numPr>
-      </w:pPr>
-      <w:r>
-        <w:t xml:space="preserve">had active cellular plan that they were willing to maintain for duration of the study.</w:t>
-      </w:r>
-    </w:p>
-    <w:p>
-      <w:pPr>
-        <w:pStyle w:val="FirstParagraph"/>
-      </w:pPr>
-      <w:r>
-        <w:t xml:space="preserve">Participants were considered enrolled in the study if they were eligible, consented, and provided data for at least one month. A total of 336 participants enrolled in the study. We excluded data from one participant whose geolocation data showed they did not reside in the US. We also excluded 11 participants due to careless responding on the daily surveys and/or lapses reported nearly every day on study, suggesting they did not have a goal of abstinence. Our final sample consisted of 324 participants from 38 states across the US.</w:t>
-      </w:r>
-    </w:p>
-    <w:p>
-      <w:pPr>
-        <w:pStyle w:val="BodyText"/>
-      </w:pPr>
-      <w:r>
-        <w:t xml:space="preserve">The table below presents the demographic and clinical characteristics of the 324 participants in our analysis sample.</w:t>
-      </w:r>
-    </w:p>
-    <w:tbl>
-      <w:tblPr>
-        <w:tblStyle w:val="Table"/>
-        <w:tblW w:type="pct" w:w="5000"/>
-        <w:tblLayout w:type="fixed"/>
-        <w:tblLook w:firstRow="1" w:lastRow="0" w:firstColumn="0" w:lastColumn="0" w:noHBand="0" w:noVBand="0" w:val="0020"/>
-      </w:tblPr>
-      <w:tblGrid>
-        <w:gridCol w:w="6245"/>
-        <w:gridCol w:w="257"/>
-        <w:gridCol w:w="321"/>
-        <w:gridCol w:w="257"/>
-        <w:gridCol w:w="321"/>
-        <w:gridCol w:w="515"/>
-      </w:tblGrid>
-      <w:tr>
-        <w:trPr>
-          <w:tblHeader w:val="on"/>
-        </w:trPr>
-        <w:tc>
-          <w:tcPr/>
-          <w:p>
-            <w:pPr>
-              <w:pStyle w:val="Compact"/>
-            </w:pPr>
-          </w:p>
-        </w:tc>
-        <w:tc>
-          <w:tcPr/>
-          <w:p>
-            <w:pPr>
-              <w:pStyle w:val="Compact"/>
-              <w:jc w:val="right"/>
-            </w:pPr>
-            <w:r>
-              <w:t xml:space="preserve">N</w:t>
-            </w:r>
-          </w:p>
-        </w:tc>
-        <w:tc>
-          <w:tcPr/>
-          <w:p>
-            <w:pPr>
-              <w:pStyle w:val="Compact"/>
-              <w:jc w:val="right"/>
-            </w:pPr>
-            <w:r>
-              <w:t xml:space="preserve">%</w:t>
-            </w:r>
-          </w:p>
-        </w:tc>
-        <w:tc>
-          <w:tcPr/>
-          <w:p>
-            <w:pPr>
-              <w:pStyle w:val="Compact"/>
-              <w:jc w:val="right"/>
-            </w:pPr>
-            <w:r>
-              <w:t xml:space="preserve">M</w:t>
-            </w:r>
-          </w:p>
-        </w:tc>
-        <w:tc>
-          <w:tcPr/>
-          <w:p>
-            <w:pPr>
-              <w:pStyle w:val="Compact"/>
-              <w:jc w:val="right"/>
-            </w:pPr>
-            <w:r>
-              <w:t xml:space="preserve">SD</w:t>
-            </w:r>
-          </w:p>
-        </w:tc>
-        <w:tc>
-          <w:tcPr/>
-          <w:p>
-            <w:pPr>
-              <w:pStyle w:val="Compact"/>
-              <w:jc w:val="left"/>
-            </w:pPr>
-            <w:r>
-              <w:t xml:space="preserve">Range</w:t>
-            </w:r>
-          </w:p>
-        </w:tc>
-      </w:tr>
-      <w:tr>
-        <w:tc>
-          <w:tcPr/>
-          <w:p>
-            <w:pPr>
-              <w:pStyle w:val="Compact"/>
-              <w:jc w:val="left"/>
-            </w:pPr>
-            <w:r>
-              <w:t xml:space="preserve">Age</w:t>
-            </w:r>
-          </w:p>
-        </w:tc>
-        <w:tc>
-          <w:tcPr/>
-          <w:p>
-            <w:pPr>
-              <w:pStyle w:val="Compact"/>
-            </w:pPr>
-          </w:p>
-        </w:tc>
-        <w:tc>
-          <w:tcPr/>
-          <w:p>
-            <w:pPr>
-              <w:pStyle w:val="Compact"/>
-            </w:pPr>
-          </w:p>
-        </w:tc>
-        <w:tc>
-          <w:tcPr/>
-          <w:p>
-            <w:pPr>
-              <w:pStyle w:val="Compact"/>
-            </w:pPr>
-          </w:p>
-        </w:tc>
-        <w:tc>
-          <w:tcPr/>
-          <w:p>
-            <w:pPr>
-              <w:pStyle w:val="Compact"/>
-            </w:pPr>
-          </w:p>
-        </w:tc>
-        <w:tc>
-          <w:tcPr/>
-          <w:p>
-            <w:pPr>
-              <w:pStyle w:val="Compact"/>
-            </w:pPr>
-          </w:p>
-        </w:tc>
-      </w:tr>
-      <w:tr>
-        <w:tc>
-          <w:tcPr/>
-          <w:p>
-            <w:pPr>
-              <w:pStyle w:val="Compact"/>
-              <w:jc w:val="left"/>
-            </w:pPr>
-            <w:r>
-              <w:t xml:space="preserve">18-21</w:t>
-            </w:r>
-          </w:p>
-        </w:tc>
-        <w:tc>
-          <w:tcPr/>
-          <w:p>
-            <w:pPr>
-              <w:pStyle w:val="Compact"/>
-              <w:jc w:val="right"/>
-            </w:pPr>
-            <w:r>
-              <w:t xml:space="preserve">2</w:t>
-            </w:r>
-          </w:p>
-        </w:tc>
-        <w:tc>
-          <w:tcPr/>
-          <w:p>
-            <w:pPr>
-              <w:pStyle w:val="Compact"/>
-              <w:jc w:val="right"/>
-            </w:pPr>
-            <w:r>
-              <w:t xml:space="preserve">0.6</w:t>
-            </w:r>
-          </w:p>
-        </w:tc>
-        <w:tc>
-          <w:tcPr/>
-          <w:p>
-            <w:pPr>
-              <w:pStyle w:val="Compact"/>
-            </w:pPr>
-          </w:p>
-        </w:tc>
-        <w:tc>
-          <w:tcPr/>
-          <w:p>
-            <w:pPr>
-              <w:pStyle w:val="Compact"/>
-            </w:pPr>
-          </w:p>
-        </w:tc>
-        <w:tc>
-          <w:tcPr/>
-          <w:p>
-            <w:pPr>
-              <w:pStyle w:val="Compact"/>
-            </w:pPr>
-          </w:p>
-        </w:tc>
-      </w:tr>
-      <w:tr>
-        <w:tc>
-          <w:tcPr/>
-          <w:p>
-            <w:pPr>
-              <w:pStyle w:val="Compact"/>
-              <w:jc w:val="left"/>
-            </w:pPr>
-            <w:r>
-              <w:t xml:space="preserve">22-25</w:t>
-            </w:r>
-          </w:p>
-        </w:tc>
-        <w:tc>
-          <w:tcPr/>
-          <w:p>
-            <w:pPr>
-              <w:pStyle w:val="Compact"/>
-              <w:jc w:val="right"/>
-            </w:pPr>
-            <w:r>
-              <w:t xml:space="preserve">7</w:t>
-            </w:r>
-          </w:p>
-        </w:tc>
-        <w:tc>
-          <w:tcPr/>
-          <w:p>
-            <w:pPr>
-              <w:pStyle w:val="Compact"/>
-              <w:jc w:val="right"/>
-            </w:pPr>
-            <w:r>
-              <w:t xml:space="preserve">2.2</w:t>
-            </w:r>
-          </w:p>
-        </w:tc>
-        <w:tc>
-          <w:tcPr/>
-          <w:p>
-            <w:pPr>
-              <w:pStyle w:val="Compact"/>
-            </w:pPr>
-          </w:p>
-        </w:tc>
-        <w:tc>
-          <w:tcPr/>
-          <w:p>
-            <w:pPr>
-              <w:pStyle w:val="Compact"/>
-            </w:pPr>
-          </w:p>
-        </w:tc>
-        <w:tc>
-          <w:tcPr/>
-          <w:p>
-            <w:pPr>
-              <w:pStyle w:val="Compact"/>
-            </w:pPr>
-          </w:p>
-        </w:tc>
-      </w:tr>
-      <w:tr>
-        <w:tc>
-          <w:tcPr/>
-          <w:p>
-            <w:pPr>
-              <w:pStyle w:val="Compact"/>
-              <w:jc w:val="left"/>
-            </w:pPr>
-            <w:r>
-              <w:t xml:space="preserve">26-35</w:t>
-            </w:r>
-          </w:p>
-        </w:tc>
-        <w:tc>
-          <w:tcPr/>
-          <w:p>
-            <w:pPr>
-              <w:pStyle w:val="Compact"/>
-              <w:jc w:val="right"/>
-            </w:pPr>
-            <w:r>
-              <w:t xml:space="preserve">120</w:t>
-            </w:r>
-          </w:p>
-        </w:tc>
-        <w:tc>
-          <w:tcPr/>
-          <w:p>
-            <w:pPr>
-              <w:pStyle w:val="Compact"/>
-              <w:jc w:val="right"/>
-            </w:pPr>
-            <w:r>
-              <w:t xml:space="preserve">37.0</w:t>
-            </w:r>
-          </w:p>
-        </w:tc>
-        <w:tc>
-          <w:tcPr/>
-          <w:p>
-            <w:pPr>
-              <w:pStyle w:val="Compact"/>
-            </w:pPr>
-          </w:p>
-        </w:tc>
-        <w:tc>
-          <w:tcPr/>
-          <w:p>
-            <w:pPr>
-              <w:pStyle w:val="Compact"/>
-            </w:pPr>
-          </w:p>
-        </w:tc>
-        <w:tc>
-          <w:tcPr/>
-          <w:p>
-            <w:pPr>
-              <w:pStyle w:val="Compact"/>
-            </w:pPr>
-          </w:p>
-        </w:tc>
-      </w:tr>
-      <w:tr>
-        <w:tc>
-          <w:tcPr/>
-          <w:p>
-            <w:pPr>
-              <w:pStyle w:val="Compact"/>
-              <w:jc w:val="left"/>
-            </w:pPr>
-            <w:r>
-              <w:t xml:space="preserve">36-45</w:t>
-            </w:r>
-          </w:p>
-        </w:tc>
-        <w:tc>
-          <w:tcPr/>
-          <w:p>
-            <w:pPr>
-              <w:pStyle w:val="Compact"/>
-              <w:jc w:val="right"/>
-            </w:pPr>
-            <w:r>
-              <w:t xml:space="preserve">115</w:t>
-            </w:r>
-          </w:p>
-        </w:tc>
-        <w:tc>
-          <w:tcPr/>
-          <w:p>
-            <w:pPr>
-              <w:pStyle w:val="Compact"/>
-              <w:jc w:val="right"/>
-            </w:pPr>
-            <w:r>
-              <w:t xml:space="preserve">35.5</w:t>
-            </w:r>
-          </w:p>
-        </w:tc>
-        <w:tc>
-          <w:tcPr/>
-          <w:p>
-            <w:pPr>
-              <w:pStyle w:val="Compact"/>
-            </w:pPr>
-          </w:p>
-        </w:tc>
-        <w:tc>
-          <w:tcPr/>
-          <w:p>
-            <w:pPr>
-              <w:pStyle w:val="Compact"/>
-            </w:pPr>
-          </w:p>
-        </w:tc>
-        <w:tc>
-          <w:tcPr/>
-          <w:p>
-            <w:pPr>
-              <w:pStyle w:val="Compact"/>
-            </w:pPr>
-          </w:p>
-        </w:tc>
-      </w:tr>
-      <w:tr>
-        <w:tc>
-          <w:tcPr/>
-          <w:p>
-            <w:pPr>
-              <w:pStyle w:val="Compact"/>
-              <w:jc w:val="left"/>
-            </w:pPr>
-            <w:r>
-              <w:t xml:space="preserve">46-55</w:t>
-            </w:r>
-          </w:p>
-        </w:tc>
-        <w:tc>
-          <w:tcPr/>
-          <w:p>
-            <w:pPr>
-              <w:pStyle w:val="Compact"/>
-              <w:jc w:val="right"/>
-            </w:pPr>
-            <w:r>
-              <w:t xml:space="preserve">62</w:t>
-            </w:r>
-          </w:p>
-        </w:tc>
-        <w:tc>
-          <w:tcPr/>
-          <w:p>
-            <w:pPr>
-              <w:pStyle w:val="Compact"/>
-              <w:jc w:val="right"/>
-            </w:pPr>
-            <w:r>
-              <w:t xml:space="preserve">19.1</w:t>
-            </w:r>
-          </w:p>
-        </w:tc>
-        <w:tc>
-          <w:tcPr/>
-          <w:p>
-            <w:pPr>
-              <w:pStyle w:val="Compact"/>
-            </w:pPr>
-          </w:p>
-        </w:tc>
-        <w:tc>
-          <w:tcPr/>
-          <w:p>
-            <w:pPr>
-              <w:pStyle w:val="Compact"/>
-            </w:pPr>
-          </w:p>
-        </w:tc>
-        <w:tc>
-          <w:tcPr/>
-          <w:p>
-            <w:pPr>
-              <w:pStyle w:val="Compact"/>
-            </w:pPr>
-          </w:p>
-        </w:tc>
-      </w:tr>
-      <w:tr>
-        <w:tc>
-          <w:tcPr/>
-          <w:p>
-            <w:pPr>
-              <w:pStyle w:val="Compact"/>
-              <w:jc w:val="left"/>
-            </w:pPr>
-            <w:r>
-              <w:t xml:space="preserve">56-65</w:t>
-            </w:r>
-          </w:p>
-        </w:tc>
-        <w:tc>
-          <w:tcPr/>
-          <w:p>
-            <w:pPr>
-              <w:pStyle w:val="Compact"/>
-              <w:jc w:val="right"/>
-            </w:pPr>
-            <w:r>
-              <w:t xml:space="preserve">14</w:t>
-            </w:r>
-          </w:p>
-        </w:tc>
-        <w:tc>
-          <w:tcPr/>
-          <w:p>
-            <w:pPr>
-              <w:pStyle w:val="Compact"/>
-              <w:jc w:val="right"/>
-            </w:pPr>
-            <w:r>
-              <w:t xml:space="preserve">4.3</w:t>
-            </w:r>
-          </w:p>
-        </w:tc>
-        <w:tc>
-          <w:tcPr/>
-          <w:p>
-            <w:pPr>
-              <w:pStyle w:val="Compact"/>
-            </w:pPr>
-          </w:p>
-        </w:tc>
-        <w:tc>
-          <w:tcPr/>
-          <w:p>
-            <w:pPr>
-              <w:pStyle w:val="Compact"/>
-            </w:pPr>
-          </w:p>
-        </w:tc>
-        <w:tc>
-          <w:tcPr/>
-          <w:p>
-            <w:pPr>
-              <w:pStyle w:val="Compact"/>
-            </w:pPr>
-          </w:p>
-        </w:tc>
-      </w:tr>
-      <w:tr>
-        <w:tc>
-          <w:tcPr/>
-          <w:p>
-            <w:pPr>
-              <w:pStyle w:val="Compact"/>
-              <w:jc w:val="left"/>
-            </w:pPr>
-            <w:r>
-              <w:t xml:space="preserve">Over 65</w:t>
-            </w:r>
-          </w:p>
-        </w:tc>
-        <w:tc>
-          <w:tcPr/>
-          <w:p>
-            <w:pPr>
-              <w:pStyle w:val="Compact"/>
-              <w:jc w:val="right"/>
-            </w:pPr>
-            <w:r>
-              <w:t xml:space="preserve">4</w:t>
-            </w:r>
-          </w:p>
-        </w:tc>
-        <w:tc>
-          <w:tcPr/>
-          <w:p>
-            <w:pPr>
-              <w:pStyle w:val="Compact"/>
-              <w:jc w:val="right"/>
-            </w:pPr>
-            <w:r>
-              <w:t xml:space="preserve">1.2</w:t>
-            </w:r>
-          </w:p>
-        </w:tc>
-        <w:tc>
-          <w:tcPr/>
-          <w:p>
-            <w:pPr>
-              <w:pStyle w:val="Compact"/>
-            </w:pPr>
-          </w:p>
-        </w:tc>
-        <w:tc>
-          <w:tcPr/>
-          <w:p>
-            <w:pPr>
-              <w:pStyle w:val="Compact"/>
-            </w:pPr>
-          </w:p>
-        </w:tc>
-        <w:tc>
-          <w:tcPr/>
-          <w:p>
-            <w:pPr>
-              <w:pStyle w:val="Compact"/>
-            </w:pPr>
-          </w:p>
-        </w:tc>
-      </w:tr>
-      <w:tr>
-        <w:tc>
-          <w:tcPr/>
-          <w:p>
-            <w:pPr>
-              <w:pStyle w:val="Compact"/>
-              <w:jc w:val="left"/>
-            </w:pPr>
-            <w:r>
-              <w:t xml:space="preserve">Gender</w:t>
-            </w:r>
-          </w:p>
-        </w:tc>
-        <w:tc>
-          <w:tcPr/>
-          <w:p>
-            <w:pPr>
-              <w:pStyle w:val="Compact"/>
-            </w:pPr>
-          </w:p>
-        </w:tc>
-        <w:tc>
-          <w:tcPr/>
-          <w:p>
-            <w:pPr>
-              <w:pStyle w:val="Compact"/>
-            </w:pPr>
-          </w:p>
-        </w:tc>
-        <w:tc>
-          <w:tcPr/>
-          <w:p>
-            <w:pPr>
-              <w:pStyle w:val="Compact"/>
-            </w:pPr>
-          </w:p>
-        </w:tc>
-        <w:tc>
-          <w:tcPr/>
-          <w:p>
-            <w:pPr>
-              <w:pStyle w:val="Compact"/>
-            </w:pPr>
-          </w:p>
-        </w:tc>
-        <w:tc>
-          <w:tcPr/>
-          <w:p>
-            <w:pPr>
-              <w:pStyle w:val="Compact"/>
-            </w:pPr>
-          </w:p>
-        </w:tc>
-      </w:tr>
-      <w:tr>
-        <w:tc>
-          <w:tcPr/>
-          <w:p>
-            <w:pPr>
-              <w:pStyle w:val="Compact"/>
-              <w:jc w:val="left"/>
-            </w:pPr>
-            <w:r>
-              <w:t xml:space="preserve">Man</w:t>
-            </w:r>
-          </w:p>
-        </w:tc>
-        <w:tc>
-          <w:tcPr/>
-          <w:p>
-            <w:pPr>
-              <w:pStyle w:val="Compact"/>
-              <w:jc w:val="right"/>
-            </w:pPr>
-            <w:r>
-              <w:t xml:space="preserve">175</w:t>
-            </w:r>
-          </w:p>
-        </w:tc>
-        <w:tc>
-          <w:tcPr/>
-          <w:p>
-            <w:pPr>
-              <w:pStyle w:val="Compact"/>
-              <w:jc w:val="right"/>
-            </w:pPr>
-            <w:r>
-              <w:t xml:space="preserve">54.0</w:t>
-            </w:r>
-          </w:p>
-        </w:tc>
-        <w:tc>
-          <w:tcPr/>
-          <w:p>
-            <w:pPr>
-              <w:pStyle w:val="Compact"/>
-            </w:pPr>
-          </w:p>
-        </w:tc>
-        <w:tc>
-          <w:tcPr/>
-          <w:p>
-            <w:pPr>
-              <w:pStyle w:val="Compact"/>
-            </w:pPr>
-          </w:p>
-        </w:tc>
-        <w:tc>
-          <w:tcPr/>
-          <w:p>
-            <w:pPr>
-              <w:pStyle w:val="Compact"/>
-            </w:pPr>
-          </w:p>
-        </w:tc>
-      </w:tr>
-      <w:tr>
-        <w:tc>
-          <w:tcPr/>
-          <w:p>
-            <w:pPr>
-              <w:pStyle w:val="Compact"/>
-              <w:jc w:val="left"/>
-            </w:pPr>
-            <w:r>
-              <w:t xml:space="preserve">Non-binary</w:t>
-            </w:r>
-          </w:p>
-        </w:tc>
-        <w:tc>
-          <w:tcPr/>
-          <w:p>
-            <w:pPr>
-              <w:pStyle w:val="Compact"/>
-              <w:jc w:val="right"/>
-            </w:pPr>
-            <w:r>
-              <w:t xml:space="preserve">4</w:t>
-            </w:r>
-          </w:p>
-        </w:tc>
-        <w:tc>
-          <w:tcPr/>
-          <w:p>
-            <w:pPr>
-              <w:pStyle w:val="Compact"/>
-              <w:jc w:val="right"/>
-            </w:pPr>
-            <w:r>
-              <w:t xml:space="preserve">1.2</w:t>
-            </w:r>
-          </w:p>
-        </w:tc>
-        <w:tc>
-          <w:tcPr/>
-          <w:p>
-            <w:pPr>
-              <w:pStyle w:val="Compact"/>
-            </w:pPr>
-          </w:p>
-        </w:tc>
-        <w:tc>
-          <w:tcPr/>
-          <w:p>
-            <w:pPr>
-              <w:pStyle w:val="Compact"/>
-            </w:pPr>
-          </w:p>
-        </w:tc>
-        <w:tc>
-          <w:tcPr/>
-          <w:p>
-            <w:pPr>
-              <w:pStyle w:val="Compact"/>
-            </w:pPr>
-          </w:p>
-        </w:tc>
-      </w:tr>
-      <w:tr>
-        <w:tc>
-          <w:tcPr/>
-          <w:p>
-            <w:pPr>
-              <w:pStyle w:val="Compact"/>
-              <w:jc w:val="left"/>
-            </w:pPr>
-            <w:r>
-              <w:t xml:space="preserve">Not listed above</w:t>
-            </w:r>
-          </w:p>
-        </w:tc>
-        <w:tc>
-          <w:tcPr/>
-          <w:p>
-            <w:pPr>
-              <w:pStyle w:val="Compact"/>
-              <w:jc w:val="right"/>
-            </w:pPr>
-            <w:r>
-              <w:t xml:space="preserve">2</w:t>
-            </w:r>
-          </w:p>
-        </w:tc>
-        <w:tc>
-          <w:tcPr/>
-          <w:p>
-            <w:pPr>
-              <w:pStyle w:val="Compact"/>
-              <w:jc w:val="right"/>
-            </w:pPr>
-            <w:r>
-              <w:t xml:space="preserve">0.6</w:t>
-            </w:r>
-          </w:p>
-        </w:tc>
-        <w:tc>
-          <w:tcPr/>
-          <w:p>
-            <w:pPr>
-              <w:pStyle w:val="Compact"/>
-            </w:pPr>
-          </w:p>
-        </w:tc>
-        <w:tc>
-          <w:tcPr/>
-          <w:p>
-            <w:pPr>
-              <w:pStyle w:val="Compact"/>
-            </w:pPr>
-          </w:p>
-        </w:tc>
-        <w:tc>
-          <w:tcPr/>
-          <w:p>
-            <w:pPr>
-              <w:pStyle w:val="Compact"/>
-            </w:pPr>
-          </w:p>
-        </w:tc>
-      </w:tr>
-      <w:tr>
-        <w:tc>
-          <w:tcPr/>
-          <w:p>
-            <w:pPr>
-              <w:pStyle w:val="Compact"/>
-              <w:jc w:val="left"/>
-            </w:pPr>
-            <w:r>
-              <w:t xml:space="preserve">Prefer not to say</w:t>
-            </w:r>
-          </w:p>
-        </w:tc>
-        <w:tc>
-          <w:tcPr/>
-          <w:p>
-            <w:pPr>
-              <w:pStyle w:val="Compact"/>
-              <w:jc w:val="right"/>
-            </w:pPr>
-            <w:r>
-              <w:t xml:space="preserve">1</w:t>
-            </w:r>
-          </w:p>
-        </w:tc>
-        <w:tc>
-          <w:tcPr/>
-          <w:p>
-            <w:pPr>
-              <w:pStyle w:val="Compact"/>
-              <w:jc w:val="right"/>
-            </w:pPr>
-            <w:r>
-              <w:t xml:space="preserve">0.3</w:t>
-            </w:r>
-          </w:p>
-        </w:tc>
-        <w:tc>
-          <w:tcPr/>
-          <w:p>
-            <w:pPr>
-              <w:pStyle w:val="Compact"/>
-            </w:pPr>
-          </w:p>
-        </w:tc>
-        <w:tc>
-          <w:tcPr/>
-          <w:p>
-            <w:pPr>
-              <w:pStyle w:val="Compact"/>
-            </w:pPr>
-          </w:p>
-        </w:tc>
-        <w:tc>
-          <w:tcPr/>
-          <w:p>
-            <w:pPr>
-              <w:pStyle w:val="Compact"/>
-            </w:pPr>
-          </w:p>
-        </w:tc>
-      </w:tr>
-      <w:tr>
-        <w:tc>
-          <w:tcPr/>
-          <w:p>
-            <w:pPr>
-              <w:pStyle w:val="Compact"/>
-              <w:jc w:val="left"/>
-            </w:pPr>
-            <w:r>
-              <w:t xml:space="preserve">Woman</w:t>
-            </w:r>
-          </w:p>
-        </w:tc>
-        <w:tc>
-          <w:tcPr/>
-          <w:p>
-            <w:pPr>
-              <w:pStyle w:val="Compact"/>
-              <w:jc w:val="right"/>
-            </w:pPr>
-            <w:r>
-              <w:t xml:space="preserve">142</w:t>
-            </w:r>
-          </w:p>
-        </w:tc>
-        <w:tc>
-          <w:tcPr/>
-          <w:p>
-            <w:pPr>
-              <w:pStyle w:val="Compact"/>
-              <w:jc w:val="right"/>
-            </w:pPr>
-            <w:r>
-              <w:t xml:space="preserve">43.8</w:t>
-            </w:r>
-          </w:p>
-        </w:tc>
-        <w:tc>
-          <w:tcPr/>
-          <w:p>
-            <w:pPr>
-              <w:pStyle w:val="Compact"/>
-            </w:pPr>
-          </w:p>
-        </w:tc>
-        <w:tc>
-          <w:tcPr/>
-          <w:p>
-            <w:pPr>
-              <w:pStyle w:val="Compact"/>
-            </w:pPr>
-          </w:p>
-        </w:tc>
-        <w:tc>
-          <w:tcPr/>
-          <w:p>
-            <w:pPr>
-              <w:pStyle w:val="Compact"/>
-            </w:pPr>
-          </w:p>
-        </w:tc>
-      </w:tr>
-      <w:tr>
-        <w:tc>
-          <w:tcPr/>
-          <w:p>
-            <w:pPr>
-              <w:pStyle w:val="Compact"/>
-              <w:jc w:val="left"/>
-            </w:pPr>
-            <w:r>
-              <w:t xml:space="preserve">Orientation</w:t>
-            </w:r>
-          </w:p>
-        </w:tc>
-        <w:tc>
-          <w:tcPr/>
-          <w:p>
-            <w:pPr>
-              <w:pStyle w:val="Compact"/>
-            </w:pPr>
-          </w:p>
-        </w:tc>
-        <w:tc>
-          <w:tcPr/>
-          <w:p>
-            <w:pPr>
-              <w:pStyle w:val="Compact"/>
-            </w:pPr>
-          </w:p>
-        </w:tc>
-        <w:tc>
-          <w:tcPr/>
-          <w:p>
-            <w:pPr>
-              <w:pStyle w:val="Compact"/>
-            </w:pPr>
-          </w:p>
-        </w:tc>
-        <w:tc>
-          <w:tcPr/>
-          <w:p>
-            <w:pPr>
-              <w:pStyle w:val="Compact"/>
-            </w:pPr>
-          </w:p>
-        </w:tc>
-        <w:tc>
-          <w:tcPr/>
-          <w:p>
-            <w:pPr>
-              <w:pStyle w:val="Compact"/>
-            </w:pPr>
-          </w:p>
-        </w:tc>
-      </w:tr>
-      <w:tr>
-        <w:tc>
-          <w:tcPr/>
-          <w:p>
-            <w:pPr>
-              <w:pStyle w:val="Compact"/>
-              <w:jc w:val="left"/>
-            </w:pPr>
-            <w:r>
-              <w:t xml:space="preserve">Bisexual</w:t>
-            </w:r>
-          </w:p>
-        </w:tc>
-        <w:tc>
-          <w:tcPr/>
-          <w:p>
-            <w:pPr>
-              <w:pStyle w:val="Compact"/>
-              <w:jc w:val="right"/>
-            </w:pPr>
-            <w:r>
-              <w:t xml:space="preserve">42</w:t>
-            </w:r>
-          </w:p>
-        </w:tc>
-        <w:tc>
-          <w:tcPr/>
-          <w:p>
-            <w:pPr>
-              <w:pStyle w:val="Compact"/>
-              <w:jc w:val="right"/>
-            </w:pPr>
-            <w:r>
-              <w:t xml:space="preserve">13.0</w:t>
-            </w:r>
-          </w:p>
-        </w:tc>
-        <w:tc>
-          <w:tcPr/>
-          <w:p>
-            <w:pPr>
-              <w:pStyle w:val="Compact"/>
-            </w:pPr>
-          </w:p>
-        </w:tc>
-        <w:tc>
-          <w:tcPr/>
-          <w:p>
-            <w:pPr>
-              <w:pStyle w:val="Compact"/>
-            </w:pPr>
-          </w:p>
-        </w:tc>
-        <w:tc>
-          <w:tcPr/>
-          <w:p>
-            <w:pPr>
-              <w:pStyle w:val="Compact"/>
-            </w:pPr>
-          </w:p>
-        </w:tc>
-      </w:tr>
-      <w:tr>
-        <w:tc>
-          <w:tcPr/>
-          <w:p>
-            <w:pPr>
-              <w:pStyle w:val="Compact"/>
-              <w:jc w:val="left"/>
-            </w:pPr>
-            <w:r>
-              <w:t xml:space="preserve">Lesbian or gay</w:t>
-            </w:r>
-          </w:p>
-        </w:tc>
-        <w:tc>
-          <w:tcPr/>
-          <w:p>
-            <w:pPr>
-              <w:pStyle w:val="Compact"/>
-              <w:jc w:val="right"/>
-            </w:pPr>
-            <w:r>
-              <w:t xml:space="preserve">17</w:t>
-            </w:r>
-          </w:p>
-        </w:tc>
-        <w:tc>
-          <w:tcPr/>
-          <w:p>
-            <w:pPr>
-              <w:pStyle w:val="Compact"/>
-              <w:jc w:val="right"/>
-            </w:pPr>
-            <w:r>
-              <w:t xml:space="preserve">5.2</w:t>
-            </w:r>
-          </w:p>
-        </w:tc>
-        <w:tc>
-          <w:tcPr/>
-          <w:p>
-            <w:pPr>
-              <w:pStyle w:val="Compact"/>
-            </w:pPr>
-          </w:p>
-        </w:tc>
-        <w:tc>
-          <w:tcPr/>
-          <w:p>
-            <w:pPr>
-              <w:pStyle w:val="Compact"/>
-            </w:pPr>
-          </w:p>
-        </w:tc>
-        <w:tc>
-          <w:tcPr/>
-          <w:p>
-            <w:pPr>
-              <w:pStyle w:val="Compact"/>
-            </w:pPr>
-          </w:p>
-        </w:tc>
-      </w:tr>
-      <w:tr>
-        <w:tc>
-          <w:tcPr/>
-          <w:p>
-            <w:pPr>
-              <w:pStyle w:val="Compact"/>
-              <w:jc w:val="left"/>
-            </w:pPr>
-            <w:r>
-              <w:t xml:space="preserve">Not listed above</w:t>
-            </w:r>
-          </w:p>
-        </w:tc>
-        <w:tc>
-          <w:tcPr/>
-          <w:p>
-            <w:pPr>
-              <w:pStyle w:val="Compact"/>
-              <w:jc w:val="right"/>
-            </w:pPr>
-            <w:r>
-              <w:t xml:space="preserve">4</w:t>
-            </w:r>
-          </w:p>
-        </w:tc>
-        <w:tc>
-          <w:tcPr/>
-          <w:p>
-            <w:pPr>
-              <w:pStyle w:val="Compact"/>
-              <w:jc w:val="right"/>
-            </w:pPr>
-            <w:r>
-              <w:t xml:space="preserve">1.2</w:t>
-            </w:r>
-          </w:p>
-        </w:tc>
-        <w:tc>
-          <w:tcPr/>
-          <w:p>
-            <w:pPr>
-              <w:pStyle w:val="Compact"/>
-            </w:pPr>
-          </w:p>
-        </w:tc>
-        <w:tc>
-          <w:tcPr/>
-          <w:p>
-            <w:pPr>
-              <w:pStyle w:val="Compact"/>
-            </w:pPr>
-          </w:p>
-        </w:tc>
-        <w:tc>
-          <w:tcPr/>
-          <w:p>
-            <w:pPr>
-              <w:pStyle w:val="Compact"/>
-            </w:pPr>
-          </w:p>
-        </w:tc>
-      </w:tr>
-      <w:tr>
-        <w:tc>
-          <w:tcPr/>
-          <w:p>
-            <w:pPr>
-              <w:pStyle w:val="Compact"/>
-              <w:jc w:val="left"/>
-            </w:pPr>
-            <w:r>
-              <w:t xml:space="preserve">Not sure</w:t>
-            </w:r>
-          </w:p>
-        </w:tc>
-        <w:tc>
-          <w:tcPr/>
-          <w:p>
-            <w:pPr>
-              <w:pStyle w:val="Compact"/>
-              <w:jc w:val="right"/>
-            </w:pPr>
-            <w:r>
-              <w:t xml:space="preserve">1</w:t>
-            </w:r>
-          </w:p>
-        </w:tc>
-        <w:tc>
-          <w:tcPr/>
-          <w:p>
-            <w:pPr>
-              <w:pStyle w:val="Compact"/>
-              <w:jc w:val="right"/>
-            </w:pPr>
-            <w:r>
-              <w:t xml:space="preserve">0.3</w:t>
-            </w:r>
-          </w:p>
-        </w:tc>
-        <w:tc>
-          <w:tcPr/>
-          <w:p>
-            <w:pPr>
-              <w:pStyle w:val="Compact"/>
-            </w:pPr>
-          </w:p>
-        </w:tc>
-        <w:tc>
-          <w:tcPr/>
-          <w:p>
-            <w:pPr>
-              <w:pStyle w:val="Compact"/>
-            </w:pPr>
-          </w:p>
-        </w:tc>
-        <w:tc>
-          <w:tcPr/>
-          <w:p>
-            <w:pPr>
-              <w:pStyle w:val="Compact"/>
-            </w:pPr>
-          </w:p>
-        </w:tc>
-      </w:tr>
-      <w:tr>
-        <w:tc>
-          <w:tcPr/>
-          <w:p>
-            <w:pPr>
-              <w:pStyle w:val="Compact"/>
-              <w:jc w:val="left"/>
-            </w:pPr>
-            <w:r>
-              <w:t xml:space="preserve">Straight, that is, not gay or lesbian</w:t>
-            </w:r>
-          </w:p>
-        </w:tc>
-        <w:tc>
-          <w:tcPr/>
-          <w:p>
-            <w:pPr>
-              <w:pStyle w:val="Compact"/>
-              <w:jc w:val="right"/>
-            </w:pPr>
-            <w:r>
-              <w:t xml:space="preserve">258</w:t>
-            </w:r>
-          </w:p>
-        </w:tc>
-        <w:tc>
-          <w:tcPr/>
-          <w:p>
-            <w:pPr>
-              <w:pStyle w:val="Compact"/>
-              <w:jc w:val="right"/>
-            </w:pPr>
-            <w:r>
-              <w:t xml:space="preserve">79.6</w:t>
-            </w:r>
-          </w:p>
-        </w:tc>
-        <w:tc>
-          <w:tcPr/>
-          <w:p>
-            <w:pPr>
-              <w:pStyle w:val="Compact"/>
-            </w:pPr>
-          </w:p>
-        </w:tc>
-        <w:tc>
-          <w:tcPr/>
-          <w:p>
-            <w:pPr>
-              <w:pStyle w:val="Compact"/>
-            </w:pPr>
-          </w:p>
-        </w:tc>
-        <w:tc>
-          <w:tcPr/>
-          <w:p>
-            <w:pPr>
-              <w:pStyle w:val="Compact"/>
-            </w:pPr>
-          </w:p>
-        </w:tc>
-      </w:tr>
-      <w:tr>
-        <w:tc>
-          <w:tcPr/>
-          <w:p>
-            <w:pPr>
-              <w:pStyle w:val="Compact"/>
-              <w:jc w:val="left"/>
-            </w:pPr>
-            <w:r>
-              <w:t xml:space="preserve">Race or Origin (Select all that apply)</w:t>
-            </w:r>
-          </w:p>
-        </w:tc>
-        <w:tc>
-          <w:tcPr/>
-          <w:p>
-            <w:pPr>
-              <w:pStyle w:val="Compact"/>
-            </w:pPr>
-          </w:p>
-        </w:tc>
-        <w:tc>
-          <w:tcPr/>
-          <w:p>
-            <w:pPr>
-              <w:pStyle w:val="Compact"/>
-            </w:pPr>
-          </w:p>
-        </w:tc>
-        <w:tc>
-          <w:tcPr/>
-          <w:p>
-            <w:pPr>
-              <w:pStyle w:val="Compact"/>
-            </w:pPr>
-          </w:p>
-        </w:tc>
-        <w:tc>
-          <w:tcPr/>
-          <w:p>
-            <w:pPr>
-              <w:pStyle w:val="Compact"/>
-            </w:pPr>
-          </w:p>
-        </w:tc>
-        <w:tc>
-          <w:tcPr/>
-          <w:p>
-            <w:pPr>
-              <w:pStyle w:val="Compact"/>
-            </w:pPr>
-          </w:p>
-        </w:tc>
-      </w:tr>
-      <w:tr>
-        <w:tc>
-          <w:tcPr/>
-          <w:p>
-            <w:pPr>
-              <w:pStyle w:val="Compact"/>
-              <w:jc w:val="left"/>
-            </w:pPr>
-            <w:r>
-              <w:t xml:space="preserve">American Indian or Alaska Native</w:t>
-            </w:r>
-          </w:p>
-        </w:tc>
-        <w:tc>
-          <w:tcPr/>
-          <w:p>
-            <w:pPr>
-              <w:pStyle w:val="Compact"/>
-              <w:jc w:val="right"/>
-            </w:pPr>
-            <w:r>
-              <w:t xml:space="preserve">19</w:t>
-            </w:r>
-          </w:p>
-        </w:tc>
-        <w:tc>
-          <w:tcPr/>
-          <w:p>
-            <w:pPr>
-              <w:pStyle w:val="Compact"/>
-              <w:jc w:val="right"/>
-            </w:pPr>
-            <w:r>
-              <w:t xml:space="preserve">5.9</w:t>
-            </w:r>
-          </w:p>
-        </w:tc>
-        <w:tc>
-          <w:tcPr/>
-          <w:p>
-            <w:pPr>
-              <w:pStyle w:val="Compact"/>
-            </w:pPr>
-          </w:p>
-        </w:tc>
-        <w:tc>
-          <w:tcPr/>
-          <w:p>
-            <w:pPr>
-              <w:pStyle w:val="Compact"/>
-            </w:pPr>
-          </w:p>
-        </w:tc>
-        <w:tc>
-          <w:tcPr/>
-          <w:p>
-            <w:pPr>
-              <w:pStyle w:val="Compact"/>
-            </w:pPr>
-          </w:p>
-        </w:tc>
-      </w:tr>
-      <w:tr>
-        <w:tc>
-          <w:tcPr/>
-          <w:p>
-            <w:pPr>
-              <w:pStyle w:val="Compact"/>
-              <w:jc w:val="left"/>
-            </w:pPr>
-            <w:r>
-              <w:t xml:space="preserve">Asian</w:t>
-            </w:r>
-          </w:p>
-        </w:tc>
-        <w:tc>
-          <w:tcPr/>
-          <w:p>
-            <w:pPr>
-              <w:pStyle w:val="Compact"/>
-              <w:jc w:val="right"/>
-            </w:pPr>
-            <w:r>
-              <w:t xml:space="preserve">5</w:t>
-            </w:r>
-          </w:p>
-        </w:tc>
-        <w:tc>
-          <w:tcPr/>
-          <w:p>
-            <w:pPr>
-              <w:pStyle w:val="Compact"/>
-              <w:jc w:val="right"/>
-            </w:pPr>
-            <w:r>
-              <w:t xml:space="preserve">1.5</w:t>
-            </w:r>
-          </w:p>
-        </w:tc>
-        <w:tc>
-          <w:tcPr/>
-          <w:p>
-            <w:pPr>
-              <w:pStyle w:val="Compact"/>
-            </w:pPr>
-          </w:p>
-        </w:tc>
-        <w:tc>
-          <w:tcPr/>
-          <w:p>
-            <w:pPr>
-              <w:pStyle w:val="Compact"/>
-            </w:pPr>
-          </w:p>
-        </w:tc>
-        <w:tc>
-          <w:tcPr/>
-          <w:p>
-            <w:pPr>
-              <w:pStyle w:val="Compact"/>
-            </w:pPr>
-          </w:p>
-        </w:tc>
-      </w:tr>
-      <w:tr>
-        <w:tc>
-          <w:tcPr/>
-          <w:p>
-            <w:pPr>
-              <w:pStyle w:val="Compact"/>
-              <w:jc w:val="left"/>
-            </w:pPr>
-            <w:r>
-              <w:t xml:space="preserve">Black or African American</w:t>
-            </w:r>
-          </w:p>
-        </w:tc>
-        <w:tc>
-          <w:tcPr/>
-          <w:p>
-            <w:pPr>
-              <w:pStyle w:val="Compact"/>
-              <w:jc w:val="right"/>
-            </w:pPr>
-            <w:r>
-              <w:t xml:space="preserve">53</w:t>
-            </w:r>
-          </w:p>
-        </w:tc>
-        <w:tc>
-          <w:tcPr/>
-          <w:p>
-            <w:pPr>
-              <w:pStyle w:val="Compact"/>
-              <w:jc w:val="right"/>
-            </w:pPr>
-            <w:r>
-              <w:t xml:space="preserve">16.4</w:t>
-            </w:r>
-          </w:p>
-        </w:tc>
-        <w:tc>
-          <w:tcPr/>
-          <w:p>
-            <w:pPr>
-              <w:pStyle w:val="Compact"/>
-            </w:pPr>
-          </w:p>
-        </w:tc>
-        <w:tc>
-          <w:tcPr/>
-          <w:p>
-            <w:pPr>
-              <w:pStyle w:val="Compact"/>
-            </w:pPr>
-          </w:p>
-        </w:tc>
-        <w:tc>
-          <w:tcPr/>
-          <w:p>
-            <w:pPr>
-              <w:pStyle w:val="Compact"/>
-            </w:pPr>
-          </w:p>
-        </w:tc>
-      </w:tr>
-      <w:tr>
-        <w:tc>
-          <w:tcPr/>
-          <w:p>
-            <w:pPr>
-              <w:pStyle w:val="Compact"/>
-              <w:jc w:val="left"/>
-            </w:pPr>
-            <w:r>
-              <w:t xml:space="preserve">Hispanic, Latino, or Spanish Origin</w:t>
-            </w:r>
-          </w:p>
-        </w:tc>
-        <w:tc>
-          <w:tcPr/>
-          <w:p>
-            <w:pPr>
-              <w:pStyle w:val="Compact"/>
-              <w:jc w:val="right"/>
-            </w:pPr>
-            <w:r>
-              <w:t xml:space="preserve">29</w:t>
-            </w:r>
-          </w:p>
-        </w:tc>
-        <w:tc>
-          <w:tcPr/>
-          <w:p>
-            <w:pPr>
-              <w:pStyle w:val="Compact"/>
-              <w:jc w:val="right"/>
-            </w:pPr>
-            <w:r>
-              <w:t xml:space="preserve">9.0</w:t>
-            </w:r>
-          </w:p>
-        </w:tc>
-        <w:tc>
-          <w:tcPr/>
-          <w:p>
-            <w:pPr>
-              <w:pStyle w:val="Compact"/>
-            </w:pPr>
-          </w:p>
-        </w:tc>
-        <w:tc>
-          <w:tcPr/>
-          <w:p>
-            <w:pPr>
-              <w:pStyle w:val="Compact"/>
-            </w:pPr>
-          </w:p>
-        </w:tc>
-        <w:tc>
-          <w:tcPr/>
-          <w:p>
-            <w:pPr>
-              <w:pStyle w:val="Compact"/>
-            </w:pPr>
-          </w:p>
-        </w:tc>
-      </w:tr>
-      <w:tr>
-        <w:tc>
-          <w:tcPr/>
-          <w:p>
-            <w:pPr>
-              <w:pStyle w:val="Compact"/>
-              <w:jc w:val="left"/>
-            </w:pPr>
-            <w:r>
-              <w:t xml:space="preserve">Native Hawaiian or Other Pacific Islander</w:t>
-            </w:r>
-          </w:p>
-        </w:tc>
-        <w:tc>
-          <w:tcPr/>
-          <w:p>
-            <w:pPr>
-              <w:pStyle w:val="Compact"/>
-              <w:jc w:val="right"/>
-            </w:pPr>
-            <w:r>
-              <w:t xml:space="preserve">3</w:t>
-            </w:r>
-          </w:p>
-        </w:tc>
-        <w:tc>
-          <w:tcPr/>
-          <w:p>
-            <w:pPr>
-              <w:pStyle w:val="Compact"/>
-              <w:jc w:val="right"/>
-            </w:pPr>
-            <w:r>
-              <w:t xml:space="preserve">0.9</w:t>
-            </w:r>
-          </w:p>
-        </w:tc>
-        <w:tc>
-          <w:tcPr/>
-          <w:p>
-            <w:pPr>
-              <w:pStyle w:val="Compact"/>
-            </w:pPr>
-          </w:p>
-        </w:tc>
-        <w:tc>
-          <w:tcPr/>
-          <w:p>
-            <w:pPr>
-              <w:pStyle w:val="Compact"/>
-            </w:pPr>
-          </w:p>
-        </w:tc>
-        <w:tc>
-          <w:tcPr/>
-          <w:p>
-            <w:pPr>
-              <w:pStyle w:val="Compact"/>
-            </w:pPr>
-          </w:p>
-        </w:tc>
-      </w:tr>
-      <w:tr>
-        <w:tc>
-          <w:tcPr/>
-          <w:p>
-            <w:pPr>
-              <w:pStyle w:val="Compact"/>
-              <w:jc w:val="left"/>
-            </w:pPr>
-            <w:r>
-              <w:t xml:space="preserve">Not Listed Above</w:t>
-            </w:r>
-          </w:p>
-        </w:tc>
-        <w:tc>
-          <w:tcPr/>
-          <w:p>
-            <w:pPr>
-              <w:pStyle w:val="Compact"/>
-              <w:jc w:val="right"/>
-            </w:pPr>
-            <w:r>
-              <w:t xml:space="preserve">5</w:t>
-            </w:r>
-          </w:p>
-        </w:tc>
-        <w:tc>
-          <w:tcPr/>
-          <w:p>
-            <w:pPr>
-              <w:pStyle w:val="Compact"/>
-              <w:jc w:val="right"/>
-            </w:pPr>
-            <w:r>
-              <w:t xml:space="preserve">1.5</w:t>
-            </w:r>
-          </w:p>
-        </w:tc>
-        <w:tc>
-          <w:tcPr/>
-          <w:p>
-            <w:pPr>
-              <w:pStyle w:val="Compact"/>
-            </w:pPr>
-          </w:p>
-        </w:tc>
-        <w:tc>
-          <w:tcPr/>
-          <w:p>
-            <w:pPr>
-              <w:pStyle w:val="Compact"/>
-            </w:pPr>
-          </w:p>
-        </w:tc>
-        <w:tc>
-          <w:tcPr/>
-          <w:p>
-            <w:pPr>
-              <w:pStyle w:val="Compact"/>
-            </w:pPr>
-          </w:p>
-        </w:tc>
-      </w:tr>
-      <w:tr>
-        <w:tc>
-          <w:tcPr/>
-          <w:p>
-            <w:pPr>
-              <w:pStyle w:val="Compact"/>
-              <w:jc w:val="left"/>
-            </w:pPr>
-            <w:r>
-              <w:t xml:space="preserve">White or Caucasian</w:t>
-            </w:r>
-          </w:p>
-        </w:tc>
-        <w:tc>
-          <w:tcPr/>
-          <w:p>
-            <w:pPr>
-              <w:pStyle w:val="Compact"/>
-              <w:jc w:val="right"/>
-            </w:pPr>
-            <w:r>
-              <w:t xml:space="preserve">251</w:t>
-            </w:r>
-          </w:p>
-        </w:tc>
-        <w:tc>
-          <w:tcPr/>
-          <w:p>
-            <w:pPr>
-              <w:pStyle w:val="Compact"/>
-              <w:jc w:val="right"/>
-            </w:pPr>
-            <w:r>
-              <w:t xml:space="preserve">77.5</w:t>
-            </w:r>
-          </w:p>
-        </w:tc>
-        <w:tc>
-          <w:tcPr/>
-          <w:p>
-            <w:pPr>
-              <w:pStyle w:val="Compact"/>
-            </w:pPr>
-          </w:p>
-        </w:tc>
-        <w:tc>
-          <w:tcPr/>
-          <w:p>
-            <w:pPr>
-              <w:pStyle w:val="Compact"/>
-            </w:pPr>
-          </w:p>
-        </w:tc>
-        <w:tc>
-          <w:tcPr/>
-          <w:p>
-            <w:pPr>
-              <w:pStyle w:val="Compact"/>
-            </w:pPr>
-          </w:p>
-        </w:tc>
-      </w:tr>
-      <w:tr>
-        <w:tc>
-          <w:tcPr/>
-          <w:p>
-            <w:pPr>
-              <w:pStyle w:val="Compact"/>
-              <w:jc w:val="left"/>
-            </w:pPr>
-            <w:r>
-              <w:t xml:space="preserve">Education</w:t>
-            </w:r>
-          </w:p>
-        </w:tc>
-        <w:tc>
-          <w:tcPr/>
-          <w:p>
-            <w:pPr>
-              <w:pStyle w:val="Compact"/>
-            </w:pPr>
-          </w:p>
-        </w:tc>
-        <w:tc>
-          <w:tcPr/>
-          <w:p>
-            <w:pPr>
-              <w:pStyle w:val="Compact"/>
-            </w:pPr>
-          </w:p>
-        </w:tc>
-        <w:tc>
-          <w:tcPr/>
-          <w:p>
-            <w:pPr>
-              <w:pStyle w:val="Compact"/>
-            </w:pPr>
-          </w:p>
-        </w:tc>
-        <w:tc>
-          <w:tcPr/>
-          <w:p>
-            <w:pPr>
-              <w:pStyle w:val="Compact"/>
-            </w:pPr>
-          </w:p>
-        </w:tc>
-        <w:tc>
-          <w:tcPr/>
-          <w:p>
-            <w:pPr>
-              <w:pStyle w:val="Compact"/>
-            </w:pPr>
-          </w:p>
-        </w:tc>
-      </w:tr>
-      <w:tr>
-        <w:tc>
-          <w:tcPr/>
-          <w:p>
-            <w:pPr>
-              <w:pStyle w:val="Compact"/>
-              <w:jc w:val="left"/>
-            </w:pPr>
-            <w:r>
-              <w:t xml:space="preserve">8th grade or less</w:t>
-            </w:r>
-          </w:p>
-        </w:tc>
-        <w:tc>
-          <w:tcPr/>
-          <w:p>
-            <w:pPr>
-              <w:pStyle w:val="Compact"/>
-              <w:jc w:val="right"/>
-            </w:pPr>
-            <w:r>
-              <w:t xml:space="preserve">6</w:t>
-            </w:r>
-          </w:p>
-        </w:tc>
-        <w:tc>
-          <w:tcPr/>
-          <w:p>
-            <w:pPr>
-              <w:pStyle w:val="Compact"/>
-              <w:jc w:val="right"/>
-            </w:pPr>
-            <w:r>
-              <w:t xml:space="preserve">1.9</w:t>
-            </w:r>
-          </w:p>
-        </w:tc>
-        <w:tc>
-          <w:tcPr/>
-          <w:p>
-            <w:pPr>
-              <w:pStyle w:val="Compact"/>
-            </w:pPr>
-          </w:p>
-        </w:tc>
-        <w:tc>
-          <w:tcPr/>
-          <w:p>
-            <w:pPr>
-              <w:pStyle w:val="Compact"/>
-            </w:pPr>
-          </w:p>
-        </w:tc>
-        <w:tc>
-          <w:tcPr/>
-          <w:p>
-            <w:pPr>
-              <w:pStyle w:val="Compact"/>
-            </w:pPr>
-          </w:p>
-        </w:tc>
-      </w:tr>
-      <w:tr>
-        <w:tc>
-          <w:tcPr/>
-          <w:p>
-            <w:pPr>
-              <w:pStyle w:val="Compact"/>
-              <w:jc w:val="left"/>
-            </w:pPr>
-            <w:r>
-              <w:t xml:space="preserve">Some high school, but did not graduate</w:t>
-            </w:r>
-          </w:p>
-        </w:tc>
-        <w:tc>
-          <w:tcPr/>
-          <w:p>
-            <w:pPr>
-              <w:pStyle w:val="Compact"/>
-              <w:jc w:val="right"/>
-            </w:pPr>
-            <w:r>
-              <w:t xml:space="preserve">28</w:t>
-            </w:r>
-          </w:p>
-        </w:tc>
-        <w:tc>
-          <w:tcPr/>
-          <w:p>
-            <w:pPr>
-              <w:pStyle w:val="Compact"/>
-              <w:jc w:val="right"/>
-            </w:pPr>
-            <w:r>
-              <w:t xml:space="preserve">8.6</w:t>
-            </w:r>
-          </w:p>
-        </w:tc>
-        <w:tc>
-          <w:tcPr/>
-          <w:p>
-            <w:pPr>
-              <w:pStyle w:val="Compact"/>
-            </w:pPr>
-          </w:p>
-        </w:tc>
-        <w:tc>
-          <w:tcPr/>
-          <w:p>
-            <w:pPr>
-              <w:pStyle w:val="Compact"/>
-            </w:pPr>
-          </w:p>
-        </w:tc>
-        <w:tc>
-          <w:tcPr/>
-          <w:p>
-            <w:pPr>
-              <w:pStyle w:val="Compact"/>
-            </w:pPr>
-          </w:p>
-        </w:tc>
-      </w:tr>
-      <w:tr>
-        <w:tc>
-          <w:tcPr/>
-          <w:p>
-            <w:pPr>
-              <w:pStyle w:val="Compact"/>
-              <w:jc w:val="left"/>
-            </w:pPr>
-            <w:r>
-              <w:t xml:space="preserve">High school graduate or GED</w:t>
-            </w:r>
-          </w:p>
-        </w:tc>
-        <w:tc>
-          <w:tcPr/>
-          <w:p>
-            <w:pPr>
-              <w:pStyle w:val="Compact"/>
-              <w:jc w:val="right"/>
-            </w:pPr>
-            <w:r>
-              <w:t xml:space="preserve">102</w:t>
-            </w:r>
-          </w:p>
-        </w:tc>
-        <w:tc>
-          <w:tcPr/>
-          <w:p>
-            <w:pPr>
-              <w:pStyle w:val="Compact"/>
-              <w:jc w:val="right"/>
-            </w:pPr>
-            <w:r>
-              <w:t xml:space="preserve">31.5</w:t>
-            </w:r>
-          </w:p>
-        </w:tc>
-        <w:tc>
-          <w:tcPr/>
-          <w:p>
-            <w:pPr>
-              <w:pStyle w:val="Compact"/>
-            </w:pPr>
-          </w:p>
-        </w:tc>
-        <w:tc>
-          <w:tcPr/>
-          <w:p>
-            <w:pPr>
-              <w:pStyle w:val="Compact"/>
-            </w:pPr>
-          </w:p>
-        </w:tc>
-        <w:tc>
-          <w:tcPr/>
-          <w:p>
-            <w:pPr>
-              <w:pStyle w:val="Compact"/>
-            </w:pPr>
-          </w:p>
-        </w:tc>
-      </w:tr>
-      <w:tr>
-        <w:tc>
-          <w:tcPr/>
-          <w:p>
-            <w:pPr>
-              <w:pStyle w:val="Compact"/>
-              <w:jc w:val="left"/>
-            </w:pPr>
-            <w:r>
-              <w:t xml:space="preserve">Some college or 2-year degree</w:t>
-            </w:r>
-          </w:p>
-        </w:tc>
-        <w:tc>
-          <w:tcPr/>
-          <w:p>
-            <w:pPr>
-              <w:pStyle w:val="Compact"/>
-              <w:jc w:val="right"/>
-            </w:pPr>
-            <w:r>
-              <w:t xml:space="preserve">140</w:t>
-            </w:r>
-          </w:p>
-        </w:tc>
-        <w:tc>
-          <w:tcPr/>
-          <w:p>
-            <w:pPr>
-              <w:pStyle w:val="Compact"/>
-              <w:jc w:val="right"/>
-            </w:pPr>
-            <w:r>
-              <w:t xml:space="preserve">43.2</w:t>
-            </w:r>
-          </w:p>
-        </w:tc>
-        <w:tc>
-          <w:tcPr/>
-          <w:p>
-            <w:pPr>
-              <w:pStyle w:val="Compact"/>
-            </w:pPr>
-          </w:p>
-        </w:tc>
-        <w:tc>
-          <w:tcPr/>
-          <w:p>
-            <w:pPr>
-              <w:pStyle w:val="Compact"/>
-            </w:pPr>
-          </w:p>
-        </w:tc>
-        <w:tc>
-          <w:tcPr/>
-          <w:p>
-            <w:pPr>
-              <w:pStyle w:val="Compact"/>
-            </w:pPr>
-          </w:p>
-        </w:tc>
-      </w:tr>
-      <w:tr>
-        <w:tc>
-          <w:tcPr/>
-          <w:p>
-            <w:pPr>
-              <w:pStyle w:val="Compact"/>
-              <w:jc w:val="left"/>
-            </w:pPr>
-            <w:r>
-              <w:t xml:space="preserve">4-year college graduate</w:t>
-            </w:r>
-          </w:p>
-        </w:tc>
-        <w:tc>
-          <w:tcPr/>
-          <w:p>
-            <w:pPr>
-              <w:pStyle w:val="Compact"/>
-              <w:jc w:val="right"/>
-            </w:pPr>
-            <w:r>
-              <w:t xml:space="preserve">33</w:t>
-            </w:r>
-          </w:p>
-        </w:tc>
-        <w:tc>
-          <w:tcPr/>
-          <w:p>
-            <w:pPr>
-              <w:pStyle w:val="Compact"/>
-              <w:jc w:val="right"/>
-            </w:pPr>
-            <w:r>
-              <w:t xml:space="preserve">10.2</w:t>
-            </w:r>
-          </w:p>
-        </w:tc>
-        <w:tc>
-          <w:tcPr/>
-          <w:p>
-            <w:pPr>
-              <w:pStyle w:val="Compact"/>
-            </w:pPr>
-          </w:p>
-        </w:tc>
-        <w:tc>
-          <w:tcPr/>
-          <w:p>
-            <w:pPr>
-              <w:pStyle w:val="Compact"/>
-            </w:pPr>
-          </w:p>
-        </w:tc>
-        <w:tc>
-          <w:tcPr/>
-          <w:p>
-            <w:pPr>
-              <w:pStyle w:val="Compact"/>
-            </w:pPr>
-          </w:p>
-        </w:tc>
-      </w:tr>
-      <w:tr>
-        <w:tc>
-          <w:tcPr/>
-          <w:p>
-            <w:pPr>
-              <w:pStyle w:val="Compact"/>
-              <w:jc w:val="left"/>
-            </w:pPr>
-            <w:r>
-              <w:t xml:space="preserve">More than 4-year or advanced degree</w:t>
-            </w:r>
-          </w:p>
-        </w:tc>
-        <w:tc>
-          <w:tcPr/>
-          <w:p>
-            <w:pPr>
-              <w:pStyle w:val="Compact"/>
-              <w:jc w:val="right"/>
-            </w:pPr>
-            <w:r>
-              <w:t xml:space="preserve">13</w:t>
-            </w:r>
-          </w:p>
-        </w:tc>
-        <w:tc>
-          <w:tcPr/>
-          <w:p>
-            <w:pPr>
-              <w:pStyle w:val="Compact"/>
-              <w:jc w:val="right"/>
-            </w:pPr>
-            <w:r>
-              <w:t xml:space="preserve">4.0</w:t>
-            </w:r>
-          </w:p>
-        </w:tc>
-        <w:tc>
-          <w:tcPr/>
-          <w:p>
-            <w:pPr>
-              <w:pStyle w:val="Compact"/>
-            </w:pPr>
-          </w:p>
-        </w:tc>
-        <w:tc>
-          <w:tcPr/>
-          <w:p>
-            <w:pPr>
-              <w:pStyle w:val="Compact"/>
-            </w:pPr>
-          </w:p>
-        </w:tc>
-        <w:tc>
-          <w:tcPr/>
-          <w:p>
-            <w:pPr>
-              <w:pStyle w:val="Compact"/>
-            </w:pPr>
-          </w:p>
-        </w:tc>
-      </w:tr>
-      <w:tr>
-        <w:tc>
-          <w:tcPr/>
-          <w:p>
-            <w:pPr>
-              <w:pStyle w:val="Compact"/>
-              <w:jc w:val="left"/>
-            </w:pPr>
-            <w:r>
-              <w:t xml:space="preserve">Employment</w:t>
-            </w:r>
-          </w:p>
-        </w:tc>
-        <w:tc>
-          <w:tcPr/>
-          <w:p>
-            <w:pPr>
-              <w:pStyle w:val="Compact"/>
-            </w:pPr>
-          </w:p>
-        </w:tc>
-        <w:tc>
-          <w:tcPr/>
-          <w:p>
-            <w:pPr>
-              <w:pStyle w:val="Compact"/>
-            </w:pPr>
-          </w:p>
-        </w:tc>
-        <w:tc>
-          <w:tcPr/>
-          <w:p>
-            <w:pPr>
-              <w:pStyle w:val="Compact"/>
-            </w:pPr>
-          </w:p>
-        </w:tc>
-        <w:tc>
-          <w:tcPr/>
-          <w:p>
-            <w:pPr>
-              <w:pStyle w:val="Compact"/>
-            </w:pPr>
-          </w:p>
-        </w:tc>
-        <w:tc>
-          <w:tcPr/>
-          <w:p>
-            <w:pPr>
-              <w:pStyle w:val="Compact"/>
-            </w:pPr>
-          </w:p>
-        </w:tc>
-      </w:tr>
-      <w:tr>
-        <w:tc>
-          <w:tcPr/>
-          <w:p>
-            <w:pPr>
-              <w:pStyle w:val="Compact"/>
-              <w:jc w:val="left"/>
-            </w:pPr>
-            <w:r>
-              <w:t xml:space="preserve">Disabled, not able to work</w:t>
-            </w:r>
-          </w:p>
-        </w:tc>
-        <w:tc>
-          <w:tcPr/>
-          <w:p>
-            <w:pPr>
-              <w:pStyle w:val="Compact"/>
-              <w:jc w:val="right"/>
-            </w:pPr>
-            <w:r>
-              <w:t xml:space="preserve">36</w:t>
-            </w:r>
-          </w:p>
-        </w:tc>
-        <w:tc>
-          <w:tcPr/>
-          <w:p>
-            <w:pPr>
-              <w:pStyle w:val="Compact"/>
-              <w:jc w:val="right"/>
-            </w:pPr>
-            <w:r>
-              <w:t xml:space="preserve">11.1</w:t>
-            </w:r>
-          </w:p>
-        </w:tc>
-        <w:tc>
-          <w:tcPr/>
-          <w:p>
-            <w:pPr>
-              <w:pStyle w:val="Compact"/>
-            </w:pPr>
-          </w:p>
-        </w:tc>
-        <w:tc>
-          <w:tcPr/>
-          <w:p>
-            <w:pPr>
-              <w:pStyle w:val="Compact"/>
-            </w:pPr>
-          </w:p>
-        </w:tc>
-        <w:tc>
-          <w:tcPr/>
-          <w:p>
-            <w:pPr>
-              <w:pStyle w:val="Compact"/>
-            </w:pPr>
-          </w:p>
-        </w:tc>
-      </w:tr>
-      <w:tr>
-        <w:tc>
-          <w:tcPr/>
-          <w:p>
-            <w:pPr>
-              <w:pStyle w:val="Compact"/>
-              <w:jc w:val="left"/>
-            </w:pPr>
-            <w:r>
-              <w:t xml:space="preserve">Employed, working 1-39 hours per week</w:t>
-            </w:r>
-          </w:p>
-        </w:tc>
-        <w:tc>
-          <w:tcPr/>
-          <w:p>
-            <w:pPr>
-              <w:pStyle w:val="Compact"/>
-              <w:jc w:val="right"/>
-            </w:pPr>
-            <w:r>
-              <w:t xml:space="preserve">74</w:t>
-            </w:r>
-          </w:p>
-        </w:tc>
-        <w:tc>
-          <w:tcPr/>
-          <w:p>
-            <w:pPr>
-              <w:pStyle w:val="Compact"/>
-              <w:jc w:val="right"/>
-            </w:pPr>
-            <w:r>
-              <w:t xml:space="preserve">22.8</w:t>
-            </w:r>
-          </w:p>
-        </w:tc>
-        <w:tc>
-          <w:tcPr/>
-          <w:p>
-            <w:pPr>
-              <w:pStyle w:val="Compact"/>
-            </w:pPr>
-          </w:p>
-        </w:tc>
-        <w:tc>
-          <w:tcPr/>
-          <w:p>
-            <w:pPr>
-              <w:pStyle w:val="Compact"/>
-            </w:pPr>
-          </w:p>
-        </w:tc>
-        <w:tc>
-          <w:tcPr/>
-          <w:p>
-            <w:pPr>
-              <w:pStyle w:val="Compact"/>
-            </w:pPr>
-          </w:p>
-        </w:tc>
-      </w:tr>
-      <w:tr>
-        <w:tc>
-          <w:tcPr/>
-          <w:p>
-            <w:pPr>
-              <w:pStyle w:val="Compact"/>
-              <w:jc w:val="left"/>
-            </w:pPr>
-            <w:r>
-              <w:t xml:space="preserve">Employed, working 40 or more hours per week</w:t>
-            </w:r>
-          </w:p>
-        </w:tc>
-        <w:tc>
-          <w:tcPr/>
-          <w:p>
-            <w:pPr>
-              <w:pStyle w:val="Compact"/>
-              <w:jc w:val="right"/>
-            </w:pPr>
-            <w:r>
-              <w:t xml:space="preserve">60</w:t>
-            </w:r>
-          </w:p>
-        </w:tc>
-        <w:tc>
-          <w:tcPr/>
-          <w:p>
-            <w:pPr>
-              <w:pStyle w:val="Compact"/>
-              <w:jc w:val="right"/>
-            </w:pPr>
-            <w:r>
-              <w:t xml:space="preserve">18.5</w:t>
-            </w:r>
-          </w:p>
-        </w:tc>
-        <w:tc>
-          <w:tcPr/>
-          <w:p>
-            <w:pPr>
-              <w:pStyle w:val="Compact"/>
-            </w:pPr>
-          </w:p>
-        </w:tc>
-        <w:tc>
-          <w:tcPr/>
-          <w:p>
-            <w:pPr>
-              <w:pStyle w:val="Compact"/>
-            </w:pPr>
-          </w:p>
-        </w:tc>
-        <w:tc>
-          <w:tcPr/>
-          <w:p>
-            <w:pPr>
-              <w:pStyle w:val="Compact"/>
-            </w:pPr>
-          </w:p>
-        </w:tc>
-      </w:tr>
-      <w:tr>
-        <w:tc>
-          <w:tcPr/>
-          <w:p>
-            <w:pPr>
-              <w:pStyle w:val="Compact"/>
-              <w:jc w:val="left"/>
-            </w:pPr>
-            <w:r>
-              <w:t xml:space="preserve">Not employed, NOT looking for work</w:t>
-            </w:r>
-          </w:p>
-        </w:tc>
-        <w:tc>
-          <w:tcPr/>
-          <w:p>
-            <w:pPr>
-              <w:pStyle w:val="Compact"/>
-              <w:jc w:val="right"/>
-            </w:pPr>
-            <w:r>
-              <w:t xml:space="preserve">33</w:t>
-            </w:r>
-          </w:p>
-        </w:tc>
-        <w:tc>
-          <w:tcPr/>
-          <w:p>
-            <w:pPr>
-              <w:pStyle w:val="Compact"/>
-              <w:jc w:val="right"/>
-            </w:pPr>
-            <w:r>
-              <w:t xml:space="preserve">10.2</w:t>
-            </w:r>
-          </w:p>
-        </w:tc>
-        <w:tc>
-          <w:tcPr/>
-          <w:p>
-            <w:pPr>
-              <w:pStyle w:val="Compact"/>
-            </w:pPr>
-          </w:p>
-        </w:tc>
-        <w:tc>
-          <w:tcPr/>
-          <w:p>
-            <w:pPr>
-              <w:pStyle w:val="Compact"/>
-            </w:pPr>
-          </w:p>
-        </w:tc>
-        <w:tc>
-          <w:tcPr/>
-          <w:p>
-            <w:pPr>
-              <w:pStyle w:val="Compact"/>
-            </w:pPr>
-          </w:p>
-        </w:tc>
-      </w:tr>
-      <w:tr>
-        <w:tc>
-          <w:tcPr/>
-          <w:p>
-            <w:pPr>
-              <w:pStyle w:val="Compact"/>
-              <w:jc w:val="left"/>
-            </w:pPr>
-            <w:r>
-              <w:t xml:space="preserve">Not employed, looking for work</w:t>
-            </w:r>
-          </w:p>
-        </w:tc>
-        <w:tc>
-          <w:tcPr/>
-          <w:p>
-            <w:pPr>
-              <w:pStyle w:val="Compact"/>
-              <w:jc w:val="right"/>
-            </w:pPr>
-            <w:r>
-              <w:t xml:space="preserve">116</w:t>
-            </w:r>
-          </w:p>
-        </w:tc>
-        <w:tc>
-          <w:tcPr/>
-          <w:p>
-            <w:pPr>
-              <w:pStyle w:val="Compact"/>
-              <w:jc w:val="right"/>
-            </w:pPr>
-            <w:r>
-              <w:t xml:space="preserve">35.8</w:t>
-            </w:r>
-          </w:p>
-        </w:tc>
-        <w:tc>
-          <w:tcPr/>
-          <w:p>
-            <w:pPr>
-              <w:pStyle w:val="Compact"/>
-            </w:pPr>
-          </w:p>
-        </w:tc>
-        <w:tc>
-          <w:tcPr/>
-          <w:p>
-            <w:pPr>
-              <w:pStyle w:val="Compact"/>
-            </w:pPr>
-          </w:p>
-        </w:tc>
-        <w:tc>
-          <w:tcPr/>
-          <w:p>
-            <w:pPr>
-              <w:pStyle w:val="Compact"/>
-            </w:pPr>
-          </w:p>
-        </w:tc>
-      </w:tr>
-      <w:tr>
-        <w:tc>
-          <w:tcPr/>
-          <w:p>
-            <w:pPr>
-              <w:pStyle w:val="Compact"/>
-              <w:jc w:val="left"/>
-            </w:pPr>
-            <w:r>
-              <w:t xml:space="preserve">Retired</w:t>
-            </w:r>
-          </w:p>
-        </w:tc>
-        <w:tc>
-          <w:tcPr/>
-          <w:p>
-            <w:pPr>
-              <w:pStyle w:val="Compact"/>
-              <w:jc w:val="right"/>
-            </w:pPr>
-            <w:r>
-              <w:t xml:space="preserve">3</w:t>
-            </w:r>
-          </w:p>
-        </w:tc>
-        <w:tc>
-          <w:tcPr/>
-          <w:p>
-            <w:pPr>
-              <w:pStyle w:val="Compact"/>
-              <w:jc w:val="right"/>
-            </w:pPr>
-            <w:r>
-              <w:t xml:space="preserve">0.9</w:t>
-            </w:r>
-          </w:p>
-        </w:tc>
-        <w:tc>
-          <w:tcPr/>
-          <w:p>
-            <w:pPr>
-              <w:pStyle w:val="Compact"/>
-            </w:pPr>
-          </w:p>
-        </w:tc>
-        <w:tc>
-          <w:tcPr/>
-          <w:p>
-            <w:pPr>
-              <w:pStyle w:val="Compact"/>
-            </w:pPr>
-          </w:p>
-        </w:tc>
-        <w:tc>
-          <w:tcPr/>
-          <w:p>
-            <w:pPr>
-              <w:pStyle w:val="Compact"/>
-            </w:pPr>
-          </w:p>
-        </w:tc>
-      </w:tr>
-      <w:tr>
-        <w:tc>
-          <w:tcPr/>
-          <w:p>
-            <w:pPr>
-              <w:pStyle w:val="Compact"/>
-              <w:jc w:val="left"/>
-            </w:pPr>
-            <w:r>
-              <w:t xml:space="preserve">Annual Household Income</w:t>
-            </w:r>
-          </w:p>
-        </w:tc>
-        <w:tc>
-          <w:tcPr/>
-          <w:p>
-            <w:pPr>
-              <w:pStyle w:val="Compact"/>
-            </w:pPr>
-          </w:p>
-        </w:tc>
-        <w:tc>
-          <w:tcPr/>
-          <w:p>
-            <w:pPr>
-              <w:pStyle w:val="Compact"/>
-            </w:pPr>
-          </w:p>
-        </w:tc>
-        <w:tc>
-          <w:tcPr/>
-          <w:p>
-            <w:pPr>
-              <w:pStyle w:val="Compact"/>
-            </w:pPr>
-          </w:p>
-        </w:tc>
-        <w:tc>
-          <w:tcPr/>
-          <w:p>
-            <w:pPr>
-              <w:pStyle w:val="Compact"/>
-            </w:pPr>
-          </w:p>
-        </w:tc>
-        <w:tc>
-          <w:tcPr/>
-          <w:p>
-            <w:pPr>
-              <w:pStyle w:val="Compact"/>
-            </w:pPr>
-          </w:p>
-        </w:tc>
-      </w:tr>
-      <w:tr>
-        <w:tc>
-          <w:tcPr/>
-          <w:p>
-            <w:pPr>
-              <w:pStyle w:val="Compact"/>
-              <w:jc w:val="left"/>
-            </w:pPr>
-            <w:r>
-              <w:t xml:space="preserve">Less than $25,000</w:t>
-            </w:r>
-          </w:p>
-        </w:tc>
-        <w:tc>
-          <w:tcPr/>
-          <w:p>
-            <w:pPr>
-              <w:pStyle w:val="Compact"/>
-              <w:jc w:val="right"/>
-            </w:pPr>
-            <w:r>
-              <w:t xml:space="preserve">180</w:t>
-            </w:r>
-          </w:p>
-        </w:tc>
-        <w:tc>
-          <w:tcPr/>
-          <w:p>
-            <w:pPr>
-              <w:pStyle w:val="Compact"/>
-              <w:jc w:val="right"/>
-            </w:pPr>
-            <w:r>
-              <w:t xml:space="preserve">55.6</w:t>
-            </w:r>
-          </w:p>
-        </w:tc>
-        <w:tc>
-          <w:tcPr/>
-          <w:p>
-            <w:pPr>
-              <w:pStyle w:val="Compact"/>
-            </w:pPr>
-          </w:p>
-        </w:tc>
-        <w:tc>
-          <w:tcPr/>
-          <w:p>
-            <w:pPr>
-              <w:pStyle w:val="Compact"/>
-            </w:pPr>
-          </w:p>
-        </w:tc>
-        <w:tc>
-          <w:tcPr/>
-          <w:p>
-            <w:pPr>
-              <w:pStyle w:val="Compact"/>
-            </w:pPr>
-          </w:p>
-        </w:tc>
-      </w:tr>
-      <w:tr>
-        <w:tc>
-          <w:tcPr/>
-          <w:p>
-            <w:pPr>
-              <w:pStyle w:val="Compact"/>
-              <w:jc w:val="left"/>
-            </w:pPr>
-            <w:r>
-              <w:t xml:space="preserve">$25,000 - $34,999</w:t>
-            </w:r>
-          </w:p>
-        </w:tc>
-        <w:tc>
-          <w:tcPr/>
-          <w:p>
-            <w:pPr>
-              <w:pStyle w:val="Compact"/>
-              <w:jc w:val="right"/>
-            </w:pPr>
-            <w:r>
-              <w:t xml:space="preserve">45</w:t>
-            </w:r>
-          </w:p>
-        </w:tc>
-        <w:tc>
-          <w:tcPr/>
-          <w:p>
-            <w:pPr>
-              <w:pStyle w:val="Compact"/>
-              <w:jc w:val="right"/>
-            </w:pPr>
-            <w:r>
-              <w:t xml:space="preserve">13.9</w:t>
-            </w:r>
-          </w:p>
-        </w:tc>
-        <w:tc>
-          <w:tcPr/>
-          <w:p>
-            <w:pPr>
-              <w:pStyle w:val="Compact"/>
-            </w:pPr>
-          </w:p>
-        </w:tc>
-        <w:tc>
-          <w:tcPr/>
-          <w:p>
-            <w:pPr>
-              <w:pStyle w:val="Compact"/>
-            </w:pPr>
-          </w:p>
-        </w:tc>
-        <w:tc>
-          <w:tcPr/>
-          <w:p>
-            <w:pPr>
-              <w:pStyle w:val="Compact"/>
-            </w:pPr>
-          </w:p>
-        </w:tc>
-      </w:tr>
-      <w:tr>
-        <w:tc>
-          <w:tcPr/>
-          <w:p>
-            <w:pPr>
-              <w:pStyle w:val="Compact"/>
-              <w:jc w:val="left"/>
-            </w:pPr>
-            <w:r>
-              <w:t xml:space="preserve">$35,000 - $49,999</w:t>
-            </w:r>
-          </w:p>
-        </w:tc>
-        <w:tc>
-          <w:tcPr/>
-          <w:p>
-            <w:pPr>
-              <w:pStyle w:val="Compact"/>
-              <w:jc w:val="right"/>
-            </w:pPr>
-            <w:r>
-              <w:t xml:space="preserve">39</w:t>
-            </w:r>
-          </w:p>
-        </w:tc>
-        <w:tc>
-          <w:tcPr/>
-          <w:p>
-            <w:pPr>
-              <w:pStyle w:val="Compact"/>
-              <w:jc w:val="right"/>
-            </w:pPr>
-            <w:r>
-              <w:t xml:space="preserve">12.0</w:t>
-            </w:r>
-          </w:p>
-        </w:tc>
-        <w:tc>
-          <w:tcPr/>
-          <w:p>
-            <w:pPr>
-              <w:pStyle w:val="Compact"/>
-            </w:pPr>
-          </w:p>
-        </w:tc>
-        <w:tc>
-          <w:tcPr/>
-          <w:p>
-            <w:pPr>
-              <w:pStyle w:val="Compact"/>
-            </w:pPr>
-          </w:p>
-        </w:tc>
-        <w:tc>
-          <w:tcPr/>
-          <w:p>
-            <w:pPr>
-              <w:pStyle w:val="Compact"/>
-            </w:pPr>
-          </w:p>
-        </w:tc>
-      </w:tr>
-      <w:tr>
-        <w:tc>
-          <w:tcPr/>
-          <w:p>
-            <w:pPr>
-              <w:pStyle w:val="Compact"/>
-              <w:jc w:val="left"/>
-            </w:pPr>
-            <w:r>
-              <w:t xml:space="preserve">$50,000 - $74,999</w:t>
-            </w:r>
-          </w:p>
-        </w:tc>
-        <w:tc>
-          <w:tcPr/>
-          <w:p>
-            <w:pPr>
-              <w:pStyle w:val="Compact"/>
-              <w:jc w:val="right"/>
-            </w:pPr>
-            <w:r>
-              <w:t xml:space="preserve">33</w:t>
-            </w:r>
-          </w:p>
-        </w:tc>
-        <w:tc>
-          <w:tcPr/>
-          <w:p>
-            <w:pPr>
-              <w:pStyle w:val="Compact"/>
-              <w:jc w:val="right"/>
-            </w:pPr>
-            <w:r>
-              <w:t xml:space="preserve">10.2</w:t>
-            </w:r>
-          </w:p>
-        </w:tc>
-        <w:tc>
-          <w:tcPr/>
-          <w:p>
-            <w:pPr>
-              <w:pStyle w:val="Compact"/>
-            </w:pPr>
-          </w:p>
-        </w:tc>
-        <w:tc>
-          <w:tcPr/>
-          <w:p>
-            <w:pPr>
-              <w:pStyle w:val="Compact"/>
-            </w:pPr>
-          </w:p>
-        </w:tc>
-        <w:tc>
-          <w:tcPr/>
-          <w:p>
-            <w:pPr>
-              <w:pStyle w:val="Compact"/>
-            </w:pPr>
-          </w:p>
-        </w:tc>
-      </w:tr>
-      <w:tr>
-        <w:tc>
-          <w:tcPr/>
-          <w:p>
-            <w:pPr>
-              <w:pStyle w:val="Compact"/>
-              <w:jc w:val="left"/>
-            </w:pPr>
-            <w:r>
-              <w:t xml:space="preserve">$75,000 - $99,999</w:t>
-            </w:r>
-          </w:p>
-        </w:tc>
-        <w:tc>
-          <w:tcPr/>
-          <w:p>
-            <w:pPr>
-              <w:pStyle w:val="Compact"/>
-              <w:jc w:val="right"/>
-            </w:pPr>
-            <w:r>
-              <w:t xml:space="preserve">14</w:t>
-            </w:r>
-          </w:p>
-        </w:tc>
-        <w:tc>
-          <w:tcPr/>
-          <w:p>
-            <w:pPr>
-              <w:pStyle w:val="Compact"/>
-              <w:jc w:val="right"/>
-            </w:pPr>
-            <w:r>
-              <w:t xml:space="preserve">4.3</w:t>
-            </w:r>
-          </w:p>
-        </w:tc>
-        <w:tc>
-          <w:tcPr/>
-          <w:p>
-            <w:pPr>
-              <w:pStyle w:val="Compact"/>
-            </w:pPr>
-          </w:p>
-        </w:tc>
-        <w:tc>
-          <w:tcPr/>
-          <w:p>
-            <w:pPr>
-              <w:pStyle w:val="Compact"/>
-            </w:pPr>
-          </w:p>
-        </w:tc>
-        <w:tc>
-          <w:tcPr/>
-          <w:p>
-            <w:pPr>
-              <w:pStyle w:val="Compact"/>
-            </w:pPr>
-          </w:p>
-        </w:tc>
-      </w:tr>
-      <w:tr>
-        <w:tc>
-          <w:tcPr/>
-          <w:p>
-            <w:pPr>
-              <w:pStyle w:val="Compact"/>
-              <w:jc w:val="left"/>
-            </w:pPr>
-            <w:r>
-              <w:t xml:space="preserve">$100,000 - $149,999</w:t>
-            </w:r>
-          </w:p>
-        </w:tc>
-        <w:tc>
-          <w:tcPr/>
-          <w:p>
-            <w:pPr>
-              <w:pStyle w:val="Compact"/>
-              <w:jc w:val="right"/>
-            </w:pPr>
-            <w:r>
-              <w:t xml:space="preserve">6</w:t>
-            </w:r>
-          </w:p>
-        </w:tc>
-        <w:tc>
-          <w:tcPr/>
-          <w:p>
-            <w:pPr>
-              <w:pStyle w:val="Compact"/>
-              <w:jc w:val="right"/>
-            </w:pPr>
-            <w:r>
-              <w:t xml:space="preserve">1.9</w:t>
-            </w:r>
-          </w:p>
-        </w:tc>
-        <w:tc>
-          <w:tcPr/>
-          <w:p>
-            <w:pPr>
-              <w:pStyle w:val="Compact"/>
-            </w:pPr>
-          </w:p>
-        </w:tc>
-        <w:tc>
-          <w:tcPr/>
-          <w:p>
-            <w:pPr>
-              <w:pStyle w:val="Compact"/>
-            </w:pPr>
-          </w:p>
-        </w:tc>
-        <w:tc>
-          <w:tcPr/>
-          <w:p>
-            <w:pPr>
-              <w:pStyle w:val="Compact"/>
-            </w:pPr>
-          </w:p>
-        </w:tc>
-      </w:tr>
-      <w:tr>
-        <w:tc>
-          <w:tcPr/>
-          <w:p>
-            <w:pPr>
-              <w:pStyle w:val="Compact"/>
-              <w:jc w:val="left"/>
-            </w:pPr>
-            <w:r>
-              <w:t xml:space="preserve">$150,000 - $199,999</w:t>
-            </w:r>
-          </w:p>
-        </w:tc>
-        <w:tc>
-          <w:tcPr/>
-          <w:p>
-            <w:pPr>
-              <w:pStyle w:val="Compact"/>
-              <w:jc w:val="right"/>
-            </w:pPr>
-            <w:r>
-              <w:t xml:space="preserve">4</w:t>
-            </w:r>
-          </w:p>
-        </w:tc>
-        <w:tc>
-          <w:tcPr/>
-          <w:p>
-            <w:pPr>
-              <w:pStyle w:val="Compact"/>
-              <w:jc w:val="right"/>
-            </w:pPr>
-            <w:r>
-              <w:t xml:space="preserve">1.2</w:t>
-            </w:r>
-          </w:p>
-        </w:tc>
-        <w:tc>
-          <w:tcPr/>
-          <w:p>
-            <w:pPr>
-              <w:pStyle w:val="Compact"/>
-            </w:pPr>
-          </w:p>
-        </w:tc>
-        <w:tc>
-          <w:tcPr/>
-          <w:p>
-            <w:pPr>
-              <w:pStyle w:val="Compact"/>
-            </w:pPr>
-          </w:p>
-        </w:tc>
-        <w:tc>
-          <w:tcPr/>
-          <w:p>
-            <w:pPr>
-              <w:pStyle w:val="Compact"/>
-            </w:pPr>
-          </w:p>
-        </w:tc>
-      </w:tr>
-      <w:tr>
-        <w:tc>
-          <w:tcPr/>
-          <w:p>
-            <w:pPr>
-              <w:pStyle w:val="Compact"/>
-              <w:jc w:val="left"/>
-            </w:pPr>
-            <w:r>
-              <w:t xml:space="preserve">$200,000 or more</w:t>
-            </w:r>
-          </w:p>
-        </w:tc>
-        <w:tc>
-          <w:tcPr/>
-          <w:p>
-            <w:pPr>
-              <w:pStyle w:val="Compact"/>
-              <w:jc w:val="right"/>
-            </w:pPr>
-            <w:r>
-              <w:t xml:space="preserve">1</w:t>
-            </w:r>
-          </w:p>
-        </w:tc>
-        <w:tc>
-          <w:tcPr/>
-          <w:p>
-            <w:pPr>
-              <w:pStyle w:val="Compact"/>
-              <w:jc w:val="right"/>
-            </w:pPr>
-            <w:r>
-              <w:t xml:space="preserve">0.3</w:t>
-            </w:r>
-          </w:p>
-        </w:tc>
-        <w:tc>
-          <w:tcPr/>
-          <w:p>
-            <w:pPr>
-              <w:pStyle w:val="Compact"/>
-            </w:pPr>
-          </w:p>
-        </w:tc>
-        <w:tc>
-          <w:tcPr/>
-          <w:p>
-            <w:pPr>
-              <w:pStyle w:val="Compact"/>
-            </w:pPr>
-          </w:p>
-        </w:tc>
-        <w:tc>
-          <w:tcPr/>
-          <w:p>
-            <w:pPr>
-              <w:pStyle w:val="Compact"/>
-            </w:pPr>
-          </w:p>
-        </w:tc>
-      </w:tr>
-      <w:tr>
-        <w:tc>
-          <w:tcPr/>
-          <w:p>
-            <w:pPr>
-              <w:pStyle w:val="Compact"/>
-              <w:jc w:val="left"/>
-            </w:pPr>
-            <w:r>
-              <w:t xml:space="preserve">In a Committed Romantic Relationship</w:t>
-            </w:r>
-          </w:p>
-        </w:tc>
-        <w:tc>
-          <w:tcPr/>
-          <w:p>
-            <w:pPr>
-              <w:pStyle w:val="Compact"/>
-            </w:pPr>
-          </w:p>
-        </w:tc>
-        <w:tc>
-          <w:tcPr/>
-          <w:p>
-            <w:pPr>
-              <w:pStyle w:val="Compact"/>
-            </w:pPr>
-          </w:p>
-        </w:tc>
-        <w:tc>
-          <w:tcPr/>
-          <w:p>
-            <w:pPr>
-              <w:pStyle w:val="Compact"/>
-            </w:pPr>
-          </w:p>
-        </w:tc>
-        <w:tc>
-          <w:tcPr/>
-          <w:p>
-            <w:pPr>
-              <w:pStyle w:val="Compact"/>
-            </w:pPr>
-          </w:p>
-        </w:tc>
-        <w:tc>
-          <w:tcPr/>
-          <w:p>
-            <w:pPr>
-              <w:pStyle w:val="Compact"/>
-            </w:pPr>
-          </w:p>
-        </w:tc>
-      </w:tr>
-      <w:tr>
-        <w:tc>
-          <w:tcPr/>
-          <w:p>
-            <w:pPr>
-              <w:pStyle w:val="Compact"/>
-              <w:jc w:val="left"/>
-            </w:pPr>
-            <w:r>
-              <w:t xml:space="preserve">No</w:t>
-            </w:r>
-          </w:p>
-        </w:tc>
-        <w:tc>
-          <w:tcPr/>
-          <w:p>
-            <w:pPr>
-              <w:pStyle w:val="Compact"/>
-              <w:jc w:val="right"/>
-            </w:pPr>
-            <w:r>
-              <w:t xml:space="preserve">141</w:t>
-            </w:r>
-          </w:p>
-        </w:tc>
-        <w:tc>
-          <w:tcPr/>
-          <w:p>
-            <w:pPr>
-              <w:pStyle w:val="Compact"/>
-              <w:jc w:val="right"/>
-            </w:pPr>
-            <w:r>
-              <w:t xml:space="preserve">43.5</w:t>
-            </w:r>
-          </w:p>
-        </w:tc>
-        <w:tc>
-          <w:tcPr/>
-          <w:p>
-            <w:pPr>
-              <w:pStyle w:val="Compact"/>
-            </w:pPr>
-          </w:p>
-        </w:tc>
-        <w:tc>
-          <w:tcPr/>
-          <w:p>
-            <w:pPr>
-              <w:pStyle w:val="Compact"/>
-            </w:pPr>
-          </w:p>
-        </w:tc>
-        <w:tc>
-          <w:tcPr/>
-          <w:p>
-            <w:pPr>
-              <w:pStyle w:val="Compact"/>
-            </w:pPr>
-          </w:p>
-        </w:tc>
-      </w:tr>
-      <w:tr>
-        <w:tc>
-          <w:tcPr/>
-          <w:p>
-            <w:pPr>
-              <w:pStyle w:val="Compact"/>
-              <w:jc w:val="left"/>
-            </w:pPr>
-            <w:r>
-              <w:t xml:space="preserve">Yes</w:t>
-            </w:r>
-          </w:p>
-        </w:tc>
-        <w:tc>
-          <w:tcPr/>
-          <w:p>
-            <w:pPr>
-              <w:pStyle w:val="Compact"/>
-              <w:jc w:val="right"/>
-            </w:pPr>
-            <w:r>
-              <w:t xml:space="preserve">181</w:t>
-            </w:r>
-          </w:p>
-        </w:tc>
-        <w:tc>
-          <w:tcPr/>
-          <w:p>
-            <w:pPr>
-              <w:pStyle w:val="Compact"/>
-              <w:jc w:val="right"/>
-            </w:pPr>
-            <w:r>
-              <w:t xml:space="preserve">55.9</w:t>
-            </w:r>
-          </w:p>
-        </w:tc>
-        <w:tc>
-          <w:tcPr/>
-          <w:p>
-            <w:pPr>
-              <w:pStyle w:val="Compact"/>
-            </w:pPr>
-          </w:p>
-        </w:tc>
-        <w:tc>
-          <w:tcPr/>
-          <w:p>
-            <w:pPr>
-              <w:pStyle w:val="Compact"/>
-            </w:pPr>
-          </w:p>
-        </w:tc>
-        <w:tc>
-          <w:tcPr/>
-          <w:p>
-            <w:pPr>
-              <w:pStyle w:val="Compact"/>
-            </w:pPr>
-          </w:p>
-        </w:tc>
-      </w:tr>
-      <w:tr>
-        <w:tc>
-          <w:tcPr/>
-          <w:p>
-            <w:pPr>
-              <w:pStyle w:val="Compact"/>
-              <w:jc w:val="left"/>
-            </w:pPr>
-            <w:r>
-              <w:t xml:space="preserve">DSM-5 OUD Symptom Count</w:t>
-            </w:r>
-          </w:p>
-        </w:tc>
-        <w:tc>
-          <w:tcPr/>
-          <w:p>
-            <w:pPr>
-              <w:pStyle w:val="Compact"/>
-            </w:pPr>
-          </w:p>
-        </w:tc>
-        <w:tc>
-          <w:tcPr/>
-          <w:p>
-            <w:pPr>
-              <w:pStyle w:val="Compact"/>
-            </w:pPr>
-          </w:p>
-        </w:tc>
-        <w:tc>
-          <w:tcPr/>
-          <w:p>
-            <w:pPr>
-              <w:pStyle w:val="Compact"/>
-              <w:jc w:val="right"/>
-            </w:pPr>
-            <w:r>
-              <w:t xml:space="preserve">9.9</w:t>
-            </w:r>
-          </w:p>
-        </w:tc>
-        <w:tc>
-          <w:tcPr/>
-          <w:p>
-            <w:pPr>
-              <w:pStyle w:val="Compact"/>
-              <w:jc w:val="right"/>
-            </w:pPr>
-            <w:r>
-              <w:t xml:space="preserve">2.2</w:t>
-            </w:r>
-          </w:p>
-        </w:tc>
-        <w:tc>
-          <w:tcPr/>
-          <w:p>
-            <w:pPr>
-              <w:pStyle w:val="Compact"/>
-              <w:jc w:val="left"/>
-            </w:pPr>
-            <w:r>
-              <w:t xml:space="preserve">0 - 11</w:t>
-            </w:r>
-          </w:p>
-        </w:tc>
-      </w:tr>
-      <w:tr>
-        <w:tc>
-          <w:tcPr/>
-          <w:p>
-            <w:pPr>
-              <w:pStyle w:val="Compact"/>
-              <w:jc w:val="left"/>
-            </w:pPr>
-            <w:r>
-              <w:t xml:space="preserve">OUD Medication</w:t>
-            </w:r>
-          </w:p>
-        </w:tc>
-        <w:tc>
-          <w:tcPr/>
-          <w:p>
-            <w:pPr>
-              <w:pStyle w:val="Compact"/>
-            </w:pPr>
-          </w:p>
-        </w:tc>
-        <w:tc>
-          <w:tcPr/>
-          <w:p>
-            <w:pPr>
-              <w:pStyle w:val="Compact"/>
-            </w:pPr>
-          </w:p>
-        </w:tc>
-        <w:tc>
-          <w:tcPr/>
-          <w:p>
-            <w:pPr>
-              <w:pStyle w:val="Compact"/>
-            </w:pPr>
-          </w:p>
-        </w:tc>
-        <w:tc>
-          <w:tcPr/>
-          <w:p>
-            <w:pPr>
-              <w:pStyle w:val="Compact"/>
-            </w:pPr>
-          </w:p>
-        </w:tc>
-        <w:tc>
-          <w:tcPr/>
-          <w:p>
-            <w:pPr>
-              <w:pStyle w:val="Compact"/>
-            </w:pPr>
-          </w:p>
-        </w:tc>
-      </w:tr>
-      <w:tr>
-        <w:tc>
-          <w:tcPr/>
-          <w:p>
-            <w:pPr>
-              <w:pStyle w:val="Compact"/>
-              <w:jc w:val="left"/>
-            </w:pPr>
-            <w:r>
-              <w:t xml:space="preserve">I am not taking any medications for opioid use</w:t>
-            </w:r>
-          </w:p>
-        </w:tc>
-        <w:tc>
-          <w:tcPr/>
-          <w:p>
-            <w:pPr>
-              <w:pStyle w:val="Compact"/>
-              <w:jc w:val="right"/>
-            </w:pPr>
-            <w:r>
-              <w:t xml:space="preserve">31</w:t>
-            </w:r>
-          </w:p>
-        </w:tc>
-        <w:tc>
-          <w:tcPr/>
-          <w:p>
-            <w:pPr>
-              <w:pStyle w:val="Compact"/>
-              <w:jc w:val="right"/>
-            </w:pPr>
-            <w:r>
-              <w:t xml:space="preserve">9.6</w:t>
-            </w:r>
-          </w:p>
-        </w:tc>
-        <w:tc>
-          <w:tcPr/>
-          <w:p>
-            <w:pPr>
-              <w:pStyle w:val="Compact"/>
-            </w:pPr>
-          </w:p>
-        </w:tc>
-        <w:tc>
-          <w:tcPr/>
-          <w:p>
-            <w:pPr>
-              <w:pStyle w:val="Compact"/>
-            </w:pPr>
-          </w:p>
-        </w:tc>
-        <w:tc>
-          <w:tcPr/>
-          <w:p>
-            <w:pPr>
-              <w:pStyle w:val="Compact"/>
-            </w:pPr>
-          </w:p>
-        </w:tc>
-      </w:tr>
-      <w:tr>
-        <w:tc>
-          <w:tcPr/>
-          <w:p>
-            <w:pPr>
-              <w:pStyle w:val="Compact"/>
-              <w:jc w:val="left"/>
-            </w:pPr>
-            <w:r>
-              <w:t xml:space="preserve">Medication taken daily (e.g., Suboxone, Methadone) and medication taken monthly (e.g., Vivitrol)</w:t>
-            </w:r>
-          </w:p>
-        </w:tc>
-        <w:tc>
-          <w:tcPr/>
-          <w:p>
-            <w:pPr>
-              <w:pStyle w:val="Compact"/>
-              <w:jc w:val="right"/>
-            </w:pPr>
-            <w:r>
-              <w:t xml:space="preserve">40</w:t>
-            </w:r>
-          </w:p>
-        </w:tc>
-        <w:tc>
-          <w:tcPr/>
-          <w:p>
-            <w:pPr>
-              <w:pStyle w:val="Compact"/>
-              <w:jc w:val="right"/>
-            </w:pPr>
-            <w:r>
-              <w:t xml:space="preserve">12.3</w:t>
-            </w:r>
-          </w:p>
-        </w:tc>
-        <w:tc>
-          <w:tcPr/>
-          <w:p>
-            <w:pPr>
-              <w:pStyle w:val="Compact"/>
-            </w:pPr>
-          </w:p>
-        </w:tc>
-        <w:tc>
-          <w:tcPr/>
-          <w:p>
-            <w:pPr>
-              <w:pStyle w:val="Compact"/>
-            </w:pPr>
-          </w:p>
-        </w:tc>
-        <w:tc>
-          <w:tcPr/>
-          <w:p>
-            <w:pPr>
-              <w:pStyle w:val="Compact"/>
-            </w:pPr>
-          </w:p>
-        </w:tc>
-      </w:tr>
-      <w:tr>
-        <w:tc>
-          <w:tcPr/>
-          <w:p>
-            <w:pPr>
-              <w:pStyle w:val="Compact"/>
-              <w:jc w:val="left"/>
-            </w:pPr>
-            <w:r>
-              <w:t xml:space="preserve">Medications taken daily (e.g., Suboxone, Methadone)</w:t>
-            </w:r>
-          </w:p>
-        </w:tc>
-        <w:tc>
-          <w:tcPr/>
-          <w:p>
-            <w:pPr>
-              <w:pStyle w:val="Compact"/>
-              <w:jc w:val="right"/>
-            </w:pPr>
-            <w:r>
-              <w:t xml:space="preserve">230</w:t>
-            </w:r>
-          </w:p>
-        </w:tc>
-        <w:tc>
-          <w:tcPr/>
-          <w:p>
-            <w:pPr>
-              <w:pStyle w:val="Compact"/>
-              <w:jc w:val="right"/>
-            </w:pPr>
-            <w:r>
-              <w:t xml:space="preserve">71.0</w:t>
-            </w:r>
-          </w:p>
-        </w:tc>
-        <w:tc>
-          <w:tcPr/>
-          <w:p>
-            <w:pPr>
-              <w:pStyle w:val="Compact"/>
-            </w:pPr>
-          </w:p>
-        </w:tc>
-        <w:tc>
-          <w:tcPr/>
-          <w:p>
-            <w:pPr>
-              <w:pStyle w:val="Compact"/>
-            </w:pPr>
-          </w:p>
-        </w:tc>
-        <w:tc>
-          <w:tcPr/>
-          <w:p>
-            <w:pPr>
-              <w:pStyle w:val="Compact"/>
-            </w:pPr>
-          </w:p>
-        </w:tc>
-      </w:tr>
-      <w:tr>
-        <w:tc>
-          <w:tcPr/>
-          <w:p>
-            <w:pPr>
-              <w:pStyle w:val="Compact"/>
-              <w:jc w:val="left"/>
-            </w:pPr>
-            <w:r>
-              <w:t xml:space="preserve">Medications taken monthly (e.g., Vivitrol)</w:t>
-            </w:r>
-          </w:p>
-        </w:tc>
-        <w:tc>
-          <w:tcPr/>
-          <w:p>
-            <w:pPr>
-              <w:pStyle w:val="Compact"/>
-              <w:jc w:val="right"/>
-            </w:pPr>
-            <w:r>
-              <w:t xml:space="preserve">22</w:t>
-            </w:r>
-          </w:p>
-        </w:tc>
-        <w:tc>
-          <w:tcPr/>
-          <w:p>
-            <w:pPr>
-              <w:pStyle w:val="Compact"/>
-              <w:jc w:val="right"/>
-            </w:pPr>
-            <w:r>
-              <w:t xml:space="preserve">6.8</w:t>
-            </w:r>
-          </w:p>
-        </w:tc>
-        <w:tc>
-          <w:tcPr/>
-          <w:p>
-            <w:pPr>
-              <w:pStyle w:val="Compact"/>
-            </w:pPr>
-          </w:p>
-        </w:tc>
-        <w:tc>
-          <w:tcPr/>
-          <w:p>
-            <w:pPr>
-              <w:pStyle w:val="Compact"/>
-            </w:pPr>
-          </w:p>
-        </w:tc>
-        <w:tc>
-          <w:tcPr/>
-          <w:p>
-            <w:pPr>
-              <w:pStyle w:val="Compact"/>
-            </w:pPr>
-          </w:p>
-        </w:tc>
-      </w:tr>
-      <w:tr>
-        <w:tc>
-          <w:tcPr/>
-          <w:p>
-            <w:pPr>
-              <w:pStyle w:val="Compact"/>
-              <w:jc w:val="left"/>
-            </w:pPr>
-            <w:r>
-              <w:t xml:space="preserve">Number of Overdoses in Lifetime</w:t>
-            </w:r>
-          </w:p>
-        </w:tc>
-        <w:tc>
-          <w:tcPr/>
-          <w:p>
-            <w:pPr>
-              <w:pStyle w:val="Compact"/>
-            </w:pPr>
-          </w:p>
-        </w:tc>
-        <w:tc>
-          <w:tcPr/>
-          <w:p>
-            <w:pPr>
-              <w:pStyle w:val="Compact"/>
-            </w:pPr>
-          </w:p>
-        </w:tc>
-        <w:tc>
-          <w:tcPr/>
-          <w:p>
-            <w:pPr>
-              <w:pStyle w:val="Compact"/>
-            </w:pPr>
-          </w:p>
-        </w:tc>
-        <w:tc>
-          <w:tcPr/>
-          <w:p>
-            <w:pPr>
-              <w:pStyle w:val="Compact"/>
-            </w:pPr>
-          </w:p>
-        </w:tc>
-        <w:tc>
-          <w:tcPr/>
-          <w:p>
-            <w:pPr>
-              <w:pStyle w:val="Compact"/>
-            </w:pPr>
-          </w:p>
-        </w:tc>
-      </w:tr>
-      <w:tr>
-        <w:tc>
-          <w:tcPr/>
-          <w:p>
-            <w:pPr>
-              <w:pStyle w:val="Compact"/>
-              <w:jc w:val="left"/>
-            </w:pPr>
-            <w:r>
-              <w:t xml:space="preserve">0</w:t>
-            </w:r>
-          </w:p>
-        </w:tc>
-        <w:tc>
-          <w:tcPr/>
-          <w:p>
-            <w:pPr>
-              <w:pStyle w:val="Compact"/>
-              <w:jc w:val="right"/>
-            </w:pPr>
-            <w:r>
-              <w:t xml:space="preserve">135</w:t>
-            </w:r>
-          </w:p>
-        </w:tc>
-        <w:tc>
-          <w:tcPr/>
-          <w:p>
-            <w:pPr>
-              <w:pStyle w:val="Compact"/>
-              <w:jc w:val="right"/>
-            </w:pPr>
-            <w:r>
-              <w:t xml:space="preserve">41.7</w:t>
-            </w:r>
-          </w:p>
-        </w:tc>
-        <w:tc>
-          <w:tcPr/>
-          <w:p>
-            <w:pPr>
-              <w:pStyle w:val="Compact"/>
-            </w:pPr>
-          </w:p>
-        </w:tc>
-        <w:tc>
-          <w:tcPr/>
-          <w:p>
-            <w:pPr>
-              <w:pStyle w:val="Compact"/>
-            </w:pPr>
-          </w:p>
-        </w:tc>
-        <w:tc>
-          <w:tcPr/>
-          <w:p>
-            <w:pPr>
-              <w:pStyle w:val="Compact"/>
-            </w:pPr>
-          </w:p>
-        </w:tc>
-      </w:tr>
-      <w:tr>
-        <w:tc>
-          <w:tcPr/>
-          <w:p>
-            <w:pPr>
-              <w:pStyle w:val="Compact"/>
-              <w:jc w:val="left"/>
-            </w:pPr>
-            <w:r>
-              <w:t xml:space="preserve">1 time</w:t>
-            </w:r>
-          </w:p>
-        </w:tc>
-        <w:tc>
-          <w:tcPr/>
-          <w:p>
-            <w:pPr>
-              <w:pStyle w:val="Compact"/>
-              <w:jc w:val="right"/>
-            </w:pPr>
-            <w:r>
-              <w:t xml:space="preserve">46</w:t>
-            </w:r>
-          </w:p>
-        </w:tc>
-        <w:tc>
-          <w:tcPr/>
-          <w:p>
-            <w:pPr>
-              <w:pStyle w:val="Compact"/>
-              <w:jc w:val="right"/>
-            </w:pPr>
-            <w:r>
-              <w:t xml:space="preserve">14.2</w:t>
-            </w:r>
-          </w:p>
-        </w:tc>
-        <w:tc>
-          <w:tcPr/>
-          <w:p>
-            <w:pPr>
-              <w:pStyle w:val="Compact"/>
-            </w:pPr>
-          </w:p>
-        </w:tc>
-        <w:tc>
-          <w:tcPr/>
-          <w:p>
-            <w:pPr>
-              <w:pStyle w:val="Compact"/>
-            </w:pPr>
-          </w:p>
-        </w:tc>
-        <w:tc>
-          <w:tcPr/>
-          <w:p>
-            <w:pPr>
-              <w:pStyle w:val="Compact"/>
-            </w:pPr>
-          </w:p>
-        </w:tc>
-      </w:tr>
-      <w:tr>
-        <w:tc>
-          <w:tcPr/>
-          <w:p>
-            <w:pPr>
-              <w:pStyle w:val="Compact"/>
-              <w:jc w:val="left"/>
-            </w:pPr>
-            <w:r>
-              <w:t xml:space="preserve">2-3 times</w:t>
-            </w:r>
-          </w:p>
-        </w:tc>
-        <w:tc>
-          <w:tcPr/>
-          <w:p>
-            <w:pPr>
-              <w:pStyle w:val="Compact"/>
-              <w:jc w:val="right"/>
-            </w:pPr>
-            <w:r>
-              <w:t xml:space="preserve">76</w:t>
-            </w:r>
-          </w:p>
-        </w:tc>
-        <w:tc>
-          <w:tcPr/>
-          <w:p>
-            <w:pPr>
-              <w:pStyle w:val="Compact"/>
-              <w:jc w:val="right"/>
-            </w:pPr>
-            <w:r>
-              <w:t xml:space="preserve">23.5</w:t>
-            </w:r>
-          </w:p>
-        </w:tc>
-        <w:tc>
-          <w:tcPr/>
-          <w:p>
-            <w:pPr>
-              <w:pStyle w:val="Compact"/>
-            </w:pPr>
-          </w:p>
-        </w:tc>
-        <w:tc>
-          <w:tcPr/>
-          <w:p>
-            <w:pPr>
-              <w:pStyle w:val="Compact"/>
-            </w:pPr>
-          </w:p>
-        </w:tc>
-        <w:tc>
-          <w:tcPr/>
-          <w:p>
-            <w:pPr>
-              <w:pStyle w:val="Compact"/>
-            </w:pPr>
-          </w:p>
-        </w:tc>
-      </w:tr>
-      <w:tr>
-        <w:tc>
-          <w:tcPr/>
-          <w:p>
-            <w:pPr>
-              <w:pStyle w:val="Compact"/>
-              <w:jc w:val="left"/>
-            </w:pPr>
-            <w:r>
-              <w:t xml:space="preserve">4-5 times</w:t>
-            </w:r>
-          </w:p>
-        </w:tc>
-        <w:tc>
-          <w:tcPr/>
-          <w:p>
-            <w:pPr>
-              <w:pStyle w:val="Compact"/>
-              <w:jc w:val="right"/>
-            </w:pPr>
-            <w:r>
-              <w:t xml:space="preserve">27</w:t>
-            </w:r>
-          </w:p>
-        </w:tc>
-        <w:tc>
-          <w:tcPr/>
-          <w:p>
-            <w:pPr>
-              <w:pStyle w:val="Compact"/>
-              <w:jc w:val="right"/>
-            </w:pPr>
-            <w:r>
-              <w:t xml:space="preserve">8.3</w:t>
-            </w:r>
-          </w:p>
-        </w:tc>
-        <w:tc>
-          <w:tcPr/>
-          <w:p>
-            <w:pPr>
-              <w:pStyle w:val="Compact"/>
-            </w:pPr>
-          </w:p>
-        </w:tc>
-        <w:tc>
-          <w:tcPr/>
-          <w:p>
-            <w:pPr>
-              <w:pStyle w:val="Compact"/>
-            </w:pPr>
-          </w:p>
-        </w:tc>
-        <w:tc>
-          <w:tcPr/>
-          <w:p>
-            <w:pPr>
-              <w:pStyle w:val="Compact"/>
-            </w:pPr>
-          </w:p>
-        </w:tc>
-      </w:tr>
-      <w:tr>
-        <w:tc>
-          <w:tcPr/>
-          <w:p>
-            <w:pPr>
-              <w:pStyle w:val="Compact"/>
-              <w:jc w:val="left"/>
-            </w:pPr>
-            <w:r>
-              <w:t xml:space="preserve">More than 5 times</w:t>
-            </w:r>
-          </w:p>
-        </w:tc>
-        <w:tc>
-          <w:tcPr/>
-          <w:p>
-            <w:pPr>
-              <w:pStyle w:val="Compact"/>
-              <w:jc w:val="right"/>
-            </w:pPr>
-            <w:r>
-              <w:t xml:space="preserve">38</w:t>
-            </w:r>
-          </w:p>
-        </w:tc>
-        <w:tc>
-          <w:tcPr/>
-          <w:p>
-            <w:pPr>
-              <w:pStyle w:val="Compact"/>
-              <w:jc w:val="right"/>
-            </w:pPr>
-            <w:r>
-              <w:t xml:space="preserve">11.7</w:t>
-            </w:r>
-          </w:p>
-        </w:tc>
-        <w:tc>
-          <w:tcPr/>
-          <w:p>
-            <w:pPr>
-              <w:pStyle w:val="Compact"/>
-            </w:pPr>
-          </w:p>
-        </w:tc>
-        <w:tc>
-          <w:tcPr/>
-          <w:p>
-            <w:pPr>
-              <w:pStyle w:val="Compact"/>
-            </w:pPr>
-          </w:p>
-        </w:tc>
-        <w:tc>
-          <w:tcPr/>
-          <w:p>
-            <w:pPr>
-              <w:pStyle w:val="Compact"/>
-            </w:pPr>
-          </w:p>
-        </w:tc>
-      </w:tr>
-      <w:tr>
-        <w:tc>
-          <w:tcPr/>
-          <w:p>
-            <w:pPr>
-              <w:pStyle w:val="Compact"/>
-              <w:jc w:val="left"/>
-            </w:pPr>
-            <w:r>
-              <w:t xml:space="preserve">Reported 1 or More Lapse During Study Period</w:t>
-            </w:r>
-          </w:p>
-        </w:tc>
-        <w:tc>
-          <w:tcPr/>
-          <w:p>
-            <w:pPr>
-              <w:pStyle w:val="Compact"/>
-            </w:pPr>
-          </w:p>
-        </w:tc>
-        <w:tc>
-          <w:tcPr/>
-          <w:p>
-            <w:pPr>
-              <w:pStyle w:val="Compact"/>
-            </w:pPr>
-          </w:p>
-        </w:tc>
-        <w:tc>
-          <w:tcPr/>
-          <w:p>
-            <w:pPr>
-              <w:pStyle w:val="Compact"/>
-            </w:pPr>
-          </w:p>
-        </w:tc>
-        <w:tc>
-          <w:tcPr/>
-          <w:p>
-            <w:pPr>
-              <w:pStyle w:val="Compact"/>
-            </w:pPr>
-          </w:p>
-        </w:tc>
-        <w:tc>
-          <w:tcPr/>
-          <w:p>
-            <w:pPr>
-              <w:pStyle w:val="Compact"/>
-            </w:pPr>
-          </w:p>
-        </w:tc>
-      </w:tr>
-      <w:tr>
-        <w:tc>
-          <w:tcPr/>
-          <w:p>
-            <w:pPr>
-              <w:pStyle w:val="Compact"/>
-              <w:jc w:val="left"/>
-            </w:pPr>
-            <w:r>
-              <w:t xml:space="preserve">Yes</w:t>
-            </w:r>
-          </w:p>
-        </w:tc>
-        <w:tc>
-          <w:tcPr/>
-          <w:p>
-            <w:pPr>
-              <w:pStyle w:val="Compact"/>
-              <w:jc w:val="right"/>
-            </w:pPr>
-            <w:r>
-              <w:t xml:space="preserve">137</w:t>
-            </w:r>
-          </w:p>
-        </w:tc>
-        <w:tc>
-          <w:tcPr/>
-          <w:p>
-            <w:pPr>
-              <w:pStyle w:val="Compact"/>
-              <w:jc w:val="right"/>
-            </w:pPr>
-            <w:r>
-              <w:t xml:space="preserve">42.3</w:t>
-            </w:r>
-          </w:p>
-        </w:tc>
-        <w:tc>
-          <w:tcPr/>
-          <w:p>
-            <w:pPr>
-              <w:pStyle w:val="Compact"/>
-            </w:pPr>
-          </w:p>
-        </w:tc>
-        <w:tc>
-          <w:tcPr/>
-          <w:p>
-            <w:pPr>
-              <w:pStyle w:val="Compact"/>
-            </w:pPr>
-          </w:p>
-        </w:tc>
-        <w:tc>
-          <w:tcPr/>
-          <w:p>
-            <w:pPr>
-              <w:pStyle w:val="Compact"/>
-            </w:pPr>
-          </w:p>
-        </w:tc>
-      </w:tr>
-      <w:tr>
-        <w:tc>
-          <w:tcPr/>
-          <w:p>
-            <w:pPr>
-              <w:pStyle w:val="Compact"/>
-              <w:jc w:val="left"/>
-            </w:pPr>
-            <w:r>
-              <w:t xml:space="preserve">No</w:t>
-            </w:r>
-          </w:p>
-        </w:tc>
-        <w:tc>
-          <w:tcPr/>
-          <w:p>
-            <w:pPr>
-              <w:pStyle w:val="Compact"/>
-              <w:jc w:val="right"/>
-            </w:pPr>
-            <w:r>
-              <w:t xml:space="preserve">187</w:t>
-            </w:r>
-          </w:p>
-        </w:tc>
-        <w:tc>
-          <w:tcPr/>
-          <w:p>
-            <w:pPr>
-              <w:pStyle w:val="Compact"/>
-              <w:jc w:val="right"/>
-            </w:pPr>
-            <w:r>
-              <w:t xml:space="preserve">57.7</w:t>
-            </w:r>
-          </w:p>
-        </w:tc>
-        <w:tc>
-          <w:tcPr/>
-          <w:p>
-            <w:pPr>
-              <w:pStyle w:val="Compact"/>
-            </w:pPr>
-          </w:p>
-        </w:tc>
-        <w:tc>
-          <w:tcPr/>
-          <w:p>
-            <w:pPr>
-              <w:pStyle w:val="Compact"/>
-            </w:pPr>
-          </w:p>
-        </w:tc>
-        <w:tc>
-          <w:tcPr/>
-          <w:p>
-            <w:pPr>
-              <w:pStyle w:val="Compact"/>
-            </w:pPr>
-          </w:p>
-        </w:tc>
-      </w:tr>
-      <w:tr>
-        <w:tc>
-          <w:tcPr/>
-          <w:p>
-            <w:pPr>
-              <w:pStyle w:val="Compact"/>
-              <w:jc w:val="left"/>
-            </w:pPr>
-            <w:r>
-              <w:t xml:space="preserve">Number of reported lapses</w:t>
-            </w:r>
-          </w:p>
-        </w:tc>
-        <w:tc>
-          <w:tcPr/>
-          <w:p>
-            <w:pPr>
-              <w:pStyle w:val="Compact"/>
-            </w:pPr>
-          </w:p>
-        </w:tc>
-        <w:tc>
-          <w:tcPr/>
-          <w:p>
-            <w:pPr>
-              <w:pStyle w:val="Compact"/>
-            </w:pPr>
-          </w:p>
-        </w:tc>
-        <w:tc>
-          <w:tcPr/>
-          <w:p>
-            <w:pPr>
-              <w:pStyle w:val="Compact"/>
-              <w:jc w:val="right"/>
-            </w:pPr>
-            <w:r>
-              <w:t xml:space="preserve">9.1</w:t>
-            </w:r>
-          </w:p>
-        </w:tc>
-        <w:tc>
-          <w:tcPr/>
-          <w:p>
-            <w:pPr>
-              <w:pStyle w:val="Compact"/>
-              <w:jc w:val="right"/>
-            </w:pPr>
-            <w:r>
-              <w:t xml:space="preserve">25.0</w:t>
-            </w:r>
-          </w:p>
-        </w:tc>
-        <w:tc>
-          <w:tcPr/>
-          <w:p>
-            <w:pPr>
-              <w:pStyle w:val="Compact"/>
-              <w:jc w:val="left"/>
-            </w:pPr>
-            <w:r>
-              <w:t xml:space="preserve">0 - 164</w:t>
-            </w:r>
-          </w:p>
-        </w:tc>
-      </w:tr>
-    </w:tbl>
-    <w:p>
-      <w:pPr>
-        <w:pStyle w:val="BodyText"/>
-      </w:pPr>
-      <w:r>
-        <w:rPr>
-          <w:vertAlign w:val="subscript"/>
-        </w:rPr>
-        <w:t xml:space="preserve">Source:</w:t>
-      </w:r>
-      <w:r>
-        <w:rPr>
-          <w:vertAlign w:val="subscript"/>
-        </w:rPr>
-        <w:t xml:space="preserve"> </w:t>
-      </w:r>
-      <w:hyperlink r:id="rId20">
-        <w:r>
-          <w:rPr>
-            <w:rStyle w:val="Hyperlink"/>
-            <w:vertAlign w:val="subscript"/>
-          </w:rPr>
-          <w:t xml:space="preserve">Article Notebook</w:t>
-        </w:r>
-      </w:hyperlink>
+        <w:t xml:space="preserve">Expand risk factors(started to look at geolocation features - but sensing method could be improved, other potential sensing methods?) -</w:t>
+      </w:r>
     </w:p>
     <w:bookmarkEnd w:id="146"/>
-    <w:bookmarkStart w:id="147" w:name="procedure-2"/>
-    <w:p>
-      <w:pPr>
-        <w:pStyle w:val="Heading3"/>
-      </w:pPr>
-      <w:r>
-        <w:t xml:space="preserve">4.3.2 Procedure</w:t>
-      </w:r>
-    </w:p>
-    <w:p>
-      <w:pPr>
-        <w:pStyle w:val="FirstParagraph"/>
-      </w:pPr>
-      <w:r>
-        <w:t xml:space="preserve">Participants who screened eligible were consented and onboarded over video or phone call. All participants were instructed to download the STARR study app (a version of CHESS). After this meeting participants were instructed to watch a set of video tutorials for learning how to use the app. One week later they participated in a check-in video or phone call with study staff to answer any questions about the app and troubleshoot any technical issues. At this time, study staff also mailed onboarding materials to participants, including a payment card. Participants were expected to complete monthly surveys to remain on study. At the end of the study participants met with study staff for a final debriefing video or phone call.</w:t>
-      </w:r>
-    </w:p>
-    <w:bookmarkEnd w:id="147"/>
-    <w:bookmarkStart w:id="152" w:name="measures-2"/>
-    <w:p>
-      <w:pPr>
-        <w:pStyle w:val="Heading3"/>
-      </w:pPr>
-      <w:r>
-        <w:t xml:space="preserve">4.3.3 Measures</w:t>
-      </w:r>
-    </w:p>
-    <w:bookmarkStart w:id="148" w:name="individual-characteristics-1"/>
-    <w:p>
-      <w:pPr>
-        <w:pStyle w:val="Heading4"/>
-      </w:pPr>
-      <w:r>
-        <w:t xml:space="preserve">4.3.3.1 Individual Characteristics</w:t>
-      </w:r>
-    </w:p>
-    <w:p>
-      <w:pPr>
-        <w:pStyle w:val="FirstParagraph"/>
-      </w:pPr>
-      <w:r>
-        <w:t xml:space="preserve">We collected self-report information about demographics (age, gender, orientation, race/ethnicity, education, employment, income, relationship status, location) and clinical characteristics (DSM-5 OUD symptom count, MOUD medication, number of lifetime overdoses) to characterize our sample. Demographic information will be included as features in our models. A subset of these variables (gender, race/ethnicity, income, and location) will be used for model fairness analyses, as they have documented disparities in treatment access and outcomes.</w:t>
-      </w:r>
-    </w:p>
-    <w:p>
-      <w:pPr>
-        <w:pStyle w:val="BodyText"/>
-      </w:pPr>
-      <w:r>
-        <w:t xml:space="preserve">As part of the aims of the parent project we collected many other trait and state measures throughout the study. A complete list of all measures will be made available on our study’s OSF page.</w:t>
-      </w:r>
-    </w:p>
-    <w:bookmarkEnd w:id="148"/>
-    <w:bookmarkStart w:id="149" w:name="daily-surveys"/>
-    <w:p>
-      <w:pPr>
-        <w:pStyle w:val="Heading4"/>
-      </w:pPr>
-      <w:r>
-        <w:t xml:space="preserve">4.3.3.2 Daily Surveys</w:t>
-      </w:r>
-    </w:p>
-    <w:p>
-      <w:pPr>
-        <w:pStyle w:val="FirstParagraph"/>
-      </w:pPr>
-      <w:r>
-        <w:t xml:space="preserve">Participants completed one brief (16 questions) daily survey. Daily surveys became available in star app each morning at 6 am. The survey remind open until 5:59 am the next day. Push notifications were also sent to participants to remind them that they had a new task that had not been completed yet.</w:t>
-      </w:r>
-    </w:p>
-    <w:p>
-      <w:pPr>
-        <w:pStyle w:val="BodyText"/>
-      </w:pPr>
-      <w:r>
-        <w:t xml:space="preserve">On each survey, participants reported dates/times of any previously unreported past opioid use. They also reported any other drugs or alcohol used in the past 24 hours and whether they took their MOUD as prescribed. Next, participants rated the maximum intensity of recent (i.e., since last EMA) experiences of pain, craving, risky situations, stressful events, and pleasant events. Next, participants rated their sleep and how depressed, angry, anxious, relaxed, and happy they have felt in the past 24 hours. Finally, participants rated how motivated they were to completely avoid using opioids for non-medical reasons and how confident they were in their ability to completely avoid using opioids for non-medical reasons.</w:t>
-      </w:r>
-    </w:p>
-    <w:p>
-      <w:pPr>
-        <w:pStyle w:val="BodyText"/>
-      </w:pPr>
-      <w:r>
-        <w:t xml:space="preserve">Participants were withdrawn early from the study if they did not complete at least 20 daily surveys in a four week period.</w:t>
-      </w:r>
-    </w:p>
-    <w:bookmarkEnd w:id="149"/>
-    <w:bookmarkStart w:id="150" w:name="monthly-surveys"/>
-    <w:p>
-      <w:pPr>
-        <w:pStyle w:val="Heading4"/>
-      </w:pPr>
-      <w:r>
-        <w:t xml:space="preserve">4.3.3.3 Monthly Surveys</w:t>
-      </w:r>
-    </w:p>
-    <w:p>
-      <w:pPr>
-        <w:pStyle w:val="FirstParagraph"/>
-      </w:pPr>
-      <w:r>
-        <w:t xml:space="preserve">Monthly surveys consisted of several clinical scales as part of the parent project’s aims. The monthly survey was also personalized to ask a series of questions about participants’ frequent locations (identified by geolocation sensing - see Sensed Geolocation section below). For locations that participants visited twice in a month, they were asked to identify the type of location, what they do there, how pleasant and unpleasant their experience is there, and how much this place helps and harms their recovery from opioids.</w:t>
-      </w:r>
-    </w:p>
-    <w:p>
-      <w:pPr>
-        <w:pStyle w:val="BodyText"/>
-      </w:pPr>
-      <w:r>
-        <w:t xml:space="preserve">Participants were withdrawn early from the study if they missed three monthly surveys.</w:t>
-      </w:r>
-    </w:p>
-    <w:bookmarkEnd w:id="150"/>
-    <w:bookmarkStart w:id="151" w:name="sensed-geolocation"/>
-    <w:p>
-      <w:pPr>
-        <w:pStyle w:val="Heading4"/>
-      </w:pPr>
-      <w:r>
-        <w:t xml:space="preserve">4.3.3.4 Sensed Geolocation</w:t>
-      </w:r>
-    </w:p>
-    <w:p>
-      <w:pPr>
-        <w:pStyle w:val="FirstParagraph"/>
-      </w:pPr>
-      <w:r>
-        <w:t xml:space="preserve">Continuous sensed geolocation was collected through the STARR app. Geolocation was contextualized by asking questions about frequently visited locations in each monthly survey (see Monthly Surveys section above).</w:t>
-      </w:r>
-    </w:p>
-    <w:p>
-      <w:pPr>
-        <w:pStyle w:val="BodyText"/>
-      </w:pPr>
-      <w:r>
-        <w:t xml:space="preserve">Participants were shown how to temporarily turn off sharing geolocation with us. However, participants were expected to share their location with the STARR app and were withdrawn from the study if they did consistently provide geolocation data (i.e., disabling location sharing for more than 12 hours in a four-week period).</w:t>
-      </w:r>
-    </w:p>
-    <w:bookmarkEnd w:id="151"/>
-    <w:bookmarkEnd w:id="152"/>
-    <w:bookmarkStart w:id="160" w:name="planned-data-analyses"/>
-    <w:p>
-      <w:pPr>
-        <w:pStyle w:val="Heading3"/>
-      </w:pPr>
-      <w:r>
-        <w:t xml:space="preserve">4.3.4 Planned Data Analyses</w:t>
-      </w:r>
-    </w:p>
-    <w:bookmarkStart w:id="153" w:name="labels-1"/>
-    <w:p>
-      <w:pPr>
-        <w:pStyle w:val="Heading4"/>
-      </w:pPr>
-      <w:r>
-        <w:t xml:space="preserve">4.3.4.1 Labels</w:t>
-      </w:r>
-    </w:p>
-    <w:p>
-      <w:pPr>
-        <w:pStyle w:val="FirstParagraph"/>
-      </w:pPr>
-      <w:r>
-        <w:t xml:space="preserve">Prediction windows are 24 hours in width. The 24-hour windows roll day-by-day starting at 6 am in the participant’s own time zone. The start and end date/time of past opioid use were reported on the first daily survey item. Each prediction window was labeled as a lapse if opioid use was reported as occurring between 6 am that day and 5:59 am the next morning. Windows with no reported opioid use were labeled as no lapse.</w:t>
-      </w:r>
-    </w:p>
-    <w:p>
-      <w:pPr>
-        <w:pStyle w:val="BodyText"/>
-      </w:pPr>
-      <w:r>
-        <w:t xml:space="preserve">We ended up with a total of 93376 labels, with 2% labeled as lapses.</w:t>
-      </w:r>
-    </w:p>
-    <w:bookmarkEnd w:id="153"/>
-    <w:bookmarkStart w:id="154" w:name="feature-engineering-2"/>
-    <w:p>
-      <w:pPr>
-        <w:pStyle w:val="Heading4"/>
-      </w:pPr>
-      <w:r>
-        <w:t xml:space="preserve">4.3.4.2 Feature Engineering</w:t>
-      </w:r>
-    </w:p>
-    <w:p>
-      <w:pPr>
-        <w:pStyle w:val="FirstParagraph"/>
-      </w:pPr>
-      <w:r>
-        <w:t xml:space="preserve">Features will be derived from four sources:</w:t>
+    <w:bookmarkStart w:id="147" w:name="recovery-monitoring-support-system"/>
+    <w:p>
+      <w:pPr>
+        <w:pStyle w:val="Heading2"/>
+      </w:pPr>
+      <w:r>
+        <w:t xml:space="preserve">5.3 Recovery Monitoring Support System</w:t>
       </w:r>
     </w:p>
     <w:p>
@@ -14980,7 +10139,7 @@
         </w:numPr>
       </w:pPr>
       <w:r>
-        <w:t xml:space="preserve">Prediction window: We will dummy-code features for day of the week for the start of the prediction window.</w:t>
+        <w:t xml:space="preserve">Where this puts us in terms of feasibility (people provide data for up to 1 year and data yields accurate predictions of next day alcohol and opioid use)</w:t>
       </w:r>
     </w:p>
     <w:p>
@@ -14991,7 +10150,7 @@
         </w:numPr>
       </w:pPr>
       <w:r>
-        <w:t xml:space="preserve">Demographics: We will create dummy-coded features for age (18-25 years, 26-35 years, 36-45 years, 46-55 years, 56 years or older), personal income (less than $25,000, more than $25,000), sex at birth (male, female), race/ethnicity (non-Hispanic White vs. not White), geographic location (urban, suburban, rural), relationship status (in committed relationship, not in committed relationsip), education (high school or less, some college, college degree), and employment (employed, not employed).</w:t>
+        <w:t xml:space="preserve">Optimize the delivery of risk-relevant feedback</w:t>
       </w:r>
     </w:p>
     <w:p>
@@ -15002,7 +10161,7 @@
         </w:numPr>
       </w:pPr>
       <w:r>
-        <w:t xml:space="preserve">Previous daily survey responses: We will create raw and change features using daily surveys in varying feature scoring epochs (i.e., 48, 72, and 168 hours) before the start of the prediction window for all daily survey items. Raw features will include min, max, and median scores for each daily survey item across all daily surveys in each epoch for that participant. We will also calculate change features by subtracting each participant’s baseline mean score for each daily survey item from their raw feature. These baseline mean scores will be calculated using all of their daily surveys collected from the start of their participation until the start of the prediction window. We also will create raw and change features based on the most recent response for each daily survey question and raw and change rate features from previously reported lapses and number of completed daily surveys.</w:t>
+        <w:t xml:space="preserve">Discuss treatment matching to top featutres</w:t>
       </w:r>
     </w:p>
     <w:p>
@@ -15013,901 +10172,175 @@
         </w:numPr>
       </w:pPr>
       <w:r>
-        <w:t xml:space="preserve">Geolocation data: We will calculate raw and change features for time spent in locations harmful to recovery, time spent in locations helpful for recovery, time spent in pleasant locations, time spent in unpleasant locations, location variance, type of location, and activity done at location over varying feature scoring epochs (i.e., 6, 12, 24, 48, 72, and 168 hours).</w:t>
-      </w:r>
-    </w:p>
-    <w:p>
-      <w:pPr>
-        <w:pStyle w:val="FirstParagraph"/>
-      </w:pPr>
-      <w:r>
-        <w:t xml:space="preserve">Other generic feature engineering steps will include imputing missing data (median imputation for numeric features, mode imputation for nominal features) and removing zero and near-zero variance features as determined from held-in data (see Cross-validation section below).</w:t>
-      </w:r>
-    </w:p>
-    <w:bookmarkEnd w:id="154"/>
-    <w:bookmarkStart w:id="159" w:name="model-training-and-evaluation-2"/>
-    <w:p>
-      <w:pPr>
-        <w:pStyle w:val="Heading4"/>
-      </w:pPr>
-      <w:r>
-        <w:t xml:space="preserve">4.3.4.3 Model Training and Evaluation</w:t>
-      </w:r>
-    </w:p>
-    <w:bookmarkStart w:id="155" w:name="cross-validation-1"/>
-    <w:p>
-      <w:pPr>
-        <w:pStyle w:val="Heading5"/>
-      </w:pPr>
-      <w:r>
-        <w:t xml:space="preserve">4.3.4.3.1 Cross Validation</w:t>
-      </w:r>
-    </w:p>
-    <w:p>
-      <w:pPr>
-        <w:pStyle w:val="FirstParagraph"/>
-      </w:pPr>
-      <w:r>
-        <w:t xml:space="preserve">We will consider candidate Xgboost model configurations that differ across sensible values for key hyperparameters and outcome resampling method (i.e., no resampling and up-sampling and down-sampling of the outcome using majority/no lapse to minority/lapse ratios ranging from 1:1 to 5:1).</w:t>
-      </w:r>
-    </w:p>
-    <w:p>
-      <w:pPr>
-        <w:pStyle w:val="BodyText"/>
-      </w:pPr>
-      <w:r>
-        <w:t xml:space="preserve">We will use participant-grouped, nested cross-validation for model training, selection, and evaluation with auROC. auROC indexes the probability that the model will predict a higher score for a randomly selected positive case (lapse) relative to a randomly selected negative case (no lapse). Grouped cross-validation assigns all data from a participant as either held-in or held-out to avoid bias introduced when predicting a participant’s data from their own data. We will use 1 repeat of 10-fold cross-validation for the inner loops (i.e., validation sets) and 3 repeats of 10-fold cross-validation for the outer loop (i.e., test sets). Best model configurations will be selected using median auROC across the 10 validation sets. Final performance of these best model configurations will be evaluated using median auROC across the 30 test sets.</w:t>
-      </w:r>
-    </w:p>
-    <w:bookmarkEnd w:id="155"/>
-    <w:bookmarkStart w:id="156" w:name="bayesian-model-1"/>
-    <w:p>
-      <w:pPr>
-        <w:pStyle w:val="Heading5"/>
-      </w:pPr>
-      <w:r>
-        <w:t xml:space="preserve">4.3.4.3.2 Bayesian Model</w:t>
-      </w:r>
-    </w:p>
-    <w:p>
-      <w:pPr>
-        <w:pStyle w:val="FirstParagraph"/>
-      </w:pPr>
-      <w:r>
-        <w:t xml:space="preserve">We will use a Bayesian hierarchical generalized linear model to estimate the posterior probability distributions and 95% Bayesian credible intervals (CIs) from the 30 held-out test sets for our best model. We will use the rstanarm default autoscaled, weakly informative, data-dependent priors that take into account the order of magnitude of the variables to provide some regularization to stabilize computation and avoid over-fitting. We will set two random intercepts to account for our resampling method: one for the repeat, and another for the fold nested within repeat.</w:t>
-      </w:r>
-    </w:p>
-    <w:p>
-      <w:pPr>
-        <w:pStyle w:val="BodyText"/>
-      </w:pPr>
-      <w:r>
-        <w:t xml:space="preserve">From the Bayesian model we will obtain the posterior distribution and Bayeisan CI for auROCs our best model. To evaluate our models’ overall performance we will report the median posterior probability for auROC and Bayesian CI. This represents our best estimate for the magnitude of the auROC parameter. If the credible interval does not contain .5 (chance performance), this provides strong evidence (&gt; .95 probability) that our model is capturing signal in the data.</w:t>
-      </w:r>
-    </w:p>
-    <w:bookmarkEnd w:id="156"/>
-    <w:bookmarkStart w:id="157" w:name="fairness-analyses-2"/>
-    <w:p>
-      <w:pPr>
-        <w:pStyle w:val="Heading5"/>
-      </w:pPr>
-      <w:r>
-        <w:t xml:space="preserve">4.3.4.3.3 Fairness Analyses</w:t>
-      </w:r>
-    </w:p>
-    <w:p>
-      <w:pPr>
-        <w:pStyle w:val="FirstParagraph"/>
-      </w:pPr>
-      <w:r>
-        <w:t xml:space="preserve">We will calculate the median posterior probability and 95% Bayesian CI for auROC for our best model separately by race/ethnicity (not White vs. non-Hispanic White), income (below $25,000 vs. above $25,000), sex at birth (female vs. male), and location (rural vs. other). We will conduct Bayesian group comparisons to assess the likelihood that each model performs differently by group. We will report the precise posterior probability for the difference in auROCs and the 95% Bayesian CIs for each model comparison.</w:t>
-      </w:r>
-    </w:p>
-    <w:bookmarkEnd w:id="157"/>
-    <w:bookmarkStart w:id="158" w:name="feature-importance-2"/>
-    <w:p>
-      <w:pPr>
-        <w:pStyle w:val="Heading5"/>
-      </w:pPr>
-      <w:r>
-        <w:t xml:space="preserve">4.3.4.3.4 Feature Importance</w:t>
-      </w:r>
-    </w:p>
-    <w:p>
-      <w:pPr>
-        <w:pStyle w:val="FirstParagraph"/>
-      </w:pPr>
-      <w:r>
-        <w:t xml:space="preserve">We will calculate Shapley values in log-odds units for binary classification models from the 30 test sets to provide a description of the importance of categories of features across our best model. We will average the three Shapley values for each observation for each feature (i.e., across the three repeats) to increase their stability. An inherent property of Shapley values is their additivity, allowing us to combine features into feature categories. We will create separate feature categories for each of the 15 daily survey questions, past opioid use, missing daily surveys, time spent in risky locations, and time spent at known locations (separate by type of location). We will calculate the local (i.e., for each observation) importance for each category of features by adding Shapley values across all features in a category, separately for each observation. We will calculate global importance for each feature category by averaging the absolute value of the Shapley values of all features in the category across all observations. These local and global importance scores based on Shapley values allow us to contextualize relative feature importance for our model.</w:t>
-      </w:r>
-    </w:p>
-    <w:bookmarkEnd w:id="158"/>
-    <w:bookmarkEnd w:id="159"/>
-    <w:bookmarkEnd w:id="160"/>
-    <w:bookmarkEnd w:id="161"/>
-    <w:bookmarkEnd w:id="162"/>
-    <w:bookmarkStart w:id="362" w:name="Xf5581b66f43728ef5ffd992cdda23f782393606"/>
-    <w:p>
-      <w:pPr>
-        <w:pStyle w:val="Heading1"/>
-      </w:pPr>
-      <w:r>
-        <w:t xml:space="preserve">5. Chapter 5: State-space models for idiographic risk monitoring and recovery support recommendations</w:t>
-      </w:r>
-    </w:p>
-    <w:bookmarkStart w:id="163" w:name="introduction-4"/>
+        <w:t xml:space="preserve">other ways to personalize, recommendation based on Shapley and risk probability?</w:t>
+      </w:r>
+    </w:p>
+    <w:bookmarkEnd w:id="147"/>
+    <w:bookmarkStart w:id="148" w:name="considerations-for-real-world-deployment"/>
     <w:p>
       <w:pPr>
         <w:pStyle w:val="Heading2"/>
       </w:pPr>
       <w:r>
-        <w:t xml:space="preserve">5.1 Introduction</w:t>
-      </w:r>
-    </w:p>
-    <w:p>
-      <w:pPr>
-        <w:pStyle w:val="FirstParagraph"/>
-      </w:pPr>
-      <w:r>
-        <w:t xml:space="preserve">Lapse risk is multidimensional. The extant relapse prevention literature suggests relapse is preceeded by a complex interplay of factors, including include emotional or cognitive states, environmental contingencies, and physiological states</w:t>
-      </w:r>
-      <w:r>
-        <w:t xml:space="preserve"> </w:t>
-      </w:r>
-      <w:r>
-        <w:t xml:space="preserve">(K. A. Witkiewitz &amp; Marlatt, 2007; K. Witkiewitz &amp; Marlatt, 2007)</w:t>
-      </w:r>
-      <w:r>
-        <w:t xml:space="preserve">. For reasons related to burden and cost, researchers typically rely on a handful of course categories of risk-relevant features (e.g., self-reported craving, self-reported self-efficacy, geolocation-sensed time spent in risky locations) to model an unknown hidden state of an individual (i.e., their true lapse risk).</w:t>
-      </w:r>
-    </w:p>
-    <w:p>
-      <w:pPr>
-        <w:pStyle w:val="BodyText"/>
-      </w:pPr>
-      <w:r>
-        <w:t xml:space="preserve">Moreover, lapse risk factors differ between individuals and within an individual over time. Personalized models (i.e., a model built for a specific individual using their own data) that make use of time-varying information in repeated measures may be able to better understand between and within subject differences in lapse risk trajectories, leading to more accurate predictions.</w:t>
-      </w:r>
-    </w:p>
-    <w:p>
-      <w:pPr>
-        <w:pStyle w:val="BodyText"/>
-      </w:pPr>
-      <w:r>
-        <w:t xml:space="preserve">State-space models may be one approach for modeling the multidimensional, heterogeneous, and time-varying construct of lapse risk. State-space models are time series models that describe the relationship between the observed measured inputs and the unknown latent state while accounting for how this latent state evolves over time. They personalize lapse risk prediction by using an individual’s own data to make future predictions about lapse risk for that single individual. Furthermore, predictions can be made at any point into the future at a single prediction timepoint from a single model. These individual models that integrate time-varying information could improve performance for our lagged prediction models. They may also help mitigate issues of unfairness, as the model will weigh the individual’s own data more heavily than group level estimates.</w:t>
-      </w:r>
-    </w:p>
-    <w:bookmarkEnd w:id="163"/>
-    <w:bookmarkStart w:id="164" w:name="specific-aims-2"/>
+        <w:t xml:space="preserve">5.4 Considerations for Real World Deployment</w:t>
+      </w:r>
+    </w:p>
+    <w:p>
+      <w:pPr>
+        <w:pStyle w:val="Compact"/>
+        <w:numPr>
+          <w:ilvl w:val="0"/>
+          <w:numId w:val="1008"/>
+        </w:numPr>
+      </w:pPr>
+      <w:r>
+        <w:t xml:space="preserve">re-evaluating for performance drift, updating with data from target sample,</w:t>
+      </w:r>
+    </w:p>
+    <w:bookmarkEnd w:id="148"/>
+    <w:bookmarkStart w:id="149" w:name="additional-future-directions"/>
     <w:p>
       <w:pPr>
         <w:pStyle w:val="Heading2"/>
       </w:pPr>
       <w:r>
-        <w:t xml:space="preserve">5.2 Specific Aims</w:t>
-      </w:r>
-    </w:p>
-    <w:p>
-      <w:pPr>
-        <w:pStyle w:val="FirstParagraph"/>
-      </w:pPr>
-      <w:r>
-        <w:t xml:space="preserve">In this study, we will evaluate the performance and fairness of a hierarchichal Gaussian linear state-space model (also known as a dynamic linear model) for opioid lapse risk prediction using the same daily survey and geolocation data introduced in study 3 (Chapter 4).</w:t>
-      </w:r>
-    </w:p>
-    <w:p>
-      <w:pPr>
-        <w:pStyle w:val="BodyText"/>
-      </w:pPr>
-      <w:r>
-        <w:t xml:space="preserve">Specifically, we will:</w:t>
-      </w:r>
-    </w:p>
-    <w:p>
-      <w:pPr>
-        <w:pStyle w:val="BodyText"/>
-      </w:pPr>
-      <w:r>
-        <w:rPr>
-          <w:b/>
-          <w:bCs/>
-        </w:rPr>
-        <w:t xml:space="preserve">1. Evaluate the performance (auROC) of personalized state-space models that predict immediate (next day) opioid lapse risk from geolocation and daily surveys.</w:t>
-      </w:r>
-      <w:r>
-        <w:t xml:space="preserve"> </w:t>
-      </w:r>
-      <w:r>
-        <w:t xml:space="preserve">In this aim we will compare the performance of state-space models to our traditional machine learning model in study 3 (chapter 4) to determine if individualized models that account for time are superior for lapse risk prediction.</w:t>
-      </w:r>
-    </w:p>
-    <w:p>
-      <w:pPr>
-        <w:pStyle w:val="BodyText"/>
-      </w:pPr>
-      <w:r>
-        <w:rPr>
-          <w:b/>
-          <w:bCs/>
-        </w:rPr>
-        <w:t xml:space="preserve">2. Use the same models from Aim 1 to evaluate their performance for predicting future lapse risk (i.e., lapse risk in the next two weeks and the next month).</w:t>
-      </w:r>
-      <w:r>
-        <w:t xml:space="preserve"> </w:t>
-      </w:r>
-      <w:r>
-        <w:t xml:space="preserve">A benefit of time series models, like state-space models, is that they could potentially improve the efficiency and performance of lagged prediction models (compared to traditional machine learning approaches). A single model can be used to predict a lapse in the next day or at any point in the future. We will evaluate how well our individual models predict lapse risk two weeks and one month into the future.</w:t>
-      </w:r>
-    </w:p>
-    <w:p>
-      <w:pPr>
-        <w:pStyle w:val="BodyText"/>
-      </w:pPr>
-      <w:r>
-        <w:rPr>
-          <w:b/>
-          <w:bCs/>
-        </w:rPr>
-        <w:t xml:space="preserve">3. Assess model fairness in model performance for immediate lapses across the same important subgroups assessed in study 3 - race/ethnicity (not White vs. non-Hispanic White), income (below $25,000 vs. above $25,000), sex at birth (female vs. male), and geographic location (rural vs. other).</w:t>
-      </w:r>
-      <w:r>
-        <w:t xml:space="preserve"> </w:t>
-      </w:r>
-      <w:r>
-        <w:t xml:space="preserve">Individual models may help mitigate issues of unfairness, seen in our previous group-level machine learning models, as the model will weigh the individual’s own data more heavily than group level estimates. Therefore, we will compare state-space model performance across different groups.</w:t>
-      </w:r>
-    </w:p>
-    <w:bookmarkEnd w:id="164"/>
-    <w:bookmarkStart w:id="361" w:name="methods-1"/>
+        <w:t xml:space="preserve">5.5 Additional Future Directions</w:t>
+      </w:r>
+    </w:p>
+    <w:p>
+      <w:pPr>
+        <w:pStyle w:val="Compact"/>
+        <w:numPr>
+          <w:ilvl w:val="0"/>
+          <w:numId w:val="1009"/>
+        </w:numPr>
+      </w:pPr>
+      <w:r>
+        <w:t xml:space="preserve">return to continuum of care.</w:t>
+      </w:r>
+    </w:p>
+    <w:p>
+      <w:pPr>
+        <w:pStyle w:val="Compact"/>
+        <w:numPr>
+          <w:ilvl w:val="0"/>
+          <w:numId w:val="1009"/>
+        </w:numPr>
+      </w:pPr>
+      <w:r>
+        <w:t xml:space="preserve">Still have structural issues for getting access to treatment.</w:t>
+      </w:r>
+    </w:p>
+    <w:p>
+      <w:pPr>
+        <w:pStyle w:val="Compact"/>
+        <w:numPr>
+          <w:ilvl w:val="0"/>
+          <w:numId w:val="1009"/>
+        </w:numPr>
+      </w:pPr>
+      <w:r>
+        <w:t xml:space="preserve">Hint at ai being helpful in these areas as well</w:t>
+      </w:r>
+    </w:p>
+    <w:p>
+      <w:pPr>
+        <w:pStyle w:val="Compact"/>
+        <w:numPr>
+          <w:ilvl w:val="0"/>
+          <w:numId w:val="1009"/>
+        </w:numPr>
+      </w:pPr>
+      <w:r>
+        <w:t xml:space="preserve">Right now we’re using our model outputs us inputs into an LLM But, we could imagine in the near future using them as inputs into agentic AI systems that could automatically deliver personalized recommendations or even directly engage with individuals to help them implement recommendations and facilitate connections to therapists and other care providers when risk levels are high (triage).</w:t>
+      </w:r>
+    </w:p>
+    <w:bookmarkEnd w:id="149"/>
+    <w:bookmarkStart w:id="339" w:name="conclusions"/>
     <w:p>
       <w:pPr>
         <w:pStyle w:val="Heading2"/>
       </w:pPr>
       <w:r>
-        <w:t xml:space="preserve">5.3 Methods</w:t>
-      </w:r>
-    </w:p>
-    <w:p>
-      <w:pPr>
-        <w:pStyle w:val="FirstParagraph"/>
-      </w:pPr>
-      <w:r>
-        <w:t xml:space="preserve">Refer to Chapter 4</w:t>
-      </w:r>
-      <w:r>
-        <w:t xml:space="preserve"> </w:t>
-      </w:r>
-      <w:hyperlink w:anchor="sec-methods">
-        <w:r>
-          <w:rPr>
-            <w:rStyle w:val="Hyperlink"/>
-          </w:rPr>
-          <w:t xml:space="preserve">Section 4.3</w:t>
-        </w:r>
-      </w:hyperlink>
-      <w:r>
-        <w:t xml:space="preserve"> </w:t>
-      </w:r>
-      <w:r>
-        <w:t xml:space="preserve">for a complete description of the data set and study procedures.</w:t>
-      </w:r>
-    </w:p>
-    <w:bookmarkStart w:id="360" w:name="planned-data-analyses-1"/>
-    <w:p>
-      <w:pPr>
-        <w:pStyle w:val="Heading3"/>
-      </w:pPr>
-      <w:r>
-        <w:t xml:space="preserve">5.3.1 Planned Data Analyses</w:t>
-      </w:r>
-    </w:p>
-    <w:bookmarkStart w:id="165" w:name="state-space-model"/>
-    <w:p>
-      <w:pPr>
-        <w:pStyle w:val="Heading4"/>
-      </w:pPr>
-      <w:r>
-        <w:t xml:space="preserve">5.3.1.1 State-space Model</w:t>
-      </w:r>
-    </w:p>
-    <w:p>
-      <w:pPr>
-        <w:pStyle w:val="FirstParagraph"/>
-      </w:pPr>
-      <w:r>
-        <w:t xml:space="preserve">State-space models consist of 1. a transition (or state) equation that describes how the latent state evolves over time based on its previous state and observed inputs (e.g., daily surveys, geolocation risk score), and 2. an observation equation that describes the functional relationship between the unobserved, latent states and observed inputs.</w:t>
-      </w:r>
-    </w:p>
-    <w:p>
-      <w:pPr>
-        <w:pStyle w:val="BodyText"/>
-      </w:pPr>
-      <w:r>
-        <w:t xml:space="preserve">For both equations, we will use a linear formula with Gaussian noise.</w:t>
-      </w:r>
-    </w:p>
-    <w:p>
-      <w:pPr>
-        <w:pStyle w:val="BodyText"/>
-      </w:pPr>
-      <w:r>
-        <w:rPr>
-          <w:b/>
-          <w:bCs/>
-        </w:rPr>
-        <w:t xml:space="preserve">Transition equation:</w:t>
-      </w:r>
-      <w:r>
-        <w:t xml:space="preserve"> </w:t>
-      </w:r>
-      <m:oMath>
-        <m:sSub>
-          <m:e>
-            <m:r>
-              <m:t>x</m:t>
-            </m:r>
-          </m:e>
-          <m:sub>
-            <m:r>
-              <m:t>t</m:t>
-            </m:r>
-            <m:r>
-              <m:rPr>
-                <m:sty m:val="p"/>
-              </m:rPr>
-              <m:t>+</m:t>
-            </m:r>
-            <m:r>
-              <m:t>1</m:t>
-            </m:r>
-          </m:sub>
-        </m:sSub>
-        <m:r>
-          <m:rPr>
-            <m:sty m:val="p"/>
-          </m:rPr>
-          <m:t>=</m:t>
-        </m:r>
-        <m:r>
-          <m:t>A</m:t>
-        </m:r>
-        <m:r>
-          <m:rPr>
-            <m:sty m:val="p"/>
-          </m:rPr>
-          <m:t>*</m:t>
-        </m:r>
-        <m:sSub>
-          <m:e>
-            <m:r>
-              <m:t>x</m:t>
-            </m:r>
-          </m:e>
-          <m:sub>
-            <m:r>
-              <m:t>t</m:t>
-            </m:r>
-          </m:sub>
-        </m:sSub>
-        <m:r>
-          <m:rPr>
-            <m:sty m:val="p"/>
-          </m:rPr>
-          <m:t>+</m:t>
-        </m:r>
-        <m:sSub>
-          <m:e>
-            <m:r>
-              <m:t>w</m:t>
-            </m:r>
-          </m:e>
-          <m:sub>
-            <m:r>
-              <m:t>t</m:t>
-            </m:r>
-          </m:sub>
-        </m:sSub>
-      </m:oMath>
-      <w:r>
-        <w:t xml:space="preserve">, where</w:t>
-      </w:r>
-      <w:r>
-        <w:t xml:space="preserve"> </w:t>
-      </w:r>
-      <m:oMath>
-        <m:sSub>
-          <m:e>
-            <m:r>
-              <m:t>x</m:t>
-            </m:r>
-          </m:e>
-          <m:sub>
-            <m:r>
-              <m:t>t</m:t>
-            </m:r>
-            <m:r>
-              <m:rPr>
-                <m:sty m:val="p"/>
-              </m:rPr>
-              <m:t>+</m:t>
-            </m:r>
-            <m:r>
-              <m:t>1</m:t>
-            </m:r>
-          </m:sub>
-        </m:sSub>
-      </m:oMath>
-      <w:r>
-        <w:t xml:space="preserve"> </w:t>
-      </w:r>
-      <w:r>
-        <w:t xml:space="preserve">represents the hidden state at the next timepoint,</w:t>
-      </w:r>
-      <w:r>
-        <w:t xml:space="preserve"> </w:t>
-      </w:r>
-      <m:oMath>
-        <m:r>
-          <m:t>A</m:t>
-        </m:r>
-      </m:oMath>
-      <w:r>
-        <w:t xml:space="preserve"> </w:t>
-      </w:r>
-      <w:r>
-        <w:t xml:space="preserve">is the state transition matrix,</w:t>
-      </w:r>
-      <w:r>
-        <w:t xml:space="preserve"> </w:t>
-      </w:r>
-      <m:oMath>
-        <m:sSub>
-          <m:e>
-            <m:r>
-              <m:t>x</m:t>
-            </m:r>
-          </m:e>
-          <m:sub>
-            <m:r>
-              <m:t>t</m:t>
-            </m:r>
-          </m:sub>
-        </m:sSub>
-      </m:oMath>
-      <w:r>
-        <w:t xml:space="preserve"> </w:t>
-      </w:r>
-      <w:r>
-        <w:t xml:space="preserve">is the hidden state at the current timepoint, and</w:t>
-      </w:r>
-      <w:r>
-        <w:t xml:space="preserve"> </w:t>
-      </w:r>
-      <m:oMath>
-        <m:sSub>
-          <m:e>
-            <m:r>
-              <m:t>w</m:t>
-            </m:r>
-          </m:e>
-          <m:sub>
-            <m:r>
-              <m:t>t</m:t>
-            </m:r>
-          </m:sub>
-        </m:sSub>
-      </m:oMath>
-      <w:r>
-        <w:t xml:space="preserve"> </w:t>
-      </w:r>
-      <w:r>
-        <w:t xml:space="preserve">is zero mean Gaussian noise.</w:t>
-      </w:r>
-    </w:p>
-    <w:p>
-      <w:pPr>
-        <w:pStyle w:val="BodyText"/>
-      </w:pPr>
-      <w:r>
-        <w:rPr>
-          <w:b/>
-          <w:bCs/>
-        </w:rPr>
-        <w:t xml:space="preserve">Observation equation:</w:t>
-      </w:r>
-      <w:r>
-        <w:t xml:space="preserve"> </w:t>
-      </w:r>
-      <m:oMath>
-        <m:sSub>
-          <m:e>
-            <m:r>
-              <m:t>y</m:t>
-            </m:r>
-          </m:e>
-          <m:sub>
-            <m:r>
-              <m:t>t</m:t>
-            </m:r>
-          </m:sub>
-        </m:sSub>
-        <m:r>
-          <m:rPr>
-            <m:sty m:val="p"/>
-          </m:rPr>
-          <m:t>=</m:t>
-        </m:r>
-        <m:r>
-          <m:t>C</m:t>
-        </m:r>
-        <m:r>
-          <m:rPr>
-            <m:sty m:val="p"/>
-          </m:rPr>
-          <m:t>*</m:t>
-        </m:r>
-        <m:sSub>
-          <m:e>
-            <m:r>
-              <m:t>x</m:t>
-            </m:r>
-          </m:e>
-          <m:sub>
-            <m:r>
-              <m:t>t</m:t>
-            </m:r>
-          </m:sub>
-        </m:sSub>
-        <m:r>
-          <m:rPr>
-            <m:sty m:val="p"/>
-          </m:rPr>
-          <m:t>+</m:t>
-        </m:r>
-        <m:sSub>
-          <m:e>
-            <m:r>
-              <m:t>v</m:t>
-            </m:r>
-          </m:e>
-          <m:sub>
-            <m:r>
-              <m:t>t</m:t>
-            </m:r>
-          </m:sub>
-        </m:sSub>
-      </m:oMath>
-      <w:r>
-        <w:t xml:space="preserve">, where</w:t>
-      </w:r>
-      <w:r>
-        <w:t xml:space="preserve"> </w:t>
-      </w:r>
-      <m:oMath>
-        <m:sSub>
-          <m:e>
-            <m:r>
-              <m:t>y</m:t>
-            </m:r>
-          </m:e>
-          <m:sub>
-            <m:r>
-              <m:t>t</m:t>
-            </m:r>
-          </m:sub>
-        </m:sSub>
-      </m:oMath>
-      <w:r>
-        <w:t xml:space="preserve"> </w:t>
-      </w:r>
-      <w:r>
-        <w:t xml:space="preserve">is the observed survey and Geolocation inputs,</w:t>
-      </w:r>
-      <w:r>
-        <w:t xml:space="preserve"> </w:t>
-      </w:r>
-      <m:oMath>
-        <m:r>
-          <m:t>C</m:t>
-        </m:r>
-      </m:oMath>
-      <w:r>
-        <w:t xml:space="preserve"> </w:t>
-      </w:r>
-      <w:r>
-        <w:t xml:space="preserve">is the observation matrix,</w:t>
-      </w:r>
-      <w:r>
-        <w:t xml:space="preserve"> </w:t>
-      </w:r>
-      <m:oMath>
-        <m:sSub>
-          <m:e>
-            <m:r>
-              <m:t>x</m:t>
-            </m:r>
-          </m:e>
-          <m:sub>
-            <m:r>
-              <m:t>t</m:t>
-            </m:r>
-          </m:sub>
-        </m:sSub>
-      </m:oMath>
-      <w:r>
-        <w:t xml:space="preserve"> </w:t>
-      </w:r>
-      <w:r>
-        <w:t xml:space="preserve">is the hidden state at the current timepoint and</w:t>
-      </w:r>
-      <w:r>
-        <w:t xml:space="preserve"> </w:t>
-      </w:r>
-      <m:oMath>
-        <m:sSub>
-          <m:e>
-            <m:r>
-              <m:t>v</m:t>
-            </m:r>
-          </m:e>
-          <m:sub>
-            <m:r>
-              <m:t>t</m:t>
-            </m:r>
-          </m:sub>
-        </m:sSub>
-      </m:oMath>
-      <w:r>
-        <w:t xml:space="preserve"> </w:t>
-      </w:r>
-      <w:r>
-        <w:t xml:space="preserve">is zero mean Gaussian noise.</w:t>
-      </w:r>
-    </w:p>
-    <w:p>
-      <w:pPr>
-        <w:pStyle w:val="BodyText"/>
-      </w:pPr>
-      <w:r>
-        <w:t xml:space="preserve">We will also assign prior distributions to all individual- and population-level model parameters, consistent with a Bayesian approach. We will use a Bayseian fitting approach called maximum a posteriori (MAP) estimation to establish prior distributions for the model parameters: transition matrix (</w:t>
-      </w:r>
-      <m:oMath>
-        <m:r>
-          <m:t>A</m:t>
-        </m:r>
-      </m:oMath>
-      <w:r>
-        <w:t xml:space="preserve">), observation matrix (</w:t>
-      </w:r>
-      <m:oMath>
-        <m:r>
-          <m:t>C</m:t>
-        </m:r>
-      </m:oMath>
-      <w:r>
-        <w:t xml:space="preserve">), and noise (</w:t>
-      </w:r>
-      <m:oMath>
-        <m:sSub>
-          <m:e>
-            <m:r>
-              <m:t>w</m:t>
-            </m:r>
-          </m:e>
-          <m:sub>
-            <m:r>
-              <m:t>t</m:t>
-            </m:r>
-          </m:sub>
-        </m:sSub>
-      </m:oMath>
+        <w:t xml:space="preserve">5.6 Conclusions</w:t>
+      </w:r>
+    </w:p>
+    <w:bookmarkStart w:id="338" w:name="refs"/>
+    <w:bookmarkStart w:id="151" w:name="ref-alexanderUseEcologicalMomentary2023"/>
+    <w:p>
+      <w:pPr>
+        <w:pStyle w:val="Bibliography"/>
+      </w:pPr>
+      <w:r>
+        <w:t xml:space="preserve">Alexander, K., Sanjuan, P., &amp; Terplan, M. (2023). The</w:t>
+      </w:r>
+      <w:r>
+        <w:t xml:space="preserve"> </w:t>
+      </w:r>
+      <w:r>
+        <w:t xml:space="preserve">Use</w:t>
+      </w:r>
+      <w:r>
+        <w:t xml:space="preserve"> </w:t>
+      </w:r>
+      <w:r>
+        <w:t xml:space="preserve">of</w:t>
+      </w:r>
+      <w:r>
+        <w:t xml:space="preserve"> </w:t>
+      </w:r>
+      <w:r>
+        <w:t xml:space="preserve">Ecological Momentary Assessment Methods</w:t>
+      </w:r>
+      <w:r>
+        <w:t xml:space="preserve"> </w:t>
+      </w:r>
+      <w:r>
+        <w:t xml:space="preserve">with</w:t>
+      </w:r>
+      <w:r>
+        <w:t xml:space="preserve"> </w:t>
+      </w:r>
+      <w:r>
+        <w:t xml:space="preserve">People Receiving Medication</w:t>
+      </w:r>
+      <w:r>
+        <w:t xml:space="preserve"> </w:t>
+      </w:r>
+      <w:r>
+        <w:t xml:space="preserve">for</w:t>
+      </w:r>
+      <w:r>
+        <w:t xml:space="preserve"> </w:t>
+      </w:r>
+      <w:r>
+        <w:t xml:space="preserve">Opioid Use Disorder</w:t>
+      </w:r>
+      <w:r>
+        <w:t xml:space="preserve">:</w:t>
+      </w:r>
+      <w:r>
+        <w:t xml:space="preserve"> </w:t>
+      </w:r>
+      <w:r>
+        <w:t xml:space="preserve">A Systematic Review</w:t>
+      </w:r>
+      <w:r>
+        <w:t xml:space="preserve">.</w:t>
+      </w:r>
+      <w:r>
+        <w:t xml:space="preserve"> </w:t>
+      </w:r>
+      <w:r>
+        <w:rPr>
+          <w:i/>
+          <w:iCs/>
+        </w:rPr>
+        <w:t xml:space="preserve">Current Addiction Reports</w:t>
+      </w:r>
       <w:r>
         <w:t xml:space="preserve">,</w:t>
       </w:r>
-      <m:oMath>
-        <m:sSub>
-          <m:e>
-            <m:r>
-              <m:t>v</m:t>
-            </m:r>
-          </m:e>
-          <m:sub>
-            <m:r>
-              <m:t>t</m:t>
-            </m:r>
-          </m:sub>
-        </m:sSub>
-      </m:oMath>
-      <w:r>
-        <w:t xml:space="preserve">). These priors will be established from held-in data. Parameters and noise variance will be estimated for each individual in the held out data. Thus, model priors will be combined with observed data from a new individual to fit an idiographic model for that individual. When few data for the individual are available, the fit will rely more heavily on the prior distributions for the model parameters. As more data become available the model fit will primarily the participant’s data and the influence of the prior distributions diminishes.</w:t>
-      </w:r>
-    </w:p>
-    <w:p>
-      <w:pPr>
-        <w:pStyle w:val="BodyText"/>
-      </w:pPr>
-      <w:r>
-        <w:t xml:space="preserve">State-space models use the observed data to estimate the unknown latent states, not to directly predict the outcome label. Therefore, state-space models can handle missing data without the need for imputation.</w:t>
-      </w:r>
-    </w:p>
-    <w:bookmarkEnd w:id="165"/>
-    <w:bookmarkStart w:id="166" w:name="predictions-1"/>
-    <w:p>
-      <w:pPr>
-        <w:pStyle w:val="Heading4"/>
-      </w:pPr>
-      <w:r>
-        <w:t xml:space="preserve">5.3.1.2 Predictions</w:t>
-      </w:r>
-    </w:p>
-    <w:p>
-      <w:pPr>
-        <w:pStyle w:val="FirstParagraph"/>
-      </w:pPr>
-      <w:r>
-        <w:t xml:space="preserve">Prediction windows are 24 hours in width. The 24-hour windows roll day-by-day starting at 6 am in the participant’s own time zone. The start and end date/time of past opioid use were reported on the first daily survey item. Each prediction window was labeled as a lapse if opioid use was reported as occurring between 6 am that day and 5:59 am the next morning. Windows with no reported opioid use were labeled as no lapse.</w:t>
-      </w:r>
-    </w:p>
-    <w:p>
-      <w:pPr>
-        <w:pStyle w:val="BodyText"/>
-      </w:pPr>
-      <w:r>
-        <w:t xml:space="preserve">The first label for each participant will be two weeks after their study start date. This will ensure we have at least two weeks of daily surveys and geolocation data.</w:t>
-      </w:r>
-    </w:p>
-    <w:p>
-      <w:pPr>
-        <w:pStyle w:val="BodyText"/>
-      </w:pPr>
-      <w:r>
-        <w:t xml:space="preserve">All available data up until the start of the prediction window will be used. The predictors, or model inputs, will be the raw daily survey responses and a single geolocation risk score (calculated from the previous 24 hours of geolocation data). The formula for calculating the geolocation risk score will be informed by the top geolocation predictors that emerge in study 3 (Chapter 4).</w:t>
-      </w:r>
-    </w:p>
-    <w:p>
-      <w:pPr>
-        <w:pStyle w:val="BodyText"/>
-      </w:pPr>
-      <w:r>
-        <w:t xml:space="preserve">In the first month models will be fit every 2 weeks. After month 1 the model will update (i.e., be refit with the additional data) each month.</w:t>
-      </w:r>
-    </w:p>
-    <w:bookmarkEnd w:id="166"/>
-    <w:bookmarkStart w:id="167" w:name="model-evaluation-1"/>
-    <w:p>
-      <w:pPr>
-        <w:pStyle w:val="Heading4"/>
-      </w:pPr>
-      <w:r>
-        <w:t xml:space="preserve">5.3.1.3 Model Evaluation</w:t>
-      </w:r>
-    </w:p>
-    <w:p>
-      <w:pPr>
-        <w:pStyle w:val="FirstParagraph"/>
-      </w:pPr>
-      <w:r>
-        <w:t xml:space="preserve">We will use participant-grouped 3 repeats of 10-fold cross-validation to assess model performance using area under the ROC curve (auROC). Grouped cross-validation assigns assigns all data from a participant into a single fold. Data from individuals in the held-in folds will be used to fit prior distributions for the model parameters.</w:t>
-      </w:r>
-    </w:p>
-    <w:p>
-      <w:pPr>
-        <w:pStyle w:val="BodyText"/>
-      </w:pPr>
-      <w:r>
-        <w:t xml:space="preserve">Individual models will then be fit to each individual in the held-out fold. We will attach the group-level Bayesian priors generated from the held-in participants to help prevent over-fitting and improve stability of the models’ performance. Each individual model will output a predicted probability of lapse in the next day, in a 24-hour window two weeks from the prediction timepoint, and in a 24-hour window one month from the prediction timepoint.</w:t>
-      </w:r>
-    </w:p>
-    <w:p>
-      <w:pPr>
-        <w:pStyle w:val="BodyText"/>
-      </w:pPr>
-      <w:r>
-        <w:t xml:space="preserve">We will use a Bayesian hierarchical generalized linear model to estimate the posterior probability distributions and 95% Bayesian credible intervals (CIs) from the 30 held-out test sets for each lag. We will use the rstanarm default autoscaled, weakly informative, data-dependent priors and set two random intercepts to account for our resampling method: one for the repeat, and another for the fold nested within repeat. We will report the median posterior probability for auROC and Bayesian CI for each lag. We will specify two sets of contrasts for model comparisons. The first contrast will compare the immediate next day state-space lapse prediction model to our next day traditional machine learning model (from study 3). The second set of contrasts will compare our three state-space models (immediate/no lag, 2-week lag, and 1-month lag). auROCs will be transformed using the logit function and regressed as a function of model contrast.</w:t>
-      </w:r>
-    </w:p>
-    <w:p>
-      <w:pPr>
-        <w:pStyle w:val="BodyText"/>
-      </w:pPr>
-      <w:r>
-        <w:t xml:space="preserve">From the Bayesian model we will obtain the posterior distribution (transformed back from logit) and Bayeisan CIs for auROCs for the three state-space models and comparative traditional machine learning model. To evaluate our models’ overall performance we will report the median posterior probability for auROC and Bayesian CIs. We will then conducted Bayesian model comparisons using our two sets of contrasts. For both model comparisons, we will determine the probability that the models’ performances differed systematically from each other and report the precise posterior probability for the difference in auROCs and the 95% Bayesian CIs.</w:t>
-      </w:r>
-    </w:p>
-    <w:bookmarkEnd w:id="167"/>
-    <w:bookmarkStart w:id="359" w:name="model-fairness-1"/>
-    <w:p>
-      <w:pPr>
-        <w:pStyle w:val="Heading4"/>
-      </w:pPr>
-      <w:r>
-        <w:t xml:space="preserve">5.3.1.4 Model Fairness</w:t>
-      </w:r>
-    </w:p>
-    <w:p>
-      <w:pPr>
-        <w:pStyle w:val="FirstParagraph"/>
-      </w:pPr>
-      <w:r>
-        <w:t xml:space="preserve">We will calculate the median posterior probability and 95% Bayesian CI for auROC for our immediate model separately by race/ethnicity (not White vs. non-Hispanic White), income (below $25,000 vs. above $25,000), sex at birth (female vs. male), and location (rural vs. other). We will conduct Bayesian group comparisons to assess the likelihood that each model performs differently by group. We will report the precise posterior probability for the difference in auROCs and the 95% Bayesian CIs for each model comparison.</w:t>
-      </w:r>
-    </w:p>
-    <w:bookmarkStart w:id="358" w:name="refs"/>
-    <w:bookmarkStart w:id="169" w:name="ref-alexanderUseEcologicalMomentary2023"/>
-    <w:p>
-      <w:pPr>
-        <w:pStyle w:val="Bibliography"/>
-      </w:pPr>
-      <w:r>
-        <w:t xml:space="preserve">Alexander, K., Sanjuan, P., &amp; Terplan, M. (2023). The</w:t>
-      </w:r>
-      <w:r>
-        <w:t xml:space="preserve"> </w:t>
-      </w:r>
-      <w:r>
-        <w:t xml:space="preserve">Use</w:t>
-      </w:r>
-      <w:r>
-        <w:t xml:space="preserve"> </w:t>
-      </w:r>
-      <w:r>
-        <w:t xml:space="preserve">of</w:t>
-      </w:r>
-      <w:r>
-        <w:t xml:space="preserve"> </w:t>
-      </w:r>
-      <w:r>
-        <w:t xml:space="preserve">Ecological Momentary Assessment Methods</w:t>
-      </w:r>
-      <w:r>
-        <w:t xml:space="preserve"> </w:t>
-      </w:r>
-      <w:r>
-        <w:t xml:space="preserve">with</w:t>
-      </w:r>
-      <w:r>
-        <w:t xml:space="preserve"> </w:t>
-      </w:r>
-      <w:r>
-        <w:t xml:space="preserve">People Receiving Medication</w:t>
-      </w:r>
-      <w:r>
-        <w:t xml:space="preserve"> </w:t>
-      </w:r>
-      <w:r>
-        <w:t xml:space="preserve">for</w:t>
-      </w:r>
-      <w:r>
-        <w:t xml:space="preserve"> </w:t>
-      </w:r>
-      <w:r>
-        <w:t xml:space="preserve">Opioid Use Disorder</w:t>
-      </w:r>
-      <w:r>
-        <w:t xml:space="preserve">:</w:t>
-      </w:r>
-      <w:r>
-        <w:t xml:space="preserve"> </w:t>
-      </w:r>
-      <w:r>
-        <w:t xml:space="preserve">A Systematic Review</w:t>
-      </w:r>
-      <w:r>
-        <w:t xml:space="preserve">.</w:t>
-      </w:r>
-      <w:r>
-        <w:t xml:space="preserve"> </w:t>
-      </w:r>
-      <w:r>
-        <w:rPr>
-          <w:i/>
-          <w:iCs/>
-        </w:rPr>
-        <w:t xml:space="preserve">Current Addiction Reports</w:t>
-      </w:r>
-      <w:r>
-        <w:t xml:space="preserve">,</w:t>
-      </w:r>
       <w:r>
         <w:t xml:space="preserve"> </w:t>
       </w:r>
@@ -15924,7 +10357,7 @@
       <w:r>
         <w:t xml:space="preserve"> </w:t>
       </w:r>
-      <w:hyperlink r:id="rId168">
+      <w:hyperlink r:id="rId150">
         <w:r>
           <w:rPr>
             <w:rStyle w:val="Hyperlink"/>
@@ -15933,8 +10366,8 @@
         </w:r>
       </w:hyperlink>
     </w:p>
-    <w:bookmarkEnd w:id="169"/>
-    <w:bookmarkStart w:id="170" w:name="ref-ARDIAlcoholAttributableDeaths"/>
+    <w:bookmarkEnd w:id="151"/>
+    <w:bookmarkStart w:id="152" w:name="ref-ARDIAlcoholAttributableDeaths"/>
     <w:p>
       <w:pPr>
         <w:pStyle w:val="Bibliography"/>
@@ -15992,8 +10425,8 @@
         <w:t xml:space="preserve">. (n.d.). https://nccd.cdc.gov/DPH_ARDI/Default/Report.aspx?T=AAM&amp;P=F1F85724-AEC5-4421-BC88-3E8899866842&amp;R=EACE3036-77C9-4893-9F93-17A5E1FEBE01&amp;M=7F40785C-D481-440A-970F-50EFBD21B35B&amp;F=&amp;D=.</w:t>
       </w:r>
     </w:p>
-    <w:bookmarkEnd w:id="170"/>
-    <w:bookmarkStart w:id="172" w:name="ref-baeLeveragingMobilePhone2023"/>
+    <w:bookmarkEnd w:id="152"/>
+    <w:bookmarkStart w:id="154" w:name="ref-baeLeveragingMobilePhone2023"/>
     <w:p>
       <w:pPr>
         <w:pStyle w:val="Bibliography"/>
@@ -16080,7 +10513,7 @@
       <w:r>
         <w:t xml:space="preserve"> </w:t>
       </w:r>
-      <w:hyperlink r:id="rId171">
+      <w:hyperlink r:id="rId153">
         <w:r>
           <w:rPr>
             <w:rStyle w:val="Hyperlink"/>
@@ -16089,8 +10522,8 @@
         </w:r>
       </w:hyperlink>
     </w:p>
-    <w:bookmarkEnd w:id="172"/>
-    <w:bookmarkStart w:id="174" w:name="ref-baeMobilePhoneSensors2018"/>
+    <w:bookmarkEnd w:id="154"/>
+    <w:bookmarkStart w:id="156" w:name="ref-baeMobilePhoneSensors2018"/>
     <w:p>
       <w:pPr>
         <w:pStyle w:val="Bibliography"/>
@@ -16139,7 +10572,7 @@
       <w:r>
         <w:t xml:space="preserve"> </w:t>
       </w:r>
-      <w:hyperlink r:id="rId173">
+      <w:hyperlink r:id="rId155">
         <w:r>
           <w:rPr>
             <w:rStyle w:val="Hyperlink"/>
@@ -16148,24 +10581,32 @@
         </w:r>
       </w:hyperlink>
     </w:p>
-    <w:bookmarkEnd w:id="174"/>
-    <w:bookmarkStart w:id="176" w:name="Xcd2a85c20fa64fe73393ec84466f017ea0f82e1"/>
+    <w:bookmarkEnd w:id="156"/>
+    <w:bookmarkStart w:id="158" w:name="ref-bickmanAchievingPrecisionMental2016"/>
     <w:p>
       <w:pPr>
         <w:pStyle w:val="Bibliography"/>
       </w:pPr>
       <w:r>
-        <w:t xml:space="preserve">Bharat, C., Webb, P., Wilkinson, Z., McKetin, R., Grebely, J., Farrell, M., Holland, A., Hickman, M., Tran, L. T., Clark, B., Peacock, A., Darke, S., Li, J.-H., &amp; Degenhardt, L. (2023). Agreement between self-reported illicit drug use and biological samples: A systematic review and meta-analysis.</w:t>
-      </w:r>
-      <w:r>
-        <w:t xml:space="preserve"> </w:t>
-      </w:r>
-      <w:r>
-        <w:rPr>
-          <w:i/>
-          <w:iCs/>
-        </w:rPr>
-        <w:t xml:space="preserve">Addiction</w:t>
+        <w:t xml:space="preserve">Bickman, L., Lyon, A. R., &amp; Wolpert, M. (2016). Achieving</w:t>
+      </w:r>
+      <w:r>
+        <w:t xml:space="preserve"> </w:t>
+      </w:r>
+      <w:r>
+        <w:t xml:space="preserve">Precision Mental Health</w:t>
+      </w:r>
+      <w:r>
+        <w:t xml:space="preserve"> </w:t>
+      </w:r>
+      <w:r>
+        <w:t xml:space="preserve">through</w:t>
+      </w:r>
+      <w:r>
+        <w:t xml:space="preserve"> </w:t>
+      </w:r>
+      <w:r>
+        <w:t xml:space="preserve">Effective Assessment</w:t>
       </w:r>
       <w:r>
         <w:t xml:space="preserve">,</w:t>
@@ -16174,53 +10615,29 @@
         <w:t xml:space="preserve"> </w:t>
       </w:r>
       <w:r>
-        <w:rPr>
-          <w:i/>
-          <w:iCs/>
-        </w:rPr>
-        <w:t xml:space="preserve">118</w:t>
-      </w:r>
-      <w:r>
-        <w:t xml:space="preserve">(9), 1624–1648.</w:t>
-      </w:r>
-      <w:r>
-        <w:t xml:space="preserve"> </w:t>
-      </w:r>
-      <w:hyperlink r:id="rId175">
-        <w:r>
-          <w:rPr>
-            <w:rStyle w:val="Hyperlink"/>
-          </w:rPr>
-          <w:t xml:space="preserve">https://doi.org/10.1111/add.16200</w:t>
-        </w:r>
-      </w:hyperlink>
-    </w:p>
-    <w:bookmarkEnd w:id="176"/>
-    <w:bookmarkStart w:id="178" w:name="ref-bickmanAchievingPrecisionMental2016"/>
-    <w:p>
-      <w:pPr>
-        <w:pStyle w:val="Bibliography"/>
-      </w:pPr>
-      <w:r>
-        <w:t xml:space="preserve">Bickman, L., Lyon, A. R., &amp; Wolpert, M. (2016). Achieving</w:t>
-      </w:r>
-      <w:r>
-        <w:t xml:space="preserve"> </w:t>
-      </w:r>
-      <w:r>
-        <w:t xml:space="preserve">Precision Mental Health</w:t>
-      </w:r>
-      <w:r>
-        <w:t xml:space="preserve"> </w:t>
-      </w:r>
-      <w:r>
-        <w:t xml:space="preserve">through</w:t>
-      </w:r>
-      <w:r>
-        <w:t xml:space="preserve"> </w:t>
-      </w:r>
-      <w:r>
-        <w:t xml:space="preserve">Effective Assessment</w:t>
+        <w:t xml:space="preserve">Monitoring</w:t>
+      </w:r>
+      <w:r>
+        <w:t xml:space="preserve">, and</w:t>
+      </w:r>
+      <w:r>
+        <w:t xml:space="preserve"> </w:t>
+      </w:r>
+      <w:r>
+        <w:t xml:space="preserve">Feedback Processes</w:t>
+      </w:r>
+      <w:r>
+        <w:t xml:space="preserve">.</w:t>
+      </w:r>
+      <w:r>
+        <w:t xml:space="preserve"> </w:t>
+      </w:r>
+      <w:r>
+        <w:rPr>
+          <w:i/>
+          <w:iCs/>
+        </w:rPr>
+        <w:t xml:space="preserve">Administration and Policy in Mental Health and Mental Health Services Research</w:t>
       </w:r>
       <w:r>
         <w:t xml:space="preserve">,</w:t>
@@ -16229,37 +10646,6 @@
         <w:t xml:space="preserve"> </w:t>
       </w:r>
       <w:r>
-        <w:t xml:space="preserve">Monitoring</w:t>
-      </w:r>
-      <w:r>
-        <w:t xml:space="preserve">, and</w:t>
-      </w:r>
-      <w:r>
-        <w:t xml:space="preserve"> </w:t>
-      </w:r>
-      <w:r>
-        <w:t xml:space="preserve">Feedback Processes</w:t>
-      </w:r>
-      <w:r>
-        <w:t xml:space="preserve">.</w:t>
-      </w:r>
-      <w:r>
-        <w:t xml:space="preserve"> </w:t>
-      </w:r>
-      <w:r>
-        <w:rPr>
-          <w:i/>
-          <w:iCs/>
-        </w:rPr>
-        <w:t xml:space="preserve">Administration and Policy in Mental Health and Mental Health Services Research</w:t>
-      </w:r>
-      <w:r>
-        <w:t xml:space="preserve">,</w:t>
-      </w:r>
-      <w:r>
-        <w:t xml:space="preserve"> </w:t>
-      </w:r>
-      <w:r>
         <w:rPr>
           <w:i/>
           <w:iCs/>
@@ -16272,7 +10658,7 @@
       <w:r>
         <w:t xml:space="preserve"> </w:t>
       </w:r>
-      <w:hyperlink r:id="rId177">
+      <w:hyperlink r:id="rId157">
         <w:r>
           <w:rPr>
             <w:rStyle w:val="Hyperlink"/>
@@ -16281,8 +10667,8 @@
         </w:r>
       </w:hyperlink>
     </w:p>
-    <w:bookmarkEnd w:id="178"/>
-    <w:bookmarkStart w:id="179" w:name="X6c5adf42984d4dcd96717e3e06f47f768bdce11"/>
+    <w:bookmarkEnd w:id="158"/>
+    <w:bookmarkStart w:id="159" w:name="X6c5adf42984d4dcd96717e3e06f47f768bdce11"/>
     <w:p>
       <w:pPr>
         <w:pStyle w:val="Bibliography"/>
@@ -16384,8 +10770,8 @@
         <w:t xml:space="preserve">(Second edition). The Guilford Press.</w:t>
       </w:r>
     </w:p>
-    <w:bookmarkEnd w:id="179"/>
-    <w:bookmarkStart w:id="181" w:name="X1f603aac9a9ea73be97c55416395d3641a2c512"/>
+    <w:bookmarkEnd w:id="159"/>
+    <w:bookmarkStart w:id="161" w:name="X1f603aac9a9ea73be97c55416395d3641a2c512"/>
     <w:p>
       <w:pPr>
         <w:pStyle w:val="Bibliography"/>
@@ -16485,7 +10871,7 @@
       <w:r>
         <w:t xml:space="preserve"> </w:t>
       </w:r>
-      <w:hyperlink r:id="rId180">
+      <w:hyperlink r:id="rId160">
         <w:r>
           <w:rPr>
             <w:rStyle w:val="Hyperlink"/>
@@ -16494,8 +10880,8 @@
         </w:r>
       </w:hyperlink>
     </w:p>
-    <w:bookmarkEnd w:id="181"/>
-    <w:bookmarkStart w:id="183" w:name="ref-brandonRelapseRelapsePrevention2007"/>
+    <w:bookmarkEnd w:id="161"/>
+    <w:bookmarkStart w:id="163" w:name="ref-brandonRelapseRelapsePrevention2007"/>
     <w:p>
       <w:pPr>
         <w:pStyle w:val="Bibliography"/>
@@ -16532,7 +10918,7 @@
       <w:r>
         <w:t xml:space="preserve"> </w:t>
       </w:r>
-      <w:hyperlink r:id="rId182">
+      <w:hyperlink r:id="rId162">
         <w:r>
           <w:rPr>
             <w:rStyle w:val="Hyperlink"/>
@@ -16541,8 +10927,8 @@
         </w:r>
       </w:hyperlink>
     </w:p>
-    <w:bookmarkEnd w:id="183"/>
-    <w:bookmarkStart w:id="185" w:name="Xb9e0d0ebf8a68c1cf7bf5a0c0c60d2cec07c66c"/>
+    <w:bookmarkEnd w:id="163"/>
+    <w:bookmarkStart w:id="165" w:name="Xb9e0d0ebf8a68c1cf7bf5a0c0c60d2cec07c66c"/>
     <w:p>
       <w:pPr>
         <w:pStyle w:val="Bibliography"/>
@@ -16591,7 +10977,7 @@
       <w:r>
         <w:t xml:space="preserve"> </w:t>
       </w:r>
-      <w:hyperlink r:id="rId184">
+      <w:hyperlink r:id="rId164">
         <w:r>
           <w:rPr>
             <w:rStyle w:val="Hyperlink"/>
@@ -16600,8 +10986,8 @@
         </w:r>
       </w:hyperlink>
     </w:p>
-    <w:bookmarkEnd w:id="185"/>
-    <w:bookmarkStart w:id="187" w:name="ref-campbellBriefReportGender2018"/>
+    <w:bookmarkEnd w:id="165"/>
+    <w:bookmarkStart w:id="167" w:name="ref-campbellBriefReportGender2018"/>
     <w:p>
       <w:pPr>
         <w:pStyle w:val="Bibliography"/>
@@ -16716,7 +11102,7 @@
       <w:r>
         <w:t xml:space="preserve"> </w:t>
       </w:r>
-      <w:hyperlink r:id="rId186">
+      <w:hyperlink r:id="rId166">
         <w:r>
           <w:rPr>
             <w:rStyle w:val="Hyperlink"/>
@@ -16725,8 +11111,8 @@
         </w:r>
       </w:hyperlink>
     </w:p>
-    <w:bookmarkEnd w:id="187"/>
-    <w:bookmarkStart w:id="189" w:name="X9a37a6baaaf4b0898f9b89d686ca60354e1e472"/>
+    <w:bookmarkEnd w:id="167"/>
+    <w:bookmarkStart w:id="169" w:name="X9a37a6baaaf4b0898f9b89d686ca60354e1e472"/>
     <w:p>
       <w:pPr>
         <w:pStyle w:val="Bibliography"/>
@@ -16763,7 +11149,7 @@
       <w:r>
         <w:t xml:space="preserve"> </w:t>
       </w:r>
-      <w:hyperlink r:id="rId188">
+      <w:hyperlink r:id="rId168">
         <w:r>
           <w:rPr>
             <w:rStyle w:val="Hyperlink"/>
@@ -16772,8 +11158,8 @@
         </w:r>
       </w:hyperlink>
     </w:p>
-    <w:bookmarkEnd w:id="189"/>
-    <w:bookmarkStart w:id="191" w:name="ref-chtc"/>
+    <w:bookmarkEnd w:id="169"/>
+    <w:bookmarkStart w:id="171" w:name="ref-chtc"/>
     <w:p>
       <w:pPr>
         <w:pStyle w:val="Bibliography"/>
@@ -16797,7 +11183,7 @@
       <w:r>
         <w:t xml:space="preserve"> </w:t>
       </w:r>
-      <w:hyperlink r:id="rId190">
+      <w:hyperlink r:id="rId170">
         <w:r>
           <w:rPr>
             <w:rStyle w:val="Hyperlink"/>
@@ -16806,8 +11192,8 @@
         </w:r>
       </w:hyperlink>
     </w:p>
-    <w:bookmarkEnd w:id="191"/>
-    <w:bookmarkStart w:id="192" w:name="X21d9bc577093464d5d051ef6477b67710b39313"/>
+    <w:bookmarkEnd w:id="171"/>
+    <w:bookmarkStart w:id="172" w:name="X21d9bc577093464d5d051ef6477b67710b39313"/>
     <w:p>
       <w:pPr>
         <w:pStyle w:val="Bibliography"/>
@@ -16883,8 +11269,8 @@
         <w:t xml:space="preserve">. https://nccd.cdc.gov/DPH_ARDI/Default/Default.aspx.</w:t>
       </w:r>
     </w:p>
-    <w:bookmarkEnd w:id="192"/>
-    <w:bookmarkStart w:id="194" w:name="ref-chihPredictiveModelingAddiction2014"/>
+    <w:bookmarkEnd w:id="172"/>
+    <w:bookmarkStart w:id="174" w:name="ref-chihPredictiveModelingAddiction2014"/>
     <w:p>
       <w:pPr>
         <w:pStyle w:val="Bibliography"/>
@@ -16921,7 +11307,7 @@
       <w:r>
         <w:t xml:space="preserve"> </w:t>
       </w:r>
-      <w:hyperlink r:id="rId193">
+      <w:hyperlink r:id="rId173">
         <w:r>
           <w:rPr>
             <w:rStyle w:val="Hyperlink"/>
@@ -16930,8 +11316,8 @@
         </w:r>
       </w:hyperlink>
     </w:p>
-    <w:bookmarkEnd w:id="194"/>
-    <w:bookmarkStart w:id="196" w:name="ref-choiTreatmentUsePerceived2014"/>
+    <w:bookmarkEnd w:id="174"/>
+    <w:bookmarkStart w:id="176" w:name="ref-choiTreatmentUsePerceived2014"/>
     <w:p>
       <w:pPr>
         <w:pStyle w:val="Bibliography"/>
@@ -16968,7 +11354,7 @@
       <w:r>
         <w:t xml:space="preserve"> </w:t>
       </w:r>
-      <w:hyperlink r:id="rId195">
+      <w:hyperlink r:id="rId175">
         <w:r>
           <w:rPr>
             <w:rStyle w:val="Hyperlink"/>
@@ -16977,8 +11363,8 @@
         </w:r>
       </w:hyperlink>
     </w:p>
-    <w:bookmarkEnd w:id="196"/>
-    <w:bookmarkStart w:id="198" w:name="Xe29632f4640db359554d6e94e7df1cfb6521b58"/>
+    <w:bookmarkEnd w:id="176"/>
+    <w:bookmarkStart w:id="178" w:name="Xe29632f4640db359554d6e94e7df1cfb6521b58"/>
     <w:p>
       <w:pPr>
         <w:pStyle w:val="Bibliography"/>
@@ -17107,7 +11493,7 @@
       <w:r>
         <w:t xml:space="preserve"> </w:t>
       </w:r>
-      <w:hyperlink r:id="rId197">
+      <w:hyperlink r:id="rId177">
         <w:r>
           <w:rPr>
             <w:rStyle w:val="Hyperlink"/>
@@ -17116,8 +11502,8 @@
         </w:r>
       </w:hyperlink>
     </w:p>
-    <w:bookmarkEnd w:id="198"/>
-    <w:bookmarkStart w:id="200" w:name="X3318c3d125eb6b2c1c0b78207deae74f3614f2f"/>
+    <w:bookmarkEnd w:id="178"/>
+    <w:bookmarkStart w:id="180" w:name="X3318c3d125eb6b2c1c0b78207deae74f3614f2f"/>
     <w:p>
       <w:pPr>
         <w:pStyle w:val="Bibliography"/>
@@ -17154,7 +11540,7 @@
       <w:r>
         <w:t xml:space="preserve"> </w:t>
       </w:r>
-      <w:hyperlink r:id="rId199">
+      <w:hyperlink r:id="rId179">
         <w:r>
           <w:rPr>
             <w:rStyle w:val="Hyperlink"/>
@@ -17163,8 +11549,8 @@
         </w:r>
       </w:hyperlink>
     </w:p>
-    <w:bookmarkEnd w:id="200"/>
-    <w:bookmarkStart w:id="202" w:name="ref-craneAlcoholUseDisorders2020"/>
+    <w:bookmarkEnd w:id="180"/>
+    <w:bookmarkStart w:id="182" w:name="ref-craneAlcoholUseDisorders2020"/>
     <w:p>
       <w:pPr>
         <w:pStyle w:val="Bibliography"/>
@@ -17219,7 +11605,7 @@
       <w:r>
         <w:t xml:space="preserve"> </w:t>
       </w:r>
-      <w:hyperlink r:id="rId201">
+      <w:hyperlink r:id="rId181">
         <w:r>
           <w:rPr>
             <w:rStyle w:val="Hyperlink"/>
@@ -17228,8 +11614,8 @@
         </w:r>
       </w:hyperlink>
     </w:p>
-    <w:bookmarkEnd w:id="202"/>
-    <w:bookmarkStart w:id="204" w:name="ref-dennisManagingAddictionChronic2007"/>
+    <w:bookmarkEnd w:id="182"/>
+    <w:bookmarkStart w:id="184" w:name="ref-dennisManagingAddictionChronic2007"/>
     <w:p>
       <w:pPr>
         <w:pStyle w:val="Bibliography"/>
@@ -17240,7 +11626,7 @@
       <w:r>
         <w:t xml:space="preserve"> </w:t>
       </w:r>
-      <w:hyperlink r:id="rId203">
+      <w:hyperlink r:id="rId183">
         <w:r>
           <w:rPr>
             <w:rStyle w:val="Hyperlink"/>
@@ -17314,8 +11700,8 @@
         <w:t xml:space="preserve">(1), 45–55.</w:t>
       </w:r>
     </w:p>
-    <w:bookmarkEnd w:id="204"/>
-    <w:bookmarkStart w:id="205" w:name="ref-derogatislBriefSymptomInventory"/>
+    <w:bookmarkEnd w:id="184"/>
+    <w:bookmarkStart w:id="185" w:name="ref-derogatislBriefSymptomInventory"/>
     <w:p>
       <w:pPr>
         <w:pStyle w:val="Bibliography"/>
@@ -17386,8 +11772,8 @@
         <w:t xml:space="preserve">. NCS Pearson.</w:t>
       </w:r>
     </w:p>
-    <w:bookmarkEnd w:id="205"/>
-    <w:bookmarkStart w:id="207" w:name="ref-derubeisHistoryCurrentStatus2019"/>
+    <w:bookmarkEnd w:id="185"/>
+    <w:bookmarkStart w:id="187" w:name="ref-derubeisHistoryCurrentStatus2019"/>
     <w:p>
       <w:pPr>
         <w:pStyle w:val="Bibliography"/>
@@ -17424,7 +11810,7 @@
       <w:r>
         <w:t xml:space="preserve"> </w:t>
       </w:r>
-      <w:hyperlink r:id="rId206">
+      <w:hyperlink r:id="rId186">
         <w:r>
           <w:rPr>
             <w:rStyle w:val="Hyperlink"/>
@@ -17433,8 +11819,8 @@
         </w:r>
       </w:hyperlink>
     </w:p>
-    <w:bookmarkEnd w:id="207"/>
-    <w:bookmarkStart w:id="209" w:name="X36def7da608f82ff20c3a5db5ab3df1c6dd7645"/>
+    <w:bookmarkEnd w:id="187"/>
+    <w:bookmarkStart w:id="189" w:name="X36def7da608f82ff20c3a5db5ab3df1c6dd7645"/>
     <w:p>
       <w:pPr>
         <w:pStyle w:val="Bibliography"/>
@@ -17471,7 +11857,7 @@
       <w:r>
         <w:t xml:space="preserve"> </w:t>
       </w:r>
-      <w:hyperlink r:id="rId208">
+      <w:hyperlink r:id="rId188">
         <w:r>
           <w:rPr>
             <w:rStyle w:val="Hyperlink"/>
@@ -17480,8 +11866,8 @@
         </w:r>
       </w:hyperlink>
     </w:p>
-    <w:bookmarkEnd w:id="209"/>
-    <w:bookmarkStart w:id="211" w:name="ref-dumortierClassifyingSmokingUrges2016"/>
+    <w:bookmarkEnd w:id="189"/>
+    <w:bookmarkStart w:id="191" w:name="ref-dumortierClassifyingSmokingUrges2016"/>
     <w:p>
       <w:pPr>
         <w:pStyle w:val="Bibliography"/>
@@ -17518,7 +11904,7 @@
       <w:r>
         <w:t xml:space="preserve"> </w:t>
       </w:r>
-      <w:hyperlink r:id="rId210">
+      <w:hyperlink r:id="rId190">
         <w:r>
           <w:rPr>
             <w:rStyle w:val="Hyperlink"/>
@@ -17527,8 +11913,8 @@
         </w:r>
       </w:hyperlink>
     </w:p>
-    <w:bookmarkEnd w:id="211"/>
-    <w:bookmarkStart w:id="213" w:name="Xa22060a3e519cdcc534dbbf0f37e422a730c9f3"/>
+    <w:bookmarkEnd w:id="191"/>
+    <w:bookmarkStart w:id="193" w:name="Xa22060a3e519cdcc534dbbf0f37e422a730c9f3"/>
     <w:p>
       <w:pPr>
         <w:pStyle w:val="Bibliography"/>
@@ -17625,7 +12011,7 @@
       <w:r>
         <w:t xml:space="preserve"> </w:t>
       </w:r>
-      <w:hyperlink r:id="rId212">
+      <w:hyperlink r:id="rId192">
         <w:r>
           <w:rPr>
             <w:rStyle w:val="Hyperlink"/>
@@ -17634,8 +12020,8 @@
         </w:r>
       </w:hyperlink>
     </w:p>
-    <w:bookmarkEnd w:id="213"/>
-    <w:bookmarkStart w:id="215" w:name="ref-dvorakTensionReductionAffect2018"/>
+    <w:bookmarkEnd w:id="193"/>
+    <w:bookmarkStart w:id="195" w:name="ref-dvorakTensionReductionAffect2018"/>
     <w:p>
       <w:pPr>
         <w:pStyle w:val="Bibliography"/>
@@ -17684,7 +12070,7 @@
       <w:r>
         <w:t xml:space="preserve"> </w:t>
       </w:r>
-      <w:hyperlink r:id="rId214">
+      <w:hyperlink r:id="rId194">
         <w:r>
           <w:rPr>
             <w:rStyle w:val="Hyperlink"/>
@@ -17693,8 +12079,8 @@
         </w:r>
       </w:hyperlink>
     </w:p>
-    <w:bookmarkEnd w:id="215"/>
-    <w:bookmarkStart w:id="217" w:name="ref-dyarSexualMinorityStress2023"/>
+    <w:bookmarkEnd w:id="195"/>
+    <w:bookmarkStart w:id="197" w:name="ref-dyarSexualMinorityStress2023"/>
     <w:p>
       <w:pPr>
         <w:pStyle w:val="Bibliography"/>
@@ -17743,7 +12129,7 @@
       <w:r>
         <w:t xml:space="preserve"> </w:t>
       </w:r>
-      <w:hyperlink r:id="rId216">
+      <w:hyperlink r:id="rId196">
         <w:r>
           <w:rPr>
             <w:rStyle w:val="Hyperlink"/>
@@ -17752,8 +12138,8 @@
         </w:r>
       </w:hyperlink>
     </w:p>
-    <w:bookmarkEnd w:id="217"/>
-    <w:bookmarkStart w:id="219" w:name="ref-epsteinPredictionStressDrug2020"/>
+    <w:bookmarkEnd w:id="197"/>
+    <w:bookmarkStart w:id="199" w:name="ref-epsteinPredictionStressDrug2020"/>
     <w:p>
       <w:pPr>
         <w:pStyle w:val="Bibliography"/>
@@ -17802,7 +12188,7 @@
       <w:r>
         <w:t xml:space="preserve"> </w:t>
       </w:r>
-      <w:hyperlink r:id="rId218">
+      <w:hyperlink r:id="rId198">
         <w:r>
           <w:rPr>
             <w:rStyle w:val="Hyperlink"/>
@@ -17811,8 +12197,8 @@
         </w:r>
       </w:hyperlink>
     </w:p>
-    <w:bookmarkEnd w:id="219"/>
-    <w:bookmarkStart w:id="221" w:name="ref-fisherOpenTrialPersonalized2019"/>
+    <w:bookmarkEnd w:id="199"/>
+    <w:bookmarkStart w:id="201" w:name="ref-fisherOpenTrialPersonalized2019"/>
     <w:p>
       <w:pPr>
         <w:pStyle w:val="Bibliography"/>
@@ -17849,7 +12235,7 @@
       <w:r>
         <w:t xml:space="preserve"> </w:t>
       </w:r>
-      <w:hyperlink r:id="rId220">
+      <w:hyperlink r:id="rId200">
         <w:r>
           <w:rPr>
             <w:rStyle w:val="Hyperlink"/>
@@ -17858,8 +12244,8 @@
         </w:r>
       </w:hyperlink>
     </w:p>
-    <w:bookmarkEnd w:id="221"/>
-    <w:bookmarkStart w:id="223" w:name="ref-florenceEconomicBurdenOpioid2021"/>
+    <w:bookmarkEnd w:id="201"/>
+    <w:bookmarkStart w:id="203" w:name="ref-florenceEconomicBurdenOpioid2021"/>
     <w:p>
       <w:pPr>
         <w:pStyle w:val="Bibliography"/>
@@ -17905,7 +12291,7 @@
       <w:r>
         <w:t xml:space="preserve"> </w:t>
       </w:r>
-      <w:hyperlink r:id="rId222">
+      <w:hyperlink r:id="rId202">
         <w:r>
           <w:rPr>
             <w:rStyle w:val="Hyperlink"/>
@@ -17914,8 +12300,8 @@
         </w:r>
       </w:hyperlink>
     </w:p>
-    <w:bookmarkEnd w:id="223"/>
-    <w:bookmarkStart w:id="225" w:name="ref-freitagVariationsSubstanceUse2021"/>
+    <w:bookmarkEnd w:id="203"/>
+    <w:bookmarkStart w:id="205" w:name="ref-freitagVariationsSubstanceUse2021"/>
     <w:p>
       <w:pPr>
         <w:pStyle w:val="Bibliography"/>
@@ -17991,7 +12377,7 @@
       <w:r>
         <w:t xml:space="preserve"> </w:t>
       </w:r>
-      <w:hyperlink r:id="rId224">
+      <w:hyperlink r:id="rId204">
         <w:r>
           <w:rPr>
             <w:rStyle w:val="Hyperlink"/>
@@ -18000,8 +12386,8 @@
         </w:r>
       </w:hyperlink>
     </w:p>
-    <w:bookmarkEnd w:id="225"/>
-    <w:bookmarkStart w:id="227" w:name="ref-friedmanTrendsDrugOverdose2022"/>
+    <w:bookmarkEnd w:id="205"/>
+    <w:bookmarkStart w:id="207" w:name="ref-friedmanTrendsDrugOverdose2022"/>
     <w:p>
       <w:pPr>
         <w:pStyle w:val="Bibliography"/>
@@ -18071,7 +12457,7 @@
       <w:r>
         <w:t xml:space="preserve"> </w:t>
       </w:r>
-      <w:hyperlink r:id="rId226">
+      <w:hyperlink r:id="rId206">
         <w:r>
           <w:rPr>
             <w:rStyle w:val="Hyperlink"/>
@@ -18080,8 +12466,8 @@
         </w:r>
       </w:hyperlink>
     </w:p>
-    <w:bookmarkEnd w:id="227"/>
-    <w:bookmarkStart w:id="229" w:name="ref-fronkStressAllostasisSubstance2020"/>
+    <w:bookmarkEnd w:id="207"/>
+    <w:bookmarkStart w:id="209" w:name="ref-fronkStressAllostasisSubstance2020"/>
     <w:p>
       <w:pPr>
         <w:pStyle w:val="Bibliography"/>
@@ -18178,7 +12564,7 @@
       <w:r>
         <w:t xml:space="preserve"> </w:t>
       </w:r>
-      <w:hyperlink r:id="rId228">
+      <w:hyperlink r:id="rId208">
         <w:r>
           <w:rPr>
             <w:rStyle w:val="Hyperlink"/>
@@ -18187,8 +12573,8 @@
         </w:r>
       </w:hyperlink>
     </w:p>
-    <w:bookmarkEnd w:id="229"/>
-    <w:bookmarkStart w:id="230" w:name="ref-gabryPriorDistributionsRstanarm2023"/>
+    <w:bookmarkEnd w:id="209"/>
+    <w:bookmarkStart w:id="210" w:name="ref-gabryPriorDistributionsRstanarm2023"/>
     <w:p>
       <w:pPr>
         <w:pStyle w:val="Bibliography"/>
@@ -18231,8 +12617,8 @@
         <w:t xml:space="preserve">. https://cran.r-project.org/web/packages/rstanarm/vignettes/priors.html.</w:t>
       </w:r>
     </w:p>
-    <w:bookmarkEnd w:id="230"/>
-    <w:bookmarkStart w:id="231" w:name="ref-goodrichRstanarmBayesianApplied2023"/>
+    <w:bookmarkEnd w:id="210"/>
+    <w:bookmarkStart w:id="211" w:name="ref-goodrichRstanarmBayesianApplied2023"/>
     <w:p>
       <w:pPr>
         <w:pStyle w:val="Bibliography"/>
@@ -18296,8 +12682,8 @@
         <w:t xml:space="preserve">.</w:t>
       </w:r>
     </w:p>
-    <w:bookmarkEnd w:id="231"/>
-    <w:bookmarkStart w:id="233" w:name="ref-grantEpidemiologyDSM5Alcohol2015b"/>
+    <w:bookmarkEnd w:id="211"/>
+    <w:bookmarkStart w:id="213" w:name="ref-grantEpidemiologyDSM5Alcohol2015b"/>
     <w:p>
       <w:pPr>
         <w:pStyle w:val="Bibliography"/>
@@ -18388,7 +12774,7 @@
       <w:r>
         <w:t xml:space="preserve"> </w:t>
       </w:r>
-      <w:hyperlink r:id="rId232">
+      <w:hyperlink r:id="rId212">
         <w:r>
           <w:rPr>
             <w:rStyle w:val="Hyperlink"/>
@@ -18397,8 +12783,8 @@
         </w:r>
       </w:hyperlink>
     </w:p>
-    <w:bookmarkEnd w:id="233"/>
-    <w:bookmarkStart w:id="235" w:name="Xa203ab3abd150ead1a7854a9fa5726c8a273f52"/>
+    <w:bookmarkEnd w:id="213"/>
+    <w:bookmarkStart w:id="215" w:name="Xa203ab3abd150ead1a7854a9fa5726c8a273f52"/>
     <w:p>
       <w:pPr>
         <w:pStyle w:val="Bibliography"/>
@@ -18447,7 +12833,7 @@
       <w:r>
         <w:t xml:space="preserve"> </w:t>
       </w:r>
-      <w:hyperlink r:id="rId234">
+      <w:hyperlink r:id="rId214">
         <w:r>
           <w:rPr>
             <w:rStyle w:val="Hyperlink"/>
@@ -18456,8 +12842,8 @@
         </w:r>
       </w:hyperlink>
     </w:p>
-    <w:bookmarkEnd w:id="235"/>
-    <w:bookmarkStart w:id="237" w:name="X6b4ed3beef40dcba9764db2c38b474dc4669eb8"/>
+    <w:bookmarkEnd w:id="215"/>
+    <w:bookmarkStart w:id="217" w:name="X6b4ed3beef40dcba9764db2c38b474dc4669eb8"/>
     <w:p>
       <w:pPr>
         <w:pStyle w:val="Bibliography"/>
@@ -18518,7 +12904,7 @@
       <w:r>
         <w:t xml:space="preserve"> </w:t>
       </w:r>
-      <w:hyperlink r:id="rId236">
+      <w:hyperlink r:id="rId216">
         <w:r>
           <w:rPr>
             <w:rStyle w:val="Hyperlink"/>
@@ -18527,8 +12913,8 @@
         </w:r>
       </w:hyperlink>
     </w:p>
-    <w:bookmarkEnd w:id="237"/>
-    <w:bookmarkStart w:id="239" w:name="X805b64c6cb0e2e29672f0738918e5324c4e18a1"/>
+    <w:bookmarkEnd w:id="217"/>
+    <w:bookmarkStart w:id="219" w:name="X805b64c6cb0e2e29672f0738918e5324c4e18a1"/>
     <w:p>
       <w:pPr>
         <w:pStyle w:val="Bibliography"/>
@@ -18565,7 +12951,7 @@
       <w:r>
         <w:t xml:space="preserve"> </w:t>
       </w:r>
-      <w:hyperlink r:id="rId238">
+      <w:hyperlink r:id="rId218">
         <w:r>
           <w:rPr>
             <w:rStyle w:val="Hyperlink"/>
@@ -18574,8 +12960,8 @@
         </w:r>
       </w:hyperlink>
     </w:p>
-    <w:bookmarkEnd w:id="239"/>
-    <w:bookmarkStart w:id="241" w:name="ref-hagmanDefiningRecoveryAlcohol2022"/>
+    <w:bookmarkEnd w:id="219"/>
+    <w:bookmarkStart w:id="221" w:name="ref-hagmanDefiningRecoveryAlcohol2022"/>
     <w:p>
       <w:pPr>
         <w:pStyle w:val="Bibliography"/>
@@ -18642,7 +13028,7 @@
       <w:r>
         <w:t xml:space="preserve"> </w:t>
       </w:r>
-      <w:hyperlink r:id="rId240">
+      <w:hyperlink r:id="rId220">
         <w:r>
           <w:rPr>
             <w:rStyle w:val="Hyperlink"/>
@@ -18651,8 +13037,8 @@
         </w:r>
       </w:hyperlink>
     </w:p>
-    <w:bookmarkEnd w:id="241"/>
-    <w:bookmarkStart w:id="242" w:name="X76c131a5b0a374a6ad1e33cf8e2c0563392269f"/>
+    <w:bookmarkEnd w:id="221"/>
+    <w:bookmarkStart w:id="222" w:name="X76c131a5b0a374a6ad1e33cf8e2c0563392269f"/>
     <w:p>
       <w:pPr>
         <w:pStyle w:val="Bibliography"/>
@@ -18677,8 +13063,8 @@
         <w:t xml:space="preserve">(2nd ed). Springer.</w:t>
       </w:r>
     </w:p>
-    <w:bookmarkEnd w:id="242"/>
-    <w:bookmarkStart w:id="244" w:name="ref-hatchExpertConsensusSurvey2018"/>
+    <w:bookmarkEnd w:id="222"/>
+    <w:bookmarkStart w:id="224" w:name="ref-hatchExpertConsensusSurvey2018"/>
     <w:p>
       <w:pPr>
         <w:pStyle w:val="Bibliography"/>
@@ -18781,7 +13167,7 @@
       <w:r>
         <w:t xml:space="preserve"> </w:t>
       </w:r>
-      <w:hyperlink r:id="rId243">
+      <w:hyperlink r:id="rId223">
         <w:r>
           <w:rPr>
             <w:rStyle w:val="Hyperlink"/>
@@ -18790,13 +13176,57 @@
         </w:r>
       </w:hyperlink>
     </w:p>
-    <w:bookmarkEnd w:id="244"/>
-    <w:bookmarkStart w:id="246" w:name="X124ba946b4d19c4d3454f7989a2955eb824b98a"/>
+    <w:bookmarkEnd w:id="224"/>
+    <w:bookmarkStart w:id="225" w:name="ref-hedegaardDrugOverdoseDeaths2021"/>
     <w:p>
       <w:pPr>
         <w:pStyle w:val="Bibliography"/>
       </w:pPr>
       <w:r>
+        <w:t xml:space="preserve">Hedegaard, H., Miniño, A. M., Spencer, M. R., &amp; Warner, M. (2021).</w:t>
+      </w:r>
+      <w:r>
+        <w:t xml:space="preserve"> </w:t>
+      </w:r>
+      <w:r>
+        <w:rPr>
+          <w:i/>
+          <w:iCs/>
+        </w:rPr>
+        <w:t xml:space="preserve">Drug overdose deaths in the</w:t>
+      </w:r>
+      <w:r>
+        <w:rPr>
+          <w:i/>
+          <w:iCs/>
+        </w:rPr>
+        <w:t xml:space="preserve"> </w:t>
+      </w:r>
+      <w:r>
+        <w:rPr>
+          <w:i/>
+          <w:iCs/>
+        </w:rPr>
+        <w:t xml:space="preserve">United States</w:t>
+      </w:r>
+      <w:r>
+        <w:rPr>
+          <w:i/>
+          <w:iCs/>
+        </w:rPr>
+        <w:t xml:space="preserve">, 1999–2020</w:t>
+      </w:r>
+      <w:r>
+        <w:t xml:space="preserve">.</w:t>
+      </w:r>
+    </w:p>
+    <w:bookmarkEnd w:id="225"/>
+    <w:bookmarkStart w:id="227" w:name="X124ba946b4d19c4d3454f7989a2955eb824b98a"/>
+    <w:p>
+      <w:pPr>
+        <w:pStyle w:val="Bibliography"/>
+      </w:pPr>
+      <w:r>
         <w:t xml:space="preserve">Heinz, M. V., Price, G. D., Singh, A., Bhattacharya, S., Chen, C.-H., Asyyed, A., Does, M. B., Hassanpour, S., Hichborn, E., Kotz, D., Lambert-Harris, C. A., Li, Z., McLeman, B., Mishra, V., Stanger, C., Subramaniam, G., Wu, W., Campbell, C. I., Marsch, L. A., &amp; Jacobson, N. C. (2025). A longitudinal observational study with ecological momentary assessment and deep learning to predict non-prescribed opioid use, treatment retention, and medication nonadherence among persons receiving medication treatment for opioid use disorder.</w:t>
       </w:r>
       <w:r>
@@ -18828,7 +13258,7 @@
       <w:r>
         <w:t xml:space="preserve"> </w:t>
       </w:r>
-      <w:hyperlink r:id="rId245">
+      <w:hyperlink r:id="rId226">
         <w:r>
           <w:rPr>
             <w:rStyle w:val="Hyperlink"/>
@@ -18837,8 +13267,8 @@
         </w:r>
       </w:hyperlink>
     </w:p>
-    <w:bookmarkEnd w:id="246"/>
-    <w:bookmarkStart w:id="247" w:name="ref-hsiehSampleSizeTables1989"/>
+    <w:bookmarkEnd w:id="227"/>
+    <w:bookmarkStart w:id="228" w:name="ref-hsiehSampleSizeTables1989"/>
     <w:p>
       <w:pPr>
         <w:pStyle w:val="Bibliography"/>
@@ -18873,8 +13303,8 @@
         <w:t xml:space="preserve">, 795–802.</w:t>
       </w:r>
     </w:p>
-    <w:bookmarkEnd w:id="247"/>
-    <w:bookmarkStart w:id="248" w:name="ref-IncreasesDrugOpioid"/>
+    <w:bookmarkEnd w:id="228"/>
+    <w:bookmarkStart w:id="229" w:name="ref-IncreasesDrugOpioid"/>
     <w:p>
       <w:pPr>
         <w:pStyle w:val="Bibliography"/>
@@ -18967,8 +13397,8 @@
         <w:t xml:space="preserve">. (n.d.). https://www.cdc.gov/mmwr/preview/mmwrhtml/mm6450a3.htm.</w:t>
       </w:r>
     </w:p>
-    <w:bookmarkEnd w:id="248"/>
-    <w:bookmarkStart w:id="249" w:name="Xef7a5e60d60ebc1c36ae80e8d3e603027eb0b63"/>
+    <w:bookmarkEnd w:id="229"/>
+    <w:bookmarkStart w:id="230" w:name="Xef7a5e60d60ebc1c36ae80e8d3e603027eb0b63"/>
     <w:p>
       <w:pPr>
         <w:pStyle w:val="Bibliography"/>
@@ -19168,8 +13598,8 @@
         <w:t xml:space="preserve">(1st edition). Academic Press.</w:t>
       </w:r>
     </w:p>
-    <w:bookmarkEnd w:id="249"/>
-    <w:bookmarkStart w:id="251" w:name="ref-jonathanUseCrossvalidationAssess2000"/>
+    <w:bookmarkEnd w:id="230"/>
+    <w:bookmarkStart w:id="232" w:name="ref-jonathanUseCrossvalidationAssess2000"/>
     <w:p>
       <w:pPr>
         <w:pStyle w:val="Bibliography"/>
@@ -19206,7 +13636,7 @@
       <w:r>
         <w:t xml:space="preserve"> </w:t>
       </w:r>
-      <w:hyperlink r:id="rId250">
+      <w:hyperlink r:id="rId231">
         <w:r>
           <w:rPr>
             <w:rStyle w:val="Hyperlink"/>
@@ -19215,8 +13645,8 @@
         </w:r>
       </w:hyperlink>
     </w:p>
-    <w:bookmarkEnd w:id="251"/>
-    <w:bookmarkStart w:id="253" w:name="X9dfa929848d202736296032659cec14e42606bb"/>
+    <w:bookmarkEnd w:id="232"/>
+    <w:bookmarkStart w:id="234" w:name="X9dfa929848d202736296032659cec14e42606bb"/>
     <w:p>
       <w:pPr>
         <w:pStyle w:val="Bibliography"/>
@@ -19253,7 +13683,7 @@
       <w:r>
         <w:t xml:space="preserve"> </w:t>
       </w:r>
-      <w:hyperlink r:id="rId252">
+      <w:hyperlink r:id="rId233">
         <w:r>
           <w:rPr>
             <w:rStyle w:val="Hyperlink"/>
@@ -19262,8 +13692,8 @@
         </w:r>
       </w:hyperlink>
     </w:p>
-    <w:bookmarkEnd w:id="253"/>
-    <w:bookmarkStart w:id="254" w:name="ref-kaiserObamaGivesEast2015"/>
+    <w:bookmarkEnd w:id="234"/>
+    <w:bookmarkStart w:id="235" w:name="ref-kaiserObamaGivesEast2015"/>
     <w:p>
       <w:pPr>
         <w:pStyle w:val="Bibliography"/>
@@ -19306,14 +13736,35 @@
         <w:t xml:space="preserve">. https://www.science.org/content/article/obama-gives-east-room-rollout-precision-medicine-initiative.</w:t>
       </w:r>
     </w:p>
-    <w:bookmarkEnd w:id="254"/>
-    <w:bookmarkStart w:id="256" w:name="ref-kennedySexDifferencesCocaine2013"/>
+    <w:bookmarkEnd w:id="235"/>
+    <w:bookmarkStart w:id="237" w:name="X3768089d0f608b32cd0f07357b3dcdb23d41fe8"/>
     <w:p>
       <w:pPr>
         <w:pStyle w:val="Bibliography"/>
       </w:pPr>
       <w:r>
-        <w:t xml:space="preserve">Kennedy, A. P., Epstein, D. H., Phillips, K. A., &amp; Preston, K. L. (2013). Sex differences in cocaine/heroin users: Drug-use triggers and craving in daily life.</w:t>
+        <w:t xml:space="preserve">Kerridge, B. T., Pickering, R. P., Saha, T. D., Ruan, W. J., Chou, S. P., Zhang, H., Jung, J., &amp; Hasin, D. S. (2017). Prevalence, sociodemographic correlates and</w:t>
+      </w:r>
+      <w:r>
+        <w:t xml:space="preserve"> </w:t>
+      </w:r>
+      <w:r>
+        <w:t xml:space="preserve">DSM-5</w:t>
+      </w:r>
+      <w:r>
+        <w:t xml:space="preserve"> </w:t>
+      </w:r>
+      <w:r>
+        <w:t xml:space="preserve">substance use disorders and other psychiatric disorders among sexual minorities in the</w:t>
+      </w:r>
+      <w:r>
+        <w:t xml:space="preserve"> </w:t>
+      </w:r>
+      <w:r>
+        <w:t xml:space="preserve">United States</w:t>
+      </w:r>
+      <w:r>
+        <w:t xml:space="preserve">.</w:t>
       </w:r>
       <w:r>
         <w:t xml:space="preserve"> </w:t>
@@ -19336,74 +13787,6 @@
           <w:i/>
           <w:iCs/>
         </w:rPr>
-        <w:t xml:space="preserve">132</w:t>
-      </w:r>
-      <w:r>
-        <w:t xml:space="preserve">(1-2), 29–37.</w:t>
-      </w:r>
-      <w:r>
-        <w:t xml:space="preserve"> </w:t>
-      </w:r>
-      <w:hyperlink r:id="rId255">
-        <w:r>
-          <w:rPr>
-            <w:rStyle w:val="Hyperlink"/>
-          </w:rPr>
-          <w:t xml:space="preserve">https://doi.org/10.1016/j.drugalcdep.2012.12.025</w:t>
-        </w:r>
-      </w:hyperlink>
-    </w:p>
-    <w:bookmarkEnd w:id="256"/>
-    <w:bookmarkStart w:id="258" w:name="X3768089d0f608b32cd0f07357b3dcdb23d41fe8"/>
-    <w:p>
-      <w:pPr>
-        <w:pStyle w:val="Bibliography"/>
-      </w:pPr>
-      <w:r>
-        <w:t xml:space="preserve">Kerridge, B. T., Pickering, R. P., Saha, T. D., Ruan, W. J., Chou, S. P., Zhang, H., Jung, J., &amp; Hasin, D. S. (2017). Prevalence, sociodemographic correlates and</w:t>
-      </w:r>
-      <w:r>
-        <w:t xml:space="preserve"> </w:t>
-      </w:r>
-      <w:r>
-        <w:t xml:space="preserve">DSM-5</w:t>
-      </w:r>
-      <w:r>
-        <w:t xml:space="preserve"> </w:t>
-      </w:r>
-      <w:r>
-        <w:t xml:space="preserve">substance use disorders and other psychiatric disorders among sexual minorities in the</w:t>
-      </w:r>
-      <w:r>
-        <w:t xml:space="preserve"> </w:t>
-      </w:r>
-      <w:r>
-        <w:t xml:space="preserve">United States</w:t>
-      </w:r>
-      <w:r>
-        <w:t xml:space="preserve">.</w:t>
-      </w:r>
-      <w:r>
-        <w:t xml:space="preserve"> </w:t>
-      </w:r>
-      <w:r>
-        <w:rPr>
-          <w:i/>
-          <w:iCs/>
-        </w:rPr>
-        <w:t xml:space="preserve">Drug and Alcohol Dependence</w:t>
-      </w:r>
-      <w:r>
-        <w:t xml:space="preserve">,</w:t>
-      </w:r>
-      <w:r>
-        <w:t xml:space="preserve"> </w:t>
-      </w:r>
-      <w:r>
-        <w:rPr>
-          <w:i/>
-          <w:iCs/>
-        </w:rPr>
         <w:t xml:space="preserve">170</w:t>
       </w:r>
       <w:r>
@@ -19412,7 +13795,7 @@
       <w:r>
         <w:t xml:space="preserve"> </w:t>
       </w:r>
-      <w:hyperlink r:id="rId257">
+      <w:hyperlink r:id="rId236">
         <w:r>
           <w:rPr>
             <w:rStyle w:val="Hyperlink"/>
@@ -19421,8 +13804,8 @@
         </w:r>
       </w:hyperlink>
     </w:p>
-    <w:bookmarkEnd w:id="258"/>
-    <w:bookmarkStart w:id="260" w:name="ref-kilaruIncidenceTreatmentOpioid2020"/>
+    <w:bookmarkEnd w:id="237"/>
+    <w:bookmarkStart w:id="239" w:name="ref-kilaruIncidenceTreatmentOpioid2020"/>
     <w:p>
       <w:pPr>
         <w:pStyle w:val="Bibliography"/>
@@ -19492,7 +13875,7 @@
       <w:r>
         <w:t xml:space="preserve"> </w:t>
       </w:r>
-      <w:hyperlink r:id="rId259">
+      <w:hyperlink r:id="rId238">
         <w:r>
           <w:rPr>
             <w:rStyle w:val="Hyperlink"/>
@@ -19501,8 +13884,8 @@
         </w:r>
       </w:hyperlink>
     </w:p>
-    <w:bookmarkEnd w:id="260"/>
-    <w:bookmarkStart w:id="262" w:name="X79dffb24bc183d6bf6fe142dbf048fe8e5a5dd0"/>
+    <w:bookmarkEnd w:id="239"/>
+    <w:bookmarkStart w:id="241" w:name="X79dffb24bc183d6bf6fe142dbf048fe8e5a5dd0"/>
     <w:p>
       <w:pPr>
         <w:pStyle w:val="Bibliography"/>
@@ -19560,7 +13943,7 @@
       <w:r>
         <w:t xml:space="preserve"> </w:t>
       </w:r>
-      <w:hyperlink r:id="rId261">
+      <w:hyperlink r:id="rId240">
         <w:r>
           <w:rPr>
             <w:rStyle w:val="Hyperlink"/>
@@ -19569,8 +13952,8 @@
         </w:r>
       </w:hyperlink>
     </w:p>
-    <w:bookmarkEnd w:id="262"/>
-    <w:bookmarkStart w:id="264" w:name="X171ec2f04b2c6116de0be2674e3661d8c558d74"/>
+    <w:bookmarkEnd w:id="241"/>
+    <w:bookmarkStart w:id="243" w:name="X171ec2f04b2c6116de0be2674e3661d8c558d74"/>
     <w:p>
       <w:pPr>
         <w:pStyle w:val="Bibliography"/>
@@ -19649,7 +14032,7 @@
       <w:r>
         <w:t xml:space="preserve"> </w:t>
       </w:r>
-      <w:hyperlink r:id="rId263">
+      <w:hyperlink r:id="rId242">
         <w:r>
           <w:rPr>
             <w:rStyle w:val="Hyperlink"/>
@@ -19658,8 +14041,8 @@
         </w:r>
       </w:hyperlink>
     </w:p>
-    <w:bookmarkEnd w:id="264"/>
-    <w:bookmarkStart w:id="266" w:name="ref-kuerbisSubstanceAbuseOlder2014"/>
+    <w:bookmarkEnd w:id="243"/>
+    <w:bookmarkStart w:id="245" w:name="ref-kuerbisSubstanceAbuseOlder2014"/>
     <w:p>
       <w:pPr>
         <w:pStyle w:val="Bibliography"/>
@@ -19705,7 +14088,7 @@
       <w:r>
         <w:t xml:space="preserve"> </w:t>
       </w:r>
-      <w:hyperlink r:id="rId265">
+      <w:hyperlink r:id="rId244">
         <w:r>
           <w:rPr>
             <w:rStyle w:val="Hyperlink"/>
@@ -19714,8 +14097,8 @@
         </w:r>
       </w:hyperlink>
     </w:p>
-    <w:bookmarkEnd w:id="266"/>
-    <w:bookmarkStart w:id="267" w:name="Xa93a98d1ce255982a5ea923c39451c32053b2a2"/>
+    <w:bookmarkEnd w:id="245"/>
+    <w:bookmarkStart w:id="246" w:name="Xa93a98d1ce255982a5ea923c39451c32053b2a2"/>
     <w:p>
       <w:pPr>
         <w:pStyle w:val="Bibliography"/>
@@ -19807,8 +14190,8 @@
         <w:t xml:space="preserve">.</w:t>
       </w:r>
     </w:p>
-    <w:bookmarkEnd w:id="267"/>
-    <w:bookmarkStart w:id="269" w:name="ref-kuhnAppliedPredictiveModeling2018"/>
+    <w:bookmarkEnd w:id="246"/>
+    <w:bookmarkStart w:id="248" w:name="ref-kuhnAppliedPredictiveModeling2018"/>
     <w:p>
       <w:pPr>
         <w:pStyle w:val="Bibliography"/>
@@ -19849,7 +14232,7 @@
       <w:r>
         <w:t xml:space="preserve"> </w:t>
       </w:r>
-      <w:hyperlink r:id="rId268">
+      <w:hyperlink r:id="rId247">
         <w:r>
           <w:rPr>
             <w:rStyle w:val="Hyperlink"/>
@@ -19858,8 +14241,8 @@
         </w:r>
       </w:hyperlink>
     </w:p>
-    <w:bookmarkEnd w:id="269"/>
-    <w:bookmarkStart w:id="270" w:name="ref-kuhnTidymodelsCollectionPackages2020"/>
+    <w:bookmarkEnd w:id="248"/>
+    <w:bookmarkStart w:id="249" w:name="ref-kuhnTidymodelsCollectionPackages2020"/>
     <w:p>
       <w:pPr>
         <w:pStyle w:val="Bibliography"/>
@@ -19881,8 +14264,8 @@
         <w:t xml:space="preserve">.</w:t>
       </w:r>
     </w:p>
-    <w:bookmarkEnd w:id="270"/>
-    <w:bookmarkStart w:id="272" w:name="ref-kullSigmoidsHowObtain2017"/>
+    <w:bookmarkEnd w:id="249"/>
+    <w:bookmarkStart w:id="251" w:name="ref-kullSigmoidsHowObtain2017"/>
     <w:p>
       <w:pPr>
         <w:pStyle w:val="Bibliography"/>
@@ -19931,7 +14314,7 @@
       <w:r>
         <w:t xml:space="preserve"> </w:t>
       </w:r>
-      <w:hyperlink r:id="rId271">
+      <w:hyperlink r:id="rId250">
         <w:r>
           <w:rPr>
             <w:rStyle w:val="Hyperlink"/>
@@ -19940,8 +14323,8 @@
         </w:r>
       </w:hyperlink>
     </w:p>
-    <w:bookmarkEnd w:id="272"/>
-    <w:bookmarkStart w:id="273" w:name="X0943ff04c0b05099bf4a8c8078db37e3463cff7"/>
+    <w:bookmarkEnd w:id="251"/>
+    <w:bookmarkStart w:id="252" w:name="X0943ff04c0b05099bf4a8c8078db37e3463cff7"/>
     <w:p>
       <w:pPr>
         <w:pStyle w:val="Bibliography"/>
@@ -20001,8 +14384,8 @@
         <w:t xml:space="preserve">(First edition). The Guilford Press.</w:t>
       </w:r>
     </w:p>
-    <w:bookmarkEnd w:id="273"/>
-    <w:bookmarkStart w:id="275" w:name="Xaa720cc9c8d959b428cd2035783815a9cba15e0"/>
+    <w:bookmarkEnd w:id="252"/>
+    <w:bookmarkStart w:id="254" w:name="Xaa720cc9c8d959b428cd2035783815a9cba15e0"/>
     <w:p>
       <w:pPr>
         <w:pStyle w:val="Bibliography"/>
@@ -20048,7 +14431,7 @@
       <w:r>
         <w:t xml:space="preserve"> </w:t>
       </w:r>
-      <w:hyperlink r:id="rId274">
+      <w:hyperlink r:id="rId253">
         <w:r>
           <w:rPr>
             <w:rStyle w:val="Hyperlink"/>
@@ -20057,8 +14440,8 @@
         </w:r>
       </w:hyperlink>
     </w:p>
-    <w:bookmarkEnd w:id="275"/>
-    <w:bookmarkStart w:id="276" w:name="X34be55f2a2ff67a14e7206627bb93b426490c87"/>
+    <w:bookmarkEnd w:id="254"/>
+    <w:bookmarkStart w:id="255" w:name="X34be55f2a2ff67a14e7206627bb93b426490c87"/>
     <w:p>
       <w:pPr>
         <w:pStyle w:val="Bibliography"/>
@@ -20150,8 +14533,8 @@
         <w:t xml:space="preserve">, 4768–4777.</w:t>
       </w:r>
     </w:p>
-    <w:bookmarkEnd w:id="276"/>
-    <w:bookmarkStart w:id="278" w:name="X4d20b0be6ebc81777412f3b2cdfafe4bd20f4d6"/>
+    <w:bookmarkEnd w:id="255"/>
+    <w:bookmarkStart w:id="257" w:name="X4d20b0be6ebc81777412f3b2cdfafe4bd20f4d6"/>
     <w:p>
       <w:pPr>
         <w:pStyle w:val="Bibliography"/>
@@ -20188,7 +14571,7 @@
       <w:r>
         <w:t xml:space="preserve"> </w:t>
       </w:r>
-      <w:hyperlink r:id="rId277">
+      <w:hyperlink r:id="rId256">
         <w:r>
           <w:rPr>
             <w:rStyle w:val="Hyperlink"/>
@@ -20197,8 +14580,8 @@
         </w:r>
       </w:hyperlink>
     </w:p>
-    <w:bookmarkEnd w:id="278"/>
-    <w:bookmarkStart w:id="279" w:name="ref-marlattRelapsePreventionSecond2007"/>
+    <w:bookmarkEnd w:id="257"/>
+    <w:bookmarkStart w:id="258" w:name="ref-marlattRelapsePreventionSecond2007"/>
     <w:p>
       <w:pPr>
         <w:pStyle w:val="Bibliography"/>
@@ -20335,8 +14718,8 @@
         <w:t xml:space="preserve">(2nd edition). The Guilford Press.</w:t>
       </w:r>
     </w:p>
-    <w:bookmarkEnd w:id="279"/>
-    <w:bookmarkStart w:id="280" w:name="X0900e084d2d8751b94683f82b04534ea811d54e"/>
+    <w:bookmarkEnd w:id="258"/>
+    <w:bookmarkStart w:id="259" w:name="X0900e084d2d8751b94683f82b04534ea811d54e"/>
     <w:p>
       <w:pPr>
         <w:pStyle w:val="Bibliography"/>
@@ -20452,8 +14835,8 @@
         <w:t xml:space="preserve">(First edition). The Guilford Press.</w:t>
       </w:r>
     </w:p>
-    <w:bookmarkEnd w:id="280"/>
-    <w:bookmarkStart w:id="281" w:name="Xb55b40a3d7f46ba5e03427f7cd05843a1612710"/>
+    <w:bookmarkEnd w:id="259"/>
+    <w:bookmarkStart w:id="260" w:name="Xb55b40a3d7f46ba5e03427f7cd05843a1612710"/>
     <w:p>
       <w:pPr>
         <w:pStyle w:val="Bibliography"/>
@@ -20521,8 +14904,8 @@
         <w:t xml:space="preserve">(0), 9.</w:t>
       </w:r>
     </w:p>
-    <w:bookmarkEnd w:id="281"/>
-    <w:bookmarkStart w:id="283" w:name="ref-mchughSexGenderDifferences2018"/>
+    <w:bookmarkEnd w:id="260"/>
+    <w:bookmarkStart w:id="262" w:name="ref-mchughSexGenderDifferences2018"/>
     <w:p>
       <w:pPr>
         <w:pStyle w:val="Bibliography"/>
@@ -20559,7 +14942,7 @@
       <w:r>
         <w:t xml:space="preserve"> </w:t>
       </w:r>
-      <w:hyperlink r:id="rId282">
+      <w:hyperlink r:id="rId261">
         <w:r>
           <w:rPr>
             <w:rStyle w:val="Hyperlink"/>
@@ -20568,8 +14951,8 @@
         </w:r>
       </w:hyperlink>
     </w:p>
-    <w:bookmarkEnd w:id="283"/>
-    <w:bookmarkStart w:id="285" w:name="ref-mckayImpactContinuingCare2021"/>
+    <w:bookmarkEnd w:id="262"/>
+    <w:bookmarkStart w:id="264" w:name="ref-mckayImpactContinuingCare2021"/>
     <w:p>
       <w:pPr>
         <w:pStyle w:val="Bibliography"/>
@@ -20627,7 +15010,7 @@
       <w:r>
         <w:t xml:space="preserve"> </w:t>
       </w:r>
-      <w:hyperlink r:id="rId284">
+      <w:hyperlink r:id="rId263">
         <w:r>
           <w:rPr>
             <w:rStyle w:val="Hyperlink"/>
@@ -20636,8 +15019,8 @@
         </w:r>
       </w:hyperlink>
     </w:p>
-    <w:bookmarkEnd w:id="285"/>
-    <w:bookmarkStart w:id="287" w:name="ref-mclellanDrugDependenceChronic2000"/>
+    <w:bookmarkEnd w:id="264"/>
+    <w:bookmarkStart w:id="266" w:name="ref-mclellanDrugDependenceChronic2000"/>
     <w:p>
       <w:pPr>
         <w:pStyle w:val="Bibliography"/>
@@ -20674,7 +15057,7 @@
       <w:r>
         <w:t xml:space="preserve"> </w:t>
       </w:r>
-      <w:hyperlink r:id="rId286">
+      <w:hyperlink r:id="rId265">
         <w:r>
           <w:rPr>
             <w:rStyle w:val="Hyperlink"/>
@@ -20683,8 +15066,8 @@
         </w:r>
       </w:hyperlink>
     </w:p>
-    <w:bookmarkEnd w:id="287"/>
-    <w:bookmarkStart w:id="289" w:name="ref-meyersIntersectionGenderDrug2021"/>
+    <w:bookmarkEnd w:id="266"/>
+    <w:bookmarkStart w:id="268" w:name="ref-meyersIntersectionGenderDrug2021"/>
     <w:p>
       <w:pPr>
         <w:pStyle w:val="Bibliography"/>
@@ -20733,7 +15116,7 @@
       <w:r>
         <w:t xml:space="preserve"> </w:t>
       </w:r>
-      <w:hyperlink r:id="rId288">
+      <w:hyperlink r:id="rId267">
         <w:r>
           <w:rPr>
             <w:rStyle w:val="Hyperlink"/>
@@ -20742,8 +15125,8 @@
         </w:r>
       </w:hyperlink>
     </w:p>
-    <w:bookmarkEnd w:id="289"/>
-    <w:bookmarkStart w:id="291" w:name="ref-mohrPersonalSensingUnderstanding2017"/>
+    <w:bookmarkEnd w:id="268"/>
+    <w:bookmarkStart w:id="270" w:name="ref-mohrPersonalSensingUnderstanding2017"/>
     <w:p>
       <w:pPr>
         <w:pStyle w:val="Bibliography"/>
@@ -20810,7 +15193,7 @@
       <w:r>
         <w:t xml:space="preserve"> </w:t>
       </w:r>
-      <w:hyperlink r:id="rId290">
+      <w:hyperlink r:id="rId269">
         <w:r>
           <w:rPr>
             <w:rStyle w:val="Hyperlink"/>
@@ -20819,8 +15202,8 @@
         </w:r>
       </w:hyperlink>
     </w:p>
-    <w:bookmarkEnd w:id="291"/>
-    <w:bookmarkStart w:id="292" w:name="X0c0e928dd8ff101aa479012bffab8d24e8c0dcf"/>
+    <w:bookmarkEnd w:id="270"/>
+    <w:bookmarkStart w:id="271" w:name="X0c0e928dd8ff101aa479012bffab8d24e8c0dcf"/>
     <w:p>
       <w:pPr>
         <w:pStyle w:val="Bibliography"/>
@@ -20877,8 +15260,8 @@
         <w:t xml:space="preserve">. Independently published.</w:t>
       </w:r>
     </w:p>
-    <w:bookmarkEnd w:id="292"/>
-    <w:bookmarkStart w:id="294" w:name="X1f44e09282148d362bdacfce67d6a56b1cf06db"/>
+    <w:bookmarkEnd w:id="271"/>
+    <w:bookmarkStart w:id="273" w:name="X1f44e09282148d362bdacfce67d6a56b1cf06db"/>
     <w:p>
       <w:pPr>
         <w:pStyle w:val="Bibliography"/>
@@ -20969,7 +15352,7 @@
       <w:r>
         <w:t xml:space="preserve"> </w:t>
       </w:r>
-      <w:hyperlink r:id="rId293">
+      <w:hyperlink r:id="rId272">
         <w:r>
           <w:rPr>
             <w:rStyle w:val="Hyperlink"/>
@@ -20978,8 +15361,8 @@
         </w:r>
       </w:hyperlink>
     </w:p>
-    <w:bookmarkEnd w:id="294"/>
-    <w:bookmarkStart w:id="296" w:name="X8bb79cdd23e0a8d99e4f9b0c203aaa22c56a953"/>
+    <w:bookmarkEnd w:id="273"/>
+    <w:bookmarkStart w:id="275" w:name="X8bb79cdd23e0a8d99e4f9b0c203aaa22c56a953"/>
     <w:p>
       <w:pPr>
         <w:pStyle w:val="Bibliography"/>
@@ -20990,7 +15373,7 @@
       <w:r>
         <w:t xml:space="preserve"> </w:t>
       </w:r>
-      <w:hyperlink r:id="rId295">
+      <w:hyperlink r:id="rId274">
         <w:r>
           <w:rPr>
             <w:rStyle w:val="Hyperlink"/>
@@ -21101,8 +15484,8 @@
         <w:t xml:space="preserve">.</w:t>
       </w:r>
     </w:p>
-    <w:bookmarkEnd w:id="296"/>
-    <w:bookmarkStart w:id="298" w:name="ref-olfsonHealthcareCoverageService2022"/>
+    <w:bookmarkEnd w:id="275"/>
+    <w:bookmarkStart w:id="277" w:name="ref-olfsonHealthcareCoverageService2022"/>
     <w:p>
       <w:pPr>
         <w:pStyle w:val="Bibliography"/>
@@ -21139,7 +15522,7 @@
       <w:r>
         <w:t xml:space="preserve"> </w:t>
       </w:r>
-      <w:hyperlink r:id="rId297">
+      <w:hyperlink r:id="rId276">
         <w:r>
           <w:rPr>
             <w:rStyle w:val="Hyperlink"/>
@@ -21148,8 +15531,8 @@
         </w:r>
       </w:hyperlink>
     </w:p>
-    <w:bookmarkEnd w:id="298"/>
-    <w:bookmarkStart w:id="300" w:name="ref-parlier-ahmadExploratoryStudySex2021"/>
+    <w:bookmarkEnd w:id="277"/>
+    <w:bookmarkStart w:id="279" w:name="ref-parlier-ahmadExploratoryStudySex2021"/>
     <w:p>
       <w:pPr>
         <w:pStyle w:val="Bibliography"/>
@@ -21186,7 +15569,7 @@
       <w:r>
         <w:t xml:space="preserve"> </w:t>
       </w:r>
-      <w:hyperlink r:id="rId299">
+      <w:hyperlink r:id="rId278">
         <w:r>
           <w:rPr>
             <w:rStyle w:val="Hyperlink"/>
@@ -21195,8 +15578,8 @@
         </w:r>
       </w:hyperlink>
     </w:p>
-    <w:bookmarkEnd w:id="300"/>
-    <w:bookmarkStart w:id="301" w:name="X6b0a2573c103b7c3d317f500c95e16aefc26ebb"/>
+    <w:bookmarkEnd w:id="279"/>
+    <w:bookmarkStart w:id="280" w:name="X6b0a2573c103b7c3d317f500c95e16aefc26ebb"/>
     <w:p>
       <w:pPr>
         <w:pStyle w:val="Bibliography"/>
@@ -21254,8 +15637,8 @@
         <w:t xml:space="preserve">(Mobile).</w:t>
       </w:r>
     </w:p>
-    <w:bookmarkEnd w:id="301"/>
-    <w:bookmarkStart w:id="303" w:name="ref-pinedoCurrentReexaminationRacial2019"/>
+    <w:bookmarkEnd w:id="280"/>
+    <w:bookmarkStart w:id="282" w:name="ref-pinedoCurrentReexaminationRacial2019"/>
     <w:p>
       <w:pPr>
         <w:pStyle w:val="Bibliography"/>
@@ -21304,7 +15687,7 @@
       <w:r>
         <w:t xml:space="preserve"> </w:t>
       </w:r>
-      <w:hyperlink r:id="rId302">
+      <w:hyperlink r:id="rId281">
         <w:r>
           <w:rPr>
             <w:rStyle w:val="Hyperlink"/>
@@ -21313,8 +15696,8 @@
         </w:r>
       </w:hyperlink>
     </w:p>
-    <w:bookmarkEnd w:id="303"/>
-    <w:bookmarkStart w:id="305" w:name="ref-prochaskaSearchHowPeople1992"/>
+    <w:bookmarkEnd w:id="282"/>
+    <w:bookmarkStart w:id="284" w:name="ref-prochaskaSearchHowPeople1992"/>
     <w:p>
       <w:pPr>
         <w:pStyle w:val="Bibliography"/>
@@ -21363,7 +15746,7 @@
       <w:r>
         <w:t xml:space="preserve"> </w:t>
       </w:r>
-      <w:hyperlink r:id="rId304">
+      <w:hyperlink r:id="rId283">
         <w:r>
           <w:rPr>
             <w:rStyle w:val="Hyperlink"/>
@@ -21372,8 +15755,8 @@
         </w:r>
       </w:hyperlink>
     </w:p>
-    <w:bookmarkEnd w:id="305"/>
-    <w:bookmarkStart w:id="306" w:name="X93e79e1a5ab79bb153842a6d1ed7d5e5cb3185f"/>
+    <w:bookmarkEnd w:id="284"/>
+    <w:bookmarkStart w:id="285" w:name="X93e79e1a5ab79bb153842a6d1ed7d5e5cb3185f"/>
     <w:p>
       <w:pPr>
         <w:pStyle w:val="Bibliography"/>
@@ -21444,8 +15827,8 @@
         <w:t xml:space="preserve">. RStudio, Inc.</w:t>
       </w:r>
     </w:p>
-    <w:bookmarkEnd w:id="306"/>
-    <w:bookmarkStart w:id="308" w:name="ref-russellAffectRelativeDayLevel2020"/>
+    <w:bookmarkEnd w:id="285"/>
+    <w:bookmarkStart w:id="287" w:name="ref-russellAffectRelativeDayLevel2020"/>
     <w:p>
       <w:pPr>
         <w:pStyle w:val="Bibliography"/>
@@ -21524,7 +15907,7 @@
       <w:r>
         <w:t xml:space="preserve"> </w:t>
       </w:r>
-      <w:hyperlink r:id="rId307">
+      <w:hyperlink r:id="rId286">
         <w:r>
           <w:rPr>
             <w:rStyle w:val="Hyperlink"/>
@@ -21533,8 +15916,8 @@
         </w:r>
       </w:hyperlink>
     </w:p>
-    <w:bookmarkEnd w:id="308"/>
-    <w:bookmarkStart w:id="310" w:name="ref-salonerBlacksHispanicsAre2013"/>
+    <w:bookmarkEnd w:id="287"/>
+    <w:bookmarkStart w:id="289" w:name="ref-salonerBlacksHispanicsAre2013"/>
     <w:p>
       <w:pPr>
         <w:pStyle w:val="Bibliography"/>
@@ -21583,7 +15966,7 @@
       <w:r>
         <w:t xml:space="preserve"> </w:t>
       </w:r>
-      <w:hyperlink r:id="rId309">
+      <w:hyperlink r:id="rId288">
         <w:r>
           <w:rPr>
             <w:rStyle w:val="Hyperlink"/>
@@ -21592,8 +15975,8 @@
         </w:r>
       </w:hyperlink>
     </w:p>
-    <w:bookmarkEnd w:id="310"/>
-    <w:bookmarkStart w:id="311" w:name="X56bd7ab8262c354bc601dbeb8bf6940a3ba3863"/>
+    <w:bookmarkEnd w:id="289"/>
+    <w:bookmarkStart w:id="290" w:name="X56bd7ab8262c354bc601dbeb8bf6940a3ba3863"/>
     <w:p>
       <w:pPr>
         <w:pStyle w:val="Bibliography"/>
@@ -21633,8 +16016,8 @@
         <w:t xml:space="preserve">. https://www.samhsa.gov/data/report/2021-nsduh-detailed-tables.</w:t>
       </w:r>
     </w:p>
-    <w:bookmarkEnd w:id="311"/>
-    <w:bookmarkStart w:id="313" w:name="ref-sayetteRoleCravingSubstance2016"/>
+    <w:bookmarkEnd w:id="290"/>
+    <w:bookmarkStart w:id="292" w:name="ref-sayetteRoleCravingSubstance2016"/>
     <w:p>
       <w:pPr>
         <w:pStyle w:val="Bibliography"/>
@@ -21725,7 +16108,7 @@
       <w:r>
         <w:t xml:space="preserve"> </w:t>
       </w:r>
-      <w:hyperlink r:id="rId312">
+      <w:hyperlink r:id="rId291">
         <w:r>
           <w:rPr>
             <w:rStyle w:val="Hyperlink"/>
@@ -21734,8 +16117,8 @@
         </w:r>
       </w:hyperlink>
     </w:p>
-    <w:bookmarkEnd w:id="313"/>
-    <w:bookmarkStart w:id="315" w:name="ref-schmidtEthnicDisparitiesClinical2007"/>
+    <w:bookmarkEnd w:id="292"/>
+    <w:bookmarkStart w:id="294" w:name="ref-schmidtEthnicDisparitiesClinical2007"/>
     <w:p>
       <w:pPr>
         <w:pStyle w:val="Bibliography"/>
@@ -21781,7 +16164,7 @@
       <w:r>
         <w:t xml:space="preserve"> </w:t>
       </w:r>
-      <w:hyperlink r:id="rId314">
+      <w:hyperlink r:id="rId293">
         <w:r>
           <w:rPr>
             <w:rStyle w:val="Hyperlink"/>
@@ -21790,8 +16173,8 @@
         </w:r>
       </w:hyperlink>
     </w:p>
-    <w:bookmarkEnd w:id="315"/>
-    <w:bookmarkStart w:id="317" w:name="ref-sigmonAccessTreatmentOpioid2014"/>
+    <w:bookmarkEnd w:id="294"/>
+    <w:bookmarkStart w:id="296" w:name="ref-sigmonAccessTreatmentOpioid2014"/>
     <w:p>
       <w:pPr>
         <w:pStyle w:val="Bibliography"/>
@@ -21837,7 +16220,7 @@
       <w:r>
         <w:t xml:space="preserve"> </w:t>
       </w:r>
-      <w:hyperlink r:id="rId316">
+      <w:hyperlink r:id="rId295">
         <w:r>
           <w:rPr>
             <w:rStyle w:val="Hyperlink"/>
@@ -21846,8 +16229,8 @@
         </w:r>
       </w:hyperlink>
     </w:p>
-    <w:bookmarkEnd w:id="317"/>
-    <w:bookmarkStart w:id="319" w:name="ref-sociasAdoptingCascadeCare2016"/>
+    <w:bookmarkEnd w:id="296"/>
+    <w:bookmarkStart w:id="298" w:name="ref-sociasAdoptingCascadeCare2016"/>
     <w:p>
       <w:pPr>
         <w:pStyle w:val="Bibliography"/>
@@ -21896,7 +16279,7 @@
       <w:r>
         <w:t xml:space="preserve"> </w:t>
       </w:r>
-      <w:hyperlink r:id="rId318">
+      <w:hyperlink r:id="rId297">
         <w:r>
           <w:rPr>
             <w:rStyle w:val="Hyperlink"/>
@@ -21905,8 +16288,8 @@
         </w:r>
       </w:hyperlink>
     </w:p>
-    <w:bookmarkEnd w:id="319"/>
-    <w:bookmarkStart w:id="321" w:name="Xd4c1d027f60920f356af6131267e679804e946e"/>
+    <w:bookmarkEnd w:id="298"/>
+    <w:bookmarkStart w:id="300" w:name="Xd4c1d027f60920f356af6131267e679804e946e"/>
     <w:p>
       <w:pPr>
         <w:pStyle w:val="Bibliography"/>
@@ -21955,7 +16338,7 @@
       <w:r>
         <w:t xml:space="preserve"> </w:t>
       </w:r>
-      <w:hyperlink r:id="rId320">
+      <w:hyperlink r:id="rId299">
         <w:r>
           <w:rPr>
             <w:rStyle w:val="Hyperlink"/>
@@ -21964,8 +16347,8 @@
         </w:r>
       </w:hyperlink>
     </w:p>
-    <w:bookmarkEnd w:id="321"/>
-    <w:bookmarkStart w:id="323" w:name="X01387e434119cf09c116d0feeabab9f278d40e3"/>
+    <w:bookmarkEnd w:id="300"/>
+    <w:bookmarkStart w:id="302" w:name="X01387e434119cf09c116d0feeabab9f278d40e3"/>
     <w:p>
       <w:pPr>
         <w:pStyle w:val="Bibliography"/>
@@ -22035,7 +16418,7 @@
       <w:r>
         <w:t xml:space="preserve"> </w:t>
       </w:r>
-      <w:hyperlink r:id="rId322">
+      <w:hyperlink r:id="rId301">
         <w:r>
           <w:rPr>
             <w:rStyle w:val="Hyperlink"/>
@@ -22044,8 +16427,8 @@
         </w:r>
       </w:hyperlink>
     </w:p>
-    <w:bookmarkEnd w:id="323"/>
-    <w:bookmarkStart w:id="325" w:name="ref-stantonRelapsePreventionNeeds2005a"/>
+    <w:bookmarkEnd w:id="302"/>
+    <w:bookmarkStart w:id="304" w:name="ref-stantonRelapsePreventionNeeds2005a"/>
     <w:p>
       <w:pPr>
         <w:pStyle w:val="Bibliography"/>
@@ -22103,7 +16486,7 @@
       <w:r>
         <w:t xml:space="preserve"> </w:t>
       </w:r>
-      <w:hyperlink r:id="rId324">
+      <w:hyperlink r:id="rId303">
         <w:r>
           <w:rPr>
             <w:rStyle w:val="Hyperlink"/>
@@ -22112,8 +16495,8 @@
         </w:r>
       </w:hyperlink>
     </w:p>
-    <w:bookmarkEnd w:id="325"/>
-    <w:bookmarkStart w:id="326" w:name="ref-studiesNIHRevitalizationAct1994"/>
+    <w:bookmarkEnd w:id="304"/>
+    <w:bookmarkStart w:id="305" w:name="ref-studiesNIHRevitalizationAct1994"/>
     <w:p>
       <w:pPr>
         <w:pStyle w:val="Bibliography"/>
@@ -22299,8 +16682,8 @@
         <w:t xml:space="preserve">. National Academies Press (US).</w:t>
       </w:r>
     </w:p>
-    <w:bookmarkEnd w:id="326"/>
-    <w:bookmarkStart w:id="327" w:name="X28b8f85e424928e66706a578d6053e0308d1105"/>
+    <w:bookmarkEnd w:id="305"/>
+    <w:bookmarkStart w:id="306" w:name="X28b8f85e424928e66706a578d6053e0308d1105"/>
     <w:p>
       <w:pPr>
         <w:pStyle w:val="Bibliography"/>
@@ -22357,8 +16740,8 @@
         <w:t xml:space="preserve">. https://www.samhsa.gov/data/report/2024-nsduh-detailed-tables.</w:t>
       </w:r>
     </w:p>
-    <w:bookmarkEnd w:id="327"/>
-    <w:bookmarkStart w:id="329" w:name="Xb4363def9a086869984bb1996514c38c4a5108e"/>
+    <w:bookmarkEnd w:id="306"/>
+    <w:bookmarkStart w:id="308" w:name="Xb4363def9a086869984bb1996514c38c4a5108e"/>
     <w:p>
       <w:pPr>
         <w:pStyle w:val="Bibliography"/>
@@ -22369,7 +16752,7 @@
       <w:r>
         <w:t xml:space="preserve"> </w:t>
       </w:r>
-      <w:hyperlink r:id="rId328">
+      <w:hyperlink r:id="rId307">
         <w:r>
           <w:rPr>
             <w:rStyle w:val="Hyperlink"/>
@@ -22426,6 +16809,134 @@
           </w:rPr>
           <w:t xml:space="preserve">America</w:t>
         </w:r>
+        <w:r>
+          <w:rPr>
+            <w:rStyle w:val="Hyperlink"/>
+            <w:i/>
+            <w:iCs/>
+          </w:rPr>
+          <w:t xml:space="preserve">:</w:t>
+        </w:r>
+        <w:r>
+          <w:rPr>
+            <w:rStyle w:val="Hyperlink"/>
+            <w:i/>
+            <w:iCs/>
+          </w:rPr>
+          <w:t xml:space="preserve"> </w:t>
+        </w:r>
+        <w:r>
+          <w:rPr>
+            <w:rStyle w:val="Hyperlink"/>
+            <w:i/>
+            <w:iCs/>
+          </w:rPr>
+          <w:t xml:space="preserve">The Surgeon General</w:t>
+        </w:r>
+        <w:r>
+          <w:rPr>
+            <w:rStyle w:val="Hyperlink"/>
+            <w:i/>
+            <w:iCs/>
+          </w:rPr>
+          <w:t xml:space="preserve">’s</w:t>
+        </w:r>
+        <w:r>
+          <w:rPr>
+            <w:rStyle w:val="Hyperlink"/>
+            <w:i/>
+            <w:iCs/>
+          </w:rPr>
+          <w:t xml:space="preserve"> </w:t>
+        </w:r>
+        <w:r>
+          <w:rPr>
+            <w:rStyle w:val="Hyperlink"/>
+            <w:i/>
+            <w:iCs/>
+          </w:rPr>
+          <w:t xml:space="preserve">Report</w:t>
+        </w:r>
+        <w:r>
+          <w:rPr>
+            <w:rStyle w:val="Hyperlink"/>
+            <w:i/>
+            <w:iCs/>
+          </w:rPr>
+          <w:t xml:space="preserve"> </w:t>
+        </w:r>
+        <w:r>
+          <w:rPr>
+            <w:rStyle w:val="Hyperlink"/>
+            <w:i/>
+            <w:iCs/>
+          </w:rPr>
+          <w:t xml:space="preserve">on</w:t>
+        </w:r>
+        <w:r>
+          <w:rPr>
+            <w:rStyle w:val="Hyperlink"/>
+            <w:i/>
+            <w:iCs/>
+          </w:rPr>
+          <w:t xml:space="preserve"> </w:t>
+        </w:r>
+        <w:r>
+          <w:rPr>
+            <w:rStyle w:val="Hyperlink"/>
+            <w:i/>
+            <w:iCs/>
+          </w:rPr>
+          <w:t xml:space="preserve">Alcohol</w:t>
+        </w:r>
+        <w:r>
+          <w:rPr>
+            <w:rStyle w:val="Hyperlink"/>
+            <w:i/>
+            <w:iCs/>
+          </w:rPr>
+          <w:t xml:space="preserve">,</w:t>
+        </w:r>
+        <w:r>
+          <w:rPr>
+            <w:rStyle w:val="Hyperlink"/>
+            <w:i/>
+            <w:iCs/>
+          </w:rPr>
+          <w:t xml:space="preserve"> </w:t>
+        </w:r>
+        <w:r>
+          <w:rPr>
+            <w:rStyle w:val="Hyperlink"/>
+            <w:i/>
+            <w:iCs/>
+          </w:rPr>
+          <w:t xml:space="preserve">Drugs</w:t>
+        </w:r>
+        <w:r>
+          <w:rPr>
+            <w:rStyle w:val="Hyperlink"/>
+            <w:i/>
+            <w:iCs/>
+          </w:rPr>
+          <w:t xml:space="preserve">, and</w:t>
+        </w:r>
+        <w:r>
+          <w:rPr>
+            <w:rStyle w:val="Hyperlink"/>
+            <w:i/>
+            <w:iCs/>
+          </w:rPr>
+          <w:t xml:space="preserve"> </w:t>
+        </w:r>
+        <w:r>
+          <w:rPr>
+            <w:rStyle w:val="Hyperlink"/>
+            <w:i/>
+            <w:iCs/>
+          </w:rPr>
+          <w:t xml:space="preserve">Health</w:t>
+        </w:r>
       </w:hyperlink>
       <w:r>
         <w:t xml:space="preserve">.</w:t>
@@ -22440,8 +16951,8 @@
         <w:t xml:space="preserve">.</w:t>
       </w:r>
     </w:p>
-    <w:bookmarkEnd w:id="329"/>
-    <w:bookmarkStart w:id="331" w:name="ref-taiTreatmentSubstanceUse2013"/>
+    <w:bookmarkEnd w:id="308"/>
+    <w:bookmarkStart w:id="310" w:name="ref-taiTreatmentSubstanceUse2013"/>
     <w:p>
       <w:pPr>
         <w:pStyle w:val="Bibliography"/>
@@ -22520,7 +17031,7 @@
       <w:r>
         <w:t xml:space="preserve"> </w:t>
       </w:r>
-      <w:hyperlink r:id="rId330">
+      <w:hyperlink r:id="rId309">
         <w:r>
           <w:rPr>
             <w:rStyle w:val="Hyperlink"/>
@@ -22529,8 +17040,8 @@
         </w:r>
       </w:hyperlink>
     </w:p>
-    <w:bookmarkEnd w:id="331"/>
-    <w:bookmarkStart w:id="333" w:name="ref-timmonsCallActionAssessing2023"/>
+    <w:bookmarkEnd w:id="310"/>
+    <w:bookmarkStart w:id="312" w:name="ref-timmonsCallActionAssessing2023"/>
     <w:p>
       <w:pPr>
         <w:pStyle w:val="Bibliography"/>
@@ -22636,7 +17147,7 @@
       <w:r>
         <w:t xml:space="preserve"> </w:t>
       </w:r>
-      <w:hyperlink r:id="rId332">
+      <w:hyperlink r:id="rId311">
         <w:r>
           <w:rPr>
             <w:rStyle w:val="Hyperlink"/>
@@ -22645,102 +17156,13 @@
         </w:r>
       </w:hyperlink>
     </w:p>
-    <w:bookmarkEnd w:id="333"/>
-    <w:bookmarkStart w:id="334" w:name="Xd4028ce73c50441a8dee35a72bb1ae76ff66c9d"/>
+    <w:bookmarkEnd w:id="312"/>
+    <w:bookmarkStart w:id="314" w:name="ref-vannicelliEffectSexBias1984"/>
     <w:p>
       <w:pPr>
         <w:pStyle w:val="Bibliography"/>
       </w:pPr>
       <w:r>
-        <w:t xml:space="preserve">United States. Department of Transportation. National Highway Traffic Safety Administration. National Center for Statistics and Analysis. (2024).</w:t>
-      </w:r>
-      <w:r>
-        <w:t xml:space="preserve"> </w:t>
-      </w:r>
-      <w:r>
-        <w:rPr>
-          <w:i/>
-          <w:iCs/>
-        </w:rPr>
-        <w:t xml:space="preserve">Traffic</w:t>
-      </w:r>
-      <w:r>
-        <w:rPr>
-          <w:i/>
-          <w:iCs/>
-        </w:rPr>
-        <w:t xml:space="preserve"> </w:t>
-      </w:r>
-      <w:r>
-        <w:rPr>
-          <w:i/>
-          <w:iCs/>
-        </w:rPr>
-        <w:t xml:space="preserve">Safety Facts</w:t>
-      </w:r>
-      <w:r>
-        <w:rPr>
-          <w:i/>
-          <w:iCs/>
-        </w:rPr>
-        <w:t xml:space="preserve"> </w:t>
-      </w:r>
-      <w:r>
-        <w:rPr>
-          <w:i/>
-          <w:iCs/>
-        </w:rPr>
-        <w:t xml:space="preserve">2022</w:t>
-      </w:r>
-      <w:r>
-        <w:rPr>
-          <w:i/>
-          <w:iCs/>
-        </w:rPr>
-        <w:t xml:space="preserve"> </w:t>
-      </w:r>
-      <w:r>
-        <w:rPr>
-          <w:i/>
-          <w:iCs/>
-        </w:rPr>
-        <w:t xml:space="preserve">Data</w:t>
-      </w:r>
-      <w:r>
-        <w:rPr>
-          <w:i/>
-          <w:iCs/>
-        </w:rPr>
-        <w:t xml:space="preserve">:</w:t>
-      </w:r>
-      <w:r>
-        <w:rPr>
-          <w:i/>
-          <w:iCs/>
-        </w:rPr>
-        <w:t xml:space="preserve"> </w:t>
-      </w:r>
-      <w:r>
-        <w:rPr>
-          <w:i/>
-          <w:iCs/>
-        </w:rPr>
-        <w:t xml:space="preserve">Alcohol-Impaired Driving</w:t>
-      </w:r>
-      <w:r>
-        <w:t xml:space="preserve"> </w:t>
-      </w:r>
-      <w:r>
-        <w:t xml:space="preserve">(DOT HS 813 578).</w:t>
-      </w:r>
-    </w:p>
-    <w:bookmarkEnd w:id="334"/>
-    <w:bookmarkStart w:id="336" w:name="ref-vannicelliEffectSexBias1984"/>
-    <w:p>
-      <w:pPr>
-        <w:pStyle w:val="Bibliography"/>
-      </w:pPr>
-      <w:r>
         <w:t xml:space="preserve">Vannicelli, M., &amp; Nash, L. (1984). Effect of</w:t>
       </w:r>
       <w:r>
@@ -22814,7 +17236,7 @@
       <w:r>
         <w:t xml:space="preserve"> </w:t>
       </w:r>
-      <w:hyperlink r:id="rId335">
+      <w:hyperlink r:id="rId313">
         <w:r>
           <w:rPr>
             <w:rStyle w:val="Hyperlink"/>
@@ -22823,8 +17245,8 @@
         </w:r>
       </w:hyperlink>
     </w:p>
-    <w:bookmarkEnd w:id="336"/>
-    <w:bookmarkStart w:id="338" w:name="ref-veinotGoodIntentionsAre2018"/>
+    <w:bookmarkEnd w:id="314"/>
+    <w:bookmarkStart w:id="316" w:name="ref-veinotGoodIntentionsAre2018"/>
     <w:p>
       <w:pPr>
         <w:pStyle w:val="Bibliography"/>
@@ -22861,7 +17283,7 @@
       <w:r>
         <w:t xml:space="preserve"> </w:t>
       </w:r>
-      <w:hyperlink r:id="rId337">
+      <w:hyperlink r:id="rId315">
         <w:r>
           <w:rPr>
             <w:rStyle w:val="Hyperlink"/>
@@ -22870,13 +17292,60 @@
         </w:r>
       </w:hyperlink>
     </w:p>
-    <w:bookmarkEnd w:id="338"/>
-    <w:bookmarkStart w:id="340" w:name="ref-waltersUsingMachineLearning2021"/>
+    <w:bookmarkEnd w:id="316"/>
+    <w:bookmarkStart w:id="318" w:name="ref-walitzerGenderDifferencesAlcohol2006"/>
     <w:p>
       <w:pPr>
         <w:pStyle w:val="Bibliography"/>
       </w:pPr>
       <w:r>
+        <w:t xml:space="preserve">Walitzer, K. S., &amp; Dearing, R. L. (2006). Gender differences in alcohol and substance use relapse.</w:t>
+      </w:r>
+      <w:r>
+        <w:t xml:space="preserve"> </w:t>
+      </w:r>
+      <w:r>
+        <w:rPr>
+          <w:i/>
+          <w:iCs/>
+        </w:rPr>
+        <w:t xml:space="preserve">Clinical Psychology Review</w:t>
+      </w:r>
+      <w:r>
+        <w:t xml:space="preserve">,</w:t>
+      </w:r>
+      <w:r>
+        <w:t xml:space="preserve"> </w:t>
+      </w:r>
+      <w:r>
+        <w:rPr>
+          <w:i/>
+          <w:iCs/>
+        </w:rPr>
+        <w:t xml:space="preserve">26</w:t>
+      </w:r>
+      <w:r>
+        <w:t xml:space="preserve">(2), 128–148.</w:t>
+      </w:r>
+      <w:r>
+        <w:t xml:space="preserve"> </w:t>
+      </w:r>
+      <w:hyperlink r:id="rId317">
+        <w:r>
+          <w:rPr>
+            <w:rStyle w:val="Hyperlink"/>
+          </w:rPr>
+          <w:t xml:space="preserve">https://doi.org/10.1016/j.cpr.2005.11.003</w:t>
+        </w:r>
+      </w:hyperlink>
+    </w:p>
+    <w:bookmarkEnd w:id="318"/>
+    <w:bookmarkStart w:id="320" w:name="ref-waltersUsingMachineLearning2021"/>
+    <w:p>
+      <w:pPr>
+        <w:pStyle w:val="Bibliography"/>
+      </w:pPr>
+      <w:r>
         <w:t xml:space="preserve">Walters, S. T., Businelle, M. S., Suchting, R., Li, X., Hébert, E. T., &amp; Mun, E.-Y. (2021). Using machine learning to identify predictors of imminent drinking and create tailored messages for at-risk drinkers experiencing homelessness.</w:t>
       </w:r>
       <w:r>
@@ -22908,7 +17377,7 @@
       <w:r>
         <w:t xml:space="preserve"> </w:t>
       </w:r>
-      <w:hyperlink r:id="rId339">
+      <w:hyperlink r:id="rId319">
         <w:r>
           <w:rPr>
             <w:rStyle w:val="Hyperlink"/>
@@ -22917,8 +17386,8 @@
         </w:r>
       </w:hyperlink>
     </w:p>
-    <w:bookmarkEnd w:id="340"/>
-    <w:bookmarkStart w:id="342" w:name="X2d30c84041d97351f676569bf3de3da0c8a9d6d"/>
+    <w:bookmarkEnd w:id="320"/>
+    <w:bookmarkStart w:id="322" w:name="X2d30c84041d97351f676569bf3de3da0c8a9d6d"/>
     <w:p>
       <w:pPr>
         <w:pStyle w:val="Bibliography"/>
@@ -22929,7 +17398,7 @@
       <w:r>
         <w:t xml:space="preserve"> </w:t>
       </w:r>
-      <w:hyperlink r:id="rId341">
+      <w:hyperlink r:id="rId321">
         <w:r>
           <w:rPr>
             <w:rStyle w:val="Hyperlink"/>
@@ -23045,8 +17514,8 @@
         <w:t xml:space="preserve">(9), 1183–1194.</w:t>
       </w:r>
     </w:p>
-    <w:bookmarkEnd w:id="342"/>
-    <w:bookmarkStart w:id="343" w:name="X00d53e799ac148a12fd23d85f7c587e1d44cff6"/>
+    <w:bookmarkEnd w:id="322"/>
+    <w:bookmarkStart w:id="323" w:name="X00d53e799ac148a12fd23d85f7c587e1d44cff6"/>
     <w:p>
       <w:pPr>
         <w:pStyle w:val="Bibliography"/>
@@ -23113,8 +17582,8 @@
         <w:t xml:space="preserve">(1st edition). Academic Press.</w:t>
       </w:r>
     </w:p>
-    <w:bookmarkEnd w:id="343"/>
-    <w:bookmarkStart w:id="345" w:name="X4446e184b7dd55a61fd406499f32542fdcf24b5"/>
+    <w:bookmarkEnd w:id="323"/>
+    <w:bookmarkStart w:id="325" w:name="X4446e184b7dd55a61fd406499f32542fdcf24b5"/>
     <w:p>
       <w:pPr>
         <w:pStyle w:val="Bibliography"/>
@@ -23163,7 +17632,7 @@
       <w:r>
         <w:t xml:space="preserve"> </w:t>
       </w:r>
-      <w:hyperlink r:id="rId344">
+      <w:hyperlink r:id="rId324">
         <w:r>
           <w:rPr>
             <w:rStyle w:val="Hyperlink"/>
@@ -23172,8 +17641,8 @@
         </w:r>
       </w:hyperlink>
     </w:p>
-    <w:bookmarkEnd w:id="345"/>
-    <w:bookmarkStart w:id="347" w:name="X254a0f87701f835b5365990b3eba45be7dca59c"/>
+    <w:bookmarkEnd w:id="325"/>
+    <w:bookmarkStart w:id="327" w:name="X254a0f87701f835b5365990b3eba45be7dca59c"/>
     <w:p>
       <w:pPr>
         <w:pStyle w:val="Bibliography"/>
@@ -23317,7 +17786,7 @@
       <w:r>
         <w:t xml:space="preserve"> </w:t>
       </w:r>
-      <w:hyperlink r:id="rId346">
+      <w:hyperlink r:id="rId326">
         <w:r>
           <w:rPr>
             <w:rStyle w:val="Hyperlink"/>
@@ -23326,8 +17795,8 @@
         </w:r>
       </w:hyperlink>
     </w:p>
-    <w:bookmarkEnd w:id="347"/>
-    <w:bookmarkStart w:id="349" w:name="ref-woodLotPeopleCall2019"/>
+    <w:bookmarkEnd w:id="327"/>
+    <w:bookmarkStart w:id="329" w:name="ref-woodLotPeopleCall2019"/>
     <w:p>
       <w:pPr>
         <w:pStyle w:val="Bibliography"/>
@@ -23385,7 +17854,7 @@
       <w:r>
         <w:t xml:space="preserve"> </w:t>
       </w:r>
-      <w:hyperlink r:id="rId348">
+      <w:hyperlink r:id="rId328">
         <w:r>
           <w:rPr>
             <w:rStyle w:val="Hyperlink"/>
@@ -23394,8 +17863,8 @@
         </w:r>
       </w:hyperlink>
     </w:p>
-    <w:bookmarkEnd w:id="349"/>
-    <w:bookmarkStart w:id="351" w:name="X62c2bccfcb3c64764f794751dcac0a3c1c7edc5"/>
+    <w:bookmarkEnd w:id="329"/>
+    <w:bookmarkStart w:id="331" w:name="X62c2bccfcb3c64764f794751dcac0a3c1c7edc5"/>
     <w:p>
       <w:pPr>
         <w:pStyle w:val="Bibliography"/>
@@ -23474,7 +17943,7 @@
       <w:r>
         <w:t xml:space="preserve"> </w:t>
       </w:r>
-      <w:hyperlink r:id="rId350">
+      <w:hyperlink r:id="rId330">
         <w:r>
           <w:rPr>
             <w:rStyle w:val="Hyperlink"/>
@@ -23483,8 +17952,8 @@
         </w:r>
       </w:hyperlink>
     </w:p>
-    <w:bookmarkEnd w:id="351"/>
-    <w:bookmarkStart w:id="353" w:name="Xb35ee182d565575e339a0170868456c1684f821"/>
+    <w:bookmarkEnd w:id="331"/>
+    <w:bookmarkStart w:id="333" w:name="Xb35ee182d565575e339a0170868456c1684f821"/>
     <w:p>
       <w:pPr>
         <w:pStyle w:val="Bibliography"/>
@@ -23539,7 +18008,7 @@
       <w:r>
         <w:t xml:space="preserve"> </w:t>
       </w:r>
-      <w:hyperlink r:id="rId352">
+      <w:hyperlink r:id="rId332">
         <w:r>
           <w:rPr>
             <w:rStyle w:val="Hyperlink"/>
@@ -23548,8 +18017,8 @@
         </w:r>
       </w:hyperlink>
     </w:p>
-    <w:bookmarkEnd w:id="353"/>
-    <w:bookmarkStart w:id="355" w:name="ref-wyantMaximizingEngagementTrust2025"/>
+    <w:bookmarkEnd w:id="333"/>
+    <w:bookmarkStart w:id="335" w:name="ref-wyantMaximizingEngagementTrust2025"/>
     <w:p>
       <w:pPr>
         <w:pStyle w:val="Bibliography"/>
@@ -23658,7 +18127,7 @@
       <w:r>
         <w:t xml:space="preserve"> </w:t>
       </w:r>
-      <w:hyperlink r:id="rId354">
+      <w:hyperlink r:id="rId334">
         <w:r>
           <w:rPr>
             <w:rStyle w:val="Hyperlink"/>
@@ -23667,8 +18136,8 @@
         </w:r>
       </w:hyperlink>
     </w:p>
-    <w:bookmarkEnd w:id="355"/>
-    <w:bookmarkStart w:id="357" w:name="ref-zhouEvaluatingMachineLearning2018"/>
+    <w:bookmarkEnd w:id="335"/>
+    <w:bookmarkStart w:id="337" w:name="ref-zhouEvaluatingMachineLearning2018"/>
     <w:p>
       <w:pPr>
         <w:pStyle w:val="Bibliography"/>
@@ -23741,7 +18210,7 @@
       <w:r>
         <w:t xml:space="preserve"> </w:t>
       </w:r>
-      <w:hyperlink r:id="rId356">
+      <w:hyperlink r:id="rId336">
         <w:r>
           <w:rPr>
             <w:rStyle w:val="Hyperlink"/>
@@ -23750,12 +18219,10 @@
         </w:r>
       </w:hyperlink>
     </w:p>
-    <w:bookmarkEnd w:id="357"/>
-    <w:bookmarkEnd w:id="358"/>
-    <w:bookmarkEnd w:id="359"/>
-    <w:bookmarkEnd w:id="360"/>
-    <w:bookmarkEnd w:id="361"/>
-    <w:bookmarkEnd w:id="362"/>
+    <w:bookmarkEnd w:id="337"/>
+    <w:bookmarkEnd w:id="338"/>
+    <w:bookmarkEnd w:id="339"/>
+    <w:bookmarkEnd w:id="340"/>
     <w:sectPr/>
   </w:body>
 </w:document>
@@ -24308,64 +18775,16 @@
     </w:lvlOverride>
   </w:num>
   <w:num w:numId="1006">
-    <w:abstractNumId w:val="99411"/>
-    <w:lvlOverride w:ilvl="0">
-      <w:startOverride w:val="1"/>
-    </w:lvlOverride>
-    <w:lvlOverride w:ilvl="1">
-      <w:startOverride w:val="1"/>
-    </w:lvlOverride>
-    <w:lvlOverride w:ilvl="2">
-      <w:startOverride w:val="1"/>
-    </w:lvlOverride>
-    <w:lvlOverride w:ilvl="3">
-      <w:startOverride w:val="1"/>
-    </w:lvlOverride>
-    <w:lvlOverride w:ilvl="4">
-      <w:startOverride w:val="1"/>
-    </w:lvlOverride>
-    <w:lvlOverride w:ilvl="5">
-      <w:startOverride w:val="1"/>
-    </w:lvlOverride>
-    <w:lvlOverride w:ilvl="6">
-      <w:startOverride w:val="1"/>
-    </w:lvlOverride>
-    <w:lvlOverride w:ilvl="7">
-      <w:startOverride w:val="1"/>
-    </w:lvlOverride>
-    <w:lvlOverride w:ilvl="8">
-      <w:startOverride w:val="1"/>
-    </w:lvlOverride>
+    <w:abstractNumId w:val="991"/>
   </w:num>
   <w:num w:numId="1007">
-    <w:abstractNumId w:val="99411"/>
-    <w:lvlOverride w:ilvl="0">
-      <w:startOverride w:val="1"/>
-    </w:lvlOverride>
-    <w:lvlOverride w:ilvl="1">
-      <w:startOverride w:val="1"/>
-    </w:lvlOverride>
-    <w:lvlOverride w:ilvl="2">
-      <w:startOverride w:val="1"/>
-    </w:lvlOverride>
-    <w:lvlOverride w:ilvl="3">
-      <w:startOverride w:val="1"/>
-    </w:lvlOverride>
-    <w:lvlOverride w:ilvl="4">
-      <w:startOverride w:val="1"/>
-    </w:lvlOverride>
-    <w:lvlOverride w:ilvl="5">
-      <w:startOverride w:val="1"/>
-    </w:lvlOverride>
-    <w:lvlOverride w:ilvl="6">
-      <w:startOverride w:val="1"/>
-    </w:lvlOverride>
-    <w:lvlOverride w:ilvl="7">
-      <w:startOverride w:val="1"/>
-    </w:lvlOverride>
-    <w:lvlOverride w:ilvl="8">
-      <w:startOverride w:val="1"/>
-    </w:lvlOverride>
+    <w:abstractNumId w:val="991"/>
+  </w:num>
+  <w:num w:numId="1008">
+    <w:abstractNumId w:val="991"/>
+  </w:num>
+  <w:num w:numId="1009">
+    <w:abstractNumId w:val="991"/>
   </w:num>
 </w:numbering>
 </file>

--- a/index.docx
+++ b/index.docx
@@ -284,17 +284,7 @@
         <w:t xml:space="preserve"> </w:t>
       </w:r>
       <w:r>
-        <w:t xml:space="preserve">(</w:t>
-      </w:r>
-      <w:r>
-        <w:rPr>
-          <w:b/>
-          <w:bCs/>
-        </w:rPr>
-        <w:t xml:space="preserve">unitedstatesdepartmentoftransportation2024?</w:t>
-      </w:r>
-      <w:r>
-        <w:t xml:space="preserve">)</w:t>
+        <w:t xml:space="preserve">(United States. Department of Transportation. National Highway Traffic Safety Administration. National Center for Statistics and Analysis, 2024)</w:t>
       </w:r>
       <w:r>
         <w:t xml:space="preserve">.</w:t>
@@ -9926,17 +9916,7 @@
         <w:t xml:space="preserve"> </w:t>
       </w:r>
       <w:r>
-        <w:t xml:space="preserve">(</w:t>
-      </w:r>
-      <w:r>
-        <w:rPr>
-          <w:b/>
-          <w:bCs/>
-        </w:rPr>
-        <w:t xml:space="preserve">pulickIdiographicLapsePrediction2025?</w:t>
-      </w:r>
-      <w:r>
-        <w:t xml:space="preserve">)</w:t>
+        <w:t xml:space="preserve">(Pulick et al., 2025)</w:t>
       </w:r>
       <w:r>
         <w:t xml:space="preserve">. Additionally, reinforcement learning could potentially be used for adaptive EMA sampling. For example, each day the algorithm could make a decision to send out an EMA or not based on inferred latent states of the individual based on previous EMA responses and predicted probability of lapse.</w:t>
@@ -9981,7 +9961,7 @@
       </w:r>
     </w:p>
     <w:bookmarkEnd w:id="144"/>
-    <w:bookmarkStart w:id="340" w:name="discussion-2"/>
+    <w:bookmarkStart w:id="343" w:name="discussion-2"/>
     <w:p>
       <w:pPr>
         <w:pStyle w:val="Heading1"/>
@@ -10256,7 +10236,7 @@
       </w:r>
     </w:p>
     <w:bookmarkEnd w:id="149"/>
-    <w:bookmarkStart w:id="339" w:name="conclusions"/>
+    <w:bookmarkStart w:id="342" w:name="conclusions"/>
     <w:p>
       <w:pPr>
         <w:pStyle w:val="Heading2"/>
@@ -10265,7 +10245,7 @@
         <w:t xml:space="preserve">5.6 Conclusions</w:t>
       </w:r>
     </w:p>
-    <w:bookmarkStart w:id="338" w:name="refs"/>
+    <w:bookmarkStart w:id="341" w:name="refs"/>
     <w:bookmarkStart w:id="151" w:name="ref-alexanderUseEcologicalMomentary2023"/>
     <w:p>
       <w:pPr>
@@ -15756,12 +15736,89 @@
       </w:hyperlink>
     </w:p>
     <w:bookmarkEnd w:id="284"/>
-    <w:bookmarkStart w:id="285" w:name="X93e79e1a5ab79bb153842a6d1ed7d5e5cb3185f"/>
+    <w:bookmarkStart w:id="286" w:name="ref-pulickIdiographicLapsePrediction2025"/>
     <w:p>
       <w:pPr>
         <w:pStyle w:val="Bibliography"/>
       </w:pPr>
       <w:r>
+        <w:t xml:space="preserve">Pulick, E., Curtin, J., &amp; Mintz, Y. (2025). Idiographic</w:t>
+      </w:r>
+      <w:r>
+        <w:t xml:space="preserve"> </w:t>
+      </w:r>
+      <w:r>
+        <w:t xml:space="preserve">Lapse Prediction With State Space Modeling</w:t>
+      </w:r>
+      <w:r>
+        <w:t xml:space="preserve">:</w:t>
+      </w:r>
+      <w:r>
+        <w:t xml:space="preserve"> </w:t>
+      </w:r>
+      <w:r>
+        <w:t xml:space="preserve">Algorithm Development</w:t>
+      </w:r>
+      <w:r>
+        <w:t xml:space="preserve"> </w:t>
+      </w:r>
+      <w:r>
+        <w:t xml:space="preserve">and</w:t>
+      </w:r>
+      <w:r>
+        <w:t xml:space="preserve"> </w:t>
+      </w:r>
+      <w:r>
+        <w:t xml:space="preserve">Validation Study</w:t>
+      </w:r>
+      <w:r>
+        <w:t xml:space="preserve">.</w:t>
+      </w:r>
+      <w:r>
+        <w:t xml:space="preserve"> </w:t>
+      </w:r>
+      <w:r>
+        <w:rPr>
+          <w:i/>
+          <w:iCs/>
+        </w:rPr>
+        <w:t xml:space="preserve">JMIR Formative Research</w:t>
+      </w:r>
+      <w:r>
+        <w:t xml:space="preserve">,</w:t>
+      </w:r>
+      <w:r>
+        <w:t xml:space="preserve"> </w:t>
+      </w:r>
+      <w:r>
+        <w:rPr>
+          <w:i/>
+          <w:iCs/>
+        </w:rPr>
+        <w:t xml:space="preserve">9</w:t>
+      </w:r>
+      <w:r>
+        <w:t xml:space="preserve">(1), e73265.</w:t>
+      </w:r>
+      <w:r>
+        <w:t xml:space="preserve"> </w:t>
+      </w:r>
+      <w:hyperlink r:id="rId285">
+        <w:r>
+          <w:rPr>
+            <w:rStyle w:val="Hyperlink"/>
+          </w:rPr>
+          <w:t xml:space="preserve">https://doi.org/10.2196/73265</w:t>
+        </w:r>
+      </w:hyperlink>
+    </w:p>
+    <w:bookmarkEnd w:id="286"/>
+    <w:bookmarkStart w:id="287" w:name="X93e79e1a5ab79bb153842a6d1ed7d5e5cb3185f"/>
+    <w:p>
+      <w:pPr>
+        <w:pStyle w:val="Bibliography"/>
+      </w:pPr>
+      <w:r>
         <w:t xml:space="preserve">RStudio Team. (2020).</w:t>
       </w:r>
       <w:r>
@@ -15827,8 +15884,8 @@
         <w:t xml:space="preserve">. RStudio, Inc.</w:t>
       </w:r>
     </w:p>
-    <w:bookmarkEnd w:id="285"/>
-    <w:bookmarkStart w:id="287" w:name="ref-russellAffectRelativeDayLevel2020"/>
+    <w:bookmarkEnd w:id="287"/>
+    <w:bookmarkStart w:id="289" w:name="ref-russellAffectRelativeDayLevel2020"/>
     <w:p>
       <w:pPr>
         <w:pStyle w:val="Bibliography"/>
@@ -15907,7 +15964,7 @@
       <w:r>
         <w:t xml:space="preserve"> </w:t>
       </w:r>
-      <w:hyperlink r:id="rId286">
+      <w:hyperlink r:id="rId288">
         <w:r>
           <w:rPr>
             <w:rStyle w:val="Hyperlink"/>
@@ -15916,8 +15973,8 @@
         </w:r>
       </w:hyperlink>
     </w:p>
-    <w:bookmarkEnd w:id="287"/>
-    <w:bookmarkStart w:id="289" w:name="ref-salonerBlacksHispanicsAre2013"/>
+    <w:bookmarkEnd w:id="289"/>
+    <w:bookmarkStart w:id="291" w:name="ref-salonerBlacksHispanicsAre2013"/>
     <w:p>
       <w:pPr>
         <w:pStyle w:val="Bibliography"/>
@@ -15966,7 +16023,7 @@
       <w:r>
         <w:t xml:space="preserve"> </w:t>
       </w:r>
-      <w:hyperlink r:id="rId288">
+      <w:hyperlink r:id="rId290">
         <w:r>
           <w:rPr>
             <w:rStyle w:val="Hyperlink"/>
@@ -15975,8 +16032,8 @@
         </w:r>
       </w:hyperlink>
     </w:p>
-    <w:bookmarkEnd w:id="289"/>
-    <w:bookmarkStart w:id="290" w:name="X56bd7ab8262c354bc601dbeb8bf6940a3ba3863"/>
+    <w:bookmarkEnd w:id="291"/>
+    <w:bookmarkStart w:id="292" w:name="X56bd7ab8262c354bc601dbeb8bf6940a3ba3863"/>
     <w:p>
       <w:pPr>
         <w:pStyle w:val="Bibliography"/>
@@ -16016,8 +16073,8 @@
         <w:t xml:space="preserve">. https://www.samhsa.gov/data/report/2021-nsduh-detailed-tables.</w:t>
       </w:r>
     </w:p>
-    <w:bookmarkEnd w:id="290"/>
-    <w:bookmarkStart w:id="292" w:name="ref-sayetteRoleCravingSubstance2016"/>
+    <w:bookmarkEnd w:id="292"/>
+    <w:bookmarkStart w:id="294" w:name="ref-sayetteRoleCravingSubstance2016"/>
     <w:p>
       <w:pPr>
         <w:pStyle w:val="Bibliography"/>
@@ -16108,7 +16165,7 @@
       <w:r>
         <w:t xml:space="preserve"> </w:t>
       </w:r>
-      <w:hyperlink r:id="rId291">
+      <w:hyperlink r:id="rId293">
         <w:r>
           <w:rPr>
             <w:rStyle w:val="Hyperlink"/>
@@ -16117,8 +16174,8 @@
         </w:r>
       </w:hyperlink>
     </w:p>
-    <w:bookmarkEnd w:id="292"/>
-    <w:bookmarkStart w:id="294" w:name="ref-schmidtEthnicDisparitiesClinical2007"/>
+    <w:bookmarkEnd w:id="294"/>
+    <w:bookmarkStart w:id="296" w:name="ref-schmidtEthnicDisparitiesClinical2007"/>
     <w:p>
       <w:pPr>
         <w:pStyle w:val="Bibliography"/>
@@ -16164,7 +16221,7 @@
       <w:r>
         <w:t xml:space="preserve"> </w:t>
       </w:r>
-      <w:hyperlink r:id="rId293">
+      <w:hyperlink r:id="rId295">
         <w:r>
           <w:rPr>
             <w:rStyle w:val="Hyperlink"/>
@@ -16173,8 +16230,8 @@
         </w:r>
       </w:hyperlink>
     </w:p>
-    <w:bookmarkEnd w:id="294"/>
-    <w:bookmarkStart w:id="296" w:name="ref-sigmonAccessTreatmentOpioid2014"/>
+    <w:bookmarkEnd w:id="296"/>
+    <w:bookmarkStart w:id="298" w:name="ref-sigmonAccessTreatmentOpioid2014"/>
     <w:p>
       <w:pPr>
         <w:pStyle w:val="Bibliography"/>
@@ -16220,7 +16277,7 @@
       <w:r>
         <w:t xml:space="preserve"> </w:t>
       </w:r>
-      <w:hyperlink r:id="rId295">
+      <w:hyperlink r:id="rId297">
         <w:r>
           <w:rPr>
             <w:rStyle w:val="Hyperlink"/>
@@ -16229,8 +16286,8 @@
         </w:r>
       </w:hyperlink>
     </w:p>
-    <w:bookmarkEnd w:id="296"/>
-    <w:bookmarkStart w:id="298" w:name="ref-sociasAdoptingCascadeCare2016"/>
+    <w:bookmarkEnd w:id="298"/>
+    <w:bookmarkStart w:id="300" w:name="ref-sociasAdoptingCascadeCare2016"/>
     <w:p>
       <w:pPr>
         <w:pStyle w:val="Bibliography"/>
@@ -16279,7 +16336,7 @@
       <w:r>
         <w:t xml:space="preserve"> </w:t>
       </w:r>
-      <w:hyperlink r:id="rId297">
+      <w:hyperlink r:id="rId299">
         <w:r>
           <w:rPr>
             <w:rStyle w:val="Hyperlink"/>
@@ -16288,8 +16345,8 @@
         </w:r>
       </w:hyperlink>
     </w:p>
-    <w:bookmarkEnd w:id="298"/>
-    <w:bookmarkStart w:id="300" w:name="Xd4c1d027f60920f356af6131267e679804e946e"/>
+    <w:bookmarkEnd w:id="300"/>
+    <w:bookmarkStart w:id="302" w:name="Xd4c1d027f60920f356af6131267e679804e946e"/>
     <w:p>
       <w:pPr>
         <w:pStyle w:val="Bibliography"/>
@@ -16338,7 +16395,7 @@
       <w:r>
         <w:t xml:space="preserve"> </w:t>
       </w:r>
-      <w:hyperlink r:id="rId299">
+      <w:hyperlink r:id="rId301">
         <w:r>
           <w:rPr>
             <w:rStyle w:val="Hyperlink"/>
@@ -16347,8 +16404,8 @@
         </w:r>
       </w:hyperlink>
     </w:p>
-    <w:bookmarkEnd w:id="300"/>
-    <w:bookmarkStart w:id="302" w:name="X01387e434119cf09c116d0feeabab9f278d40e3"/>
+    <w:bookmarkEnd w:id="302"/>
+    <w:bookmarkStart w:id="304" w:name="X01387e434119cf09c116d0feeabab9f278d40e3"/>
     <w:p>
       <w:pPr>
         <w:pStyle w:val="Bibliography"/>
@@ -16418,7 +16475,7 @@
       <w:r>
         <w:t xml:space="preserve"> </w:t>
       </w:r>
-      <w:hyperlink r:id="rId301">
+      <w:hyperlink r:id="rId303">
         <w:r>
           <w:rPr>
             <w:rStyle w:val="Hyperlink"/>
@@ -16427,8 +16484,8 @@
         </w:r>
       </w:hyperlink>
     </w:p>
-    <w:bookmarkEnd w:id="302"/>
-    <w:bookmarkStart w:id="304" w:name="ref-stantonRelapsePreventionNeeds2005a"/>
+    <w:bookmarkEnd w:id="304"/>
+    <w:bookmarkStart w:id="306" w:name="ref-stantonRelapsePreventionNeeds2005a"/>
     <w:p>
       <w:pPr>
         <w:pStyle w:val="Bibliography"/>
@@ -16486,7 +16543,7 @@
       <w:r>
         <w:t xml:space="preserve"> </w:t>
       </w:r>
-      <w:hyperlink r:id="rId303">
+      <w:hyperlink r:id="rId305">
         <w:r>
           <w:rPr>
             <w:rStyle w:val="Hyperlink"/>
@@ -16495,8 +16552,8 @@
         </w:r>
       </w:hyperlink>
     </w:p>
-    <w:bookmarkEnd w:id="304"/>
-    <w:bookmarkStart w:id="305" w:name="ref-studiesNIHRevitalizationAct1994"/>
+    <w:bookmarkEnd w:id="306"/>
+    <w:bookmarkStart w:id="307" w:name="ref-studiesNIHRevitalizationAct1994"/>
     <w:p>
       <w:pPr>
         <w:pStyle w:val="Bibliography"/>
@@ -16682,8 +16739,8 @@
         <w:t xml:space="preserve">. National Academies Press (US).</w:t>
       </w:r>
     </w:p>
-    <w:bookmarkEnd w:id="305"/>
-    <w:bookmarkStart w:id="306" w:name="X28b8f85e424928e66706a578d6053e0308d1105"/>
+    <w:bookmarkEnd w:id="307"/>
+    <w:bookmarkStart w:id="308" w:name="X28b8f85e424928e66706a578d6053e0308d1105"/>
     <w:p>
       <w:pPr>
         <w:pStyle w:val="Bibliography"/>
@@ -16740,8 +16797,8 @@
         <w:t xml:space="preserve">. https://www.samhsa.gov/data/report/2024-nsduh-detailed-tables.</w:t>
       </w:r>
     </w:p>
-    <w:bookmarkEnd w:id="306"/>
-    <w:bookmarkStart w:id="308" w:name="Xb4363def9a086869984bb1996514c38c4a5108e"/>
+    <w:bookmarkEnd w:id="308"/>
+    <w:bookmarkStart w:id="310" w:name="Xb4363def9a086869984bb1996514c38c4a5108e"/>
     <w:p>
       <w:pPr>
         <w:pStyle w:val="Bibliography"/>
@@ -16752,7 +16809,7 @@
       <w:r>
         <w:t xml:space="preserve"> </w:t>
       </w:r>
-      <w:hyperlink r:id="rId307">
+      <w:hyperlink r:id="rId309">
         <w:r>
           <w:rPr>
             <w:rStyle w:val="Hyperlink"/>
@@ -16951,8 +17008,8 @@
         <w:t xml:space="preserve">.</w:t>
       </w:r>
     </w:p>
-    <w:bookmarkEnd w:id="308"/>
-    <w:bookmarkStart w:id="310" w:name="ref-taiTreatmentSubstanceUse2013"/>
+    <w:bookmarkEnd w:id="310"/>
+    <w:bookmarkStart w:id="312" w:name="ref-taiTreatmentSubstanceUse2013"/>
     <w:p>
       <w:pPr>
         <w:pStyle w:val="Bibliography"/>
@@ -17031,7 +17088,7 @@
       <w:r>
         <w:t xml:space="preserve"> </w:t>
       </w:r>
-      <w:hyperlink r:id="rId309">
+      <w:hyperlink r:id="rId311">
         <w:r>
           <w:rPr>
             <w:rStyle w:val="Hyperlink"/>
@@ -17040,8 +17097,8 @@
         </w:r>
       </w:hyperlink>
     </w:p>
-    <w:bookmarkEnd w:id="310"/>
-    <w:bookmarkStart w:id="312" w:name="ref-timmonsCallActionAssessing2023"/>
+    <w:bookmarkEnd w:id="312"/>
+    <w:bookmarkStart w:id="314" w:name="ref-timmonsCallActionAssessing2023"/>
     <w:p>
       <w:pPr>
         <w:pStyle w:val="Bibliography"/>
@@ -17147,7 +17204,7 @@
       <w:r>
         <w:t xml:space="preserve"> </w:t>
       </w:r>
-      <w:hyperlink r:id="rId311">
+      <w:hyperlink r:id="rId313">
         <w:r>
           <w:rPr>
             <w:rStyle w:val="Hyperlink"/>
@@ -17156,13 +17213,102 @@
         </w:r>
       </w:hyperlink>
     </w:p>
-    <w:bookmarkEnd w:id="312"/>
-    <w:bookmarkStart w:id="314" w:name="ref-vannicelliEffectSexBias1984"/>
+    <w:bookmarkEnd w:id="314"/>
+    <w:bookmarkStart w:id="315" w:name="X02e5321a76132d9f7eccbf98ffb96255c7e2584"/>
     <w:p>
       <w:pPr>
         <w:pStyle w:val="Bibliography"/>
       </w:pPr>
       <w:r>
+        <w:t xml:space="preserve">United States. Department of Transportation. National Highway Traffic Safety Administration. National Center for Statistics and Analysis. (2024).</w:t>
+      </w:r>
+      <w:r>
+        <w:t xml:space="preserve"> </w:t>
+      </w:r>
+      <w:r>
+        <w:rPr>
+          <w:i/>
+          <w:iCs/>
+        </w:rPr>
+        <w:t xml:space="preserve">Traffic</w:t>
+      </w:r>
+      <w:r>
+        <w:rPr>
+          <w:i/>
+          <w:iCs/>
+        </w:rPr>
+        <w:t xml:space="preserve"> </w:t>
+      </w:r>
+      <w:r>
+        <w:rPr>
+          <w:i/>
+          <w:iCs/>
+        </w:rPr>
+        <w:t xml:space="preserve">Safety Facts</w:t>
+      </w:r>
+      <w:r>
+        <w:rPr>
+          <w:i/>
+          <w:iCs/>
+        </w:rPr>
+        <w:t xml:space="preserve"> </w:t>
+      </w:r>
+      <w:r>
+        <w:rPr>
+          <w:i/>
+          <w:iCs/>
+        </w:rPr>
+        <w:t xml:space="preserve">2022</w:t>
+      </w:r>
+      <w:r>
+        <w:rPr>
+          <w:i/>
+          <w:iCs/>
+        </w:rPr>
+        <w:t xml:space="preserve"> </w:t>
+      </w:r>
+      <w:r>
+        <w:rPr>
+          <w:i/>
+          <w:iCs/>
+        </w:rPr>
+        <w:t xml:space="preserve">Data</w:t>
+      </w:r>
+      <w:r>
+        <w:rPr>
+          <w:i/>
+          <w:iCs/>
+        </w:rPr>
+        <w:t xml:space="preserve">:</w:t>
+      </w:r>
+      <w:r>
+        <w:rPr>
+          <w:i/>
+          <w:iCs/>
+        </w:rPr>
+        <w:t xml:space="preserve"> </w:t>
+      </w:r>
+      <w:r>
+        <w:rPr>
+          <w:i/>
+          <w:iCs/>
+        </w:rPr>
+        <w:t xml:space="preserve">Alcohol-Impaired Driving</w:t>
+      </w:r>
+      <w:r>
+        <w:t xml:space="preserve"> </w:t>
+      </w:r>
+      <w:r>
+        <w:t xml:space="preserve">(DOT HS 813 578).</w:t>
+      </w:r>
+    </w:p>
+    <w:bookmarkEnd w:id="315"/>
+    <w:bookmarkStart w:id="317" w:name="ref-vannicelliEffectSexBias1984"/>
+    <w:p>
+      <w:pPr>
+        <w:pStyle w:val="Bibliography"/>
+      </w:pPr>
+      <w:r>
         <w:t xml:space="preserve">Vannicelli, M., &amp; Nash, L. (1984). Effect of</w:t>
       </w:r>
       <w:r>
@@ -17236,7 +17382,7 @@
       <w:r>
         <w:t xml:space="preserve"> </w:t>
       </w:r>
-      <w:hyperlink r:id="rId313">
+      <w:hyperlink r:id="rId316">
         <w:r>
           <w:rPr>
             <w:rStyle w:val="Hyperlink"/>
@@ -17245,8 +17391,8 @@
         </w:r>
       </w:hyperlink>
     </w:p>
-    <w:bookmarkEnd w:id="314"/>
-    <w:bookmarkStart w:id="316" w:name="ref-veinotGoodIntentionsAre2018"/>
+    <w:bookmarkEnd w:id="317"/>
+    <w:bookmarkStart w:id="319" w:name="ref-veinotGoodIntentionsAre2018"/>
     <w:p>
       <w:pPr>
         <w:pStyle w:val="Bibliography"/>
@@ -17283,7 +17429,7 @@
       <w:r>
         <w:t xml:space="preserve"> </w:t>
       </w:r>
-      <w:hyperlink r:id="rId315">
+      <w:hyperlink r:id="rId318">
         <w:r>
           <w:rPr>
             <w:rStyle w:val="Hyperlink"/>
@@ -17292,8 +17438,8 @@
         </w:r>
       </w:hyperlink>
     </w:p>
-    <w:bookmarkEnd w:id="316"/>
-    <w:bookmarkStart w:id="318" w:name="ref-walitzerGenderDifferencesAlcohol2006"/>
+    <w:bookmarkEnd w:id="319"/>
+    <w:bookmarkStart w:id="321" w:name="ref-walitzerGenderDifferencesAlcohol2006"/>
     <w:p>
       <w:pPr>
         <w:pStyle w:val="Bibliography"/>
@@ -17330,7 +17476,7 @@
       <w:r>
         <w:t xml:space="preserve"> </w:t>
       </w:r>
-      <w:hyperlink r:id="rId317">
+      <w:hyperlink r:id="rId320">
         <w:r>
           <w:rPr>
             <w:rStyle w:val="Hyperlink"/>
@@ -17339,8 +17485,8 @@
         </w:r>
       </w:hyperlink>
     </w:p>
-    <w:bookmarkEnd w:id="318"/>
-    <w:bookmarkStart w:id="320" w:name="ref-waltersUsingMachineLearning2021"/>
+    <w:bookmarkEnd w:id="321"/>
+    <w:bookmarkStart w:id="323" w:name="ref-waltersUsingMachineLearning2021"/>
     <w:p>
       <w:pPr>
         <w:pStyle w:val="Bibliography"/>
@@ -17377,7 +17523,7 @@
       <w:r>
         <w:t xml:space="preserve"> </w:t>
       </w:r>
-      <w:hyperlink r:id="rId319">
+      <w:hyperlink r:id="rId322">
         <w:r>
           <w:rPr>
             <w:rStyle w:val="Hyperlink"/>
@@ -17386,8 +17532,8 @@
         </w:r>
       </w:hyperlink>
     </w:p>
-    <w:bookmarkEnd w:id="320"/>
-    <w:bookmarkStart w:id="322" w:name="X2d30c84041d97351f676569bf3de3da0c8a9d6d"/>
+    <w:bookmarkEnd w:id="323"/>
+    <w:bookmarkStart w:id="325" w:name="X2d30c84041d97351f676569bf3de3da0c8a9d6d"/>
     <w:p>
       <w:pPr>
         <w:pStyle w:val="Bibliography"/>
@@ -17398,7 +17544,7 @@
       <w:r>
         <w:t xml:space="preserve"> </w:t>
       </w:r>
-      <w:hyperlink r:id="rId321">
+      <w:hyperlink r:id="rId324">
         <w:r>
           <w:rPr>
             <w:rStyle w:val="Hyperlink"/>
@@ -17514,8 +17660,8 @@
         <w:t xml:space="preserve">(9), 1183–1194.</w:t>
       </w:r>
     </w:p>
-    <w:bookmarkEnd w:id="322"/>
-    <w:bookmarkStart w:id="323" w:name="X00d53e799ac148a12fd23d85f7c587e1d44cff6"/>
+    <w:bookmarkEnd w:id="325"/>
+    <w:bookmarkStart w:id="326" w:name="X00d53e799ac148a12fd23d85f7c587e1d44cff6"/>
     <w:p>
       <w:pPr>
         <w:pStyle w:val="Bibliography"/>
@@ -17582,8 +17728,8 @@
         <w:t xml:space="preserve">(1st edition). Academic Press.</w:t>
       </w:r>
     </w:p>
-    <w:bookmarkEnd w:id="323"/>
-    <w:bookmarkStart w:id="325" w:name="X4446e184b7dd55a61fd406499f32542fdcf24b5"/>
+    <w:bookmarkEnd w:id="326"/>
+    <w:bookmarkStart w:id="328" w:name="X4446e184b7dd55a61fd406499f32542fdcf24b5"/>
     <w:p>
       <w:pPr>
         <w:pStyle w:val="Bibliography"/>
@@ -17632,7 +17778,7 @@
       <w:r>
         <w:t xml:space="preserve"> </w:t>
       </w:r>
-      <w:hyperlink r:id="rId324">
+      <w:hyperlink r:id="rId327">
         <w:r>
           <w:rPr>
             <w:rStyle w:val="Hyperlink"/>
@@ -17641,8 +17787,8 @@
         </w:r>
       </w:hyperlink>
     </w:p>
-    <w:bookmarkEnd w:id="325"/>
-    <w:bookmarkStart w:id="327" w:name="X254a0f87701f835b5365990b3eba45be7dca59c"/>
+    <w:bookmarkEnd w:id="328"/>
+    <w:bookmarkStart w:id="330" w:name="X254a0f87701f835b5365990b3eba45be7dca59c"/>
     <w:p>
       <w:pPr>
         <w:pStyle w:val="Bibliography"/>
@@ -17786,7 +17932,7 @@
       <w:r>
         <w:t xml:space="preserve"> </w:t>
       </w:r>
-      <w:hyperlink r:id="rId326">
+      <w:hyperlink r:id="rId329">
         <w:r>
           <w:rPr>
             <w:rStyle w:val="Hyperlink"/>
@@ -17795,8 +17941,8 @@
         </w:r>
       </w:hyperlink>
     </w:p>
-    <w:bookmarkEnd w:id="327"/>
-    <w:bookmarkStart w:id="329" w:name="ref-woodLotPeopleCall2019"/>
+    <w:bookmarkEnd w:id="330"/>
+    <w:bookmarkStart w:id="332" w:name="ref-woodLotPeopleCall2019"/>
     <w:p>
       <w:pPr>
         <w:pStyle w:val="Bibliography"/>
@@ -17854,7 +18000,7 @@
       <w:r>
         <w:t xml:space="preserve"> </w:t>
       </w:r>
-      <w:hyperlink r:id="rId328">
+      <w:hyperlink r:id="rId331">
         <w:r>
           <w:rPr>
             <w:rStyle w:val="Hyperlink"/>
@@ -17863,8 +18009,8 @@
         </w:r>
       </w:hyperlink>
     </w:p>
-    <w:bookmarkEnd w:id="329"/>
-    <w:bookmarkStart w:id="331" w:name="X62c2bccfcb3c64764f794751dcac0a3c1c7edc5"/>
+    <w:bookmarkEnd w:id="332"/>
+    <w:bookmarkStart w:id="334" w:name="X62c2bccfcb3c64764f794751dcac0a3c1c7edc5"/>
     <w:p>
       <w:pPr>
         <w:pStyle w:val="Bibliography"/>
@@ -17943,7 +18089,7 @@
       <w:r>
         <w:t xml:space="preserve"> </w:t>
       </w:r>
-      <w:hyperlink r:id="rId330">
+      <w:hyperlink r:id="rId333">
         <w:r>
           <w:rPr>
             <w:rStyle w:val="Hyperlink"/>
@@ -17952,8 +18098,8 @@
         </w:r>
       </w:hyperlink>
     </w:p>
-    <w:bookmarkEnd w:id="331"/>
-    <w:bookmarkStart w:id="333" w:name="Xb35ee182d565575e339a0170868456c1684f821"/>
+    <w:bookmarkEnd w:id="334"/>
+    <w:bookmarkStart w:id="336" w:name="Xb35ee182d565575e339a0170868456c1684f821"/>
     <w:p>
       <w:pPr>
         <w:pStyle w:val="Bibliography"/>
@@ -18008,7 +18154,7 @@
       <w:r>
         <w:t xml:space="preserve"> </w:t>
       </w:r>
-      <w:hyperlink r:id="rId332">
+      <w:hyperlink r:id="rId335">
         <w:r>
           <w:rPr>
             <w:rStyle w:val="Hyperlink"/>
@@ -18017,8 +18163,8 @@
         </w:r>
       </w:hyperlink>
     </w:p>
-    <w:bookmarkEnd w:id="333"/>
-    <w:bookmarkStart w:id="335" w:name="ref-wyantMaximizingEngagementTrust2025"/>
+    <w:bookmarkEnd w:id="336"/>
+    <w:bookmarkStart w:id="338" w:name="ref-wyantMaximizingEngagementTrust2025"/>
     <w:p>
       <w:pPr>
         <w:pStyle w:val="Bibliography"/>
@@ -18127,7 +18273,7 @@
       <w:r>
         <w:t xml:space="preserve"> </w:t>
       </w:r>
-      <w:hyperlink r:id="rId334">
+      <w:hyperlink r:id="rId337">
         <w:r>
           <w:rPr>
             <w:rStyle w:val="Hyperlink"/>
@@ -18136,8 +18282,8 @@
         </w:r>
       </w:hyperlink>
     </w:p>
-    <w:bookmarkEnd w:id="335"/>
-    <w:bookmarkStart w:id="337" w:name="ref-zhouEvaluatingMachineLearning2018"/>
+    <w:bookmarkEnd w:id="338"/>
+    <w:bookmarkStart w:id="340" w:name="ref-zhouEvaluatingMachineLearning2018"/>
     <w:p>
       <w:pPr>
         <w:pStyle w:val="Bibliography"/>
@@ -18210,7 +18356,7 @@
       <w:r>
         <w:t xml:space="preserve"> </w:t>
       </w:r>
-      <w:hyperlink r:id="rId336">
+      <w:hyperlink r:id="rId339">
         <w:r>
           <w:rPr>
             <w:rStyle w:val="Hyperlink"/>
@@ -18219,10 +18365,10 @@
         </w:r>
       </w:hyperlink>
     </w:p>
-    <w:bookmarkEnd w:id="337"/>
-    <w:bookmarkEnd w:id="338"/>
-    <w:bookmarkEnd w:id="339"/>
     <w:bookmarkEnd w:id="340"/>
+    <w:bookmarkEnd w:id="341"/>
+    <w:bookmarkEnd w:id="342"/>
+    <w:bookmarkEnd w:id="343"/>
     <w:sectPr/>
   </w:body>
 </w:document>

--- a/index.docx
+++ b/index.docx
@@ -284,7 +284,7 @@
         <w:t xml:space="preserve"> </w:t>
       </w:r>
       <w:r>
-        <w:t xml:space="preserve">(United States. Department of Transportation. National Highway Traffic Safety Administration. National Center for Statistics and Analysis, 2024)</w:t>
+        <w:t xml:space="preserve">(United States Department of Transportation National Highway Traffic Safety Administration, 2024)</w:t>
       </w:r>
       <w:r>
         <w:t xml:space="preserve">.</w:t>
@@ -804,7 +804,7 @@
     </w:p>
     <w:bookmarkEnd w:id="25"/>
     <w:bookmarkEnd w:id="26"/>
-    <w:bookmarkStart w:id="87" w:name="X19d88964df8049fca0e1b90b33796fd673ad16c"/>
+    <w:bookmarkStart w:id="84" w:name="X19d88964df8049fca0e1b90b33796fd673ad16c"/>
     <w:p>
       <w:pPr>
         <w:pStyle w:val="Heading1"/>
@@ -1293,7 +1293,7 @@
     </w:p>
     <w:bookmarkEnd w:id="29"/>
     <w:bookmarkEnd w:id="30"/>
-    <w:bookmarkStart w:id="49" w:name="method"/>
+    <w:bookmarkStart w:id="47" w:name="method"/>
     <w:p>
       <w:pPr>
         <w:pStyle w:val="Heading2"/>
@@ -1455,7 +1455,7 @@
       </w:r>
     </w:p>
     <w:bookmarkEnd w:id="34"/>
-    <w:bookmarkStart w:id="38" w:name="measures"/>
+    <w:bookmarkStart w:id="37" w:name="measures"/>
     <w:p>
       <w:pPr>
         <w:pStyle w:val="Heading3"/>
@@ -1736,7 +1736,7 @@
       </w:r>
     </w:p>
     <w:bookmarkEnd w:id="35"/>
-    <w:bookmarkStart w:id="37" w:name="individual-differences"/>
+    <w:bookmarkStart w:id="36" w:name="individual-differences"/>
     <w:p>
       <w:pPr>
         <w:pStyle w:val="Heading4"/>
@@ -1768,24 +1768,213 @@
         <w:t xml:space="preserve">(Jacobson et al., 2022)</w:t>
       </w:r>
       <w:r>
-        <w:rPr>
-          <w:rStyle w:val="FootnoteReference"/>
-        </w:rPr>
-        <w:footnoteReference w:id="36"/>
-      </w:r>
-      <w:r>
         <w:t xml:space="preserve">.</w:t>
       </w:r>
     </w:p>
+    <w:bookmarkEnd w:id="36"/>
     <w:bookmarkEnd w:id="37"/>
+    <w:bookmarkStart w:id="46" w:name="data-analytic-strategy"/>
+    <w:p>
+      <w:pPr>
+        <w:pStyle w:val="Heading3"/>
+      </w:pPr>
+      <w:r>
+        <w:t xml:space="preserve">2.2.5 Data Analytic Strategy</w:t>
+      </w:r>
+    </w:p>
+    <w:p>
+      <w:pPr>
+        <w:pStyle w:val="FirstParagraph"/>
+      </w:pPr>
+      <w:r>
+        <w:t xml:space="preserve">Data preprocessing, modeling, and Bayesian analyses were done in R using the tidymodels ecosystem</w:t>
+      </w:r>
+      <w:r>
+        <w:t xml:space="preserve"> </w:t>
+      </w:r>
+      <w:r>
+        <w:t xml:space="preserve">(Kuhn &amp; Wickham, 2020)</w:t>
+      </w:r>
+      <w:r>
+        <w:t xml:space="preserve">. Models were trained and evaluated using high-throughput computing resources provided by the University of Wisconsin Center for High Throughput Computing</w:t>
+      </w:r>
+      <w:r>
+        <w:t xml:space="preserve"> </w:t>
+      </w:r>
+      <w:r>
+        <w:t xml:space="preserve">(Center for High Throughput Computing, 2006)</w:t>
+      </w:r>
+      <w:r>
+        <w:t xml:space="preserve">.</w:t>
+      </w:r>
+    </w:p>
+    <w:bookmarkStart w:id="38" w:name="lapse-labels"/>
+    <w:p>
+      <w:pPr>
+        <w:pStyle w:val="Heading4"/>
+      </w:pPr>
+      <w:r>
+        <w:t xml:space="preserve">2.2.5.1 Lapse Labels</w:t>
+      </w:r>
+    </w:p>
+    <w:p>
+      <w:pPr>
+        <w:pStyle w:val="FirstParagraph"/>
+      </w:pPr>
+      <w:r>
+        <w:t xml:space="preserve">We predicted future lapses in three prediction window widths: one week, one day, and one hour. Prediction windows were updated hourly. All classification models provide hour-by-hour predictions of future lapse probability for all three window widths.</w:t>
+      </w:r>
+    </w:p>
+    <w:p>
+      <w:pPr>
+        <w:pStyle w:val="BodyText"/>
+      </w:pPr>
+      <w:r>
+        <w:t xml:space="preserve">For each participant, the first prediction window for all three widths began at midnight on their second day of participation and ended one week, one day, or one hour later. This ensured at least 24 hours of past EMAs for future lapse prediction in these first windows. Subsequent windows for each participant were created by repeatedly rolling the window start/end forward one hour until the end of their study participation (i.e., each participant’s last prediction window started one week, one day, or one hour before their last recorded EMA).</w:t>
+      </w:r>
+    </w:p>
+    <w:p>
+      <w:pPr>
+        <w:pStyle w:val="BodyText"/>
+      </w:pPr>
+      <w:r>
+        <w:t xml:space="preserve">We labeled each prediction window as</w:t>
+      </w:r>
+      <w:r>
+        <w:t xml:space="preserve"> </w:t>
+      </w:r>
+      <w:r>
+        <w:rPr>
+          <w:i/>
+          <w:iCs/>
+        </w:rPr>
+        <w:t xml:space="preserve">lapse</w:t>
+      </w:r>
+      <w:r>
+        <w:t xml:space="preserve"> </w:t>
+      </w:r>
+      <w:r>
+        <w:t xml:space="preserve">or</w:t>
+      </w:r>
+      <w:r>
+        <w:t xml:space="preserve"> </w:t>
+      </w:r>
+      <w:r>
+        <w:rPr>
+          <w:i/>
+          <w:iCs/>
+        </w:rPr>
+        <w:t xml:space="preserve">no lapse</w:t>
+      </w:r>
+      <w:r>
+        <w:t xml:space="preserve"> </w:t>
+      </w:r>
+      <w:r>
+        <w:t xml:space="preserve">using participants’ reports from the EMA question</w:t>
+      </w:r>
+      <w:r>
+        <w:t xml:space="preserve"> </w:t>
+      </w:r>
+      <w:r>
+        <w:t xml:space="preserve">“Have you drank any alcohol that you have not yet reported?”</w:t>
+      </w:r>
+      <w:r>
+        <w:t xml:space="preserve">. If participants answered yes to this question, they entered the date and hour of the start and end of the drinking episode. During monthly follow-up sessions, participants could review and correct their lapses reported by EMA and report to staff any additional lapses.</w:t>
+      </w:r>
+    </w:p>
+    <w:p>
+      <w:pPr>
+        <w:pStyle w:val="BodyText"/>
+      </w:pPr>
+      <w:r>
+        <w:t xml:space="preserve">A prediction window was labeled</w:t>
+      </w:r>
+      <w:r>
+        <w:t xml:space="preserve"> </w:t>
+      </w:r>
+      <w:r>
+        <w:rPr>
+          <w:i/>
+          <w:iCs/>
+        </w:rPr>
+        <w:t xml:space="preserve">lapse</w:t>
+      </w:r>
+      <w:r>
+        <w:t xml:space="preserve"> </w:t>
+      </w:r>
+      <w:r>
+        <w:t xml:space="preserve">if the start date/hour of any drinking episode fell within that window. A window was labeled</w:t>
+      </w:r>
+      <w:r>
+        <w:t xml:space="preserve"> </w:t>
+      </w:r>
+      <w:r>
+        <w:rPr>
+          <w:i/>
+          <w:iCs/>
+        </w:rPr>
+        <w:t xml:space="preserve">no lapse</w:t>
+      </w:r>
+      <w:r>
+        <w:t xml:space="preserve"> </w:t>
+      </w:r>
+      <w:r>
+        <w:t xml:space="preserve">if no alcohol use occurred within that window +/- 24 hours. If no alcohol use occurred within the window but did occur within 24 hours of the start or end of the window, the window was excluded. We used this conservative 24-hour fence for labeling windows as</w:t>
+      </w:r>
+      <w:r>
+        <w:t xml:space="preserve"> </w:t>
+      </w:r>
+      <w:r>
+        <w:rPr>
+          <w:i/>
+          <w:iCs/>
+        </w:rPr>
+        <w:t xml:space="preserve">no lapse</w:t>
+      </w:r>
+      <w:r>
+        <w:t xml:space="preserve"> </w:t>
+      </w:r>
+      <w:r>
+        <w:t xml:space="preserve">(vs. excluded) to increase the fidelity of these labels. Given that most windows were labeled</w:t>
+      </w:r>
+      <w:r>
+        <w:t xml:space="preserve"> </w:t>
+      </w:r>
+      <w:r>
+        <w:rPr>
+          <w:i/>
+          <w:iCs/>
+        </w:rPr>
+        <w:t xml:space="preserve">no lapse</w:t>
+      </w:r>
+      <w:r>
+        <w:t xml:space="preserve">, and the outcome was highly unbalanced, it was not problematic to exclude some</w:t>
+      </w:r>
+      <w:r>
+        <w:t xml:space="preserve"> </w:t>
+      </w:r>
+      <w:r>
+        <w:rPr>
+          <w:i/>
+          <w:iCs/>
+        </w:rPr>
+        <w:t xml:space="preserve">no lapse</w:t>
+      </w:r>
+      <w:r>
+        <w:t xml:space="preserve"> </w:t>
+      </w:r>
+      <w:r>
+        <w:t xml:space="preserve">events to further increase confidence in those labels.</w:t>
+      </w:r>
+    </w:p>
     <w:bookmarkEnd w:id="38"/>
-    <w:bookmarkStart w:id="48" w:name="data-analytic-strategy"/>
-    <w:p>
-      <w:pPr>
-        <w:pStyle w:val="Heading3"/>
-      </w:pPr>
-      <w:r>
-        <w:t xml:space="preserve">2.2.5 Data Analytic Strategy</w:t>
+    <w:bookmarkStart w:id="39" w:name="feature-engineering"/>
+    <w:p>
+      <w:pPr>
+        <w:pStyle w:val="Heading4"/>
+      </w:pPr>
+      <w:r>
+        <w:t xml:space="preserve">2.2.5.2 Feature Engineering</w:t>
       </w:r>
     </w:p>
     <w:p>
@@ -1793,34 +1982,269 @@
         <w:pStyle w:val="FirstParagraph"/>
       </w:pPr>
       <w:r>
-        <w:t xml:space="preserve">Data preprocessing, modeling, and Bayesian analyses were done in R using the tidymodels ecosystem</w:t>
-      </w:r>
-      <w:r>
-        <w:t xml:space="preserve"> </w:t>
-      </w:r>
-      <w:r>
-        <w:t xml:space="preserve">(Kuhn &amp; Wickham, 2020)</w:t>
-      </w:r>
-      <w:r>
-        <w:t xml:space="preserve">. Models were trained and evaluated using high-throughput computing resources provided by the University of Wisconsin Center for High Throughput Computing</w:t>
-      </w:r>
-      <w:r>
-        <w:t xml:space="preserve"> </w:t>
-      </w:r>
-      <w:r>
-        <w:t xml:space="preserve">(Center for High Throughput Computing, 2006)</w:t>
+        <w:t xml:space="preserve">Features were calculated using only data collected before the start of each prediction window to ensure our models were making true</w:t>
+      </w:r>
+      <w:r>
+        <w:t xml:space="preserve"> </w:t>
+      </w:r>
+      <w:r>
+        <w:rPr>
+          <w:i/>
+          <w:iCs/>
+        </w:rPr>
+        <w:t xml:space="preserve">future predictions</w:t>
+      </w:r>
+      <w:r>
+        <w:t xml:space="preserve">. We created features for both baseline and full models. The baseline models were developed to determine how well we could predict lapses using a simple model based only on the participants’ histories of previous lapses. The full models used all EMA responses combined with demographic and day/time features.</w:t>
+      </w:r>
+    </w:p>
+    <w:p>
+      <w:pPr>
+        <w:pStyle w:val="BodyText"/>
+      </w:pPr>
+      <w:r>
+        <w:t xml:space="preserve">The baseline models had only one dummy-coded feature: lapse frequency (high vs. low). The median number of lapses across participants during the study period was 1. Therefore, the lapse frequency feature was coded low when the participant had a history of 1 or fewer lapses before that prediction window. This feature was coded high when the participant had more than 1 lapse before that window.</w:t>
+      </w:r>
+    </w:p>
+    <w:p>
+      <w:pPr>
+        <w:pStyle w:val="BodyText"/>
+      </w:pPr>
+      <w:r>
+        <w:t xml:space="preserve">Features for the full model were derived from three sources: 1) common demographic characteristics, 2) day of the week and hour of the day at prediction window onset, and 3) previous EMA responses. We created a quantitative feature for age, and dummy-coded features for sex (male vs. female), race/ethnicity (White/Non-Hispanic vs. other), marital status (never married vs. married vs. other), and education (high school or less vs. some college vs. 4-year degree or more). We created dummy-coded features to indicate time of day (5pm - midnight vs. any other time) and day of week that the prediction window began.</w:t>
+      </w:r>
+    </w:p>
+    <w:p>
+      <w:pPr>
+        <w:pStyle w:val="BodyText"/>
+      </w:pPr>
+      <w:r>
+        <w:t xml:space="preserve">We created raw EMA features for varying scoring epochs before the start of the prediction window for all EMA items excluding the alcohol use question. For the six EMA questions that appeared on all four daily EMAs, we used five scoring epochs of 12, 24, 48, 72, and 168 hours. For the three EMA questions that only appeared on the morning EMA, we used three scoring epochs of 48, 72, and 168 hours. Raw features included min, max, and median scores for each EMA question across all EMAs in each epoch for that participant. We calculated change features by subtracting the participant’s mean score for each EMA question (using all EMAs collected before the start of the prediction window) from the associated raw feature. These change features allowed us to capture within-subject effects by comparing recent EMA responses relative to an individual’s own baseline. For both raw and change features, the feature was set to missing (and later imputed; see below) if no responses to the specific EMA question were provided by the participant within the associated scoring epoch.</w:t>
+      </w:r>
+    </w:p>
+    <w:p>
+      <w:pPr>
+        <w:pStyle w:val="BodyText"/>
+      </w:pPr>
+      <w:r>
+        <w:t xml:space="preserve">We also created raw and change features based on the most recent response for each EMA question (excluding the alcohol use question). This generated two features for each EMA question: 1) raw value of the most recent previous response, and 2) difference between that raw value and the mean response to that EMA question over all EMAs collected before that prediction window.</w:t>
+      </w:r>
+    </w:p>
+    <w:p>
+      <w:pPr>
+        <w:pStyle w:val="BodyText"/>
+      </w:pPr>
+      <w:r>
+        <w:t xml:space="preserve">We also calculated raw and change rate features from previously reported lapses. We calculated lapse rate features using the same five scoring epochs described earlier. Raw lapse rate features were generated by dividing the total number of previously observed lapses within a scoring epoch by the duration of that epoch. For change rate features, we subtracted the rate of previous lapses for that participant (i.e., total number of lapses while on-study divided by total hours on-study before the prediction window) from their associated raw lapse rate. We employed a similar approach to calculate raw and change rate of missing EMAs (i.e., number of full EMA surveys that were requested but not completed in a scoring epoch / duration of epoch).</w:t>
+      </w:r>
+    </w:p>
+    <w:p>
+      <w:pPr>
+        <w:pStyle w:val="BodyText"/>
+      </w:pPr>
+      <w:r>
+        <w:t xml:space="preserve">Other generic feature engineering steps included: 1) imputing missing data (median imputation for numeric features, mode imputation for nominal features); 2) dummy coding for nominal features; and 3) removing zero-variance features. Medians/modes for missing data imputation and identification of zero variance features were derived from held-in (training) data and applied to held-out (validation and test) data (see Cross-validation section below). We recognize that median/mode imputation is a coarse method for handling missing data; however, computational costs of more sophisticated methods (e.g., KNN imputation, multiple imputation) were not practical for this study. A sample feature engineering script (i.e., tidymodels recipe) containing all feature engineering steps is available on our OSF study page.</w:t>
+      </w:r>
+    </w:p>
+    <w:bookmarkEnd w:id="39"/>
+    <w:bookmarkStart w:id="43" w:name="model-training-and-evaluation"/>
+    <w:p>
+      <w:pPr>
+        <w:pStyle w:val="Heading4"/>
+      </w:pPr>
+      <w:r>
+        <w:t xml:space="preserve">2.2.5.3 Model Training and Evaluation</w:t>
+      </w:r>
+    </w:p>
+    <w:bookmarkStart w:id="40" w:name="Xa8fc155e5185cf9a285372025485ebd07960b58"/>
+    <w:p>
+      <w:pPr>
+        <w:pStyle w:val="Heading5"/>
+      </w:pPr>
+      <w:r>
+        <w:t xml:space="preserve">2.2.5.3.1 Statistical Algorithm and Hyperparameters.</w:t>
+      </w:r>
+    </w:p>
+    <w:p>
+      <w:pPr>
+        <w:pStyle w:val="FirstParagraph"/>
+      </w:pPr>
+      <w:r>
+        <w:t xml:space="preserve">We trained and evaluated six separate classification models: one baseline and one full model for each prediction window (week, day, and hour). We initially considered four well-established statistical algorithms (XGBoost, Random Forest, K-Nearest Neighbors, and Elastic Net) that vary across characteristics expected to affect model performance (e.g., flexibility, complexity, handling higher-order interactions natively)</w:t>
+      </w:r>
+      <w:r>
+        <w:t xml:space="preserve"> </w:t>
+      </w:r>
+      <w:r>
+        <w:t xml:space="preserve">(Kuhn &amp; Johnson, 2018)</w:t>
+      </w:r>
+      <w:r>
+        <w:t xml:space="preserve">. However, preliminary exploratory analyses suggested that XGBoost consistently outperformed the other three algorithms. Furthermore, the Shapley Additive Explanations (SHAP) method, which we planned to use for explanatory analyses of feature importance in our full models, is optimized for XGBoost. Consequently, we focused our primary model training and evaluation on the XGBoost algorithm only.</w:t>
+      </w:r>
+    </w:p>
+    <w:p>
+      <w:pPr>
+        <w:pStyle w:val="BodyText"/>
+      </w:pPr>
+      <w:r>
+        <w:t xml:space="preserve">Candidate XGBoost model configurations differed across sensible values for the hyperparameters mtry, tree depth, and learning rate using grid search. All configurations used 500 trees with early stopping to prevent over-fitting. All other hyperparameters were set to tidymodels package defaults. Candidate model configurations also differed on outcome resampling method (i.e., up-sampling and down-sampling of the outcome using majority/no lapse to minority/lapse ratios ranging from 1:1 to 5:1). We calibrated predicted probabilities using the beta distribution to support optimal decision-making under variable outcome distributions</w:t>
+      </w:r>
+      <w:r>
+        <w:t xml:space="preserve"> </w:t>
+      </w:r>
+      <w:r>
+        <w:t xml:space="preserve">(Kull et al., 2017)</w:t>
       </w:r>
       <w:r>
         <w:t xml:space="preserve">.</w:t>
       </w:r>
     </w:p>
-    <w:bookmarkStart w:id="39" w:name="lapse-labels"/>
+    <w:p>
+      <w:pPr>
+        <w:pStyle w:val="BodyText"/>
+      </w:pPr>
+      <w:r>
+        <w:t xml:space="preserve">Model training and evaluation used all participants (N = 151), regardless if they had any positive labels (i.e., lapses) because XGBoost itself does not use grouping of observations within participants. This grouping is handled instead by a participant-grouped cross-validation procedure (below).</w:t>
+      </w:r>
+    </w:p>
+    <w:bookmarkEnd w:id="40"/>
+    <w:bookmarkStart w:id="41" w:name="performance-metric."/>
+    <w:p>
+      <w:pPr>
+        <w:pStyle w:val="Heading5"/>
+      </w:pPr>
+      <w:r>
+        <w:t xml:space="preserve">2.2.5.3.2 Performance Metric.</w:t>
+      </w:r>
+    </w:p>
+    <w:p>
+      <w:pPr>
+        <w:pStyle w:val="FirstParagraph"/>
+      </w:pPr>
+      <w:r>
+        <w:t xml:space="preserve">Our primary performance metric for model selection and evaluation was area under the Receiver Operating Characteristic Curve (auROC)</w:t>
+      </w:r>
+      <w:r>
+        <w:t xml:space="preserve"> </w:t>
+      </w:r>
+      <w:r>
+        <w:t xml:space="preserve">(Kuhn &amp; Johnson, 2018)</w:t>
+      </w:r>
+      <w:r>
+        <w:t xml:space="preserve">. auROC indexes the probability that the model will predict a higher score for a randomly selected positive case (lapse) relative to a randomly selected negative case (no lapse). This metric was selected because it 1) combines sensitivity and specificity, which are both important characteristics for clinical implementation; 2) is an aggregate metric across all decision thresholds, which is important because optimal decision thresholds may differ across settings and goals; and 3) is unaffected by class imbalance, which is important for comparing models with differing prediction window widths and levels of class imbalance.</w:t>
+      </w:r>
+    </w:p>
+    <w:bookmarkEnd w:id="41"/>
+    <w:bookmarkStart w:id="42" w:name="cross-validation."/>
+    <w:p>
+      <w:pPr>
+        <w:pStyle w:val="Heading5"/>
+      </w:pPr>
+      <w:r>
+        <w:t xml:space="preserve">2.2.5.3.3 Cross-validation.</w:t>
+      </w:r>
+    </w:p>
+    <w:p>
+      <w:pPr>
+        <w:pStyle w:val="FirstParagraph"/>
+      </w:pPr>
+      <w:r>
+        <w:t xml:space="preserve">We used participant-grouped, nested cross-validation for model training, selection, and evaluation with auROC. Grouped cross-validation assigns all data from a participant as either held-in or held-out to avoid bias introduced when predicting a participant’s data from their own data. Nested cross-validation uses two nested loops for dividing and holding out folds: an outer loop, where held-out folds serve as</w:t>
+      </w:r>
+      <w:r>
+        <w:t xml:space="preserve"> </w:t>
+      </w:r>
+      <w:r>
+        <w:rPr>
+          <w:i/>
+          <w:iCs/>
+        </w:rPr>
+        <w:t xml:space="preserve">test sets</w:t>
+      </w:r>
+      <w:r>
+        <w:t xml:space="preserve"> </w:t>
+      </w:r>
+      <w:r>
+        <w:t xml:space="preserve">for model evaluation; and inner loops, where held-out folds serve as</w:t>
+      </w:r>
+      <w:r>
+        <w:t xml:space="preserve"> </w:t>
+      </w:r>
+      <w:r>
+        <w:rPr>
+          <w:i/>
+          <w:iCs/>
+        </w:rPr>
+        <w:t xml:space="preserve">validation sets</w:t>
+      </w:r>
+      <w:r>
+        <w:t xml:space="preserve"> </w:t>
+      </w:r>
+      <w:r>
+        <w:t xml:space="preserve">for model selection. Importantly, these sets are independent, maintaining separation between data used to train the models, select the best models, and evaluate those best models. Therefore, nested cross-validation removes optimization bias from the evaluation of model performance in the test sets and can yield lower variance performance estimates than single test set approaches</w:t>
+      </w:r>
+      <w:r>
+        <w:t xml:space="preserve"> </w:t>
+      </w:r>
+      <w:r>
+        <w:t xml:space="preserve">(Jonathan et al., 2000)</w:t>
+      </w:r>
+      <w:r>
+        <w:t xml:space="preserve">.</w:t>
+      </w:r>
+    </w:p>
+    <w:p>
+      <w:pPr>
+        <w:pStyle w:val="BodyText"/>
+      </w:pPr>
+      <w:r>
+        <w:t xml:space="preserve">We used 1 repeat of 10-fold cross-validation for the inner loops and 3 repeats of 10-fold cross-validation for the outer loop. Best model configurations were selected using median auROC across the 10</w:t>
+      </w:r>
+      <w:r>
+        <w:t xml:space="preserve"> </w:t>
+      </w:r>
+      <w:r>
+        <w:rPr>
+          <w:i/>
+          <w:iCs/>
+        </w:rPr>
+        <w:t xml:space="preserve">validation sets</w:t>
+      </w:r>
+      <w:r>
+        <w:t xml:space="preserve">. Final performance evaluation of those best model configurations used median auROC across the 30</w:t>
+      </w:r>
+      <w:r>
+        <w:t xml:space="preserve"> </w:t>
+      </w:r>
+      <w:r>
+        <w:rPr>
+          <w:i/>
+          <w:iCs/>
+        </w:rPr>
+        <w:t xml:space="preserve">test sets</w:t>
+      </w:r>
+      <w:r>
+        <w:t xml:space="preserve">. We report median auROC for our six best model configurations in the test sets. In addition, we report other key performance metrics for the best full model configurations including sensitivity, specificity, balanced accuracy, positive predictive value (PPV), and negative predictive value (NPV) from the test sets</w:t>
+      </w:r>
+      <w:r>
+        <w:t xml:space="preserve"> </w:t>
+      </w:r>
+      <w:r>
+        <w:t xml:space="preserve">(Kuhn &amp; Johnson, 2018)</w:t>
+      </w:r>
+      <w:r>
+        <w:t xml:space="preserve">.</w:t>
+      </w:r>
+    </w:p>
+    <w:bookmarkEnd w:id="42"/>
+    <w:bookmarkEnd w:id="43"/>
+    <w:bookmarkStart w:id="44" w:name="X9dfe764ce8b757c4f912b6e056ebd550ba6d9d1"/>
     <w:p>
       <w:pPr>
         <w:pStyle w:val="Heading4"/>
       </w:pPr>
       <w:r>
-        <w:t xml:space="preserve">2.2.5.1 Lapse Labels</w:t>
+        <w:t xml:space="preserve">2.2.5.4 Bayesian Estimation of auROC and Model Comparisons</w:t>
       </w:r>
     </w:p>
     <w:p>
@@ -1828,7 +2252,40 @@
         <w:pStyle w:val="FirstParagraph"/>
       </w:pPr>
       <w:r>
-        <w:t xml:space="preserve">We predicted future lapses in three prediction window widths: one week, one day, and one hour. Prediction windows were updated hourly. All classification models provide hour-by-hour predictions of future lapse probability for all three window widths.</w:t>
+        <w:t xml:space="preserve">We used a Bayesian hierarchical generalized linear model to estimate the posterior probability distributions and 95% Bayesian confidence intervals (CIs) for auROC for the six best models. Bayesian analyses were accomplished using the tidyposterior</w:t>
+      </w:r>
+      <w:r>
+        <w:t xml:space="preserve"> </w:t>
+      </w:r>
+      <w:r>
+        <w:t xml:space="preserve">(Kuhn, 2022)</w:t>
+      </w:r>
+      <w:r>
+        <w:t xml:space="preserve"> </w:t>
+      </w:r>
+      <w:r>
+        <w:t xml:space="preserve">and rstanarm</w:t>
+      </w:r>
+      <w:r>
+        <w:t xml:space="preserve"> </w:t>
+      </w:r>
+      <w:r>
+        <w:t xml:space="preserve">(Goodrich et al., 2023)</w:t>
+      </w:r>
+      <w:r>
+        <w:t xml:space="preserve"> </w:t>
+      </w:r>
+      <w:r>
+        <w:t xml:space="preserve">packages in R. Following recommendations from the rstanarm team and others</w:t>
+      </w:r>
+      <w:r>
+        <w:t xml:space="preserve"> </w:t>
+      </w:r>
+      <w:r>
+        <w:t xml:space="preserve">(Gabry &amp; Goodrich, 2023; RStudio Team, 2020)</w:t>
+      </w:r>
+      <w:r>
+        <w:t xml:space="preserve">, we used the rstanarm default autoscaled, weakly informative, data-dependent priors that take into account the order of magnitude of the variables to provide some regularization to stabilize computation and avoid over-fitting. Specifically, the priors were set as follows: residual standard deviation ~ normal(location=0, scale=exp(2)), intercept (after centering predictors) ~ normal(location=2.3, scale=1.3), the two coefficients for window width contrasts ~ normal (location=0, scale=2.69), and covariance ~ decov(regularization=1, concentration=1, shape=1, scale=1).</w:t>
       </w:r>
     </w:p>
     <w:p>
@@ -1836,7 +2293,46 @@
         <w:pStyle w:val="BodyText"/>
       </w:pPr>
       <w:r>
-        <w:t xml:space="preserve">For each participant, the first prediction window for all three widths began at midnight on their second day of participation and ended one week, one day, or one hour later. This ensured at least 24 hours of past EMAs for future lapse prediction in these first windows. Subsequent windows for each participant were created by repeatedly rolling the window start/end forward one hour until the end of their study participation (i.e., each participant’s last prediction window started one week, one day, or one hour before their last recorded EMA).</w:t>
+        <w:t xml:space="preserve">To estimate the probability that the full model outperformed the baseline model, we regressed the auROCs (logit transformed) from the 30 test sets for each model as a function of model type (baseline vs. full). To determine the probability that full models’ performances differed systematically from each other, we regressed the auROCs (logit transformed) from the 30 test sets for each full model as a function of prediction window width (week vs. day vs. hour). Following recommendations from the tidymodels team</w:t>
+      </w:r>
+      <w:r>
+        <w:t xml:space="preserve"> </w:t>
+      </w:r>
+      <w:r>
+        <w:t xml:space="preserve">(Kuhn, 2022)</w:t>
+      </w:r>
+      <w:r>
+        <w:t xml:space="preserve">, we set two random intercepts: one for the repeat, and another for the fold within repeat (folds are nested within repeats for 3x10-fold cross-validation). We report the 95% (equal-tailed) Bayesian CIs from the posterior probability distributions for our models’ auROCs. We also report 95% (equal-tailed) Bayesian CIs for the differences in performance associated with the Bayesian comparisons.</w:t>
+      </w:r>
+    </w:p>
+    <w:bookmarkEnd w:id="44"/>
+    <w:bookmarkStart w:id="45" w:name="X5e6e700d77a580517825fcdd1c49c195f82d1cd"/>
+    <w:p>
+      <w:pPr>
+        <w:pStyle w:val="Heading4"/>
+      </w:pPr>
+      <w:r>
+        <w:t xml:space="preserve">2.2.5.5 Shapley Additive Explanations for Feature Importance</w:t>
+      </w:r>
+    </w:p>
+    <w:p>
+      <w:pPr>
+        <w:pStyle w:val="FirstParagraph"/>
+      </w:pPr>
+      <w:r>
+        <w:t xml:space="preserve">We computed Shapley Values</w:t>
+      </w:r>
+      <w:r>
+        <w:t xml:space="preserve"> </w:t>
+      </w:r>
+      <w:r>
+        <w:t xml:space="preserve">(Lundberg &amp; Lee, 2017)</w:t>
+      </w:r>
+      <w:r>
+        <w:t xml:space="preserve"> </w:t>
+      </w:r>
+      <w:r>
+        <w:t xml:space="preserve">to provide a consistent, objective explanation of the importance of categories of features (based on EMA questions) across our three full models. Shapley values possess several useful properties including: Additivity (Shapley values for each feature can be computed independently and summed); Efficiency (the sum of Shapley values across features must add up to the difference between predicted and observed outcomes for each observation); Symmetry (Shapley values for two features should be equal if the two features contribute equally to all possible coalitions); and Dummy (a feature that does not change the predicted value in any coalition will have a Shapley value of 0).</w:t>
       </w:r>
     </w:p>
     <w:p>
@@ -1844,524 +2340,13 @@
         <w:pStyle w:val="BodyText"/>
       </w:pPr>
       <w:r>
-        <w:t xml:space="preserve">We labeled each prediction window as</w:t>
-      </w:r>
-      <w:r>
-        <w:t xml:space="preserve"> </w:t>
-      </w:r>
-      <w:r>
-        <w:rPr>
-          <w:i/>
-          <w:iCs/>
-        </w:rPr>
-        <w:t xml:space="preserve">lapse</w:t>
-      </w:r>
-      <w:r>
-        <w:t xml:space="preserve"> </w:t>
-      </w:r>
-      <w:r>
-        <w:t xml:space="preserve">or</w:t>
-      </w:r>
-      <w:r>
-        <w:t xml:space="preserve"> </w:t>
-      </w:r>
-      <w:r>
-        <w:rPr>
-          <w:i/>
-          <w:iCs/>
-        </w:rPr>
-        <w:t xml:space="preserve">no lapse</w:t>
-      </w:r>
-      <w:r>
-        <w:t xml:space="preserve"> </w:t>
-      </w:r>
-      <w:r>
-        <w:t xml:space="preserve">using participants’ reports from the EMA question</w:t>
-      </w:r>
-      <w:r>
-        <w:t xml:space="preserve"> </w:t>
-      </w:r>
-      <w:r>
-        <w:t xml:space="preserve">“Have you drank any alcohol that you have not yet reported?”</w:t>
-      </w:r>
-      <w:r>
-        <w:t xml:space="preserve">. If participants answered yes to this question, they entered the date and hour of the start and end of the drinking episode. During monthly follow-up sessions, participants could review and correct their lapses reported by EMA and report to staff any additional lapses.</w:t>
-      </w:r>
-    </w:p>
-    <w:p>
-      <w:pPr>
-        <w:pStyle w:val="BodyText"/>
-      </w:pPr>
-      <w:r>
-        <w:t xml:space="preserve">A prediction window was labeled</w:t>
-      </w:r>
-      <w:r>
-        <w:t xml:space="preserve"> </w:t>
-      </w:r>
-      <w:r>
-        <w:rPr>
-          <w:i/>
-          <w:iCs/>
-        </w:rPr>
-        <w:t xml:space="preserve">lapse</w:t>
-      </w:r>
-      <w:r>
-        <w:t xml:space="preserve"> </w:t>
-      </w:r>
-      <w:r>
-        <w:t xml:space="preserve">if the start date/hour of any drinking episode fell within that window. A window was labeled</w:t>
-      </w:r>
-      <w:r>
-        <w:t xml:space="preserve"> </w:t>
-      </w:r>
-      <w:r>
-        <w:rPr>
-          <w:i/>
-          <w:iCs/>
-        </w:rPr>
-        <w:t xml:space="preserve">no lapse</w:t>
-      </w:r>
-      <w:r>
-        <w:t xml:space="preserve"> </w:t>
-      </w:r>
-      <w:r>
-        <w:t xml:space="preserve">if no alcohol use occurred within that window +/- 24 hours. If no alcohol use occurred within the window but did occur within 24 hours of the start or end of the window, the window was excluded. We used this conservative 24-hour fence for labeling windows as</w:t>
-      </w:r>
-      <w:r>
-        <w:t xml:space="preserve"> </w:t>
-      </w:r>
-      <w:r>
-        <w:rPr>
-          <w:i/>
-          <w:iCs/>
-        </w:rPr>
-        <w:t xml:space="preserve">no lapse</w:t>
-      </w:r>
-      <w:r>
-        <w:t xml:space="preserve"> </w:t>
-      </w:r>
-      <w:r>
-        <w:t xml:space="preserve">(vs. excluded) to increase the fidelity of these labels. Given that most windows were labeled</w:t>
-      </w:r>
-      <w:r>
-        <w:t xml:space="preserve"> </w:t>
-      </w:r>
-      <w:r>
-        <w:rPr>
-          <w:i/>
-          <w:iCs/>
-        </w:rPr>
-        <w:t xml:space="preserve">no lapse</w:t>
-      </w:r>
-      <w:r>
-        <w:t xml:space="preserve">, and the outcome was highly unbalanced, it was not problematic to exclude some</w:t>
-      </w:r>
-      <w:r>
-        <w:t xml:space="preserve"> </w:t>
-      </w:r>
-      <w:r>
-        <w:rPr>
-          <w:i/>
-          <w:iCs/>
-        </w:rPr>
-        <w:t xml:space="preserve">no lapse</w:t>
-      </w:r>
-      <w:r>
-        <w:t xml:space="preserve"> </w:t>
-      </w:r>
-      <w:r>
-        <w:t xml:space="preserve">events to further increase confidence in those labels.</w:t>
-      </w:r>
-    </w:p>
-    <w:bookmarkEnd w:id="39"/>
-    <w:bookmarkStart w:id="40" w:name="feature-engineering"/>
-    <w:p>
-      <w:pPr>
-        <w:pStyle w:val="Heading4"/>
-      </w:pPr>
-      <w:r>
-        <w:t xml:space="preserve">2.2.5.2 Feature Engineering</w:t>
-      </w:r>
-    </w:p>
-    <w:p>
-      <w:pPr>
-        <w:pStyle w:val="FirstParagraph"/>
-      </w:pPr>
-      <w:r>
-        <w:t xml:space="preserve">Features were calculated using only data collected before the start of each prediction window to ensure our models were making true</w:t>
-      </w:r>
-      <w:r>
-        <w:t xml:space="preserve"> </w:t>
-      </w:r>
-      <w:r>
-        <w:rPr>
-          <w:i/>
-          <w:iCs/>
-        </w:rPr>
-        <w:t xml:space="preserve">future predictions</w:t>
-      </w:r>
-      <w:r>
-        <w:t xml:space="preserve">. We created features for both baseline and full models. The baseline models were developed to determine how well we could predict lapses using a simple model based only on the participants’ histories of previous lapses. The full models used all EMA responses combined with demographic and day/time features.</w:t>
-      </w:r>
-    </w:p>
-    <w:p>
-      <w:pPr>
-        <w:pStyle w:val="BodyText"/>
-      </w:pPr>
-      <w:r>
-        <w:t xml:space="preserve">The baseline models had only one dummy-coded feature: lapse frequency (high vs. low). The median number of lapses across participants during the study period was 1. Therefore, the lapse frequency feature was coded low when the participant had a history of 1 or fewer lapses before that prediction window. This feature was coded high when the participant had more than 1 lapse before that window.</w:t>
-      </w:r>
-    </w:p>
-    <w:p>
-      <w:pPr>
-        <w:pStyle w:val="BodyText"/>
-      </w:pPr>
-      <w:r>
-        <w:t xml:space="preserve">Features for the full model were derived from three sources: 1) common demographic characteristics, 2) day of the week and hour of the day at prediction window onset, and 3) previous EMA responses. We created a quantitative feature for age, and dummy-coded features for sex (male vs. female), race/ethnicity (White/Non-Hispanic vs. other), marital status (never married vs. married vs. other), and education (high school or less vs. some college vs. 4-year degree or more). We created dummy-coded features to indicate time of day (5pm - midnight vs. any other time) and day of week that the prediction window began.</w:t>
-      </w:r>
-    </w:p>
-    <w:p>
-      <w:pPr>
-        <w:pStyle w:val="BodyText"/>
-      </w:pPr>
-      <w:r>
-        <w:t xml:space="preserve">We created raw EMA features for varying scoring epochs before the start of the prediction window for all EMA items excluding the alcohol use question. For the six EMA questions that appeared on all four daily EMAs, we used five scoring epochs of 12, 24, 48, 72, and 168 hours. For the three EMA questions that only appeared on the morning EMA, we used three scoring epochs of 48, 72, and 168 hours. Raw features included min, max, and median scores for each EMA question across all EMAs in each epoch for that participant. We calculated change features by subtracting the participant’s mean score for each EMA question (using all EMAs collected before the start of the prediction window) from the associated raw feature. These change features allowed us to capture within-subject effects by comparing recent EMA responses relative to an individual’s own baseline. For both raw and change features, the feature was set to missing (and later imputed; see below) if no responses to the specific EMA question were provided by the participant within the associated scoring epoch.</w:t>
-      </w:r>
-    </w:p>
-    <w:p>
-      <w:pPr>
-        <w:pStyle w:val="BodyText"/>
-      </w:pPr>
-      <w:r>
-        <w:t xml:space="preserve">We also created raw and change features based on the most recent response for each EMA question (excluding the alcohol use question). This generated two features for each EMA question: 1) raw value of the most recent previous response, and 2) difference between that raw value and the mean response to that EMA question over all EMAs collected before that prediction window.</w:t>
-      </w:r>
-    </w:p>
-    <w:p>
-      <w:pPr>
-        <w:pStyle w:val="BodyText"/>
-      </w:pPr>
-      <w:r>
-        <w:t xml:space="preserve">We also calculated raw and change rate features from previously reported lapses. We calculated lapse rate features using the same five scoring epochs described earlier. Raw lapse rate features were generated by dividing the total number of previously observed lapses within a scoring epoch by the duration of that epoch. For change rate features, we subtracted the rate of previous lapses for that participant (i.e., total number of lapses while on-study divided by total hours on-study before the prediction window) from their associated raw lapse rate. We employed a similar approach to calculate raw and change rate of missing EMAs (i.e., number of full EMA surveys that were requested but not completed in a scoring epoch / duration of epoch).</w:t>
-      </w:r>
-    </w:p>
-    <w:p>
-      <w:pPr>
-        <w:pStyle w:val="BodyText"/>
-      </w:pPr>
-      <w:r>
-        <w:t xml:space="preserve">Other generic feature engineering steps included: 1) imputing missing data (median imputation for numeric features, mode imputation for nominal features); 2) dummy coding for nominal features; and 3) removing zero-variance features. Medians/modes for missing data imputation and identification of zero variance features were derived from held-in (training) data and applied to held-out (validation and test) data (see Cross-validation section below). We recognize that median/mode imputation is a coarse method for handling missing data; however, computational costs of more sophisticated methods (e.g., KNN imputation, multiple imputation) were not practical for this study. A sample feature engineering script (i.e., tidymodels recipe) containing all feature engineering steps is available on our OSF study page.</w:t>
-      </w:r>
-    </w:p>
-    <w:bookmarkEnd w:id="40"/>
-    <w:bookmarkStart w:id="45" w:name="model-training-and-evaluation"/>
-    <w:p>
-      <w:pPr>
-        <w:pStyle w:val="Heading4"/>
-      </w:pPr>
-      <w:r>
-        <w:t xml:space="preserve">2.2.5.3 Model Training and Evaluation</w:t>
-      </w:r>
-    </w:p>
-    <w:bookmarkStart w:id="42" w:name="Xa8fc155e5185cf9a285372025485ebd07960b58"/>
-    <w:p>
-      <w:pPr>
-        <w:pStyle w:val="Heading5"/>
-      </w:pPr>
-      <w:r>
-        <w:t xml:space="preserve">2.2.5.3.1 Statistical Algorithm and Hyperparameters.</w:t>
-      </w:r>
-    </w:p>
-    <w:p>
-      <w:pPr>
-        <w:pStyle w:val="FirstParagraph"/>
-      </w:pPr>
-      <w:r>
-        <w:t xml:space="preserve">We trained and evaluated six separate classification models: one baseline and one full model for each prediction window (week, day, and hour). We initially considered four well-established statistical algorithms (XGBoost, Random Forest, K-Nearest Neighbors, and Elastic Net) that vary across characteristics expected to affect model performance (e.g., flexibility, complexity, handling higher-order interactions natively)</w:t>
-      </w:r>
-      <w:r>
-        <w:t xml:space="preserve"> </w:t>
-      </w:r>
-      <w:r>
-        <w:t xml:space="preserve">(Kuhn &amp; Johnson, 2018)</w:t>
-      </w:r>
-      <w:r>
-        <w:t xml:space="preserve">. However, preliminary exploratory analyses suggested that XGBoost consistently outperformed the other three algorithms</w:t>
-      </w:r>
-      <w:r>
-        <w:rPr>
-          <w:rStyle w:val="FootnoteReference"/>
-        </w:rPr>
-        <w:footnoteReference w:id="41"/>
-      </w:r>
-      <w:r>
-        <w:t xml:space="preserve">. Furthermore, the Shapley Additive Explanations (SHAP) method, which we planned to use for explanatory analyses of feature importance in our full models, is optimized for XGBoost. Consequently, we focused our primary model training and evaluation on the XGBoost algorithm only.</w:t>
-      </w:r>
-    </w:p>
-    <w:p>
-      <w:pPr>
-        <w:pStyle w:val="BodyText"/>
-      </w:pPr>
-      <w:r>
-        <w:t xml:space="preserve">Candidate XGBoost model configurations differed across sensible values for the hyperparameters mtry, tree depth, and learning rate using grid search. All configurations used 500 trees with early stopping to prevent over-fitting. All other hyperparameters were set to tidymodels package defaults. Candidate model configurations also differed on outcome resampling method (i.e., up-sampling and down-sampling of the outcome using majority/no lapse to minority/lapse ratios ranging from 1:1 to 5:1). We calibrated predicted probabilities using the beta distribution to support optimal decision-making under variable outcome distributions</w:t>
-      </w:r>
-      <w:r>
-        <w:t xml:space="preserve"> </w:t>
-      </w:r>
-      <w:r>
-        <w:t xml:space="preserve">(Kull et al., 2017)</w:t>
-      </w:r>
-      <w:r>
-        <w:t xml:space="preserve">.</w:t>
-      </w:r>
-    </w:p>
-    <w:p>
-      <w:pPr>
-        <w:pStyle w:val="BodyText"/>
-      </w:pPr>
-      <w:r>
-        <w:t xml:space="preserve">Model training and evaluation used all participants (N = 151), regardless if they had any positive labels (i.e., lapses) because XGBoost itself does not use grouping of observations within participants. This grouping is handled instead by a participant-grouped cross-validation procedure (below).</w:t>
-      </w:r>
-    </w:p>
-    <w:bookmarkEnd w:id="42"/>
-    <w:bookmarkStart w:id="43" w:name="performance-metric."/>
-    <w:p>
-      <w:pPr>
-        <w:pStyle w:val="Heading5"/>
-      </w:pPr>
-      <w:r>
-        <w:t xml:space="preserve">2.2.5.3.2 Performance Metric.</w:t>
-      </w:r>
-    </w:p>
-    <w:p>
-      <w:pPr>
-        <w:pStyle w:val="FirstParagraph"/>
-      </w:pPr>
-      <w:r>
-        <w:t xml:space="preserve">Our primary performance metric for model selection and evaluation was area under the Receiver Operating Characteristic Curve (auROC)</w:t>
-      </w:r>
-      <w:r>
-        <w:t xml:space="preserve"> </w:t>
-      </w:r>
-      <w:r>
-        <w:t xml:space="preserve">(Kuhn &amp; Johnson, 2018)</w:t>
-      </w:r>
-      <w:r>
-        <w:t xml:space="preserve">. auROC indexes the probability that the model will predict a higher score for a randomly selected positive case (lapse) relative to a randomly selected negative case (no lapse). This metric was selected because it 1) combines sensitivity and specificity, which are both important characteristics for clinical implementation; 2) is an aggregate metric across all decision thresholds, which is important because optimal decision thresholds may differ across settings and goals; and 3) is unaffected by class imbalance, which is important for comparing models with differing prediction window widths and levels of class imbalance.</w:t>
-      </w:r>
-    </w:p>
-    <w:bookmarkEnd w:id="43"/>
-    <w:bookmarkStart w:id="44" w:name="cross-validation."/>
-    <w:p>
-      <w:pPr>
-        <w:pStyle w:val="Heading5"/>
-      </w:pPr>
-      <w:r>
-        <w:t xml:space="preserve">2.2.5.3.3 Cross-validation.</w:t>
-      </w:r>
-    </w:p>
-    <w:p>
-      <w:pPr>
-        <w:pStyle w:val="FirstParagraph"/>
-      </w:pPr>
-      <w:r>
-        <w:t xml:space="preserve">We used participant-grouped, nested cross-validation for model training, selection, and evaluation with auROC. Grouped cross-validation assigns all data from a participant as either held-in or held-out to avoid bias introduced when predicting a participant’s data from their own data. Nested cross-validation uses two nested loops for dividing and holding out folds: an outer loop, where held-out folds serve as</w:t>
-      </w:r>
-      <w:r>
-        <w:t xml:space="preserve"> </w:t>
-      </w:r>
-      <w:r>
-        <w:rPr>
-          <w:i/>
-          <w:iCs/>
-        </w:rPr>
-        <w:t xml:space="preserve">test sets</w:t>
-      </w:r>
-      <w:r>
-        <w:t xml:space="preserve"> </w:t>
-      </w:r>
-      <w:r>
-        <w:t xml:space="preserve">for model evaluation; and inner loops, where held-out folds serve as</w:t>
-      </w:r>
-      <w:r>
-        <w:t xml:space="preserve"> </w:t>
-      </w:r>
-      <w:r>
-        <w:rPr>
-          <w:i/>
-          <w:iCs/>
-        </w:rPr>
-        <w:t xml:space="preserve">validation sets</w:t>
-      </w:r>
-      <w:r>
-        <w:t xml:space="preserve"> </w:t>
-      </w:r>
-      <w:r>
-        <w:t xml:space="preserve">for model selection. Importantly, these sets are independent, maintaining separation between data used to train the models, select the best models, and evaluate those best models. Therefore, nested cross-validation removes optimization bias from the evaluation of model performance in the test sets and can yield lower variance performance estimates than single test set approaches</w:t>
-      </w:r>
-      <w:r>
-        <w:t xml:space="preserve"> </w:t>
-      </w:r>
-      <w:r>
-        <w:t xml:space="preserve">(Jonathan et al., 2000)</w:t>
-      </w:r>
-      <w:r>
-        <w:t xml:space="preserve">.</w:t>
-      </w:r>
-    </w:p>
-    <w:p>
-      <w:pPr>
-        <w:pStyle w:val="BodyText"/>
-      </w:pPr>
-      <w:r>
-        <w:t xml:space="preserve">We used 1 repeat of 10-fold cross-validation for the inner loops and 3 repeats of 10-fold cross-validation for the outer loop. Best model configurations were selected using median auROC across the 10</w:t>
-      </w:r>
-      <w:r>
-        <w:t xml:space="preserve"> </w:t>
-      </w:r>
-      <w:r>
-        <w:rPr>
-          <w:i/>
-          <w:iCs/>
-        </w:rPr>
-        <w:t xml:space="preserve">validation sets</w:t>
-      </w:r>
-      <w:r>
-        <w:t xml:space="preserve">. Final performance evaluation of those best model configurations used median auROC across the 30</w:t>
-      </w:r>
-      <w:r>
-        <w:t xml:space="preserve"> </w:t>
-      </w:r>
-      <w:r>
-        <w:rPr>
-          <w:i/>
-          <w:iCs/>
-        </w:rPr>
-        <w:t xml:space="preserve">test sets</w:t>
-      </w:r>
-      <w:r>
-        <w:t xml:space="preserve">. We report median auROC for our six best model configurations in the test sets. In addition, we report other key performance metrics for the best full model configurations including sensitivity, specificity, balanced accuracy, positive predictive value (PPV), and negative predictive value (NPV) from the test sets</w:t>
-      </w:r>
-      <w:r>
-        <w:t xml:space="preserve"> </w:t>
-      </w:r>
-      <w:r>
-        <w:t xml:space="preserve">(Kuhn &amp; Johnson, 2018)</w:t>
-      </w:r>
-      <w:r>
-        <w:t xml:space="preserve">.</w:t>
-      </w:r>
-    </w:p>
-    <w:bookmarkEnd w:id="44"/>
+        <w:t xml:space="preserve">We calculated Shapley values from the 30 test sets using the SHAPforxgboost package that provides Shapley values in log-odds units for binary classification models. We averaged the three Shapley values for each observation for each feature across the three repeats to increase their stability. The additivity property of Shapley values allowed us to create 18 feature categories from the 286 separate features. We created separate feature categories for each of the nine EMA questions (excluding the alcohol use question), the rates of past alcohol use and missing surveys, the time of day and day of the week of the start of the prediction window, and the five demographic variables included in the models. For the EMA questions and rates of past alcohol use and missing surveys, these categories included all individual raw and change features across the three to five scoring epochs (see Feature Engineering above) and the most recent response. To calculate the local (i.e., for each observation) importance for each category of features, we added Shapley values across all features in a category, separately for each observation. To calculate global importance for each feature category, we averaged the absolute value of the Shapley values of all features in the category across all observations. These local and global importance scores based on Shapley values allow us to answer questions of relative feature importance. However, these are descriptive analyses because standard errors or other indices of uncertainty for importance scores are not available for Shapley values.</w:t>
+      </w:r>
+    </w:p>
     <w:bookmarkEnd w:id="45"/>
-    <w:bookmarkStart w:id="46" w:name="X9dfe764ce8b757c4f912b6e056ebd550ba6d9d1"/>
-    <w:p>
-      <w:pPr>
-        <w:pStyle w:val="Heading4"/>
-      </w:pPr>
-      <w:r>
-        <w:t xml:space="preserve">2.2.5.4 Bayesian Estimation of auROC and Model Comparisons</w:t>
-      </w:r>
-    </w:p>
-    <w:p>
-      <w:pPr>
-        <w:pStyle w:val="FirstParagraph"/>
-      </w:pPr>
-      <w:r>
-        <w:t xml:space="preserve">We used a Bayesian hierarchical generalized linear model to estimate the posterior probability distributions and 95% Bayesian confidence intervals (CIs) for auROC for the six best models. Bayesian analyses were accomplished using the tidyposterior</w:t>
-      </w:r>
-      <w:r>
-        <w:t xml:space="preserve"> </w:t>
-      </w:r>
-      <w:r>
-        <w:t xml:space="preserve">(Kuhn, 2022)</w:t>
-      </w:r>
-      <w:r>
-        <w:t xml:space="preserve"> </w:t>
-      </w:r>
-      <w:r>
-        <w:t xml:space="preserve">and rstanarm</w:t>
-      </w:r>
-      <w:r>
-        <w:t xml:space="preserve"> </w:t>
-      </w:r>
-      <w:r>
-        <w:t xml:space="preserve">(Goodrich et al., 2023)</w:t>
-      </w:r>
-      <w:r>
-        <w:t xml:space="preserve"> </w:t>
-      </w:r>
-      <w:r>
-        <w:t xml:space="preserve">packages in R. Following recommendations from the rstanarm team and others</w:t>
-      </w:r>
-      <w:r>
-        <w:t xml:space="preserve"> </w:t>
-      </w:r>
-      <w:r>
-        <w:t xml:space="preserve">(Gabry &amp; Goodrich, 2023; RStudio Team, 2020)</w:t>
-      </w:r>
-      <w:r>
-        <w:t xml:space="preserve">, we used the rstanarm default autoscaled, weakly informative, data-dependent priors that take into account the order of magnitude of the variables to provide some regularization to stabilize computation and avoid over-fitting. Specifically, the priors were set as follows: residual standard deviation ~ normal(location=0, scale=exp(2)), intercept (after centering predictors) ~ normal(location=2.3, scale=1.3), the two coefficients for window width contrasts ~ normal (location=0, scale=2.69), and covariance ~ decov(regularization=1, concentration=1, shape=1, scale=1).</w:t>
-      </w:r>
-    </w:p>
-    <w:p>
-      <w:pPr>
-        <w:pStyle w:val="BodyText"/>
-      </w:pPr>
-      <w:r>
-        <w:t xml:space="preserve">To estimate the probability that the full model outperformed the baseline model, we regressed the auROCs (logit transformed) from the 30 test sets for each model as a function of model type (baseline vs. full). To determine the probability that full models’ performances differed systematically from each other, we regressed the auROCs (logit transformed) from the 30 test sets for each full model as a function of prediction window width (week vs. day vs. hour). Following recommendations from the tidymodels team</w:t>
-      </w:r>
-      <w:r>
-        <w:t xml:space="preserve"> </w:t>
-      </w:r>
-      <w:r>
-        <w:t xml:space="preserve">(Kuhn, 2022)</w:t>
-      </w:r>
-      <w:r>
-        <w:t xml:space="preserve">, we set two random intercepts: one for the repeat, and another for the fold within repeat (folds are nested within repeats for 3x10-fold cross-validation). We report the 95% (equal-tailed) Bayesian CIs from the posterior probability distributions for our models’ auROCs. We also report 95% (equal-tailed) Bayesian CIs for the differences in performance associated with the Bayesian comparisons.</w:t>
-      </w:r>
-    </w:p>
     <w:bookmarkEnd w:id="46"/>
-    <w:bookmarkStart w:id="47" w:name="X5e6e700d77a580517825fcdd1c49c195f82d1cd"/>
-    <w:p>
-      <w:pPr>
-        <w:pStyle w:val="Heading4"/>
-      </w:pPr>
-      <w:r>
-        <w:t xml:space="preserve">2.2.5.5 Shapley Additive Explanations for Feature Importance</w:t>
-      </w:r>
-    </w:p>
-    <w:p>
-      <w:pPr>
-        <w:pStyle w:val="FirstParagraph"/>
-      </w:pPr>
-      <w:r>
-        <w:t xml:space="preserve">We computed Shapley Values</w:t>
-      </w:r>
-      <w:r>
-        <w:t xml:space="preserve"> </w:t>
-      </w:r>
-      <w:r>
-        <w:t xml:space="preserve">(Lundberg &amp; Lee, 2017)</w:t>
-      </w:r>
-      <w:r>
-        <w:t xml:space="preserve"> </w:t>
-      </w:r>
-      <w:r>
-        <w:t xml:space="preserve">to provide a consistent, objective explanation of the importance of categories of features (based on EMA questions) across our three full models. Shapley values possess several useful properties including: Additivity (Shapley values for each feature can be computed independently and summed); Efficiency (the sum of Shapley values across features must add up to the difference between predicted and observed outcomes for each observation); Symmetry (Shapley values for two features should be equal if the two features contribute equally to all possible coalitions); and Dummy (a feature that does not change the predicted value in any coalition will have a Shapley value of 0).</w:t>
-      </w:r>
-    </w:p>
-    <w:p>
-      <w:pPr>
-        <w:pStyle w:val="BodyText"/>
-      </w:pPr>
-      <w:r>
-        <w:t xml:space="preserve">We calculated Shapley values from the 30 test sets using the SHAPforxgboost package that provides Shapley values in log-odds units for binary classification models. We averaged the three Shapley values for each observation for each feature across the three repeats to increase their stability. The additivity property of Shapley values allowed us to create 18 feature categories from the 286 separate features. We created separate feature categories for each of the nine EMA questions (excluding the alcohol use question), the rates of past alcohol use and missing surveys, the time of day and day of the week of the start of the prediction window, and the five demographic variables included in the models. For the EMA questions and rates of past alcohol use and missing surveys, these categories included all individual raw and change features across the three to five scoring epochs (see Feature Engineering above) and the most recent response. To calculate the local (i.e., for each observation) importance for each category of features, we added Shapley values across all features in a category, separately for each observation. To calculate global importance for each feature category, we averaged the absolute value of the Shapley values of all features in the category across all observations. These local and global importance scores based on Shapley values allow us to answer questions of relative feature importance. However, these are descriptive analyses because standard errors or other indices of uncertainty for importance scores are not available for Shapley values.</w:t>
-      </w:r>
-    </w:p>
     <w:bookmarkEnd w:id="47"/>
-    <w:bookmarkEnd w:id="48"/>
-    <w:bookmarkEnd w:id="49"/>
-    <w:bookmarkStart w:id="78" w:name="results"/>
+    <w:bookmarkStart w:id="76" w:name="results"/>
     <w:p>
       <w:pPr>
         <w:pStyle w:val="Heading2"/>
@@ -2370,7 +2355,7 @@
         <w:t xml:space="preserve">2.3 Results</w:t>
       </w:r>
     </w:p>
-    <w:bookmarkStart w:id="52" w:name="demographic-and-clinical-characteristics"/>
+    <w:bookmarkStart w:id="50" w:name="demographic-and-clinical-characteristics"/>
     <w:p>
       <w:pPr>
         <w:pStyle w:val="Heading3"/>
@@ -2425,7 +2410,7 @@
       <w:tr>
         <w:tc>
           <w:tcPr/>
-          <w:bookmarkStart w:id="50" w:name="tbl-dem"/>
+          <w:bookmarkStart w:id="48" w:name="tbl-dem"/>
           <w:p>
             <w:pPr>
               <w:jc w:val="center"/>
@@ -5230,7 +5215,7 @@
               </w:tc>
             </w:tr>
           </w:tbl>
-          <w:bookmarkEnd w:id="50"/>
+          <w:bookmarkEnd w:id="48"/>
           <w:p/>
         </w:tc>
       </w:tr>
@@ -5251,7 +5236,7 @@
         </w:rPr>
         <w:t xml:space="preserve"> </w:t>
       </w:r>
-      <w:hyperlink r:id="rId51">
+      <w:hyperlink r:id="rId49">
         <w:r>
           <w:rPr>
             <w:rStyle w:val="Hyperlink"/>
@@ -5261,122 +5246,122 @@
         </w:r>
       </w:hyperlink>
     </w:p>
+    <w:bookmarkEnd w:id="50"/>
+    <w:bookmarkStart w:id="51" w:name="Xff1cb3bcc51f6edc388df74fdc5521c74e85b95"/>
+    <w:p>
+      <w:pPr>
+        <w:pStyle w:val="Heading3"/>
+      </w:pPr>
+      <w:r>
+        <w:t xml:space="preserve">2.3.2 EMA Compliance, Features, and Prediction Window Labels</w:t>
+      </w:r>
+    </w:p>
+    <w:p>
+      <w:pPr>
+        <w:pStyle w:val="FirstParagraph"/>
+      </w:pPr>
+      <w:r>
+        <w:t xml:space="preserve">Participants on average completed 3.1 (SD=0.6) of the four EMAs each day (78.4% compliance overall). Participants completed at least one EMA on 95.0% of days. Across individual weeks on-study, EMA compliance percentages ranged from 75.3%-86.8% completion for all of the 4x daily EMAs and from 91.7%-99.1% for at least one daily EMA completed.</w:t>
+      </w:r>
+    </w:p>
+    <w:p>
+      <w:pPr>
+        <w:pStyle w:val="BodyText"/>
+      </w:pPr>
+      <w:r>
+        <w:t xml:space="preserve">Using these EMA reports, we created data sets with 270,081, 274,179, and 267,287 future prediction windows for the week, day, and hour window widths, respectively. Each data set contained 286 features and an outcome labeled as lapse or no lapse. These data sets were unbalanced with respect to the outcome such that lapses were observed in 68,467 (25.4%) week windows, 21,107 (7.7%) day windows, and 1,017 (0.4%) hour windows.</w:t>
+      </w:r>
+    </w:p>
+    <w:p>
+      <w:pPr>
+        <w:pStyle w:val="BodyText"/>
+      </w:pPr>
+      <w:r>
+        <w:t xml:space="preserve">Features had missing values if the participant did not respond to the relevant EMA question during the associated scoring epoch. The median proportions of missing values across features were relatively low: 0.020 (range = 0 - 0.121), 0.022 (range = 0 - 0.125), and 0.023 (range = 0 - 0.127) for the week, day, and hour prediction windows. There were no missing values for demographic features, the hour and day of the start of the prediction window, or lapse rate and missing survey rate features.</w:t>
+      </w:r>
+    </w:p>
+    <w:bookmarkEnd w:id="51"/>
+    <w:bookmarkStart w:id="69" w:name="model-performance"/>
+    <w:p>
+      <w:pPr>
+        <w:pStyle w:val="Heading3"/>
+      </w:pPr>
+      <w:r>
+        <w:t xml:space="preserve">2.3.3 Model Performance</w:t>
+      </w:r>
+    </w:p>
+    <w:bookmarkStart w:id="52" w:name="auroc-for-baseline-models"/>
+    <w:p>
+      <w:pPr>
+        <w:pStyle w:val="Heading4"/>
+      </w:pPr>
+      <w:r>
+        <w:t xml:space="preserve">2.3.3.1 auROC for Baseline Models</w:t>
+      </w:r>
+    </w:p>
+    <w:p>
+      <w:pPr>
+        <w:pStyle w:val="FirstParagraph"/>
+      </w:pPr>
+      <w:r>
+        <w:t xml:space="preserve">We selected the best</w:t>
+      </w:r>
+      <w:r>
+        <w:t xml:space="preserve"> </w:t>
+      </w:r>
+      <w:r>
+        <w:rPr>
+          <w:i/>
+          <w:iCs/>
+        </w:rPr>
+        <w:t xml:space="preserve">baseline model</w:t>
+      </w:r>
+      <w:r>
+        <w:t xml:space="preserve"> </w:t>
+      </w:r>
+      <w:r>
+        <w:t xml:space="preserve">(previous lapse frequency feature only) configurations using auROCs from the</w:t>
+      </w:r>
+      <w:r>
+        <w:t xml:space="preserve"> </w:t>
+      </w:r>
+      <w:r>
+        <w:rPr>
+          <w:i/>
+          <w:iCs/>
+        </w:rPr>
+        <w:t xml:space="preserve">validation sets</w:t>
+      </w:r>
+      <w:r>
+        <w:t xml:space="preserve">. We evaluated these best baseline model configurations using</w:t>
+      </w:r>
+      <w:r>
+        <w:t xml:space="preserve"> </w:t>
+      </w:r>
+      <w:r>
+        <w:rPr>
+          <w:i/>
+          <w:iCs/>
+        </w:rPr>
+        <w:t xml:space="preserve">test set</w:t>
+      </w:r>
+      <w:r>
+        <w:t xml:space="preserve"> </w:t>
+      </w:r>
+      <w:r>
+        <w:t xml:space="preserve">performance to remove the optimization bias present in performance metrics from validation sets. The median auROC across the 30 test sets was moderate for the week (Mdn = 0.792, IQR = 0.079, range = 0.671–0.915), day (Mdn = 0.784, IQR = 0.070, range = 0.687–0.890), and hour (Mdn = 0.779, IQR = 0.077, range = 0.675–0.884) prediction windows.</w:t>
+      </w:r>
+    </w:p>
+    <w:p>
+      <w:pPr>
+        <w:pStyle w:val="BodyText"/>
+      </w:pPr>
+      <w:r>
+        <w:t xml:space="preserve">We used the 30 test set auROCs to estimate the posterior probability distribution for the auROC of these baseline models. The median auROCs from these posterior distributions were 0.798 (week), 0.785 (day), and 0.780 (hour). These values represent our best estimates for the magnitude of the auROC parameter for each model. The 95% Bayesian CIs for the auROCs for these models were relatively narrow and did not contain 0.5 (chance performance) for any window width: week [0.770–0.822], day [0.757–0.810], and hour [0.752–0.806].</w:t>
+      </w:r>
+    </w:p>
     <w:bookmarkEnd w:id="52"/>
-    <w:bookmarkStart w:id="53" w:name="Xff1cb3bcc51f6edc388df74fdc5521c74e85b95"/>
-    <w:p>
-      <w:pPr>
-        <w:pStyle w:val="Heading3"/>
-      </w:pPr>
-      <w:r>
-        <w:t xml:space="preserve">2.3.2 EMA Compliance, Features, and Prediction Window Labels</w:t>
-      </w:r>
-    </w:p>
-    <w:p>
-      <w:pPr>
-        <w:pStyle w:val="FirstParagraph"/>
-      </w:pPr>
-      <w:r>
-        <w:t xml:space="preserve">Participants on average completed 3.1 (SD=0.6) of the four EMAs each day (78.4% compliance overall). Participants completed at least one EMA on 95.0% of days. Across individual weeks on-study, EMA compliance percentages ranged from 75.3%-86.8% completion for all of the 4x daily EMAs and from 91.7%-99.1% for at least one daily EMA completed.</w:t>
-      </w:r>
-    </w:p>
-    <w:p>
-      <w:pPr>
-        <w:pStyle w:val="BodyText"/>
-      </w:pPr>
-      <w:r>
-        <w:t xml:space="preserve">Using these EMA reports, we created data sets with 270,081, 274,179, and 267,287 future prediction windows for the week, day, and hour window widths, respectively. Each data set contained 286 features and an outcome labeled as lapse or no lapse. These data sets were unbalanced with respect to the outcome such that lapses were observed in 68,467 (25.4%) week windows, 21,107 (7.7%) day windows, and 1,017 (0.4%) hour windows.</w:t>
-      </w:r>
-    </w:p>
-    <w:p>
-      <w:pPr>
-        <w:pStyle w:val="BodyText"/>
-      </w:pPr>
-      <w:r>
-        <w:t xml:space="preserve">Features had missing values if the participant did not respond to the relevant EMA question during the associated scoring epoch. The median proportions of missing values across features were relatively low: 0.020 (range = 0 - 0.121), 0.022 (range = 0 - 0.125), and 0.023 (range = 0 - 0.127) for the week, day, and hour prediction windows. There were no missing values for demographic features, the hour and day of the start of the prediction window, or lapse rate and missing survey rate features.</w:t>
-      </w:r>
-    </w:p>
-    <w:bookmarkEnd w:id="53"/>
-    <w:bookmarkStart w:id="71" w:name="model-performance"/>
-    <w:p>
-      <w:pPr>
-        <w:pStyle w:val="Heading3"/>
-      </w:pPr>
-      <w:r>
-        <w:t xml:space="preserve">2.3.3 Model Performance</w:t>
-      </w:r>
-    </w:p>
-    <w:bookmarkStart w:id="54" w:name="auroc-for-baseline-models"/>
-    <w:p>
-      <w:pPr>
-        <w:pStyle w:val="Heading4"/>
-      </w:pPr>
-      <w:r>
-        <w:t xml:space="preserve">2.3.3.1 auROC for Baseline Models</w:t>
-      </w:r>
-    </w:p>
-    <w:p>
-      <w:pPr>
-        <w:pStyle w:val="FirstParagraph"/>
-      </w:pPr>
-      <w:r>
-        <w:t xml:space="preserve">We selected the best</w:t>
-      </w:r>
-      <w:r>
-        <w:t xml:space="preserve"> </w:t>
-      </w:r>
-      <w:r>
-        <w:rPr>
-          <w:i/>
-          <w:iCs/>
-        </w:rPr>
-        <w:t xml:space="preserve">baseline model</w:t>
-      </w:r>
-      <w:r>
-        <w:t xml:space="preserve"> </w:t>
-      </w:r>
-      <w:r>
-        <w:t xml:space="preserve">(previous lapse frequency feature only) configurations using auROCs from the</w:t>
-      </w:r>
-      <w:r>
-        <w:t xml:space="preserve"> </w:t>
-      </w:r>
-      <w:r>
-        <w:rPr>
-          <w:i/>
-          <w:iCs/>
-        </w:rPr>
-        <w:t xml:space="preserve">validation sets</w:t>
-      </w:r>
-      <w:r>
-        <w:t xml:space="preserve">. We evaluated these best baseline model configurations using</w:t>
-      </w:r>
-      <w:r>
-        <w:t xml:space="preserve"> </w:t>
-      </w:r>
-      <w:r>
-        <w:rPr>
-          <w:i/>
-          <w:iCs/>
-        </w:rPr>
-        <w:t xml:space="preserve">test set</w:t>
-      </w:r>
-      <w:r>
-        <w:t xml:space="preserve"> </w:t>
-      </w:r>
-      <w:r>
-        <w:t xml:space="preserve">performance to remove the optimization bias present in performance metrics from validation sets. The median auROC across the 30 test sets was moderate for the week (Mdn = 0.792, IQR = 0.079, range = 0.671–0.915), day (Mdn = 0.784, IQR = 0.070, range = 0.687–0.890), and hour (Mdn = 0.779, IQR = 0.077, range = 0.675–0.884) prediction windows.</w:t>
-      </w:r>
-    </w:p>
-    <w:p>
-      <w:pPr>
-        <w:pStyle w:val="BodyText"/>
-      </w:pPr>
-      <w:r>
-        <w:t xml:space="preserve">We used the 30 test set auROCs to estimate the posterior probability distribution for the auROC of these baseline models. The median auROCs from these posterior distributions were 0.798 (week), 0.785 (day), and 0.780 (hour). These values represent our best estimates for the magnitude of the auROC parameter for each model. The 95% Bayesian CIs for the auROCs for these models were relatively narrow and did not contain 0.5 (chance performance) for any window width: week [0.770–0.822], day [0.757–0.810], and hour [0.752–0.806].</w:t>
-      </w:r>
-    </w:p>
-    <w:bookmarkEnd w:id="54"/>
-    <w:bookmarkStart w:id="60" w:name="aurocs-for-full-models"/>
+    <w:bookmarkStart w:id="58" w:name="aurocs-for-full-models"/>
     <w:p>
       <w:pPr>
         <w:pStyle w:val="Heading4"/>
@@ -5493,7 +5478,7 @@
       <w:tr>
         <w:tc>
           <w:tcPr/>
-          <w:bookmarkStart w:id="58" w:name="fig-1-ema"/>
+          <w:bookmarkStart w:id="56" w:name="fig-1-ema"/>
           <w:p>
             <w:pPr>
               <w:pStyle w:val="Compact"/>
@@ -5504,18 +5489,18 @@
                 <wp:inline>
                   <wp:extent cx="5334000" cy="3413760"/>
                   <wp:effectExtent b="0" l="0" r="0" t="0"/>
-                  <wp:docPr descr="" title="" id="56" name="Picture"/>
+                  <wp:docPr descr="" title="" id="54" name="Picture"/>
                   <a:graphic>
                     <a:graphicData uri="http://schemas.openxmlformats.org/drawingml/2006/picture">
                       <pic:pic>
                         <pic:nvPicPr>
-                          <pic:cNvPr descr="index_files/figure-docx/notebooks-figures-fig-1-ema-output-1.jpeg" id="57" name="Picture"/>
+                          <pic:cNvPr descr="index_files/figure-docx/notebooks-figures-fig-1-ema-output-1.jpeg" id="55" name="Picture"/>
                           <pic:cNvPicPr>
                             <a:picLocks noChangeArrowheads="1" noChangeAspect="1"/>
                           </pic:cNvPicPr>
                         </pic:nvPicPr>
                         <pic:blipFill>
-                          <a:blip r:embed="rId55"/>
+                          <a:blip r:embed="rId53"/>
                           <a:stretch>
                             <a:fillRect/>
                           </a:stretch>
@@ -5555,7 +5540,7 @@
               <w:t xml:space="preserve">Figure 1: ROC curves and posterior probabilities for auROCs by prediction window. The left panel depicts the aggregate receiver operating characteristic (ROC) curve for each model, derived by concatenating predicted lapse probabilities across all test sets. The dotted line represents the expected ROC curve for a random classifier. The histograms on the right depict the posterior probability distribution for the areas under the receiver operating characteristic curves (auROCs) for each model. The vertical lines represent the median posterior probability and the horizontal line represents the boundaries 95% CI.</w:t>
             </w:r>
           </w:p>
-          <w:bookmarkEnd w:id="58"/>
+          <w:bookmarkEnd w:id="56"/>
         </w:tc>
       </w:tr>
     </w:tbl>
@@ -5575,7 +5560,7 @@
         </w:rPr>
         <w:t xml:space="preserve"> </w:t>
       </w:r>
-      <w:hyperlink r:id="rId59">
+      <w:hyperlink r:id="rId57">
         <w:r>
           <w:rPr>
             <w:rStyle w:val="Hyperlink"/>
@@ -5585,44 +5570,44 @@
         </w:r>
       </w:hyperlink>
     </w:p>
+    <w:bookmarkEnd w:id="58"/>
+    <w:bookmarkStart w:id="59" w:name="Xf523002bacf112eddca4f07c113dccd0116386f"/>
+    <w:p>
+      <w:pPr>
+        <w:pStyle w:val="Heading4"/>
+      </w:pPr>
+      <w:r>
+        <w:t xml:space="preserve">2.3.3.3 Bayesian Comparisons of Baseline vs. Full Models</w:t>
+      </w:r>
+    </w:p>
+    <w:p>
+      <w:pPr>
+        <w:pStyle w:val="FirstParagraph"/>
+      </w:pPr>
+      <w:r>
+        <w:t xml:space="preserve">We used the posterior probability distributions for the auROCs to formally compare the baseline versus full models (matched for prediction window). The median increase in auROC for the full versus baseline week model was 0.097 (95% CI [0.081–0.114]), yielding a probability of 1.000 that the full week model had superior performance. The median increase in auROC for the full versus baseline day model was 0.120 (95% CI [0.102–0.138]), yielding a probability of 1.000 that the full-day model had superior performance. The median increase in auROC for the full versus baseline hour model was 0.149 (95% CI [0.131–0.170]), yielding a probability of 1.000 that the full hour model had superior performance.</w:t>
+      </w:r>
+    </w:p>
+    <w:bookmarkEnd w:id="59"/>
+    <w:bookmarkStart w:id="60" w:name="Xd2022afc30f21e23f8a8e726f30761ae3c66ae2"/>
+    <w:p>
+      <w:pPr>
+        <w:pStyle w:val="Heading4"/>
+      </w:pPr>
+      <w:r>
+        <w:t xml:space="preserve">2.3.3.4 Bayesian Comparisons of Full Models by Prediction Window</w:t>
+      </w:r>
+    </w:p>
+    <w:p>
+      <w:pPr>
+        <w:pStyle w:val="FirstParagraph"/>
+      </w:pPr>
+      <w:r>
+        <w:t xml:space="preserve">We also used the posterior probability distributions for the auROCs for the three full models to formally compare the differences in performance by prediction window width. The median increase in auROC for the hour versus the day model was 0.025 (95% CI [0.017–0.034]), yielding a probability of 1.000 that the hour (vs. day) model had superior performance. The median increase in auROC for the hour versus the week model was 0.035 (95% CI [0.026–0.045]), yielding a probability of 1.000 that the hour model (vs. week) had superior performance. The median increase in auROC for the day versus the week model was 0.010 (95% CI [0.001–0.020]), yielding a probability of 0.982 that the day (vs. week) model had superior performance.</w:t>
+      </w:r>
+    </w:p>
     <w:bookmarkEnd w:id="60"/>
-    <w:bookmarkStart w:id="61" w:name="Xf523002bacf112eddca4f07c113dccd0116386f"/>
-    <w:p>
-      <w:pPr>
-        <w:pStyle w:val="Heading4"/>
-      </w:pPr>
-      <w:r>
-        <w:t xml:space="preserve">2.3.3.3 Bayesian Comparisons of Baseline vs. Full Models</w:t>
-      </w:r>
-    </w:p>
-    <w:p>
-      <w:pPr>
-        <w:pStyle w:val="FirstParagraph"/>
-      </w:pPr>
-      <w:r>
-        <w:t xml:space="preserve">We used the posterior probability distributions for the auROCs to formally compare the baseline versus full models (matched for prediction window). The median increase in auROC for the full versus baseline week model was 0.097 (95% CI [0.081–0.114]), yielding a probability of 1.000 that the full week model had superior performance. The median increase in auROC for the full versus baseline day model was 0.120 (95% CI [0.102–0.138]), yielding a probability of 1.000 that the full-day model had superior performance. The median increase in auROC for the full versus baseline hour model was 0.149 (95% CI [0.131–0.170]), yielding a probability of 1.000 that the full hour model had superior performance.</w:t>
-      </w:r>
-    </w:p>
-    <w:bookmarkEnd w:id="61"/>
-    <w:bookmarkStart w:id="62" w:name="Xd2022afc30f21e23f8a8e726f30761ae3c66ae2"/>
-    <w:p>
-      <w:pPr>
-        <w:pStyle w:val="Heading4"/>
-      </w:pPr>
-      <w:r>
-        <w:t xml:space="preserve">2.3.3.4 Bayesian Comparisons of Full Models by Prediction Window</w:t>
-      </w:r>
-    </w:p>
-    <w:p>
-      <w:pPr>
-        <w:pStyle w:val="FirstParagraph"/>
-      </w:pPr>
-      <w:r>
-        <w:t xml:space="preserve">We also used the posterior probability distributions for the auROCs for the three full models to formally compare the differences in performance by prediction window width. The median increase in auROC for the hour versus the day model was 0.025 (95% CI [0.017–0.034]), yielding a probability of 1.000 that the hour (vs. day) model had superior performance. The median increase in auROC for the hour versus the week model was 0.035 (95% CI [0.026–0.045]), yielding a probability of 1.000 that the hour model (vs. week) had superior performance. The median increase in auROC for the day versus the week model was 0.010 (95% CI [0.001–0.020]), yielding a probability of 0.982 that the day (vs. week) model had superior performance.</w:t>
-      </w:r>
-    </w:p>
-    <w:bookmarkEnd w:id="62"/>
-    <w:bookmarkStart w:id="70" w:name="Xbe259558597b606f7f061f5074581059473b676"/>
+    <w:bookmarkStart w:id="68" w:name="Xbe259558597b606f7f061f5074581059473b676"/>
     <w:p>
       <w:pPr>
         <w:pStyle w:val="Heading4"/>
@@ -5686,7 +5671,7 @@
       <w:tr>
         <w:tc>
           <w:tcPr/>
-          <w:bookmarkStart w:id="63" w:name="tbl-perf-ema"/>
+          <w:bookmarkStart w:id="61" w:name="tbl-perf-ema"/>
           <w:p>
             <w:pPr>
               <w:jc w:val="center"/>
@@ -6094,7 +6079,7 @@
               </w:tc>
             </w:tr>
           </w:tbl>
-          <w:bookmarkEnd w:id="63"/>
+          <w:bookmarkEnd w:id="61"/>
           <w:p/>
         </w:tc>
       </w:tr>
@@ -6115,7 +6100,7 @@
         </w:rPr>
         <w:t xml:space="preserve"> </w:t>
       </w:r>
-      <w:hyperlink r:id="rId64">
+      <w:hyperlink r:id="rId62">
         <w:r>
           <w:rPr>
             <w:rStyle w:val="Hyperlink"/>
@@ -6174,7 +6159,7 @@
       <w:tr>
         <w:tc>
           <w:tcPr/>
-          <w:bookmarkStart w:id="68" w:name="fig-2-ema"/>
+          <w:bookmarkStart w:id="66" w:name="fig-2-ema"/>
           <w:p>
             <w:pPr>
               <w:pStyle w:val="Compact"/>
@@ -6185,18 +6170,18 @@
                 <wp:inline>
                   <wp:extent cx="5334000" cy="4445000"/>
                   <wp:effectExtent b="0" l="0" r="0" t="0"/>
-                  <wp:docPr descr="" title="" id="66" name="Picture"/>
+                  <wp:docPr descr="" title="" id="64" name="Picture"/>
                   <a:graphic>
                     <a:graphicData uri="http://schemas.openxmlformats.org/drawingml/2006/picture">
                       <pic:pic>
                         <pic:nvPicPr>
-                          <pic:cNvPr descr="index_files/figure-docx/notebooks-figures-fig-2-ema-output-1.jpeg" id="67" name="Picture"/>
+                          <pic:cNvPr descr="index_files/figure-docx/notebooks-figures-fig-2-ema-output-1.jpeg" id="65" name="Picture"/>
                           <pic:cNvPicPr>
                             <a:picLocks noChangeArrowheads="1" noChangeAspect="1"/>
                           </pic:cNvPicPr>
                         </pic:nvPicPr>
                         <pic:blipFill>
-                          <a:blip r:embed="rId65"/>
+                          <a:blip r:embed="rId63"/>
                           <a:stretch>
                             <a:fillRect/>
                           </a:stretch>
@@ -6236,7 +6221,7 @@
               <w:t xml:space="preserve">Figure 2: Precision-recall Curves by Prediction Window for the Full Models. The plot depicts the aggregate precision-recall curves for each full model, derived by concatenating predicted lapse probabilities across all test sets. The dotted lines depict the sensitivities (0.718, 0.473, and 0.327 for week, day, and hour models, respectively) associated with decision thresholds that yield 0.700 positive predictive value for each of those models.</w:t>
             </w:r>
           </w:p>
-          <w:bookmarkEnd w:id="68"/>
+          <w:bookmarkEnd w:id="66"/>
         </w:tc>
       </w:tr>
     </w:tbl>
@@ -6256,7 +6241,7 @@
         </w:rPr>
         <w:t xml:space="preserve"> </w:t>
       </w:r>
-      <w:hyperlink r:id="rId69">
+      <w:hyperlink r:id="rId67">
         <w:r>
           <w:rPr>
             <w:rStyle w:val="Hyperlink"/>
@@ -6266,9 +6251,9 @@
         </w:r>
       </w:hyperlink>
     </w:p>
-    <w:bookmarkEnd w:id="70"/>
-    <w:bookmarkEnd w:id="71"/>
-    <w:bookmarkStart w:id="77" w:name="feature-importance-for-full-models"/>
+    <w:bookmarkEnd w:id="68"/>
+    <w:bookmarkEnd w:id="69"/>
+    <w:bookmarkStart w:id="75" w:name="feature-importance-for-full-models"/>
     <w:p>
       <w:pPr>
         <w:pStyle w:val="Heading3"/>
@@ -6331,7 +6316,7 @@
       <w:tr>
         <w:tc>
           <w:tcPr/>
-          <w:bookmarkStart w:id="75" w:name="fig-3-ema"/>
+          <w:bookmarkStart w:id="73" w:name="fig-3-ema"/>
           <w:p>
             <w:pPr>
               <w:pStyle w:val="Compact"/>
@@ -6342,18 +6327,18 @@
                 <wp:inline>
                   <wp:extent cx="5334000" cy="4267200"/>
                   <wp:effectExtent b="0" l="0" r="0" t="0"/>
-                  <wp:docPr descr="" title="" id="73" name="Picture"/>
+                  <wp:docPr descr="" title="" id="71" name="Picture"/>
                   <a:graphic>
                     <a:graphicData uri="http://schemas.openxmlformats.org/drawingml/2006/picture">
                       <pic:pic>
                         <pic:nvPicPr>
-                          <pic:cNvPr descr="index_files/figure-docx/notebooks-figures-fig-3-ema-output-1.jpeg" id="74" name="Picture"/>
+                          <pic:cNvPr descr="index_files/figure-docx/notebooks-figures-fig-3-ema-output-1.jpeg" id="72" name="Picture"/>
                           <pic:cNvPicPr>
                             <a:picLocks noChangeArrowheads="1" noChangeAspect="1"/>
                           </pic:cNvPicPr>
                         </pic:nvPicPr>
                         <pic:blipFill>
-                          <a:blip r:embed="rId72"/>
+                          <a:blip r:embed="rId70"/>
                           <a:stretch>
                             <a:fillRect/>
                           </a:stretch>
@@ -6393,7 +6378,7 @@
               <w:t xml:space="preserve">Figure 3: Feature importance (Shapley values) for Full Models by Prediction Window. Panel A displays the global importance (mean |Shapley value|) for feature categories for each full model. Raw EMA features are grouped into categories by the original question from the EMA. Features based on the rates of previous lapses and previous missing surveys, as well as demographics, and the time of day and day of the week for the start of the prediction window are also included. Feature categories are ordered by their aggregate global importance (i.e., total bar length) across the three models. The importance of each feature category for specific models is displayed separately by color. Panels B-D display local Shapley values that quantify the influence of feature categories on individual observations (i.e., a single prediction window for a specific participant) for each model.</w:t>
             </w:r>
           </w:p>
-          <w:bookmarkEnd w:id="75"/>
+          <w:bookmarkEnd w:id="73"/>
         </w:tc>
       </w:tr>
     </w:tbl>
@@ -6413,7 +6398,7 @@
         </w:rPr>
         <w:t xml:space="preserve"> </w:t>
       </w:r>
-      <w:hyperlink r:id="rId76">
+      <w:hyperlink r:id="rId74">
         <w:r>
           <w:rPr>
             <w:rStyle w:val="Hyperlink"/>
@@ -6423,94 +6408,94 @@
         </w:r>
       </w:hyperlink>
     </w:p>
+    <w:bookmarkEnd w:id="75"/>
+    <w:bookmarkEnd w:id="76"/>
+    <w:bookmarkStart w:id="83" w:name="discussion"/>
+    <w:p>
+      <w:pPr>
+        <w:pStyle w:val="Heading2"/>
+      </w:pPr>
+      <w:r>
+        <w:t xml:space="preserve">2.4 Discussion</w:t>
+      </w:r>
+    </w:p>
+    <w:bookmarkStart w:id="77" w:name="model-performance-1"/>
+    <w:p>
+      <w:pPr>
+        <w:pStyle w:val="Heading3"/>
+      </w:pPr>
+      <w:r>
+        <w:t xml:space="preserve">2.4.1 Model Performance</w:t>
+      </w:r>
+    </w:p>
+    <w:p>
+      <w:pPr>
+        <w:pStyle w:val="FirstParagraph"/>
+      </w:pPr>
+      <w:r>
+        <w:t xml:space="preserve">All baseline models, which used only past frequency of lapses to predict future lapses, performed moderately well with auROCs in the upper .70s. These results confirm what we would expect: past behavior is a relatively good predictor of future behavior. However, there was still substantial room for increased predictive performance. Furthermore, these baseline models do not identify specific risk factors contributing to lapse predictions at any moment in time for each participant.</w:t>
+      </w:r>
+    </w:p>
+    <w:p>
+      <w:pPr>
+        <w:pStyle w:val="BodyText"/>
+      </w:pPr>
+      <w:r>
+        <w:t xml:space="preserve">All three full models performed exceptionally well, yielding auROCs of 0.89, 0.90, and 0.93 for week, day, and hour level models, respectively. auROCs above .9 are generally described as having</w:t>
+      </w:r>
+      <w:r>
+        <w:t xml:space="preserve"> </w:t>
+      </w:r>
+      <w:r>
+        <w:t xml:space="preserve">“excellent”</w:t>
+      </w:r>
+      <w:r>
+        <w:t xml:space="preserve"> </w:t>
+      </w:r>
+      <w:r>
+        <w:t xml:space="preserve">performance; the model will correctly assign a higher probability to a positive case (e.g., lapse) than a negative case 90% of the time</w:t>
+      </w:r>
+      <w:r>
+        <w:t xml:space="preserve"> </w:t>
+      </w:r>
+      <w:r>
+        <w:t xml:space="preserve">(Mandrekar, 2010)</w:t>
+      </w:r>
+      <w:r>
+        <w:t xml:space="preserve">. Bayesian comparisons indicated that these full models performed better than the baseline models for the same prediction window. This confirms that EMA can predict future alcohol lapses in the next week, next day, and next hour with high sensitivity and specificity for new individuals. And, as we describe later, using features that map onto important relapse prevention risk constructs may illuminate momentary contributors to predicted lapses.</w:t>
+      </w:r>
+    </w:p>
+    <w:p>
+      <w:pPr>
+        <w:pStyle w:val="BodyText"/>
+      </w:pPr>
+      <w:r>
+        <w:t xml:space="preserve">This study addressed several important limitations of previous research to advance toward robust sensing and prediction models that can be embedded within digital therapeutics. First, our models were trained on a relatively large, treatment-seeking sample of adults in early recovery from AUD that closely matches the individuals most likely to benefit from such models within a digital therapeutic. Second, we explicitly predicted episodes of goal-inconsistent alcohol use (i.e., lapses) because features that predict goal-inconsistent use likely differ from those that predict other types of alcohol use. Third, we measured EMA features and alcohol use with sufficient frequency and granularity to train well-performing models with high temporal resolution - specifically, hour-by-hour predicted probabilities for lapses in the next week, day, and hour. Fourth, we collected features and outcomes over three months during a high risk period (initial remission</w:t>
+      </w:r>
+      <w:r>
+        <w:t xml:space="preserve"> </w:t>
+      </w:r>
+      <w:r>
+        <w:t xml:space="preserve">(Hagman et al., 2022)</w:t>
+      </w:r>
+      <w:r>
+        <w:t xml:space="preserve"> </w:t>
+      </w:r>
+      <w:r>
+        <w:t xml:space="preserve">from AUD). Fifth, we used cutting-edge resampling methods (grouped, nested, k-fold cross-validation) to provide valid estimates of how our models would perform with new individuals. Finally, we used interpretable machine learning methods (SHAP</w:t>
+      </w:r>
+      <w:r>
+        <w:t xml:space="preserve"> </w:t>
+      </w:r>
+      <w:r>
+        <w:t xml:space="preserve">(Lundberg &amp; Lee, 2017; Molnar, 2022)</w:t>
+      </w:r>
+      <w:r>
+        <w:t xml:space="preserve">) to better understand how our models made predictions globally and locally for specific participants at discrete moments in time.</w:t>
+      </w:r>
+    </w:p>
     <w:bookmarkEnd w:id="77"/>
-    <w:bookmarkEnd w:id="78"/>
-    <w:bookmarkStart w:id="86" w:name="discussion"/>
-    <w:p>
-      <w:pPr>
-        <w:pStyle w:val="Heading2"/>
-      </w:pPr>
-      <w:r>
-        <w:t xml:space="preserve">2.4 Discussion</w:t>
-      </w:r>
-    </w:p>
-    <w:bookmarkStart w:id="79" w:name="model-performance-1"/>
-    <w:p>
-      <w:pPr>
-        <w:pStyle w:val="Heading3"/>
-      </w:pPr>
-      <w:r>
-        <w:t xml:space="preserve">2.4.1 Model Performance</w:t>
-      </w:r>
-    </w:p>
-    <w:p>
-      <w:pPr>
-        <w:pStyle w:val="FirstParagraph"/>
-      </w:pPr>
-      <w:r>
-        <w:t xml:space="preserve">All baseline models, which used only past frequency of lapses to predict future lapses, performed moderately well with auROCs in the upper .70s. These results confirm what we would expect: past behavior is a relatively good predictor of future behavior. However, there was still substantial room for increased predictive performance. Furthermore, these baseline models do not identify specific risk factors contributing to lapse predictions at any moment in time for each participant.</w:t>
-      </w:r>
-    </w:p>
-    <w:p>
-      <w:pPr>
-        <w:pStyle w:val="BodyText"/>
-      </w:pPr>
-      <w:r>
-        <w:t xml:space="preserve">All three full models performed exceptionally well, yielding auROCs of 0.89, 0.90, and 0.93 for week, day, and hour level models, respectively. auROCs above .9 are generally described as having</w:t>
-      </w:r>
-      <w:r>
-        <w:t xml:space="preserve"> </w:t>
-      </w:r>
-      <w:r>
-        <w:t xml:space="preserve">“excellent”</w:t>
-      </w:r>
-      <w:r>
-        <w:t xml:space="preserve"> </w:t>
-      </w:r>
-      <w:r>
-        <w:t xml:space="preserve">performance; the model will correctly assign a higher probability to a positive case (e.g., lapse) than a negative case 90% of the time</w:t>
-      </w:r>
-      <w:r>
-        <w:t xml:space="preserve"> </w:t>
-      </w:r>
-      <w:r>
-        <w:t xml:space="preserve">(Mandrekar, 2010)</w:t>
-      </w:r>
-      <w:r>
-        <w:t xml:space="preserve">. Bayesian comparisons indicated that these full models performed better than the baseline models for the same prediction window. This confirms that EMA can predict future alcohol lapses in the next week, next day, and next hour with high sensitivity and specificity for new individuals. And, as we describe later, using features that map onto important relapse prevention risk constructs may illuminate momentary contributors to predicted lapses.</w:t>
-      </w:r>
-    </w:p>
-    <w:p>
-      <w:pPr>
-        <w:pStyle w:val="BodyText"/>
-      </w:pPr>
-      <w:r>
-        <w:t xml:space="preserve">This study addressed several important limitations of previous research to advance toward robust sensing and prediction models that can be embedded within digital therapeutics. First, our models were trained on a relatively large, treatment-seeking sample of adults in early recovery from AUD that closely matches the individuals most likely to benefit from such models within a digital therapeutic. Second, we explicitly predicted episodes of goal-inconsistent alcohol use (i.e., lapses) because features that predict goal-inconsistent use likely differ from those that predict other types of alcohol use. Third, we measured EMA features and alcohol use with sufficient frequency and granularity to train well-performing models with high temporal resolution - specifically, hour-by-hour predicted probabilities for lapses in the next week, day, and hour. Fourth, we collected features and outcomes over three months during a high risk period (initial remission</w:t>
-      </w:r>
-      <w:r>
-        <w:t xml:space="preserve"> </w:t>
-      </w:r>
-      <w:r>
-        <w:t xml:space="preserve">(Hagman et al., 2022)</w:t>
-      </w:r>
-      <w:r>
-        <w:t xml:space="preserve"> </w:t>
-      </w:r>
-      <w:r>
-        <w:t xml:space="preserve">from AUD). Fifth, we used cutting-edge resampling methods (grouped, nested, k-fold cross-validation) to provide valid estimates of how our models would perform with new individuals. Finally, we used interpretable machine learning methods (SHAP</w:t>
-      </w:r>
-      <w:r>
-        <w:t xml:space="preserve"> </w:t>
-      </w:r>
-      <w:r>
-        <w:t xml:space="preserve">(Lundberg &amp; Lee, 2017; Molnar, 2022)</w:t>
-      </w:r>
-      <w:r>
-        <w:t xml:space="preserve">) to better understand how our models made predictions globally and locally for specific participants at discrete moments in time.</w:t>
-      </w:r>
-    </w:p>
-    <w:bookmarkEnd w:id="79"/>
-    <w:bookmarkStart w:id="80" w:name="Xd8b0b0392fefe9f95f48596146254215fb9137f"/>
+    <w:bookmarkStart w:id="78" w:name="Xd8b0b0392fefe9f95f48596146254215fb9137f"/>
     <w:p>
       <w:pPr>
         <w:pStyle w:val="Heading3"/>
@@ -6571,8 +6556,8 @@
         <w:t xml:space="preserve">Our demographic features did not display high global or local importance. Despite the diversity in sex, age, education, and marital status in our sample, these features did not meaningfully contribute to lapse prediction. Although this does not preclude these features’ predictive utility, it does suggest that other EMA feature categories may be more relevant for lapse prediction than these characteristics. Race/ethnicity also did not emerge as globally or locally important features. However, the limited representation of participants of color in our sample warrants caution in drawing conclusions about the predictive utility of race and ethnicity at this time.</w:t>
       </w:r>
     </w:p>
-    <w:bookmarkEnd w:id="80"/>
-    <w:bookmarkStart w:id="83" w:name="Xf6ca54159972f4f7729ee08f27d71911bd3ae56"/>
+    <w:bookmarkEnd w:id="78"/>
+    <w:bookmarkStart w:id="81" w:name="Xf6ca54159972f4f7729ee08f27d71911bd3ae56"/>
     <w:p>
       <w:pPr>
         <w:pStyle w:val="Heading3"/>
@@ -6581,7 +6566,7 @@
         <w:t xml:space="preserve">2.4.3 Considerations for Clinical Implementation</w:t>
       </w:r>
     </w:p>
-    <w:bookmarkStart w:id="81" w:name="smart-digital-therapeutics"/>
+    <w:bookmarkStart w:id="79" w:name="smart-digital-therapeutics"/>
     <w:p>
       <w:pPr>
         <w:pStyle w:val="Heading4"/>
@@ -6679,8 +6664,8 @@
         <w:t xml:space="preserve">.</w:t>
       </w:r>
     </w:p>
-    <w:bookmarkEnd w:id="81"/>
-    <w:bookmarkStart w:id="82" w:name="categorical-lapse-predictions"/>
+    <w:bookmarkEnd w:id="79"/>
+    <w:bookmarkStart w:id="80" w:name="categorical-lapse-predictions"/>
     <w:p>
       <w:pPr>
         <w:pStyle w:val="Heading4"/>
@@ -6727,15 +6712,395 @@
         <w:t xml:space="preserve">. From these curves, it is clear decision thresholds that yield higher PPV (e.g., .700) exist for all three full models, but the associated sensitivity will be lower (e.g., 0.718, 0.473, and 0.327 for the week, day, and hour models, respectively, at this threshold). Clinical implementation of categorical predictions will require selecting an optimal decision threshold after weighing the cost of missing true lapses (low sensitivity) vs. predicting lapses that subsequently do not occur (low PPV). Different thresholds could be used depending on the purpose, context, available resources, or even patient preference.</w:t>
       </w:r>
     </w:p>
+    <w:bookmarkEnd w:id="80"/>
+    <w:bookmarkEnd w:id="81"/>
+    <w:bookmarkStart w:id="82" w:name="X40ab624ebf83813907a18dba36edd4d1d14a553"/>
+    <w:p>
+      <w:pPr>
+        <w:pStyle w:val="Heading3"/>
+      </w:pPr>
+      <w:r>
+        <w:t xml:space="preserve">2.4.4 Additional Limitations and Future Directions</w:t>
+      </w:r>
+    </w:p>
+    <w:p>
+      <w:pPr>
+        <w:pStyle w:val="FirstParagraph"/>
+      </w:pPr>
+      <w:r>
+        <w:t xml:space="preserve">Successful clinical implementation of our models will require several important steps to address limitations in our work to-date. First, we need to enrich the training data to include diversity across race, ethnicity, and geographic region. Our current prediction models may not work well for people of color or people from rural communities. Prediction models must use diverse training samples to avoid exacerbating rather than mitigating existing disparities. We must also collect data from individuals in later stages of recovery beyond initial remission; features that predict lapses may differ in these later periods. We are intentionally addressing these issues in a current NIH protocol that recruits nationally for demographic and geographic diversity and follows participants for up to 1.5 years into their recovery</w:t>
+      </w:r>
+      <w:r>
+        <w:t xml:space="preserve"> </w:t>
+      </w:r>
+      <w:r>
+        <w:t xml:space="preserve">(Moshontz et al., 2021)</w:t>
+      </w:r>
+      <w:r>
+        <w:t xml:space="preserve">.</w:t>
+      </w:r>
+    </w:p>
+    <w:p>
+      <w:pPr>
+        <w:pStyle w:val="BodyText"/>
+      </w:pPr>
+      <w:r>
+        <w:t xml:space="preserve">The chronic nature of AUD may require sustained use of a sensing and prediction system. Consequently, the burden of using such systems must be considered. Participants with AUD find three months of 4x daily EMA to be generally acceptable and report that they could hypothetically sustain this for at least a year if there were clinical benefits to them</w:t>
+      </w:r>
+      <w:r>
+        <w:t xml:space="preserve"> </w:t>
+      </w:r>
+      <w:r>
+        <w:t xml:space="preserve">(Wyant et al., 2023)</w:t>
+      </w:r>
+      <w:r>
+        <w:t xml:space="preserve">. They also report that 1x daily EMA may be more feasible still</w:t>
+      </w:r>
+      <w:r>
+        <w:t xml:space="preserve"> </w:t>
+      </w:r>
+      <w:r>
+        <w:t xml:space="preserve">(Wyant et al., 2023)</w:t>
+      </w:r>
+      <w:r>
+        <w:t xml:space="preserve">. We plan to develop future prediction models that use only the single morning EMA to contrast the assessment burden vs. model performance trade-off between our current models and putatively lower burden models. We also plan to train models that use features based on passively sensed geolocation and cellular communications data-streams (i.e., meta-data from calls and text messages; text message content) that were also collected from our participants. These passively sensed signals may be sufficient as inputs to an exceptionally low burden prediction model. Alternatively, they can be added to models that also include EMA to increase model performance further and/or to reduce the frequency or length of the EMA surveys while maintaining comparable performance.</w:t>
+      </w:r>
+    </w:p>
+    <w:p>
+      <w:pPr>
+        <w:pStyle w:val="BodyText"/>
+      </w:pPr>
+      <w:r>
+        <w:t xml:space="preserve">Our current models predict probability of imminent lapses. The hour and day full models are well-positioned to identify and recommend just-in-time interventions to address these immediate risks. However, the week model may not have sufficient temporal specificity to recommend immediate patient action. Instead, its clinical utility may improve if we shift this coarser window width into the future. For example, we could train a model to predict the probability of lapse at any point during a week window that begins two weeks in the future. This</w:t>
+      </w:r>
+      <w:r>
+        <w:t xml:space="preserve"> </w:t>
+      </w:r>
+      <w:r>
+        <w:t xml:space="preserve">“time-lagged”</w:t>
+      </w:r>
+      <w:r>
+        <w:t xml:space="preserve"> </w:t>
+      </w:r>
+      <w:r>
+        <w:t xml:space="preserve">model could provide patients with increased lead time to implement supports that might not be immediately available to them (e.g., schedule therapy appointment, request support from an AA sponsor).</w:t>
+      </w:r>
+    </w:p>
+    <w:p>
+      <w:pPr>
+        <w:pStyle w:val="BodyText"/>
+      </w:pPr>
+      <w:r>
+        <w:t xml:space="preserve">Finally, XGBoost does not take advantage of grouping observations within participants or systematic variation unique to individual participants. Although XGBoost ignores participant-level information, we do leverage this information to some degree by including change features that anchor participants’ EMA responses to their own previous responses. Independence of observations is not necessary for statistically valid prediction. When observations are grouped/repeated within participants, linear mixed effects models or other statistical models that can estimate both population-level (fixed) effects and participant-level (random) effects may predict better for the participants on which they were trained than would XGBoost. However, we are not interested in making predictions for participants in our training set. We want to know how well our models will work with new individuals like those that will use smart digital therapeutics in the future.</w:t>
+      </w:r>
+    </w:p>
+    <w:p>
+      <w:pPr>
+        <w:pStyle w:val="BodyText"/>
+      </w:pPr>
+      <w:r>
+        <w:t xml:space="preserve">In some domains, there has been increasing interest in idiographic approaches where models are trained and then implemented for the same individual</w:t>
+      </w:r>
+      <w:r>
+        <w:t xml:space="preserve">(Fisher et al., 2019; Wright &amp; Zimmermann, 2019)</w:t>
+      </w:r>
+      <w:r>
+        <w:t xml:space="preserve">. Such approaches may also yield superior predictive performance but are not possible to implement for outcomes like alcohol use lapse. A person-specific lapse prediction model requires a sufficient number of positive labels (i.e., lapses) for that individual. It may be too late to prevent relapse if we must wait until an individual has lapsed multiple (perhaps many) times to offer help. We believe the most promising approaches may involve first developing population-based models and updating these models with person-specific information as the patient uses the system</w:t>
+      </w:r>
+      <w:r>
+        <w:t xml:space="preserve"> </w:t>
+      </w:r>
+      <w:r>
+        <w:t xml:space="preserve">(Zhou et al., 2018)</w:t>
+      </w:r>
+      <w:r>
+        <w:t xml:space="preserve">. We are pursuing these cutting-edge models as a near-term future direction.</w:t>
+      </w:r>
+    </w:p>
+    <w:p>
+      <w:pPr>
+        <w:pStyle w:val="BodyText"/>
+      </w:pPr>
+      <w:r>
+        <w:t xml:space="preserve">In this study, we have demonstrated that sensing and prediction systems can now be developed to predict future lapses with high temporal resolution. Important steps still remain before these systems can be embedded within smart digital therapeutics and delivered to patients. However, the necessary steps are clear and, when completed, these smart digital therapeutics hold promise to advance us toward precision mental health solutions that may reduce both barriers and disparities in AUD treatment.</w:t>
+      </w:r>
+    </w:p>
     <w:bookmarkEnd w:id="82"/>
     <w:bookmarkEnd w:id="83"/>
-    <w:bookmarkStart w:id="85" w:name="X40ab624ebf83813907a18dba36edd4d1d14a553"/>
+    <w:bookmarkEnd w:id="84"/>
+    <w:bookmarkStart w:id="135" w:name="Xa9dab75cb028dec3684db25ff70acaea84b1b87"/>
+    <w:p>
+      <w:pPr>
+        <w:pStyle w:val="Heading1"/>
+      </w:pPr>
+      <w:r>
+        <w:t xml:space="preserve">3. Lagged predictions of next day alcohol lapse risk for personalized and adaptive continuing care support</w:t>
+      </w:r>
+    </w:p>
+    <w:bookmarkStart w:id="85" w:name="introduction-2"/>
+    <w:p>
+      <w:pPr>
+        <w:pStyle w:val="Heading2"/>
+      </w:pPr>
+      <w:r>
+        <w:t xml:space="preserve">3.1 Introduction</w:t>
+      </w:r>
+    </w:p>
+    <w:p>
+      <w:pPr>
+        <w:pStyle w:val="FirstParagraph"/>
+      </w:pPr>
+      <w:r>
+        <w:t xml:space="preserve">Alcohol and other substance use disorders (SUDs) are serious chronic conditions, characterized by high relapse rates</w:t>
+      </w:r>
+      <w:r>
+        <w:t xml:space="preserve">(Dennis &amp; Scott, 2007; McLellan et al., 2000)</w:t>
+      </w:r>
+      <w:r>
+        <w:t xml:space="preserve">, substantial co-morbidity with other physical and mental health problems</w:t>
+      </w:r>
+      <w:r>
+        <w:t xml:space="preserve">(Dennis &amp; Scott, 2007; Substance Abuse and Mental Health Services Administration, n.d.)</w:t>
+      </w:r>
+      <w:r>
+        <w:t xml:space="preserve">, and an increased risk of mortality</w:t>
+      </w:r>
+      <w:r>
+        <w:t xml:space="preserve"> </w:t>
+      </w:r>
+      <w:r>
+        <w:t xml:space="preserve">(Centers for Disease Control and Prevention (CDC), n.d.; Hedegaard et al., 2021)</w:t>
+      </w:r>
+      <w:r>
+        <w:t xml:space="preserve">. Too few individuals receive medications or clinician-delivered interventions to help them initially achieve abstinence and/or reduce harms associated with their use</w:t>
+      </w:r>
+      <w:r>
+        <w:t xml:space="preserve"> </w:t>
+      </w:r>
+      <w:r>
+        <w:t xml:space="preserve">(Substance Abuse and Mental Health Services Administration, n.d.)</w:t>
+      </w:r>
+      <w:r>
+        <w:t xml:space="preserve">. Yet, this problem is even worse for subsequent continuing care during SUD recovery. Continuing care, including both risk monitoring and ongoing support, is the gold standard for managing chronic health conditions such as diabetes, asthma, and HIV. Yet, continuing care for SUDs is largely lacking despite ample evidence that SUDs are chronic, relapsing conditions</w:t>
+      </w:r>
+      <w:r>
+        <w:t xml:space="preserve"> </w:t>
+      </w:r>
+      <w:r>
+        <w:t xml:space="preserve">(Socías et al., 2016; Stanojlović &amp; Davidson, 2021; Substance Abuse and Mental Health Services Administration, n.d.)</w:t>
+      </w:r>
+      <w:r>
+        <w:t xml:space="preserve">.</w:t>
+      </w:r>
+    </w:p>
+    <w:p>
+      <w:pPr>
+        <w:pStyle w:val="BodyText"/>
+      </w:pPr>
+      <w:r>
+        <w:t xml:space="preserve">When available, an important focus of continuing care during SUD recovery is the prevention of lapses (i.e., single instances of goal-inconsistent substance use) and full relapse back to harmful use</w:t>
+      </w:r>
+      <w:r>
+        <w:t xml:space="preserve"> </w:t>
+      </w:r>
+      <w:r>
+        <w:t xml:space="preserve">(Marlatt &amp; Gordon, 1985; K. Witkiewitz &amp; Marlatt, 2004)</w:t>
+      </w:r>
+      <w:r>
+        <w:t xml:space="preserve">. Critically, the risk factors that instigate lapses during recovery are individualized, numerous, dynamic, interactive, and non-linear</w:t>
+      </w:r>
+      <w:r>
+        <w:t xml:space="preserve"> </w:t>
+      </w:r>
+      <w:r>
+        <w:t xml:space="preserve">(Brandon et al., 2007; K. Witkiewitz &amp; Marlatt, 2007)</w:t>
+      </w:r>
+      <w:r>
+        <w:t xml:space="preserve">. Therefore, the optimal supports to address these risk factors and encourage continued, successful recovery vary both across individuals and within an individual over time. Given this, continuing care could benefit greatly from a precision mental health approach that seeks to provide the right support to the right individual at the right time, every time</w:t>
+      </w:r>
+      <w:r>
+        <w:t xml:space="preserve"> </w:t>
+      </w:r>
+      <w:r>
+        <w:t xml:space="preserve">(Bickman et al., 2016; DeRubeis, 2019; Kranzler &amp; McKay, 2012)</w:t>
+      </w:r>
+      <w:r>
+        <w:t xml:space="preserve">. However, such monitoring and personalized support must also be highly scalable to address the substantial unmet need for SUD continuing care.</w:t>
+      </w:r>
+    </w:p>
+    <w:p>
+      <w:pPr>
+        <w:pStyle w:val="BodyText"/>
+      </w:pPr>
+      <w:r>
+        <w:t xml:space="preserve">Recent advances in both smartphone sensing</w:t>
+      </w:r>
+      <w:r>
+        <w:t xml:space="preserve"> </w:t>
+      </w:r>
+      <w:r>
+        <w:t xml:space="preserve">(Mohr et al., 2017)</w:t>
+      </w:r>
+      <w:r>
+        <w:t xml:space="preserve"> </w:t>
+      </w:r>
+      <w:r>
+        <w:t xml:space="preserve">and machine learning</w:t>
+      </w:r>
+      <w:r>
+        <w:t xml:space="preserve"> </w:t>
+      </w:r>
+      <w:r>
+        <w:t xml:space="preserve">(Hastie et al., 2009)</w:t>
+      </w:r>
+      <w:r>
+        <w:t xml:space="preserve"> </w:t>
+      </w:r>
+      <w:r>
+        <w:t xml:space="preserve">hold promise as a scalable foundation for monitoring and personalized support during SUD recovery. Smartphone sensing approaches (e.g., ecological momentary assessment, geolocation sensing) can provide the frequent, longitudinal measurement of proximal risk factors that is necessary for prediction of future lapses with high temporal precision. Ecological momentary assessment (EMA) may be particularly well-suited for lapse prediction because it can provide privileged access to the subjective experiences (e.g., craving, affect, stress, motivation, self-efficacy) that are targets for change in evidence based approaches for relapse prevention</w:t>
+      </w:r>
+      <w:r>
+        <w:t xml:space="preserve"> </w:t>
+      </w:r>
+      <w:r>
+        <w:t xml:space="preserve">(Bowen et al., 2021; Marlatt &amp; Gordon, 1985; K. Witkiewitz &amp; Marlatt, 2004)</w:t>
+      </w:r>
+      <w:r>
+        <w:t xml:space="preserve">. Furthermore, individuals with SUDs have found EMA to be acceptable for sustained measurement for up to a year with relatively high compliance</w:t>
+      </w:r>
+      <w:r>
+        <w:t xml:space="preserve"> </w:t>
+      </w:r>
+      <w:r>
+        <w:t xml:space="preserve">(Moshontz et al., 2021; Wyant et al., 2023)</w:t>
+      </w:r>
+      <w:r>
+        <w:t xml:space="preserve">, suggesting that this method is feasible for long-term monitoring throughout SUD recovery.</w:t>
+      </w:r>
+    </w:p>
+    <w:p>
+      <w:pPr>
+        <w:pStyle w:val="BodyText"/>
+      </w:pPr>
+      <w:r>
+        <w:t xml:space="preserve">Machine learning models are well-positioned to use EMAs as inputs to provide temporally precise prediction of the probability of future lapses with sufficiently high performance to support decisions about interventions and other supports for specific individuals. These models can handle the high dimensional feature sets that may result from feature engineering densely sampled raw EMA over time. They can also accommodate non-linear and interactive relationships between features and lapse probability that are likely necessary for accurate prediction of lapse probability. And rapid advances in the tools for interpretable machine learning (e.g, Shapley values</w:t>
+      </w:r>
+      <w:r>
+        <w:t xml:space="preserve"> </w:t>
+      </w:r>
+      <w:r>
+        <w:t xml:space="preserve">(Lundberg &amp; Lee, 2017)</w:t>
+      </w:r>
+      <w:r>
+        <w:t xml:space="preserve">) now allow us to probe these models to understand which risk features contribute most strongly to a lapse prediction for a specific individual at a specific moment in time. Interventions, supports, and/or lifestyle adjustments can then be personalized to address these risks following from our understanding about relapse prevention.</w:t>
+      </w:r>
+    </w:p>
+    <w:p>
+      <w:pPr>
+        <w:pStyle w:val="BodyText"/>
+      </w:pPr>
+      <w:r>
+        <w:t xml:space="preserve">Preliminary research is now emerging that uses features derived from EMAs in machine learning models to predict the probability of future alcohol use</w:t>
+      </w:r>
+      <w:r>
+        <w:t xml:space="preserve"> </w:t>
+      </w:r>
+      <w:r>
+        <w:t xml:space="preserve">(S. Bae et al., 2018; Soyster et al., 2022; Walters et al., 2021)</w:t>
+      </w:r>
+      <w:r>
+        <w:t xml:space="preserve">. This research is important because it rigorously required strict temporal ordering necessary for true prediction, with features measured before alcohol use outcomes. It also used resampling methods (e.g., cross-validation) that prioritize model generalizability to increase the likelihood these models will perform well with new people. And perhaps most importantly, Chapter 2 demonstrated that machine learning models using EMA can provide predictions with very high temporal precision at clinically implementable levels of performance. Specifically, they developed models that predict lapses in the immediate future (i.e., the next day and even the next hour) with area under the receiver operating characteristic curve of 0.91 and 0.93, respectively.</w:t>
+      </w:r>
+    </w:p>
+    <w:p>
+      <w:pPr>
+        <w:pStyle w:val="BodyText"/>
+      </w:pPr>
+      <w:r>
+        <w:t xml:space="preserve">The next day lapse prediction model in Chapter 2 can provide personalized support recommendations to address immediate risks for possible lapses in that next day. Features derived from past EMAs can be updated in the early morning to yield the predicted lapse probability for an individual that day. Personalized supports that target the top features contributing to that prediction can be provided to assist them that day. For example, if predicted lapse probability is high due to recent frequent craving, they could be reminded about the benefits of urge surfing or distracting activities during brief periods when cravings arise. Conversely, guided relaxation techniques could be recommended if lapse probability was high due to recent past and anticipated stressors that day. Patients could also be assisted to implement any of these recommendations by videos or other tools within a digital therapeutic. Curtin and colleagues are currently evaluating outcomes associated with the use of this</w:t>
+      </w:r>
+      <w:r>
+        <w:t xml:space="preserve"> </w:t>
+      </w:r>
+      <w:r>
+        <w:t xml:space="preserve">“smart”</w:t>
+      </w:r>
+      <w:r>
+        <w:t xml:space="preserve"> </w:t>
+      </w:r>
+      <w:r>
+        <w:t xml:space="preserve">(machine learning guided) monitoring and personalized support system for patients in recovery from alcohol use disorder</w:t>
+      </w:r>
+      <w:r>
+        <w:t xml:space="preserve"> </w:t>
+      </w:r>
+      <w:r>
+        <w:t xml:space="preserve">(Wyant et al., 2025)</w:t>
+      </w:r>
+      <w:r>
+        <w:t xml:space="preserve">.</w:t>
+      </w:r>
+    </w:p>
+    <w:p>
+      <w:pPr>
+        <w:pStyle w:val="BodyText"/>
+      </w:pPr>
+      <w:r>
+        <w:t xml:space="preserve">Despite the promise offered by a monitoring and personalized support system based on immediate future risks (e.g., the next day), such a system has limitations. Most importantly, recommendations must be limited to previously learned skills and/or supports that are available to implement that day. However, many risks may require supports that are not available in the moment. For example, to address lifestyle imbalances, several future positive activities may need to be planned. Time with supportive friends or an AA sponsor to help with many risks may require time to schedule. Similarly, work or family schedules may need to be adjusted to return to attending self-help meetings. If new recovery skills or therapeutic activities are needed to address emerging risks, sessions with a therapist may need to be booked to assist the patient to acquire these new skills. In all of these instances, patients would benefit from advanced warning about changes in their lapse probability and the associated risks that contribute to these changes. A smart monitoring and personalized support system could provide this advanced warning by lagging lapse probability predictions further into the future (e.g., predicting lapse probability in a 24-hour window that begins two weeks in the future). However, we do not know if such lagged models could maintain adequate performance for clinical use with individuals.</w:t>
+      </w:r>
+    </w:p>
+    <w:p>
+      <w:pPr>
+        <w:pStyle w:val="BodyText"/>
+      </w:pPr>
+      <w:r>
+        <w:t xml:space="preserve">In this study, we evaluated the performance of machine learning models that predict the probability of future lapses within 24-hour prediction windows that were systematically lagged further into the future. We considered several meaningful lags for these prediction windows: 1 day, 3 days, 1 week, and 2 weeks. We conducted pre-registered analyses of both the absolute performance of these lagged models and their relative performance compared to a baseline model that predicted lapse probability in the immediate next day (i.e., no lag). In addition to the aggregate performance of these models, we also evaluated algorithmic fairness by comparing model performance across important subgroups that have documented disparities in treatment access and/or outcomes. These include comparisons by race/ethnicity</w:t>
+      </w:r>
+      <w:r>
+        <w:t xml:space="preserve"> </w:t>
+      </w:r>
+      <w:r>
+        <w:t xml:space="preserve">(Kilaru et al., 2020; Pinedo, 2019)</w:t>
+      </w:r>
+      <w:r>
+        <w:t xml:space="preserve">, income</w:t>
+      </w:r>
+      <w:r>
+        <w:t xml:space="preserve"> </w:t>
+      </w:r>
+      <w:r>
+        <w:t xml:space="preserve">(Olfson et al., 2022)</w:t>
+      </w:r>
+      <w:r>
+        <w:t xml:space="preserve">, and sex at birth</w:t>
+      </w:r>
+      <w:r>
+        <w:t xml:space="preserve"> </w:t>
+      </w:r>
+      <w:r>
+        <w:t xml:space="preserve">(Greenfield et al., 2007; Kilaru et al., 2020)</w:t>
+      </w:r>
+      <w:r>
+        <w:t xml:space="preserve">. Finally, we calculated Shapley values for feature categories defined by EMA items to better understand how these models make their prediction and how these features can be used to recommend personalized supports.</w:t>
+      </w:r>
+    </w:p>
+    <w:bookmarkEnd w:id="85"/>
+    <w:bookmarkStart w:id="109" w:name="methods"/>
+    <w:p>
+      <w:pPr>
+        <w:pStyle w:val="Heading2"/>
+      </w:pPr>
+      <w:r>
+        <w:t xml:space="preserve">3.2 Methods</w:t>
+      </w:r>
+    </w:p>
+    <w:bookmarkStart w:id="88" w:name="transparency-and-openness-1"/>
     <w:p>
       <w:pPr>
         <w:pStyle w:val="Heading3"/>
       </w:pPr>
       <w:r>
-        <w:t xml:space="preserve">2.4.4 Additional Limitations and Future Directions</w:t>
+        <w:t xml:space="preserve">3.2.1 Transparency and Openness</w:t>
       </w:r>
     </w:p>
     <w:p>
@@ -6743,398 +7108,9 @@
         <w:pStyle w:val="FirstParagraph"/>
       </w:pPr>
       <w:r>
-        <w:t xml:space="preserve">Successful clinical implementation of our models will require several important steps to address limitations in our work to-date. First, we need to enrich the training data to include diversity across race, ethnicity, and geographic region. Our current prediction models may not work well for people of color or people from rural communities. Prediction models must use diverse training samples to avoid exacerbating rather than mitigating existing disparities. We must also collect data from individuals in later stages of recovery beyond initial remission; features that predict lapses may differ in these later periods. We are intentionally addressing these issues in a current NIH protocol that recruits nationally for demographic and geographic diversity and follows participants for up to 1.5 years into their recovery</w:t>
-      </w:r>
-      <w:r>
-        <w:t xml:space="preserve"> </w:t>
-      </w:r>
-      <w:r>
-        <w:t xml:space="preserve">(Moshontz et al., 2021)</w:t>
-      </w:r>
-      <w:r>
-        <w:t xml:space="preserve">.</w:t>
-      </w:r>
-    </w:p>
-    <w:p>
-      <w:pPr>
-        <w:pStyle w:val="BodyText"/>
-      </w:pPr>
-      <w:r>
-        <w:t xml:space="preserve">The chronic nature of AUD may require sustained use of a sensing and prediction system. Consequently, the burden of using such systems must be considered. Participants with AUD find three months of 4x daily EMA to be generally acceptable and report that they could hypothetically sustain this for at least a year if there were clinical benefits to them</w:t>
-      </w:r>
-      <w:r>
-        <w:t xml:space="preserve"> </w:t>
-      </w:r>
-      <w:r>
-        <w:t xml:space="preserve">(Wyant et al., 2023)</w:t>
-      </w:r>
-      <w:r>
-        <w:t xml:space="preserve">. They also report that 1x daily EMA may be more feasible still</w:t>
-      </w:r>
-      <w:r>
-        <w:t xml:space="preserve"> </w:t>
-      </w:r>
-      <w:r>
-        <w:t xml:space="preserve">(Wyant et al., 2023)</w:t>
-      </w:r>
-      <w:r>
-        <w:t xml:space="preserve">. We plan to develop future prediction models that use only the single morning EMA to contrast the assessment burden vs. model performance trade-off between our current models and putatively lower burden models. We also plan to train models that use features based on passively sensed geolocation and cellular communications data-streams (i.e., meta-data from calls and text messages; text message content) that were also collected from our participants. These passively sensed signals may be sufficient as inputs to an exceptionally low burden prediction model. Alternatively, they can be added to models that also include EMA to increase model performance further and/or to reduce the frequency or length of the EMA surveys while maintaining comparable performance.</w:t>
-      </w:r>
-    </w:p>
-    <w:p>
-      <w:pPr>
-        <w:pStyle w:val="BodyText"/>
-      </w:pPr>
-      <w:r>
-        <w:t xml:space="preserve">Our current models predict probability of imminent lapses. The hour and day full models are well-positioned to identify and recommend just-in-time interventions to address these immediate risks. However, the week model may not have sufficient temporal specificity to recommend immediate patient action. Instead, its clinical utility may improve if we shift this coarser window width into the future. For example, we could train a model to predict the probability of lapse at any point during a week window that begins two weeks in the future. This</w:t>
-      </w:r>
-      <w:r>
-        <w:t xml:space="preserve"> </w:t>
-      </w:r>
-      <w:r>
-        <w:t xml:space="preserve">“time-lagged”</w:t>
-      </w:r>
-      <w:r>
-        <w:t xml:space="preserve"> </w:t>
-      </w:r>
-      <w:r>
-        <w:t xml:space="preserve">model could provide patients with increased lead time to implement supports that might not be immediately available to them (e.g., schedule therapy appointment, request support from an AA sponsor).</w:t>
-      </w:r>
-    </w:p>
-    <w:p>
-      <w:pPr>
-        <w:pStyle w:val="BodyText"/>
-      </w:pPr>
-      <w:r>
-        <w:t xml:space="preserve">Finally, XGBoost does not take advantage of grouping observations within participants or systematic variation unique to individual participants</w:t>
-      </w:r>
-      <w:r>
-        <w:rPr>
-          <w:rStyle w:val="FootnoteReference"/>
-        </w:rPr>
-        <w:footnoteReference w:id="84"/>
-      </w:r>
-      <w:r>
-        <w:t xml:space="preserve">. Independence of observations is not necessary for statistically valid prediction. When observations are grouped/repeated within participants, linear mixed effects models or other statistical models that can estimate both population-level (fixed) effects and participant-level (random) effects may predict better for the participants on which they were trained than would XGBoost. However, we are not interested in making predictions for participants in our training set. We want to know how well our models will work with new individuals like those that will use smart digital therapeutics in the future.</w:t>
-      </w:r>
-    </w:p>
-    <w:p>
-      <w:pPr>
-        <w:pStyle w:val="BodyText"/>
-      </w:pPr>
-      <w:r>
-        <w:t xml:space="preserve">In some domains, there has been increasing interest in idiographic approaches where models are trained and then implemented for the same individual</w:t>
-      </w:r>
-      <w:r>
-        <w:t xml:space="preserve">(Fisher et al., 2019; Wright &amp; Zimmermann, 2019)</w:t>
-      </w:r>
-      <w:r>
-        <w:t xml:space="preserve">. Such approaches may also yield superior predictive performance but are not possible to implement for outcomes like alcohol use lapse. A person-specific lapse prediction model requires a sufficient number of positive labels (i.e., lapses) for that individual. It may be too late to prevent relapse if we must wait until an individual has lapsed multiple (perhaps many) times to offer help. We believe the most promising approaches may involve first developing population-based models and updating these models with person-specific information as the patient uses the system</w:t>
-      </w:r>
-      <w:r>
-        <w:t xml:space="preserve"> </w:t>
-      </w:r>
-      <w:r>
-        <w:t xml:space="preserve">(Zhou et al., 2018)</w:t>
-      </w:r>
-      <w:r>
-        <w:t xml:space="preserve">. We are pursuing these cutting-edge models as a near-term future direction.</w:t>
-      </w:r>
-    </w:p>
-    <w:p>
-      <w:pPr>
-        <w:pStyle w:val="BodyText"/>
-      </w:pPr>
-      <w:r>
-        <w:t xml:space="preserve">In this study, we have demonstrated that sensing and prediction systems can now be developed to predict future lapses with high temporal resolution. Important steps still remain before these systems can be embedded within smart digital therapeutics and delivered to patients. However, the necessary steps are clear and, when completed, these smart digital therapeutics hold promise to advance us toward precision mental health solutions that may reduce both barriers and disparities in AUD treatment.</w:t>
-      </w:r>
-    </w:p>
-    <w:bookmarkEnd w:id="85"/>
-    <w:bookmarkEnd w:id="86"/>
-    <w:bookmarkEnd w:id="87"/>
-    <w:bookmarkStart w:id="143" w:name="Xa9dab75cb028dec3684db25ff70acaea84b1b87"/>
-    <w:p>
-      <w:pPr>
-        <w:pStyle w:val="Heading1"/>
-      </w:pPr>
-      <w:r>
-        <w:t xml:space="preserve">3. Lagged predictions of next day alcohol lapse risk for personalized and adaptive continuing care support</w:t>
-      </w:r>
-    </w:p>
-    <w:bookmarkStart w:id="88" w:name="introduction-2"/>
-    <w:p>
-      <w:pPr>
-        <w:pStyle w:val="Heading2"/>
-      </w:pPr>
-      <w:r>
-        <w:t xml:space="preserve">3.1 Introduction</w:t>
-      </w:r>
-    </w:p>
-    <w:p>
-      <w:pPr>
-        <w:pStyle w:val="FirstParagraph"/>
-      </w:pPr>
-      <w:r>
-        <w:t xml:space="preserve">Alcohol and other substance use disorders (SUDs) are serious chronic conditions, characterized by high relapse rates</w:t>
-      </w:r>
-      <w:r>
-        <w:t xml:space="preserve">(Dennis &amp; Scott, 2007; McLellan et al., 2000)</w:t>
-      </w:r>
-      <w:r>
-        <w:t xml:space="preserve">, substantial co-morbidity with other physical and mental health problems</w:t>
-      </w:r>
-      <w:r>
-        <w:t xml:space="preserve">(Dennis &amp; Scott, 2007; Substance Abuse and Mental Health Services Administration, n.d.)</w:t>
-      </w:r>
-      <w:r>
-        <w:t xml:space="preserve">, and an increased risk of mortality</w:t>
-      </w:r>
-      <w:r>
-        <w:t xml:space="preserve"> </w:t>
-      </w:r>
-      <w:r>
-        <w:t xml:space="preserve">(Centers for Disease Control and Prevention (CDC), n.d.; Hedegaard et al., 2021)</w:t>
-      </w:r>
-      <w:r>
-        <w:t xml:space="preserve">. Too few individuals receive medications or clinician-delivered interventions to help them initially achieve abstinence and/or reduce harms associated with their use</w:t>
-      </w:r>
-      <w:r>
-        <w:t xml:space="preserve"> </w:t>
-      </w:r>
-      <w:r>
-        <w:t xml:space="preserve">(Substance Abuse and Mental Health Services Administration, n.d.)</w:t>
-      </w:r>
-      <w:r>
-        <w:t xml:space="preserve">. Yet, this problem is even worse for subsequent continuing care during SUD recovery. Continuing care, including both risk monitoring and ongoing support, is the gold standard for managing chronic health conditions such as diabetes, asthma, and HIV. Yet, continuing care for SUDs is largely lacking despite ample evidence that SUDs are chronic, relapsing conditions</w:t>
-      </w:r>
-      <w:r>
-        <w:t xml:space="preserve"> </w:t>
-      </w:r>
-      <w:r>
-        <w:t xml:space="preserve">(Socías et al., 2016; Stanojlović &amp; Davidson, 2021; Substance Abuse and Mental Health Services Administration, n.d.)</w:t>
-      </w:r>
-      <w:r>
-        <w:t xml:space="preserve">.</w:t>
-      </w:r>
-    </w:p>
-    <w:p>
-      <w:pPr>
-        <w:pStyle w:val="BodyText"/>
-      </w:pPr>
-      <w:r>
-        <w:t xml:space="preserve">When available, an important focus of continuing care during SUD recovery is the prevention of lapses (i.e., single instances of goal-inconsistent substance use) and full relapse back to harmful use</w:t>
-      </w:r>
-      <w:r>
-        <w:t xml:space="preserve"> </w:t>
-      </w:r>
-      <w:r>
-        <w:t xml:space="preserve">(Marlatt &amp; Gordon, 1985; K. Witkiewitz &amp; Marlatt, 2004)</w:t>
-      </w:r>
-      <w:r>
-        <w:t xml:space="preserve">. Critically, the risk factors that instigate lapses during recovery are individualized, numerous, dynamic, interactive, and non-linear</w:t>
-      </w:r>
-      <w:r>
-        <w:t xml:space="preserve"> </w:t>
-      </w:r>
-      <w:r>
-        <w:t xml:space="preserve">(Brandon et al., 2007; K. Witkiewitz &amp; Marlatt, 2007)</w:t>
-      </w:r>
-      <w:r>
-        <w:t xml:space="preserve">. Therefore, the optimal supports to address these risk factors and encourage continued, successful recovery vary both across individuals and within an individual over time. Given this, continuing care could benefit greatly from a precision mental health approach that seeks to provide the right support to the right individual at the right time, every time</w:t>
-      </w:r>
-      <w:r>
-        <w:t xml:space="preserve"> </w:t>
-      </w:r>
-      <w:r>
-        <w:t xml:space="preserve">(Bickman et al., 2016; DeRubeis, 2019; Kranzler &amp; McKay, 2012)</w:t>
-      </w:r>
-      <w:r>
-        <w:t xml:space="preserve">. However, such monitoring and personalized support must also be highly scalable to address the substantial unmet need for SUD continuing care.</w:t>
-      </w:r>
-    </w:p>
-    <w:p>
-      <w:pPr>
-        <w:pStyle w:val="BodyText"/>
-      </w:pPr>
-      <w:r>
-        <w:t xml:space="preserve">Recent advances in both smartphone sensing</w:t>
-      </w:r>
-      <w:r>
-        <w:t xml:space="preserve"> </w:t>
-      </w:r>
-      <w:r>
-        <w:t xml:space="preserve">(Mohr et al., 2017)</w:t>
-      </w:r>
-      <w:r>
-        <w:t xml:space="preserve"> </w:t>
-      </w:r>
-      <w:r>
-        <w:t xml:space="preserve">and machine learning</w:t>
-      </w:r>
-      <w:r>
-        <w:t xml:space="preserve"> </w:t>
-      </w:r>
-      <w:r>
-        <w:t xml:space="preserve">(Hastie et al., 2009)</w:t>
-      </w:r>
-      <w:r>
-        <w:t xml:space="preserve"> </w:t>
-      </w:r>
-      <w:r>
-        <w:t xml:space="preserve">hold promise as a scalable foundation for monitoring and personalized support during SUD recovery. Smartphone sensing approaches (e.g., ecological momentary assessment, geolocation sensing) can provide the frequent, longitudinal measurement of proximal risk factors that is necessary for prediction of future lapses with high temporal precision. Ecological momentary assessment (EMA) may be particularly well-suited for lapse prediction because it can provide privileged access to the subjective experiences (e.g., craving, affect, stress, motivation, self-efficacy) that are targets for change in evidence based approaches for relapse prevention</w:t>
-      </w:r>
-      <w:r>
-        <w:t xml:space="preserve"> </w:t>
-      </w:r>
-      <w:r>
-        <w:t xml:space="preserve">(Bowen et al., 2021; Marlatt &amp; Gordon, 1985; K. Witkiewitz &amp; Marlatt, 2004)</w:t>
-      </w:r>
-      <w:r>
-        <w:t xml:space="preserve">. Furthermore, individuals with SUDs have found EMA to be acceptable for sustained measurement for up to a year with relatively high compliance</w:t>
-      </w:r>
-      <w:r>
-        <w:t xml:space="preserve"> </w:t>
-      </w:r>
-      <w:r>
-        <w:t xml:space="preserve">(Moshontz et al., 2021; Wyant et al., 2023)</w:t>
-      </w:r>
-      <w:r>
-        <w:t xml:space="preserve">, suggesting that this method is feasible for long-term monitoring throughout SUD recovery.</w:t>
-      </w:r>
-    </w:p>
-    <w:p>
-      <w:pPr>
-        <w:pStyle w:val="BodyText"/>
-      </w:pPr>
-      <w:r>
-        <w:t xml:space="preserve">Machine learning models are well-positioned to use EMAs as inputs to provide temporally precise prediction of the probability of future lapses with sufficiently high performance to support decisions about interventions and other supports for specific individuals. These models can handle the high dimensional feature sets that may result from feature engineering densely sampled raw EMA over time. They can also accommodate non-linear and interactive relationships between features and lapse probability that are likely necessary for accurate prediction of lapse probability. And rapid advances in the tools for interpretable machine learning (e.g, Shapley values</w:t>
-      </w:r>
-      <w:r>
-        <w:t xml:space="preserve"> </w:t>
-      </w:r>
-      <w:r>
-        <w:t xml:space="preserve">(Lundberg &amp; Lee, 2017)</w:t>
-      </w:r>
-      <w:r>
-        <w:t xml:space="preserve">) now allow us to probe these models to understand which risk features contribute most strongly to a lapse prediction for a specific individual at a specific moment in time. Interventions, supports, and/or lifestyle adjustments can then be personalized to address these risks following from our understanding about relapse prevention.</w:t>
-      </w:r>
-    </w:p>
-    <w:p>
-      <w:pPr>
-        <w:pStyle w:val="BodyText"/>
-      </w:pPr>
-      <w:r>
-        <w:t xml:space="preserve">Preliminary research is now emerging that uses features derived from EMAs in machine learning models to predict the probability of future alcohol use</w:t>
-      </w:r>
-      <w:r>
-        <w:t xml:space="preserve"> </w:t>
-      </w:r>
-      <w:r>
-        <w:t xml:space="preserve">(S. Bae et al., 2018; Soyster et al., 2022; Walters et al., 2021)</w:t>
-      </w:r>
-      <w:r>
-        <w:t xml:space="preserve">. This research is important because it rigorously required strict temporal ordering necessary for true prediction, with features measured before alcohol use outcomes. It also used resampling methods (e.g., cross-validation) that prioritize model generalizability to increase the likelihood these models will perform well with new people. And perhaps most importantly, Chapter 2 demonstrated that machine learning models using EMA can provide predictions with very high temporal precision at clinically implementable levels of performance. Specifically, they developed models that predict lapses in the immediate future (i.e., the next day and even the next hour) with area under the receiver operating characteristic curve of 0.91 and 0.93, respectively.</w:t>
-      </w:r>
-    </w:p>
-    <w:p>
-      <w:pPr>
-        <w:pStyle w:val="BodyText"/>
-      </w:pPr>
-      <w:r>
-        <w:t xml:space="preserve">The next day lapse prediction model in Chapter 2 can provide personalized support recommendations to address immediate risks for possible lapses in that next day. Features derived from past EMAs can be updated in the early morning to yield the predicted lapse probability for an individual that day. Personalized supports that target the top features contributing to that prediction can be provided to assist them that day. For example, if predicted lapse probability is high due to recent frequent craving, they could be reminded about the benefits of urge surfing or distracting activities during brief periods when cravings arise. Conversely, guided relaxation techniques could be recommended if lapse probability was high due to recent past and anticipated stressors that day. Patients could also be assisted to implement any of these recommendations by videos or other tools within a digital therapeutic. Curtin and colleagues are currently evaluating outcomes associated with the use of this</w:t>
-      </w:r>
-      <w:r>
-        <w:t xml:space="preserve"> </w:t>
-      </w:r>
-      <w:r>
-        <w:t xml:space="preserve">“smart”</w:t>
-      </w:r>
-      <w:r>
-        <w:t xml:space="preserve"> </w:t>
-      </w:r>
-      <w:r>
-        <w:t xml:space="preserve">(machine learning guided) monitoring and personalized support system for patients in recovery from alcohol use disorder</w:t>
-      </w:r>
-      <w:r>
-        <w:t xml:space="preserve"> </w:t>
-      </w:r>
-      <w:r>
-        <w:t xml:space="preserve">(Wyant et al., 2025)</w:t>
-      </w:r>
-      <w:r>
-        <w:t xml:space="preserve">.</w:t>
-      </w:r>
-    </w:p>
-    <w:p>
-      <w:pPr>
-        <w:pStyle w:val="BodyText"/>
-      </w:pPr>
-      <w:r>
-        <w:t xml:space="preserve">Despite the promise offered by a monitoring and personalized support system based on immediate future risks (e.g., the next day), such a system has limitations. Most importantly, recommendations must be limited to previously learned skills and/or supports that are available to implement that day. However, many risks may require supports that are not available in the moment. For example, to address lifestyle imbalances, several future positive activities may need to be planned. Time with supportive friends or an AA sponsor to help with many risks may require time to schedule. Similarly, work or family schedules may need to be adjusted to return to attending self-help meetings. If new recovery skills or therapeutic activities are needed to address emerging risks, sessions with a therapist may need to be booked to assist the patient to acquire these new skills. In all of these instances, patients would benefit from advanced warning about changes in their lapse probability and the associated risks that contribute to these changes. A smart monitoring and personalized support system could provide this advanced warning by lagging lapse probability predictions further into the future (e.g., predicting lapse probability in a 24-hour window that begins two weeks in the future). However, we do not know if such lagged models could maintain adequate performance for clinical use with individuals.</w:t>
-      </w:r>
-    </w:p>
-    <w:p>
-      <w:pPr>
-        <w:pStyle w:val="BodyText"/>
-      </w:pPr>
-      <w:r>
-        <w:t xml:space="preserve">In this study, we evaluated the performance of machine learning models that predict the probability of future lapses within 24-hour prediction windows that were systematically lagged further into the future. We considered several meaningful lags for these prediction windows: 1 day, 3 days, 1 week, and 2 weeks. We conducted pre-registered analyses of both the absolute performance of these lagged models and their relative performance compared to a baseline model that predicted lapse probability in the immediate next day (i.e., no lag). In addition to the aggregate performance of these models, we also evaluated algorithmic fairness by comparing model performance across important subgroups that have documented disparities in treatment access and/or outcomes. These include comparisons by race/ethnicity</w:t>
-      </w:r>
-      <w:r>
-        <w:t xml:space="preserve"> </w:t>
-      </w:r>
-      <w:r>
-        <w:t xml:space="preserve">(Kilaru et al., 2020; Pinedo, 2019)</w:t>
-      </w:r>
-      <w:r>
-        <w:t xml:space="preserve">, income</w:t>
-      </w:r>
-      <w:r>
-        <w:t xml:space="preserve"> </w:t>
-      </w:r>
-      <w:r>
-        <w:t xml:space="preserve">(Olfson et al., 2022)</w:t>
-      </w:r>
-      <w:r>
-        <w:t xml:space="preserve">, and sex at birth</w:t>
-      </w:r>
-      <w:r>
-        <w:t xml:space="preserve"> </w:t>
-      </w:r>
-      <w:r>
-        <w:t xml:space="preserve">(Greenfield et al., 2007; Kilaru et al., 2020)</w:t>
-      </w:r>
-      <w:r>
-        <w:t xml:space="preserve">. Finally, we calculated Shapley values for feature categories defined by EMA items to better understand how these models make their prediction and how these features can be used to recommend personalized supports.</w:t>
-      </w:r>
-    </w:p>
-    <w:bookmarkEnd w:id="88"/>
-    <w:bookmarkStart w:id="117" w:name="methods"/>
-    <w:p>
-      <w:pPr>
-        <w:pStyle w:val="Heading2"/>
-      </w:pPr>
-      <w:r>
-        <w:t xml:space="preserve">3.2 Methods</w:t>
-      </w:r>
-    </w:p>
-    <w:bookmarkStart w:id="91" w:name="transparency-and-openness-1"/>
-    <w:p>
-      <w:pPr>
-        <w:pStyle w:val="Heading3"/>
-      </w:pPr>
-      <w:r>
-        <w:t xml:space="preserve">3.2.1 Transparency and Openness</w:t>
-      </w:r>
-    </w:p>
-    <w:p>
-      <w:pPr>
-        <w:pStyle w:val="FirstParagraph"/>
-      </w:pPr>
-      <w:r>
         <w:t xml:space="preserve">We adhere to research transparency principles that are crucial for robust and replicable science. We preregistered our data analytic strategy. We reported how we determined the sample size, all data exclusions, all manipulations, and all study measures. Finally, our data, questionnaires and other study materials are publicly available on our OSF page (</w:t>
       </w:r>
-      <w:hyperlink r:id="rId89">
+      <w:hyperlink r:id="rId86">
         <w:r>
           <w:rPr>
             <w:rStyle w:val="Hyperlink"/>
@@ -7145,7 +7121,7 @@
       <w:r>
         <w:t xml:space="preserve">), and our annotated analysis scripts and results are publicly available on our study website (</w:t>
       </w:r>
-      <w:hyperlink r:id="rId90">
+      <w:hyperlink r:id="rId87">
         <w:r>
           <w:rPr>
             <w:rStyle w:val="Hyperlink"/>
@@ -7157,8 +7133,8 @@
         <w:t xml:space="preserve">).</w:t>
       </w:r>
     </w:p>
-    <w:bookmarkEnd w:id="91"/>
-    <w:bookmarkStart w:id="93" w:name="participants-1"/>
+    <w:bookmarkEnd w:id="88"/>
+    <w:bookmarkStart w:id="89" w:name="participants-1"/>
     <w:p>
       <w:pPr>
         <w:pStyle w:val="Heading3"/>
@@ -7240,13 +7216,16 @@
         <w:pStyle w:val="FirstParagraph"/>
       </w:pPr>
       <w:r>
-        <w:t xml:space="preserve">We also excluded participants exhibiting severe symptoms of psychosis or paranoia.</w:t>
-      </w:r>
-      <w:r>
-        <w:rPr>
-          <w:rStyle w:val="FootnoteReference"/>
-        </w:rPr>
-        <w:footnoteReference w:id="92"/>
+        <w:t xml:space="preserve">We also excluded participants exhibiting severe symptoms of psychosis or paranoia, defined as scores &gt;2.2 or 2.8, respectively, on the psychosis or paranoia scales of the Symptom Checklist–90</w:t>
+      </w:r>
+      <w:r>
+        <w:t xml:space="preserve"> </w:t>
+      </w:r>
+      <w:r>
+        <w:t xml:space="preserve">(Derogatis, L.R., 2000)</w:t>
+      </w:r>
+      <w:r>
+        <w:t xml:space="preserve">.</w:t>
       </w:r>
     </w:p>
     <w:p>
@@ -7269,14 +7248,120 @@
         <w:t xml:space="preserve">because comparable approaches for machine learning models have not yet been validated.</w:t>
       </w:r>
     </w:p>
+    <w:bookmarkEnd w:id="89"/>
+    <w:bookmarkStart w:id="90" w:name="procedure-1"/>
+    <w:p>
+      <w:pPr>
+        <w:pStyle w:val="Heading3"/>
+      </w:pPr>
+      <w:r>
+        <w:t xml:space="preserve">3.2.3 Procedure</w:t>
+      </w:r>
+    </w:p>
+    <w:p>
+      <w:pPr>
+        <w:pStyle w:val="FirstParagraph"/>
+      </w:pPr>
+      <w:r>
+        <w:t xml:space="preserve">Participants completed five study visits over approximately three months. After an initial phone screen, participants attended an in-person screening visit to determine eligibility, complete informed consent, and collect self-report measures. Eligible, consented participants returned approximately one week later for an intake visit. Three additional follow-up visits occurred about every 30 days that participants remained on study. Participants were expected to complete four daily EMAs while on study. Other personal sensing data streams (geolocation, cellular communications, sleep quality, and audio check-ins) were collected as part of the parent grant’s aims (R01 AA024391). Participants could earn up to $150/month if they completed all study visits, had 10% or less missing EMA data and opted in to provide data for other personal sensing data streams.</w:t>
+      </w:r>
+    </w:p>
+    <w:bookmarkEnd w:id="90"/>
+    <w:bookmarkStart w:id="93" w:name="measures-1"/>
+    <w:p>
+      <w:pPr>
+        <w:pStyle w:val="Heading3"/>
+      </w:pPr>
+      <w:r>
+        <w:t xml:space="preserve">3.2.4 Measures</w:t>
+      </w:r>
+    </w:p>
+    <w:bookmarkStart w:id="91" w:name="ecological-momentary-assessments-1"/>
+    <w:p>
+      <w:pPr>
+        <w:pStyle w:val="Heading4"/>
+      </w:pPr>
+      <w:r>
+        <w:t xml:space="preserve">3.2.4.1 Ecological Momentary Assessments</w:t>
+      </w:r>
+    </w:p>
+    <w:p>
+      <w:pPr>
+        <w:pStyle w:val="FirstParagraph"/>
+      </w:pPr>
+      <w:r>
+        <w:t xml:space="preserve">Participants completed four brief (7-10 questions) EMAs daily. The first and last EMAs of the day were scheduled within one hour of participants’ typical wake and sleep times. The other two EMAs were scheduled randomly within the first and second halves of their typical day, with at least one hour between EMAs. Participants learned how to complete the EMA and the meaning of each question during their intake visit.</w:t>
+      </w:r>
+    </w:p>
+    <w:p>
+      <w:pPr>
+        <w:pStyle w:val="BodyText"/>
+      </w:pPr>
+      <w:r>
+        <w:t xml:space="preserve">On all EMAs, participants reported dates/times of any previously unreported past alcohol use. Next, participants rated the maximum intensity of recent (i.e., since last EMA) experiences of craving, risky situations, stressful events, and pleasant events. Finally, participants rated their current affect on two bipolar scales: valence (Unpleasant/Unhappy to Pleasant/Happy) and arousal (Calm/Sleepy to Aroused/Alert).</w:t>
+      </w:r>
+    </w:p>
+    <w:p>
+      <w:pPr>
+        <w:pStyle w:val="BodyText"/>
+      </w:pPr>
+      <w:r>
+        <w:t xml:space="preserve">On the first EMA each day, participants also rated the likelihood of encountering risky situations and stressful events in the next week and the likelihood that they would drink alcohol in the next week (i.e., abstinence self-efficacy).</w:t>
+      </w:r>
+    </w:p>
+    <w:bookmarkEnd w:id="91"/>
+    <w:bookmarkStart w:id="92" w:name="individual-characteristics"/>
+    <w:p>
+      <w:pPr>
+        <w:pStyle w:val="Heading4"/>
+      </w:pPr>
+      <w:r>
+        <w:t xml:space="preserve">3.2.4.2 Individual Characteristics</w:t>
+      </w:r>
+    </w:p>
+    <w:p>
+      <w:pPr>
+        <w:pStyle w:val="FirstParagraph"/>
+      </w:pPr>
+      <w:r>
+        <w:t xml:space="preserve">We collected self-report information about demographics (age, sex at birth, race, ethnicity, education, marital status, employment, and income) and clinical characteristics (AUD milestones, number of quit attempts, lifetime AUD treatment history, lifetime receipt of AUD medication, DSM-5 AUD symptom count, current drug use</w:t>
+      </w:r>
+      <w:r>
+        <w:t xml:space="preserve"> </w:t>
+      </w:r>
+      <w:r>
+        <w:t xml:space="preserve">(WHO ASSIST Working Group, 2002)</w:t>
+      </w:r>
+      <w:r>
+        <w:t xml:space="preserve">, and presence of psychological symptoms</w:t>
+      </w:r>
+      <w:r>
+        <w:t xml:space="preserve"> </w:t>
+      </w:r>
+      <w:r>
+        <w:t xml:space="preserve">(Derogatis, L.R., 2000)</w:t>
+      </w:r>
+      <w:r>
+        <w:t xml:space="preserve">) to characterize our sample. DSM-5 AUD symptom count and presence of psychological symptoms were also used to determine eligibility. Demographic information was included as features in our models. A subset of these variables (sex at birth, race, ethnicity, and income) were used for model fairness analyses, as they have documented disparities in treatment access and outcomes.</w:t>
+      </w:r>
+    </w:p>
+    <w:p>
+      <w:pPr>
+        <w:pStyle w:val="BodyText"/>
+      </w:pPr>
+      <w:r>
+        <w:t xml:space="preserve">As part of the aims of the parent project we collected many other trait and state measures throughout the study. A complete list of all measures can be found on our study’s OSF page.</w:t>
+      </w:r>
+    </w:p>
+    <w:bookmarkEnd w:id="92"/>
     <w:bookmarkEnd w:id="93"/>
-    <w:bookmarkStart w:id="94" w:name="procedure-1"/>
+    <w:bookmarkStart w:id="108" w:name="data-analytic-strategy-1"/>
     <w:p>
       <w:pPr>
         <w:pStyle w:val="Heading3"/>
       </w:pPr>
       <w:r>
-        <w:t xml:space="preserve">3.2.3 Procedure</w:t>
+        <w:t xml:space="preserve">3.2.5 Data Analytic Strategy</w:t>
       </w:r>
     </w:p>
     <w:p>
@@ -7284,112 +7369,6 @@
         <w:pStyle w:val="FirstParagraph"/>
       </w:pPr>
       <w:r>
-        <w:t xml:space="preserve">Participants completed five study visits over approximately three months. After an initial phone screen, participants attended an in-person screening visit to determine eligibility, complete informed consent, and collect self-report measures. Eligible, consented participants returned approximately one week later for an intake visit. Three additional follow-up visits occurred about every 30 days that participants remained on study. Participants were expected to complete four daily EMAs while on study. Other personal sensing data streams (geolocation, cellular communications, sleep quality, and audio check-ins) were collected as part of the parent grant’s aims (R01 AA024391). Participants could earn up to $150/month if they completed all study visits, had 10% or less missing EMA data and opted in to provide data for other personal sensing data streams.</w:t>
-      </w:r>
-    </w:p>
-    <w:bookmarkEnd w:id="94"/>
-    <w:bookmarkStart w:id="97" w:name="measures-1"/>
-    <w:p>
-      <w:pPr>
-        <w:pStyle w:val="Heading3"/>
-      </w:pPr>
-      <w:r>
-        <w:t xml:space="preserve">3.2.4 Measures</w:t>
-      </w:r>
-    </w:p>
-    <w:bookmarkStart w:id="95" w:name="ecological-momentary-assessments-1"/>
-    <w:p>
-      <w:pPr>
-        <w:pStyle w:val="Heading4"/>
-      </w:pPr>
-      <w:r>
-        <w:t xml:space="preserve">3.2.4.1 Ecological Momentary Assessments</w:t>
-      </w:r>
-    </w:p>
-    <w:p>
-      <w:pPr>
-        <w:pStyle w:val="FirstParagraph"/>
-      </w:pPr>
-      <w:r>
-        <w:t xml:space="preserve">Participants completed four brief (7-10 questions) EMAs daily. The first and last EMAs of the day were scheduled within one hour of participants’ typical wake and sleep times. The other two EMAs were scheduled randomly within the first and second halves of their typical day, with at least one hour between EMAs. Participants learned how to complete the EMA and the meaning of each question during their intake visit.</w:t>
-      </w:r>
-    </w:p>
-    <w:p>
-      <w:pPr>
-        <w:pStyle w:val="BodyText"/>
-      </w:pPr>
-      <w:r>
-        <w:t xml:space="preserve">On all EMAs, participants reported dates/times of any previously unreported past alcohol use. Next, participants rated the maximum intensity of recent (i.e., since last EMA) experiences of craving, risky situations, stressful events, and pleasant events. Finally, participants rated their current affect on two bipolar scales: valence (Unpleasant/Unhappy to Pleasant/Happy) and arousal (Calm/Sleepy to Aroused/Alert).</w:t>
-      </w:r>
-    </w:p>
-    <w:p>
-      <w:pPr>
-        <w:pStyle w:val="BodyText"/>
-      </w:pPr>
-      <w:r>
-        <w:t xml:space="preserve">On the first EMA each day, participants also rated the likelihood of encountering risky situations and stressful events in the next week and the likelihood that they would drink alcohol in the next week (i.e., abstinence self-efficacy).</w:t>
-      </w:r>
-    </w:p>
-    <w:bookmarkEnd w:id="95"/>
-    <w:bookmarkStart w:id="96" w:name="individual-characteristics"/>
-    <w:p>
-      <w:pPr>
-        <w:pStyle w:val="Heading4"/>
-      </w:pPr>
-      <w:r>
-        <w:t xml:space="preserve">3.2.4.2 Individual Characteristics</w:t>
-      </w:r>
-    </w:p>
-    <w:p>
-      <w:pPr>
-        <w:pStyle w:val="FirstParagraph"/>
-      </w:pPr>
-      <w:r>
-        <w:t xml:space="preserve">We collected self-report information about demographics (age, sex at birth, race, ethnicity, education, marital status, employment, and income) and clinical characteristics (AUD milestones, number of quit attempts, lifetime AUD treatment history, lifetime receipt of AUD medication, DSM-5 AUD symptom count, current drug use</w:t>
-      </w:r>
-      <w:r>
-        <w:t xml:space="preserve"> </w:t>
-      </w:r>
-      <w:r>
-        <w:t xml:space="preserve">(WHO ASSIST Working Group, 2002)</w:t>
-      </w:r>
-      <w:r>
-        <w:t xml:space="preserve">, and presence of psychological symptoms</w:t>
-      </w:r>
-      <w:r>
-        <w:t xml:space="preserve"> </w:t>
-      </w:r>
-      <w:r>
-        <w:t xml:space="preserve">(Derogatis, L.R., 2000)</w:t>
-      </w:r>
-      <w:r>
-        <w:t xml:space="preserve">) to characterize our sample. DSM-5 AUD symptom count and presence of psychological symptoms were also used to determine eligibility. Demographic information was included as features in our models. A subset of these variables (sex at birth, race, ethnicity, and income) were used for model fairness analyses, as they have documented disparities in treatment access and outcomes.</w:t>
-      </w:r>
-    </w:p>
-    <w:p>
-      <w:pPr>
-        <w:pStyle w:val="BodyText"/>
-      </w:pPr>
-      <w:r>
-        <w:t xml:space="preserve">As part of the aims of the parent project we collected many other trait and state measures throughout the study. A complete list of all measures can be found on our study’s OSF page.</w:t>
-      </w:r>
-    </w:p>
-    <w:bookmarkEnd w:id="96"/>
-    <w:bookmarkEnd w:id="97"/>
-    <w:bookmarkStart w:id="116" w:name="data-analytic-strategy-1"/>
-    <w:p>
-      <w:pPr>
-        <w:pStyle w:val="Heading3"/>
-      </w:pPr>
-      <w:r>
-        <w:t xml:space="preserve">3.2.5 Data Analytic Strategy</w:t>
-      </w:r>
-    </w:p>
-    <w:p>
-      <w:pPr>
-        <w:pStyle w:val="FirstParagraph"/>
-      </w:pPr>
-      <w:r>
         <w:t xml:space="preserve">Data preprocessing, modeling, and Bayesian analyses were done in R using the tidymodels ecosystem</w:t>
       </w:r>
       <w:r>
@@ -7411,7 +7390,7 @@
         <w:t xml:space="preserve">.</w:t>
       </w:r>
     </w:p>
-    <w:bookmarkStart w:id="103" w:name="predictions"/>
+    <w:bookmarkStart w:id="99" w:name="predictions"/>
     <w:p>
       <w:pPr>
         <w:pStyle w:val="Heading4"/>
@@ -7527,7 +7506,7 @@
       <w:tr>
         <w:tc>
           <w:tcPr/>
-          <w:bookmarkStart w:id="101" w:name="fig-methods-lag"/>
+          <w:bookmarkStart w:id="97" w:name="fig-methods-lag"/>
           <w:p>
             <w:pPr>
               <w:pStyle w:val="Compact"/>
@@ -7538,18 +7517,18 @@
                 <wp:inline>
                   <wp:extent cx="5334000" cy="4240840"/>
                   <wp:effectExtent b="0" l="0" r="0" t="0"/>
-                  <wp:docPr descr="" title="" id="99" name="Picture"/>
+                  <wp:docPr descr="" title="" id="95" name="Picture"/>
                   <a:graphic>
                     <a:graphicData uri="http://schemas.openxmlformats.org/drawingml/2006/picture">
                       <pic:pic>
                         <pic:nvPicPr>
-                          <pic:cNvPr descr="index_files/figure-docx/notebooks-figures-fig-methods-lag-output-1.png" id="100" name="Picture"/>
+                          <pic:cNvPr descr="index_files/figure-docx/notebooks-figures-fig-methods-lag-output-1.png" id="96" name="Picture"/>
                           <pic:cNvPicPr>
                             <a:picLocks noChangeArrowheads="1" noChangeAspect="1"/>
                           </pic:cNvPicPr>
                         </pic:nvPicPr>
                         <pic:blipFill>
-                          <a:blip r:embed="rId98"/>
+                          <a:blip r:embed="rId94"/>
                           <a:stretch>
                             <a:fillRect/>
                           </a:stretch>
@@ -7589,7 +7568,7 @@
               <w:t xml:space="preserve">Figure 4: Panel A shows the prediction time points at which our model calculated a predicted probability of a lapse. All available data up until, but not including, the prediction time point was used to generate these predictions. Features were created for varying scoring epochs before the prediction time point (i.e., 12, 24, 48, 72, and 168 hours). Prediction time points were updated hourly. Panel B shows how the prediction window (i.e., window of time in which a lapse might occur) rolls forward hour-by-hour with the prediction time point with the prediction time point. The prediction window width for all our models was one week (i.e., models predicted the probability of a lapse occurring within a one week window). Additionally, there were five possible lag times between the prediction time point and start of the prediction window. A prediction window either started immediately after the prediction time point (0 lag) or was lagged by 24, 72, 168, or 336 hours.</w:t>
             </w:r>
           </w:p>
-          <w:bookmarkEnd w:id="101"/>
+          <w:bookmarkEnd w:id="97"/>
         </w:tc>
       </w:tr>
     </w:tbl>
@@ -7609,7 +7588,7 @@
         </w:rPr>
         <w:t xml:space="preserve"> </w:t>
       </w:r>
-      <w:hyperlink r:id="rId102">
+      <w:hyperlink r:id="rId98">
         <w:r>
           <w:rPr>
             <w:rStyle w:val="Hyperlink"/>
@@ -7619,8 +7598,8 @@
         </w:r>
       </w:hyperlink>
     </w:p>
-    <w:bookmarkEnd w:id="103"/>
-    <w:bookmarkStart w:id="105" w:name="labels"/>
+    <w:bookmarkEnd w:id="99"/>
+    <w:bookmarkStart w:id="100" w:name="labels"/>
     <w:p>
       <w:pPr>
         <w:pStyle w:val="Heading4"/>
@@ -7666,16 +7645,7 @@
         <w:t xml:space="preserve"> </w:t>
       </w:r>
       <w:r>
-        <w:t xml:space="preserve">if no alcohol use occurred within that window +/- 24 hours. If no alcohol use occurred within the window but did occur within 24 hours of the start or end of the window, the window was excluded.</w:t>
-      </w:r>
-      <w:r>
-        <w:t xml:space="preserve"> </w:t>
-      </w:r>
-      <w:r>
-        <w:rPr>
-          <w:rStyle w:val="FootnoteReference"/>
-        </w:rPr>
-        <w:footnoteReference w:id="104"/>
+        <w:t xml:space="preserve">if no alcohol use occurred within that window +/- 24 hours. If no alcohol use occurred within the window but did occur within 24 hours of the start or end of the window, the window was excluded. We used this conservative 24-hour fence for labeling windows as no lapse (vs. excluded) to increase the fidelity of these labels. Given that most windows were labeled no lapse, and the outcome was highly unbalanced, it was not problematic to exclude some no lapse events to further increase confidence in those labels.</w:t>
       </w:r>
     </w:p>
     <w:p>
@@ -7686,8 +7656,8 @@
         <w:t xml:space="preserve">We ended up with a total of 274,179 labels for our baseline (no lag) model, 270,911 labels for our 1-day lagged model, 264,362 labels for our 3-day lagged model, 251,458 labels for our 1-week lagged model, and 228,420 labels for our 2-week lagged model.</w:t>
       </w:r>
     </w:p>
-    <w:bookmarkEnd w:id="105"/>
-    <w:bookmarkStart w:id="106" w:name="feature-engineering-1"/>
+    <w:bookmarkEnd w:id="100"/>
+    <w:bookmarkStart w:id="101" w:name="feature-engineering-1"/>
     <w:p>
       <w:pPr>
         <w:pStyle w:val="Heading4"/>
@@ -7774,220 +7744,193 @@
         <w:t xml:space="preserve">Other generic feature engineering steps included imputing missing data (median imputation for numeric features, mode imputation for nominal features) and removing zero and near-zero variance features as determined from held-in data (see Cross-validation section below).</w:t>
       </w:r>
     </w:p>
+    <w:bookmarkEnd w:id="101"/>
+    <w:bookmarkStart w:id="107" w:name="model-training-and-evaluation-1"/>
+    <w:p>
+      <w:pPr>
+        <w:pStyle w:val="Heading4"/>
+      </w:pPr>
+      <w:r>
+        <w:t xml:space="preserve">3.2.5.4 Model Training and Evaluation</w:t>
+      </w:r>
+    </w:p>
+    <w:bookmarkStart w:id="102" w:name="model-configurations"/>
+    <w:p>
+      <w:pPr>
+        <w:pStyle w:val="Heading5"/>
+      </w:pPr>
+      <w:r>
+        <w:t xml:space="preserve">3.2.5.4.1 Model Configurations</w:t>
+      </w:r>
+    </w:p>
+    <w:p>
+      <w:pPr>
+        <w:pStyle w:val="FirstParagraph"/>
+      </w:pPr>
+      <w:r>
+        <w:t xml:space="preserve">We trained and evaluated five separate classification models: one baseline (no lag) model and one model for 1 day, 3 day, 1 week, and 2 week lagged predictions. We considered four well-established statistical algorithms (elastic net, XGBoost, regularized discriminant analysis, and single layer neural networks) that vary across characteristics expected to affect model performance (e.g., flexibility, complexity, handling higher-order interactions natively)</w:t>
+      </w:r>
+      <w:r>
+        <w:t xml:space="preserve"> </w:t>
+      </w:r>
+      <w:r>
+        <w:t xml:space="preserve">(Kuhn &amp; Johnson, 2018)</w:t>
+      </w:r>
+      <w:r>
+        <w:t xml:space="preserve">.</w:t>
+      </w:r>
+    </w:p>
+    <w:p>
+      <w:pPr>
+        <w:pStyle w:val="BodyText"/>
+      </w:pPr>
+      <w:r>
+        <w:t xml:space="preserve">Candidate model configurations differed across sensible values for key hyperparameters. They also differed on outcome resampling method (i.e., no resampling and up-sampling and down-sampling of the outcome using majority/no lapse to minority/lapse ratios ranging from 1:1 to 5:1).</w:t>
+      </w:r>
+    </w:p>
+    <w:bookmarkEnd w:id="102"/>
+    <w:bookmarkStart w:id="103" w:name="cross-validation"/>
+    <w:p>
+      <w:pPr>
+        <w:pStyle w:val="Heading5"/>
+      </w:pPr>
+      <w:r>
+        <w:t xml:space="preserve">3.2.5.4.2 Cross-validation</w:t>
+      </w:r>
+    </w:p>
+    <w:p>
+      <w:pPr>
+        <w:pStyle w:val="FirstParagraph"/>
+      </w:pPr>
+      <w:r>
+        <w:t xml:space="preserve">We used participant-grouped, nested cross-validation for model training, selection, and evaluation with auROC. auROC indexes the probability that the model will predict a higher score for a randomly selected positive case (lapse) relative to a randomly selected negative case (no lapse). Grouped cross-validation assigns all data from a participant as either held-in or held-out to avoid bias introduced when predicting a participant’s data from their own data. We used 1 repeat of 10-fold cross-validation for the inner loops (i.e.,</w:t>
+      </w:r>
+      <w:r>
+        <w:t xml:space="preserve"> </w:t>
+      </w:r>
+      <w:r>
+        <w:rPr>
+          <w:i/>
+          <w:iCs/>
+        </w:rPr>
+        <w:t xml:space="preserve">validation</w:t>
+      </w:r>
+      <w:r>
+        <w:t xml:space="preserve"> </w:t>
+      </w:r>
+      <w:r>
+        <w:t xml:space="preserve">sets) and 3 repeats of 10-fold cross-validation for the outer loop (i.e.,</w:t>
+      </w:r>
+      <w:r>
+        <w:t xml:space="preserve"> </w:t>
+      </w:r>
+      <w:r>
+        <w:rPr>
+          <w:i/>
+          <w:iCs/>
+        </w:rPr>
+        <w:t xml:space="preserve">test</w:t>
+      </w:r>
+      <w:r>
+        <w:t xml:space="preserve"> </w:t>
+      </w:r>
+      <w:r>
+        <w:t xml:space="preserve">sets). Best model configurations were selected using median auROC across the 10 validation sets. Final performance evaluation of those best model configurations used median auROC across the 30 test sets.</w:t>
+      </w:r>
+    </w:p>
+    <w:bookmarkEnd w:id="103"/>
+    <w:bookmarkStart w:id="104" w:name="bayesian-model"/>
+    <w:p>
+      <w:pPr>
+        <w:pStyle w:val="Heading5"/>
+      </w:pPr>
+      <w:r>
+        <w:t xml:space="preserve">3.2.5.4.3 Bayesian Model</w:t>
+      </w:r>
+    </w:p>
+    <w:p>
+      <w:pPr>
+        <w:pStyle w:val="FirstParagraph"/>
+      </w:pPr>
+      <w:r>
+        <w:t xml:space="preserve">We used a Bayesian hierarchical generalized linear model to estimate the posterior probability distributions and 95% Bayesian credible intervals (CIs) from the 30 held-out test sets for our five best models. Following recommendations from the rstanarm team and others</w:t>
+      </w:r>
+      <w:r>
+        <w:t xml:space="preserve"> </w:t>
+      </w:r>
+      <w:r>
+        <w:t xml:space="preserve">(Gabry &amp; Goodrich, 2023; RStudio Team, 2020)</w:t>
+      </w:r>
+      <w:r>
+        <w:t xml:space="preserve">, we used the rstanarm default autoscaled, weakly informative, data-dependent priors that take into account the order of magnitude of the variables to provide some regularization to stabilize computation and avoid over-fitting. Priors were set as follows: residual standard deviation ~ normal(location=0, scale=exp(2)), intercept (after centering predictors) ~ normal(location=2.3, scale=1.3), the two coefficients for window width contrasts ~ normal (location=0, scale=2.69), and covariance ~ decov(regularization=1, concentration=1, shape=1, scale=1). We set two random intercepts to account for our resampling method: one for the repeat, and another for the fold nested within repeat. We specified two sets of pre-registered contrasts for model comparisons. The first set compared each lagged model to the baseline no lag model (no lag vs. 1-day lag, no lag vs. 3-day lag, no lag vs. 1-week lag, no lag vs. 2-week lag). The second set compared adjacently lagged models (1-day lag vs. 3-day lag, 3-day lag vs. 1-week lag, 1-week lag vs. 2-week lag). auROCs were transformed using the logit function and regressed as a function of model contrast.</w:t>
+      </w:r>
+    </w:p>
+    <w:p>
+      <w:pPr>
+        <w:pStyle w:val="BodyText"/>
+      </w:pPr>
+      <w:r>
+        <w:t xml:space="preserve">From the Bayesian model we obtained the posterior distribution (transformed back from logit) and Bayeisan CIs for auROCs all five models. To evaluate our models’ overall performance we report the median posterior probability for auROC and Bayesian CIs. This represents our best estimate for the magnitude of the auROC parameter for each model. If the credible intervals do not contain .5 (chance performance), this provides strong evidence (&gt; .95 probability) that our model is capturing signal in the data.</w:t>
+      </w:r>
+    </w:p>
+    <w:p>
+      <w:pPr>
+        <w:pStyle w:val="BodyText"/>
+      </w:pPr>
+      <w:r>
+        <w:t xml:space="preserve">We then conducted Bayesian model comparisons using our two sets of contrasts - baseline and adjacent lags. For both model comparisons, we determined the probability that the models’ performances differed systematically from each other. We also report the precise posterior probability for the difference in auROCs and the 95% Bayesian CIs.</w:t>
+      </w:r>
+    </w:p>
+    <w:bookmarkEnd w:id="104"/>
+    <w:bookmarkStart w:id="105" w:name="fairness-analyses"/>
+    <w:p>
+      <w:pPr>
+        <w:pStyle w:val="Heading5"/>
+      </w:pPr>
+      <w:r>
+        <w:t xml:space="preserve">3.2.5.4.4 Fairness Analyses</w:t>
+      </w:r>
+    </w:p>
+    <w:p>
+      <w:pPr>
+        <w:pStyle w:val="FirstParagraph"/>
+      </w:pPr>
+      <w:r>
+        <w:t xml:space="preserve">We calculated the median posterior probability and 95% Bayesian CI for auROC for each model separately by race/ethnicity (not White vs. non-Hispanic White), income (below poverty vs. above poverty), and sex at birth (female vs. male). The poverty cutoff was defined from the 2024 federal poverty line for the 48 contiguous United States. Participants at or below $15,060 annual income were categorized as below poverty. We conducted Bayesian group comparisons to assess the likelihood that each model performs differently by group. We summarize the differences in posterior probabilities for auROC across models. For our fairness analyses, we altered our outer loop resampling method from 3 x 10 cross-validation to 6 x 5 cross-validation. This method still gave us 30 held out tests sets, but by splitting the data across fewer folds (i.e., 5 vs. 10) we were able to reduce the likelihood of the non-advantaged group being absent in any single fold.</w:t>
+      </w:r>
+    </w:p>
+    <w:bookmarkEnd w:id="105"/>
+    <w:bookmarkStart w:id="106" w:name="feature-importance"/>
+    <w:p>
+      <w:pPr>
+        <w:pStyle w:val="Heading5"/>
+      </w:pPr>
+      <w:r>
+        <w:t xml:space="preserve">3.2.5.4.5 Feature Importance</w:t>
+      </w:r>
+    </w:p>
+    <w:p>
+      <w:pPr>
+        <w:pStyle w:val="FirstParagraph"/>
+      </w:pPr>
+      <w:r>
+        <w:t xml:space="preserve">We calculated Shapley values in log-odds units for binary classification models from the 30 test sets to provide a description of the importance of categories of features across our five models</w:t>
+      </w:r>
+      <w:r>
+        <w:t xml:space="preserve"> </w:t>
+      </w:r>
+      <w:r>
+        <w:t xml:space="preserve">(Lundberg &amp; Lee, 2017)</w:t>
+      </w:r>
+      <w:r>
+        <w:t xml:space="preserve">. We averaged the three Shapley values for each observation for each feature (i.e., across the three repeats) to increase their stability. An inherent property of Shapley values is their additivity, allowing us to combine features into feature categories. We created separate feature categories for each of the nine EMA questions, and the rate of past alcohol use. We calculated the local (i.e., for each observation) importance for each category of features by adding Shapley values across all features in a category, separately for each observation. We calculated global importance for each feature category by averaging the absolute value of the Shapley values of all features in the category across all observations. These local and global importance scores based on Shapley values allow us to contextualize relative feature importance for each model.</w:t>
+      </w:r>
+    </w:p>
     <w:bookmarkEnd w:id="106"/>
-    <w:bookmarkStart w:id="115" w:name="model-training-and-evaluation-1"/>
-    <w:p>
-      <w:pPr>
-        <w:pStyle w:val="Heading4"/>
-      </w:pPr>
-      <w:r>
-        <w:t xml:space="preserve">3.2.5.4 Model Training and Evaluation</w:t>
-      </w:r>
-    </w:p>
-    <w:bookmarkStart w:id="107" w:name="model-configurations"/>
-    <w:p>
-      <w:pPr>
-        <w:pStyle w:val="Heading5"/>
-      </w:pPr>
-      <w:r>
-        <w:t xml:space="preserve">3.2.5.4.1 Model Configurations</w:t>
-      </w:r>
-    </w:p>
-    <w:p>
-      <w:pPr>
-        <w:pStyle w:val="FirstParagraph"/>
-      </w:pPr>
-      <w:r>
-        <w:t xml:space="preserve">We trained and evaluated five separate classification models: one baseline (no lag) model and one model for 1 day, 3 day, 1 week, and 2 week lagged predictions. We considered four well-established statistical algorithms (elastic net, XGBoost, regularized discriminant analysis, and single layer neural networks) that vary across characteristics expected to affect model performance (e.g., flexibility, complexity, handling higher-order interactions natively)</w:t>
-      </w:r>
-      <w:r>
-        <w:t xml:space="preserve"> </w:t>
-      </w:r>
-      <w:r>
-        <w:t xml:space="preserve">(Kuhn &amp; Johnson, 2018)</w:t>
-      </w:r>
-      <w:r>
-        <w:t xml:space="preserve">.</w:t>
-      </w:r>
-    </w:p>
-    <w:p>
-      <w:pPr>
-        <w:pStyle w:val="BodyText"/>
-      </w:pPr>
-      <w:r>
-        <w:t xml:space="preserve">Candidate model configurations differed across sensible values for key hyperparameters. They also differed on outcome resampling method (i.e., no resampling and up-sampling and down-sampling of the outcome using majority/no lapse to minority/lapse ratios ranging from 1:1 to 5:1).</w:t>
-      </w:r>
-    </w:p>
     <w:bookmarkEnd w:id="107"/>
-    <w:bookmarkStart w:id="108" w:name="cross-validation"/>
-    <w:p>
-      <w:pPr>
-        <w:pStyle w:val="Heading5"/>
-      </w:pPr>
-      <w:r>
-        <w:t xml:space="preserve">3.2.5.4.2 Cross-validation</w:t>
-      </w:r>
-    </w:p>
-    <w:p>
-      <w:pPr>
-        <w:pStyle w:val="FirstParagraph"/>
-      </w:pPr>
-      <w:r>
-        <w:t xml:space="preserve">We used participant-grouped, nested cross-validation for model training, selection, and evaluation with auROC. auROC indexes the probability that the model will predict a higher score for a randomly selected positive case (lapse) relative to a randomly selected negative case (no lapse). Grouped cross-validation assigns all data from a participant as either held-in or held-out to avoid bias introduced when predicting a participant’s data from their own data. We used 1 repeat of 10-fold cross-validation for the inner loops (i.e.,</w:t>
-      </w:r>
-      <w:r>
-        <w:t xml:space="preserve"> </w:t>
-      </w:r>
-      <w:r>
-        <w:rPr>
-          <w:i/>
-          <w:iCs/>
-        </w:rPr>
-        <w:t xml:space="preserve">validation</w:t>
-      </w:r>
-      <w:r>
-        <w:t xml:space="preserve"> </w:t>
-      </w:r>
-      <w:r>
-        <w:t xml:space="preserve">sets) and 3 repeats of 10-fold cross-validation for the outer loop (i.e.,</w:t>
-      </w:r>
-      <w:r>
-        <w:t xml:space="preserve"> </w:t>
-      </w:r>
-      <w:r>
-        <w:rPr>
-          <w:i/>
-          <w:iCs/>
-        </w:rPr>
-        <w:t xml:space="preserve">test</w:t>
-      </w:r>
-      <w:r>
-        <w:t xml:space="preserve"> </w:t>
-      </w:r>
-      <w:r>
-        <w:t xml:space="preserve">sets). Best model configurations were selected using median auROC across the 10 validation sets. Final performance evaluation of those best model configurations used median auROC across the 30 test sets.</w:t>
-      </w:r>
-    </w:p>
     <w:bookmarkEnd w:id="108"/>
-    <w:bookmarkStart w:id="110" w:name="bayesian-model"/>
-    <w:p>
-      <w:pPr>
-        <w:pStyle w:val="Heading5"/>
-      </w:pPr>
-      <w:r>
-        <w:t xml:space="preserve">3.2.5.4.3 Bayesian Model</w:t>
-      </w:r>
-    </w:p>
-    <w:p>
-      <w:pPr>
-        <w:pStyle w:val="FirstParagraph"/>
-      </w:pPr>
-      <w:r>
-        <w:t xml:space="preserve">We used a Bayesian hierarchical generalized linear model to estimate the posterior probability distributions and 95% Bayesian credible intervals (CIs) from the 30 held-out test sets for our five best models. Following recommendations from the rstanarm team and others</w:t>
-      </w:r>
-      <w:r>
-        <w:t xml:space="preserve"> </w:t>
-      </w:r>
-      <w:r>
-        <w:t xml:space="preserve">(Gabry &amp; Goodrich, 2023; RStudio Team, 2020)</w:t>
-      </w:r>
-      <w:r>
-        <w:t xml:space="preserve">, we used the rstanarm default autoscaled, weakly informative, data-dependent priors that take into account the order of magnitude of the variables to provide some regularization to stabilize computation and avoid over-fitting.</w:t>
-      </w:r>
-      <w:r>
-        <w:rPr>
-          <w:rStyle w:val="FootnoteReference"/>
-        </w:rPr>
-        <w:footnoteReference w:id="109"/>
-      </w:r>
-      <w:r>
-        <w:t xml:space="preserve"> </w:t>
-      </w:r>
-      <w:r>
-        <w:t xml:space="preserve">We set two random intercepts to account for our resampling method: one for the repeat, and another for the fold nested within repeat. We specified two sets of pre-registered contrasts for model comparisons. The first set compared each lagged model to the baseline no lag model (no lag vs. 1-day lag, no lag vs. 3-day lag, no lag vs. 1-week lag, no lag vs. 2-week lag). The second set compared adjacently lagged models (1-day lag vs. 3-day lag, 3-day lag vs. 1-week lag, 1-week lag vs. 2-week lag). auROCs were transformed using the logit function and regressed as a function of model contrast.</w:t>
-      </w:r>
-    </w:p>
-    <w:p>
-      <w:pPr>
-        <w:pStyle w:val="BodyText"/>
-      </w:pPr>
-      <w:r>
-        <w:t xml:space="preserve">From the Bayesian model we obtained the posterior distribution (transformed back from logit) and Bayeisan CIs for auROCs all five models. To evaluate our models’ overall performance we report the median posterior probability for auROC and Bayesian CIs. This represents our best estimate for the magnitude of the auROC parameter for each model. If the credible intervals do not contain .5 (chance performance), this provides strong evidence (&gt; .95 probability) that our model is capturing signal in the data.</w:t>
-      </w:r>
-    </w:p>
-    <w:p>
-      <w:pPr>
-        <w:pStyle w:val="BodyText"/>
-      </w:pPr>
-      <w:r>
-        <w:t xml:space="preserve">We then conducted Bayesian model comparisons using our two sets of contrasts - baseline and adjacent lags. For both model comparisons, we determined the probability that the models’ performances differed systematically from each other. We also report the precise posterior probability for the difference in auROCs and the 95% Bayesian CIs.</w:t>
-      </w:r>
-    </w:p>
-    <w:bookmarkEnd w:id="110"/>
-    <w:bookmarkStart w:id="113" w:name="fairness-analyses"/>
-    <w:p>
-      <w:pPr>
-        <w:pStyle w:val="Heading5"/>
-      </w:pPr>
-      <w:r>
-        <w:t xml:space="preserve">3.2.5.4.4 Fairness Analyses</w:t>
-      </w:r>
-    </w:p>
-    <w:p>
-      <w:pPr>
-        <w:pStyle w:val="FirstParagraph"/>
-      </w:pPr>
-      <w:r>
-        <w:t xml:space="preserve">We calculated the median posterior probability and 95% Bayesian CI for auROC for each model separately by race/ethnicity (not White vs. non-Hispanic White), income (below poverty vs. above poverty</w:t>
-      </w:r>
-      <w:r>
-        <w:rPr>
-          <w:rStyle w:val="FootnoteReference"/>
-        </w:rPr>
-        <w:footnoteReference w:id="111"/>
-      </w:r>
-      <w:r>
-        <w:t xml:space="preserve">), and sex at birth (female vs. male). We conducted Bayesian group comparisons to assess the likelihood that each model performs differently by group. We summarize the differences in posterior probabilities for auROC across models.</w:t>
-      </w:r>
-      <w:r>
-        <w:rPr>
-          <w:rStyle w:val="FootnoteReference"/>
-        </w:rPr>
-        <w:footnoteReference w:id="112"/>
-      </w:r>
-    </w:p>
-    <w:bookmarkEnd w:id="113"/>
-    <w:bookmarkStart w:id="114" w:name="feature-importance"/>
-    <w:p>
-      <w:pPr>
-        <w:pStyle w:val="Heading5"/>
-      </w:pPr>
-      <w:r>
-        <w:t xml:space="preserve">3.2.5.4.5 Feature Importance</w:t>
-      </w:r>
-    </w:p>
-    <w:p>
-      <w:pPr>
-        <w:pStyle w:val="FirstParagraph"/>
-      </w:pPr>
-      <w:r>
-        <w:t xml:space="preserve">We calculated Shapley values in log-odds units for binary classification models from the 30 test sets to provide a description of the importance of categories of features across our five models</w:t>
-      </w:r>
-      <w:r>
-        <w:t xml:space="preserve"> </w:t>
-      </w:r>
-      <w:r>
-        <w:t xml:space="preserve">(Lundberg &amp; Lee, 2017)</w:t>
-      </w:r>
-      <w:r>
-        <w:t xml:space="preserve">. We averaged the three Shapley values for each observation for each feature (i.e., across the three repeats) to increase their stability. An inherent property of Shapley values is their additivity, allowing us to combine features into feature categories. We created separate feature categories for each of the nine EMA questions, and the rate of past alcohol use. We calculated the local (i.e., for each observation) importance for each category of features by adding Shapley values across all features in a category, separately for each observation. We calculated global importance for each feature category by averaging the absolute value of the Shapley values of all features in the category across all observations. These local and global importance scores based on Shapley values allow us to contextualize relative feature importance for each model.</w:t>
-      </w:r>
-    </w:p>
-    <w:bookmarkEnd w:id="114"/>
-    <w:bookmarkEnd w:id="115"/>
-    <w:bookmarkEnd w:id="116"/>
-    <w:bookmarkEnd w:id="117"/>
-    <w:bookmarkStart w:id="137" w:name="results-1"/>
+    <w:bookmarkEnd w:id="109"/>
+    <w:bookmarkStart w:id="129" w:name="results-1"/>
     <w:p>
       <w:pPr>
         <w:pStyle w:val="Heading2"/>
@@ -7996,7 +7939,7 @@
         <w:t xml:space="preserve">3.3 Results</w:t>
       </w:r>
     </w:p>
-    <w:bookmarkStart w:id="118" w:name="demographic-and-lapse-characteristics"/>
+    <w:bookmarkStart w:id="110" w:name="demographic-and-lapse-characteristics"/>
     <w:p>
       <w:pPr>
         <w:pStyle w:val="Heading3"/>
@@ -8024,8 +7967,8 @@
         <w:t xml:space="preserve">in Chapter 2 provides a detailed breakdown of the demographic and clinical characteristics of our sample (N = 151).</w:t>
       </w:r>
     </w:p>
-    <w:bookmarkEnd w:id="118"/>
-    <w:bookmarkStart w:id="124" w:name="model-evaluation"/>
+    <w:bookmarkEnd w:id="110"/>
+    <w:bookmarkStart w:id="116" w:name="model-evaluation"/>
     <w:p>
       <w:pPr>
         <w:pStyle w:val="Heading3"/>
@@ -8066,7 +8009,7 @@
       <w:tr>
         <w:tc>
           <w:tcPr/>
-          <w:bookmarkStart w:id="122" w:name="fig-2-lag"/>
+          <w:bookmarkStart w:id="114" w:name="fig-2-lag"/>
           <w:p>
             <w:pPr>
               <w:pStyle w:val="Compact"/>
@@ -8077,18 +8020,18 @@
                 <wp:inline>
                   <wp:extent cx="5334000" cy="4572000"/>
                   <wp:effectExtent b="0" l="0" r="0" t="0"/>
-                  <wp:docPr descr="" title="" id="120" name="Picture"/>
+                  <wp:docPr descr="" title="" id="112" name="Picture"/>
                   <a:graphic>
                     <a:graphicData uri="http://schemas.openxmlformats.org/drawingml/2006/picture">
                       <pic:pic>
                         <pic:nvPicPr>
-                          <pic:cNvPr descr="index_files/figure-docx/notebooks-figures-fig-2-lag-output-1.png" id="121" name="Picture"/>
+                          <pic:cNvPr descr="index_files/figure-docx/notebooks-figures-fig-2-lag-output-1.png" id="113" name="Picture"/>
                           <pic:cNvPicPr>
                             <a:picLocks noChangeArrowheads="1" noChangeAspect="1"/>
                           </pic:cNvPicPr>
                         </pic:nvPicPr>
                         <pic:blipFill>
-                          <a:blip r:embed="rId119"/>
+                          <a:blip r:embed="rId111"/>
                           <a:stretch>
                             <a:fillRect/>
                           </a:stretch>
@@ -8128,7 +8071,7 @@
               <w:t xml:space="preserve">Figure 5: Posterior probability distributions for area under ROC curve (auROC) for each model (no lag, 1-day, 3-day, 1-week, and 2-week lag). Horizonatal lines depict 95% Bayesian credible intervals (CI) and vertical solid lines depict median posterior probability for auROC. Vertical dashed line represents expected performance from a random classifier (.5 auROC).</w:t>
             </w:r>
           </w:p>
-          <w:bookmarkEnd w:id="122"/>
+          <w:bookmarkEnd w:id="114"/>
         </w:tc>
       </w:tr>
     </w:tbl>
@@ -8148,7 +8091,7 @@
         </w:rPr>
         <w:t xml:space="preserve"> </w:t>
       </w:r>
-      <w:hyperlink r:id="rId123">
+      <w:hyperlink r:id="rId115">
         <w:r>
           <w:rPr>
             <w:rStyle w:val="Hyperlink"/>
@@ -8158,8 +8101,8 @@
         </w:r>
       </w:hyperlink>
     </w:p>
-    <w:bookmarkEnd w:id="124"/>
-    <w:bookmarkStart w:id="127" w:name="model-comparisons"/>
+    <w:bookmarkEnd w:id="116"/>
+    <w:bookmarkStart w:id="119" w:name="model-comparisons"/>
     <w:p>
       <w:pPr>
         <w:pStyle w:val="Heading3"/>
@@ -8200,7 +8143,7 @@
       <w:tr>
         <w:tc>
           <w:tcPr/>
-          <w:bookmarkStart w:id="125" w:name="tbl-contrast-lag"/>
+          <w:bookmarkStart w:id="117" w:name="tbl-contrast-lag"/>
           <w:p>
             <w:pPr>
               <w:jc w:val="center"/>
@@ -8740,7 +8683,7 @@
               </w:tc>
             </w:tr>
           </w:tbl>
-          <w:bookmarkEnd w:id="125"/>
+          <w:bookmarkEnd w:id="117"/>
           <w:p/>
         </w:tc>
       </w:tr>
@@ -8761,7 +8704,7 @@
         </w:rPr>
         <w:t xml:space="preserve"> </w:t>
       </w:r>
-      <w:hyperlink r:id="rId126">
+      <w:hyperlink r:id="rId118">
         <w:r>
           <w:rPr>
             <w:rStyle w:val="Hyperlink"/>
@@ -8771,8 +8714,8 @@
         </w:r>
       </w:hyperlink>
     </w:p>
-    <w:bookmarkEnd w:id="127"/>
-    <w:bookmarkStart w:id="130" w:name="fairness-analyses-1"/>
+    <w:bookmarkEnd w:id="119"/>
+    <w:bookmarkStart w:id="122" w:name="fairness-analyses-1"/>
     <w:p>
       <w:pPr>
         <w:pStyle w:val="Heading3"/>
@@ -8926,7 +8869,7 @@
       <w:tr>
         <w:tc>
           <w:tcPr/>
-          <w:bookmarkStart w:id="128" w:name="tbl-fairness"/>
+          <w:bookmarkStart w:id="120" w:name="tbl-fairness"/>
           <w:p>
             <w:pPr>
               <w:jc w:val="center"/>
@@ -9412,7 +9355,7 @@
               </w:tc>
             </w:tr>
           </w:tbl>
-          <w:bookmarkEnd w:id="128"/>
+          <w:bookmarkEnd w:id="120"/>
           <w:p/>
         </w:tc>
       </w:tr>
@@ -9433,7 +9376,7 @@
         </w:rPr>
         <w:t xml:space="preserve"> </w:t>
       </w:r>
-      <w:hyperlink r:id="rId129">
+      <w:hyperlink r:id="rId121">
         <w:r>
           <w:rPr>
             <w:rStyle w:val="Hyperlink"/>
@@ -9443,8 +9386,8 @@
         </w:r>
       </w:hyperlink>
     </w:p>
-    <w:bookmarkEnd w:id="130"/>
-    <w:bookmarkStart w:id="136" w:name="feature-importance-1"/>
+    <w:bookmarkEnd w:id="122"/>
+    <w:bookmarkStart w:id="128" w:name="feature-importance-1"/>
     <w:p>
       <w:pPr>
         <w:pStyle w:val="Heading3"/>
@@ -9516,7 +9459,7 @@
       <w:tr>
         <w:tc>
           <w:tcPr/>
-          <w:bookmarkStart w:id="134" w:name="fig-3-lag"/>
+          <w:bookmarkStart w:id="126" w:name="fig-3-lag"/>
           <w:p>
             <w:pPr>
               <w:pStyle w:val="Compact"/>
@@ -9527,18 +9470,18 @@
                 <wp:inline>
                   <wp:extent cx="5334000" cy="3333750"/>
                   <wp:effectExtent b="0" l="0" r="0" t="0"/>
-                  <wp:docPr descr="" title="" id="132" name="Picture"/>
+                  <wp:docPr descr="" title="" id="124" name="Picture"/>
                   <a:graphic>
                     <a:graphicData uri="http://schemas.openxmlformats.org/drawingml/2006/picture">
                       <pic:pic>
                         <pic:nvPicPr>
-                          <pic:cNvPr descr="index_files/figure-docx/notebooks-figures-fig-3-lag-output-1.png" id="133" name="Picture"/>
+                          <pic:cNvPr descr="index_files/figure-docx/notebooks-figures-fig-3-lag-output-1.png" id="125" name="Picture"/>
                           <pic:cNvPicPr>
                             <a:picLocks noChangeArrowheads="1" noChangeAspect="1"/>
                           </pic:cNvPicPr>
                         </pic:nvPicPr>
                         <pic:blipFill>
-                          <a:blip r:embed="rId131"/>
+                          <a:blip r:embed="rId123"/>
                           <a:stretch>
                             <a:fillRect/>
                           </a:stretch>
@@ -9578,7 +9521,7 @@
               <w:t xml:space="preserve">Figure 6: Panel A displays the global importance (mean |Shapley value|) for feature categories for the no lag and 2-week lag models. Feature categories are ordered by their aggregate global importance. The importance of each feature category for each model is displayed separately by color. Panels B displays the variation in local feature importance for the no lag and 2-week lag models. Lines start at minimum Shapley value and end at maximum Shapley value.</w:t>
             </w:r>
           </w:p>
-          <w:bookmarkEnd w:id="134"/>
+          <w:bookmarkEnd w:id="126"/>
         </w:tc>
       </w:tr>
     </w:tbl>
@@ -9598,7 +9541,7 @@
         </w:rPr>
         <w:t xml:space="preserve"> </w:t>
       </w:r>
-      <w:hyperlink r:id="rId135">
+      <w:hyperlink r:id="rId127">
         <w:r>
           <w:rPr>
             <w:rStyle w:val="Hyperlink"/>
@@ -9608,447 +9551,447 @@
         </w:r>
       </w:hyperlink>
     </w:p>
+    <w:bookmarkEnd w:id="128"/>
+    <w:bookmarkEnd w:id="129"/>
+    <w:bookmarkStart w:id="134" w:name="discussion-1"/>
+    <w:p>
+      <w:pPr>
+        <w:pStyle w:val="Heading2"/>
+      </w:pPr>
+      <w:r>
+        <w:t xml:space="preserve">3.4 Discussion</w:t>
+      </w:r>
+    </w:p>
+    <w:bookmarkStart w:id="130" w:name="model-performance-2"/>
+    <w:p>
+      <w:pPr>
+        <w:pStyle w:val="Heading3"/>
+      </w:pPr>
+      <w:r>
+        <w:t xml:space="preserve">3.4.1 Model Performance</w:t>
+      </w:r>
+    </w:p>
+    <w:p>
+      <w:pPr>
+        <w:pStyle w:val="FirstParagraph"/>
+      </w:pPr>
+      <w:r>
+        <w:t xml:space="preserve">Our models performed exceptionally well. Our no lag models had a .90 median posterior probability for auROC. This model predicts the probability of an immediate (i.e., within 24 hours) lapse back to alcohol use. Our 2-week lagged model, our most lagged model, had a .84 median posterior probability for auROC, suggesting lagged models can be used to shift a 24-hour prediction window up to weeks out.</w:t>
+      </w:r>
+    </w:p>
+    <w:p>
+      <w:pPr>
+        <w:pStyle w:val="BodyText"/>
+      </w:pPr>
+      <w:r>
+        <w:t xml:space="preserve">Across all models (no lag, 1 day, 3 days, 1 week, and 2 weeks) we saw model performance decrease as models predicted further into the future. All lagged models had lower performance compared to the no lag baseline model and to the preceding adjacent lag model. This is unsurprising given what we know about prediction and substance use. Many important relapse risk factors are fluctuating processes that can change day-by-day, if not more frequently. As lag time increases, features become less proximal to the start of the prediction window. Still, we wish to emphasize that our lowest auROC (.84) is still quite good, and the benefit of advanced notice (i.e., 2 weeks) likely outweighs the cost to performance.</w:t>
+      </w:r>
+    </w:p>
+    <w:p>
+      <w:pPr>
+        <w:pStyle w:val="BodyText"/>
+      </w:pPr>
+      <w:r>
+        <w:t xml:space="preserve">Collectively, these results suggest we can achieve clinically meaningful performance up to two weeks out. Our rigorous resampling methods (grouped, nested, k-fold cross-validation) make us confident that these are valid estimates of how our models would perform with new individuals.</w:t>
+      </w:r>
+    </w:p>
+    <w:p>
+      <w:pPr>
+        <w:pStyle w:val="BodyText"/>
+      </w:pPr>
+      <w:r>
+        <w:t xml:space="preserve">When looking at global feature importance, or how important a feature category was to the model’s predictions, on average across all participants and all observations, the relative ordering of important features remained somewhat consistent across both our no lag and 2-week lag models. Past use, future efficacy, and craving were the top three features for both models. However the magnitude of their importance varied by lag time. For the 2-week lagged models, these top features were overall less important for the model’s predictions compared to the no lag model. This is consistent with the 2-week lagged model’s lower performance, compared to the no lag model.</w:t>
+      </w:r>
+    </w:p>
+    <w:p>
+      <w:pPr>
+        <w:pStyle w:val="BodyText"/>
+      </w:pPr>
+      <w:r>
+        <w:t xml:space="preserve">When looking at local feature importance, or how important a feature category is for an individual prediction timepoint for a single individual on a specific day, we saw a wide variation in possible values for both the no lag and 2-week lag models. A wide range of possible values suggests that even feature categories with low global importance (e.g., past pleasant event) are important risk-relevant factors for some people on some days.</w:t>
+      </w:r>
+    </w:p>
+    <w:p>
+      <w:pPr>
+        <w:pStyle w:val="BodyText"/>
+      </w:pPr>
+      <w:r>
+        <w:t xml:space="preserve">We believe our lapse prediction models will be most effective when embedded in a recovery monitoring and support system designed to deliver adaptive and personalized continuing care. This system could send daily, weekly, or less frequent messages to patients with personalized feedback about their risk of lapse and provide support recommendations tailored to their current recovery needs. This study provides initial support that immediate and lagged prediction models can be built with high accuracy using EMA for recovery monitoring. Furthermore, the high variance in importance of features for individual predictions is well suited for making tailored recovery support recommendations.</w:t>
+      </w:r>
+    </w:p>
+    <w:p>
+      <w:pPr>
+        <w:pStyle w:val="BodyText"/>
+      </w:pPr>
+      <w:r>
+        <w:t xml:space="preserve">Our no lag models can be used to guide individuals to take immediate actionable steps to maintain their recovery goals and support them in implementing these steps (e.g., pointing them to a specific module in an app). For example, recommending an urge surfing activity when someone’s immediate risk is driven by strong craving, recommending a guided relaxation video when someone is reporting recent stressful events, or encouraging individuals to reflect on recent past successes or reasons for choosing abstinence or moderation when self-efficacy is low.</w:t>
+      </w:r>
+    </w:p>
+    <w:p>
+      <w:pPr>
+        <w:pStyle w:val="BodyText"/>
+      </w:pPr>
+      <w:r>
+        <w:t xml:space="preserve">The 2-week lagged model provides individuals with advanced warning of their lapse risk. These models are well-suited to support recovery needs that cannot be addressed within an app, such as scheduling positive or pleasant activities, increasing social engagement, or attending a peer-led recovery meeting. To be clear, we do not believe an app alone is sufficient to deliver continuing care. We expect individuals will require additional support throughout their recovery from a mental health provider (e.g., motivational enhancement, crisis management, skill building), a peer (e.g., sponsor, support group), or family member. Importantly, these types of supports take time to set up; highlighting the value of this lagged week model.</w:t>
+      </w:r>
+    </w:p>
+    <w:bookmarkEnd w:id="130"/>
+    <w:bookmarkStart w:id="131" w:name="model-fairness"/>
+    <w:p>
+      <w:pPr>
+        <w:pStyle w:val="Heading3"/>
+      </w:pPr>
+      <w:r>
+        <w:t xml:space="preserve">3.4.2 Model Fairness</w:t>
+      </w:r>
+    </w:p>
+    <w:p>
+      <w:pPr>
+        <w:pStyle w:val="FirstParagraph"/>
+      </w:pPr>
+      <w:r>
+        <w:t xml:space="preserve">In Chapter 2, we failed to assess model fairness. In recent years, the machine learning field has begun to understand the critical importance of evaluating model fairness when algorithms are used to inform important decisions (e.g., healthcare services offered, eligibility for loans, early parole). Algorithms that perform favorably for only a single majority group could widen existing disparities in access to resources and important clinical outcomes</w:t>
+      </w:r>
+      <w:r>
+        <w:t xml:space="preserve"> </w:t>
+      </w:r>
+      <w:r>
+        <w:t xml:space="preserve">(Veinot et al., 2018)</w:t>
+      </w:r>
+      <w:r>
+        <w:t xml:space="preserve">. Therefore, we are committed to continuing to improve our understanding of and methods for evaluating model fairness. In this study, we assessed model fairness by comparing model performance across important subgroups with known disparities in substance use treatment access and/or outcomes - race/ethnicity (not White vs. non-Hispanic White), income (below poverty vs. above poverty), and sex at birth (female vs. male).</w:t>
+      </w:r>
+    </w:p>
+    <w:p>
+      <w:pPr>
+        <w:pStyle w:val="BodyText"/>
+      </w:pPr>
+      <w:r>
+        <w:t xml:space="preserve">All models performed worse for people who were not White, and for people who had an income below the poverty line. The largest contributing factor is likely the lack of diversity in our training data. Our sample was majority non-Hispanic White (</w:t>
+      </w:r>
+      <w:r>
+        <w:rPr>
+          <w:i/>
+          <w:iCs/>
+        </w:rPr>
+        <w:t xml:space="preserve">N</w:t>
+      </w:r>
+      <w:r>
+        <w:t xml:space="preserve">=131, 87%) with an average income of $34,000. As a result, even with our coarse combination of race/ethnicity, the not White group was severely underrepresented relative to the non-Hispanic White group. Similarly, our below poverty group was underrepresented relative to the above poverty group.</w:t>
+      </w:r>
+    </w:p>
+    <w:p>
+      <w:pPr>
+        <w:pStyle w:val="BodyText"/>
+      </w:pPr>
+      <w:r>
+        <w:t xml:space="preserve">One obvious potential solution to this problem is to recruit a more representative sample. These data were collected from 2015-2017. Our group has since committed to making changes in recruitment strategies. We are currently working to collect data from a more diverse sample of individuals with alcohol use disorder to improve these models</w:t>
+      </w:r>
+      <w:r>
+        <w:t xml:space="preserve"> </w:t>
+      </w:r>
+      <w:r>
+        <w:t xml:space="preserve">(Wyant et al., 2025)</w:t>
+      </w:r>
+      <w:r>
+        <w:t xml:space="preserve">. In a separate project, we recruited a national sample of participants with opioid use disorder</w:t>
+      </w:r>
+      <w:r>
+        <w:t xml:space="preserve"> </w:t>
+      </w:r>
+      <w:r>
+        <w:t xml:space="preserve">(Moshontz et al., 2021)</w:t>
+      </w:r>
+      <w:r>
+        <w:t xml:space="preserve">. In addition to achieving better representation in income and race/ethnicity, we also ensured diversity across geographic location (e.g., rural vs. urban) as this is likely another important factor in evaluating fairness.</w:t>
+      </w:r>
+    </w:p>
+    <w:p>
+      <w:pPr>
+        <w:pStyle w:val="BodyText"/>
+      </w:pPr>
+      <w:r>
+        <w:t xml:space="preserve">Computational solutions to mitigate these issues in the current data may also exist. We could explore upsampling non-advantaged group representation in the data (e.g., using synthetic minority oversampling technique). We also could adjust the penalty weights so that prediction errors for non-advantaged groups are weighted more heavily than prediction errors for majority groups. We could also consider using personalized modeling approaches that consider the characteristics and behaviors important to an individual rather than generalizing across a population. For example, state space models can capitalize on time series data by building individual models for each participant using their own data. Individual models may help mitigate issues of unfairness, as the model will weigh the individual’s own data more heavily than group level estimates. In other words, how does lapse risk evolve over time for a specific individual.</w:t>
+      </w:r>
+    </w:p>
+    <w:p>
+      <w:pPr>
+        <w:pStyle w:val="BodyText"/>
+      </w:pPr>
+      <w:r>
+        <w:t xml:space="preserve">The models also performed more poorly for women compared to men, despite the fact that they were well represented. This finding suggests representation in our data is not the only factor affecting model fairness. We chose our EMA items based on domain expertise and decades of relapse risk research. However, prior to 1993 National Institute of Health Revitalization Act</w:t>
+      </w:r>
+      <w:r>
+        <w:t xml:space="preserve"> </w:t>
+      </w:r>
+      <w:r>
+        <w:t xml:space="preserve">(Studies et al., 1994)</w:t>
+      </w:r>
+      <w:r>
+        <w:t xml:space="preserve"> </w:t>
+      </w:r>
+      <w:r>
+        <w:t xml:space="preserve">that mandated the inclusion of minorities and women in research, women were mostly excluded from most substance abuse treatment research due to their childbearing potential</w:t>
+      </w:r>
+      <w:r>
+        <w:t xml:space="preserve"> </w:t>
+      </w:r>
+      <w:r>
+        <w:t xml:space="preserve">(Vannicelli &amp; Nash, 1984)</w:t>
+      </w:r>
+      <w:r>
+        <w:t xml:space="preserve">. As a result, it is possible that these constructs more precisely describe relapse risk factors for men than for women. This could mean that more research is needed to identify relapse risk factors for women (e.g., interpersonal relationship problems</w:t>
+      </w:r>
+      <w:r>
+        <w:t xml:space="preserve"> </w:t>
+      </w:r>
+      <w:r>
+        <w:t xml:space="preserve">(Walitzer &amp; Dearing, 2006)</w:t>
+      </w:r>
+      <w:r>
+        <w:t xml:space="preserve">, hormonal changes</w:t>
+      </w:r>
+      <w:r>
+        <w:t xml:space="preserve"> </w:t>
+      </w:r>
+      <w:r>
+        <w:t xml:space="preserve">(McHugh et al., 2018)</w:t>
+      </w:r>
+      <w:r>
+        <w:t xml:space="preserve">), and other groups underrepresented in the literature more broadly.</w:t>
+      </w:r>
+    </w:p>
+    <w:p>
+      <w:pPr>
+        <w:pStyle w:val="BodyText"/>
+      </w:pPr>
+      <w:r>
+        <w:t xml:space="preserve">An alternative approach could be to use a data-driven (bottom-up) approach to identify patterns and characteristics predictive of lapse in specific groups. Compared to traditional, theory-driven (top-down) methods, data-driven features reduce potential bias in features by minimizing researcher involvement. For example, applying natural language processing to text message content could allow new categories of features to emerge. These categories may or may not align with existing theoretical concepts of lapse and relapse, but because they are generated from participants’ own words, they may serve as reliable indicators of lapse risk for certain individuals.</w:t>
+      </w:r>
+    </w:p>
+    <w:p>
+      <w:pPr>
+        <w:pStyle w:val="BodyText"/>
+      </w:pPr>
+      <w:r>
+        <w:t xml:space="preserve">It is also true that historically marginalized groups that have experienced systemic racism, exclusion, or other stigma around substance use (e.g., societal expectations for women regarding attractiveness, cleanliness and motherhood</w:t>
+      </w:r>
+      <w:r>
+        <w:t xml:space="preserve"> </w:t>
+      </w:r>
+      <w:r>
+        <w:t xml:space="preserve">(Meyers et al., 2021)</w:t>
+      </w:r>
+      <w:r>
+        <w:t xml:space="preserve">) may feel less trusting in disclosing substance use</w:t>
+      </w:r>
+      <w:r>
+        <w:t xml:space="preserve"> </w:t>
+      </w:r>
+      <w:r>
+        <w:t xml:space="preserve">(Marwick &amp; Boyd, 2018)</w:t>
+      </w:r>
+      <w:r>
+        <w:t xml:space="preserve">. These experiences could result in individuals under-reporting lapses and/or risk factors, contributing to the gap in model performance. We saw a comparable, or slightly higher, percentage of lapse reports for disadvantaged compared to advantaged groups: race/ethnicity (6%, not White vs. 8%, non-Hispanic White), income (12%, below poverty vs. 7%, above poverty), sex at birth (9%, female vs. 7%, male). However, comparable lapse labels (i.e., reported lapses) does not necessarily equate comparable reporting (i.e., proportion of true lapses reported).</w:t>
+      </w:r>
+    </w:p>
+    <w:bookmarkEnd w:id="131"/>
+    <w:bookmarkStart w:id="132" w:name="X5ad29cf6135702ebd29ccbd3207356419a7e287"/>
+    <w:p>
+      <w:pPr>
+        <w:pStyle w:val="Heading3"/>
+      </w:pPr>
+      <w:r>
+        <w:t xml:space="preserve">3.4.3 Additional Limitations and Future Directions</w:t>
+      </w:r>
+    </w:p>
+    <w:p>
+      <w:pPr>
+        <w:pStyle w:val="FirstParagraph"/>
+      </w:pPr>
+      <w:r>
+        <w:t xml:space="preserve">Despite building successful prediction models, it is still unclear the best way to provide risk and support information to people. For a recovery monitoring and support system to be successful, it is important that participants trust the system, engage with the system and find the system beneficial. In an ongoing grant, our group is working to optimize the delivery of daily support messages by examining whether the inclusion or exclusion of risk-relevant message components (e.g., lapse probability, lapse probability change, important features, and a risk-relevant recommendation) increase engagement in recovery tools and supports, trust in the machine learning model, and improve clinical outcomes</w:t>
+      </w:r>
+      <w:r>
+        <w:t xml:space="preserve"> </w:t>
+      </w:r>
+      <w:r>
+        <w:t xml:space="preserve">(Wyant et al., 2025)</w:t>
+      </w:r>
+      <w:r>
+        <w:t xml:space="preserve">.</w:t>
+      </w:r>
+    </w:p>
+    <w:p>
+      <w:pPr>
+        <w:pStyle w:val="BodyText"/>
+      </w:pPr>
+      <w:r>
+        <w:t xml:space="preserve">For a system using lagged models, we can imagine that even longer lags (i.e., more advanced warning) would be better still. In the present study, we were limited by how much time we could lag predictions. Participants only provided EMA for up to three months. Therefore, a lag time of two weeks between the prediction time point and start of the prediction window means data from 2 out of the 12 possible weeks is not being used. This loss of data could be one reason we saw a decrease in model performance with increased lag times. In a separate NIH protocol underway, participants are providing EMA and other sensed data for up to 12 months</w:t>
+      </w:r>
+      <w:r>
+        <w:t xml:space="preserve"> </w:t>
+      </w:r>
+      <w:r>
+        <w:t xml:space="preserve">(Moshontz et al., 2021)</w:t>
+      </w:r>
+      <w:r>
+        <w:t xml:space="preserve">. By comparing models built from these two datasets, we will better be able to evaluate whether this loss of data impacted model performance and if we can sustain similar performance with even longer lags in these data.</w:t>
+      </w:r>
+    </w:p>
+    <w:p>
+      <w:pPr>
+        <w:pStyle w:val="BodyText"/>
+      </w:pPr>
+      <w:r>
+        <w:t xml:space="preserve">A recovery monitoring and support system will require new data to update model predictions. A model only using EMA could raise measurement burden concerns. Research suggests people can comply with effortful sensing methods (e.g., 4x daily EMA) while using substances</w:t>
+      </w:r>
+      <w:r>
+        <w:t xml:space="preserve"> </w:t>
+      </w:r>
+      <w:r>
+        <w:t xml:space="preserve">(Jones et al., 2019; Wyant et al., 2023)</w:t>
+      </w:r>
+      <w:r>
+        <w:t xml:space="preserve">. However, it is likely that frequent daily surveys will eventually become too burdensome when considering long-term monitoring. We have begun to address this by building models with fewer EMAs (1x daily) and have found comparable performance</w:t>
+      </w:r>
+      <w:r>
+        <w:t xml:space="preserve"> </w:t>
+      </w:r>
+      <w:r>
+        <w:t xml:space="preserve">(Pulick et al., 2025)</w:t>
+      </w:r>
+      <w:r>
+        <w:t xml:space="preserve">. Additionally, reinforcement learning could potentially be used for adaptive EMA sampling. For example, each day the algorithm could make a decision to send out an EMA or not based on inferred latent states of the individual based on previous EMA responses and predicted probability of lapse.</w:t>
+      </w:r>
+    </w:p>
+    <w:p>
+      <w:pPr>
+        <w:pStyle w:val="BodyText"/>
+      </w:pPr>
+      <w:r>
+        <w:t xml:space="preserve">Additionally, we have begun to explore how we can supplement our models with data from other lower burden sensing methods. Geolocation is a passive sensing method that could compliment EMA well. First, it could provide insight into information not easily captured by self-report. For example, the amount of time spent in risky locations, or changes in routine that could indicate life stressors. Second, the near-continuous sampling of geolocation could offer risk-relevant information that would otherwise be missed in between the discrete sampling periods of EMA. Ultimately, passive sensing offers the opportunity to capture additional risk features that would be difficult to measure with self-report or would add additional burden by increasing the number of questions on the EMA.</w:t>
+      </w:r>
+    </w:p>
+    <w:bookmarkEnd w:id="132"/>
+    <w:bookmarkStart w:id="133" w:name="conclusion"/>
+    <w:p>
+      <w:pPr>
+        <w:pStyle w:val="Heading3"/>
+      </w:pPr>
+      <w:r>
+        <w:t xml:space="preserve">3.4.4 Conclusion</w:t>
+      </w:r>
+    </w:p>
+    <w:p>
+      <w:pPr>
+        <w:pStyle w:val="FirstParagraph"/>
+      </w:pPr>
+      <w:r>
+        <w:t xml:space="preserve">This study suggests it is possible to predict next day alcohol lapses up to two weeks into the future. This advanced notice could allow patients to implement support options not immediately available. Important steps are still needed to make these models clinically implementable. Most notably, is the increased fairness in model performance. However, we remain optimistic as we have already begun to take several steps in addressing these barriers.</w:t>
+      </w:r>
+    </w:p>
+    <w:bookmarkEnd w:id="133"/>
+    <w:bookmarkEnd w:id="134"/>
+    <w:bookmarkEnd w:id="135"/>
+    <w:bookmarkStart w:id="136" w:name="Xb01b715a71d3cc3f262d360703a81420bd8b11f"/>
+    <w:p>
+      <w:pPr>
+        <w:pStyle w:val="Heading1"/>
+      </w:pPr>
+      <w:r>
+        <w:t xml:space="preserve">4. Using sensing data to predict opioid lapse risk in a national sample of patients with opioid use disorder</w:t>
+      </w:r>
+    </w:p>
     <w:bookmarkEnd w:id="136"/>
+    <w:bookmarkStart w:id="143" w:name="discussion-2"/>
+    <w:p>
+      <w:pPr>
+        <w:pStyle w:val="Heading1"/>
+      </w:pPr>
+      <w:r>
+        <w:t xml:space="preserve">5. Discussion</w:t>
+      </w:r>
+    </w:p>
+    <w:bookmarkStart w:id="137" w:name="summary"/>
+    <w:p>
+      <w:pPr>
+        <w:pStyle w:val="Heading2"/>
+      </w:pPr>
+      <w:r>
+        <w:t xml:space="preserve">5.1 Summary</w:t>
+      </w:r>
+    </w:p>
+    <w:p>
+      <w:pPr>
+        <w:pStyle w:val="FirstParagraph"/>
+      </w:pPr>
+      <w:r>
+        <w:t xml:space="preserve">This series of studies sought to develop fair and temporally precise machine learning models for predicting lapses back to substance use that could be used in a recovery monitoring support system.</w:t>
+      </w:r>
+    </w:p>
+    <w:p>
+      <w:pPr>
+        <w:pStyle w:val="BodyText"/>
+      </w:pPr>
+      <w:r>
+        <w:t xml:space="preserve">Our models perferformed well across varying prediction window widths (one week, one day, and one hour), varying lag times between the prediction timepoint and the start of the prediction window (no lag, 1 day, 3 days, 1 week, and 2 weeks), and different substances (alcohol and opioid).</w:t>
+      </w:r>
+    </w:p>
+    <w:p>
+      <w:pPr>
+        <w:pStyle w:val="BodyText"/>
+      </w:pPr>
+      <w:r>
+        <w:t xml:space="preserve">EMA remains to be a feasible and predictive signal even when measured over a year. We found geolocation data (via our sensing method) did not add unique predictive value. However, geolocation features did emerge as important features in the model, thus expanding the range of risk factors that can be intervened on.</w:t>
+      </w:r>
+    </w:p>
+    <w:p>
+      <w:pPr>
+        <w:pStyle w:val="BodyText"/>
+      </w:pPr>
+      <w:r>
+        <w:t xml:space="preserve">Models performed fairly when demographic groups were sufficiently represented in the training data.</w:t>
+      </w:r>
+    </w:p>
+    <w:p>
+      <w:pPr>
+        <w:pStyle w:val="BodyText"/>
+      </w:pPr>
+      <w:r>
+        <w:t xml:space="preserve">Past use, craving, and abstinence self-efficacy were among the top important features for both alcohol and opioid lapse prediction models.</w:t>
+      </w:r>
+    </w:p>
+    <w:p>
+      <w:pPr>
+        <w:pStyle w:val="BodyText"/>
+      </w:pPr>
+      <w:r>
+        <w:t xml:space="preserve">Day of prediction window was an important feature for predicting lapses in AUD, but not in OUD. This may be due to differences in the temporal patterns of use for these substances. For example, alcohol use may be more likely to occur on weekends, while opioid use may not have such a strong temporal pattern.</w:t>
+      </w:r>
+    </w:p>
+    <w:p>
+      <w:pPr>
+        <w:pStyle w:val="BodyText"/>
+      </w:pPr>
+      <w:r>
+        <w:t xml:space="preserve">Discuss contrast between top global features and</w:t>
+      </w:r>
+      <w:r>
+        <w:t xml:space="preserve"> </w:t>
+      </w:r>
+      <w:r>
+        <w:t xml:space="preserve">“actual”</w:t>
+      </w:r>
+      <w:r>
+        <w:t xml:space="preserve"> </w:t>
+      </w:r>
+      <w:r>
+        <w:t xml:space="preserve">important features (i.e., what comes up day to day as being important). What does this mean for how we traditionally conceptualize feature importance?</w:t>
+      </w:r>
+    </w:p>
     <w:bookmarkEnd w:id="137"/>
-    <w:bookmarkStart w:id="142" w:name="discussion-1"/>
-    <w:p>
-      <w:pPr>
-        <w:pStyle w:val="Heading2"/>
-      </w:pPr>
-      <w:r>
-        <w:t xml:space="preserve">3.4 Discussion</w:t>
-      </w:r>
-    </w:p>
-    <w:bookmarkStart w:id="138" w:name="model-performance-2"/>
-    <w:p>
-      <w:pPr>
-        <w:pStyle w:val="Heading3"/>
-      </w:pPr>
-      <w:r>
-        <w:t xml:space="preserve">3.4.1 Model Performance</w:t>
-      </w:r>
-    </w:p>
-    <w:p>
-      <w:pPr>
-        <w:pStyle w:val="FirstParagraph"/>
-      </w:pPr>
-      <w:r>
-        <w:t xml:space="preserve">Our models performed exceptionally well. Our no lag models had a .90 median posterior probability for auROC. This model predicts the probability of an immediate (i.e., within 24 hours) lapse back to alcohol use. Our 2-week lagged model, our most lagged model, had a .84 median posterior probability for auROC, suggesting lagged models can be used to shift a 24-hour prediction window up to weeks out.</w:t>
-      </w:r>
-    </w:p>
-    <w:p>
-      <w:pPr>
-        <w:pStyle w:val="BodyText"/>
-      </w:pPr>
-      <w:r>
-        <w:t xml:space="preserve">Across all models (no lag, 1 day, 3 days, 1 week, and 2 weeks) we saw model performance decrease as models predicted further into the future. All lagged models had lower performance compared to the no lag baseline model and to the preceding adjacent lag model. This is unsurprising given what we know about prediction and substance use. Many important relapse risk factors are fluctuating processes that can change day-by-day, if not more frequently. As lag time increases, features become less proximal to the start of the prediction window. Still, we wish to emphasize that our lowest auROC (.84) is still quite good, and the benefit of advanced notice (i.e., 2 weeks) likely outweighs the cost to performance.</w:t>
-      </w:r>
-    </w:p>
-    <w:p>
-      <w:pPr>
-        <w:pStyle w:val="BodyText"/>
-      </w:pPr>
-      <w:r>
-        <w:t xml:space="preserve">Collectively, these results suggest we can achieve clinically meaningful performance up to two weeks out. Our rigorous resampling methods (grouped, nested, k-fold cross-validation) make us confident that these are valid estimates of how our models would perform with new individuals.</w:t>
-      </w:r>
-    </w:p>
-    <w:p>
-      <w:pPr>
-        <w:pStyle w:val="BodyText"/>
-      </w:pPr>
-      <w:r>
-        <w:t xml:space="preserve">When looking at global feature importance, or how important a feature category was to the model’s predictions, on average across all participants and all observations, the relative ordering of important features remained somewhat consistent across both our no lag and 2-week lag models. Past use, future efficacy, and craving were the top three features for both models. However the magnitude of their importance varied by lag time. For the 2-week lagged models, these top features were overall less important for the model’s predictions compared to the no lag model. This is consistent with the 2-week lagged model’s lower performance, compared to the no lag model.</w:t>
-      </w:r>
-    </w:p>
-    <w:p>
-      <w:pPr>
-        <w:pStyle w:val="BodyText"/>
-      </w:pPr>
-      <w:r>
-        <w:t xml:space="preserve">When looking at local feature importance, or how important a feature category is for an individual prediction timepoint for a single individual on a specific day, we saw a wide variation in possible values for both the no lag and 2-week lag models. A wide range of possible values suggests that even feature categories with low global importance (e.g., past pleasant event) are important risk-relevant factors for some people on some days.</w:t>
-      </w:r>
-    </w:p>
-    <w:p>
-      <w:pPr>
-        <w:pStyle w:val="BodyText"/>
-      </w:pPr>
-      <w:r>
-        <w:t xml:space="preserve">We believe our lapse prediction models will be most effective when embedded in a recovery monitoring and support system designed to deliver adaptive and personalized continuing care. This system could send daily, weekly, or less frequent messages to patients with personalized feedback about their risk of lapse and provide support recommendations tailored to their current recovery needs. This study provides initial support that immediate and lagged prediction models can be built with high accuracy using EMA for recovery monitoring. Furthermore, the high variance in importance of features for individual predictions is well suited for making tailored recovery support recommendations.</w:t>
-      </w:r>
-    </w:p>
-    <w:p>
-      <w:pPr>
-        <w:pStyle w:val="BodyText"/>
-      </w:pPr>
-      <w:r>
-        <w:t xml:space="preserve">Our no lag models can be used to guide individuals to take immediate actionable steps to maintain their recovery goals and support them in implementing these steps (e.g., pointing them to a specific module in an app). For example, recommending an urge surfing activity when someone’s immediate risk is driven by strong craving, recommending a guided relaxation video when someone is reporting recent stressful events, or encouraging individuals to reflect on recent past successes or reasons for choosing abstinence or moderation when self-efficacy is low.</w:t>
-      </w:r>
-    </w:p>
-    <w:p>
-      <w:pPr>
-        <w:pStyle w:val="BodyText"/>
-      </w:pPr>
-      <w:r>
-        <w:t xml:space="preserve">The 2-week lagged model provides individuals with advanced warning of their lapse risk. These models are well-suited to support recovery needs that cannot be addressed within an app, such as scheduling positive or pleasant activities, increasing social engagement, or attending a peer-led recovery meeting. To be clear, we do not believe an app alone is sufficient to deliver continuing care. We expect individuals will require additional support throughout their recovery from a mental health provider (e.g., motivational enhancement, crisis management, skill building), a peer (e.g., sponsor, support group), or family member. Importantly, these types of supports take time to set up; highlighting the value of this lagged week model.</w:t>
-      </w:r>
-    </w:p>
-    <w:bookmarkEnd w:id="138"/>
-    <w:bookmarkStart w:id="139" w:name="model-fairness"/>
-    <w:p>
-      <w:pPr>
-        <w:pStyle w:val="Heading3"/>
-      </w:pPr>
-      <w:r>
-        <w:t xml:space="preserve">3.4.2 Model Fairness</w:t>
-      </w:r>
-    </w:p>
-    <w:p>
-      <w:pPr>
-        <w:pStyle w:val="FirstParagraph"/>
-      </w:pPr>
-      <w:r>
-        <w:t xml:space="preserve">In Chapter 2, we failed to assess model fairness. In recent years, the machine learning field has begun to understand the critical importance of evaluating model fairness when algorithms are used to inform important decisions (e.g., healthcare services offered, eligibility for loans, early parole). Algorithms that perform favorably for only a single majority group could widen existing disparities in access to resources and important clinical outcomes</w:t>
-      </w:r>
-      <w:r>
-        <w:t xml:space="preserve"> </w:t>
-      </w:r>
-      <w:r>
-        <w:t xml:space="preserve">(Veinot et al., 2018)</w:t>
-      </w:r>
-      <w:r>
-        <w:t xml:space="preserve">. Therefore, we are committed to continuing to improve our understanding of and methods for evaluating model fairness. In this study, we assessed model fairness by comparing model performance across important subgroups with known disparities in substance use treatment access and/or outcomes - race/ethnicity (not White vs. non-Hispanic White), income (below poverty vs. above poverty), and sex at birth (female vs. male).</w:t>
-      </w:r>
-    </w:p>
-    <w:p>
-      <w:pPr>
-        <w:pStyle w:val="BodyText"/>
-      </w:pPr>
-      <w:r>
-        <w:t xml:space="preserve">All models performed worse for people who were not White, and for people who had an income below the poverty line. The largest contributing factor is likely the lack of diversity in our training data. Our sample was majority non-Hispanic White (</w:t>
-      </w:r>
-      <w:r>
-        <w:rPr>
-          <w:i/>
-          <w:iCs/>
-        </w:rPr>
-        <w:t xml:space="preserve">N</w:t>
-      </w:r>
-      <w:r>
-        <w:t xml:space="preserve">=131, 87%) with an average income of $34,000. As a result, even with our coarse combination of race/ethnicity, the not White group was severely underrepresented relative to the non-Hispanic White group. Similarly, our below poverty group was underrepresented relative to the above poverty group.</w:t>
-      </w:r>
-    </w:p>
-    <w:p>
-      <w:pPr>
-        <w:pStyle w:val="BodyText"/>
-      </w:pPr>
-      <w:r>
-        <w:t xml:space="preserve">One obvious potential solution to this problem is to recruit a more representative sample. These data were collected from 2015-2017. Our group has since committed to making changes in recruitment strategies. We are currently working to collect data from a more diverse sample of individuals with alcohol use disorder to improve these models</w:t>
-      </w:r>
-      <w:r>
-        <w:t xml:space="preserve"> </w:t>
-      </w:r>
-      <w:r>
-        <w:t xml:space="preserve">(Wyant et al., 2025)</w:t>
-      </w:r>
-      <w:r>
-        <w:t xml:space="preserve">. In a separate project, we recruited a national sample of participants with opioid use disorder</w:t>
-      </w:r>
-      <w:r>
-        <w:t xml:space="preserve"> </w:t>
-      </w:r>
-      <w:r>
-        <w:t xml:space="preserve">(Moshontz et al., 2021)</w:t>
-      </w:r>
-      <w:r>
-        <w:t xml:space="preserve">. In addition to achieving better representation in income and race/ethnicity, we also ensured diversity across geographic location (e.g., rural vs. urban) as this is likely another important factor in evaluating fairness.</w:t>
-      </w:r>
-    </w:p>
-    <w:p>
-      <w:pPr>
-        <w:pStyle w:val="BodyText"/>
-      </w:pPr>
-      <w:r>
-        <w:t xml:space="preserve">Computational solutions to mitigate these issues in the current data may also exist. We could explore upsampling non-advantaged group representation in the data (e.g., using synthetic minority oversampling technique). We also could adjust the penalty weights so that prediction errors for non-advantaged groups are weighted more heavily than prediction errors for majority groups. We could also consider using personalized modeling approaches that consider the characteristics and behaviors important to an individual rather than generalizing across a population. For example, state space models can capitalize on time series data by building individual models for each participant using their own data. Individual models may help mitigate issues of unfairness, as the model will weigh the individual’s own data more heavily than group level estimates. In other words, how does lapse risk evolve over time for a specific individual.</w:t>
-      </w:r>
-    </w:p>
-    <w:p>
-      <w:pPr>
-        <w:pStyle w:val="BodyText"/>
-      </w:pPr>
-      <w:r>
-        <w:t xml:space="preserve">The models also performed more poorly for women compared to men, despite the fact that they were well represented. This finding suggests representation in our data is not the only factor affecting model fairness. We chose our EMA items based on domain expertise and decades of relapse risk research. However, prior to 1993 National Institute of Health Revitalization Act</w:t>
-      </w:r>
-      <w:r>
-        <w:t xml:space="preserve"> </w:t>
-      </w:r>
-      <w:r>
-        <w:t xml:space="preserve">(Studies et al., 1994)</w:t>
-      </w:r>
-      <w:r>
-        <w:t xml:space="preserve"> </w:t>
-      </w:r>
-      <w:r>
-        <w:t xml:space="preserve">that mandated the inclusion of minorities and women in research, women were mostly excluded from most substance abuse treatment research due to their childbearing potential</w:t>
-      </w:r>
-      <w:r>
-        <w:t xml:space="preserve"> </w:t>
-      </w:r>
-      <w:r>
-        <w:t xml:space="preserve">(Vannicelli &amp; Nash, 1984)</w:t>
-      </w:r>
-      <w:r>
-        <w:t xml:space="preserve">. As a result, it is possible that these constructs more precisely describe relapse risk factors for men than for women. This could mean that more research is needed to identify relapse risk factors for women (e.g., interpersonal relationship problems</w:t>
-      </w:r>
-      <w:r>
-        <w:t xml:space="preserve"> </w:t>
-      </w:r>
-      <w:r>
-        <w:t xml:space="preserve">(Walitzer &amp; Dearing, 2006)</w:t>
-      </w:r>
-      <w:r>
-        <w:t xml:space="preserve">, hormonal changes</w:t>
-      </w:r>
-      <w:r>
-        <w:t xml:space="preserve"> </w:t>
-      </w:r>
-      <w:r>
-        <w:t xml:space="preserve">(McHugh et al., 2018)</w:t>
-      </w:r>
-      <w:r>
-        <w:t xml:space="preserve">), and other groups underrepresented in the literature more broadly.</w:t>
-      </w:r>
-    </w:p>
-    <w:p>
-      <w:pPr>
-        <w:pStyle w:val="BodyText"/>
-      </w:pPr>
-      <w:r>
-        <w:t xml:space="preserve">An alternative approach could be to use a data-driven (bottom-up) approach to identify patterns and characteristics predictive of lapse in specific groups. Compared to traditional, theory-driven (top-down) methods, data-driven features reduce potential bias in features by minimizing researcher involvement. For example, applying natural language processing to text message content could allow new categories of features to emerge. These categories may or may not align with existing theoretical concepts of lapse and relapse, but because they are generated from participants’ own words, they may serve as reliable indicators of lapse risk for certain individuals.</w:t>
-      </w:r>
-    </w:p>
-    <w:p>
-      <w:pPr>
-        <w:pStyle w:val="BodyText"/>
-      </w:pPr>
-      <w:r>
-        <w:t xml:space="preserve">It is also true that historically marginalized groups that have experienced systemic racism, exclusion, or other stigma around substance use (e.g., societal expectations for women regarding attractiveness, cleanliness and motherhood</w:t>
-      </w:r>
-      <w:r>
-        <w:t xml:space="preserve"> </w:t>
-      </w:r>
-      <w:r>
-        <w:t xml:space="preserve">(Meyers et al., 2021)</w:t>
-      </w:r>
-      <w:r>
-        <w:t xml:space="preserve">) may feel less trusting in disclosing substance use</w:t>
-      </w:r>
-      <w:r>
-        <w:t xml:space="preserve"> </w:t>
-      </w:r>
-      <w:r>
-        <w:t xml:space="preserve">(Marwick &amp; Boyd, 2018)</w:t>
-      </w:r>
-      <w:r>
-        <w:t xml:space="preserve">. These experiences could result in individuals under-reporting lapses and/or risk factors, contributing to the gap in model performance. We saw a comparable, or slightly higher, percentage of lapse reports for disadvantaged compared to advantaged groups: race/ethnicity (6%, not White vs. 8%, non-Hispanic White), income (12%, below poverty vs. 7%, above poverty), sex at birth (9%, female vs. 7%, male). However, comparable lapse labels (i.e., reported lapses) does not necessarily equate comparable reporting (i.e., proportion of true lapses reported).</w:t>
-      </w:r>
-    </w:p>
-    <w:bookmarkEnd w:id="139"/>
-    <w:bookmarkStart w:id="140" w:name="X5ad29cf6135702ebd29ccbd3207356419a7e287"/>
-    <w:p>
-      <w:pPr>
-        <w:pStyle w:val="Heading3"/>
-      </w:pPr>
-      <w:r>
-        <w:t xml:space="preserve">3.4.3 Additional Limitations and Future Directions</w:t>
-      </w:r>
-    </w:p>
-    <w:p>
-      <w:pPr>
-        <w:pStyle w:val="FirstParagraph"/>
-      </w:pPr>
-      <w:r>
-        <w:t xml:space="preserve">Despite building successful prediction models, it is still unclear the best way to provide risk and support information to people. For a recovery monitoring and support system to be successful, it is important that participants trust the system, engage with the system and find the system beneficial. In an ongoing grant, our group is working to optimize the delivery of daily support messages by examining whether the inclusion or exclusion of risk-relevant message components (e.g., lapse probability, lapse probability change, important features, and a risk-relevant recommendation) increase engagement in recovery tools and supports, trust in the machine learning model, and improve clinical outcomes</w:t>
-      </w:r>
-      <w:r>
-        <w:t xml:space="preserve"> </w:t>
-      </w:r>
-      <w:r>
-        <w:t xml:space="preserve">(Wyant et al., 2025)</w:t>
-      </w:r>
-      <w:r>
-        <w:t xml:space="preserve">.</w:t>
-      </w:r>
-    </w:p>
-    <w:p>
-      <w:pPr>
-        <w:pStyle w:val="BodyText"/>
-      </w:pPr>
-      <w:r>
-        <w:t xml:space="preserve">For a system using lagged models, we can imagine that even longer lags (i.e., more advanced warning) would be better still. In the present study, we were limited by how much time we could lag predictions. Participants only provided EMA for up to three months. Therefore, a lag time of two weeks between the prediction time point and start of the prediction window means data from 2 out of the 12 possible weeks is not being used. This loss of data could be one reason we saw a decrease in model performance with increased lag times. In a separate NIH protocol underway, participants are providing EMA and other sensed data for up to 12 months</w:t>
-      </w:r>
-      <w:r>
-        <w:t xml:space="preserve"> </w:t>
-      </w:r>
-      <w:r>
-        <w:t xml:space="preserve">(Moshontz et al., 2021)</w:t>
-      </w:r>
-      <w:r>
-        <w:t xml:space="preserve">. By comparing models built from these two datasets, we will better be able to evaluate whether this loss of data impacted model performance and if we can sustain similar performance with even longer lags in these data.</w:t>
-      </w:r>
-    </w:p>
-    <w:p>
-      <w:pPr>
-        <w:pStyle w:val="BodyText"/>
-      </w:pPr>
-      <w:r>
-        <w:t xml:space="preserve">A recovery monitoring and support system will require new data to update model predictions. A model only using EMA could raise measurement burden concerns. Research suggests people can comply with effortful sensing methods (e.g., 4x daily EMA) while using substances</w:t>
-      </w:r>
-      <w:r>
-        <w:t xml:space="preserve"> </w:t>
-      </w:r>
-      <w:r>
-        <w:t xml:space="preserve">(Jones et al., 2019; Wyant et al., 2023)</w:t>
-      </w:r>
-      <w:r>
-        <w:t xml:space="preserve">. However, it is likely that frequent daily surveys will eventually become too burdensome when considering long-term monitoring. We have begun to address this by building models with fewer EMAs (1x daily) and have found comparable performance</w:t>
-      </w:r>
-      <w:r>
-        <w:t xml:space="preserve"> </w:t>
-      </w:r>
-      <w:r>
-        <w:t xml:space="preserve">(Pulick et al., 2025)</w:t>
-      </w:r>
-      <w:r>
-        <w:t xml:space="preserve">. Additionally, reinforcement learning could potentially be used for adaptive EMA sampling. For example, each day the algorithm could make a decision to send out an EMA or not based on inferred latent states of the individual based on previous EMA responses and predicted probability of lapse.</w:t>
-      </w:r>
-    </w:p>
-    <w:p>
-      <w:pPr>
-        <w:pStyle w:val="BodyText"/>
-      </w:pPr>
-      <w:r>
-        <w:t xml:space="preserve">Additionally, we have begun to explore how we can supplement our models with data from other lower burden sensing methods. Geolocation is a passive sensing method that could compliment EMA well. First, it could provide insight into information not easily captured by self-report. For example, the amount of time spent in risky locations, or changes in routine that could indicate life stressors. Second, the near-continuous sampling of geolocation could offer risk-relevant information that would otherwise be missed in between the discrete sampling periods of EMA. Ultimately, passive sensing offers the opportunity to capture additional risk features that would be difficult to measure with self-report or would add additional burden by increasing the number of questions on the EMA.</w:t>
-      </w:r>
-    </w:p>
-    <w:bookmarkEnd w:id="140"/>
-    <w:bookmarkStart w:id="141" w:name="conclusion"/>
-    <w:p>
-      <w:pPr>
-        <w:pStyle w:val="Heading3"/>
-      </w:pPr>
-      <w:r>
-        <w:t xml:space="preserve">3.4.4 Conclusion</w:t>
-      </w:r>
-    </w:p>
-    <w:p>
-      <w:pPr>
-        <w:pStyle w:val="FirstParagraph"/>
-      </w:pPr>
-      <w:r>
-        <w:t xml:space="preserve">This study suggests it is possible to predict next day alcohol lapses up to two weeks into the future. This advanced notice could allow patients to implement support options not immediately available. Important steps are still needed to make these models clinically implementable. Most notably, is the increased fairness in model performance. However, we remain optimistic as we have already begun to take several steps in addressing these barriers.</w:t>
-      </w:r>
-    </w:p>
-    <w:bookmarkEnd w:id="141"/>
-    <w:bookmarkEnd w:id="142"/>
-    <w:bookmarkEnd w:id="143"/>
-    <w:bookmarkStart w:id="144" w:name="Xb01b715a71d3cc3f262d360703a81420bd8b11f"/>
-    <w:p>
-      <w:pPr>
-        <w:pStyle w:val="Heading1"/>
-      </w:pPr>
-      <w:r>
-        <w:t xml:space="preserve">4. Using sensing data to predict opioid lapse risk in a national sample of patients with opioid use disorder</w:t>
-      </w:r>
-    </w:p>
-    <w:bookmarkEnd w:id="144"/>
-    <w:bookmarkStart w:id="343" w:name="discussion-2"/>
-    <w:p>
-      <w:pPr>
-        <w:pStyle w:val="Heading1"/>
-      </w:pPr>
-      <w:r>
-        <w:t xml:space="preserve">5. Discussion</w:t>
-      </w:r>
-    </w:p>
-    <w:bookmarkStart w:id="145" w:name="summary"/>
-    <w:p>
-      <w:pPr>
-        <w:pStyle w:val="Heading2"/>
-      </w:pPr>
-      <w:r>
-        <w:t xml:space="preserve">5.1 Summary</w:t>
-      </w:r>
-    </w:p>
-    <w:p>
-      <w:pPr>
-        <w:pStyle w:val="FirstParagraph"/>
-      </w:pPr>
-      <w:r>
-        <w:t xml:space="preserve">This series of studies sought to develop fair and temporally precise machine learning models for predicting lapses back to substance use that could be used in a recovery monitoring support system.</w:t>
-      </w:r>
-    </w:p>
-    <w:p>
-      <w:pPr>
-        <w:pStyle w:val="BodyText"/>
-      </w:pPr>
-      <w:r>
-        <w:t xml:space="preserve">Our models perferformed well across varying prediction window widths (one week, one day, and one hour), varying lag times between the prediction timepoint and the start of the prediction window (no lag, 1 day, 3 days, 1 week, and 2 weeks), and different substances (alcohol and opioid).</w:t>
-      </w:r>
-    </w:p>
-    <w:p>
-      <w:pPr>
-        <w:pStyle w:val="BodyText"/>
-      </w:pPr>
-      <w:r>
-        <w:t xml:space="preserve">EMA remains to be a feasible and predictive signal even when measured over a year. We found geolocation data (via our sensing method) did not add unique predictive value. However, geolocation features did emerge as important features in the model, thus expanding the range of risk factors that can be intervened on.</w:t>
-      </w:r>
-    </w:p>
-    <w:p>
-      <w:pPr>
-        <w:pStyle w:val="BodyText"/>
-      </w:pPr>
-      <w:r>
-        <w:t xml:space="preserve">Models performed fairly when demographic groups were sufficiently represented in the training data.</w:t>
-      </w:r>
-    </w:p>
-    <w:p>
-      <w:pPr>
-        <w:pStyle w:val="BodyText"/>
-      </w:pPr>
-      <w:r>
-        <w:t xml:space="preserve">Past use, craving, and abstinence self-efficacy were among the top important features for both alcohol and opioid lapse prediction models.</w:t>
-      </w:r>
-    </w:p>
-    <w:p>
-      <w:pPr>
-        <w:pStyle w:val="BodyText"/>
-      </w:pPr>
-      <w:r>
-        <w:t xml:space="preserve">Day of prediction window was an important feature for predicting lapses in AUD, but not in OUD. This may be due to differences in the temporal patterns of use for these substances. For example, alcohol use may be more likely to occur on weekends, while opioid use may not have such a strong temporal pattern.</w:t>
-      </w:r>
-    </w:p>
-    <w:p>
-      <w:pPr>
-        <w:pStyle w:val="BodyText"/>
-      </w:pPr>
-      <w:r>
-        <w:t xml:space="preserve">Discuss contrast between top global features and</w:t>
-      </w:r>
-      <w:r>
-        <w:t xml:space="preserve"> </w:t>
-      </w:r>
-      <w:r>
-        <w:t xml:space="preserve">“actual”</w:t>
-      </w:r>
-      <w:r>
-        <w:t xml:space="preserve"> </w:t>
-      </w:r>
-      <w:r>
-        <w:t xml:space="preserve">important features (i.e., what comes up day to day as being important). What does this mean for how we traditionally conceptualize feature importance?</w:t>
-      </w:r>
-    </w:p>
-    <w:bookmarkEnd w:id="145"/>
-    <w:bookmarkStart w:id="146" w:name="limitations"/>
+    <w:bookmarkStart w:id="138" w:name="limitations"/>
     <w:p>
       <w:pPr>
         <w:pStyle w:val="Heading2"/>
@@ -10101,8 +10044,8 @@
         <w:t xml:space="preserve">Expand risk factors(started to look at geolocation features - but sensing method could be improved, other potential sensing methods?) -</w:t>
       </w:r>
     </w:p>
-    <w:bookmarkEnd w:id="146"/>
-    <w:bookmarkStart w:id="147" w:name="recovery-monitoring-support-system"/>
+    <w:bookmarkEnd w:id="138"/>
+    <w:bookmarkStart w:id="139" w:name="recovery-monitoring-support-system"/>
     <w:p>
       <w:pPr>
         <w:pStyle w:val="Heading2"/>
@@ -10155,8 +10098,8 @@
         <w:t xml:space="preserve">other ways to personalize, recommendation based on Shapley and risk probability?</w:t>
       </w:r>
     </w:p>
-    <w:bookmarkEnd w:id="147"/>
-    <w:bookmarkStart w:id="148" w:name="considerations-for-real-world-deployment"/>
+    <w:bookmarkEnd w:id="139"/>
+    <w:bookmarkStart w:id="140" w:name="considerations-for-real-world-deployment"/>
     <w:p>
       <w:pPr>
         <w:pStyle w:val="Heading2"/>
@@ -10177,8 +10120,8 @@
         <w:t xml:space="preserve">re-evaluating for performance drift, updating with data from target sample,</w:t>
       </w:r>
     </w:p>
-    <w:bookmarkEnd w:id="148"/>
-    <w:bookmarkStart w:id="149" w:name="additional-future-directions"/>
+    <w:bookmarkEnd w:id="140"/>
+    <w:bookmarkStart w:id="141" w:name="additional-future-directions"/>
     <w:p>
       <w:pPr>
         <w:pStyle w:val="Heading2"/>
@@ -10235,8 +10178,8 @@
         <w:t xml:space="preserve">Right now we’re using our model outputs us inputs into an LLM But, we could imagine in the near future using them as inputs into agentic AI systems that could automatically deliver personalized recommendations or even directly engage with individuals to help them implement recommendations and facilitate connections to therapists and other care providers when risk levels are high (triage).</w:t>
       </w:r>
     </w:p>
-    <w:bookmarkEnd w:id="149"/>
-    <w:bookmarkStart w:id="342" w:name="conclusions"/>
+    <w:bookmarkEnd w:id="141"/>
+    <w:bookmarkStart w:id="142" w:name="conclusions"/>
     <w:p>
       <w:pPr>
         <w:pStyle w:val="Heading2"/>
@@ -10245,8 +10188,19 @@
         <w:t xml:space="preserve">5.6 Conclusions</w:t>
       </w:r>
     </w:p>
-    <w:bookmarkStart w:id="341" w:name="refs"/>
-    <w:bookmarkStart w:id="151" w:name="ref-alexanderUseEcologicalMomentary2023"/>
+    <w:bookmarkEnd w:id="142"/>
+    <w:bookmarkEnd w:id="143"/>
+    <w:bookmarkStart w:id="336" w:name="references"/>
+    <w:p>
+      <w:pPr>
+        <w:pStyle w:val="Heading1"/>
+      </w:pPr>
+      <w:r>
+        <w:t xml:space="preserve">6. References</w:t>
+      </w:r>
+    </w:p>
+    <w:bookmarkStart w:id="335" w:name="refs"/>
+    <w:bookmarkStart w:id="145" w:name="ref-alexanderUseEcologicalMomentary2023"/>
     <w:p>
       <w:pPr>
         <w:pStyle w:val="Bibliography"/>
@@ -10337,7 +10291,7 @@
       <w:r>
         <w:t xml:space="preserve"> </w:t>
       </w:r>
-      <w:hyperlink r:id="rId150">
+      <w:hyperlink r:id="rId144">
         <w:r>
           <w:rPr>
             <w:rStyle w:val="Hyperlink"/>
@@ -10346,8 +10300,8 @@
         </w:r>
       </w:hyperlink>
     </w:p>
-    <w:bookmarkEnd w:id="151"/>
-    <w:bookmarkStart w:id="152" w:name="ref-ARDIAlcoholAttributableDeaths"/>
+    <w:bookmarkEnd w:id="145"/>
+    <w:bookmarkStart w:id="146" w:name="ref-ARDIAlcoholAttributableDeaths"/>
     <w:p>
       <w:pPr>
         <w:pStyle w:val="Bibliography"/>
@@ -10405,8 +10359,8 @@
         <w:t xml:space="preserve">. (n.d.). https://nccd.cdc.gov/DPH_ARDI/Default/Report.aspx?T=AAM&amp;P=F1F85724-AEC5-4421-BC88-3E8899866842&amp;R=EACE3036-77C9-4893-9F93-17A5E1FEBE01&amp;M=7F40785C-D481-440A-970F-50EFBD21B35B&amp;F=&amp;D=.</w:t>
       </w:r>
     </w:p>
-    <w:bookmarkEnd w:id="152"/>
-    <w:bookmarkStart w:id="154" w:name="ref-baeLeveragingMobilePhone2023"/>
+    <w:bookmarkEnd w:id="146"/>
+    <w:bookmarkStart w:id="148" w:name="ref-baeLeveragingMobilePhone2023"/>
     <w:p>
       <w:pPr>
         <w:pStyle w:val="Bibliography"/>
@@ -10493,7 +10447,7 @@
       <w:r>
         <w:t xml:space="preserve"> </w:t>
       </w:r>
-      <w:hyperlink r:id="rId153">
+      <w:hyperlink r:id="rId147">
         <w:r>
           <w:rPr>
             <w:rStyle w:val="Hyperlink"/>
@@ -10502,8 +10456,8 @@
         </w:r>
       </w:hyperlink>
     </w:p>
-    <w:bookmarkEnd w:id="154"/>
-    <w:bookmarkStart w:id="156" w:name="ref-baeMobilePhoneSensors2018"/>
+    <w:bookmarkEnd w:id="148"/>
+    <w:bookmarkStart w:id="150" w:name="ref-baeMobilePhoneSensors2018"/>
     <w:p>
       <w:pPr>
         <w:pStyle w:val="Bibliography"/>
@@ -10552,7 +10506,7 @@
       <w:r>
         <w:t xml:space="preserve"> </w:t>
       </w:r>
-      <w:hyperlink r:id="rId155">
+      <w:hyperlink r:id="rId149">
         <w:r>
           <w:rPr>
             <w:rStyle w:val="Hyperlink"/>
@@ -10561,8 +10515,8 @@
         </w:r>
       </w:hyperlink>
     </w:p>
-    <w:bookmarkEnd w:id="156"/>
-    <w:bookmarkStart w:id="158" w:name="ref-bickmanAchievingPrecisionMental2016"/>
+    <w:bookmarkEnd w:id="150"/>
+    <w:bookmarkStart w:id="152" w:name="ref-bickmanAchievingPrecisionMental2016"/>
     <w:p>
       <w:pPr>
         <w:pStyle w:val="Bibliography"/>
@@ -10638,7 +10592,7 @@
       <w:r>
         <w:t xml:space="preserve"> </w:t>
       </w:r>
-      <w:hyperlink r:id="rId157">
+      <w:hyperlink r:id="rId151">
         <w:r>
           <w:rPr>
             <w:rStyle w:val="Hyperlink"/>
@@ -10647,8 +10601,8 @@
         </w:r>
       </w:hyperlink>
     </w:p>
-    <w:bookmarkEnd w:id="158"/>
-    <w:bookmarkStart w:id="159" w:name="X6c5adf42984d4dcd96717e3e06f47f768bdce11"/>
+    <w:bookmarkEnd w:id="152"/>
+    <w:bookmarkStart w:id="153" w:name="X6c5adf42984d4dcd96717e3e06f47f768bdce11"/>
     <w:p>
       <w:pPr>
         <w:pStyle w:val="Bibliography"/>
@@ -10750,8 +10704,8 @@
         <w:t xml:space="preserve">(Second edition). The Guilford Press.</w:t>
       </w:r>
     </w:p>
-    <w:bookmarkEnd w:id="159"/>
-    <w:bookmarkStart w:id="161" w:name="X1f603aac9a9ea73be97c55416395d3641a2c512"/>
+    <w:bookmarkEnd w:id="153"/>
+    <w:bookmarkStart w:id="155" w:name="X1f603aac9a9ea73be97c55416395d3641a2c512"/>
     <w:p>
       <w:pPr>
         <w:pStyle w:val="Bibliography"/>
@@ -10851,7 +10805,7 @@
       <w:r>
         <w:t xml:space="preserve"> </w:t>
       </w:r>
-      <w:hyperlink r:id="rId160">
+      <w:hyperlink r:id="rId154">
         <w:r>
           <w:rPr>
             <w:rStyle w:val="Hyperlink"/>
@@ -10860,8 +10814,8 @@
         </w:r>
       </w:hyperlink>
     </w:p>
-    <w:bookmarkEnd w:id="161"/>
-    <w:bookmarkStart w:id="163" w:name="ref-brandonRelapseRelapsePrevention2007"/>
+    <w:bookmarkEnd w:id="155"/>
+    <w:bookmarkStart w:id="157" w:name="ref-brandonRelapseRelapsePrevention2007"/>
     <w:p>
       <w:pPr>
         <w:pStyle w:val="Bibliography"/>
@@ -10898,7 +10852,7 @@
       <w:r>
         <w:t xml:space="preserve"> </w:t>
       </w:r>
-      <w:hyperlink r:id="rId162">
+      <w:hyperlink r:id="rId156">
         <w:r>
           <w:rPr>
             <w:rStyle w:val="Hyperlink"/>
@@ -10907,8 +10861,8 @@
         </w:r>
       </w:hyperlink>
     </w:p>
-    <w:bookmarkEnd w:id="163"/>
-    <w:bookmarkStart w:id="165" w:name="Xb9e0d0ebf8a68c1cf7bf5a0c0c60d2cec07c66c"/>
+    <w:bookmarkEnd w:id="157"/>
+    <w:bookmarkStart w:id="159" w:name="Xb9e0d0ebf8a68c1cf7bf5a0c0c60d2cec07c66c"/>
     <w:p>
       <w:pPr>
         <w:pStyle w:val="Bibliography"/>
@@ -10957,7 +10911,7 @@
       <w:r>
         <w:t xml:space="preserve"> </w:t>
       </w:r>
-      <w:hyperlink r:id="rId164">
+      <w:hyperlink r:id="rId158">
         <w:r>
           <w:rPr>
             <w:rStyle w:val="Hyperlink"/>
@@ -10966,8 +10920,8 @@
         </w:r>
       </w:hyperlink>
     </w:p>
-    <w:bookmarkEnd w:id="165"/>
-    <w:bookmarkStart w:id="167" w:name="ref-campbellBriefReportGender2018"/>
+    <w:bookmarkEnd w:id="159"/>
+    <w:bookmarkStart w:id="161" w:name="ref-campbellBriefReportGender2018"/>
     <w:p>
       <w:pPr>
         <w:pStyle w:val="Bibliography"/>
@@ -11082,7 +11036,7 @@
       <w:r>
         <w:t xml:space="preserve"> </w:t>
       </w:r>
-      <w:hyperlink r:id="rId166">
+      <w:hyperlink r:id="rId160">
         <w:r>
           <w:rPr>
             <w:rStyle w:val="Hyperlink"/>
@@ -11091,8 +11045,8 @@
         </w:r>
       </w:hyperlink>
     </w:p>
-    <w:bookmarkEnd w:id="167"/>
-    <w:bookmarkStart w:id="169" w:name="X9a37a6baaaf4b0898f9b89d686ca60354e1e472"/>
+    <w:bookmarkEnd w:id="161"/>
+    <w:bookmarkStart w:id="163" w:name="X9a37a6baaaf4b0898f9b89d686ca60354e1e472"/>
     <w:p>
       <w:pPr>
         <w:pStyle w:val="Bibliography"/>
@@ -11129,7 +11083,7 @@
       <w:r>
         <w:t xml:space="preserve"> </w:t>
       </w:r>
-      <w:hyperlink r:id="rId168">
+      <w:hyperlink r:id="rId162">
         <w:r>
           <w:rPr>
             <w:rStyle w:val="Hyperlink"/>
@@ -11138,8 +11092,8 @@
         </w:r>
       </w:hyperlink>
     </w:p>
-    <w:bookmarkEnd w:id="169"/>
-    <w:bookmarkStart w:id="171" w:name="ref-chtc"/>
+    <w:bookmarkEnd w:id="163"/>
+    <w:bookmarkStart w:id="165" w:name="ref-chtc"/>
     <w:p>
       <w:pPr>
         <w:pStyle w:val="Bibliography"/>
@@ -11163,7 +11117,7 @@
       <w:r>
         <w:t xml:space="preserve"> </w:t>
       </w:r>
-      <w:hyperlink r:id="rId170">
+      <w:hyperlink r:id="rId164">
         <w:r>
           <w:rPr>
             <w:rStyle w:val="Hyperlink"/>
@@ -11172,8 +11126,8 @@
         </w:r>
       </w:hyperlink>
     </w:p>
-    <w:bookmarkEnd w:id="171"/>
-    <w:bookmarkStart w:id="172" w:name="X21d9bc577093464d5d051ef6477b67710b39313"/>
+    <w:bookmarkEnd w:id="165"/>
+    <w:bookmarkStart w:id="166" w:name="X21d9bc577093464d5d051ef6477b67710b39313"/>
     <w:p>
       <w:pPr>
         <w:pStyle w:val="Bibliography"/>
@@ -11249,8 +11203,8 @@
         <w:t xml:space="preserve">. https://nccd.cdc.gov/DPH_ARDI/Default/Default.aspx.</w:t>
       </w:r>
     </w:p>
-    <w:bookmarkEnd w:id="172"/>
-    <w:bookmarkStart w:id="174" w:name="ref-chihPredictiveModelingAddiction2014"/>
+    <w:bookmarkEnd w:id="166"/>
+    <w:bookmarkStart w:id="168" w:name="ref-chihPredictiveModelingAddiction2014"/>
     <w:p>
       <w:pPr>
         <w:pStyle w:val="Bibliography"/>
@@ -11287,7 +11241,7 @@
       <w:r>
         <w:t xml:space="preserve"> </w:t>
       </w:r>
-      <w:hyperlink r:id="rId173">
+      <w:hyperlink r:id="rId167">
         <w:r>
           <w:rPr>
             <w:rStyle w:val="Hyperlink"/>
@@ -11296,8 +11250,8 @@
         </w:r>
       </w:hyperlink>
     </w:p>
-    <w:bookmarkEnd w:id="174"/>
-    <w:bookmarkStart w:id="176" w:name="ref-choiTreatmentUsePerceived2014"/>
+    <w:bookmarkEnd w:id="168"/>
+    <w:bookmarkStart w:id="170" w:name="ref-choiTreatmentUsePerceived2014"/>
     <w:p>
       <w:pPr>
         <w:pStyle w:val="Bibliography"/>
@@ -11334,7 +11288,7 @@
       <w:r>
         <w:t xml:space="preserve"> </w:t>
       </w:r>
-      <w:hyperlink r:id="rId175">
+      <w:hyperlink r:id="rId169">
         <w:r>
           <w:rPr>
             <w:rStyle w:val="Hyperlink"/>
@@ -11343,8 +11297,8 @@
         </w:r>
       </w:hyperlink>
     </w:p>
-    <w:bookmarkEnd w:id="176"/>
-    <w:bookmarkStart w:id="178" w:name="Xe29632f4640db359554d6e94e7df1cfb6521b58"/>
+    <w:bookmarkEnd w:id="170"/>
+    <w:bookmarkStart w:id="172" w:name="Xe29632f4640db359554d6e94e7df1cfb6521b58"/>
     <w:p>
       <w:pPr>
         <w:pStyle w:val="Bibliography"/>
@@ -11473,7 +11427,7 @@
       <w:r>
         <w:t xml:space="preserve"> </w:t>
       </w:r>
-      <w:hyperlink r:id="rId177">
+      <w:hyperlink r:id="rId171">
         <w:r>
           <w:rPr>
             <w:rStyle w:val="Hyperlink"/>
@@ -11482,8 +11436,8 @@
         </w:r>
       </w:hyperlink>
     </w:p>
-    <w:bookmarkEnd w:id="178"/>
-    <w:bookmarkStart w:id="180" w:name="X3318c3d125eb6b2c1c0b78207deae74f3614f2f"/>
+    <w:bookmarkEnd w:id="172"/>
+    <w:bookmarkStart w:id="174" w:name="X3318c3d125eb6b2c1c0b78207deae74f3614f2f"/>
     <w:p>
       <w:pPr>
         <w:pStyle w:val="Bibliography"/>
@@ -11520,7 +11474,7 @@
       <w:r>
         <w:t xml:space="preserve"> </w:t>
       </w:r>
-      <w:hyperlink r:id="rId179">
+      <w:hyperlink r:id="rId173">
         <w:r>
           <w:rPr>
             <w:rStyle w:val="Hyperlink"/>
@@ -11529,8 +11483,8 @@
         </w:r>
       </w:hyperlink>
     </w:p>
-    <w:bookmarkEnd w:id="180"/>
-    <w:bookmarkStart w:id="182" w:name="ref-craneAlcoholUseDisorders2020"/>
+    <w:bookmarkEnd w:id="174"/>
+    <w:bookmarkStart w:id="176" w:name="ref-craneAlcoholUseDisorders2020"/>
     <w:p>
       <w:pPr>
         <w:pStyle w:val="Bibliography"/>
@@ -11585,7 +11539,7 @@
       <w:r>
         <w:t xml:space="preserve"> </w:t>
       </w:r>
-      <w:hyperlink r:id="rId181">
+      <w:hyperlink r:id="rId175">
         <w:r>
           <w:rPr>
             <w:rStyle w:val="Hyperlink"/>
@@ -11594,8 +11548,8 @@
         </w:r>
       </w:hyperlink>
     </w:p>
-    <w:bookmarkEnd w:id="182"/>
-    <w:bookmarkStart w:id="184" w:name="ref-dennisManagingAddictionChronic2007"/>
+    <w:bookmarkEnd w:id="176"/>
+    <w:bookmarkStart w:id="178" w:name="ref-dennisManagingAddictionChronic2007"/>
     <w:p>
       <w:pPr>
         <w:pStyle w:val="Bibliography"/>
@@ -11606,7 +11560,7 @@
       <w:r>
         <w:t xml:space="preserve"> </w:t>
       </w:r>
-      <w:hyperlink r:id="rId183">
+      <w:hyperlink r:id="rId177">
         <w:r>
           <w:rPr>
             <w:rStyle w:val="Hyperlink"/>
@@ -11680,8 +11634,8 @@
         <w:t xml:space="preserve">(1), 45–55.</w:t>
       </w:r>
     </w:p>
-    <w:bookmarkEnd w:id="184"/>
-    <w:bookmarkStart w:id="185" w:name="ref-derogatislBriefSymptomInventory"/>
+    <w:bookmarkEnd w:id="178"/>
+    <w:bookmarkStart w:id="179" w:name="ref-derogatislBriefSymptomInventory"/>
     <w:p>
       <w:pPr>
         <w:pStyle w:val="Bibliography"/>
@@ -11752,8 +11706,8 @@
         <w:t xml:space="preserve">. NCS Pearson.</w:t>
       </w:r>
     </w:p>
-    <w:bookmarkEnd w:id="185"/>
-    <w:bookmarkStart w:id="187" w:name="ref-derubeisHistoryCurrentStatus2019"/>
+    <w:bookmarkEnd w:id="179"/>
+    <w:bookmarkStart w:id="181" w:name="ref-derubeisHistoryCurrentStatus2019"/>
     <w:p>
       <w:pPr>
         <w:pStyle w:val="Bibliography"/>
@@ -11790,7 +11744,7 @@
       <w:r>
         <w:t xml:space="preserve"> </w:t>
       </w:r>
-      <w:hyperlink r:id="rId186">
+      <w:hyperlink r:id="rId180">
         <w:r>
           <w:rPr>
             <w:rStyle w:val="Hyperlink"/>
@@ -11799,8 +11753,8 @@
         </w:r>
       </w:hyperlink>
     </w:p>
-    <w:bookmarkEnd w:id="187"/>
-    <w:bookmarkStart w:id="189" w:name="X36def7da608f82ff20c3a5db5ab3df1c6dd7645"/>
+    <w:bookmarkEnd w:id="181"/>
+    <w:bookmarkStart w:id="183" w:name="X36def7da608f82ff20c3a5db5ab3df1c6dd7645"/>
     <w:p>
       <w:pPr>
         <w:pStyle w:val="Bibliography"/>
@@ -11837,7 +11791,7 @@
       <w:r>
         <w:t xml:space="preserve"> </w:t>
       </w:r>
-      <w:hyperlink r:id="rId188">
+      <w:hyperlink r:id="rId182">
         <w:r>
           <w:rPr>
             <w:rStyle w:val="Hyperlink"/>
@@ -11846,8 +11800,8 @@
         </w:r>
       </w:hyperlink>
     </w:p>
-    <w:bookmarkEnd w:id="189"/>
-    <w:bookmarkStart w:id="191" w:name="ref-dumortierClassifyingSmokingUrges2016"/>
+    <w:bookmarkEnd w:id="183"/>
+    <w:bookmarkStart w:id="185" w:name="ref-dumortierClassifyingSmokingUrges2016"/>
     <w:p>
       <w:pPr>
         <w:pStyle w:val="Bibliography"/>
@@ -11884,7 +11838,7 @@
       <w:r>
         <w:t xml:space="preserve"> </w:t>
       </w:r>
-      <w:hyperlink r:id="rId190">
+      <w:hyperlink r:id="rId184">
         <w:r>
           <w:rPr>
             <w:rStyle w:val="Hyperlink"/>
@@ -11893,8 +11847,8 @@
         </w:r>
       </w:hyperlink>
     </w:p>
-    <w:bookmarkEnd w:id="191"/>
-    <w:bookmarkStart w:id="193" w:name="Xa22060a3e519cdcc534dbbf0f37e422a730c9f3"/>
+    <w:bookmarkEnd w:id="185"/>
+    <w:bookmarkStart w:id="187" w:name="Xa22060a3e519cdcc534dbbf0f37e422a730c9f3"/>
     <w:p>
       <w:pPr>
         <w:pStyle w:val="Bibliography"/>
@@ -11991,7 +11945,7 @@
       <w:r>
         <w:t xml:space="preserve"> </w:t>
       </w:r>
-      <w:hyperlink r:id="rId192">
+      <w:hyperlink r:id="rId186">
         <w:r>
           <w:rPr>
             <w:rStyle w:val="Hyperlink"/>
@@ -12000,8 +11954,8 @@
         </w:r>
       </w:hyperlink>
     </w:p>
-    <w:bookmarkEnd w:id="193"/>
-    <w:bookmarkStart w:id="195" w:name="ref-dvorakTensionReductionAffect2018"/>
+    <w:bookmarkEnd w:id="187"/>
+    <w:bookmarkStart w:id="189" w:name="ref-dvorakTensionReductionAffect2018"/>
     <w:p>
       <w:pPr>
         <w:pStyle w:val="Bibliography"/>
@@ -12050,7 +12004,7 @@
       <w:r>
         <w:t xml:space="preserve"> </w:t>
       </w:r>
-      <w:hyperlink r:id="rId194">
+      <w:hyperlink r:id="rId188">
         <w:r>
           <w:rPr>
             <w:rStyle w:val="Hyperlink"/>
@@ -12059,8 +12013,8 @@
         </w:r>
       </w:hyperlink>
     </w:p>
-    <w:bookmarkEnd w:id="195"/>
-    <w:bookmarkStart w:id="197" w:name="ref-dyarSexualMinorityStress2023"/>
+    <w:bookmarkEnd w:id="189"/>
+    <w:bookmarkStart w:id="191" w:name="ref-dyarSexualMinorityStress2023"/>
     <w:p>
       <w:pPr>
         <w:pStyle w:val="Bibliography"/>
@@ -12109,7 +12063,7 @@
       <w:r>
         <w:t xml:space="preserve"> </w:t>
       </w:r>
-      <w:hyperlink r:id="rId196">
+      <w:hyperlink r:id="rId190">
         <w:r>
           <w:rPr>
             <w:rStyle w:val="Hyperlink"/>
@@ -12118,8 +12072,8 @@
         </w:r>
       </w:hyperlink>
     </w:p>
-    <w:bookmarkEnd w:id="197"/>
-    <w:bookmarkStart w:id="199" w:name="ref-epsteinPredictionStressDrug2020"/>
+    <w:bookmarkEnd w:id="191"/>
+    <w:bookmarkStart w:id="193" w:name="ref-epsteinPredictionStressDrug2020"/>
     <w:p>
       <w:pPr>
         <w:pStyle w:val="Bibliography"/>
@@ -12168,7 +12122,7 @@
       <w:r>
         <w:t xml:space="preserve"> </w:t>
       </w:r>
-      <w:hyperlink r:id="rId198">
+      <w:hyperlink r:id="rId192">
         <w:r>
           <w:rPr>
             <w:rStyle w:val="Hyperlink"/>
@@ -12177,8 +12131,8 @@
         </w:r>
       </w:hyperlink>
     </w:p>
-    <w:bookmarkEnd w:id="199"/>
-    <w:bookmarkStart w:id="201" w:name="ref-fisherOpenTrialPersonalized2019"/>
+    <w:bookmarkEnd w:id="193"/>
+    <w:bookmarkStart w:id="195" w:name="ref-fisherOpenTrialPersonalized2019"/>
     <w:p>
       <w:pPr>
         <w:pStyle w:val="Bibliography"/>
@@ -12215,7 +12169,7 @@
       <w:r>
         <w:t xml:space="preserve"> </w:t>
       </w:r>
-      <w:hyperlink r:id="rId200">
+      <w:hyperlink r:id="rId194">
         <w:r>
           <w:rPr>
             <w:rStyle w:val="Hyperlink"/>
@@ -12224,8 +12178,8 @@
         </w:r>
       </w:hyperlink>
     </w:p>
-    <w:bookmarkEnd w:id="201"/>
-    <w:bookmarkStart w:id="203" w:name="ref-florenceEconomicBurdenOpioid2021"/>
+    <w:bookmarkEnd w:id="195"/>
+    <w:bookmarkStart w:id="197" w:name="ref-florenceEconomicBurdenOpioid2021"/>
     <w:p>
       <w:pPr>
         <w:pStyle w:val="Bibliography"/>
@@ -12271,7 +12225,7 @@
       <w:r>
         <w:t xml:space="preserve"> </w:t>
       </w:r>
-      <w:hyperlink r:id="rId202">
+      <w:hyperlink r:id="rId196">
         <w:r>
           <w:rPr>
             <w:rStyle w:val="Hyperlink"/>
@@ -12280,8 +12234,8 @@
         </w:r>
       </w:hyperlink>
     </w:p>
-    <w:bookmarkEnd w:id="203"/>
-    <w:bookmarkStart w:id="205" w:name="ref-freitagVariationsSubstanceUse2021"/>
+    <w:bookmarkEnd w:id="197"/>
+    <w:bookmarkStart w:id="199" w:name="ref-freitagVariationsSubstanceUse2021"/>
     <w:p>
       <w:pPr>
         <w:pStyle w:val="Bibliography"/>
@@ -12357,7 +12311,7 @@
       <w:r>
         <w:t xml:space="preserve"> </w:t>
       </w:r>
-      <w:hyperlink r:id="rId204">
+      <w:hyperlink r:id="rId198">
         <w:r>
           <w:rPr>
             <w:rStyle w:val="Hyperlink"/>
@@ -12366,8 +12320,8 @@
         </w:r>
       </w:hyperlink>
     </w:p>
-    <w:bookmarkEnd w:id="205"/>
-    <w:bookmarkStart w:id="207" w:name="ref-friedmanTrendsDrugOverdose2022"/>
+    <w:bookmarkEnd w:id="199"/>
+    <w:bookmarkStart w:id="201" w:name="ref-friedmanTrendsDrugOverdose2022"/>
     <w:p>
       <w:pPr>
         <w:pStyle w:val="Bibliography"/>
@@ -12437,7 +12391,7 @@
       <w:r>
         <w:t xml:space="preserve"> </w:t>
       </w:r>
-      <w:hyperlink r:id="rId206">
+      <w:hyperlink r:id="rId200">
         <w:r>
           <w:rPr>
             <w:rStyle w:val="Hyperlink"/>
@@ -12446,8 +12400,8 @@
         </w:r>
       </w:hyperlink>
     </w:p>
-    <w:bookmarkEnd w:id="207"/>
-    <w:bookmarkStart w:id="209" w:name="ref-fronkStressAllostasisSubstance2020"/>
+    <w:bookmarkEnd w:id="201"/>
+    <w:bookmarkStart w:id="203" w:name="ref-fronkStressAllostasisSubstance2020"/>
     <w:p>
       <w:pPr>
         <w:pStyle w:val="Bibliography"/>
@@ -12544,7 +12498,7 @@
       <w:r>
         <w:t xml:space="preserve"> </w:t>
       </w:r>
-      <w:hyperlink r:id="rId208">
+      <w:hyperlink r:id="rId202">
         <w:r>
           <w:rPr>
             <w:rStyle w:val="Hyperlink"/>
@@ -12553,8 +12507,8 @@
         </w:r>
       </w:hyperlink>
     </w:p>
-    <w:bookmarkEnd w:id="209"/>
-    <w:bookmarkStart w:id="210" w:name="ref-gabryPriorDistributionsRstanarm2023"/>
+    <w:bookmarkEnd w:id="203"/>
+    <w:bookmarkStart w:id="204" w:name="ref-gabryPriorDistributionsRstanarm2023"/>
     <w:p>
       <w:pPr>
         <w:pStyle w:val="Bibliography"/>
@@ -12597,8 +12551,8 @@
         <w:t xml:space="preserve">. https://cran.r-project.org/web/packages/rstanarm/vignettes/priors.html.</w:t>
       </w:r>
     </w:p>
-    <w:bookmarkEnd w:id="210"/>
-    <w:bookmarkStart w:id="211" w:name="ref-goodrichRstanarmBayesianApplied2023"/>
+    <w:bookmarkEnd w:id="204"/>
+    <w:bookmarkStart w:id="205" w:name="ref-goodrichRstanarmBayesianApplied2023"/>
     <w:p>
       <w:pPr>
         <w:pStyle w:val="Bibliography"/>
@@ -12662,8 +12616,8 @@
         <w:t xml:space="preserve">.</w:t>
       </w:r>
     </w:p>
-    <w:bookmarkEnd w:id="211"/>
-    <w:bookmarkStart w:id="213" w:name="ref-grantEpidemiologyDSM5Alcohol2015b"/>
+    <w:bookmarkEnd w:id="205"/>
+    <w:bookmarkStart w:id="207" w:name="ref-grantEpidemiologyDSM5Alcohol2015b"/>
     <w:p>
       <w:pPr>
         <w:pStyle w:val="Bibliography"/>
@@ -12754,7 +12708,7 @@
       <w:r>
         <w:t xml:space="preserve"> </w:t>
       </w:r>
-      <w:hyperlink r:id="rId212">
+      <w:hyperlink r:id="rId206">
         <w:r>
           <w:rPr>
             <w:rStyle w:val="Hyperlink"/>
@@ -12763,8 +12717,8 @@
         </w:r>
       </w:hyperlink>
     </w:p>
-    <w:bookmarkEnd w:id="213"/>
-    <w:bookmarkStart w:id="215" w:name="Xa203ab3abd150ead1a7854a9fa5726c8a273f52"/>
+    <w:bookmarkEnd w:id="207"/>
+    <w:bookmarkStart w:id="209" w:name="Xa203ab3abd150ead1a7854a9fa5726c8a273f52"/>
     <w:p>
       <w:pPr>
         <w:pStyle w:val="Bibliography"/>
@@ -12813,7 +12767,7 @@
       <w:r>
         <w:t xml:space="preserve"> </w:t>
       </w:r>
-      <w:hyperlink r:id="rId214">
+      <w:hyperlink r:id="rId208">
         <w:r>
           <w:rPr>
             <w:rStyle w:val="Hyperlink"/>
@@ -12822,8 +12776,8 @@
         </w:r>
       </w:hyperlink>
     </w:p>
-    <w:bookmarkEnd w:id="215"/>
-    <w:bookmarkStart w:id="217" w:name="X6b4ed3beef40dcba9764db2c38b474dc4669eb8"/>
+    <w:bookmarkEnd w:id="209"/>
+    <w:bookmarkStart w:id="211" w:name="X6b4ed3beef40dcba9764db2c38b474dc4669eb8"/>
     <w:p>
       <w:pPr>
         <w:pStyle w:val="Bibliography"/>
@@ -12884,7 +12838,7 @@
       <w:r>
         <w:t xml:space="preserve"> </w:t>
       </w:r>
-      <w:hyperlink r:id="rId216">
+      <w:hyperlink r:id="rId210">
         <w:r>
           <w:rPr>
             <w:rStyle w:val="Hyperlink"/>
@@ -12893,8 +12847,8 @@
         </w:r>
       </w:hyperlink>
     </w:p>
-    <w:bookmarkEnd w:id="217"/>
-    <w:bookmarkStart w:id="219" w:name="X805b64c6cb0e2e29672f0738918e5324c4e18a1"/>
+    <w:bookmarkEnd w:id="211"/>
+    <w:bookmarkStart w:id="213" w:name="X805b64c6cb0e2e29672f0738918e5324c4e18a1"/>
     <w:p>
       <w:pPr>
         <w:pStyle w:val="Bibliography"/>
@@ -12931,7 +12885,7 @@
       <w:r>
         <w:t xml:space="preserve"> </w:t>
       </w:r>
-      <w:hyperlink r:id="rId218">
+      <w:hyperlink r:id="rId212">
         <w:r>
           <w:rPr>
             <w:rStyle w:val="Hyperlink"/>
@@ -12940,8 +12894,8 @@
         </w:r>
       </w:hyperlink>
     </w:p>
-    <w:bookmarkEnd w:id="219"/>
-    <w:bookmarkStart w:id="221" w:name="ref-hagmanDefiningRecoveryAlcohol2022"/>
+    <w:bookmarkEnd w:id="213"/>
+    <w:bookmarkStart w:id="215" w:name="ref-hagmanDefiningRecoveryAlcohol2022"/>
     <w:p>
       <w:pPr>
         <w:pStyle w:val="Bibliography"/>
@@ -13008,7 +12962,7 @@
       <w:r>
         <w:t xml:space="preserve"> </w:t>
       </w:r>
-      <w:hyperlink r:id="rId220">
+      <w:hyperlink r:id="rId214">
         <w:r>
           <w:rPr>
             <w:rStyle w:val="Hyperlink"/>
@@ -13017,8 +12971,8 @@
         </w:r>
       </w:hyperlink>
     </w:p>
-    <w:bookmarkEnd w:id="221"/>
-    <w:bookmarkStart w:id="222" w:name="X76c131a5b0a374a6ad1e33cf8e2c0563392269f"/>
+    <w:bookmarkEnd w:id="215"/>
+    <w:bookmarkStart w:id="216" w:name="X76c131a5b0a374a6ad1e33cf8e2c0563392269f"/>
     <w:p>
       <w:pPr>
         <w:pStyle w:val="Bibliography"/>
@@ -13043,8 +12997,8 @@
         <w:t xml:space="preserve">(2nd ed). Springer.</w:t>
       </w:r>
     </w:p>
-    <w:bookmarkEnd w:id="222"/>
-    <w:bookmarkStart w:id="224" w:name="ref-hatchExpertConsensusSurvey2018"/>
+    <w:bookmarkEnd w:id="216"/>
+    <w:bookmarkStart w:id="218" w:name="ref-hatchExpertConsensusSurvey2018"/>
     <w:p>
       <w:pPr>
         <w:pStyle w:val="Bibliography"/>
@@ -13147,7 +13101,7 @@
       <w:r>
         <w:t xml:space="preserve"> </w:t>
       </w:r>
-      <w:hyperlink r:id="rId223">
+      <w:hyperlink r:id="rId217">
         <w:r>
           <w:rPr>
             <w:rStyle w:val="Hyperlink"/>
@@ -13156,8 +13110,8 @@
         </w:r>
       </w:hyperlink>
     </w:p>
-    <w:bookmarkEnd w:id="224"/>
-    <w:bookmarkStart w:id="225" w:name="ref-hedegaardDrugOverdoseDeaths2021"/>
+    <w:bookmarkEnd w:id="218"/>
+    <w:bookmarkStart w:id="219" w:name="ref-hedegaardDrugOverdoseDeaths2021"/>
     <w:p>
       <w:pPr>
         <w:pStyle w:val="Bibliography"/>
@@ -13200,8 +13154,8 @@
         <w:t xml:space="preserve">.</w:t>
       </w:r>
     </w:p>
-    <w:bookmarkEnd w:id="225"/>
-    <w:bookmarkStart w:id="227" w:name="X124ba946b4d19c4d3454f7989a2955eb824b98a"/>
+    <w:bookmarkEnd w:id="219"/>
+    <w:bookmarkStart w:id="221" w:name="X124ba946b4d19c4d3454f7989a2955eb824b98a"/>
     <w:p>
       <w:pPr>
         <w:pStyle w:val="Bibliography"/>
@@ -13238,7 +13192,7 @@
       <w:r>
         <w:t xml:space="preserve"> </w:t>
       </w:r>
-      <w:hyperlink r:id="rId226">
+      <w:hyperlink r:id="rId220">
         <w:r>
           <w:rPr>
             <w:rStyle w:val="Hyperlink"/>
@@ -13247,8 +13201,8 @@
         </w:r>
       </w:hyperlink>
     </w:p>
-    <w:bookmarkEnd w:id="227"/>
-    <w:bookmarkStart w:id="228" w:name="ref-hsiehSampleSizeTables1989"/>
+    <w:bookmarkEnd w:id="221"/>
+    <w:bookmarkStart w:id="222" w:name="ref-hsiehSampleSizeTables1989"/>
     <w:p>
       <w:pPr>
         <w:pStyle w:val="Bibliography"/>
@@ -13283,8 +13237,8 @@
         <w:t xml:space="preserve">, 795–802.</w:t>
       </w:r>
     </w:p>
-    <w:bookmarkEnd w:id="228"/>
-    <w:bookmarkStart w:id="229" w:name="ref-IncreasesDrugOpioid"/>
+    <w:bookmarkEnd w:id="222"/>
+    <w:bookmarkStart w:id="223" w:name="ref-IncreasesDrugOpioid"/>
     <w:p>
       <w:pPr>
         <w:pStyle w:val="Bibliography"/>
@@ -13377,8 +13331,8 @@
         <w:t xml:space="preserve">. (n.d.). https://www.cdc.gov/mmwr/preview/mmwrhtml/mm6450a3.htm.</w:t>
       </w:r>
     </w:p>
-    <w:bookmarkEnd w:id="229"/>
-    <w:bookmarkStart w:id="230" w:name="Xef7a5e60d60ebc1c36ae80e8d3e603027eb0b63"/>
+    <w:bookmarkEnd w:id="223"/>
+    <w:bookmarkStart w:id="224" w:name="Xef7a5e60d60ebc1c36ae80e8d3e603027eb0b63"/>
     <w:p>
       <w:pPr>
         <w:pStyle w:val="Bibliography"/>
@@ -13578,8 +13532,8 @@
         <w:t xml:space="preserve">(1st edition). Academic Press.</w:t>
       </w:r>
     </w:p>
-    <w:bookmarkEnd w:id="230"/>
-    <w:bookmarkStart w:id="232" w:name="ref-jonathanUseCrossvalidationAssess2000"/>
+    <w:bookmarkEnd w:id="224"/>
+    <w:bookmarkStart w:id="226" w:name="ref-jonathanUseCrossvalidationAssess2000"/>
     <w:p>
       <w:pPr>
         <w:pStyle w:val="Bibliography"/>
@@ -13616,7 +13570,7 @@
       <w:r>
         <w:t xml:space="preserve"> </w:t>
       </w:r>
-      <w:hyperlink r:id="rId231">
+      <w:hyperlink r:id="rId225">
         <w:r>
           <w:rPr>
             <w:rStyle w:val="Hyperlink"/>
@@ -13625,8 +13579,8 @@
         </w:r>
       </w:hyperlink>
     </w:p>
-    <w:bookmarkEnd w:id="232"/>
-    <w:bookmarkStart w:id="234" w:name="X9dfa929848d202736296032659cec14e42606bb"/>
+    <w:bookmarkEnd w:id="226"/>
+    <w:bookmarkStart w:id="228" w:name="X9dfa929848d202736296032659cec14e42606bb"/>
     <w:p>
       <w:pPr>
         <w:pStyle w:val="Bibliography"/>
@@ -13663,7 +13617,7 @@
       <w:r>
         <w:t xml:space="preserve"> </w:t>
       </w:r>
-      <w:hyperlink r:id="rId233">
+      <w:hyperlink r:id="rId227">
         <w:r>
           <w:rPr>
             <w:rStyle w:val="Hyperlink"/>
@@ -13672,8 +13626,8 @@
         </w:r>
       </w:hyperlink>
     </w:p>
-    <w:bookmarkEnd w:id="234"/>
-    <w:bookmarkStart w:id="235" w:name="ref-kaiserObamaGivesEast2015"/>
+    <w:bookmarkEnd w:id="228"/>
+    <w:bookmarkStart w:id="229" w:name="ref-kaiserObamaGivesEast2015"/>
     <w:p>
       <w:pPr>
         <w:pStyle w:val="Bibliography"/>
@@ -13716,8 +13670,8 @@
         <w:t xml:space="preserve">. https://www.science.org/content/article/obama-gives-east-room-rollout-precision-medicine-initiative.</w:t>
       </w:r>
     </w:p>
-    <w:bookmarkEnd w:id="235"/>
-    <w:bookmarkStart w:id="237" w:name="X3768089d0f608b32cd0f07357b3dcdb23d41fe8"/>
+    <w:bookmarkEnd w:id="229"/>
+    <w:bookmarkStart w:id="231" w:name="X3768089d0f608b32cd0f07357b3dcdb23d41fe8"/>
     <w:p>
       <w:pPr>
         <w:pStyle w:val="Bibliography"/>
@@ -13775,7 +13729,7 @@
       <w:r>
         <w:t xml:space="preserve"> </w:t>
       </w:r>
-      <w:hyperlink r:id="rId236">
+      <w:hyperlink r:id="rId230">
         <w:r>
           <w:rPr>
             <w:rStyle w:val="Hyperlink"/>
@@ -13784,8 +13738,8 @@
         </w:r>
       </w:hyperlink>
     </w:p>
-    <w:bookmarkEnd w:id="237"/>
-    <w:bookmarkStart w:id="239" w:name="ref-kilaruIncidenceTreatmentOpioid2020"/>
+    <w:bookmarkEnd w:id="231"/>
+    <w:bookmarkStart w:id="233" w:name="ref-kilaruIncidenceTreatmentOpioid2020"/>
     <w:p>
       <w:pPr>
         <w:pStyle w:val="Bibliography"/>
@@ -13855,7 +13809,7 @@
       <w:r>
         <w:t xml:space="preserve"> </w:t>
       </w:r>
-      <w:hyperlink r:id="rId238">
+      <w:hyperlink r:id="rId232">
         <w:r>
           <w:rPr>
             <w:rStyle w:val="Hyperlink"/>
@@ -13864,8 +13818,8 @@
         </w:r>
       </w:hyperlink>
     </w:p>
-    <w:bookmarkEnd w:id="239"/>
-    <w:bookmarkStart w:id="241" w:name="X79dffb24bc183d6bf6fe142dbf048fe8e5a5dd0"/>
+    <w:bookmarkEnd w:id="233"/>
+    <w:bookmarkStart w:id="235" w:name="X79dffb24bc183d6bf6fe142dbf048fe8e5a5dd0"/>
     <w:p>
       <w:pPr>
         <w:pStyle w:val="Bibliography"/>
@@ -13923,7 +13877,7 @@
       <w:r>
         <w:t xml:space="preserve"> </w:t>
       </w:r>
-      <w:hyperlink r:id="rId240">
+      <w:hyperlink r:id="rId234">
         <w:r>
           <w:rPr>
             <w:rStyle w:val="Hyperlink"/>
@@ -13932,8 +13886,8 @@
         </w:r>
       </w:hyperlink>
     </w:p>
-    <w:bookmarkEnd w:id="241"/>
-    <w:bookmarkStart w:id="243" w:name="X171ec2f04b2c6116de0be2674e3661d8c558d74"/>
+    <w:bookmarkEnd w:id="235"/>
+    <w:bookmarkStart w:id="237" w:name="X171ec2f04b2c6116de0be2674e3661d8c558d74"/>
     <w:p>
       <w:pPr>
         <w:pStyle w:val="Bibliography"/>
@@ -14012,7 +13966,7 @@
       <w:r>
         <w:t xml:space="preserve"> </w:t>
       </w:r>
-      <w:hyperlink r:id="rId242">
+      <w:hyperlink r:id="rId236">
         <w:r>
           <w:rPr>
             <w:rStyle w:val="Hyperlink"/>
@@ -14021,8 +13975,8 @@
         </w:r>
       </w:hyperlink>
     </w:p>
-    <w:bookmarkEnd w:id="243"/>
-    <w:bookmarkStart w:id="245" w:name="ref-kuerbisSubstanceAbuseOlder2014"/>
+    <w:bookmarkEnd w:id="237"/>
+    <w:bookmarkStart w:id="239" w:name="ref-kuerbisSubstanceAbuseOlder2014"/>
     <w:p>
       <w:pPr>
         <w:pStyle w:val="Bibliography"/>
@@ -14068,7 +14022,7 @@
       <w:r>
         <w:t xml:space="preserve"> </w:t>
       </w:r>
-      <w:hyperlink r:id="rId244">
+      <w:hyperlink r:id="rId238">
         <w:r>
           <w:rPr>
             <w:rStyle w:val="Hyperlink"/>
@@ -14077,8 +14031,8 @@
         </w:r>
       </w:hyperlink>
     </w:p>
-    <w:bookmarkEnd w:id="245"/>
-    <w:bookmarkStart w:id="246" w:name="Xa93a98d1ce255982a5ea923c39451c32053b2a2"/>
+    <w:bookmarkEnd w:id="239"/>
+    <w:bookmarkStart w:id="240" w:name="Xa93a98d1ce255982a5ea923c39451c32053b2a2"/>
     <w:p>
       <w:pPr>
         <w:pStyle w:val="Bibliography"/>
@@ -14170,8 +14124,8 @@
         <w:t xml:space="preserve">.</w:t>
       </w:r>
     </w:p>
-    <w:bookmarkEnd w:id="246"/>
-    <w:bookmarkStart w:id="248" w:name="ref-kuhnAppliedPredictiveModeling2018"/>
+    <w:bookmarkEnd w:id="240"/>
+    <w:bookmarkStart w:id="242" w:name="ref-kuhnAppliedPredictiveModeling2018"/>
     <w:p>
       <w:pPr>
         <w:pStyle w:val="Bibliography"/>
@@ -14212,7 +14166,7 @@
       <w:r>
         <w:t xml:space="preserve"> </w:t>
       </w:r>
-      <w:hyperlink r:id="rId247">
+      <w:hyperlink r:id="rId241">
         <w:r>
           <w:rPr>
             <w:rStyle w:val="Hyperlink"/>
@@ -14221,8 +14175,8 @@
         </w:r>
       </w:hyperlink>
     </w:p>
-    <w:bookmarkEnd w:id="248"/>
-    <w:bookmarkStart w:id="249" w:name="ref-kuhnTidymodelsCollectionPackages2020"/>
+    <w:bookmarkEnd w:id="242"/>
+    <w:bookmarkStart w:id="243" w:name="ref-kuhnTidymodelsCollectionPackages2020"/>
     <w:p>
       <w:pPr>
         <w:pStyle w:val="Bibliography"/>
@@ -14244,8 +14198,8 @@
         <w:t xml:space="preserve">.</w:t>
       </w:r>
     </w:p>
-    <w:bookmarkEnd w:id="249"/>
-    <w:bookmarkStart w:id="251" w:name="ref-kullSigmoidsHowObtain2017"/>
+    <w:bookmarkEnd w:id="243"/>
+    <w:bookmarkStart w:id="245" w:name="ref-kullSigmoidsHowObtain2017"/>
     <w:p>
       <w:pPr>
         <w:pStyle w:val="Bibliography"/>
@@ -14294,7 +14248,7 @@
       <w:r>
         <w:t xml:space="preserve"> </w:t>
       </w:r>
-      <w:hyperlink r:id="rId250">
+      <w:hyperlink r:id="rId244">
         <w:r>
           <w:rPr>
             <w:rStyle w:val="Hyperlink"/>
@@ -14303,8 +14257,8 @@
         </w:r>
       </w:hyperlink>
     </w:p>
-    <w:bookmarkEnd w:id="251"/>
-    <w:bookmarkStart w:id="252" w:name="X0943ff04c0b05099bf4a8c8078db37e3463cff7"/>
+    <w:bookmarkEnd w:id="245"/>
+    <w:bookmarkStart w:id="246" w:name="X0943ff04c0b05099bf4a8c8078db37e3463cff7"/>
     <w:p>
       <w:pPr>
         <w:pStyle w:val="Bibliography"/>
@@ -14364,8 +14318,8 @@
         <w:t xml:space="preserve">(First edition). The Guilford Press.</w:t>
       </w:r>
     </w:p>
-    <w:bookmarkEnd w:id="252"/>
-    <w:bookmarkStart w:id="254" w:name="Xaa720cc9c8d959b428cd2035783815a9cba15e0"/>
+    <w:bookmarkEnd w:id="246"/>
+    <w:bookmarkStart w:id="248" w:name="Xaa720cc9c8d959b428cd2035783815a9cba15e0"/>
     <w:p>
       <w:pPr>
         <w:pStyle w:val="Bibliography"/>
@@ -14411,7 +14365,7 @@
       <w:r>
         <w:t xml:space="preserve"> </w:t>
       </w:r>
-      <w:hyperlink r:id="rId253">
+      <w:hyperlink r:id="rId247">
         <w:r>
           <w:rPr>
             <w:rStyle w:val="Hyperlink"/>
@@ -14420,8 +14374,8 @@
         </w:r>
       </w:hyperlink>
     </w:p>
-    <w:bookmarkEnd w:id="254"/>
-    <w:bookmarkStart w:id="255" w:name="X34be55f2a2ff67a14e7206627bb93b426490c87"/>
+    <w:bookmarkEnd w:id="248"/>
+    <w:bookmarkStart w:id="249" w:name="X34be55f2a2ff67a14e7206627bb93b426490c87"/>
     <w:p>
       <w:pPr>
         <w:pStyle w:val="Bibliography"/>
@@ -14513,8 +14467,8 @@
         <w:t xml:space="preserve">, 4768–4777.</w:t>
       </w:r>
     </w:p>
-    <w:bookmarkEnd w:id="255"/>
-    <w:bookmarkStart w:id="257" w:name="X4d20b0be6ebc81777412f3b2cdfafe4bd20f4d6"/>
+    <w:bookmarkEnd w:id="249"/>
+    <w:bookmarkStart w:id="251" w:name="X4d20b0be6ebc81777412f3b2cdfafe4bd20f4d6"/>
     <w:p>
       <w:pPr>
         <w:pStyle w:val="Bibliography"/>
@@ -14551,7 +14505,7 @@
       <w:r>
         <w:t xml:space="preserve"> </w:t>
       </w:r>
-      <w:hyperlink r:id="rId256">
+      <w:hyperlink r:id="rId250">
         <w:r>
           <w:rPr>
             <w:rStyle w:val="Hyperlink"/>
@@ -14560,8 +14514,8 @@
         </w:r>
       </w:hyperlink>
     </w:p>
-    <w:bookmarkEnd w:id="257"/>
-    <w:bookmarkStart w:id="258" w:name="ref-marlattRelapsePreventionSecond2007"/>
+    <w:bookmarkEnd w:id="251"/>
+    <w:bookmarkStart w:id="252" w:name="ref-marlattRelapsePreventionSecond2007"/>
     <w:p>
       <w:pPr>
         <w:pStyle w:val="Bibliography"/>
@@ -14698,8 +14652,8 @@
         <w:t xml:space="preserve">(2nd edition). The Guilford Press.</w:t>
       </w:r>
     </w:p>
-    <w:bookmarkEnd w:id="258"/>
-    <w:bookmarkStart w:id="259" w:name="X0900e084d2d8751b94683f82b04534ea811d54e"/>
+    <w:bookmarkEnd w:id="252"/>
+    <w:bookmarkStart w:id="253" w:name="X0900e084d2d8751b94683f82b04534ea811d54e"/>
     <w:p>
       <w:pPr>
         <w:pStyle w:val="Bibliography"/>
@@ -14815,8 +14769,8 @@
         <w:t xml:space="preserve">(First edition). The Guilford Press.</w:t>
       </w:r>
     </w:p>
-    <w:bookmarkEnd w:id="259"/>
-    <w:bookmarkStart w:id="260" w:name="Xb55b40a3d7f46ba5e03427f7cd05843a1612710"/>
+    <w:bookmarkEnd w:id="253"/>
+    <w:bookmarkStart w:id="254" w:name="Xb55b40a3d7f46ba5e03427f7cd05843a1612710"/>
     <w:p>
       <w:pPr>
         <w:pStyle w:val="Bibliography"/>
@@ -14884,8 +14838,8 @@
         <w:t xml:space="preserve">(0), 9.</w:t>
       </w:r>
     </w:p>
-    <w:bookmarkEnd w:id="260"/>
-    <w:bookmarkStart w:id="262" w:name="ref-mchughSexGenderDifferences2018"/>
+    <w:bookmarkEnd w:id="254"/>
+    <w:bookmarkStart w:id="256" w:name="ref-mchughSexGenderDifferences2018"/>
     <w:p>
       <w:pPr>
         <w:pStyle w:val="Bibliography"/>
@@ -14922,7 +14876,7 @@
       <w:r>
         <w:t xml:space="preserve"> </w:t>
       </w:r>
-      <w:hyperlink r:id="rId261">
+      <w:hyperlink r:id="rId255">
         <w:r>
           <w:rPr>
             <w:rStyle w:val="Hyperlink"/>
@@ -14931,8 +14885,8 @@
         </w:r>
       </w:hyperlink>
     </w:p>
-    <w:bookmarkEnd w:id="262"/>
-    <w:bookmarkStart w:id="264" w:name="ref-mckayImpactContinuingCare2021"/>
+    <w:bookmarkEnd w:id="256"/>
+    <w:bookmarkStart w:id="258" w:name="ref-mckayImpactContinuingCare2021"/>
     <w:p>
       <w:pPr>
         <w:pStyle w:val="Bibliography"/>
@@ -14990,7 +14944,7 @@
       <w:r>
         <w:t xml:space="preserve"> </w:t>
       </w:r>
-      <w:hyperlink r:id="rId263">
+      <w:hyperlink r:id="rId257">
         <w:r>
           <w:rPr>
             <w:rStyle w:val="Hyperlink"/>
@@ -14999,8 +14953,8 @@
         </w:r>
       </w:hyperlink>
     </w:p>
-    <w:bookmarkEnd w:id="264"/>
-    <w:bookmarkStart w:id="266" w:name="ref-mclellanDrugDependenceChronic2000"/>
+    <w:bookmarkEnd w:id="258"/>
+    <w:bookmarkStart w:id="260" w:name="ref-mclellanDrugDependenceChronic2000"/>
     <w:p>
       <w:pPr>
         <w:pStyle w:val="Bibliography"/>
@@ -15037,7 +14991,7 @@
       <w:r>
         <w:t xml:space="preserve"> </w:t>
       </w:r>
-      <w:hyperlink r:id="rId265">
+      <w:hyperlink r:id="rId259">
         <w:r>
           <w:rPr>
             <w:rStyle w:val="Hyperlink"/>
@@ -15046,8 +15000,8 @@
         </w:r>
       </w:hyperlink>
     </w:p>
-    <w:bookmarkEnd w:id="266"/>
-    <w:bookmarkStart w:id="268" w:name="ref-meyersIntersectionGenderDrug2021"/>
+    <w:bookmarkEnd w:id="260"/>
+    <w:bookmarkStart w:id="262" w:name="ref-meyersIntersectionGenderDrug2021"/>
     <w:p>
       <w:pPr>
         <w:pStyle w:val="Bibliography"/>
@@ -15096,7 +15050,7 @@
       <w:r>
         <w:t xml:space="preserve"> </w:t>
       </w:r>
-      <w:hyperlink r:id="rId267">
+      <w:hyperlink r:id="rId261">
         <w:r>
           <w:rPr>
             <w:rStyle w:val="Hyperlink"/>
@@ -15105,8 +15059,8 @@
         </w:r>
       </w:hyperlink>
     </w:p>
-    <w:bookmarkEnd w:id="268"/>
-    <w:bookmarkStart w:id="270" w:name="ref-mohrPersonalSensingUnderstanding2017"/>
+    <w:bookmarkEnd w:id="262"/>
+    <w:bookmarkStart w:id="264" w:name="ref-mohrPersonalSensingUnderstanding2017"/>
     <w:p>
       <w:pPr>
         <w:pStyle w:val="Bibliography"/>
@@ -15173,7 +15127,7 @@
       <w:r>
         <w:t xml:space="preserve"> </w:t>
       </w:r>
-      <w:hyperlink r:id="rId269">
+      <w:hyperlink r:id="rId263">
         <w:r>
           <w:rPr>
             <w:rStyle w:val="Hyperlink"/>
@@ -15182,8 +15136,8 @@
         </w:r>
       </w:hyperlink>
     </w:p>
-    <w:bookmarkEnd w:id="270"/>
-    <w:bookmarkStart w:id="271" w:name="X0c0e928dd8ff101aa479012bffab8d24e8c0dcf"/>
+    <w:bookmarkEnd w:id="264"/>
+    <w:bookmarkStart w:id="265" w:name="X0c0e928dd8ff101aa479012bffab8d24e8c0dcf"/>
     <w:p>
       <w:pPr>
         <w:pStyle w:val="Bibliography"/>
@@ -15240,8 +15194,8 @@
         <w:t xml:space="preserve">. Independently published.</w:t>
       </w:r>
     </w:p>
-    <w:bookmarkEnd w:id="271"/>
-    <w:bookmarkStart w:id="273" w:name="X1f44e09282148d362bdacfce67d6a56b1cf06db"/>
+    <w:bookmarkEnd w:id="265"/>
+    <w:bookmarkStart w:id="267" w:name="X1f44e09282148d362bdacfce67d6a56b1cf06db"/>
     <w:p>
       <w:pPr>
         <w:pStyle w:val="Bibliography"/>
@@ -15332,7 +15286,7 @@
       <w:r>
         <w:t xml:space="preserve"> </w:t>
       </w:r>
-      <w:hyperlink r:id="rId272">
+      <w:hyperlink r:id="rId266">
         <w:r>
           <w:rPr>
             <w:rStyle w:val="Hyperlink"/>
@@ -15341,8 +15295,8 @@
         </w:r>
       </w:hyperlink>
     </w:p>
-    <w:bookmarkEnd w:id="273"/>
-    <w:bookmarkStart w:id="275" w:name="X8bb79cdd23e0a8d99e4f9b0c203aaa22c56a953"/>
+    <w:bookmarkEnd w:id="267"/>
+    <w:bookmarkStart w:id="269" w:name="X8bb79cdd23e0a8d99e4f9b0c203aaa22c56a953"/>
     <w:p>
       <w:pPr>
         <w:pStyle w:val="Bibliography"/>
@@ -15353,7 +15307,7 @@
       <w:r>
         <w:t xml:space="preserve"> </w:t>
       </w:r>
-      <w:hyperlink r:id="rId274">
+      <w:hyperlink r:id="rId268">
         <w:r>
           <w:rPr>
             <w:rStyle w:val="Hyperlink"/>
@@ -15464,8 +15418,8 @@
         <w:t xml:space="preserve">.</w:t>
       </w:r>
     </w:p>
-    <w:bookmarkEnd w:id="275"/>
-    <w:bookmarkStart w:id="277" w:name="ref-olfsonHealthcareCoverageService2022"/>
+    <w:bookmarkEnd w:id="269"/>
+    <w:bookmarkStart w:id="271" w:name="ref-olfsonHealthcareCoverageService2022"/>
     <w:p>
       <w:pPr>
         <w:pStyle w:val="Bibliography"/>
@@ -15502,7 +15456,7 @@
       <w:r>
         <w:t xml:space="preserve"> </w:t>
       </w:r>
-      <w:hyperlink r:id="rId276">
+      <w:hyperlink r:id="rId270">
         <w:r>
           <w:rPr>
             <w:rStyle w:val="Hyperlink"/>
@@ -15511,8 +15465,8 @@
         </w:r>
       </w:hyperlink>
     </w:p>
-    <w:bookmarkEnd w:id="277"/>
-    <w:bookmarkStart w:id="279" w:name="ref-parlier-ahmadExploratoryStudySex2021"/>
+    <w:bookmarkEnd w:id="271"/>
+    <w:bookmarkStart w:id="273" w:name="ref-parlier-ahmadExploratoryStudySex2021"/>
     <w:p>
       <w:pPr>
         <w:pStyle w:val="Bibliography"/>
@@ -15549,7 +15503,7 @@
       <w:r>
         <w:t xml:space="preserve"> </w:t>
       </w:r>
-      <w:hyperlink r:id="rId278">
+      <w:hyperlink r:id="rId272">
         <w:r>
           <w:rPr>
             <w:rStyle w:val="Hyperlink"/>
@@ -15558,8 +15512,8 @@
         </w:r>
       </w:hyperlink>
     </w:p>
-    <w:bookmarkEnd w:id="279"/>
-    <w:bookmarkStart w:id="280" w:name="X6b0a2573c103b7c3d317f500c95e16aefc26ebb"/>
+    <w:bookmarkEnd w:id="273"/>
+    <w:bookmarkStart w:id="274" w:name="X6b0a2573c103b7c3d317f500c95e16aefc26ebb"/>
     <w:p>
       <w:pPr>
         <w:pStyle w:val="Bibliography"/>
@@ -15617,8 +15571,8 @@
         <w:t xml:space="preserve">(Mobile).</w:t>
       </w:r>
     </w:p>
-    <w:bookmarkEnd w:id="280"/>
-    <w:bookmarkStart w:id="282" w:name="ref-pinedoCurrentReexaminationRacial2019"/>
+    <w:bookmarkEnd w:id="274"/>
+    <w:bookmarkStart w:id="276" w:name="ref-pinedoCurrentReexaminationRacial2019"/>
     <w:p>
       <w:pPr>
         <w:pStyle w:val="Bibliography"/>
@@ -15667,7 +15621,7 @@
       <w:r>
         <w:t xml:space="preserve"> </w:t>
       </w:r>
-      <w:hyperlink r:id="rId281">
+      <w:hyperlink r:id="rId275">
         <w:r>
           <w:rPr>
             <w:rStyle w:val="Hyperlink"/>
@@ -15676,8 +15630,8 @@
         </w:r>
       </w:hyperlink>
     </w:p>
-    <w:bookmarkEnd w:id="282"/>
-    <w:bookmarkStart w:id="284" w:name="ref-prochaskaSearchHowPeople1992"/>
+    <w:bookmarkEnd w:id="276"/>
+    <w:bookmarkStart w:id="278" w:name="ref-prochaskaSearchHowPeople1992"/>
     <w:p>
       <w:pPr>
         <w:pStyle w:val="Bibliography"/>
@@ -15726,7 +15680,7 @@
       <w:r>
         <w:t xml:space="preserve"> </w:t>
       </w:r>
-      <w:hyperlink r:id="rId283">
+      <w:hyperlink r:id="rId277">
         <w:r>
           <w:rPr>
             <w:rStyle w:val="Hyperlink"/>
@@ -15735,8 +15689,8 @@
         </w:r>
       </w:hyperlink>
     </w:p>
-    <w:bookmarkEnd w:id="284"/>
-    <w:bookmarkStart w:id="286" w:name="ref-pulickIdiographicLapsePrediction2025"/>
+    <w:bookmarkEnd w:id="278"/>
+    <w:bookmarkStart w:id="280" w:name="ref-pulickIdiographicLapsePrediction2025"/>
     <w:p>
       <w:pPr>
         <w:pStyle w:val="Bibliography"/>
@@ -15803,7 +15757,7 @@
       <w:r>
         <w:t xml:space="preserve"> </w:t>
       </w:r>
-      <w:hyperlink r:id="rId285">
+      <w:hyperlink r:id="rId279">
         <w:r>
           <w:rPr>
             <w:rStyle w:val="Hyperlink"/>
@@ -15812,8 +15766,8 @@
         </w:r>
       </w:hyperlink>
     </w:p>
-    <w:bookmarkEnd w:id="286"/>
-    <w:bookmarkStart w:id="287" w:name="X93e79e1a5ab79bb153842a6d1ed7d5e5cb3185f"/>
+    <w:bookmarkEnd w:id="280"/>
+    <w:bookmarkStart w:id="281" w:name="X93e79e1a5ab79bb153842a6d1ed7d5e5cb3185f"/>
     <w:p>
       <w:pPr>
         <w:pStyle w:val="Bibliography"/>
@@ -15884,8 +15838,8 @@
         <w:t xml:space="preserve">. RStudio, Inc.</w:t>
       </w:r>
     </w:p>
-    <w:bookmarkEnd w:id="287"/>
-    <w:bookmarkStart w:id="289" w:name="ref-russellAffectRelativeDayLevel2020"/>
+    <w:bookmarkEnd w:id="281"/>
+    <w:bookmarkStart w:id="283" w:name="ref-russellAffectRelativeDayLevel2020"/>
     <w:p>
       <w:pPr>
         <w:pStyle w:val="Bibliography"/>
@@ -15964,7 +15918,7 @@
       <w:r>
         <w:t xml:space="preserve"> </w:t>
       </w:r>
-      <w:hyperlink r:id="rId288">
+      <w:hyperlink r:id="rId282">
         <w:r>
           <w:rPr>
             <w:rStyle w:val="Hyperlink"/>
@@ -15973,8 +15927,8 @@
         </w:r>
       </w:hyperlink>
     </w:p>
-    <w:bookmarkEnd w:id="289"/>
-    <w:bookmarkStart w:id="291" w:name="ref-salonerBlacksHispanicsAre2013"/>
+    <w:bookmarkEnd w:id="283"/>
+    <w:bookmarkStart w:id="285" w:name="ref-salonerBlacksHispanicsAre2013"/>
     <w:p>
       <w:pPr>
         <w:pStyle w:val="Bibliography"/>
@@ -16023,7 +15977,7 @@
       <w:r>
         <w:t xml:space="preserve"> </w:t>
       </w:r>
-      <w:hyperlink r:id="rId290">
+      <w:hyperlink r:id="rId284">
         <w:r>
           <w:rPr>
             <w:rStyle w:val="Hyperlink"/>
@@ -16032,8 +15986,8 @@
         </w:r>
       </w:hyperlink>
     </w:p>
-    <w:bookmarkEnd w:id="291"/>
-    <w:bookmarkStart w:id="292" w:name="X56bd7ab8262c354bc601dbeb8bf6940a3ba3863"/>
+    <w:bookmarkEnd w:id="285"/>
+    <w:bookmarkStart w:id="286" w:name="X56bd7ab8262c354bc601dbeb8bf6940a3ba3863"/>
     <w:p>
       <w:pPr>
         <w:pStyle w:val="Bibliography"/>
@@ -16073,8 +16027,8 @@
         <w:t xml:space="preserve">. https://www.samhsa.gov/data/report/2021-nsduh-detailed-tables.</w:t>
       </w:r>
     </w:p>
-    <w:bookmarkEnd w:id="292"/>
-    <w:bookmarkStart w:id="294" w:name="ref-sayetteRoleCravingSubstance2016"/>
+    <w:bookmarkEnd w:id="286"/>
+    <w:bookmarkStart w:id="288" w:name="ref-sayetteRoleCravingSubstance2016"/>
     <w:p>
       <w:pPr>
         <w:pStyle w:val="Bibliography"/>
@@ -16165,7 +16119,7 @@
       <w:r>
         <w:t xml:space="preserve"> </w:t>
       </w:r>
-      <w:hyperlink r:id="rId293">
+      <w:hyperlink r:id="rId287">
         <w:r>
           <w:rPr>
             <w:rStyle w:val="Hyperlink"/>
@@ -16174,8 +16128,8 @@
         </w:r>
       </w:hyperlink>
     </w:p>
-    <w:bookmarkEnd w:id="294"/>
-    <w:bookmarkStart w:id="296" w:name="ref-schmidtEthnicDisparitiesClinical2007"/>
+    <w:bookmarkEnd w:id="288"/>
+    <w:bookmarkStart w:id="290" w:name="ref-schmidtEthnicDisparitiesClinical2007"/>
     <w:p>
       <w:pPr>
         <w:pStyle w:val="Bibliography"/>
@@ -16221,7 +16175,7 @@
       <w:r>
         <w:t xml:space="preserve"> </w:t>
       </w:r>
-      <w:hyperlink r:id="rId295">
+      <w:hyperlink r:id="rId289">
         <w:r>
           <w:rPr>
             <w:rStyle w:val="Hyperlink"/>
@@ -16230,8 +16184,8 @@
         </w:r>
       </w:hyperlink>
     </w:p>
-    <w:bookmarkEnd w:id="296"/>
-    <w:bookmarkStart w:id="298" w:name="ref-sigmonAccessTreatmentOpioid2014"/>
+    <w:bookmarkEnd w:id="290"/>
+    <w:bookmarkStart w:id="292" w:name="ref-sigmonAccessTreatmentOpioid2014"/>
     <w:p>
       <w:pPr>
         <w:pStyle w:val="Bibliography"/>
@@ -16277,7 +16231,7 @@
       <w:r>
         <w:t xml:space="preserve"> </w:t>
       </w:r>
-      <w:hyperlink r:id="rId297">
+      <w:hyperlink r:id="rId291">
         <w:r>
           <w:rPr>
             <w:rStyle w:val="Hyperlink"/>
@@ -16286,8 +16240,8 @@
         </w:r>
       </w:hyperlink>
     </w:p>
-    <w:bookmarkEnd w:id="298"/>
-    <w:bookmarkStart w:id="300" w:name="ref-sociasAdoptingCascadeCare2016"/>
+    <w:bookmarkEnd w:id="292"/>
+    <w:bookmarkStart w:id="294" w:name="ref-sociasAdoptingCascadeCare2016"/>
     <w:p>
       <w:pPr>
         <w:pStyle w:val="Bibliography"/>
@@ -16336,7 +16290,7 @@
       <w:r>
         <w:t xml:space="preserve"> </w:t>
       </w:r>
-      <w:hyperlink r:id="rId299">
+      <w:hyperlink r:id="rId293">
         <w:r>
           <w:rPr>
             <w:rStyle w:val="Hyperlink"/>
@@ -16345,8 +16299,8 @@
         </w:r>
       </w:hyperlink>
     </w:p>
-    <w:bookmarkEnd w:id="300"/>
-    <w:bookmarkStart w:id="302" w:name="Xd4c1d027f60920f356af6131267e679804e946e"/>
+    <w:bookmarkEnd w:id="294"/>
+    <w:bookmarkStart w:id="296" w:name="Xd4c1d027f60920f356af6131267e679804e946e"/>
     <w:p>
       <w:pPr>
         <w:pStyle w:val="Bibliography"/>
@@ -16395,7 +16349,7 @@
       <w:r>
         <w:t xml:space="preserve"> </w:t>
       </w:r>
-      <w:hyperlink r:id="rId301">
+      <w:hyperlink r:id="rId295">
         <w:r>
           <w:rPr>
             <w:rStyle w:val="Hyperlink"/>
@@ -16404,8 +16358,8 @@
         </w:r>
       </w:hyperlink>
     </w:p>
-    <w:bookmarkEnd w:id="302"/>
-    <w:bookmarkStart w:id="304" w:name="X01387e434119cf09c116d0feeabab9f278d40e3"/>
+    <w:bookmarkEnd w:id="296"/>
+    <w:bookmarkStart w:id="298" w:name="X01387e434119cf09c116d0feeabab9f278d40e3"/>
     <w:p>
       <w:pPr>
         <w:pStyle w:val="Bibliography"/>
@@ -16475,7 +16429,7 @@
       <w:r>
         <w:t xml:space="preserve"> </w:t>
       </w:r>
-      <w:hyperlink r:id="rId303">
+      <w:hyperlink r:id="rId297">
         <w:r>
           <w:rPr>
             <w:rStyle w:val="Hyperlink"/>
@@ -16484,8 +16438,8 @@
         </w:r>
       </w:hyperlink>
     </w:p>
-    <w:bookmarkEnd w:id="304"/>
-    <w:bookmarkStart w:id="306" w:name="ref-stantonRelapsePreventionNeeds2005a"/>
+    <w:bookmarkEnd w:id="298"/>
+    <w:bookmarkStart w:id="300" w:name="ref-stantonRelapsePreventionNeeds2005a"/>
     <w:p>
       <w:pPr>
         <w:pStyle w:val="Bibliography"/>
@@ -16543,7 +16497,7 @@
       <w:r>
         <w:t xml:space="preserve"> </w:t>
       </w:r>
-      <w:hyperlink r:id="rId305">
+      <w:hyperlink r:id="rId299">
         <w:r>
           <w:rPr>
             <w:rStyle w:val="Hyperlink"/>
@@ -16552,8 +16506,8 @@
         </w:r>
       </w:hyperlink>
     </w:p>
-    <w:bookmarkEnd w:id="306"/>
-    <w:bookmarkStart w:id="307" w:name="ref-studiesNIHRevitalizationAct1994"/>
+    <w:bookmarkEnd w:id="300"/>
+    <w:bookmarkStart w:id="301" w:name="ref-studiesNIHRevitalizationAct1994"/>
     <w:p>
       <w:pPr>
         <w:pStyle w:val="Bibliography"/>
@@ -16739,8 +16693,8 @@
         <w:t xml:space="preserve">. National Academies Press (US).</w:t>
       </w:r>
     </w:p>
-    <w:bookmarkEnd w:id="307"/>
-    <w:bookmarkStart w:id="308" w:name="X28b8f85e424928e66706a578d6053e0308d1105"/>
+    <w:bookmarkEnd w:id="301"/>
+    <w:bookmarkStart w:id="302" w:name="X28b8f85e424928e66706a578d6053e0308d1105"/>
     <w:p>
       <w:pPr>
         <w:pStyle w:val="Bibliography"/>
@@ -16797,8 +16751,8 @@
         <w:t xml:space="preserve">. https://www.samhsa.gov/data/report/2024-nsduh-detailed-tables.</w:t>
       </w:r>
     </w:p>
-    <w:bookmarkEnd w:id="308"/>
-    <w:bookmarkStart w:id="310" w:name="Xb4363def9a086869984bb1996514c38c4a5108e"/>
+    <w:bookmarkEnd w:id="302"/>
+    <w:bookmarkStart w:id="304" w:name="Xb4363def9a086869984bb1996514c38c4a5108e"/>
     <w:p>
       <w:pPr>
         <w:pStyle w:val="Bibliography"/>
@@ -16809,7 +16763,7 @@
       <w:r>
         <w:t xml:space="preserve"> </w:t>
       </w:r>
-      <w:hyperlink r:id="rId309">
+      <w:hyperlink r:id="rId303">
         <w:r>
           <w:rPr>
             <w:rStyle w:val="Hyperlink"/>
@@ -17008,8 +16962,8 @@
         <w:t xml:space="preserve">.</w:t>
       </w:r>
     </w:p>
-    <w:bookmarkEnd w:id="310"/>
-    <w:bookmarkStart w:id="312" w:name="ref-taiTreatmentSubstanceUse2013"/>
+    <w:bookmarkEnd w:id="304"/>
+    <w:bookmarkStart w:id="306" w:name="ref-taiTreatmentSubstanceUse2013"/>
     <w:p>
       <w:pPr>
         <w:pStyle w:val="Bibliography"/>
@@ -17088,7 +17042,7 @@
       <w:r>
         <w:t xml:space="preserve"> </w:t>
       </w:r>
-      <w:hyperlink r:id="rId311">
+      <w:hyperlink r:id="rId305">
         <w:r>
           <w:rPr>
             <w:rStyle w:val="Hyperlink"/>
@@ -17097,8 +17051,8 @@
         </w:r>
       </w:hyperlink>
     </w:p>
-    <w:bookmarkEnd w:id="312"/>
-    <w:bookmarkStart w:id="314" w:name="ref-timmonsCallActionAssessing2023"/>
+    <w:bookmarkEnd w:id="306"/>
+    <w:bookmarkStart w:id="308" w:name="ref-timmonsCallActionAssessing2023"/>
     <w:p>
       <w:pPr>
         <w:pStyle w:val="Bibliography"/>
@@ -17204,7 +17158,7 @@
       <w:r>
         <w:t xml:space="preserve"> </w:t>
       </w:r>
-      <w:hyperlink r:id="rId313">
+      <w:hyperlink r:id="rId307">
         <w:r>
           <w:rPr>
             <w:rStyle w:val="Hyperlink"/>
@@ -17213,14 +17167,14 @@
         </w:r>
       </w:hyperlink>
     </w:p>
-    <w:bookmarkEnd w:id="314"/>
-    <w:bookmarkStart w:id="315" w:name="X02e5321a76132d9f7eccbf98ffb96255c7e2584"/>
+    <w:bookmarkEnd w:id="308"/>
+    <w:bookmarkStart w:id="309" w:name="X02e5321a76132d9f7eccbf98ffb96255c7e2584"/>
     <w:p>
       <w:pPr>
         <w:pStyle w:val="Bibliography"/>
       </w:pPr>
       <w:r>
-        <w:t xml:space="preserve">United States. Department of Transportation. National Highway Traffic Safety Administration. National Center for Statistics and Analysis. (2024).</w:t>
+        <w:t xml:space="preserve">United States Department of Transportation National Highway Traffic Safety Administration. (2024).</w:t>
       </w:r>
       <w:r>
         <w:t xml:space="preserve"> </w:t>
@@ -17302,8 +17256,8 @@
         <w:t xml:space="preserve">(DOT HS 813 578).</w:t>
       </w:r>
     </w:p>
-    <w:bookmarkEnd w:id="315"/>
-    <w:bookmarkStart w:id="317" w:name="ref-vannicelliEffectSexBias1984"/>
+    <w:bookmarkEnd w:id="309"/>
+    <w:bookmarkStart w:id="311" w:name="ref-vannicelliEffectSexBias1984"/>
     <w:p>
       <w:pPr>
         <w:pStyle w:val="Bibliography"/>
@@ -17382,7 +17336,7 @@
       <w:r>
         <w:t xml:space="preserve"> </w:t>
       </w:r>
-      <w:hyperlink r:id="rId316">
+      <w:hyperlink r:id="rId310">
         <w:r>
           <w:rPr>
             <w:rStyle w:val="Hyperlink"/>
@@ -17391,8 +17345,8 @@
         </w:r>
       </w:hyperlink>
     </w:p>
-    <w:bookmarkEnd w:id="317"/>
-    <w:bookmarkStart w:id="319" w:name="ref-veinotGoodIntentionsAre2018"/>
+    <w:bookmarkEnd w:id="311"/>
+    <w:bookmarkStart w:id="313" w:name="ref-veinotGoodIntentionsAre2018"/>
     <w:p>
       <w:pPr>
         <w:pStyle w:val="Bibliography"/>
@@ -17429,7 +17383,7 @@
       <w:r>
         <w:t xml:space="preserve"> </w:t>
       </w:r>
-      <w:hyperlink r:id="rId318">
+      <w:hyperlink r:id="rId312">
         <w:r>
           <w:rPr>
             <w:rStyle w:val="Hyperlink"/>
@@ -17438,8 +17392,8 @@
         </w:r>
       </w:hyperlink>
     </w:p>
-    <w:bookmarkEnd w:id="319"/>
-    <w:bookmarkStart w:id="321" w:name="ref-walitzerGenderDifferencesAlcohol2006"/>
+    <w:bookmarkEnd w:id="313"/>
+    <w:bookmarkStart w:id="315" w:name="ref-walitzerGenderDifferencesAlcohol2006"/>
     <w:p>
       <w:pPr>
         <w:pStyle w:val="Bibliography"/>
@@ -17476,7 +17430,7 @@
       <w:r>
         <w:t xml:space="preserve"> </w:t>
       </w:r>
-      <w:hyperlink r:id="rId320">
+      <w:hyperlink r:id="rId314">
         <w:r>
           <w:rPr>
             <w:rStyle w:val="Hyperlink"/>
@@ -17485,8 +17439,8 @@
         </w:r>
       </w:hyperlink>
     </w:p>
-    <w:bookmarkEnd w:id="321"/>
-    <w:bookmarkStart w:id="323" w:name="ref-waltersUsingMachineLearning2021"/>
+    <w:bookmarkEnd w:id="315"/>
+    <w:bookmarkStart w:id="317" w:name="ref-waltersUsingMachineLearning2021"/>
     <w:p>
       <w:pPr>
         <w:pStyle w:val="Bibliography"/>
@@ -17523,7 +17477,7 @@
       <w:r>
         <w:t xml:space="preserve"> </w:t>
       </w:r>
-      <w:hyperlink r:id="rId322">
+      <w:hyperlink r:id="rId316">
         <w:r>
           <w:rPr>
             <w:rStyle w:val="Hyperlink"/>
@@ -17532,8 +17486,8 @@
         </w:r>
       </w:hyperlink>
     </w:p>
-    <w:bookmarkEnd w:id="323"/>
-    <w:bookmarkStart w:id="325" w:name="X2d30c84041d97351f676569bf3de3da0c8a9d6d"/>
+    <w:bookmarkEnd w:id="317"/>
+    <w:bookmarkStart w:id="319" w:name="X2d30c84041d97351f676569bf3de3da0c8a9d6d"/>
     <w:p>
       <w:pPr>
         <w:pStyle w:val="Bibliography"/>
@@ -17544,7 +17498,7 @@
       <w:r>
         <w:t xml:space="preserve"> </w:t>
       </w:r>
-      <w:hyperlink r:id="rId324">
+      <w:hyperlink r:id="rId318">
         <w:r>
           <w:rPr>
             <w:rStyle w:val="Hyperlink"/>
@@ -17660,8 +17614,8 @@
         <w:t xml:space="preserve">(9), 1183–1194.</w:t>
       </w:r>
     </w:p>
-    <w:bookmarkEnd w:id="325"/>
-    <w:bookmarkStart w:id="326" w:name="X00d53e799ac148a12fd23d85f7c587e1d44cff6"/>
+    <w:bookmarkEnd w:id="319"/>
+    <w:bookmarkStart w:id="320" w:name="X00d53e799ac148a12fd23d85f7c587e1d44cff6"/>
     <w:p>
       <w:pPr>
         <w:pStyle w:val="Bibliography"/>
@@ -17728,8 +17682,8 @@
         <w:t xml:space="preserve">(1st edition). Academic Press.</w:t>
       </w:r>
     </w:p>
-    <w:bookmarkEnd w:id="326"/>
-    <w:bookmarkStart w:id="328" w:name="X4446e184b7dd55a61fd406499f32542fdcf24b5"/>
+    <w:bookmarkEnd w:id="320"/>
+    <w:bookmarkStart w:id="322" w:name="X4446e184b7dd55a61fd406499f32542fdcf24b5"/>
     <w:p>
       <w:pPr>
         <w:pStyle w:val="Bibliography"/>
@@ -17778,7 +17732,7 @@
       <w:r>
         <w:t xml:space="preserve"> </w:t>
       </w:r>
-      <w:hyperlink r:id="rId327">
+      <w:hyperlink r:id="rId321">
         <w:r>
           <w:rPr>
             <w:rStyle w:val="Hyperlink"/>
@@ -17787,8 +17741,8 @@
         </w:r>
       </w:hyperlink>
     </w:p>
-    <w:bookmarkEnd w:id="328"/>
-    <w:bookmarkStart w:id="330" w:name="X254a0f87701f835b5365990b3eba45be7dca59c"/>
+    <w:bookmarkEnd w:id="322"/>
+    <w:bookmarkStart w:id="324" w:name="X254a0f87701f835b5365990b3eba45be7dca59c"/>
     <w:p>
       <w:pPr>
         <w:pStyle w:val="Bibliography"/>
@@ -17932,7 +17886,7 @@
       <w:r>
         <w:t xml:space="preserve"> </w:t>
       </w:r>
-      <w:hyperlink r:id="rId329">
+      <w:hyperlink r:id="rId323">
         <w:r>
           <w:rPr>
             <w:rStyle w:val="Hyperlink"/>
@@ -17941,8 +17895,8 @@
         </w:r>
       </w:hyperlink>
     </w:p>
-    <w:bookmarkEnd w:id="330"/>
-    <w:bookmarkStart w:id="332" w:name="ref-woodLotPeopleCall2019"/>
+    <w:bookmarkEnd w:id="324"/>
+    <w:bookmarkStart w:id="326" w:name="ref-woodLotPeopleCall2019"/>
     <w:p>
       <w:pPr>
         <w:pStyle w:val="Bibliography"/>
@@ -18000,7 +17954,7 @@
       <w:r>
         <w:t xml:space="preserve"> </w:t>
       </w:r>
-      <w:hyperlink r:id="rId331">
+      <w:hyperlink r:id="rId325">
         <w:r>
           <w:rPr>
             <w:rStyle w:val="Hyperlink"/>
@@ -18009,8 +17963,8 @@
         </w:r>
       </w:hyperlink>
     </w:p>
-    <w:bookmarkEnd w:id="332"/>
-    <w:bookmarkStart w:id="334" w:name="X62c2bccfcb3c64764f794751dcac0a3c1c7edc5"/>
+    <w:bookmarkEnd w:id="326"/>
+    <w:bookmarkStart w:id="328" w:name="X62c2bccfcb3c64764f794751dcac0a3c1c7edc5"/>
     <w:p>
       <w:pPr>
         <w:pStyle w:val="Bibliography"/>
@@ -18089,7 +18043,7 @@
       <w:r>
         <w:t xml:space="preserve"> </w:t>
       </w:r>
-      <w:hyperlink r:id="rId333">
+      <w:hyperlink r:id="rId327">
         <w:r>
           <w:rPr>
             <w:rStyle w:val="Hyperlink"/>
@@ -18098,8 +18052,8 @@
         </w:r>
       </w:hyperlink>
     </w:p>
-    <w:bookmarkEnd w:id="334"/>
-    <w:bookmarkStart w:id="336" w:name="Xb35ee182d565575e339a0170868456c1684f821"/>
+    <w:bookmarkEnd w:id="328"/>
+    <w:bookmarkStart w:id="330" w:name="Xb35ee182d565575e339a0170868456c1684f821"/>
     <w:p>
       <w:pPr>
         <w:pStyle w:val="Bibliography"/>
@@ -18154,7 +18108,7 @@
       <w:r>
         <w:t xml:space="preserve"> </w:t>
       </w:r>
-      <w:hyperlink r:id="rId335">
+      <w:hyperlink r:id="rId329">
         <w:r>
           <w:rPr>
             <w:rStyle w:val="Hyperlink"/>
@@ -18163,8 +18117,8 @@
         </w:r>
       </w:hyperlink>
     </w:p>
-    <w:bookmarkEnd w:id="336"/>
-    <w:bookmarkStart w:id="338" w:name="ref-wyantMaximizingEngagementTrust2025"/>
+    <w:bookmarkEnd w:id="330"/>
+    <w:bookmarkStart w:id="332" w:name="ref-wyantMaximizingEngagementTrust2025"/>
     <w:p>
       <w:pPr>
         <w:pStyle w:val="Bibliography"/>
@@ -18273,7 +18227,7 @@
       <w:r>
         <w:t xml:space="preserve"> </w:t>
       </w:r>
-      <w:hyperlink r:id="rId337">
+      <w:hyperlink r:id="rId331">
         <w:r>
           <w:rPr>
             <w:rStyle w:val="Hyperlink"/>
@@ -18282,8 +18236,8 @@
         </w:r>
       </w:hyperlink>
     </w:p>
-    <w:bookmarkEnd w:id="338"/>
-    <w:bookmarkStart w:id="340" w:name="ref-zhouEvaluatingMachineLearning2018"/>
+    <w:bookmarkEnd w:id="332"/>
+    <w:bookmarkStart w:id="334" w:name="ref-zhouEvaluatingMachineLearning2018"/>
     <w:p>
       <w:pPr>
         <w:pStyle w:val="Bibliography"/>
@@ -18356,7 +18310,7 @@
       <w:r>
         <w:t xml:space="preserve"> </w:t>
       </w:r>
-      <w:hyperlink r:id="rId339">
+      <w:hyperlink r:id="rId333">
         <w:r>
           <w:rPr>
             <w:rStyle w:val="Hyperlink"/>
@@ -18365,10 +18319,9 @@
         </w:r>
       </w:hyperlink>
     </w:p>
-    <w:bookmarkEnd w:id="340"/>
-    <w:bookmarkEnd w:id="341"/>
-    <w:bookmarkEnd w:id="342"/>
-    <w:bookmarkEnd w:id="343"/>
+    <w:bookmarkEnd w:id="334"/>
+    <w:bookmarkEnd w:id="335"/>
+    <w:bookmarkEnd w:id="336"/>
     <w:sectPr/>
   </w:body>
 </w:document>
@@ -18391,164 +18344,6 @@
     <w:p>
       <w:r>
         <w:separator/>
-      </w:r>
-    </w:p>
-  </w:footnote>
-  <w:footnote w:id="36">
-    <w:p>
-      <w:pPr>
-        <w:pStyle w:val="FootnoteText"/>
-      </w:pPr>
-      <w:r>
-        <w:rPr>
-          <w:rStyle w:val="FootnoteReference"/>
-        </w:rPr>
-        <w:footnoteRef/>
-      </w:r>
-      <w:r>
-        <w:t xml:space="preserve"> </w:t>
-      </w:r>
-      <w:r>
-        <w:t xml:space="preserve">Features for income and employment were inadvertently excluded from all models.</w:t>
-      </w:r>
-    </w:p>
-  </w:footnote>
-  <w:footnote w:id="41">
-    <w:p>
-      <w:pPr>
-        <w:pStyle w:val="FootnoteText"/>
-      </w:pPr>
-      <w:r>
-        <w:rPr>
-          <w:rStyle w:val="FootnoteReference"/>
-        </w:rPr>
-        <w:footnoteRef/>
-      </w:r>
-      <w:r>
-        <w:t xml:space="preserve"> </w:t>
-      </w:r>
-      <w:r>
-        <w:t xml:space="preserve">In early exploratory analyses, we evaluated auROCs of all four algorithms using grouped k-fold cross-validation for models based on preliminary feature engineering using the EMAs. XGBoost models consistently outperformed other algorithms such that we focused all further development on XGBoost to reduce the substantial computational time associated with model training and evaluation.</w:t>
-      </w:r>
-    </w:p>
-  </w:footnote>
-  <w:footnote w:id="84">
-    <w:p>
-      <w:pPr>
-        <w:pStyle w:val="FootnoteText"/>
-      </w:pPr>
-      <w:r>
-        <w:rPr>
-          <w:rStyle w:val="FootnoteReference"/>
-        </w:rPr>
-        <w:footnoteRef/>
-      </w:r>
-      <w:r>
-        <w:t xml:space="preserve"> </w:t>
-      </w:r>
-      <w:r>
-        <w:t xml:space="preserve">Although XGBoost ignores participant-level information, we do leverage this information to some degree by including change features that anchor participants’ EMA responses to their own previous responses.</w:t>
-      </w:r>
-    </w:p>
-  </w:footnote>
-  <w:footnote w:id="92">
-    <w:p>
-      <w:pPr>
-        <w:pStyle w:val="FootnoteText"/>
-      </w:pPr>
-      <w:r>
-        <w:rPr>
-          <w:rStyle w:val="FootnoteReference"/>
-        </w:rPr>
-        <w:footnoteRef/>
-      </w:r>
-      <w:r>
-        <w:t xml:space="preserve"> </w:t>
-      </w:r>
-      <w:r>
-        <w:t xml:space="preserve">Defined as scores &gt;2.2 or 2.8, respectively, on the psychosis or paranoia scales of the Symptom Checklist–90</w:t>
-      </w:r>
-      <w:r>
-        <w:t xml:space="preserve"> </w:t>
-      </w:r>
-      <w:r>
-        <w:t xml:space="preserve">(Derogatis, L.R., 2000)</w:t>
-      </w:r>
-    </w:p>
-  </w:footnote>
-  <w:footnote w:id="104">
-    <w:p>
-      <w:pPr>
-        <w:pStyle w:val="FootnoteText"/>
-      </w:pPr>
-      <w:r>
-        <w:rPr>
-          <w:rStyle w:val="FootnoteReference"/>
-        </w:rPr>
-        <w:footnoteRef/>
-      </w:r>
-      <w:r>
-        <w:t xml:space="preserve"> </w:t>
-      </w:r>
-      <w:r>
-        <w:t xml:space="preserve">We used this conservative 24-hour fence for labeling windows as no lapse (vs. excluded) to increase the fidelity of these labels. Given that most windows were labeled no lapse, and the outcome was highly unbalanced, it was not problematic to exclude some no lapse events to further increase confidence in those labels.</w:t>
-      </w:r>
-    </w:p>
-  </w:footnote>
-  <w:footnote w:id="109">
-    <w:p>
-      <w:pPr>
-        <w:pStyle w:val="FootnoteText"/>
-      </w:pPr>
-      <w:r>
-        <w:rPr>
-          <w:rStyle w:val="FootnoteReference"/>
-        </w:rPr>
-        <w:footnoteRef/>
-      </w:r>
-      <w:r>
-        <w:t xml:space="preserve"> </w:t>
-      </w:r>
-      <w:r>
-        <w:t xml:space="preserve">Priors were set as follows: residual standard deviation ~ normal(location=0, scale=exp(2)), intercept (after centering predictors) ~ normal(location=2.3, scale=1.3), the two coefficients for window width contrasts ~ normal (location=0, scale=2.69), and covariance ~ decov(regularization=1, concentration=1, shape=1, scale=1).</w:t>
-      </w:r>
-    </w:p>
-  </w:footnote>
-  <w:footnote w:id="111">
-    <w:p>
-      <w:pPr>
-        <w:pStyle w:val="FootnoteText"/>
-      </w:pPr>
-      <w:r>
-        <w:rPr>
-          <w:rStyle w:val="FootnoteReference"/>
-        </w:rPr>
-        <w:footnoteRef/>
-      </w:r>
-      <w:r>
-        <w:t xml:space="preserve"> </w:t>
-      </w:r>
-      <w:r>
-        <w:t xml:space="preserve">The poverty cutoff was defined from the 2024 federal poverty line for the 48 contiguous United States. Participants at or below $15,060 annual income were categorized as below poverty.</w:t>
-      </w:r>
-    </w:p>
-  </w:footnote>
-  <w:footnote w:id="112">
-    <w:p>
-      <w:pPr>
-        <w:pStyle w:val="FootnoteText"/>
-      </w:pPr>
-      <w:r>
-        <w:rPr>
-          <w:rStyle w:val="FootnoteReference"/>
-        </w:rPr>
-        <w:footnoteRef/>
-      </w:r>
-      <w:r>
-        <w:t xml:space="preserve"> </w:t>
-      </w:r>
-      <w:r>
-        <w:t xml:space="preserve">For our fairness analyses, we altered our outer loop resampling method from 3 x 10 cross-validation to 6 x 5 cross-validation. This method still gave us 30 held out tests sets, but by splitting the data across fewer folds (i.e., 5 vs. 10) we were able to reduce the likelihood of the non-advantaged group being absent in any single fold.</w:t>
       </w:r>
     </w:p>
   </w:footnote>

--- a/index.docx
+++ b/index.docx
@@ -31,7 +31,7 @@
         <w:pStyle w:val="Date"/>
       </w:pPr>
       <w:r>
-        <w:t xml:space="preserve">2026-03-25</w:t>
+        <w:t xml:space="preserve">2026-03-26</w:t>
       </w:r>
     </w:p>
     <w:p>
@@ -1034,7 +1034,7 @@
         <w:pStyle w:val="BodyText"/>
       </w:pPr>
       <w:r>
-        <w:t xml:space="preserve">The current project focuses explicitly on using ecological momentary assessment (EMA) for monitoring risk of return to alcohol use. EMA can be easily implemented with only a smartphone. Moreover, comparable item responses can be collected consistently across different hardware and operating systems. Thus, EMA can be incorporated essentially identically into any existing or future smartphone-based digital therapeutic. EMA, like other personal sensing methods, can support the frequent, in-situ, longitudinal measurement necessary for monitoring fluctuating relapse risk. Long-term monitoring with EMA has been well-tolerated by individuals with AUD</w:t>
+        <w:t xml:space="preserve">The current study focuses explicitly on using ecological momentary assessment (EMA) for monitoring risk of return to alcohol use. EMA can be easily implemented with only a smartphone. Moreover, comparable item responses can be collected consistently across different hardware and operating systems. Thus, EMA can be incorporated essentially identically into any existing or future smartphone-based digital therapeutic. EMA, like other personal sensing methods, can support the frequent, in-situ, longitudinal measurement necessary for monitoring fluctuating relapse risk. Long-term monitoring with EMA has been well-tolerated by individuals with AUD</w:t>
       </w:r>
       <w:r>
         <w:t xml:space="preserve"> </w:t>
@@ -6828,7 +6828,7 @@
     <w:bookmarkEnd w:id="82"/>
     <w:bookmarkEnd w:id="83"/>
     <w:bookmarkEnd w:id="84"/>
-    <w:bookmarkStart w:id="135" w:name="Xa9dab75cb028dec3684db25ff70acaea84b1b87"/>
+    <w:bookmarkStart w:id="138" w:name="Xa9dab75cb028dec3684db25ff70acaea84b1b87"/>
     <w:p>
       <w:pPr>
         <w:pStyle w:val="Heading1"/>
@@ -9553,7 +9553,7 @@
     </w:p>
     <w:bookmarkEnd w:id="128"/>
     <w:bookmarkEnd w:id="129"/>
-    <w:bookmarkStart w:id="134" w:name="discussion-1"/>
+    <w:bookmarkStart w:id="137" w:name="discussion-1"/>
     <w:p>
       <w:pPr>
         <w:pStyle w:val="Heading2"/>
@@ -9562,13 +9562,13 @@
         <w:t xml:space="preserve">3.4 Discussion</w:t>
       </w:r>
     </w:p>
-    <w:bookmarkStart w:id="130" w:name="model-performance-2"/>
+    <w:bookmarkStart w:id="130" w:name="model-evaluation-and-comparisons"/>
     <w:p>
       <w:pPr>
         <w:pStyle w:val="Heading3"/>
       </w:pPr>
       <w:r>
-        <w:t xml:space="preserve">3.4.1 Model Performance</w:t>
+        <w:t xml:space="preserve">3.4.1 Model Evaluation and Comparisons</w:t>
       </w:r>
     </w:p>
     <w:p>
@@ -9576,7 +9576,7 @@
         <w:pStyle w:val="FirstParagraph"/>
       </w:pPr>
       <w:r>
-        <w:t xml:space="preserve">Our models performed exceptionally well. Our no lag models had a .90 median posterior probability for auROC. This model predicts the probability of an immediate (i.e., within 24 hours) lapse back to alcohol use. Our 2-week lagged model, our most lagged model, had a .84 median posterior probability for auROC, suggesting lagged models can be used to shift a 24-hour prediction window up to weeks out.</w:t>
+        <w:t xml:space="preserve">All the models that we evaluated performed exceptionally well. The no lag model, which predicts the probability of an immediate (i.e., within 24 hours) lapse back to alcohol use, had a .91 median posterior probability for auROC. Our 2-week lagged model, which made the most distal predictions, had a .85 median posterior probability for auROC, suggesting lagged models can be used to shift a 24-hour prediction window meaningfully into the future.</w:t>
       </w:r>
     </w:p>
     <w:p>
@@ -9584,7 +9584,7 @@
         <w:pStyle w:val="BodyText"/>
       </w:pPr>
       <w:r>
-        <w:t xml:space="preserve">Across all models (no lag, 1 day, 3 days, 1 week, and 2 weeks) we saw model performance decrease as models predicted further into the future. All lagged models had lower performance compared to the no lag baseline model and to the preceding adjacent lag model. This is unsurprising given what we know about prediction and substance use. Many important relapse risk factors are fluctuating processes that can change day-by-day, if not more frequently. As lag time increases, features become less proximal to the start of the prediction window. Still, we wish to emphasize that our lowest auROC (.84) is still quite good, and the benefit of advanced notice (i.e., 2 weeks) likely outweighs the cost to performance.</w:t>
+        <w:t xml:space="preserve">Across models (no lag, 1 day, 3 days, 1 week, and 2 weeks), model performance systematically decreased as models predicted further into the future. All lagged models had lower performance compared to the no lag baseline model and to the preceding adjacent lag model. This is unsurprising given what we know about prediction and substance use. Many important relapse risk factors are fluctuating processes that can first emerge and/or change day-by-day, if not more frequently. As lag time increases, features become less proximal to the start of the prediction window. Still, we wish to emphasize that our lowest auROC (.85) is still quite good, and the benefit of advanced notice (i.e., 2 weeks) likely outweighs the modest cost to model performance.</w:t>
       </w:r>
     </w:p>
     <w:p>
@@ -9592,47 +9592,7 @@
         <w:pStyle w:val="BodyText"/>
       </w:pPr>
       <w:r>
-        <w:t xml:space="preserve">Collectively, these results suggest we can achieve clinically meaningful performance up to two weeks out. Our rigorous resampling methods (grouped, nested, k-fold cross-validation) make us confident that these are valid estimates of how our models would perform with new individuals.</w:t>
-      </w:r>
-    </w:p>
-    <w:p>
-      <w:pPr>
-        <w:pStyle w:val="BodyText"/>
-      </w:pPr>
-      <w:r>
-        <w:t xml:space="preserve">When looking at global feature importance, or how important a feature category was to the model’s predictions, on average across all participants and all observations, the relative ordering of important features remained somewhat consistent across both our no lag and 2-week lag models. Past use, future efficacy, and craving were the top three features for both models. However the magnitude of their importance varied by lag time. For the 2-week lagged models, these top features were overall less important for the model’s predictions compared to the no lag model. This is consistent with the 2-week lagged model’s lower performance, compared to the no lag model.</w:t>
-      </w:r>
-    </w:p>
-    <w:p>
-      <w:pPr>
-        <w:pStyle w:val="BodyText"/>
-      </w:pPr>
-      <w:r>
-        <w:t xml:space="preserve">When looking at local feature importance, or how important a feature category is for an individual prediction timepoint for a single individual on a specific day, we saw a wide variation in possible values for both the no lag and 2-week lag models. A wide range of possible values suggests that even feature categories with low global importance (e.g., past pleasant event) are important risk-relevant factors for some people on some days.</w:t>
-      </w:r>
-    </w:p>
-    <w:p>
-      <w:pPr>
-        <w:pStyle w:val="BodyText"/>
-      </w:pPr>
-      <w:r>
-        <w:t xml:space="preserve">We believe our lapse prediction models will be most effective when embedded in a recovery monitoring and support system designed to deliver adaptive and personalized continuing care. This system could send daily, weekly, or less frequent messages to patients with personalized feedback about their risk of lapse and provide support recommendations tailored to their current recovery needs. This study provides initial support that immediate and lagged prediction models can be built with high accuracy using EMA for recovery monitoring. Furthermore, the high variance in importance of features for individual predictions is well suited for making tailored recovery support recommendations.</w:t>
-      </w:r>
-    </w:p>
-    <w:p>
-      <w:pPr>
-        <w:pStyle w:val="BodyText"/>
-      </w:pPr>
-      <w:r>
-        <w:t xml:space="preserve">Our no lag models can be used to guide individuals to take immediate actionable steps to maintain their recovery goals and support them in implementing these steps (e.g., pointing them to a specific module in an app). For example, recommending an urge surfing activity when someone’s immediate risk is driven by strong craving, recommending a guided relaxation video when someone is reporting recent stressful events, or encouraging individuals to reflect on recent past successes or reasons for choosing abstinence or moderation when self-efficacy is low.</w:t>
-      </w:r>
-    </w:p>
-    <w:p>
-      <w:pPr>
-        <w:pStyle w:val="BodyText"/>
-      </w:pPr>
-      <w:r>
-        <w:t xml:space="preserve">The 2-week lagged model provides individuals with advanced warning of their lapse risk. These models are well-suited to support recovery needs that cannot be addressed within an app, such as scheduling positive or pleasant activities, increasing social engagement, or attending a peer-led recovery meeting. To be clear, we do not believe an app alone is sufficient to deliver continuing care. We expect individuals will require additional support throughout their recovery from a mental health provider (e.g., motivational enhancement, crisis management, skill building), a peer (e.g., sponsor, support group), or family member. Importantly, these types of supports take time to set up; highlighting the value of this lagged week model.</w:t>
+        <w:t xml:space="preserve">Collectively, these results suggest we can achieve clinically meaningful performance up to two weeks out. Our rigorous resampling methods (grouped, nested, k-fold cross-validation) make us confident that these are valid estimates of how our models would perform with new individuals. Furthermore, it should be noted that both the no lag and 2-week lagged models can be combined in a complementary fashion that allows both for highly accurate immediate lapse prediction and advanced warning about future lapse risk.</w:t>
       </w:r>
     </w:p>
     <w:bookmarkEnd w:id="130"/>
@@ -9650,7 +9610,7 @@
         <w:pStyle w:val="FirstParagraph"/>
       </w:pPr>
       <w:r>
-        <w:t xml:space="preserve">In Chapter 2, we failed to assess model fairness. In recent years, the machine learning field has begun to understand the critical importance of evaluating model fairness when algorithms are used to inform important decisions (e.g., healthcare services offered, eligibility for loans, early parole). Algorithms that perform favorably for only a single majority group could widen existing disparities in access to resources and important clinical outcomes</w:t>
+        <w:t xml:space="preserve">In recent years, the machine learning field has begun to recognize the need to evaluate model fairness when algorithms are used to inform important decisions (e.g., healthcare services offered, eligibility for loans, early parole). Algorithms that perform favorably for only majority group members may exacerbate existing disparities in access to resources and important clinical outcomes</w:t>
       </w:r>
       <w:r>
         <w:t xml:space="preserve"> </w:t>
@@ -9659,7 +9619,7 @@
         <w:t xml:space="preserve">(Veinot et al., 2018)</w:t>
       </w:r>
       <w:r>
-        <w:t xml:space="preserve">. Therefore, we are committed to continuing to improve our understanding of and methods for evaluating model fairness. In this study, we assessed model fairness by comparing model performance across important subgroups with known disparities in substance use treatment access and/or outcomes - race/ethnicity (not White vs. non-Hispanic White), income (below poverty vs. above poverty), and sex at birth (female vs. male).</w:t>
+        <w:t xml:space="preserve">. In this study, we assessed model fairness by comparing model performance across important subgroups with known disparities in substance use treatment access and/or outcomes - race/ethnicity (non-White and/or Hispanic vs. non-Hispanic White), income (below poverty line vs. above poverty line), and sex at birth (female vs. male).</w:t>
       </w:r>
     </w:p>
     <w:p>
@@ -9667,7 +9627,7 @@
         <w:pStyle w:val="BodyText"/>
       </w:pPr>
       <w:r>
-        <w:t xml:space="preserve">All models performed worse for people who were not White, and for people who had an income below the poverty line. The largest contributing factor is likely the lack of diversity in our training data. Our sample was majority non-Hispanic White (</w:t>
+        <w:t xml:space="preserve">All models performed worse for people who were non-White and/or Hispanic, and for people who had an income below the poverty line. The lack of diversity in our training data was likely a key contributor to the poorer model performance in these subgroups. Participants of color were severely underrepresented in our training data (</w:t>
       </w:r>
       <w:r>
         <w:rPr>
@@ -9677,7 +9637,23 @@
         <w:t xml:space="preserve">N</w:t>
       </w:r>
       <w:r>
-        <w:t xml:space="preserve">=131, 87%) with an average income of $34,000. As a result, even with our coarse combination of race/ethnicity, the not White group was severely underrepresented relative to the non-Hispanic White group. Similarly, our below poverty group was underrepresented relative to the above poverty group.</w:t>
+        <w:t xml:space="preserve"> </w:t>
+      </w:r>
+      <w:r>
+        <w:t xml:space="preserve">= 20, 13%). Individuals below the poverty line were also underrepresented, though to a lesser degree (</w:t>
+      </w:r>
+      <w:r>
+        <w:rPr>
+          <w:i/>
+          <w:iCs/>
+        </w:rPr>
+        <w:t xml:space="preserve">N</w:t>
+      </w:r>
+      <w:r>
+        <w:t xml:space="preserve"> </w:t>
+      </w:r>
+      <w:r>
+        <w:t xml:space="preserve">= 49, 32%). Of course, these model comparisons should be considered preliminary and interpreted cautiously because the low sample sizes in some groups (e.g., non-White and/or Hispanic) may reduce the statistical validity of the analyses. Nonetheless, these preliminary results regarding model fairness should motivate further efforts to evaluate and address differences in model performance across groups that differ in SUD treatment access/outcome disparities.</w:t>
       </w:r>
     </w:p>
     <w:p>
@@ -9685,16 +9661,16 @@
         <w:pStyle w:val="BodyText"/>
       </w:pPr>
       <w:r>
-        <w:t xml:space="preserve">One obvious potential solution to this problem is to recruit a more representative sample. These data were collected from 2015-2017. Our group has since committed to making changes in recruitment strategies. We are currently working to collect data from a more diverse sample of individuals with alcohol use disorder to improve these models</w:t>
-      </w:r>
-      <w:r>
-        <w:t xml:space="preserve"> </w:t>
-      </w:r>
-      <w:r>
-        <w:t xml:space="preserve">(Wyant et al., 2025)</w:t>
-      </w:r>
-      <w:r>
-        <w:t xml:space="preserve">. In a separate project, we recruited a national sample of participants with opioid use disorder</w:t>
+        <w:t xml:space="preserve">An obvious solution to this problem involves intentional recruitment for diversity in training data when developing prediction models. For example, we are now working to increase the racial, ethnic, and income diversity of our training data for alcohol lapse prediction while simultaneously optimizing feedback from these models for implementation purposes</w:t>
+      </w:r>
+      <w:r>
+        <w:t xml:space="preserve"> </w:t>
+      </w:r>
+      <w:r>
+        <w:t xml:space="preserve">(Wyant et al., under review)</w:t>
+      </w:r>
+      <w:r>
+        <w:t xml:space="preserve">. In a separate project, we developed a national recruitment method that enabled us to recruit for racial, ethnic and income diversity while also focusing on much needed diversity across geographic location (e.g., rural vs. urban;</w:t>
       </w:r>
       <w:r>
         <w:t xml:space="preserve"> </w:t>
@@ -9703,7 +9679,29 @@
         <w:t xml:space="preserve">(Moshontz et al., 2021)</w:t>
       </w:r>
       <w:r>
-        <w:t xml:space="preserve">. In addition to achieving better representation in income and race/ethnicity, we also ensured diversity across geographic location (e.g., rural vs. urban) as this is likely another important factor in evaluating fairness.</w:t>
+        <w:t xml:space="preserve">). We expect geographic diversity in the training data may also be crucial to develop fair models because the features that predict lapse in urban and suburban settings may differ from those that predict lapse in rural environments. If rural participants are not used to train models, the implementation of these models may compound existing disparities in SUD treatment in these communities</w:t>
+      </w:r>
+      <w:r>
+        <w:t xml:space="preserve"> </w:t>
+      </w:r>
+      <w:r>
+        <w:t xml:space="preserve">(Lister et al., 2020;</w:t>
+      </w:r>
+      <w:r>
+        <w:t xml:space="preserve"> </w:t>
+      </w:r>
+      <w:r>
+        <w:rPr>
+          <w:b/>
+          <w:bCs/>
+        </w:rPr>
+        <w:t xml:space="preserve">leeUrbanRuralDisparities2023?</w:t>
+      </w:r>
+      <w:r>
+        <w:t xml:space="preserve">)</w:t>
+      </w:r>
+      <w:r>
+        <w:t xml:space="preserve">.</w:t>
       </w:r>
     </w:p>
     <w:p>
@@ -9711,7 +9709,77 @@
         <w:pStyle w:val="BodyText"/>
       </w:pPr>
       <w:r>
-        <w:t xml:space="preserve">Computational solutions to mitigate these issues in the current data may also exist. We could explore upsampling non-advantaged group representation in the data (e.g., using synthetic minority oversampling technique). We also could adjust the penalty weights so that prediction errors for non-advantaged groups are weighted more heavily than prediction errors for majority groups. We could also consider using personalized modeling approaches that consider the characteristics and behaviors important to an individual rather than generalizing across a population. For example, state space models can capitalize on time series data by building individual models for each participant using their own data. Individual models may help mitigate issues of unfairness, as the model will weigh the individual’s own data more heavily than group level estimates. In other words, how does lapse risk evolve over time for a specific individual.</w:t>
+        <w:t xml:space="preserve">Future research can also explore potential computational solutions to mitigate performance disparities that emerge when subgroups are poorly represented in available training data. For example, training data from under-represented subgroups could be up-sampled (e.g., using the synthetic minority oversampling technique), or the cost functions used by the learning algorithms could be adjusted to differentially weigh prediction errors based on participant characteristics. In another vein, modeling approaches that yield idiographic, person-specific models</w:t>
+      </w:r>
+      <w:r>
+        <w:t xml:space="preserve"> </w:t>
+      </w:r>
+      <w:r>
+        <w:t xml:space="preserve">(</w:t>
+      </w:r>
+      <w:r>
+        <w:rPr>
+          <w:b/>
+          <w:bCs/>
+        </w:rPr>
+        <w:t xml:space="preserve">fisherDynamicModelPsychological2015?</w:t>
+      </w:r>
+      <w:r>
+        <w:t xml:space="preserve">;</w:t>
+      </w:r>
+      <w:r>
+        <w:t xml:space="preserve"> </w:t>
+      </w:r>
+      <w:r>
+        <w:rPr>
+          <w:b/>
+          <w:bCs/>
+        </w:rPr>
+        <w:t xml:space="preserve">davidIntraindividualDynamicNetwork2018?</w:t>
+      </w:r>
+      <w:r>
+        <w:t xml:space="preserve">;</w:t>
+      </w:r>
+      <w:r>
+        <w:t xml:space="preserve"> </w:t>
+      </w:r>
+      <w:r>
+        <w:rPr>
+          <w:b/>
+          <w:bCs/>
+        </w:rPr>
+        <w:t xml:space="preserve">rocheEnrichingPsychologicalAssessment2014?</w:t>
+      </w:r>
+      <w:r>
+        <w:t xml:space="preserve">;</w:t>
+      </w:r>
+      <w:r>
+        <w:t xml:space="preserve"> </w:t>
+      </w:r>
+      <w:r>
+        <w:rPr>
+          <w:b/>
+          <w:bCs/>
+        </w:rPr>
+        <w:t xml:space="preserve">wrightModelingHeterogeneityMomentary2016?</w:t>
+      </w:r>
+      <w:r>
+        <w:t xml:space="preserve">)</w:t>
+      </w:r>
+      <w:r>
+        <w:t xml:space="preserve"> </w:t>
+      </w:r>
+      <w:r>
+        <w:t xml:space="preserve">may reduce performance disparities across subgroups. For example, we have begun to develop state space models whose parameters can be initialized with priors derived from existing training data but then adjusted over time to fit patterns present within a specific individual’s time-series</w:t>
+      </w:r>
+      <w:r>
+        <w:t xml:space="preserve"> </w:t>
+      </w:r>
+      <w:r>
+        <w:t xml:space="preserve">(Pulick et al., 2025)</w:t>
+      </w:r>
+      <w:r>
+        <w:t xml:space="preserve">. Such models may mitigate issues of unfairness to a large degree because they will weigh the individual’s own data more heavily than group level estimates over time as more data accrue.</w:t>
       </w:r>
     </w:p>
     <w:p>
@@ -9719,7 +9787,20 @@
         <w:pStyle w:val="BodyText"/>
       </w:pPr>
       <w:r>
-        <w:t xml:space="preserve">The models also performed more poorly for women compared to men, despite the fact that they were well represented. This finding suggests representation in our data is not the only factor affecting model fairness. We chose our EMA items based on domain expertise and decades of relapse risk research. However, prior to 1993 National Institute of Health Revitalization Act</w:t>
+        <w:t xml:space="preserve">Of note, problems with model fairness can emerge even when subgroups are well-represented in the training data. Our models performed less well for women compared to men despite the fact that women were well-represented in the training data (</w:t>
+      </w:r>
+      <w:r>
+        <w:rPr>
+          <w:i/>
+          <w:iCs/>
+        </w:rPr>
+        <w:t xml:space="preserve">N</w:t>
+      </w:r>
+      <w:r>
+        <w:t xml:space="preserve"> </w:t>
+      </w:r>
+      <w:r>
+        <w:t xml:space="preserve">= 74, 49%). Instead, this differential performance may have resulted from more fundamental problems with the features available to the model. We chose our EMA items using domain expertise from decades of research on the factors that predict relapse. However, prior to the 1993 National Institute of Health Revitalization Act</w:t>
       </w:r>
       <w:r>
         <w:t xml:space="preserve"> </w:t>
@@ -9731,7 +9812,7 @@
         <w:t xml:space="preserve"> </w:t>
       </w:r>
       <w:r>
-        <w:t xml:space="preserve">that mandated the inclusion of minorities and women in research, women were mostly excluded from most substance abuse treatment research due to their childbearing potential</w:t>
+        <w:t xml:space="preserve">that mandated the inclusion of minorities and women in research, women were mostly excluded from substance use treatment research due to their childbearing potential</w:t>
       </w:r>
       <w:r>
         <w:t xml:space="preserve"> </w:t>
@@ -9740,7 +9821,7 @@
         <w:t xml:space="preserve">(Vannicelli &amp; Nash, 1984)</w:t>
       </w:r>
       <w:r>
-        <w:t xml:space="preserve">. As a result, it is possible that these constructs more precisely describe relapse risk factors for men than for women. This could mean that more research is needed to identify relapse risk factors for women (e.g., interpersonal relationship problems</w:t>
+        <w:t xml:space="preserve">. As a result, it is possible that our theories about the causes and contributors to relapse are biased toward constructs that are more relevant for men than women. If true, features derived from EMA items that tap these constructs would be expected to under-perform when predicting lapses for women. More research may be needed to identify relapse risk factors for women (e.g., interpersonal relationship problems</w:t>
       </w:r>
       <w:r>
         <w:t xml:space="preserve"> </w:t>
@@ -9758,7 +9839,7 @@
         <w:t xml:space="preserve">(McHugh et al., 2018)</w:t>
       </w:r>
       <w:r>
-        <w:t xml:space="preserve">), and other groups underrepresented in the literature more broadly.</w:t>
+        <w:t xml:space="preserve">), and other groups under-represented in the literature before we can fully address these performance disparities.</w:t>
       </w:r>
     </w:p>
     <w:p>
@@ -9766,7 +9847,64 @@
         <w:pStyle w:val="BodyText"/>
       </w:pPr>
       <w:r>
-        <w:t xml:space="preserve">An alternative approach could be to use a data-driven (bottom-up) approach to identify patterns and characteristics predictive of lapse in specific groups. Compared to traditional, theory-driven (top-down) methods, data-driven features reduce potential bias in features by minimizing researcher involvement. For example, applying natural language processing to text message content could allow new categories of features to emerge. These categories may or may not align with existing theoretical concepts of lapse and relapse, but because they are generated from participants’ own words, they may serve as reliable indicators of lapse risk for certain individuals.</w:t>
+        <w:t xml:space="preserve">In the meantime, data-driven (bottom-up) approaches can be used to engineer high-dimensional feature sets that are not explicitly grounded in existing, and potentially biased, theories. For example, we have begun to explore the application of natural language processing techniques (e.g., LIWC; topic modeling; BERT</w:t>
+      </w:r>
+      <w:r>
+        <w:t xml:space="preserve"> </w:t>
+      </w:r>
+      <w:r>
+        <w:t xml:space="preserve">(</w:t>
+      </w:r>
+      <w:r>
+        <w:rPr>
+          <w:b/>
+          <w:bCs/>
+        </w:rPr>
+        <w:t xml:space="preserve">tausczikPsychologicalMeaningWords2010?</w:t>
+      </w:r>
+      <w:r>
+        <w:t xml:space="preserve">;</w:t>
+      </w:r>
+      <w:r>
+        <w:t xml:space="preserve"> </w:t>
+      </w:r>
+      <w:r>
+        <w:rPr>
+          <w:b/>
+          <w:bCs/>
+        </w:rPr>
+        <w:t xml:space="preserve">bleiLatentDirichletAllocation2003?</w:t>
+      </w:r>
+      <w:r>
+        <w:t xml:space="preserve">;</w:t>
+      </w:r>
+      <w:r>
+        <w:t xml:space="preserve"> </w:t>
+      </w:r>
+      <w:r>
+        <w:rPr>
+          <w:b/>
+          <w:bCs/>
+        </w:rPr>
+        <w:t xml:space="preserve">devlinBERTPretrainingDeep2019?</w:t>
+      </w:r>
+      <w:r>
+        <w:t xml:space="preserve">)</w:t>
+      </w:r>
+      <w:r>
+        <w:t xml:space="preserve">) to text messages and other social media activity by our participants to engineer features that may predict future lapses. Such features may or may not align with existing theories about relapse, but because they are anchored to participants’ own words, they may serve as reliable indicators of lapse risk for certain individuals, particularly when used within learning algorithms that employ feature selection, regularization, or other techniques to address the bias-variance trade-off with high-dimensional feature sets. Furthermore, emerging techniques for interpreting machine learning models</w:t>
+      </w:r>
+      <w:r>
+        <w:t xml:space="preserve"> </w:t>
+      </w:r>
+      <w:r>
+        <w:t xml:space="preserve">(Molnar, 2022)</w:t>
+      </w:r>
+      <w:r>
+        <w:t xml:space="preserve"> </w:t>
+      </w:r>
+      <w:r>
+        <w:t xml:space="preserve">can be applied to models that perform well to bootstrap the identification of new lapse risk constructs based on these novel features.</w:t>
       </w:r>
     </w:p>
     <w:p>
@@ -9774,7 +9912,7 @@
         <w:pStyle w:val="BodyText"/>
       </w:pPr>
       <w:r>
-        <w:t xml:space="preserve">It is also true that historically marginalized groups that have experienced systemic racism, exclusion, or other stigma around substance use (e.g., societal expectations for women regarding attractiveness, cleanliness and motherhood</w:t>
+        <w:t xml:space="preserve">Beyond issues of training data representation and lacunae or outright biases in our theories, it is also true that historically marginalized groups that have experienced systemic racism, exclusion, or other stigma around substance use (e.g., societal expectations for women regarding attractiveness, cleanliness and motherhood</w:t>
       </w:r>
       <w:r>
         <w:t xml:space="preserve"> </w:t>
@@ -9792,17 +9930,26 @@
         <w:t xml:space="preserve">(Marwick &amp; Boyd, 2018)</w:t>
       </w:r>
       <w:r>
-        <w:t xml:space="preserve">. These experiences could result in individuals under-reporting lapses and/or risk factors, contributing to the gap in model performance. We saw a comparable, or slightly higher, percentage of lapse reports for disadvantaged compared to advantaged groups: race/ethnicity (6%, not White vs. 8%, non-Hispanic White), income (12%, below poverty vs. 7%, above poverty), sex at birth (9%, female vs. 7%, male). However, comparable lapse labels (i.e., reported lapses) does not necessarily equate comparable reporting (i.e., proportion of true lapses reported).</w:t>
+        <w:t xml:space="preserve">. These experiences could prompt some individuals in these subgroups to under-report lapses and/or risk factors, which could also degrade performance and evaluation of our models for these subgroups. We observed relatively comparable percentages of lapses reported among disadvantaged compared to advantaged groups. However, comparable lapse rates do not necessarily confirm comparable reporting accuracy because it is possible that there were systematic differences in lapse rates across groups that were masked by issues of trust.</w:t>
       </w:r>
     </w:p>
     <w:bookmarkEnd w:id="131"/>
-    <w:bookmarkStart w:id="132" w:name="X5ad29cf6135702ebd29ccbd3207356419a7e287"/>
+    <w:bookmarkStart w:id="134" w:name="model-characterization"/>
     <w:p>
       <w:pPr>
         <w:pStyle w:val="Heading3"/>
       </w:pPr>
       <w:r>
-        <w:t xml:space="preserve">3.4.3 Additional Limitations and Future Directions</w:t>
+        <w:t xml:space="preserve">3.4.3 Model Characterization</w:t>
+      </w:r>
+    </w:p>
+    <w:bookmarkStart w:id="132" w:name="calibration"/>
+    <w:p>
+      <w:pPr>
+        <w:pStyle w:val="Heading4"/>
+      </w:pPr>
+      <w:r>
+        <w:t xml:space="preserve">3.4.3.1 Calibration</w:t>
       </w:r>
     </w:p>
     <w:p>
@@ -9810,91 +9957,414 @@
         <w:pStyle w:val="FirstParagraph"/>
       </w:pPr>
       <w:r>
-        <w:t xml:space="preserve">Despite building successful prediction models, it is still unclear the best way to provide risk and support information to people. For a recovery monitoring and support system to be successful, it is important that participants trust the system, engage with the system and find the system beneficial. In an ongoing grant, our group is working to optimize the delivery of daily support messages by examining whether the inclusion or exclusion of risk-relevant message components (e.g., lapse probability, lapse probability change, important features, and a risk-relevant recommendation) increase engagement in recovery tools and supports, trust in the machine learning model, and improve clinical outcomes</w:t>
-      </w:r>
-      <w:r>
-        <w:t xml:space="preserve"> </w:t>
-      </w:r>
-      <w:r>
-        <w:t xml:space="preserve">(Wyant et al., 2025)</w:t>
+        <w:t xml:space="preserve">After applying Platt scaling to our predicted probabilities, our models were generally well calibrated with increasing monotonic relationships between calibrated model output and lapse event rates. Well-calibrated probabilities indicate that the predicted probability aligns closely with the true likelihood of an outcome (i.e., a lapse). Our no lag model had excellent calibration. However, the calibration plots suggest that with a longer lag time of 2 weeks, the model tends to over-predict the likelihood of lapses when predicted probabilities were higher.</w:t>
+      </w:r>
+    </w:p>
+    <w:p>
+      <w:pPr>
+        <w:pStyle w:val="BodyText"/>
+      </w:pPr>
+      <w:r>
+        <w:t xml:space="preserve">This pattern may not necessarily be problematic. Research suggests that people often struggle to interpret probabilistic feedback, especially when it’s provided in raw numerical form</w:t>
+      </w:r>
+      <w:r>
+        <w:t xml:space="preserve"> </w:t>
+      </w:r>
+      <w:r>
+        <w:t xml:space="preserve">(</w:t>
+      </w:r>
+      <w:r>
+        <w:rPr>
+          <w:b/>
+          <w:bCs/>
+        </w:rPr>
+        <w:t xml:space="preserve">zikmund-fisherRightToolWhat2013?</w:t>
+      </w:r>
+      <w:r>
+        <w:t xml:space="preserve">;</w:t>
+      </w:r>
+      <w:r>
+        <w:t xml:space="preserve"> </w:t>
+      </w:r>
+      <w:r>
+        <w:rPr>
+          <w:b/>
+          <w:bCs/>
+        </w:rPr>
+        <w:t xml:space="preserve">fagerlinMakingNumbersMatter2007?</w:t>
+      </w:r>
+      <w:r>
+        <w:t xml:space="preserve">;</w:t>
+      </w:r>
+      <w:r>
+        <w:t xml:space="preserve"> </w:t>
+      </w:r>
+      <w:r>
+        <w:rPr>
+          <w:b/>
+          <w:bCs/>
+        </w:rPr>
+        <w:t xml:space="preserve">zipkinEvidencebasedRiskCommunication2014?</w:t>
+      </w:r>
+      <w:r>
+        <w:t xml:space="preserve">)</w:t>
+      </w:r>
+      <w:r>
+        <w:t xml:space="preserve">. As a result, it may be more effective to communicate risk using coarser categories (e.g., low, medium, or high risk) or through relative changes in risk (e.g.,</w:t>
+      </w:r>
+      <w:r>
+        <w:t xml:space="preserve"> </w:t>
+      </w:r>
+      <w:r>
+        <w:t xml:space="preserve">“Your risk of lapse is higher this week compared to last week”</w:t>
+      </w:r>
+      <w:r>
+        <w:t xml:space="preserve">). These forms of feedback may be less sensitive to small miscalibrations at the extremes as long as the relationship between predicted probabilities and the observed event rate is monotonic.</w:t>
+      </w:r>
+    </w:p>
+    <w:bookmarkEnd w:id="132"/>
+    <w:bookmarkStart w:id="133" w:name="feature-importance-2"/>
+    <w:p>
+      <w:pPr>
+        <w:pStyle w:val="Heading4"/>
+      </w:pPr>
+      <w:r>
+        <w:t xml:space="preserve">3.4.3.2 Feature importance</w:t>
+      </w:r>
+    </w:p>
+    <w:p>
+      <w:pPr>
+        <w:pStyle w:val="FirstParagraph"/>
+      </w:pPr>
+      <w:r>
+        <w:t xml:space="preserve">The relative ordering of top global features remained somewhat consistent across the no lag and 2-week lagged models. Past use was the most important feature in both models in our dataset. This is not surprising given that our outcome was lapse, and past behavior is often the best predictor of future behavior. This finding also supports decades of clinical research on relapse prevention, where lapses (i.e., single instances of goal inconsistent alcohol use) are seen as powerful precursors to relapse (i.e., full return to harmful drinking;</w:t>
+      </w:r>
+      <w:r>
+        <w:t xml:space="preserve"> </w:t>
+      </w:r>
+      <w:r>
+        <w:t xml:space="preserve">(Marlatt &amp; Gordon, 1985)</w:t>
+      </w:r>
+      <w:r>
+        <w:t xml:space="preserve">). Abstinence self-efficacy emerged as the second most important feature in both models in our dataset, indicating that participants had reasonably accurate insight into their near-term success with maintaining alcohol abstinence. Craving was also an important predictor in both models, suggesting that it may be an important target for intervention to support early recovery efforts.</w:t>
+      </w:r>
+    </w:p>
+    <w:p>
+      <w:pPr>
+        <w:pStyle w:val="BodyText"/>
+      </w:pPr>
+      <w:r>
+        <w:t xml:space="preserve">Several feature categories displayed sizeable differences in global importance by lag time. The importance of abstinence self-efficacy dropped by more than 50% in the 2-week lagged model relative to the no lag model. This may indicate that self-efficacy during early recovery is unstable even across shorter periods of time such that their current self-efficacy does not strongly predict abstinence success even two weeks into the future. In fact, craving and risky situations become as important as self-efficacy when predicting two-week lagged lapses. It may be that these other experiences are shaping and changing the individual’s self-efficacy rapidly in early recovery. This also suggests that more frequent clinical assessments of self-efficacy as a target for intervention may be needed rather than assuming stability in this construct if initial assessment suggests it is high. Also, our study cannot determine if this differential importance of self-efficacy for immediate vs. lagged lapses persists beyond early recovery (where people may be encouraged to take a</w:t>
+      </w:r>
+      <w:r>
+        <w:t xml:space="preserve"> </w:t>
+      </w:r>
+      <w:r>
+        <w:t xml:space="preserve">“one day at a time”</w:t>
+      </w:r>
+      <w:r>
+        <w:t xml:space="preserve"> </w:t>
+      </w:r>
+      <w:r>
+        <w:t xml:space="preserve">mindset). Self-efficacy may become a more stable predictor of future abstinence success after longer periods of recovery, but our sample was limited to participants in early recovery (&lt;= 8 weeks of abstinence at intake).</w:t>
+      </w:r>
+    </w:p>
+    <w:p>
+      <w:pPr>
+        <w:pStyle w:val="BodyText"/>
+      </w:pPr>
+      <w:r>
+        <w:t xml:space="preserve">Past use was less important for the 2-week lagged model compared to the no lag model. This indicates that the predictive strength of a lapse on the likelihood of subsequent lapses diminishes to some degree over a relatively short period of time. This is good news and reinforces that single lapses do not always mark a return to consistent patterns of frequent, and potentially harmful, alcohol use. Despite this reduction in importance of past use as a predictor of lagged alcohol use, past use did remain the most important category for two-week lagged lapses. Lapses may provide</w:t>
+      </w:r>
+      <w:r>
+        <w:t xml:space="preserve"> </w:t>
+      </w:r>
+      <w:r>
+        <w:t xml:space="preserve">“teachable moments”</w:t>
+      </w:r>
+      <w:r>
+        <w:t xml:space="preserve"> </w:t>
+      </w:r>
+      <w:r>
+        <w:t xml:space="preserve">that can be used to reinforce recovery motivation, better understand risks, and develop skills to address those risks</w:t>
+      </w:r>
+      <w:r>
+        <w:t xml:space="preserve"> </w:t>
+      </w:r>
+      <w:r>
+        <w:t xml:space="preserve">(K. Witkiewitz &amp; Marlatt, 2007)</w:t>
+      </w:r>
+      <w:r>
+        <w:t xml:space="preserve">. Conversely, lapses should not be ignored because they remain strong predictors of further use.</w:t>
+      </w:r>
+    </w:p>
+    <w:p>
+      <w:pPr>
+        <w:pStyle w:val="BodyText"/>
+      </w:pPr>
+      <w:r>
+        <w:t xml:space="preserve">Surprisingly, past and anticipated risky situations were more important in the 2-week lagged vs. no lag model, suggesting that the impact of these situations on lapses back to use may be delayed. It may be that persistent exposure to risks is necessary to undermine an abstinence goal and lead to return to alcohol use. Alternatively or additionally, people may also be better able to anticipate future risky situations (e.g., vacations, anniversaries of significant dates) than future acute stressors or even future self-efficacy. Regardless, the increased importance of risky situations for predicting lagged lapses provides an opportunity to intervene prior to the lapse, particularly if the individual is encouraged to assess future risks and/or makes use of a recovery monitoring prediction model.</w:t>
+      </w:r>
+    </w:p>
+    <w:p>
+      <w:pPr>
+        <w:pStyle w:val="BodyText"/>
+      </w:pPr>
+      <w:r>
+        <w:t xml:space="preserve">We were also surprised that stressful events, pleasant events, and affective state features did not make more important contributions to predictions across models. These constructs are highlighted in numerous theories about addiction and relapse</w:t>
+      </w:r>
+      <w:r>
+        <w:t xml:space="preserve"> </w:t>
+      </w:r>
+      <w:r>
+        <w:t xml:space="preserve">(Marlatt &amp; Gordon, 1985; K. Witkiewitz &amp; Marlatt, 2004;</w:t>
+      </w:r>
+      <w:r>
+        <w:t xml:space="preserve"> </w:t>
+      </w:r>
+      <w:r>
+        <w:rPr>
+          <w:b/>
+          <w:bCs/>
+        </w:rPr>
+        <w:t xml:space="preserve">rawsonIntensiveOutpatientApproach1995?</w:t>
+      </w:r>
+      <w:r>
+        <w:t xml:space="preserve">)</w:t>
+      </w:r>
+      <w:r>
+        <w:t xml:space="preserve"> </w:t>
+      </w:r>
+      <w:r>
+        <w:t xml:space="preserve">and represent targets for intervention in many existing treatments</w:t>
+      </w:r>
+      <w:r>
+        <w:t xml:space="preserve"> </w:t>
+      </w:r>
+      <w:r>
+        <w:t xml:space="preserve">(Bowen et al., 2021; Liese &amp; Beck, 2022; McHugh et al., 2010;</w:t>
+      </w:r>
+      <w:r>
+        <w:t xml:space="preserve"> </w:t>
+      </w:r>
+      <w:r>
+        <w:rPr>
+          <w:b/>
+          <w:bCs/>
+        </w:rPr>
+        <w:t xml:space="preserve">centerforsubstanceabusetreatmentCounselorsTreatmentManual2006?</w:t>
+      </w:r>
+      <w:r>
+        <w:t xml:space="preserve">)</w:t>
+      </w:r>
+      <w:r>
+        <w:t xml:space="preserve">. It may be that their impact is subsumed within other more powerful features (i.e., past use and self-efficacy). However, this seems unlikely given that the methodology underlying Shapley values allows for a fair distribution of importance among the relevant predictive features even when those features are correlated</w:t>
+      </w:r>
+      <w:r>
+        <w:t xml:space="preserve"> </w:t>
+      </w:r>
+      <w:r>
+        <w:t xml:space="preserve">(Molnar, 2022)</w:t>
+      </w:r>
+      <w:r>
+        <w:t xml:space="preserve">. Alternatively, we may need to more carefully consider the nuanced roles that these constructs play (e.g., within the context of individual coping strategies, social support or environmental factors) in the return to alcohol use during recovery</w:t>
+      </w:r>
+      <w:r>
+        <w:t xml:space="preserve"> </w:t>
+      </w:r>
+      <w:r>
+        <w:t xml:space="preserve">(Fronk et al., 2020)</w:t>
       </w:r>
       <w:r>
         <w:t xml:space="preserve">.</w:t>
-      </w:r>
-    </w:p>
-    <w:p>
-      <w:pPr>
-        <w:pStyle w:val="BodyText"/>
-      </w:pPr>
-      <w:r>
-        <w:t xml:space="preserve">For a system using lagged models, we can imagine that even longer lags (i.e., more advanced warning) would be better still. In the present study, we were limited by how much time we could lag predictions. Participants only provided EMA for up to three months. Therefore, a lag time of two weeks between the prediction time point and start of the prediction window means data from 2 out of the 12 possible weeks is not being used. This loss of data could be one reason we saw a decrease in model performance with increased lag times. In a separate NIH protocol underway, participants are providing EMA and other sensed data for up to 12 months</w:t>
-      </w:r>
-      <w:r>
-        <w:t xml:space="preserve"> </w:t>
-      </w:r>
-      <w:r>
-        <w:t xml:space="preserve">(Moshontz et al., 2021)</w:t>
-      </w:r>
-      <w:r>
-        <w:t xml:space="preserve">. By comparing models built from these two datasets, we will better be able to evaluate whether this loss of data impacted model performance and if we can sustain similar performance with even longer lags in these data.</w:t>
-      </w:r>
-    </w:p>
-    <w:p>
-      <w:pPr>
-        <w:pStyle w:val="BodyText"/>
-      </w:pPr>
-      <w:r>
-        <w:t xml:space="preserve">A recovery monitoring and support system will require new data to update model predictions. A model only using EMA could raise measurement burden concerns. Research suggests people can comply with effortful sensing methods (e.g., 4x daily EMA) while using substances</w:t>
-      </w:r>
-      <w:r>
-        <w:t xml:space="preserve"> </w:t>
-      </w:r>
-      <w:r>
-        <w:t xml:space="preserve">(Jones et al., 2019; Wyant et al., 2023)</w:t>
-      </w:r>
-      <w:r>
-        <w:t xml:space="preserve">. However, it is likely that frequent daily surveys will eventually become too burdensome when considering long-term monitoring. We have begun to address this by building models with fewer EMAs (1x daily) and have found comparable performance</w:t>
-      </w:r>
-      <w:r>
-        <w:t xml:space="preserve"> </w:t>
-      </w:r>
-      <w:r>
-        <w:t xml:space="preserve">(Pulick et al., 2025)</w:t>
-      </w:r>
-      <w:r>
-        <w:t xml:space="preserve">. Additionally, reinforcement learning could potentially be used for adaptive EMA sampling. For example, each day the algorithm could make a decision to send out an EMA or not based on inferred latent states of the individual based on previous EMA responses and predicted probability of lapse.</w:t>
-      </w:r>
-    </w:p>
-    <w:p>
-      <w:pPr>
-        <w:pStyle w:val="BodyText"/>
-      </w:pPr>
-      <w:r>
-        <w:t xml:space="preserve">Additionally, we have begun to explore how we can supplement our models with data from other lower burden sensing methods. Geolocation is a passive sensing method that could compliment EMA well. First, it could provide insight into information not easily captured by self-report. For example, the amount of time spent in risky locations, or changes in routine that could indicate life stressors. Second, the near-continuous sampling of geolocation could offer risk-relevant information that would otherwise be missed in between the discrete sampling periods of EMA. Ultimately, passive sensing offers the opportunity to capture additional risk features that would be difficult to measure with self-report or would add additional burden by increasing the number of questions on the EMA.</w:t>
-      </w:r>
-    </w:p>
-    <w:bookmarkEnd w:id="132"/>
-    <w:bookmarkStart w:id="133" w:name="conclusion"/>
-    <w:p>
-      <w:pPr>
-        <w:pStyle w:val="Heading3"/>
-      </w:pPr>
-      <w:r>
-        <w:t xml:space="preserve">3.4.4 Conclusion</w:t>
-      </w:r>
-    </w:p>
-    <w:p>
-      <w:pPr>
-        <w:pStyle w:val="FirstParagraph"/>
-      </w:pPr>
-      <w:r>
-        <w:t xml:space="preserve">This study suggests it is possible to predict next day alcohol lapses up to two weeks into the future. This advanced notice could allow patients to implement support options not immediately available. Important steps are still needed to make these models clinically implementable. Most notably, is the increased fairness in model performance. However, we remain optimistic as we have already begun to take several steps in addressing these barriers.</w:t>
       </w:r>
     </w:p>
     <w:bookmarkEnd w:id="133"/>
     <w:bookmarkEnd w:id="134"/>
+    <w:bookmarkStart w:id="135" w:name="X5ad29cf6135702ebd29ccbd3207356419a7e287"/>
+    <w:p>
+      <w:pPr>
+        <w:pStyle w:val="Heading3"/>
+      </w:pPr>
+      <w:r>
+        <w:t xml:space="preserve">3.4.4 Additional Limitations and Future Directions</w:t>
+      </w:r>
+    </w:p>
+    <w:p>
+      <w:pPr>
+        <w:pStyle w:val="FirstParagraph"/>
+      </w:pPr>
+      <w:r>
+        <w:t xml:space="preserve">We believe our lapse prediction models will be most effective when embedded in an RMSS designed to deliver adaptive and personalized continuing care. This system could send daily, weekly, or less frequent messages to users with personalized feedback about their risk of lapse and provide support recommendations tailored to their current recovery needs. This study provides initial support that immediate and lagged prediction models can be trained to high accuracy using EMA for recovery monitoring. Furthermore, locally important features from these models can be used to identify the specific factors that contribute to each lapse risk prediction.</w:t>
+      </w:r>
+    </w:p>
+    <w:p>
+      <w:pPr>
+        <w:pStyle w:val="BodyText"/>
+      </w:pPr>
+      <w:r>
+        <w:t xml:space="preserve">The no lag model can be used to guide individuals to take immediate, actionable steps to maintain their recovery goals and support them to implement these steps within the RMSS. For example, the RMSS can recommend an embedded urge surfing activity when someone’s immediate risk is driven by strong craving whereas a guided relaxation video can be provided to the user when they report stressful events. Similarly, the RMSS can encourage (and explicitly support) the user to reflect on recent past successes and/or skills they have developed when their self-efficacy is low.</w:t>
+      </w:r>
+    </w:p>
+    <w:p>
+      <w:pPr>
+        <w:pStyle w:val="BodyText"/>
+      </w:pPr>
+      <w:r>
+        <w:t xml:space="preserve">The 2-week lagged model provides individuals with advanced warning of their lapse risk. This model is well-suited to support recovery needs that cannot be addressed immediately within an RMSS app, such as scheduling positive or pleasant activities, increasing social engagement, or attending a peer-led recovery meeting. To be clear, we do not believe an RMSS app alone will be sufficient to deliver continuing care. We expect individuals will require additional support throughout their recovery from a mental health provider (e.g., motivational enhancement, crisis management, skill building), a peer (e.g., sponsor, support group), or family member. Importantly, these types of supports take time to set up, highlighting the value of this lagged 2-week model.</w:t>
+      </w:r>
+    </w:p>
+    <w:p>
+      <w:pPr>
+        <w:pStyle w:val="BodyText"/>
+      </w:pPr>
+      <w:r>
+        <w:t xml:space="preserve">At this point, it is still unclear the best way to provide risk and support information from our models to people. For an RMSS to be successful, users must trust the system, consistently engage with the system over time, and find the system beneficial. We have recently launched an NIAAA funded project to optimize daily support messages by examining the impact of several key message components (e.g., lapse probability, locally important features, a risk-relevant recovery activity recommendation, the linguistic style and tone of the message) on engagement, trust, clinical outcomes</w:t>
+      </w:r>
+      <w:r>
+        <w:t xml:space="preserve"> </w:t>
+      </w:r>
+      <w:r>
+        <w:t xml:space="preserve">(Wyant et al., under review)</w:t>
+      </w:r>
+      <w:r>
+        <w:t xml:space="preserve">.</w:t>
+      </w:r>
+    </w:p>
+    <w:p>
+      <w:pPr>
+        <w:pStyle w:val="BodyText"/>
+      </w:pPr>
+      <w:r>
+        <w:t xml:space="preserve">For a system using lagged models, we can imagine that lags longer than two weeks (i.e., more advanced warning) would be better still. In the present study, we could not train models with lags longer than two weeks because participants only provided lapse reports for up to three months. With the 2-week lagged model, we had approximately 17% fewer labeled observations for training because the first two weeks (out of 12 weeks) of labels for each participant were discarded. This data loss may be one factor that contributed to the decreases in model performance with increases in lag time and we believed that greater data loss (e.g., 25% for a 3-week lag) would not be tenable. We have recently completed data collection on a NIDA funded project where participants provided EMA and other sensed data for up to 12 months</w:t>
+      </w:r>
+      <w:r>
+        <w:t xml:space="preserve"> </w:t>
+      </w:r>
+      <w:r>
+        <w:t xml:space="preserve">(Moshontz et al., 2021)</w:t>
+      </w:r>
+      <w:r>
+        <w:t xml:space="preserve">. These data will allow us to train models with longer lags and to better evaluate the impact of data loss on model performance because lag time can be increased substantially with proportionally less data loss given 52 weeks of labeled observations per participant.</w:t>
+      </w:r>
+    </w:p>
+    <w:p>
+      <w:pPr>
+        <w:pStyle w:val="BodyText"/>
+      </w:pPr>
+      <w:r>
+        <w:t xml:space="preserve">While the number of individual observations (i.e., # prediction timepoints per participant X # participants) was sufficient to train models with low bias, low variance and overall high performance, the relatively small number of unique participants remains an important limitation of this study. Successful machine learning models must generalize well to new data (i.e. new observations among new individuals). Our analyses only speak to how well our models generalize to a small number of new individuals and these individuals are mostly homogeneous with respect to key demographic characteristics. To be clear, we made the most efficient use of our sample (i.e., using nested cross-validation to maximize the amount of held-out/test sets available for model evaluation); however, concerns about the generalizability to new individuals and other populations (e.g., individuals living in rural locations, members of other diverse groups not adequately represented in our sample) remain.</w:t>
+      </w:r>
+    </w:p>
+    <w:p>
+      <w:pPr>
+        <w:pStyle w:val="BodyText"/>
+      </w:pPr>
+      <w:r>
+        <w:t xml:space="preserve">Additionally, our use of features from 4x daily EMA as model inputs may raise concerns about measurement burden. We confirmed that participants can comply with such EMA schedules over this time period and that they find it acceptable given its potential benefits to them</w:t>
+      </w:r>
+      <w:r>
+        <w:t xml:space="preserve"> </w:t>
+      </w:r>
+      <w:r>
+        <w:t xml:space="preserve">(Wyant et al., 2023; see also Jones et al., 2019)</w:t>
+      </w:r>
+      <w:r>
+        <w:t xml:space="preserve">. However, frequent daily surveys may become too burdensome within an RMSS intended for use over many, many months to years for long-term continuing care. We have begun to address this concern by training no lag models with fewer EMAs (1x daily) and have found comparable performance</w:t>
+      </w:r>
+      <w:r>
+        <w:t xml:space="preserve"> </w:t>
+      </w:r>
+      <w:r>
+        <w:t xml:space="preserve">(Pulick et al., 2025)</w:t>
+      </w:r>
+      <w:r>
+        <w:t xml:space="preserve">. Additionally, reinforcement learning could potentially be used for adaptive EMA sampling. For example, each day the algorithm could make a decision to send out an EMA or not based on inferred latent states of the individual based on previous EMA responses and predicted probability of lapse.</w:t>
+      </w:r>
+    </w:p>
+    <w:p>
+      <w:pPr>
+        <w:pStyle w:val="BodyText"/>
+      </w:pPr>
+      <w:r>
+        <w:t xml:space="preserve">We have also begun to explore how we can supplement our models with data from lower burden sensing methods. Geolocation, which can be passively sensed, could compliment EMA well</w:t>
+      </w:r>
+      <w:r>
+        <w:t xml:space="preserve"> </w:t>
+      </w:r>
+      <w:r>
+        <w:t xml:space="preserve">(S. W. Bae et al., 2023)</w:t>
+      </w:r>
+      <w:r>
+        <w:t xml:space="preserve">. First, it could provide insight into information not easily captured by self-report without lengthy surveys. For example, the amount of time spent in risky locations, or changes in routine (e.g., loss of job; move to new city) that could indicate life stressors can be detected in movement patterns. Second, the near-continuous sampling of geolocation could offer risk-relevant information that would otherwise be missed in between the discrete sampling periods of EMA. Furthermore, potentially powerful features can be engineered by combining geolocation data with contextual information available in public sources (e.g., census data, alcohol outlet density)</w:t>
+      </w:r>
+      <w:r>
+        <w:t xml:space="preserve"> </w:t>
+      </w:r>
+      <w:r>
+        <w:t xml:space="preserve">(</w:t>
+      </w:r>
+      <w:r>
+        <w:rPr>
+          <w:b/>
+          <w:bCs/>
+        </w:rPr>
+        <w:t xml:space="preserve">huangActivityIdentificationGPS2010?</w:t>
+      </w:r>
+      <w:r>
+        <w:t xml:space="preserve">;</w:t>
+      </w:r>
+      <w:r>
+        <w:t xml:space="preserve"> </w:t>
+      </w:r>
+      <w:r>
+        <w:rPr>
+          <w:b/>
+          <w:bCs/>
+        </w:rPr>
+        <w:t xml:space="preserve">xieTrajectoriesActivitiesSpatiotemporal2009?</w:t>
+      </w:r>
+      <w:r>
+        <w:t xml:space="preserve">)</w:t>
+      </w:r>
+      <w:r>
+        <w:t xml:space="preserve"> </w:t>
+      </w:r>
+      <w:r>
+        <w:t xml:space="preserve">or collected from the user directly (e.g., self-evaluated riskiness of a given location)</w:t>
+      </w:r>
+      <w:r>
+        <w:t xml:space="preserve"> </w:t>
+      </w:r>
+      <w:r>
+        <w:t xml:space="preserve">(Moshontz et al., 2021)</w:t>
+      </w:r>
+      <w:r>
+        <w:t xml:space="preserve">.</w:t>
+      </w:r>
+    </w:p>
     <w:bookmarkEnd w:id="135"/>
-    <w:bookmarkStart w:id="136" w:name="Xb01b715a71d3cc3f262d360703a81420bd8b11f"/>
+    <w:bookmarkStart w:id="136" w:name="conclusions"/>
+    <w:p>
+      <w:pPr>
+        <w:pStyle w:val="Heading3"/>
+      </w:pPr>
+      <w:r>
+        <w:t xml:space="preserve">3.4.5 Conclusions</w:t>
+      </w:r>
+    </w:p>
+    <w:p>
+      <w:pPr>
+        <w:pStyle w:val="FirstParagraph"/>
+      </w:pPr>
+      <w:r>
+        <w:t xml:space="preserve">This study suggests it is possible to accurately predict alcohol lapses both immediately and up to two weeks into the future using lagged machine learning prediction models. The no lag model could guide users to engage with a smart RMSS that provides daily recovery activities that are personalized to their lapse risk and the factors contributing to that risk. The 2-week lagged model could enable patients to seek out and implement recovery support that is not immediately available to them within the RMSS. Several important steps remain prior to implementing the no lag and 2-week lagged models within a smart RMSS. Feedback and support messages from these models should be optimized to sustain system engagement, trust, and clinical outcomes. Passive sensing of model inputs may allow assessment of a broader range of risk factors with less burden for system users. Perhaps most important, model fairness must be improved by decreasing disparities in performance for less privileged groups. We remain optimistic about the potential to implement these models within a smart RMSS because these barriers, while challenging, are surmountable.</w:t>
+      </w:r>
+    </w:p>
+    <w:bookmarkEnd w:id="136"/>
+    <w:bookmarkEnd w:id="137"/>
+    <w:bookmarkEnd w:id="138"/>
+    <w:bookmarkStart w:id="139" w:name="Xb01b715a71d3cc3f262d360703a81420bd8b11f"/>
     <w:p>
       <w:pPr>
         <w:pStyle w:val="Heading1"/>
@@ -9903,8 +10373,8 @@
         <w:t xml:space="preserve">4. Using sensing data to predict opioid lapse risk in a national sample of patients with opioid use disorder</w:t>
       </w:r>
     </w:p>
-    <w:bookmarkEnd w:id="136"/>
-    <w:bookmarkStart w:id="143" w:name="discussion-2"/>
+    <w:bookmarkEnd w:id="139"/>
+    <w:bookmarkStart w:id="149" w:name="discussion-2"/>
     <w:p>
       <w:pPr>
         <w:pStyle w:val="Heading1"/>
@@ -9913,7 +10383,7 @@
         <w:t xml:space="preserve">5. Discussion</w:t>
       </w:r>
     </w:p>
-    <w:bookmarkStart w:id="137" w:name="summary"/>
+    <w:bookmarkStart w:id="142" w:name="summary"/>
     <w:p>
       <w:pPr>
         <w:pStyle w:val="Heading2"/>
@@ -9927,7 +10397,24 @@
         <w:pStyle w:val="FirstParagraph"/>
       </w:pPr>
       <w:r>
-        <w:t xml:space="preserve">This series of studies sought to develop fair and temporally precise machine learning models for predicting lapses back to substance use that could be used in a recovery monitoring support system.</w:t>
+        <w:t xml:space="preserve">This series of studies aimed to develop fair, temporally precise machine learning models for predicting lapses back to substance use that could be integrated into a recovery monitoring support system. Collectively, these studies address several key limitations of prior work and to advance the generalizability and translational relevance of our findings. First, our models were trained on two relatively large, treatment‑seeking samples of adults in early recovery from AUD and OUD, closely matching the populations most likely to benefit from recovery monitoring systems. Second, we explicitly predicted goal‑inconsistent substance use (lapses) rather than general use. This distinction is important, as the risk factors underlying lapses likely differ from those associated with intentional or planned substance use. Third, data collection occurred during initial SUD remission, a well‑documented high‑risk period for relapse, increasing the likelihood that identified predictors reflect relevant risk processes to target with recovery support. Fourth, we collected EMA, geolocation, and substance use outcomes with sufficient frequency and granularity to support prediction with high temporal precision to identify changes in risk for immediate and near‑future lapses for a specific individual at a specific moment in time. Finally, we used advanced resampling techniques (grouped, nested k‑fold cross‑validation) to obtain valid estimates of out‑of‑sample performance, strengthening confidence in how these models might generalize to new individuals.</w:t>
+      </w:r>
+    </w:p>
+    <w:bookmarkStart w:id="140" w:name="model-performance-2"/>
+    <w:p>
+      <w:pPr>
+        <w:pStyle w:val="Heading3"/>
+      </w:pPr>
+      <w:r>
+        <w:t xml:space="preserve">5.1.1 Model Performance</w:t>
+      </w:r>
+    </w:p>
+    <w:p>
+      <w:pPr>
+        <w:pStyle w:val="FirstParagraph"/>
+      </w:pPr>
+      <w:r>
+        <w:t xml:space="preserve">Across studies, models performed exceptionally well across varying prediction window widths (one week, one day, one hour), lag times between the prediction timepoint and the start of the prediction window (no lag, 1 day, 3 days, 1 week, two weeks), and substance use outcomes (alcohol and opioids). This consistency suggests that lapse risk can be meaningfully captured at multiple temporal scales and for different substances.</w:t>
       </w:r>
     </w:p>
     <w:p>
@@ -9935,7 +10422,7 @@
         <w:pStyle w:val="BodyText"/>
       </w:pPr>
       <w:r>
-        <w:t xml:space="preserve">Our models perferformed well across varying prediction window widths (one week, one day, and one hour), varying lag times between the prediction timepoint and the start of the prediction window (no lag, 1 day, 3 days, 1 week, and 2 weeks), and different substances (alcohol and opioid).</w:t>
+        <w:t xml:space="preserve">Model performance decreased as models predicted further into the future. This is unsurprising given what we know about prediction and substance use. Many important relapse risk factors are fluctuating processes that can change day-by-day, if not more frequently. As lag time increases, features become less proximal to the start of the prediction window. Implementing these models will require weighting the benefits of advanced notice against the cost to performance. Furthermore, it should be noted that both the immediate and lagged models can be combined in a complementary fashion that allows both for highly accurate immediate lapse prediction and advanced warning about future lapse risk.</w:t>
       </w:r>
     </w:p>
     <w:p>
@@ -9943,7 +10430,25 @@
         <w:pStyle w:val="BodyText"/>
       </w:pPr>
       <w:r>
-        <w:t xml:space="preserve">EMA remains to be a feasible and predictive signal even when measured over a year. We found geolocation data (via our sensing method) did not add unique predictive value. However, geolocation features did emerge as important features in the model, thus expanding the range of risk factors that can be intervened on.</w:t>
+        <w:t xml:space="preserve">Models generally performed fairly when demographic groups were sufficiently represented in the training data. An exception to this pattern emerged when predicting alcohol lapses among women. Although the AUD sample was balanced on sex at birth, model performance was poorer for women compared to men. Notably, this disparity was substantially reduced when predicting opioid lapses. Several factors may explain this pattern. First, the AUD sample was geographically constrained (e.g., Madison, Wisconsin), raising the possibility that local contextual factors uniquely influence lapse risk among women in this setting. Second, differences between substances may play a role. Opioid use is illegal and highly stigmatized, which may result in more equally elevated stigma across men and women. In contrast, alcohol use is broadly socially accepted, but there may be sex-specific circumstances where it is less accepted. Women may face distinct social pressures (e.g., child care responsibilities) that intersect with AUD to increase internal and external experiences of stigma. These dynamics could affect measurement of both the outcome (e.g., women underreporting alcohol lapses compared to men) and the risk factors (e.g., failure to measure sex-specific risk-relevant experiences).</w:t>
+      </w:r>
+    </w:p>
+    <w:bookmarkEnd w:id="140"/>
+    <w:bookmarkStart w:id="141" w:name="important-features"/>
+    <w:p>
+      <w:pPr>
+        <w:pStyle w:val="Heading3"/>
+      </w:pPr>
+      <w:r>
+        <w:t xml:space="preserve">5.1.2 Important Features</w:t>
+      </w:r>
+    </w:p>
+    <w:p>
+      <w:pPr>
+        <w:pStyle w:val="FirstParagraph"/>
+      </w:pPr>
+      <w:r>
+        <w:t xml:space="preserve">When examining global feature importance (i.e., the average contribution of feature categories across all participants and observations), the relative ordering of EMA features remained somewhat consistent across alcohol and opioid models. Past use was the most important feature in both models in our dataset. This is not surprising given that our outcome was lapse, and past behavior is often the best predictor of future behavior. Craving/urges and abstinence self-efficacy/confidence also emerged as top features across all studies, suggesting they are important targets for intervention to support early recovery efforts.</w:t>
       </w:r>
     </w:p>
     <w:p>
@@ -9951,7 +10456,19 @@
         <w:pStyle w:val="BodyText"/>
       </w:pPr>
       <w:r>
-        <w:t xml:space="preserve">Models performed fairly when demographic groups were sufficiently represented in the training data.</w:t>
+        <w:t xml:space="preserve">There were some noticeable differences across substances. Day of the prediction window influences lapse predictions for alcohol but not opioid lapses, potentially reflecting differences in normative patterns of use (e.g., weekend drinking vs. less patterned opioid use). Additionally, past pleasant events was the fourth most important EMA feature for opioid lapse risk, compared to the eighth most imporant EMA feature for alcohol lapse risk. Our partial dependence plot revealed a protective affect on opioid lapse risk. This is likeley due to environmental contingencies around celebrations, recreational, social, and otherwise</w:t>
+      </w:r>
+      <w:r>
+        <w:t xml:space="preserve"> </w:t>
+      </w:r>
+      <w:r>
+        <w:t xml:space="preserve">“positive”</w:t>
+      </w:r>
+      <w:r>
+        <w:t xml:space="preserve"> </w:t>
+      </w:r>
+      <w:r>
+        <w:t xml:space="preserve">events. Alcohol is often integrated into these functions making these events higher risk for alcohol lapses compared to opioid lapses.</w:t>
       </w:r>
     </w:p>
     <w:p>
@@ -9959,7 +10476,7 @@
         <w:pStyle w:val="BodyText"/>
       </w:pPr>
       <w:r>
-        <w:t xml:space="preserve">Past use, craving, and abstinence self-efficacy were among the top important features for both alcohol and opioid lapse prediction models.</w:t>
+        <w:t xml:space="preserve">We observed a diminished effect of the top EMA features when there was longer lag times between the prediction time point and start of the prediction window. This is consistent with reduced model performance in the lagged models and could reflect the inherent ebb-and-flow nature of the risk factors we chose to measure with EMA. For example, the importance of abstinence self-efficacy dropped by more than 50% in the 2-week lagged model relative to the immediate model. This may indicate that self-efficacy during early recovery is unstable even across shorter periods of time such that their current self-efficacy does not strongly predict abstinence success even two weeks into the future. Even past use, was less important for the lagged models, suggesting predictive strength of a lapse on the likelihood of subsequent lapses diminishes to some degree over a relatively short period of time. This reinforces the idea that single lapses do not always mark a return to consistent patterns of frequent, and potentially harmful, substance use.</w:t>
       </w:r>
     </w:p>
     <w:p>
@@ -9967,7 +10484,7 @@
         <w:pStyle w:val="BodyText"/>
       </w:pPr>
       <w:r>
-        <w:t xml:space="preserve">Day of prediction window was an important feature for predicting lapses in AUD, but not in OUD. This may be due to differences in the temporal patterns of use for these substances. For example, alcohol use may be more likely to occur on weekends, while opioid use may not have such a strong temporal pattern.</w:t>
+        <w:t xml:space="preserve">On the other hand, we were surprised to discover that past and anticipated risky situations were more important in the lagged models compared to the immediate model, suggesting that the impact of these situations on lapses back to use may be delayed. It may be that persistent exposure to risks is necessary to undermine an abstinence goal and lead to return to substance use.</w:t>
       </w:r>
     </w:p>
     <w:p>
@@ -9975,33 +10492,39 @@
         <w:pStyle w:val="BodyText"/>
       </w:pPr>
       <w:r>
-        <w:t xml:space="preserve">Discuss contrast between top global features and</w:t>
-      </w:r>
-      <w:r>
-        <w:t xml:space="preserve"> </w:t>
-      </w:r>
-      <w:r>
-        <w:t xml:space="preserve">“actual”</w:t>
-      </w:r>
-      <w:r>
-        <w:t xml:space="preserve"> </w:t>
-      </w:r>
-      <w:r>
-        <w:t xml:space="preserve">important features (i.e., what comes up day to day as being important). What does this mean for how we traditionally conceptualize feature importance?</w:t>
-      </w:r>
-    </w:p>
-    <w:bookmarkEnd w:id="137"/>
-    <w:bookmarkStart w:id="138" w:name="limitations"/>
+        <w:t xml:space="preserve">Global feature importance provides insight into overall patterns of risk factors and lapse (i.e., what is generally most important on average). However, in the context of a precision-guided recovery monitoring support system, we are interested in understanding which risk factor is most important for a given individual at a specific moment in time (local importance).</w:t>
+      </w:r>
+    </w:p>
+    <w:p>
+      <w:pPr>
+        <w:pStyle w:val="BodyText"/>
+      </w:pPr>
+      <w:r>
+        <w:t xml:space="preserve">We explored two visual characterizations of local feature importance. In Study 1, we plotted the distributions of local Shapley values. These plots were useful for demonstrating the wide range of variability in feature importance across individuals and observations. However, they still aggregated data across individuals and time points, which obscured the within-person context of each prediction. For example, the range of local Shapley values for valence appears relatively narrow compared to other, more globally important features. Nevertheless, for some individuals at certain moments, valence may be the most influential feature affecting lapse risk.</w:t>
+      </w:r>
+    </w:p>
+    <w:p>
+      <w:pPr>
+        <w:pStyle w:val="BodyText"/>
+      </w:pPr>
+      <w:r>
+        <w:t xml:space="preserve">In Study 3, we explored an alternative visualization of feature importance. Specifically, we calculated the proportion of observations for which each feature category had the highest Shapley value. This provided a summary of the proportion of days on which each feature was most important. Importantly, this visualization revealed that although past use appeared to be the most influential feature overall, it was only dominant on a subset of days. Across studies, the proportion of day-level observations positive for lapse ranged from 1.8% to 7.7%. Therefore, when considering this model in the context of a recovery monitoring support system that provides daily insight into lapse risk, features other than past use may, in most cases, represent more clinically meaningful targets for intervention.</w:t>
+      </w:r>
+    </w:p>
+    <w:bookmarkEnd w:id="141"/>
+    <w:bookmarkEnd w:id="142"/>
+    <w:bookmarkStart w:id="143" w:name="limitations-and-future-directions"/>
     <w:p>
       <w:pPr>
         <w:pStyle w:val="Heading2"/>
       </w:pPr>
       <w:r>
-        <w:t xml:space="preserve">5.2 Limitations</w:t>
-      </w:r>
-    </w:p>
-    <w:p>
-      <w:pPr>
+        <w:t xml:space="preserve">5.2 Limitations and Future Directions</w:t>
+      </w:r>
+    </w:p>
+    <w:p>
+      <w:pPr>
+        <w:pStyle w:val="Compact"/>
         <w:numPr>
           <w:ilvl w:val="0"/>
           <w:numId w:val="1006"/>
@@ -10013,6 +10536,7 @@
     </w:p>
     <w:p>
       <w:pPr>
+        <w:pStyle w:val="Compact"/>
         <w:numPr>
           <w:ilvl w:val="0"/>
           <w:numId w:val="1006"/>
@@ -10024,110 +10548,340 @@
     </w:p>
     <w:p>
       <w:pPr>
+        <w:pStyle w:val="Compact"/>
         <w:numPr>
           <w:ilvl w:val="0"/>
           <w:numId w:val="1006"/>
         </w:numPr>
       </w:pPr>
       <w:r>
-        <w:t xml:space="preserve">idiographic models/state space models</w:t>
-      </w:r>
-    </w:p>
-    <w:p>
-      <w:pPr>
-        <w:numPr>
-          <w:ilvl w:val="0"/>
-          <w:numId w:val="1006"/>
-        </w:numPr>
-      </w:pPr>
-      <w:r>
-        <w:t xml:space="preserve">Expand risk factors(started to look at geolocation features - but sensing method could be improved, other potential sensing methods?) -</w:t>
-      </w:r>
-    </w:p>
-    <w:bookmarkEnd w:id="138"/>
-    <w:bookmarkStart w:id="139" w:name="recovery-monitoring-support-system"/>
-    <w:p>
-      <w:pPr>
-        <w:pStyle w:val="Heading2"/>
-      </w:pPr>
-      <w:r>
-        <w:t xml:space="preserve">5.3 Recovery Monitoring Support System</w:t>
-      </w:r>
-    </w:p>
-    <w:p>
-      <w:pPr>
+        <w:t xml:space="preserve">Expand risk factors(started to look at geolocation features - but sensing method could be improved, other potential sensing methods?) and for fairness</w:t>
+      </w:r>
+    </w:p>
+    <w:p>
+      <w:pPr>
+        <w:pStyle w:val="FirstParagraph"/>
+      </w:pPr>
+      <w:r>
+        <w:t xml:space="preserve">More research may be needed to identify relapse risk factors for women (e.g., interpersonal relationship problems, hormonal changes), and other groups under-represented in the literature before we can fully address these performance disparities.</w:t>
+      </w:r>
+    </w:p>
+    <w:p>
+      <w:pPr>
+        <w:pStyle w:val="BodyText"/>
+      </w:pPr>
+      <w:r>
+        <w:t xml:space="preserve">EMA emerged as a feasible predictive signal even when collected over a year. Importantly, a once‑daily EMA schedule was sufficient to achieve strong predictive performance, suggesting that effective relapse monitoring may be possible without high participant burden.</w:t>
+      </w:r>
+    </w:p>
+    <w:p>
+      <w:pPr>
+        <w:pStyle w:val="BodyText"/>
+      </w:pPr>
+      <w:r>
+        <w:t xml:space="preserve">In contrast, geolocation data collected via our sensing method did not add unique predictive value beyond EMA. However, geolocation features did emerge as important contributors within the models, indicating that spatial context may still play a meaningful role in lapse risk. Rather than improving overall accuracy, these features may expand the range of modifiable risk factors that could be targeted by interventions (e.g., location‑based prompts or supports).</w:t>
+      </w:r>
+    </w:p>
+    <w:p>
+      <w:pPr>
+        <w:pStyle w:val="BodyText"/>
+      </w:pPr>
+      <w:r>
+        <w:t xml:space="preserve">EMA remains to be a feasible and predictive signal even when measured over a year. A once daily survey was sufficient for accurate predictions (i.e., compared to 4x daily EMA).</w:t>
+      </w:r>
+    </w:p>
+    <w:p>
+      <w:pPr>
+        <w:pStyle w:val="BodyText"/>
+      </w:pPr>
+      <w:r>
+        <w:t xml:space="preserve">We found geolocation data (via our sensing method) did not add unique predictive value. However, geolocation features did emerge as important features in the model, thus expanding the range of risk factors that can be intervened on.</w:t>
+      </w:r>
+    </w:p>
+    <w:p>
+      <w:pPr>
+        <w:pStyle w:val="Compact"/>
         <w:numPr>
           <w:ilvl w:val="0"/>
           <w:numId w:val="1007"/>
         </w:numPr>
       </w:pPr>
       <w:r>
-        <w:t xml:space="preserve">Where this puts us in terms of feasibility (people provide data for up to 1 year and data yields accurate predictions of next day alcohol and opioid use)</w:t>
-      </w:r>
-    </w:p>
-    <w:p>
-      <w:pPr>
-        <w:numPr>
-          <w:ilvl w:val="0"/>
-          <w:numId w:val="1007"/>
-        </w:numPr>
-      </w:pPr>
-      <w:r>
-        <w:t xml:space="preserve">Optimize the delivery of risk-relevant feedback</w:t>
-      </w:r>
-    </w:p>
-    <w:p>
-      <w:pPr>
-        <w:numPr>
-          <w:ilvl w:val="0"/>
-          <w:numId w:val="1007"/>
-        </w:numPr>
-      </w:pPr>
-      <w:r>
-        <w:t xml:space="preserve">Discuss treatment matching to top featutres</w:t>
-      </w:r>
-    </w:p>
-    <w:p>
-      <w:pPr>
-        <w:numPr>
-          <w:ilvl w:val="0"/>
-          <w:numId w:val="1007"/>
-        </w:numPr>
-      </w:pPr>
-      <w:r>
-        <w:t xml:space="preserve">other ways to personalize, recommendation based on Shapley and risk probability?</w:t>
-      </w:r>
-    </w:p>
-    <w:bookmarkEnd w:id="139"/>
-    <w:bookmarkStart w:id="140" w:name="considerations-for-real-world-deployment"/>
+        <w:t xml:space="preserve">idiographic models/state space models</w:t>
+      </w:r>
+    </w:p>
+    <w:p>
+      <w:pPr>
+        <w:pStyle w:val="FirstParagraph"/>
+      </w:pPr>
+      <w:r>
+        <w:t xml:space="preserve">ariation unique to individual participants. Although XGBoost ignores participant-level information, we do leverage this information to some degree by including change features that anchor participants’ EMA responses to their own previous responses. Independence of observations is not necessary for statistically valid prediction. When observations are grouped/repeated within participants, linear mixed effects models or other statistical models that can estimate both population-level (fixed) effects and participant-level (random) effects may predict better for the participants on which they were trained than would XGBoost. However, we are not interested in making predictions for participants in our training set. We want to know how well our models will work with new individuals like those that will use smart digital therapeutics in the future.</w:t>
+      </w:r>
+    </w:p>
+    <w:p>
+      <w:pPr>
+        <w:pStyle w:val="BodyText"/>
+      </w:pPr>
+      <w:r>
+        <w:t xml:space="preserve">In some domains, there has been increasing interest in idiographic approaches where models are trained and then implemented for the same individual</w:t>
+      </w:r>
+      <w:r>
+        <w:t xml:space="preserve">(Fisher et al., 2019; Wright &amp; Zimmermann, 2019)</w:t>
+      </w:r>
+      <w:r>
+        <w:t xml:space="preserve">. Such approaches may also yield superior predictive performance but are not possible to implement for outcomes like alcohol use lapse. A person-specific lapse prediction model requires a sufficient number of positive labels (i.e., lapses) for that individual. It may be too late to prevent relapse if we must wait until an individual has lapsed multiple (perhaps many) times to offer help. We believe the most promising approaches may involve first developing population-based models and updating these models with person-specific information as the patient uses the system</w:t>
+      </w:r>
+      <w:r>
+        <w:t xml:space="preserve"> </w:t>
+      </w:r>
+      <w:r>
+        <w:t xml:space="preserve">(Zhou et al., 2018)</w:t>
+      </w:r>
+      <w:r>
+        <w:t xml:space="preserve">. We are pursuing these cutting-edge models as a near-term future direction.</w:t>
+      </w:r>
+    </w:p>
+    <w:bookmarkEnd w:id="143"/>
+    <w:bookmarkStart w:id="146" w:name="recovery-monitoring-support-system"/>
     <w:p>
       <w:pPr>
         <w:pStyle w:val="Heading2"/>
       </w:pPr>
       <w:r>
-        <w:t xml:space="preserve">5.4 Considerations for Real World Deployment</w:t>
-      </w:r>
-    </w:p>
-    <w:p>
-      <w:pPr>
-        <w:pStyle w:val="Compact"/>
+        <w:t xml:space="preserve">5.3 Recovery Monitoring Support System</w:t>
+      </w:r>
+    </w:p>
+    <w:p>
+      <w:pPr>
+        <w:pStyle w:val="FirstParagraph"/>
+      </w:pPr>
+      <w:r>
+        <w:t xml:space="preserve">We believe our lapse prediction models will be most effective when embedded in a recovery monitoring and support system designed to deliver adaptive and personalized continuing care. This system could send daily, weekly, or less frequent messages to patients with personalized feedback about their risk of lapse and provide support recommendations tailored to their current recovery needs. This study provides initial support that immediate and lagged prediction models can be built with high accuracy using EMA for recovery monitoring. Furthermore, the high variance in importance of features for individual predictions is well suited for making tailored recovery support recommendations.</w:t>
+      </w:r>
+    </w:p>
+    <w:p>
+      <w:pPr>
+        <w:pStyle w:val="BodyText"/>
+      </w:pPr>
+      <w:r>
+        <w:t xml:space="preserve">Our no lag models can be used to guide individuals to take immediate actionable steps to maintain their recovery goals and support them in implementing these steps (e.g., pointing them to a specific module in an app). For example, recommending an urge surfing activity when someone’s immediate risk is driven by strong craving, recommending a guided relaxation video when someone is reporting recent stressful events, or encouraging individuals to reflect on recent past successes or reasons for choosing abstinence or moderation when self-efficacy is low.</w:t>
+      </w:r>
+    </w:p>
+    <w:p>
+      <w:pPr>
+        <w:pStyle w:val="BodyText"/>
+      </w:pPr>
+      <w:r>
+        <w:t xml:space="preserve">The 2-week lagged model provides individuals with advanced warning of their lapse risk. These models are well-suited to support recovery needs that cannot be addressed within an app, such as scheduling positive or pleasant activities, increasing social engagement, or attending a peer-led recovery meeting. To be clear, we do not believe an app alone is sufficient to deliver continuing care. We expect individuals will require additional support throughout their recovery from a mental health provider (e.g., motivational enhancement, crisis management, skill building), a peer (e.g., sponsor, support group), or family member. Importantly, these types of supports take time to set up; highlighting the value of this lagged week model.</w:t>
+      </w:r>
+    </w:p>
+    <w:p>
+      <w:pPr>
         <w:numPr>
           <w:ilvl w:val="0"/>
           <w:numId w:val="1008"/>
         </w:numPr>
       </w:pPr>
       <w:r>
-        <w:t xml:space="preserve">re-evaluating for performance drift, updating with data from target sample,</w:t>
-      </w:r>
-    </w:p>
-    <w:bookmarkEnd w:id="140"/>
-    <w:bookmarkStart w:id="141" w:name="additional-future-directions"/>
+        <w:t xml:space="preserve">Where this puts us in terms of feasibility (people provide data for up to 1 year and data yields accurate predictions of next day alcohol and opioid use)</w:t>
+      </w:r>
+    </w:p>
+    <w:p>
+      <w:pPr>
+        <w:numPr>
+          <w:ilvl w:val="0"/>
+          <w:numId w:val="1008"/>
+        </w:numPr>
+      </w:pPr>
+      <w:r>
+        <w:t xml:space="preserve">Optimize the delivery of risk-relevant feedback</w:t>
+      </w:r>
+    </w:p>
+    <w:p>
+      <w:pPr>
+        <w:numPr>
+          <w:ilvl w:val="0"/>
+          <w:numId w:val="1008"/>
+        </w:numPr>
+      </w:pPr>
+      <w:r>
+        <w:t xml:space="preserve">Discuss treatment matching to top featutres</w:t>
+      </w:r>
+    </w:p>
+    <w:p>
+      <w:pPr>
+        <w:numPr>
+          <w:ilvl w:val="0"/>
+          <w:numId w:val="1008"/>
+        </w:numPr>
+      </w:pPr>
+      <w:r>
+        <w:t xml:space="preserve">other ways to personalize, recommendation based on Shapley and risk probability?</w:t>
+      </w:r>
+    </w:p>
+    <w:bookmarkStart w:id="144" w:name="smart-digital-therapeutics-1"/>
+    <w:p>
+      <w:pPr>
+        <w:pStyle w:val="Heading4"/>
+      </w:pPr>
+      <w:r>
+        <w:t xml:space="preserve">5.3.0.1 Smart Digital Therapeutics</w:t>
+      </w:r>
+    </w:p>
+    <w:p>
+      <w:pPr>
+        <w:pStyle w:val="FirstParagraph"/>
+      </w:pPr>
+      <w:r>
+        <w:t xml:space="preserve">We believe these full models may be most effective when embedded in a</w:t>
+      </w:r>
+      <w:r>
+        <w:t xml:space="preserve"> </w:t>
+      </w:r>
+      <w:r>
+        <w:t xml:space="preserve">“smart”</w:t>
+      </w:r>
+      <w:r>
+        <w:t xml:space="preserve"> </w:t>
+      </w:r>
+      <w:r>
+        <w:t xml:space="preserve">digital therapeutic that guides patients toward optimal, adaptive engagement to address their ongoing and momentary risks. These models can provide the patient’s predicted future lapse probability and the features that meaningfully contribute to that probability. We consciously selected EMA items that map onto well-known risk factors from the relapse prevention literature. Consequently, these outputs can be used to recommend specific intervention and support modules that are risk-relevant for each patient - much like a clinician would do if they were available in-the-moment. For example, during sensed periods of high stress, stress reduction techniques (e.g., guided mindfulness) could be recommended. If increased time with risky people or locations is driving lapse risk, the digital therapeutic can support patients to attend support meetings, or encourage participation in the in-app discussion board.</w:t>
+      </w:r>
+    </w:p>
+    <w:p>
+      <w:pPr>
+        <w:pStyle w:val="BodyText"/>
+      </w:pPr>
+      <w:r>
+        <w:t xml:space="preserve">Module recommendations can also be tuned more precisely using the patient’s current lapse probability. If increased craving yields a high predicted lapse probability, stimulus control modules would be recommended (e.g., remove drinking cues, leave unsafe environment). Conversely, if craving is detected but lapse probability is lower, urge management modules that permit coping with the craving in-place could be recommended (e.g., urge surfing, distracting activities/games).</w:t>
+      </w:r>
+    </w:p>
+    <w:p>
+      <w:pPr>
+        <w:pStyle w:val="BodyText"/>
+      </w:pPr>
+      <w:r>
+        <w:t xml:space="preserve">Of course, we must first determine how best to provide module recommendations such that patients trust and follow the recommendation. Increasing the interpretability and transparency of otherwise</w:t>
+      </w:r>
+      <w:r>
+        <w:t xml:space="preserve"> </w:t>
+      </w:r>
+      <w:r>
+        <w:t xml:space="preserve">“black box”</w:t>
+      </w:r>
+      <w:r>
+        <w:t xml:space="preserve"> </w:t>
+      </w:r>
+      <w:r>
+        <w:t xml:space="preserve">machine learning prediction models can improve perceptions, but providing complex or unnecessary information may instead undermine trust</w:t>
+      </w:r>
+      <w:r>
+        <w:t xml:space="preserve"> </w:t>
+      </w:r>
+      <w:r>
+        <w:t xml:space="preserve">(Molnar, 2022)</w:t>
+      </w:r>
+      <w:r>
+        <w:t xml:space="preserve">. Additional research using appropriate research designs is needed to optimize recommendation messaging to increase adherence and clinical outcomes</w:t>
+      </w:r>
+      <w:r>
+        <w:t xml:space="preserve"> </w:t>
+      </w:r>
+      <w:r>
+        <w:t xml:space="preserve">(Collins, 2018)</w:t>
+      </w:r>
+      <w:r>
+        <w:t xml:space="preserve">.</w:t>
+      </w:r>
+    </w:p>
+    <w:p>
+      <w:pPr>
+        <w:pStyle w:val="BodyText"/>
+      </w:pPr>
+      <w:r>
+        <w:t xml:space="preserve">A smart digital therapeutic can potentially improve clinical outcomes in multiple ways. First, feedback from the prediction model could improve patient insight and self-monitoring by connecting their daily experiences to changing risk. Second, it can remove patient uncertainty by guiding selection from the substantial content available. Third, a smart digital therapeutic could encourage risk-relevant engagement. Rather than trying to increase overall time using the digital therapeutic, patients could be guided to use the supports that specifically target their personal risk factors at that moment in time. Thus, smart digital therapeutics are well-positioned to pursue the precision mental health goal to</w:t>
+      </w:r>
+      <w:r>
+        <w:t xml:space="preserve"> </w:t>
+      </w:r>
+      <w:r>
+        <w:t xml:space="preserve">“provide the right treatment to the right patient at the right time, every time”</w:t>
+      </w:r>
+      <w:r>
+        <w:t xml:space="preserve"> </w:t>
+      </w:r>
+      <w:r>
+        <w:t xml:space="preserve">(Kaiser, 2015)</w:t>
+      </w:r>
+      <w:r>
+        <w:t xml:space="preserve">.</w:t>
+      </w:r>
+    </w:p>
+    <w:bookmarkEnd w:id="144"/>
+    <w:bookmarkStart w:id="145" w:name="categorical-lapse-predictions-1"/>
+    <w:p>
+      <w:pPr>
+        <w:pStyle w:val="Heading4"/>
+      </w:pPr>
+      <w:r>
+        <w:t xml:space="preserve">5.3.0.2 Categorical Lapse Predictions</w:t>
+      </w:r>
+    </w:p>
+    <w:p>
+      <w:pPr>
+        <w:pStyle w:val="FirstParagraph"/>
+      </w:pPr>
+      <w:r>
+        <w:t xml:space="preserve">Our models natively provide quantitative predictions of lapse probabilities. These lapse probabilities can also be used to make categorical predictions (lapse vs. no-lapse) by applying a decision threshold to the quantitative predicted lapse probabilities (i.e., predict lapse when the probability exceeds the decision threshold).</w:t>
+      </w:r>
+    </w:p>
+    <w:p>
+      <w:pPr>
+        <w:pStyle w:val="BodyText"/>
+      </w:pPr>
+      <w:r>
+        <w:t xml:space="preserve">We observed high sensitivity and specificity for these categorical predictions at a decision threshold selected to balance these two performance metrics. However, the PPV (proportion of predicted lapses that were true lapses) of these categorical predictions in our full models was moderate to very low at this threshold (ranging from .630 down to .025 across window widths). For this reason, categorical predictions should be provided to patients with extreme caution, if at all. Instead, we favor the quantitative lapse probabilities as risk indicators to guide intervention and support recommendations.</w:t>
+      </w:r>
+    </w:p>
+    <w:p>
+      <w:pPr>
+        <w:pStyle w:val="BodyText"/>
+      </w:pPr>
+      <w:r>
+        <w:t xml:space="preserve">If categorical predictions are necessary, PPV can be improved by raising the decision threshold, but this comes at the cost of reduced sensitivity. We explored this trade-off in the precision-recall curves displayed in</w:t>
+      </w:r>
+      <w:r>
+        <w:t xml:space="preserve"> </w:t>
+      </w:r>
+      <w:hyperlink w:anchor="fig-2-ema">
+        <w:r>
+          <w:rPr>
+            <w:rStyle w:val="Hyperlink"/>
+          </w:rPr>
+          <w:t xml:space="preserve">Figure 2</w:t>
+        </w:r>
+      </w:hyperlink>
+      <w:r>
+        <w:t xml:space="preserve">. From these curves, it is clear decision thresholds that yield higher PPV (e.g., .700) exist for all three full models, but the associated sensitivity will be lower (e.g., 0.718, 0.473, and 0.327 for the week, day, and hour models, respectively, at this threshold). Clinical implementation of categorical predictions will require selecting an optimal decision threshold after weighing the cost of missing true lapses (low sensitivity) vs. predicting lapses that subsequently do not occur (low PPV). Different thresholds could be used depending on the purpose, context, available resources, or even patient preference.</w:t>
+      </w:r>
+    </w:p>
+    <w:p>
+      <w:pPr>
+        <w:pStyle w:val="BodyText"/>
+      </w:pPr>
+      <w:r>
+        <w:t xml:space="preserve">Finally, XGBoost does not take advantage of grouping observations within participants or systematic v</w:t>
+      </w:r>
+    </w:p>
+    <w:bookmarkEnd w:id="145"/>
+    <w:bookmarkEnd w:id="146"/>
+    <w:bookmarkStart w:id="147" w:name="X106f1e3ead4dfb28c49a0c3a368b73d5ae64988"/>
     <w:p>
       <w:pPr>
         <w:pStyle w:val="Heading2"/>
       </w:pPr>
       <w:r>
-        <w:t xml:space="preserve">5.5 Additional Future Directions</w:t>
+        <w:t xml:space="preserve">5.4 Final Considerations for Real World Deployment and Where We Go Next</w:t>
       </w:r>
     </w:p>
     <w:p>
@@ -10139,7 +10893,7 @@
         </w:numPr>
       </w:pPr>
       <w:r>
-        <w:t xml:space="preserve">return to continuum of care.</w:t>
+        <w:t xml:space="preserve">re-evaluating for performance drift, updating with data from target sample,</w:t>
       </w:r>
     </w:p>
     <w:p>
@@ -10151,7 +10905,7 @@
         </w:numPr>
       </w:pPr>
       <w:r>
-        <w:t xml:space="preserve">Still have structural issues for getting access to treatment.</w:t>
+        <w:t xml:space="preserve">return to continuum of care.</w:t>
       </w:r>
     </w:p>
     <w:p>
@@ -10163,7 +10917,7 @@
         </w:numPr>
       </w:pPr>
       <w:r>
-        <w:t xml:space="preserve">Hint at ai being helpful in these areas as well</w:t>
+        <w:t xml:space="preserve">Still have structural issues for getting access to treatment.</w:t>
       </w:r>
     </w:p>
     <w:p>
@@ -10175,22 +10929,34 @@
         </w:numPr>
       </w:pPr>
       <w:r>
+        <w:t xml:space="preserve">Hint at ai being helpful in these areas as well</w:t>
+      </w:r>
+    </w:p>
+    <w:p>
+      <w:pPr>
+        <w:pStyle w:val="Compact"/>
+        <w:numPr>
+          <w:ilvl w:val="0"/>
+          <w:numId w:val="1009"/>
+        </w:numPr>
+      </w:pPr>
+      <w:r>
         <w:t xml:space="preserve">Right now we’re using our model outputs us inputs into an LLM But, we could imagine in the near future using them as inputs into agentic AI systems that could automatically deliver personalized recommendations or even directly engage with individuals to help them implement recommendations and facilitate connections to therapists and other care providers when risk levels are high (triage).</w:t>
       </w:r>
     </w:p>
-    <w:bookmarkEnd w:id="141"/>
-    <w:bookmarkStart w:id="142" w:name="conclusions"/>
+    <w:bookmarkEnd w:id="147"/>
+    <w:bookmarkStart w:id="148" w:name="conclusions-1"/>
     <w:p>
       <w:pPr>
         <w:pStyle w:val="Heading2"/>
       </w:pPr>
       <w:r>
-        <w:t xml:space="preserve">5.6 Conclusions</w:t>
-      </w:r>
-    </w:p>
-    <w:bookmarkEnd w:id="142"/>
-    <w:bookmarkEnd w:id="143"/>
-    <w:bookmarkStart w:id="336" w:name="references"/>
+        <w:t xml:space="preserve">5.5 Conclusions</w:t>
+      </w:r>
+    </w:p>
+    <w:bookmarkEnd w:id="148"/>
+    <w:bookmarkEnd w:id="149"/>
+    <w:bookmarkStart w:id="345" w:name="references"/>
     <w:p>
       <w:pPr>
         <w:pStyle w:val="Heading1"/>
@@ -10199,8 +10965,8 @@
         <w:t xml:space="preserve">6. References</w:t>
       </w:r>
     </w:p>
-    <w:bookmarkStart w:id="335" w:name="refs"/>
-    <w:bookmarkStart w:id="145" w:name="ref-alexanderUseEcologicalMomentary2023"/>
+    <w:bookmarkStart w:id="344" w:name="refs"/>
+    <w:bookmarkStart w:id="151" w:name="ref-alexanderUseEcologicalMomentary2023"/>
     <w:p>
       <w:pPr>
         <w:pStyle w:val="Bibliography"/>
@@ -10291,7 +11057,7 @@
       <w:r>
         <w:t xml:space="preserve"> </w:t>
       </w:r>
-      <w:hyperlink r:id="rId144">
+      <w:hyperlink r:id="rId150">
         <w:r>
           <w:rPr>
             <w:rStyle w:val="Hyperlink"/>
@@ -10300,8 +11066,8 @@
         </w:r>
       </w:hyperlink>
     </w:p>
-    <w:bookmarkEnd w:id="145"/>
-    <w:bookmarkStart w:id="146" w:name="ref-ARDIAlcoholAttributableDeaths"/>
+    <w:bookmarkEnd w:id="151"/>
+    <w:bookmarkStart w:id="152" w:name="ref-ARDIAlcoholAttributableDeaths"/>
     <w:p>
       <w:pPr>
         <w:pStyle w:val="Bibliography"/>
@@ -10359,8 +11125,8 @@
         <w:t xml:space="preserve">. (n.d.). https://nccd.cdc.gov/DPH_ARDI/Default/Report.aspx?T=AAM&amp;P=F1F85724-AEC5-4421-BC88-3E8899866842&amp;R=EACE3036-77C9-4893-9F93-17A5E1FEBE01&amp;M=7F40785C-D481-440A-970F-50EFBD21B35B&amp;F=&amp;D=.</w:t>
       </w:r>
     </w:p>
-    <w:bookmarkEnd w:id="146"/>
-    <w:bookmarkStart w:id="148" w:name="ref-baeLeveragingMobilePhone2023"/>
+    <w:bookmarkEnd w:id="152"/>
+    <w:bookmarkStart w:id="154" w:name="ref-baeLeveragingMobilePhone2023"/>
     <w:p>
       <w:pPr>
         <w:pStyle w:val="Bibliography"/>
@@ -10447,7 +11213,7 @@
       <w:r>
         <w:t xml:space="preserve"> </w:t>
       </w:r>
-      <w:hyperlink r:id="rId147">
+      <w:hyperlink r:id="rId153">
         <w:r>
           <w:rPr>
             <w:rStyle w:val="Hyperlink"/>
@@ -10456,8 +11222,8 @@
         </w:r>
       </w:hyperlink>
     </w:p>
-    <w:bookmarkEnd w:id="148"/>
-    <w:bookmarkStart w:id="150" w:name="ref-baeMobilePhoneSensors2018"/>
+    <w:bookmarkEnd w:id="154"/>
+    <w:bookmarkStart w:id="156" w:name="ref-baeMobilePhoneSensors2018"/>
     <w:p>
       <w:pPr>
         <w:pStyle w:val="Bibliography"/>
@@ -10506,7 +11272,7 @@
       <w:r>
         <w:t xml:space="preserve"> </w:t>
       </w:r>
-      <w:hyperlink r:id="rId149">
+      <w:hyperlink r:id="rId155">
         <w:r>
           <w:rPr>
             <w:rStyle w:val="Hyperlink"/>
@@ -10515,8 +11281,8 @@
         </w:r>
       </w:hyperlink>
     </w:p>
-    <w:bookmarkEnd w:id="150"/>
-    <w:bookmarkStart w:id="152" w:name="ref-bickmanAchievingPrecisionMental2016"/>
+    <w:bookmarkEnd w:id="156"/>
+    <w:bookmarkStart w:id="158" w:name="ref-bickmanAchievingPrecisionMental2016"/>
     <w:p>
       <w:pPr>
         <w:pStyle w:val="Bibliography"/>
@@ -10592,7 +11358,7 @@
       <w:r>
         <w:t xml:space="preserve"> </w:t>
       </w:r>
-      <w:hyperlink r:id="rId151">
+      <w:hyperlink r:id="rId157">
         <w:r>
           <w:rPr>
             <w:rStyle w:val="Hyperlink"/>
@@ -10601,8 +11367,8 @@
         </w:r>
       </w:hyperlink>
     </w:p>
-    <w:bookmarkEnd w:id="152"/>
-    <w:bookmarkStart w:id="153" w:name="X6c5adf42984d4dcd96717e3e06f47f768bdce11"/>
+    <w:bookmarkEnd w:id="158"/>
+    <w:bookmarkStart w:id="159" w:name="X6c5adf42984d4dcd96717e3e06f47f768bdce11"/>
     <w:p>
       <w:pPr>
         <w:pStyle w:val="Bibliography"/>
@@ -10704,8 +11470,8 @@
         <w:t xml:space="preserve">(Second edition). The Guilford Press.</w:t>
       </w:r>
     </w:p>
-    <w:bookmarkEnd w:id="153"/>
-    <w:bookmarkStart w:id="155" w:name="X1f603aac9a9ea73be97c55416395d3641a2c512"/>
+    <w:bookmarkEnd w:id="159"/>
+    <w:bookmarkStart w:id="161" w:name="X1f603aac9a9ea73be97c55416395d3641a2c512"/>
     <w:p>
       <w:pPr>
         <w:pStyle w:val="Bibliography"/>
@@ -10805,7 +11571,7 @@
       <w:r>
         <w:t xml:space="preserve"> </w:t>
       </w:r>
-      <w:hyperlink r:id="rId154">
+      <w:hyperlink r:id="rId160">
         <w:r>
           <w:rPr>
             <w:rStyle w:val="Hyperlink"/>
@@ -10814,8 +11580,8 @@
         </w:r>
       </w:hyperlink>
     </w:p>
-    <w:bookmarkEnd w:id="155"/>
-    <w:bookmarkStart w:id="157" w:name="ref-brandonRelapseRelapsePrevention2007"/>
+    <w:bookmarkEnd w:id="161"/>
+    <w:bookmarkStart w:id="163" w:name="ref-brandonRelapseRelapsePrevention2007"/>
     <w:p>
       <w:pPr>
         <w:pStyle w:val="Bibliography"/>
@@ -10852,7 +11618,7 @@
       <w:r>
         <w:t xml:space="preserve"> </w:t>
       </w:r>
-      <w:hyperlink r:id="rId156">
+      <w:hyperlink r:id="rId162">
         <w:r>
           <w:rPr>
             <w:rStyle w:val="Hyperlink"/>
@@ -10861,8 +11627,8 @@
         </w:r>
       </w:hyperlink>
     </w:p>
-    <w:bookmarkEnd w:id="157"/>
-    <w:bookmarkStart w:id="159" w:name="Xb9e0d0ebf8a68c1cf7bf5a0c0c60d2cec07c66c"/>
+    <w:bookmarkEnd w:id="163"/>
+    <w:bookmarkStart w:id="165" w:name="Xb9e0d0ebf8a68c1cf7bf5a0c0c60d2cec07c66c"/>
     <w:p>
       <w:pPr>
         <w:pStyle w:val="Bibliography"/>
@@ -10911,7 +11677,7 @@
       <w:r>
         <w:t xml:space="preserve"> </w:t>
       </w:r>
-      <w:hyperlink r:id="rId158">
+      <w:hyperlink r:id="rId164">
         <w:r>
           <w:rPr>
             <w:rStyle w:val="Hyperlink"/>
@@ -10920,8 +11686,8 @@
         </w:r>
       </w:hyperlink>
     </w:p>
-    <w:bookmarkEnd w:id="159"/>
-    <w:bookmarkStart w:id="161" w:name="ref-campbellBriefReportGender2018"/>
+    <w:bookmarkEnd w:id="165"/>
+    <w:bookmarkStart w:id="167" w:name="ref-campbellBriefReportGender2018"/>
     <w:p>
       <w:pPr>
         <w:pStyle w:val="Bibliography"/>
@@ -11036,7 +11802,7 @@
       <w:r>
         <w:t xml:space="preserve"> </w:t>
       </w:r>
-      <w:hyperlink r:id="rId160">
+      <w:hyperlink r:id="rId166">
         <w:r>
           <w:rPr>
             <w:rStyle w:val="Hyperlink"/>
@@ -11045,8 +11811,8 @@
         </w:r>
       </w:hyperlink>
     </w:p>
-    <w:bookmarkEnd w:id="161"/>
-    <w:bookmarkStart w:id="163" w:name="X9a37a6baaaf4b0898f9b89d686ca60354e1e472"/>
+    <w:bookmarkEnd w:id="167"/>
+    <w:bookmarkStart w:id="169" w:name="X9a37a6baaaf4b0898f9b89d686ca60354e1e472"/>
     <w:p>
       <w:pPr>
         <w:pStyle w:val="Bibliography"/>
@@ -11083,7 +11849,7 @@
       <w:r>
         <w:t xml:space="preserve"> </w:t>
       </w:r>
-      <w:hyperlink r:id="rId162">
+      <w:hyperlink r:id="rId168">
         <w:r>
           <w:rPr>
             <w:rStyle w:val="Hyperlink"/>
@@ -11092,8 +11858,8 @@
         </w:r>
       </w:hyperlink>
     </w:p>
-    <w:bookmarkEnd w:id="163"/>
-    <w:bookmarkStart w:id="165" w:name="ref-chtc"/>
+    <w:bookmarkEnd w:id="169"/>
+    <w:bookmarkStart w:id="171" w:name="ref-chtc"/>
     <w:p>
       <w:pPr>
         <w:pStyle w:val="Bibliography"/>
@@ -11117,7 +11883,7 @@
       <w:r>
         <w:t xml:space="preserve"> </w:t>
       </w:r>
-      <w:hyperlink r:id="rId164">
+      <w:hyperlink r:id="rId170">
         <w:r>
           <w:rPr>
             <w:rStyle w:val="Hyperlink"/>
@@ -11126,8 +11892,8 @@
         </w:r>
       </w:hyperlink>
     </w:p>
-    <w:bookmarkEnd w:id="165"/>
-    <w:bookmarkStart w:id="166" w:name="X21d9bc577093464d5d051ef6477b67710b39313"/>
+    <w:bookmarkEnd w:id="171"/>
+    <w:bookmarkStart w:id="172" w:name="X21d9bc577093464d5d051ef6477b67710b39313"/>
     <w:p>
       <w:pPr>
         <w:pStyle w:val="Bibliography"/>
@@ -11203,8 +11969,8 @@
         <w:t xml:space="preserve">. https://nccd.cdc.gov/DPH_ARDI/Default/Default.aspx.</w:t>
       </w:r>
     </w:p>
-    <w:bookmarkEnd w:id="166"/>
-    <w:bookmarkStart w:id="168" w:name="ref-chihPredictiveModelingAddiction2014"/>
+    <w:bookmarkEnd w:id="172"/>
+    <w:bookmarkStart w:id="174" w:name="ref-chihPredictiveModelingAddiction2014"/>
     <w:p>
       <w:pPr>
         <w:pStyle w:val="Bibliography"/>
@@ -11241,7 +12007,7 @@
       <w:r>
         <w:t xml:space="preserve"> </w:t>
       </w:r>
-      <w:hyperlink r:id="rId167">
+      <w:hyperlink r:id="rId173">
         <w:r>
           <w:rPr>
             <w:rStyle w:val="Hyperlink"/>
@@ -11250,8 +12016,8 @@
         </w:r>
       </w:hyperlink>
     </w:p>
-    <w:bookmarkEnd w:id="168"/>
-    <w:bookmarkStart w:id="170" w:name="ref-choiTreatmentUsePerceived2014"/>
+    <w:bookmarkEnd w:id="174"/>
+    <w:bookmarkStart w:id="176" w:name="ref-choiTreatmentUsePerceived2014"/>
     <w:p>
       <w:pPr>
         <w:pStyle w:val="Bibliography"/>
@@ -11288,7 +12054,7 @@
       <w:r>
         <w:t xml:space="preserve"> </w:t>
       </w:r>
-      <w:hyperlink r:id="rId169">
+      <w:hyperlink r:id="rId175">
         <w:r>
           <w:rPr>
             <w:rStyle w:val="Hyperlink"/>
@@ -11297,8 +12063,8 @@
         </w:r>
       </w:hyperlink>
     </w:p>
-    <w:bookmarkEnd w:id="170"/>
-    <w:bookmarkStart w:id="172" w:name="Xe29632f4640db359554d6e94e7df1cfb6521b58"/>
+    <w:bookmarkEnd w:id="176"/>
+    <w:bookmarkStart w:id="178" w:name="Xe29632f4640db359554d6e94e7df1cfb6521b58"/>
     <w:p>
       <w:pPr>
         <w:pStyle w:val="Bibliography"/>
@@ -11427,7 +12193,7 @@
       <w:r>
         <w:t xml:space="preserve"> </w:t>
       </w:r>
-      <w:hyperlink r:id="rId171">
+      <w:hyperlink r:id="rId177">
         <w:r>
           <w:rPr>
             <w:rStyle w:val="Hyperlink"/>
@@ -11436,8 +12202,8 @@
         </w:r>
       </w:hyperlink>
     </w:p>
-    <w:bookmarkEnd w:id="172"/>
-    <w:bookmarkStart w:id="174" w:name="X3318c3d125eb6b2c1c0b78207deae74f3614f2f"/>
+    <w:bookmarkEnd w:id="178"/>
+    <w:bookmarkStart w:id="180" w:name="X3318c3d125eb6b2c1c0b78207deae74f3614f2f"/>
     <w:p>
       <w:pPr>
         <w:pStyle w:val="Bibliography"/>
@@ -11474,7 +12240,7 @@
       <w:r>
         <w:t xml:space="preserve"> </w:t>
       </w:r>
-      <w:hyperlink r:id="rId173">
+      <w:hyperlink r:id="rId179">
         <w:r>
           <w:rPr>
             <w:rStyle w:val="Hyperlink"/>
@@ -11483,8 +12249,8 @@
         </w:r>
       </w:hyperlink>
     </w:p>
-    <w:bookmarkEnd w:id="174"/>
-    <w:bookmarkStart w:id="176" w:name="ref-craneAlcoholUseDisorders2020"/>
+    <w:bookmarkEnd w:id="180"/>
+    <w:bookmarkStart w:id="182" w:name="ref-craneAlcoholUseDisorders2020"/>
     <w:p>
       <w:pPr>
         <w:pStyle w:val="Bibliography"/>
@@ -11539,7 +12305,7 @@
       <w:r>
         <w:t xml:space="preserve"> </w:t>
       </w:r>
-      <w:hyperlink r:id="rId175">
+      <w:hyperlink r:id="rId181">
         <w:r>
           <w:rPr>
             <w:rStyle w:val="Hyperlink"/>
@@ -11548,8 +12314,8 @@
         </w:r>
       </w:hyperlink>
     </w:p>
-    <w:bookmarkEnd w:id="176"/>
-    <w:bookmarkStart w:id="178" w:name="ref-dennisManagingAddictionChronic2007"/>
+    <w:bookmarkEnd w:id="182"/>
+    <w:bookmarkStart w:id="184" w:name="ref-dennisManagingAddictionChronic2007"/>
     <w:p>
       <w:pPr>
         <w:pStyle w:val="Bibliography"/>
@@ -11560,7 +12326,7 @@
       <w:r>
         <w:t xml:space="preserve"> </w:t>
       </w:r>
-      <w:hyperlink r:id="rId177">
+      <w:hyperlink r:id="rId183">
         <w:r>
           <w:rPr>
             <w:rStyle w:val="Hyperlink"/>
@@ -11634,8 +12400,8 @@
         <w:t xml:space="preserve">(1), 45–55.</w:t>
       </w:r>
     </w:p>
-    <w:bookmarkEnd w:id="178"/>
-    <w:bookmarkStart w:id="179" w:name="ref-derogatislBriefSymptomInventory"/>
+    <w:bookmarkEnd w:id="184"/>
+    <w:bookmarkStart w:id="185" w:name="ref-derogatislBriefSymptomInventory"/>
     <w:p>
       <w:pPr>
         <w:pStyle w:val="Bibliography"/>
@@ -11706,8 +12472,8 @@
         <w:t xml:space="preserve">. NCS Pearson.</w:t>
       </w:r>
     </w:p>
-    <w:bookmarkEnd w:id="179"/>
-    <w:bookmarkStart w:id="181" w:name="ref-derubeisHistoryCurrentStatus2019"/>
+    <w:bookmarkEnd w:id="185"/>
+    <w:bookmarkStart w:id="187" w:name="ref-derubeisHistoryCurrentStatus2019"/>
     <w:p>
       <w:pPr>
         <w:pStyle w:val="Bibliography"/>
@@ -11744,7 +12510,7 @@
       <w:r>
         <w:t xml:space="preserve"> </w:t>
       </w:r>
-      <w:hyperlink r:id="rId180">
+      <w:hyperlink r:id="rId186">
         <w:r>
           <w:rPr>
             <w:rStyle w:val="Hyperlink"/>
@@ -11753,8 +12519,8 @@
         </w:r>
       </w:hyperlink>
     </w:p>
-    <w:bookmarkEnd w:id="181"/>
-    <w:bookmarkStart w:id="183" w:name="X36def7da608f82ff20c3a5db5ab3df1c6dd7645"/>
+    <w:bookmarkEnd w:id="187"/>
+    <w:bookmarkStart w:id="189" w:name="X36def7da608f82ff20c3a5db5ab3df1c6dd7645"/>
     <w:p>
       <w:pPr>
         <w:pStyle w:val="Bibliography"/>
@@ -11791,7 +12557,7 @@
       <w:r>
         <w:t xml:space="preserve"> </w:t>
       </w:r>
-      <w:hyperlink r:id="rId182">
+      <w:hyperlink r:id="rId188">
         <w:r>
           <w:rPr>
             <w:rStyle w:val="Hyperlink"/>
@@ -11800,8 +12566,8 @@
         </w:r>
       </w:hyperlink>
     </w:p>
-    <w:bookmarkEnd w:id="183"/>
-    <w:bookmarkStart w:id="185" w:name="ref-dumortierClassifyingSmokingUrges2016"/>
+    <w:bookmarkEnd w:id="189"/>
+    <w:bookmarkStart w:id="191" w:name="ref-dumortierClassifyingSmokingUrges2016"/>
     <w:p>
       <w:pPr>
         <w:pStyle w:val="Bibliography"/>
@@ -11838,7 +12604,7 @@
       <w:r>
         <w:t xml:space="preserve"> </w:t>
       </w:r>
-      <w:hyperlink r:id="rId184">
+      <w:hyperlink r:id="rId190">
         <w:r>
           <w:rPr>
             <w:rStyle w:val="Hyperlink"/>
@@ -11847,8 +12613,8 @@
         </w:r>
       </w:hyperlink>
     </w:p>
-    <w:bookmarkEnd w:id="185"/>
-    <w:bookmarkStart w:id="187" w:name="Xa22060a3e519cdcc534dbbf0f37e422a730c9f3"/>
+    <w:bookmarkEnd w:id="191"/>
+    <w:bookmarkStart w:id="193" w:name="Xa22060a3e519cdcc534dbbf0f37e422a730c9f3"/>
     <w:p>
       <w:pPr>
         <w:pStyle w:val="Bibliography"/>
@@ -11945,7 +12711,7 @@
       <w:r>
         <w:t xml:space="preserve"> </w:t>
       </w:r>
-      <w:hyperlink r:id="rId186">
+      <w:hyperlink r:id="rId192">
         <w:r>
           <w:rPr>
             <w:rStyle w:val="Hyperlink"/>
@@ -11954,8 +12720,8 @@
         </w:r>
       </w:hyperlink>
     </w:p>
-    <w:bookmarkEnd w:id="187"/>
-    <w:bookmarkStart w:id="189" w:name="ref-dvorakTensionReductionAffect2018"/>
+    <w:bookmarkEnd w:id="193"/>
+    <w:bookmarkStart w:id="195" w:name="ref-dvorakTensionReductionAffect2018"/>
     <w:p>
       <w:pPr>
         <w:pStyle w:val="Bibliography"/>
@@ -12004,7 +12770,7 @@
       <w:r>
         <w:t xml:space="preserve"> </w:t>
       </w:r>
-      <w:hyperlink r:id="rId188">
+      <w:hyperlink r:id="rId194">
         <w:r>
           <w:rPr>
             <w:rStyle w:val="Hyperlink"/>
@@ -12013,8 +12779,8 @@
         </w:r>
       </w:hyperlink>
     </w:p>
-    <w:bookmarkEnd w:id="189"/>
-    <w:bookmarkStart w:id="191" w:name="ref-dyarSexualMinorityStress2023"/>
+    <w:bookmarkEnd w:id="195"/>
+    <w:bookmarkStart w:id="197" w:name="ref-dyarSexualMinorityStress2023"/>
     <w:p>
       <w:pPr>
         <w:pStyle w:val="Bibliography"/>
@@ -12063,7 +12829,7 @@
       <w:r>
         <w:t xml:space="preserve"> </w:t>
       </w:r>
-      <w:hyperlink r:id="rId190">
+      <w:hyperlink r:id="rId196">
         <w:r>
           <w:rPr>
             <w:rStyle w:val="Hyperlink"/>
@@ -12072,8 +12838,8 @@
         </w:r>
       </w:hyperlink>
     </w:p>
-    <w:bookmarkEnd w:id="191"/>
-    <w:bookmarkStart w:id="193" w:name="ref-epsteinPredictionStressDrug2020"/>
+    <w:bookmarkEnd w:id="197"/>
+    <w:bookmarkStart w:id="199" w:name="ref-epsteinPredictionStressDrug2020"/>
     <w:p>
       <w:pPr>
         <w:pStyle w:val="Bibliography"/>
@@ -12122,7 +12888,7 @@
       <w:r>
         <w:t xml:space="preserve"> </w:t>
       </w:r>
-      <w:hyperlink r:id="rId192">
+      <w:hyperlink r:id="rId198">
         <w:r>
           <w:rPr>
             <w:rStyle w:val="Hyperlink"/>
@@ -12131,8 +12897,8 @@
         </w:r>
       </w:hyperlink>
     </w:p>
-    <w:bookmarkEnd w:id="193"/>
-    <w:bookmarkStart w:id="195" w:name="ref-fisherOpenTrialPersonalized2019"/>
+    <w:bookmarkEnd w:id="199"/>
+    <w:bookmarkStart w:id="201" w:name="ref-fisherOpenTrialPersonalized2019"/>
     <w:p>
       <w:pPr>
         <w:pStyle w:val="Bibliography"/>
@@ -12169,7 +12935,7 @@
       <w:r>
         <w:t xml:space="preserve"> </w:t>
       </w:r>
-      <w:hyperlink r:id="rId194">
+      <w:hyperlink r:id="rId200">
         <w:r>
           <w:rPr>
             <w:rStyle w:val="Hyperlink"/>
@@ -12178,8 +12944,8 @@
         </w:r>
       </w:hyperlink>
     </w:p>
-    <w:bookmarkEnd w:id="195"/>
-    <w:bookmarkStart w:id="197" w:name="ref-florenceEconomicBurdenOpioid2021"/>
+    <w:bookmarkEnd w:id="201"/>
+    <w:bookmarkStart w:id="203" w:name="ref-florenceEconomicBurdenOpioid2021"/>
     <w:p>
       <w:pPr>
         <w:pStyle w:val="Bibliography"/>
@@ -12225,7 +12991,7 @@
       <w:r>
         <w:t xml:space="preserve"> </w:t>
       </w:r>
-      <w:hyperlink r:id="rId196">
+      <w:hyperlink r:id="rId202">
         <w:r>
           <w:rPr>
             <w:rStyle w:val="Hyperlink"/>
@@ -12234,8 +13000,8 @@
         </w:r>
       </w:hyperlink>
     </w:p>
-    <w:bookmarkEnd w:id="197"/>
-    <w:bookmarkStart w:id="199" w:name="ref-freitagVariationsSubstanceUse2021"/>
+    <w:bookmarkEnd w:id="203"/>
+    <w:bookmarkStart w:id="205" w:name="ref-freitagVariationsSubstanceUse2021"/>
     <w:p>
       <w:pPr>
         <w:pStyle w:val="Bibliography"/>
@@ -12311,7 +13077,7 @@
       <w:r>
         <w:t xml:space="preserve"> </w:t>
       </w:r>
-      <w:hyperlink r:id="rId198">
+      <w:hyperlink r:id="rId204">
         <w:r>
           <w:rPr>
             <w:rStyle w:val="Hyperlink"/>
@@ -12320,8 +13086,8 @@
         </w:r>
       </w:hyperlink>
     </w:p>
-    <w:bookmarkEnd w:id="199"/>
-    <w:bookmarkStart w:id="201" w:name="ref-friedmanTrendsDrugOverdose2022"/>
+    <w:bookmarkEnd w:id="205"/>
+    <w:bookmarkStart w:id="207" w:name="ref-friedmanTrendsDrugOverdose2022"/>
     <w:p>
       <w:pPr>
         <w:pStyle w:val="Bibliography"/>
@@ -12391,7 +13157,7 @@
       <w:r>
         <w:t xml:space="preserve"> </w:t>
       </w:r>
-      <w:hyperlink r:id="rId200">
+      <w:hyperlink r:id="rId206">
         <w:r>
           <w:rPr>
             <w:rStyle w:val="Hyperlink"/>
@@ -12400,8 +13166,8 @@
         </w:r>
       </w:hyperlink>
     </w:p>
-    <w:bookmarkEnd w:id="201"/>
-    <w:bookmarkStart w:id="203" w:name="ref-fronkStressAllostasisSubstance2020"/>
+    <w:bookmarkEnd w:id="207"/>
+    <w:bookmarkStart w:id="209" w:name="ref-fronkStressAllostasisSubstance2020"/>
     <w:p>
       <w:pPr>
         <w:pStyle w:val="Bibliography"/>
@@ -12498,7 +13264,7 @@
       <w:r>
         <w:t xml:space="preserve"> </w:t>
       </w:r>
-      <w:hyperlink r:id="rId202">
+      <w:hyperlink r:id="rId208">
         <w:r>
           <w:rPr>
             <w:rStyle w:val="Hyperlink"/>
@@ -12507,8 +13273,8 @@
         </w:r>
       </w:hyperlink>
     </w:p>
-    <w:bookmarkEnd w:id="203"/>
-    <w:bookmarkStart w:id="204" w:name="ref-gabryPriorDistributionsRstanarm2023"/>
+    <w:bookmarkEnd w:id="209"/>
+    <w:bookmarkStart w:id="210" w:name="ref-gabryPriorDistributionsRstanarm2023"/>
     <w:p>
       <w:pPr>
         <w:pStyle w:val="Bibliography"/>
@@ -12551,8 +13317,8 @@
         <w:t xml:space="preserve">. https://cran.r-project.org/web/packages/rstanarm/vignettes/priors.html.</w:t>
       </w:r>
     </w:p>
-    <w:bookmarkEnd w:id="204"/>
-    <w:bookmarkStart w:id="205" w:name="ref-goodrichRstanarmBayesianApplied2023"/>
+    <w:bookmarkEnd w:id="210"/>
+    <w:bookmarkStart w:id="211" w:name="ref-goodrichRstanarmBayesianApplied2023"/>
     <w:p>
       <w:pPr>
         <w:pStyle w:val="Bibliography"/>
@@ -12616,8 +13382,8 @@
         <w:t xml:space="preserve">.</w:t>
       </w:r>
     </w:p>
-    <w:bookmarkEnd w:id="205"/>
-    <w:bookmarkStart w:id="207" w:name="ref-grantEpidemiologyDSM5Alcohol2015b"/>
+    <w:bookmarkEnd w:id="211"/>
+    <w:bookmarkStart w:id="213" w:name="ref-grantEpidemiologyDSM5Alcohol2015b"/>
     <w:p>
       <w:pPr>
         <w:pStyle w:val="Bibliography"/>
@@ -12708,7 +13474,7 @@
       <w:r>
         <w:t xml:space="preserve"> </w:t>
       </w:r>
-      <w:hyperlink r:id="rId206">
+      <w:hyperlink r:id="rId212">
         <w:r>
           <w:rPr>
             <w:rStyle w:val="Hyperlink"/>
@@ -12717,8 +13483,8 @@
         </w:r>
       </w:hyperlink>
     </w:p>
-    <w:bookmarkEnd w:id="207"/>
-    <w:bookmarkStart w:id="209" w:name="Xa203ab3abd150ead1a7854a9fa5726c8a273f52"/>
+    <w:bookmarkEnd w:id="213"/>
+    <w:bookmarkStart w:id="215" w:name="Xa203ab3abd150ead1a7854a9fa5726c8a273f52"/>
     <w:p>
       <w:pPr>
         <w:pStyle w:val="Bibliography"/>
@@ -12767,7 +13533,7 @@
       <w:r>
         <w:t xml:space="preserve"> </w:t>
       </w:r>
-      <w:hyperlink r:id="rId208">
+      <w:hyperlink r:id="rId214">
         <w:r>
           <w:rPr>
             <w:rStyle w:val="Hyperlink"/>
@@ -12776,8 +13542,8 @@
         </w:r>
       </w:hyperlink>
     </w:p>
-    <w:bookmarkEnd w:id="209"/>
-    <w:bookmarkStart w:id="211" w:name="X6b4ed3beef40dcba9764db2c38b474dc4669eb8"/>
+    <w:bookmarkEnd w:id="215"/>
+    <w:bookmarkStart w:id="217" w:name="X6b4ed3beef40dcba9764db2c38b474dc4669eb8"/>
     <w:p>
       <w:pPr>
         <w:pStyle w:val="Bibliography"/>
@@ -12838,7 +13604,7 @@
       <w:r>
         <w:t xml:space="preserve"> </w:t>
       </w:r>
-      <w:hyperlink r:id="rId210">
+      <w:hyperlink r:id="rId216">
         <w:r>
           <w:rPr>
             <w:rStyle w:val="Hyperlink"/>
@@ -12847,8 +13613,8 @@
         </w:r>
       </w:hyperlink>
     </w:p>
-    <w:bookmarkEnd w:id="211"/>
-    <w:bookmarkStart w:id="213" w:name="X805b64c6cb0e2e29672f0738918e5324c4e18a1"/>
+    <w:bookmarkEnd w:id="217"/>
+    <w:bookmarkStart w:id="219" w:name="X805b64c6cb0e2e29672f0738918e5324c4e18a1"/>
     <w:p>
       <w:pPr>
         <w:pStyle w:val="Bibliography"/>
@@ -12885,7 +13651,7 @@
       <w:r>
         <w:t xml:space="preserve"> </w:t>
       </w:r>
-      <w:hyperlink r:id="rId212">
+      <w:hyperlink r:id="rId218">
         <w:r>
           <w:rPr>
             <w:rStyle w:val="Hyperlink"/>
@@ -12894,8 +13660,8 @@
         </w:r>
       </w:hyperlink>
     </w:p>
-    <w:bookmarkEnd w:id="213"/>
-    <w:bookmarkStart w:id="215" w:name="ref-hagmanDefiningRecoveryAlcohol2022"/>
+    <w:bookmarkEnd w:id="219"/>
+    <w:bookmarkStart w:id="221" w:name="ref-hagmanDefiningRecoveryAlcohol2022"/>
     <w:p>
       <w:pPr>
         <w:pStyle w:val="Bibliography"/>
@@ -12962,7 +13728,7 @@
       <w:r>
         <w:t xml:space="preserve"> </w:t>
       </w:r>
-      <w:hyperlink r:id="rId214">
+      <w:hyperlink r:id="rId220">
         <w:r>
           <w:rPr>
             <w:rStyle w:val="Hyperlink"/>
@@ -12971,8 +13737,8 @@
         </w:r>
       </w:hyperlink>
     </w:p>
-    <w:bookmarkEnd w:id="215"/>
-    <w:bookmarkStart w:id="216" w:name="X76c131a5b0a374a6ad1e33cf8e2c0563392269f"/>
+    <w:bookmarkEnd w:id="221"/>
+    <w:bookmarkStart w:id="222" w:name="X76c131a5b0a374a6ad1e33cf8e2c0563392269f"/>
     <w:p>
       <w:pPr>
         <w:pStyle w:val="Bibliography"/>
@@ -12997,8 +13763,8 @@
         <w:t xml:space="preserve">(2nd ed). Springer.</w:t>
       </w:r>
     </w:p>
-    <w:bookmarkEnd w:id="216"/>
-    <w:bookmarkStart w:id="218" w:name="ref-hatchExpertConsensusSurvey2018"/>
+    <w:bookmarkEnd w:id="222"/>
+    <w:bookmarkStart w:id="224" w:name="ref-hatchExpertConsensusSurvey2018"/>
     <w:p>
       <w:pPr>
         <w:pStyle w:val="Bibliography"/>
@@ -13101,7 +13867,7 @@
       <w:r>
         <w:t xml:space="preserve"> </w:t>
       </w:r>
-      <w:hyperlink r:id="rId217">
+      <w:hyperlink r:id="rId223">
         <w:r>
           <w:rPr>
             <w:rStyle w:val="Hyperlink"/>
@@ -13110,8 +13876,8 @@
         </w:r>
       </w:hyperlink>
     </w:p>
-    <w:bookmarkEnd w:id="218"/>
-    <w:bookmarkStart w:id="219" w:name="ref-hedegaardDrugOverdoseDeaths2021"/>
+    <w:bookmarkEnd w:id="224"/>
+    <w:bookmarkStart w:id="225" w:name="ref-hedegaardDrugOverdoseDeaths2021"/>
     <w:p>
       <w:pPr>
         <w:pStyle w:val="Bibliography"/>
@@ -13154,8 +13920,8 @@
         <w:t xml:space="preserve">.</w:t>
       </w:r>
     </w:p>
-    <w:bookmarkEnd w:id="219"/>
-    <w:bookmarkStart w:id="221" w:name="X124ba946b4d19c4d3454f7989a2955eb824b98a"/>
+    <w:bookmarkEnd w:id="225"/>
+    <w:bookmarkStart w:id="227" w:name="X124ba946b4d19c4d3454f7989a2955eb824b98a"/>
     <w:p>
       <w:pPr>
         <w:pStyle w:val="Bibliography"/>
@@ -13192,7 +13958,7 @@
       <w:r>
         <w:t xml:space="preserve"> </w:t>
       </w:r>
-      <w:hyperlink r:id="rId220">
+      <w:hyperlink r:id="rId226">
         <w:r>
           <w:rPr>
             <w:rStyle w:val="Hyperlink"/>
@@ -13201,8 +13967,8 @@
         </w:r>
       </w:hyperlink>
     </w:p>
-    <w:bookmarkEnd w:id="221"/>
-    <w:bookmarkStart w:id="222" w:name="ref-hsiehSampleSizeTables1989"/>
+    <w:bookmarkEnd w:id="227"/>
+    <w:bookmarkStart w:id="228" w:name="ref-hsiehSampleSizeTables1989"/>
     <w:p>
       <w:pPr>
         <w:pStyle w:val="Bibliography"/>
@@ -13237,8 +14003,8 @@
         <w:t xml:space="preserve">, 795–802.</w:t>
       </w:r>
     </w:p>
-    <w:bookmarkEnd w:id="222"/>
-    <w:bookmarkStart w:id="223" w:name="ref-IncreasesDrugOpioid"/>
+    <w:bookmarkEnd w:id="228"/>
+    <w:bookmarkStart w:id="229" w:name="ref-IncreasesDrugOpioid"/>
     <w:p>
       <w:pPr>
         <w:pStyle w:val="Bibliography"/>
@@ -13331,8 +14097,8 @@
         <w:t xml:space="preserve">. (n.d.). https://www.cdc.gov/mmwr/preview/mmwrhtml/mm6450a3.htm.</w:t>
       </w:r>
     </w:p>
-    <w:bookmarkEnd w:id="223"/>
-    <w:bookmarkStart w:id="224" w:name="Xef7a5e60d60ebc1c36ae80e8d3e603027eb0b63"/>
+    <w:bookmarkEnd w:id="229"/>
+    <w:bookmarkStart w:id="230" w:name="Xef7a5e60d60ebc1c36ae80e8d3e603027eb0b63"/>
     <w:p>
       <w:pPr>
         <w:pStyle w:val="Bibliography"/>
@@ -13532,8 +14298,8 @@
         <w:t xml:space="preserve">(1st edition). Academic Press.</w:t>
       </w:r>
     </w:p>
-    <w:bookmarkEnd w:id="224"/>
-    <w:bookmarkStart w:id="226" w:name="ref-jonathanUseCrossvalidationAssess2000"/>
+    <w:bookmarkEnd w:id="230"/>
+    <w:bookmarkStart w:id="232" w:name="ref-jonathanUseCrossvalidationAssess2000"/>
     <w:p>
       <w:pPr>
         <w:pStyle w:val="Bibliography"/>
@@ -13570,7 +14336,7 @@
       <w:r>
         <w:t xml:space="preserve"> </w:t>
       </w:r>
-      <w:hyperlink r:id="rId225">
+      <w:hyperlink r:id="rId231">
         <w:r>
           <w:rPr>
             <w:rStyle w:val="Hyperlink"/>
@@ -13579,8 +14345,8 @@
         </w:r>
       </w:hyperlink>
     </w:p>
-    <w:bookmarkEnd w:id="226"/>
-    <w:bookmarkStart w:id="228" w:name="X9dfa929848d202736296032659cec14e42606bb"/>
+    <w:bookmarkEnd w:id="232"/>
+    <w:bookmarkStart w:id="234" w:name="X9dfa929848d202736296032659cec14e42606bb"/>
     <w:p>
       <w:pPr>
         <w:pStyle w:val="Bibliography"/>
@@ -13617,7 +14383,7 @@
       <w:r>
         <w:t xml:space="preserve"> </w:t>
       </w:r>
-      <w:hyperlink r:id="rId227">
+      <w:hyperlink r:id="rId233">
         <w:r>
           <w:rPr>
             <w:rStyle w:val="Hyperlink"/>
@@ -13626,8 +14392,8 @@
         </w:r>
       </w:hyperlink>
     </w:p>
-    <w:bookmarkEnd w:id="228"/>
-    <w:bookmarkStart w:id="229" w:name="ref-kaiserObamaGivesEast2015"/>
+    <w:bookmarkEnd w:id="234"/>
+    <w:bookmarkStart w:id="235" w:name="ref-kaiserObamaGivesEast2015"/>
     <w:p>
       <w:pPr>
         <w:pStyle w:val="Bibliography"/>
@@ -13670,8 +14436,8 @@
         <w:t xml:space="preserve">. https://www.science.org/content/article/obama-gives-east-room-rollout-precision-medicine-initiative.</w:t>
       </w:r>
     </w:p>
-    <w:bookmarkEnd w:id="229"/>
-    <w:bookmarkStart w:id="231" w:name="X3768089d0f608b32cd0f07357b3dcdb23d41fe8"/>
+    <w:bookmarkEnd w:id="235"/>
+    <w:bookmarkStart w:id="237" w:name="X3768089d0f608b32cd0f07357b3dcdb23d41fe8"/>
     <w:p>
       <w:pPr>
         <w:pStyle w:val="Bibliography"/>
@@ -13729,7 +14495,7 @@
       <w:r>
         <w:t xml:space="preserve"> </w:t>
       </w:r>
-      <w:hyperlink r:id="rId230">
+      <w:hyperlink r:id="rId236">
         <w:r>
           <w:rPr>
             <w:rStyle w:val="Hyperlink"/>
@@ -13738,8 +14504,8 @@
         </w:r>
       </w:hyperlink>
     </w:p>
-    <w:bookmarkEnd w:id="231"/>
-    <w:bookmarkStart w:id="233" w:name="ref-kilaruIncidenceTreatmentOpioid2020"/>
+    <w:bookmarkEnd w:id="237"/>
+    <w:bookmarkStart w:id="239" w:name="ref-kilaruIncidenceTreatmentOpioid2020"/>
     <w:p>
       <w:pPr>
         <w:pStyle w:val="Bibliography"/>
@@ -13809,7 +14575,7 @@
       <w:r>
         <w:t xml:space="preserve"> </w:t>
       </w:r>
-      <w:hyperlink r:id="rId232">
+      <w:hyperlink r:id="rId238">
         <w:r>
           <w:rPr>
             <w:rStyle w:val="Hyperlink"/>
@@ -13818,8 +14584,8 @@
         </w:r>
       </w:hyperlink>
     </w:p>
-    <w:bookmarkEnd w:id="233"/>
-    <w:bookmarkStart w:id="235" w:name="X79dffb24bc183d6bf6fe142dbf048fe8e5a5dd0"/>
+    <w:bookmarkEnd w:id="239"/>
+    <w:bookmarkStart w:id="241" w:name="X79dffb24bc183d6bf6fe142dbf048fe8e5a5dd0"/>
     <w:p>
       <w:pPr>
         <w:pStyle w:val="Bibliography"/>
@@ -13877,7 +14643,7 @@
       <w:r>
         <w:t xml:space="preserve"> </w:t>
       </w:r>
-      <w:hyperlink r:id="rId234">
+      <w:hyperlink r:id="rId240">
         <w:r>
           <w:rPr>
             <w:rStyle w:val="Hyperlink"/>
@@ -13886,8 +14652,8 @@
         </w:r>
       </w:hyperlink>
     </w:p>
-    <w:bookmarkEnd w:id="235"/>
-    <w:bookmarkStart w:id="237" w:name="X171ec2f04b2c6116de0be2674e3661d8c558d74"/>
+    <w:bookmarkEnd w:id="241"/>
+    <w:bookmarkStart w:id="243" w:name="X171ec2f04b2c6116de0be2674e3661d8c558d74"/>
     <w:p>
       <w:pPr>
         <w:pStyle w:val="Bibliography"/>
@@ -13966,7 +14732,7 @@
       <w:r>
         <w:t xml:space="preserve"> </w:t>
       </w:r>
-      <w:hyperlink r:id="rId236">
+      <w:hyperlink r:id="rId242">
         <w:r>
           <w:rPr>
             <w:rStyle w:val="Hyperlink"/>
@@ -13975,8 +14741,8 @@
         </w:r>
       </w:hyperlink>
     </w:p>
-    <w:bookmarkEnd w:id="237"/>
-    <w:bookmarkStart w:id="239" w:name="ref-kuerbisSubstanceAbuseOlder2014"/>
+    <w:bookmarkEnd w:id="243"/>
+    <w:bookmarkStart w:id="245" w:name="ref-kuerbisSubstanceAbuseOlder2014"/>
     <w:p>
       <w:pPr>
         <w:pStyle w:val="Bibliography"/>
@@ -14022,7 +14788,7 @@
       <w:r>
         <w:t xml:space="preserve"> </w:t>
       </w:r>
-      <w:hyperlink r:id="rId238">
+      <w:hyperlink r:id="rId244">
         <w:r>
           <w:rPr>
             <w:rStyle w:val="Hyperlink"/>
@@ -14031,8 +14797,8 @@
         </w:r>
       </w:hyperlink>
     </w:p>
-    <w:bookmarkEnd w:id="239"/>
-    <w:bookmarkStart w:id="240" w:name="Xa93a98d1ce255982a5ea923c39451c32053b2a2"/>
+    <w:bookmarkEnd w:id="245"/>
+    <w:bookmarkStart w:id="246" w:name="Xa93a98d1ce255982a5ea923c39451c32053b2a2"/>
     <w:p>
       <w:pPr>
         <w:pStyle w:val="Bibliography"/>
@@ -14124,8 +14890,8 @@
         <w:t xml:space="preserve">.</w:t>
       </w:r>
     </w:p>
-    <w:bookmarkEnd w:id="240"/>
-    <w:bookmarkStart w:id="242" w:name="ref-kuhnAppliedPredictiveModeling2018"/>
+    <w:bookmarkEnd w:id="246"/>
+    <w:bookmarkStart w:id="248" w:name="ref-kuhnAppliedPredictiveModeling2018"/>
     <w:p>
       <w:pPr>
         <w:pStyle w:val="Bibliography"/>
@@ -14166,7 +14932,7 @@
       <w:r>
         <w:t xml:space="preserve"> </w:t>
       </w:r>
-      <w:hyperlink r:id="rId241">
+      <w:hyperlink r:id="rId247">
         <w:r>
           <w:rPr>
             <w:rStyle w:val="Hyperlink"/>
@@ -14175,8 +14941,8 @@
         </w:r>
       </w:hyperlink>
     </w:p>
-    <w:bookmarkEnd w:id="242"/>
-    <w:bookmarkStart w:id="243" w:name="ref-kuhnTidymodelsCollectionPackages2020"/>
+    <w:bookmarkEnd w:id="248"/>
+    <w:bookmarkStart w:id="249" w:name="ref-kuhnTidymodelsCollectionPackages2020"/>
     <w:p>
       <w:pPr>
         <w:pStyle w:val="Bibliography"/>
@@ -14198,8 +14964,8 @@
         <w:t xml:space="preserve">.</w:t>
       </w:r>
     </w:p>
-    <w:bookmarkEnd w:id="243"/>
-    <w:bookmarkStart w:id="245" w:name="ref-kullSigmoidsHowObtain2017"/>
+    <w:bookmarkEnd w:id="249"/>
+    <w:bookmarkStart w:id="251" w:name="ref-kullSigmoidsHowObtain2017"/>
     <w:p>
       <w:pPr>
         <w:pStyle w:val="Bibliography"/>
@@ -14248,7 +15014,7 @@
       <w:r>
         <w:t xml:space="preserve"> </w:t>
       </w:r>
-      <w:hyperlink r:id="rId244">
+      <w:hyperlink r:id="rId250">
         <w:r>
           <w:rPr>
             <w:rStyle w:val="Hyperlink"/>
@@ -14257,8 +15023,8 @@
         </w:r>
       </w:hyperlink>
     </w:p>
-    <w:bookmarkEnd w:id="245"/>
-    <w:bookmarkStart w:id="246" w:name="X0943ff04c0b05099bf4a8c8078db37e3463cff7"/>
+    <w:bookmarkEnd w:id="251"/>
+    <w:bookmarkStart w:id="252" w:name="X0943ff04c0b05099bf4a8c8078db37e3463cff7"/>
     <w:p>
       <w:pPr>
         <w:pStyle w:val="Bibliography"/>
@@ -14318,8 +15084,8 @@
         <w:t xml:space="preserve">(First edition). The Guilford Press.</w:t>
       </w:r>
     </w:p>
-    <w:bookmarkEnd w:id="246"/>
-    <w:bookmarkStart w:id="248" w:name="Xaa720cc9c8d959b428cd2035783815a9cba15e0"/>
+    <w:bookmarkEnd w:id="252"/>
+    <w:bookmarkStart w:id="254" w:name="Xaa720cc9c8d959b428cd2035783815a9cba15e0"/>
     <w:p>
       <w:pPr>
         <w:pStyle w:val="Bibliography"/>
@@ -14365,7 +15131,7 @@
       <w:r>
         <w:t xml:space="preserve"> </w:t>
       </w:r>
-      <w:hyperlink r:id="rId247">
+      <w:hyperlink r:id="rId253">
         <w:r>
           <w:rPr>
             <w:rStyle w:val="Hyperlink"/>
@@ -14374,8 +15140,8 @@
         </w:r>
       </w:hyperlink>
     </w:p>
-    <w:bookmarkEnd w:id="248"/>
-    <w:bookmarkStart w:id="249" w:name="X34be55f2a2ff67a14e7206627bb93b426490c87"/>
+    <w:bookmarkEnd w:id="254"/>
+    <w:bookmarkStart w:id="255" w:name="X34be55f2a2ff67a14e7206627bb93b426490c87"/>
     <w:p>
       <w:pPr>
         <w:pStyle w:val="Bibliography"/>
@@ -14467,8 +15233,8 @@
         <w:t xml:space="preserve">, 4768–4777.</w:t>
       </w:r>
     </w:p>
-    <w:bookmarkEnd w:id="249"/>
-    <w:bookmarkStart w:id="251" w:name="X4d20b0be6ebc81777412f3b2cdfafe4bd20f4d6"/>
+    <w:bookmarkEnd w:id="255"/>
+    <w:bookmarkStart w:id="257" w:name="X4d20b0be6ebc81777412f3b2cdfafe4bd20f4d6"/>
     <w:p>
       <w:pPr>
         <w:pStyle w:val="Bibliography"/>
@@ -14505,7 +15271,7 @@
       <w:r>
         <w:t xml:space="preserve"> </w:t>
       </w:r>
-      <w:hyperlink r:id="rId250">
+      <w:hyperlink r:id="rId256">
         <w:r>
           <w:rPr>
             <w:rStyle w:val="Hyperlink"/>
@@ -14514,8 +15280,8 @@
         </w:r>
       </w:hyperlink>
     </w:p>
-    <w:bookmarkEnd w:id="251"/>
-    <w:bookmarkStart w:id="252" w:name="ref-marlattRelapsePreventionSecond2007"/>
+    <w:bookmarkEnd w:id="257"/>
+    <w:bookmarkStart w:id="258" w:name="ref-marlattRelapsePreventionSecond2007"/>
     <w:p>
       <w:pPr>
         <w:pStyle w:val="Bibliography"/>
@@ -14652,8 +15418,8 @@
         <w:t xml:space="preserve">(2nd edition). The Guilford Press.</w:t>
       </w:r>
     </w:p>
-    <w:bookmarkEnd w:id="252"/>
-    <w:bookmarkStart w:id="253" w:name="X0900e084d2d8751b94683f82b04534ea811d54e"/>
+    <w:bookmarkEnd w:id="258"/>
+    <w:bookmarkStart w:id="259" w:name="X0900e084d2d8751b94683f82b04534ea811d54e"/>
     <w:p>
       <w:pPr>
         <w:pStyle w:val="Bibliography"/>
@@ -14769,8 +15535,8 @@
         <w:t xml:space="preserve">(First edition). The Guilford Press.</w:t>
       </w:r>
     </w:p>
-    <w:bookmarkEnd w:id="253"/>
-    <w:bookmarkStart w:id="254" w:name="Xb55b40a3d7f46ba5e03427f7cd05843a1612710"/>
+    <w:bookmarkEnd w:id="259"/>
+    <w:bookmarkStart w:id="260" w:name="Xb55b40a3d7f46ba5e03427f7cd05843a1612710"/>
     <w:p>
       <w:pPr>
         <w:pStyle w:val="Bibliography"/>
@@ -14838,13 +15604,78 @@
         <w:t xml:space="preserve">(0), 9.</w:t>
       </w:r>
     </w:p>
-    <w:bookmarkEnd w:id="254"/>
-    <w:bookmarkStart w:id="256" w:name="ref-mchughSexGenderDifferences2018"/>
+    <w:bookmarkEnd w:id="260"/>
+    <w:bookmarkStart w:id="262" w:name="X1e16a8cc741ec7d68b9bde12ee2c181d9d36a93"/>
     <w:p>
       <w:pPr>
         <w:pStyle w:val="Bibliography"/>
       </w:pPr>
       <w:r>
+        <w:t xml:space="preserve">McHugh, R. K., Hearon, B. A., &amp; Otto, M. W. (2010). Cognitive-</w:t>
+      </w:r>
+      <w:r>
+        <w:t xml:space="preserve">Behavioral Therapy</w:t>
+      </w:r>
+      <w:r>
+        <w:t xml:space="preserve"> </w:t>
+      </w:r>
+      <w:r>
+        <w:t xml:space="preserve">for</w:t>
+      </w:r>
+      <w:r>
+        <w:t xml:space="preserve"> </w:t>
+      </w:r>
+      <w:r>
+        <w:t xml:space="preserve">Substance Use Disorders</w:t>
+      </w:r>
+      <w:r>
+        <w:t xml:space="preserve">.</w:t>
+      </w:r>
+      <w:r>
+        <w:t xml:space="preserve"> </w:t>
+      </w:r>
+      <w:r>
+        <w:rPr>
+          <w:i/>
+          <w:iCs/>
+        </w:rPr>
+        <w:t xml:space="preserve">The Psychiatric Clinics of North America</w:t>
+      </w:r>
+      <w:r>
+        <w:t xml:space="preserve">,</w:t>
+      </w:r>
+      <w:r>
+        <w:t xml:space="preserve"> </w:t>
+      </w:r>
+      <w:r>
+        <w:rPr>
+          <w:i/>
+          <w:iCs/>
+        </w:rPr>
+        <w:t xml:space="preserve">33</w:t>
+      </w:r>
+      <w:r>
+        <w:t xml:space="preserve">(3), 511–525.</w:t>
+      </w:r>
+      <w:r>
+        <w:t xml:space="preserve"> </w:t>
+      </w:r>
+      <w:hyperlink r:id="rId261">
+        <w:r>
+          <w:rPr>
+            <w:rStyle w:val="Hyperlink"/>
+          </w:rPr>
+          <w:t xml:space="preserve">https://doi.org/10.1016/j.psc.2010.04.012</w:t>
+        </w:r>
+      </w:hyperlink>
+    </w:p>
+    <w:bookmarkEnd w:id="262"/>
+    <w:bookmarkStart w:id="264" w:name="ref-mchughSexGenderDifferences2018"/>
+    <w:p>
+      <w:pPr>
+        <w:pStyle w:val="Bibliography"/>
+      </w:pPr>
+      <w:r>
         <w:t xml:space="preserve">McHugh, R. K., Votaw, V. R., Sugarman, D. E., &amp; Greenfield, S. F. (2018). Sex and gender differences in substance use disorders.</w:t>
       </w:r>
       <w:r>
@@ -14876,7 +15707,7 @@
       <w:r>
         <w:t xml:space="preserve"> </w:t>
       </w:r>
-      <w:hyperlink r:id="rId255">
+      <w:hyperlink r:id="rId263">
         <w:r>
           <w:rPr>
             <w:rStyle w:val="Hyperlink"/>
@@ -14885,8 +15716,8 @@
         </w:r>
       </w:hyperlink>
     </w:p>
-    <w:bookmarkEnd w:id="256"/>
-    <w:bookmarkStart w:id="258" w:name="ref-mckayImpactContinuingCare2021"/>
+    <w:bookmarkEnd w:id="264"/>
+    <w:bookmarkStart w:id="266" w:name="ref-mckayImpactContinuingCare2021"/>
     <w:p>
       <w:pPr>
         <w:pStyle w:val="Bibliography"/>
@@ -14944,7 +15775,7 @@
       <w:r>
         <w:t xml:space="preserve"> </w:t>
       </w:r>
-      <w:hyperlink r:id="rId257">
+      <w:hyperlink r:id="rId265">
         <w:r>
           <w:rPr>
             <w:rStyle w:val="Hyperlink"/>
@@ -14953,8 +15784,8 @@
         </w:r>
       </w:hyperlink>
     </w:p>
-    <w:bookmarkEnd w:id="258"/>
-    <w:bookmarkStart w:id="260" w:name="ref-mclellanDrugDependenceChronic2000"/>
+    <w:bookmarkEnd w:id="266"/>
+    <w:bookmarkStart w:id="268" w:name="ref-mclellanDrugDependenceChronic2000"/>
     <w:p>
       <w:pPr>
         <w:pStyle w:val="Bibliography"/>
@@ -14991,7 +15822,7 @@
       <w:r>
         <w:t xml:space="preserve"> </w:t>
       </w:r>
-      <w:hyperlink r:id="rId259">
+      <w:hyperlink r:id="rId267">
         <w:r>
           <w:rPr>
             <w:rStyle w:val="Hyperlink"/>
@@ -15000,8 +15831,8 @@
         </w:r>
       </w:hyperlink>
     </w:p>
-    <w:bookmarkEnd w:id="260"/>
-    <w:bookmarkStart w:id="262" w:name="ref-meyersIntersectionGenderDrug2021"/>
+    <w:bookmarkEnd w:id="268"/>
+    <w:bookmarkStart w:id="270" w:name="ref-meyersIntersectionGenderDrug2021"/>
     <w:p>
       <w:pPr>
         <w:pStyle w:val="Bibliography"/>
@@ -15050,7 +15881,7 @@
       <w:r>
         <w:t xml:space="preserve"> </w:t>
       </w:r>
-      <w:hyperlink r:id="rId261">
+      <w:hyperlink r:id="rId269">
         <w:r>
           <w:rPr>
             <w:rStyle w:val="Hyperlink"/>
@@ -15059,8 +15890,8 @@
         </w:r>
       </w:hyperlink>
     </w:p>
-    <w:bookmarkEnd w:id="262"/>
-    <w:bookmarkStart w:id="264" w:name="ref-mohrPersonalSensingUnderstanding2017"/>
+    <w:bookmarkEnd w:id="270"/>
+    <w:bookmarkStart w:id="272" w:name="ref-mohrPersonalSensingUnderstanding2017"/>
     <w:p>
       <w:pPr>
         <w:pStyle w:val="Bibliography"/>
@@ -15127,7 +15958,7 @@
       <w:r>
         <w:t xml:space="preserve"> </w:t>
       </w:r>
-      <w:hyperlink r:id="rId263">
+      <w:hyperlink r:id="rId271">
         <w:r>
           <w:rPr>
             <w:rStyle w:val="Hyperlink"/>
@@ -15136,8 +15967,8 @@
         </w:r>
       </w:hyperlink>
     </w:p>
-    <w:bookmarkEnd w:id="264"/>
-    <w:bookmarkStart w:id="265" w:name="X0c0e928dd8ff101aa479012bffab8d24e8c0dcf"/>
+    <w:bookmarkEnd w:id="272"/>
+    <w:bookmarkStart w:id="273" w:name="X0c0e928dd8ff101aa479012bffab8d24e8c0dcf"/>
     <w:p>
       <w:pPr>
         <w:pStyle w:val="Bibliography"/>
@@ -15194,8 +16025,8 @@
         <w:t xml:space="preserve">. Independently published.</w:t>
       </w:r>
     </w:p>
-    <w:bookmarkEnd w:id="265"/>
-    <w:bookmarkStart w:id="267" w:name="X1f44e09282148d362bdacfce67d6a56b1cf06db"/>
+    <w:bookmarkEnd w:id="273"/>
+    <w:bookmarkStart w:id="275" w:name="X1f44e09282148d362bdacfce67d6a56b1cf06db"/>
     <w:p>
       <w:pPr>
         <w:pStyle w:val="Bibliography"/>
@@ -15286,7 +16117,7 @@
       <w:r>
         <w:t xml:space="preserve"> </w:t>
       </w:r>
-      <w:hyperlink r:id="rId266">
+      <w:hyperlink r:id="rId274">
         <w:r>
           <w:rPr>
             <w:rStyle w:val="Hyperlink"/>
@@ -15295,8 +16126,8 @@
         </w:r>
       </w:hyperlink>
     </w:p>
-    <w:bookmarkEnd w:id="267"/>
-    <w:bookmarkStart w:id="269" w:name="X8bb79cdd23e0a8d99e4f9b0c203aaa22c56a953"/>
+    <w:bookmarkEnd w:id="275"/>
+    <w:bookmarkStart w:id="277" w:name="X8bb79cdd23e0a8d99e4f9b0c203aaa22c56a953"/>
     <w:p>
       <w:pPr>
         <w:pStyle w:val="Bibliography"/>
@@ -15307,7 +16138,7 @@
       <w:r>
         <w:t xml:space="preserve"> </w:t>
       </w:r>
-      <w:hyperlink r:id="rId268">
+      <w:hyperlink r:id="rId276">
         <w:r>
           <w:rPr>
             <w:rStyle w:val="Hyperlink"/>
@@ -15418,8 +16249,8 @@
         <w:t xml:space="preserve">.</w:t>
       </w:r>
     </w:p>
-    <w:bookmarkEnd w:id="269"/>
-    <w:bookmarkStart w:id="271" w:name="ref-olfsonHealthcareCoverageService2022"/>
+    <w:bookmarkEnd w:id="277"/>
+    <w:bookmarkStart w:id="279" w:name="ref-olfsonHealthcareCoverageService2022"/>
     <w:p>
       <w:pPr>
         <w:pStyle w:val="Bibliography"/>
@@ -15456,7 +16287,7 @@
       <w:r>
         <w:t xml:space="preserve"> </w:t>
       </w:r>
-      <w:hyperlink r:id="rId270">
+      <w:hyperlink r:id="rId278">
         <w:r>
           <w:rPr>
             <w:rStyle w:val="Hyperlink"/>
@@ -15465,8 +16296,8 @@
         </w:r>
       </w:hyperlink>
     </w:p>
-    <w:bookmarkEnd w:id="271"/>
-    <w:bookmarkStart w:id="273" w:name="ref-parlier-ahmadExploratoryStudySex2021"/>
+    <w:bookmarkEnd w:id="279"/>
+    <w:bookmarkStart w:id="281" w:name="ref-parlier-ahmadExploratoryStudySex2021"/>
     <w:p>
       <w:pPr>
         <w:pStyle w:val="Bibliography"/>
@@ -15503,7 +16334,7 @@
       <w:r>
         <w:t xml:space="preserve"> </w:t>
       </w:r>
-      <w:hyperlink r:id="rId272">
+      <w:hyperlink r:id="rId280">
         <w:r>
           <w:rPr>
             <w:rStyle w:val="Hyperlink"/>
@@ -15512,8 +16343,8 @@
         </w:r>
       </w:hyperlink>
     </w:p>
-    <w:bookmarkEnd w:id="273"/>
-    <w:bookmarkStart w:id="274" w:name="X6b0a2573c103b7c3d317f500c95e16aefc26ebb"/>
+    <w:bookmarkEnd w:id="281"/>
+    <w:bookmarkStart w:id="282" w:name="X6b0a2573c103b7c3d317f500c95e16aefc26ebb"/>
     <w:p>
       <w:pPr>
         <w:pStyle w:val="Bibliography"/>
@@ -15571,8 +16402,8 @@
         <w:t xml:space="preserve">(Mobile).</w:t>
       </w:r>
     </w:p>
-    <w:bookmarkEnd w:id="274"/>
-    <w:bookmarkStart w:id="276" w:name="ref-pinedoCurrentReexaminationRacial2019"/>
+    <w:bookmarkEnd w:id="282"/>
+    <w:bookmarkStart w:id="284" w:name="ref-pinedoCurrentReexaminationRacial2019"/>
     <w:p>
       <w:pPr>
         <w:pStyle w:val="Bibliography"/>
@@ -15621,7 +16452,7 @@
       <w:r>
         <w:t xml:space="preserve"> </w:t>
       </w:r>
-      <w:hyperlink r:id="rId275">
+      <w:hyperlink r:id="rId283">
         <w:r>
           <w:rPr>
             <w:rStyle w:val="Hyperlink"/>
@@ -15630,8 +16461,8 @@
         </w:r>
       </w:hyperlink>
     </w:p>
-    <w:bookmarkEnd w:id="276"/>
-    <w:bookmarkStart w:id="278" w:name="ref-prochaskaSearchHowPeople1992"/>
+    <w:bookmarkEnd w:id="284"/>
+    <w:bookmarkStart w:id="286" w:name="ref-prochaskaSearchHowPeople1992"/>
     <w:p>
       <w:pPr>
         <w:pStyle w:val="Bibliography"/>
@@ -15680,7 +16511,7 @@
       <w:r>
         <w:t xml:space="preserve"> </w:t>
       </w:r>
-      <w:hyperlink r:id="rId277">
+      <w:hyperlink r:id="rId285">
         <w:r>
           <w:rPr>
             <w:rStyle w:val="Hyperlink"/>
@@ -15689,8 +16520,8 @@
         </w:r>
       </w:hyperlink>
     </w:p>
-    <w:bookmarkEnd w:id="278"/>
-    <w:bookmarkStart w:id="280" w:name="ref-pulickIdiographicLapsePrediction2025"/>
+    <w:bookmarkEnd w:id="286"/>
+    <w:bookmarkStart w:id="288" w:name="ref-pulickIdiographicLapsePrediction2025"/>
     <w:p>
       <w:pPr>
         <w:pStyle w:val="Bibliography"/>
@@ -15757,7 +16588,7 @@
       <w:r>
         <w:t xml:space="preserve"> </w:t>
       </w:r>
-      <w:hyperlink r:id="rId279">
+      <w:hyperlink r:id="rId287">
         <w:r>
           <w:rPr>
             <w:rStyle w:val="Hyperlink"/>
@@ -15766,8 +16597,8 @@
         </w:r>
       </w:hyperlink>
     </w:p>
-    <w:bookmarkEnd w:id="280"/>
-    <w:bookmarkStart w:id="281" w:name="X93e79e1a5ab79bb153842a6d1ed7d5e5cb3185f"/>
+    <w:bookmarkEnd w:id="288"/>
+    <w:bookmarkStart w:id="289" w:name="X93e79e1a5ab79bb153842a6d1ed7d5e5cb3185f"/>
     <w:p>
       <w:pPr>
         <w:pStyle w:val="Bibliography"/>
@@ -15838,8 +16669,8 @@
         <w:t xml:space="preserve">. RStudio, Inc.</w:t>
       </w:r>
     </w:p>
-    <w:bookmarkEnd w:id="281"/>
-    <w:bookmarkStart w:id="283" w:name="ref-russellAffectRelativeDayLevel2020"/>
+    <w:bookmarkEnd w:id="289"/>
+    <w:bookmarkStart w:id="291" w:name="ref-russellAffectRelativeDayLevel2020"/>
     <w:p>
       <w:pPr>
         <w:pStyle w:val="Bibliography"/>
@@ -15918,7 +16749,7 @@
       <w:r>
         <w:t xml:space="preserve"> </w:t>
       </w:r>
-      <w:hyperlink r:id="rId282">
+      <w:hyperlink r:id="rId290">
         <w:r>
           <w:rPr>
             <w:rStyle w:val="Hyperlink"/>
@@ -15927,8 +16758,8 @@
         </w:r>
       </w:hyperlink>
     </w:p>
-    <w:bookmarkEnd w:id="283"/>
-    <w:bookmarkStart w:id="285" w:name="ref-salonerBlacksHispanicsAre2013"/>
+    <w:bookmarkEnd w:id="291"/>
+    <w:bookmarkStart w:id="293" w:name="ref-salonerBlacksHispanicsAre2013"/>
     <w:p>
       <w:pPr>
         <w:pStyle w:val="Bibliography"/>
@@ -15977,7 +16808,7 @@
       <w:r>
         <w:t xml:space="preserve"> </w:t>
       </w:r>
-      <w:hyperlink r:id="rId284">
+      <w:hyperlink r:id="rId292">
         <w:r>
           <w:rPr>
             <w:rStyle w:val="Hyperlink"/>
@@ -15986,8 +16817,8 @@
         </w:r>
       </w:hyperlink>
     </w:p>
-    <w:bookmarkEnd w:id="285"/>
-    <w:bookmarkStart w:id="286" w:name="X56bd7ab8262c354bc601dbeb8bf6940a3ba3863"/>
+    <w:bookmarkEnd w:id="293"/>
+    <w:bookmarkStart w:id="294" w:name="X56bd7ab8262c354bc601dbeb8bf6940a3ba3863"/>
     <w:p>
       <w:pPr>
         <w:pStyle w:val="Bibliography"/>
@@ -16027,8 +16858,8 @@
         <w:t xml:space="preserve">. https://www.samhsa.gov/data/report/2021-nsduh-detailed-tables.</w:t>
       </w:r>
     </w:p>
-    <w:bookmarkEnd w:id="286"/>
-    <w:bookmarkStart w:id="288" w:name="ref-sayetteRoleCravingSubstance2016"/>
+    <w:bookmarkEnd w:id="294"/>
+    <w:bookmarkStart w:id="296" w:name="ref-sayetteRoleCravingSubstance2016"/>
     <w:p>
       <w:pPr>
         <w:pStyle w:val="Bibliography"/>
@@ -16119,7 +16950,7 @@
       <w:r>
         <w:t xml:space="preserve"> </w:t>
       </w:r>
-      <w:hyperlink r:id="rId287">
+      <w:hyperlink r:id="rId295">
         <w:r>
           <w:rPr>
             <w:rStyle w:val="Hyperlink"/>
@@ -16128,8 +16959,8 @@
         </w:r>
       </w:hyperlink>
     </w:p>
-    <w:bookmarkEnd w:id="288"/>
-    <w:bookmarkStart w:id="290" w:name="ref-schmidtEthnicDisparitiesClinical2007"/>
+    <w:bookmarkEnd w:id="296"/>
+    <w:bookmarkStart w:id="298" w:name="ref-schmidtEthnicDisparitiesClinical2007"/>
     <w:p>
       <w:pPr>
         <w:pStyle w:val="Bibliography"/>
@@ -16175,7 +17006,7 @@
       <w:r>
         <w:t xml:space="preserve"> </w:t>
       </w:r>
-      <w:hyperlink r:id="rId289">
+      <w:hyperlink r:id="rId297">
         <w:r>
           <w:rPr>
             <w:rStyle w:val="Hyperlink"/>
@@ -16184,8 +17015,8 @@
         </w:r>
       </w:hyperlink>
     </w:p>
-    <w:bookmarkEnd w:id="290"/>
-    <w:bookmarkStart w:id="292" w:name="ref-sigmonAccessTreatmentOpioid2014"/>
+    <w:bookmarkEnd w:id="298"/>
+    <w:bookmarkStart w:id="300" w:name="ref-sigmonAccessTreatmentOpioid2014"/>
     <w:p>
       <w:pPr>
         <w:pStyle w:val="Bibliography"/>
@@ -16231,7 +17062,7 @@
       <w:r>
         <w:t xml:space="preserve"> </w:t>
       </w:r>
-      <w:hyperlink r:id="rId291">
+      <w:hyperlink r:id="rId299">
         <w:r>
           <w:rPr>
             <w:rStyle w:val="Hyperlink"/>
@@ -16240,8 +17071,8 @@
         </w:r>
       </w:hyperlink>
     </w:p>
-    <w:bookmarkEnd w:id="292"/>
-    <w:bookmarkStart w:id="294" w:name="ref-sociasAdoptingCascadeCare2016"/>
+    <w:bookmarkEnd w:id="300"/>
+    <w:bookmarkStart w:id="302" w:name="ref-sociasAdoptingCascadeCare2016"/>
     <w:p>
       <w:pPr>
         <w:pStyle w:val="Bibliography"/>
@@ -16290,7 +17121,7 @@
       <w:r>
         <w:t xml:space="preserve"> </w:t>
       </w:r>
-      <w:hyperlink r:id="rId293">
+      <w:hyperlink r:id="rId301">
         <w:r>
           <w:rPr>
             <w:rStyle w:val="Hyperlink"/>
@@ -16299,8 +17130,8 @@
         </w:r>
       </w:hyperlink>
     </w:p>
-    <w:bookmarkEnd w:id="294"/>
-    <w:bookmarkStart w:id="296" w:name="Xd4c1d027f60920f356af6131267e679804e946e"/>
+    <w:bookmarkEnd w:id="302"/>
+    <w:bookmarkStart w:id="304" w:name="Xd4c1d027f60920f356af6131267e679804e946e"/>
     <w:p>
       <w:pPr>
         <w:pStyle w:val="Bibliography"/>
@@ -16349,7 +17180,7 @@
       <w:r>
         <w:t xml:space="preserve"> </w:t>
       </w:r>
-      <w:hyperlink r:id="rId295">
+      <w:hyperlink r:id="rId303">
         <w:r>
           <w:rPr>
             <w:rStyle w:val="Hyperlink"/>
@@ -16358,8 +17189,8 @@
         </w:r>
       </w:hyperlink>
     </w:p>
-    <w:bookmarkEnd w:id="296"/>
-    <w:bookmarkStart w:id="298" w:name="X01387e434119cf09c116d0feeabab9f278d40e3"/>
+    <w:bookmarkEnd w:id="304"/>
+    <w:bookmarkStart w:id="306" w:name="X01387e434119cf09c116d0feeabab9f278d40e3"/>
     <w:p>
       <w:pPr>
         <w:pStyle w:val="Bibliography"/>
@@ -16429,7 +17260,7 @@
       <w:r>
         <w:t xml:space="preserve"> </w:t>
       </w:r>
-      <w:hyperlink r:id="rId297">
+      <w:hyperlink r:id="rId305">
         <w:r>
           <w:rPr>
             <w:rStyle w:val="Hyperlink"/>
@@ -16438,8 +17269,8 @@
         </w:r>
       </w:hyperlink>
     </w:p>
-    <w:bookmarkEnd w:id="298"/>
-    <w:bookmarkStart w:id="300" w:name="ref-stantonRelapsePreventionNeeds2005a"/>
+    <w:bookmarkEnd w:id="306"/>
+    <w:bookmarkStart w:id="308" w:name="ref-stantonRelapsePreventionNeeds2005a"/>
     <w:p>
       <w:pPr>
         <w:pStyle w:val="Bibliography"/>
@@ -16497,7 +17328,7 @@
       <w:r>
         <w:t xml:space="preserve"> </w:t>
       </w:r>
-      <w:hyperlink r:id="rId299">
+      <w:hyperlink r:id="rId307">
         <w:r>
           <w:rPr>
             <w:rStyle w:val="Hyperlink"/>
@@ -16506,8 +17337,8 @@
         </w:r>
       </w:hyperlink>
     </w:p>
-    <w:bookmarkEnd w:id="300"/>
-    <w:bookmarkStart w:id="301" w:name="ref-studiesNIHRevitalizationAct1994"/>
+    <w:bookmarkEnd w:id="308"/>
+    <w:bookmarkStart w:id="309" w:name="ref-studiesNIHRevitalizationAct1994"/>
     <w:p>
       <w:pPr>
         <w:pStyle w:val="Bibliography"/>
@@ -16693,8 +17524,8 @@
         <w:t xml:space="preserve">. National Academies Press (US).</w:t>
       </w:r>
     </w:p>
-    <w:bookmarkEnd w:id="301"/>
-    <w:bookmarkStart w:id="302" w:name="X28b8f85e424928e66706a578d6053e0308d1105"/>
+    <w:bookmarkEnd w:id="309"/>
+    <w:bookmarkStart w:id="310" w:name="X28b8f85e424928e66706a578d6053e0308d1105"/>
     <w:p>
       <w:pPr>
         <w:pStyle w:val="Bibliography"/>
@@ -16751,8 +17582,8 @@
         <w:t xml:space="preserve">. https://www.samhsa.gov/data/report/2024-nsduh-detailed-tables.</w:t>
       </w:r>
     </w:p>
-    <w:bookmarkEnd w:id="302"/>
-    <w:bookmarkStart w:id="304" w:name="Xb4363def9a086869984bb1996514c38c4a5108e"/>
+    <w:bookmarkEnd w:id="310"/>
+    <w:bookmarkStart w:id="312" w:name="Xb4363def9a086869984bb1996514c38c4a5108e"/>
     <w:p>
       <w:pPr>
         <w:pStyle w:val="Bibliography"/>
@@ -16763,7 +17594,7 @@
       <w:r>
         <w:t xml:space="preserve"> </w:t>
       </w:r>
-      <w:hyperlink r:id="rId303">
+      <w:hyperlink r:id="rId311">
         <w:r>
           <w:rPr>
             <w:rStyle w:val="Hyperlink"/>
@@ -16962,8 +17793,8 @@
         <w:t xml:space="preserve">.</w:t>
       </w:r>
     </w:p>
-    <w:bookmarkEnd w:id="304"/>
-    <w:bookmarkStart w:id="306" w:name="ref-taiTreatmentSubstanceUse2013"/>
+    <w:bookmarkEnd w:id="312"/>
+    <w:bookmarkStart w:id="314" w:name="ref-taiTreatmentSubstanceUse2013"/>
     <w:p>
       <w:pPr>
         <w:pStyle w:val="Bibliography"/>
@@ -17042,7 +17873,7 @@
       <w:r>
         <w:t xml:space="preserve"> </w:t>
       </w:r>
-      <w:hyperlink r:id="rId305">
+      <w:hyperlink r:id="rId313">
         <w:r>
           <w:rPr>
             <w:rStyle w:val="Hyperlink"/>
@@ -17051,8 +17882,8 @@
         </w:r>
       </w:hyperlink>
     </w:p>
-    <w:bookmarkEnd w:id="306"/>
-    <w:bookmarkStart w:id="308" w:name="ref-timmonsCallActionAssessing2023"/>
+    <w:bookmarkEnd w:id="314"/>
+    <w:bookmarkStart w:id="316" w:name="ref-timmonsCallActionAssessing2023"/>
     <w:p>
       <w:pPr>
         <w:pStyle w:val="Bibliography"/>
@@ -17158,7 +17989,7 @@
       <w:r>
         <w:t xml:space="preserve"> </w:t>
       </w:r>
-      <w:hyperlink r:id="rId307">
+      <w:hyperlink r:id="rId315">
         <w:r>
           <w:rPr>
             <w:rStyle w:val="Hyperlink"/>
@@ -17167,8 +17998,8 @@
         </w:r>
       </w:hyperlink>
     </w:p>
-    <w:bookmarkEnd w:id="308"/>
-    <w:bookmarkStart w:id="309" w:name="X02e5321a76132d9f7eccbf98ffb96255c7e2584"/>
+    <w:bookmarkEnd w:id="316"/>
+    <w:bookmarkStart w:id="317" w:name="X02e5321a76132d9f7eccbf98ffb96255c7e2584"/>
     <w:p>
       <w:pPr>
         <w:pStyle w:val="Bibliography"/>
@@ -17256,8 +18087,8 @@
         <w:t xml:space="preserve">(DOT HS 813 578).</w:t>
       </w:r>
     </w:p>
-    <w:bookmarkEnd w:id="309"/>
-    <w:bookmarkStart w:id="311" w:name="ref-vannicelliEffectSexBias1984"/>
+    <w:bookmarkEnd w:id="317"/>
+    <w:bookmarkStart w:id="319" w:name="ref-vannicelliEffectSexBias1984"/>
     <w:p>
       <w:pPr>
         <w:pStyle w:val="Bibliography"/>
@@ -17336,7 +18167,7 @@
       <w:r>
         <w:t xml:space="preserve"> </w:t>
       </w:r>
-      <w:hyperlink r:id="rId310">
+      <w:hyperlink r:id="rId318">
         <w:r>
           <w:rPr>
             <w:rStyle w:val="Hyperlink"/>
@@ -17345,8 +18176,8 @@
         </w:r>
       </w:hyperlink>
     </w:p>
-    <w:bookmarkEnd w:id="311"/>
-    <w:bookmarkStart w:id="313" w:name="ref-veinotGoodIntentionsAre2018"/>
+    <w:bookmarkEnd w:id="319"/>
+    <w:bookmarkStart w:id="321" w:name="ref-veinotGoodIntentionsAre2018"/>
     <w:p>
       <w:pPr>
         <w:pStyle w:val="Bibliography"/>
@@ -17383,7 +18214,7 @@
       <w:r>
         <w:t xml:space="preserve"> </w:t>
       </w:r>
-      <w:hyperlink r:id="rId312">
+      <w:hyperlink r:id="rId320">
         <w:r>
           <w:rPr>
             <w:rStyle w:val="Hyperlink"/>
@@ -17392,8 +18223,8 @@
         </w:r>
       </w:hyperlink>
     </w:p>
-    <w:bookmarkEnd w:id="313"/>
-    <w:bookmarkStart w:id="315" w:name="ref-walitzerGenderDifferencesAlcohol2006"/>
+    <w:bookmarkEnd w:id="321"/>
+    <w:bookmarkStart w:id="323" w:name="ref-walitzerGenderDifferencesAlcohol2006"/>
     <w:p>
       <w:pPr>
         <w:pStyle w:val="Bibliography"/>
@@ -17430,7 +18261,7 @@
       <w:r>
         <w:t xml:space="preserve"> </w:t>
       </w:r>
-      <w:hyperlink r:id="rId314">
+      <w:hyperlink r:id="rId322">
         <w:r>
           <w:rPr>
             <w:rStyle w:val="Hyperlink"/>
@@ -17439,8 +18270,8 @@
         </w:r>
       </w:hyperlink>
     </w:p>
-    <w:bookmarkEnd w:id="315"/>
-    <w:bookmarkStart w:id="317" w:name="ref-waltersUsingMachineLearning2021"/>
+    <w:bookmarkEnd w:id="323"/>
+    <w:bookmarkStart w:id="325" w:name="ref-waltersUsingMachineLearning2021"/>
     <w:p>
       <w:pPr>
         <w:pStyle w:val="Bibliography"/>
@@ -17477,7 +18308,7 @@
       <w:r>
         <w:t xml:space="preserve"> </w:t>
       </w:r>
-      <w:hyperlink r:id="rId316">
+      <w:hyperlink r:id="rId324">
         <w:r>
           <w:rPr>
             <w:rStyle w:val="Hyperlink"/>
@@ -17486,8 +18317,8 @@
         </w:r>
       </w:hyperlink>
     </w:p>
-    <w:bookmarkEnd w:id="317"/>
-    <w:bookmarkStart w:id="319" w:name="X2d30c84041d97351f676569bf3de3da0c8a9d6d"/>
+    <w:bookmarkEnd w:id="325"/>
+    <w:bookmarkStart w:id="327" w:name="X2d30c84041d97351f676569bf3de3da0c8a9d6d"/>
     <w:p>
       <w:pPr>
         <w:pStyle w:val="Bibliography"/>
@@ -17498,7 +18329,7 @@
       <w:r>
         <w:t xml:space="preserve"> </w:t>
       </w:r>
-      <w:hyperlink r:id="rId318">
+      <w:hyperlink r:id="rId326">
         <w:r>
           <w:rPr>
             <w:rStyle w:val="Hyperlink"/>
@@ -17614,8 +18445,8 @@
         <w:t xml:space="preserve">(9), 1183–1194.</w:t>
       </w:r>
     </w:p>
-    <w:bookmarkEnd w:id="319"/>
-    <w:bookmarkStart w:id="320" w:name="X00d53e799ac148a12fd23d85f7c587e1d44cff6"/>
+    <w:bookmarkEnd w:id="327"/>
+    <w:bookmarkStart w:id="328" w:name="X00d53e799ac148a12fd23d85f7c587e1d44cff6"/>
     <w:p>
       <w:pPr>
         <w:pStyle w:val="Bibliography"/>
@@ -17682,8 +18513,8 @@
         <w:t xml:space="preserve">(1st edition). Academic Press.</w:t>
       </w:r>
     </w:p>
-    <w:bookmarkEnd w:id="320"/>
-    <w:bookmarkStart w:id="322" w:name="X4446e184b7dd55a61fd406499f32542fdcf24b5"/>
+    <w:bookmarkEnd w:id="328"/>
+    <w:bookmarkStart w:id="330" w:name="X4446e184b7dd55a61fd406499f32542fdcf24b5"/>
     <w:p>
       <w:pPr>
         <w:pStyle w:val="Bibliography"/>
@@ -17732,7 +18563,7 @@
       <w:r>
         <w:t xml:space="preserve"> </w:t>
       </w:r>
-      <w:hyperlink r:id="rId321">
+      <w:hyperlink r:id="rId329">
         <w:r>
           <w:rPr>
             <w:rStyle w:val="Hyperlink"/>
@@ -17741,8 +18572,8 @@
         </w:r>
       </w:hyperlink>
     </w:p>
-    <w:bookmarkEnd w:id="322"/>
-    <w:bookmarkStart w:id="324" w:name="X254a0f87701f835b5365990b3eba45be7dca59c"/>
+    <w:bookmarkEnd w:id="330"/>
+    <w:bookmarkStart w:id="332" w:name="X254a0f87701f835b5365990b3eba45be7dca59c"/>
     <w:p>
       <w:pPr>
         <w:pStyle w:val="Bibliography"/>
@@ -17886,7 +18717,7 @@
       <w:r>
         <w:t xml:space="preserve"> </w:t>
       </w:r>
-      <w:hyperlink r:id="rId323">
+      <w:hyperlink r:id="rId331">
         <w:r>
           <w:rPr>
             <w:rStyle w:val="Hyperlink"/>
@@ -17895,8 +18726,8 @@
         </w:r>
       </w:hyperlink>
     </w:p>
-    <w:bookmarkEnd w:id="324"/>
-    <w:bookmarkStart w:id="326" w:name="ref-woodLotPeopleCall2019"/>
+    <w:bookmarkEnd w:id="332"/>
+    <w:bookmarkStart w:id="334" w:name="ref-woodLotPeopleCall2019"/>
     <w:p>
       <w:pPr>
         <w:pStyle w:val="Bibliography"/>
@@ -17954,7 +18785,7 @@
       <w:r>
         <w:t xml:space="preserve"> </w:t>
       </w:r>
-      <w:hyperlink r:id="rId325">
+      <w:hyperlink r:id="rId333">
         <w:r>
           <w:rPr>
             <w:rStyle w:val="Hyperlink"/>
@@ -17963,8 +18794,8 @@
         </w:r>
       </w:hyperlink>
     </w:p>
-    <w:bookmarkEnd w:id="326"/>
-    <w:bookmarkStart w:id="328" w:name="X62c2bccfcb3c64764f794751dcac0a3c1c7edc5"/>
+    <w:bookmarkEnd w:id="334"/>
+    <w:bookmarkStart w:id="336" w:name="X62c2bccfcb3c64764f794751dcac0a3c1c7edc5"/>
     <w:p>
       <w:pPr>
         <w:pStyle w:val="Bibliography"/>
@@ -18043,7 +18874,7 @@
       <w:r>
         <w:t xml:space="preserve"> </w:t>
       </w:r>
-      <w:hyperlink r:id="rId327">
+      <w:hyperlink r:id="rId335">
         <w:r>
           <w:rPr>
             <w:rStyle w:val="Hyperlink"/>
@@ -18052,8 +18883,8 @@
         </w:r>
       </w:hyperlink>
     </w:p>
-    <w:bookmarkEnd w:id="328"/>
-    <w:bookmarkStart w:id="330" w:name="Xb35ee182d565575e339a0170868456c1684f821"/>
+    <w:bookmarkEnd w:id="336"/>
+    <w:bookmarkStart w:id="338" w:name="Xb35ee182d565575e339a0170868456c1684f821"/>
     <w:p>
       <w:pPr>
         <w:pStyle w:val="Bibliography"/>
@@ -18108,7 +18939,7 @@
       <w:r>
         <w:t xml:space="preserve"> </w:t>
       </w:r>
-      <w:hyperlink r:id="rId329">
+      <w:hyperlink r:id="rId337">
         <w:r>
           <w:rPr>
             <w:rStyle w:val="Hyperlink"/>
@@ -18117,8 +18948,8 @@
         </w:r>
       </w:hyperlink>
     </w:p>
-    <w:bookmarkEnd w:id="330"/>
-    <w:bookmarkStart w:id="332" w:name="ref-wyantMaximizingEngagementTrust2025"/>
+    <w:bookmarkEnd w:id="338"/>
+    <w:bookmarkStart w:id="340" w:name="ref-wyantMaximizingEngagementTrust2025"/>
     <w:p>
       <w:pPr>
         <w:pStyle w:val="Bibliography"/>
@@ -18227,7 +19058,7 @@
       <w:r>
         <w:t xml:space="preserve"> </w:t>
       </w:r>
-      <w:hyperlink r:id="rId331">
+      <w:hyperlink r:id="rId339">
         <w:r>
           <w:rPr>
             <w:rStyle w:val="Hyperlink"/>
@@ -18236,13 +19067,92 @@
         </w:r>
       </w:hyperlink>
     </w:p>
-    <w:bookmarkEnd w:id="332"/>
-    <w:bookmarkStart w:id="334" w:name="ref-zhouEvaluatingMachineLearning2018"/>
+    <w:bookmarkEnd w:id="340"/>
+    <w:bookmarkStart w:id="341" w:name="X0f0fab553d46f8852e582400eb2e6c745146f48"/>
     <w:p>
       <w:pPr>
         <w:pStyle w:val="Bibliography"/>
       </w:pPr>
       <w:r>
+        <w:t xml:space="preserve">Wyant, K., Sant’Ana, S. J., Punturieri, C. E., Yu, J., Fronk, G. E., Maggard, C. M., Janssen, C., Wanta, S. E., Kornfield, R., van Swol, L. M., &amp; Curtin, J. J. (under review).</w:t>
+      </w:r>
+      <w:r>
+        <w:t xml:space="preserve"> </w:t>
+      </w:r>
+      <w:r>
+        <w:rPr>
+          <w:i/>
+          <w:iCs/>
+        </w:rPr>
+        <w:t xml:space="preserve">Maximizing engagement, trust, and clinical benefit of</w:t>
+      </w:r>
+      <w:r>
+        <w:rPr>
+          <w:i/>
+          <w:iCs/>
+        </w:rPr>
+        <w:t xml:space="preserve"> </w:t>
+      </w:r>
+      <w:r>
+        <w:rPr>
+          <w:i/>
+          <w:iCs/>
+        </w:rPr>
+        <w:t xml:space="preserve">AI-generated</w:t>
+      </w:r>
+      <w:r>
+        <w:rPr>
+          <w:i/>
+          <w:iCs/>
+        </w:rPr>
+        <w:t xml:space="preserve"> </w:t>
+      </w:r>
+      <w:r>
+        <w:rPr>
+          <w:i/>
+          <w:iCs/>
+        </w:rPr>
+        <w:t xml:space="preserve">recovery monitoring and support messages for alcohol use disorder:</w:t>
+      </w:r>
+      <w:r>
+        <w:rPr>
+          <w:i/>
+          <w:iCs/>
+        </w:rPr>
+        <w:t xml:space="preserve"> </w:t>
+      </w:r>
+      <w:r>
+        <w:rPr>
+          <w:i/>
+          <w:iCs/>
+        </w:rPr>
+        <w:t xml:space="preserve">Protocol</w:t>
+      </w:r>
+      <w:r>
+        <w:rPr>
+          <w:i/>
+          <w:iCs/>
+        </w:rPr>
+        <w:t xml:space="preserve"> </w:t>
+      </w:r>
+      <w:r>
+        <w:rPr>
+          <w:i/>
+          <w:iCs/>
+        </w:rPr>
+        <w:t xml:space="preserve">for an optimization study</w:t>
+      </w:r>
+      <w:r>
+        <w:t xml:space="preserve">.</w:t>
+      </w:r>
+    </w:p>
+    <w:bookmarkEnd w:id="341"/>
+    <w:bookmarkStart w:id="343" w:name="ref-zhouEvaluatingMachineLearning2018"/>
+    <w:p>
+      <w:pPr>
+        <w:pStyle w:val="Bibliography"/>
+      </w:pPr>
+      <w:r>
         <w:t xml:space="preserve">Zhou, M., Fukuoka, Y., Mintz, Y., Goldberg, K., Kaminsky, P., Flowers, E., &amp; Aswani, A. (2018). Evaluating</w:t>
       </w:r>
       <w:r>
@@ -18310,7 +19220,7 @@
       <w:r>
         <w:t xml:space="preserve"> </w:t>
       </w:r>
-      <w:hyperlink r:id="rId333">
+      <w:hyperlink r:id="rId342">
         <w:r>
           <w:rPr>
             <w:rStyle w:val="Hyperlink"/>
@@ -18319,9 +19229,9 @@
         </w:r>
       </w:hyperlink>
     </w:p>
-    <w:bookmarkEnd w:id="334"/>
-    <w:bookmarkEnd w:id="335"/>
-    <w:bookmarkEnd w:id="336"/>
+    <w:bookmarkEnd w:id="343"/>
+    <w:bookmarkEnd w:id="344"/>
+    <w:bookmarkEnd w:id="345"/>
     <w:sectPr/>
   </w:body>
 </w:document>

--- a/index.docx
+++ b/index.docx
@@ -10374,7 +10374,7 @@
       </w:r>
     </w:p>
     <w:bookmarkEnd w:id="139"/>
-    <w:bookmarkStart w:id="149" w:name="discussion-2"/>
+    <w:bookmarkStart w:id="146" w:name="discussion-2"/>
     <w:p>
       <w:pPr>
         <w:pStyle w:val="Heading1"/>
@@ -10513,450 +10513,244 @@
     </w:p>
     <w:bookmarkEnd w:id="141"/>
     <w:bookmarkEnd w:id="142"/>
-    <w:bookmarkStart w:id="143" w:name="limitations-and-future-directions"/>
+    <w:bookmarkStart w:id="143" w:name="limitations"/>
     <w:p>
       <w:pPr>
         <w:pStyle w:val="Heading2"/>
       </w:pPr>
       <w:r>
-        <w:t xml:space="preserve">5.2 Limitations and Future Directions</w:t>
-      </w:r>
-    </w:p>
-    <w:p>
-      <w:pPr>
-        <w:pStyle w:val="Compact"/>
+        <w:t xml:space="preserve">5.2 Limitations</w:t>
+      </w:r>
+    </w:p>
+    <w:p>
+      <w:pPr>
+        <w:pStyle w:val="FirstParagraph"/>
+      </w:pPr>
+      <w:r>
+        <w:t xml:space="preserve">EMA was shown to be a robust sensing method for lapse prediction. In Studies 1–2, participants were able and willing to comply with an intensive 4× daily EMA protocol for up to three months. This is promising, as many EMA studies have been limited to shorter durations. However, while this level of sampling is feasible, it may not be necessary. We found that a once-daily survey was sufficient for accurate prediction of opioid lapse risk in Study 3, suggesting that self-report sensing can be collected over long durations (i.e., at least up to a year) with relatively low burden.</w:t>
+      </w:r>
+    </w:p>
+    <w:p>
+      <w:pPr>
+        <w:pStyle w:val="BodyText"/>
+      </w:pPr>
+      <w:r>
+        <w:t xml:space="preserve">It may be, however, that additional risk factors not currently measured could further improve our models. For example, incorporating lapse risk factors that may be more salient for women (e.g., interpersonal relationship problems, hormonal changes) and other underrepresented groups could help reduce performance disparities. Additionally, a broader set of features may enable more personalized and variable risk feedback. At the same time, the increased burden associated with additional survey items must be carefully weighed.</w:t>
+      </w:r>
+    </w:p>
+    <w:p>
+      <w:pPr>
+        <w:pStyle w:val="BodyText"/>
+      </w:pPr>
+      <w:r>
+        <w:t xml:space="preserve">One way to expand risk features without increasing burden is to supplement self-report data with passive sensing methods. In Study 3, we began to explore the use of geolocation data to predict opioid lapse risk. Although geolocation data collected via our sensing method did not add unique predictive value beyond EMA, these features did emerge as important in the model, thereby expanding the range of risk factors that can be targeted for intervention.</w:t>
+      </w:r>
+    </w:p>
+    <w:p>
+      <w:pPr>
+        <w:pStyle w:val="BodyText"/>
+      </w:pPr>
+      <w:r>
+        <w:t xml:space="preserve">Our geolocation sensing approach had several limitations that may have reduced its predictive value and attenuated feature importance. First, although geolocation data can, in principle, be collected continuously, in practice these data are difficult to collect reliably. In our study, geolocation features had substantially higher rates of missingness compared to daily surveys. Second, our feature engineering pipeline relied on known locations with self-reported context. While this approach provides meaningful contextual information, it is limited in its ability to capture the full range of locations participants visit without substantially increasing participant burden. Passive methods for contextualizing location could address this limitation by providing risk-relevant contextual information across all locations. For example, latitude and longitude coordinates could be enriched using publicly available datasets (e.g., alcohol outlet density, area deprivation index, and Narcotics Anonymous meeting times and locations). As geolocation sensing methods become more robust and missingness is reduced, these features may become more powerful for lapse prediction.</w:t>
+      </w:r>
+    </w:p>
+    <w:p>
+      <w:pPr>
+        <w:pStyle w:val="BodyText"/>
+      </w:pPr>
+      <w:r>
+        <w:t xml:space="preserve">Other characteristics of our samples may limit the generalizability of our findings. One obvious limitation is the research context in which participants provided these data. Participants were modestly compensated for completing daily surveys and providing geolocation data, which may have influenced their willingness to provide these data. However, participants received no additional direct benefit beyond financial compensation. In real-world implementations, individuals may be more motivated to share data if doing so enables personalized recovery support.</w:t>
+      </w:r>
+    </w:p>
+    <w:p>
+      <w:pPr>
+        <w:pStyle w:val="BodyText"/>
+      </w:pPr>
+      <w:r>
+        <w:t xml:space="preserve">A second limitation is that both clinical samples in these studies were required to have a goal of abstinence. Although we see no inherent reason these models would not also perform well for individuals with a goal of moderation, this remains an empirical question. Future research should evaluate model performance in samples with moderation goals and increase representation of individuals with diverse recovery goals in training data.</w:t>
+      </w:r>
+    </w:p>
+    <w:p>
+      <w:pPr>
+        <w:pStyle w:val="BodyText"/>
+      </w:pPr>
+      <w:r>
+        <w:t xml:space="preserve">While Study 3 achieved greater sample diversity compared to Studies 1–2, future models would benefit from increased representation across race and ethnicity, sexual orientation, and geographic location. Future research should also purposefully recruit participants across a wider age range. Older adults (65+ years) are less likely to receive substance use disorder treatment and often report lower levels of social interaction and support than younger adults. They may also be less comfortable with, or less able to provide, smartphone sensing data at the level of adherence needed for accurate prediction. We did not explicitly evaluate model fairness for this subgroup due to limited representation in our sample. We encourage future research to examine model performance for older adults to ensure generalizability.</w:t>
+      </w:r>
+    </w:p>
+    <w:p>
+      <w:pPr>
+        <w:pStyle w:val="BodyText"/>
+      </w:pPr>
+      <w:r>
+        <w:t xml:space="preserve">Lastly, there may be value in exploring alternative modeling approaches that better leverage the temporal structure and individual-level nature of these data. For example, hierarchical models that start with population-based information (i.e., priors) and are updated with person-specific information as the individual provides data may be the most promising approach for effective use of time-varying information to model how an individual’s lapse risk evolves over time. Given the heterogeneity in lapse risk and the complex interplay between environmental and individual factors, time series models that rely more heavily on an individual’s own data may outperform models trained solely at the group level. Although our immediate lapse risk models already perform well, individualized models may improve performance for lagged predictions. Time series approaches could also increase efficiency by enabling a single model to predict lapse risk across multiple time horizons, eliminating the need for separate models for immediate and future risk. Finally, individualized models may help mitigate fairness concerns, as they place greater weight on a person’s own data rather than group-level estimates.</w:t>
+      </w:r>
+    </w:p>
+    <w:bookmarkEnd w:id="143"/>
+    <w:bookmarkStart w:id="144" w:name="recovery-monitoring-support-system"/>
+    <w:p>
+      <w:pPr>
+        <w:pStyle w:val="Heading2"/>
+      </w:pPr>
+      <w:r>
+        <w:t xml:space="preserve">5.3 Recovery Monitoring Support System</w:t>
+      </w:r>
+    </w:p>
+    <w:p>
+      <w:pPr>
+        <w:pStyle w:val="FirstParagraph"/>
+      </w:pPr>
+      <w:r>
+        <w:t xml:space="preserve">We believe our lapse prediction models will be most effective when embedded in a recovery monitoring and support system designed to deliver adaptive and personalized continuing care. This system could send daily messages to patients with personalized feedback about their risk of lapse and provide support recommendations tailored to their current recovery needs. This series of studies provides initial support that immediate and lagged prediction models can be built with high accuracy using EMA and geolocation sensing for recovery monitoring. Furthermore, these studies demonstrated how the most important features for individual predictions can be extracted and targeted for personalized recovery support recommendations.</w:t>
+      </w:r>
+    </w:p>
+    <w:p>
+      <w:pPr>
+        <w:pStyle w:val="BodyText"/>
+      </w:pPr>
+      <w:r>
+        <w:t xml:space="preserve">Our immediate models can be used to guide individuals to take immediate actionable steps to maintain their recovery goals and support them in implementing these steps (e.g., pointing them to a specific module in an app). For example, recommending an urge surfing activity when someone’s immediate risk is driven by strong craving, recommending a guided relaxation video when someone is reporting recent stressful events, or encouraging individuals to reflect on recent past successes or reasons for choosing abstinence or moderation when self-efficacy is low.</w:t>
+      </w:r>
+    </w:p>
+    <w:p>
+      <w:pPr>
+        <w:pStyle w:val="BodyText"/>
+      </w:pPr>
+      <w:r>
+        <w:t xml:space="preserve">The lagged models provide individuals with advanced warning of their lapse risk. These models are well-suited to support recovery needs that cannot be addressed within an app, such as scheduling positive or pleasant activities, increasing social engagement, or attending a peer-led recovery meeting. To be clear, we do not believe an app alone is sufficient to deliver continuing care. We expect individuals will require additional support throughout their recovery from a mental health provider (e.g., motivational enhancement, crisis management, skill building), a peer (e.g., sponsor, support group), or family member. Importantly, these types of supports take time to set up; highlighting the value of this lagged week model.</w:t>
+      </w:r>
+    </w:p>
+    <w:p>
+      <w:pPr>
+        <w:pStyle w:val="BodyText"/>
+      </w:pPr>
+      <w:r>
+        <w:t xml:space="preserve">One critical step is to investigate how to communicate information from our model output to individuals. We must determine how best to provide lapse risk and recovery recommendations such that patients trust and follow the recommendation.</w:t>
+      </w:r>
+    </w:p>
+    <w:p>
+      <w:pPr>
         <w:numPr>
           <w:ilvl w:val="0"/>
           <w:numId w:val="1006"/>
         </w:numPr>
       </w:pPr>
       <w:r>
-        <w:t xml:space="preserve">Abstinence only samples</w:t>
-      </w:r>
-    </w:p>
-    <w:p>
-      <w:pPr>
-        <w:pStyle w:val="Compact"/>
+        <w:t xml:space="preserve">Our models natively provide quantitative predictions of lapse probabilities. These lapse probabilities can also be used to make categorical predictions (lapse vs. no-lapse) by applying a decision threshold to the quantitative predicted lapse probabilities (i.e., predict lapse when the probability exceeds the decision threshold). We observed high sensitivity and specificity for these categorical predictions at a decision threshold selected to balance these two performance metrics. However, the PPV (proportion of predicted lapses that were true lapses) of these categorical predictions in our full models was moderate to very low at this threshold (ranging from .630 down to .025 across window widths). For this reason, categorical predictions should be provided to patients with extreme caution, if at all. Instead, we favor the quantitative lapse probabilities as risk indicators to guide intervention and support recommendations.</w:t>
+      </w:r>
+    </w:p>
+    <w:p>
+      <w:pPr>
         <w:numPr>
           <w:ilvl w:val="0"/>
           <w:numId w:val="1006"/>
         </w:numPr>
       </w:pPr>
       <w:r>
-        <w:t xml:space="preserve">Diversity of training data could be improved</w:t>
-      </w:r>
-    </w:p>
-    <w:p>
-      <w:pPr>
-        <w:pStyle w:val="Compact"/>
+        <w:t xml:space="preserve">Our models give us predicted probabilities of a lapse. One option would be to create thresholds for what constitutes low, medium, or high risk and relay current and future risk information to the individual.</w:t>
+      </w:r>
+    </w:p>
+    <w:p>
+      <w:pPr>
         <w:numPr>
           <w:ilvl w:val="0"/>
           <w:numId w:val="1006"/>
         </w:numPr>
       </w:pPr>
       <w:r>
-        <w:t xml:space="preserve">Expand risk factors(started to look at geolocation features - but sensing method could be improved, other potential sensing methods?) and for fairness</w:t>
-      </w:r>
-    </w:p>
-    <w:p>
-      <w:pPr>
-        <w:pStyle w:val="FirstParagraph"/>
-      </w:pPr>
-      <w:r>
-        <w:t xml:space="preserve">More research may be needed to identify relapse risk factors for women (e.g., interpersonal relationship problems, hormonal changes), and other groups under-represented in the literature before we can fully address these performance disparities.</w:t>
-      </w:r>
-    </w:p>
-    <w:p>
-      <w:pPr>
-        <w:pStyle w:val="BodyText"/>
-      </w:pPr>
-      <w:r>
-        <w:t xml:space="preserve">EMA emerged as a feasible predictive signal even when collected over a year. Importantly, a once‑daily EMA schedule was sufficient to achieve strong predictive performance, suggesting that effective relapse monitoring may be possible without high participant burden.</w:t>
-      </w:r>
-    </w:p>
-    <w:p>
-      <w:pPr>
-        <w:pStyle w:val="BodyText"/>
-      </w:pPr>
-      <w:r>
-        <w:t xml:space="preserve">In contrast, geolocation data collected via our sensing method did not add unique predictive value beyond EMA. However, geolocation features did emerge as important contributors within the models, indicating that spatial context may still play a meaningful role in lapse risk. Rather than improving overall accuracy, these features may expand the range of modifiable risk factors that could be targeted by interventions (e.g., location‑based prompts or supports).</w:t>
-      </w:r>
-    </w:p>
-    <w:p>
-      <w:pPr>
-        <w:pStyle w:val="BodyText"/>
-      </w:pPr>
-      <w:r>
-        <w:t xml:space="preserve">EMA remains to be a feasible and predictive signal even when measured over a year. A once daily survey was sufficient for accurate predictions (i.e., compared to 4x daily EMA).</w:t>
-      </w:r>
-    </w:p>
-    <w:p>
-      <w:pPr>
-        <w:pStyle w:val="BodyText"/>
-      </w:pPr>
-      <w:r>
-        <w:t xml:space="preserve">We found geolocation data (via our sensing method) did not add unique predictive value. However, geolocation features did emerge as important features in the model, thus expanding the range of risk factors that can be intervened on.</w:t>
-      </w:r>
-    </w:p>
-    <w:p>
-      <w:pPr>
-        <w:pStyle w:val="Compact"/>
+        <w:t xml:space="preserve">Another option would be to anchor the predicted probability to the individual. For example, is their risk higher or lower compared to the previous week.</w:t>
+      </w:r>
+    </w:p>
+    <w:p>
+      <w:pPr>
+        <w:numPr>
+          <w:ilvl w:val="0"/>
+          <w:numId w:val="1006"/>
+        </w:numPr>
+      </w:pPr>
+      <w:r>
+        <w:t xml:space="preserve">But another thing our model’s give us are the most important features driving that lapse prediction. We could imagine contextualizing lapse risk by alerting individuals to the most important predictor of their risk or using domain expertise to provide specific recommendations for recovery engagement.–&gt;</w:t>
+      </w:r>
+    </w:p>
+    <w:p>
+      <w:pPr>
+        <w:numPr>
+          <w:ilvl w:val="0"/>
+          <w:numId w:val="1006"/>
+        </w:numPr>
+      </w:pPr>
+      <w:r>
+        <w:t xml:space="preserve">Where this puts us in terms of feasibility (people provide data for up to 1 year and data yields accurate predictions of next day alcohol and opioid use)</w:t>
+      </w:r>
+    </w:p>
+    <w:p>
+      <w:pPr>
         <w:numPr>
           <w:ilvl w:val="0"/>
           <w:numId w:val="1007"/>
         </w:numPr>
       </w:pPr>
       <w:r>
-        <w:t xml:space="preserve">idiographic models/state space models</w:t>
-      </w:r>
-    </w:p>
-    <w:p>
-      <w:pPr>
-        <w:pStyle w:val="FirstParagraph"/>
-      </w:pPr>
-      <w:r>
-        <w:t xml:space="preserve">ariation unique to individual participants. Although XGBoost ignores participant-level information, we do leverage this information to some degree by including change features that anchor participants’ EMA responses to their own previous responses. Independence of observations is not necessary for statistically valid prediction. When observations are grouped/repeated within participants, linear mixed effects models or other statistical models that can estimate both population-level (fixed) effects and participant-level (random) effects may predict better for the participants on which they were trained than would XGBoost. However, we are not interested in making predictions for participants in our training set. We want to know how well our models will work with new individuals like those that will use smart digital therapeutics in the future.</w:t>
-      </w:r>
-    </w:p>
-    <w:p>
-      <w:pPr>
-        <w:pStyle w:val="BodyText"/>
-      </w:pPr>
-      <w:r>
-        <w:t xml:space="preserve">In some domains, there has been increasing interest in idiographic approaches where models are trained and then implemented for the same individual</w:t>
-      </w:r>
-      <w:r>
-        <w:t xml:space="preserve">(Fisher et al., 2019; Wright &amp; Zimmermann, 2019)</w:t>
-      </w:r>
-      <w:r>
-        <w:t xml:space="preserve">. Such approaches may also yield superior predictive performance but are not possible to implement for outcomes like alcohol use lapse. A person-specific lapse prediction model requires a sufficient number of positive labels (i.e., lapses) for that individual. It may be too late to prevent relapse if we must wait until an individual has lapsed multiple (perhaps many) times to offer help. We believe the most promising approaches may involve first developing population-based models and updating these models with person-specific information as the patient uses the system</w:t>
-      </w:r>
-      <w:r>
-        <w:t xml:space="preserve"> </w:t>
-      </w:r>
-      <w:r>
-        <w:t xml:space="preserve">(Zhou et al., 2018)</w:t>
-      </w:r>
-      <w:r>
-        <w:t xml:space="preserve">. We are pursuing these cutting-edge models as a near-term future direction.</w:t>
-      </w:r>
-    </w:p>
-    <w:bookmarkEnd w:id="143"/>
-    <w:bookmarkStart w:id="146" w:name="recovery-monitoring-support-system"/>
-    <w:p>
-      <w:pPr>
-        <w:pStyle w:val="Heading2"/>
-      </w:pPr>
-      <w:r>
-        <w:t xml:space="preserve">5.3 Recovery Monitoring Support System</w:t>
-      </w:r>
-    </w:p>
-    <w:p>
-      <w:pPr>
-        <w:pStyle w:val="FirstParagraph"/>
-      </w:pPr>
-      <w:r>
-        <w:t xml:space="preserve">We believe our lapse prediction models will be most effective when embedded in a recovery monitoring and support system designed to deliver adaptive and personalized continuing care. This system could send daily, weekly, or less frequent messages to patients with personalized feedback about their risk of lapse and provide support recommendations tailored to their current recovery needs. This study provides initial support that immediate and lagged prediction models can be built with high accuracy using EMA for recovery monitoring. Furthermore, the high variance in importance of features for individual predictions is well suited for making tailored recovery support recommendations.</w:t>
-      </w:r>
-    </w:p>
-    <w:p>
-      <w:pPr>
-        <w:pStyle w:val="BodyText"/>
-      </w:pPr>
-      <w:r>
-        <w:t xml:space="preserve">Our no lag models can be used to guide individuals to take immediate actionable steps to maintain their recovery goals and support them in implementing these steps (e.g., pointing them to a specific module in an app). For example, recommending an urge surfing activity when someone’s immediate risk is driven by strong craving, recommending a guided relaxation video when someone is reporting recent stressful events, or encouraging individuals to reflect on recent past successes or reasons for choosing abstinence or moderation when self-efficacy is low.</w:t>
-      </w:r>
-    </w:p>
-    <w:p>
-      <w:pPr>
-        <w:pStyle w:val="BodyText"/>
-      </w:pPr>
-      <w:r>
-        <w:t xml:space="preserve">The 2-week lagged model provides individuals with advanced warning of their lapse risk. These models are well-suited to support recovery needs that cannot be addressed within an app, such as scheduling positive or pleasant activities, increasing social engagement, or attending a peer-led recovery meeting. To be clear, we do not believe an app alone is sufficient to deliver continuing care. We expect individuals will require additional support throughout their recovery from a mental health provider (e.g., motivational enhancement, crisis management, skill building), a peer (e.g., sponsor, support group), or family member. Importantly, these types of supports take time to set up; highlighting the value of this lagged week model.</w:t>
+        <w:t xml:space="preserve">re-evaluating for performance drift, updating with data from target sample,</w:t>
       </w:r>
     </w:p>
     <w:p>
       <w:pPr>
         <w:numPr>
           <w:ilvl w:val="0"/>
-          <w:numId w:val="1008"/>
+          <w:numId w:val="1007"/>
         </w:numPr>
       </w:pPr>
       <w:r>
-        <w:t xml:space="preserve">Where this puts us in terms of feasibility (people provide data for up to 1 year and data yields accurate predictions of next day alcohol and opioid use)</w:t>
+        <w:t xml:space="preserve">Right now we’re using our model outputs us inputs into an LLM But, we could imagine in the near future using them as inputs into agentic AI systems that could automatically deliver personalized recommendations or even directly engage with individuals to help them implement recommendations and facilitate connections to therapists and other care providers when risk levels are high (triage).</w:t>
       </w:r>
     </w:p>
     <w:p>
       <w:pPr>
         <w:numPr>
           <w:ilvl w:val="0"/>
-          <w:numId w:val="1008"/>
+          <w:numId w:val="1007"/>
         </w:numPr>
       </w:pPr>
       <w:r>
-        <w:t xml:space="preserve">Optimize the delivery of risk-relevant feedback</w:t>
+        <w:t xml:space="preserve">return to continuum of care.</w:t>
       </w:r>
     </w:p>
     <w:p>
       <w:pPr>
         <w:numPr>
           <w:ilvl w:val="0"/>
-          <w:numId w:val="1008"/>
+          <w:numId w:val="1007"/>
         </w:numPr>
       </w:pPr>
       <w:r>
-        <w:t xml:space="preserve">Discuss treatment matching to top featutres</w:t>
+        <w:t xml:space="preserve">Still have structural issues for getting access to treatment.</w:t>
       </w:r>
     </w:p>
     <w:p>
       <w:pPr>
         <w:numPr>
           <w:ilvl w:val="0"/>
-          <w:numId w:val="1008"/>
+          <w:numId w:val="1007"/>
         </w:numPr>
       </w:pPr>
       <w:r>
-        <w:t xml:space="preserve">other ways to personalize, recommendation based on Shapley and risk probability?</w:t>
-      </w:r>
-    </w:p>
-    <w:bookmarkStart w:id="144" w:name="smart-digital-therapeutics-1"/>
-    <w:p>
-      <w:pPr>
-        <w:pStyle w:val="Heading4"/>
-      </w:pPr>
-      <w:r>
-        <w:t xml:space="preserve">5.3.0.1 Smart Digital Therapeutics</w:t>
-      </w:r>
-    </w:p>
-    <w:p>
-      <w:pPr>
-        <w:pStyle w:val="FirstParagraph"/>
-      </w:pPr>
-      <w:r>
-        <w:t xml:space="preserve">We believe these full models may be most effective when embedded in a</w:t>
-      </w:r>
-      <w:r>
-        <w:t xml:space="preserve"> </w:t>
-      </w:r>
-      <w:r>
-        <w:t xml:space="preserve">“smart”</w:t>
-      </w:r>
-      <w:r>
-        <w:t xml:space="preserve"> </w:t>
-      </w:r>
-      <w:r>
-        <w:t xml:space="preserve">digital therapeutic that guides patients toward optimal, adaptive engagement to address their ongoing and momentary risks. These models can provide the patient’s predicted future lapse probability and the features that meaningfully contribute to that probability. We consciously selected EMA items that map onto well-known risk factors from the relapse prevention literature. Consequently, these outputs can be used to recommend specific intervention and support modules that are risk-relevant for each patient - much like a clinician would do if they were available in-the-moment. For example, during sensed periods of high stress, stress reduction techniques (e.g., guided mindfulness) could be recommended. If increased time with risky people or locations is driving lapse risk, the digital therapeutic can support patients to attend support meetings, or encourage participation in the in-app discussion board.</w:t>
-      </w:r>
-    </w:p>
-    <w:p>
-      <w:pPr>
-        <w:pStyle w:val="BodyText"/>
-      </w:pPr>
-      <w:r>
-        <w:t xml:space="preserve">Module recommendations can also be tuned more precisely using the patient’s current lapse probability. If increased craving yields a high predicted lapse probability, stimulus control modules would be recommended (e.g., remove drinking cues, leave unsafe environment). Conversely, if craving is detected but lapse probability is lower, urge management modules that permit coping with the craving in-place could be recommended (e.g., urge surfing, distracting activities/games).</w:t>
-      </w:r>
-    </w:p>
-    <w:p>
-      <w:pPr>
-        <w:pStyle w:val="BodyText"/>
-      </w:pPr>
-      <w:r>
-        <w:t xml:space="preserve">Of course, we must first determine how best to provide module recommendations such that patients trust and follow the recommendation. Increasing the interpretability and transparency of otherwise</w:t>
-      </w:r>
-      <w:r>
-        <w:t xml:space="preserve"> </w:t>
-      </w:r>
-      <w:r>
-        <w:t xml:space="preserve">“black box”</w:t>
-      </w:r>
-      <w:r>
-        <w:t xml:space="preserve"> </w:t>
-      </w:r>
-      <w:r>
-        <w:t xml:space="preserve">machine learning prediction models can improve perceptions, but providing complex or unnecessary information may instead undermine trust</w:t>
-      </w:r>
-      <w:r>
-        <w:t xml:space="preserve"> </w:t>
-      </w:r>
-      <w:r>
-        <w:t xml:space="preserve">(Molnar, 2022)</w:t>
-      </w:r>
-      <w:r>
-        <w:t xml:space="preserve">. Additional research using appropriate research designs is needed to optimize recommendation messaging to increase adherence and clinical outcomes</w:t>
-      </w:r>
-      <w:r>
-        <w:t xml:space="preserve"> </w:t>
-      </w:r>
-      <w:r>
-        <w:t xml:space="preserve">(Collins, 2018)</w:t>
-      </w:r>
-      <w:r>
-        <w:t xml:space="preserve">.</w:t>
-      </w:r>
-    </w:p>
-    <w:p>
-      <w:pPr>
-        <w:pStyle w:val="BodyText"/>
-      </w:pPr>
-      <w:r>
-        <w:t xml:space="preserve">A smart digital therapeutic can potentially improve clinical outcomes in multiple ways. First, feedback from the prediction model could improve patient insight and self-monitoring by connecting their daily experiences to changing risk. Second, it can remove patient uncertainty by guiding selection from the substantial content available. Third, a smart digital therapeutic could encourage risk-relevant engagement. Rather than trying to increase overall time using the digital therapeutic, patients could be guided to use the supports that specifically target their personal risk factors at that moment in time. Thus, smart digital therapeutics are well-positioned to pursue the precision mental health goal to</w:t>
-      </w:r>
-      <w:r>
-        <w:t xml:space="preserve"> </w:t>
-      </w:r>
-      <w:r>
-        <w:t xml:space="preserve">“provide the right treatment to the right patient at the right time, every time”</w:t>
-      </w:r>
-      <w:r>
-        <w:t xml:space="preserve"> </w:t>
-      </w:r>
-      <w:r>
-        <w:t xml:space="preserve">(Kaiser, 2015)</w:t>
-      </w:r>
-      <w:r>
-        <w:t xml:space="preserve">.</w:t>
+        <w:t xml:space="preserve">Hint at ai being helpful in these areas as well</w:t>
       </w:r>
     </w:p>
     <w:bookmarkEnd w:id="144"/>
-    <w:bookmarkStart w:id="145" w:name="categorical-lapse-predictions-1"/>
-    <w:p>
-      <w:pPr>
-        <w:pStyle w:val="Heading4"/>
-      </w:pPr>
-      <w:r>
-        <w:t xml:space="preserve">5.3.0.2 Categorical Lapse Predictions</w:t>
-      </w:r>
-    </w:p>
-    <w:p>
-      <w:pPr>
-        <w:pStyle w:val="FirstParagraph"/>
-      </w:pPr>
-      <w:r>
-        <w:t xml:space="preserve">Our models natively provide quantitative predictions of lapse probabilities. These lapse probabilities can also be used to make categorical predictions (lapse vs. no-lapse) by applying a decision threshold to the quantitative predicted lapse probabilities (i.e., predict lapse when the probability exceeds the decision threshold).</w:t>
-      </w:r>
-    </w:p>
-    <w:p>
-      <w:pPr>
-        <w:pStyle w:val="BodyText"/>
-      </w:pPr>
-      <w:r>
-        <w:t xml:space="preserve">We observed high sensitivity and specificity for these categorical predictions at a decision threshold selected to balance these two performance metrics. However, the PPV (proportion of predicted lapses that were true lapses) of these categorical predictions in our full models was moderate to very low at this threshold (ranging from .630 down to .025 across window widths). For this reason, categorical predictions should be provided to patients with extreme caution, if at all. Instead, we favor the quantitative lapse probabilities as risk indicators to guide intervention and support recommendations.</w:t>
-      </w:r>
-    </w:p>
-    <w:p>
-      <w:pPr>
-        <w:pStyle w:val="BodyText"/>
-      </w:pPr>
-      <w:r>
-        <w:t xml:space="preserve">If categorical predictions are necessary, PPV can be improved by raising the decision threshold, but this comes at the cost of reduced sensitivity. We explored this trade-off in the precision-recall curves displayed in</w:t>
-      </w:r>
-      <w:r>
-        <w:t xml:space="preserve"> </w:t>
-      </w:r>
-      <w:hyperlink w:anchor="fig-2-ema">
-        <w:r>
-          <w:rPr>
-            <w:rStyle w:val="Hyperlink"/>
-          </w:rPr>
-          <w:t xml:space="preserve">Figure 2</w:t>
-        </w:r>
-      </w:hyperlink>
-      <w:r>
-        <w:t xml:space="preserve">. From these curves, it is clear decision thresholds that yield higher PPV (e.g., .700) exist for all three full models, but the associated sensitivity will be lower (e.g., 0.718, 0.473, and 0.327 for the week, day, and hour models, respectively, at this threshold). Clinical implementation of categorical predictions will require selecting an optimal decision threshold after weighing the cost of missing true lapses (low sensitivity) vs. predicting lapses that subsequently do not occur (low PPV). Different thresholds could be used depending on the purpose, context, available resources, or even patient preference.</w:t>
-      </w:r>
-    </w:p>
-    <w:p>
-      <w:pPr>
-        <w:pStyle w:val="BodyText"/>
-      </w:pPr>
-      <w:r>
-        <w:t xml:space="preserve">Finally, XGBoost does not take advantage of grouping observations within participants or systematic v</w:t>
+    <w:bookmarkStart w:id="145" w:name="conclusions-1"/>
+    <w:p>
+      <w:pPr>
+        <w:pStyle w:val="Heading2"/>
+      </w:pPr>
+      <w:r>
+        <w:t xml:space="preserve">5.4 Conclusions</w:t>
       </w:r>
     </w:p>
     <w:bookmarkEnd w:id="145"/>
     <w:bookmarkEnd w:id="146"/>
-    <w:bookmarkStart w:id="147" w:name="X106f1e3ead4dfb28c49a0c3a368b73d5ae64988"/>
-    <w:p>
-      <w:pPr>
-        <w:pStyle w:val="Heading2"/>
-      </w:pPr>
-      <w:r>
-        <w:t xml:space="preserve">5.4 Final Considerations for Real World Deployment and Where We Go Next</w:t>
-      </w:r>
-    </w:p>
-    <w:p>
-      <w:pPr>
-        <w:pStyle w:val="Compact"/>
-        <w:numPr>
-          <w:ilvl w:val="0"/>
-          <w:numId w:val="1009"/>
-        </w:numPr>
-      </w:pPr>
-      <w:r>
-        <w:t xml:space="preserve">re-evaluating for performance drift, updating with data from target sample,</w:t>
-      </w:r>
-    </w:p>
-    <w:p>
-      <w:pPr>
-        <w:pStyle w:val="Compact"/>
-        <w:numPr>
-          <w:ilvl w:val="0"/>
-          <w:numId w:val="1009"/>
-        </w:numPr>
-      </w:pPr>
-      <w:r>
-        <w:t xml:space="preserve">return to continuum of care.</w:t>
-      </w:r>
-    </w:p>
-    <w:p>
-      <w:pPr>
-        <w:pStyle w:val="Compact"/>
-        <w:numPr>
-          <w:ilvl w:val="0"/>
-          <w:numId w:val="1009"/>
-        </w:numPr>
-      </w:pPr>
-      <w:r>
-        <w:t xml:space="preserve">Still have structural issues for getting access to treatment.</w:t>
-      </w:r>
-    </w:p>
-    <w:p>
-      <w:pPr>
-        <w:pStyle w:val="Compact"/>
-        <w:numPr>
-          <w:ilvl w:val="0"/>
-          <w:numId w:val="1009"/>
-        </w:numPr>
-      </w:pPr>
-      <w:r>
-        <w:t xml:space="preserve">Hint at ai being helpful in these areas as well</w:t>
-      </w:r>
-    </w:p>
-    <w:p>
-      <w:pPr>
-        <w:pStyle w:val="Compact"/>
-        <w:numPr>
-          <w:ilvl w:val="0"/>
-          <w:numId w:val="1009"/>
-        </w:numPr>
-      </w:pPr>
-      <w:r>
-        <w:t xml:space="preserve">Right now we’re using our model outputs us inputs into an LLM But, we could imagine in the near future using them as inputs into agentic AI systems that could automatically deliver personalized recommendations or even directly engage with individuals to help them implement recommendations and facilitate connections to therapists and other care providers when risk levels are high (triage).</w:t>
-      </w:r>
-    </w:p>
-    <w:bookmarkEnd w:id="147"/>
-    <w:bookmarkStart w:id="148" w:name="conclusions-1"/>
-    <w:p>
-      <w:pPr>
-        <w:pStyle w:val="Heading2"/>
-      </w:pPr>
-      <w:r>
-        <w:t xml:space="preserve">5.5 Conclusions</w:t>
-      </w:r>
-    </w:p>
-    <w:bookmarkEnd w:id="148"/>
-    <w:bookmarkEnd w:id="149"/>
-    <w:bookmarkStart w:id="345" w:name="references"/>
+    <w:bookmarkStart w:id="342" w:name="references"/>
     <w:p>
       <w:pPr>
         <w:pStyle w:val="Heading1"/>
@@ -10965,8 +10759,8 @@
         <w:t xml:space="preserve">6. References</w:t>
       </w:r>
     </w:p>
-    <w:bookmarkStart w:id="344" w:name="refs"/>
-    <w:bookmarkStart w:id="151" w:name="ref-alexanderUseEcologicalMomentary2023"/>
+    <w:bookmarkStart w:id="341" w:name="refs"/>
+    <w:bookmarkStart w:id="148" w:name="ref-alexanderUseEcologicalMomentary2023"/>
     <w:p>
       <w:pPr>
         <w:pStyle w:val="Bibliography"/>
@@ -11057,7 +10851,7 @@
       <w:r>
         <w:t xml:space="preserve"> </w:t>
       </w:r>
-      <w:hyperlink r:id="rId150">
+      <w:hyperlink r:id="rId147">
         <w:r>
           <w:rPr>
             <w:rStyle w:val="Hyperlink"/>
@@ -11066,8 +10860,8 @@
         </w:r>
       </w:hyperlink>
     </w:p>
-    <w:bookmarkEnd w:id="151"/>
-    <w:bookmarkStart w:id="152" w:name="ref-ARDIAlcoholAttributableDeaths"/>
+    <w:bookmarkEnd w:id="148"/>
+    <w:bookmarkStart w:id="149" w:name="ref-ARDIAlcoholAttributableDeaths"/>
     <w:p>
       <w:pPr>
         <w:pStyle w:val="Bibliography"/>
@@ -11125,8 +10919,8 @@
         <w:t xml:space="preserve">. (n.d.). https://nccd.cdc.gov/DPH_ARDI/Default/Report.aspx?T=AAM&amp;P=F1F85724-AEC5-4421-BC88-3E8899866842&amp;R=EACE3036-77C9-4893-9F93-17A5E1FEBE01&amp;M=7F40785C-D481-440A-970F-50EFBD21B35B&amp;F=&amp;D=.</w:t>
       </w:r>
     </w:p>
-    <w:bookmarkEnd w:id="152"/>
-    <w:bookmarkStart w:id="154" w:name="ref-baeLeveragingMobilePhone2023"/>
+    <w:bookmarkEnd w:id="149"/>
+    <w:bookmarkStart w:id="151" w:name="ref-baeLeveragingMobilePhone2023"/>
     <w:p>
       <w:pPr>
         <w:pStyle w:val="Bibliography"/>
@@ -11213,7 +11007,7 @@
       <w:r>
         <w:t xml:space="preserve"> </w:t>
       </w:r>
-      <w:hyperlink r:id="rId153">
+      <w:hyperlink r:id="rId150">
         <w:r>
           <w:rPr>
             <w:rStyle w:val="Hyperlink"/>
@@ -11222,8 +11016,8 @@
         </w:r>
       </w:hyperlink>
     </w:p>
-    <w:bookmarkEnd w:id="154"/>
-    <w:bookmarkStart w:id="156" w:name="ref-baeMobilePhoneSensors2018"/>
+    <w:bookmarkEnd w:id="151"/>
+    <w:bookmarkStart w:id="153" w:name="ref-baeMobilePhoneSensors2018"/>
     <w:p>
       <w:pPr>
         <w:pStyle w:val="Bibliography"/>
@@ -11272,7 +11066,7 @@
       <w:r>
         <w:t xml:space="preserve"> </w:t>
       </w:r>
-      <w:hyperlink r:id="rId155">
+      <w:hyperlink r:id="rId152">
         <w:r>
           <w:rPr>
             <w:rStyle w:val="Hyperlink"/>
@@ -11281,8 +11075,8 @@
         </w:r>
       </w:hyperlink>
     </w:p>
-    <w:bookmarkEnd w:id="156"/>
-    <w:bookmarkStart w:id="158" w:name="ref-bickmanAchievingPrecisionMental2016"/>
+    <w:bookmarkEnd w:id="153"/>
+    <w:bookmarkStart w:id="155" w:name="ref-bickmanAchievingPrecisionMental2016"/>
     <w:p>
       <w:pPr>
         <w:pStyle w:val="Bibliography"/>
@@ -11358,7 +11152,7 @@
       <w:r>
         <w:t xml:space="preserve"> </w:t>
       </w:r>
-      <w:hyperlink r:id="rId157">
+      <w:hyperlink r:id="rId154">
         <w:r>
           <w:rPr>
             <w:rStyle w:val="Hyperlink"/>
@@ -11367,8 +11161,8 @@
         </w:r>
       </w:hyperlink>
     </w:p>
-    <w:bookmarkEnd w:id="158"/>
-    <w:bookmarkStart w:id="159" w:name="X6c5adf42984d4dcd96717e3e06f47f768bdce11"/>
+    <w:bookmarkEnd w:id="155"/>
+    <w:bookmarkStart w:id="156" w:name="X6c5adf42984d4dcd96717e3e06f47f768bdce11"/>
     <w:p>
       <w:pPr>
         <w:pStyle w:val="Bibliography"/>
@@ -11470,8 +11264,8 @@
         <w:t xml:space="preserve">(Second edition). The Guilford Press.</w:t>
       </w:r>
     </w:p>
-    <w:bookmarkEnd w:id="159"/>
-    <w:bookmarkStart w:id="161" w:name="X1f603aac9a9ea73be97c55416395d3641a2c512"/>
+    <w:bookmarkEnd w:id="156"/>
+    <w:bookmarkStart w:id="158" w:name="X1f603aac9a9ea73be97c55416395d3641a2c512"/>
     <w:p>
       <w:pPr>
         <w:pStyle w:val="Bibliography"/>
@@ -11571,7 +11365,7 @@
       <w:r>
         <w:t xml:space="preserve"> </w:t>
       </w:r>
-      <w:hyperlink r:id="rId160">
+      <w:hyperlink r:id="rId157">
         <w:r>
           <w:rPr>
             <w:rStyle w:val="Hyperlink"/>
@@ -11580,8 +11374,8 @@
         </w:r>
       </w:hyperlink>
     </w:p>
-    <w:bookmarkEnd w:id="161"/>
-    <w:bookmarkStart w:id="163" w:name="ref-brandonRelapseRelapsePrevention2007"/>
+    <w:bookmarkEnd w:id="158"/>
+    <w:bookmarkStart w:id="160" w:name="ref-brandonRelapseRelapsePrevention2007"/>
     <w:p>
       <w:pPr>
         <w:pStyle w:val="Bibliography"/>
@@ -11618,7 +11412,7 @@
       <w:r>
         <w:t xml:space="preserve"> </w:t>
       </w:r>
-      <w:hyperlink r:id="rId162">
+      <w:hyperlink r:id="rId159">
         <w:r>
           <w:rPr>
             <w:rStyle w:val="Hyperlink"/>
@@ -11627,8 +11421,8 @@
         </w:r>
       </w:hyperlink>
     </w:p>
-    <w:bookmarkEnd w:id="163"/>
-    <w:bookmarkStart w:id="165" w:name="Xb9e0d0ebf8a68c1cf7bf5a0c0c60d2cec07c66c"/>
+    <w:bookmarkEnd w:id="160"/>
+    <w:bookmarkStart w:id="162" w:name="Xb9e0d0ebf8a68c1cf7bf5a0c0c60d2cec07c66c"/>
     <w:p>
       <w:pPr>
         <w:pStyle w:val="Bibliography"/>
@@ -11677,7 +11471,7 @@
       <w:r>
         <w:t xml:space="preserve"> </w:t>
       </w:r>
-      <w:hyperlink r:id="rId164">
+      <w:hyperlink r:id="rId161">
         <w:r>
           <w:rPr>
             <w:rStyle w:val="Hyperlink"/>
@@ -11686,8 +11480,8 @@
         </w:r>
       </w:hyperlink>
     </w:p>
-    <w:bookmarkEnd w:id="165"/>
-    <w:bookmarkStart w:id="167" w:name="ref-campbellBriefReportGender2018"/>
+    <w:bookmarkEnd w:id="162"/>
+    <w:bookmarkStart w:id="164" w:name="ref-campbellBriefReportGender2018"/>
     <w:p>
       <w:pPr>
         <w:pStyle w:val="Bibliography"/>
@@ -11802,7 +11596,7 @@
       <w:r>
         <w:t xml:space="preserve"> </w:t>
       </w:r>
-      <w:hyperlink r:id="rId166">
+      <w:hyperlink r:id="rId163">
         <w:r>
           <w:rPr>
             <w:rStyle w:val="Hyperlink"/>
@@ -11811,8 +11605,8 @@
         </w:r>
       </w:hyperlink>
     </w:p>
-    <w:bookmarkEnd w:id="167"/>
-    <w:bookmarkStart w:id="169" w:name="X9a37a6baaaf4b0898f9b89d686ca60354e1e472"/>
+    <w:bookmarkEnd w:id="164"/>
+    <w:bookmarkStart w:id="166" w:name="X9a37a6baaaf4b0898f9b89d686ca60354e1e472"/>
     <w:p>
       <w:pPr>
         <w:pStyle w:val="Bibliography"/>
@@ -11849,7 +11643,7 @@
       <w:r>
         <w:t xml:space="preserve"> </w:t>
       </w:r>
-      <w:hyperlink r:id="rId168">
+      <w:hyperlink r:id="rId165">
         <w:r>
           <w:rPr>
             <w:rStyle w:val="Hyperlink"/>
@@ -11858,8 +11652,8 @@
         </w:r>
       </w:hyperlink>
     </w:p>
-    <w:bookmarkEnd w:id="169"/>
-    <w:bookmarkStart w:id="171" w:name="ref-chtc"/>
+    <w:bookmarkEnd w:id="166"/>
+    <w:bookmarkStart w:id="168" w:name="ref-chtc"/>
     <w:p>
       <w:pPr>
         <w:pStyle w:val="Bibliography"/>
@@ -11883,7 +11677,7 @@
       <w:r>
         <w:t xml:space="preserve"> </w:t>
       </w:r>
-      <w:hyperlink r:id="rId170">
+      <w:hyperlink r:id="rId167">
         <w:r>
           <w:rPr>
             <w:rStyle w:val="Hyperlink"/>
@@ -11892,8 +11686,8 @@
         </w:r>
       </w:hyperlink>
     </w:p>
-    <w:bookmarkEnd w:id="171"/>
-    <w:bookmarkStart w:id="172" w:name="X21d9bc577093464d5d051ef6477b67710b39313"/>
+    <w:bookmarkEnd w:id="168"/>
+    <w:bookmarkStart w:id="169" w:name="X21d9bc577093464d5d051ef6477b67710b39313"/>
     <w:p>
       <w:pPr>
         <w:pStyle w:val="Bibliography"/>
@@ -11969,8 +11763,8 @@
         <w:t xml:space="preserve">. https://nccd.cdc.gov/DPH_ARDI/Default/Default.aspx.</w:t>
       </w:r>
     </w:p>
-    <w:bookmarkEnd w:id="172"/>
-    <w:bookmarkStart w:id="174" w:name="ref-chihPredictiveModelingAddiction2014"/>
+    <w:bookmarkEnd w:id="169"/>
+    <w:bookmarkStart w:id="171" w:name="ref-chihPredictiveModelingAddiction2014"/>
     <w:p>
       <w:pPr>
         <w:pStyle w:val="Bibliography"/>
@@ -12007,7 +11801,7 @@
       <w:r>
         <w:t xml:space="preserve"> </w:t>
       </w:r>
-      <w:hyperlink r:id="rId173">
+      <w:hyperlink r:id="rId170">
         <w:r>
           <w:rPr>
             <w:rStyle w:val="Hyperlink"/>
@@ -12016,8 +11810,8 @@
         </w:r>
       </w:hyperlink>
     </w:p>
-    <w:bookmarkEnd w:id="174"/>
-    <w:bookmarkStart w:id="176" w:name="ref-choiTreatmentUsePerceived2014"/>
+    <w:bookmarkEnd w:id="171"/>
+    <w:bookmarkStart w:id="173" w:name="ref-choiTreatmentUsePerceived2014"/>
     <w:p>
       <w:pPr>
         <w:pStyle w:val="Bibliography"/>
@@ -12054,7 +11848,7 @@
       <w:r>
         <w:t xml:space="preserve"> </w:t>
       </w:r>
-      <w:hyperlink r:id="rId175">
+      <w:hyperlink r:id="rId172">
         <w:r>
           <w:rPr>
             <w:rStyle w:val="Hyperlink"/>
@@ -12063,8 +11857,8 @@
         </w:r>
       </w:hyperlink>
     </w:p>
-    <w:bookmarkEnd w:id="176"/>
-    <w:bookmarkStart w:id="178" w:name="Xe29632f4640db359554d6e94e7df1cfb6521b58"/>
+    <w:bookmarkEnd w:id="173"/>
+    <w:bookmarkStart w:id="175" w:name="Xe29632f4640db359554d6e94e7df1cfb6521b58"/>
     <w:p>
       <w:pPr>
         <w:pStyle w:val="Bibliography"/>
@@ -12193,7 +11987,7 @@
       <w:r>
         <w:t xml:space="preserve"> </w:t>
       </w:r>
-      <w:hyperlink r:id="rId177">
+      <w:hyperlink r:id="rId174">
         <w:r>
           <w:rPr>
             <w:rStyle w:val="Hyperlink"/>
@@ -12202,8 +11996,8 @@
         </w:r>
       </w:hyperlink>
     </w:p>
-    <w:bookmarkEnd w:id="178"/>
-    <w:bookmarkStart w:id="180" w:name="X3318c3d125eb6b2c1c0b78207deae74f3614f2f"/>
+    <w:bookmarkEnd w:id="175"/>
+    <w:bookmarkStart w:id="177" w:name="X3318c3d125eb6b2c1c0b78207deae74f3614f2f"/>
     <w:p>
       <w:pPr>
         <w:pStyle w:val="Bibliography"/>
@@ -12240,7 +12034,7 @@
       <w:r>
         <w:t xml:space="preserve"> </w:t>
       </w:r>
-      <w:hyperlink r:id="rId179">
+      <w:hyperlink r:id="rId176">
         <w:r>
           <w:rPr>
             <w:rStyle w:val="Hyperlink"/>
@@ -12249,8 +12043,8 @@
         </w:r>
       </w:hyperlink>
     </w:p>
-    <w:bookmarkEnd w:id="180"/>
-    <w:bookmarkStart w:id="182" w:name="ref-craneAlcoholUseDisorders2020"/>
+    <w:bookmarkEnd w:id="177"/>
+    <w:bookmarkStart w:id="179" w:name="ref-craneAlcoholUseDisorders2020"/>
     <w:p>
       <w:pPr>
         <w:pStyle w:val="Bibliography"/>
@@ -12305,7 +12099,7 @@
       <w:r>
         <w:t xml:space="preserve"> </w:t>
       </w:r>
-      <w:hyperlink r:id="rId181">
+      <w:hyperlink r:id="rId178">
         <w:r>
           <w:rPr>
             <w:rStyle w:val="Hyperlink"/>
@@ -12314,8 +12108,8 @@
         </w:r>
       </w:hyperlink>
     </w:p>
-    <w:bookmarkEnd w:id="182"/>
-    <w:bookmarkStart w:id="184" w:name="ref-dennisManagingAddictionChronic2007"/>
+    <w:bookmarkEnd w:id="179"/>
+    <w:bookmarkStart w:id="181" w:name="ref-dennisManagingAddictionChronic2007"/>
     <w:p>
       <w:pPr>
         <w:pStyle w:val="Bibliography"/>
@@ -12326,7 +12120,7 @@
       <w:r>
         <w:t xml:space="preserve"> </w:t>
       </w:r>
-      <w:hyperlink r:id="rId183">
+      <w:hyperlink r:id="rId180">
         <w:r>
           <w:rPr>
             <w:rStyle w:val="Hyperlink"/>
@@ -12400,8 +12194,8 @@
         <w:t xml:space="preserve">(1), 45–55.</w:t>
       </w:r>
     </w:p>
-    <w:bookmarkEnd w:id="184"/>
-    <w:bookmarkStart w:id="185" w:name="ref-derogatislBriefSymptomInventory"/>
+    <w:bookmarkEnd w:id="181"/>
+    <w:bookmarkStart w:id="182" w:name="ref-derogatislBriefSymptomInventory"/>
     <w:p>
       <w:pPr>
         <w:pStyle w:val="Bibliography"/>
@@ -12472,8 +12266,8 @@
         <w:t xml:space="preserve">. NCS Pearson.</w:t>
       </w:r>
     </w:p>
-    <w:bookmarkEnd w:id="185"/>
-    <w:bookmarkStart w:id="187" w:name="ref-derubeisHistoryCurrentStatus2019"/>
+    <w:bookmarkEnd w:id="182"/>
+    <w:bookmarkStart w:id="184" w:name="ref-derubeisHistoryCurrentStatus2019"/>
     <w:p>
       <w:pPr>
         <w:pStyle w:val="Bibliography"/>
@@ -12510,7 +12304,7 @@
       <w:r>
         <w:t xml:space="preserve"> </w:t>
       </w:r>
-      <w:hyperlink r:id="rId186">
+      <w:hyperlink r:id="rId183">
         <w:r>
           <w:rPr>
             <w:rStyle w:val="Hyperlink"/>
@@ -12519,8 +12313,8 @@
         </w:r>
       </w:hyperlink>
     </w:p>
-    <w:bookmarkEnd w:id="187"/>
-    <w:bookmarkStart w:id="189" w:name="X36def7da608f82ff20c3a5db5ab3df1c6dd7645"/>
+    <w:bookmarkEnd w:id="184"/>
+    <w:bookmarkStart w:id="186" w:name="X36def7da608f82ff20c3a5db5ab3df1c6dd7645"/>
     <w:p>
       <w:pPr>
         <w:pStyle w:val="Bibliography"/>
@@ -12557,7 +12351,7 @@
       <w:r>
         <w:t xml:space="preserve"> </w:t>
       </w:r>
-      <w:hyperlink r:id="rId188">
+      <w:hyperlink r:id="rId185">
         <w:r>
           <w:rPr>
             <w:rStyle w:val="Hyperlink"/>
@@ -12566,8 +12360,8 @@
         </w:r>
       </w:hyperlink>
     </w:p>
-    <w:bookmarkEnd w:id="189"/>
-    <w:bookmarkStart w:id="191" w:name="ref-dumortierClassifyingSmokingUrges2016"/>
+    <w:bookmarkEnd w:id="186"/>
+    <w:bookmarkStart w:id="188" w:name="ref-dumortierClassifyingSmokingUrges2016"/>
     <w:p>
       <w:pPr>
         <w:pStyle w:val="Bibliography"/>
@@ -12604,7 +12398,7 @@
       <w:r>
         <w:t xml:space="preserve"> </w:t>
       </w:r>
-      <w:hyperlink r:id="rId190">
+      <w:hyperlink r:id="rId187">
         <w:r>
           <w:rPr>
             <w:rStyle w:val="Hyperlink"/>
@@ -12613,8 +12407,8 @@
         </w:r>
       </w:hyperlink>
     </w:p>
-    <w:bookmarkEnd w:id="191"/>
-    <w:bookmarkStart w:id="193" w:name="Xa22060a3e519cdcc534dbbf0f37e422a730c9f3"/>
+    <w:bookmarkEnd w:id="188"/>
+    <w:bookmarkStart w:id="190" w:name="Xa22060a3e519cdcc534dbbf0f37e422a730c9f3"/>
     <w:p>
       <w:pPr>
         <w:pStyle w:val="Bibliography"/>
@@ -12711,7 +12505,7 @@
       <w:r>
         <w:t xml:space="preserve"> </w:t>
       </w:r>
-      <w:hyperlink r:id="rId192">
+      <w:hyperlink r:id="rId189">
         <w:r>
           <w:rPr>
             <w:rStyle w:val="Hyperlink"/>
@@ -12720,8 +12514,8 @@
         </w:r>
       </w:hyperlink>
     </w:p>
-    <w:bookmarkEnd w:id="193"/>
-    <w:bookmarkStart w:id="195" w:name="ref-dvorakTensionReductionAffect2018"/>
+    <w:bookmarkEnd w:id="190"/>
+    <w:bookmarkStart w:id="192" w:name="ref-dvorakTensionReductionAffect2018"/>
     <w:p>
       <w:pPr>
         <w:pStyle w:val="Bibliography"/>
@@ -12770,7 +12564,7 @@
       <w:r>
         <w:t xml:space="preserve"> </w:t>
       </w:r>
-      <w:hyperlink r:id="rId194">
+      <w:hyperlink r:id="rId191">
         <w:r>
           <w:rPr>
             <w:rStyle w:val="Hyperlink"/>
@@ -12779,8 +12573,8 @@
         </w:r>
       </w:hyperlink>
     </w:p>
-    <w:bookmarkEnd w:id="195"/>
-    <w:bookmarkStart w:id="197" w:name="ref-dyarSexualMinorityStress2023"/>
+    <w:bookmarkEnd w:id="192"/>
+    <w:bookmarkStart w:id="194" w:name="ref-dyarSexualMinorityStress2023"/>
     <w:p>
       <w:pPr>
         <w:pStyle w:val="Bibliography"/>
@@ -12829,7 +12623,7 @@
       <w:r>
         <w:t xml:space="preserve"> </w:t>
       </w:r>
-      <w:hyperlink r:id="rId196">
+      <w:hyperlink r:id="rId193">
         <w:r>
           <w:rPr>
             <w:rStyle w:val="Hyperlink"/>
@@ -12838,8 +12632,8 @@
         </w:r>
       </w:hyperlink>
     </w:p>
-    <w:bookmarkEnd w:id="197"/>
-    <w:bookmarkStart w:id="199" w:name="ref-epsteinPredictionStressDrug2020"/>
+    <w:bookmarkEnd w:id="194"/>
+    <w:bookmarkStart w:id="196" w:name="ref-epsteinPredictionStressDrug2020"/>
     <w:p>
       <w:pPr>
         <w:pStyle w:val="Bibliography"/>
@@ -12888,7 +12682,7 @@
       <w:r>
         <w:t xml:space="preserve"> </w:t>
       </w:r>
-      <w:hyperlink r:id="rId198">
+      <w:hyperlink r:id="rId195">
         <w:r>
           <w:rPr>
             <w:rStyle w:val="Hyperlink"/>
@@ -12897,8 +12691,8 @@
         </w:r>
       </w:hyperlink>
     </w:p>
-    <w:bookmarkEnd w:id="199"/>
-    <w:bookmarkStart w:id="201" w:name="ref-fisherOpenTrialPersonalized2019"/>
+    <w:bookmarkEnd w:id="196"/>
+    <w:bookmarkStart w:id="198" w:name="ref-fisherOpenTrialPersonalized2019"/>
     <w:p>
       <w:pPr>
         <w:pStyle w:val="Bibliography"/>
@@ -12935,7 +12729,7 @@
       <w:r>
         <w:t xml:space="preserve"> </w:t>
       </w:r>
-      <w:hyperlink r:id="rId200">
+      <w:hyperlink r:id="rId197">
         <w:r>
           <w:rPr>
             <w:rStyle w:val="Hyperlink"/>
@@ -12944,8 +12738,8 @@
         </w:r>
       </w:hyperlink>
     </w:p>
-    <w:bookmarkEnd w:id="201"/>
-    <w:bookmarkStart w:id="203" w:name="ref-florenceEconomicBurdenOpioid2021"/>
+    <w:bookmarkEnd w:id="198"/>
+    <w:bookmarkStart w:id="200" w:name="ref-florenceEconomicBurdenOpioid2021"/>
     <w:p>
       <w:pPr>
         <w:pStyle w:val="Bibliography"/>
@@ -12991,7 +12785,7 @@
       <w:r>
         <w:t xml:space="preserve"> </w:t>
       </w:r>
-      <w:hyperlink r:id="rId202">
+      <w:hyperlink r:id="rId199">
         <w:r>
           <w:rPr>
             <w:rStyle w:val="Hyperlink"/>
@@ -13000,8 +12794,8 @@
         </w:r>
       </w:hyperlink>
     </w:p>
-    <w:bookmarkEnd w:id="203"/>
-    <w:bookmarkStart w:id="205" w:name="ref-freitagVariationsSubstanceUse2021"/>
+    <w:bookmarkEnd w:id="200"/>
+    <w:bookmarkStart w:id="202" w:name="ref-freitagVariationsSubstanceUse2021"/>
     <w:p>
       <w:pPr>
         <w:pStyle w:val="Bibliography"/>
@@ -13077,7 +12871,7 @@
       <w:r>
         <w:t xml:space="preserve"> </w:t>
       </w:r>
-      <w:hyperlink r:id="rId204">
+      <w:hyperlink r:id="rId201">
         <w:r>
           <w:rPr>
             <w:rStyle w:val="Hyperlink"/>
@@ -13086,8 +12880,8 @@
         </w:r>
       </w:hyperlink>
     </w:p>
-    <w:bookmarkEnd w:id="205"/>
-    <w:bookmarkStart w:id="207" w:name="ref-friedmanTrendsDrugOverdose2022"/>
+    <w:bookmarkEnd w:id="202"/>
+    <w:bookmarkStart w:id="204" w:name="ref-friedmanTrendsDrugOverdose2022"/>
     <w:p>
       <w:pPr>
         <w:pStyle w:val="Bibliography"/>
@@ -13157,7 +12951,7 @@
       <w:r>
         <w:t xml:space="preserve"> </w:t>
       </w:r>
-      <w:hyperlink r:id="rId206">
+      <w:hyperlink r:id="rId203">
         <w:r>
           <w:rPr>
             <w:rStyle w:val="Hyperlink"/>
@@ -13166,8 +12960,8 @@
         </w:r>
       </w:hyperlink>
     </w:p>
-    <w:bookmarkEnd w:id="207"/>
-    <w:bookmarkStart w:id="209" w:name="ref-fronkStressAllostasisSubstance2020"/>
+    <w:bookmarkEnd w:id="204"/>
+    <w:bookmarkStart w:id="206" w:name="ref-fronkStressAllostasisSubstance2020"/>
     <w:p>
       <w:pPr>
         <w:pStyle w:val="Bibliography"/>
@@ -13264,7 +13058,7 @@
       <w:r>
         <w:t xml:space="preserve"> </w:t>
       </w:r>
-      <w:hyperlink r:id="rId208">
+      <w:hyperlink r:id="rId205">
         <w:r>
           <w:rPr>
             <w:rStyle w:val="Hyperlink"/>
@@ -13273,8 +13067,8 @@
         </w:r>
       </w:hyperlink>
     </w:p>
-    <w:bookmarkEnd w:id="209"/>
-    <w:bookmarkStart w:id="210" w:name="ref-gabryPriorDistributionsRstanarm2023"/>
+    <w:bookmarkEnd w:id="206"/>
+    <w:bookmarkStart w:id="207" w:name="ref-gabryPriorDistributionsRstanarm2023"/>
     <w:p>
       <w:pPr>
         <w:pStyle w:val="Bibliography"/>
@@ -13317,8 +13111,8 @@
         <w:t xml:space="preserve">. https://cran.r-project.org/web/packages/rstanarm/vignettes/priors.html.</w:t>
       </w:r>
     </w:p>
-    <w:bookmarkEnd w:id="210"/>
-    <w:bookmarkStart w:id="211" w:name="ref-goodrichRstanarmBayesianApplied2023"/>
+    <w:bookmarkEnd w:id="207"/>
+    <w:bookmarkStart w:id="208" w:name="ref-goodrichRstanarmBayesianApplied2023"/>
     <w:p>
       <w:pPr>
         <w:pStyle w:val="Bibliography"/>
@@ -13382,8 +13176,8 @@
         <w:t xml:space="preserve">.</w:t>
       </w:r>
     </w:p>
-    <w:bookmarkEnd w:id="211"/>
-    <w:bookmarkStart w:id="213" w:name="ref-grantEpidemiologyDSM5Alcohol2015b"/>
+    <w:bookmarkEnd w:id="208"/>
+    <w:bookmarkStart w:id="210" w:name="ref-grantEpidemiologyDSM5Alcohol2015b"/>
     <w:p>
       <w:pPr>
         <w:pStyle w:val="Bibliography"/>
@@ -13474,7 +13268,7 @@
       <w:r>
         <w:t xml:space="preserve"> </w:t>
       </w:r>
-      <w:hyperlink r:id="rId212">
+      <w:hyperlink r:id="rId209">
         <w:r>
           <w:rPr>
             <w:rStyle w:val="Hyperlink"/>
@@ -13483,8 +13277,8 @@
         </w:r>
       </w:hyperlink>
     </w:p>
-    <w:bookmarkEnd w:id="213"/>
-    <w:bookmarkStart w:id="215" w:name="Xa203ab3abd150ead1a7854a9fa5726c8a273f52"/>
+    <w:bookmarkEnd w:id="210"/>
+    <w:bookmarkStart w:id="212" w:name="Xa203ab3abd150ead1a7854a9fa5726c8a273f52"/>
     <w:p>
       <w:pPr>
         <w:pStyle w:val="Bibliography"/>
@@ -13533,7 +13327,7 @@
       <w:r>
         <w:t xml:space="preserve"> </w:t>
       </w:r>
-      <w:hyperlink r:id="rId214">
+      <w:hyperlink r:id="rId211">
         <w:r>
           <w:rPr>
             <w:rStyle w:val="Hyperlink"/>
@@ -13542,8 +13336,8 @@
         </w:r>
       </w:hyperlink>
     </w:p>
-    <w:bookmarkEnd w:id="215"/>
-    <w:bookmarkStart w:id="217" w:name="X6b4ed3beef40dcba9764db2c38b474dc4669eb8"/>
+    <w:bookmarkEnd w:id="212"/>
+    <w:bookmarkStart w:id="214" w:name="X6b4ed3beef40dcba9764db2c38b474dc4669eb8"/>
     <w:p>
       <w:pPr>
         <w:pStyle w:val="Bibliography"/>
@@ -13604,7 +13398,7 @@
       <w:r>
         <w:t xml:space="preserve"> </w:t>
       </w:r>
-      <w:hyperlink r:id="rId216">
+      <w:hyperlink r:id="rId213">
         <w:r>
           <w:rPr>
             <w:rStyle w:val="Hyperlink"/>
@@ -13613,8 +13407,8 @@
         </w:r>
       </w:hyperlink>
     </w:p>
-    <w:bookmarkEnd w:id="217"/>
-    <w:bookmarkStart w:id="219" w:name="X805b64c6cb0e2e29672f0738918e5324c4e18a1"/>
+    <w:bookmarkEnd w:id="214"/>
+    <w:bookmarkStart w:id="216" w:name="X805b64c6cb0e2e29672f0738918e5324c4e18a1"/>
     <w:p>
       <w:pPr>
         <w:pStyle w:val="Bibliography"/>
@@ -13651,7 +13445,7 @@
       <w:r>
         <w:t xml:space="preserve"> </w:t>
       </w:r>
-      <w:hyperlink r:id="rId218">
+      <w:hyperlink r:id="rId215">
         <w:r>
           <w:rPr>
             <w:rStyle w:val="Hyperlink"/>
@@ -13660,8 +13454,8 @@
         </w:r>
       </w:hyperlink>
     </w:p>
-    <w:bookmarkEnd w:id="219"/>
-    <w:bookmarkStart w:id="221" w:name="ref-hagmanDefiningRecoveryAlcohol2022"/>
+    <w:bookmarkEnd w:id="216"/>
+    <w:bookmarkStart w:id="218" w:name="ref-hagmanDefiningRecoveryAlcohol2022"/>
     <w:p>
       <w:pPr>
         <w:pStyle w:val="Bibliography"/>
@@ -13728,7 +13522,7 @@
       <w:r>
         <w:t xml:space="preserve"> </w:t>
       </w:r>
-      <w:hyperlink r:id="rId220">
+      <w:hyperlink r:id="rId217">
         <w:r>
           <w:rPr>
             <w:rStyle w:val="Hyperlink"/>
@@ -13737,8 +13531,8 @@
         </w:r>
       </w:hyperlink>
     </w:p>
-    <w:bookmarkEnd w:id="221"/>
-    <w:bookmarkStart w:id="222" w:name="X76c131a5b0a374a6ad1e33cf8e2c0563392269f"/>
+    <w:bookmarkEnd w:id="218"/>
+    <w:bookmarkStart w:id="219" w:name="X76c131a5b0a374a6ad1e33cf8e2c0563392269f"/>
     <w:p>
       <w:pPr>
         <w:pStyle w:val="Bibliography"/>
@@ -13763,8 +13557,8 @@
         <w:t xml:space="preserve">(2nd ed). Springer.</w:t>
       </w:r>
     </w:p>
-    <w:bookmarkEnd w:id="222"/>
-    <w:bookmarkStart w:id="224" w:name="ref-hatchExpertConsensusSurvey2018"/>
+    <w:bookmarkEnd w:id="219"/>
+    <w:bookmarkStart w:id="221" w:name="ref-hatchExpertConsensusSurvey2018"/>
     <w:p>
       <w:pPr>
         <w:pStyle w:val="Bibliography"/>
@@ -13867,7 +13661,7 @@
       <w:r>
         <w:t xml:space="preserve"> </w:t>
       </w:r>
-      <w:hyperlink r:id="rId223">
+      <w:hyperlink r:id="rId220">
         <w:r>
           <w:rPr>
             <w:rStyle w:val="Hyperlink"/>
@@ -13876,8 +13670,8 @@
         </w:r>
       </w:hyperlink>
     </w:p>
-    <w:bookmarkEnd w:id="224"/>
-    <w:bookmarkStart w:id="225" w:name="ref-hedegaardDrugOverdoseDeaths2021"/>
+    <w:bookmarkEnd w:id="221"/>
+    <w:bookmarkStart w:id="222" w:name="ref-hedegaardDrugOverdoseDeaths2021"/>
     <w:p>
       <w:pPr>
         <w:pStyle w:val="Bibliography"/>
@@ -13920,8 +13714,8 @@
         <w:t xml:space="preserve">.</w:t>
       </w:r>
     </w:p>
-    <w:bookmarkEnd w:id="225"/>
-    <w:bookmarkStart w:id="227" w:name="X124ba946b4d19c4d3454f7989a2955eb824b98a"/>
+    <w:bookmarkEnd w:id="222"/>
+    <w:bookmarkStart w:id="224" w:name="X124ba946b4d19c4d3454f7989a2955eb824b98a"/>
     <w:p>
       <w:pPr>
         <w:pStyle w:val="Bibliography"/>
@@ -13958,7 +13752,7 @@
       <w:r>
         <w:t xml:space="preserve"> </w:t>
       </w:r>
-      <w:hyperlink r:id="rId226">
+      <w:hyperlink r:id="rId223">
         <w:r>
           <w:rPr>
             <w:rStyle w:val="Hyperlink"/>
@@ -13967,24 +13761,355 @@
         </w:r>
       </w:hyperlink>
     </w:p>
+    <w:bookmarkEnd w:id="224"/>
+    <w:bookmarkStart w:id="225" w:name="ref-hsiehSampleSizeTables1989"/>
+    <w:p>
+      <w:pPr>
+        <w:pStyle w:val="Bibliography"/>
+      </w:pPr>
+      <w:r>
+        <w:t xml:space="preserve">Hsieh, F. (1989). Sample size tables for logistic regression.</w:t>
+      </w:r>
+      <w:r>
+        <w:t xml:space="preserve"> </w:t>
+      </w:r>
+      <w:r>
+        <w:rPr>
+          <w:i/>
+          <w:iCs/>
+        </w:rPr>
+        <w:t xml:space="preserve">Statistics in Medicine</w:t>
+      </w:r>
+      <w:r>
+        <w:t xml:space="preserve">,</w:t>
+      </w:r>
+      <w:r>
+        <w:t xml:space="preserve"> </w:t>
+      </w:r>
+      <w:r>
+        <w:rPr>
+          <w:i/>
+          <w:iCs/>
+        </w:rPr>
+        <w:t xml:space="preserve">8</w:t>
+      </w:r>
+      <w:r>
+        <w:t xml:space="preserve">, 795–802.</w:t>
+      </w:r>
+    </w:p>
+    <w:bookmarkEnd w:id="225"/>
+    <w:bookmarkStart w:id="226" w:name="ref-IncreasesDrugOpioid"/>
+    <w:p>
+      <w:pPr>
+        <w:pStyle w:val="Bibliography"/>
+      </w:pPr>
+      <w:r>
+        <w:rPr>
+          <w:i/>
+          <w:iCs/>
+        </w:rPr>
+        <w:t xml:space="preserve">Increases in</w:t>
+      </w:r>
+      <w:r>
+        <w:rPr>
+          <w:i/>
+          <w:iCs/>
+        </w:rPr>
+        <w:t xml:space="preserve"> </w:t>
+      </w:r>
+      <w:r>
+        <w:rPr>
+          <w:i/>
+          <w:iCs/>
+        </w:rPr>
+        <w:t xml:space="preserve">Drug</w:t>
+      </w:r>
+      <w:r>
+        <w:rPr>
+          <w:i/>
+          <w:iCs/>
+        </w:rPr>
+        <w:t xml:space="preserve"> </w:t>
+      </w:r>
+      <w:r>
+        <w:rPr>
+          <w:i/>
+          <w:iCs/>
+        </w:rPr>
+        <w:t xml:space="preserve">and</w:t>
+      </w:r>
+      <w:r>
+        <w:rPr>
+          <w:i/>
+          <w:iCs/>
+        </w:rPr>
+        <w:t xml:space="preserve"> </w:t>
+      </w:r>
+      <w:r>
+        <w:rPr>
+          <w:i/>
+          <w:iCs/>
+        </w:rPr>
+        <w:t xml:space="preserve">Opioid Overdose Deaths</w:t>
+      </w:r>
+      <w:r>
+        <w:rPr>
+          <w:i/>
+          <w:iCs/>
+        </w:rPr>
+        <w:t xml:space="preserve"> </w:t>
+      </w:r>
+      <w:r>
+        <w:rPr>
+          <w:i/>
+          <w:iCs/>
+        </w:rPr>
+        <w:t xml:space="preserve">—</w:t>
+      </w:r>
+      <w:r>
+        <w:rPr>
+          <w:i/>
+          <w:iCs/>
+        </w:rPr>
+        <w:t xml:space="preserve"> </w:t>
+      </w:r>
+      <w:r>
+        <w:rPr>
+          <w:i/>
+          <w:iCs/>
+        </w:rPr>
+        <w:t xml:space="preserve">United States</w:t>
+      </w:r>
+      <w:r>
+        <w:rPr>
+          <w:i/>
+          <w:iCs/>
+        </w:rPr>
+        <w:t xml:space="preserve">, 2000–2014</w:t>
+      </w:r>
+      <w:r>
+        <w:t xml:space="preserve">. (n.d.). https://www.cdc.gov/mmwr/preview/mmwrhtml/mm6450a3.htm.</w:t>
+      </w:r>
+    </w:p>
+    <w:bookmarkEnd w:id="226"/>
+    <w:bookmarkStart w:id="227" w:name="Xef7a5e60d60ebc1c36ae80e8d3e603027eb0b63"/>
+    <w:p>
+      <w:pPr>
+        <w:pStyle w:val="Bibliography"/>
+      </w:pPr>
+      <w:r>
+        <w:t xml:space="preserve">Jacobson, N. C., Kowatsch, T., &amp; Marsch, L. A. (Eds.). (2022).</w:t>
+      </w:r>
+      <w:r>
+        <w:t xml:space="preserve"> </w:t>
+      </w:r>
+      <w:r>
+        <w:rPr>
+          <w:i/>
+          <w:iCs/>
+        </w:rPr>
+        <w:t xml:space="preserve">Digital</w:t>
+      </w:r>
+      <w:r>
+        <w:rPr>
+          <w:i/>
+          <w:iCs/>
+        </w:rPr>
+        <w:t xml:space="preserve"> </w:t>
+      </w:r>
+      <w:r>
+        <w:rPr>
+          <w:i/>
+          <w:iCs/>
+        </w:rPr>
+        <w:t xml:space="preserve">Therapeutics</w:t>
+      </w:r>
+      <w:r>
+        <w:rPr>
+          <w:i/>
+          <w:iCs/>
+        </w:rPr>
+        <w:t xml:space="preserve"> </w:t>
+      </w:r>
+      <w:r>
+        <w:rPr>
+          <w:i/>
+          <w:iCs/>
+        </w:rPr>
+        <w:t xml:space="preserve">for</w:t>
+      </w:r>
+      <w:r>
+        <w:rPr>
+          <w:i/>
+          <w:iCs/>
+        </w:rPr>
+        <w:t xml:space="preserve"> </w:t>
+      </w:r>
+      <w:r>
+        <w:rPr>
+          <w:i/>
+          <w:iCs/>
+        </w:rPr>
+        <w:t xml:space="preserve">Mental Health</w:t>
+      </w:r>
+      <w:r>
+        <w:rPr>
+          <w:i/>
+          <w:iCs/>
+        </w:rPr>
+        <w:t xml:space="preserve"> </w:t>
+      </w:r>
+      <w:r>
+        <w:rPr>
+          <w:i/>
+          <w:iCs/>
+        </w:rPr>
+        <w:t xml:space="preserve">and</w:t>
+      </w:r>
+      <w:r>
+        <w:rPr>
+          <w:i/>
+          <w:iCs/>
+        </w:rPr>
+        <w:t xml:space="preserve"> </w:t>
+      </w:r>
+      <w:r>
+        <w:rPr>
+          <w:i/>
+          <w:iCs/>
+        </w:rPr>
+        <w:t xml:space="preserve">Addiction</w:t>
+      </w:r>
+      <w:r>
+        <w:rPr>
+          <w:i/>
+          <w:iCs/>
+        </w:rPr>
+        <w:t xml:space="preserve">:</w:t>
+      </w:r>
+      <w:r>
+        <w:rPr>
+          <w:i/>
+          <w:iCs/>
+        </w:rPr>
+        <w:t xml:space="preserve"> </w:t>
+      </w:r>
+      <w:r>
+        <w:rPr>
+          <w:i/>
+          <w:iCs/>
+        </w:rPr>
+        <w:t xml:space="preserve">The State</w:t>
+      </w:r>
+      <w:r>
+        <w:rPr>
+          <w:i/>
+          <w:iCs/>
+        </w:rPr>
+        <w:t xml:space="preserve"> </w:t>
+      </w:r>
+      <w:r>
+        <w:rPr>
+          <w:i/>
+          <w:iCs/>
+        </w:rPr>
+        <w:t xml:space="preserve">of the</w:t>
+      </w:r>
+      <w:r>
+        <w:rPr>
+          <w:i/>
+          <w:iCs/>
+        </w:rPr>
+        <w:t xml:space="preserve"> </w:t>
+      </w:r>
+      <w:r>
+        <w:rPr>
+          <w:i/>
+          <w:iCs/>
+        </w:rPr>
+        <w:t xml:space="preserve">Science</w:t>
+      </w:r>
+      <w:r>
+        <w:rPr>
+          <w:i/>
+          <w:iCs/>
+        </w:rPr>
+        <w:t xml:space="preserve"> </w:t>
+      </w:r>
+      <w:r>
+        <w:rPr>
+          <w:i/>
+          <w:iCs/>
+        </w:rPr>
+        <w:t xml:space="preserve">and</w:t>
+      </w:r>
+      <w:r>
+        <w:rPr>
+          <w:i/>
+          <w:iCs/>
+        </w:rPr>
+        <w:t xml:space="preserve"> </w:t>
+      </w:r>
+      <w:r>
+        <w:rPr>
+          <w:i/>
+          <w:iCs/>
+        </w:rPr>
+        <w:t xml:space="preserve">Vision</w:t>
+      </w:r>
+      <w:r>
+        <w:rPr>
+          <w:i/>
+          <w:iCs/>
+        </w:rPr>
+        <w:t xml:space="preserve"> </w:t>
+      </w:r>
+      <w:r>
+        <w:rPr>
+          <w:i/>
+          <w:iCs/>
+        </w:rPr>
+        <w:t xml:space="preserve">for the</w:t>
+      </w:r>
+      <w:r>
+        <w:rPr>
+          <w:i/>
+          <w:iCs/>
+        </w:rPr>
+        <w:t xml:space="preserve"> </w:t>
+      </w:r>
+      <w:r>
+        <w:rPr>
+          <w:i/>
+          <w:iCs/>
+        </w:rPr>
+        <w:t xml:space="preserve">Future</w:t>
+      </w:r>
+      <w:r>
+        <w:t xml:space="preserve"> </w:t>
+      </w:r>
+      <w:r>
+        <w:t xml:space="preserve">(1st edition). Academic Press.</w:t>
+      </w:r>
+    </w:p>
     <w:bookmarkEnd w:id="227"/>
-    <w:bookmarkStart w:id="228" w:name="ref-hsiehSampleSizeTables1989"/>
+    <w:bookmarkStart w:id="229" w:name="ref-jonathanUseCrossvalidationAssess2000"/>
     <w:p>
       <w:pPr>
         <w:pStyle w:val="Bibliography"/>
       </w:pPr>
       <w:r>
-        <w:t xml:space="preserve">Hsieh, F. (1989). Sample size tables for logistic regression.</w:t>
-      </w:r>
-      <w:r>
-        <w:t xml:space="preserve"> </w:t>
-      </w:r>
-      <w:r>
-        <w:rPr>
-          <w:i/>
-          <w:iCs/>
-        </w:rPr>
-        <w:t xml:space="preserve">Statistics in Medicine</w:t>
+        <w:t xml:space="preserve">Jonathan, P., Krzanowski, W. J., &amp; McCarthy, W. V. (2000). On the use of cross-validation to assess performance in multivariate prediction.</w:t>
+      </w:r>
+      <w:r>
+        <w:t xml:space="preserve"> </w:t>
+      </w:r>
+      <w:r>
+        <w:rPr>
+          <w:i/>
+          <w:iCs/>
+        </w:rPr>
+        <w:t xml:space="preserve">Statistics and Computing</w:t>
       </w:r>
       <w:r>
         <w:t xml:space="preserve">,</w:t>
@@ -13997,337 +14122,6 @@
           <w:i/>
           <w:iCs/>
         </w:rPr>
-        <w:t xml:space="preserve">8</w:t>
-      </w:r>
-      <w:r>
-        <w:t xml:space="preserve">, 795–802.</w:t>
-      </w:r>
-    </w:p>
-    <w:bookmarkEnd w:id="228"/>
-    <w:bookmarkStart w:id="229" w:name="ref-IncreasesDrugOpioid"/>
-    <w:p>
-      <w:pPr>
-        <w:pStyle w:val="Bibliography"/>
-      </w:pPr>
-      <w:r>
-        <w:rPr>
-          <w:i/>
-          <w:iCs/>
-        </w:rPr>
-        <w:t xml:space="preserve">Increases in</w:t>
-      </w:r>
-      <w:r>
-        <w:rPr>
-          <w:i/>
-          <w:iCs/>
-        </w:rPr>
-        <w:t xml:space="preserve"> </w:t>
-      </w:r>
-      <w:r>
-        <w:rPr>
-          <w:i/>
-          <w:iCs/>
-        </w:rPr>
-        <w:t xml:space="preserve">Drug</w:t>
-      </w:r>
-      <w:r>
-        <w:rPr>
-          <w:i/>
-          <w:iCs/>
-        </w:rPr>
-        <w:t xml:space="preserve"> </w:t>
-      </w:r>
-      <w:r>
-        <w:rPr>
-          <w:i/>
-          <w:iCs/>
-        </w:rPr>
-        <w:t xml:space="preserve">and</w:t>
-      </w:r>
-      <w:r>
-        <w:rPr>
-          <w:i/>
-          <w:iCs/>
-        </w:rPr>
-        <w:t xml:space="preserve"> </w:t>
-      </w:r>
-      <w:r>
-        <w:rPr>
-          <w:i/>
-          <w:iCs/>
-        </w:rPr>
-        <w:t xml:space="preserve">Opioid Overdose Deaths</w:t>
-      </w:r>
-      <w:r>
-        <w:rPr>
-          <w:i/>
-          <w:iCs/>
-        </w:rPr>
-        <w:t xml:space="preserve"> </w:t>
-      </w:r>
-      <w:r>
-        <w:rPr>
-          <w:i/>
-          <w:iCs/>
-        </w:rPr>
-        <w:t xml:space="preserve">—</w:t>
-      </w:r>
-      <w:r>
-        <w:rPr>
-          <w:i/>
-          <w:iCs/>
-        </w:rPr>
-        <w:t xml:space="preserve"> </w:t>
-      </w:r>
-      <w:r>
-        <w:rPr>
-          <w:i/>
-          <w:iCs/>
-        </w:rPr>
-        <w:t xml:space="preserve">United States</w:t>
-      </w:r>
-      <w:r>
-        <w:rPr>
-          <w:i/>
-          <w:iCs/>
-        </w:rPr>
-        <w:t xml:space="preserve">, 2000–2014</w:t>
-      </w:r>
-      <w:r>
-        <w:t xml:space="preserve">. (n.d.). https://www.cdc.gov/mmwr/preview/mmwrhtml/mm6450a3.htm.</w:t>
-      </w:r>
-    </w:p>
-    <w:bookmarkEnd w:id="229"/>
-    <w:bookmarkStart w:id="230" w:name="Xef7a5e60d60ebc1c36ae80e8d3e603027eb0b63"/>
-    <w:p>
-      <w:pPr>
-        <w:pStyle w:val="Bibliography"/>
-      </w:pPr>
-      <w:r>
-        <w:t xml:space="preserve">Jacobson, N. C., Kowatsch, T., &amp; Marsch, L. A. (Eds.). (2022).</w:t>
-      </w:r>
-      <w:r>
-        <w:t xml:space="preserve"> </w:t>
-      </w:r>
-      <w:r>
-        <w:rPr>
-          <w:i/>
-          <w:iCs/>
-        </w:rPr>
-        <w:t xml:space="preserve">Digital</w:t>
-      </w:r>
-      <w:r>
-        <w:rPr>
-          <w:i/>
-          <w:iCs/>
-        </w:rPr>
-        <w:t xml:space="preserve"> </w:t>
-      </w:r>
-      <w:r>
-        <w:rPr>
-          <w:i/>
-          <w:iCs/>
-        </w:rPr>
-        <w:t xml:space="preserve">Therapeutics</w:t>
-      </w:r>
-      <w:r>
-        <w:rPr>
-          <w:i/>
-          <w:iCs/>
-        </w:rPr>
-        <w:t xml:space="preserve"> </w:t>
-      </w:r>
-      <w:r>
-        <w:rPr>
-          <w:i/>
-          <w:iCs/>
-        </w:rPr>
-        <w:t xml:space="preserve">for</w:t>
-      </w:r>
-      <w:r>
-        <w:rPr>
-          <w:i/>
-          <w:iCs/>
-        </w:rPr>
-        <w:t xml:space="preserve"> </w:t>
-      </w:r>
-      <w:r>
-        <w:rPr>
-          <w:i/>
-          <w:iCs/>
-        </w:rPr>
-        <w:t xml:space="preserve">Mental Health</w:t>
-      </w:r>
-      <w:r>
-        <w:rPr>
-          <w:i/>
-          <w:iCs/>
-        </w:rPr>
-        <w:t xml:space="preserve"> </w:t>
-      </w:r>
-      <w:r>
-        <w:rPr>
-          <w:i/>
-          <w:iCs/>
-        </w:rPr>
-        <w:t xml:space="preserve">and</w:t>
-      </w:r>
-      <w:r>
-        <w:rPr>
-          <w:i/>
-          <w:iCs/>
-        </w:rPr>
-        <w:t xml:space="preserve"> </w:t>
-      </w:r>
-      <w:r>
-        <w:rPr>
-          <w:i/>
-          <w:iCs/>
-        </w:rPr>
-        <w:t xml:space="preserve">Addiction</w:t>
-      </w:r>
-      <w:r>
-        <w:rPr>
-          <w:i/>
-          <w:iCs/>
-        </w:rPr>
-        <w:t xml:space="preserve">:</w:t>
-      </w:r>
-      <w:r>
-        <w:rPr>
-          <w:i/>
-          <w:iCs/>
-        </w:rPr>
-        <w:t xml:space="preserve"> </w:t>
-      </w:r>
-      <w:r>
-        <w:rPr>
-          <w:i/>
-          <w:iCs/>
-        </w:rPr>
-        <w:t xml:space="preserve">The State</w:t>
-      </w:r>
-      <w:r>
-        <w:rPr>
-          <w:i/>
-          <w:iCs/>
-        </w:rPr>
-        <w:t xml:space="preserve"> </w:t>
-      </w:r>
-      <w:r>
-        <w:rPr>
-          <w:i/>
-          <w:iCs/>
-        </w:rPr>
-        <w:t xml:space="preserve">of the</w:t>
-      </w:r>
-      <w:r>
-        <w:rPr>
-          <w:i/>
-          <w:iCs/>
-        </w:rPr>
-        <w:t xml:space="preserve"> </w:t>
-      </w:r>
-      <w:r>
-        <w:rPr>
-          <w:i/>
-          <w:iCs/>
-        </w:rPr>
-        <w:t xml:space="preserve">Science</w:t>
-      </w:r>
-      <w:r>
-        <w:rPr>
-          <w:i/>
-          <w:iCs/>
-        </w:rPr>
-        <w:t xml:space="preserve"> </w:t>
-      </w:r>
-      <w:r>
-        <w:rPr>
-          <w:i/>
-          <w:iCs/>
-        </w:rPr>
-        <w:t xml:space="preserve">and</w:t>
-      </w:r>
-      <w:r>
-        <w:rPr>
-          <w:i/>
-          <w:iCs/>
-        </w:rPr>
-        <w:t xml:space="preserve"> </w:t>
-      </w:r>
-      <w:r>
-        <w:rPr>
-          <w:i/>
-          <w:iCs/>
-        </w:rPr>
-        <w:t xml:space="preserve">Vision</w:t>
-      </w:r>
-      <w:r>
-        <w:rPr>
-          <w:i/>
-          <w:iCs/>
-        </w:rPr>
-        <w:t xml:space="preserve"> </w:t>
-      </w:r>
-      <w:r>
-        <w:rPr>
-          <w:i/>
-          <w:iCs/>
-        </w:rPr>
-        <w:t xml:space="preserve">for the</w:t>
-      </w:r>
-      <w:r>
-        <w:rPr>
-          <w:i/>
-          <w:iCs/>
-        </w:rPr>
-        <w:t xml:space="preserve"> </w:t>
-      </w:r>
-      <w:r>
-        <w:rPr>
-          <w:i/>
-          <w:iCs/>
-        </w:rPr>
-        <w:t xml:space="preserve">Future</w:t>
-      </w:r>
-      <w:r>
-        <w:t xml:space="preserve"> </w:t>
-      </w:r>
-      <w:r>
-        <w:t xml:space="preserve">(1st edition). Academic Press.</w:t>
-      </w:r>
-    </w:p>
-    <w:bookmarkEnd w:id="230"/>
-    <w:bookmarkStart w:id="232" w:name="ref-jonathanUseCrossvalidationAssess2000"/>
-    <w:p>
-      <w:pPr>
-        <w:pStyle w:val="Bibliography"/>
-      </w:pPr>
-      <w:r>
-        <w:t xml:space="preserve">Jonathan, P., Krzanowski, W. J., &amp; McCarthy, W. V. (2000). On the use of cross-validation to assess performance in multivariate prediction.</w:t>
-      </w:r>
-      <w:r>
-        <w:t xml:space="preserve"> </w:t>
-      </w:r>
-      <w:r>
-        <w:rPr>
-          <w:i/>
-          <w:iCs/>
-        </w:rPr>
-        <w:t xml:space="preserve">Statistics and Computing</w:t>
-      </w:r>
-      <w:r>
-        <w:t xml:space="preserve">,</w:t>
-      </w:r>
-      <w:r>
-        <w:t xml:space="preserve"> </w:t>
-      </w:r>
-      <w:r>
-        <w:rPr>
-          <w:i/>
-          <w:iCs/>
-        </w:rPr>
         <w:t xml:space="preserve">10</w:t>
       </w:r>
       <w:r>
@@ -14336,7 +14130,7 @@
       <w:r>
         <w:t xml:space="preserve"> </w:t>
       </w:r>
-      <w:hyperlink r:id="rId231">
+      <w:hyperlink r:id="rId228">
         <w:r>
           <w:rPr>
             <w:rStyle w:val="Hyperlink"/>
@@ -14345,8 +14139,8 @@
         </w:r>
       </w:hyperlink>
     </w:p>
-    <w:bookmarkEnd w:id="232"/>
-    <w:bookmarkStart w:id="234" w:name="X9dfa929848d202736296032659cec14e42606bb"/>
+    <w:bookmarkEnd w:id="229"/>
+    <w:bookmarkStart w:id="231" w:name="X9dfa929848d202736296032659cec14e42606bb"/>
     <w:p>
       <w:pPr>
         <w:pStyle w:val="Bibliography"/>
@@ -14383,7 +14177,7 @@
       <w:r>
         <w:t xml:space="preserve"> </w:t>
       </w:r>
-      <w:hyperlink r:id="rId233">
+      <w:hyperlink r:id="rId230">
         <w:r>
           <w:rPr>
             <w:rStyle w:val="Hyperlink"/>
@@ -14392,8 +14186,8 @@
         </w:r>
       </w:hyperlink>
     </w:p>
-    <w:bookmarkEnd w:id="234"/>
-    <w:bookmarkStart w:id="235" w:name="ref-kaiserObamaGivesEast2015"/>
+    <w:bookmarkEnd w:id="231"/>
+    <w:bookmarkStart w:id="232" w:name="ref-kaiserObamaGivesEast2015"/>
     <w:p>
       <w:pPr>
         <w:pStyle w:val="Bibliography"/>
@@ -14436,8 +14230,8 @@
         <w:t xml:space="preserve">. https://www.science.org/content/article/obama-gives-east-room-rollout-precision-medicine-initiative.</w:t>
       </w:r>
     </w:p>
-    <w:bookmarkEnd w:id="235"/>
-    <w:bookmarkStart w:id="237" w:name="X3768089d0f608b32cd0f07357b3dcdb23d41fe8"/>
+    <w:bookmarkEnd w:id="232"/>
+    <w:bookmarkStart w:id="234" w:name="X3768089d0f608b32cd0f07357b3dcdb23d41fe8"/>
     <w:p>
       <w:pPr>
         <w:pStyle w:val="Bibliography"/>
@@ -14495,7 +14289,7 @@
       <w:r>
         <w:t xml:space="preserve"> </w:t>
       </w:r>
-      <w:hyperlink r:id="rId236">
+      <w:hyperlink r:id="rId233">
         <w:r>
           <w:rPr>
             <w:rStyle w:val="Hyperlink"/>
@@ -14504,8 +14298,8 @@
         </w:r>
       </w:hyperlink>
     </w:p>
-    <w:bookmarkEnd w:id="237"/>
-    <w:bookmarkStart w:id="239" w:name="ref-kilaruIncidenceTreatmentOpioid2020"/>
+    <w:bookmarkEnd w:id="234"/>
+    <w:bookmarkStart w:id="236" w:name="ref-kilaruIncidenceTreatmentOpioid2020"/>
     <w:p>
       <w:pPr>
         <w:pStyle w:val="Bibliography"/>
@@ -14575,7 +14369,7 @@
       <w:r>
         <w:t xml:space="preserve"> </w:t>
       </w:r>
-      <w:hyperlink r:id="rId238">
+      <w:hyperlink r:id="rId235">
         <w:r>
           <w:rPr>
             <w:rStyle w:val="Hyperlink"/>
@@ -14584,8 +14378,8 @@
         </w:r>
       </w:hyperlink>
     </w:p>
-    <w:bookmarkEnd w:id="239"/>
-    <w:bookmarkStart w:id="241" w:name="X79dffb24bc183d6bf6fe142dbf048fe8e5a5dd0"/>
+    <w:bookmarkEnd w:id="236"/>
+    <w:bookmarkStart w:id="238" w:name="X79dffb24bc183d6bf6fe142dbf048fe8e5a5dd0"/>
     <w:p>
       <w:pPr>
         <w:pStyle w:val="Bibliography"/>
@@ -14643,7 +14437,7 @@
       <w:r>
         <w:t xml:space="preserve"> </w:t>
       </w:r>
-      <w:hyperlink r:id="rId240">
+      <w:hyperlink r:id="rId237">
         <w:r>
           <w:rPr>
             <w:rStyle w:val="Hyperlink"/>
@@ -14652,8 +14446,8 @@
         </w:r>
       </w:hyperlink>
     </w:p>
-    <w:bookmarkEnd w:id="241"/>
-    <w:bookmarkStart w:id="243" w:name="X171ec2f04b2c6116de0be2674e3661d8c558d74"/>
+    <w:bookmarkEnd w:id="238"/>
+    <w:bookmarkStart w:id="240" w:name="X171ec2f04b2c6116de0be2674e3661d8c558d74"/>
     <w:p>
       <w:pPr>
         <w:pStyle w:val="Bibliography"/>
@@ -14732,7 +14526,7 @@
       <w:r>
         <w:t xml:space="preserve"> </w:t>
       </w:r>
-      <w:hyperlink r:id="rId242">
+      <w:hyperlink r:id="rId239">
         <w:r>
           <w:rPr>
             <w:rStyle w:val="Hyperlink"/>
@@ -14741,8 +14535,8 @@
         </w:r>
       </w:hyperlink>
     </w:p>
-    <w:bookmarkEnd w:id="243"/>
-    <w:bookmarkStart w:id="245" w:name="ref-kuerbisSubstanceAbuseOlder2014"/>
+    <w:bookmarkEnd w:id="240"/>
+    <w:bookmarkStart w:id="242" w:name="ref-kuerbisSubstanceAbuseOlder2014"/>
     <w:p>
       <w:pPr>
         <w:pStyle w:val="Bibliography"/>
@@ -14788,7 +14582,7 @@
       <w:r>
         <w:t xml:space="preserve"> </w:t>
       </w:r>
-      <w:hyperlink r:id="rId244">
+      <w:hyperlink r:id="rId241">
         <w:r>
           <w:rPr>
             <w:rStyle w:val="Hyperlink"/>
@@ -14797,8 +14591,8 @@
         </w:r>
       </w:hyperlink>
     </w:p>
-    <w:bookmarkEnd w:id="245"/>
-    <w:bookmarkStart w:id="246" w:name="Xa93a98d1ce255982a5ea923c39451c32053b2a2"/>
+    <w:bookmarkEnd w:id="242"/>
+    <w:bookmarkStart w:id="243" w:name="Xa93a98d1ce255982a5ea923c39451c32053b2a2"/>
     <w:p>
       <w:pPr>
         <w:pStyle w:val="Bibliography"/>
@@ -14890,8 +14684,8 @@
         <w:t xml:space="preserve">.</w:t>
       </w:r>
     </w:p>
-    <w:bookmarkEnd w:id="246"/>
-    <w:bookmarkStart w:id="248" w:name="ref-kuhnAppliedPredictiveModeling2018"/>
+    <w:bookmarkEnd w:id="243"/>
+    <w:bookmarkStart w:id="245" w:name="ref-kuhnAppliedPredictiveModeling2018"/>
     <w:p>
       <w:pPr>
         <w:pStyle w:val="Bibliography"/>
@@ -14932,7 +14726,7 @@
       <w:r>
         <w:t xml:space="preserve"> </w:t>
       </w:r>
-      <w:hyperlink r:id="rId247">
+      <w:hyperlink r:id="rId244">
         <w:r>
           <w:rPr>
             <w:rStyle w:val="Hyperlink"/>
@@ -14941,8 +14735,8 @@
         </w:r>
       </w:hyperlink>
     </w:p>
-    <w:bookmarkEnd w:id="248"/>
-    <w:bookmarkStart w:id="249" w:name="ref-kuhnTidymodelsCollectionPackages2020"/>
+    <w:bookmarkEnd w:id="245"/>
+    <w:bookmarkStart w:id="246" w:name="ref-kuhnTidymodelsCollectionPackages2020"/>
     <w:p>
       <w:pPr>
         <w:pStyle w:val="Bibliography"/>
@@ -14964,8 +14758,8 @@
         <w:t xml:space="preserve">.</w:t>
       </w:r>
     </w:p>
-    <w:bookmarkEnd w:id="249"/>
-    <w:bookmarkStart w:id="251" w:name="ref-kullSigmoidsHowObtain2017"/>
+    <w:bookmarkEnd w:id="246"/>
+    <w:bookmarkStart w:id="248" w:name="ref-kullSigmoidsHowObtain2017"/>
     <w:p>
       <w:pPr>
         <w:pStyle w:val="Bibliography"/>
@@ -15014,7 +14808,7 @@
       <w:r>
         <w:t xml:space="preserve"> </w:t>
       </w:r>
-      <w:hyperlink r:id="rId250">
+      <w:hyperlink r:id="rId247">
         <w:r>
           <w:rPr>
             <w:rStyle w:val="Hyperlink"/>
@@ -15023,8 +14817,8 @@
         </w:r>
       </w:hyperlink>
     </w:p>
-    <w:bookmarkEnd w:id="251"/>
-    <w:bookmarkStart w:id="252" w:name="X0943ff04c0b05099bf4a8c8078db37e3463cff7"/>
+    <w:bookmarkEnd w:id="248"/>
+    <w:bookmarkStart w:id="249" w:name="X0943ff04c0b05099bf4a8c8078db37e3463cff7"/>
     <w:p>
       <w:pPr>
         <w:pStyle w:val="Bibliography"/>
@@ -15084,8 +14878,8 @@
         <w:t xml:space="preserve">(First edition). The Guilford Press.</w:t>
       </w:r>
     </w:p>
-    <w:bookmarkEnd w:id="252"/>
-    <w:bookmarkStart w:id="254" w:name="Xaa720cc9c8d959b428cd2035783815a9cba15e0"/>
+    <w:bookmarkEnd w:id="249"/>
+    <w:bookmarkStart w:id="251" w:name="Xaa720cc9c8d959b428cd2035783815a9cba15e0"/>
     <w:p>
       <w:pPr>
         <w:pStyle w:val="Bibliography"/>
@@ -15131,7 +14925,7 @@
       <w:r>
         <w:t xml:space="preserve"> </w:t>
       </w:r>
-      <w:hyperlink r:id="rId253">
+      <w:hyperlink r:id="rId250">
         <w:r>
           <w:rPr>
             <w:rStyle w:val="Hyperlink"/>
@@ -15140,8 +14934,8 @@
         </w:r>
       </w:hyperlink>
     </w:p>
-    <w:bookmarkEnd w:id="254"/>
-    <w:bookmarkStart w:id="255" w:name="X34be55f2a2ff67a14e7206627bb93b426490c87"/>
+    <w:bookmarkEnd w:id="251"/>
+    <w:bookmarkStart w:id="252" w:name="X34be55f2a2ff67a14e7206627bb93b426490c87"/>
     <w:p>
       <w:pPr>
         <w:pStyle w:val="Bibliography"/>
@@ -15233,8 +15027,8 @@
         <w:t xml:space="preserve">, 4768–4777.</w:t>
       </w:r>
     </w:p>
-    <w:bookmarkEnd w:id="255"/>
-    <w:bookmarkStart w:id="257" w:name="X4d20b0be6ebc81777412f3b2cdfafe4bd20f4d6"/>
+    <w:bookmarkEnd w:id="252"/>
+    <w:bookmarkStart w:id="254" w:name="X4d20b0be6ebc81777412f3b2cdfafe4bd20f4d6"/>
     <w:p>
       <w:pPr>
         <w:pStyle w:val="Bibliography"/>
@@ -15271,7 +15065,7 @@
       <w:r>
         <w:t xml:space="preserve"> </w:t>
       </w:r>
-      <w:hyperlink r:id="rId256">
+      <w:hyperlink r:id="rId253">
         <w:r>
           <w:rPr>
             <w:rStyle w:val="Hyperlink"/>
@@ -15280,371 +15074,371 @@
         </w:r>
       </w:hyperlink>
     </w:p>
+    <w:bookmarkEnd w:id="254"/>
+    <w:bookmarkStart w:id="255" w:name="ref-marlattRelapsePreventionSecond2007"/>
+    <w:p>
+      <w:pPr>
+        <w:pStyle w:val="Bibliography"/>
+      </w:pPr>
+      <w:r>
+        <w:t xml:space="preserve">Marlatt, G. A., &amp; Donovan, D. M. (Eds.). (2007).</w:t>
+      </w:r>
+      <w:r>
+        <w:t xml:space="preserve"> </w:t>
+      </w:r>
+      <w:r>
+        <w:rPr>
+          <w:i/>
+          <w:iCs/>
+        </w:rPr>
+        <w:t xml:space="preserve">Relapse</w:t>
+      </w:r>
+      <w:r>
+        <w:rPr>
+          <w:i/>
+          <w:iCs/>
+        </w:rPr>
+        <w:t xml:space="preserve"> </w:t>
+      </w:r>
+      <w:r>
+        <w:rPr>
+          <w:i/>
+          <w:iCs/>
+        </w:rPr>
+        <w:t xml:space="preserve">Prevention</w:t>
+      </w:r>
+      <w:r>
+        <w:rPr>
+          <w:i/>
+          <w:iCs/>
+        </w:rPr>
+        <w:t xml:space="preserve">,</w:t>
+      </w:r>
+      <w:r>
+        <w:rPr>
+          <w:i/>
+          <w:iCs/>
+        </w:rPr>
+        <w:t xml:space="preserve"> </w:t>
+      </w:r>
+      <w:r>
+        <w:rPr>
+          <w:i/>
+          <w:iCs/>
+        </w:rPr>
+        <w:t xml:space="preserve">Second Edition</w:t>
+      </w:r>
+      <w:r>
+        <w:rPr>
+          <w:i/>
+          <w:iCs/>
+        </w:rPr>
+        <w:t xml:space="preserve">:</w:t>
+      </w:r>
+      <w:r>
+        <w:rPr>
+          <w:i/>
+          <w:iCs/>
+        </w:rPr>
+        <w:t xml:space="preserve"> </w:t>
+      </w:r>
+      <w:r>
+        <w:rPr>
+          <w:i/>
+          <w:iCs/>
+        </w:rPr>
+        <w:t xml:space="preserve">Maintenance Strategies</w:t>
+      </w:r>
+      <w:r>
+        <w:rPr>
+          <w:i/>
+          <w:iCs/>
+        </w:rPr>
+        <w:t xml:space="preserve"> </w:t>
+      </w:r>
+      <w:r>
+        <w:rPr>
+          <w:i/>
+          <w:iCs/>
+        </w:rPr>
+        <w:t xml:space="preserve">in the</w:t>
+      </w:r>
+      <w:r>
+        <w:rPr>
+          <w:i/>
+          <w:iCs/>
+        </w:rPr>
+        <w:t xml:space="preserve"> </w:t>
+      </w:r>
+      <w:r>
+        <w:rPr>
+          <w:i/>
+          <w:iCs/>
+        </w:rPr>
+        <w:t xml:space="preserve">Treatment</w:t>
+      </w:r>
+      <w:r>
+        <w:rPr>
+          <w:i/>
+          <w:iCs/>
+        </w:rPr>
+        <w:t xml:space="preserve"> </w:t>
+      </w:r>
+      <w:r>
+        <w:rPr>
+          <w:i/>
+          <w:iCs/>
+        </w:rPr>
+        <w:t xml:space="preserve">of</w:t>
+      </w:r>
+      <w:r>
+        <w:rPr>
+          <w:i/>
+          <w:iCs/>
+        </w:rPr>
+        <w:t xml:space="preserve"> </w:t>
+      </w:r>
+      <w:r>
+        <w:rPr>
+          <w:i/>
+          <w:iCs/>
+        </w:rPr>
+        <w:t xml:space="preserve">Addictive Behaviors</w:t>
+      </w:r>
+      <w:r>
+        <w:t xml:space="preserve"> </w:t>
+      </w:r>
+      <w:r>
+        <w:t xml:space="preserve">(2nd edition). The Guilford Press.</w:t>
+      </w:r>
+    </w:p>
+    <w:bookmarkEnd w:id="255"/>
+    <w:bookmarkStart w:id="256" w:name="X0900e084d2d8751b94683f82b04534ea811d54e"/>
+    <w:p>
+      <w:pPr>
+        <w:pStyle w:val="Bibliography"/>
+      </w:pPr>
+      <w:r>
+        <w:t xml:space="preserve">Marlatt, G. A., &amp; Gordon, J. R. (Eds.). (1985).</w:t>
+      </w:r>
+      <w:r>
+        <w:t xml:space="preserve"> </w:t>
+      </w:r>
+      <w:r>
+        <w:rPr>
+          <w:i/>
+          <w:iCs/>
+        </w:rPr>
+        <w:t xml:space="preserve">Relapse</w:t>
+      </w:r>
+      <w:r>
+        <w:rPr>
+          <w:i/>
+          <w:iCs/>
+        </w:rPr>
+        <w:t xml:space="preserve"> </w:t>
+      </w:r>
+      <w:r>
+        <w:rPr>
+          <w:i/>
+          <w:iCs/>
+        </w:rPr>
+        <w:t xml:space="preserve">Prevention</w:t>
+      </w:r>
+      <w:r>
+        <w:rPr>
+          <w:i/>
+          <w:iCs/>
+        </w:rPr>
+        <w:t xml:space="preserve">:</w:t>
+      </w:r>
+      <w:r>
+        <w:rPr>
+          <w:i/>
+          <w:iCs/>
+        </w:rPr>
+        <w:t xml:space="preserve"> </w:t>
+      </w:r>
+      <w:r>
+        <w:rPr>
+          <w:i/>
+          <w:iCs/>
+        </w:rPr>
+        <w:t xml:space="preserve">Maintenance Strategies</w:t>
+      </w:r>
+      <w:r>
+        <w:rPr>
+          <w:i/>
+          <w:iCs/>
+        </w:rPr>
+        <w:t xml:space="preserve"> </w:t>
+      </w:r>
+      <w:r>
+        <w:rPr>
+          <w:i/>
+          <w:iCs/>
+        </w:rPr>
+        <w:t xml:space="preserve">in the</w:t>
+      </w:r>
+      <w:r>
+        <w:rPr>
+          <w:i/>
+          <w:iCs/>
+        </w:rPr>
+        <w:t xml:space="preserve"> </w:t>
+      </w:r>
+      <w:r>
+        <w:rPr>
+          <w:i/>
+          <w:iCs/>
+        </w:rPr>
+        <w:t xml:space="preserve">Treatment</w:t>
+      </w:r>
+      <w:r>
+        <w:rPr>
+          <w:i/>
+          <w:iCs/>
+        </w:rPr>
+        <w:t xml:space="preserve"> </w:t>
+      </w:r>
+      <w:r>
+        <w:rPr>
+          <w:i/>
+          <w:iCs/>
+        </w:rPr>
+        <w:t xml:space="preserve">of</w:t>
+      </w:r>
+      <w:r>
+        <w:rPr>
+          <w:i/>
+          <w:iCs/>
+        </w:rPr>
+        <w:t xml:space="preserve"> </w:t>
+      </w:r>
+      <w:r>
+        <w:rPr>
+          <w:i/>
+          <w:iCs/>
+        </w:rPr>
+        <w:t xml:space="preserve">Addictive Behaviors</w:t>
+      </w:r>
+      <w:r>
+        <w:t xml:space="preserve"> </w:t>
+      </w:r>
+      <w:r>
+        <w:t xml:space="preserve">(First edition). The Guilford Press.</w:t>
+      </w:r>
+    </w:p>
+    <w:bookmarkEnd w:id="256"/>
+    <w:bookmarkStart w:id="257" w:name="Xb55b40a3d7f46ba5e03427f7cd05843a1612710"/>
+    <w:p>
+      <w:pPr>
+        <w:pStyle w:val="Bibliography"/>
+      </w:pPr>
+      <w:r>
+        <w:t xml:space="preserve">Marwick, A. E., &amp; Boyd, D. (2018). Privacy at the</w:t>
+      </w:r>
+      <w:r>
+        <w:t xml:space="preserve"> </w:t>
+      </w:r>
+      <w:r>
+        <w:t xml:space="preserve">Margins</w:t>
+      </w:r>
+      <w:r>
+        <w:t xml:space="preserve"> </w:t>
+      </w:r>
+      <w:r>
+        <w:t xml:space="preserve">Understanding Privacy</w:t>
+      </w:r>
+      <w:r>
+        <w:t xml:space="preserve"> </w:t>
+      </w:r>
+      <w:r>
+        <w:t xml:space="preserve">at the</w:t>
+      </w:r>
+      <w:r>
+        <w:t xml:space="preserve"> </w:t>
+      </w:r>
+      <w:r>
+        <w:t xml:space="preserve">Margins</w:t>
+      </w:r>
+      <w:r>
+        <w:t xml:space="preserve">—</w:t>
+      </w:r>
+      <w:r>
+        <w:t xml:space="preserve">Introduction</w:t>
+      </w:r>
+      <w:r>
+        <w:t xml:space="preserve">.</w:t>
+      </w:r>
+      <w:r>
+        <w:t xml:space="preserve"> </w:t>
+      </w:r>
+      <w:r>
+        <w:rPr>
+          <w:i/>
+          <w:iCs/>
+        </w:rPr>
+        <w:t xml:space="preserve">International Journal of Communication</w:t>
+      </w:r>
+      <w:r>
+        <w:t xml:space="preserve">,</w:t>
+      </w:r>
+      <w:r>
+        <w:t xml:space="preserve"> </w:t>
+      </w:r>
+      <w:r>
+        <w:rPr>
+          <w:i/>
+          <w:iCs/>
+        </w:rPr>
+        <w:t xml:space="preserve">12</w:t>
+      </w:r>
+      <w:r>
+        <w:t xml:space="preserve">(0), 9.</w:t>
+      </w:r>
+    </w:p>
     <w:bookmarkEnd w:id="257"/>
-    <w:bookmarkStart w:id="258" w:name="ref-marlattRelapsePreventionSecond2007"/>
+    <w:bookmarkStart w:id="259" w:name="X1e16a8cc741ec7d68b9bde12ee2c181d9d36a93"/>
     <w:p>
       <w:pPr>
         <w:pStyle w:val="Bibliography"/>
       </w:pPr>
       <w:r>
-        <w:t xml:space="preserve">Marlatt, G. A., &amp; Donovan, D. M. (Eds.). (2007).</w:t>
-      </w:r>
-      <w:r>
-        <w:t xml:space="preserve"> </w:t>
-      </w:r>
-      <w:r>
-        <w:rPr>
-          <w:i/>
-          <w:iCs/>
-        </w:rPr>
-        <w:t xml:space="preserve">Relapse</w:t>
-      </w:r>
-      <w:r>
-        <w:rPr>
-          <w:i/>
-          <w:iCs/>
-        </w:rPr>
-        <w:t xml:space="preserve"> </w:t>
-      </w:r>
-      <w:r>
-        <w:rPr>
-          <w:i/>
-          <w:iCs/>
-        </w:rPr>
-        <w:t xml:space="preserve">Prevention</w:t>
-      </w:r>
-      <w:r>
-        <w:rPr>
-          <w:i/>
-          <w:iCs/>
-        </w:rPr>
+        <w:t xml:space="preserve">McHugh, R. K., Hearon, B. A., &amp; Otto, M. W. (2010). Cognitive-</w:t>
+      </w:r>
+      <w:r>
+        <w:t xml:space="preserve">Behavioral Therapy</w:t>
+      </w:r>
+      <w:r>
+        <w:t xml:space="preserve"> </w:t>
+      </w:r>
+      <w:r>
+        <w:t xml:space="preserve">for</w:t>
+      </w:r>
+      <w:r>
+        <w:t xml:space="preserve"> </w:t>
+      </w:r>
+      <w:r>
+        <w:t xml:space="preserve">Substance Use Disorders</w:t>
+      </w:r>
+      <w:r>
+        <w:t xml:space="preserve">.</w:t>
+      </w:r>
+      <w:r>
+        <w:t xml:space="preserve"> </w:t>
+      </w:r>
+      <w:r>
+        <w:rPr>
+          <w:i/>
+          <w:iCs/>
+        </w:rPr>
+        <w:t xml:space="preserve">The Psychiatric Clinics of North America</w:t>
+      </w:r>
+      <w:r>
         <w:t xml:space="preserve">,</w:t>
       </w:r>
       <w:r>
-        <w:rPr>
-          <w:i/>
-          <w:iCs/>
-        </w:rPr>
-        <w:t xml:space="preserve"> </w:t>
-      </w:r>
-      <w:r>
-        <w:rPr>
-          <w:i/>
-          <w:iCs/>
-        </w:rPr>
-        <w:t xml:space="preserve">Second Edition</w:t>
-      </w:r>
-      <w:r>
-        <w:rPr>
-          <w:i/>
-          <w:iCs/>
-        </w:rPr>
-        <w:t xml:space="preserve">:</w:t>
-      </w:r>
-      <w:r>
-        <w:rPr>
-          <w:i/>
-          <w:iCs/>
-        </w:rPr>
-        <w:t xml:space="preserve"> </w:t>
-      </w:r>
-      <w:r>
-        <w:rPr>
-          <w:i/>
-          <w:iCs/>
-        </w:rPr>
-        <w:t xml:space="preserve">Maintenance Strategies</w:t>
-      </w:r>
-      <w:r>
-        <w:rPr>
-          <w:i/>
-          <w:iCs/>
-        </w:rPr>
-        <w:t xml:space="preserve"> </w:t>
-      </w:r>
-      <w:r>
-        <w:rPr>
-          <w:i/>
-          <w:iCs/>
-        </w:rPr>
-        <w:t xml:space="preserve">in the</w:t>
-      </w:r>
-      <w:r>
-        <w:rPr>
-          <w:i/>
-          <w:iCs/>
-        </w:rPr>
-        <w:t xml:space="preserve"> </w:t>
-      </w:r>
-      <w:r>
-        <w:rPr>
-          <w:i/>
-          <w:iCs/>
-        </w:rPr>
-        <w:t xml:space="preserve">Treatment</w:t>
-      </w:r>
-      <w:r>
-        <w:rPr>
-          <w:i/>
-          <w:iCs/>
-        </w:rPr>
-        <w:t xml:space="preserve"> </w:t>
-      </w:r>
-      <w:r>
-        <w:rPr>
-          <w:i/>
-          <w:iCs/>
-        </w:rPr>
-        <w:t xml:space="preserve">of</w:t>
-      </w:r>
-      <w:r>
-        <w:rPr>
-          <w:i/>
-          <w:iCs/>
-        </w:rPr>
-        <w:t xml:space="preserve"> </w:t>
-      </w:r>
-      <w:r>
-        <w:rPr>
-          <w:i/>
-          <w:iCs/>
-        </w:rPr>
-        <w:t xml:space="preserve">Addictive Behaviors</w:t>
-      </w:r>
-      <w:r>
-        <w:t xml:space="preserve"> </w:t>
-      </w:r>
-      <w:r>
-        <w:t xml:space="preserve">(2nd edition). The Guilford Press.</w:t>
-      </w:r>
-    </w:p>
-    <w:bookmarkEnd w:id="258"/>
-    <w:bookmarkStart w:id="259" w:name="X0900e084d2d8751b94683f82b04534ea811d54e"/>
-    <w:p>
-      <w:pPr>
-        <w:pStyle w:val="Bibliography"/>
-      </w:pPr>
-      <w:r>
-        <w:t xml:space="preserve">Marlatt, G. A., &amp; Gordon, J. R. (Eds.). (1985).</w:t>
-      </w:r>
-      <w:r>
-        <w:t xml:space="preserve"> </w:t>
-      </w:r>
-      <w:r>
-        <w:rPr>
-          <w:i/>
-          <w:iCs/>
-        </w:rPr>
-        <w:t xml:space="preserve">Relapse</w:t>
-      </w:r>
-      <w:r>
-        <w:rPr>
-          <w:i/>
-          <w:iCs/>
-        </w:rPr>
-        <w:t xml:space="preserve"> </w:t>
-      </w:r>
-      <w:r>
-        <w:rPr>
-          <w:i/>
-          <w:iCs/>
-        </w:rPr>
-        <w:t xml:space="preserve">Prevention</w:t>
-      </w:r>
-      <w:r>
-        <w:rPr>
-          <w:i/>
-          <w:iCs/>
-        </w:rPr>
-        <w:t xml:space="preserve">:</w:t>
-      </w:r>
-      <w:r>
-        <w:rPr>
-          <w:i/>
-          <w:iCs/>
-        </w:rPr>
-        <w:t xml:space="preserve"> </w:t>
-      </w:r>
-      <w:r>
-        <w:rPr>
-          <w:i/>
-          <w:iCs/>
-        </w:rPr>
-        <w:t xml:space="preserve">Maintenance Strategies</w:t>
-      </w:r>
-      <w:r>
-        <w:rPr>
-          <w:i/>
-          <w:iCs/>
-        </w:rPr>
-        <w:t xml:space="preserve"> </w:t>
-      </w:r>
-      <w:r>
-        <w:rPr>
-          <w:i/>
-          <w:iCs/>
-        </w:rPr>
-        <w:t xml:space="preserve">in the</w:t>
-      </w:r>
-      <w:r>
-        <w:rPr>
-          <w:i/>
-          <w:iCs/>
-        </w:rPr>
-        <w:t xml:space="preserve"> </w:t>
-      </w:r>
-      <w:r>
-        <w:rPr>
-          <w:i/>
-          <w:iCs/>
-        </w:rPr>
-        <w:t xml:space="preserve">Treatment</w:t>
-      </w:r>
-      <w:r>
-        <w:rPr>
-          <w:i/>
-          <w:iCs/>
-        </w:rPr>
-        <w:t xml:space="preserve"> </w:t>
-      </w:r>
-      <w:r>
-        <w:rPr>
-          <w:i/>
-          <w:iCs/>
-        </w:rPr>
-        <w:t xml:space="preserve">of</w:t>
-      </w:r>
-      <w:r>
-        <w:rPr>
-          <w:i/>
-          <w:iCs/>
-        </w:rPr>
-        <w:t xml:space="preserve"> </w:t>
-      </w:r>
-      <w:r>
-        <w:rPr>
-          <w:i/>
-          <w:iCs/>
-        </w:rPr>
-        <w:t xml:space="preserve">Addictive Behaviors</w:t>
-      </w:r>
-      <w:r>
-        <w:t xml:space="preserve"> </w:t>
-      </w:r>
-      <w:r>
-        <w:t xml:space="preserve">(First edition). The Guilford Press.</w:t>
-      </w:r>
-    </w:p>
-    <w:bookmarkEnd w:id="259"/>
-    <w:bookmarkStart w:id="260" w:name="Xb55b40a3d7f46ba5e03427f7cd05843a1612710"/>
-    <w:p>
-      <w:pPr>
-        <w:pStyle w:val="Bibliography"/>
-      </w:pPr>
-      <w:r>
-        <w:t xml:space="preserve">Marwick, A. E., &amp; Boyd, D. (2018). Privacy at the</w:t>
-      </w:r>
-      <w:r>
-        <w:t xml:space="preserve"> </w:t>
-      </w:r>
-      <w:r>
-        <w:t xml:space="preserve">Margins</w:t>
-      </w:r>
-      <w:r>
-        <w:t xml:space="preserve"> </w:t>
-      </w:r>
-      <w:r>
-        <w:t xml:space="preserve">Understanding Privacy</w:t>
-      </w:r>
-      <w:r>
-        <w:t xml:space="preserve"> </w:t>
-      </w:r>
-      <w:r>
-        <w:t xml:space="preserve">at the</w:t>
-      </w:r>
-      <w:r>
-        <w:t xml:space="preserve"> </w:t>
-      </w:r>
-      <w:r>
-        <w:t xml:space="preserve">Margins</w:t>
-      </w:r>
-      <w:r>
-        <w:t xml:space="preserve">—</w:t>
-      </w:r>
-      <w:r>
-        <w:t xml:space="preserve">Introduction</w:t>
-      </w:r>
-      <w:r>
-        <w:t xml:space="preserve">.</w:t>
-      </w:r>
-      <w:r>
-        <w:t xml:space="preserve"> </w:t>
-      </w:r>
-      <w:r>
-        <w:rPr>
-          <w:i/>
-          <w:iCs/>
-        </w:rPr>
-        <w:t xml:space="preserve">International Journal of Communication</w:t>
-      </w:r>
-      <w:r>
-        <w:t xml:space="preserve">,</w:t>
-      </w:r>
-      <w:r>
-        <w:t xml:space="preserve"> </w:t>
-      </w:r>
-      <w:r>
-        <w:rPr>
-          <w:i/>
-          <w:iCs/>
-        </w:rPr>
-        <w:t xml:space="preserve">12</w:t>
-      </w:r>
-      <w:r>
-        <w:t xml:space="preserve">(0), 9.</w:t>
-      </w:r>
-    </w:p>
-    <w:bookmarkEnd w:id="260"/>
-    <w:bookmarkStart w:id="262" w:name="X1e16a8cc741ec7d68b9bde12ee2c181d9d36a93"/>
-    <w:p>
-      <w:pPr>
-        <w:pStyle w:val="Bibliography"/>
-      </w:pPr>
-      <w:r>
-        <w:t xml:space="preserve">McHugh, R. K., Hearon, B. A., &amp; Otto, M. W. (2010). Cognitive-</w:t>
-      </w:r>
-      <w:r>
-        <w:t xml:space="preserve">Behavioral Therapy</w:t>
-      </w:r>
-      <w:r>
-        <w:t xml:space="preserve"> </w:t>
-      </w:r>
-      <w:r>
-        <w:t xml:space="preserve">for</w:t>
-      </w:r>
-      <w:r>
-        <w:t xml:space="preserve"> </w:t>
-      </w:r>
-      <w:r>
-        <w:t xml:space="preserve">Substance Use Disorders</w:t>
-      </w:r>
-      <w:r>
-        <w:t xml:space="preserve">.</w:t>
-      </w:r>
-      <w:r>
-        <w:t xml:space="preserve"> </w:t>
-      </w:r>
-      <w:r>
-        <w:rPr>
-          <w:i/>
-          <w:iCs/>
-        </w:rPr>
-        <w:t xml:space="preserve">The Psychiatric Clinics of North America</w:t>
-      </w:r>
-      <w:r>
-        <w:t xml:space="preserve">,</w:t>
-      </w:r>
-      <w:r>
         <w:t xml:space="preserve"> </w:t>
       </w:r>
       <w:r>
@@ -15660,7 +15454,7 @@
       <w:r>
         <w:t xml:space="preserve"> </w:t>
       </w:r>
-      <w:hyperlink r:id="rId261">
+      <w:hyperlink r:id="rId258">
         <w:r>
           <w:rPr>
             <w:rStyle w:val="Hyperlink"/>
@@ -15669,8 +15463,8 @@
         </w:r>
       </w:hyperlink>
     </w:p>
-    <w:bookmarkEnd w:id="262"/>
-    <w:bookmarkStart w:id="264" w:name="ref-mchughSexGenderDifferences2018"/>
+    <w:bookmarkEnd w:id="259"/>
+    <w:bookmarkStart w:id="261" w:name="ref-mchughSexGenderDifferences2018"/>
     <w:p>
       <w:pPr>
         <w:pStyle w:val="Bibliography"/>
@@ -15707,7 +15501,7 @@
       <w:r>
         <w:t xml:space="preserve"> </w:t>
       </w:r>
-      <w:hyperlink r:id="rId263">
+      <w:hyperlink r:id="rId260">
         <w:r>
           <w:rPr>
             <w:rStyle w:val="Hyperlink"/>
@@ -15716,8 +15510,8 @@
         </w:r>
       </w:hyperlink>
     </w:p>
-    <w:bookmarkEnd w:id="264"/>
-    <w:bookmarkStart w:id="266" w:name="ref-mckayImpactContinuingCare2021"/>
+    <w:bookmarkEnd w:id="261"/>
+    <w:bookmarkStart w:id="263" w:name="ref-mckayImpactContinuingCare2021"/>
     <w:p>
       <w:pPr>
         <w:pStyle w:val="Bibliography"/>
@@ -15775,7 +15569,7 @@
       <w:r>
         <w:t xml:space="preserve"> </w:t>
       </w:r>
-      <w:hyperlink r:id="rId265">
+      <w:hyperlink r:id="rId262">
         <w:r>
           <w:rPr>
             <w:rStyle w:val="Hyperlink"/>
@@ -15784,8 +15578,8 @@
         </w:r>
       </w:hyperlink>
     </w:p>
-    <w:bookmarkEnd w:id="266"/>
-    <w:bookmarkStart w:id="268" w:name="ref-mclellanDrugDependenceChronic2000"/>
+    <w:bookmarkEnd w:id="263"/>
+    <w:bookmarkStart w:id="265" w:name="ref-mclellanDrugDependenceChronic2000"/>
     <w:p>
       <w:pPr>
         <w:pStyle w:val="Bibliography"/>
@@ -15822,7 +15616,7 @@
       <w:r>
         <w:t xml:space="preserve"> </w:t>
       </w:r>
-      <w:hyperlink r:id="rId267">
+      <w:hyperlink r:id="rId264">
         <w:r>
           <w:rPr>
             <w:rStyle w:val="Hyperlink"/>
@@ -15831,8 +15625,8 @@
         </w:r>
       </w:hyperlink>
     </w:p>
-    <w:bookmarkEnd w:id="268"/>
-    <w:bookmarkStart w:id="270" w:name="ref-meyersIntersectionGenderDrug2021"/>
+    <w:bookmarkEnd w:id="265"/>
+    <w:bookmarkStart w:id="267" w:name="ref-meyersIntersectionGenderDrug2021"/>
     <w:p>
       <w:pPr>
         <w:pStyle w:val="Bibliography"/>
@@ -15881,7 +15675,7 @@
       <w:r>
         <w:t xml:space="preserve"> </w:t>
       </w:r>
-      <w:hyperlink r:id="rId269">
+      <w:hyperlink r:id="rId266">
         <w:r>
           <w:rPr>
             <w:rStyle w:val="Hyperlink"/>
@@ -15890,8 +15684,8 @@
         </w:r>
       </w:hyperlink>
     </w:p>
-    <w:bookmarkEnd w:id="270"/>
-    <w:bookmarkStart w:id="272" w:name="ref-mohrPersonalSensingUnderstanding2017"/>
+    <w:bookmarkEnd w:id="267"/>
+    <w:bookmarkStart w:id="269" w:name="ref-mohrPersonalSensingUnderstanding2017"/>
     <w:p>
       <w:pPr>
         <w:pStyle w:val="Bibliography"/>
@@ -15958,7 +15752,7 @@
       <w:r>
         <w:t xml:space="preserve"> </w:t>
       </w:r>
-      <w:hyperlink r:id="rId271">
+      <w:hyperlink r:id="rId268">
         <w:r>
           <w:rPr>
             <w:rStyle w:val="Hyperlink"/>
@@ -15967,8 +15761,8 @@
         </w:r>
       </w:hyperlink>
     </w:p>
-    <w:bookmarkEnd w:id="272"/>
-    <w:bookmarkStart w:id="273" w:name="X0c0e928dd8ff101aa479012bffab8d24e8c0dcf"/>
+    <w:bookmarkEnd w:id="269"/>
+    <w:bookmarkStart w:id="270" w:name="X0c0e928dd8ff101aa479012bffab8d24e8c0dcf"/>
     <w:p>
       <w:pPr>
         <w:pStyle w:val="Bibliography"/>
@@ -16025,8 +15819,8 @@
         <w:t xml:space="preserve">. Independently published.</w:t>
       </w:r>
     </w:p>
-    <w:bookmarkEnd w:id="273"/>
-    <w:bookmarkStart w:id="275" w:name="X1f44e09282148d362bdacfce67d6a56b1cf06db"/>
+    <w:bookmarkEnd w:id="270"/>
+    <w:bookmarkStart w:id="272" w:name="X1f44e09282148d362bdacfce67d6a56b1cf06db"/>
     <w:p>
       <w:pPr>
         <w:pStyle w:val="Bibliography"/>
@@ -16117,7 +15911,7 @@
       <w:r>
         <w:t xml:space="preserve"> </w:t>
       </w:r>
-      <w:hyperlink r:id="rId274">
+      <w:hyperlink r:id="rId271">
         <w:r>
           <w:rPr>
             <w:rStyle w:val="Hyperlink"/>
@@ -16126,8 +15920,8 @@
         </w:r>
       </w:hyperlink>
     </w:p>
-    <w:bookmarkEnd w:id="275"/>
-    <w:bookmarkStart w:id="277" w:name="X8bb79cdd23e0a8d99e4f9b0c203aaa22c56a953"/>
+    <w:bookmarkEnd w:id="272"/>
+    <w:bookmarkStart w:id="274" w:name="X8bb79cdd23e0a8d99e4f9b0c203aaa22c56a953"/>
     <w:p>
       <w:pPr>
         <w:pStyle w:val="Bibliography"/>
@@ -16138,7 +15932,7 @@
       <w:r>
         <w:t xml:space="preserve"> </w:t>
       </w:r>
-      <w:hyperlink r:id="rId276">
+      <w:hyperlink r:id="rId273">
         <w:r>
           <w:rPr>
             <w:rStyle w:val="Hyperlink"/>
@@ -16249,8 +16043,8 @@
         <w:t xml:space="preserve">.</w:t>
       </w:r>
     </w:p>
-    <w:bookmarkEnd w:id="277"/>
-    <w:bookmarkStart w:id="279" w:name="ref-olfsonHealthcareCoverageService2022"/>
+    <w:bookmarkEnd w:id="274"/>
+    <w:bookmarkStart w:id="276" w:name="ref-olfsonHealthcareCoverageService2022"/>
     <w:p>
       <w:pPr>
         <w:pStyle w:val="Bibliography"/>
@@ -16287,7 +16081,7 @@
       <w:r>
         <w:t xml:space="preserve"> </w:t>
       </w:r>
-      <w:hyperlink r:id="rId278">
+      <w:hyperlink r:id="rId275">
         <w:r>
           <w:rPr>
             <w:rStyle w:val="Hyperlink"/>
@@ -16296,8 +16090,8 @@
         </w:r>
       </w:hyperlink>
     </w:p>
-    <w:bookmarkEnd w:id="279"/>
-    <w:bookmarkStart w:id="281" w:name="ref-parlier-ahmadExploratoryStudySex2021"/>
+    <w:bookmarkEnd w:id="276"/>
+    <w:bookmarkStart w:id="278" w:name="ref-parlier-ahmadExploratoryStudySex2021"/>
     <w:p>
       <w:pPr>
         <w:pStyle w:val="Bibliography"/>
@@ -16334,7 +16128,7 @@
       <w:r>
         <w:t xml:space="preserve"> </w:t>
       </w:r>
-      <w:hyperlink r:id="rId280">
+      <w:hyperlink r:id="rId277">
         <w:r>
           <w:rPr>
             <w:rStyle w:val="Hyperlink"/>
@@ -16343,8 +16137,8 @@
         </w:r>
       </w:hyperlink>
     </w:p>
-    <w:bookmarkEnd w:id="281"/>
-    <w:bookmarkStart w:id="282" w:name="X6b0a2573c103b7c3d317f500c95e16aefc26ebb"/>
+    <w:bookmarkEnd w:id="278"/>
+    <w:bookmarkStart w:id="279" w:name="X6b0a2573c103b7c3d317f500c95e16aefc26ebb"/>
     <w:p>
       <w:pPr>
         <w:pStyle w:val="Bibliography"/>
@@ -16402,8 +16196,8 @@
         <w:t xml:space="preserve">(Mobile).</w:t>
       </w:r>
     </w:p>
-    <w:bookmarkEnd w:id="282"/>
-    <w:bookmarkStart w:id="284" w:name="ref-pinedoCurrentReexaminationRacial2019"/>
+    <w:bookmarkEnd w:id="279"/>
+    <w:bookmarkStart w:id="281" w:name="ref-pinedoCurrentReexaminationRacial2019"/>
     <w:p>
       <w:pPr>
         <w:pStyle w:val="Bibliography"/>
@@ -16452,7 +16246,7 @@
       <w:r>
         <w:t xml:space="preserve"> </w:t>
       </w:r>
-      <w:hyperlink r:id="rId283">
+      <w:hyperlink r:id="rId280">
         <w:r>
           <w:rPr>
             <w:rStyle w:val="Hyperlink"/>
@@ -16461,8 +16255,8 @@
         </w:r>
       </w:hyperlink>
     </w:p>
-    <w:bookmarkEnd w:id="284"/>
-    <w:bookmarkStart w:id="286" w:name="ref-prochaskaSearchHowPeople1992"/>
+    <w:bookmarkEnd w:id="281"/>
+    <w:bookmarkStart w:id="283" w:name="ref-prochaskaSearchHowPeople1992"/>
     <w:p>
       <w:pPr>
         <w:pStyle w:val="Bibliography"/>
@@ -16511,7 +16305,7 @@
       <w:r>
         <w:t xml:space="preserve"> </w:t>
       </w:r>
-      <w:hyperlink r:id="rId285">
+      <w:hyperlink r:id="rId282">
         <w:r>
           <w:rPr>
             <w:rStyle w:val="Hyperlink"/>
@@ -16520,8 +16314,8 @@
         </w:r>
       </w:hyperlink>
     </w:p>
-    <w:bookmarkEnd w:id="286"/>
-    <w:bookmarkStart w:id="288" w:name="ref-pulickIdiographicLapsePrediction2025"/>
+    <w:bookmarkEnd w:id="283"/>
+    <w:bookmarkStart w:id="285" w:name="ref-pulickIdiographicLapsePrediction2025"/>
     <w:p>
       <w:pPr>
         <w:pStyle w:val="Bibliography"/>
@@ -16588,7 +16382,7 @@
       <w:r>
         <w:t xml:space="preserve"> </w:t>
       </w:r>
-      <w:hyperlink r:id="rId287">
+      <w:hyperlink r:id="rId284">
         <w:r>
           <w:rPr>
             <w:rStyle w:val="Hyperlink"/>
@@ -16597,8 +16391,8 @@
         </w:r>
       </w:hyperlink>
     </w:p>
-    <w:bookmarkEnd w:id="288"/>
-    <w:bookmarkStart w:id="289" w:name="X93e79e1a5ab79bb153842a6d1ed7d5e5cb3185f"/>
+    <w:bookmarkEnd w:id="285"/>
+    <w:bookmarkStart w:id="286" w:name="X93e79e1a5ab79bb153842a6d1ed7d5e5cb3185f"/>
     <w:p>
       <w:pPr>
         <w:pStyle w:val="Bibliography"/>
@@ -16669,8 +16463,8 @@
         <w:t xml:space="preserve">. RStudio, Inc.</w:t>
       </w:r>
     </w:p>
-    <w:bookmarkEnd w:id="289"/>
-    <w:bookmarkStart w:id="291" w:name="ref-russellAffectRelativeDayLevel2020"/>
+    <w:bookmarkEnd w:id="286"/>
+    <w:bookmarkStart w:id="288" w:name="ref-russellAffectRelativeDayLevel2020"/>
     <w:p>
       <w:pPr>
         <w:pStyle w:val="Bibliography"/>
@@ -16749,7 +16543,7 @@
       <w:r>
         <w:t xml:space="preserve"> </w:t>
       </w:r>
-      <w:hyperlink r:id="rId290">
+      <w:hyperlink r:id="rId287">
         <w:r>
           <w:rPr>
             <w:rStyle w:val="Hyperlink"/>
@@ -16758,8 +16552,8 @@
         </w:r>
       </w:hyperlink>
     </w:p>
-    <w:bookmarkEnd w:id="291"/>
-    <w:bookmarkStart w:id="293" w:name="ref-salonerBlacksHispanicsAre2013"/>
+    <w:bookmarkEnd w:id="288"/>
+    <w:bookmarkStart w:id="290" w:name="ref-salonerBlacksHispanicsAre2013"/>
     <w:p>
       <w:pPr>
         <w:pStyle w:val="Bibliography"/>
@@ -16808,7 +16602,7 @@
       <w:r>
         <w:t xml:space="preserve"> </w:t>
       </w:r>
-      <w:hyperlink r:id="rId292">
+      <w:hyperlink r:id="rId289">
         <w:r>
           <w:rPr>
             <w:rStyle w:val="Hyperlink"/>
@@ -16817,8 +16611,8 @@
         </w:r>
       </w:hyperlink>
     </w:p>
-    <w:bookmarkEnd w:id="293"/>
-    <w:bookmarkStart w:id="294" w:name="X56bd7ab8262c354bc601dbeb8bf6940a3ba3863"/>
+    <w:bookmarkEnd w:id="290"/>
+    <w:bookmarkStart w:id="291" w:name="X56bd7ab8262c354bc601dbeb8bf6940a3ba3863"/>
     <w:p>
       <w:pPr>
         <w:pStyle w:val="Bibliography"/>
@@ -16858,8 +16652,8 @@
         <w:t xml:space="preserve">. https://www.samhsa.gov/data/report/2021-nsduh-detailed-tables.</w:t>
       </w:r>
     </w:p>
-    <w:bookmarkEnd w:id="294"/>
-    <w:bookmarkStart w:id="296" w:name="ref-sayetteRoleCravingSubstance2016"/>
+    <w:bookmarkEnd w:id="291"/>
+    <w:bookmarkStart w:id="293" w:name="ref-sayetteRoleCravingSubstance2016"/>
     <w:p>
       <w:pPr>
         <w:pStyle w:val="Bibliography"/>
@@ -16950,7 +16744,7 @@
       <w:r>
         <w:t xml:space="preserve"> </w:t>
       </w:r>
-      <w:hyperlink r:id="rId295">
+      <w:hyperlink r:id="rId292">
         <w:r>
           <w:rPr>
             <w:rStyle w:val="Hyperlink"/>
@@ -16959,8 +16753,8 @@
         </w:r>
       </w:hyperlink>
     </w:p>
-    <w:bookmarkEnd w:id="296"/>
-    <w:bookmarkStart w:id="298" w:name="ref-schmidtEthnicDisparitiesClinical2007"/>
+    <w:bookmarkEnd w:id="293"/>
+    <w:bookmarkStart w:id="295" w:name="ref-schmidtEthnicDisparitiesClinical2007"/>
     <w:p>
       <w:pPr>
         <w:pStyle w:val="Bibliography"/>
@@ -17006,7 +16800,7 @@
       <w:r>
         <w:t xml:space="preserve"> </w:t>
       </w:r>
-      <w:hyperlink r:id="rId297">
+      <w:hyperlink r:id="rId294">
         <w:r>
           <w:rPr>
             <w:rStyle w:val="Hyperlink"/>
@@ -17015,8 +16809,8 @@
         </w:r>
       </w:hyperlink>
     </w:p>
-    <w:bookmarkEnd w:id="298"/>
-    <w:bookmarkStart w:id="300" w:name="ref-sigmonAccessTreatmentOpioid2014"/>
+    <w:bookmarkEnd w:id="295"/>
+    <w:bookmarkStart w:id="297" w:name="ref-sigmonAccessTreatmentOpioid2014"/>
     <w:p>
       <w:pPr>
         <w:pStyle w:val="Bibliography"/>
@@ -17062,7 +16856,7 @@
       <w:r>
         <w:t xml:space="preserve"> </w:t>
       </w:r>
-      <w:hyperlink r:id="rId299">
+      <w:hyperlink r:id="rId296">
         <w:r>
           <w:rPr>
             <w:rStyle w:val="Hyperlink"/>
@@ -17071,8 +16865,8 @@
         </w:r>
       </w:hyperlink>
     </w:p>
-    <w:bookmarkEnd w:id="300"/>
-    <w:bookmarkStart w:id="302" w:name="ref-sociasAdoptingCascadeCare2016"/>
+    <w:bookmarkEnd w:id="297"/>
+    <w:bookmarkStart w:id="299" w:name="ref-sociasAdoptingCascadeCare2016"/>
     <w:p>
       <w:pPr>
         <w:pStyle w:val="Bibliography"/>
@@ -17121,7 +16915,7 @@
       <w:r>
         <w:t xml:space="preserve"> </w:t>
       </w:r>
-      <w:hyperlink r:id="rId301">
+      <w:hyperlink r:id="rId298">
         <w:r>
           <w:rPr>
             <w:rStyle w:val="Hyperlink"/>
@@ -17130,8 +16924,8 @@
         </w:r>
       </w:hyperlink>
     </w:p>
-    <w:bookmarkEnd w:id="302"/>
-    <w:bookmarkStart w:id="304" w:name="Xd4c1d027f60920f356af6131267e679804e946e"/>
+    <w:bookmarkEnd w:id="299"/>
+    <w:bookmarkStart w:id="301" w:name="Xd4c1d027f60920f356af6131267e679804e946e"/>
     <w:p>
       <w:pPr>
         <w:pStyle w:val="Bibliography"/>
@@ -17180,7 +16974,7 @@
       <w:r>
         <w:t xml:space="preserve"> </w:t>
       </w:r>
-      <w:hyperlink r:id="rId303">
+      <w:hyperlink r:id="rId300">
         <w:r>
           <w:rPr>
             <w:rStyle w:val="Hyperlink"/>
@@ -17189,8 +16983,8 @@
         </w:r>
       </w:hyperlink>
     </w:p>
-    <w:bookmarkEnd w:id="304"/>
-    <w:bookmarkStart w:id="306" w:name="X01387e434119cf09c116d0feeabab9f278d40e3"/>
+    <w:bookmarkEnd w:id="301"/>
+    <w:bookmarkStart w:id="303" w:name="X01387e434119cf09c116d0feeabab9f278d40e3"/>
     <w:p>
       <w:pPr>
         <w:pStyle w:val="Bibliography"/>
@@ -17260,7 +17054,7 @@
       <w:r>
         <w:t xml:space="preserve"> </w:t>
       </w:r>
-      <w:hyperlink r:id="rId305">
+      <w:hyperlink r:id="rId302">
         <w:r>
           <w:rPr>
             <w:rStyle w:val="Hyperlink"/>
@@ -17269,8 +17063,8 @@
         </w:r>
       </w:hyperlink>
     </w:p>
-    <w:bookmarkEnd w:id="306"/>
-    <w:bookmarkStart w:id="308" w:name="ref-stantonRelapsePreventionNeeds2005a"/>
+    <w:bookmarkEnd w:id="303"/>
+    <w:bookmarkStart w:id="305" w:name="ref-stantonRelapsePreventionNeeds2005a"/>
     <w:p>
       <w:pPr>
         <w:pStyle w:val="Bibliography"/>
@@ -17328,7 +17122,7 @@
       <w:r>
         <w:t xml:space="preserve"> </w:t>
       </w:r>
-      <w:hyperlink r:id="rId307">
+      <w:hyperlink r:id="rId304">
         <w:r>
           <w:rPr>
             <w:rStyle w:val="Hyperlink"/>
@@ -17337,8 +17131,8 @@
         </w:r>
       </w:hyperlink>
     </w:p>
-    <w:bookmarkEnd w:id="308"/>
-    <w:bookmarkStart w:id="309" w:name="ref-studiesNIHRevitalizationAct1994"/>
+    <w:bookmarkEnd w:id="305"/>
+    <w:bookmarkStart w:id="306" w:name="ref-studiesNIHRevitalizationAct1994"/>
     <w:p>
       <w:pPr>
         <w:pStyle w:val="Bibliography"/>
@@ -17524,8 +17318,8 @@
         <w:t xml:space="preserve">. National Academies Press (US).</w:t>
       </w:r>
     </w:p>
-    <w:bookmarkEnd w:id="309"/>
-    <w:bookmarkStart w:id="310" w:name="X28b8f85e424928e66706a578d6053e0308d1105"/>
+    <w:bookmarkEnd w:id="306"/>
+    <w:bookmarkStart w:id="307" w:name="X28b8f85e424928e66706a578d6053e0308d1105"/>
     <w:p>
       <w:pPr>
         <w:pStyle w:val="Bibliography"/>
@@ -17582,8 +17376,8 @@
         <w:t xml:space="preserve">. https://www.samhsa.gov/data/report/2024-nsduh-detailed-tables.</w:t>
       </w:r>
     </w:p>
-    <w:bookmarkEnd w:id="310"/>
-    <w:bookmarkStart w:id="312" w:name="Xb4363def9a086869984bb1996514c38c4a5108e"/>
+    <w:bookmarkEnd w:id="307"/>
+    <w:bookmarkStart w:id="309" w:name="Xb4363def9a086869984bb1996514c38c4a5108e"/>
     <w:p>
       <w:pPr>
         <w:pStyle w:val="Bibliography"/>
@@ -17594,7 +17388,7 @@
       <w:r>
         <w:t xml:space="preserve"> </w:t>
       </w:r>
-      <w:hyperlink r:id="rId311">
+      <w:hyperlink r:id="rId308">
         <w:r>
           <w:rPr>
             <w:rStyle w:val="Hyperlink"/>
@@ -17793,8 +17587,8 @@
         <w:t xml:space="preserve">.</w:t>
       </w:r>
     </w:p>
-    <w:bookmarkEnd w:id="312"/>
-    <w:bookmarkStart w:id="314" w:name="ref-taiTreatmentSubstanceUse2013"/>
+    <w:bookmarkEnd w:id="309"/>
+    <w:bookmarkStart w:id="311" w:name="ref-taiTreatmentSubstanceUse2013"/>
     <w:p>
       <w:pPr>
         <w:pStyle w:val="Bibliography"/>
@@ -17873,7 +17667,7 @@
       <w:r>
         <w:t xml:space="preserve"> </w:t>
       </w:r>
-      <w:hyperlink r:id="rId313">
+      <w:hyperlink r:id="rId310">
         <w:r>
           <w:rPr>
             <w:rStyle w:val="Hyperlink"/>
@@ -17882,8 +17676,8 @@
         </w:r>
       </w:hyperlink>
     </w:p>
-    <w:bookmarkEnd w:id="314"/>
-    <w:bookmarkStart w:id="316" w:name="ref-timmonsCallActionAssessing2023"/>
+    <w:bookmarkEnd w:id="311"/>
+    <w:bookmarkStart w:id="313" w:name="ref-timmonsCallActionAssessing2023"/>
     <w:p>
       <w:pPr>
         <w:pStyle w:val="Bibliography"/>
@@ -17989,7 +17783,7 @@
       <w:r>
         <w:t xml:space="preserve"> </w:t>
       </w:r>
-      <w:hyperlink r:id="rId315">
+      <w:hyperlink r:id="rId312">
         <w:r>
           <w:rPr>
             <w:rStyle w:val="Hyperlink"/>
@@ -17998,8 +17792,8 @@
         </w:r>
       </w:hyperlink>
     </w:p>
-    <w:bookmarkEnd w:id="316"/>
-    <w:bookmarkStart w:id="317" w:name="X02e5321a76132d9f7eccbf98ffb96255c7e2584"/>
+    <w:bookmarkEnd w:id="313"/>
+    <w:bookmarkStart w:id="314" w:name="X02e5321a76132d9f7eccbf98ffb96255c7e2584"/>
     <w:p>
       <w:pPr>
         <w:pStyle w:val="Bibliography"/>
@@ -18087,8 +17881,8 @@
         <w:t xml:space="preserve">(DOT HS 813 578).</w:t>
       </w:r>
     </w:p>
-    <w:bookmarkEnd w:id="317"/>
-    <w:bookmarkStart w:id="319" w:name="ref-vannicelliEffectSexBias1984"/>
+    <w:bookmarkEnd w:id="314"/>
+    <w:bookmarkStart w:id="316" w:name="ref-vannicelliEffectSexBias1984"/>
     <w:p>
       <w:pPr>
         <w:pStyle w:val="Bibliography"/>
@@ -18167,7 +17961,7 @@
       <w:r>
         <w:t xml:space="preserve"> </w:t>
       </w:r>
-      <w:hyperlink r:id="rId318">
+      <w:hyperlink r:id="rId315">
         <w:r>
           <w:rPr>
             <w:rStyle w:val="Hyperlink"/>
@@ -18176,8 +17970,8 @@
         </w:r>
       </w:hyperlink>
     </w:p>
-    <w:bookmarkEnd w:id="319"/>
-    <w:bookmarkStart w:id="321" w:name="ref-veinotGoodIntentionsAre2018"/>
+    <w:bookmarkEnd w:id="316"/>
+    <w:bookmarkStart w:id="318" w:name="ref-veinotGoodIntentionsAre2018"/>
     <w:p>
       <w:pPr>
         <w:pStyle w:val="Bibliography"/>
@@ -18214,7 +18008,7 @@
       <w:r>
         <w:t xml:space="preserve"> </w:t>
       </w:r>
-      <w:hyperlink r:id="rId320">
+      <w:hyperlink r:id="rId317">
         <w:r>
           <w:rPr>
             <w:rStyle w:val="Hyperlink"/>
@@ -18223,8 +18017,8 @@
         </w:r>
       </w:hyperlink>
     </w:p>
-    <w:bookmarkEnd w:id="321"/>
-    <w:bookmarkStart w:id="323" w:name="ref-walitzerGenderDifferencesAlcohol2006"/>
+    <w:bookmarkEnd w:id="318"/>
+    <w:bookmarkStart w:id="320" w:name="ref-walitzerGenderDifferencesAlcohol2006"/>
     <w:p>
       <w:pPr>
         <w:pStyle w:val="Bibliography"/>
@@ -18261,7 +18055,7 @@
       <w:r>
         <w:t xml:space="preserve"> </w:t>
       </w:r>
-      <w:hyperlink r:id="rId322">
+      <w:hyperlink r:id="rId319">
         <w:r>
           <w:rPr>
             <w:rStyle w:val="Hyperlink"/>
@@ -18270,8 +18064,8 @@
         </w:r>
       </w:hyperlink>
     </w:p>
-    <w:bookmarkEnd w:id="323"/>
-    <w:bookmarkStart w:id="325" w:name="ref-waltersUsingMachineLearning2021"/>
+    <w:bookmarkEnd w:id="320"/>
+    <w:bookmarkStart w:id="322" w:name="ref-waltersUsingMachineLearning2021"/>
     <w:p>
       <w:pPr>
         <w:pStyle w:val="Bibliography"/>
@@ -18308,7 +18102,7 @@
       <w:r>
         <w:t xml:space="preserve"> </w:t>
       </w:r>
-      <w:hyperlink r:id="rId324">
+      <w:hyperlink r:id="rId321">
         <w:r>
           <w:rPr>
             <w:rStyle w:val="Hyperlink"/>
@@ -18317,8 +18111,8 @@
         </w:r>
       </w:hyperlink>
     </w:p>
-    <w:bookmarkEnd w:id="325"/>
-    <w:bookmarkStart w:id="327" w:name="X2d30c84041d97351f676569bf3de3da0c8a9d6d"/>
+    <w:bookmarkEnd w:id="322"/>
+    <w:bookmarkStart w:id="324" w:name="X2d30c84041d97351f676569bf3de3da0c8a9d6d"/>
     <w:p>
       <w:pPr>
         <w:pStyle w:val="Bibliography"/>
@@ -18329,7 +18123,7 @@
       <w:r>
         <w:t xml:space="preserve"> </w:t>
       </w:r>
-      <w:hyperlink r:id="rId326">
+      <w:hyperlink r:id="rId323">
         <w:r>
           <w:rPr>
             <w:rStyle w:val="Hyperlink"/>
@@ -18445,8 +18239,8 @@
         <w:t xml:space="preserve">(9), 1183–1194.</w:t>
       </w:r>
     </w:p>
-    <w:bookmarkEnd w:id="327"/>
-    <w:bookmarkStart w:id="328" w:name="X00d53e799ac148a12fd23d85f7c587e1d44cff6"/>
+    <w:bookmarkEnd w:id="324"/>
+    <w:bookmarkStart w:id="325" w:name="X00d53e799ac148a12fd23d85f7c587e1d44cff6"/>
     <w:p>
       <w:pPr>
         <w:pStyle w:val="Bibliography"/>
@@ -18513,8 +18307,8 @@
         <w:t xml:space="preserve">(1st edition). Academic Press.</w:t>
       </w:r>
     </w:p>
-    <w:bookmarkEnd w:id="328"/>
-    <w:bookmarkStart w:id="330" w:name="X4446e184b7dd55a61fd406499f32542fdcf24b5"/>
+    <w:bookmarkEnd w:id="325"/>
+    <w:bookmarkStart w:id="327" w:name="X4446e184b7dd55a61fd406499f32542fdcf24b5"/>
     <w:p>
       <w:pPr>
         <w:pStyle w:val="Bibliography"/>
@@ -18563,7 +18357,7 @@
       <w:r>
         <w:t xml:space="preserve"> </w:t>
       </w:r>
-      <w:hyperlink r:id="rId329">
+      <w:hyperlink r:id="rId326">
         <w:r>
           <w:rPr>
             <w:rStyle w:val="Hyperlink"/>
@@ -18572,8 +18366,8 @@
         </w:r>
       </w:hyperlink>
     </w:p>
-    <w:bookmarkEnd w:id="330"/>
-    <w:bookmarkStart w:id="332" w:name="X254a0f87701f835b5365990b3eba45be7dca59c"/>
+    <w:bookmarkEnd w:id="327"/>
+    <w:bookmarkStart w:id="329" w:name="X254a0f87701f835b5365990b3eba45be7dca59c"/>
     <w:p>
       <w:pPr>
         <w:pStyle w:val="Bibliography"/>
@@ -18717,7 +18511,7 @@
       <w:r>
         <w:t xml:space="preserve"> </w:t>
       </w:r>
-      <w:hyperlink r:id="rId331">
+      <w:hyperlink r:id="rId328">
         <w:r>
           <w:rPr>
             <w:rStyle w:val="Hyperlink"/>
@@ -18726,8 +18520,8 @@
         </w:r>
       </w:hyperlink>
     </w:p>
-    <w:bookmarkEnd w:id="332"/>
-    <w:bookmarkStart w:id="334" w:name="ref-woodLotPeopleCall2019"/>
+    <w:bookmarkEnd w:id="329"/>
+    <w:bookmarkStart w:id="331" w:name="ref-woodLotPeopleCall2019"/>
     <w:p>
       <w:pPr>
         <w:pStyle w:val="Bibliography"/>
@@ -18785,7 +18579,7 @@
       <w:r>
         <w:t xml:space="preserve"> </w:t>
       </w:r>
-      <w:hyperlink r:id="rId333">
+      <w:hyperlink r:id="rId330">
         <w:r>
           <w:rPr>
             <w:rStyle w:val="Hyperlink"/>
@@ -18794,8 +18588,8 @@
         </w:r>
       </w:hyperlink>
     </w:p>
-    <w:bookmarkEnd w:id="334"/>
-    <w:bookmarkStart w:id="336" w:name="X62c2bccfcb3c64764f794751dcac0a3c1c7edc5"/>
+    <w:bookmarkEnd w:id="331"/>
+    <w:bookmarkStart w:id="333" w:name="X62c2bccfcb3c64764f794751dcac0a3c1c7edc5"/>
     <w:p>
       <w:pPr>
         <w:pStyle w:val="Bibliography"/>
@@ -18874,7 +18668,7 @@
       <w:r>
         <w:t xml:space="preserve"> </w:t>
       </w:r>
-      <w:hyperlink r:id="rId335">
+      <w:hyperlink r:id="rId332">
         <w:r>
           <w:rPr>
             <w:rStyle w:val="Hyperlink"/>
@@ -18883,8 +18677,8 @@
         </w:r>
       </w:hyperlink>
     </w:p>
-    <w:bookmarkEnd w:id="336"/>
-    <w:bookmarkStart w:id="338" w:name="Xb35ee182d565575e339a0170868456c1684f821"/>
+    <w:bookmarkEnd w:id="333"/>
+    <w:bookmarkStart w:id="335" w:name="Xb35ee182d565575e339a0170868456c1684f821"/>
     <w:p>
       <w:pPr>
         <w:pStyle w:val="Bibliography"/>
@@ -18939,7 +18733,7 @@
       <w:r>
         <w:t xml:space="preserve"> </w:t>
       </w:r>
-      <w:hyperlink r:id="rId337">
+      <w:hyperlink r:id="rId334">
         <w:r>
           <w:rPr>
             <w:rStyle w:val="Hyperlink"/>
@@ -18948,8 +18742,8 @@
         </w:r>
       </w:hyperlink>
     </w:p>
-    <w:bookmarkEnd w:id="338"/>
-    <w:bookmarkStart w:id="340" w:name="ref-wyantMaximizingEngagementTrust2025"/>
+    <w:bookmarkEnd w:id="335"/>
+    <w:bookmarkStart w:id="337" w:name="ref-wyantMaximizingEngagementTrust2025"/>
     <w:p>
       <w:pPr>
         <w:pStyle w:val="Bibliography"/>
@@ -19058,7 +18852,7 @@
       <w:r>
         <w:t xml:space="preserve"> </w:t>
       </w:r>
-      <w:hyperlink r:id="rId339">
+      <w:hyperlink r:id="rId336">
         <w:r>
           <w:rPr>
             <w:rStyle w:val="Hyperlink"/>
@@ -19067,8 +18861,8 @@
         </w:r>
       </w:hyperlink>
     </w:p>
-    <w:bookmarkEnd w:id="340"/>
-    <w:bookmarkStart w:id="341" w:name="X0f0fab553d46f8852e582400eb2e6c745146f48"/>
+    <w:bookmarkEnd w:id="337"/>
+    <w:bookmarkStart w:id="338" w:name="X0f0fab553d46f8852e582400eb2e6c745146f48"/>
     <w:p>
       <w:pPr>
         <w:pStyle w:val="Bibliography"/>
@@ -19146,8 +18940,8 @@
         <w:t xml:space="preserve">.</w:t>
       </w:r>
     </w:p>
-    <w:bookmarkEnd w:id="341"/>
-    <w:bookmarkStart w:id="343" w:name="ref-zhouEvaluatingMachineLearning2018"/>
+    <w:bookmarkEnd w:id="338"/>
+    <w:bookmarkStart w:id="340" w:name="ref-zhouEvaluatingMachineLearning2018"/>
     <w:p>
       <w:pPr>
         <w:pStyle w:val="Bibliography"/>
@@ -19220,7 +19014,7 @@
       <w:r>
         <w:t xml:space="preserve"> </w:t>
       </w:r>
-      <w:hyperlink r:id="rId342">
+      <w:hyperlink r:id="rId339">
         <w:r>
           <w:rPr>
             <w:rStyle w:val="Hyperlink"/>
@@ -19229,9 +19023,9 @@
         </w:r>
       </w:hyperlink>
     </w:p>
-    <w:bookmarkEnd w:id="343"/>
-    <w:bookmarkEnd w:id="344"/>
-    <w:bookmarkEnd w:id="345"/>
+    <w:bookmarkEnd w:id="340"/>
+    <w:bookmarkEnd w:id="341"/>
+    <w:bookmarkEnd w:id="342"/>
     <w:sectPr/>
   </w:body>
 </w:document>
@@ -19629,12 +19423,6 @@
     <w:abstractNumId w:val="991"/>
   </w:num>
   <w:num w:numId="1007">
-    <w:abstractNumId w:val="991"/>
-  </w:num>
-  <w:num w:numId="1008">
-    <w:abstractNumId w:val="991"/>
-  </w:num>
-  <w:num w:numId="1009">
     <w:abstractNumId w:val="991"/>
   </w:num>
 </w:numbering>

--- a/index.docx
+++ b/index.docx
@@ -9685,20 +9685,7 @@
         <w:t xml:space="preserve"> </w:t>
       </w:r>
       <w:r>
-        <w:t xml:space="preserve">(Lister et al., 2020;</w:t>
-      </w:r>
-      <w:r>
-        <w:t xml:space="preserve"> </w:t>
-      </w:r>
-      <w:r>
-        <w:rPr>
-          <w:b/>
-          <w:bCs/>
-        </w:rPr>
-        <w:t xml:space="preserve">leeUrbanRuralDisparities2023?</w:t>
-      </w:r>
-      <w:r>
-        <w:t xml:space="preserve">)</w:t>
+        <w:t xml:space="preserve">(Lee et al., 2023; Lister et al., 2020)</w:t>
       </w:r>
       <w:r>
         <w:t xml:space="preserve">.</w:t>
@@ -9715,56 +9702,7 @@
         <w:t xml:space="preserve"> </w:t>
       </w:r>
       <w:r>
-        <w:t xml:space="preserve">(</w:t>
-      </w:r>
-      <w:r>
-        <w:rPr>
-          <w:b/>
-          <w:bCs/>
-        </w:rPr>
-        <w:t xml:space="preserve">fisherDynamicModelPsychological2015?</w:t>
-      </w:r>
-      <w:r>
-        <w:t xml:space="preserve">;</w:t>
-      </w:r>
-      <w:r>
-        <w:t xml:space="preserve"> </w:t>
-      </w:r>
-      <w:r>
-        <w:rPr>
-          <w:b/>
-          <w:bCs/>
-        </w:rPr>
-        <w:t xml:space="preserve">davidIntraindividualDynamicNetwork2018?</w:t>
-      </w:r>
-      <w:r>
-        <w:t xml:space="preserve">;</w:t>
-      </w:r>
-      <w:r>
-        <w:t xml:space="preserve"> </w:t>
-      </w:r>
-      <w:r>
-        <w:rPr>
-          <w:b/>
-          <w:bCs/>
-        </w:rPr>
-        <w:t xml:space="preserve">rocheEnrichingPsychologicalAssessment2014?</w:t>
-      </w:r>
-      <w:r>
-        <w:t xml:space="preserve">;</w:t>
-      </w:r>
-      <w:r>
-        <w:t xml:space="preserve"> </w:t>
-      </w:r>
-      <w:r>
-        <w:rPr>
-          <w:b/>
-          <w:bCs/>
-        </w:rPr>
-        <w:t xml:space="preserve">wrightModelingHeterogeneityMomentary2016?</w:t>
-      </w:r>
-      <w:r>
-        <w:t xml:space="preserve">)</w:t>
+        <w:t xml:space="preserve">(David et al., 2018; Fisher, 2015; Roche et al., 2014; Wright et al., 2016)</w:t>
       </w:r>
       <w:r>
         <w:t xml:space="preserve"> </w:t>
@@ -9853,43 +9791,7 @@
         <w:t xml:space="preserve"> </w:t>
       </w:r>
       <w:r>
-        <w:t xml:space="preserve">(</w:t>
-      </w:r>
-      <w:r>
-        <w:rPr>
-          <w:b/>
-          <w:bCs/>
-        </w:rPr>
-        <w:t xml:space="preserve">tausczikPsychologicalMeaningWords2010?</w:t>
-      </w:r>
-      <w:r>
-        <w:t xml:space="preserve">;</w:t>
-      </w:r>
-      <w:r>
-        <w:t xml:space="preserve"> </w:t>
-      </w:r>
-      <w:r>
-        <w:rPr>
-          <w:b/>
-          <w:bCs/>
-        </w:rPr>
-        <w:t xml:space="preserve">bleiLatentDirichletAllocation2003?</w:t>
-      </w:r>
-      <w:r>
-        <w:t xml:space="preserve">;</w:t>
-      </w:r>
-      <w:r>
-        <w:t xml:space="preserve"> </w:t>
-      </w:r>
-      <w:r>
-        <w:rPr>
-          <w:b/>
-          <w:bCs/>
-        </w:rPr>
-        <w:t xml:space="preserve">devlinBERTPretrainingDeep2019?</w:t>
-      </w:r>
-      <w:r>
-        <w:t xml:space="preserve">)</w:t>
+        <w:t xml:space="preserve">(Blei et al., 2003; Devlin et al., 2019; Tausczik &amp; Pennebaker, 2010)</w:t>
       </w:r>
       <w:r>
         <w:t xml:space="preserve">) to text messages and other social media activity by our participants to engineer features that may predict future lapses. Such features may or may not align with existing theories about relapse, but because they are anchored to participants’ own words, they may serve as reliable indicators of lapse risk for certain individuals, particularly when used within learning algorithms that employ feature selection, regularization, or other techniques to address the bias-variance trade-off with high-dimensional feature sets. Furthermore, emerging techniques for interpreting machine learning models</w:t>
@@ -9971,43 +9873,7 @@
         <w:t xml:space="preserve"> </w:t>
       </w:r>
       <w:r>
-        <w:t xml:space="preserve">(</w:t>
-      </w:r>
-      <w:r>
-        <w:rPr>
-          <w:b/>
-          <w:bCs/>
-        </w:rPr>
-        <w:t xml:space="preserve">zikmund-fisherRightToolWhat2013?</w:t>
-      </w:r>
-      <w:r>
-        <w:t xml:space="preserve">;</w:t>
-      </w:r>
-      <w:r>
-        <w:t xml:space="preserve"> </w:t>
-      </w:r>
-      <w:r>
-        <w:rPr>
-          <w:b/>
-          <w:bCs/>
-        </w:rPr>
-        <w:t xml:space="preserve">fagerlinMakingNumbersMatter2007?</w:t>
-      </w:r>
-      <w:r>
-        <w:t xml:space="preserve">;</w:t>
-      </w:r>
-      <w:r>
-        <w:t xml:space="preserve"> </w:t>
-      </w:r>
-      <w:r>
-        <w:rPr>
-          <w:b/>
-          <w:bCs/>
-        </w:rPr>
-        <w:t xml:space="preserve">zipkinEvidencebasedRiskCommunication2014?</w:t>
-      </w:r>
-      <w:r>
-        <w:t xml:space="preserve">)</w:t>
+        <w:t xml:space="preserve">(Fagerlin et al., 2007; Zikmund-Fisher, 2013; Zipkin et al., 2014)</w:t>
       </w:r>
       <w:r>
         <w:t xml:space="preserve">. As a result, it may be more effective to communicate risk using coarser categories (e.g., low, medium, or high risk) or through relative changes in risk (e.g.,</w:t>
@@ -10117,20 +9983,7 @@
         <w:t xml:space="preserve"> </w:t>
       </w:r>
       <w:r>
-        <w:t xml:space="preserve">(Marlatt &amp; Gordon, 1985; K. Witkiewitz &amp; Marlatt, 2004;</w:t>
-      </w:r>
-      <w:r>
-        <w:t xml:space="preserve"> </w:t>
-      </w:r>
-      <w:r>
-        <w:rPr>
-          <w:b/>
-          <w:bCs/>
-        </w:rPr>
-        <w:t xml:space="preserve">rawsonIntensiveOutpatientApproach1995?</w:t>
-      </w:r>
-      <w:r>
-        <w:t xml:space="preserve">)</w:t>
+        <w:t xml:space="preserve">(Marlatt &amp; Gordon, 1985; Rawson et al., 1995; K. Witkiewitz &amp; Marlatt, 2004)</w:t>
       </w:r>
       <w:r>
         <w:t xml:space="preserve"> </w:t>
@@ -10142,20 +9995,7 @@
         <w:t xml:space="preserve"> </w:t>
       </w:r>
       <w:r>
-        <w:t xml:space="preserve">(Bowen et al., 2021; Liese &amp; Beck, 2022; McHugh et al., 2010;</w:t>
-      </w:r>
-      <w:r>
-        <w:t xml:space="preserve"> </w:t>
-      </w:r>
-      <w:r>
-        <w:rPr>
-          <w:b/>
-          <w:bCs/>
-        </w:rPr>
-        <w:t xml:space="preserve">centerforsubstanceabusetreatmentCounselorsTreatmentManual2006?</w:t>
-      </w:r>
-      <w:r>
-        <w:t xml:space="preserve">)</w:t>
+        <w:t xml:space="preserve">(Bowen et al., 2021; Center for Substance Abuse Treatment, 2006; Liese &amp; Beck, 2022; McHugh et al., 2010)</w:t>
       </w:r>
       <w:r>
         <w:t xml:space="preserve">. It may be that their impact is subsumed within other more powerful features (i.e., past use and self-efficacy). However, this seems unlikely given that the methodology underlying Shapley values allows for a fair distribution of importance among the relevant predictive features even when those features are correlated</w:t>
@@ -10302,30 +10142,7 @@
         <w:t xml:space="preserve"> </w:t>
       </w:r>
       <w:r>
-        <w:t xml:space="preserve">(</w:t>
-      </w:r>
-      <w:r>
-        <w:rPr>
-          <w:b/>
-          <w:bCs/>
-        </w:rPr>
-        <w:t xml:space="preserve">huangActivityIdentificationGPS2010?</w:t>
-      </w:r>
-      <w:r>
-        <w:t xml:space="preserve">;</w:t>
-      </w:r>
-      <w:r>
-        <w:t xml:space="preserve"> </w:t>
-      </w:r>
-      <w:r>
-        <w:rPr>
-          <w:b/>
-          <w:bCs/>
-        </w:rPr>
-        <w:t xml:space="preserve">xieTrajectoriesActivitiesSpatiotemporal2009?</w:t>
-      </w:r>
-      <w:r>
-        <w:t xml:space="preserve">)</w:t>
+        <w:t xml:space="preserve">(Huang et al., 2010; Xie et al., 2009)</w:t>
       </w:r>
       <w:r>
         <w:t xml:space="preserve"> </w:t>
@@ -10374,7 +10191,7 @@
       </w:r>
     </w:p>
     <w:bookmarkEnd w:id="139"/>
-    <w:bookmarkStart w:id="146" w:name="discussion-2"/>
+    <w:bookmarkStart w:id="149" w:name="discussion-2"/>
     <w:p>
       <w:pPr>
         <w:pStyle w:val="Heading1"/>
@@ -10422,7 +10239,7 @@
         <w:pStyle w:val="BodyText"/>
       </w:pPr>
       <w:r>
-        <w:t xml:space="preserve">Model performance decreased as models predicted further into the future. This is unsurprising given what we know about prediction and substance use. Many important relapse risk factors are fluctuating processes that can change day-by-day, if not more frequently. As lag time increases, features become less proximal to the start of the prediction window. Implementing these models will require weighting the benefits of advanced notice against the cost to performance. Furthermore, it should be noted that both the immediate and lagged models can be combined in a complementary fashion that allows both for highly accurate immediate lapse prediction and advanced warning about future lapse risk.</w:t>
+        <w:t xml:space="preserve">Model performance decreased as models predicted further into the future. This is unsurprising given what we know about prediction and substance use. Many important relapse risk factors are fluctuating processes that can change day-by-day, if not more frequently. As lag time increases, features become less proximal to the start of the prediction window. Implementing these models will require weighting the benefits of advanced notice against the cost to performance.</w:t>
       </w:r>
     </w:p>
     <w:p>
@@ -10587,7 +10404,7 @@
       </w:r>
     </w:p>
     <w:bookmarkEnd w:id="143"/>
-    <w:bookmarkStart w:id="144" w:name="recovery-monitoring-support-system"/>
+    <w:bookmarkStart w:id="147" w:name="recovery-monitoring-support-system"/>
     <w:p>
       <w:pPr>
         <w:pStyle w:val="Heading2"/>
@@ -10601,7 +10418,24 @@
         <w:pStyle w:val="FirstParagraph"/>
       </w:pPr>
       <w:r>
-        <w:t xml:space="preserve">We believe our lapse prediction models will be most effective when embedded in a recovery monitoring and support system designed to deliver adaptive and personalized continuing care. This system could send daily messages to patients with personalized feedback about their risk of lapse and provide support recommendations tailored to their current recovery needs. This series of studies provides initial support that immediate and lagged prediction models can be built with high accuracy using EMA and geolocation sensing for recovery monitoring. Furthermore, these studies demonstrated how the most important features for individual predictions can be extracted and targeted for personalized recovery support recommendations.</w:t>
+        <w:t xml:space="preserve">We believe that lapse prediction models will be most effective when embedded within a broader recovery monitoring and support system capable of delivering adaptive, personalized continuing care. Such a system could send automated daily messages to patients, with feedback about their current lapse risk along with recovery support recommendations tailored to their evolving needs. Collectively, the present studies provide initial empirical support for this goal by demonstrating that both immediate and lagged lapse prediction models can be developed with high accuracy using EMA and geolocation sensing data. Importantly, these studies also show that locally important features driving individual risk predictions can be identified and leveraged to inform personalized recovery support strategies.</w:t>
+      </w:r>
+    </w:p>
+    <w:bookmarkStart w:id="144" w:name="X7426dc6c09fde6e15128813eef54ac8f46dd66f"/>
+    <w:p>
+      <w:pPr>
+        <w:pStyle w:val="Heading3"/>
+      </w:pPr>
+      <w:r>
+        <w:t xml:space="preserve">5.3.1 Immediate and Lagged Models as Complementary Support Tools</w:t>
+      </w:r>
+    </w:p>
+    <w:p>
+      <w:pPr>
+        <w:pStyle w:val="FirstParagraph"/>
+      </w:pPr>
+      <w:r>
+        <w:t xml:space="preserve">Immediate lapse prediction models are well suited to guiding individuals toward actionable, in-the-moment strategies to maintain recovery goals. These models can support individuals in both selecting and implementing coping responses by directing them to targeted interventions, such as specific app-based modules or brief skills exercises. For example, when an individual’s immediate risk is driven by elevated craving, the system might recommend an urge-surfing exercise; when risk is driven by recent stressors, a guided relaxation or stress-management activity may be more appropriate; and when self-efficacy is low, reflective exercises focused on past successes or core reasons for choosing abstinence or moderation may be most beneficial.</w:t>
       </w:r>
     </w:p>
     <w:p>
@@ -10609,7 +10443,25 @@
         <w:pStyle w:val="BodyText"/>
       </w:pPr>
       <w:r>
-        <w:t xml:space="preserve">Our immediate models can be used to guide individuals to take immediate actionable steps to maintain their recovery goals and support them in implementing these steps (e.g., pointing them to a specific module in an app). For example, recommending an urge surfing activity when someone’s immediate risk is driven by strong craving, recommending a guided relaxation video when someone is reporting recent stressful events, or encouraging individuals to reflect on recent past successes or reasons for choosing abstinence or moderation when self-efficacy is low.</w:t>
+        <w:t xml:space="preserve">In contrast, lagged models provide advanced warning of risk (e.g., days to weeks before the lapse occurs). These models are well-suited to support recovery needs that cannot be addressed within an app, such as scheduling positive or pleasant activities, increasing social engagement, or attending a peer-led recovery meeting. To be clear, we do not believe an app alone is sufficient to deliver continuing care. We expect individuals will require additional support throughout their recovery from a mental health provider (e.g., motivational enhancement, crisis management, skill building), a peer (e.g., sponsor, support group), or family member. Importantly, these types of supports take time to set up; highlighting the value of this lagged week model. Taken together, immediate and lagged models can be combined in a complementary fashion, enabling both highly accurate real-time detection of imminent lapse risk and advance warning of future lapse risk.</w:t>
+      </w:r>
+    </w:p>
+    <w:bookmarkEnd w:id="144"/>
+    <w:bookmarkStart w:id="145" w:name="communicating-model-output-to-patients"/>
+    <w:p>
+      <w:pPr>
+        <w:pStyle w:val="Heading3"/>
+      </w:pPr>
+      <w:r>
+        <w:t xml:space="preserve">5.3.2 Communicating Model Output to Patients</w:t>
+      </w:r>
+    </w:p>
+    <w:p>
+      <w:pPr>
+        <w:pStyle w:val="FirstParagraph"/>
+      </w:pPr>
+      <w:r>
+        <w:t xml:space="preserve">A central challenge for translating lapse prediction models into clinical impact is determining how to effectively communicate model outputs to individuals. Our models generate quantitative predictions of lapse probability, which can also be converted into categorical classifications (e.g., lapse vs. no lapse) by applying a decision threshold. Although we observed high sensitivity and specificity when thresholds were selected to balance these metrics, the positive predictive value (PPV) of categorical predictions was moderate to low in our full models. As a result, we believe categorical predictions should be communicated to patients with extreme caution, if at all. Instead, we favor the use of quantitative lapse probabilities as continuous risk indicators to guide supportive interventions and monitoring intensity.</w:t>
       </w:r>
     </w:p>
     <w:p>
@@ -10617,7 +10469,7 @@
         <w:pStyle w:val="BodyText"/>
       </w:pPr>
       <w:r>
-        <w:t xml:space="preserve">The lagged models provide individuals with advanced warning of their lapse risk. These models are well-suited to support recovery needs that cannot be addressed within an app, such as scheduling positive or pleasant activities, increasing social engagement, or attending a peer-led recovery meeting. To be clear, we do not believe an app alone is sufficient to deliver continuing care. We expect individuals will require additional support throughout their recovery from a mental health provider (e.g., motivational enhancement, crisis management, skill building), a peer (e.g., sponsor, support group), or family member. Importantly, these types of supports take time to set up; highlighting the value of this lagged week model.</w:t>
+        <w:t xml:space="preserve">However, raw probability estimates may be difficult for patients to interpret intuitively (e.g., distinguishing the practical meaning of a 79% versus a 64% lapse probability). Anchoring risk estimates to an individual’s personal baseline may enhance interpretability. For example, by emphasizing whether risk is higher or lower than in the prior week or relative to their typical pattern. Additionally, combining quantitative scores with coarser qualitative descriptors (e.g., low, moderate, high risk) may further support comprehension without oversimplification.</w:t>
       </w:r>
     </w:p>
     <w:p>
@@ -10625,121 +10477,74 @@
         <w:pStyle w:val="BodyText"/>
       </w:pPr>
       <w:r>
-        <w:t xml:space="preserve">One critical step is to investigate how to communicate information from our model output to individuals. We must determine how best to provide lapse risk and recovery recommendations such that patients trust and follow the recommendation.</w:t>
-      </w:r>
-    </w:p>
-    <w:p>
-      <w:pPr>
-        <w:numPr>
-          <w:ilvl w:val="0"/>
-          <w:numId w:val="1006"/>
-        </w:numPr>
-      </w:pPr>
-      <w:r>
-        <w:t xml:space="preserve">Our models natively provide quantitative predictions of lapse probabilities. These lapse probabilities can also be used to make categorical predictions (lapse vs. no-lapse) by applying a decision threshold to the quantitative predicted lapse probabilities (i.e., predict lapse when the probability exceeds the decision threshold). We observed high sensitivity and specificity for these categorical predictions at a decision threshold selected to balance these two performance metrics. However, the PPV (proportion of predicted lapses that were true lapses) of these categorical predictions in our full models was moderate to very low at this threshold (ranging from .630 down to .025 across window widths). For this reason, categorical predictions should be provided to patients with extreme caution, if at all. Instead, we favor the quantitative lapse probabilities as risk indicators to guide intervention and support recommendations.</w:t>
-      </w:r>
-    </w:p>
-    <w:p>
-      <w:pPr>
-        <w:numPr>
-          <w:ilvl w:val="0"/>
-          <w:numId w:val="1006"/>
-        </w:numPr>
-      </w:pPr>
-      <w:r>
-        <w:t xml:space="preserve">Our models give us predicted probabilities of a lapse. One option would be to create thresholds for what constitutes low, medium, or high risk and relay current and future risk information to the individual.</w:t>
-      </w:r>
-    </w:p>
-    <w:p>
-      <w:pPr>
-        <w:numPr>
-          <w:ilvl w:val="0"/>
-          <w:numId w:val="1006"/>
-        </w:numPr>
-      </w:pPr>
-      <w:r>
-        <w:t xml:space="preserve">Another option would be to anchor the predicted probability to the individual. For example, is their risk higher or lower compared to the previous week.</w:t>
-      </w:r>
-    </w:p>
-    <w:p>
-      <w:pPr>
-        <w:numPr>
-          <w:ilvl w:val="0"/>
-          <w:numId w:val="1006"/>
-        </w:numPr>
-      </w:pPr>
-      <w:r>
-        <w:t xml:space="preserve">But another thing our model’s give us are the most important features driving that lapse prediction. We could imagine contextualizing lapse risk by alerting individuals to the most important predictor of their risk or using domain expertise to provide specific recommendations for recovery engagement.–&gt;</w:t>
-      </w:r>
-    </w:p>
-    <w:p>
-      <w:pPr>
-        <w:numPr>
-          <w:ilvl w:val="0"/>
-          <w:numId w:val="1006"/>
-        </w:numPr>
-      </w:pPr>
-      <w:r>
-        <w:t xml:space="preserve">Where this puts us in terms of feasibility (people provide data for up to 1 year and data yields accurate predictions of next day alcohol and opioid use)</w:t>
-      </w:r>
-    </w:p>
-    <w:p>
-      <w:pPr>
-        <w:numPr>
-          <w:ilvl w:val="0"/>
-          <w:numId w:val="1007"/>
-        </w:numPr>
-      </w:pPr>
-      <w:r>
-        <w:t xml:space="preserve">re-evaluating for performance drift, updating with data from target sample,</w:t>
-      </w:r>
-    </w:p>
-    <w:p>
-      <w:pPr>
-        <w:numPr>
-          <w:ilvl w:val="0"/>
-          <w:numId w:val="1007"/>
-        </w:numPr>
-      </w:pPr>
-      <w:r>
-        <w:t xml:space="preserve">Right now we’re using our model outputs us inputs into an LLM But, we could imagine in the near future using them as inputs into agentic AI systems that could automatically deliver personalized recommendations or even directly engage with individuals to help them implement recommendations and facilitate connections to therapists and other care providers when risk levels are high (triage).</w:t>
-      </w:r>
-    </w:p>
-    <w:p>
-      <w:pPr>
-        <w:numPr>
-          <w:ilvl w:val="0"/>
-          <w:numId w:val="1007"/>
-        </w:numPr>
-      </w:pPr>
-      <w:r>
-        <w:t xml:space="preserve">return to continuum of care.</w:t>
-      </w:r>
-    </w:p>
-    <w:p>
-      <w:pPr>
-        <w:numPr>
-          <w:ilvl w:val="0"/>
-          <w:numId w:val="1007"/>
-        </w:numPr>
-      </w:pPr>
-      <w:r>
-        <w:t xml:space="preserve">Still have structural issues for getting access to treatment.</w:t>
-      </w:r>
-    </w:p>
-    <w:p>
-      <w:pPr>
-        <w:numPr>
-          <w:ilvl w:val="0"/>
-          <w:numId w:val="1007"/>
-        </w:numPr>
-      </w:pPr>
-      <w:r>
-        <w:t xml:space="preserve">Hint at ai being helpful in these areas as well</w:t>
-      </w:r>
-    </w:p>
-    <w:bookmarkEnd w:id="144"/>
-    <w:bookmarkStart w:id="145" w:name="conclusions-1"/>
+        <w:t xml:space="preserve">Beyond risk probabilities, our models also identify the most influential features contributing to each prediction. These locally important features create opportunities to contextualize risk feedback by highlighting key drivers of vulnerability (e.g., craving, stress, social isolation) and pairing them with domain-informed recovery recommendations.</w:t>
+      </w:r>
+    </w:p>
+    <w:p>
+      <w:pPr>
+        <w:pStyle w:val="BodyText"/>
+      </w:pPr>
+      <w:r>
+        <w:t xml:space="preserve">Despite these opportunities, there is currently no consensus on how best to present predictive feedback in a manner that maximizes engagement, trust, and clinical utility. Prior research suggests that increasing transparency in</w:t>
+      </w:r>
+      <w:r>
+        <w:t xml:space="preserve"> </w:t>
+      </w:r>
+      <w:r>
+        <w:t xml:space="preserve">“black-box”</w:t>
+      </w:r>
+      <w:r>
+        <w:t xml:space="preserve"> </w:t>
+      </w:r>
+      <w:r>
+        <w:t xml:space="preserve">machine learning systems, such as by revealing contributing factors, can improve perceived credibility and user acceptance. In the context of recovery monitoring, selective transparency may also promote self-awareness and learning, potentially yielding additional clinical benefits. At the same time, overly detailed or complex explanations may undermine confidence by exposing model uncertainty, revealing occasional errors, or burdening users with unnecessary information. Thus, determining the optimal balance between transparency and simplicity remains an open empirical question.</w:t>
+      </w:r>
+    </w:p>
+    <w:p>
+      <w:pPr>
+        <w:pStyle w:val="BodyText"/>
+      </w:pPr>
+      <w:r>
+        <w:t xml:space="preserve">To address this gap, we have recently launched an NIAAA-funded study focused on optimizing daily support messages delivered by a recovery monitoring system. This work experimentally examines how key message components, including lapse probability, locally important features, risk-relevant recovery activity recommendations, and linguistic style and tone, affect engagement, trust, and clinical outcomes. The goal of this research is to generate clear, data-driven guidance for designing feedback that is both acceptable and effective.</w:t>
+      </w:r>
+    </w:p>
+    <w:bookmarkEnd w:id="145"/>
+    <w:bookmarkStart w:id="146" w:name="final-future-considerations"/>
+    <w:p>
+      <w:pPr>
+        <w:pStyle w:val="Heading3"/>
+      </w:pPr>
+      <w:r>
+        <w:t xml:space="preserve">5.3.3 Final Future Considerations</w:t>
+      </w:r>
+    </w:p>
+    <w:p>
+      <w:pPr>
+        <w:pStyle w:val="FirstParagraph"/>
+      </w:pPr>
+      <w:r>
+        <w:t xml:space="preserve">From an implementation perspective, continued evaluation of model performance over time will be critical. Lapse prediction models must be routinely reassessed for performance drift and updated using data from target populations to ensure ongoing validity and equity.</w:t>
+      </w:r>
+    </w:p>
+    <w:p>
+      <w:pPr>
+        <w:pStyle w:val="BodyText"/>
+      </w:pPr>
+      <w:r>
+        <w:t xml:space="preserve">In our next immediate steps, we have begun to feed our model outputs as inputs to a large language model (LLM) to generate personalized messages. However, in the near future, we might use these model outputs into a more fully agentic AI system capable of dynamically delivering personalized recommendations, engaging individuals in interactive problem-solving, facilitating connections to therapists or peer supports, and initiating triage processes when risk reaches clinically concerning levels.</w:t>
+      </w:r>
+    </w:p>
+    <w:p>
+      <w:pPr>
+        <w:pStyle w:val="BodyText"/>
+      </w:pPr>
+      <w:r>
+        <w:t xml:space="preserve">Finally, these technological advances must be situated within the broader continuum of care and the structural realities of treatment access. Many individuals face significant barriers to accessing timely, consistent substance use treatment and recovery supports. While AI-based systems are not a solution to these structural challenges, they may play a complementary role by helping individuals navigate available resources, optimize limited clinical contacts, and extend the reach of human-delivered care. Viewed in this way, predictive modeling and AI-driven support systems offer a promising avenue for enhancing comprehensive precision care.</w:t>
+      </w:r>
+    </w:p>
+    <w:bookmarkEnd w:id="146"/>
+    <w:bookmarkEnd w:id="147"/>
+    <w:bookmarkStart w:id="148" w:name="conclusions-1"/>
     <w:p>
       <w:pPr>
         <w:pStyle w:val="Heading2"/>
@@ -10748,9 +10553,9 @@
         <w:t xml:space="preserve">5.4 Conclusions</w:t>
       </w:r>
     </w:p>
-    <w:bookmarkEnd w:id="145"/>
-    <w:bookmarkEnd w:id="146"/>
-    <w:bookmarkStart w:id="342" w:name="references"/>
+    <w:bookmarkEnd w:id="148"/>
+    <w:bookmarkEnd w:id="149"/>
+    <w:bookmarkStart w:id="373" w:name="references"/>
     <w:p>
       <w:pPr>
         <w:pStyle w:val="Heading1"/>
@@ -10759,8 +10564,8 @@
         <w:t xml:space="preserve">6. References</w:t>
       </w:r>
     </w:p>
-    <w:bookmarkStart w:id="341" w:name="refs"/>
-    <w:bookmarkStart w:id="148" w:name="ref-alexanderUseEcologicalMomentary2023"/>
+    <w:bookmarkStart w:id="372" w:name="refs"/>
+    <w:bookmarkStart w:id="151" w:name="ref-alexanderUseEcologicalMomentary2023"/>
     <w:p>
       <w:pPr>
         <w:pStyle w:val="Bibliography"/>
@@ -10851,7 +10656,7 @@
       <w:r>
         <w:t xml:space="preserve"> </w:t>
       </w:r>
-      <w:hyperlink r:id="rId147">
+      <w:hyperlink r:id="rId150">
         <w:r>
           <w:rPr>
             <w:rStyle w:val="Hyperlink"/>
@@ -10860,8 +10665,8 @@
         </w:r>
       </w:hyperlink>
     </w:p>
-    <w:bookmarkEnd w:id="148"/>
-    <w:bookmarkStart w:id="149" w:name="ref-ARDIAlcoholAttributableDeaths"/>
+    <w:bookmarkEnd w:id="151"/>
+    <w:bookmarkStart w:id="152" w:name="ref-ARDIAlcoholAttributableDeaths"/>
     <w:p>
       <w:pPr>
         <w:pStyle w:val="Bibliography"/>
@@ -10919,8 +10724,8 @@
         <w:t xml:space="preserve">. (n.d.). https://nccd.cdc.gov/DPH_ARDI/Default/Report.aspx?T=AAM&amp;P=F1F85724-AEC5-4421-BC88-3E8899866842&amp;R=EACE3036-77C9-4893-9F93-17A5E1FEBE01&amp;M=7F40785C-D481-440A-970F-50EFBD21B35B&amp;F=&amp;D=.</w:t>
       </w:r>
     </w:p>
-    <w:bookmarkEnd w:id="149"/>
-    <w:bookmarkStart w:id="151" w:name="ref-baeLeveragingMobilePhone2023"/>
+    <w:bookmarkEnd w:id="152"/>
+    <w:bookmarkStart w:id="154" w:name="ref-baeLeveragingMobilePhone2023"/>
     <w:p>
       <w:pPr>
         <w:pStyle w:val="Bibliography"/>
@@ -11007,7 +10812,7 @@
       <w:r>
         <w:t xml:space="preserve"> </w:t>
       </w:r>
-      <w:hyperlink r:id="rId150">
+      <w:hyperlink r:id="rId153">
         <w:r>
           <w:rPr>
             <w:rStyle w:val="Hyperlink"/>
@@ -11016,8 +10821,8 @@
         </w:r>
       </w:hyperlink>
     </w:p>
-    <w:bookmarkEnd w:id="151"/>
-    <w:bookmarkStart w:id="153" w:name="ref-baeMobilePhoneSensors2018"/>
+    <w:bookmarkEnd w:id="154"/>
+    <w:bookmarkStart w:id="156" w:name="ref-baeMobilePhoneSensors2018"/>
     <w:p>
       <w:pPr>
         <w:pStyle w:val="Bibliography"/>
@@ -11066,7 +10871,7 @@
       <w:r>
         <w:t xml:space="preserve"> </w:t>
       </w:r>
-      <w:hyperlink r:id="rId152">
+      <w:hyperlink r:id="rId155">
         <w:r>
           <w:rPr>
             <w:rStyle w:val="Hyperlink"/>
@@ -11075,8 +10880,8 @@
         </w:r>
       </w:hyperlink>
     </w:p>
-    <w:bookmarkEnd w:id="153"/>
-    <w:bookmarkStart w:id="155" w:name="ref-bickmanAchievingPrecisionMental2016"/>
+    <w:bookmarkEnd w:id="156"/>
+    <w:bookmarkStart w:id="158" w:name="ref-bickmanAchievingPrecisionMental2016"/>
     <w:p>
       <w:pPr>
         <w:pStyle w:val="Bibliography"/>
@@ -11152,7 +10957,7 @@
       <w:r>
         <w:t xml:space="preserve"> </w:t>
       </w:r>
-      <w:hyperlink r:id="rId154">
+      <w:hyperlink r:id="rId157">
         <w:r>
           <w:rPr>
             <w:rStyle w:val="Hyperlink"/>
@@ -11161,13 +10966,49 @@
         </w:r>
       </w:hyperlink>
     </w:p>
-    <w:bookmarkEnd w:id="155"/>
-    <w:bookmarkStart w:id="156" w:name="X6c5adf42984d4dcd96717e3e06f47f768bdce11"/>
+    <w:bookmarkEnd w:id="158"/>
+    <w:bookmarkStart w:id="159" w:name="ref-bleiLatentDirichletAllocation2003"/>
     <w:p>
       <w:pPr>
         <w:pStyle w:val="Bibliography"/>
       </w:pPr>
       <w:r>
+        <w:t xml:space="preserve">Blei, D. M., Ng, A. Y., &amp; Jordan, M. I. (2003). Latent dirichlet allocation.</w:t>
+      </w:r>
+      <w:r>
+        <w:t xml:space="preserve"> </w:t>
+      </w:r>
+      <w:r>
+        <w:rPr>
+          <w:i/>
+          <w:iCs/>
+        </w:rPr>
+        <w:t xml:space="preserve">J. Mach. Learn. Res.</w:t>
+      </w:r>
+      <w:r>
+        <w:t xml:space="preserve">,</w:t>
+      </w:r>
+      <w:r>
+        <w:t xml:space="preserve"> </w:t>
+      </w:r>
+      <w:r>
+        <w:rPr>
+          <w:i/>
+          <w:iCs/>
+        </w:rPr>
+        <w:t xml:space="preserve">3</w:t>
+      </w:r>
+      <w:r>
+        <w:t xml:space="preserve">(null), 993–1022.</w:t>
+      </w:r>
+    </w:p>
+    <w:bookmarkEnd w:id="159"/>
+    <w:bookmarkStart w:id="160" w:name="X6c5adf42984d4dcd96717e3e06f47f768bdce11"/>
+    <w:p>
+      <w:pPr>
+        <w:pStyle w:val="Bibliography"/>
+      </w:pPr>
+      <w:r>
         <w:t xml:space="preserve">Bowen, S., Chawla, N., Grow, J., &amp; Marlatt, G. A. (2021).</w:t>
       </w:r>
       <w:r>
@@ -11264,8 +11105,8 @@
         <w:t xml:space="preserve">(Second edition). The Guilford Press.</w:t>
       </w:r>
     </w:p>
-    <w:bookmarkEnd w:id="156"/>
-    <w:bookmarkStart w:id="158" w:name="X1f603aac9a9ea73be97c55416395d3641a2c512"/>
+    <w:bookmarkEnd w:id="160"/>
+    <w:bookmarkStart w:id="162" w:name="X1f603aac9a9ea73be97c55416395d3641a2c512"/>
     <w:p>
       <w:pPr>
         <w:pStyle w:val="Bibliography"/>
@@ -11365,7 +11206,7 @@
       <w:r>
         <w:t xml:space="preserve"> </w:t>
       </w:r>
-      <w:hyperlink r:id="rId157">
+      <w:hyperlink r:id="rId161">
         <w:r>
           <w:rPr>
             <w:rStyle w:val="Hyperlink"/>
@@ -11374,8 +11215,8 @@
         </w:r>
       </w:hyperlink>
     </w:p>
-    <w:bookmarkEnd w:id="158"/>
-    <w:bookmarkStart w:id="160" w:name="ref-brandonRelapseRelapsePrevention2007"/>
+    <w:bookmarkEnd w:id="162"/>
+    <w:bookmarkStart w:id="164" w:name="ref-brandonRelapseRelapsePrevention2007"/>
     <w:p>
       <w:pPr>
         <w:pStyle w:val="Bibliography"/>
@@ -11412,7 +11253,7 @@
       <w:r>
         <w:t xml:space="preserve"> </w:t>
       </w:r>
-      <w:hyperlink r:id="rId159">
+      <w:hyperlink r:id="rId163">
         <w:r>
           <w:rPr>
             <w:rStyle w:val="Hyperlink"/>
@@ -11421,8 +11262,8 @@
         </w:r>
       </w:hyperlink>
     </w:p>
-    <w:bookmarkEnd w:id="160"/>
-    <w:bookmarkStart w:id="162" w:name="Xb9e0d0ebf8a68c1cf7bf5a0c0c60d2cec07c66c"/>
+    <w:bookmarkEnd w:id="164"/>
+    <w:bookmarkStart w:id="166" w:name="Xb9e0d0ebf8a68c1cf7bf5a0c0c60d2cec07c66c"/>
     <w:p>
       <w:pPr>
         <w:pStyle w:val="Bibliography"/>
@@ -11471,7 +11312,7 @@
       <w:r>
         <w:t xml:space="preserve"> </w:t>
       </w:r>
-      <w:hyperlink r:id="rId161">
+      <w:hyperlink r:id="rId165">
         <w:r>
           <w:rPr>
             <w:rStyle w:val="Hyperlink"/>
@@ -11480,8 +11321,8 @@
         </w:r>
       </w:hyperlink>
     </w:p>
-    <w:bookmarkEnd w:id="162"/>
-    <w:bookmarkStart w:id="164" w:name="ref-campbellBriefReportGender2018"/>
+    <w:bookmarkEnd w:id="166"/>
+    <w:bookmarkStart w:id="168" w:name="ref-campbellBriefReportGender2018"/>
     <w:p>
       <w:pPr>
         <w:pStyle w:val="Bibliography"/>
@@ -11596,7 +11437,7 @@
       <w:r>
         <w:t xml:space="preserve"> </w:t>
       </w:r>
-      <w:hyperlink r:id="rId163">
+      <w:hyperlink r:id="rId167">
         <w:r>
           <w:rPr>
             <w:rStyle w:val="Hyperlink"/>
@@ -11605,8 +11446,8 @@
         </w:r>
       </w:hyperlink>
     </w:p>
-    <w:bookmarkEnd w:id="164"/>
-    <w:bookmarkStart w:id="166" w:name="X9a37a6baaaf4b0898f9b89d686ca60354e1e472"/>
+    <w:bookmarkEnd w:id="168"/>
+    <w:bookmarkStart w:id="170" w:name="X9a37a6baaaf4b0898f9b89d686ca60354e1e472"/>
     <w:p>
       <w:pPr>
         <w:pStyle w:val="Bibliography"/>
@@ -11643,7 +11484,7 @@
       <w:r>
         <w:t xml:space="preserve"> </w:t>
       </w:r>
-      <w:hyperlink r:id="rId165">
+      <w:hyperlink r:id="rId169">
         <w:r>
           <w:rPr>
             <w:rStyle w:val="Hyperlink"/>
@@ -11652,8 +11493,8 @@
         </w:r>
       </w:hyperlink>
     </w:p>
-    <w:bookmarkEnd w:id="166"/>
-    <w:bookmarkStart w:id="168" w:name="ref-chtc"/>
+    <w:bookmarkEnd w:id="170"/>
+    <w:bookmarkStart w:id="172" w:name="ref-chtc"/>
     <w:p>
       <w:pPr>
         <w:pStyle w:val="Bibliography"/>
@@ -11677,7 +11518,7 @@
       <w:r>
         <w:t xml:space="preserve"> </w:t>
       </w:r>
-      <w:hyperlink r:id="rId167">
+      <w:hyperlink r:id="rId171">
         <w:r>
           <w:rPr>
             <w:rStyle w:val="Hyperlink"/>
@@ -11686,13 +11527,108 @@
         </w:r>
       </w:hyperlink>
     </w:p>
-    <w:bookmarkEnd w:id="168"/>
-    <w:bookmarkStart w:id="169" w:name="X21d9bc577093464d5d051ef6477b67710b39313"/>
+    <w:bookmarkEnd w:id="172"/>
+    <w:bookmarkStart w:id="173" w:name="X8e0e943878d1a2c3026b4a46f6c482e09849b94"/>
     <w:p>
       <w:pPr>
         <w:pStyle w:val="Bibliography"/>
       </w:pPr>
       <w:r>
+        <w:t xml:space="preserve">Center for Substance Abuse Treatment. (2006).</w:t>
+      </w:r>
+      <w:r>
+        <w:t xml:space="preserve"> </w:t>
+      </w:r>
+      <w:r>
+        <w:rPr>
+          <w:i/>
+          <w:iCs/>
+        </w:rPr>
+        <w:t xml:space="preserve">Counselor’s</w:t>
+      </w:r>
+      <w:r>
+        <w:rPr>
+          <w:i/>
+          <w:iCs/>
+        </w:rPr>
+        <w:t xml:space="preserve"> </w:t>
+      </w:r>
+      <w:r>
+        <w:rPr>
+          <w:i/>
+          <w:iCs/>
+        </w:rPr>
+        <w:t xml:space="preserve">Treatment Manual</w:t>
+      </w:r>
+      <w:r>
+        <w:rPr>
+          <w:i/>
+          <w:iCs/>
+        </w:rPr>
+        <w:t xml:space="preserve">:</w:t>
+      </w:r>
+      <w:r>
+        <w:rPr>
+          <w:i/>
+          <w:iCs/>
+        </w:rPr>
+        <w:t xml:space="preserve"> </w:t>
+      </w:r>
+      <w:r>
+        <w:rPr>
+          <w:i/>
+          <w:iCs/>
+        </w:rPr>
+        <w:t xml:space="preserve">Matrix Intensive Outpatient Treatment</w:t>
+      </w:r>
+      <w:r>
+        <w:rPr>
+          <w:i/>
+          <w:iCs/>
+        </w:rPr>
+        <w:t xml:space="preserve"> </w:t>
+      </w:r>
+      <w:r>
+        <w:rPr>
+          <w:i/>
+          <w:iCs/>
+        </w:rPr>
+        <w:t xml:space="preserve">for</w:t>
+      </w:r>
+      <w:r>
+        <w:rPr>
+          <w:i/>
+          <w:iCs/>
+        </w:rPr>
+        <w:t xml:space="preserve"> </w:t>
+      </w:r>
+      <w:r>
+        <w:rPr>
+          <w:i/>
+          <w:iCs/>
+        </w:rPr>
+        <w:t xml:space="preserve">People With Stimulant Use Disorders</w:t>
+      </w:r>
+      <w:r>
+        <w:t xml:space="preserve">.</w:t>
+      </w:r>
+      <w:r>
+        <w:t xml:space="preserve"> </w:t>
+      </w:r>
+      <w:r>
+        <w:t xml:space="preserve">Substance Abuse and Mental Health Services Administration</w:t>
+      </w:r>
+      <w:r>
+        <w:t xml:space="preserve">.</w:t>
+      </w:r>
+    </w:p>
+    <w:bookmarkEnd w:id="173"/>
+    <w:bookmarkStart w:id="174" w:name="X21d9bc577093464d5d051ef6477b67710b39313"/>
+    <w:p>
+      <w:pPr>
+        <w:pStyle w:val="Bibliography"/>
+      </w:pPr>
+      <w:r>
         <w:t xml:space="preserve">Centers for Disease Control and Prevention (CDC). (n.d.). Annual</w:t>
       </w:r>
       <w:r>
@@ -11763,8 +11699,8 @@
         <w:t xml:space="preserve">. https://nccd.cdc.gov/DPH_ARDI/Default/Default.aspx.</w:t>
       </w:r>
     </w:p>
-    <w:bookmarkEnd w:id="169"/>
-    <w:bookmarkStart w:id="171" w:name="ref-chihPredictiveModelingAddiction2014"/>
+    <w:bookmarkEnd w:id="174"/>
+    <w:bookmarkStart w:id="176" w:name="ref-chihPredictiveModelingAddiction2014"/>
     <w:p>
       <w:pPr>
         <w:pStyle w:val="Bibliography"/>
@@ -11801,7 +11737,7 @@
       <w:r>
         <w:t xml:space="preserve"> </w:t>
       </w:r>
-      <w:hyperlink r:id="rId170">
+      <w:hyperlink r:id="rId175">
         <w:r>
           <w:rPr>
             <w:rStyle w:val="Hyperlink"/>
@@ -11810,8 +11746,8 @@
         </w:r>
       </w:hyperlink>
     </w:p>
-    <w:bookmarkEnd w:id="171"/>
-    <w:bookmarkStart w:id="173" w:name="ref-choiTreatmentUsePerceived2014"/>
+    <w:bookmarkEnd w:id="176"/>
+    <w:bookmarkStart w:id="178" w:name="ref-choiTreatmentUsePerceived2014"/>
     <w:p>
       <w:pPr>
         <w:pStyle w:val="Bibliography"/>
@@ -11848,7 +11784,7 @@
       <w:r>
         <w:t xml:space="preserve"> </w:t>
       </w:r>
-      <w:hyperlink r:id="rId172">
+      <w:hyperlink r:id="rId177">
         <w:r>
           <w:rPr>
             <w:rStyle w:val="Hyperlink"/>
@@ -11857,8 +11793,8 @@
         </w:r>
       </w:hyperlink>
     </w:p>
-    <w:bookmarkEnd w:id="173"/>
-    <w:bookmarkStart w:id="175" w:name="Xe29632f4640db359554d6e94e7df1cfb6521b58"/>
+    <w:bookmarkEnd w:id="178"/>
+    <w:bookmarkStart w:id="180" w:name="Xe29632f4640db359554d6e94e7df1cfb6521b58"/>
     <w:p>
       <w:pPr>
         <w:pStyle w:val="Bibliography"/>
@@ -11987,7 +11923,7 @@
       <w:r>
         <w:t xml:space="preserve"> </w:t>
       </w:r>
-      <w:hyperlink r:id="rId174">
+      <w:hyperlink r:id="rId179">
         <w:r>
           <w:rPr>
             <w:rStyle w:val="Hyperlink"/>
@@ -11996,8 +11932,8 @@
         </w:r>
       </w:hyperlink>
     </w:p>
-    <w:bookmarkEnd w:id="175"/>
-    <w:bookmarkStart w:id="177" w:name="X3318c3d125eb6b2c1c0b78207deae74f3614f2f"/>
+    <w:bookmarkEnd w:id="180"/>
+    <w:bookmarkStart w:id="182" w:name="X3318c3d125eb6b2c1c0b78207deae74f3614f2f"/>
     <w:p>
       <w:pPr>
         <w:pStyle w:val="Bibliography"/>
@@ -12034,7 +11970,7 @@
       <w:r>
         <w:t xml:space="preserve"> </w:t>
       </w:r>
-      <w:hyperlink r:id="rId176">
+      <w:hyperlink r:id="rId181">
         <w:r>
           <w:rPr>
             <w:rStyle w:val="Hyperlink"/>
@@ -12043,8 +11979,8 @@
         </w:r>
       </w:hyperlink>
     </w:p>
-    <w:bookmarkEnd w:id="177"/>
-    <w:bookmarkStart w:id="179" w:name="ref-craneAlcoholUseDisorders2020"/>
+    <w:bookmarkEnd w:id="182"/>
+    <w:bookmarkStart w:id="184" w:name="ref-craneAlcoholUseDisorders2020"/>
     <w:p>
       <w:pPr>
         <w:pStyle w:val="Bibliography"/>
@@ -12099,7 +12035,7 @@
       <w:r>
         <w:t xml:space="preserve"> </w:t>
       </w:r>
-      <w:hyperlink r:id="rId178">
+      <w:hyperlink r:id="rId183">
         <w:r>
           <w:rPr>
             <w:rStyle w:val="Hyperlink"/>
@@ -12108,19 +12044,99 @@
         </w:r>
       </w:hyperlink>
     </w:p>
-    <w:bookmarkEnd w:id="179"/>
-    <w:bookmarkStart w:id="181" w:name="ref-dennisManagingAddictionChronic2007"/>
+    <w:bookmarkEnd w:id="184"/>
+    <w:bookmarkStart w:id="186" w:name="Xb70ed90433964dc3a7ede0ee8357d97241623cc"/>
     <w:p>
       <w:pPr>
         <w:pStyle w:val="Bibliography"/>
       </w:pPr>
       <w:r>
+        <w:t xml:space="preserve">David, S. J., Marshall, A. J., Evanovich, E. K., &amp; Mumma, G. H. (2018). Intraindividual</w:t>
+      </w:r>
+      <w:r>
+        <w:t xml:space="preserve"> </w:t>
+      </w:r>
+      <w:r>
+        <w:t xml:space="preserve">Dynamic Network Analysis</w:t>
+      </w:r>
+      <w:r>
+        <w:t xml:space="preserve"> </w:t>
+      </w:r>
+      <w:r>
+        <w:t xml:space="preserve">-</w:t>
+      </w:r>
+      <w:r>
+        <w:t xml:space="preserve"> </w:t>
+      </w:r>
+      <w:r>
+        <w:t xml:space="preserve">Implications</w:t>
+      </w:r>
+      <w:r>
+        <w:t xml:space="preserve"> </w:t>
+      </w:r>
+      <w:r>
+        <w:t xml:space="preserve">for</w:t>
+      </w:r>
+      <w:r>
+        <w:t xml:space="preserve"> </w:t>
+      </w:r>
+      <w:r>
+        <w:t xml:space="preserve">Clinical Assessment</w:t>
+      </w:r>
+      <w:r>
+        <w:t xml:space="preserve">.</w:t>
+      </w:r>
+      <w:r>
+        <w:t xml:space="preserve"> </w:t>
+      </w:r>
+      <w:r>
+        <w:rPr>
+          <w:i/>
+          <w:iCs/>
+        </w:rPr>
+        <w:t xml:space="preserve">Journal of Psychopathology and Behavioral Assessment</w:t>
+      </w:r>
+      <w:r>
+        <w:t xml:space="preserve">,</w:t>
+      </w:r>
+      <w:r>
+        <w:t xml:space="preserve"> </w:t>
+      </w:r>
+      <w:r>
+        <w:rPr>
+          <w:i/>
+          <w:iCs/>
+        </w:rPr>
+        <w:t xml:space="preserve">40</w:t>
+      </w:r>
+      <w:r>
+        <w:t xml:space="preserve">(2), 235–248.</w:t>
+      </w:r>
+      <w:r>
+        <w:t xml:space="preserve"> </w:t>
+      </w:r>
+      <w:hyperlink r:id="rId185">
+        <w:r>
+          <w:rPr>
+            <w:rStyle w:val="Hyperlink"/>
+          </w:rPr>
+          <w:t xml:space="preserve">https://doi.org/10.1007/s10862-017-9632-8</w:t>
+        </w:r>
+      </w:hyperlink>
+    </w:p>
+    <w:bookmarkEnd w:id="186"/>
+    <w:bookmarkStart w:id="188" w:name="ref-dennisManagingAddictionChronic2007"/>
+    <w:p>
+      <w:pPr>
+        <w:pStyle w:val="Bibliography"/>
+      </w:pPr>
+      <w:r>
         <w:t xml:space="preserve">Dennis, M., &amp; Scott, C. K. (2007).</w:t>
       </w:r>
       <w:r>
         <w:t xml:space="preserve"> </w:t>
       </w:r>
-      <w:hyperlink r:id="rId180">
+      <w:hyperlink r:id="rId187">
         <w:r>
           <w:rPr>
             <w:rStyle w:val="Hyperlink"/>
@@ -12194,8 +12210,8 @@
         <w:t xml:space="preserve">(1), 45–55.</w:t>
       </w:r>
     </w:p>
-    <w:bookmarkEnd w:id="181"/>
-    <w:bookmarkStart w:id="182" w:name="ref-derogatislBriefSymptomInventory"/>
+    <w:bookmarkEnd w:id="188"/>
+    <w:bookmarkStart w:id="189" w:name="ref-derogatislBriefSymptomInventory"/>
     <w:p>
       <w:pPr>
         <w:pStyle w:val="Bibliography"/>
@@ -12266,8 +12282,8 @@
         <w:t xml:space="preserve">. NCS Pearson.</w:t>
       </w:r>
     </w:p>
-    <w:bookmarkEnd w:id="182"/>
-    <w:bookmarkStart w:id="184" w:name="ref-derubeisHistoryCurrentStatus2019"/>
+    <w:bookmarkEnd w:id="189"/>
+    <w:bookmarkStart w:id="191" w:name="ref-derubeisHistoryCurrentStatus2019"/>
     <w:p>
       <w:pPr>
         <w:pStyle w:val="Bibliography"/>
@@ -12304,7 +12320,7 @@
       <w:r>
         <w:t xml:space="preserve"> </w:t>
       </w:r>
-      <w:hyperlink r:id="rId183">
+      <w:hyperlink r:id="rId190">
         <w:r>
           <w:rPr>
             <w:rStyle w:val="Hyperlink"/>
@@ -12313,13 +12329,127 @@
         </w:r>
       </w:hyperlink>
     </w:p>
-    <w:bookmarkEnd w:id="184"/>
-    <w:bookmarkStart w:id="186" w:name="X36def7da608f82ff20c3a5db5ab3df1c6dd7645"/>
+    <w:bookmarkEnd w:id="191"/>
+    <w:bookmarkStart w:id="193" w:name="ref-devlinBERTPretrainingDeep2019"/>
     <w:p>
       <w:pPr>
         <w:pStyle w:val="Bibliography"/>
       </w:pPr>
       <w:r>
+        <w:t xml:space="preserve">Devlin, J., Chang, M.-W., Lee, K., &amp; Toutanova, K. (2019).</w:t>
+      </w:r>
+      <w:r>
+        <w:t xml:space="preserve"> </w:t>
+      </w:r>
+      <w:r>
+        <w:rPr>
+          <w:i/>
+          <w:iCs/>
+        </w:rPr>
+        <w:t xml:space="preserve">BERT</w:t>
+      </w:r>
+      <w:r>
+        <w:rPr>
+          <w:i/>
+          <w:iCs/>
+        </w:rPr>
+        <w:t xml:space="preserve">:</w:t>
+      </w:r>
+      <w:r>
+        <w:rPr>
+          <w:i/>
+          <w:iCs/>
+        </w:rPr>
+        <w:t xml:space="preserve"> </w:t>
+      </w:r>
+      <w:r>
+        <w:rPr>
+          <w:i/>
+          <w:iCs/>
+        </w:rPr>
+        <w:t xml:space="preserve">Pre-training</w:t>
+      </w:r>
+      <w:r>
+        <w:rPr>
+          <w:i/>
+          <w:iCs/>
+        </w:rPr>
+        <w:t xml:space="preserve"> </w:t>
+      </w:r>
+      <w:r>
+        <w:rPr>
+          <w:i/>
+          <w:iCs/>
+        </w:rPr>
+        <w:t xml:space="preserve">of</w:t>
+      </w:r>
+      <w:r>
+        <w:rPr>
+          <w:i/>
+          <w:iCs/>
+        </w:rPr>
+        <w:t xml:space="preserve"> </w:t>
+      </w:r>
+      <w:r>
+        <w:rPr>
+          <w:i/>
+          <w:iCs/>
+        </w:rPr>
+        <w:t xml:space="preserve">Deep Bidirectional Transformers</w:t>
+      </w:r>
+      <w:r>
+        <w:rPr>
+          <w:i/>
+          <w:iCs/>
+        </w:rPr>
+        <w:t xml:space="preserve"> </w:t>
+      </w:r>
+      <w:r>
+        <w:rPr>
+          <w:i/>
+          <w:iCs/>
+        </w:rPr>
+        <w:t xml:space="preserve">for</w:t>
+      </w:r>
+      <w:r>
+        <w:rPr>
+          <w:i/>
+          <w:iCs/>
+        </w:rPr>
+        <w:t xml:space="preserve"> </w:t>
+      </w:r>
+      <w:r>
+        <w:rPr>
+          <w:i/>
+          <w:iCs/>
+        </w:rPr>
+        <w:t xml:space="preserve">Language Understanding</w:t>
+      </w:r>
+      <w:r>
+        <w:t xml:space="preserve"> </w:t>
+      </w:r>
+      <w:r>
+        <w:t xml:space="preserve">(arXiv:1810.04805). arXiv.</w:t>
+      </w:r>
+      <w:r>
+        <w:t xml:space="preserve"> </w:t>
+      </w:r>
+      <w:hyperlink r:id="rId192">
+        <w:r>
+          <w:rPr>
+            <w:rStyle w:val="Hyperlink"/>
+          </w:rPr>
+          <w:t xml:space="preserve">https://doi.org/10.48550/arXiv.1810.04805</w:t>
+        </w:r>
+      </w:hyperlink>
+    </w:p>
+    <w:bookmarkEnd w:id="193"/>
+    <w:bookmarkStart w:id="195" w:name="X36def7da608f82ff20c3a5db5ab3df1c6dd7645"/>
+    <w:p>
+      <w:pPr>
+        <w:pStyle w:val="Bibliography"/>
+      </w:pPr>
+      <w:r>
         <w:t xml:space="preserve">Dulin, P. L., &amp; Gonzalez, V. M. (2017). Smartphone-based, momentary intervention for alcohol cravings amongst individuals with an alcohol use disorder.</w:t>
       </w:r>
       <w:r>
@@ -12351,7 +12481,7 @@
       <w:r>
         <w:t xml:space="preserve"> </w:t>
       </w:r>
-      <w:hyperlink r:id="rId185">
+      <w:hyperlink r:id="rId194">
         <w:r>
           <w:rPr>
             <w:rStyle w:val="Hyperlink"/>
@@ -12360,8 +12490,8 @@
         </w:r>
       </w:hyperlink>
     </w:p>
-    <w:bookmarkEnd w:id="186"/>
-    <w:bookmarkStart w:id="188" w:name="ref-dumortierClassifyingSmokingUrges2016"/>
+    <w:bookmarkEnd w:id="195"/>
+    <w:bookmarkStart w:id="197" w:name="ref-dumortierClassifyingSmokingUrges2016"/>
     <w:p>
       <w:pPr>
         <w:pStyle w:val="Bibliography"/>
@@ -12398,7 +12528,7 @@
       <w:r>
         <w:t xml:space="preserve"> </w:t>
       </w:r>
-      <w:hyperlink r:id="rId187">
+      <w:hyperlink r:id="rId196">
         <w:r>
           <w:rPr>
             <w:rStyle w:val="Hyperlink"/>
@@ -12407,8 +12537,8 @@
         </w:r>
       </w:hyperlink>
     </w:p>
-    <w:bookmarkEnd w:id="188"/>
-    <w:bookmarkStart w:id="190" w:name="Xa22060a3e519cdcc534dbbf0f37e422a730c9f3"/>
+    <w:bookmarkEnd w:id="197"/>
+    <w:bookmarkStart w:id="199" w:name="Xa22060a3e519cdcc534dbbf0f37e422a730c9f3"/>
     <w:p>
       <w:pPr>
         <w:pStyle w:val="Bibliography"/>
@@ -12505,7 +12635,7 @@
       <w:r>
         <w:t xml:space="preserve"> </w:t>
       </w:r>
-      <w:hyperlink r:id="rId189">
+      <w:hyperlink r:id="rId198">
         <w:r>
           <w:rPr>
             <w:rStyle w:val="Hyperlink"/>
@@ -12514,8 +12644,8 @@
         </w:r>
       </w:hyperlink>
     </w:p>
-    <w:bookmarkEnd w:id="190"/>
-    <w:bookmarkStart w:id="192" w:name="ref-dvorakTensionReductionAffect2018"/>
+    <w:bookmarkEnd w:id="199"/>
+    <w:bookmarkStart w:id="201" w:name="ref-dvorakTensionReductionAffect2018"/>
     <w:p>
       <w:pPr>
         <w:pStyle w:val="Bibliography"/>
@@ -12564,7 +12694,7 @@
       <w:r>
         <w:t xml:space="preserve"> </w:t>
       </w:r>
-      <w:hyperlink r:id="rId191">
+      <w:hyperlink r:id="rId200">
         <w:r>
           <w:rPr>
             <w:rStyle w:val="Hyperlink"/>
@@ -12573,8 +12703,8 @@
         </w:r>
       </w:hyperlink>
     </w:p>
-    <w:bookmarkEnd w:id="192"/>
-    <w:bookmarkStart w:id="194" w:name="ref-dyarSexualMinorityStress2023"/>
+    <w:bookmarkEnd w:id="201"/>
+    <w:bookmarkStart w:id="203" w:name="ref-dyarSexualMinorityStress2023"/>
     <w:p>
       <w:pPr>
         <w:pStyle w:val="Bibliography"/>
@@ -12623,7 +12753,7 @@
       <w:r>
         <w:t xml:space="preserve"> </w:t>
       </w:r>
-      <w:hyperlink r:id="rId193">
+      <w:hyperlink r:id="rId202">
         <w:r>
           <w:rPr>
             <w:rStyle w:val="Hyperlink"/>
@@ -12632,8 +12762,8 @@
         </w:r>
       </w:hyperlink>
     </w:p>
-    <w:bookmarkEnd w:id="194"/>
-    <w:bookmarkStart w:id="196" w:name="ref-epsteinPredictionStressDrug2020"/>
+    <w:bookmarkEnd w:id="203"/>
+    <w:bookmarkStart w:id="205" w:name="ref-epsteinPredictionStressDrug2020"/>
     <w:p>
       <w:pPr>
         <w:pStyle w:val="Bibliography"/>
@@ -12682,7 +12812,7 @@
       <w:r>
         <w:t xml:space="preserve"> </w:t>
       </w:r>
-      <w:hyperlink r:id="rId195">
+      <w:hyperlink r:id="rId204">
         <w:r>
           <w:rPr>
             <w:rStyle w:val="Hyperlink"/>
@@ -12691,13 +12821,119 @@
         </w:r>
       </w:hyperlink>
     </w:p>
-    <w:bookmarkEnd w:id="196"/>
-    <w:bookmarkStart w:id="198" w:name="ref-fisherOpenTrialPersonalized2019"/>
+    <w:bookmarkEnd w:id="205"/>
+    <w:bookmarkStart w:id="207" w:name="ref-fagerlinMakingNumbersMatter2007"/>
     <w:p>
       <w:pPr>
         <w:pStyle w:val="Bibliography"/>
       </w:pPr>
       <w:r>
+        <w:t xml:space="preserve">Fagerlin, A., Ubel, P. A., Smith, D. M., &amp; Zikmund-Fisher, B. J. (2007). Making numbers matter: Present and future research in risk communication.</w:t>
+      </w:r>
+      <w:r>
+        <w:t xml:space="preserve"> </w:t>
+      </w:r>
+      <w:r>
+        <w:rPr>
+          <w:i/>
+          <w:iCs/>
+        </w:rPr>
+        <w:t xml:space="preserve">American Journal of Health Behavior</w:t>
+      </w:r>
+      <w:r>
+        <w:t xml:space="preserve">,</w:t>
+      </w:r>
+      <w:r>
+        <w:t xml:space="preserve"> </w:t>
+      </w:r>
+      <w:r>
+        <w:rPr>
+          <w:i/>
+          <w:iCs/>
+        </w:rPr>
+        <w:t xml:space="preserve">31 Suppl 1</w:t>
+      </w:r>
+      <w:r>
+        <w:t xml:space="preserve">, S47–56.</w:t>
+      </w:r>
+      <w:r>
+        <w:t xml:space="preserve"> </w:t>
+      </w:r>
+      <w:hyperlink r:id="rId206">
+        <w:r>
+          <w:rPr>
+            <w:rStyle w:val="Hyperlink"/>
+          </w:rPr>
+          <w:t xml:space="preserve">https://doi.org/10.5555/ajhb.2007.31.supp.S47</w:t>
+        </w:r>
+      </w:hyperlink>
+    </w:p>
+    <w:bookmarkEnd w:id="207"/>
+    <w:bookmarkStart w:id="209" w:name="ref-fisherDynamicModelPsychological2015"/>
+    <w:p>
+      <w:pPr>
+        <w:pStyle w:val="Bibliography"/>
+      </w:pPr>
+      <w:r>
+        <w:t xml:space="preserve">Fisher, A. J. (2015). Toward a dynamic model of psychological assessment:</w:t>
+      </w:r>
+      <w:r>
+        <w:t xml:space="preserve"> </w:t>
+      </w:r>
+      <w:r>
+        <w:t xml:space="preserve">Implications</w:t>
+      </w:r>
+      <w:r>
+        <w:t xml:space="preserve"> </w:t>
+      </w:r>
+      <w:r>
+        <w:t xml:space="preserve">for personalized care.</w:t>
+      </w:r>
+      <w:r>
+        <w:t xml:space="preserve"> </w:t>
+      </w:r>
+      <w:r>
+        <w:rPr>
+          <w:i/>
+          <w:iCs/>
+        </w:rPr>
+        <w:t xml:space="preserve">Journal of Consulting and Clinical Psychology</w:t>
+      </w:r>
+      <w:r>
+        <w:t xml:space="preserve">,</w:t>
+      </w:r>
+      <w:r>
+        <w:t xml:space="preserve"> </w:t>
+      </w:r>
+      <w:r>
+        <w:rPr>
+          <w:i/>
+          <w:iCs/>
+        </w:rPr>
+        <w:t xml:space="preserve">83</w:t>
+      </w:r>
+      <w:r>
+        <w:t xml:space="preserve">(4), 825–836.</w:t>
+      </w:r>
+      <w:r>
+        <w:t xml:space="preserve"> </w:t>
+      </w:r>
+      <w:hyperlink r:id="rId208">
+        <w:r>
+          <w:rPr>
+            <w:rStyle w:val="Hyperlink"/>
+          </w:rPr>
+          <w:t xml:space="preserve">https://doi.org/10.1037/ccp0000026</w:t>
+        </w:r>
+      </w:hyperlink>
+    </w:p>
+    <w:bookmarkEnd w:id="209"/>
+    <w:bookmarkStart w:id="211" w:name="ref-fisherOpenTrialPersonalized2019"/>
+    <w:p>
+      <w:pPr>
+        <w:pStyle w:val="Bibliography"/>
+      </w:pPr>
+      <w:r>
         <w:t xml:space="preserve">Fisher, A. J., Bosley, H. G., Fernandez, K. C., Reeves, J. W., Soyster, P. D., Diamond, A. E., &amp; Barkin, J. (2019). Open trial of a personalized modular treatment for mood and anxiety.</w:t>
       </w:r>
       <w:r>
@@ -12729,7 +12965,7 @@
       <w:r>
         <w:t xml:space="preserve"> </w:t>
       </w:r>
-      <w:hyperlink r:id="rId197">
+      <w:hyperlink r:id="rId210">
         <w:r>
           <w:rPr>
             <w:rStyle w:val="Hyperlink"/>
@@ -12738,8 +12974,8 @@
         </w:r>
       </w:hyperlink>
     </w:p>
-    <w:bookmarkEnd w:id="198"/>
-    <w:bookmarkStart w:id="200" w:name="ref-florenceEconomicBurdenOpioid2021"/>
+    <w:bookmarkEnd w:id="211"/>
+    <w:bookmarkStart w:id="213" w:name="ref-florenceEconomicBurdenOpioid2021"/>
     <w:p>
       <w:pPr>
         <w:pStyle w:val="Bibliography"/>
@@ -12785,7 +13021,7 @@
       <w:r>
         <w:t xml:space="preserve"> </w:t>
       </w:r>
-      <w:hyperlink r:id="rId199">
+      <w:hyperlink r:id="rId212">
         <w:r>
           <w:rPr>
             <w:rStyle w:val="Hyperlink"/>
@@ -12794,8 +13030,8 @@
         </w:r>
       </w:hyperlink>
     </w:p>
-    <w:bookmarkEnd w:id="200"/>
-    <w:bookmarkStart w:id="202" w:name="ref-freitagVariationsSubstanceUse2021"/>
+    <w:bookmarkEnd w:id="213"/>
+    <w:bookmarkStart w:id="215" w:name="ref-freitagVariationsSubstanceUse2021"/>
     <w:p>
       <w:pPr>
         <w:pStyle w:val="Bibliography"/>
@@ -12871,7 +13107,7 @@
       <w:r>
         <w:t xml:space="preserve"> </w:t>
       </w:r>
-      <w:hyperlink r:id="rId201">
+      <w:hyperlink r:id="rId214">
         <w:r>
           <w:rPr>
             <w:rStyle w:val="Hyperlink"/>
@@ -12880,8 +13116,8 @@
         </w:r>
       </w:hyperlink>
     </w:p>
-    <w:bookmarkEnd w:id="202"/>
-    <w:bookmarkStart w:id="204" w:name="ref-friedmanTrendsDrugOverdose2022"/>
+    <w:bookmarkEnd w:id="215"/>
+    <w:bookmarkStart w:id="217" w:name="ref-friedmanTrendsDrugOverdose2022"/>
     <w:p>
       <w:pPr>
         <w:pStyle w:val="Bibliography"/>
@@ -12951,7 +13187,7 @@
       <w:r>
         <w:t xml:space="preserve"> </w:t>
       </w:r>
-      <w:hyperlink r:id="rId203">
+      <w:hyperlink r:id="rId216">
         <w:r>
           <w:rPr>
             <w:rStyle w:val="Hyperlink"/>
@@ -12960,8 +13196,8 @@
         </w:r>
       </w:hyperlink>
     </w:p>
-    <w:bookmarkEnd w:id="204"/>
-    <w:bookmarkStart w:id="206" w:name="ref-fronkStressAllostasisSubstance2020"/>
+    <w:bookmarkEnd w:id="217"/>
+    <w:bookmarkStart w:id="219" w:name="ref-fronkStressAllostasisSubstance2020"/>
     <w:p>
       <w:pPr>
         <w:pStyle w:val="Bibliography"/>
@@ -13058,7 +13294,7 @@
       <w:r>
         <w:t xml:space="preserve"> </w:t>
       </w:r>
-      <w:hyperlink r:id="rId205">
+      <w:hyperlink r:id="rId218">
         <w:r>
           <w:rPr>
             <w:rStyle w:val="Hyperlink"/>
@@ -13067,8 +13303,8 @@
         </w:r>
       </w:hyperlink>
     </w:p>
-    <w:bookmarkEnd w:id="206"/>
-    <w:bookmarkStart w:id="207" w:name="ref-gabryPriorDistributionsRstanarm2023"/>
+    <w:bookmarkEnd w:id="219"/>
+    <w:bookmarkStart w:id="220" w:name="ref-gabryPriorDistributionsRstanarm2023"/>
     <w:p>
       <w:pPr>
         <w:pStyle w:val="Bibliography"/>
@@ -13111,8 +13347,8 @@
         <w:t xml:space="preserve">. https://cran.r-project.org/web/packages/rstanarm/vignettes/priors.html.</w:t>
       </w:r>
     </w:p>
-    <w:bookmarkEnd w:id="207"/>
-    <w:bookmarkStart w:id="208" w:name="ref-goodrichRstanarmBayesianApplied2023"/>
+    <w:bookmarkEnd w:id="220"/>
+    <w:bookmarkStart w:id="221" w:name="ref-goodrichRstanarmBayesianApplied2023"/>
     <w:p>
       <w:pPr>
         <w:pStyle w:val="Bibliography"/>
@@ -13176,8 +13412,8 @@
         <w:t xml:space="preserve">.</w:t>
       </w:r>
     </w:p>
-    <w:bookmarkEnd w:id="208"/>
-    <w:bookmarkStart w:id="210" w:name="ref-grantEpidemiologyDSM5Alcohol2015b"/>
+    <w:bookmarkEnd w:id="221"/>
+    <w:bookmarkStart w:id="223" w:name="ref-grantEpidemiologyDSM5Alcohol2015b"/>
     <w:p>
       <w:pPr>
         <w:pStyle w:val="Bibliography"/>
@@ -13268,7 +13504,7 @@
       <w:r>
         <w:t xml:space="preserve"> </w:t>
       </w:r>
-      <w:hyperlink r:id="rId209">
+      <w:hyperlink r:id="rId222">
         <w:r>
           <w:rPr>
             <w:rStyle w:val="Hyperlink"/>
@@ -13277,8 +13513,8 @@
         </w:r>
       </w:hyperlink>
     </w:p>
-    <w:bookmarkEnd w:id="210"/>
-    <w:bookmarkStart w:id="212" w:name="Xa203ab3abd150ead1a7854a9fa5726c8a273f52"/>
+    <w:bookmarkEnd w:id="223"/>
+    <w:bookmarkStart w:id="225" w:name="Xa203ab3abd150ead1a7854a9fa5726c8a273f52"/>
     <w:p>
       <w:pPr>
         <w:pStyle w:val="Bibliography"/>
@@ -13327,7 +13563,7 @@
       <w:r>
         <w:t xml:space="preserve"> </w:t>
       </w:r>
-      <w:hyperlink r:id="rId211">
+      <w:hyperlink r:id="rId224">
         <w:r>
           <w:rPr>
             <w:rStyle w:val="Hyperlink"/>
@@ -13336,8 +13572,8 @@
         </w:r>
       </w:hyperlink>
     </w:p>
-    <w:bookmarkEnd w:id="212"/>
-    <w:bookmarkStart w:id="214" w:name="X6b4ed3beef40dcba9764db2c38b474dc4669eb8"/>
+    <w:bookmarkEnd w:id="225"/>
+    <w:bookmarkStart w:id="227" w:name="X6b4ed3beef40dcba9764db2c38b474dc4669eb8"/>
     <w:p>
       <w:pPr>
         <w:pStyle w:val="Bibliography"/>
@@ -13398,7 +13634,7 @@
       <w:r>
         <w:t xml:space="preserve"> </w:t>
       </w:r>
-      <w:hyperlink r:id="rId213">
+      <w:hyperlink r:id="rId226">
         <w:r>
           <w:rPr>
             <w:rStyle w:val="Hyperlink"/>
@@ -13407,8 +13643,8 @@
         </w:r>
       </w:hyperlink>
     </w:p>
-    <w:bookmarkEnd w:id="214"/>
-    <w:bookmarkStart w:id="216" w:name="X805b64c6cb0e2e29672f0738918e5324c4e18a1"/>
+    <w:bookmarkEnd w:id="227"/>
+    <w:bookmarkStart w:id="229" w:name="X805b64c6cb0e2e29672f0738918e5324c4e18a1"/>
     <w:p>
       <w:pPr>
         <w:pStyle w:val="Bibliography"/>
@@ -13445,7 +13681,7 @@
       <w:r>
         <w:t xml:space="preserve"> </w:t>
       </w:r>
-      <w:hyperlink r:id="rId215">
+      <w:hyperlink r:id="rId228">
         <w:r>
           <w:rPr>
             <w:rStyle w:val="Hyperlink"/>
@@ -13454,8 +13690,8 @@
         </w:r>
       </w:hyperlink>
     </w:p>
-    <w:bookmarkEnd w:id="216"/>
-    <w:bookmarkStart w:id="218" w:name="ref-hagmanDefiningRecoveryAlcohol2022"/>
+    <w:bookmarkEnd w:id="229"/>
+    <w:bookmarkStart w:id="231" w:name="ref-hagmanDefiningRecoveryAlcohol2022"/>
     <w:p>
       <w:pPr>
         <w:pStyle w:val="Bibliography"/>
@@ -13522,7 +13758,7 @@
       <w:r>
         <w:t xml:space="preserve"> </w:t>
       </w:r>
-      <w:hyperlink r:id="rId217">
+      <w:hyperlink r:id="rId230">
         <w:r>
           <w:rPr>
             <w:rStyle w:val="Hyperlink"/>
@@ -13531,8 +13767,8 @@
         </w:r>
       </w:hyperlink>
     </w:p>
-    <w:bookmarkEnd w:id="218"/>
-    <w:bookmarkStart w:id="219" w:name="X76c131a5b0a374a6ad1e33cf8e2c0563392269f"/>
+    <w:bookmarkEnd w:id="231"/>
+    <w:bookmarkStart w:id="232" w:name="X76c131a5b0a374a6ad1e33cf8e2c0563392269f"/>
     <w:p>
       <w:pPr>
         <w:pStyle w:val="Bibliography"/>
@@ -13557,8 +13793,8 @@
         <w:t xml:space="preserve">(2nd ed). Springer.</w:t>
       </w:r>
     </w:p>
-    <w:bookmarkEnd w:id="219"/>
-    <w:bookmarkStart w:id="221" w:name="ref-hatchExpertConsensusSurvey2018"/>
+    <w:bookmarkEnd w:id="232"/>
+    <w:bookmarkStart w:id="234" w:name="ref-hatchExpertConsensusSurvey2018"/>
     <w:p>
       <w:pPr>
         <w:pStyle w:val="Bibliography"/>
@@ -13661,7 +13897,7 @@
       <w:r>
         <w:t xml:space="preserve"> </w:t>
       </w:r>
-      <w:hyperlink r:id="rId220">
+      <w:hyperlink r:id="rId233">
         <w:r>
           <w:rPr>
             <w:rStyle w:val="Hyperlink"/>
@@ -13670,8 +13906,8 @@
         </w:r>
       </w:hyperlink>
     </w:p>
-    <w:bookmarkEnd w:id="221"/>
-    <w:bookmarkStart w:id="222" w:name="ref-hedegaardDrugOverdoseDeaths2021"/>
+    <w:bookmarkEnd w:id="234"/>
+    <w:bookmarkStart w:id="235" w:name="ref-hedegaardDrugOverdoseDeaths2021"/>
     <w:p>
       <w:pPr>
         <w:pStyle w:val="Bibliography"/>
@@ -13714,8 +13950,8 @@
         <w:t xml:space="preserve">.</w:t>
       </w:r>
     </w:p>
-    <w:bookmarkEnd w:id="222"/>
-    <w:bookmarkStart w:id="224" w:name="X124ba946b4d19c4d3454f7989a2955eb824b98a"/>
+    <w:bookmarkEnd w:id="235"/>
+    <w:bookmarkStart w:id="237" w:name="X124ba946b4d19c4d3454f7989a2955eb824b98a"/>
     <w:p>
       <w:pPr>
         <w:pStyle w:val="Bibliography"/>
@@ -13752,7 +13988,7 @@
       <w:r>
         <w:t xml:space="preserve"> </w:t>
       </w:r>
-      <w:hyperlink r:id="rId223">
+      <w:hyperlink r:id="rId236">
         <w:r>
           <w:rPr>
             <w:rStyle w:val="Hyperlink"/>
@@ -13761,8 +13997,8 @@
         </w:r>
       </w:hyperlink>
     </w:p>
-    <w:bookmarkEnd w:id="224"/>
-    <w:bookmarkStart w:id="225" w:name="ref-hsiehSampleSizeTables1989"/>
+    <w:bookmarkEnd w:id="237"/>
+    <w:bookmarkStart w:id="238" w:name="ref-hsiehSampleSizeTables1989"/>
     <w:p>
       <w:pPr>
         <w:pStyle w:val="Bibliography"/>
@@ -13797,13 +14033,145 @@
         <w:t xml:space="preserve">, 795–802.</w:t>
       </w:r>
     </w:p>
-    <w:bookmarkEnd w:id="225"/>
-    <w:bookmarkStart w:id="226" w:name="ref-IncreasesDrugOpioid"/>
+    <w:bookmarkEnd w:id="238"/>
+    <w:bookmarkStart w:id="240" w:name="ref-huangActivityIdentificationGPS2010"/>
     <w:p>
       <w:pPr>
         <w:pStyle w:val="Bibliography"/>
       </w:pPr>
       <w:r>
+        <w:t xml:space="preserve">Huang, L., Li, Q., &amp; Yue, Y. (2010). Activity identification from</w:t>
+      </w:r>
+      <w:r>
+        <w:t xml:space="preserve"> </w:t>
+      </w:r>
+      <w:r>
+        <w:t xml:space="preserve">GPS</w:t>
+      </w:r>
+      <w:r>
+        <w:t xml:space="preserve"> </w:t>
+      </w:r>
+      <w:r>
+        <w:t xml:space="preserve">trajectories using spatial temporal</w:t>
+      </w:r>
+      <w:r>
+        <w:t xml:space="preserve"> </w:t>
+      </w:r>
+      <w:r>
+        <w:t xml:space="preserve">POIs</w:t>
+      </w:r>
+      <w:r>
+        <w:t xml:space="preserve">’ attractiveness.</w:t>
+      </w:r>
+      <w:r>
+        <w:t xml:space="preserve"> </w:t>
+      </w:r>
+      <w:r>
+        <w:rPr>
+          <w:i/>
+          <w:iCs/>
+        </w:rPr>
+        <w:t xml:space="preserve">Proceedings of the 2nd</w:t>
+      </w:r>
+      <w:r>
+        <w:rPr>
+          <w:i/>
+          <w:iCs/>
+        </w:rPr>
+        <w:t xml:space="preserve"> </w:t>
+      </w:r>
+      <w:r>
+        <w:rPr>
+          <w:i/>
+          <w:iCs/>
+        </w:rPr>
+        <w:t xml:space="preserve">ACM SIGSPATIAL International Workshop</w:t>
+      </w:r>
+      <w:r>
+        <w:rPr>
+          <w:i/>
+          <w:iCs/>
+        </w:rPr>
+        <w:t xml:space="preserve"> </w:t>
+      </w:r>
+      <w:r>
+        <w:rPr>
+          <w:i/>
+          <w:iCs/>
+        </w:rPr>
+        <w:t xml:space="preserve">on</w:t>
+      </w:r>
+      <w:r>
+        <w:rPr>
+          <w:i/>
+          <w:iCs/>
+        </w:rPr>
+        <w:t xml:space="preserve"> </w:t>
+      </w:r>
+      <w:r>
+        <w:rPr>
+          <w:i/>
+          <w:iCs/>
+        </w:rPr>
+        <w:t xml:space="preserve">Location Based Social Networks</w:t>
+      </w:r>
+      <w:r>
+        <w:rPr>
+          <w:i/>
+          <w:iCs/>
+        </w:rPr>
+        <w:t xml:space="preserve">,</w:t>
+      </w:r>
+      <w:r>
+        <w:rPr>
+          <w:i/>
+          <w:iCs/>
+        </w:rPr>
+        <w:t xml:space="preserve"> </w:t>
+      </w:r>
+      <w:r>
+        <w:rPr>
+          <w:i/>
+          <w:iCs/>
+        </w:rPr>
+        <w:t xml:space="preserve">LBSN</w:t>
+      </w:r>
+      <w:r>
+        <w:rPr>
+          <w:i/>
+          <w:iCs/>
+        </w:rPr>
+        <w:t xml:space="preserve"> </w:t>
+      </w:r>
+      <w:r>
+        <w:rPr>
+          <w:i/>
+          <w:iCs/>
+        </w:rPr>
+        <w:t xml:space="preserve">’10</w:t>
+      </w:r>
+      <w:r>
+        <w:t xml:space="preserve">, 27–30.</w:t>
+      </w:r>
+      <w:r>
+        <w:t xml:space="preserve"> </w:t>
+      </w:r>
+      <w:hyperlink r:id="rId239">
+        <w:r>
+          <w:rPr>
+            <w:rStyle w:val="Hyperlink"/>
+          </w:rPr>
+          <w:t xml:space="preserve">https://doi.org/10.1145/1867699.1867704</w:t>
+        </w:r>
+      </w:hyperlink>
+    </w:p>
+    <w:bookmarkEnd w:id="240"/>
+    <w:bookmarkStart w:id="241" w:name="ref-IncreasesDrugOpioid"/>
+    <w:p>
+      <w:pPr>
+        <w:pStyle w:val="Bibliography"/>
+      </w:pPr>
+      <w:r>
         <w:rPr>
           <w:i/>
           <w:iCs/>
@@ -13891,8 +14259,8 @@
         <w:t xml:space="preserve">. (n.d.). https://www.cdc.gov/mmwr/preview/mmwrhtml/mm6450a3.htm.</w:t>
       </w:r>
     </w:p>
-    <w:bookmarkEnd w:id="226"/>
-    <w:bookmarkStart w:id="227" w:name="Xef7a5e60d60ebc1c36ae80e8d3e603027eb0b63"/>
+    <w:bookmarkEnd w:id="241"/>
+    <w:bookmarkStart w:id="242" w:name="Xef7a5e60d60ebc1c36ae80e8d3e603027eb0b63"/>
     <w:p>
       <w:pPr>
         <w:pStyle w:val="Bibliography"/>
@@ -14092,8 +14460,8 @@
         <w:t xml:space="preserve">(1st edition). Academic Press.</w:t>
       </w:r>
     </w:p>
-    <w:bookmarkEnd w:id="227"/>
-    <w:bookmarkStart w:id="229" w:name="ref-jonathanUseCrossvalidationAssess2000"/>
+    <w:bookmarkEnd w:id="242"/>
+    <w:bookmarkStart w:id="244" w:name="ref-jonathanUseCrossvalidationAssess2000"/>
     <w:p>
       <w:pPr>
         <w:pStyle w:val="Bibliography"/>
@@ -14130,7 +14498,7 @@
       <w:r>
         <w:t xml:space="preserve"> </w:t>
       </w:r>
-      <w:hyperlink r:id="rId228">
+      <w:hyperlink r:id="rId243">
         <w:r>
           <w:rPr>
             <w:rStyle w:val="Hyperlink"/>
@@ -14139,8 +14507,8 @@
         </w:r>
       </w:hyperlink>
     </w:p>
-    <w:bookmarkEnd w:id="229"/>
-    <w:bookmarkStart w:id="231" w:name="X9dfa929848d202736296032659cec14e42606bb"/>
+    <w:bookmarkEnd w:id="244"/>
+    <w:bookmarkStart w:id="246" w:name="X9dfa929848d202736296032659cec14e42606bb"/>
     <w:p>
       <w:pPr>
         <w:pStyle w:val="Bibliography"/>
@@ -14177,7 +14545,7 @@
       <w:r>
         <w:t xml:space="preserve"> </w:t>
       </w:r>
-      <w:hyperlink r:id="rId230">
+      <w:hyperlink r:id="rId245">
         <w:r>
           <w:rPr>
             <w:rStyle w:val="Hyperlink"/>
@@ -14186,8 +14554,8 @@
         </w:r>
       </w:hyperlink>
     </w:p>
-    <w:bookmarkEnd w:id="231"/>
-    <w:bookmarkStart w:id="232" w:name="ref-kaiserObamaGivesEast2015"/>
+    <w:bookmarkEnd w:id="246"/>
+    <w:bookmarkStart w:id="247" w:name="ref-kaiserObamaGivesEast2015"/>
     <w:p>
       <w:pPr>
         <w:pStyle w:val="Bibliography"/>
@@ -14230,8 +14598,8 @@
         <w:t xml:space="preserve">. https://www.science.org/content/article/obama-gives-east-room-rollout-precision-medicine-initiative.</w:t>
       </w:r>
     </w:p>
-    <w:bookmarkEnd w:id="232"/>
-    <w:bookmarkStart w:id="234" w:name="X3768089d0f608b32cd0f07357b3dcdb23d41fe8"/>
+    <w:bookmarkEnd w:id="247"/>
+    <w:bookmarkStart w:id="249" w:name="X3768089d0f608b32cd0f07357b3dcdb23d41fe8"/>
     <w:p>
       <w:pPr>
         <w:pStyle w:val="Bibliography"/>
@@ -14289,7 +14657,7 @@
       <w:r>
         <w:t xml:space="preserve"> </w:t>
       </w:r>
-      <w:hyperlink r:id="rId233">
+      <w:hyperlink r:id="rId248">
         <w:r>
           <w:rPr>
             <w:rStyle w:val="Hyperlink"/>
@@ -14298,8 +14666,8 @@
         </w:r>
       </w:hyperlink>
     </w:p>
-    <w:bookmarkEnd w:id="234"/>
-    <w:bookmarkStart w:id="236" w:name="ref-kilaruIncidenceTreatmentOpioid2020"/>
+    <w:bookmarkEnd w:id="249"/>
+    <w:bookmarkStart w:id="251" w:name="ref-kilaruIncidenceTreatmentOpioid2020"/>
     <w:p>
       <w:pPr>
         <w:pStyle w:val="Bibliography"/>
@@ -14369,7 +14737,7 @@
       <w:r>
         <w:t xml:space="preserve"> </w:t>
       </w:r>
-      <w:hyperlink r:id="rId235">
+      <w:hyperlink r:id="rId250">
         <w:r>
           <w:rPr>
             <w:rStyle w:val="Hyperlink"/>
@@ -14378,8 +14746,8 @@
         </w:r>
       </w:hyperlink>
     </w:p>
-    <w:bookmarkEnd w:id="236"/>
-    <w:bookmarkStart w:id="238" w:name="X79dffb24bc183d6bf6fe142dbf048fe8e5a5dd0"/>
+    <w:bookmarkEnd w:id="251"/>
+    <w:bookmarkStart w:id="253" w:name="X79dffb24bc183d6bf6fe142dbf048fe8e5a5dd0"/>
     <w:p>
       <w:pPr>
         <w:pStyle w:val="Bibliography"/>
@@ -14437,7 +14805,7 @@
       <w:r>
         <w:t xml:space="preserve"> </w:t>
       </w:r>
-      <w:hyperlink r:id="rId237">
+      <w:hyperlink r:id="rId252">
         <w:r>
           <w:rPr>
             <w:rStyle w:val="Hyperlink"/>
@@ -14446,8 +14814,8 @@
         </w:r>
       </w:hyperlink>
     </w:p>
-    <w:bookmarkEnd w:id="238"/>
-    <w:bookmarkStart w:id="240" w:name="X171ec2f04b2c6116de0be2674e3661d8c558d74"/>
+    <w:bookmarkEnd w:id="253"/>
+    <w:bookmarkStart w:id="255" w:name="X171ec2f04b2c6116de0be2674e3661d8c558d74"/>
     <w:p>
       <w:pPr>
         <w:pStyle w:val="Bibliography"/>
@@ -14526,7 +14894,7 @@
       <w:r>
         <w:t xml:space="preserve"> </w:t>
       </w:r>
-      <w:hyperlink r:id="rId239">
+      <w:hyperlink r:id="rId254">
         <w:r>
           <w:rPr>
             <w:rStyle w:val="Hyperlink"/>
@@ -14535,8 +14903,8 @@
         </w:r>
       </w:hyperlink>
     </w:p>
-    <w:bookmarkEnd w:id="240"/>
-    <w:bookmarkStart w:id="242" w:name="ref-kuerbisSubstanceAbuseOlder2014"/>
+    <w:bookmarkEnd w:id="255"/>
+    <w:bookmarkStart w:id="257" w:name="ref-kuerbisSubstanceAbuseOlder2014"/>
     <w:p>
       <w:pPr>
         <w:pStyle w:val="Bibliography"/>
@@ -14582,7 +14950,7 @@
       <w:r>
         <w:t xml:space="preserve"> </w:t>
       </w:r>
-      <w:hyperlink r:id="rId241">
+      <w:hyperlink r:id="rId256">
         <w:r>
           <w:rPr>
             <w:rStyle w:val="Hyperlink"/>
@@ -14591,8 +14959,8 @@
         </w:r>
       </w:hyperlink>
     </w:p>
-    <w:bookmarkEnd w:id="242"/>
-    <w:bookmarkStart w:id="243" w:name="Xa93a98d1ce255982a5ea923c39451c32053b2a2"/>
+    <w:bookmarkEnd w:id="257"/>
+    <w:bookmarkStart w:id="258" w:name="Xa93a98d1ce255982a5ea923c39451c32053b2a2"/>
     <w:p>
       <w:pPr>
         <w:pStyle w:val="Bibliography"/>
@@ -14684,8 +15052,8 @@
         <w:t xml:space="preserve">.</w:t>
       </w:r>
     </w:p>
-    <w:bookmarkEnd w:id="243"/>
-    <w:bookmarkStart w:id="245" w:name="ref-kuhnAppliedPredictiveModeling2018"/>
+    <w:bookmarkEnd w:id="258"/>
+    <w:bookmarkStart w:id="260" w:name="ref-kuhnAppliedPredictiveModeling2018"/>
     <w:p>
       <w:pPr>
         <w:pStyle w:val="Bibliography"/>
@@ -14726,7 +15094,7 @@
       <w:r>
         <w:t xml:space="preserve"> </w:t>
       </w:r>
-      <w:hyperlink r:id="rId244">
+      <w:hyperlink r:id="rId259">
         <w:r>
           <w:rPr>
             <w:rStyle w:val="Hyperlink"/>
@@ -14735,8 +15103,8 @@
         </w:r>
       </w:hyperlink>
     </w:p>
-    <w:bookmarkEnd w:id="245"/>
-    <w:bookmarkStart w:id="246" w:name="ref-kuhnTidymodelsCollectionPackages2020"/>
+    <w:bookmarkEnd w:id="260"/>
+    <w:bookmarkStart w:id="261" w:name="ref-kuhnTidymodelsCollectionPackages2020"/>
     <w:p>
       <w:pPr>
         <w:pStyle w:val="Bibliography"/>
@@ -14758,8 +15126,8 @@
         <w:t xml:space="preserve">.</w:t>
       </w:r>
     </w:p>
-    <w:bookmarkEnd w:id="246"/>
-    <w:bookmarkStart w:id="248" w:name="ref-kullSigmoidsHowObtain2017"/>
+    <w:bookmarkEnd w:id="261"/>
+    <w:bookmarkStart w:id="263" w:name="ref-kullSigmoidsHowObtain2017"/>
     <w:p>
       <w:pPr>
         <w:pStyle w:val="Bibliography"/>
@@ -14808,7 +15176,7 @@
       <w:r>
         <w:t xml:space="preserve"> </w:t>
       </w:r>
-      <w:hyperlink r:id="rId247">
+      <w:hyperlink r:id="rId262">
         <w:r>
           <w:rPr>
             <w:rStyle w:val="Hyperlink"/>
@@ -14817,13 +15185,117 @@
         </w:r>
       </w:hyperlink>
     </w:p>
-    <w:bookmarkEnd w:id="248"/>
-    <w:bookmarkStart w:id="249" w:name="X0943ff04c0b05099bf4a8c8078db37e3463cff7"/>
+    <w:bookmarkEnd w:id="263"/>
+    <w:bookmarkStart w:id="265" w:name="ref-leeUrbanRuralDisparities2023"/>
     <w:p>
       <w:pPr>
         <w:pStyle w:val="Bibliography"/>
       </w:pPr>
       <w:r>
+        <w:t xml:space="preserve">Lee, J. H., Wheeler, D. C., Zimmerman, E. B., Hines, A. L., &amp; Chapman, D. A. (2023). Urban–</w:t>
+      </w:r>
+      <w:r>
+        <w:t xml:space="preserve">Rural Disparities</w:t>
+      </w:r>
+      <w:r>
+        <w:t xml:space="preserve"> </w:t>
+      </w:r>
+      <w:r>
+        <w:t xml:space="preserve">in</w:t>
+      </w:r>
+      <w:r>
+        <w:t xml:space="preserve"> </w:t>
+      </w:r>
+      <w:r>
+        <w:t xml:space="preserve">Deaths</w:t>
+      </w:r>
+      <w:r>
+        <w:t xml:space="preserve"> </w:t>
+      </w:r>
+      <w:r>
+        <w:t xml:space="preserve">of</w:t>
+      </w:r>
+      <w:r>
+        <w:t xml:space="preserve"> </w:t>
+      </w:r>
+      <w:r>
+        <w:t xml:space="preserve">Despair</w:t>
+      </w:r>
+      <w:r>
+        <w:t xml:space="preserve">:</w:t>
+      </w:r>
+      <w:r>
+        <w:t xml:space="preserve"> </w:t>
+      </w:r>
+      <w:r>
+        <w:t xml:space="preserve">A County-Level Analysis</w:t>
+      </w:r>
+      <w:r>
+        <w:t xml:space="preserve"> </w:t>
+      </w:r>
+      <w:r>
+        <w:t xml:space="preserve">2004–2016 in the</w:t>
+      </w:r>
+      <w:r>
+        <w:t xml:space="preserve"> </w:t>
+      </w:r>
+      <w:r>
+        <w:t xml:space="preserve">U</w:t>
+      </w:r>
+      <w:r>
+        <w:t xml:space="preserve">.</w:t>
+      </w:r>
+      <w:r>
+        <w:t xml:space="preserve">S</w:t>
+      </w:r>
+      <w:r>
+        <w:t xml:space="preserve">.</w:t>
+      </w:r>
+      <w:r>
+        <w:t xml:space="preserve"> </w:t>
+      </w:r>
+      <w:r>
+        <w:rPr>
+          <w:i/>
+          <w:iCs/>
+        </w:rPr>
+        <w:t xml:space="preserve">American Journal of Preventive Medicine</w:t>
+      </w:r>
+      <w:r>
+        <w:t xml:space="preserve">,</w:t>
+      </w:r>
+      <w:r>
+        <w:t xml:space="preserve"> </w:t>
+      </w:r>
+      <w:r>
+        <w:rPr>
+          <w:i/>
+          <w:iCs/>
+        </w:rPr>
+        <w:t xml:space="preserve">64</w:t>
+      </w:r>
+      <w:r>
+        <w:t xml:space="preserve">(2), 149–156.</w:t>
+      </w:r>
+      <w:r>
+        <w:t xml:space="preserve"> </w:t>
+      </w:r>
+      <w:hyperlink r:id="rId264">
+        <w:r>
+          <w:rPr>
+            <w:rStyle w:val="Hyperlink"/>
+          </w:rPr>
+          <w:t xml:space="preserve">https://doi.org/10.1016/j.amepre.2022.08.022</w:t>
+        </w:r>
+      </w:hyperlink>
+    </w:p>
+    <w:bookmarkEnd w:id="265"/>
+    <w:bookmarkStart w:id="266" w:name="X0943ff04c0b05099bf4a8c8078db37e3463cff7"/>
+    <w:p>
+      <w:pPr>
+        <w:pStyle w:val="Bibliography"/>
+      </w:pPr>
+      <w:r>
         <w:t xml:space="preserve">Liese, B. S., &amp; Beck, A. T. (2022).</w:t>
       </w:r>
       <w:r>
@@ -14878,8 +15350,8 @@
         <w:t xml:space="preserve">(First edition). The Guilford Press.</w:t>
       </w:r>
     </w:p>
-    <w:bookmarkEnd w:id="249"/>
-    <w:bookmarkStart w:id="251" w:name="Xaa720cc9c8d959b428cd2035783815a9cba15e0"/>
+    <w:bookmarkEnd w:id="266"/>
+    <w:bookmarkStart w:id="268" w:name="Xaa720cc9c8d959b428cd2035783815a9cba15e0"/>
     <w:p>
       <w:pPr>
         <w:pStyle w:val="Bibliography"/>
@@ -14925,7 +15397,7 @@
       <w:r>
         <w:t xml:space="preserve"> </w:t>
       </w:r>
-      <w:hyperlink r:id="rId250">
+      <w:hyperlink r:id="rId267">
         <w:r>
           <w:rPr>
             <w:rStyle w:val="Hyperlink"/>
@@ -14934,8 +15406,8 @@
         </w:r>
       </w:hyperlink>
     </w:p>
-    <w:bookmarkEnd w:id="251"/>
-    <w:bookmarkStart w:id="252" w:name="X34be55f2a2ff67a14e7206627bb93b426490c87"/>
+    <w:bookmarkEnd w:id="268"/>
+    <w:bookmarkStart w:id="269" w:name="X34be55f2a2ff67a14e7206627bb93b426490c87"/>
     <w:p>
       <w:pPr>
         <w:pStyle w:val="Bibliography"/>
@@ -15027,8 +15499,8 @@
         <w:t xml:space="preserve">, 4768–4777.</w:t>
       </w:r>
     </w:p>
-    <w:bookmarkEnd w:id="252"/>
-    <w:bookmarkStart w:id="254" w:name="X4d20b0be6ebc81777412f3b2cdfafe4bd20f4d6"/>
+    <w:bookmarkEnd w:id="269"/>
+    <w:bookmarkStart w:id="271" w:name="X4d20b0be6ebc81777412f3b2cdfafe4bd20f4d6"/>
     <w:p>
       <w:pPr>
         <w:pStyle w:val="Bibliography"/>
@@ -15065,7 +15537,7 @@
       <w:r>
         <w:t xml:space="preserve"> </w:t>
       </w:r>
-      <w:hyperlink r:id="rId253">
+      <w:hyperlink r:id="rId270">
         <w:r>
           <w:rPr>
             <w:rStyle w:val="Hyperlink"/>
@@ -15074,8 +15546,8 @@
         </w:r>
       </w:hyperlink>
     </w:p>
-    <w:bookmarkEnd w:id="254"/>
-    <w:bookmarkStart w:id="255" w:name="ref-marlattRelapsePreventionSecond2007"/>
+    <w:bookmarkEnd w:id="271"/>
+    <w:bookmarkStart w:id="272" w:name="ref-marlattRelapsePreventionSecond2007"/>
     <w:p>
       <w:pPr>
         <w:pStyle w:val="Bibliography"/>
@@ -15212,8 +15684,8 @@
         <w:t xml:space="preserve">(2nd edition). The Guilford Press.</w:t>
       </w:r>
     </w:p>
-    <w:bookmarkEnd w:id="255"/>
-    <w:bookmarkStart w:id="256" w:name="X0900e084d2d8751b94683f82b04534ea811d54e"/>
+    <w:bookmarkEnd w:id="272"/>
+    <w:bookmarkStart w:id="273" w:name="X0900e084d2d8751b94683f82b04534ea811d54e"/>
     <w:p>
       <w:pPr>
         <w:pStyle w:val="Bibliography"/>
@@ -15329,8 +15801,8 @@
         <w:t xml:space="preserve">(First edition). The Guilford Press.</w:t>
       </w:r>
     </w:p>
-    <w:bookmarkEnd w:id="256"/>
-    <w:bookmarkStart w:id="257" w:name="Xb55b40a3d7f46ba5e03427f7cd05843a1612710"/>
+    <w:bookmarkEnd w:id="273"/>
+    <w:bookmarkStart w:id="274" w:name="Xb55b40a3d7f46ba5e03427f7cd05843a1612710"/>
     <w:p>
       <w:pPr>
         <w:pStyle w:val="Bibliography"/>
@@ -15398,8 +15870,8 @@
         <w:t xml:space="preserve">(0), 9.</w:t>
       </w:r>
     </w:p>
-    <w:bookmarkEnd w:id="257"/>
-    <w:bookmarkStart w:id="259" w:name="X1e16a8cc741ec7d68b9bde12ee2c181d9d36a93"/>
+    <w:bookmarkEnd w:id="274"/>
+    <w:bookmarkStart w:id="276" w:name="X1e16a8cc741ec7d68b9bde12ee2c181d9d36a93"/>
     <w:p>
       <w:pPr>
         <w:pStyle w:val="Bibliography"/>
@@ -15454,7 +15926,7 @@
       <w:r>
         <w:t xml:space="preserve"> </w:t>
       </w:r>
-      <w:hyperlink r:id="rId258">
+      <w:hyperlink r:id="rId275">
         <w:r>
           <w:rPr>
             <w:rStyle w:val="Hyperlink"/>
@@ -15463,8 +15935,8 @@
         </w:r>
       </w:hyperlink>
     </w:p>
-    <w:bookmarkEnd w:id="259"/>
-    <w:bookmarkStart w:id="261" w:name="ref-mchughSexGenderDifferences2018"/>
+    <w:bookmarkEnd w:id="276"/>
+    <w:bookmarkStart w:id="278" w:name="ref-mchughSexGenderDifferences2018"/>
     <w:p>
       <w:pPr>
         <w:pStyle w:val="Bibliography"/>
@@ -15501,7 +15973,7 @@
       <w:r>
         <w:t xml:space="preserve"> </w:t>
       </w:r>
-      <w:hyperlink r:id="rId260">
+      <w:hyperlink r:id="rId277">
         <w:r>
           <w:rPr>
             <w:rStyle w:val="Hyperlink"/>
@@ -15510,8 +15982,8 @@
         </w:r>
       </w:hyperlink>
     </w:p>
-    <w:bookmarkEnd w:id="261"/>
-    <w:bookmarkStart w:id="263" w:name="ref-mckayImpactContinuingCare2021"/>
+    <w:bookmarkEnd w:id="278"/>
+    <w:bookmarkStart w:id="280" w:name="ref-mckayImpactContinuingCare2021"/>
     <w:p>
       <w:pPr>
         <w:pStyle w:val="Bibliography"/>
@@ -15569,7 +16041,7 @@
       <w:r>
         <w:t xml:space="preserve"> </w:t>
       </w:r>
-      <w:hyperlink r:id="rId262">
+      <w:hyperlink r:id="rId279">
         <w:r>
           <w:rPr>
             <w:rStyle w:val="Hyperlink"/>
@@ -15578,8 +16050,8 @@
         </w:r>
       </w:hyperlink>
     </w:p>
-    <w:bookmarkEnd w:id="263"/>
-    <w:bookmarkStart w:id="265" w:name="ref-mclellanDrugDependenceChronic2000"/>
+    <w:bookmarkEnd w:id="280"/>
+    <w:bookmarkStart w:id="282" w:name="ref-mclellanDrugDependenceChronic2000"/>
     <w:p>
       <w:pPr>
         <w:pStyle w:val="Bibliography"/>
@@ -15616,7 +16088,7 @@
       <w:r>
         <w:t xml:space="preserve"> </w:t>
       </w:r>
-      <w:hyperlink r:id="rId264">
+      <w:hyperlink r:id="rId281">
         <w:r>
           <w:rPr>
             <w:rStyle w:val="Hyperlink"/>
@@ -15625,8 +16097,8 @@
         </w:r>
       </w:hyperlink>
     </w:p>
-    <w:bookmarkEnd w:id="265"/>
-    <w:bookmarkStart w:id="267" w:name="ref-meyersIntersectionGenderDrug2021"/>
+    <w:bookmarkEnd w:id="282"/>
+    <w:bookmarkStart w:id="284" w:name="ref-meyersIntersectionGenderDrug2021"/>
     <w:p>
       <w:pPr>
         <w:pStyle w:val="Bibliography"/>
@@ -15675,7 +16147,7 @@
       <w:r>
         <w:t xml:space="preserve"> </w:t>
       </w:r>
-      <w:hyperlink r:id="rId266">
+      <w:hyperlink r:id="rId283">
         <w:r>
           <w:rPr>
             <w:rStyle w:val="Hyperlink"/>
@@ -15684,8 +16156,8 @@
         </w:r>
       </w:hyperlink>
     </w:p>
-    <w:bookmarkEnd w:id="267"/>
-    <w:bookmarkStart w:id="269" w:name="ref-mohrPersonalSensingUnderstanding2017"/>
+    <w:bookmarkEnd w:id="284"/>
+    <w:bookmarkStart w:id="286" w:name="ref-mohrPersonalSensingUnderstanding2017"/>
     <w:p>
       <w:pPr>
         <w:pStyle w:val="Bibliography"/>
@@ -15752,7 +16224,7 @@
       <w:r>
         <w:t xml:space="preserve"> </w:t>
       </w:r>
-      <w:hyperlink r:id="rId268">
+      <w:hyperlink r:id="rId285">
         <w:r>
           <w:rPr>
             <w:rStyle w:val="Hyperlink"/>
@@ -15761,8 +16233,8 @@
         </w:r>
       </w:hyperlink>
     </w:p>
-    <w:bookmarkEnd w:id="269"/>
-    <w:bookmarkStart w:id="270" w:name="X0c0e928dd8ff101aa479012bffab8d24e8c0dcf"/>
+    <w:bookmarkEnd w:id="286"/>
+    <w:bookmarkStart w:id="287" w:name="X0c0e928dd8ff101aa479012bffab8d24e8c0dcf"/>
     <w:p>
       <w:pPr>
         <w:pStyle w:val="Bibliography"/>
@@ -15819,8 +16291,8 @@
         <w:t xml:space="preserve">. Independently published.</w:t>
       </w:r>
     </w:p>
-    <w:bookmarkEnd w:id="270"/>
-    <w:bookmarkStart w:id="272" w:name="X1f44e09282148d362bdacfce67d6a56b1cf06db"/>
+    <w:bookmarkEnd w:id="287"/>
+    <w:bookmarkStart w:id="289" w:name="X1f44e09282148d362bdacfce67d6a56b1cf06db"/>
     <w:p>
       <w:pPr>
         <w:pStyle w:val="Bibliography"/>
@@ -15911,7 +16383,7 @@
       <w:r>
         <w:t xml:space="preserve"> </w:t>
       </w:r>
-      <w:hyperlink r:id="rId271">
+      <w:hyperlink r:id="rId288">
         <w:r>
           <w:rPr>
             <w:rStyle w:val="Hyperlink"/>
@@ -15920,8 +16392,8 @@
         </w:r>
       </w:hyperlink>
     </w:p>
-    <w:bookmarkEnd w:id="272"/>
-    <w:bookmarkStart w:id="274" w:name="X8bb79cdd23e0a8d99e4f9b0c203aaa22c56a953"/>
+    <w:bookmarkEnd w:id="289"/>
+    <w:bookmarkStart w:id="291" w:name="X8bb79cdd23e0a8d99e4f9b0c203aaa22c56a953"/>
     <w:p>
       <w:pPr>
         <w:pStyle w:val="Bibliography"/>
@@ -15932,7 +16404,7 @@
       <w:r>
         <w:t xml:space="preserve"> </w:t>
       </w:r>
-      <w:hyperlink r:id="rId273">
+      <w:hyperlink r:id="rId290">
         <w:r>
           <w:rPr>
             <w:rStyle w:val="Hyperlink"/>
@@ -16043,8 +16515,8 @@
         <w:t xml:space="preserve">.</w:t>
       </w:r>
     </w:p>
-    <w:bookmarkEnd w:id="274"/>
-    <w:bookmarkStart w:id="276" w:name="ref-olfsonHealthcareCoverageService2022"/>
+    <w:bookmarkEnd w:id="291"/>
+    <w:bookmarkStart w:id="293" w:name="ref-olfsonHealthcareCoverageService2022"/>
     <w:p>
       <w:pPr>
         <w:pStyle w:val="Bibliography"/>
@@ -16081,7 +16553,7 @@
       <w:r>
         <w:t xml:space="preserve"> </w:t>
       </w:r>
-      <w:hyperlink r:id="rId275">
+      <w:hyperlink r:id="rId292">
         <w:r>
           <w:rPr>
             <w:rStyle w:val="Hyperlink"/>
@@ -16090,8 +16562,8 @@
         </w:r>
       </w:hyperlink>
     </w:p>
-    <w:bookmarkEnd w:id="276"/>
-    <w:bookmarkStart w:id="278" w:name="ref-parlier-ahmadExploratoryStudySex2021"/>
+    <w:bookmarkEnd w:id="293"/>
+    <w:bookmarkStart w:id="295" w:name="ref-parlier-ahmadExploratoryStudySex2021"/>
     <w:p>
       <w:pPr>
         <w:pStyle w:val="Bibliography"/>
@@ -16128,7 +16600,7 @@
       <w:r>
         <w:t xml:space="preserve"> </w:t>
       </w:r>
-      <w:hyperlink r:id="rId277">
+      <w:hyperlink r:id="rId294">
         <w:r>
           <w:rPr>
             <w:rStyle w:val="Hyperlink"/>
@@ -16137,8 +16609,8 @@
         </w:r>
       </w:hyperlink>
     </w:p>
-    <w:bookmarkEnd w:id="278"/>
-    <w:bookmarkStart w:id="279" w:name="X6b0a2573c103b7c3d317f500c95e16aefc26ebb"/>
+    <w:bookmarkEnd w:id="295"/>
+    <w:bookmarkStart w:id="296" w:name="X6b0a2573c103b7c3d317f500c95e16aefc26ebb"/>
     <w:p>
       <w:pPr>
         <w:pStyle w:val="Bibliography"/>
@@ -16196,8 +16668,8 @@
         <w:t xml:space="preserve">(Mobile).</w:t>
       </w:r>
     </w:p>
-    <w:bookmarkEnd w:id="279"/>
-    <w:bookmarkStart w:id="281" w:name="ref-pinedoCurrentReexaminationRacial2019"/>
+    <w:bookmarkEnd w:id="296"/>
+    <w:bookmarkStart w:id="298" w:name="ref-pinedoCurrentReexaminationRacial2019"/>
     <w:p>
       <w:pPr>
         <w:pStyle w:val="Bibliography"/>
@@ -16246,7 +16718,7 @@
       <w:r>
         <w:t xml:space="preserve"> </w:t>
       </w:r>
-      <w:hyperlink r:id="rId280">
+      <w:hyperlink r:id="rId297">
         <w:r>
           <w:rPr>
             <w:rStyle w:val="Hyperlink"/>
@@ -16255,8 +16727,8 @@
         </w:r>
       </w:hyperlink>
     </w:p>
-    <w:bookmarkEnd w:id="281"/>
-    <w:bookmarkStart w:id="283" w:name="ref-prochaskaSearchHowPeople1992"/>
+    <w:bookmarkEnd w:id="298"/>
+    <w:bookmarkStart w:id="300" w:name="ref-prochaskaSearchHowPeople1992"/>
     <w:p>
       <w:pPr>
         <w:pStyle w:val="Bibliography"/>
@@ -16305,7 +16777,7 @@
       <w:r>
         <w:t xml:space="preserve"> </w:t>
       </w:r>
-      <w:hyperlink r:id="rId282">
+      <w:hyperlink r:id="rId299">
         <w:r>
           <w:rPr>
             <w:rStyle w:val="Hyperlink"/>
@@ -16314,8 +16786,8 @@
         </w:r>
       </w:hyperlink>
     </w:p>
-    <w:bookmarkEnd w:id="283"/>
-    <w:bookmarkStart w:id="285" w:name="ref-pulickIdiographicLapsePrediction2025"/>
+    <w:bookmarkEnd w:id="300"/>
+    <w:bookmarkStart w:id="302" w:name="ref-pulickIdiographicLapsePrediction2025"/>
     <w:p>
       <w:pPr>
         <w:pStyle w:val="Bibliography"/>
@@ -16382,7 +16854,7 @@
       <w:r>
         <w:t xml:space="preserve"> </w:t>
       </w:r>
-      <w:hyperlink r:id="rId284">
+      <w:hyperlink r:id="rId301">
         <w:r>
           <w:rPr>
             <w:rStyle w:val="Hyperlink"/>
@@ -16391,13 +16863,164 @@
         </w:r>
       </w:hyperlink>
     </w:p>
-    <w:bookmarkEnd w:id="285"/>
-    <w:bookmarkStart w:id="286" w:name="X93e79e1a5ab79bb153842a6d1ed7d5e5cb3185f"/>
+    <w:bookmarkEnd w:id="302"/>
+    <w:bookmarkStart w:id="304" w:name="Xa1b8899d52f2070e9a46165cf23fe2013b5e4a3"/>
     <w:p>
       <w:pPr>
         <w:pStyle w:val="Bibliography"/>
       </w:pPr>
       <w:r>
+        <w:t xml:space="preserve">Rawson, R. A., Shoptaw, S. J., Obert, J. L., McCann, M. J., Hasson, A. L., Marinelli-Casey, P. J., Brethen, P. R., &amp; Ling, W. (1995). An intensive outpatient approach for cocaine abuse treatment.</w:t>
+      </w:r>
+      <w:r>
+        <w:t xml:space="preserve"> </w:t>
+      </w:r>
+      <w:r>
+        <w:t xml:space="preserve">The Matrix</w:t>
+      </w:r>
+      <w:r>
+        <w:t xml:space="preserve"> </w:t>
+      </w:r>
+      <w:r>
+        <w:t xml:space="preserve">model.</w:t>
+      </w:r>
+      <w:r>
+        <w:t xml:space="preserve"> </w:t>
+      </w:r>
+      <w:r>
+        <w:rPr>
+          <w:i/>
+          <w:iCs/>
+        </w:rPr>
+        <w:t xml:space="preserve">Journal of Substance Abuse Treatment</w:t>
+      </w:r>
+      <w:r>
+        <w:t xml:space="preserve">,</w:t>
+      </w:r>
+      <w:r>
+        <w:t xml:space="preserve"> </w:t>
+      </w:r>
+      <w:r>
+        <w:rPr>
+          <w:i/>
+          <w:iCs/>
+        </w:rPr>
+        <w:t xml:space="preserve">12</w:t>
+      </w:r>
+      <w:r>
+        <w:t xml:space="preserve">(2), 117–127.</w:t>
+      </w:r>
+      <w:r>
+        <w:t xml:space="preserve"> </w:t>
+      </w:r>
+      <w:hyperlink r:id="rId303">
+        <w:r>
+          <w:rPr>
+            <w:rStyle w:val="Hyperlink"/>
+          </w:rPr>
+          <w:t xml:space="preserve">https://doi.org/10.1016/0740-5472(94)00080-b</w:t>
+        </w:r>
+      </w:hyperlink>
+    </w:p>
+    <w:bookmarkEnd w:id="304"/>
+    <w:bookmarkStart w:id="306" w:name="Xc5cdea043ab663a81d5612c8b1e0f7c2b734aab"/>
+    <w:p>
+      <w:pPr>
+        <w:pStyle w:val="Bibliography"/>
+      </w:pPr>
+      <w:r>
+        <w:t xml:space="preserve">Roche, M. J., Pincus, A. L., Rebar, A. L., Conroy, D. E., &amp; Ram, N. (2014). Enriching</w:t>
+      </w:r>
+      <w:r>
+        <w:t xml:space="preserve"> </w:t>
+      </w:r>
+      <w:r>
+        <w:t xml:space="preserve">Psychological Assessment Using</w:t>
+      </w:r>
+      <w:r>
+        <w:t xml:space="preserve"> </w:t>
+      </w:r>
+      <w:r>
+        <w:t xml:space="preserve">a</w:t>
+      </w:r>
+      <w:r>
+        <w:t xml:space="preserve"> </w:t>
+      </w:r>
+      <w:r>
+        <w:t xml:space="preserve">Person-Specific Analysis</w:t>
+      </w:r>
+      <w:r>
+        <w:t xml:space="preserve"> </w:t>
+      </w:r>
+      <w:r>
+        <w:t xml:space="preserve">of</w:t>
+      </w:r>
+      <w:r>
+        <w:t xml:space="preserve"> </w:t>
+      </w:r>
+      <w:r>
+        <w:t xml:space="preserve">Interpersonal Processes</w:t>
+      </w:r>
+      <w:r>
+        <w:t xml:space="preserve"> </w:t>
+      </w:r>
+      <w:r>
+        <w:t xml:space="preserve">in</w:t>
+      </w:r>
+      <w:r>
+        <w:t xml:space="preserve"> </w:t>
+      </w:r>
+      <w:r>
+        <w:t xml:space="preserve">Daily Life</w:t>
+      </w:r>
+      <w:r>
+        <w:t xml:space="preserve">.</w:t>
+      </w:r>
+      <w:r>
+        <w:t xml:space="preserve"> </w:t>
+      </w:r>
+      <w:r>
+        <w:rPr>
+          <w:i/>
+          <w:iCs/>
+        </w:rPr>
+        <w:t xml:space="preserve">Assessment</w:t>
+      </w:r>
+      <w:r>
+        <w:t xml:space="preserve">,</w:t>
+      </w:r>
+      <w:r>
+        <w:t xml:space="preserve"> </w:t>
+      </w:r>
+      <w:r>
+        <w:rPr>
+          <w:i/>
+          <w:iCs/>
+        </w:rPr>
+        <w:t xml:space="preserve">21</w:t>
+      </w:r>
+      <w:r>
+        <w:t xml:space="preserve">(5), 515–528.</w:t>
+      </w:r>
+      <w:r>
+        <w:t xml:space="preserve"> </w:t>
+      </w:r>
+      <w:hyperlink r:id="rId305">
+        <w:r>
+          <w:rPr>
+            <w:rStyle w:val="Hyperlink"/>
+          </w:rPr>
+          <w:t xml:space="preserve">https://doi.org/10.1177/1073191114540320</w:t>
+        </w:r>
+      </w:hyperlink>
+    </w:p>
+    <w:bookmarkEnd w:id="306"/>
+    <w:bookmarkStart w:id="307" w:name="X93e79e1a5ab79bb153842a6d1ed7d5e5cb3185f"/>
+    <w:p>
+      <w:pPr>
+        <w:pStyle w:val="Bibliography"/>
+      </w:pPr>
+      <w:r>
         <w:t xml:space="preserve">RStudio Team. (2020).</w:t>
       </w:r>
       <w:r>
@@ -16463,8 +17086,8 @@
         <w:t xml:space="preserve">. RStudio, Inc.</w:t>
       </w:r>
     </w:p>
-    <w:bookmarkEnd w:id="286"/>
-    <w:bookmarkStart w:id="288" w:name="ref-russellAffectRelativeDayLevel2020"/>
+    <w:bookmarkEnd w:id="307"/>
+    <w:bookmarkStart w:id="309" w:name="ref-russellAffectRelativeDayLevel2020"/>
     <w:p>
       <w:pPr>
         <w:pStyle w:val="Bibliography"/>
@@ -16543,7 +17166,7 @@
       <w:r>
         <w:t xml:space="preserve"> </w:t>
       </w:r>
-      <w:hyperlink r:id="rId287">
+      <w:hyperlink r:id="rId308">
         <w:r>
           <w:rPr>
             <w:rStyle w:val="Hyperlink"/>
@@ -16552,8 +17175,8 @@
         </w:r>
       </w:hyperlink>
     </w:p>
-    <w:bookmarkEnd w:id="288"/>
-    <w:bookmarkStart w:id="290" w:name="ref-salonerBlacksHispanicsAre2013"/>
+    <w:bookmarkEnd w:id="309"/>
+    <w:bookmarkStart w:id="311" w:name="ref-salonerBlacksHispanicsAre2013"/>
     <w:p>
       <w:pPr>
         <w:pStyle w:val="Bibliography"/>
@@ -16602,7 +17225,7 @@
       <w:r>
         <w:t xml:space="preserve"> </w:t>
       </w:r>
-      <w:hyperlink r:id="rId289">
+      <w:hyperlink r:id="rId310">
         <w:r>
           <w:rPr>
             <w:rStyle w:val="Hyperlink"/>
@@ -16611,8 +17234,8 @@
         </w:r>
       </w:hyperlink>
     </w:p>
-    <w:bookmarkEnd w:id="290"/>
-    <w:bookmarkStart w:id="291" w:name="X56bd7ab8262c354bc601dbeb8bf6940a3ba3863"/>
+    <w:bookmarkEnd w:id="311"/>
+    <w:bookmarkStart w:id="312" w:name="X56bd7ab8262c354bc601dbeb8bf6940a3ba3863"/>
     <w:p>
       <w:pPr>
         <w:pStyle w:val="Bibliography"/>
@@ -16652,8 +17275,8 @@
         <w:t xml:space="preserve">. https://www.samhsa.gov/data/report/2021-nsduh-detailed-tables.</w:t>
       </w:r>
     </w:p>
-    <w:bookmarkEnd w:id="291"/>
-    <w:bookmarkStart w:id="293" w:name="ref-sayetteRoleCravingSubstance2016"/>
+    <w:bookmarkEnd w:id="312"/>
+    <w:bookmarkStart w:id="314" w:name="ref-sayetteRoleCravingSubstance2016"/>
     <w:p>
       <w:pPr>
         <w:pStyle w:val="Bibliography"/>
@@ -16744,7 +17367,7 @@
       <w:r>
         <w:t xml:space="preserve"> </w:t>
       </w:r>
-      <w:hyperlink r:id="rId292">
+      <w:hyperlink r:id="rId313">
         <w:r>
           <w:rPr>
             <w:rStyle w:val="Hyperlink"/>
@@ -16753,8 +17376,8 @@
         </w:r>
       </w:hyperlink>
     </w:p>
-    <w:bookmarkEnd w:id="293"/>
-    <w:bookmarkStart w:id="295" w:name="ref-schmidtEthnicDisparitiesClinical2007"/>
+    <w:bookmarkEnd w:id="314"/>
+    <w:bookmarkStart w:id="316" w:name="ref-schmidtEthnicDisparitiesClinical2007"/>
     <w:p>
       <w:pPr>
         <w:pStyle w:val="Bibliography"/>
@@ -16800,7 +17423,7 @@
       <w:r>
         <w:t xml:space="preserve"> </w:t>
       </w:r>
-      <w:hyperlink r:id="rId294">
+      <w:hyperlink r:id="rId315">
         <w:r>
           <w:rPr>
             <w:rStyle w:val="Hyperlink"/>
@@ -16809,8 +17432,8 @@
         </w:r>
       </w:hyperlink>
     </w:p>
-    <w:bookmarkEnd w:id="295"/>
-    <w:bookmarkStart w:id="297" w:name="ref-sigmonAccessTreatmentOpioid2014"/>
+    <w:bookmarkEnd w:id="316"/>
+    <w:bookmarkStart w:id="318" w:name="ref-sigmonAccessTreatmentOpioid2014"/>
     <w:p>
       <w:pPr>
         <w:pStyle w:val="Bibliography"/>
@@ -16856,7 +17479,7 @@
       <w:r>
         <w:t xml:space="preserve"> </w:t>
       </w:r>
-      <w:hyperlink r:id="rId296">
+      <w:hyperlink r:id="rId317">
         <w:r>
           <w:rPr>
             <w:rStyle w:val="Hyperlink"/>
@@ -16865,8 +17488,8 @@
         </w:r>
       </w:hyperlink>
     </w:p>
-    <w:bookmarkEnd w:id="297"/>
-    <w:bookmarkStart w:id="299" w:name="ref-sociasAdoptingCascadeCare2016"/>
+    <w:bookmarkEnd w:id="318"/>
+    <w:bookmarkStart w:id="320" w:name="ref-sociasAdoptingCascadeCare2016"/>
     <w:p>
       <w:pPr>
         <w:pStyle w:val="Bibliography"/>
@@ -16915,7 +17538,7 @@
       <w:r>
         <w:t xml:space="preserve"> </w:t>
       </w:r>
-      <w:hyperlink r:id="rId298">
+      <w:hyperlink r:id="rId319">
         <w:r>
           <w:rPr>
             <w:rStyle w:val="Hyperlink"/>
@@ -16924,8 +17547,8 @@
         </w:r>
       </w:hyperlink>
     </w:p>
-    <w:bookmarkEnd w:id="299"/>
-    <w:bookmarkStart w:id="301" w:name="Xd4c1d027f60920f356af6131267e679804e946e"/>
+    <w:bookmarkEnd w:id="320"/>
+    <w:bookmarkStart w:id="322" w:name="Xd4c1d027f60920f356af6131267e679804e946e"/>
     <w:p>
       <w:pPr>
         <w:pStyle w:val="Bibliography"/>
@@ -16974,7 +17597,7 @@
       <w:r>
         <w:t xml:space="preserve"> </w:t>
       </w:r>
-      <w:hyperlink r:id="rId300">
+      <w:hyperlink r:id="rId321">
         <w:r>
           <w:rPr>
             <w:rStyle w:val="Hyperlink"/>
@@ -16983,8 +17606,8 @@
         </w:r>
       </w:hyperlink>
     </w:p>
-    <w:bookmarkEnd w:id="301"/>
-    <w:bookmarkStart w:id="303" w:name="X01387e434119cf09c116d0feeabab9f278d40e3"/>
+    <w:bookmarkEnd w:id="322"/>
+    <w:bookmarkStart w:id="324" w:name="X01387e434119cf09c116d0feeabab9f278d40e3"/>
     <w:p>
       <w:pPr>
         <w:pStyle w:val="Bibliography"/>
@@ -17054,7 +17677,7 @@
       <w:r>
         <w:t xml:space="preserve"> </w:t>
       </w:r>
-      <w:hyperlink r:id="rId302">
+      <w:hyperlink r:id="rId323">
         <w:r>
           <w:rPr>
             <w:rStyle w:val="Hyperlink"/>
@@ -17063,8 +17686,8 @@
         </w:r>
       </w:hyperlink>
     </w:p>
-    <w:bookmarkEnd w:id="303"/>
-    <w:bookmarkStart w:id="305" w:name="ref-stantonRelapsePreventionNeeds2005a"/>
+    <w:bookmarkEnd w:id="324"/>
+    <w:bookmarkStart w:id="326" w:name="ref-stantonRelapsePreventionNeeds2005a"/>
     <w:p>
       <w:pPr>
         <w:pStyle w:val="Bibliography"/>
@@ -17122,7 +17745,7 @@
       <w:r>
         <w:t xml:space="preserve"> </w:t>
       </w:r>
-      <w:hyperlink r:id="rId304">
+      <w:hyperlink r:id="rId325">
         <w:r>
           <w:rPr>
             <w:rStyle w:val="Hyperlink"/>
@@ -17131,8 +17754,8 @@
         </w:r>
       </w:hyperlink>
     </w:p>
-    <w:bookmarkEnd w:id="305"/>
-    <w:bookmarkStart w:id="306" w:name="ref-studiesNIHRevitalizationAct1994"/>
+    <w:bookmarkEnd w:id="326"/>
+    <w:bookmarkStart w:id="327" w:name="ref-studiesNIHRevitalizationAct1994"/>
     <w:p>
       <w:pPr>
         <w:pStyle w:val="Bibliography"/>
@@ -17318,8 +17941,8 @@
         <w:t xml:space="preserve">. National Academies Press (US).</w:t>
       </w:r>
     </w:p>
-    <w:bookmarkEnd w:id="306"/>
-    <w:bookmarkStart w:id="307" w:name="X28b8f85e424928e66706a578d6053e0308d1105"/>
+    <w:bookmarkEnd w:id="327"/>
+    <w:bookmarkStart w:id="328" w:name="X28b8f85e424928e66706a578d6053e0308d1105"/>
     <w:p>
       <w:pPr>
         <w:pStyle w:val="Bibliography"/>
@@ -17376,8 +17999,8 @@
         <w:t xml:space="preserve">. https://www.samhsa.gov/data/report/2024-nsduh-detailed-tables.</w:t>
       </w:r>
     </w:p>
-    <w:bookmarkEnd w:id="307"/>
-    <w:bookmarkStart w:id="309" w:name="Xb4363def9a086869984bb1996514c38c4a5108e"/>
+    <w:bookmarkEnd w:id="328"/>
+    <w:bookmarkStart w:id="330" w:name="Xb4363def9a086869984bb1996514c38c4a5108e"/>
     <w:p>
       <w:pPr>
         <w:pStyle w:val="Bibliography"/>
@@ -17388,7 +18011,7 @@
       <w:r>
         <w:t xml:space="preserve"> </w:t>
       </w:r>
-      <w:hyperlink r:id="rId308">
+      <w:hyperlink r:id="rId329">
         <w:r>
           <w:rPr>
             <w:rStyle w:val="Hyperlink"/>
@@ -17587,8 +18210,8 @@
         <w:t xml:space="preserve">.</w:t>
       </w:r>
     </w:p>
-    <w:bookmarkEnd w:id="309"/>
-    <w:bookmarkStart w:id="311" w:name="ref-taiTreatmentSubstanceUse2013"/>
+    <w:bookmarkEnd w:id="330"/>
+    <w:bookmarkStart w:id="332" w:name="ref-taiTreatmentSubstanceUse2013"/>
     <w:p>
       <w:pPr>
         <w:pStyle w:val="Bibliography"/>
@@ -17667,7 +18290,7 @@
       <w:r>
         <w:t xml:space="preserve"> </w:t>
       </w:r>
-      <w:hyperlink r:id="rId310">
+      <w:hyperlink r:id="rId331">
         <w:r>
           <w:rPr>
             <w:rStyle w:val="Hyperlink"/>
@@ -17676,13 +18299,102 @@
         </w:r>
       </w:hyperlink>
     </w:p>
-    <w:bookmarkEnd w:id="311"/>
-    <w:bookmarkStart w:id="313" w:name="ref-timmonsCallActionAssessing2023"/>
+    <w:bookmarkEnd w:id="332"/>
+    <w:bookmarkStart w:id="334" w:name="Xdd108b50209bad1fdcf1a9fcca4dd1d7d3b13e9"/>
     <w:p>
       <w:pPr>
         <w:pStyle w:val="Bibliography"/>
       </w:pPr>
       <w:r>
+        <w:t xml:space="preserve">Tausczik, Y. R., &amp; Pennebaker, J. W. (2010). The</w:t>
+      </w:r>
+      <w:r>
+        <w:t xml:space="preserve"> </w:t>
+      </w:r>
+      <w:r>
+        <w:t xml:space="preserve">Psychological Meaning</w:t>
+      </w:r>
+      <w:r>
+        <w:t xml:space="preserve"> </w:t>
+      </w:r>
+      <w:r>
+        <w:t xml:space="preserve">of</w:t>
+      </w:r>
+      <w:r>
+        <w:t xml:space="preserve"> </w:t>
+      </w:r>
+      <w:r>
+        <w:t xml:space="preserve">Words</w:t>
+      </w:r>
+      <w:r>
+        <w:t xml:space="preserve">:</w:t>
+      </w:r>
+      <w:r>
+        <w:t xml:space="preserve"> </w:t>
+      </w:r>
+      <w:r>
+        <w:t xml:space="preserve">LIWC</w:t>
+      </w:r>
+      <w:r>
+        <w:t xml:space="preserve"> </w:t>
+      </w:r>
+      <w:r>
+        <w:t xml:space="preserve">and</w:t>
+      </w:r>
+      <w:r>
+        <w:t xml:space="preserve"> </w:t>
+      </w:r>
+      <w:r>
+        <w:t xml:space="preserve">Computerized Text Analysis Methods</w:t>
+      </w:r>
+      <w:r>
+        <w:t xml:space="preserve">.</w:t>
+      </w:r>
+      <w:r>
+        <w:t xml:space="preserve"> </w:t>
+      </w:r>
+      <w:r>
+        <w:rPr>
+          <w:i/>
+          <w:iCs/>
+        </w:rPr>
+        <w:t xml:space="preserve">Journal of Language and Social Psychology</w:t>
+      </w:r>
+      <w:r>
+        <w:t xml:space="preserve">,</w:t>
+      </w:r>
+      <w:r>
+        <w:t xml:space="preserve"> </w:t>
+      </w:r>
+      <w:r>
+        <w:rPr>
+          <w:i/>
+          <w:iCs/>
+        </w:rPr>
+        <w:t xml:space="preserve">29</w:t>
+      </w:r>
+      <w:r>
+        <w:t xml:space="preserve">(1), 24–54.</w:t>
+      </w:r>
+      <w:r>
+        <w:t xml:space="preserve"> </w:t>
+      </w:r>
+      <w:hyperlink r:id="rId333">
+        <w:r>
+          <w:rPr>
+            <w:rStyle w:val="Hyperlink"/>
+          </w:rPr>
+          <w:t xml:space="preserve">https://doi.org/10.1177/0261927X09351676</w:t>
+        </w:r>
+      </w:hyperlink>
+    </w:p>
+    <w:bookmarkEnd w:id="334"/>
+    <w:bookmarkStart w:id="336" w:name="ref-timmonsCallActionAssessing2023"/>
+    <w:p>
+      <w:pPr>
+        <w:pStyle w:val="Bibliography"/>
+      </w:pPr>
+      <w:r>
         <w:t xml:space="preserve">Timmons, A. C., Duong, J. B., Simo Fiallo, N., Lee, T., Vo, H. P. Q., Ahle, M. W., Comer, J. S., Brewer, L. C., Frazier, S. L., &amp; Chaspari, T. (2023). A</w:t>
       </w:r>
       <w:r>
@@ -17783,7 +18495,7 @@
       <w:r>
         <w:t xml:space="preserve"> </w:t>
       </w:r>
-      <w:hyperlink r:id="rId312">
+      <w:hyperlink r:id="rId335">
         <w:r>
           <w:rPr>
             <w:rStyle w:val="Hyperlink"/>
@@ -17792,8 +18504,8 @@
         </w:r>
       </w:hyperlink>
     </w:p>
-    <w:bookmarkEnd w:id="313"/>
-    <w:bookmarkStart w:id="314" w:name="X02e5321a76132d9f7eccbf98ffb96255c7e2584"/>
+    <w:bookmarkEnd w:id="336"/>
+    <w:bookmarkStart w:id="337" w:name="X02e5321a76132d9f7eccbf98ffb96255c7e2584"/>
     <w:p>
       <w:pPr>
         <w:pStyle w:val="Bibliography"/>
@@ -17881,8 +18593,8 @@
         <w:t xml:space="preserve">(DOT HS 813 578).</w:t>
       </w:r>
     </w:p>
-    <w:bookmarkEnd w:id="314"/>
-    <w:bookmarkStart w:id="316" w:name="ref-vannicelliEffectSexBias1984"/>
+    <w:bookmarkEnd w:id="337"/>
+    <w:bookmarkStart w:id="339" w:name="ref-vannicelliEffectSexBias1984"/>
     <w:p>
       <w:pPr>
         <w:pStyle w:val="Bibliography"/>
@@ -17961,7 +18673,7 @@
       <w:r>
         <w:t xml:space="preserve"> </w:t>
       </w:r>
-      <w:hyperlink r:id="rId315">
+      <w:hyperlink r:id="rId338">
         <w:r>
           <w:rPr>
             <w:rStyle w:val="Hyperlink"/>
@@ -17970,8 +18682,8 @@
         </w:r>
       </w:hyperlink>
     </w:p>
-    <w:bookmarkEnd w:id="316"/>
-    <w:bookmarkStart w:id="318" w:name="ref-veinotGoodIntentionsAre2018"/>
+    <w:bookmarkEnd w:id="339"/>
+    <w:bookmarkStart w:id="341" w:name="ref-veinotGoodIntentionsAre2018"/>
     <w:p>
       <w:pPr>
         <w:pStyle w:val="Bibliography"/>
@@ -18008,7 +18720,7 @@
       <w:r>
         <w:t xml:space="preserve"> </w:t>
       </w:r>
-      <w:hyperlink r:id="rId317">
+      <w:hyperlink r:id="rId340">
         <w:r>
           <w:rPr>
             <w:rStyle w:val="Hyperlink"/>
@@ -18017,8 +18729,8 @@
         </w:r>
       </w:hyperlink>
     </w:p>
-    <w:bookmarkEnd w:id="318"/>
-    <w:bookmarkStart w:id="320" w:name="ref-walitzerGenderDifferencesAlcohol2006"/>
+    <w:bookmarkEnd w:id="341"/>
+    <w:bookmarkStart w:id="343" w:name="ref-walitzerGenderDifferencesAlcohol2006"/>
     <w:p>
       <w:pPr>
         <w:pStyle w:val="Bibliography"/>
@@ -18055,7 +18767,7 @@
       <w:r>
         <w:t xml:space="preserve"> </w:t>
       </w:r>
-      <w:hyperlink r:id="rId319">
+      <w:hyperlink r:id="rId342">
         <w:r>
           <w:rPr>
             <w:rStyle w:val="Hyperlink"/>
@@ -18064,8 +18776,8 @@
         </w:r>
       </w:hyperlink>
     </w:p>
-    <w:bookmarkEnd w:id="320"/>
-    <w:bookmarkStart w:id="322" w:name="ref-waltersUsingMachineLearning2021"/>
+    <w:bookmarkEnd w:id="343"/>
+    <w:bookmarkStart w:id="345" w:name="ref-waltersUsingMachineLearning2021"/>
     <w:p>
       <w:pPr>
         <w:pStyle w:val="Bibliography"/>
@@ -18102,7 +18814,7 @@
       <w:r>
         <w:t xml:space="preserve"> </w:t>
       </w:r>
-      <w:hyperlink r:id="rId321">
+      <w:hyperlink r:id="rId344">
         <w:r>
           <w:rPr>
             <w:rStyle w:val="Hyperlink"/>
@@ -18111,8 +18823,8 @@
         </w:r>
       </w:hyperlink>
     </w:p>
-    <w:bookmarkEnd w:id="322"/>
-    <w:bookmarkStart w:id="324" w:name="X2d30c84041d97351f676569bf3de3da0c8a9d6d"/>
+    <w:bookmarkEnd w:id="345"/>
+    <w:bookmarkStart w:id="347" w:name="X2d30c84041d97351f676569bf3de3da0c8a9d6d"/>
     <w:p>
       <w:pPr>
         <w:pStyle w:val="Bibliography"/>
@@ -18123,7 +18835,7 @@
       <w:r>
         <w:t xml:space="preserve"> </w:t>
       </w:r>
-      <w:hyperlink r:id="rId323">
+      <w:hyperlink r:id="rId346">
         <w:r>
           <w:rPr>
             <w:rStyle w:val="Hyperlink"/>
@@ -18239,8 +18951,8 @@
         <w:t xml:space="preserve">(9), 1183–1194.</w:t>
       </w:r>
     </w:p>
-    <w:bookmarkEnd w:id="324"/>
-    <w:bookmarkStart w:id="325" w:name="X00d53e799ac148a12fd23d85f7c587e1d44cff6"/>
+    <w:bookmarkEnd w:id="347"/>
+    <w:bookmarkStart w:id="348" w:name="X00d53e799ac148a12fd23d85f7c587e1d44cff6"/>
     <w:p>
       <w:pPr>
         <w:pStyle w:val="Bibliography"/>
@@ -18307,8 +19019,8 @@
         <w:t xml:space="preserve">(1st edition). Academic Press.</w:t>
       </w:r>
     </w:p>
-    <w:bookmarkEnd w:id="325"/>
-    <w:bookmarkStart w:id="327" w:name="X4446e184b7dd55a61fd406499f32542fdcf24b5"/>
+    <w:bookmarkEnd w:id="348"/>
+    <w:bookmarkStart w:id="350" w:name="X4446e184b7dd55a61fd406499f32542fdcf24b5"/>
     <w:p>
       <w:pPr>
         <w:pStyle w:val="Bibliography"/>
@@ -18357,7 +19069,7 @@
       <w:r>
         <w:t xml:space="preserve"> </w:t>
       </w:r>
-      <w:hyperlink r:id="rId326">
+      <w:hyperlink r:id="rId349">
         <w:r>
           <w:rPr>
             <w:rStyle w:val="Hyperlink"/>
@@ -18366,8 +19078,8 @@
         </w:r>
       </w:hyperlink>
     </w:p>
-    <w:bookmarkEnd w:id="327"/>
-    <w:bookmarkStart w:id="329" w:name="X254a0f87701f835b5365990b3eba45be7dca59c"/>
+    <w:bookmarkEnd w:id="350"/>
+    <w:bookmarkStart w:id="352" w:name="X254a0f87701f835b5365990b3eba45be7dca59c"/>
     <w:p>
       <w:pPr>
         <w:pStyle w:val="Bibliography"/>
@@ -18511,7 +19223,7 @@
       <w:r>
         <w:t xml:space="preserve"> </w:t>
       </w:r>
-      <w:hyperlink r:id="rId328">
+      <w:hyperlink r:id="rId351">
         <w:r>
           <w:rPr>
             <w:rStyle w:val="Hyperlink"/>
@@ -18520,8 +19232,8 @@
         </w:r>
       </w:hyperlink>
     </w:p>
-    <w:bookmarkEnd w:id="329"/>
-    <w:bookmarkStart w:id="331" w:name="ref-woodLotPeopleCall2019"/>
+    <w:bookmarkEnd w:id="352"/>
+    <w:bookmarkStart w:id="354" w:name="ref-woodLotPeopleCall2019"/>
     <w:p>
       <w:pPr>
         <w:pStyle w:val="Bibliography"/>
@@ -18579,7 +19291,7 @@
       <w:r>
         <w:t xml:space="preserve"> </w:t>
       </w:r>
-      <w:hyperlink r:id="rId330">
+      <w:hyperlink r:id="rId353">
         <w:r>
           <w:rPr>
             <w:rStyle w:val="Hyperlink"/>
@@ -18588,13 +19300,105 @@
         </w:r>
       </w:hyperlink>
     </w:p>
-    <w:bookmarkEnd w:id="331"/>
-    <w:bookmarkStart w:id="333" w:name="X62c2bccfcb3c64764f794751dcac0a3c1c7edc5"/>
+    <w:bookmarkEnd w:id="354"/>
+    <w:bookmarkStart w:id="356" w:name="X513fadbf866a4ddf9f29b63741ad369252b4800"/>
     <w:p>
       <w:pPr>
         <w:pStyle w:val="Bibliography"/>
       </w:pPr>
       <w:r>
+        <w:t xml:space="preserve">Wright, A. G. C., Hallquist, M. N., Stepp, S. D., Scott, L. N., Beeney, J. E., Lazarus, S. A., &amp; Pilkonis, P. A. (2016). Modeling</w:t>
+      </w:r>
+      <w:r>
+        <w:t xml:space="preserve"> </w:t>
+      </w:r>
+      <w:r>
+        <w:t xml:space="preserve">Heterogeneity</w:t>
+      </w:r>
+      <w:r>
+        <w:t xml:space="preserve"> </w:t>
+      </w:r>
+      <w:r>
+        <w:t xml:space="preserve">in</w:t>
+      </w:r>
+      <w:r>
+        <w:t xml:space="preserve"> </w:t>
+      </w:r>
+      <w:r>
+        <w:t xml:space="preserve">Momentary Interpersonal</w:t>
+      </w:r>
+      <w:r>
+        <w:t xml:space="preserve"> </w:t>
+      </w:r>
+      <w:r>
+        <w:t xml:space="preserve">and</w:t>
+      </w:r>
+      <w:r>
+        <w:t xml:space="preserve"> </w:t>
+      </w:r>
+      <w:r>
+        <w:t xml:space="preserve">Affective Dynamic Processes</w:t>
+      </w:r>
+      <w:r>
+        <w:t xml:space="preserve"> </w:t>
+      </w:r>
+      <w:r>
+        <w:t xml:space="preserve">in</w:t>
+      </w:r>
+      <w:r>
+        <w:t xml:space="preserve"> </w:t>
+      </w:r>
+      <w:r>
+        <w:t xml:space="preserve">Borderline Personality Disorder</w:t>
+      </w:r>
+      <w:r>
+        <w:t xml:space="preserve">.</w:t>
+      </w:r>
+      <w:r>
+        <w:t xml:space="preserve"> </w:t>
+      </w:r>
+      <w:r>
+        <w:rPr>
+          <w:i/>
+          <w:iCs/>
+        </w:rPr>
+        <w:t xml:space="preserve">Assessment</w:t>
+      </w:r>
+      <w:r>
+        <w:t xml:space="preserve">,</w:t>
+      </w:r>
+      <w:r>
+        <w:t xml:space="preserve"> </w:t>
+      </w:r>
+      <w:r>
+        <w:rPr>
+          <w:i/>
+          <w:iCs/>
+        </w:rPr>
+        <w:t xml:space="preserve">23</w:t>
+      </w:r>
+      <w:r>
+        <w:t xml:space="preserve">(4), 484–495.</w:t>
+      </w:r>
+      <w:r>
+        <w:t xml:space="preserve"> </w:t>
+      </w:r>
+      <w:hyperlink r:id="rId355">
+        <w:r>
+          <w:rPr>
+            <w:rStyle w:val="Hyperlink"/>
+          </w:rPr>
+          <w:t xml:space="preserve">https://doi.org/10.1177/1073191116653829</w:t>
+        </w:r>
+      </w:hyperlink>
+    </w:p>
+    <w:bookmarkEnd w:id="356"/>
+    <w:bookmarkStart w:id="358" w:name="X62c2bccfcb3c64764f794751dcac0a3c1c7edc5"/>
+    <w:p>
+      <w:pPr>
+        <w:pStyle w:val="Bibliography"/>
+      </w:pPr>
+      <w:r>
         <w:t xml:space="preserve">Wright, A. G. C., &amp; Zimmermann, J. (2019). Applied</w:t>
       </w:r>
       <w:r>
@@ -18668,7 +19472,7 @@
       <w:r>
         <w:t xml:space="preserve"> </w:t>
       </w:r>
-      <w:hyperlink r:id="rId332">
+      <w:hyperlink r:id="rId357">
         <w:r>
           <w:rPr>
             <w:rStyle w:val="Hyperlink"/>
@@ -18677,8 +19481,8 @@
         </w:r>
       </w:hyperlink>
     </w:p>
-    <w:bookmarkEnd w:id="333"/>
-    <w:bookmarkStart w:id="335" w:name="Xb35ee182d565575e339a0170868456c1684f821"/>
+    <w:bookmarkEnd w:id="358"/>
+    <w:bookmarkStart w:id="360" w:name="Xb35ee182d565575e339a0170868456c1684f821"/>
     <w:p>
       <w:pPr>
         <w:pStyle w:val="Bibliography"/>
@@ -18733,7 +19537,7 @@
       <w:r>
         <w:t xml:space="preserve"> </w:t>
       </w:r>
-      <w:hyperlink r:id="rId334">
+      <w:hyperlink r:id="rId359">
         <w:r>
           <w:rPr>
             <w:rStyle w:val="Hyperlink"/>
@@ -18742,8 +19546,8 @@
         </w:r>
       </w:hyperlink>
     </w:p>
-    <w:bookmarkEnd w:id="335"/>
-    <w:bookmarkStart w:id="337" w:name="ref-wyantMaximizingEngagementTrust2025"/>
+    <w:bookmarkEnd w:id="360"/>
+    <w:bookmarkStart w:id="362" w:name="ref-wyantMaximizingEngagementTrust2025"/>
     <w:p>
       <w:pPr>
         <w:pStyle w:val="Bibliography"/>
@@ -18852,7 +19656,7 @@
       <w:r>
         <w:t xml:space="preserve"> </w:t>
       </w:r>
-      <w:hyperlink r:id="rId336">
+      <w:hyperlink r:id="rId361">
         <w:r>
           <w:rPr>
             <w:rStyle w:val="Hyperlink"/>
@@ -18861,8 +19665,8 @@
         </w:r>
       </w:hyperlink>
     </w:p>
-    <w:bookmarkEnd w:id="337"/>
-    <w:bookmarkStart w:id="338" w:name="X0f0fab553d46f8852e582400eb2e6c745146f48"/>
+    <w:bookmarkEnd w:id="362"/>
+    <w:bookmarkStart w:id="363" w:name="X0f0fab553d46f8852e582400eb2e6c745146f48"/>
     <w:p>
       <w:pPr>
         <w:pStyle w:val="Bibliography"/>
@@ -18940,13 +19744,124 @@
         <w:t xml:space="preserve">.</w:t>
       </w:r>
     </w:p>
-    <w:bookmarkEnd w:id="338"/>
-    <w:bookmarkStart w:id="340" w:name="ref-zhouEvaluatingMachineLearning2018"/>
+    <w:bookmarkEnd w:id="363"/>
+    <w:bookmarkStart w:id="365" w:name="Xdcc3e6c1429a41e0448c7c169835e10027482a3"/>
     <w:p>
       <w:pPr>
         <w:pStyle w:val="Bibliography"/>
       </w:pPr>
       <w:r>
+        <w:t xml:space="preserve">Xie, K., Deng, K., &amp; Zhou, X. (2009). From trajectories to activities: A spatio-temporal join approach.</w:t>
+      </w:r>
+      <w:r>
+        <w:t xml:space="preserve"> </w:t>
+      </w:r>
+      <w:r>
+        <w:rPr>
+          <w:i/>
+          <w:iCs/>
+        </w:rPr>
+        <w:t xml:space="preserve">Proceedings of the 2009</w:t>
+      </w:r>
+      <w:r>
+        <w:rPr>
+          <w:i/>
+          <w:iCs/>
+        </w:rPr>
+        <w:t xml:space="preserve"> </w:t>
+      </w:r>
+      <w:r>
+        <w:rPr>
+          <w:i/>
+          <w:iCs/>
+        </w:rPr>
+        <w:t xml:space="preserve">International Workshop</w:t>
+      </w:r>
+      <w:r>
+        <w:rPr>
+          <w:i/>
+          <w:iCs/>
+        </w:rPr>
+        <w:t xml:space="preserve"> </w:t>
+      </w:r>
+      <w:r>
+        <w:rPr>
+          <w:i/>
+          <w:iCs/>
+        </w:rPr>
+        <w:t xml:space="preserve">on</w:t>
+      </w:r>
+      <w:r>
+        <w:rPr>
+          <w:i/>
+          <w:iCs/>
+        </w:rPr>
+        <w:t xml:space="preserve"> </w:t>
+      </w:r>
+      <w:r>
+        <w:rPr>
+          <w:i/>
+          <w:iCs/>
+        </w:rPr>
+        <w:t xml:space="preserve">Location Based Social Networks</w:t>
+      </w:r>
+      <w:r>
+        <w:rPr>
+          <w:i/>
+          <w:iCs/>
+        </w:rPr>
+        <w:t xml:space="preserve">,</w:t>
+      </w:r>
+      <w:r>
+        <w:rPr>
+          <w:i/>
+          <w:iCs/>
+        </w:rPr>
+        <w:t xml:space="preserve"> </w:t>
+      </w:r>
+      <w:r>
+        <w:rPr>
+          <w:i/>
+          <w:iCs/>
+        </w:rPr>
+        <w:t xml:space="preserve">LBSN</w:t>
+      </w:r>
+      <w:r>
+        <w:rPr>
+          <w:i/>
+          <w:iCs/>
+        </w:rPr>
+        <w:t xml:space="preserve"> </w:t>
+      </w:r>
+      <w:r>
+        <w:rPr>
+          <w:i/>
+          <w:iCs/>
+        </w:rPr>
+        <w:t xml:space="preserve">’09</w:t>
+      </w:r>
+      <w:r>
+        <w:t xml:space="preserve">, 25–32.</w:t>
+      </w:r>
+      <w:r>
+        <w:t xml:space="preserve"> </w:t>
+      </w:r>
+      <w:hyperlink r:id="rId364">
+        <w:r>
+          <w:rPr>
+            <w:rStyle w:val="Hyperlink"/>
+          </w:rPr>
+          <w:t xml:space="preserve">https://doi.org/10.1145/1629890.1629897</w:t>
+        </w:r>
+      </w:hyperlink>
+    </w:p>
+    <w:bookmarkEnd w:id="365"/>
+    <w:bookmarkStart w:id="367" w:name="ref-zhouEvaluatingMachineLearning2018"/>
+    <w:p>
+      <w:pPr>
+        <w:pStyle w:val="Bibliography"/>
+      </w:pPr>
+      <w:r>
         <w:t xml:space="preserve">Zhou, M., Fukuoka, Y., Mintz, Y., Goldberg, K., Kaminsky, P., Flowers, E., &amp; Aswani, A. (2018). Evaluating</w:t>
       </w:r>
       <w:r>
@@ -19014,7 +19929,7 @@
       <w:r>
         <w:t xml:space="preserve"> </w:t>
       </w:r>
-      <w:hyperlink r:id="rId339">
+      <w:hyperlink r:id="rId366">
         <w:r>
           <w:rPr>
             <w:rStyle w:val="Hyperlink"/>
@@ -19023,9 +19938,103 @@
         </w:r>
       </w:hyperlink>
     </w:p>
-    <w:bookmarkEnd w:id="340"/>
-    <w:bookmarkEnd w:id="341"/>
-    <w:bookmarkEnd w:id="342"/>
+    <w:bookmarkEnd w:id="367"/>
+    <w:bookmarkStart w:id="369" w:name="ref-zikmund-fisherRightToolWhat2013"/>
+    <w:p>
+      <w:pPr>
+        <w:pStyle w:val="Bibliography"/>
+      </w:pPr>
+      <w:r>
+        <w:t xml:space="preserve">Zikmund-Fisher, B. J. (2013). The right tool is what they need, not what we have: A taxonomy of appropriate levels of precision in patient risk communication.</w:t>
+      </w:r>
+      <w:r>
+        <w:t xml:space="preserve"> </w:t>
+      </w:r>
+      <w:r>
+        <w:rPr>
+          <w:i/>
+          <w:iCs/>
+        </w:rPr>
+        <w:t xml:space="preserve">Medical Care Research and Review: MCRR</w:t>
+      </w:r>
+      <w:r>
+        <w:t xml:space="preserve">,</w:t>
+      </w:r>
+      <w:r>
+        <w:t xml:space="preserve"> </w:t>
+      </w:r>
+      <w:r>
+        <w:rPr>
+          <w:i/>
+          <w:iCs/>
+        </w:rPr>
+        <w:t xml:space="preserve">70</w:t>
+      </w:r>
+      <w:r>
+        <w:t xml:space="preserve">(1 Suppl), 37S–49S.</w:t>
+      </w:r>
+      <w:r>
+        <w:t xml:space="preserve"> </w:t>
+      </w:r>
+      <w:hyperlink r:id="rId368">
+        <w:r>
+          <w:rPr>
+            <w:rStyle w:val="Hyperlink"/>
+          </w:rPr>
+          <w:t xml:space="preserve">https://doi.org/10.1177/1077558712458541</w:t>
+        </w:r>
+      </w:hyperlink>
+    </w:p>
+    <w:bookmarkEnd w:id="369"/>
+    <w:bookmarkStart w:id="371" w:name="X13b53253f4b8775a58215d7e1d3c0adbd73e844"/>
+    <w:p>
+      <w:pPr>
+        <w:pStyle w:val="Bibliography"/>
+      </w:pPr>
+      <w:r>
+        <w:t xml:space="preserve">Zipkin, D. A., Umscheid, C. A., Keating, N. L., Allen, E., Aung, K., Beyth, R., Kaatz, S., Mann, D. M., Sussman, J. B., Korenstein, D., Schardt, C., Nagi, A., Sloane, R., &amp; Feldstein, D. A. (2014). Evidence-based risk communication: A systematic review.</w:t>
+      </w:r>
+      <w:r>
+        <w:t xml:space="preserve"> </w:t>
+      </w:r>
+      <w:r>
+        <w:rPr>
+          <w:i/>
+          <w:iCs/>
+        </w:rPr>
+        <w:t xml:space="preserve">Annals of Internal Medicine</w:t>
+      </w:r>
+      <w:r>
+        <w:t xml:space="preserve">,</w:t>
+      </w:r>
+      <w:r>
+        <w:t xml:space="preserve"> </w:t>
+      </w:r>
+      <w:r>
+        <w:rPr>
+          <w:i/>
+          <w:iCs/>
+        </w:rPr>
+        <w:t xml:space="preserve">161</w:t>
+      </w:r>
+      <w:r>
+        <w:t xml:space="preserve">(4), 270–280.</w:t>
+      </w:r>
+      <w:r>
+        <w:t xml:space="preserve"> </w:t>
+      </w:r>
+      <w:hyperlink r:id="rId370">
+        <w:r>
+          <w:rPr>
+            <w:rStyle w:val="Hyperlink"/>
+          </w:rPr>
+          <w:t xml:space="preserve">https://doi.org/10.7326/M14-0295</w:t>
+        </w:r>
+      </w:hyperlink>
+    </w:p>
+    <w:bookmarkEnd w:id="371"/>
+    <w:bookmarkEnd w:id="372"/>
+    <w:bookmarkEnd w:id="373"/>
     <w:sectPr/>
   </w:body>
 </w:document>
@@ -19418,12 +20427,6 @@
     <w:lvlOverride w:ilvl="8">
       <w:startOverride w:val="1"/>
     </w:lvlOverride>
-  </w:num>
-  <w:num w:numId="1006">
-    <w:abstractNumId w:val="991"/>
-  </w:num>
-  <w:num w:numId="1007">
-    <w:abstractNumId w:val="991"/>
   </w:num>
 </w:numbering>
 </file>

--- a/index.docx
+++ b/index.docx
@@ -31,7 +31,7 @@
         <w:pStyle w:val="Date"/>
       </w:pPr>
       <w:r>
-        <w:t xml:space="preserve">2026-03-27</w:t>
+        <w:t xml:space="preserve">2026-03-29</w:t>
       </w:r>
     </w:p>
     <w:p>
@@ -339,13 +339,16 @@
         <w:t xml:space="preserve">(Bowen et al., 2021; Liese &amp; Beck, 2022; Marlatt &amp; Donovan, 2007)</w:t>
       </w:r>
       <w:r>
-        <w:t xml:space="preserve">. Despite the availability of effective treatments, the majority of individuals with SUDs do not receive care. In 2023, less than 15% of individuals with an SUD received any form of treatment, a stark comparison to treatment initiation for other chronic diseases [</w:t>
-      </w:r>
-      <w:r>
-        <w:t xml:space="preserve">Substance Abuse and Mental Health Services Administration (n.d.)</w:t>
-      </w:r>
-      <w:r>
-        <w:t xml:space="preserve">. Even among the minority who do initiate treatment, engagement is often brief and episodic. Relapse back to substance use is common, particularly in the absence of continued treatment engagement and recovery support. Importantly, relapse rates for SUDs are comparable to recurrence rates in other chronic conditions (e.g., type I diabetes, hypertension, asthma) when medication adherence and follow-up care are inconsistent. Thus, the recurrence of symptoms is not unique to SUDs but rather a challenge inherent in chronic disease management without adequate continuing care.</w:t>
+        <w:t xml:space="preserve">. Despite the availability of effective treatments, the majority of individuals with SUDs do not receive care. In 2023, less than 15% of individuals with an SUD received any form of treatment—a stark contrast to treatment initiation for other chronic diseases</w:t>
+      </w:r>
+      <w:r>
+        <w:t xml:space="preserve"> </w:t>
+      </w:r>
+      <w:r>
+        <w:t xml:space="preserve">(Substance Abuse and Mental Health Services Administration, n.d.)</w:t>
+      </w:r>
+      <w:r>
+        <w:t xml:space="preserve">.</w:t>
       </w:r>
     </w:p>
     <w:p>
@@ -353,7 +356,15 @@
         <w:pStyle w:val="BodyText"/>
       </w:pPr>
       <w:r>
-        <w:t xml:space="preserve">These patterns reflect structural limitations within the current treatment system. Several factors, including cost and insurance reimbursement issues, lack of collaborative provider teams, passive referral processes, geographic barriers to accessing services, patient dropout, and changes in the patient’s clinical needs over time, suggest our current treatment system for SUDs does not have the capacity for long-term clinician-delivered care</w:t>
+        <w:t xml:space="preserve">While low rates of treatment initiation represent a critical gap in the SUD care continuum, initiation alone is insufficient to achieve sustained recovery. Even among the minority who do initiate treatment, engagement is often brief and episodic. Relapse back to substance use is common, particularly in the absence of continued treatment engagement and recovery support. Importantly, relapse rates for SUDs are comparable to recurrence rates in other chronic conditions (e.g., type I diabetes, hypertension, asthma) when medication adherence and follow-up care are inconsistent. Thus, the recurrence of symptoms is not unique to SUDs but reflects the challenges of managing any chronic condition without adequate continuing care.</w:t>
+      </w:r>
+    </w:p>
+    <w:p>
+      <w:pPr>
+        <w:pStyle w:val="BodyText"/>
+      </w:pPr>
+      <w:r>
+        <w:t xml:space="preserve">These patterns highlight the central role of continuing care (ongoing monitoring, support, and timely re‑intervention with more intensive treatment when necessary) in sustaining treatment gains after initiation. However, structural limitations within the current treatment system undermine the delivery of such care. Stigma surrounding SUD and historical views of substance use as a social or behavioral problem have contributed to the siloing of SUD treatment in specialized, community‑based settings disconnected from primary care. Additional factors including cost, lack of collaborative provider teams, passive referral processes, geographic barriers, patient dropout, and changing clinical needs further erode continuity of care</w:t>
       </w:r>
       <w:r>
         <w:t xml:space="preserve"> </w:t>
@@ -362,7 +373,7 @@
         <w:t xml:space="preserve">(Dennis &amp; Scott, 2007; McKay, 2021; Stanojlović &amp; Davidson, 2021; Tai &amp; Volkow, 2013)</w:t>
       </w:r>
       <w:r>
-        <w:t xml:space="preserve">. Stigma surrounding SUD and historical views of substance use as a social or behavioral problem have contributed to the siloing of SUD care. Treatment typically occurs in specialized, community-based settings that are disconnected from primary care. This fragmented infrastructure results in poor care coordination, missed opportunities for early intervention and re-engagement, and a</w:t>
+        <w:t xml:space="preserve">. This results in a fragmented infrastructure with poor care coordination, missed opportunities for early intervention and re-engagement, and a</w:t>
       </w:r>
       <w:r>
         <w:t xml:space="preserve"> </w:t>
@@ -655,7 +666,7 @@
         <w:pStyle w:val="FirstParagraph"/>
       </w:pPr>
       <w:r>
-        <w:t xml:space="preserve">An algorithm-guided recovery monitoring and support system could help individuals monitor their current and future risk of lapse and make adjustments in their activities and supports to meet their recovery goals after initial treatment. Such a tool could offer personalized, adaptive recommendations aligned with evidenced-based care and prompt individuals to engage with support at times of high risk. For example, individuals could receive daily messages about changes in their lapse risk and receive personalized recommendations based on top features contributing to their risk. Moreover, it would provide a scalable option for long-term monitoring and support to address the substantial unmet need for continuing care for SUDs.</w:t>
+        <w:t xml:space="preserve">An algorithm‑guided recovery monitoring and support system could strengthen continuing care following initial SUD treatment (e.g., 12 weeks of intensive outpatient treatment, early stabilization on medications for opioid use disorder) by helping individuals monitor their current and near‑term risk of lapse and proactively adjust their activities and supports to meet recovery goals. Rather than focusing on treatment initiation, this approach is designed to extend the impact of evidence‑based treatment after stabilization, when individuals remain vulnerable to relapse but treatment intensity often decreases. The system could deliver personalized, adaptive feedback aligned with evidence‑based recovery support and prompt engagement with additional supports during periods of heightened risk. For example, individuals might receive daily messages on changes in their lapse risk along with tailored recommendations informed by the most important features contributing to that risk. In doing so, the system would offer a scalable mechanism for long‑term monitoring and support, directly addressing the substantial unmet need for continuing care among individuals who do initiate SUD treatment.</w:t>
       </w:r>
     </w:p>
     <w:p>
@@ -663,7 +674,23 @@
         <w:pStyle w:val="BodyText"/>
       </w:pPr>
       <w:r>
-        <w:t xml:space="preserve">For such a system to exist, at least three pre-requisites must be met. One, the system must be able to collect a rich and densely sampled source (or sources) of risk-relevant data. Two, the system must have access to a model that can predict substance use with high performance and temporal precision and have interpretable model inputs for support recommendations to be mapped onto. Three, the model must perform fairly. The accuracy of the predictions and usefulness and relevance of the recommendations should be similar for everyone. Advances in both smartphone sensing</w:t>
+        <w:t xml:space="preserve">This recovery monitoring and support system is well positioned to address several pervasive barriers to continuity of care following completion of an initial treatment episode. Because the system is automated, it could provide a low‑cost, scalable form of supplemental recovery support accessible from a smartphone. Stigma‑related barriers may be reduced by delivery through a smartphone app that individuals can choose to use privately. Similarly, individuals living in geographically underserved areas or facing mobility constraints could monitor their recovery risk remotely. Importantly, the system could model individual risk trajectories over time, identifying features associated with different periods of increased risk and updating personalized recommendations as clinical needs evolve.</w:t>
+      </w:r>
+    </w:p>
+    <w:p>
+      <w:pPr>
+        <w:pStyle w:val="BodyText"/>
+      </w:pPr>
+      <w:r>
+        <w:t xml:space="preserve">And in a not so distant future, many barriers that currently undermine SUD continuing care, including passive handoffs, patient dropout, limited care coordination, and delayed responses to clinical deterioration, could be further addressed by embedding predictive models within an AI‑enabled, agentic support system capable of planning and action. For instance, if an individual receives repeated feedback indicating elevated lapse risk over several days and subsequently disengages from the monitoring system, an AI agent could proactively initiate outreach and facilitate connection to higher‑intensity services, such as scheduling an appointment with an in‑network provider for further evaluation.</w:t>
+      </w:r>
+    </w:p>
+    <w:p>
+      <w:pPr>
+        <w:pStyle w:val="BodyText"/>
+      </w:pPr>
+      <w:r>
+        <w:t xml:space="preserve">For these types of systems to exist, at least three pre-requisites must be met. One, the system must be able to collect a rich and densely sampled source (or sources) of risk-relevant data. Two, the system must have access to a model that can predict substance use with high performance and temporal precision and have interpretable model inputs for support recommendations to be mapped onto. Three, the model must perform fairly. The accuracy of the predictions and usefulness and relevance of the recommendations should be similar for everyone. Advances in both smartphone sensing</w:t>
       </w:r>
       <w:r>
         <w:t xml:space="preserve"> </w:t>
@@ -775,7 +802,7 @@
         <w:pStyle w:val="FirstParagraph"/>
       </w:pPr>
       <w:r>
-        <w:t xml:space="preserve">This dissertation presents a series of studies aimed at addressing current limitations in the lapse prediction literature. Specifically, we designed three studies to develop fair and temporally precise machine learning models for predicting lapse risk for alcohol and opioid use that could be used in a recovery monitoring support system.</w:t>
+        <w:t xml:space="preserve">This dissertation presents a series of studies aimed at improving continuing care following treatment initiation by demonstrating the feasibility of building an automated recovery monitoring and support system. Across three studies, we address key prerequisites for such a system, including the sensing method(s) selected, predictive performance and interpretability, and fairness.</w:t>
       </w:r>
     </w:p>
     <w:p>
@@ -783,7 +810,7 @@
         <w:pStyle w:val="BodyText"/>
       </w:pPr>
       <w:r>
-        <w:t xml:space="preserve">To achieve this goal, we used two clinical samples of participants in early recovery from alcohol (Studies 1–2) and opioid use (Study 3) disorders with reported goals of abstinence. In Study 1 (Chapter 2), we developed three separate models that provide hour-by-hour probabilities of a future lapse back to alcohol use with increasing temporal precision: lapses in the next week, next day, and next hour. Model features were engineered from raw scores and longitudinal changes in responses to 4× daily EMAs. We used Shapley values to interpret how EMA features influenced lapse probability both across individuals and for specific lapse probability predictions.</w:t>
+        <w:t xml:space="preserve">To achieve this goal, we used two clinical samples of individuals in early recovery from alcohol (Studies 1–2) and opioid use (Study 3) disorders with stated goals of abstinence. In Study 1 (Chapter 2), we focused on developing temporally precise prediction models by building three models that estimate hour‑by‑hour probabilities of a lapse back to alcohol use, predicting lapses in the next week, next day, and next hour. Model features were engineered from raw scores and longitudinal changes in responses to 4X daily EMA surveys. To support translation into recovery recommendations, we used Shapley values to interpret how specific EMA features influenced lapse probability both at the population level and for individual predictions.</w:t>
       </w:r>
     </w:p>
     <w:p>
@@ -791,7 +818,7 @@
         <w:pStyle w:val="BodyText"/>
       </w:pPr>
       <w:r>
-        <w:t xml:space="preserve">In Study 2 (Chapter 3), we demonstrated how the same 4× daily EMA data could be used to predict alcohol lapses occurring within a 24-hour window up to two weeks into the future. We examined several lags between the prediction time point and the start of the prediction window: 1 day, 3 days, 1 week, and 2 weeks. These models with lagged prediction windows provide insight into lapse risk with the added benefit of advanced warning, giving individuals extra time to make behavioral, social, or lifestyle changes. Study 2 also extended model evaluation to include fairness analyses by comparing model performance across subgroups with documented disparities in treatment access and outcomes.</w:t>
+        <w:t xml:space="preserve">In Study 2 (Chapter 3), we extended this work by demonstrating how the same EMA data could be used to predict alcohol lapses within a 24‑hour window occurring up to two weeks into the future. By varying the lag between the prediction time point and the start of the prediction window (1 day, 3 days, 1 week, and 2 weeks), this study evaluated whether lapse risk could be detected with sufficient advance warning to support proactive, preventive interventions. Study 2 also addressed a critical prerequisite for deployment by evaluating model fairness by comparing predictive performance across subgroups with known disparities in treatment access and outcomes.</w:t>
       </w:r>
     </w:p>
     <w:p>
@@ -799,7 +826,7 @@
         <w:pStyle w:val="BodyText"/>
       </w:pPr>
       <w:r>
-        <w:t xml:space="preserve">In Study 3 (Chapter 4), we extended lapse prediction to opioid use using a national sample of participants with opioid use disorder. This allowed us to evaluate whether lapse prediction algorithms generalize beyond alcohol to substances where use is illegal and lapses may be underreported. The dataset also included greater diversity in race/ethnicity, income, and geographic location (i.e., rural and urban settings), enabling evaluation of model fairness across a broader set of demographic groups. Model features were derived from both 1× daily EMA and passive geolocation sensing, capturing self-reported risk factors as well as behavioral patterns such as time spent in potentially high-risk locations and changes in routine. We also explored alternative methods for quantifying important features that could be communicated to individuals to explain lapse risk.</w:t>
+        <w:t xml:space="preserve">In Study 3 (Chapter 4), we extended lapse prediction to opioid use disorder using a national sample, allowing us to examine whether lapse prediction models generalize beyond alcohol to substances where use is illegal and lapses may be under reported. This dataset included greater diversity in race/ethnicity, income, and geographic location, enabling evaluation of model fairness across a broader set of demographic groups. Model features were derived from both 1X daily surveys and geolocation sensing, capturing self‑reported risk factors alongside behavioral indicators such as time spent in high‑risk locations and disruptions in routine. We also explored alternative approaches to identifying important predictors of lapse risk to more explicitly demonstrate how recovery recommendations can be tailored to a specific person at a specific moment in time.</w:t>
       </w:r>
     </w:p>
     <w:bookmarkEnd w:id="14"/>
@@ -19039,7 +19066,7 @@
         <w:t xml:space="preserve">(Wyant et al., 2024)</w:t>
       </w:r>
       <w:r>
-        <w:t xml:space="preserve">. Notably, this feature had a mean absolute Shapley value that was nearly two-fold higher than the next most important feature. When considering this model in the context of a recovery monitoring support system that provides daily insight into lapse risk, this finding may be misleading. Fewer than 2% of day-level observations contained a lapse, and the majority of participants did not lapse at all. Among those who did lapse, many only lapsed one time. Given that lapse cannot be used as a predictor until after it has occurred, in most cases other features may represent more clinically meaningful targets for intervention.</w:t>
+        <w:t xml:space="preserve">. Notably, this feature had a mean absolute Shapley value that was nearly two-fold higher than the next most important feature. When considering this model in the context of a recovery monitoring and support system that provides daily insight into lapse risk, this finding may be misleading. Fewer than 2% of day-level observations contained a lapse, and the majority of participants did not lapse at all. Among those who did lapse, many only lapsed one time. Given that lapse cannot be used as a predictor until after it has occurred, in most cases other features may represent more clinically meaningful targets for intervention.</w:t>
       </w:r>
     </w:p>
     <w:p>
@@ -19226,7 +19253,7 @@
         <w:pStyle w:val="BodyText"/>
       </w:pPr>
       <w:r>
-        <w:t xml:space="preserve">In Study 3, we explored an alternative visualization of feature importance. Specifically, we calculated the proportion of observations for which each feature category had the highest Shapley value. This provided a summary of the proportion of days on which each feature was most important. Importantly, this visualization revealed that although past use appeared to be the most influential feature overall, it was only dominant on a subset of days. Across studies, the proportion of day-level observations positive for lapse ranged from 1.8% to 7.7%. Therefore, when considering this model in the context of a recovery monitoring support system that provides daily insight into lapse risk, features other than past use may, in most cases, represent more clinically meaningful targets for intervention.</w:t>
+        <w:t xml:space="preserve">In Study 3, we explored an alternative visualization of feature importance. Specifically, we calculated the proportion of observations for which each feature category had the highest Shapley value. This provided a summary of the proportion of days on which each feature was most important. Importantly, this visualization revealed that although past use appeared to be the most influential feature overall, it was only dominant on a subset of days. Across studies, the proportion of day-level observations positive for lapse ranged from 1.8% to 7.7%. Therefore, when considering this model in the context of a recovery monitoring and support system that provides daily insight into lapse risk, features other than past use may, in most cases, represent more clinically meaningful targets for intervention.</w:t>
       </w:r>
     </w:p>
     <w:bookmarkEnd w:id="196"/>
@@ -19305,13 +19332,13 @@
       </w:r>
     </w:p>
     <w:bookmarkEnd w:id="198"/>
-    <w:bookmarkStart w:id="202" w:name="recovery-monitoring-support-system"/>
+    <w:bookmarkStart w:id="202" w:name="recovery-monitoring-and-support-system-1"/>
     <w:p>
       <w:pPr>
         <w:pStyle w:val="Heading2"/>
       </w:pPr>
       <w:r>
-        <w:t xml:space="preserve">8.3 Recovery Monitoring Support System</w:t>
+        <w:t xml:space="preserve">8.3 Recovery Monitoring and support system</w:t>
       </w:r>
     </w:p>
     <w:p>
@@ -19440,6 +19467,14 @@
       </w:pPr>
       <w:r>
         <w:t xml:space="preserve">8.4 Conclusions</w:t>
+      </w:r>
+    </w:p>
+    <w:p>
+      <w:pPr>
+        <w:pStyle w:val="FirstParagraph"/>
+      </w:pPr>
+      <w:r>
+        <w:t xml:space="preserve">Collectively, these studies demonstrated that it is feasible to (1) collect temporally dense, recovery‑relevant data, (2) predict lapse risk at clinically meaningful time scales with interpretable models, and (3) do so in a way that supports equitable performance across diverse populations. Thus, these studied lay the groundwork for an automated recovery monitoring and support system to enhance continuing care following SUD treatment initiation.</w:t>
       </w:r>
     </w:p>
     <w:bookmarkEnd w:id="203"/>

--- a/index.docx
+++ b/index.docx
@@ -31,7 +31,7 @@
         <w:pStyle w:val="Date"/>
       </w:pPr>
       <w:r>
-        <w:t xml:space="preserve">2026-03-29</w:t>
+        <w:t xml:space="preserve">2026-03-30</w:t>
       </w:r>
     </w:p>
     <w:p>
@@ -364,7 +364,7 @@
         <w:pStyle w:val="BodyText"/>
       </w:pPr>
       <w:r>
-        <w:t xml:space="preserve">These patterns highlight the central role of continuing care (ongoing monitoring, support, and timely re‑intervention with more intensive treatment when necessary) in sustaining treatment gains after initiation. However, structural limitations within the current treatment system undermine the delivery of such care. Stigma surrounding SUD and historical views of substance use as a social or behavioral problem have contributed to the siloing of SUD treatment in specialized, community‑based settings disconnected from primary care. Additional factors including cost, lack of collaborative provider teams, passive referral processes, geographic barriers, patient dropout, and changing clinical needs further erode continuity of care</w:t>
+        <w:t xml:space="preserve">These patterns highlight the important role of continuing care (i.e., ongoing monitoring, support, and timely re‑intervention with more intensive treatment when necessary) following an initial treatment episode. However, structural limitations within the current treatment system undermine the delivery of such care. Stigma surrounding SUD and historical views of substance use as a social or behavioral problem have contributed to the siloing of SUD treatment in specialized, community‑based settings disconnected from primary care. Additional factors including cost, lack of collaborative provider teams, passive referral processes, geographic barriers, patient dropout, and changing clinical needs further erode continuity of care</w:t>
       </w:r>
       <w:r>
         <w:t xml:space="preserve"> </w:t>
@@ -6900,20 +6900,7 @@
         <w:t xml:space="preserve"> </w:t>
       </w:r>
       <w:r>
-        <w:t xml:space="preserve">(Dennis &amp; Scott, 2007;</w:t>
-      </w:r>
-      <w:r>
-        <w:t xml:space="preserve"> </w:t>
-      </w:r>
-      <w:r>
-        <w:rPr>
-          <w:b/>
-          <w:bCs/>
-        </w:rPr>
-        <w:t xml:space="preserve">substanceabuseandmentalhealthservicesadministration2023NSDUHDetailed?</w:t>
-      </w:r>
-      <w:r>
-        <w:t xml:space="preserve">)</w:t>
+        <w:t xml:space="preserve">(Dennis &amp; Scott, 2007; Substance Abuse and Mental Health Services Administration, n.d.)</w:t>
       </w:r>
       <w:r>
         <w:t xml:space="preserve">, and an increased risk of mortality</w:t>
@@ -6931,17 +6918,7 @@
         <w:t xml:space="preserve"> </w:t>
       </w:r>
       <w:r>
-        <w:t xml:space="preserve">(</w:t>
-      </w:r>
-      <w:r>
-        <w:rPr>
-          <w:b/>
-          <w:bCs/>
-        </w:rPr>
-        <w:t xml:space="preserve">substanceabuseandmentalhealthservicesadministration2023NSDUHDetailed?</w:t>
-      </w:r>
-      <w:r>
-        <w:t xml:space="preserve">)</w:t>
+        <w:t xml:space="preserve">(Substance Abuse and Mental Health Services Administration, n.d.)</w:t>
       </w:r>
       <w:r>
         <w:t xml:space="preserve">. Moreover, this problem is even worse for subsequent continuing care during SUD recovery. Continuing care, including both risk monitoring and ongoing support, is the gold standard for managing chronic health conditions such as diabetes, asthma, and HIV</w:t>
@@ -6959,20 +6936,7 @@
         <w:t xml:space="preserve"> </w:t>
       </w:r>
       <w:r>
-        <w:t xml:space="preserve">(Socías et al., 2016; Stanojlović &amp; Davidson, 2021;</w:t>
-      </w:r>
-      <w:r>
-        <w:t xml:space="preserve"> </w:t>
-      </w:r>
-      <w:r>
-        <w:rPr>
-          <w:b/>
-          <w:bCs/>
-        </w:rPr>
-        <w:t xml:space="preserve">substanceabuseandmentalhealthservicesadministration2023NSDUHDetailed?</w:t>
-      </w:r>
-      <w:r>
-        <w:t xml:space="preserve">)</w:t>
+        <w:t xml:space="preserve">(Socías et al., 2016; Stanojlović &amp; Davidson, 2021; Substance Abuse and Mental Health Services Administration, n.d.)</w:t>
       </w:r>
       <w:r>
         <w:t xml:space="preserve">.</w:t>
@@ -14014,13 +13978,14 @@
       <w:r>
         <w:t xml:space="preserve"> </w:t>
       </w:r>
-      <w:r>
-        <w:rPr>
-          <w:b/>
-          <w:bCs/>
-        </w:rPr>
-        <w:t xml:space="preserve">?@tbl-1</w:t>
-      </w:r>
+      <w:hyperlink w:anchor="tbl-risk2dem">
+        <w:r>
+          <w:rPr>
+            <w:rStyle w:val="Hyperlink"/>
+          </w:rPr>
+          <w:t xml:space="preserve">Table 6</w:t>
+        </w:r>
+      </w:hyperlink>
       <w:r>
         <w:t xml:space="preserve"> </w:t>
       </w:r>

--- a/index.docx
+++ b/index.docx
@@ -364,7 +364,7 @@
         <w:pStyle w:val="BodyText"/>
       </w:pPr>
       <w:r>
-        <w:t xml:space="preserve">Moreover, SUDs do not have a single set of putative precursors to relapse. Relapse risk factors differ across individuals and within an individual over time. They include intrapersonal factors, such as self‑efficacy (i.e., confidence in one’s ability to maintain abstinence), craving, motivation, emotional states, and coping‑related or substance‑use behaviors</w:t>
+        <w:t xml:space="preserve">Moreover, SUDs do not have a single set of putative precursors to relapse. Relapse risk factors differ across individuals and within individuals over time. They include intrapersonal factors, such as self‑efficacy (i.e., confidence in one’s ability to maintain abstinence), craving, motivation, emotional states, and coping‑related or substance‑use behaviors</w:t>
       </w:r>
       <w:r>
         <w:t xml:space="preserve"> </w:t>
@@ -618,13 +618,16 @@
         <w:t xml:space="preserve">(Choi et al., 2014; Kilaru et al., 2020)</w:t>
       </w:r>
       <w:r>
-        <w:t xml:space="preserve">. They are also more likely to experience complicating factors such as medical comorbidities, chronic pain and heightened sensitivity to medication interactions and side effects [</w:t>
-      </w:r>
-      <w:r>
-        <w:t xml:space="preserve">Kuerbis et al. (2014)</w:t>
-      </w:r>
-      <w:r>
-        <w:t xml:space="preserve">; Salive]. Additionally, factors such as being divorced or widowed, retired, or having fewer social activities may reduce opportunities for family or friends to notice harmful substance use. Doctors and clinicians may also attribute SUD symptoms to other health or age-related issues.</w:t>
+        <w:t xml:space="preserve">. They are also more likely to experience complicating factors such as medical comorbidities, chronic pain and heightened sensitivity to medication interactions and side effects</w:t>
+      </w:r>
+      <w:r>
+        <w:t xml:space="preserve"> </w:t>
+      </w:r>
+      <w:r>
+        <w:t xml:space="preserve">(Kuerbis et al., 2014)</w:t>
+      </w:r>
+      <w:r>
+        <w:t xml:space="preserve">. Additionally, factors such as being divorced or widowed, retired, or having fewer social activities may reduce opportunities for family or friends to notice harmful substance use. Doctors and clinicians may also attribute SUD symptoms to other health or age-related issues.</w:t>
       </w:r>
     </w:p>
     <w:bookmarkEnd w:id="11"/>
@@ -642,7 +645,7 @@
         <w:pStyle w:val="FirstParagraph"/>
       </w:pPr>
       <w:r>
-        <w:t xml:space="preserve">An algorithm‑guided recovery monitoring and support system could strengthen continuing care following initial SUD treatment by helping individuals monitor their current and near‑term risk of lapse and proactively adjust their activities and supports to meet recovery goals. Rather than focusing on treatment initiation, this approach is designed to extend the impact of evidence‑based treatment after stabilization, when individuals remain vulnerable to relapse but treatment intensity often decreases. The system could deliver personalized, adaptive feedback aligned with evidence‑based recovery support and prompt engagement with additional supports during periods of heightened risk. For example, individuals might receive daily messages on changes in their lapse risk along with tailored recommendations informed by the most important features contributing to that risk. In doing so, the system would offer a scalable mechanism for long‑term monitoring and support, directly addressing the substantial unmet need for continuing care among individuals who do initiate SUD treatment.</w:t>
+        <w:t xml:space="preserve">An algorithm‑guided recovery monitoring and support system could address the substantial unmet need for continuing care following initial SUD treatment. The system could deliver personalized, adaptive feedback aligned with evidence‑based recovery support and prompt engagement with additional supports during periods of heightened risk, thereby helping individuals monitor their current and future risk of lapse and proactively adjust their activities and supports to meet recovery goals. For example, individuals might receive daily messages on changes in their lapse risk along with tailored recommendations informed by the most important features contributing to that risk.</w:t>
       </w:r>
     </w:p>
     <w:p>
@@ -650,7 +653,7 @@
         <w:pStyle w:val="BodyText"/>
       </w:pPr>
       <w:r>
-        <w:t xml:space="preserve">This recovery monitoring and support system is well positioned to address several pervasive barriers to continuity of care following completion of an initial treatment episode. Because the system is automated, it could provide a low‑cost, scalable form of supplemental recovery support accessible from a smartphone. Stigma‑related barriers may be reduced by delivery through a smartphone app that individuals can choose to use privately. Similarly, individuals living in geographically underserved areas or facing mobility constraints could monitor their recovery risk remotely. Importantly, the system could model individual risk trajectories over time, identifying features associated with different periods of increased risk and updating personalized recommendations as clinical needs evolve.</w:t>
+        <w:t xml:space="preserve">A recovery monitoring and support system could extend the impact of existing relapse prevention tools following symptom stabilization, a period during which individuals remain vulnerable to relapse and treatment intensity often decreases, by addressing several pervasive barriers to continuing care. The system could identify the most important risk-relevant feature for a specific individual at a specific moment, thus guiding the individual to engage in a recovery activity that would yield the maximum clinical benefit. Importantly, model outputs could be updated daily to ensure recommendations evolve with changes in clinical needs over time. Because the system is automated, it could be implemented at relatively low‑cost and high scalability compared to clinician-led continuing care. Stigma‑related barriers may be reduced through delivery via a smartphone app that individuals can choose to use privately (e.g., without the awareness of family members or medical providers). Similarly, individuals living in geographically underserved areas or experiencing mobility constraints could independently monitor their risk.</w:t>
       </w:r>
     </w:p>
     <w:p>

--- a/index.docx
+++ b/index.docx
@@ -645,7 +645,7 @@
         <w:pStyle w:val="FirstParagraph"/>
       </w:pPr>
       <w:r>
-        <w:t xml:space="preserve">An algorithm‑guided recovery monitoring and support system could address the substantial unmet need for continuing care following initial SUD treatment. The system could deliver personalized, adaptive feedback aligned with evidence‑based recovery support and prompt engagement with additional supports during periods of heightened risk, thereby helping individuals monitor their current and future risk of lapse and proactively adjust their activities and supports to meet recovery goals. For example, individuals might receive daily messages on changes in their lapse risk along with tailored recommendations informed by the most important features contributing to that risk.</w:t>
+        <w:t xml:space="preserve">An algorithm‑guided recovery monitoring and support system could address the substantial unmet need for continuing care following initial SUD treatment. The system could deliver personalized, adaptive feedback about lapse risk and suggest risk-relevant recovery activities aligned with evidence‑based care. For example, individuals might receive daily messages on changes in their lapse risk along with tailored recommendations informed by the most important features contributing to that risk. Thus, such a system would help individuals monitor their current and future risk of lapse and proactively adjust their activities and supports to meet their recovery goals following symptom stabilization, a period during which individuals remain vulnerable to relapse and treatment intensity often decreases.</w:t>
       </w:r>
     </w:p>
     <w:p>
@@ -653,7 +653,7 @@
         <w:pStyle w:val="BodyText"/>
       </w:pPr>
       <w:r>
-        <w:t xml:space="preserve">A recovery monitoring and support system could extend the impact of existing relapse prevention tools following symptom stabilization, a period during which individuals remain vulnerable to relapse and treatment intensity often decreases, by addressing several pervasive barriers to continuing care. The system could identify the most important risk-relevant feature for a specific individual at a specific moment, thus guiding the individual to engage in a recovery activity that would yield the maximum clinical benefit. Importantly, model outputs could be updated daily to ensure recommendations evolve with changes in clinical needs over time. Because the system is automated, it could be implemented at relatively low‑cost and high scalability compared to clinician-led continuing care. Stigma‑related barriers may be reduced through delivery via a smartphone app that individuals can choose to use privately (e.g., without the awareness of family members or medical providers). Similarly, individuals living in geographically underserved areas or experiencing mobility constraints could independently monitor their risk.</w:t>
+        <w:t xml:space="preserve">A recovery monitoring and support system is well positioned to address several pervasive barriers to continuing care. The system could identify the most important risk-relevant feature for a specific individual at a specific moment, thus guiding the individual to engage in a recovery activity that would yield the maximum clinical benefit. Importantly, model outputs could be updated daily to ensure recommendations evolve with changes in clinical needs over time. Because the system is automated, it could be implemented at relatively low‑cost and high scalability compared to clinician-led continuing care. Stigma‑related barriers may be reduced through delivery via a smartphone app that individuals can choose to use privately (e.g., without the awareness of family members or medical providers). Similarly, individuals living in geographically underserved areas or experiencing mobility constraints could independently monitor their risk.</w:t>
       </w:r>
     </w:p>
     <w:p>

--- a/index.docx
+++ b/index.docx
@@ -661,7 +661,7 @@
         <w:pStyle w:val="BodyText"/>
       </w:pPr>
       <w:r>
-        <w:t xml:space="preserve">And in a not so distant future, many barriers that currently undermine SUD continuing care, including passive handoffs, patient dropout, limited care coordination, and delayed responses to clinical deterioration, could be further addressed by embedding predictive models within an AI‑enabled, agentic support system capable of planning and action. For instance, if an individual receives repeated feedback indicating elevated lapse risk over several days and subsequently disengages from the monitoring system, an AI agent could proactively initiate outreach and facilitate connection to higher‑intensity services, such as scheduling an appointment with an in‑network provider for further evaluation.</w:t>
+        <w:t xml:space="preserve">And in a not so distant future, many additional barriers related to the delivery and coordination of SUD continuing care, including passive handoffs, patient dropout, and delays in care coordination, could be further addressed by embedding predictive models within an AI‑enabled agentic support system capable of planning and action. For example, if an individual received feedback that they were at high risk of lapsing for several days and then disengaged from the system, an AI agent could proactively initiate outreach and facilitate connection to higher‑intensity services, such as scheduling an appointment with an in‑network provider for further assessment.</w:t>
       </w:r>
     </w:p>
     <w:p>

--- a/index.docx
+++ b/index.docx
@@ -661,7 +661,7 @@
         <w:pStyle w:val="BodyText"/>
       </w:pPr>
       <w:r>
-        <w:t xml:space="preserve">And in a not so distant future, many additional barriers related to the delivery and coordination of SUD continuing care, including passive handoffs, patient dropout, and delays in care coordination, could be further addressed by embedding predictive models within an AI‑enabled agentic support system capable of planning and action. For example, if an individual received feedback that they were at high risk of lapsing for several days and then disengaged from the system, an AI agent could proactively initiate outreach and facilitate connection to higher‑intensity services, such as scheduling an appointment with an in‑network provider for further assessment.</w:t>
+        <w:t xml:space="preserve">And in a not so distant future, many additional barriers that undermine the delivery and coordination of SUD continuing care, including passive handoffs, patient dropout, and delays in care coordination, could be further addressed by embedding predictive models within an AI‑enabled agentic support system capable of planning and action. For example, if an individual received feedback that they were at high risk of lapsing for several days and then disengaged from the system, an AI agent could proactively initiate outreach and facilitate connection to higher‑intensity services, such as scheduling an appointment with an in‑network provider for further assessment.</w:t>
       </w:r>
     </w:p>
     <w:p>
@@ -781,7 +781,7 @@
         <w:pStyle w:val="FirstParagraph"/>
       </w:pPr>
       <w:r>
-        <w:t xml:space="preserve">This dissertation presents a series of studies aimed at improving continuing care following treatment initiation by demonstrating the feasibility of building an automated recovery monitoring and support system. Across three studies, we address key prerequisites for such a system, including the sensing method(s) selected, predictive performance and interpretability, and fairness.</w:t>
+        <w:t xml:space="preserve">This dissertation presents a series of studies aimed at improving continuing care following treatment initiation by demonstrating the feasibility of building an automated recovery monitoring and support system. Across three studies, we address key prerequisites for such a system, including assessing potential sensing methods for their ability to predict lapse with varying levels of temporal precision and evaluating the interpretability and fairness of model outputs.</w:t>
       </w:r>
     </w:p>
     <w:p>
@@ -789,7 +789,7 @@
         <w:pStyle w:val="BodyText"/>
       </w:pPr>
       <w:r>
-        <w:t xml:space="preserve">To achieve this goal, we used two clinical samples of individuals in early recovery from alcohol (Studies 1–2) and opioid use (Study 3) disorders with stated goals of abstinence. In Study 1 (Chapter 2), we focused on developing temporally precise prediction models by building three models that estimate hour‑by‑hour probabilities of a lapse back to alcohol use, predicting lapses in the next week, next day, and next hour. Model features were engineered from raw scores and longitudinal changes in responses to 4X daily EMA surveys. To support translation into recovery recommendations, we used Shapley values to interpret how specific EMA features influenced lapse probability both at the population level and for individual predictions.</w:t>
+        <w:t xml:space="preserve">We used two clinical samples of individuals in early recovery from alcohol (Studies 1–2) and opioid use (Study 3) disorders with stated goals of abstinence. In Study 1 (Chapter 2), we focused on developing temporally precise prediction models by building three models that estimate hour‑by‑hour probabilities of a lapse back to alcohol use, predicting lapses in the next week, next day, and next hour. Model features were engineered from raw scores and longitudinal changes in responses to 4X daily EMA surveys. To support translation into recovery recommendations, we used Shapley values to interpret how specific EMA features influenced lapse probability both at the population level and for individual predictions.</w:t>
       </w:r>
     </w:p>
     <w:p>
@@ -805,7 +805,7 @@
         <w:pStyle w:val="BodyText"/>
       </w:pPr>
       <w:r>
-        <w:t xml:space="preserve">In Study 3 (Chapter 4), we extended lapse prediction to opioid use disorder using a national sample, allowing us to examine whether lapse prediction models generalize beyond alcohol to substances where use is illegal and lapses may be under reported. This dataset included greater diversity in race/ethnicity, income, and geographic location, enabling evaluation of model fairness across a broader set of demographic groups. Model features were derived from both 1X daily surveys and geolocation sensing, capturing self‑reported risk factors alongside behavioral indicators such as time spent in high‑risk locations and disruptions in routine. We also explored alternative approaches to identifying important predictors of lapse risk to more explicitly demonstrate how recovery recommendations can be tailored to a specific person at a specific moment in time.</w:t>
+        <w:t xml:space="preserve">In Study 3 (Chapter 4), we extended lapse prediction to opioid use disorder, allowing us to examine whether lapse prediction models generalize beyond alcohol to substances where use is illegal and lapses may be under reported. Participants in this dataset were recruited nationally across the United States and included greater diversity in race/ethnicity, income, and geographic location, enabling evaluation of model fairness across a broader set of demographic groups. Model features were derived from both 1X daily surveys and geolocation sensing, capturing self‑reported risk factors alongside behavioral indicators such as time spent in high‑risk locations and disruptions in routine. We also explored alternative approaches to identifying important predictors of lapse risk to more explicitly demonstrate how recovery recommendations can be tailored to a specific person at a specific moment in time.</w:t>
       </w:r>
     </w:p>
     <w:bookmarkEnd w:id="13"/>

--- a/index.docx
+++ b/index.docx
@@ -339,7 +339,7 @@
         <w:t xml:space="preserve">(Bowen et al., 2021; Liese &amp; Beck, 2022; Marlatt &amp; Donovan, 2007)</w:t>
       </w:r>
       <w:r>
-        <w:t xml:space="preserve">. Despite the availability of effective treatments, the majority of individuals with SUDs do not receive care. In 2023, less than 15% of individuals with an SUD received any form of treatment—a stark contrast to treatment initiation for other chronic diseases</w:t>
+        <w:t xml:space="preserve">. Despite the availability of effective treatments, the majority of individuals with SUDs do not receive care. In 2023, less than 15% of individuals with an SUD received any form of treatment. This stands in stark contrast to treatment initiation rates for other chronic diseases</w:t>
       </w:r>
       <w:r>
         <w:t xml:space="preserve"> </w:t>

--- a/index.docx
+++ b/index.docx
@@ -373,10 +373,7 @@
         <w:t xml:space="preserve">(Marlatt &amp; Donovan, 2007; K. A. Witkiewitz &amp; Marlatt, 2007; K. Witkiewitz &amp; Marlatt, 2004)</w:t>
       </w:r>
       <w:r>
-        <w:t xml:space="preserve"> </w:t>
-      </w:r>
-      <w:r>
-        <w:t xml:space="preserve">that interact with one another and with relational and environmental situations to influence lapse risk</w:t>
+        <w:t xml:space="preserve">, that interact with one another and with relational and environmental situations to influence lapse risk</w:t>
       </w:r>
       <w:r>
         <w:t xml:space="preserve"> </w:t>
@@ -393,7 +390,7 @@
         <w:pStyle w:val="BodyText"/>
       </w:pPr>
       <w:r>
-        <w:t xml:space="preserve">These patterns highlight the important role of continuing care, including ongoing monitoring and support and timely re‑intervention with more intensive treatment when necessary, following an initial treatment episode (e.g., 12 weeks of intensive outpatient treatment, early stabilization on medications for opioid use disorder). However, structural limitations within the current treatment system undermine the delivery of such care. Stigma surrounding SUD and historical views of substance use as a social or behavioral problem have contributed to the siloing of SUD treatment in specialized, community‑based settings disconnected from primary care. Additional factors including cost, lack of collaborative provider teams, passive referral processes, geographic barriers, patient dropout, and changing clinical needs further erode continuity of care</w:t>
+        <w:t xml:space="preserve">These patterns highlight the important role of continuing care, including ongoing monitoring and support and timely re‑intervention with more intensive treatment when necessary, following an initial treatment episode (e.g., 12 weeks of intensive outpatient treatment, early stabilization on medications for opioid use disorder). However, structural limitations within the current treatment system undermine the delivery of such care. Stigma surrounding SUD and historical views of substance use as a social or behavioral problem have contributed to the siloing of SUD treatment in specialized, community‑based settings disconnected from primary care. Additional factors including cost, lack of collaborative provider teams, passive referral processes, geographic barriers, patient dropout, and changing clinical needs further undermine continuity of care</w:t>
       </w:r>
       <w:r>
         <w:t xml:space="preserve"> </w:t>

--- a/index.docx
+++ b/index.docx
@@ -642,7 +642,7 @@
         <w:pStyle w:val="FirstParagraph"/>
       </w:pPr>
       <w:r>
-        <w:t xml:space="preserve">An algorithm‑guided recovery monitoring and support system could address the substantial unmet need for continuing care following initial SUD treatment. The system could deliver personalized, adaptive feedback about lapse risk and suggest risk-relevant recovery activities aligned with evidence‑based care. For example, individuals might receive daily messages on changes in their lapse risk along with tailored recommendations informed by the most important features contributing to that risk. Thus, such a system would help individuals monitor their current and future risk of lapse and proactively adjust their activities and supports to meet their recovery goals following symptom stabilization, a period during which individuals remain vulnerable to relapse and treatment intensity often decreases.</w:t>
+        <w:t xml:space="preserve">An algorithm‑guided recovery monitoring and support system could address the substantial unmet need for continuing care following initial SUD treatment. The system could deliver personalized, adaptive feedback about lapse risk and suggest risk-relevant recovery activities aligned with evidence‑based care. For example, individuals might receive daily messages on changes in their lapse risk along with tailored recommendations informed by the most important features contributing to that risk. Thus, such a system could help individuals monitor their current and future risk of lapse and proactively adjust their activities and supports to meet their recovery goals following symptom stabilization, a period during which individuals remain vulnerable to relapse and treatment intensity often decreases.</w:t>
       </w:r>
     </w:p>
     <w:p>

--- a/index.docx
+++ b/index.docx
@@ -19060,7 +19060,7 @@
     </w:p>
     <w:bookmarkEnd w:id="192"/>
     <w:bookmarkEnd w:id="193"/>
-    <w:bookmarkStart w:id="203" w:name="discussion-3"/>
+    <w:bookmarkStart w:id="200" w:name="discussion-3"/>
     <w:p>
       <w:pPr>
         <w:pStyle w:val="Heading1"/>
@@ -19069,7 +19069,7 @@
         <w:t xml:space="preserve">8. Discussion</w:t>
       </w:r>
     </w:p>
-    <w:bookmarkStart w:id="196" w:name="summary"/>
+    <w:bookmarkStart w:id="194" w:name="summary"/>
     <w:p>
       <w:pPr>
         <w:pStyle w:val="Heading2"/>
@@ -19086,13 +19086,14 @@
         <w:t xml:space="preserve">This series of studies aimed to develop fair, temporally precise machine learning models for predicting lapses back to substance use that could be integrated into a recovery monitoring support system. Collectively, these studies address several key limitations of prior work to advance the generalizability and translational relevance of our findings. First, our models were trained on two relatively large, treatment‑seeking samples of adults in early recovery from AUD and OUD, closely matching the populations most likely to benefit from recovery monitoring systems. Second, we explicitly predicted goal‑inconsistent substance use (lapses) rather than general use. This distinction is important, as the risk factors underlying lapses likely differ from those associated with intentional or planned substance use. Third, data collection occurred during initial SUD remission, a well‑documented high‑risk period for relapse, increasing the likelihood that identified predictors reflect relevant risk processes to target with recovery support. Fourth, we collected EMA, geolocation, and substance use outcomes with sufficient frequency and granularity to support prediction with high temporal precision to identify changes in risk for immediate and future lapses for a specific individual at a specific moment in time. Finally, we used advanced resampling techniques (grouped, nested k‑fold cross‑validation) to obtain valid estimates of out‑of‑sample performance, strengthening confidence in how these models might generalize to new individuals.</w:t>
       </w:r>
     </w:p>
-    <w:bookmarkStart w:id="194" w:name="model-performance-2"/>
-    <w:p>
-      <w:pPr>
-        <w:pStyle w:val="Heading3"/>
-      </w:pPr>
-      <w:r>
-        <w:t xml:space="preserve">8.1.1 Model Performance</w:t>
+    <w:bookmarkEnd w:id="194"/>
+    <w:bookmarkStart w:id="195" w:name="model-performance-2"/>
+    <w:p>
+      <w:pPr>
+        <w:pStyle w:val="Heading2"/>
+      </w:pPr>
+      <w:r>
+        <w:t xml:space="preserve">8.2 Model Performance</w:t>
       </w:r>
     </w:p>
     <w:p>
@@ -19116,17 +19117,138 @@
         <w:pStyle w:val="BodyText"/>
       </w:pPr>
       <w:r>
-        <w:t xml:space="preserve">Models generally performed fairly when demographic groups were sufficiently represented in the training data. An exception to this pattern emerged when predicting alcohol lapses among women. Although the AUD sample was balanced on sex at birth, model performance was poorer for women compared to men. Notably, this disparity was substantially reduced when predicting opioid lapses. Several factors may explain this pattern. First, the AUD sample was geographically constrained (i.e., to the Madison, WI area), raising the possibility that local contextual factors uniquely influence lapse risk among women in this setting. Second, differences between substances may play a role. Opioid use is illegal and highly stigmatized, which may result in more equally elevated stigma across men and women. In contrast, alcohol use is broadly socially accepted, but there may be sex-specific circumstances where it is less accepted. Women may face distinct social pressures (e.g., childcare responsibilities) that intersect with AUD to increase internal and external experiences of stigma. These dynamics could affect measurement of both the outcome (e.g., women underreporting alcohol lapses compared to men) and the risk factors (e.g., failure to measure sex-specific risk-relevant experiences).</w:t>
-      </w:r>
-    </w:p>
-    <w:bookmarkEnd w:id="194"/>
-    <w:bookmarkStart w:id="195" w:name="important-features"/>
-    <w:p>
-      <w:pPr>
-        <w:pStyle w:val="Heading3"/>
-      </w:pPr>
-      <w:r>
-        <w:t xml:space="preserve">8.1.2 Important Features</w:t>
+        <w:t xml:space="preserve">Models generally performed fairly when demographic groups were sufficiently represented in the training data. An exception to this pattern emerged when predicting alcohol lapses among women. Although the AUD sample was balanced on sex at birth, model performance was poorer for women compared to men. Notably, this disparity was substantially reduced when predicting opioid lapses. One important difference across studies was how this demographic dimension was operationalized. In the AUD sample, we used sex assigned at birth, whereas in the OUD sample we pivoted to a more inclusive measure of gender identity. It is possible that, had our OUD models been evaluated using sex assigned at birth, we would have observed comparable discrepancies in performance. However, we did not collect sex assigned at birth in the OUD sample and therefore could neither confirm nor rule out this possibility. Nevertheless, we believe several alternative explanations are more plausible.</w:t>
+      </w:r>
+    </w:p>
+    <w:p>
+      <w:pPr>
+        <w:pStyle w:val="BodyText"/>
+      </w:pPr>
+      <w:r>
+        <w:t xml:space="preserve">First, the AUD sample was geographically constrained. This raises the possibility that factors unique to women in Madison, WI may differentially influence lapse risk, rather than reflecting sex differences more generally. For example, our AUD sample was predominantly college educated non-Hispanic White individuals. These characteristics do not accurately reflect the demographic composition of the broader population of individuals with AUD. Madison, WI also has unique social and environmental factors (e.g., permissive drinking norms, long winters) that could raise concerns about the generalizability of these sex-specific differences.</w:t>
+      </w:r>
+    </w:p>
+    <w:p>
+      <w:pPr>
+        <w:pStyle w:val="BodyText"/>
+      </w:pPr>
+      <w:r>
+        <w:t xml:space="preserve">Second, while alcohol use is broadly socially accepted, there may be sex-specific contexts in which it is less accepted. Women may face distinct social pressures (e.g., childcare responsibilities) that intersect with AUD, and potentially other identity factors, to increase both internalized and external experiences of stigma. These dynamics could affect the measurement of both the outcome (e.g., women underreporting alcohol lapses relative to men) and the predictors (e.g., failure to measure sex-specific risk-relevant experiences). Opioid use, on the other hand, is illegal and highly stigmatized across contexts</w:t>
+      </w:r>
+      <w:r>
+        <w:t xml:space="preserve"> </w:t>
+      </w:r>
+      <w:r>
+        <w:t xml:space="preserve">(</w:t>
+      </w:r>
+      <w:r>
+        <w:rPr>
+          <w:b/>
+          <w:bCs/>
+        </w:rPr>
+        <w:t xml:space="preserve">cheethamImpactStigmaPeople2022?</w:t>
+      </w:r>
+      <w:r>
+        <w:t xml:space="preserve">)</w:t>
+      </w:r>
+      <w:r>
+        <w:t xml:space="preserve">, which may result in more equally distributed stigma-related experiences among men and women. As a result, any measurement effects related to stigma would have been present in both gender groups in the OUD sample.</w:t>
+      </w:r>
+    </w:p>
+    <w:p>
+      <w:pPr>
+        <w:pStyle w:val="BodyText"/>
+      </w:pPr>
+      <w:r>
+        <w:t xml:space="preserve">Third, changes in how we measured risk-relevant constructs may have enabled us to capture additional important predictors for women that were not well captured in the AUD sample. Most notably, we added an entirely new set of features derived from geolocation sensing. Prior research has identified gender differences in associations between social support and relapse risk. Specifically, women appear more likely to relapse when living apart from their children, experiencing depression, or undergoing marital stress</w:t>
+      </w:r>
+      <w:r>
+        <w:t xml:space="preserve"> </w:t>
+      </w:r>
+      <w:r>
+        <w:t xml:space="preserve">(Walitzer &amp; Dearing, 2006;</w:t>
+      </w:r>
+      <w:r>
+        <w:t xml:space="preserve"> </w:t>
+      </w:r>
+      <w:r>
+        <w:rPr>
+          <w:b/>
+          <w:bCs/>
+        </w:rPr>
+        <w:t xml:space="preserve">maxwellGenderDifferencesPsychosocial2022?</w:t>
+      </w:r>
+      <w:r>
+        <w:t xml:space="preserve">;</w:t>
+      </w:r>
+      <w:r>
+        <w:t xml:space="preserve"> </w:t>
+      </w:r>
+      <w:r>
+        <w:rPr>
+          <w:b/>
+          <w:bCs/>
+        </w:rPr>
+        <w:t xml:space="preserve">saundersWomenAlcoholProblems1993?</w:t>
+      </w:r>
+      <w:r>
+        <w:t xml:space="preserve">)</w:t>
+      </w:r>
+      <w:r>
+        <w:t xml:space="preserve">. Our measure of location variance may have captured downstream behavioral correlates of low social support, such as social isolation or limited time spent outside the home or workplace.</w:t>
+      </w:r>
+    </w:p>
+    <w:p>
+      <w:pPr>
+        <w:pStyle w:val="BodyText"/>
+      </w:pPr>
+      <w:r>
+        <w:t xml:space="preserve">We also expanded the number and specificity of EMA items. In previous unpublished analyses of the AUD sample, abstinence self-efficacy was a much stronger predictor of lapse for men than for women. Given that this construct was the second most important feature in the AUD model, it likely contributed to the observed sex-specific performance discrepancy. In the OUD sample, we broke this item into two distinct parts. Specifically, the question “How likely are you to drink any alcohol within the next week?” was replaced with: (1) “Thinking forward to the next week, how motivated are you to completely avoid using opioids for non-medical reasons?” and (2) “Thinking forward to the next week, how confident are you in your ability to completely avoid using opioids for non-medical reasons?” This more nuanced operationalization may have allowed us to better capture motivational and confidence-related components of efficacy that are differentially predictive for women.</w:t>
+      </w:r>
+    </w:p>
+    <w:p>
+      <w:pPr>
+        <w:pStyle w:val="BodyText"/>
+      </w:pPr>
+      <w:r>
+        <w:t xml:space="preserve">Relapse among women has also been more consistently linked to negative affect compared to men</w:t>
+      </w:r>
+      <w:r>
+        <w:t xml:space="preserve"> </w:t>
+      </w:r>
+      <w:r>
+        <w:t xml:space="preserve">(</w:t>
+      </w:r>
+      <w:r>
+        <w:rPr>
+          <w:b/>
+          <w:bCs/>
+        </w:rPr>
+        <w:t xml:space="preserve">zywiakAlcoholRelapseRepetition2006a?</w:t>
+      </w:r>
+      <w:r>
+        <w:t xml:space="preserve">)</w:t>
+      </w:r>
+      <w:r>
+        <w:t xml:space="preserve">. In the OUD sample, we added items assessing discrete emotional states (relaxed, happy, depressed, anxious, angry), whereas the AUD sample relied on more general assessments of affect using bipolar valence and arousal scales. This increased emotional granularity may have further improved the model’s ability to capture risk processes more specific to women.</w:t>
+      </w:r>
+    </w:p>
+    <w:p>
+      <w:pPr>
+        <w:pStyle w:val="BodyText"/>
+      </w:pPr>
+      <w:r>
+        <w:t xml:space="preserve">While we offer several hypotheses for how specific features may produce sex-specific effects on model performance, it is likely that we would also observe feature interactions with race and ethnicity, income, geographic location and sexual orientation. We plan to explore how the relative ordering of features by importance differs for these different demographic subgroups. Although our model produced comparable overall performance for these groups (when sufficiently represented), the model may work through distinct predictive pathways for different groups. Understanding how features contribute to model performance across fairness groups could inform more tailored recovery recommendations and guide the selection of features in future modeling efforts.</w:t>
+      </w:r>
+    </w:p>
+    <w:bookmarkEnd w:id="195"/>
+    <w:bookmarkStart w:id="196" w:name="important-features"/>
+    <w:p>
+      <w:pPr>
+        <w:pStyle w:val="Heading2"/>
+      </w:pPr>
+      <w:r>
+        <w:t xml:space="preserve">8.3 Important Features</w:t>
       </w:r>
     </w:p>
     <w:p>
@@ -19134,7 +19256,44 @@
         <w:pStyle w:val="FirstParagraph"/>
       </w:pPr>
       <w:r>
-        <w:t xml:space="preserve">When examining global feature importance (i.e., the average contribution of feature categories across all participants and observations), the relative ordering of EMA features remained somewhat consistent across alcohol and opioid models. Past use was the most important feature in both models in our dataset. This is not surprising given that our outcome was lapse, and past behavior is often the best predictor of future behavior. Craving/urges and abstinence self-efficacy/confidence also emerged as top features across all studies, suggesting they are important targets for intervention to support early recovery efforts.</w:t>
+        <w:t xml:space="preserve">We used Shapley values to characterize the the average contribution of a feature on the model’s prediction across all participants and observations</w:t>
+      </w:r>
+      <w:r>
+        <w:t xml:space="preserve"> </w:t>
+      </w:r>
+      <w:r>
+        <w:t xml:space="preserve">(Lundberg &amp; Lee, 2017)</w:t>
+      </w:r>
+      <w:r>
+        <w:t xml:space="preserve">. The relative ordering of EMA features remained somewhat consistent across alcohol and opioid models. Past use was the most important feature in both models in our dataset. This is not surprising given that our outcome was lapse, and past behavior is often the best predictor of future behavior</w:t>
+      </w:r>
+      <w:r>
+        <w:t xml:space="preserve"> </w:t>
+      </w:r>
+      <w:r>
+        <w:t xml:space="preserve">(</w:t>
+      </w:r>
+      <w:r>
+        <w:rPr>
+          <w:b/>
+          <w:bCs/>
+        </w:rPr>
+        <w:t xml:space="preserve">ouelletteHabitIntentionEverday1998?</w:t>
+      </w:r>
+      <w:r>
+        <w:t xml:space="preserve">)</w:t>
+      </w:r>
+      <w:r>
+        <w:t xml:space="preserve">. Craving/urges and abstinence self-efficacy/confidence also emerged as top features across all studies, suggesting that, consistent with decades of relapse prevention literature, these remain important targets for intervention to support early recovery efforts</w:t>
+      </w:r>
+      <w:r>
+        <w:t xml:space="preserve"> </w:t>
+      </w:r>
+      <w:r>
+        <w:t xml:space="preserve">(Marlatt &amp; Gordon, 1985)</w:t>
+      </w:r>
+      <w:r>
+        <w:t xml:space="preserve">.</w:t>
       </w:r>
     </w:p>
     <w:p>
@@ -19142,19 +19301,19 @@
         <w:pStyle w:val="BodyText"/>
       </w:pPr>
       <w:r>
-        <w:t xml:space="preserve">There were some noticeable differences across substances. Day of the prediction window influences lapse predictions for alcohol but not opioid lapses, potentially reflecting differences in normative patterns of use (e.g., weekend drinking vs. less patterned opioid use). Additionally, past pleasant events was the fourth most important EMA feature for opioid lapse risk, compared to the eighth most important EMA feature for alcohol lapse risk. Our partial dependence plot revealed a protective effect on opioid lapse risk. This is likely due to environmental contingencies around celebrations, recreational, social, and otherwise</w:t>
-      </w:r>
-      <w:r>
-        <w:t xml:space="preserve"> </w:t>
-      </w:r>
-      <w:r>
-        <w:t xml:space="preserve">“positive”</w:t>
-      </w:r>
-      <w:r>
-        <w:t xml:space="preserve"> </w:t>
-      </w:r>
-      <w:r>
-        <w:t xml:space="preserve">events. Alcohol is often integrated into these functions making these events higher risk for alcohol lapses compared to opioid lapses.</w:t>
+        <w:t xml:space="preserve">Some noticeable differences across substances, however, did exist. Day of the prediction window influenced lapse predictions for alcohol but not opioid lapses, potentially reflecting differences in normative patterns of use (e.g., weekend drinking vs. less patterned opioid use). Additionally, past pleasant events was the fourth most important EMA feature for opioid lapse risk, compared with the eighth most important EMA feature for alcohol lapse risk. Partial dependence plots indicated a protective effect of pleasant events on opioid lapse risk. This likely reflects a more nuanced relationship between pleasant events and the environmental contingencies surrounding them. Alcohol is commonly integrated into celebratory, recreational, social, and otherwise</w:t>
+      </w:r>
+      <w:r>
+        <w:t xml:space="preserve"> </w:t>
+      </w:r>
+      <w:r>
+        <w:t xml:space="preserve">“pleasant”</w:t>
+      </w:r>
+      <w:r>
+        <w:t xml:space="preserve"> </w:t>
+      </w:r>
+      <w:r>
+        <w:t xml:space="preserve">events. These alcohol-related cues may undermine the protective effects of pleasant events for alcohol lapse risk while having little or no effect on opioid lapse risk.</w:t>
       </w:r>
     </w:p>
     <w:p>
@@ -19162,7 +19321,16 @@
         <w:pStyle w:val="BodyText"/>
       </w:pPr>
       <w:r>
-        <w:t xml:space="preserve">We observed a diminished effect of the top EMA features when there was longer lag times between the prediction time point and start of the prediction window. This is consistent with reduced model performance in the lagged models and could reflect the inherent ebb-and-flow nature of the risk factors we chose to measure with EMA. For example, the importance of abstinence self-efficacy dropped by more than 50% in the 2-week lagged model relative to the immediate model. This may indicate that self-efficacy during early recovery is unstable even across shorter periods of time such that their current self-efficacy does not strongly predict abstinence success even two weeks into the future. Even past use, was less important for the lagged models, suggesting predictive strength of a lapse on the likelihood of subsequent lapses diminishes to some degree over a relatively short period of time. This reinforces the idea that single lapses do not always mark a return to consistent patterns of frequent, and potentially harmful, substance use.</w:t>
+        <w:t xml:space="preserve">We observed a diminished effect of the top EMA features when there was longer lag times between the prediction timepoint and start of the prediction window. This is consistent with reduced model performance in the lagged models and could reflect the inherent ebb-and-flow nature of the risk factors we chose to measure with EMA. For example, the importance of abstinence self-efficacy dropped by more than 50% in the 2-week lagged model relative to the immediate model. This may indicate that self-efficacy during early recovery is unstable even across shorter periods of time such that their current self-efficacy does not strongly predict abstinence success even two weeks into the future. Even past use, was less important for the lagged models, suggesting predictive strength of a lapse on the likelihood of subsequent lapses diminishes to some degree over a relatively short period of time. This reinforces the idea that single lapses do not always mark a return to consistent patterns of frequent, and potentially harmful, substance use</w:t>
+      </w:r>
+      <w:r>
+        <w:t xml:space="preserve"> </w:t>
+      </w:r>
+      <w:r>
+        <w:t xml:space="preserve">(K. Witkiewitz &amp; Marlatt, 2007)</w:t>
+      </w:r>
+      <w:r>
+        <w:t xml:space="preserve">.</w:t>
       </w:r>
     </w:p>
     <w:p>
@@ -19170,7 +19338,7 @@
         <w:pStyle w:val="BodyText"/>
       </w:pPr>
       <w:r>
-        <w:t xml:space="preserve">On the other hand, we were surprised to discover that past and anticipated risky situations were more important in the lagged models compared to the immediate model, suggesting that the impact of these situations on lapses back to use may be delayed. It may be that persistent exposure to risks is necessary to undermine an abstinence goal and lead to return to substance use.</w:t>
+        <w:t xml:space="preserve">On the other hand, we were surprised to discover that past and anticipated risky situations were more important in the lagged models compared to the immediate model, suggesting that the impact of these situations on lapses back to use may be delayed. It may be that persistent exposure to risks is necessary to undermine an abstinence goal and lead to return to substance use. Alternatively or additionally, people may also be better able to anticipate future risky situations (e.g., vacations, anniversaries of significant dates) than future acute stressors or even future self-efficacy.</w:t>
       </w:r>
     </w:p>
     <w:p>
@@ -19178,7 +19346,7 @@
         <w:pStyle w:val="BodyText"/>
       </w:pPr>
       <w:r>
-        <w:t xml:space="preserve">Global feature importance provides insight into overall patterns of risk factors and lapse (i.e., what is generally most important on average). However, in the context of a precision-guided recovery monitoring support system, we are interested in understanding which risk factor is most important for a given individual at a specific moment in time (local importance).</w:t>
+        <w:t xml:space="preserve">In Chapter 4, we extended our sensing methods to include geolocation. Geolocation features emerged among the top subset of features. Specifically, location variance, time spent in helpful and harmful locations, and time spent at locations where religious activities are performed were among the top ten features and surpassing several EMA features, including discrete emotional experiences (relaxed, happy, depressed, anxious, angry), pain, sleep quality, and past and future stressful events.</w:t>
       </w:r>
     </w:p>
     <w:p>
@@ -19186,7 +19354,7 @@
         <w:pStyle w:val="BodyText"/>
       </w:pPr>
       <w:r>
-        <w:t xml:space="preserve">We explored two visual characterizations of local feature importance. In Study 1, we plotted the distributions of local Shapley values. These plots were useful for demonstrating the wide range of variability in feature importance across individuals and observations. However, they still aggregated data across individuals and time points, which obscured the within-person context of each prediction. For example, the range of local Shapley values for valence appears relatively narrow compared to other, more globally important features. Nevertheless, for some individuals at certain moments, valence may be the most influential feature affecting lapse risk.</w:t>
+        <w:t xml:space="preserve">Global feature importance provides insight into overall patterns of risk factors and lapse (i.e., what is generally most important on average). However, in the context of a precision-guided recovery monitoring support system, we are interested in understanding which risk factor is most important for a given individual at a specific moment in time (local importance). We explored two visual characterizations of local feature importance. In Study 1, we plotted the distributions of local Shapley values. These plots were useful for demonstrating the wide range of variability in feature importance across individuals and observations. However, they still aggregated data across individuals and time points, which obscured the within-person context of each prediction. For example, the range of local Shapley values for valence appears relatively narrow compared to other, more globally important features. Nevertheless, for some individuals at certain moments, valence may be the most influential feature affecting lapse risk.</w:t>
       </w:r>
     </w:p>
     <w:p>
@@ -19197,7 +19365,18 @@
         <w:t xml:space="preserve">In Study 3, we explored an alternative visualization of feature importance. Specifically, we calculated the proportion of observations for which each feature category had the highest Shapley value. This provided a summary of the proportion of days on which each feature was most important. Importantly, this visualization revealed that although past use appeared to be the most influential feature overall, it was only dominant on a subset of days. Across studies, the proportion of day-level observations positive for lapse ranged from 1.8% to 7.7%. Therefore, when considering this model in the context of a recovery monitoring and support system that provides daily insight into lapse risk, features other than past use may, in most cases, represent more clinically meaningful targets for intervention.</w:t>
       </w:r>
     </w:p>
-    <w:bookmarkEnd w:id="195"/>
+    <w:p>
+      <w:pPr>
+        <w:pStyle w:val="BodyText"/>
+      </w:pPr>
+      <w:r>
+        <w:rPr>
+          <w:i/>
+          <w:iCs/>
+        </w:rPr>
+        <w:t xml:space="preserve">JC: I think you could do more with the new way of thinking about feature importance. You mention that past use isnt viewed as top any more from that perspective. What is? Is it more balanced or still just a few but different important features. What are the implications of this?</w:t>
+      </w:r>
+    </w:p>
     <w:bookmarkEnd w:id="196"/>
     <w:bookmarkStart w:id="197" w:name="limitations"/>
     <w:p>
@@ -19205,7 +19384,7 @@
         <w:pStyle w:val="Heading2"/>
       </w:pPr>
       <w:r>
-        <w:t xml:space="preserve">8.2 Limitations</w:t>
+        <w:t xml:space="preserve">8.4 Limitations</w:t>
       </w:r>
     </w:p>
     <w:p>
@@ -19213,7 +19392,16 @@
         <w:pStyle w:val="FirstParagraph"/>
       </w:pPr>
       <w:r>
-        <w:t xml:space="preserve">EMA was shown to be a robust sensing method for lapse prediction. In Studies 1–2, participants were able and willing to comply with an intensive 4× daily EMA protocol for up to three months. This is promising, as many EMA studies have been limited to shorter durations. However, while this level of sampling is feasible, it may not be necessary. We found that a once-daily survey was sufficient for accurate prediction of opioid lapse risk in Study 3, suggesting that self-report sensing can be collected over long durations (i.e., at least up to a year) with relatively low burden.</w:t>
+        <w:t xml:space="preserve">EMA was shown to be a robust sensing method for lapse prediction. In Studies 1–2, participants were able and willing to comply with an intensive 4× daily EMA protocol for up to three months. This is promising, as many EMA studies have been limited to shorter durations</w:t>
+      </w:r>
+      <w:r>
+        <w:t xml:space="preserve"> </w:t>
+      </w:r>
+      <w:r>
+        <w:t xml:space="preserve">(Jones et al., 2019)</w:t>
+      </w:r>
+      <w:r>
+        <w:t xml:space="preserve">. However, while this level of sampling is feasible, it may not be necessary. We found that a once-daily survey was sufficient for accurate prediction of opioid lapse risk in Study 3, suggesting that self-report sensing can be collected over long durations (i.e., at least up to a year) with relatively low burden.</w:t>
       </w:r>
     </w:p>
     <w:p>
@@ -19221,7 +19409,16 @@
         <w:pStyle w:val="BodyText"/>
       </w:pPr>
       <w:r>
-        <w:t xml:space="preserve">It may be, however, that additional risk factors not currently measured could further improve our models. For example, incorporating lapse risk factors that may be more salient for women (e.g., interpersonal relationship problems, hormonal changes) and other underrepresented groups could help reduce performance disparities. Additionally, a broader set of features may enable more personalized and variable risk feedback. At the same time, the increased burden associated with additional survey items must be carefully weighed.</w:t>
+        <w:t xml:space="preserve">It may be, however, that additional risk factors not currently measured could further improve our models. For example, incorporating lapse risk factors that may be more salient for women (e.g., interpersonal relationship problems, hormonal changes</w:t>
+      </w:r>
+      <w:r>
+        <w:t xml:space="preserve"> </w:t>
+      </w:r>
+      <w:r>
+        <w:t xml:space="preserve">(McHugh et al., 2018; Walitzer &amp; Dearing, 2006)</w:t>
+      </w:r>
+      <w:r>
+        <w:t xml:space="preserve">) and other underrepresented groups could help reduce performance disparities. Additionally, a broader set of features may enable more personalized and variable risk feedback. At the same time, the increased burden associated with additional survey items must be carefully weighed.</w:t>
       </w:r>
     </w:p>
     <w:p>
@@ -19245,6 +19442,18 @@
         <w:pStyle w:val="BodyText"/>
       </w:pPr>
       <w:r>
+        <w:rPr>
+          <w:i/>
+          <w:iCs/>
+        </w:rPr>
+        <w:t xml:space="preserve">JC: You talk about GPS limitations. I wonder about how well it works for rural participants. Any insights or plans to look at that in the future?</w:t>
+      </w:r>
+    </w:p>
+    <w:p>
+      <w:pPr>
+        <w:pStyle w:val="BodyText"/>
+      </w:pPr>
+      <w:r>
         <w:t xml:space="preserve">Other characteristics of our samples may limit the generalizability of our findings. One obvious limitation is the research context in which participants provided these data. Participants were modestly compensated for completing daily surveys and providing geolocation data, which may have influenced their willingness to provide these data. However, participants received no additional direct benefit beyond financial compensation. In real-world implementations, individuals may be more motivated to share data if doing so enables personalized recovery support.</w:t>
       </w:r>
     </w:p>
@@ -19261,7 +19470,11 @@
         <w:pStyle w:val="BodyText"/>
       </w:pPr>
       <w:r>
-        <w:t xml:space="preserve">While Study 3 achieved greater sample diversity compared to Studies 1–2, future models would benefit from increased representation across race and ethnicity, sexual orientation, and geographic location. Future research should also purposefully recruit participants across a wider age range. Older adults (65+ years) are less likely to receive substance use disorder treatment and often report lower levels of social interaction and support than younger adults. They may also be less comfortable with, or less able to provide, smartphone sensing data at the level of adherence needed for accurate prediction. We did not explicitly evaluate model fairness for this subgroup due to limited representation in our sample. We encourage future research to examine model performance for older adults to ensure generalizability.</w:t>
+        <w:rPr>
+          <w:i/>
+          <w:iCs/>
+        </w:rPr>
+        <w:t xml:space="preserve">JC: if the focus on goal inconsistent use/lapse in abstinence samples a problem? What about harm reduction in people not wanting to quit? What about outcomes other than just use/lapse (well-being, mental health? quality of life?). Yo mention this briefly when you talk about people with moderation goals but its only a couple of sentences. How would you train models for this group? And what about other outcomes I mentioned?</w:t>
       </w:r>
     </w:p>
     <w:p>
@@ -19269,17 +19482,55 @@
         <w:pStyle w:val="BodyText"/>
       </w:pPr>
       <w:r>
-        <w:t xml:space="preserve">Lastly, there may be value in exploring alternative modeling approaches that better leverage the temporal structure and individual-level nature of these data. For example, hierarchical models that start with population-based information (i.e., priors) and are updated with person-specific information as the individual provides data may be the most promising approach for effective use of time-varying information to model how an individual’s lapse risk evolves over time. Given the heterogeneity in lapse risk and the complex interplay between environmental and individual factors, time series models that rely more heavily on an individual’s own data may outperform models trained solely at the group level. Although our immediate lapse risk models already perform well, individualized models may improve performance for lagged predictions. Time series approaches could also increase efficiency by enabling a single model to predict lapse risk across multiple time horizons, eliminating the need for separate models for immediate and future risk. Finally, individualized models may help mitigate fairness concerns, as they place greater weight on a person’s own data rather than group-level estimates.</w:t>
+        <w:t xml:space="preserve">While Study 3 achieved greater sample diversity compared to Studies 1–2, future models would benefit from increased representation across race and ethnicity, sexual orientation, and geographic location. Future research should also purposefully recruit participants across a wider age range. Older adults (65+ years) are less likely to receive substance use disorder treatment and often report lower levels of social interaction and support than younger adults</w:t>
+      </w:r>
+      <w:r>
+        <w:t xml:space="preserve"> </w:t>
+      </w:r>
+      <w:r>
+        <w:t xml:space="preserve">(Choi et al., 2014; Kilaru et al., 2020)</w:t>
+      </w:r>
+      <w:r>
+        <w:t xml:space="preserve">. They may also be less comfortable with, or less able to provide, smartphone sensing data at the level of adherence needed for accurate prediction. We did not explicitly evaluate model fairness for this subgroup due to limited representation in our sample. We encourage future research to examine model performance for older adults to ensure generalizability.</w:t>
+      </w:r>
+    </w:p>
+    <w:p>
+      <w:pPr>
+        <w:pStyle w:val="BodyText"/>
+      </w:pPr>
+      <w:r>
+        <w:rPr>
+          <w:i/>
+          <w:iCs/>
+        </w:rPr>
+        <w:t xml:space="preserve">JC: Discuss models for people in extended recovery? Can’t do that with RISK1 but did you consider (or will you in the future consider it) using RISK2. Where there time effects either in quality of prediction or important features</w:t>
+      </w:r>
+    </w:p>
+    <w:p>
+      <w:pPr>
+        <w:pStyle w:val="BodyText"/>
+      </w:pPr>
+      <w:r>
+        <w:t xml:space="preserve">Lastly, there may be value in exploring alternative modeling approaches that better leverage the temporal structure and individual-level nature of these data. For example, hierarchical models that start with population-based information (i.e., priors) and are updated with person-specific information as the individual provides data may be the most promising approach for effective use of time-varying information to model how an individual’s lapse risk evolves over time. Our lab has begun to develop these models and found preliminary evidence to suggest that they may outperform traditional machine learning models</w:t>
+      </w:r>
+      <w:r>
+        <w:t xml:space="preserve"> </w:t>
+      </w:r>
+      <w:r>
+        <w:t xml:space="preserve">(Pulick et al., 2025)</w:t>
+      </w:r>
+      <w:r>
+        <w:t xml:space="preserve">. Although our immediate lapse risk models already perform well, individualized models may improve performance for lagged predictions. Time series approaches could also increase efficiency by enabling a single model to predict lapse risk across multiple time horizons, eliminating the need for separate models for immediate and future risk. Finally, individualized models may help mitigate fairness concerns, as they place greater weight on a person’s own data rather than group-level estimates.</w:t>
       </w:r>
     </w:p>
     <w:bookmarkEnd w:id="197"/>
-    <w:bookmarkStart w:id="201" w:name="recovery-monitoring-and-support-system-1"/>
+    <w:bookmarkStart w:id="198" w:name="recovery-monitoring-and-support-system-1"/>
     <w:p>
       <w:pPr>
         <w:pStyle w:val="Heading2"/>
       </w:pPr>
       <w:r>
-        <w:t xml:space="preserve">8.3 Recovery Monitoring and support system</w:t>
+        <w:t xml:space="preserve">8.5 Recovery Monitoring and Support System</w:t>
       </w:r>
     </w:p>
     <w:p>
@@ -19287,16 +19538,234 @@
         <w:pStyle w:val="FirstParagraph"/>
       </w:pPr>
       <w:r>
-        <w:t xml:space="preserve">We believe that lapse prediction models will be most effective when embedded within a broader recovery monitoring and support system capable of delivering adaptive, personalized continuing care. Such a system could send automated daily messages to patients, with feedback about their current lapse risk along with recovery support recommendations tailored to their evolving needs. Collectively, the present studies provide initial empirical support for this goal by demonstrating that both immediate and lagged lapse prediction models can be developed with high accuracy using EMA and geolocation sensing data. Importantly, these studies also show that locally important features driving individual risk predictions can be identified and leveraged to inform personalized recovery support strategies.</w:t>
-      </w:r>
-    </w:p>
-    <w:bookmarkStart w:id="198" w:name="X7426dc6c09fde6e15128813eef54ac8f46dd66f"/>
-    <w:p>
-      <w:pPr>
-        <w:pStyle w:val="Heading3"/>
-      </w:pPr>
-      <w:r>
-        <w:t xml:space="preserve">8.3.1 Immediate and Lagged Models as Complementary Support Tools</w:t>
+        <w:t xml:space="preserve">We believe that lapse prediction models will be most effective when embedded within a broader recovery monitoring and support system capable of delivering adaptive, personalized continuing care. Such a system could send automated daily messages to patients, with feedback about their current lapse risk along with recovery support recommendations tailored to their evolving needs. Collectively, the present studies provide initial support for this goal by demonstrating that both immediate and lagged lapse prediction models can be developed with high accuracy using EMA and geolocation sensing data. Importantly, these studies also show that locally important features driving individual risk predictions can be identified and used to deliver personalized recovery support.</w:t>
+      </w:r>
+    </w:p>
+    <w:p>
+      <w:pPr>
+        <w:pStyle w:val="BodyText"/>
+      </w:pPr>
+      <w:r>
+        <w:t xml:space="preserve">Immediate lapse prediction models are well-suited to guide individuals to take immediate, actionable steps to maintain their recovery goals and support them to implement these steps. For example, when an individual’s immediate risk is driven by strong craving, the system might recommend an urge-surfing exercise; when risk is driven by recent stressors, a guided relaxation or stress-management activity may be more appropriate; and when self-efficacy is low, reflective exercises focused on past successes or core reasons for choosing abstinence or moderation may be most beneficial.</w:t>
+      </w:r>
+    </w:p>
+    <w:p>
+      <w:pPr>
+        <w:pStyle w:val="BodyText"/>
+      </w:pPr>
+      <w:r>
+        <w:t xml:space="preserve">In contrast, lagged models provide advanced warning of risk (e.g., days to weeks before the lapse occurs). These models are well-suited to support recovery needs that cannot be addressed within an app, such as scheduling positive or pleasant activities, increasing social engagement, or attending a peer-led recovery meeting. To be clear, we do not believe an app alone is sufficient to deliver continuing care. We expect individuals will require additional support throughout their recovery from a mental health provider (e.g., motivational enhancement, crisis management, skill building), a peer (e.g., sponsor, support group), or family member. Importantly, these types of supports take time to set up, highlighting the value of this lagged week model. Taken together, immediate and lagged models can be combined in a complementary fashion, enabling both highly accurate real-time detection of imminent lapse risk and advance warning of future lapse risk.</w:t>
+      </w:r>
+    </w:p>
+    <w:p>
+      <w:pPr>
+        <w:pStyle w:val="BodyText"/>
+      </w:pPr>
+      <w:r>
+        <w:t xml:space="preserve">A challenge for embedding lapse prediction models into a recovery monitoring and support system is determining how to effectively communicate model outputs to individuals. Our models generate quantitative predictions of lapse probability. These probabilities could be converted into categorical classifications (e.g., lapse vs. no lapse) by applying a decision threshold. Although we observed high sensitivity and specificity when thresholds were selected to balance these metrics, the positive predictive value (PPV) of categorical predictions was moderate to low in our full models. As a result, we believe categorical predictions should be communicated to patients with extreme caution, if at all. Instead, we favor the use of quantitative lapse probabilities as continuous risk indicators to guide supportive interventions and monitoring intensity.</w:t>
+      </w:r>
+    </w:p>
+    <w:p>
+      <w:pPr>
+        <w:pStyle w:val="BodyText"/>
+      </w:pPr>
+      <w:r>
+        <w:t xml:space="preserve">However, raw probability estimates present a different problem. They may be difficult for patients, especially for those with low numeracy, to interpret intuitively (e.g., distinguishing the practical meaning of a 79% versus a 64% lapse probability)</w:t>
+      </w:r>
+      <w:r>
+        <w:t xml:space="preserve"> </w:t>
+      </w:r>
+      <w:r>
+        <w:t xml:space="preserve">(</w:t>
+      </w:r>
+      <w:r>
+        <w:rPr>
+          <w:b/>
+          <w:bCs/>
+        </w:rPr>
+        <w:t xml:space="preserve">garcia-retameroCommunicatingHealthRisks2013?</w:t>
+      </w:r>
+      <w:r>
+        <w:t xml:space="preserve">)</w:t>
+      </w:r>
+      <w:r>
+        <w:t xml:space="preserve">. Anchoring risk estimates to an individual’s personal baseline may enhance interpretability. For example, by emphasizing whether risk is higher or lower than in the prior week or relative to their typical pattern. Additionally, combining quantitative scores with coarser qualitative descriptors (e.g., low, moderate, high risk) may further support comprehension without oversimplification.</w:t>
+      </w:r>
+    </w:p>
+    <w:p>
+      <w:pPr>
+        <w:pStyle w:val="BodyText"/>
+      </w:pPr>
+      <w:r>
+        <w:t xml:space="preserve">Beyond risk probabilities, our models also identify the most influential features contributing to each prediction. These locally important features create opportunities to contextualize risk feedback by highlighting key drivers of vulnerability (e.g., craving, stress, social isolation) and pairing them with domain-informed recovery recommendations. Emerging best practices from interpretable machine learning suggest this information may make the machine learning model less of a</w:t>
+      </w:r>
+      <w:r>
+        <w:t xml:space="preserve"> </w:t>
+      </w:r>
+      <w:r>
+        <w:t xml:space="preserve">“black box”</w:t>
+      </w:r>
+      <w:r>
+        <w:t xml:space="preserve">, which may build trust, or allow individuals to engage more thoughtfully (e.g., questioning false positives, scrutinizing model behavior) and gain insight</w:t>
+      </w:r>
+      <w:r>
+        <w:t xml:space="preserve"> </w:t>
+      </w:r>
+      <w:r>
+        <w:t xml:space="preserve">(</w:t>
+      </w:r>
+      <w:r>
+        <w:rPr>
+          <w:b/>
+          <w:bCs/>
+        </w:rPr>
+        <w:t xml:space="preserve">dacruzUsingInterpretabilityApproaches2021?</w:t>
+      </w:r>
+      <w:r>
+        <w:t xml:space="preserve">;</w:t>
+      </w:r>
+      <w:r>
+        <w:t xml:space="preserve"> </w:t>
+      </w:r>
+      <w:r>
+        <w:rPr>
+          <w:b/>
+          <w:bCs/>
+        </w:rPr>
+        <w:t xml:space="preserve">shinEffectsExplainabilityCausability2021?</w:t>
+      </w:r>
+      <w:r>
+        <w:t xml:space="preserve">)</w:t>
+      </w:r>
+      <w:r>
+        <w:t xml:space="preserve">.</w:t>
+      </w:r>
+    </w:p>
+    <w:p>
+      <w:pPr>
+        <w:pStyle w:val="BodyText"/>
+      </w:pPr>
+      <w:r>
+        <w:t xml:space="preserve">Despite these opportunities, there is currently no consensus on how best to present predictive feedback in a manner that maximizes engagement, trust, and clinical utility. Prior research suggests that increasing transparency in machine learning systems, such as by revealing contributing factors, can improve perceived credibility and user acceptance</w:t>
+      </w:r>
+      <w:r>
+        <w:t xml:space="preserve"> </w:t>
+      </w:r>
+      <w:r>
+        <w:t xml:space="preserve">(</w:t>
+      </w:r>
+      <w:r>
+        <w:rPr>
+          <w:b/>
+          <w:bCs/>
+        </w:rPr>
+        <w:t xml:space="preserve">kizilcecHowMuchInformation2016?</w:t>
+      </w:r>
+      <w:r>
+        <w:t xml:space="preserve">;</w:t>
+      </w:r>
+      <w:r>
+        <w:t xml:space="preserve"> </w:t>
+      </w:r>
+      <w:r>
+        <w:rPr>
+          <w:b/>
+          <w:bCs/>
+        </w:rPr>
+        <w:t xml:space="preserve">kuleszaPrinciplesExplanatoryDebugging2015?</w:t>
+      </w:r>
+      <w:r>
+        <w:t xml:space="preserve">;</w:t>
+      </w:r>
+      <w:r>
+        <w:t xml:space="preserve"> </w:t>
+      </w:r>
+      <w:r>
+        <w:rPr>
+          <w:b/>
+          <w:bCs/>
+        </w:rPr>
+        <w:t xml:space="preserve">limWhyWhyNot2009?</w:t>
+      </w:r>
+      <w:r>
+        <w:t xml:space="preserve">)</w:t>
+      </w:r>
+      <w:r>
+        <w:t xml:space="preserve">. In the context of recovery monitoring, selective transparency may also promote self-awareness and learning, potentially yielding additional clinical benefits</w:t>
+      </w:r>
+      <w:r>
+        <w:t xml:space="preserve"> </w:t>
+      </w:r>
+      <w:r>
+        <w:t xml:space="preserve">(</w:t>
+      </w:r>
+      <w:r>
+        <w:rPr>
+          <w:b/>
+          <w:bCs/>
+        </w:rPr>
+        <w:t xml:space="preserve">kuleszaPrinciplesExplanatoryDebugging2015?</w:t>
+      </w:r>
+      <w:r>
+        <w:t xml:space="preserve">;</w:t>
+      </w:r>
+      <w:r>
+        <w:t xml:space="preserve"> </w:t>
+      </w:r>
+      <w:r>
+        <w:rPr>
+          <w:b/>
+          <w:bCs/>
+        </w:rPr>
+        <w:t xml:space="preserve">kuleszaFixingProgramMy2009?</w:t>
+      </w:r>
+      <w:r>
+        <w:t xml:space="preserve">)</w:t>
+      </w:r>
+      <w:r>
+        <w:t xml:space="preserve">. At the same time, overly detailed or complex explanations may undermine confidence by exposing model uncertainty, revealing occasional errors, or burdening users with unnecessary information</w:t>
+      </w:r>
+      <w:r>
+        <w:t xml:space="preserve"> </w:t>
+      </w:r>
+      <w:r>
+        <w:t xml:space="preserve">(</w:t>
+      </w:r>
+      <w:r>
+        <w:rPr>
+          <w:b/>
+          <w:bCs/>
+        </w:rPr>
+        <w:t xml:space="preserve">buntAreExplanationsAlways2012?</w:t>
+      </w:r>
+      <w:r>
+        <w:t xml:space="preserve">;</w:t>
+      </w:r>
+      <w:r>
+        <w:t xml:space="preserve"> </w:t>
+      </w:r>
+      <w:r>
+        <w:rPr>
+          <w:b/>
+          <w:bCs/>
+        </w:rPr>
+        <w:t xml:space="preserve">springerProgressiveDisclosureWhen2020?</w:t>
+      </w:r>
+      <w:r>
+        <w:t xml:space="preserve">)</w:t>
+      </w:r>
+      <w:r>
+        <w:t xml:space="preserve">. Thus, determining the optimal balance between transparency and simplicity remains an open empirical question.</w:t>
+      </w:r>
+    </w:p>
+    <w:bookmarkEnd w:id="198"/>
+    <w:bookmarkStart w:id="199" w:name="conclusions-1"/>
+    <w:p>
+      <w:pPr>
+        <w:pStyle w:val="Heading2"/>
+      </w:pPr>
+      <w:r>
+        <w:t xml:space="preserve">8.6 Conclusions</w:t>
       </w:r>
     </w:p>
     <w:p>
@@ -19304,7 +19773,7 @@
         <w:pStyle w:val="FirstParagraph"/>
       </w:pPr>
       <w:r>
-        <w:t xml:space="preserve">Immediate lapse prediction models are well suited to guiding individuals toward actionable, in-the-moment strategies to maintain recovery goals. These models can support individuals in both selecting and implementing coping responses by directing them to targeted interventions, such as specific app-based modules or brief skills exercises. For example, when an individual’s immediate risk is driven by elevated craving, the system might recommend an urge-surfing exercise; when risk is driven by recent stressors, a guided relaxation or stress-management activity may be more appropriate; and when self-efficacy is low, reflective exercises focused on past successes or core reasons for choosing abstinence or moderation may be most beneficial.</w:t>
+        <w:t xml:space="preserve">Collectively, these studies demonstrate that it is feasible to (1) collect temporally dense, recovery‑relevant data, (2) predict lapse risk at clinically meaningful time scales with interpretable models, and (3) do so in a way that supports equitable performance across important demographic subgroups. Thus, these studies lay the groundwork for an automated recovery monitoring and support system to enhance continuing care following an intitial SUD treatment episode.</w:t>
       </w:r>
     </w:p>
     <w:p>
@@ -19312,25 +19781,16 @@
         <w:pStyle w:val="BodyText"/>
       </w:pPr>
       <w:r>
-        <w:t xml:space="preserve">In contrast, lagged models provide advanced warning of risk (e.g., days to weeks before the lapse occurs). These models are well-suited to support recovery needs that cannot be addressed within an app, such as scheduling positive or pleasant activities, increasing social engagement, or attending a peer-led recovery meeting. To be clear, we do not believe an app alone is sufficient to deliver continuing care. We expect individuals will require additional support throughout their recovery from a mental health provider (e.g., motivational enhancement, crisis management, skill building), a peer (e.g., sponsor, support group), or family member. Importantly, these types of supports take time to set up, highlighting the value of this lagged week model. Taken together, immediate and lagged models can be combined in a complementary fashion, enabling both highly accurate real-time detection of imminent lapse risk and advance warning of future lapse risk.</w:t>
-      </w:r>
-    </w:p>
-    <w:bookmarkEnd w:id="198"/>
-    <w:bookmarkStart w:id="199" w:name="communicating-model-output-to-patients"/>
-    <w:p>
-      <w:pPr>
-        <w:pStyle w:val="Heading3"/>
-      </w:pPr>
-      <w:r>
-        <w:t xml:space="preserve">8.3.2 Communicating Model Output to Patients</w:t>
-      </w:r>
-    </w:p>
-    <w:p>
-      <w:pPr>
-        <w:pStyle w:val="FirstParagraph"/>
-      </w:pPr>
-      <w:r>
-        <w:t xml:space="preserve">A central challenge for translating lapse prediction models into clinical impact is determining how to effectively communicate model outputs to individuals. Our models generate quantitative predictions of lapse probability, which can also be converted into categorical classifications (e.g., lapse vs. no lapse) by applying a decision threshold. Although we observed high sensitivity and specificity when thresholds were selected to balance these metrics, the positive predictive value (PPV) of categorical predictions was moderate to low in our full models. As a result, we believe categorical predictions should be communicated to patients with extreme caution, if at all. Instead, we favor the use of quantitative lapse probabilities as continuous risk indicators to guide supportive interventions and monitoring intensity.</w:t>
+        <w:t xml:space="preserve">As immediate next steps, we have begun to address the gap in understanding how to deliver risk‑related feedback within a recovery monitoring and support system. We have recently launched an NIAAA‑funded study focused on optimizing daily support messages delivered by such a system</w:t>
+      </w:r>
+      <w:r>
+        <w:t xml:space="preserve"> </w:t>
+      </w:r>
+      <w:r>
+        <w:t xml:space="preserve">(Wyant et al., 2025)</w:t>
+      </w:r>
+      <w:r>
+        <w:t xml:space="preserve">. This work will explicitly examine which combinations of key message components, including lapse probability, important features, and recovery recommendations, maximize engagement, trust, and clinical outcomes.</w:t>
       </w:r>
     </w:p>
     <w:p>
@@ -19338,7 +19798,7 @@
         <w:pStyle w:val="BodyText"/>
       </w:pPr>
       <w:r>
-        <w:t xml:space="preserve">However, raw probability estimates may be difficult for patients to interpret intuitively (e.g., distinguishing the practical meaning of a 79% versus a 64% lapse probability). Anchoring risk estimates to an individual’s personal baseline may enhance interpretability. For example, by emphasizing whether risk is higher or lower than in the prior week or relative to their typical pattern. Additionally, combining quantitative scores with coarser qualitative descriptors (e.g., low, moderate, high risk) may further support comprehension without oversimplification.</w:t>
+        <w:t xml:space="preserve">In this grant, messages are generated by feeding model outputs into a large language model to produce daily messages with sufficient variation. In the near future, however, these model outputs may be integrated into a more fully autonomous, agentic support system capable of dynamically delivering personalized recommendations, engaging individuals in interactive problem‑solving, facilitating connections to therapists or peer supports, and initiating triage processes when risk reaches clinically concerning levels.</w:t>
       </w:r>
     </w:p>
     <w:p>
@@ -19346,7 +19806,7 @@
         <w:pStyle w:val="BodyText"/>
       </w:pPr>
       <w:r>
-        <w:t xml:space="preserve">Beyond risk probabilities, our models also identify the most influential features contributing to each prediction. These locally important features create opportunities to contextualize risk feedback by highlighting key drivers of vulnerability (e.g., craving, stress, social isolation) and pairing them with domain-informed recovery recommendations.</w:t>
+        <w:t xml:space="preserve">Once a model is deployed within a recovery monitoring and support system, continued evaluation of model performance over time will be critical. Lapse prediction models must be routinely reassessed for performance drift and updated using data from target populations to ensure ongoing validity and equity.</w:t>
       </w:r>
     </w:p>
     <w:p>
@@ -19354,73 +19814,12 @@
         <w:pStyle w:val="BodyText"/>
       </w:pPr>
       <w:r>
-        <w:t xml:space="preserve">Despite these opportunities, there is currently no consensus on how best to present predictive feedback in a manner that maximizes engagement, trust, and clinical utility. Prior research suggests that increasing transparency in “black box” machine learning systems, such as by revealing contributing factors, can improve perceived credibility and user acceptance. In the context of recovery monitoring, selective transparency may also promote self-awareness and learning, potentially yielding additional clinical benefits. At the same time, overly detailed or complex explanations may undermine confidence by exposing model uncertainty, revealing occasional errors, or burdening users with unnecessary information. Thus, determining the optimal balance between transparency and simplicity remains an open empirical question.</w:t>
-      </w:r>
-    </w:p>
-    <w:p>
-      <w:pPr>
-        <w:pStyle w:val="BodyText"/>
-      </w:pPr>
-      <w:r>
-        <w:t xml:space="preserve">To address this gap, we have recently launched an NIAAA-funded study focused on optimizing daily support messages delivered by a recovery monitoring system. This work experimentally examines how key message components, including lapse probability, locally important features, risk-relevant recovery activity recommendations, and linguistic style and tone, affect engagement, trust, and clinical outcomes. The goal of this research is to generate clear, data-driven guidance for designing feedback that is both acceptable and effective.</w:t>
+        <w:t xml:space="preserve">Finally, these systems must be contextualized within the realities of the broader continuum of care for SUDs. Many individuals face significant barriers to accessing timely and consistent substance use treatment. Moving forward, it will be important to continue considering how machine learning and related technologies can help address structural limitations in SUD treatment. For example, models embedded within clinical decision support systems have the potential to extend the reach of clinician‑led care by reducing administrative burden, assisting with patient triage, and even presenting clinicians with proposed treatment plans based on predicted treatment response.</w:t>
       </w:r>
     </w:p>
     <w:bookmarkEnd w:id="199"/>
-    <w:bookmarkStart w:id="200" w:name="final-future-considerations"/>
-    <w:p>
-      <w:pPr>
-        <w:pStyle w:val="Heading3"/>
-      </w:pPr>
-      <w:r>
-        <w:t xml:space="preserve">8.3.3 Final Future Considerations</w:t>
-      </w:r>
-    </w:p>
-    <w:p>
-      <w:pPr>
-        <w:pStyle w:val="FirstParagraph"/>
-      </w:pPr>
-      <w:r>
-        <w:t xml:space="preserve">From an implementation perspective, continued evaluation of model performance over time will be critical. Lapse prediction models must be routinely reassessed for performance drift and updated using data from target populations to ensure ongoing validity and equity.</w:t>
-      </w:r>
-    </w:p>
-    <w:p>
-      <w:pPr>
-        <w:pStyle w:val="BodyText"/>
-      </w:pPr>
-      <w:r>
-        <w:t xml:space="preserve">In our next immediate steps, we have begun to feed our model outputs as inputs to a large language model (LLM) to generate personalized messages. However, in the near future, we might use these model outputs into a more fully agentic AI system capable of dynamically delivering personalized recommendations, engaging individuals in interactive problem-solving, facilitating connections to therapists or peer supports, and initiating triage processes when risk reaches clinically concerning levels.</w:t>
-      </w:r>
-    </w:p>
-    <w:p>
-      <w:pPr>
-        <w:pStyle w:val="BodyText"/>
-      </w:pPr>
-      <w:r>
-        <w:t xml:space="preserve">Finally, these technological advances must be situated within the broader continuum of care and the structural realities of treatment access. Many individuals face significant barriers to accessing timely, consistent substance use treatment and recovery supports. While AI-based systems are not a solution to these structural challenges, they may play a complementary role by helping individuals navigate available resources, optimize limited clinical contacts, and extend the reach of human-delivered care. Viewed in this way, predictive modeling and AI-driven support systems offer a promising avenue for enhancing comprehensive precision care.</w:t>
-      </w:r>
-    </w:p>
     <w:bookmarkEnd w:id="200"/>
-    <w:bookmarkEnd w:id="201"/>
-    <w:bookmarkStart w:id="202" w:name="conclusions-1"/>
-    <w:p>
-      <w:pPr>
-        <w:pStyle w:val="Heading2"/>
-      </w:pPr>
-      <w:r>
-        <w:t xml:space="preserve">8.4 Conclusions</w:t>
-      </w:r>
-    </w:p>
-    <w:p>
-      <w:pPr>
-        <w:pStyle w:val="FirstParagraph"/>
-      </w:pPr>
-      <w:r>
-        <w:t xml:space="preserve">Collectively, these studies demonstrated that it is feasible to (1) collect temporally dense, recovery‑relevant data, (2) predict lapse risk at clinically meaningful time scales with interpretable models, and (3) do so in a way that supports equitable performance across diverse populations. Thus, these studied lay the groundwork for an automated recovery monitoring and support system to enhance continuing care following SUD treatment initiation.</w:t>
-      </w:r>
-    </w:p>
-    <w:bookmarkEnd w:id="202"/>
-    <w:bookmarkEnd w:id="203"/>
-    <w:bookmarkStart w:id="452" w:name="references"/>
+    <w:bookmarkStart w:id="449" w:name="references"/>
     <w:p>
       <w:pPr>
         <w:pStyle w:val="Heading1"/>
@@ -19429,8 +19828,8 @@
         <w:t xml:space="preserve">9. References</w:t>
       </w:r>
     </w:p>
-    <w:bookmarkStart w:id="451" w:name="refs"/>
-    <w:bookmarkStart w:id="205" w:name="ref-alexanderUseEcologicalMomentary2023"/>
+    <w:bookmarkStart w:id="448" w:name="refs"/>
+    <w:bookmarkStart w:id="202" w:name="ref-alexanderUseEcologicalMomentary2023"/>
     <w:p>
       <w:pPr>
         <w:pStyle w:val="Bibliography"/>
@@ -19521,7 +19920,7 @@
       <w:r>
         <w:t xml:space="preserve"> </w:t>
       </w:r>
-      <w:hyperlink r:id="rId204">
+      <w:hyperlink r:id="rId201">
         <w:r>
           <w:rPr>
             <w:rStyle w:val="Hyperlink"/>
@@ -19530,8 +19929,8 @@
         </w:r>
       </w:hyperlink>
     </w:p>
-    <w:bookmarkEnd w:id="205"/>
-    <w:bookmarkStart w:id="206" w:name="Xa6cc3d705527cff91ec886314240e7a8b04e8dd"/>
+    <w:bookmarkEnd w:id="202"/>
+    <w:bookmarkStart w:id="203" w:name="Xa6cc3d705527cff91ec886314240e7a8b04e8dd"/>
     <w:p>
       <w:pPr>
         <w:pStyle w:val="Bibliography"/>
@@ -19567,8 +19966,8 @@
         <w:t xml:space="preserve">. 5th edition, text revision. Washington, DC : American Psychiatric Association Publishing, 2022.</w:t>
       </w:r>
     </w:p>
-    <w:bookmarkEnd w:id="206"/>
-    <w:bookmarkStart w:id="207" w:name="ref-ARDIAlcoholAttributableDeaths"/>
+    <w:bookmarkEnd w:id="203"/>
+    <w:bookmarkStart w:id="204" w:name="ref-ARDIAlcoholAttributableDeaths"/>
     <w:p>
       <w:pPr>
         <w:pStyle w:val="Bibliography"/>
@@ -19626,8 +20025,8 @@
         <w:t xml:space="preserve">. (n.d.). https://nccd.cdc.gov/DPH_ARDI/Default/Report.aspx?T=AAM&amp;P=F1F85724-AEC5-4421-BC88-3E8899866842&amp;R=EACE3036-77C9-4893-9F93-17A5E1FEBE01&amp;M=7F40785C-D481-440A-970F-50EFBD21B35B&amp;F=&amp;D=.</w:t>
       </w:r>
     </w:p>
-    <w:bookmarkEnd w:id="207"/>
-    <w:bookmarkStart w:id="209" w:name="ref-baeLeveragingMobilePhone2023"/>
+    <w:bookmarkEnd w:id="204"/>
+    <w:bookmarkStart w:id="206" w:name="ref-baeLeveragingMobilePhone2023"/>
     <w:p>
       <w:pPr>
         <w:pStyle w:val="Bibliography"/>
@@ -19714,7 +20113,7 @@
       <w:r>
         <w:t xml:space="preserve"> </w:t>
       </w:r>
-      <w:hyperlink r:id="rId208">
+      <w:hyperlink r:id="rId205">
         <w:r>
           <w:rPr>
             <w:rStyle w:val="Hyperlink"/>
@@ -19723,8 +20122,8 @@
         </w:r>
       </w:hyperlink>
     </w:p>
-    <w:bookmarkEnd w:id="209"/>
-    <w:bookmarkStart w:id="211" w:name="ref-baeMobilePhoneSensors2018"/>
+    <w:bookmarkEnd w:id="206"/>
+    <w:bookmarkStart w:id="208" w:name="ref-baeMobilePhoneSensors2018"/>
     <w:p>
       <w:pPr>
         <w:pStyle w:val="Bibliography"/>
@@ -19773,7 +20172,7 @@
       <w:r>
         <w:t xml:space="preserve"> </w:t>
       </w:r>
-      <w:hyperlink r:id="rId210">
+      <w:hyperlink r:id="rId207">
         <w:r>
           <w:rPr>
             <w:rStyle w:val="Hyperlink"/>
@@ -19782,8 +20181,8 @@
         </w:r>
       </w:hyperlink>
     </w:p>
-    <w:bookmarkEnd w:id="211"/>
-    <w:bookmarkStart w:id="213" w:name="ref-bickmanAchievingPrecisionMental2016"/>
+    <w:bookmarkEnd w:id="208"/>
+    <w:bookmarkStart w:id="210" w:name="ref-bickmanAchievingPrecisionMental2016"/>
     <w:p>
       <w:pPr>
         <w:pStyle w:val="Bibliography"/>
@@ -19859,7 +20258,7 @@
       <w:r>
         <w:t xml:space="preserve"> </w:t>
       </w:r>
-      <w:hyperlink r:id="rId212">
+      <w:hyperlink r:id="rId209">
         <w:r>
           <w:rPr>
             <w:rStyle w:val="Hyperlink"/>
@@ -19868,8 +20267,8 @@
         </w:r>
       </w:hyperlink>
     </w:p>
-    <w:bookmarkEnd w:id="213"/>
-    <w:bookmarkStart w:id="214" w:name="ref-bleiLatentDirichletAllocation2003"/>
+    <w:bookmarkEnd w:id="210"/>
+    <w:bookmarkStart w:id="211" w:name="ref-bleiLatentDirichletAllocation2003"/>
     <w:p>
       <w:pPr>
         <w:pStyle w:val="Bibliography"/>
@@ -19904,8 +20303,8 @@
         <w:t xml:space="preserve">(null), 993–1022.</w:t>
       </w:r>
     </w:p>
-    <w:bookmarkEnd w:id="214"/>
-    <w:bookmarkStart w:id="215" w:name="X6c5adf42984d4dcd96717e3e06f47f768bdce11"/>
+    <w:bookmarkEnd w:id="211"/>
+    <w:bookmarkStart w:id="212" w:name="X6c5adf42984d4dcd96717e3e06f47f768bdce11"/>
     <w:p>
       <w:pPr>
         <w:pStyle w:val="Bibliography"/>
@@ -20007,8 +20406,8 @@
         <w:t xml:space="preserve">(Second edition). The Guilford Press.</w:t>
       </w:r>
     </w:p>
-    <w:bookmarkEnd w:id="215"/>
-    <w:bookmarkStart w:id="217" w:name="X1f603aac9a9ea73be97c55416395d3641a2c512"/>
+    <w:bookmarkEnd w:id="212"/>
+    <w:bookmarkStart w:id="214" w:name="X1f603aac9a9ea73be97c55416395d3641a2c512"/>
     <w:p>
       <w:pPr>
         <w:pStyle w:val="Bibliography"/>
@@ -20108,7 +20507,7 @@
       <w:r>
         <w:t xml:space="preserve"> </w:t>
       </w:r>
-      <w:hyperlink r:id="rId216">
+      <w:hyperlink r:id="rId213">
         <w:r>
           <w:rPr>
             <w:rStyle w:val="Hyperlink"/>
@@ -20117,8 +20516,8 @@
         </w:r>
       </w:hyperlink>
     </w:p>
-    <w:bookmarkEnd w:id="217"/>
-    <w:bookmarkStart w:id="219" w:name="ref-brandonRelapseRelapsePrevention2007"/>
+    <w:bookmarkEnd w:id="214"/>
+    <w:bookmarkStart w:id="216" w:name="ref-brandonRelapseRelapsePrevention2007"/>
     <w:p>
       <w:pPr>
         <w:pStyle w:val="Bibliography"/>
@@ -20155,7 +20554,7 @@
       <w:r>
         <w:t xml:space="preserve"> </w:t>
       </w:r>
-      <w:hyperlink r:id="rId218">
+      <w:hyperlink r:id="rId215">
         <w:r>
           <w:rPr>
             <w:rStyle w:val="Hyperlink"/>
@@ -20164,8 +20563,8 @@
         </w:r>
       </w:hyperlink>
     </w:p>
-    <w:bookmarkEnd w:id="219"/>
-    <w:bookmarkStart w:id="221" w:name="Xb9e0d0ebf8a68c1cf7bf5a0c0c60d2cec07c66c"/>
+    <w:bookmarkEnd w:id="216"/>
+    <w:bookmarkStart w:id="218" w:name="Xb9e0d0ebf8a68c1cf7bf5a0c0c60d2cec07c66c"/>
     <w:p>
       <w:pPr>
         <w:pStyle w:val="Bibliography"/>
@@ -20214,7 +20613,7 @@
       <w:r>
         <w:t xml:space="preserve"> </w:t>
       </w:r>
-      <w:hyperlink r:id="rId220">
+      <w:hyperlink r:id="rId217">
         <w:r>
           <w:rPr>
             <w:rStyle w:val="Hyperlink"/>
@@ -20223,8 +20622,8 @@
         </w:r>
       </w:hyperlink>
     </w:p>
-    <w:bookmarkEnd w:id="221"/>
-    <w:bookmarkStart w:id="223" w:name="ref-campbellBriefReportGender2018"/>
+    <w:bookmarkEnd w:id="218"/>
+    <w:bookmarkStart w:id="220" w:name="ref-campbellBriefReportGender2018"/>
     <w:p>
       <w:pPr>
         <w:pStyle w:val="Bibliography"/>
@@ -20339,7 +20738,7 @@
       <w:r>
         <w:t xml:space="preserve"> </w:t>
       </w:r>
-      <w:hyperlink r:id="rId222">
+      <w:hyperlink r:id="rId219">
         <w:r>
           <w:rPr>
             <w:rStyle w:val="Hyperlink"/>
@@ -20348,8 +20747,8 @@
         </w:r>
       </w:hyperlink>
     </w:p>
-    <w:bookmarkEnd w:id="223"/>
-    <w:bookmarkStart w:id="225" w:name="X9a37a6baaaf4b0898f9b89d686ca60354e1e472"/>
+    <w:bookmarkEnd w:id="220"/>
+    <w:bookmarkStart w:id="222" w:name="X9a37a6baaaf4b0898f9b89d686ca60354e1e472"/>
     <w:p>
       <w:pPr>
         <w:pStyle w:val="Bibliography"/>
@@ -20386,7 +20785,7 @@
       <w:r>
         <w:t xml:space="preserve"> </w:t>
       </w:r>
-      <w:hyperlink r:id="rId224">
+      <w:hyperlink r:id="rId221">
         <w:r>
           <w:rPr>
             <w:rStyle w:val="Hyperlink"/>
@@ -20395,8 +20794,8 @@
         </w:r>
       </w:hyperlink>
     </w:p>
-    <w:bookmarkEnd w:id="225"/>
-    <w:bookmarkStart w:id="227" w:name="ref-chtc"/>
+    <w:bookmarkEnd w:id="222"/>
+    <w:bookmarkStart w:id="224" w:name="ref-chtc"/>
     <w:p>
       <w:pPr>
         <w:pStyle w:val="Bibliography"/>
@@ -20420,7 +20819,7 @@
       <w:r>
         <w:t xml:space="preserve"> </w:t>
       </w:r>
-      <w:hyperlink r:id="rId226">
+      <w:hyperlink r:id="rId223">
         <w:r>
           <w:rPr>
             <w:rStyle w:val="Hyperlink"/>
@@ -20429,8 +20828,8 @@
         </w:r>
       </w:hyperlink>
     </w:p>
-    <w:bookmarkEnd w:id="227"/>
-    <w:bookmarkStart w:id="228" w:name="X8e0e943878d1a2c3026b4a46f6c482e09849b94"/>
+    <w:bookmarkEnd w:id="224"/>
+    <w:bookmarkStart w:id="225" w:name="X8e0e943878d1a2c3026b4a46f6c482e09849b94"/>
     <w:p>
       <w:pPr>
         <w:pStyle w:val="Bibliography"/>
@@ -20524,8 +20923,8 @@
         <w:t xml:space="preserve">.</w:t>
       </w:r>
     </w:p>
-    <w:bookmarkEnd w:id="228"/>
-    <w:bookmarkStart w:id="229" w:name="X21d9bc577093464d5d051ef6477b67710b39313"/>
+    <w:bookmarkEnd w:id="225"/>
+    <w:bookmarkStart w:id="226" w:name="X21d9bc577093464d5d051ef6477b67710b39313"/>
     <w:p>
       <w:pPr>
         <w:pStyle w:val="Bibliography"/>
@@ -20601,8 +21000,8 @@
         <w:t xml:space="preserve">. https://nccd.cdc.gov/DPH_ARDI/Default/Default.aspx.</w:t>
       </w:r>
     </w:p>
-    <w:bookmarkEnd w:id="229"/>
-    <w:bookmarkStart w:id="231" w:name="ref-chihPredictiveModelingAddiction2014"/>
+    <w:bookmarkEnd w:id="226"/>
+    <w:bookmarkStart w:id="228" w:name="ref-chihPredictiveModelingAddiction2014"/>
     <w:p>
       <w:pPr>
         <w:pStyle w:val="Bibliography"/>
@@ -20639,7 +21038,7 @@
       <w:r>
         <w:t xml:space="preserve"> </w:t>
       </w:r>
-      <w:hyperlink r:id="rId230">
+      <w:hyperlink r:id="rId227">
         <w:r>
           <w:rPr>
             <w:rStyle w:val="Hyperlink"/>
@@ -20648,8 +21047,8 @@
         </w:r>
       </w:hyperlink>
     </w:p>
-    <w:bookmarkEnd w:id="231"/>
-    <w:bookmarkStart w:id="233" w:name="ref-choiTreatmentUsePerceived2014"/>
+    <w:bookmarkEnd w:id="228"/>
+    <w:bookmarkStart w:id="230" w:name="ref-choiTreatmentUsePerceived2014"/>
     <w:p>
       <w:pPr>
         <w:pStyle w:val="Bibliography"/>
@@ -20686,7 +21085,7 @@
       <w:r>
         <w:t xml:space="preserve"> </w:t>
       </w:r>
-      <w:hyperlink r:id="rId232">
+      <w:hyperlink r:id="rId229">
         <w:r>
           <w:rPr>
             <w:rStyle w:val="Hyperlink"/>
@@ -20695,8 +21094,8 @@
         </w:r>
       </w:hyperlink>
     </w:p>
-    <w:bookmarkEnd w:id="233"/>
-    <w:bookmarkStart w:id="235" w:name="ref-collinsTRIPODAIStatementUpdated2024"/>
+    <w:bookmarkEnd w:id="230"/>
+    <w:bookmarkStart w:id="232" w:name="ref-collinsTRIPODAIStatementUpdated2024"/>
     <w:p>
       <w:pPr>
         <w:pStyle w:val="Bibliography"/>
@@ -20751,7 +21150,7 @@
       <w:r>
         <w:t xml:space="preserve"> </w:t>
       </w:r>
-      <w:hyperlink r:id="rId234">
+      <w:hyperlink r:id="rId231">
         <w:r>
           <w:rPr>
             <w:rStyle w:val="Hyperlink"/>
@@ -20760,8 +21159,8 @@
         </w:r>
       </w:hyperlink>
     </w:p>
-    <w:bookmarkEnd w:id="235"/>
-    <w:bookmarkStart w:id="237" w:name="Xe29632f4640db359554d6e94e7df1cfb6521b58"/>
+    <w:bookmarkEnd w:id="232"/>
+    <w:bookmarkStart w:id="234" w:name="Xe29632f4640db359554d6e94e7df1cfb6521b58"/>
     <w:p>
       <w:pPr>
         <w:pStyle w:val="Bibliography"/>
@@ -20890,7 +21289,7 @@
       <w:r>
         <w:t xml:space="preserve"> </w:t>
       </w:r>
-      <w:hyperlink r:id="rId236">
+      <w:hyperlink r:id="rId233">
         <w:r>
           <w:rPr>
             <w:rStyle w:val="Hyperlink"/>
@@ -20899,8 +21298,8 @@
         </w:r>
       </w:hyperlink>
     </w:p>
-    <w:bookmarkEnd w:id="237"/>
-    <w:bookmarkStart w:id="239" w:name="X3318c3d125eb6b2c1c0b78207deae74f3614f2f"/>
+    <w:bookmarkEnd w:id="234"/>
+    <w:bookmarkStart w:id="236" w:name="X3318c3d125eb6b2c1c0b78207deae74f3614f2f"/>
     <w:p>
       <w:pPr>
         <w:pStyle w:val="Bibliography"/>
@@ -20937,7 +21336,7 @@
       <w:r>
         <w:t xml:space="preserve"> </w:t>
       </w:r>
-      <w:hyperlink r:id="rId238">
+      <w:hyperlink r:id="rId235">
         <w:r>
           <w:rPr>
             <w:rStyle w:val="Hyperlink"/>
@@ -20946,8 +21345,8 @@
         </w:r>
       </w:hyperlink>
     </w:p>
-    <w:bookmarkEnd w:id="239"/>
-    <w:bookmarkStart w:id="241" w:name="ref-craneAlcoholUseDisorders2020"/>
+    <w:bookmarkEnd w:id="236"/>
+    <w:bookmarkStart w:id="238" w:name="ref-craneAlcoholUseDisorders2020"/>
     <w:p>
       <w:pPr>
         <w:pStyle w:val="Bibliography"/>
@@ -21002,7 +21401,7 @@
       <w:r>
         <w:t xml:space="preserve"> </w:t>
       </w:r>
-      <w:hyperlink r:id="rId240">
+      <w:hyperlink r:id="rId237">
         <w:r>
           <w:rPr>
             <w:rStyle w:val="Hyperlink"/>
@@ -21011,8 +21410,8 @@
         </w:r>
       </w:hyperlink>
     </w:p>
-    <w:bookmarkEnd w:id="241"/>
-    <w:bookmarkStart w:id="243" w:name="Xb70ed90433964dc3a7ede0ee8357d97241623cc"/>
+    <w:bookmarkEnd w:id="238"/>
+    <w:bookmarkStart w:id="240" w:name="Xb70ed90433964dc3a7ede0ee8357d97241623cc"/>
     <w:p>
       <w:pPr>
         <w:pStyle w:val="Bibliography"/>
@@ -21082,7 +21481,7 @@
       <w:r>
         <w:t xml:space="preserve"> </w:t>
       </w:r>
-      <w:hyperlink r:id="rId242">
+      <w:hyperlink r:id="rId239">
         <w:r>
           <w:rPr>
             <w:rStyle w:val="Hyperlink"/>
@@ -21091,8 +21490,8 @@
         </w:r>
       </w:hyperlink>
     </w:p>
-    <w:bookmarkEnd w:id="243"/>
-    <w:bookmarkStart w:id="245" w:name="ref-dennisManagingAddictionChronic2007"/>
+    <w:bookmarkEnd w:id="240"/>
+    <w:bookmarkStart w:id="242" w:name="ref-dennisManagingAddictionChronic2007"/>
     <w:p>
       <w:pPr>
         <w:pStyle w:val="Bibliography"/>
@@ -21103,7 +21502,7 @@
       <w:r>
         <w:t xml:space="preserve"> </w:t>
       </w:r>
-      <w:hyperlink r:id="rId244">
+      <w:hyperlink r:id="rId241">
         <w:r>
           <w:rPr>
             <w:rStyle w:val="Hyperlink"/>
@@ -21177,8 +21576,8 @@
         <w:t xml:space="preserve">(1), 45–55.</w:t>
       </w:r>
     </w:p>
-    <w:bookmarkEnd w:id="245"/>
-    <w:bookmarkStart w:id="246" w:name="ref-derogatislBriefSymptomInventory"/>
+    <w:bookmarkEnd w:id="242"/>
+    <w:bookmarkStart w:id="243" w:name="ref-derogatislBriefSymptomInventory"/>
     <w:p>
       <w:pPr>
         <w:pStyle w:val="Bibliography"/>
@@ -21249,8 +21648,8 @@
         <w:t xml:space="preserve">. NCS Pearson.</w:t>
       </w:r>
     </w:p>
-    <w:bookmarkEnd w:id="246"/>
-    <w:bookmarkStart w:id="248" w:name="ref-derubeisHistoryCurrentStatus2019"/>
+    <w:bookmarkEnd w:id="243"/>
+    <w:bookmarkStart w:id="245" w:name="ref-derubeisHistoryCurrentStatus2019"/>
     <w:p>
       <w:pPr>
         <w:pStyle w:val="Bibliography"/>
@@ -21287,7 +21686,7 @@
       <w:r>
         <w:t xml:space="preserve"> </w:t>
       </w:r>
-      <w:hyperlink r:id="rId247">
+      <w:hyperlink r:id="rId244">
         <w:r>
           <w:rPr>
             <w:rStyle w:val="Hyperlink"/>
@@ -21296,8 +21695,8 @@
         </w:r>
       </w:hyperlink>
     </w:p>
-    <w:bookmarkEnd w:id="248"/>
-    <w:bookmarkStart w:id="250" w:name="ref-devlinBERTPretrainingDeep2019"/>
+    <w:bookmarkEnd w:id="245"/>
+    <w:bookmarkStart w:id="247" w:name="ref-devlinBERTPretrainingDeep2019"/>
     <w:p>
       <w:pPr>
         <w:pStyle w:val="Bibliography"/>
@@ -21401,7 +21800,7 @@
       <w:r>
         <w:t xml:space="preserve"> </w:t>
       </w:r>
-      <w:hyperlink r:id="rId249">
+      <w:hyperlink r:id="rId246">
         <w:r>
           <w:rPr>
             <w:rStyle w:val="Hyperlink"/>
@@ -21410,8 +21809,8 @@
         </w:r>
       </w:hyperlink>
     </w:p>
-    <w:bookmarkEnd w:id="250"/>
-    <w:bookmarkStart w:id="252" w:name="X36def7da608f82ff20c3a5db5ab3df1c6dd7645"/>
+    <w:bookmarkEnd w:id="247"/>
+    <w:bookmarkStart w:id="249" w:name="X36def7da608f82ff20c3a5db5ab3df1c6dd7645"/>
     <w:p>
       <w:pPr>
         <w:pStyle w:val="Bibliography"/>
@@ -21448,7 +21847,7 @@
       <w:r>
         <w:t xml:space="preserve"> </w:t>
       </w:r>
-      <w:hyperlink r:id="rId251">
+      <w:hyperlink r:id="rId248">
         <w:r>
           <w:rPr>
             <w:rStyle w:val="Hyperlink"/>
@@ -21457,8 +21856,8 @@
         </w:r>
       </w:hyperlink>
     </w:p>
-    <w:bookmarkEnd w:id="252"/>
-    <w:bookmarkStart w:id="254" w:name="ref-dumortierClassifyingSmokingUrges2016"/>
+    <w:bookmarkEnd w:id="249"/>
+    <w:bookmarkStart w:id="251" w:name="ref-dumortierClassifyingSmokingUrges2016"/>
     <w:p>
       <w:pPr>
         <w:pStyle w:val="Bibliography"/>
@@ -21495,7 +21894,7 @@
       <w:r>
         <w:t xml:space="preserve"> </w:t>
       </w:r>
-      <w:hyperlink r:id="rId253">
+      <w:hyperlink r:id="rId250">
         <w:r>
           <w:rPr>
             <w:rStyle w:val="Hyperlink"/>
@@ -21504,8 +21903,8 @@
         </w:r>
       </w:hyperlink>
     </w:p>
-    <w:bookmarkEnd w:id="254"/>
-    <w:bookmarkStart w:id="256" w:name="Xa22060a3e519cdcc534dbbf0f37e422a730c9f3"/>
+    <w:bookmarkEnd w:id="251"/>
+    <w:bookmarkStart w:id="253" w:name="Xa22060a3e519cdcc534dbbf0f37e422a730c9f3"/>
     <w:p>
       <w:pPr>
         <w:pStyle w:val="Bibliography"/>
@@ -21602,7 +22001,7 @@
       <w:r>
         <w:t xml:space="preserve"> </w:t>
       </w:r>
-      <w:hyperlink r:id="rId255">
+      <w:hyperlink r:id="rId252">
         <w:r>
           <w:rPr>
             <w:rStyle w:val="Hyperlink"/>
@@ -21611,8 +22010,8 @@
         </w:r>
       </w:hyperlink>
     </w:p>
-    <w:bookmarkEnd w:id="256"/>
-    <w:bookmarkStart w:id="258" w:name="ref-dvorakTensionReductionAffect2018"/>
+    <w:bookmarkEnd w:id="253"/>
+    <w:bookmarkStart w:id="255" w:name="ref-dvorakTensionReductionAffect2018"/>
     <w:p>
       <w:pPr>
         <w:pStyle w:val="Bibliography"/>
@@ -21661,7 +22060,7 @@
       <w:r>
         <w:t xml:space="preserve"> </w:t>
       </w:r>
-      <w:hyperlink r:id="rId257">
+      <w:hyperlink r:id="rId254">
         <w:r>
           <w:rPr>
             <w:rStyle w:val="Hyperlink"/>
@@ -21670,8 +22069,8 @@
         </w:r>
       </w:hyperlink>
     </w:p>
-    <w:bookmarkEnd w:id="258"/>
-    <w:bookmarkStart w:id="260" w:name="ref-dyarSexualMinorityStress2023"/>
+    <w:bookmarkEnd w:id="255"/>
+    <w:bookmarkStart w:id="257" w:name="ref-dyarSexualMinorityStress2023"/>
     <w:p>
       <w:pPr>
         <w:pStyle w:val="Bibliography"/>
@@ -21720,7 +22119,7 @@
       <w:r>
         <w:t xml:space="preserve"> </w:t>
       </w:r>
-      <w:hyperlink r:id="rId259">
+      <w:hyperlink r:id="rId256">
         <w:r>
           <w:rPr>
             <w:rStyle w:val="Hyperlink"/>
@@ -21729,8 +22128,8 @@
         </w:r>
       </w:hyperlink>
     </w:p>
-    <w:bookmarkEnd w:id="260"/>
-    <w:bookmarkStart w:id="261" w:name="X5df69cab398edda98b0028d1d2ef3313da2d6d1"/>
+    <w:bookmarkEnd w:id="257"/>
+    <w:bookmarkStart w:id="258" w:name="X5df69cab398edda98b0028d1d2ef3313da2d6d1"/>
     <w:p>
       <w:pPr>
         <w:pStyle w:val="Bibliography"/>
@@ -21808,8 +22207,8 @@
         <w:t xml:space="preserve">. https://www.ers.usda.gov/data-products/rural-urban-commuting-area-codes/users-guide.</w:t>
       </w:r>
     </w:p>
-    <w:bookmarkEnd w:id="261"/>
-    <w:bookmarkStart w:id="263" w:name="ref-epsteinPredictionStressDrug2020"/>
+    <w:bookmarkEnd w:id="258"/>
+    <w:bookmarkStart w:id="260" w:name="ref-epsteinPredictionStressDrug2020"/>
     <w:p>
       <w:pPr>
         <w:pStyle w:val="Bibliography"/>
@@ -21858,7 +22257,7 @@
       <w:r>
         <w:t xml:space="preserve"> </w:t>
       </w:r>
-      <w:hyperlink r:id="rId262">
+      <w:hyperlink r:id="rId259">
         <w:r>
           <w:rPr>
             <w:rStyle w:val="Hyperlink"/>
@@ -21867,8 +22266,8 @@
         </w:r>
       </w:hyperlink>
     </w:p>
-    <w:bookmarkEnd w:id="263"/>
-    <w:bookmarkStart w:id="265" w:name="ref-fagerlinMakingNumbersMatter2007"/>
+    <w:bookmarkEnd w:id="260"/>
+    <w:bookmarkStart w:id="262" w:name="ref-fagerlinMakingNumbersMatter2007"/>
     <w:p>
       <w:pPr>
         <w:pStyle w:val="Bibliography"/>
@@ -21905,7 +22304,7 @@
       <w:r>
         <w:t xml:space="preserve"> </w:t>
       </w:r>
-      <w:hyperlink r:id="rId264">
+      <w:hyperlink r:id="rId261">
         <w:r>
           <w:rPr>
             <w:rStyle w:val="Hyperlink"/>
@@ -21914,8 +22313,8 @@
         </w:r>
       </w:hyperlink>
     </w:p>
-    <w:bookmarkEnd w:id="265"/>
-    <w:bookmarkStart w:id="267" w:name="ref-fisherDynamicModelPsychological2015"/>
+    <w:bookmarkEnd w:id="262"/>
+    <w:bookmarkStart w:id="264" w:name="ref-fisherDynamicModelPsychological2015"/>
     <w:p>
       <w:pPr>
         <w:pStyle w:val="Bibliography"/>
@@ -21964,7 +22363,7 @@
       <w:r>
         <w:t xml:space="preserve"> </w:t>
       </w:r>
-      <w:hyperlink r:id="rId266">
+      <w:hyperlink r:id="rId263">
         <w:r>
           <w:rPr>
             <w:rStyle w:val="Hyperlink"/>
@@ -21973,8 +22372,8 @@
         </w:r>
       </w:hyperlink>
     </w:p>
-    <w:bookmarkEnd w:id="267"/>
-    <w:bookmarkStart w:id="269" w:name="ref-fisherOpenTrialPersonalized2019"/>
+    <w:bookmarkEnd w:id="264"/>
+    <w:bookmarkStart w:id="266" w:name="ref-fisherOpenTrialPersonalized2019"/>
     <w:p>
       <w:pPr>
         <w:pStyle w:val="Bibliography"/>
@@ -22011,7 +22410,7 @@
       <w:r>
         <w:t xml:space="preserve"> </w:t>
       </w:r>
-      <w:hyperlink r:id="rId268">
+      <w:hyperlink r:id="rId265">
         <w:r>
           <w:rPr>
             <w:rStyle w:val="Hyperlink"/>
@@ -22020,8 +22419,8 @@
         </w:r>
       </w:hyperlink>
     </w:p>
-    <w:bookmarkEnd w:id="269"/>
-    <w:bookmarkStart w:id="271" w:name="ref-florenceEconomicBurdenOpioid2021"/>
+    <w:bookmarkEnd w:id="266"/>
+    <w:bookmarkStart w:id="268" w:name="ref-florenceEconomicBurdenOpioid2021"/>
     <w:p>
       <w:pPr>
         <w:pStyle w:val="Bibliography"/>
@@ -22067,7 +22466,7 @@
       <w:r>
         <w:t xml:space="preserve"> </w:t>
       </w:r>
-      <w:hyperlink r:id="rId270">
+      <w:hyperlink r:id="rId267">
         <w:r>
           <w:rPr>
             <w:rStyle w:val="Hyperlink"/>
@@ -22076,8 +22475,8 @@
         </w:r>
       </w:hyperlink>
     </w:p>
-    <w:bookmarkEnd w:id="271"/>
-    <w:bookmarkStart w:id="273" w:name="ref-freitagVariationsSubstanceUse2021"/>
+    <w:bookmarkEnd w:id="268"/>
+    <w:bookmarkStart w:id="270" w:name="ref-freitagVariationsSubstanceUse2021"/>
     <w:p>
       <w:pPr>
         <w:pStyle w:val="Bibliography"/>
@@ -22153,7 +22552,7 @@
       <w:r>
         <w:t xml:space="preserve"> </w:t>
       </w:r>
-      <w:hyperlink r:id="rId272">
+      <w:hyperlink r:id="rId269">
         <w:r>
           <w:rPr>
             <w:rStyle w:val="Hyperlink"/>
@@ -22162,8 +22561,8 @@
         </w:r>
       </w:hyperlink>
     </w:p>
-    <w:bookmarkEnd w:id="273"/>
-    <w:bookmarkStart w:id="275" w:name="ref-friedmanTrendsDrugOverdose2022"/>
+    <w:bookmarkEnd w:id="270"/>
+    <w:bookmarkStart w:id="272" w:name="ref-friedmanTrendsDrugOverdose2022"/>
     <w:p>
       <w:pPr>
         <w:pStyle w:val="Bibliography"/>
@@ -22233,7 +22632,7 @@
       <w:r>
         <w:t xml:space="preserve"> </w:t>
       </w:r>
-      <w:hyperlink r:id="rId274">
+      <w:hyperlink r:id="rId271">
         <w:r>
           <w:rPr>
             <w:rStyle w:val="Hyperlink"/>
@@ -22242,8 +22641,8 @@
         </w:r>
       </w:hyperlink>
     </w:p>
-    <w:bookmarkEnd w:id="275"/>
-    <w:bookmarkStart w:id="277" w:name="ref-fronkStressAllostasisSubstance2020"/>
+    <w:bookmarkEnd w:id="272"/>
+    <w:bookmarkStart w:id="274" w:name="ref-fronkStressAllostasisSubstance2020"/>
     <w:p>
       <w:pPr>
         <w:pStyle w:val="Bibliography"/>
@@ -22340,7 +22739,7 @@
       <w:r>
         <w:t xml:space="preserve"> </w:t>
       </w:r>
-      <w:hyperlink r:id="rId276">
+      <w:hyperlink r:id="rId273">
         <w:r>
           <w:rPr>
             <w:rStyle w:val="Hyperlink"/>
@@ -22349,8 +22748,8 @@
         </w:r>
       </w:hyperlink>
     </w:p>
-    <w:bookmarkEnd w:id="277"/>
-    <w:bookmarkStart w:id="278" w:name="ref-gabryPriorDistributionsRstanarm2023"/>
+    <w:bookmarkEnd w:id="274"/>
+    <w:bookmarkStart w:id="275" w:name="ref-gabryPriorDistributionsRstanarm2023"/>
     <w:p>
       <w:pPr>
         <w:pStyle w:val="Bibliography"/>
@@ -22393,8 +22792,8 @@
         <w:t xml:space="preserve">. https://cran.r-project.org/web/packages/rstanarm/vignettes/priors.html.</w:t>
       </w:r>
     </w:p>
-    <w:bookmarkEnd w:id="278"/>
-    <w:bookmarkStart w:id="279" w:name="ref-goodrichRstanarmBayesianApplied2023"/>
+    <w:bookmarkEnd w:id="275"/>
+    <w:bookmarkStart w:id="276" w:name="ref-goodrichRstanarmBayesianApplied2023"/>
     <w:p>
       <w:pPr>
         <w:pStyle w:val="Bibliography"/>
@@ -22458,8 +22857,8 @@
         <w:t xml:space="preserve">.</w:t>
       </w:r>
     </w:p>
-    <w:bookmarkEnd w:id="279"/>
-    <w:bookmarkStart w:id="281" w:name="ref-grantEpidemiologyDSM5Alcohol2015b"/>
+    <w:bookmarkEnd w:id="276"/>
+    <w:bookmarkStart w:id="278" w:name="ref-grantEpidemiologyDSM5Alcohol2015b"/>
     <w:p>
       <w:pPr>
         <w:pStyle w:val="Bibliography"/>
@@ -22550,7 +22949,7 @@
       <w:r>
         <w:t xml:space="preserve"> </w:t>
       </w:r>
-      <w:hyperlink r:id="rId280">
+      <w:hyperlink r:id="rId277">
         <w:r>
           <w:rPr>
             <w:rStyle w:val="Hyperlink"/>
@@ -22559,8 +22958,8 @@
         </w:r>
       </w:hyperlink>
     </w:p>
-    <w:bookmarkEnd w:id="281"/>
-    <w:bookmarkStart w:id="283" w:name="Xa203ab3abd150ead1a7854a9fa5726c8a273f52"/>
+    <w:bookmarkEnd w:id="278"/>
+    <w:bookmarkStart w:id="280" w:name="Xa203ab3abd150ead1a7854a9fa5726c8a273f52"/>
     <w:p>
       <w:pPr>
         <w:pStyle w:val="Bibliography"/>
@@ -22609,7 +23008,7 @@
       <w:r>
         <w:t xml:space="preserve"> </w:t>
       </w:r>
-      <w:hyperlink r:id="rId282">
+      <w:hyperlink r:id="rId279">
         <w:r>
           <w:rPr>
             <w:rStyle w:val="Hyperlink"/>
@@ -22618,8 +23017,8 @@
         </w:r>
       </w:hyperlink>
     </w:p>
-    <w:bookmarkEnd w:id="283"/>
-    <w:bookmarkStart w:id="285" w:name="X6b4ed3beef40dcba9764db2c38b474dc4669eb8"/>
+    <w:bookmarkEnd w:id="280"/>
+    <w:bookmarkStart w:id="282" w:name="X6b4ed3beef40dcba9764db2c38b474dc4669eb8"/>
     <w:p>
       <w:pPr>
         <w:pStyle w:val="Bibliography"/>
@@ -22680,7 +23079,7 @@
       <w:r>
         <w:t xml:space="preserve"> </w:t>
       </w:r>
-      <w:hyperlink r:id="rId284">
+      <w:hyperlink r:id="rId281">
         <w:r>
           <w:rPr>
             <w:rStyle w:val="Hyperlink"/>
@@ -22689,8 +23088,8 @@
         </w:r>
       </w:hyperlink>
     </w:p>
-    <w:bookmarkEnd w:id="285"/>
-    <w:bookmarkStart w:id="287" w:name="X805b64c6cb0e2e29672f0738918e5324c4e18a1"/>
+    <w:bookmarkEnd w:id="282"/>
+    <w:bookmarkStart w:id="284" w:name="X805b64c6cb0e2e29672f0738918e5324c4e18a1"/>
     <w:p>
       <w:pPr>
         <w:pStyle w:val="Bibliography"/>
@@ -22727,7 +23126,7 @@
       <w:r>
         <w:t xml:space="preserve"> </w:t>
       </w:r>
-      <w:hyperlink r:id="rId286">
+      <w:hyperlink r:id="rId283">
         <w:r>
           <w:rPr>
             <w:rStyle w:val="Hyperlink"/>
@@ -22736,8 +23135,8 @@
         </w:r>
       </w:hyperlink>
     </w:p>
-    <w:bookmarkEnd w:id="287"/>
-    <w:bookmarkStart w:id="289" w:name="ref-hagmanDefiningRecoveryAlcohol2022"/>
+    <w:bookmarkEnd w:id="284"/>
+    <w:bookmarkStart w:id="286" w:name="ref-hagmanDefiningRecoveryAlcohol2022"/>
     <w:p>
       <w:pPr>
         <w:pStyle w:val="Bibliography"/>
@@ -22804,7 +23203,7 @@
       <w:r>
         <w:t xml:space="preserve"> </w:t>
       </w:r>
-      <w:hyperlink r:id="rId288">
+      <w:hyperlink r:id="rId285">
         <w:r>
           <w:rPr>
             <w:rStyle w:val="Hyperlink"/>
@@ -22813,8 +23212,8 @@
         </w:r>
       </w:hyperlink>
     </w:p>
-    <w:bookmarkEnd w:id="289"/>
-    <w:bookmarkStart w:id="290" w:name="X76c131a5b0a374a6ad1e33cf8e2c0563392269f"/>
+    <w:bookmarkEnd w:id="286"/>
+    <w:bookmarkStart w:id="287" w:name="X76c131a5b0a374a6ad1e33cf8e2c0563392269f"/>
     <w:p>
       <w:pPr>
         <w:pStyle w:val="Bibliography"/>
@@ -22839,8 +23238,8 @@
         <w:t xml:space="preserve">(2nd ed). Springer.</w:t>
       </w:r>
     </w:p>
-    <w:bookmarkEnd w:id="290"/>
-    <w:bookmarkStart w:id="292" w:name="ref-hatchExpertConsensusSurvey2018"/>
+    <w:bookmarkEnd w:id="287"/>
+    <w:bookmarkStart w:id="289" w:name="ref-hatchExpertConsensusSurvey2018"/>
     <w:p>
       <w:pPr>
         <w:pStyle w:val="Bibliography"/>
@@ -22943,7 +23342,7 @@
       <w:r>
         <w:t xml:space="preserve"> </w:t>
       </w:r>
-      <w:hyperlink r:id="rId291">
+      <w:hyperlink r:id="rId288">
         <w:r>
           <w:rPr>
             <w:rStyle w:val="Hyperlink"/>
@@ -22952,8 +23351,8 @@
         </w:r>
       </w:hyperlink>
     </w:p>
-    <w:bookmarkEnd w:id="292"/>
-    <w:bookmarkStart w:id="293" w:name="X8b12ef138ca23b48f269e0b446537ae876fd725"/>
+    <w:bookmarkEnd w:id="289"/>
+    <w:bookmarkStart w:id="290" w:name="X8b12ef138ca23b48f269e0b446537ae876fd725"/>
     <w:p>
       <w:pPr>
         <w:pStyle w:val="Bibliography"/>
@@ -22989,8 +23388,8 @@
         <w:t xml:space="preserve">. https://www.hrsa.gov/rural-health/about-us/what-is-rural.</w:t>
       </w:r>
     </w:p>
-    <w:bookmarkEnd w:id="293"/>
-    <w:bookmarkStart w:id="294" w:name="ref-hedegaardDrugOverdoseDeaths2021"/>
+    <w:bookmarkEnd w:id="290"/>
+    <w:bookmarkStart w:id="291" w:name="ref-hedegaardDrugOverdoseDeaths2021"/>
     <w:p>
       <w:pPr>
         <w:pStyle w:val="Bibliography"/>
@@ -23033,8 +23432,8 @@
         <w:t xml:space="preserve">.</w:t>
       </w:r>
     </w:p>
-    <w:bookmarkEnd w:id="294"/>
-    <w:bookmarkStart w:id="296" w:name="X124ba946b4d19c4d3454f7989a2955eb824b98a"/>
+    <w:bookmarkEnd w:id="291"/>
+    <w:bookmarkStart w:id="293" w:name="X124ba946b4d19c4d3454f7989a2955eb824b98a"/>
     <w:p>
       <w:pPr>
         <w:pStyle w:val="Bibliography"/>
@@ -23071,7 +23470,7 @@
       <w:r>
         <w:t xml:space="preserve"> </w:t>
       </w:r>
-      <w:hyperlink r:id="rId295">
+      <w:hyperlink r:id="rId292">
         <w:r>
           <w:rPr>
             <w:rStyle w:val="Hyperlink"/>
@@ -23080,8 +23479,8 @@
         </w:r>
       </w:hyperlink>
     </w:p>
-    <w:bookmarkEnd w:id="296"/>
-    <w:bookmarkStart w:id="298" w:name="ref-hserHighMortalityPatients2017"/>
+    <w:bookmarkEnd w:id="293"/>
+    <w:bookmarkStart w:id="295" w:name="ref-hserHighMortalityPatients2017"/>
     <w:p>
       <w:pPr>
         <w:pStyle w:val="Bibliography"/>
@@ -23139,7 +23538,7 @@
       <w:r>
         <w:t xml:space="preserve"> </w:t>
       </w:r>
-      <w:hyperlink r:id="rId297">
+      <w:hyperlink r:id="rId294">
         <w:r>
           <w:rPr>
             <w:rStyle w:val="Hyperlink"/>
@@ -23148,8 +23547,8 @@
         </w:r>
       </w:hyperlink>
     </w:p>
-    <w:bookmarkEnd w:id="298"/>
-    <w:bookmarkStart w:id="299" w:name="ref-hsiehSampleSizeTables1989"/>
+    <w:bookmarkEnd w:id="295"/>
+    <w:bookmarkStart w:id="296" w:name="ref-hsiehSampleSizeTables1989"/>
     <w:p>
       <w:pPr>
         <w:pStyle w:val="Bibliography"/>
@@ -23184,8 +23583,8 @@
         <w:t xml:space="preserve">, 795–802.</w:t>
       </w:r>
     </w:p>
-    <w:bookmarkEnd w:id="299"/>
-    <w:bookmarkStart w:id="301" w:name="ref-huangActivityIdentificationGPS2010"/>
+    <w:bookmarkEnd w:id="296"/>
+    <w:bookmarkStart w:id="298" w:name="ref-huangActivityIdentificationGPS2010"/>
     <w:p>
       <w:pPr>
         <w:pStyle w:val="Bibliography"/>
@@ -23307,7 +23706,7 @@
       <w:r>
         <w:t xml:space="preserve"> </w:t>
       </w:r>
-      <w:hyperlink r:id="rId300">
+      <w:hyperlink r:id="rId297">
         <w:r>
           <w:rPr>
             <w:rStyle w:val="Hyperlink"/>
@@ -23316,8 +23715,8 @@
         </w:r>
       </w:hyperlink>
     </w:p>
-    <w:bookmarkEnd w:id="301"/>
-    <w:bookmarkStart w:id="302" w:name="ref-IncreasesDrugOpioid"/>
+    <w:bookmarkEnd w:id="298"/>
+    <w:bookmarkStart w:id="299" w:name="ref-IncreasesDrugOpioid"/>
     <w:p>
       <w:pPr>
         <w:pStyle w:val="Bibliography"/>
@@ -23410,8 +23809,8 @@
         <w:t xml:space="preserve">. (n.d.). https://www.cdc.gov/mmwr/preview/mmwrhtml/mm6450a3.htm.</w:t>
       </w:r>
     </w:p>
-    <w:bookmarkEnd w:id="302"/>
-    <w:bookmarkStart w:id="303" w:name="Xef7a5e60d60ebc1c36ae80e8d3e603027eb0b63"/>
+    <w:bookmarkEnd w:id="299"/>
+    <w:bookmarkStart w:id="300" w:name="Xef7a5e60d60ebc1c36ae80e8d3e603027eb0b63"/>
     <w:p>
       <w:pPr>
         <w:pStyle w:val="Bibliography"/>
@@ -23611,8 +24010,8 @@
         <w:t xml:space="preserve">(1st edition). Academic Press.</w:t>
       </w:r>
     </w:p>
-    <w:bookmarkEnd w:id="303"/>
-    <w:bookmarkStart w:id="305" w:name="ref-jonathanUseCrossvalidationAssess2000"/>
+    <w:bookmarkEnd w:id="300"/>
+    <w:bookmarkStart w:id="302" w:name="ref-jonathanUseCrossvalidationAssess2000"/>
     <w:p>
       <w:pPr>
         <w:pStyle w:val="Bibliography"/>
@@ -23649,7 +24048,7 @@
       <w:r>
         <w:t xml:space="preserve"> </w:t>
       </w:r>
-      <w:hyperlink r:id="rId304">
+      <w:hyperlink r:id="rId301">
         <w:r>
           <w:rPr>
             <w:rStyle w:val="Hyperlink"/>
@@ -23658,8 +24057,8 @@
         </w:r>
       </w:hyperlink>
     </w:p>
-    <w:bookmarkEnd w:id="305"/>
-    <w:bookmarkStart w:id="307" w:name="X9dfa929848d202736296032659cec14e42606bb"/>
+    <w:bookmarkEnd w:id="302"/>
+    <w:bookmarkStart w:id="304" w:name="X9dfa929848d202736296032659cec14e42606bb"/>
     <w:p>
       <w:pPr>
         <w:pStyle w:val="Bibliography"/>
@@ -23696,7 +24095,7 @@
       <w:r>
         <w:t xml:space="preserve"> </w:t>
       </w:r>
-      <w:hyperlink r:id="rId306">
+      <w:hyperlink r:id="rId303">
         <w:r>
           <w:rPr>
             <w:rStyle w:val="Hyperlink"/>
@@ -23705,8 +24104,8 @@
         </w:r>
       </w:hyperlink>
     </w:p>
-    <w:bookmarkEnd w:id="307"/>
-    <w:bookmarkStart w:id="308" w:name="ref-kaiserObamaGivesEast2015"/>
+    <w:bookmarkEnd w:id="304"/>
+    <w:bookmarkStart w:id="305" w:name="ref-kaiserObamaGivesEast2015"/>
     <w:p>
       <w:pPr>
         <w:pStyle w:val="Bibliography"/>
@@ -23749,8 +24148,8 @@
         <w:t xml:space="preserve">. https://www.science.org/content/article/obama-gives-east-room-rollout-precision-medicine-initiative.</w:t>
       </w:r>
     </w:p>
-    <w:bookmarkEnd w:id="308"/>
-    <w:bookmarkStart w:id="310" w:name="X3768089d0f608b32cd0f07357b3dcdb23d41fe8"/>
+    <w:bookmarkEnd w:id="305"/>
+    <w:bookmarkStart w:id="307" w:name="X3768089d0f608b32cd0f07357b3dcdb23d41fe8"/>
     <w:p>
       <w:pPr>
         <w:pStyle w:val="Bibliography"/>
@@ -23808,7 +24207,7 @@
       <w:r>
         <w:t xml:space="preserve"> </w:t>
       </w:r>
-      <w:hyperlink r:id="rId309">
+      <w:hyperlink r:id="rId306">
         <w:r>
           <w:rPr>
             <w:rStyle w:val="Hyperlink"/>
@@ -23817,8 +24216,8 @@
         </w:r>
       </w:hyperlink>
     </w:p>
-    <w:bookmarkEnd w:id="310"/>
-    <w:bookmarkStart w:id="312" w:name="ref-kilaruIncidenceTreatmentOpioid2020"/>
+    <w:bookmarkEnd w:id="307"/>
+    <w:bookmarkStart w:id="309" w:name="ref-kilaruIncidenceTreatmentOpioid2020"/>
     <w:p>
       <w:pPr>
         <w:pStyle w:val="Bibliography"/>
@@ -23888,7 +24287,7 @@
       <w:r>
         <w:t xml:space="preserve"> </w:t>
       </w:r>
-      <w:hyperlink r:id="rId311">
+      <w:hyperlink r:id="rId308">
         <w:r>
           <w:rPr>
             <w:rStyle w:val="Hyperlink"/>
@@ -23897,8 +24296,8 @@
         </w:r>
       </w:hyperlink>
     </w:p>
-    <w:bookmarkEnd w:id="312"/>
-    <w:bookmarkStart w:id="314" w:name="X79dffb24bc183d6bf6fe142dbf048fe8e5a5dd0"/>
+    <w:bookmarkEnd w:id="309"/>
+    <w:bookmarkStart w:id="311" w:name="X79dffb24bc183d6bf6fe142dbf048fe8e5a5dd0"/>
     <w:p>
       <w:pPr>
         <w:pStyle w:val="Bibliography"/>
@@ -23956,7 +24355,7 @@
       <w:r>
         <w:t xml:space="preserve"> </w:t>
       </w:r>
-      <w:hyperlink r:id="rId313">
+      <w:hyperlink r:id="rId310">
         <w:r>
           <w:rPr>
             <w:rStyle w:val="Hyperlink"/>
@@ -23965,8 +24364,8 @@
         </w:r>
       </w:hyperlink>
     </w:p>
-    <w:bookmarkEnd w:id="314"/>
-    <w:bookmarkStart w:id="316" w:name="X171ec2f04b2c6116de0be2674e3661d8c558d74"/>
+    <w:bookmarkEnd w:id="311"/>
+    <w:bookmarkStart w:id="313" w:name="X171ec2f04b2c6116de0be2674e3661d8c558d74"/>
     <w:p>
       <w:pPr>
         <w:pStyle w:val="Bibliography"/>
@@ -24045,7 +24444,7 @@
       <w:r>
         <w:t xml:space="preserve"> </w:t>
       </w:r>
-      <w:hyperlink r:id="rId315">
+      <w:hyperlink r:id="rId312">
         <w:r>
           <w:rPr>
             <w:rStyle w:val="Hyperlink"/>
@@ -24054,8 +24453,8 @@
         </w:r>
       </w:hyperlink>
     </w:p>
-    <w:bookmarkEnd w:id="316"/>
-    <w:bookmarkStart w:id="318" w:name="ref-kuerbisSubstanceAbuseOlder2014"/>
+    <w:bookmarkEnd w:id="313"/>
+    <w:bookmarkStart w:id="315" w:name="ref-kuerbisSubstanceAbuseOlder2014"/>
     <w:p>
       <w:pPr>
         <w:pStyle w:val="Bibliography"/>
@@ -24101,7 +24500,7 @@
       <w:r>
         <w:t xml:space="preserve"> </w:t>
       </w:r>
-      <w:hyperlink r:id="rId317">
+      <w:hyperlink r:id="rId314">
         <w:r>
           <w:rPr>
             <w:rStyle w:val="Hyperlink"/>
@@ -24110,8 +24509,8 @@
         </w:r>
       </w:hyperlink>
     </w:p>
-    <w:bookmarkEnd w:id="318"/>
-    <w:bookmarkStart w:id="319" w:name="Xa93a98d1ce255982a5ea923c39451c32053b2a2"/>
+    <w:bookmarkEnd w:id="315"/>
+    <w:bookmarkStart w:id="316" w:name="Xa93a98d1ce255982a5ea923c39451c32053b2a2"/>
     <w:p>
       <w:pPr>
         <w:pStyle w:val="Bibliography"/>
@@ -24203,8 +24602,8 @@
         <w:t xml:space="preserve">.</w:t>
       </w:r>
     </w:p>
-    <w:bookmarkEnd w:id="319"/>
-    <w:bookmarkStart w:id="321" w:name="ref-kuhnAppliedPredictiveModeling2018"/>
+    <w:bookmarkEnd w:id="316"/>
+    <w:bookmarkStart w:id="318" w:name="ref-kuhnAppliedPredictiveModeling2018"/>
     <w:p>
       <w:pPr>
         <w:pStyle w:val="Bibliography"/>
@@ -24245,7 +24644,7 @@
       <w:r>
         <w:t xml:space="preserve"> </w:t>
       </w:r>
-      <w:hyperlink r:id="rId320">
+      <w:hyperlink r:id="rId317">
         <w:r>
           <w:rPr>
             <w:rStyle w:val="Hyperlink"/>
@@ -24254,8 +24653,8 @@
         </w:r>
       </w:hyperlink>
     </w:p>
-    <w:bookmarkEnd w:id="321"/>
-    <w:bookmarkStart w:id="322" w:name="ref-kuhnTidymodelsCollectionPackages2020"/>
+    <w:bookmarkEnd w:id="318"/>
+    <w:bookmarkStart w:id="319" w:name="ref-kuhnTidymodelsCollectionPackages2020"/>
     <w:p>
       <w:pPr>
         <w:pStyle w:val="Bibliography"/>
@@ -24277,8 +24676,8 @@
         <w:t xml:space="preserve">.</w:t>
       </w:r>
     </w:p>
-    <w:bookmarkEnd w:id="322"/>
-    <w:bookmarkStart w:id="324" w:name="ref-kullSigmoidsHowObtain2017"/>
+    <w:bookmarkEnd w:id="319"/>
+    <w:bookmarkStart w:id="321" w:name="ref-kullSigmoidsHowObtain2017"/>
     <w:p>
       <w:pPr>
         <w:pStyle w:val="Bibliography"/>
@@ -24327,7 +24726,7 @@
       <w:r>
         <w:t xml:space="preserve"> </w:t>
       </w:r>
-      <w:hyperlink r:id="rId323">
+      <w:hyperlink r:id="rId320">
         <w:r>
           <w:rPr>
             <w:rStyle w:val="Hyperlink"/>
@@ -24336,8 +24735,8 @@
         </w:r>
       </w:hyperlink>
     </w:p>
-    <w:bookmarkEnd w:id="324"/>
-    <w:bookmarkStart w:id="326" w:name="ref-leeUrbanRuralDisparities2023"/>
+    <w:bookmarkEnd w:id="321"/>
+    <w:bookmarkStart w:id="323" w:name="ref-leeUrbanRuralDisparities2023"/>
     <w:p>
       <w:pPr>
         <w:pStyle w:val="Bibliography"/>
@@ -24431,7 +24830,7 @@
       <w:r>
         <w:t xml:space="preserve"> </w:t>
       </w:r>
-      <w:hyperlink r:id="rId325">
+      <w:hyperlink r:id="rId322">
         <w:r>
           <w:rPr>
             <w:rStyle w:val="Hyperlink"/>
@@ -24440,8 +24839,8 @@
         </w:r>
       </w:hyperlink>
     </w:p>
-    <w:bookmarkEnd w:id="326"/>
-    <w:bookmarkStart w:id="327" w:name="X0943ff04c0b05099bf4a8c8078db37e3463cff7"/>
+    <w:bookmarkEnd w:id="323"/>
+    <w:bookmarkStart w:id="324" w:name="X0943ff04c0b05099bf4a8c8078db37e3463cff7"/>
     <w:p>
       <w:pPr>
         <w:pStyle w:val="Bibliography"/>
@@ -24501,8 +24900,8 @@
         <w:t xml:space="preserve">(First edition). The Guilford Press.</w:t>
       </w:r>
     </w:p>
-    <w:bookmarkEnd w:id="327"/>
-    <w:bookmarkStart w:id="329" w:name="Xaa720cc9c8d959b428cd2035783815a9cba15e0"/>
+    <w:bookmarkEnd w:id="324"/>
+    <w:bookmarkStart w:id="326" w:name="Xaa720cc9c8d959b428cd2035783815a9cba15e0"/>
     <w:p>
       <w:pPr>
         <w:pStyle w:val="Bibliography"/>
@@ -24548,7 +24947,7 @@
       <w:r>
         <w:t xml:space="preserve"> </w:t>
       </w:r>
-      <w:hyperlink r:id="rId328">
+      <w:hyperlink r:id="rId325">
         <w:r>
           <w:rPr>
             <w:rStyle w:val="Hyperlink"/>
@@ -24557,8 +24956,8 @@
         </w:r>
       </w:hyperlink>
     </w:p>
-    <w:bookmarkEnd w:id="329"/>
-    <w:bookmarkStart w:id="331" w:name="ref-lofaroRuralUrbanDifferences2025"/>
+    <w:bookmarkEnd w:id="326"/>
+    <w:bookmarkStart w:id="328" w:name="ref-lofaroRuralUrbanDifferences2025"/>
     <w:p>
       <w:pPr>
         <w:pStyle w:val="Bibliography"/>
@@ -24595,7 +24994,7 @@
       <w:r>
         <w:t xml:space="preserve"> </w:t>
       </w:r>
-      <w:hyperlink r:id="rId330">
+      <w:hyperlink r:id="rId327">
         <w:r>
           <w:rPr>
             <w:rStyle w:val="Hyperlink"/>
@@ -24604,8 +25003,8 @@
         </w:r>
       </w:hyperlink>
     </w:p>
-    <w:bookmarkEnd w:id="331"/>
-    <w:bookmarkStart w:id="332" w:name="X34be55f2a2ff67a14e7206627bb93b426490c87"/>
+    <w:bookmarkEnd w:id="328"/>
+    <w:bookmarkStart w:id="329" w:name="X34be55f2a2ff67a14e7206627bb93b426490c87"/>
     <w:p>
       <w:pPr>
         <w:pStyle w:val="Bibliography"/>
@@ -24697,8 +25096,8 @@
         <w:t xml:space="preserve">, 4768–4777.</w:t>
       </w:r>
     </w:p>
-    <w:bookmarkEnd w:id="332"/>
-    <w:bookmarkStart w:id="334" w:name="Xcd5b1eed29ae982ceb2faccc95458d58289f03d"/>
+    <w:bookmarkEnd w:id="329"/>
+    <w:bookmarkStart w:id="331" w:name="Xcd5b1eed29ae982ceb2faccc95458d58289f03d"/>
     <w:p>
       <w:pPr>
         <w:pStyle w:val="Bibliography"/>
@@ -24735,7 +25134,7 @@
       <w:r>
         <w:t xml:space="preserve"> </w:t>
       </w:r>
-      <w:hyperlink r:id="rId333">
+      <w:hyperlink r:id="rId330">
         <w:r>
           <w:rPr>
             <w:rStyle w:val="Hyperlink"/>
@@ -24744,8 +25143,8 @@
         </w:r>
       </w:hyperlink>
     </w:p>
-    <w:bookmarkEnd w:id="334"/>
-    <w:bookmarkStart w:id="336" w:name="X4d20b0be6ebc81777412f3b2cdfafe4bd20f4d6"/>
+    <w:bookmarkEnd w:id="331"/>
+    <w:bookmarkStart w:id="333" w:name="X4d20b0be6ebc81777412f3b2cdfafe4bd20f4d6"/>
     <w:p>
       <w:pPr>
         <w:pStyle w:val="Bibliography"/>
@@ -24782,7 +25181,7 @@
       <w:r>
         <w:t xml:space="preserve"> </w:t>
       </w:r>
-      <w:hyperlink r:id="rId335">
+      <w:hyperlink r:id="rId332">
         <w:r>
           <w:rPr>
             <w:rStyle w:val="Hyperlink"/>
@@ -24791,8 +25190,8 @@
         </w:r>
       </w:hyperlink>
     </w:p>
-    <w:bookmarkEnd w:id="336"/>
-    <w:bookmarkStart w:id="337" w:name="ref-marlattRelapsePreventionSecond2007"/>
+    <w:bookmarkEnd w:id="333"/>
+    <w:bookmarkStart w:id="334" w:name="ref-marlattRelapsePreventionSecond2007"/>
     <w:p>
       <w:pPr>
         <w:pStyle w:val="Bibliography"/>
@@ -24929,8 +25328,8 @@
         <w:t xml:space="preserve">(2nd edition). The Guilford Press.</w:t>
       </w:r>
     </w:p>
-    <w:bookmarkEnd w:id="337"/>
-    <w:bookmarkStart w:id="338" w:name="X0900e084d2d8751b94683f82b04534ea811d54e"/>
+    <w:bookmarkEnd w:id="334"/>
+    <w:bookmarkStart w:id="335" w:name="X0900e084d2d8751b94683f82b04534ea811d54e"/>
     <w:p>
       <w:pPr>
         <w:pStyle w:val="Bibliography"/>
@@ -25046,8 +25445,8 @@
         <w:t xml:space="preserve">(First edition). The Guilford Press.</w:t>
       </w:r>
     </w:p>
-    <w:bookmarkEnd w:id="338"/>
-    <w:bookmarkStart w:id="340" w:name="ref-martinNeedReceiptSubstance2022"/>
+    <w:bookmarkEnd w:id="335"/>
+    <w:bookmarkStart w:id="337" w:name="ref-martinNeedReceiptSubstance2022"/>
     <w:p>
       <w:pPr>
         <w:pStyle w:val="Bibliography"/>
@@ -25130,7 +25529,7 @@
       <w:r>
         <w:t xml:space="preserve"> </w:t>
       </w:r>
-      <w:hyperlink r:id="rId339">
+      <w:hyperlink r:id="rId336">
         <w:r>
           <w:rPr>
             <w:rStyle w:val="Hyperlink"/>
@@ -25139,8 +25538,8 @@
         </w:r>
       </w:hyperlink>
     </w:p>
-    <w:bookmarkEnd w:id="340"/>
-    <w:bookmarkStart w:id="341" w:name="Xb55b40a3d7f46ba5e03427f7cd05843a1612710"/>
+    <w:bookmarkEnd w:id="337"/>
+    <w:bookmarkStart w:id="338" w:name="Xb55b40a3d7f46ba5e03427f7cd05843a1612710"/>
     <w:p>
       <w:pPr>
         <w:pStyle w:val="Bibliography"/>
@@ -25208,8 +25607,8 @@
         <w:t xml:space="preserve">(0), 9.</w:t>
       </w:r>
     </w:p>
-    <w:bookmarkEnd w:id="341"/>
-    <w:bookmarkStart w:id="343" w:name="X1e16a8cc741ec7d68b9bde12ee2c181d9d36a93"/>
+    <w:bookmarkEnd w:id="338"/>
+    <w:bookmarkStart w:id="340" w:name="X1e16a8cc741ec7d68b9bde12ee2c181d9d36a93"/>
     <w:p>
       <w:pPr>
         <w:pStyle w:val="Bibliography"/>
@@ -25264,7 +25663,7 @@
       <w:r>
         <w:t xml:space="preserve"> </w:t>
       </w:r>
-      <w:hyperlink r:id="rId342">
+      <w:hyperlink r:id="rId339">
         <w:r>
           <w:rPr>
             <w:rStyle w:val="Hyperlink"/>
@@ -25273,8 +25672,8 @@
         </w:r>
       </w:hyperlink>
     </w:p>
-    <w:bookmarkEnd w:id="343"/>
-    <w:bookmarkStart w:id="345" w:name="ref-mchughSexGenderDifferences2018"/>
+    <w:bookmarkEnd w:id="340"/>
+    <w:bookmarkStart w:id="342" w:name="ref-mchughSexGenderDifferences2018"/>
     <w:p>
       <w:pPr>
         <w:pStyle w:val="Bibliography"/>
@@ -25311,7 +25710,7 @@
       <w:r>
         <w:t xml:space="preserve"> </w:t>
       </w:r>
-      <w:hyperlink r:id="rId344">
+      <w:hyperlink r:id="rId341">
         <w:r>
           <w:rPr>
             <w:rStyle w:val="Hyperlink"/>
@@ -25320,8 +25719,8 @@
         </w:r>
       </w:hyperlink>
     </w:p>
-    <w:bookmarkEnd w:id="345"/>
-    <w:bookmarkStart w:id="347" w:name="ref-mckayImpactContinuingCare2021"/>
+    <w:bookmarkEnd w:id="342"/>
+    <w:bookmarkStart w:id="344" w:name="ref-mckayImpactContinuingCare2021"/>
     <w:p>
       <w:pPr>
         <w:pStyle w:val="Bibliography"/>
@@ -25379,7 +25778,7 @@
       <w:r>
         <w:t xml:space="preserve"> </w:t>
       </w:r>
-      <w:hyperlink r:id="rId346">
+      <w:hyperlink r:id="rId343">
         <w:r>
           <w:rPr>
             <w:rStyle w:val="Hyperlink"/>
@@ -25388,8 +25787,8 @@
         </w:r>
       </w:hyperlink>
     </w:p>
-    <w:bookmarkEnd w:id="347"/>
-    <w:bookmarkStart w:id="349" w:name="ref-mclellanDrugDependenceChronic2000"/>
+    <w:bookmarkEnd w:id="344"/>
+    <w:bookmarkStart w:id="346" w:name="ref-mclellanDrugDependenceChronic2000"/>
     <w:p>
       <w:pPr>
         <w:pStyle w:val="Bibliography"/>
@@ -25426,7 +25825,7 @@
       <w:r>
         <w:t xml:space="preserve"> </w:t>
       </w:r>
-      <w:hyperlink r:id="rId348">
+      <w:hyperlink r:id="rId345">
         <w:r>
           <w:rPr>
             <w:rStyle w:val="Hyperlink"/>
@@ -25435,8 +25834,8 @@
         </w:r>
       </w:hyperlink>
     </w:p>
-    <w:bookmarkEnd w:id="349"/>
-    <w:bookmarkStart w:id="351" w:name="ref-meyersIntersectionGenderDrug2021"/>
+    <w:bookmarkEnd w:id="346"/>
+    <w:bookmarkStart w:id="348" w:name="ref-meyersIntersectionGenderDrug2021"/>
     <w:p>
       <w:pPr>
         <w:pStyle w:val="Bibliography"/>
@@ -25485,7 +25884,7 @@
       <w:r>
         <w:t xml:space="preserve"> </w:t>
       </w:r>
-      <w:hyperlink r:id="rId350">
+      <w:hyperlink r:id="rId347">
         <w:r>
           <w:rPr>
             <w:rStyle w:val="Hyperlink"/>
@@ -25494,8 +25893,8 @@
         </w:r>
       </w:hyperlink>
     </w:p>
-    <w:bookmarkEnd w:id="351"/>
-    <w:bookmarkStart w:id="353" w:name="ref-mohrPersonalSensingUnderstanding2017"/>
+    <w:bookmarkEnd w:id="348"/>
+    <w:bookmarkStart w:id="350" w:name="ref-mohrPersonalSensingUnderstanding2017"/>
     <w:p>
       <w:pPr>
         <w:pStyle w:val="Bibliography"/>
@@ -25562,7 +25961,7 @@
       <w:r>
         <w:t xml:space="preserve"> </w:t>
       </w:r>
-      <w:hyperlink r:id="rId352">
+      <w:hyperlink r:id="rId349">
         <w:r>
           <w:rPr>
             <w:rStyle w:val="Hyperlink"/>
@@ -25571,8 +25970,8 @@
         </w:r>
       </w:hyperlink>
     </w:p>
-    <w:bookmarkEnd w:id="353"/>
-    <w:bookmarkStart w:id="354" w:name="X0c0e928dd8ff101aa479012bffab8d24e8c0dcf"/>
+    <w:bookmarkEnd w:id="350"/>
+    <w:bookmarkStart w:id="351" w:name="X0c0e928dd8ff101aa479012bffab8d24e8c0dcf"/>
     <w:p>
       <w:pPr>
         <w:pStyle w:val="Bibliography"/>
@@ -25629,8 +26028,8 @@
         <w:t xml:space="preserve">. Independently published.</w:t>
       </w:r>
     </w:p>
-    <w:bookmarkEnd w:id="354"/>
-    <w:bookmarkStart w:id="356" w:name="X1f44e09282148d362bdacfce67d6a56b1cf06db"/>
+    <w:bookmarkEnd w:id="351"/>
+    <w:bookmarkStart w:id="353" w:name="X1f44e09282148d362bdacfce67d6a56b1cf06db"/>
     <w:p>
       <w:pPr>
         <w:pStyle w:val="Bibliography"/>
@@ -25721,7 +26120,7 @@
       <w:r>
         <w:t xml:space="preserve"> </w:t>
       </w:r>
-      <w:hyperlink r:id="rId355">
+      <w:hyperlink r:id="rId352">
         <w:r>
           <w:rPr>
             <w:rStyle w:val="Hyperlink"/>
@@ -25730,8 +26129,8 @@
         </w:r>
       </w:hyperlink>
     </w:p>
-    <w:bookmarkEnd w:id="356"/>
-    <w:bookmarkStart w:id="358" w:name="X8bb79cdd23e0a8d99e4f9b0c203aaa22c56a953"/>
+    <w:bookmarkEnd w:id="353"/>
+    <w:bookmarkStart w:id="355" w:name="X8bb79cdd23e0a8d99e4f9b0c203aaa22c56a953"/>
     <w:p>
       <w:pPr>
         <w:pStyle w:val="Bibliography"/>
@@ -25742,7 +26141,7 @@
       <w:r>
         <w:t xml:space="preserve"> </w:t>
       </w:r>
-      <w:hyperlink r:id="rId357">
+      <w:hyperlink r:id="rId354">
         <w:r>
           <w:rPr>
             <w:rStyle w:val="Hyperlink"/>
@@ -25853,8 +26252,8 @@
         <w:t xml:space="preserve">.</w:t>
       </w:r>
     </w:p>
-    <w:bookmarkEnd w:id="358"/>
-    <w:bookmarkStart w:id="360" w:name="ref-olfsonHealthcareCoverageService2022"/>
+    <w:bookmarkEnd w:id="355"/>
+    <w:bookmarkStart w:id="357" w:name="ref-olfsonHealthcareCoverageService2022"/>
     <w:p>
       <w:pPr>
         <w:pStyle w:val="Bibliography"/>
@@ -25891,7 +26290,7 @@
       <w:r>
         <w:t xml:space="preserve"> </w:t>
       </w:r>
-      <w:hyperlink r:id="rId359">
+      <w:hyperlink r:id="rId356">
         <w:r>
           <w:rPr>
             <w:rStyle w:val="Hyperlink"/>
@@ -25900,8 +26299,8 @@
         </w:r>
       </w:hyperlink>
     </w:p>
-    <w:bookmarkEnd w:id="360"/>
-    <w:bookmarkStart w:id="362" w:name="ref-parlier-ahmadExploratoryStudySex2021"/>
+    <w:bookmarkEnd w:id="357"/>
+    <w:bookmarkStart w:id="359" w:name="ref-parlier-ahmadExploratoryStudySex2021"/>
     <w:p>
       <w:pPr>
         <w:pStyle w:val="Bibliography"/>
@@ -25938,7 +26337,7 @@
       <w:r>
         <w:t xml:space="preserve"> </w:t>
       </w:r>
-      <w:hyperlink r:id="rId361">
+      <w:hyperlink r:id="rId358">
         <w:r>
           <w:rPr>
             <w:rStyle w:val="Hyperlink"/>
@@ -25947,8 +26346,8 @@
         </w:r>
       </w:hyperlink>
     </w:p>
-    <w:bookmarkEnd w:id="362"/>
-    <w:bookmarkStart w:id="363" w:name="X6b0a2573c103b7c3d317f500c95e16aefc26ebb"/>
+    <w:bookmarkEnd w:id="359"/>
+    <w:bookmarkStart w:id="360" w:name="X6b0a2573c103b7c3d317f500c95e16aefc26ebb"/>
     <w:p>
       <w:pPr>
         <w:pStyle w:val="Bibliography"/>
@@ -26006,8 +26405,8 @@
         <w:t xml:space="preserve">(Mobile).</w:t>
       </w:r>
     </w:p>
-    <w:bookmarkEnd w:id="363"/>
-    <w:bookmarkStart w:id="365" w:name="ref-pinedoCurrentReexaminationRacial2019"/>
+    <w:bookmarkEnd w:id="360"/>
+    <w:bookmarkStart w:id="362" w:name="ref-pinedoCurrentReexaminationRacial2019"/>
     <w:p>
       <w:pPr>
         <w:pStyle w:val="Bibliography"/>
@@ -26056,7 +26455,7 @@
       <w:r>
         <w:t xml:space="preserve"> </w:t>
       </w:r>
-      <w:hyperlink r:id="rId364">
+      <w:hyperlink r:id="rId361">
         <w:r>
           <w:rPr>
             <w:rStyle w:val="Hyperlink"/>
@@ -26065,8 +26464,8 @@
         </w:r>
       </w:hyperlink>
     </w:p>
-    <w:bookmarkEnd w:id="365"/>
-    <w:bookmarkStart w:id="366" w:name="ref-plattProbabilisticOutputsSupport1999"/>
+    <w:bookmarkEnd w:id="362"/>
+    <w:bookmarkStart w:id="363" w:name="ref-plattProbabilisticOutputsSupport1999"/>
     <w:p>
       <w:pPr>
         <w:pStyle w:val="Bibliography"/>
@@ -26091,8 +26490,8 @@
         <w:t xml:space="preserve">(pp. 61–74). MIT Press.</w:t>
       </w:r>
     </w:p>
-    <w:bookmarkEnd w:id="366"/>
-    <w:bookmarkStart w:id="368" w:name="ref-prochaskaSearchHowPeople1992"/>
+    <w:bookmarkEnd w:id="363"/>
+    <w:bookmarkStart w:id="365" w:name="ref-prochaskaSearchHowPeople1992"/>
     <w:p>
       <w:pPr>
         <w:pStyle w:val="Bibliography"/>
@@ -26141,7 +26540,7 @@
       <w:r>
         <w:t xml:space="preserve"> </w:t>
       </w:r>
-      <w:hyperlink r:id="rId367">
+      <w:hyperlink r:id="rId364">
         <w:r>
           <w:rPr>
             <w:rStyle w:val="Hyperlink"/>
@@ -26150,8 +26549,8 @@
         </w:r>
       </w:hyperlink>
     </w:p>
-    <w:bookmarkEnd w:id="368"/>
-    <w:bookmarkStart w:id="370" w:name="ref-pulickIdiographicLapsePrediction2025"/>
+    <w:bookmarkEnd w:id="365"/>
+    <w:bookmarkStart w:id="367" w:name="ref-pulickIdiographicLapsePrediction2025"/>
     <w:p>
       <w:pPr>
         <w:pStyle w:val="Bibliography"/>
@@ -26218,7 +26617,7 @@
       <w:r>
         <w:t xml:space="preserve"> </w:t>
       </w:r>
-      <w:hyperlink r:id="rId369">
+      <w:hyperlink r:id="rId366">
         <w:r>
           <w:rPr>
             <w:rStyle w:val="Hyperlink"/>
@@ -26227,8 +26626,8 @@
         </w:r>
       </w:hyperlink>
     </w:p>
-    <w:bookmarkEnd w:id="370"/>
-    <w:bookmarkStart w:id="372" w:name="Xa1b8899d52f2070e9a46165cf23fe2013b5e4a3"/>
+    <w:bookmarkEnd w:id="367"/>
+    <w:bookmarkStart w:id="369" w:name="Xa1b8899d52f2070e9a46165cf23fe2013b5e4a3"/>
     <w:p>
       <w:pPr>
         <w:pStyle w:val="Bibliography"/>
@@ -26277,7 +26676,7 @@
       <w:r>
         <w:t xml:space="preserve"> </w:t>
       </w:r>
-      <w:hyperlink r:id="rId371">
+      <w:hyperlink r:id="rId368">
         <w:r>
           <w:rPr>
             <w:rStyle w:val="Hyperlink"/>
@@ -26286,8 +26685,8 @@
         </w:r>
       </w:hyperlink>
     </w:p>
-    <w:bookmarkEnd w:id="372"/>
-    <w:bookmarkStart w:id="374" w:name="Xc5cdea043ab663a81d5612c8b1e0f7c2b734aab"/>
+    <w:bookmarkEnd w:id="369"/>
+    <w:bookmarkStart w:id="371" w:name="Xc5cdea043ab663a81d5612c8b1e0f7c2b734aab"/>
     <w:p>
       <w:pPr>
         <w:pStyle w:val="Bibliography"/>
@@ -26369,7 +26768,7 @@
       <w:r>
         <w:t xml:space="preserve"> </w:t>
       </w:r>
-      <w:hyperlink r:id="rId373">
+      <w:hyperlink r:id="rId370">
         <w:r>
           <w:rPr>
             <w:rStyle w:val="Hyperlink"/>
@@ -26378,8 +26777,8 @@
         </w:r>
       </w:hyperlink>
     </w:p>
-    <w:bookmarkEnd w:id="374"/>
-    <w:bookmarkStart w:id="375" w:name="X93e79e1a5ab79bb153842a6d1ed7d5e5cb3185f"/>
+    <w:bookmarkEnd w:id="371"/>
+    <w:bookmarkStart w:id="372" w:name="X93e79e1a5ab79bb153842a6d1ed7d5e5cb3185f"/>
     <w:p>
       <w:pPr>
         <w:pStyle w:val="Bibliography"/>
@@ -26450,8 +26849,8 @@
         <w:t xml:space="preserve">. RStudio, Inc.</w:t>
       </w:r>
     </w:p>
-    <w:bookmarkEnd w:id="375"/>
-    <w:bookmarkStart w:id="377" w:name="ref-russellAffectRelativeDayLevel2020"/>
+    <w:bookmarkEnd w:id="372"/>
+    <w:bookmarkStart w:id="374" w:name="ref-russellAffectRelativeDayLevel2020"/>
     <w:p>
       <w:pPr>
         <w:pStyle w:val="Bibliography"/>
@@ -26530,7 +26929,7 @@
       <w:r>
         <w:t xml:space="preserve"> </w:t>
       </w:r>
-      <w:hyperlink r:id="rId376">
+      <w:hyperlink r:id="rId373">
         <w:r>
           <w:rPr>
             <w:rStyle w:val="Hyperlink"/>
@@ -26539,8 +26938,8 @@
         </w:r>
       </w:hyperlink>
     </w:p>
-    <w:bookmarkEnd w:id="377"/>
-    <w:bookmarkStart w:id="379" w:name="ref-salonerBlacksHispanicsAre2013"/>
+    <w:bookmarkEnd w:id="374"/>
+    <w:bookmarkStart w:id="376" w:name="ref-salonerBlacksHispanicsAre2013"/>
     <w:p>
       <w:pPr>
         <w:pStyle w:val="Bibliography"/>
@@ -26589,7 +26988,7 @@
       <w:r>
         <w:t xml:space="preserve"> </w:t>
       </w:r>
-      <w:hyperlink r:id="rId378">
+      <w:hyperlink r:id="rId375">
         <w:r>
           <w:rPr>
             <w:rStyle w:val="Hyperlink"/>
@@ -26598,8 +26997,8 @@
         </w:r>
       </w:hyperlink>
     </w:p>
-    <w:bookmarkEnd w:id="379"/>
-    <w:bookmarkStart w:id="380" w:name="X56bd7ab8262c354bc601dbeb8bf6940a3ba3863"/>
+    <w:bookmarkEnd w:id="376"/>
+    <w:bookmarkStart w:id="377" w:name="X56bd7ab8262c354bc601dbeb8bf6940a3ba3863"/>
     <w:p>
       <w:pPr>
         <w:pStyle w:val="Bibliography"/>
@@ -26639,8 +27038,8 @@
         <w:t xml:space="preserve">. https://www.samhsa.gov/data/report/2021-nsduh-detailed-tables.</w:t>
       </w:r>
     </w:p>
-    <w:bookmarkEnd w:id="380"/>
-    <w:bookmarkStart w:id="382" w:name="ref-sayetteRoleCravingSubstance2016"/>
+    <w:bookmarkEnd w:id="377"/>
+    <w:bookmarkStart w:id="379" w:name="ref-sayetteRoleCravingSubstance2016"/>
     <w:p>
       <w:pPr>
         <w:pStyle w:val="Bibliography"/>
@@ -26731,7 +27130,7 @@
       <w:r>
         <w:t xml:space="preserve"> </w:t>
       </w:r>
-      <w:hyperlink r:id="rId381">
+      <w:hyperlink r:id="rId378">
         <w:r>
           <w:rPr>
             <w:rStyle w:val="Hyperlink"/>
@@ -26740,8 +27139,8 @@
         </w:r>
       </w:hyperlink>
     </w:p>
-    <w:bookmarkEnd w:id="382"/>
-    <w:bookmarkStart w:id="384" w:name="ref-schmidtEthnicDisparitiesClinical2007"/>
+    <w:bookmarkEnd w:id="379"/>
+    <w:bookmarkStart w:id="381" w:name="ref-schmidtEthnicDisparitiesClinical2007"/>
     <w:p>
       <w:pPr>
         <w:pStyle w:val="Bibliography"/>
@@ -26787,7 +27186,7 @@
       <w:r>
         <w:t xml:space="preserve"> </w:t>
       </w:r>
-      <w:hyperlink r:id="rId383">
+      <w:hyperlink r:id="rId380">
         <w:r>
           <w:rPr>
             <w:rStyle w:val="Hyperlink"/>
@@ -26796,8 +27195,8 @@
         </w:r>
       </w:hyperlink>
     </w:p>
-    <w:bookmarkEnd w:id="384"/>
-    <w:bookmarkStart w:id="386" w:name="ref-sigmonAccessTreatmentOpioid2014"/>
+    <w:bookmarkEnd w:id="381"/>
+    <w:bookmarkStart w:id="383" w:name="ref-sigmonAccessTreatmentOpioid2014"/>
     <w:p>
       <w:pPr>
         <w:pStyle w:val="Bibliography"/>
@@ -26843,7 +27242,7 @@
       <w:r>
         <w:t xml:space="preserve"> </w:t>
       </w:r>
-      <w:hyperlink r:id="rId385">
+      <w:hyperlink r:id="rId382">
         <w:r>
           <w:rPr>
             <w:rStyle w:val="Hyperlink"/>
@@ -26852,8 +27251,8 @@
         </w:r>
       </w:hyperlink>
     </w:p>
-    <w:bookmarkEnd w:id="386"/>
-    <w:bookmarkStart w:id="388" w:name="ref-sociasAdoptingCascadeCare2016"/>
+    <w:bookmarkEnd w:id="383"/>
+    <w:bookmarkStart w:id="385" w:name="ref-sociasAdoptingCascadeCare2016"/>
     <w:p>
       <w:pPr>
         <w:pStyle w:val="Bibliography"/>
@@ -26902,7 +27301,7 @@
       <w:r>
         <w:t xml:space="preserve"> </w:t>
       </w:r>
-      <w:hyperlink r:id="rId387">
+      <w:hyperlink r:id="rId384">
         <w:r>
           <w:rPr>
             <w:rStyle w:val="Hyperlink"/>
@@ -26911,8 +27310,8 @@
         </w:r>
       </w:hyperlink>
     </w:p>
-    <w:bookmarkEnd w:id="388"/>
-    <w:bookmarkStart w:id="390" w:name="Xd4c1d027f60920f356af6131267e679804e946e"/>
+    <w:bookmarkEnd w:id="385"/>
+    <w:bookmarkStart w:id="387" w:name="Xd4c1d027f60920f356af6131267e679804e946e"/>
     <w:p>
       <w:pPr>
         <w:pStyle w:val="Bibliography"/>
@@ -26961,7 +27360,7 @@
       <w:r>
         <w:t xml:space="preserve"> </w:t>
       </w:r>
-      <w:hyperlink r:id="rId389">
+      <w:hyperlink r:id="rId386">
         <w:r>
           <w:rPr>
             <w:rStyle w:val="Hyperlink"/>
@@ -26970,8 +27369,8 @@
         </w:r>
       </w:hyperlink>
     </w:p>
-    <w:bookmarkEnd w:id="390"/>
-    <w:bookmarkStart w:id="392" w:name="X01387e434119cf09c116d0feeabab9f278d40e3"/>
+    <w:bookmarkEnd w:id="387"/>
+    <w:bookmarkStart w:id="389" w:name="X01387e434119cf09c116d0feeabab9f278d40e3"/>
     <w:p>
       <w:pPr>
         <w:pStyle w:val="Bibliography"/>
@@ -27041,7 +27440,7 @@
       <w:r>
         <w:t xml:space="preserve"> </w:t>
       </w:r>
-      <w:hyperlink r:id="rId391">
+      <w:hyperlink r:id="rId388">
         <w:r>
           <w:rPr>
             <w:rStyle w:val="Hyperlink"/>
@@ -27050,8 +27449,8 @@
         </w:r>
       </w:hyperlink>
     </w:p>
-    <w:bookmarkEnd w:id="392"/>
-    <w:bookmarkStart w:id="394" w:name="ref-stantonRelapsePreventionNeeds2005a"/>
+    <w:bookmarkEnd w:id="389"/>
+    <w:bookmarkStart w:id="391" w:name="ref-stantonRelapsePreventionNeeds2005a"/>
     <w:p>
       <w:pPr>
         <w:pStyle w:val="Bibliography"/>
@@ -27109,7 +27508,7 @@
       <w:r>
         <w:t xml:space="preserve"> </w:t>
       </w:r>
-      <w:hyperlink r:id="rId393">
+      <w:hyperlink r:id="rId390">
         <w:r>
           <w:rPr>
             <w:rStyle w:val="Hyperlink"/>
@@ -27118,8 +27517,8 @@
         </w:r>
       </w:hyperlink>
     </w:p>
-    <w:bookmarkEnd w:id="394"/>
-    <w:bookmarkStart w:id="395" w:name="ref-studiesNIHRevitalizationAct1994"/>
+    <w:bookmarkEnd w:id="391"/>
+    <w:bookmarkStart w:id="392" w:name="ref-studiesNIHRevitalizationAct1994"/>
     <w:p>
       <w:pPr>
         <w:pStyle w:val="Bibliography"/>
@@ -27305,8 +27704,8 @@
         <w:t xml:space="preserve">. National Academies Press (US).</w:t>
       </w:r>
     </w:p>
-    <w:bookmarkEnd w:id="395"/>
-    <w:bookmarkStart w:id="396" w:name="X28b8f85e424928e66706a578d6053e0308d1105"/>
+    <w:bookmarkEnd w:id="392"/>
+    <w:bookmarkStart w:id="393" w:name="X28b8f85e424928e66706a578d6053e0308d1105"/>
     <w:p>
       <w:pPr>
         <w:pStyle w:val="Bibliography"/>
@@ -27363,8 +27762,8 @@
         <w:t xml:space="preserve">. https://www.samhsa.gov/data/report/2024-nsduh-detailed-tables.</w:t>
       </w:r>
     </w:p>
-    <w:bookmarkEnd w:id="396"/>
-    <w:bookmarkStart w:id="398" w:name="Xb4363def9a086869984bb1996514c38c4a5108e"/>
+    <w:bookmarkEnd w:id="393"/>
+    <w:bookmarkStart w:id="395" w:name="Xb4363def9a086869984bb1996514c38c4a5108e"/>
     <w:p>
       <w:pPr>
         <w:pStyle w:val="Bibliography"/>
@@ -27375,7 +27774,7 @@
       <w:r>
         <w:t xml:space="preserve"> </w:t>
       </w:r>
-      <w:hyperlink r:id="rId397">
+      <w:hyperlink r:id="rId394">
         <w:r>
           <w:rPr>
             <w:rStyle w:val="Hyperlink"/>
@@ -27574,8 +27973,8 @@
         <w:t xml:space="preserve">.</w:t>
       </w:r>
     </w:p>
-    <w:bookmarkEnd w:id="398"/>
-    <w:bookmarkStart w:id="400" w:name="ref-taiTreatmentSubstanceUse2013"/>
+    <w:bookmarkEnd w:id="395"/>
+    <w:bookmarkStart w:id="397" w:name="ref-taiTreatmentSubstanceUse2013"/>
     <w:p>
       <w:pPr>
         <w:pStyle w:val="Bibliography"/>
@@ -27654,7 +28053,7 @@
       <w:r>
         <w:t xml:space="preserve"> </w:t>
       </w:r>
-      <w:hyperlink r:id="rId399">
+      <w:hyperlink r:id="rId396">
         <w:r>
           <w:rPr>
             <w:rStyle w:val="Hyperlink"/>
@@ -27663,8 +28062,8 @@
         </w:r>
       </w:hyperlink>
     </w:p>
-    <w:bookmarkEnd w:id="400"/>
-    <w:bookmarkStart w:id="402" w:name="Xdd108b50209bad1fdcf1a9fcca4dd1d7d3b13e9"/>
+    <w:bookmarkEnd w:id="397"/>
+    <w:bookmarkStart w:id="399" w:name="Xdd108b50209bad1fdcf1a9fcca4dd1d7d3b13e9"/>
     <w:p>
       <w:pPr>
         <w:pStyle w:val="Bibliography"/>
@@ -27743,7 +28142,7 @@
       <w:r>
         <w:t xml:space="preserve"> </w:t>
       </w:r>
-      <w:hyperlink r:id="rId401">
+      <w:hyperlink r:id="rId398">
         <w:r>
           <w:rPr>
             <w:rStyle w:val="Hyperlink"/>
@@ -27752,8 +28151,8 @@
         </w:r>
       </w:hyperlink>
     </w:p>
-    <w:bookmarkEnd w:id="402"/>
-    <w:bookmarkStart w:id="404" w:name="ref-timmonsCallActionAssessing2023"/>
+    <w:bookmarkEnd w:id="399"/>
+    <w:bookmarkStart w:id="401" w:name="ref-timmonsCallActionAssessing2023"/>
     <w:p>
       <w:pPr>
         <w:pStyle w:val="Bibliography"/>
@@ -27859,7 +28258,7 @@
       <w:r>
         <w:t xml:space="preserve"> </w:t>
       </w:r>
-      <w:hyperlink r:id="rId403">
+      <w:hyperlink r:id="rId400">
         <w:r>
           <w:rPr>
             <w:rStyle w:val="Hyperlink"/>
@@ -27868,8 +28267,8 @@
         </w:r>
       </w:hyperlink>
     </w:p>
-    <w:bookmarkEnd w:id="404"/>
-    <w:bookmarkStart w:id="405" w:name="X02e5321a76132d9f7eccbf98ffb96255c7e2584"/>
+    <w:bookmarkEnd w:id="401"/>
+    <w:bookmarkStart w:id="402" w:name="X02e5321a76132d9f7eccbf98ffb96255c7e2584"/>
     <w:p>
       <w:pPr>
         <w:pStyle w:val="Bibliography"/>
@@ -27957,8 +28356,8 @@
         <w:t xml:space="preserve">(DOT HS 813 578).</w:t>
       </w:r>
     </w:p>
-    <w:bookmarkEnd w:id="405"/>
-    <w:bookmarkStart w:id="407" w:name="X52c4c4b564080b2dbcc4b68874ef8a36e7b0a07"/>
+    <w:bookmarkEnd w:id="402"/>
+    <w:bookmarkStart w:id="404" w:name="X52c4c4b564080b2dbcc4b68874ef8a36e7b0a07"/>
     <w:p>
       <w:pPr>
         <w:pStyle w:val="Bibliography"/>
@@ -27982,7 +28381,7 @@
       <w:r>
         <w:t xml:space="preserve"> </w:t>
       </w:r>
-      <w:hyperlink r:id="rId406">
+      <w:hyperlink r:id="rId403">
         <w:r>
           <w:rPr>
             <w:rStyle w:val="Hyperlink"/>
@@ -27991,8 +28390,8 @@
         </w:r>
       </w:hyperlink>
     </w:p>
-    <w:bookmarkEnd w:id="407"/>
-    <w:bookmarkStart w:id="409" w:name="X6ee708186a5d814f6044b48499818110320664f"/>
+    <w:bookmarkEnd w:id="404"/>
+    <w:bookmarkStart w:id="406" w:name="X6ee708186a5d814f6044b48499818110320664f"/>
     <w:p>
       <w:pPr>
         <w:pStyle w:val="Bibliography"/>
@@ -28029,7 +28428,7 @@
       <w:r>
         <w:t xml:space="preserve"> </w:t>
       </w:r>
-      <w:hyperlink r:id="rId408">
+      <w:hyperlink r:id="rId405">
         <w:r>
           <w:rPr>
             <w:rStyle w:val="Hyperlink"/>
@@ -28038,8 +28437,8 @@
         </w:r>
       </w:hyperlink>
     </w:p>
-    <w:bookmarkEnd w:id="409"/>
-    <w:bookmarkStart w:id="411" w:name="ref-vannicelliEffectSexBias1984"/>
+    <w:bookmarkEnd w:id="406"/>
+    <w:bookmarkStart w:id="408" w:name="ref-vannicelliEffectSexBias1984"/>
     <w:p>
       <w:pPr>
         <w:pStyle w:val="Bibliography"/>
@@ -28118,7 +28517,7 @@
       <w:r>
         <w:t xml:space="preserve"> </w:t>
       </w:r>
-      <w:hyperlink r:id="rId410">
+      <w:hyperlink r:id="rId407">
         <w:r>
           <w:rPr>
             <w:rStyle w:val="Hyperlink"/>
@@ -28127,8 +28526,8 @@
         </w:r>
       </w:hyperlink>
     </w:p>
-    <w:bookmarkEnd w:id="411"/>
-    <w:bookmarkStart w:id="413" w:name="ref-veinotGoodIntentionsAre2018"/>
+    <w:bookmarkEnd w:id="408"/>
+    <w:bookmarkStart w:id="410" w:name="ref-veinotGoodIntentionsAre2018"/>
     <w:p>
       <w:pPr>
         <w:pStyle w:val="Bibliography"/>
@@ -28165,7 +28564,7 @@
       <w:r>
         <w:t xml:space="preserve"> </w:t>
       </w:r>
-      <w:hyperlink r:id="rId412">
+      <w:hyperlink r:id="rId409">
         <w:r>
           <w:rPr>
             <w:rStyle w:val="Hyperlink"/>
@@ -28174,8 +28573,8 @@
         </w:r>
       </w:hyperlink>
     </w:p>
-    <w:bookmarkEnd w:id="413"/>
-    <w:bookmarkStart w:id="415" w:name="ref-wagnerImprovingChronicIllness2001"/>
+    <w:bookmarkEnd w:id="410"/>
+    <w:bookmarkStart w:id="412" w:name="ref-wagnerImprovingChronicIllness2001"/>
     <w:p>
       <w:pPr>
         <w:pStyle w:val="Bibliography"/>
@@ -28230,7 +28629,7 @@
       <w:r>
         <w:t xml:space="preserve"> </w:t>
       </w:r>
-      <w:hyperlink r:id="rId414">
+      <w:hyperlink r:id="rId411">
         <w:r>
           <w:rPr>
             <w:rStyle w:val="Hyperlink"/>
@@ -28239,8 +28638,8 @@
         </w:r>
       </w:hyperlink>
     </w:p>
-    <w:bookmarkEnd w:id="415"/>
-    <w:bookmarkStart w:id="417" w:name="ref-walitzerGenderDifferencesAlcohol2006"/>
+    <w:bookmarkEnd w:id="412"/>
+    <w:bookmarkStart w:id="414" w:name="ref-walitzerGenderDifferencesAlcohol2006"/>
     <w:p>
       <w:pPr>
         <w:pStyle w:val="Bibliography"/>
@@ -28277,7 +28676,7 @@
       <w:r>
         <w:t xml:space="preserve"> </w:t>
       </w:r>
-      <w:hyperlink r:id="rId416">
+      <w:hyperlink r:id="rId413">
         <w:r>
           <w:rPr>
             <w:rStyle w:val="Hyperlink"/>
@@ -28286,8 +28685,8 @@
         </w:r>
       </w:hyperlink>
     </w:p>
-    <w:bookmarkEnd w:id="417"/>
-    <w:bookmarkStart w:id="419" w:name="ref-waltersUsingMachineLearning2021"/>
+    <w:bookmarkEnd w:id="414"/>
+    <w:bookmarkStart w:id="416" w:name="ref-waltersUsingMachineLearning2021"/>
     <w:p>
       <w:pPr>
         <w:pStyle w:val="Bibliography"/>
@@ -28324,7 +28723,7 @@
       <w:r>
         <w:t xml:space="preserve"> </w:t>
       </w:r>
-      <w:hyperlink r:id="rId418">
+      <w:hyperlink r:id="rId415">
         <w:r>
           <w:rPr>
             <w:rStyle w:val="Hyperlink"/>
@@ -28333,8 +28732,8 @@
         </w:r>
       </w:hyperlink>
     </w:p>
-    <w:bookmarkEnd w:id="419"/>
-    <w:bookmarkStart w:id="421" w:name="ref-weinsteinLongtermRetentionOffice2017"/>
+    <w:bookmarkEnd w:id="416"/>
+    <w:bookmarkStart w:id="418" w:name="ref-weinsteinLongtermRetentionOffice2017"/>
     <w:p>
       <w:pPr>
         <w:pStyle w:val="Bibliography"/>
@@ -28383,7 +28782,7 @@
       <w:r>
         <w:t xml:space="preserve"> </w:t>
       </w:r>
-      <w:hyperlink r:id="rId420">
+      <w:hyperlink r:id="rId417">
         <w:r>
           <w:rPr>
             <w:rStyle w:val="Hyperlink"/>
@@ -28392,8 +28791,8 @@
         </w:r>
       </w:hyperlink>
     </w:p>
-    <w:bookmarkEnd w:id="421"/>
-    <w:bookmarkStart w:id="423" w:name="X2d30c84041d97351f676569bf3de3da0c8a9d6d"/>
+    <w:bookmarkEnd w:id="418"/>
+    <w:bookmarkStart w:id="420" w:name="X2d30c84041d97351f676569bf3de3da0c8a9d6d"/>
     <w:p>
       <w:pPr>
         <w:pStyle w:val="Bibliography"/>
@@ -28404,7 +28803,7 @@
       <w:r>
         <w:t xml:space="preserve"> </w:t>
       </w:r>
-      <w:hyperlink r:id="rId422">
+      <w:hyperlink r:id="rId419">
         <w:r>
           <w:rPr>
             <w:rStyle w:val="Hyperlink"/>
@@ -28520,8 +28919,8 @@
         <w:t xml:space="preserve">(9), 1183–1194.</w:t>
       </w:r>
     </w:p>
-    <w:bookmarkEnd w:id="423"/>
-    <w:bookmarkStart w:id="424" w:name="X00d53e799ac148a12fd23d85f7c587e1d44cff6"/>
+    <w:bookmarkEnd w:id="420"/>
+    <w:bookmarkStart w:id="421" w:name="X00d53e799ac148a12fd23d85f7c587e1d44cff6"/>
     <w:p>
       <w:pPr>
         <w:pStyle w:val="Bibliography"/>
@@ -28588,8 +28987,8 @@
         <w:t xml:space="preserve">(1st edition). Academic Press.</w:t>
       </w:r>
     </w:p>
-    <w:bookmarkEnd w:id="424"/>
-    <w:bookmarkStart w:id="426" w:name="X4446e184b7dd55a61fd406499f32542fdcf24b5"/>
+    <w:bookmarkEnd w:id="421"/>
+    <w:bookmarkStart w:id="423" w:name="X4446e184b7dd55a61fd406499f32542fdcf24b5"/>
     <w:p>
       <w:pPr>
         <w:pStyle w:val="Bibliography"/>
@@ -28638,7 +29037,7 @@
       <w:r>
         <w:t xml:space="preserve"> </w:t>
       </w:r>
-      <w:hyperlink r:id="rId425">
+      <w:hyperlink r:id="rId422">
         <w:r>
           <w:rPr>
             <w:rStyle w:val="Hyperlink"/>
@@ -28647,8 +29046,8 @@
         </w:r>
       </w:hyperlink>
     </w:p>
-    <w:bookmarkEnd w:id="426"/>
-    <w:bookmarkStart w:id="428" w:name="X254a0f87701f835b5365990b3eba45be7dca59c"/>
+    <w:bookmarkEnd w:id="423"/>
+    <w:bookmarkStart w:id="425" w:name="X254a0f87701f835b5365990b3eba45be7dca59c"/>
     <w:p>
       <w:pPr>
         <w:pStyle w:val="Bibliography"/>
@@ -28792,7 +29191,7 @@
       <w:r>
         <w:t xml:space="preserve"> </w:t>
       </w:r>
-      <w:hyperlink r:id="rId427">
+      <w:hyperlink r:id="rId424">
         <w:r>
           <w:rPr>
             <w:rStyle w:val="Hyperlink"/>
@@ -28801,8 +29200,8 @@
         </w:r>
       </w:hyperlink>
     </w:p>
-    <w:bookmarkEnd w:id="428"/>
-    <w:bookmarkStart w:id="430" w:name="ref-woodLotPeopleCall2019"/>
+    <w:bookmarkEnd w:id="425"/>
+    <w:bookmarkStart w:id="427" w:name="ref-woodLotPeopleCall2019"/>
     <w:p>
       <w:pPr>
         <w:pStyle w:val="Bibliography"/>
@@ -28860,7 +29259,7 @@
       <w:r>
         <w:t xml:space="preserve"> </w:t>
       </w:r>
-      <w:hyperlink r:id="rId429">
+      <w:hyperlink r:id="rId426">
         <w:r>
           <w:rPr>
             <w:rStyle w:val="Hyperlink"/>
@@ -28869,8 +29268,8 @@
         </w:r>
       </w:hyperlink>
     </w:p>
-    <w:bookmarkEnd w:id="430"/>
-    <w:bookmarkStart w:id="432" w:name="X513fadbf866a4ddf9f29b63741ad369252b4800"/>
+    <w:bookmarkEnd w:id="427"/>
+    <w:bookmarkStart w:id="429" w:name="X513fadbf866a4ddf9f29b63741ad369252b4800"/>
     <w:p>
       <w:pPr>
         <w:pStyle w:val="Bibliography"/>
@@ -28952,7 +29351,7 @@
       <w:r>
         <w:t xml:space="preserve"> </w:t>
       </w:r>
-      <w:hyperlink r:id="rId431">
+      <w:hyperlink r:id="rId428">
         <w:r>
           <w:rPr>
             <w:rStyle w:val="Hyperlink"/>
@@ -28961,8 +29360,8 @@
         </w:r>
       </w:hyperlink>
     </w:p>
-    <w:bookmarkEnd w:id="432"/>
-    <w:bookmarkStart w:id="434" w:name="X62c2bccfcb3c64764f794751dcac0a3c1c7edc5"/>
+    <w:bookmarkEnd w:id="429"/>
+    <w:bookmarkStart w:id="431" w:name="X62c2bccfcb3c64764f794751dcac0a3c1c7edc5"/>
     <w:p>
       <w:pPr>
         <w:pStyle w:val="Bibliography"/>
@@ -29041,7 +29440,7 @@
       <w:r>
         <w:t xml:space="preserve"> </w:t>
       </w:r>
-      <w:hyperlink r:id="rId433">
+      <w:hyperlink r:id="rId430">
         <w:r>
           <w:rPr>
             <w:rStyle w:val="Hyperlink"/>
@@ -29050,8 +29449,8 @@
         </w:r>
       </w:hyperlink>
     </w:p>
-    <w:bookmarkEnd w:id="434"/>
-    <w:bookmarkStart w:id="436" w:name="Xb35ee182d565575e339a0170868456c1684f821"/>
+    <w:bookmarkEnd w:id="431"/>
+    <w:bookmarkStart w:id="433" w:name="Xb35ee182d565575e339a0170868456c1684f821"/>
     <w:p>
       <w:pPr>
         <w:pStyle w:val="Bibliography"/>
@@ -29106,7 +29505,7 @@
       <w:r>
         <w:t xml:space="preserve"> </w:t>
       </w:r>
-      <w:hyperlink r:id="rId435">
+      <w:hyperlink r:id="rId432">
         <w:r>
           <w:rPr>
             <w:rStyle w:val="Hyperlink"/>
@@ -29115,8 +29514,8 @@
         </w:r>
       </w:hyperlink>
     </w:p>
-    <w:bookmarkEnd w:id="436"/>
-    <w:bookmarkStart w:id="438" w:name="ref-wyantMaximizingEngagementTrust2025"/>
+    <w:bookmarkEnd w:id="433"/>
+    <w:bookmarkStart w:id="435" w:name="ref-wyantMaximizingEngagementTrust2025"/>
     <w:p>
       <w:pPr>
         <w:pStyle w:val="Bibliography"/>
@@ -29225,7 +29624,7 @@
       <w:r>
         <w:t xml:space="preserve"> </w:t>
       </w:r>
-      <w:hyperlink r:id="rId437">
+      <w:hyperlink r:id="rId434">
         <w:r>
           <w:rPr>
             <w:rStyle w:val="Hyperlink"/>
@@ -29234,8 +29633,8 @@
         </w:r>
       </w:hyperlink>
     </w:p>
-    <w:bookmarkEnd w:id="438"/>
-    <w:bookmarkStart w:id="440" w:name="ref-wyantMachineLearningModels2024"/>
+    <w:bookmarkEnd w:id="435"/>
+    <w:bookmarkStart w:id="437" w:name="ref-wyantMachineLearningModels2024"/>
     <w:p>
       <w:pPr>
         <w:pStyle w:val="Bibliography"/>
@@ -29259,7 +29658,7 @@
       <w:r>
         <w:t xml:space="preserve"> </w:t>
       </w:r>
-      <w:hyperlink r:id="rId439">
+      <w:hyperlink r:id="rId436">
         <w:r>
           <w:rPr>
             <w:rStyle w:val="Hyperlink"/>
@@ -29268,8 +29667,8 @@
         </w:r>
       </w:hyperlink>
     </w:p>
-    <w:bookmarkEnd w:id="440"/>
-    <w:bookmarkStart w:id="442" w:name="Xdcc3e6c1429a41e0448c7c169835e10027482a3"/>
+    <w:bookmarkEnd w:id="437"/>
+    <w:bookmarkStart w:id="439" w:name="Xdcc3e6c1429a41e0448c7c169835e10027482a3"/>
     <w:p>
       <w:pPr>
         <w:pStyle w:val="Bibliography"/>
@@ -29370,7 +29769,7 @@
       <w:r>
         <w:t xml:space="preserve"> </w:t>
       </w:r>
-      <w:hyperlink r:id="rId441">
+      <w:hyperlink r:id="rId438">
         <w:r>
           <w:rPr>
             <w:rStyle w:val="Hyperlink"/>
@@ -29379,8 +29778,8 @@
         </w:r>
       </w:hyperlink>
     </w:p>
-    <w:bookmarkEnd w:id="442"/>
-    <w:bookmarkStart w:id="444" w:name="X919c097397142f85d541b216884b2f657258800"/>
+    <w:bookmarkEnd w:id="439"/>
+    <w:bookmarkStart w:id="441" w:name="X919c097397142f85d541b216884b2f657258800"/>
     <w:p>
       <w:pPr>
         <w:pStyle w:val="Bibliography"/>
@@ -29444,7 +29843,7 @@
       <w:r>
         <w:t xml:space="preserve"> </w:t>
       </w:r>
-      <w:hyperlink r:id="rId443">
+      <w:hyperlink r:id="rId440">
         <w:r>
           <w:rPr>
             <w:rStyle w:val="Hyperlink"/>
@@ -29453,8 +29852,8 @@
         </w:r>
       </w:hyperlink>
     </w:p>
-    <w:bookmarkEnd w:id="444"/>
-    <w:bookmarkStart w:id="446" w:name="ref-zhouEvaluatingMachineLearning2018"/>
+    <w:bookmarkEnd w:id="441"/>
+    <w:bookmarkStart w:id="443" w:name="ref-zhouEvaluatingMachineLearning2018"/>
     <w:p>
       <w:pPr>
         <w:pStyle w:val="Bibliography"/>
@@ -29527,7 +29926,7 @@
       <w:r>
         <w:t xml:space="preserve"> </w:t>
       </w:r>
-      <w:hyperlink r:id="rId445">
+      <w:hyperlink r:id="rId442">
         <w:r>
           <w:rPr>
             <w:rStyle w:val="Hyperlink"/>
@@ -29536,8 +29935,8 @@
         </w:r>
       </w:hyperlink>
     </w:p>
-    <w:bookmarkEnd w:id="446"/>
-    <w:bookmarkStart w:id="448" w:name="ref-zikmund-fisherRightToolWhat2013"/>
+    <w:bookmarkEnd w:id="443"/>
+    <w:bookmarkStart w:id="445" w:name="ref-zikmund-fisherRightToolWhat2013"/>
     <w:p>
       <w:pPr>
         <w:pStyle w:val="Bibliography"/>
@@ -29574,7 +29973,7 @@
       <w:r>
         <w:t xml:space="preserve"> </w:t>
       </w:r>
-      <w:hyperlink r:id="rId447">
+      <w:hyperlink r:id="rId444">
         <w:r>
           <w:rPr>
             <w:rStyle w:val="Hyperlink"/>
@@ -29583,8 +29982,8 @@
         </w:r>
       </w:hyperlink>
     </w:p>
-    <w:bookmarkEnd w:id="448"/>
-    <w:bookmarkStart w:id="450" w:name="X13b53253f4b8775a58215d7e1d3c0adbd73e844"/>
+    <w:bookmarkEnd w:id="445"/>
+    <w:bookmarkStart w:id="447" w:name="X13b53253f4b8775a58215d7e1d3c0adbd73e844"/>
     <w:p>
       <w:pPr>
         <w:pStyle w:val="Bibliography"/>
@@ -29621,7 +30020,7 @@
       <w:r>
         <w:t xml:space="preserve"> </w:t>
       </w:r>
-      <w:hyperlink r:id="rId449">
+      <w:hyperlink r:id="rId446">
         <w:r>
           <w:rPr>
             <w:rStyle w:val="Hyperlink"/>
@@ -29630,9 +30029,9 @@
         </w:r>
       </w:hyperlink>
     </w:p>
-    <w:bookmarkEnd w:id="450"/>
-    <w:bookmarkEnd w:id="451"/>
-    <w:bookmarkEnd w:id="452"/>
+    <w:bookmarkEnd w:id="447"/>
+    <w:bookmarkEnd w:id="448"/>
+    <w:bookmarkEnd w:id="449"/>
     <w:sectPr>
       <w:footnotePr>
         <w:numRestart w:val="eachSect"/>

--- a/index.docx
+++ b/index.docx
@@ -19139,6 +19139,92 @@
         <w:t xml:space="preserve"> </w:t>
       </w:r>
       <w:r>
+        <w:t xml:space="preserve">(Cheetham et al., 2022)</w:t>
+      </w:r>
+      <w:r>
+        <w:t xml:space="preserve">, which may result in more equally distributed stigma-related experiences among men and women. As a result, any measurement effects related to stigma would have been present in both gender groups in the OUD sample.</w:t>
+      </w:r>
+    </w:p>
+    <w:p>
+      <w:pPr>
+        <w:pStyle w:val="BodyText"/>
+      </w:pPr>
+      <w:r>
+        <w:t xml:space="preserve">Third, changes in how we measured risk-relevant constructs may have enabled us to capture additional important predictors for women that were not well captured in the AUD sample. Most notably, we added an entirely new set of features derived from geolocation sensing. Prior research has identified gender differences in associations between social support and relapse risk. Specifically, women appear more likely to relapse when living apart from their children, experiencing depression, or undergoing marital stress</w:t>
+      </w:r>
+      <w:r>
+        <w:t xml:space="preserve"> </w:t>
+      </w:r>
+      <w:r>
+        <w:t xml:space="preserve">(Maxwell et al., 2022; Saunders et al., 1993; Walitzer &amp; Dearing, 2006)</w:t>
+      </w:r>
+      <w:r>
+        <w:t xml:space="preserve">. Our measure of location variance may have captured downstream behavioral correlates of low social support, such as social isolation or limited time spent outside the home or workplace.</w:t>
+      </w:r>
+    </w:p>
+    <w:p>
+      <w:pPr>
+        <w:pStyle w:val="BodyText"/>
+      </w:pPr>
+      <w:r>
+        <w:t xml:space="preserve">We also expanded the number and specificity of EMA items. In previous unpublished analyses of the AUD sample, abstinence self-efficacy was a much stronger predictor of lapse for men than for women. Given that this construct was the second most important feature in the AUD model, it likely contributed to the observed sex-specific performance discrepancy. In the OUD sample, we broke this item into two distinct parts. Specifically, the question “How likely are you to drink any alcohol within the next week?” was replaced with: (1) “Thinking forward to the next week, how motivated are you to completely avoid using opioids for non-medical reasons?” and (2) “Thinking forward to the next week, how confident are you in your ability to completely avoid using opioids for non-medical reasons?” This more nuanced operationalization may have allowed us to better capture motivational and confidence-related components of efficacy that are differentially predictive for women.</w:t>
+      </w:r>
+    </w:p>
+    <w:p>
+      <w:pPr>
+        <w:pStyle w:val="BodyText"/>
+      </w:pPr>
+      <w:r>
+        <w:t xml:space="preserve">Relapse among women has also been more consistently linked to negative affect compared to men</w:t>
+      </w:r>
+      <w:r>
+        <w:t xml:space="preserve"> </w:t>
+      </w:r>
+      <w:r>
+        <w:t xml:space="preserve">(Zywiak et al., 2006)</w:t>
+      </w:r>
+      <w:r>
+        <w:t xml:space="preserve">. In the OUD sample, we added items assessing discrete emotional states (relaxed, happy, depressed, anxious, angry), whereas the AUD sample relied on more general assessments of affect using bipolar valence and arousal scales. This increased emotional granularity may have further improved the model’s ability to capture risk processes more specific to women.</w:t>
+      </w:r>
+    </w:p>
+    <w:p>
+      <w:pPr>
+        <w:pStyle w:val="BodyText"/>
+      </w:pPr>
+      <w:r>
+        <w:t xml:space="preserve">While we offer several hypotheses for how specific features may produce sex-specific effects on model performance, it is likely that we would also observe feature interactions with race and ethnicity, income, geographic location and sexual orientation. We plan to explore how the relative ordering of features by importance differs for these different demographic subgroups. Although our model produced comparable overall performance for these groups (when sufficiently represented), the model may work through distinct predictive pathways for different groups. Understanding how features contribute to model performance across fairness groups could inform more tailored recovery recommendations and guide the selection of features in future modeling efforts.</w:t>
+      </w:r>
+    </w:p>
+    <w:bookmarkEnd w:id="195"/>
+    <w:bookmarkStart w:id="196" w:name="important-features"/>
+    <w:p>
+      <w:pPr>
+        <w:pStyle w:val="Heading2"/>
+      </w:pPr>
+      <w:r>
+        <w:t xml:space="preserve">8.3 Important Features</w:t>
+      </w:r>
+    </w:p>
+    <w:p>
+      <w:pPr>
+        <w:pStyle w:val="FirstParagraph"/>
+      </w:pPr>
+      <w:r>
+        <w:t xml:space="preserve">We used Shapley values to characterize the the average contribution of a feature on the model’s prediction across all participants and observations</w:t>
+      </w:r>
+      <w:r>
+        <w:t xml:space="preserve"> </w:t>
+      </w:r>
+      <w:r>
+        <w:t xml:space="preserve">(Lundberg &amp; Lee, 2017)</w:t>
+      </w:r>
+      <w:r>
+        <w:t xml:space="preserve">. The relative ordering of EMA features remained somewhat consistent across alcohol and opioid models. Past use was the most important feature in both models in our dataset. This is not surprising given that our outcome was lapse, and past behavior is often the best predictor of future behavior</w:t>
+      </w:r>
+      <w:r>
+        <w:t xml:space="preserve"> </w:t>
+      </w:r>
+      <w:r>
         <w:t xml:space="preserve">(</w:t>
       </w:r>
       <w:r>
@@ -19146,138 +19232,6 @@
           <w:b/>
           <w:bCs/>
         </w:rPr>
-        <w:t xml:space="preserve">cheethamImpactStigmaPeople2022?</w:t>
-      </w:r>
-      <w:r>
-        <w:t xml:space="preserve">)</w:t>
-      </w:r>
-      <w:r>
-        <w:t xml:space="preserve">, which may result in more equally distributed stigma-related experiences among men and women. As a result, any measurement effects related to stigma would have been present in both gender groups in the OUD sample.</w:t>
-      </w:r>
-    </w:p>
-    <w:p>
-      <w:pPr>
-        <w:pStyle w:val="BodyText"/>
-      </w:pPr>
-      <w:r>
-        <w:t xml:space="preserve">Third, changes in how we measured risk-relevant constructs may have enabled us to capture additional important predictors for women that were not well captured in the AUD sample. Most notably, we added an entirely new set of features derived from geolocation sensing. Prior research has identified gender differences in associations between social support and relapse risk. Specifically, women appear more likely to relapse when living apart from their children, experiencing depression, or undergoing marital stress</w:t>
-      </w:r>
-      <w:r>
-        <w:t xml:space="preserve"> </w:t>
-      </w:r>
-      <w:r>
-        <w:t xml:space="preserve">(Walitzer &amp; Dearing, 2006;</w:t>
-      </w:r>
-      <w:r>
-        <w:t xml:space="preserve"> </w:t>
-      </w:r>
-      <w:r>
-        <w:rPr>
-          <w:b/>
-          <w:bCs/>
-        </w:rPr>
-        <w:t xml:space="preserve">maxwellGenderDifferencesPsychosocial2022?</w:t>
-      </w:r>
-      <w:r>
-        <w:t xml:space="preserve">;</w:t>
-      </w:r>
-      <w:r>
-        <w:t xml:space="preserve"> </w:t>
-      </w:r>
-      <w:r>
-        <w:rPr>
-          <w:b/>
-          <w:bCs/>
-        </w:rPr>
-        <w:t xml:space="preserve">saundersWomenAlcoholProblems1993?</w:t>
-      </w:r>
-      <w:r>
-        <w:t xml:space="preserve">)</w:t>
-      </w:r>
-      <w:r>
-        <w:t xml:space="preserve">. Our measure of location variance may have captured downstream behavioral correlates of low social support, such as social isolation or limited time spent outside the home or workplace.</w:t>
-      </w:r>
-    </w:p>
-    <w:p>
-      <w:pPr>
-        <w:pStyle w:val="BodyText"/>
-      </w:pPr>
-      <w:r>
-        <w:t xml:space="preserve">We also expanded the number and specificity of EMA items. In previous unpublished analyses of the AUD sample, abstinence self-efficacy was a much stronger predictor of lapse for men than for women. Given that this construct was the second most important feature in the AUD model, it likely contributed to the observed sex-specific performance discrepancy. In the OUD sample, we broke this item into two distinct parts. Specifically, the question “How likely are you to drink any alcohol within the next week?” was replaced with: (1) “Thinking forward to the next week, how motivated are you to completely avoid using opioids for non-medical reasons?” and (2) “Thinking forward to the next week, how confident are you in your ability to completely avoid using opioids for non-medical reasons?” This more nuanced operationalization may have allowed us to better capture motivational and confidence-related components of efficacy that are differentially predictive for women.</w:t>
-      </w:r>
-    </w:p>
-    <w:p>
-      <w:pPr>
-        <w:pStyle w:val="BodyText"/>
-      </w:pPr>
-      <w:r>
-        <w:t xml:space="preserve">Relapse among women has also been more consistently linked to negative affect compared to men</w:t>
-      </w:r>
-      <w:r>
-        <w:t xml:space="preserve"> </w:t>
-      </w:r>
-      <w:r>
-        <w:t xml:space="preserve">(</w:t>
-      </w:r>
-      <w:r>
-        <w:rPr>
-          <w:b/>
-          <w:bCs/>
-        </w:rPr>
-        <w:t xml:space="preserve">zywiakAlcoholRelapseRepetition2006a?</w:t>
-      </w:r>
-      <w:r>
-        <w:t xml:space="preserve">)</w:t>
-      </w:r>
-      <w:r>
-        <w:t xml:space="preserve">. In the OUD sample, we added items assessing discrete emotional states (relaxed, happy, depressed, anxious, angry), whereas the AUD sample relied on more general assessments of affect using bipolar valence and arousal scales. This increased emotional granularity may have further improved the model’s ability to capture risk processes more specific to women.</w:t>
-      </w:r>
-    </w:p>
-    <w:p>
-      <w:pPr>
-        <w:pStyle w:val="BodyText"/>
-      </w:pPr>
-      <w:r>
-        <w:t xml:space="preserve">While we offer several hypotheses for how specific features may produce sex-specific effects on model performance, it is likely that we would also observe feature interactions with race and ethnicity, income, geographic location and sexual orientation. We plan to explore how the relative ordering of features by importance differs for these different demographic subgroups. Although our model produced comparable overall performance for these groups (when sufficiently represented), the model may work through distinct predictive pathways for different groups. Understanding how features contribute to model performance across fairness groups could inform more tailored recovery recommendations and guide the selection of features in future modeling efforts.</w:t>
-      </w:r>
-    </w:p>
-    <w:bookmarkEnd w:id="195"/>
-    <w:bookmarkStart w:id="196" w:name="important-features"/>
-    <w:p>
-      <w:pPr>
-        <w:pStyle w:val="Heading2"/>
-      </w:pPr>
-      <w:r>
-        <w:t xml:space="preserve">8.3 Important Features</w:t>
-      </w:r>
-    </w:p>
-    <w:p>
-      <w:pPr>
-        <w:pStyle w:val="FirstParagraph"/>
-      </w:pPr>
-      <w:r>
-        <w:t xml:space="preserve">We used Shapley values to characterize the the average contribution of a feature on the model’s prediction across all participants and observations</w:t>
-      </w:r>
-      <w:r>
-        <w:t xml:space="preserve"> </w:t>
-      </w:r>
-      <w:r>
-        <w:t xml:space="preserve">(Lundberg &amp; Lee, 2017)</w:t>
-      </w:r>
-      <w:r>
-        <w:t xml:space="preserve">. The relative ordering of EMA features remained somewhat consistent across alcohol and opioid models. Past use was the most important feature in both models in our dataset. This is not surprising given that our outcome was lapse, and past behavior is often the best predictor of future behavior</w:t>
-      </w:r>
-      <w:r>
-        <w:t xml:space="preserve"> </w:t>
-      </w:r>
-      <w:r>
-        <w:t xml:space="preserve">(</w:t>
-      </w:r>
-      <w:r>
-        <w:rPr>
-          <w:b/>
-          <w:bCs/>
-        </w:rPr>
         <w:t xml:space="preserve">ouelletteHabitIntentionEverday1998?</w:t>
       </w:r>
       <w:r>
@@ -19576,20 +19530,42 @@
         <w:t xml:space="preserve"> </w:t>
       </w:r>
       <w:r>
+        <w:t xml:space="preserve">(Garcia-Retamero &amp; Cokely, 2013)</w:t>
+      </w:r>
+      <w:r>
+        <w:t xml:space="preserve">. Anchoring risk estimates to an individual’s personal baseline may enhance interpretability. For example, by emphasizing whether risk is higher or lower than in the prior week or relative to their typical pattern. Additionally, combining quantitative scores with coarser qualitative descriptors (e.g., low, moderate, high risk) may further support comprehension without oversimplification.</w:t>
+      </w:r>
+    </w:p>
+    <w:p>
+      <w:pPr>
+        <w:pStyle w:val="BodyText"/>
+      </w:pPr>
+      <w:r>
+        <w:t xml:space="preserve">Beyond risk probabilities, our models also identify the most influential features contributing to each prediction. These locally important features create opportunities to contextualize risk feedback by highlighting key drivers of vulnerability (e.g., craving, stress, social isolation) and pairing them with domain-informed recovery recommendations. Emerging best practices from interpretable machine learning suggest this information may make the machine learning model less of a</w:t>
+      </w:r>
+      <w:r>
+        <w:t xml:space="preserve"> </w:t>
+      </w:r>
+      <w:r>
+        <w:t xml:space="preserve">“black box”</w:t>
+      </w:r>
+      <w:r>
+        <w:t xml:space="preserve">, which may build trust, or allow individuals to engage more thoughtfully (e.g., questioning false positives, scrutinizing model behavior) and gain insight</w:t>
+      </w:r>
+      <w:r>
+        <w:t xml:space="preserve"> </w:t>
+      </w:r>
+      <w:r>
         <w:t xml:space="preserve">(</w:t>
       </w:r>
       <w:r>
-        <w:rPr>
-          <w:b/>
-          <w:bCs/>
-        </w:rPr>
-        <w:t xml:space="preserve">garcia-retameroCommunicatingHealthRisks2013?</w:t>
-      </w:r>
-      <w:r>
-        <w:t xml:space="preserve">)</w:t>
-      </w:r>
-      <w:r>
-        <w:t xml:space="preserve">. Anchoring risk estimates to an individual’s personal baseline may enhance interpretability. For example, by emphasizing whether risk is higher or lower than in the prior week or relative to their typical pattern. Additionally, combining quantitative scores with coarser qualitative descriptors (e.g., low, moderate, high risk) may further support comprehension without oversimplification.</w:t>
+        <w:t xml:space="preserve">da Cruz et al.</w:t>
+      </w:r>
+      <w:r>
+        <w:t xml:space="preserve">, 2021; Shin, 2021)</w:t>
+      </w:r>
+      <w:r>
+        <w:t xml:space="preserve">.</w:t>
       </w:r>
     </w:p>
     <w:p>
@@ -19597,98 +19573,13 @@
         <w:pStyle w:val="BodyText"/>
       </w:pPr>
       <w:r>
-        <w:t xml:space="preserve">Beyond risk probabilities, our models also identify the most influential features contributing to each prediction. These locally important features create opportunities to contextualize risk feedback by highlighting key drivers of vulnerability (e.g., craving, stress, social isolation) and pairing them with domain-informed recovery recommendations. Emerging best practices from interpretable machine learning suggest this information may make the machine learning model less of a</w:t>
-      </w:r>
-      <w:r>
-        <w:t xml:space="preserve"> </w:t>
-      </w:r>
-      <w:r>
-        <w:t xml:space="preserve">“black box”</w:t>
-      </w:r>
-      <w:r>
-        <w:t xml:space="preserve">, which may build trust, or allow individuals to engage more thoughtfully (e.g., questioning false positives, scrutinizing model behavior) and gain insight</w:t>
-      </w:r>
-      <w:r>
-        <w:t xml:space="preserve"> </w:t>
-      </w:r>
-      <w:r>
-        <w:t xml:space="preserve">(</w:t>
-      </w:r>
-      <w:r>
-        <w:rPr>
-          <w:b/>
-          <w:bCs/>
-        </w:rPr>
-        <w:t xml:space="preserve">dacruzUsingInterpretabilityApproaches2021?</w:t>
-      </w:r>
-      <w:r>
-        <w:t xml:space="preserve">;</w:t>
-      </w:r>
-      <w:r>
-        <w:t xml:space="preserve"> </w:t>
-      </w:r>
-      <w:r>
-        <w:rPr>
-          <w:b/>
-          <w:bCs/>
-        </w:rPr>
-        <w:t xml:space="preserve">shinEffectsExplainabilityCausability2021?</w:t>
-      </w:r>
-      <w:r>
-        <w:t xml:space="preserve">)</w:t>
-      </w:r>
-      <w:r>
-        <w:t xml:space="preserve">.</w:t>
-      </w:r>
-    </w:p>
-    <w:p>
-      <w:pPr>
-        <w:pStyle w:val="BodyText"/>
-      </w:pPr>
-      <w:r>
         <w:t xml:space="preserve">Despite these opportunities, there is currently no consensus on how best to present predictive feedback in a manner that maximizes engagement, trust, and clinical utility. Prior research suggests that increasing transparency in machine learning systems, such as by revealing contributing factors, can improve perceived credibility and user acceptance</w:t>
       </w:r>
       <w:r>
         <w:t xml:space="preserve"> </w:t>
       </w:r>
       <w:r>
-        <w:t xml:space="preserve">(</w:t>
-      </w:r>
-      <w:r>
-        <w:rPr>
-          <w:b/>
-          <w:bCs/>
-        </w:rPr>
-        <w:t xml:space="preserve">kizilcecHowMuchInformation2016?</w:t>
-      </w:r>
-      <w:r>
-        <w:t xml:space="preserve">;</w:t>
-      </w:r>
-      <w:r>
-        <w:t xml:space="preserve"> </w:t>
-      </w:r>
-      <w:r>
-        <w:rPr>
-          <w:b/>
-          <w:bCs/>
-        </w:rPr>
-        <w:t xml:space="preserve">kuleszaPrinciplesExplanatoryDebugging2015?</w:t>
-      </w:r>
-      <w:r>
-        <w:t xml:space="preserve">;</w:t>
-      </w:r>
-      <w:r>
-        <w:t xml:space="preserve"> </w:t>
-      </w:r>
-      <w:r>
-        <w:rPr>
-          <w:b/>
-          <w:bCs/>
-        </w:rPr>
-        <w:t xml:space="preserve">limWhyWhyNot2009?</w:t>
-      </w:r>
-      <w:r>
-        <w:t xml:space="preserve">)</w:t>
+        <w:t xml:space="preserve">(Kizilcec, 2016; Kulesza et al., 2015; Lim et al., 2009)</w:t>
       </w:r>
       <w:r>
         <w:t xml:space="preserve">. In the context of recovery monitoring, selective transparency may also promote self-awareness and learning, potentially yielding additional clinical benefits</w:t>
@@ -19697,30 +19588,7 @@
         <w:t xml:space="preserve"> </w:t>
       </w:r>
       <w:r>
-        <w:t xml:space="preserve">(</w:t>
-      </w:r>
-      <w:r>
-        <w:rPr>
-          <w:b/>
-          <w:bCs/>
-        </w:rPr>
-        <w:t xml:space="preserve">kuleszaPrinciplesExplanatoryDebugging2015?</w:t>
-      </w:r>
-      <w:r>
-        <w:t xml:space="preserve">;</w:t>
-      </w:r>
-      <w:r>
-        <w:t xml:space="preserve"> </w:t>
-      </w:r>
-      <w:r>
-        <w:rPr>
-          <w:b/>
-          <w:bCs/>
-        </w:rPr>
-        <w:t xml:space="preserve">kuleszaFixingProgramMy2009?</w:t>
-      </w:r>
-      <w:r>
-        <w:t xml:space="preserve">)</w:t>
+        <w:t xml:space="preserve">(Kulesza et al., 2009; Kulesza et al., 2015)</w:t>
       </w:r>
       <w:r>
         <w:t xml:space="preserve">. At the same time, overly detailed or complex explanations may undermine confidence by exposing model uncertainty, revealing occasional errors, or burdening users with unnecessary information</w:t>
@@ -19729,30 +19597,7 @@
         <w:t xml:space="preserve"> </w:t>
       </w:r>
       <w:r>
-        <w:t xml:space="preserve">(</w:t>
-      </w:r>
-      <w:r>
-        <w:rPr>
-          <w:b/>
-          <w:bCs/>
-        </w:rPr>
-        <w:t xml:space="preserve">buntAreExplanationsAlways2012?</w:t>
-      </w:r>
-      <w:r>
-        <w:t xml:space="preserve">;</w:t>
-      </w:r>
-      <w:r>
-        <w:t xml:space="preserve"> </w:t>
-      </w:r>
-      <w:r>
-        <w:rPr>
-          <w:b/>
-          <w:bCs/>
-        </w:rPr>
-        <w:t xml:space="preserve">springerProgressiveDisclosureWhen2020?</w:t>
-      </w:r>
-      <w:r>
-        <w:t xml:space="preserve">)</w:t>
+        <w:t xml:space="preserve">(Bunt et al., 2012; Springer &amp; Whittaker, 2020)</w:t>
       </w:r>
       <w:r>
         <w:t xml:space="preserve">. Thus, determining the optimal balance between transparency and simplicity remains an open empirical question.</w:t>
@@ -19819,7 +19664,7 @@
     </w:p>
     <w:bookmarkEnd w:id="199"/>
     <w:bookmarkEnd w:id="200"/>
-    <w:bookmarkStart w:id="449" w:name="references"/>
+    <w:bookmarkStart w:id="475" w:name="references"/>
     <w:p>
       <w:pPr>
         <w:pStyle w:val="Heading1"/>
@@ -19828,7 +19673,7 @@
         <w:t xml:space="preserve">9. References</w:t>
       </w:r>
     </w:p>
-    <w:bookmarkStart w:id="448" w:name="refs"/>
+    <w:bookmarkStart w:id="474" w:name="refs"/>
     <w:bookmarkStart w:id="202" w:name="ref-alexanderUseEcologicalMomentary2023"/>
     <w:p>
       <w:pPr>
@@ -20564,12 +20409,123 @@
       </w:hyperlink>
     </w:p>
     <w:bookmarkEnd w:id="216"/>
-    <w:bookmarkStart w:id="218" w:name="Xb9e0d0ebf8a68c1cf7bf5a0c0c60d2cec07c66c"/>
+    <w:bookmarkStart w:id="218" w:name="ref-buntAreExplanationsAlways2012"/>
     <w:p>
       <w:pPr>
         <w:pStyle w:val="Bibliography"/>
       </w:pPr>
       <w:r>
+        <w:t xml:space="preserve">Bunt, A., Lount, M., &amp; Lauzon, C. (2012). Are explanations always important? A study of deployed, low-cost intelligent interactive systems.</w:t>
+      </w:r>
+      <w:r>
+        <w:t xml:space="preserve"> </w:t>
+      </w:r>
+      <w:r>
+        <w:rPr>
+          <w:i/>
+          <w:iCs/>
+        </w:rPr>
+        <w:t xml:space="preserve">Proceedings of the 2012</w:t>
+      </w:r>
+      <w:r>
+        <w:rPr>
+          <w:i/>
+          <w:iCs/>
+        </w:rPr>
+        <w:t xml:space="preserve"> </w:t>
+      </w:r>
+      <w:r>
+        <w:rPr>
+          <w:i/>
+          <w:iCs/>
+        </w:rPr>
+        <w:t xml:space="preserve">ACM</w:t>
+      </w:r>
+      <w:r>
+        <w:rPr>
+          <w:i/>
+          <w:iCs/>
+        </w:rPr>
+        <w:t xml:space="preserve"> </w:t>
+      </w:r>
+      <w:r>
+        <w:rPr>
+          <w:i/>
+          <w:iCs/>
+        </w:rPr>
+        <w:t xml:space="preserve">International Conference on</w:t>
+      </w:r>
+      <w:r>
+        <w:rPr>
+          <w:i/>
+          <w:iCs/>
+        </w:rPr>
+        <w:t xml:space="preserve"> </w:t>
+      </w:r>
+      <w:r>
+        <w:rPr>
+          <w:i/>
+          <w:iCs/>
+        </w:rPr>
+        <w:t xml:space="preserve">Intelligent User Interfaces</w:t>
+      </w:r>
+      <w:r>
+        <w:rPr>
+          <w:i/>
+          <w:iCs/>
+        </w:rPr>
+        <w:t xml:space="preserve">,</w:t>
+      </w:r>
+      <w:r>
+        <w:rPr>
+          <w:i/>
+          <w:iCs/>
+        </w:rPr>
+        <w:t xml:space="preserve"> </w:t>
+      </w:r>
+      <w:r>
+        <w:rPr>
+          <w:i/>
+          <w:iCs/>
+        </w:rPr>
+        <w:t xml:space="preserve">IUI</w:t>
+      </w:r>
+      <w:r>
+        <w:rPr>
+          <w:i/>
+          <w:iCs/>
+        </w:rPr>
+        <w:t xml:space="preserve"> </w:t>
+      </w:r>
+      <w:r>
+        <w:rPr>
+          <w:i/>
+          <w:iCs/>
+        </w:rPr>
+        <w:t xml:space="preserve">’12</w:t>
+      </w:r>
+      <w:r>
+        <w:t xml:space="preserve">, 169–178.</w:t>
+      </w:r>
+      <w:r>
+        <w:t xml:space="preserve"> </w:t>
+      </w:r>
+      <w:hyperlink r:id="rId217">
+        <w:r>
+          <w:rPr>
+            <w:rStyle w:val="Hyperlink"/>
+          </w:rPr>
+          <w:t xml:space="preserve">https://doi.org/10.1145/2166966.2166996</w:t>
+        </w:r>
+      </w:hyperlink>
+    </w:p>
+    <w:bookmarkEnd w:id="218"/>
+    <w:bookmarkStart w:id="220" w:name="Xb9e0d0ebf8a68c1cf7bf5a0c0c60d2cec07c66c"/>
+    <w:p>
+      <w:pPr>
+        <w:pStyle w:val="Bibliography"/>
+      </w:pPr>
+      <w:r>
         <w:t xml:space="preserve">Burgess-Hull, A. J., Panlilio, L. V., Preston, K. L., &amp; Epstein, D. H. (2022). Trajectories of craving during medication-assisted treatment for opioid-use disorder:</w:t>
       </w:r>
       <w:r>
@@ -20613,7 +20569,7 @@
       <w:r>
         <w:t xml:space="preserve"> </w:t>
       </w:r>
-      <w:hyperlink r:id="rId217">
+      <w:hyperlink r:id="rId219">
         <w:r>
           <w:rPr>
             <w:rStyle w:val="Hyperlink"/>
@@ -20622,8 +20578,8 @@
         </w:r>
       </w:hyperlink>
     </w:p>
-    <w:bookmarkEnd w:id="218"/>
-    <w:bookmarkStart w:id="220" w:name="ref-campbellBriefReportGender2018"/>
+    <w:bookmarkEnd w:id="220"/>
+    <w:bookmarkStart w:id="222" w:name="ref-campbellBriefReportGender2018"/>
     <w:p>
       <w:pPr>
         <w:pStyle w:val="Bibliography"/>
@@ -20738,7 +20694,7 @@
       <w:r>
         <w:t xml:space="preserve"> </w:t>
       </w:r>
-      <w:hyperlink r:id="rId219">
+      <w:hyperlink r:id="rId221">
         <w:r>
           <w:rPr>
             <w:rStyle w:val="Hyperlink"/>
@@ -20747,8 +20703,8 @@
         </w:r>
       </w:hyperlink>
     </w:p>
-    <w:bookmarkEnd w:id="220"/>
-    <w:bookmarkStart w:id="222" w:name="X9a37a6baaaf4b0898f9b89d686ca60354e1e472"/>
+    <w:bookmarkEnd w:id="222"/>
+    <w:bookmarkStart w:id="224" w:name="X9a37a6baaaf4b0898f9b89d686ca60354e1e472"/>
     <w:p>
       <w:pPr>
         <w:pStyle w:val="Bibliography"/>
@@ -20785,7 +20741,7 @@
       <w:r>
         <w:t xml:space="preserve"> </w:t>
       </w:r>
-      <w:hyperlink r:id="rId221">
+      <w:hyperlink r:id="rId223">
         <w:r>
           <w:rPr>
             <w:rStyle w:val="Hyperlink"/>
@@ -20794,8 +20750,8 @@
         </w:r>
       </w:hyperlink>
     </w:p>
-    <w:bookmarkEnd w:id="222"/>
-    <w:bookmarkStart w:id="224" w:name="ref-chtc"/>
+    <w:bookmarkEnd w:id="224"/>
+    <w:bookmarkStart w:id="226" w:name="ref-chtc"/>
     <w:p>
       <w:pPr>
         <w:pStyle w:val="Bibliography"/>
@@ -20819,7 +20775,7 @@
       <w:r>
         <w:t xml:space="preserve"> </w:t>
       </w:r>
-      <w:hyperlink r:id="rId223">
+      <w:hyperlink r:id="rId225">
         <w:r>
           <w:rPr>
             <w:rStyle w:val="Hyperlink"/>
@@ -20828,8 +20784,8 @@
         </w:r>
       </w:hyperlink>
     </w:p>
-    <w:bookmarkEnd w:id="224"/>
-    <w:bookmarkStart w:id="225" w:name="X8e0e943878d1a2c3026b4a46f6c482e09849b94"/>
+    <w:bookmarkEnd w:id="226"/>
+    <w:bookmarkStart w:id="227" w:name="X8e0e943878d1a2c3026b4a46f6c482e09849b94"/>
     <w:p>
       <w:pPr>
         <w:pStyle w:val="Bibliography"/>
@@ -20923,8 +20879,8 @@
         <w:t xml:space="preserve">.</w:t>
       </w:r>
     </w:p>
-    <w:bookmarkEnd w:id="225"/>
-    <w:bookmarkStart w:id="226" w:name="X21d9bc577093464d5d051ef6477b67710b39313"/>
+    <w:bookmarkEnd w:id="227"/>
+    <w:bookmarkStart w:id="228" w:name="X21d9bc577093464d5d051ef6477b67710b39313"/>
     <w:p>
       <w:pPr>
         <w:pStyle w:val="Bibliography"/>
@@ -21000,13 +20956,123 @@
         <w:t xml:space="preserve">. https://nccd.cdc.gov/DPH_ARDI/Default/Default.aspx.</w:t>
       </w:r>
     </w:p>
-    <w:bookmarkEnd w:id="226"/>
-    <w:bookmarkStart w:id="228" w:name="ref-chihPredictiveModelingAddiction2014"/>
+    <w:bookmarkEnd w:id="228"/>
+    <w:bookmarkStart w:id="230" w:name="ref-cheethamImpactStigmaPeople2022"/>
     <w:p>
       <w:pPr>
         <w:pStyle w:val="Bibliography"/>
       </w:pPr>
       <w:r>
+        <w:t xml:space="preserve">Cheetham, A., Picco, L., Barnett, A., Lubman, D. I., &amp; Nielsen, S. (2022). The</w:t>
+      </w:r>
+      <w:r>
+        <w:t xml:space="preserve"> </w:t>
+      </w:r>
+      <w:r>
+        <w:t xml:space="preserve">Impact</w:t>
+      </w:r>
+      <w:r>
+        <w:t xml:space="preserve"> </w:t>
+      </w:r>
+      <w:r>
+        <w:t xml:space="preserve">of</w:t>
+      </w:r>
+      <w:r>
+        <w:t xml:space="preserve"> </w:t>
+      </w:r>
+      <w:r>
+        <w:t xml:space="preserve">Stigma</w:t>
+      </w:r>
+      <w:r>
+        <w:t xml:space="preserve"> </w:t>
+      </w:r>
+      <w:r>
+        <w:t xml:space="preserve">on</w:t>
+      </w:r>
+      <w:r>
+        <w:t xml:space="preserve"> </w:t>
+      </w:r>
+      <w:r>
+        <w:t xml:space="preserve">People</w:t>
+      </w:r>
+      <w:r>
+        <w:t xml:space="preserve"> </w:t>
+      </w:r>
+      <w:r>
+        <w:t xml:space="preserve">with</w:t>
+      </w:r>
+      <w:r>
+        <w:t xml:space="preserve"> </w:t>
+      </w:r>
+      <w:r>
+        <w:t xml:space="preserve">Opioid Use Disorder</w:t>
+      </w:r>
+      <w:r>
+        <w:t xml:space="preserve">,</w:t>
+      </w:r>
+      <w:r>
+        <w:t xml:space="preserve"> </w:t>
+      </w:r>
+      <w:r>
+        <w:t xml:space="preserve">Opioid Treatment</w:t>
+      </w:r>
+      <w:r>
+        <w:t xml:space="preserve">, and</w:t>
+      </w:r>
+      <w:r>
+        <w:t xml:space="preserve"> </w:t>
+      </w:r>
+      <w:r>
+        <w:t xml:space="preserve">Policy</w:t>
+      </w:r>
+      <w:r>
+        <w:t xml:space="preserve">.</w:t>
+      </w:r>
+      <w:r>
+        <w:t xml:space="preserve"> </w:t>
+      </w:r>
+      <w:r>
+        <w:rPr>
+          <w:i/>
+          <w:iCs/>
+        </w:rPr>
+        <w:t xml:space="preserve">Substance Abuse and Rehabilitation</w:t>
+      </w:r>
+      <w:r>
+        <w:t xml:space="preserve">,</w:t>
+      </w:r>
+      <w:r>
+        <w:t xml:space="preserve"> </w:t>
+      </w:r>
+      <w:r>
+        <w:rPr>
+          <w:i/>
+          <w:iCs/>
+        </w:rPr>
+        <w:t xml:space="preserve">13</w:t>
+      </w:r>
+      <w:r>
+        <w:t xml:space="preserve">, 1–12.</w:t>
+      </w:r>
+      <w:r>
+        <w:t xml:space="preserve"> </w:t>
+      </w:r>
+      <w:hyperlink r:id="rId229">
+        <w:r>
+          <w:rPr>
+            <w:rStyle w:val="Hyperlink"/>
+          </w:rPr>
+          <w:t xml:space="preserve">https://doi.org/10.2147/SAR.S304566</w:t>
+        </w:r>
+      </w:hyperlink>
+    </w:p>
+    <w:bookmarkEnd w:id="230"/>
+    <w:bookmarkStart w:id="232" w:name="ref-chihPredictiveModelingAddiction2014"/>
+    <w:p>
+      <w:pPr>
+        <w:pStyle w:val="Bibliography"/>
+      </w:pPr>
+      <w:r>
         <w:t xml:space="preserve">Chih, M.-Y., Patton, T., McTavish, F. M., Isham, A. J., Judkins-Fisher, C. L., Atwood, A. K., &amp; Gustafson, D. H. (2014). Predictive modeling of addiction lapses in a mobile health application.</w:t>
       </w:r>
       <w:r>
@@ -21038,7 +21104,7 @@
       <w:r>
         <w:t xml:space="preserve"> </w:t>
       </w:r>
-      <w:hyperlink r:id="rId227">
+      <w:hyperlink r:id="rId231">
         <w:r>
           <w:rPr>
             <w:rStyle w:val="Hyperlink"/>
@@ -21047,8 +21113,8 @@
         </w:r>
       </w:hyperlink>
     </w:p>
-    <w:bookmarkEnd w:id="228"/>
-    <w:bookmarkStart w:id="230" w:name="ref-choiTreatmentUsePerceived2014"/>
+    <w:bookmarkEnd w:id="232"/>
+    <w:bookmarkStart w:id="234" w:name="ref-choiTreatmentUsePerceived2014"/>
     <w:p>
       <w:pPr>
         <w:pStyle w:val="Bibliography"/>
@@ -21085,7 +21151,7 @@
       <w:r>
         <w:t xml:space="preserve"> </w:t>
       </w:r>
-      <w:hyperlink r:id="rId229">
+      <w:hyperlink r:id="rId233">
         <w:r>
           <w:rPr>
             <w:rStyle w:val="Hyperlink"/>
@@ -21094,8 +21160,8 @@
         </w:r>
       </w:hyperlink>
     </w:p>
-    <w:bookmarkEnd w:id="230"/>
-    <w:bookmarkStart w:id="232" w:name="ref-collinsTRIPODAIStatementUpdated2024"/>
+    <w:bookmarkEnd w:id="234"/>
+    <w:bookmarkStart w:id="236" w:name="ref-collinsTRIPODAIStatementUpdated2024"/>
     <w:p>
       <w:pPr>
         <w:pStyle w:val="Bibliography"/>
@@ -21150,7 +21216,7 @@
       <w:r>
         <w:t xml:space="preserve"> </w:t>
       </w:r>
-      <w:hyperlink r:id="rId231">
+      <w:hyperlink r:id="rId235">
         <w:r>
           <w:rPr>
             <w:rStyle w:val="Hyperlink"/>
@@ -21159,8 +21225,8 @@
         </w:r>
       </w:hyperlink>
     </w:p>
-    <w:bookmarkEnd w:id="232"/>
-    <w:bookmarkStart w:id="234" w:name="Xe29632f4640db359554d6e94e7df1cfb6521b58"/>
+    <w:bookmarkEnd w:id="236"/>
+    <w:bookmarkStart w:id="238" w:name="Xe29632f4640db359554d6e94e7df1cfb6521b58"/>
     <w:p>
       <w:pPr>
         <w:pStyle w:val="Bibliography"/>
@@ -21289,7 +21355,7 @@
       <w:r>
         <w:t xml:space="preserve"> </w:t>
       </w:r>
-      <w:hyperlink r:id="rId233">
+      <w:hyperlink r:id="rId237">
         <w:r>
           <w:rPr>
             <w:rStyle w:val="Hyperlink"/>
@@ -21298,8 +21364,8 @@
         </w:r>
       </w:hyperlink>
     </w:p>
-    <w:bookmarkEnd w:id="234"/>
-    <w:bookmarkStart w:id="236" w:name="X3318c3d125eb6b2c1c0b78207deae74f3614f2f"/>
+    <w:bookmarkEnd w:id="238"/>
+    <w:bookmarkStart w:id="240" w:name="X3318c3d125eb6b2c1c0b78207deae74f3614f2f"/>
     <w:p>
       <w:pPr>
         <w:pStyle w:val="Bibliography"/>
@@ -21336,7 +21402,7 @@
       <w:r>
         <w:t xml:space="preserve"> </w:t>
       </w:r>
-      <w:hyperlink r:id="rId235">
+      <w:hyperlink r:id="rId239">
         <w:r>
           <w:rPr>
             <w:rStyle w:val="Hyperlink"/>
@@ -21345,8 +21411,8 @@
         </w:r>
       </w:hyperlink>
     </w:p>
-    <w:bookmarkEnd w:id="236"/>
-    <w:bookmarkStart w:id="238" w:name="ref-craneAlcoholUseDisorders2020"/>
+    <w:bookmarkEnd w:id="240"/>
+    <w:bookmarkStart w:id="242" w:name="ref-craneAlcoholUseDisorders2020"/>
     <w:p>
       <w:pPr>
         <w:pStyle w:val="Bibliography"/>
@@ -21401,7 +21467,7 @@
       <w:r>
         <w:t xml:space="preserve"> </w:t>
       </w:r>
-      <w:hyperlink r:id="rId237">
+      <w:hyperlink r:id="rId241">
         <w:r>
           <w:rPr>
             <w:rStyle w:val="Hyperlink"/>
@@ -21410,13 +21476,63 @@
         </w:r>
       </w:hyperlink>
     </w:p>
-    <w:bookmarkEnd w:id="238"/>
-    <w:bookmarkStart w:id="240" w:name="Xb70ed90433964dc3a7ede0ee8357d97241623cc"/>
+    <w:bookmarkEnd w:id="242"/>
+    <w:bookmarkStart w:id="244" w:name="X82b0809e714687a8eb1b2f41de7676b1df2001d"/>
     <w:p>
       <w:pPr>
         <w:pStyle w:val="Bibliography"/>
       </w:pPr>
       <w:r>
+        <w:t xml:space="preserve">da Cruz, H. F., Pfahringer, B., Martensen, T., Schneider, F., Meyer, A., Böttinger, E., &amp; Schapranow, M.-P.</w:t>
+      </w:r>
+      <w:r>
+        <w:t xml:space="preserve"> (2021). Using interpretability approaches to update "black-box" clinical prediction models: An external validation study in nephrology.</w:t>
+      </w:r>
+      <w:r>
+        <w:t xml:space="preserve"> </w:t>
+      </w:r>
+      <w:r>
+        <w:rPr>
+          <w:i/>
+          <w:iCs/>
+        </w:rPr>
+        <w:t xml:space="preserve">Artificial Intelligence in Medicine</w:t>
+      </w:r>
+      <w:r>
+        <w:t xml:space="preserve">,</w:t>
+      </w:r>
+      <w:r>
+        <w:t xml:space="preserve"> </w:t>
+      </w:r>
+      <w:r>
+        <w:rPr>
+          <w:i/>
+          <w:iCs/>
+        </w:rPr>
+        <w:t xml:space="preserve">111</w:t>
+      </w:r>
+      <w:r>
+        <w:t xml:space="preserve">, 101982.</w:t>
+      </w:r>
+      <w:r>
+        <w:t xml:space="preserve"> </w:t>
+      </w:r>
+      <w:hyperlink r:id="rId243">
+        <w:r>
+          <w:rPr>
+            <w:rStyle w:val="Hyperlink"/>
+          </w:rPr>
+          <w:t xml:space="preserve">https://doi.org/10.1016/j.artmed.2020.101982</w:t>
+        </w:r>
+      </w:hyperlink>
+    </w:p>
+    <w:bookmarkEnd w:id="244"/>
+    <w:bookmarkStart w:id="246" w:name="Xb70ed90433964dc3a7ede0ee8357d97241623cc"/>
+    <w:p>
+      <w:pPr>
+        <w:pStyle w:val="Bibliography"/>
+      </w:pPr>
+      <w:r>
         <w:t xml:space="preserve">David, S. J., Marshall, A. J., Evanovich, E. K., &amp; Mumma, G. H. (2018). Intraindividual</w:t>
       </w:r>
       <w:r>
@@ -21481,7 +21597,7 @@
       <w:r>
         <w:t xml:space="preserve"> </w:t>
       </w:r>
-      <w:hyperlink r:id="rId239">
+      <w:hyperlink r:id="rId245">
         <w:r>
           <w:rPr>
             <w:rStyle w:val="Hyperlink"/>
@@ -21490,8 +21606,8 @@
         </w:r>
       </w:hyperlink>
     </w:p>
-    <w:bookmarkEnd w:id="240"/>
-    <w:bookmarkStart w:id="242" w:name="ref-dennisManagingAddictionChronic2007"/>
+    <w:bookmarkEnd w:id="246"/>
+    <w:bookmarkStart w:id="248" w:name="ref-dennisManagingAddictionChronic2007"/>
     <w:p>
       <w:pPr>
         <w:pStyle w:val="Bibliography"/>
@@ -21502,7 +21618,7 @@
       <w:r>
         <w:t xml:space="preserve"> </w:t>
       </w:r>
-      <w:hyperlink r:id="rId241">
+      <w:hyperlink r:id="rId247">
         <w:r>
           <w:rPr>
             <w:rStyle w:val="Hyperlink"/>
@@ -21576,8 +21692,8 @@
         <w:t xml:space="preserve">(1), 45–55.</w:t>
       </w:r>
     </w:p>
-    <w:bookmarkEnd w:id="242"/>
-    <w:bookmarkStart w:id="243" w:name="ref-derogatislBriefSymptomInventory"/>
+    <w:bookmarkEnd w:id="248"/>
+    <w:bookmarkStart w:id="249" w:name="ref-derogatislBriefSymptomInventory"/>
     <w:p>
       <w:pPr>
         <w:pStyle w:val="Bibliography"/>
@@ -21648,8 +21764,8 @@
         <w:t xml:space="preserve">. NCS Pearson.</w:t>
       </w:r>
     </w:p>
-    <w:bookmarkEnd w:id="243"/>
-    <w:bookmarkStart w:id="245" w:name="ref-derubeisHistoryCurrentStatus2019"/>
+    <w:bookmarkEnd w:id="249"/>
+    <w:bookmarkStart w:id="251" w:name="ref-derubeisHistoryCurrentStatus2019"/>
     <w:p>
       <w:pPr>
         <w:pStyle w:val="Bibliography"/>
@@ -21686,7 +21802,7 @@
       <w:r>
         <w:t xml:space="preserve"> </w:t>
       </w:r>
-      <w:hyperlink r:id="rId244">
+      <w:hyperlink r:id="rId250">
         <w:r>
           <w:rPr>
             <w:rStyle w:val="Hyperlink"/>
@@ -21695,8 +21811,8 @@
         </w:r>
       </w:hyperlink>
     </w:p>
-    <w:bookmarkEnd w:id="245"/>
-    <w:bookmarkStart w:id="247" w:name="ref-devlinBERTPretrainingDeep2019"/>
+    <w:bookmarkEnd w:id="251"/>
+    <w:bookmarkStart w:id="253" w:name="ref-devlinBERTPretrainingDeep2019"/>
     <w:p>
       <w:pPr>
         <w:pStyle w:val="Bibliography"/>
@@ -21800,7 +21916,7 @@
       <w:r>
         <w:t xml:space="preserve"> </w:t>
       </w:r>
-      <w:hyperlink r:id="rId246">
+      <w:hyperlink r:id="rId252">
         <w:r>
           <w:rPr>
             <w:rStyle w:val="Hyperlink"/>
@@ -21809,8 +21925,8 @@
         </w:r>
       </w:hyperlink>
     </w:p>
-    <w:bookmarkEnd w:id="247"/>
-    <w:bookmarkStart w:id="249" w:name="X36def7da608f82ff20c3a5db5ab3df1c6dd7645"/>
+    <w:bookmarkEnd w:id="253"/>
+    <w:bookmarkStart w:id="255" w:name="X36def7da608f82ff20c3a5db5ab3df1c6dd7645"/>
     <w:p>
       <w:pPr>
         <w:pStyle w:val="Bibliography"/>
@@ -21847,7 +21963,7 @@
       <w:r>
         <w:t xml:space="preserve"> </w:t>
       </w:r>
-      <w:hyperlink r:id="rId248">
+      <w:hyperlink r:id="rId254">
         <w:r>
           <w:rPr>
             <w:rStyle w:val="Hyperlink"/>
@@ -21856,8 +21972,8 @@
         </w:r>
       </w:hyperlink>
     </w:p>
-    <w:bookmarkEnd w:id="249"/>
-    <w:bookmarkStart w:id="251" w:name="ref-dumortierClassifyingSmokingUrges2016"/>
+    <w:bookmarkEnd w:id="255"/>
+    <w:bookmarkStart w:id="257" w:name="ref-dumortierClassifyingSmokingUrges2016"/>
     <w:p>
       <w:pPr>
         <w:pStyle w:val="Bibliography"/>
@@ -21894,7 +22010,7 @@
       <w:r>
         <w:t xml:space="preserve"> </w:t>
       </w:r>
-      <w:hyperlink r:id="rId250">
+      <w:hyperlink r:id="rId256">
         <w:r>
           <w:rPr>
             <w:rStyle w:val="Hyperlink"/>
@@ -21903,8 +22019,8 @@
         </w:r>
       </w:hyperlink>
     </w:p>
-    <w:bookmarkEnd w:id="251"/>
-    <w:bookmarkStart w:id="253" w:name="Xa22060a3e519cdcc534dbbf0f37e422a730c9f3"/>
+    <w:bookmarkEnd w:id="257"/>
+    <w:bookmarkStart w:id="259" w:name="Xa22060a3e519cdcc534dbbf0f37e422a730c9f3"/>
     <w:p>
       <w:pPr>
         <w:pStyle w:val="Bibliography"/>
@@ -22001,7 +22117,7 @@
       <w:r>
         <w:t xml:space="preserve"> </w:t>
       </w:r>
-      <w:hyperlink r:id="rId252">
+      <w:hyperlink r:id="rId258">
         <w:r>
           <w:rPr>
             <w:rStyle w:val="Hyperlink"/>
@@ -22010,8 +22126,8 @@
         </w:r>
       </w:hyperlink>
     </w:p>
-    <w:bookmarkEnd w:id="253"/>
-    <w:bookmarkStart w:id="255" w:name="ref-dvorakTensionReductionAffect2018"/>
+    <w:bookmarkEnd w:id="259"/>
+    <w:bookmarkStart w:id="261" w:name="ref-dvorakTensionReductionAffect2018"/>
     <w:p>
       <w:pPr>
         <w:pStyle w:val="Bibliography"/>
@@ -22060,7 +22176,7 @@
       <w:r>
         <w:t xml:space="preserve"> </w:t>
       </w:r>
-      <w:hyperlink r:id="rId254">
+      <w:hyperlink r:id="rId260">
         <w:r>
           <w:rPr>
             <w:rStyle w:val="Hyperlink"/>
@@ -22069,8 +22185,8 @@
         </w:r>
       </w:hyperlink>
     </w:p>
-    <w:bookmarkEnd w:id="255"/>
-    <w:bookmarkStart w:id="257" w:name="ref-dyarSexualMinorityStress2023"/>
+    <w:bookmarkEnd w:id="261"/>
+    <w:bookmarkStart w:id="263" w:name="ref-dyarSexualMinorityStress2023"/>
     <w:p>
       <w:pPr>
         <w:pStyle w:val="Bibliography"/>
@@ -22119,7 +22235,7 @@
       <w:r>
         <w:t xml:space="preserve"> </w:t>
       </w:r>
-      <w:hyperlink r:id="rId256">
+      <w:hyperlink r:id="rId262">
         <w:r>
           <w:rPr>
             <w:rStyle w:val="Hyperlink"/>
@@ -22128,8 +22244,8 @@
         </w:r>
       </w:hyperlink>
     </w:p>
-    <w:bookmarkEnd w:id="257"/>
-    <w:bookmarkStart w:id="258" w:name="X5df69cab398edda98b0028d1d2ef3313da2d6d1"/>
+    <w:bookmarkEnd w:id="263"/>
+    <w:bookmarkStart w:id="264" w:name="X5df69cab398edda98b0028d1d2ef3313da2d6d1"/>
     <w:p>
       <w:pPr>
         <w:pStyle w:val="Bibliography"/>
@@ -22207,8 +22323,8 @@
         <w:t xml:space="preserve">. https://www.ers.usda.gov/data-products/rural-urban-commuting-area-codes/users-guide.</w:t>
       </w:r>
     </w:p>
-    <w:bookmarkEnd w:id="258"/>
-    <w:bookmarkStart w:id="260" w:name="ref-epsteinPredictionStressDrug2020"/>
+    <w:bookmarkEnd w:id="264"/>
+    <w:bookmarkStart w:id="266" w:name="ref-epsteinPredictionStressDrug2020"/>
     <w:p>
       <w:pPr>
         <w:pStyle w:val="Bibliography"/>
@@ -22257,7 +22373,7 @@
       <w:r>
         <w:t xml:space="preserve"> </w:t>
       </w:r>
-      <w:hyperlink r:id="rId259">
+      <w:hyperlink r:id="rId265">
         <w:r>
           <w:rPr>
             <w:rStyle w:val="Hyperlink"/>
@@ -22266,8 +22382,8 @@
         </w:r>
       </w:hyperlink>
     </w:p>
-    <w:bookmarkEnd w:id="260"/>
-    <w:bookmarkStart w:id="262" w:name="ref-fagerlinMakingNumbersMatter2007"/>
+    <w:bookmarkEnd w:id="266"/>
+    <w:bookmarkStart w:id="268" w:name="ref-fagerlinMakingNumbersMatter2007"/>
     <w:p>
       <w:pPr>
         <w:pStyle w:val="Bibliography"/>
@@ -22304,7 +22420,7 @@
       <w:r>
         <w:t xml:space="preserve"> </w:t>
       </w:r>
-      <w:hyperlink r:id="rId261">
+      <w:hyperlink r:id="rId267">
         <w:r>
           <w:rPr>
             <w:rStyle w:val="Hyperlink"/>
@@ -22313,8 +22429,8 @@
         </w:r>
       </w:hyperlink>
     </w:p>
-    <w:bookmarkEnd w:id="262"/>
-    <w:bookmarkStart w:id="264" w:name="ref-fisherDynamicModelPsychological2015"/>
+    <w:bookmarkEnd w:id="268"/>
+    <w:bookmarkStart w:id="270" w:name="ref-fisherDynamicModelPsychological2015"/>
     <w:p>
       <w:pPr>
         <w:pStyle w:val="Bibliography"/>
@@ -22363,7 +22479,7 @@
       <w:r>
         <w:t xml:space="preserve"> </w:t>
       </w:r>
-      <w:hyperlink r:id="rId263">
+      <w:hyperlink r:id="rId269">
         <w:r>
           <w:rPr>
             <w:rStyle w:val="Hyperlink"/>
@@ -22372,8 +22488,8 @@
         </w:r>
       </w:hyperlink>
     </w:p>
-    <w:bookmarkEnd w:id="264"/>
-    <w:bookmarkStart w:id="266" w:name="ref-fisherOpenTrialPersonalized2019"/>
+    <w:bookmarkEnd w:id="270"/>
+    <w:bookmarkStart w:id="272" w:name="ref-fisherOpenTrialPersonalized2019"/>
     <w:p>
       <w:pPr>
         <w:pStyle w:val="Bibliography"/>
@@ -22410,7 +22526,7 @@
       <w:r>
         <w:t xml:space="preserve"> </w:t>
       </w:r>
-      <w:hyperlink r:id="rId265">
+      <w:hyperlink r:id="rId271">
         <w:r>
           <w:rPr>
             <w:rStyle w:val="Hyperlink"/>
@@ -22419,8 +22535,8 @@
         </w:r>
       </w:hyperlink>
     </w:p>
-    <w:bookmarkEnd w:id="266"/>
-    <w:bookmarkStart w:id="268" w:name="ref-florenceEconomicBurdenOpioid2021"/>
+    <w:bookmarkEnd w:id="272"/>
+    <w:bookmarkStart w:id="274" w:name="ref-florenceEconomicBurdenOpioid2021"/>
     <w:p>
       <w:pPr>
         <w:pStyle w:val="Bibliography"/>
@@ -22466,7 +22582,7 @@
       <w:r>
         <w:t xml:space="preserve"> </w:t>
       </w:r>
-      <w:hyperlink r:id="rId267">
+      <w:hyperlink r:id="rId273">
         <w:r>
           <w:rPr>
             <w:rStyle w:val="Hyperlink"/>
@@ -22475,8 +22591,8 @@
         </w:r>
       </w:hyperlink>
     </w:p>
-    <w:bookmarkEnd w:id="268"/>
-    <w:bookmarkStart w:id="270" w:name="ref-freitagVariationsSubstanceUse2021"/>
+    <w:bookmarkEnd w:id="274"/>
+    <w:bookmarkStart w:id="276" w:name="ref-freitagVariationsSubstanceUse2021"/>
     <w:p>
       <w:pPr>
         <w:pStyle w:val="Bibliography"/>
@@ -22552,7 +22668,7 @@
       <w:r>
         <w:t xml:space="preserve"> </w:t>
       </w:r>
-      <w:hyperlink r:id="rId269">
+      <w:hyperlink r:id="rId275">
         <w:r>
           <w:rPr>
             <w:rStyle w:val="Hyperlink"/>
@@ -22561,8 +22677,8 @@
         </w:r>
       </w:hyperlink>
     </w:p>
-    <w:bookmarkEnd w:id="270"/>
-    <w:bookmarkStart w:id="272" w:name="ref-friedmanTrendsDrugOverdose2022"/>
+    <w:bookmarkEnd w:id="276"/>
+    <w:bookmarkStart w:id="278" w:name="ref-friedmanTrendsDrugOverdose2022"/>
     <w:p>
       <w:pPr>
         <w:pStyle w:val="Bibliography"/>
@@ -22632,7 +22748,7 @@
       <w:r>
         <w:t xml:space="preserve"> </w:t>
       </w:r>
-      <w:hyperlink r:id="rId271">
+      <w:hyperlink r:id="rId277">
         <w:r>
           <w:rPr>
             <w:rStyle w:val="Hyperlink"/>
@@ -22641,8 +22757,8 @@
         </w:r>
       </w:hyperlink>
     </w:p>
-    <w:bookmarkEnd w:id="272"/>
-    <w:bookmarkStart w:id="274" w:name="ref-fronkStressAllostasisSubstance2020"/>
+    <w:bookmarkEnd w:id="278"/>
+    <w:bookmarkStart w:id="280" w:name="ref-fronkStressAllostasisSubstance2020"/>
     <w:p>
       <w:pPr>
         <w:pStyle w:val="Bibliography"/>
@@ -22739,7 +22855,7 @@
       <w:r>
         <w:t xml:space="preserve"> </w:t>
       </w:r>
-      <w:hyperlink r:id="rId273">
+      <w:hyperlink r:id="rId279">
         <w:r>
           <w:rPr>
             <w:rStyle w:val="Hyperlink"/>
@@ -22748,8 +22864,8 @@
         </w:r>
       </w:hyperlink>
     </w:p>
-    <w:bookmarkEnd w:id="274"/>
-    <w:bookmarkStart w:id="275" w:name="ref-gabryPriorDistributionsRstanarm2023"/>
+    <w:bookmarkEnd w:id="280"/>
+    <w:bookmarkStart w:id="281" w:name="ref-gabryPriorDistributionsRstanarm2023"/>
     <w:p>
       <w:pPr>
         <w:pStyle w:val="Bibliography"/>
@@ -22792,13 +22908,69 @@
         <w:t xml:space="preserve">. https://cran.r-project.org/web/packages/rstanarm/vignettes/priors.html.</w:t>
       </w:r>
     </w:p>
-    <w:bookmarkEnd w:id="275"/>
-    <w:bookmarkStart w:id="276" w:name="ref-goodrichRstanarmBayesianApplied2023"/>
+    <w:bookmarkEnd w:id="281"/>
+    <w:bookmarkStart w:id="283" w:name="Xea02808e896d52f2fc09ece5518b402e280a263"/>
     <w:p>
       <w:pPr>
         <w:pStyle w:val="Bibliography"/>
       </w:pPr>
       <w:r>
+        <w:t xml:space="preserve">Garcia-Retamero, R., &amp; Cokely, E. T. (2013). Communicating</w:t>
+      </w:r>
+      <w:r>
+        <w:t xml:space="preserve"> </w:t>
+      </w:r>
+      <w:r>
+        <w:t xml:space="preserve">Health Risks With Visual Aids</w:t>
+      </w:r>
+      <w:r>
+        <w:t xml:space="preserve">.</w:t>
+      </w:r>
+      <w:r>
+        <w:t xml:space="preserve"> </w:t>
+      </w:r>
+      <w:r>
+        <w:rPr>
+          <w:i/>
+          <w:iCs/>
+        </w:rPr>
+        <w:t xml:space="preserve">Current Directions in Psychological Science</w:t>
+      </w:r>
+      <w:r>
+        <w:t xml:space="preserve">,</w:t>
+      </w:r>
+      <w:r>
+        <w:t xml:space="preserve"> </w:t>
+      </w:r>
+      <w:r>
+        <w:rPr>
+          <w:i/>
+          <w:iCs/>
+        </w:rPr>
+        <w:t xml:space="preserve">22</w:t>
+      </w:r>
+      <w:r>
+        <w:t xml:space="preserve">(5), 392–399.</w:t>
+      </w:r>
+      <w:r>
+        <w:t xml:space="preserve"> </w:t>
+      </w:r>
+      <w:hyperlink r:id="rId282">
+        <w:r>
+          <w:rPr>
+            <w:rStyle w:val="Hyperlink"/>
+          </w:rPr>
+          <w:t xml:space="preserve">https://doi.org/10.1177/0963721413491570</w:t>
+        </w:r>
+      </w:hyperlink>
+    </w:p>
+    <w:bookmarkEnd w:id="283"/>
+    <w:bookmarkStart w:id="284" w:name="ref-goodrichRstanarmBayesianApplied2023"/>
+    <w:p>
+      <w:pPr>
+        <w:pStyle w:val="Bibliography"/>
+      </w:pPr>
+      <w:r>
         <w:t xml:space="preserve">Goodrich, B., Gabry, J., Ali, I., &amp; Brilleman, S. (2023).</w:t>
       </w:r>
       <w:r>
@@ -22857,8 +23029,8 @@
         <w:t xml:space="preserve">.</w:t>
       </w:r>
     </w:p>
-    <w:bookmarkEnd w:id="276"/>
-    <w:bookmarkStart w:id="278" w:name="ref-grantEpidemiologyDSM5Alcohol2015b"/>
+    <w:bookmarkEnd w:id="284"/>
+    <w:bookmarkStart w:id="286" w:name="ref-grantEpidemiologyDSM5Alcohol2015b"/>
     <w:p>
       <w:pPr>
         <w:pStyle w:val="Bibliography"/>
@@ -22949,7 +23121,7 @@
       <w:r>
         <w:t xml:space="preserve"> </w:t>
       </w:r>
-      <w:hyperlink r:id="rId277">
+      <w:hyperlink r:id="rId285">
         <w:r>
           <w:rPr>
             <w:rStyle w:val="Hyperlink"/>
@@ -22958,8 +23130,8 @@
         </w:r>
       </w:hyperlink>
     </w:p>
-    <w:bookmarkEnd w:id="278"/>
-    <w:bookmarkStart w:id="280" w:name="Xa203ab3abd150ead1a7854a9fa5726c8a273f52"/>
+    <w:bookmarkEnd w:id="286"/>
+    <w:bookmarkStart w:id="288" w:name="Xa203ab3abd150ead1a7854a9fa5726c8a273f52"/>
     <w:p>
       <w:pPr>
         <w:pStyle w:val="Bibliography"/>
@@ -23008,7 +23180,7 @@
       <w:r>
         <w:t xml:space="preserve"> </w:t>
       </w:r>
-      <w:hyperlink r:id="rId279">
+      <w:hyperlink r:id="rId287">
         <w:r>
           <w:rPr>
             <w:rStyle w:val="Hyperlink"/>
@@ -23017,8 +23189,8 @@
         </w:r>
       </w:hyperlink>
     </w:p>
-    <w:bookmarkEnd w:id="280"/>
-    <w:bookmarkStart w:id="282" w:name="X6b4ed3beef40dcba9764db2c38b474dc4669eb8"/>
+    <w:bookmarkEnd w:id="288"/>
+    <w:bookmarkStart w:id="290" w:name="X6b4ed3beef40dcba9764db2c38b474dc4669eb8"/>
     <w:p>
       <w:pPr>
         <w:pStyle w:val="Bibliography"/>
@@ -23079,7 +23251,7 @@
       <w:r>
         <w:t xml:space="preserve"> </w:t>
       </w:r>
-      <w:hyperlink r:id="rId281">
+      <w:hyperlink r:id="rId289">
         <w:r>
           <w:rPr>
             <w:rStyle w:val="Hyperlink"/>
@@ -23088,8 +23260,8 @@
         </w:r>
       </w:hyperlink>
     </w:p>
-    <w:bookmarkEnd w:id="282"/>
-    <w:bookmarkStart w:id="284" w:name="X805b64c6cb0e2e29672f0738918e5324c4e18a1"/>
+    <w:bookmarkEnd w:id="290"/>
+    <w:bookmarkStart w:id="292" w:name="X805b64c6cb0e2e29672f0738918e5324c4e18a1"/>
     <w:p>
       <w:pPr>
         <w:pStyle w:val="Bibliography"/>
@@ -23126,7 +23298,7 @@
       <w:r>
         <w:t xml:space="preserve"> </w:t>
       </w:r>
-      <w:hyperlink r:id="rId283">
+      <w:hyperlink r:id="rId291">
         <w:r>
           <w:rPr>
             <w:rStyle w:val="Hyperlink"/>
@@ -23135,8 +23307,8 @@
         </w:r>
       </w:hyperlink>
     </w:p>
-    <w:bookmarkEnd w:id="284"/>
-    <w:bookmarkStart w:id="286" w:name="ref-hagmanDefiningRecoveryAlcohol2022"/>
+    <w:bookmarkEnd w:id="292"/>
+    <w:bookmarkStart w:id="294" w:name="ref-hagmanDefiningRecoveryAlcohol2022"/>
     <w:p>
       <w:pPr>
         <w:pStyle w:val="Bibliography"/>
@@ -23203,7 +23375,7 @@
       <w:r>
         <w:t xml:space="preserve"> </w:t>
       </w:r>
-      <w:hyperlink r:id="rId285">
+      <w:hyperlink r:id="rId293">
         <w:r>
           <w:rPr>
             <w:rStyle w:val="Hyperlink"/>
@@ -23212,8 +23384,8 @@
         </w:r>
       </w:hyperlink>
     </w:p>
-    <w:bookmarkEnd w:id="286"/>
-    <w:bookmarkStart w:id="287" w:name="X76c131a5b0a374a6ad1e33cf8e2c0563392269f"/>
+    <w:bookmarkEnd w:id="294"/>
+    <w:bookmarkStart w:id="295" w:name="X76c131a5b0a374a6ad1e33cf8e2c0563392269f"/>
     <w:p>
       <w:pPr>
         <w:pStyle w:val="Bibliography"/>
@@ -23238,8 +23410,8 @@
         <w:t xml:space="preserve">(2nd ed). Springer.</w:t>
       </w:r>
     </w:p>
-    <w:bookmarkEnd w:id="287"/>
-    <w:bookmarkStart w:id="289" w:name="ref-hatchExpertConsensusSurvey2018"/>
+    <w:bookmarkEnd w:id="295"/>
+    <w:bookmarkStart w:id="297" w:name="ref-hatchExpertConsensusSurvey2018"/>
     <w:p>
       <w:pPr>
         <w:pStyle w:val="Bibliography"/>
@@ -23342,7 +23514,7 @@
       <w:r>
         <w:t xml:space="preserve"> </w:t>
       </w:r>
-      <w:hyperlink r:id="rId288">
+      <w:hyperlink r:id="rId296">
         <w:r>
           <w:rPr>
             <w:rStyle w:val="Hyperlink"/>
@@ -23351,8 +23523,8 @@
         </w:r>
       </w:hyperlink>
     </w:p>
-    <w:bookmarkEnd w:id="289"/>
-    <w:bookmarkStart w:id="290" w:name="X8b12ef138ca23b48f269e0b446537ae876fd725"/>
+    <w:bookmarkEnd w:id="297"/>
+    <w:bookmarkStart w:id="298" w:name="X8b12ef138ca23b48f269e0b446537ae876fd725"/>
     <w:p>
       <w:pPr>
         <w:pStyle w:val="Bibliography"/>
@@ -23388,8 +23560,8 @@
         <w:t xml:space="preserve">. https://www.hrsa.gov/rural-health/about-us/what-is-rural.</w:t>
       </w:r>
     </w:p>
-    <w:bookmarkEnd w:id="290"/>
-    <w:bookmarkStart w:id="291" w:name="ref-hedegaardDrugOverdoseDeaths2021"/>
+    <w:bookmarkEnd w:id="298"/>
+    <w:bookmarkStart w:id="299" w:name="ref-hedegaardDrugOverdoseDeaths2021"/>
     <w:p>
       <w:pPr>
         <w:pStyle w:val="Bibliography"/>
@@ -23432,8 +23604,8 @@
         <w:t xml:space="preserve">.</w:t>
       </w:r>
     </w:p>
-    <w:bookmarkEnd w:id="291"/>
-    <w:bookmarkStart w:id="293" w:name="X124ba946b4d19c4d3454f7989a2955eb824b98a"/>
+    <w:bookmarkEnd w:id="299"/>
+    <w:bookmarkStart w:id="301" w:name="X124ba946b4d19c4d3454f7989a2955eb824b98a"/>
     <w:p>
       <w:pPr>
         <w:pStyle w:val="Bibliography"/>
@@ -23470,7 +23642,7 @@
       <w:r>
         <w:t xml:space="preserve"> </w:t>
       </w:r>
-      <w:hyperlink r:id="rId292">
+      <w:hyperlink r:id="rId300">
         <w:r>
           <w:rPr>
             <w:rStyle w:val="Hyperlink"/>
@@ -23479,8 +23651,8 @@
         </w:r>
       </w:hyperlink>
     </w:p>
-    <w:bookmarkEnd w:id="293"/>
-    <w:bookmarkStart w:id="295" w:name="ref-hserHighMortalityPatients2017"/>
+    <w:bookmarkEnd w:id="301"/>
+    <w:bookmarkStart w:id="303" w:name="ref-hserHighMortalityPatients2017"/>
     <w:p>
       <w:pPr>
         <w:pStyle w:val="Bibliography"/>
@@ -23538,7 +23710,7 @@
       <w:r>
         <w:t xml:space="preserve"> </w:t>
       </w:r>
-      <w:hyperlink r:id="rId294">
+      <w:hyperlink r:id="rId302">
         <w:r>
           <w:rPr>
             <w:rStyle w:val="Hyperlink"/>
@@ -23547,8 +23719,8 @@
         </w:r>
       </w:hyperlink>
     </w:p>
-    <w:bookmarkEnd w:id="295"/>
-    <w:bookmarkStart w:id="296" w:name="ref-hsiehSampleSizeTables1989"/>
+    <w:bookmarkEnd w:id="303"/>
+    <w:bookmarkStart w:id="304" w:name="ref-hsiehSampleSizeTables1989"/>
     <w:p>
       <w:pPr>
         <w:pStyle w:val="Bibliography"/>
@@ -23583,8 +23755,8 @@
         <w:t xml:space="preserve">, 795–802.</w:t>
       </w:r>
     </w:p>
-    <w:bookmarkEnd w:id="296"/>
-    <w:bookmarkStart w:id="298" w:name="ref-huangActivityIdentificationGPS2010"/>
+    <w:bookmarkEnd w:id="304"/>
+    <w:bookmarkStart w:id="306" w:name="ref-huangActivityIdentificationGPS2010"/>
     <w:p>
       <w:pPr>
         <w:pStyle w:val="Bibliography"/>
@@ -23706,7 +23878,7 @@
       <w:r>
         <w:t xml:space="preserve"> </w:t>
       </w:r>
-      <w:hyperlink r:id="rId297">
+      <w:hyperlink r:id="rId305">
         <w:r>
           <w:rPr>
             <w:rStyle w:val="Hyperlink"/>
@@ -23715,8 +23887,8 @@
         </w:r>
       </w:hyperlink>
     </w:p>
-    <w:bookmarkEnd w:id="298"/>
-    <w:bookmarkStart w:id="299" w:name="ref-IncreasesDrugOpioid"/>
+    <w:bookmarkEnd w:id="306"/>
+    <w:bookmarkStart w:id="307" w:name="ref-IncreasesDrugOpioid"/>
     <w:p>
       <w:pPr>
         <w:pStyle w:val="Bibliography"/>
@@ -23809,8 +23981,8 @@
         <w:t xml:space="preserve">. (n.d.). https://www.cdc.gov/mmwr/preview/mmwrhtml/mm6450a3.htm.</w:t>
       </w:r>
     </w:p>
-    <w:bookmarkEnd w:id="299"/>
-    <w:bookmarkStart w:id="300" w:name="Xef7a5e60d60ebc1c36ae80e8d3e603027eb0b63"/>
+    <w:bookmarkEnd w:id="307"/>
+    <w:bookmarkStart w:id="308" w:name="Xef7a5e60d60ebc1c36ae80e8d3e603027eb0b63"/>
     <w:p>
       <w:pPr>
         <w:pStyle w:val="Bibliography"/>
@@ -24010,8 +24182,8 @@
         <w:t xml:space="preserve">(1st edition). Academic Press.</w:t>
       </w:r>
     </w:p>
-    <w:bookmarkEnd w:id="300"/>
-    <w:bookmarkStart w:id="302" w:name="ref-jonathanUseCrossvalidationAssess2000"/>
+    <w:bookmarkEnd w:id="308"/>
+    <w:bookmarkStart w:id="310" w:name="ref-jonathanUseCrossvalidationAssess2000"/>
     <w:p>
       <w:pPr>
         <w:pStyle w:val="Bibliography"/>
@@ -24048,7 +24220,7 @@
       <w:r>
         <w:t xml:space="preserve"> </w:t>
       </w:r>
-      <w:hyperlink r:id="rId301">
+      <w:hyperlink r:id="rId309">
         <w:r>
           <w:rPr>
             <w:rStyle w:val="Hyperlink"/>
@@ -24057,8 +24229,8 @@
         </w:r>
       </w:hyperlink>
     </w:p>
-    <w:bookmarkEnd w:id="302"/>
-    <w:bookmarkStart w:id="304" w:name="X9dfa929848d202736296032659cec14e42606bb"/>
+    <w:bookmarkEnd w:id="310"/>
+    <w:bookmarkStart w:id="312" w:name="X9dfa929848d202736296032659cec14e42606bb"/>
     <w:p>
       <w:pPr>
         <w:pStyle w:val="Bibliography"/>
@@ -24095,7 +24267,7 @@
       <w:r>
         <w:t xml:space="preserve"> </w:t>
       </w:r>
-      <w:hyperlink r:id="rId303">
+      <w:hyperlink r:id="rId311">
         <w:r>
           <w:rPr>
             <w:rStyle w:val="Hyperlink"/>
@@ -24104,8 +24276,8 @@
         </w:r>
       </w:hyperlink>
     </w:p>
-    <w:bookmarkEnd w:id="304"/>
-    <w:bookmarkStart w:id="305" w:name="ref-kaiserObamaGivesEast2015"/>
+    <w:bookmarkEnd w:id="312"/>
+    <w:bookmarkStart w:id="313" w:name="ref-kaiserObamaGivesEast2015"/>
     <w:p>
       <w:pPr>
         <w:pStyle w:val="Bibliography"/>
@@ -24148,8 +24320,8 @@
         <w:t xml:space="preserve">. https://www.science.org/content/article/obama-gives-east-room-rollout-precision-medicine-initiative.</w:t>
       </w:r>
     </w:p>
-    <w:bookmarkEnd w:id="305"/>
-    <w:bookmarkStart w:id="307" w:name="X3768089d0f608b32cd0f07357b3dcdb23d41fe8"/>
+    <w:bookmarkEnd w:id="313"/>
+    <w:bookmarkStart w:id="315" w:name="X3768089d0f608b32cd0f07357b3dcdb23d41fe8"/>
     <w:p>
       <w:pPr>
         <w:pStyle w:val="Bibliography"/>
@@ -24207,7 +24379,7 @@
       <w:r>
         <w:t xml:space="preserve"> </w:t>
       </w:r>
-      <w:hyperlink r:id="rId306">
+      <w:hyperlink r:id="rId314">
         <w:r>
           <w:rPr>
             <w:rStyle w:val="Hyperlink"/>
@@ -24216,8 +24388,8 @@
         </w:r>
       </w:hyperlink>
     </w:p>
-    <w:bookmarkEnd w:id="307"/>
-    <w:bookmarkStart w:id="309" w:name="ref-kilaruIncidenceTreatmentOpioid2020"/>
+    <w:bookmarkEnd w:id="315"/>
+    <w:bookmarkStart w:id="317" w:name="ref-kilaruIncidenceTreatmentOpioid2020"/>
     <w:p>
       <w:pPr>
         <w:pStyle w:val="Bibliography"/>
@@ -24287,7 +24459,7 @@
       <w:r>
         <w:t xml:space="preserve"> </w:t>
       </w:r>
-      <w:hyperlink r:id="rId308">
+      <w:hyperlink r:id="rId316">
         <w:r>
           <w:rPr>
             <w:rStyle w:val="Hyperlink"/>
@@ -24296,13 +24468,178 @@
         </w:r>
       </w:hyperlink>
     </w:p>
-    <w:bookmarkEnd w:id="309"/>
-    <w:bookmarkStart w:id="311" w:name="X79dffb24bc183d6bf6fe142dbf048fe8e5a5dd0"/>
+    <w:bookmarkEnd w:id="317"/>
+    <w:bookmarkStart w:id="319" w:name="ref-kizilcecHowMuchInformation2016"/>
     <w:p>
       <w:pPr>
         <w:pStyle w:val="Bibliography"/>
       </w:pPr>
       <w:r>
+        <w:t xml:space="preserve">Kizilcec, R. F. (2016). How</w:t>
+      </w:r>
+      <w:r>
+        <w:t xml:space="preserve"> </w:t>
+      </w:r>
+      <w:r>
+        <w:t xml:space="preserve">Much Information</w:t>
+      </w:r>
+      <w:r>
+        <w:t xml:space="preserve">?:</w:t>
+      </w:r>
+      <w:r>
+        <w:t xml:space="preserve"> </w:t>
+      </w:r>
+      <w:r>
+        <w:t xml:space="preserve">Effects</w:t>
+      </w:r>
+      <w:r>
+        <w:t xml:space="preserve"> </w:t>
+      </w:r>
+      <w:r>
+        <w:t xml:space="preserve">of</w:t>
+      </w:r>
+      <w:r>
+        <w:t xml:space="preserve"> </w:t>
+      </w:r>
+      <w:r>
+        <w:t xml:space="preserve">Transparency</w:t>
+      </w:r>
+      <w:r>
+        <w:t xml:space="preserve"> </w:t>
+      </w:r>
+      <w:r>
+        <w:t xml:space="preserve">on</w:t>
+      </w:r>
+      <w:r>
+        <w:t xml:space="preserve"> </w:t>
+      </w:r>
+      <w:r>
+        <w:t xml:space="preserve">Trust</w:t>
+      </w:r>
+      <w:r>
+        <w:t xml:space="preserve"> </w:t>
+      </w:r>
+      <w:r>
+        <w:t xml:space="preserve">in an</w:t>
+      </w:r>
+      <w:r>
+        <w:t xml:space="preserve"> </w:t>
+      </w:r>
+      <w:r>
+        <w:t xml:space="preserve">Algorithmic Interface</w:t>
+      </w:r>
+      <w:r>
+        <w:t xml:space="preserve">.</w:t>
+      </w:r>
+      <w:r>
+        <w:t xml:space="preserve"> </w:t>
+      </w:r>
+      <w:r>
+        <w:rPr>
+          <w:i/>
+          <w:iCs/>
+        </w:rPr>
+        <w:t xml:space="preserve">CHI</w:t>
+      </w:r>
+      <w:r>
+        <w:rPr>
+          <w:i/>
+          <w:iCs/>
+        </w:rPr>
+        <w:t xml:space="preserve">’16:</w:t>
+      </w:r>
+      <w:r>
+        <w:rPr>
+          <w:i/>
+          <w:iCs/>
+        </w:rPr>
+        <w:t xml:space="preserve"> </w:t>
+      </w:r>
+      <w:r>
+        <w:rPr>
+          <w:i/>
+          <w:iCs/>
+        </w:rPr>
+        <w:t xml:space="preserve">CHI Conference</w:t>
+      </w:r>
+      <w:r>
+        <w:rPr>
+          <w:i/>
+          <w:iCs/>
+        </w:rPr>
+        <w:t xml:space="preserve"> </w:t>
+      </w:r>
+      <w:r>
+        <w:rPr>
+          <w:i/>
+          <w:iCs/>
+        </w:rPr>
+        <w:t xml:space="preserve">on</w:t>
+      </w:r>
+      <w:r>
+        <w:rPr>
+          <w:i/>
+          <w:iCs/>
+        </w:rPr>
+        <w:t xml:space="preserve"> </w:t>
+      </w:r>
+      <w:r>
+        <w:rPr>
+          <w:i/>
+          <w:iCs/>
+        </w:rPr>
+        <w:t xml:space="preserve">Human Factors</w:t>
+      </w:r>
+      <w:r>
+        <w:rPr>
+          <w:i/>
+          <w:iCs/>
+        </w:rPr>
+        <w:t xml:space="preserve"> </w:t>
+      </w:r>
+      <w:r>
+        <w:rPr>
+          <w:i/>
+          <w:iCs/>
+        </w:rPr>
+        <w:t xml:space="preserve">in</w:t>
+      </w:r>
+      <w:r>
+        <w:rPr>
+          <w:i/>
+          <w:iCs/>
+        </w:rPr>
+        <w:t xml:space="preserve"> </w:t>
+      </w:r>
+      <w:r>
+        <w:rPr>
+          <w:i/>
+          <w:iCs/>
+        </w:rPr>
+        <w:t xml:space="preserve">Computing Systems</w:t>
+      </w:r>
+      <w:r>
+        <w:t xml:space="preserve">, 2390–2395.</w:t>
+      </w:r>
+      <w:r>
+        <w:t xml:space="preserve"> </w:t>
+      </w:r>
+      <w:hyperlink r:id="rId318">
+        <w:r>
+          <w:rPr>
+            <w:rStyle w:val="Hyperlink"/>
+          </w:rPr>
+          <w:t xml:space="preserve">https://doi.org/10.1145/2858036.2858402</w:t>
+        </w:r>
+      </w:hyperlink>
+    </w:p>
+    <w:bookmarkEnd w:id="319"/>
+    <w:bookmarkStart w:id="321" w:name="X79dffb24bc183d6bf6fe142dbf048fe8e5a5dd0"/>
+    <w:p>
+      <w:pPr>
+        <w:pStyle w:val="Bibliography"/>
+      </w:pPr>
+      <w:r>
         <w:t xml:space="preserve">Kranzler, H. R., &amp; McKay, J. R. (2012). Personalized</w:t>
       </w:r>
       <w:r>
@@ -24355,7 +24692,7 @@
       <w:r>
         <w:t xml:space="preserve"> </w:t>
       </w:r>
-      <w:hyperlink r:id="rId310">
+      <w:hyperlink r:id="rId320">
         <w:r>
           <w:rPr>
             <w:rStyle w:val="Hyperlink"/>
@@ -24364,8 +24701,8 @@
         </w:r>
       </w:hyperlink>
     </w:p>
-    <w:bookmarkEnd w:id="311"/>
-    <w:bookmarkStart w:id="313" w:name="X171ec2f04b2c6116de0be2674e3661d8c558d74"/>
+    <w:bookmarkEnd w:id="321"/>
+    <w:bookmarkStart w:id="323" w:name="X171ec2f04b2c6116de0be2674e3661d8c558d74"/>
     <w:p>
       <w:pPr>
         <w:pStyle w:val="Bibliography"/>
@@ -24444,7 +24781,7 @@
       <w:r>
         <w:t xml:space="preserve"> </w:t>
       </w:r>
-      <w:hyperlink r:id="rId312">
+      <w:hyperlink r:id="rId322">
         <w:r>
           <w:rPr>
             <w:rStyle w:val="Hyperlink"/>
@@ -24453,8 +24790,8 @@
         </w:r>
       </w:hyperlink>
     </w:p>
-    <w:bookmarkEnd w:id="313"/>
-    <w:bookmarkStart w:id="315" w:name="ref-kuerbisSubstanceAbuseOlder2014"/>
+    <w:bookmarkEnd w:id="323"/>
+    <w:bookmarkStart w:id="325" w:name="ref-kuerbisSubstanceAbuseOlder2014"/>
     <w:p>
       <w:pPr>
         <w:pStyle w:val="Bibliography"/>
@@ -24500,7 +24837,7 @@
       <w:r>
         <w:t xml:space="preserve"> </w:t>
       </w:r>
-      <w:hyperlink r:id="rId314">
+      <w:hyperlink r:id="rId324">
         <w:r>
           <w:rPr>
             <w:rStyle w:val="Hyperlink"/>
@@ -24509,8 +24846,8 @@
         </w:r>
       </w:hyperlink>
     </w:p>
-    <w:bookmarkEnd w:id="315"/>
-    <w:bookmarkStart w:id="316" w:name="Xa93a98d1ce255982a5ea923c39451c32053b2a2"/>
+    <w:bookmarkEnd w:id="325"/>
+    <w:bookmarkStart w:id="326" w:name="Xa93a98d1ce255982a5ea923c39451c32053b2a2"/>
     <w:p>
       <w:pPr>
         <w:pStyle w:val="Bibliography"/>
@@ -24602,8 +24939,8 @@
         <w:t xml:space="preserve">.</w:t>
       </w:r>
     </w:p>
-    <w:bookmarkEnd w:id="316"/>
-    <w:bookmarkStart w:id="318" w:name="ref-kuhnAppliedPredictiveModeling2018"/>
+    <w:bookmarkEnd w:id="326"/>
+    <w:bookmarkStart w:id="328" w:name="ref-kuhnAppliedPredictiveModeling2018"/>
     <w:p>
       <w:pPr>
         <w:pStyle w:val="Bibliography"/>
@@ -24644,7 +24981,7 @@
       <w:r>
         <w:t xml:space="preserve"> </w:t>
       </w:r>
-      <w:hyperlink r:id="rId317">
+      <w:hyperlink r:id="rId327">
         <w:r>
           <w:rPr>
             <w:rStyle w:val="Hyperlink"/>
@@ -24653,8 +24990,8 @@
         </w:r>
       </w:hyperlink>
     </w:p>
-    <w:bookmarkEnd w:id="318"/>
-    <w:bookmarkStart w:id="319" w:name="ref-kuhnTidymodelsCollectionPackages2020"/>
+    <w:bookmarkEnd w:id="328"/>
+    <w:bookmarkStart w:id="329" w:name="ref-kuhnTidymodelsCollectionPackages2020"/>
     <w:p>
       <w:pPr>
         <w:pStyle w:val="Bibliography"/>
@@ -24676,13 +25013,221 @@
         <w:t xml:space="preserve">.</w:t>
       </w:r>
     </w:p>
-    <w:bookmarkEnd w:id="319"/>
-    <w:bookmarkStart w:id="321" w:name="ref-kullSigmoidsHowObtain2017"/>
+    <w:bookmarkEnd w:id="329"/>
+    <w:bookmarkStart w:id="331" w:name="X8705879a689b8d047226da6f258e80e42aa70fb"/>
     <w:p>
       <w:pPr>
         <w:pStyle w:val="Bibliography"/>
       </w:pPr>
       <w:r>
+        <w:t xml:space="preserve">Kulesza, T., Burnett, M., Wong, W.-K., &amp; Stumpf, S. (2015). Principles of</w:t>
+      </w:r>
+      <w:r>
+        <w:t xml:space="preserve"> </w:t>
+      </w:r>
+      <w:r>
+        <w:t xml:space="preserve">Explanatory Debugging</w:t>
+      </w:r>
+      <w:r>
+        <w:t xml:space="preserve"> </w:t>
+      </w:r>
+      <w:r>
+        <w:t xml:space="preserve">to</w:t>
+      </w:r>
+      <w:r>
+        <w:t xml:space="preserve"> </w:t>
+      </w:r>
+      <w:r>
+        <w:t xml:space="preserve">Personalize Interactive Machine Learning</w:t>
+      </w:r>
+      <w:r>
+        <w:t xml:space="preserve">.</w:t>
+      </w:r>
+      <w:r>
+        <w:t xml:space="preserve"> </w:t>
+      </w:r>
+      <w:r>
+        <w:rPr>
+          <w:i/>
+          <w:iCs/>
+        </w:rPr>
+        <w:t xml:space="preserve">IUI</w:t>
+      </w:r>
+      <w:r>
+        <w:rPr>
+          <w:i/>
+          <w:iCs/>
+        </w:rPr>
+        <w:t xml:space="preserve">’15:</w:t>
+      </w:r>
+      <w:r>
+        <w:rPr>
+          <w:i/>
+          <w:iCs/>
+        </w:rPr>
+        <w:t xml:space="preserve"> </w:t>
+      </w:r>
+      <w:r>
+        <w:rPr>
+          <w:i/>
+          <w:iCs/>
+        </w:rPr>
+        <w:t xml:space="preserve">IUI</w:t>
+      </w:r>
+      <w:r>
+        <w:rPr>
+          <w:i/>
+          <w:iCs/>
+        </w:rPr>
+        <w:t xml:space="preserve">’15 20th</w:t>
+      </w:r>
+      <w:r>
+        <w:rPr>
+          <w:i/>
+          <w:iCs/>
+        </w:rPr>
+        <w:t xml:space="preserve"> </w:t>
+      </w:r>
+      <w:r>
+        <w:rPr>
+          <w:i/>
+          <w:iCs/>
+        </w:rPr>
+        <w:t xml:space="preserve">International Conference</w:t>
+      </w:r>
+      <w:r>
+        <w:rPr>
+          <w:i/>
+          <w:iCs/>
+        </w:rPr>
+        <w:t xml:space="preserve"> </w:t>
+      </w:r>
+      <w:r>
+        <w:rPr>
+          <w:i/>
+          <w:iCs/>
+        </w:rPr>
+        <w:t xml:space="preserve">on</w:t>
+      </w:r>
+      <w:r>
+        <w:rPr>
+          <w:i/>
+          <w:iCs/>
+        </w:rPr>
+        <w:t xml:space="preserve"> </w:t>
+      </w:r>
+      <w:r>
+        <w:rPr>
+          <w:i/>
+          <w:iCs/>
+        </w:rPr>
+        <w:t xml:space="preserve">Intelligent User Interfaces</w:t>
+      </w:r>
+      <w:r>
+        <w:t xml:space="preserve">, 126–137.</w:t>
+      </w:r>
+      <w:r>
+        <w:t xml:space="preserve"> </w:t>
+      </w:r>
+      <w:hyperlink r:id="rId330">
+        <w:r>
+          <w:rPr>
+            <w:rStyle w:val="Hyperlink"/>
+          </w:rPr>
+          <w:t xml:space="preserve">https://doi.org/10.1145/2678025.2701399</w:t>
+        </w:r>
+      </w:hyperlink>
+    </w:p>
+    <w:bookmarkEnd w:id="331"/>
+    <w:bookmarkStart w:id="333" w:name="ref-kuleszaFixingProgramMy2009"/>
+    <w:p>
+      <w:pPr>
+        <w:pStyle w:val="Bibliography"/>
+      </w:pPr>
+      <w:r>
+        <w:t xml:space="preserve">Kulesza, T., Wong, W.-K., Stumpf, S., Perona, S., White, R., Burnett, M. M., Oberst, I., &amp; Ko, A. J. (2009). Fixing the program my computer learned: Barriers for end users, challenges for the machine.</w:t>
+      </w:r>
+      <w:r>
+        <w:t xml:space="preserve"> </w:t>
+      </w:r>
+      <w:r>
+        <w:rPr>
+          <w:i/>
+          <w:iCs/>
+        </w:rPr>
+        <w:t xml:space="preserve">IUI09</w:t>
+      </w:r>
+      <w:r>
+        <w:rPr>
+          <w:i/>
+          <w:iCs/>
+        </w:rPr>
+        <w:t xml:space="preserve">: 14th</w:t>
+      </w:r>
+      <w:r>
+        <w:rPr>
+          <w:i/>
+          <w:iCs/>
+        </w:rPr>
+        <w:t xml:space="preserve"> </w:t>
+      </w:r>
+      <w:r>
+        <w:rPr>
+          <w:i/>
+          <w:iCs/>
+        </w:rPr>
+        <w:t xml:space="preserve">International Conference</w:t>
+      </w:r>
+      <w:r>
+        <w:rPr>
+          <w:i/>
+          <w:iCs/>
+        </w:rPr>
+        <w:t xml:space="preserve"> </w:t>
+      </w:r>
+      <w:r>
+        <w:rPr>
+          <w:i/>
+          <w:iCs/>
+        </w:rPr>
+        <w:t xml:space="preserve">on</w:t>
+      </w:r>
+      <w:r>
+        <w:rPr>
+          <w:i/>
+          <w:iCs/>
+        </w:rPr>
+        <w:t xml:space="preserve"> </w:t>
+      </w:r>
+      <w:r>
+        <w:rPr>
+          <w:i/>
+          <w:iCs/>
+        </w:rPr>
+        <w:t xml:space="preserve">Intelligent User Interfaces</w:t>
+      </w:r>
+      <w:r>
+        <w:t xml:space="preserve">, 187–196.</w:t>
+      </w:r>
+      <w:r>
+        <w:t xml:space="preserve"> </w:t>
+      </w:r>
+      <w:hyperlink r:id="rId332">
+        <w:r>
+          <w:rPr>
+            <w:rStyle w:val="Hyperlink"/>
+          </w:rPr>
+          <w:t xml:space="preserve">https://doi.org/10.1145/1502650.1502678</w:t>
+        </w:r>
+      </w:hyperlink>
+    </w:p>
+    <w:bookmarkEnd w:id="333"/>
+    <w:bookmarkStart w:id="335" w:name="ref-kullSigmoidsHowObtain2017"/>
+    <w:p>
+      <w:pPr>
+        <w:pStyle w:val="Bibliography"/>
+      </w:pPr>
+      <w:r>
         <w:t xml:space="preserve">Kull, M., Filho, T. M. S., &amp; Flach, P. (2017). Beyond sigmoids:</w:t>
       </w:r>
       <w:r>
@@ -24726,7 +25271,7 @@
       <w:r>
         <w:t xml:space="preserve"> </w:t>
       </w:r>
-      <w:hyperlink r:id="rId320">
+      <w:hyperlink r:id="rId334">
         <w:r>
           <w:rPr>
             <w:rStyle w:val="Hyperlink"/>
@@ -24735,8 +25280,8 @@
         </w:r>
       </w:hyperlink>
     </w:p>
-    <w:bookmarkEnd w:id="321"/>
-    <w:bookmarkStart w:id="323" w:name="ref-leeUrbanRuralDisparities2023"/>
+    <w:bookmarkEnd w:id="335"/>
+    <w:bookmarkStart w:id="337" w:name="ref-leeUrbanRuralDisparities2023"/>
     <w:p>
       <w:pPr>
         <w:pStyle w:val="Bibliography"/>
@@ -24830,7 +25375,7 @@
       <w:r>
         <w:t xml:space="preserve"> </w:t>
       </w:r>
-      <w:hyperlink r:id="rId322">
+      <w:hyperlink r:id="rId336">
         <w:r>
           <w:rPr>
             <w:rStyle w:val="Hyperlink"/>
@@ -24839,8 +25384,8 @@
         </w:r>
       </w:hyperlink>
     </w:p>
-    <w:bookmarkEnd w:id="323"/>
-    <w:bookmarkStart w:id="324" w:name="X0943ff04c0b05099bf4a8c8078db37e3463cff7"/>
+    <w:bookmarkEnd w:id="337"/>
+    <w:bookmarkStart w:id="338" w:name="X0943ff04c0b05099bf4a8c8078db37e3463cff7"/>
     <w:p>
       <w:pPr>
         <w:pStyle w:val="Bibliography"/>
@@ -24900,13 +25445,147 @@
         <w:t xml:space="preserve">(First edition). The Guilford Press.</w:t>
       </w:r>
     </w:p>
-    <w:bookmarkEnd w:id="324"/>
-    <w:bookmarkStart w:id="326" w:name="Xaa720cc9c8d959b428cd2035783815a9cba15e0"/>
+    <w:bookmarkEnd w:id="338"/>
+    <w:bookmarkStart w:id="340" w:name="ref-limWhyWhyNot2009"/>
     <w:p>
       <w:pPr>
         <w:pStyle w:val="Bibliography"/>
       </w:pPr>
       <w:r>
+        <w:t xml:space="preserve">Lim, B. Y., Dey, A. K., &amp; Avrahami, D. (2009).</w:t>
+      </w:r>
+      <w:r>
+        <w:t xml:space="preserve"> </w:t>
+      </w:r>
+      <w:r>
+        <w:rPr>
+          <w:i/>
+          <w:iCs/>
+        </w:rPr>
+        <w:t xml:space="preserve">Why and Why Not</w:t>
+      </w:r>
+      <w:r>
+        <w:t xml:space="preserve"> </w:t>
+      </w:r>
+      <w:r>
+        <w:t xml:space="preserve">explanations improve the intelligibility of context-aware intelligent systems.</w:t>
+      </w:r>
+      <w:r>
+        <w:t xml:space="preserve"> </w:t>
+      </w:r>
+      <w:r>
+        <w:rPr>
+          <w:i/>
+          <w:iCs/>
+        </w:rPr>
+        <w:t xml:space="preserve">CHI</w:t>
+      </w:r>
+      <w:r>
+        <w:rPr>
+          <w:i/>
+          <w:iCs/>
+        </w:rPr>
+        <w:t xml:space="preserve"> </w:t>
+      </w:r>
+      <w:r>
+        <w:rPr>
+          <w:i/>
+          <w:iCs/>
+        </w:rPr>
+        <w:t xml:space="preserve">’09:</w:t>
+      </w:r>
+      <w:r>
+        <w:rPr>
+          <w:i/>
+          <w:iCs/>
+        </w:rPr>
+        <w:t xml:space="preserve"> </w:t>
+      </w:r>
+      <w:r>
+        <w:rPr>
+          <w:i/>
+          <w:iCs/>
+        </w:rPr>
+        <w:t xml:space="preserve">CHI Conference</w:t>
+      </w:r>
+      <w:r>
+        <w:rPr>
+          <w:i/>
+          <w:iCs/>
+        </w:rPr>
+        <w:t xml:space="preserve"> </w:t>
+      </w:r>
+      <w:r>
+        <w:rPr>
+          <w:i/>
+          <w:iCs/>
+        </w:rPr>
+        <w:t xml:space="preserve">on</w:t>
+      </w:r>
+      <w:r>
+        <w:rPr>
+          <w:i/>
+          <w:iCs/>
+        </w:rPr>
+        <w:t xml:space="preserve"> </w:t>
+      </w:r>
+      <w:r>
+        <w:rPr>
+          <w:i/>
+          <w:iCs/>
+        </w:rPr>
+        <w:t xml:space="preserve">Human Factors</w:t>
+      </w:r>
+      <w:r>
+        <w:rPr>
+          <w:i/>
+          <w:iCs/>
+        </w:rPr>
+        <w:t xml:space="preserve"> </w:t>
+      </w:r>
+      <w:r>
+        <w:rPr>
+          <w:i/>
+          <w:iCs/>
+        </w:rPr>
+        <w:t xml:space="preserve">in</w:t>
+      </w:r>
+      <w:r>
+        <w:rPr>
+          <w:i/>
+          <w:iCs/>
+        </w:rPr>
+        <w:t xml:space="preserve"> </w:t>
+      </w:r>
+      <w:r>
+        <w:rPr>
+          <w:i/>
+          <w:iCs/>
+        </w:rPr>
+        <w:t xml:space="preserve">Computing Systems</w:t>
+      </w:r>
+      <w:r>
+        <w:t xml:space="preserve">, 2119–2128.</w:t>
+      </w:r>
+      <w:r>
+        <w:t xml:space="preserve"> </w:t>
+      </w:r>
+      <w:hyperlink r:id="rId339">
+        <w:r>
+          <w:rPr>
+            <w:rStyle w:val="Hyperlink"/>
+          </w:rPr>
+          <w:t xml:space="preserve">https://doi.org/10.1145/1518701.1519023</w:t>
+        </w:r>
+      </w:hyperlink>
+    </w:p>
+    <w:bookmarkEnd w:id="340"/>
+    <w:bookmarkStart w:id="342" w:name="Xaa720cc9c8d959b428cd2035783815a9cba15e0"/>
+    <w:p>
+      <w:pPr>
+        <w:pStyle w:val="Bibliography"/>
+      </w:pPr>
+      <w:r>
         <w:t xml:space="preserve">Lister, J. J., Weaver, A., Ellis, J. D., Himle, J. A., &amp; Ledgerwood, D. M. (2020). A systematic review of rural-specific barriers to medication treatment for opioid use disorder in the</w:t>
       </w:r>
       <w:r>
@@ -24947,7 +25626,7 @@
       <w:r>
         <w:t xml:space="preserve"> </w:t>
       </w:r>
-      <w:hyperlink r:id="rId325">
+      <w:hyperlink r:id="rId341">
         <w:r>
           <w:rPr>
             <w:rStyle w:val="Hyperlink"/>
@@ -24956,8 +25635,8 @@
         </w:r>
       </w:hyperlink>
     </w:p>
-    <w:bookmarkEnd w:id="326"/>
-    <w:bookmarkStart w:id="328" w:name="ref-lofaroRuralUrbanDifferences2025"/>
+    <w:bookmarkEnd w:id="342"/>
+    <w:bookmarkStart w:id="344" w:name="ref-lofaroRuralUrbanDifferences2025"/>
     <w:p>
       <w:pPr>
         <w:pStyle w:val="Bibliography"/>
@@ -24994,7 +25673,7 @@
       <w:r>
         <w:t xml:space="preserve"> </w:t>
       </w:r>
-      <w:hyperlink r:id="rId327">
+      <w:hyperlink r:id="rId343">
         <w:r>
           <w:rPr>
             <w:rStyle w:val="Hyperlink"/>
@@ -25003,8 +25682,8 @@
         </w:r>
       </w:hyperlink>
     </w:p>
-    <w:bookmarkEnd w:id="328"/>
-    <w:bookmarkStart w:id="329" w:name="X34be55f2a2ff67a14e7206627bb93b426490c87"/>
+    <w:bookmarkEnd w:id="344"/>
+    <w:bookmarkStart w:id="345" w:name="X34be55f2a2ff67a14e7206627bb93b426490c87"/>
     <w:p>
       <w:pPr>
         <w:pStyle w:val="Bibliography"/>
@@ -25096,8 +25775,8 @@
         <w:t xml:space="preserve">, 4768–4777.</w:t>
       </w:r>
     </w:p>
-    <w:bookmarkEnd w:id="329"/>
-    <w:bookmarkStart w:id="331" w:name="Xcd5b1eed29ae982ceb2faccc95458d58289f03d"/>
+    <w:bookmarkEnd w:id="345"/>
+    <w:bookmarkStart w:id="347" w:name="Xcd5b1eed29ae982ceb2faccc95458d58289f03d"/>
     <w:p>
       <w:pPr>
         <w:pStyle w:val="Bibliography"/>
@@ -25134,7 +25813,7 @@
       <w:r>
         <w:t xml:space="preserve"> </w:t>
       </w:r>
-      <w:hyperlink r:id="rId330">
+      <w:hyperlink r:id="rId346">
         <w:r>
           <w:rPr>
             <w:rStyle w:val="Hyperlink"/>
@@ -25143,8 +25822,8 @@
         </w:r>
       </w:hyperlink>
     </w:p>
-    <w:bookmarkEnd w:id="331"/>
-    <w:bookmarkStart w:id="333" w:name="X4d20b0be6ebc81777412f3b2cdfafe4bd20f4d6"/>
+    <w:bookmarkEnd w:id="347"/>
+    <w:bookmarkStart w:id="349" w:name="X4d20b0be6ebc81777412f3b2cdfafe4bd20f4d6"/>
     <w:p>
       <w:pPr>
         <w:pStyle w:val="Bibliography"/>
@@ -25181,7 +25860,7 @@
       <w:r>
         <w:t xml:space="preserve"> </w:t>
       </w:r>
-      <w:hyperlink r:id="rId332">
+      <w:hyperlink r:id="rId348">
         <w:r>
           <w:rPr>
             <w:rStyle w:val="Hyperlink"/>
@@ -25190,8 +25869,8 @@
         </w:r>
       </w:hyperlink>
     </w:p>
-    <w:bookmarkEnd w:id="333"/>
-    <w:bookmarkStart w:id="334" w:name="ref-marlattRelapsePreventionSecond2007"/>
+    <w:bookmarkEnd w:id="349"/>
+    <w:bookmarkStart w:id="350" w:name="ref-marlattRelapsePreventionSecond2007"/>
     <w:p>
       <w:pPr>
         <w:pStyle w:val="Bibliography"/>
@@ -25328,8 +26007,8 @@
         <w:t xml:space="preserve">(2nd edition). The Guilford Press.</w:t>
       </w:r>
     </w:p>
-    <w:bookmarkEnd w:id="334"/>
-    <w:bookmarkStart w:id="335" w:name="X0900e084d2d8751b94683f82b04534ea811d54e"/>
+    <w:bookmarkEnd w:id="350"/>
+    <w:bookmarkStart w:id="351" w:name="X0900e084d2d8751b94683f82b04534ea811d54e"/>
     <w:p>
       <w:pPr>
         <w:pStyle w:val="Bibliography"/>
@@ -25445,8 +26124,8 @@
         <w:t xml:space="preserve">(First edition). The Guilford Press.</w:t>
       </w:r>
     </w:p>
-    <w:bookmarkEnd w:id="335"/>
-    <w:bookmarkStart w:id="337" w:name="ref-martinNeedReceiptSubstance2022"/>
+    <w:bookmarkEnd w:id="351"/>
+    <w:bookmarkStart w:id="353" w:name="ref-martinNeedReceiptSubstance2022"/>
     <w:p>
       <w:pPr>
         <w:pStyle w:val="Bibliography"/>
@@ -25529,7 +26208,7 @@
       <w:r>
         <w:t xml:space="preserve"> </w:t>
       </w:r>
-      <w:hyperlink r:id="rId336">
+      <w:hyperlink r:id="rId352">
         <w:r>
           <w:rPr>
             <w:rStyle w:val="Hyperlink"/>
@@ -25538,8 +26217,8 @@
         </w:r>
       </w:hyperlink>
     </w:p>
-    <w:bookmarkEnd w:id="337"/>
-    <w:bookmarkStart w:id="338" w:name="Xb55b40a3d7f46ba5e03427f7cd05843a1612710"/>
+    <w:bookmarkEnd w:id="353"/>
+    <w:bookmarkStart w:id="354" w:name="Xb55b40a3d7f46ba5e03427f7cd05843a1612710"/>
     <w:p>
       <w:pPr>
         <w:pStyle w:val="Bibliography"/>
@@ -25607,13 +26286,117 @@
         <w:t xml:space="preserve">(0), 9.</w:t>
       </w:r>
     </w:p>
-    <w:bookmarkEnd w:id="338"/>
-    <w:bookmarkStart w:id="340" w:name="X1e16a8cc741ec7d68b9bde12ee2c181d9d36a93"/>
+    <w:bookmarkEnd w:id="354"/>
+    <w:bookmarkStart w:id="356" w:name="X14ce1b5481e60ce18dbc5b6c4452c93bf0f9ce0"/>
     <w:p>
       <w:pPr>
         <w:pStyle w:val="Bibliography"/>
       </w:pPr>
       <w:r>
+        <w:t xml:space="preserve">Maxwell, A. M., Harrison, K., Rawls, E., &amp; Zilverstand, A. (2022). Gender</w:t>
+      </w:r>
+      <w:r>
+        <w:t xml:space="preserve"> </w:t>
+      </w:r>
+      <w:r>
+        <w:t xml:space="preserve">Differences</w:t>
+      </w:r>
+      <w:r>
+        <w:t xml:space="preserve"> </w:t>
+      </w:r>
+      <w:r>
+        <w:t xml:space="preserve">in the</w:t>
+      </w:r>
+      <w:r>
+        <w:t xml:space="preserve"> </w:t>
+      </w:r>
+      <w:r>
+        <w:t xml:space="preserve">Psychosocial Determinants Underlying</w:t>
+      </w:r>
+      <w:r>
+        <w:t xml:space="preserve"> </w:t>
+      </w:r>
+      <w:r>
+        <w:t xml:space="preserve">the</w:t>
+      </w:r>
+      <w:r>
+        <w:t xml:space="preserve"> </w:t>
+      </w:r>
+      <w:r>
+        <w:t xml:space="preserve">Onset</w:t>
+      </w:r>
+      <w:r>
+        <w:t xml:space="preserve"> </w:t>
+      </w:r>
+      <w:r>
+        <w:t xml:space="preserve">and</w:t>
+      </w:r>
+      <w:r>
+        <w:t xml:space="preserve"> </w:t>
+      </w:r>
+      <w:r>
+        <w:t xml:space="preserve">Maintenance</w:t>
+      </w:r>
+      <w:r>
+        <w:t xml:space="preserve"> </w:t>
+      </w:r>
+      <w:r>
+        <w:t xml:space="preserve">of</w:t>
+      </w:r>
+      <w:r>
+        <w:t xml:space="preserve"> </w:t>
+      </w:r>
+      <w:r>
+        <w:t xml:space="preserve">Alcohol Use Disorder</w:t>
+      </w:r>
+      <w:r>
+        <w:t xml:space="preserve">.</w:t>
+      </w:r>
+      <w:r>
+        <w:t xml:space="preserve"> </w:t>
+      </w:r>
+      <w:r>
+        <w:rPr>
+          <w:i/>
+          <w:iCs/>
+        </w:rPr>
+        <w:t xml:space="preserve">Frontiers in Neuroscience</w:t>
+      </w:r>
+      <w:r>
+        <w:t xml:space="preserve">,</w:t>
+      </w:r>
+      <w:r>
+        <w:t xml:space="preserve"> </w:t>
+      </w:r>
+      <w:r>
+        <w:rPr>
+          <w:i/>
+          <w:iCs/>
+        </w:rPr>
+        <w:t xml:space="preserve">16</w:t>
+      </w:r>
+      <w:r>
+        <w:t xml:space="preserve">, 808776.</w:t>
+      </w:r>
+      <w:r>
+        <w:t xml:space="preserve"> </w:t>
+      </w:r>
+      <w:hyperlink r:id="rId355">
+        <w:r>
+          <w:rPr>
+            <w:rStyle w:val="Hyperlink"/>
+          </w:rPr>
+          <w:t xml:space="preserve">https://doi.org/10.3389/fnins.2022.808776</w:t>
+        </w:r>
+      </w:hyperlink>
+    </w:p>
+    <w:bookmarkEnd w:id="356"/>
+    <w:bookmarkStart w:id="358" w:name="X1e16a8cc741ec7d68b9bde12ee2c181d9d36a93"/>
+    <w:p>
+      <w:pPr>
+        <w:pStyle w:val="Bibliography"/>
+      </w:pPr>
+      <w:r>
         <w:t xml:space="preserve">McHugh, R. K., Hearon, B. A., &amp; Otto, M. W. (2010). Cognitive-</w:t>
       </w:r>
       <w:r>
@@ -25663,7 +26446,7 @@
       <w:r>
         <w:t xml:space="preserve"> </w:t>
       </w:r>
-      <w:hyperlink r:id="rId339">
+      <w:hyperlink r:id="rId357">
         <w:r>
           <w:rPr>
             <w:rStyle w:val="Hyperlink"/>
@@ -25672,8 +26455,8 @@
         </w:r>
       </w:hyperlink>
     </w:p>
-    <w:bookmarkEnd w:id="340"/>
-    <w:bookmarkStart w:id="342" w:name="ref-mchughSexGenderDifferences2018"/>
+    <w:bookmarkEnd w:id="358"/>
+    <w:bookmarkStart w:id="360" w:name="ref-mchughSexGenderDifferences2018"/>
     <w:p>
       <w:pPr>
         <w:pStyle w:val="Bibliography"/>
@@ -25710,7 +26493,7 @@
       <w:r>
         <w:t xml:space="preserve"> </w:t>
       </w:r>
-      <w:hyperlink r:id="rId341">
+      <w:hyperlink r:id="rId359">
         <w:r>
           <w:rPr>
             <w:rStyle w:val="Hyperlink"/>
@@ -25719,8 +26502,8 @@
         </w:r>
       </w:hyperlink>
     </w:p>
-    <w:bookmarkEnd w:id="342"/>
-    <w:bookmarkStart w:id="344" w:name="ref-mckayImpactContinuingCare2021"/>
+    <w:bookmarkEnd w:id="360"/>
+    <w:bookmarkStart w:id="362" w:name="ref-mckayImpactContinuingCare2021"/>
     <w:p>
       <w:pPr>
         <w:pStyle w:val="Bibliography"/>
@@ -25778,7 +26561,7 @@
       <w:r>
         <w:t xml:space="preserve"> </w:t>
       </w:r>
-      <w:hyperlink r:id="rId343">
+      <w:hyperlink r:id="rId361">
         <w:r>
           <w:rPr>
             <w:rStyle w:val="Hyperlink"/>
@@ -25787,8 +26570,8 @@
         </w:r>
       </w:hyperlink>
     </w:p>
-    <w:bookmarkEnd w:id="344"/>
-    <w:bookmarkStart w:id="346" w:name="ref-mclellanDrugDependenceChronic2000"/>
+    <w:bookmarkEnd w:id="362"/>
+    <w:bookmarkStart w:id="364" w:name="ref-mclellanDrugDependenceChronic2000"/>
     <w:p>
       <w:pPr>
         <w:pStyle w:val="Bibliography"/>
@@ -25825,7 +26608,7 @@
       <w:r>
         <w:t xml:space="preserve"> </w:t>
       </w:r>
-      <w:hyperlink r:id="rId345">
+      <w:hyperlink r:id="rId363">
         <w:r>
           <w:rPr>
             <w:rStyle w:val="Hyperlink"/>
@@ -25834,8 +26617,8 @@
         </w:r>
       </w:hyperlink>
     </w:p>
-    <w:bookmarkEnd w:id="346"/>
-    <w:bookmarkStart w:id="348" w:name="ref-meyersIntersectionGenderDrug2021"/>
+    <w:bookmarkEnd w:id="364"/>
+    <w:bookmarkStart w:id="366" w:name="ref-meyersIntersectionGenderDrug2021"/>
     <w:p>
       <w:pPr>
         <w:pStyle w:val="Bibliography"/>
@@ -25884,7 +26667,7 @@
       <w:r>
         <w:t xml:space="preserve"> </w:t>
       </w:r>
-      <w:hyperlink r:id="rId347">
+      <w:hyperlink r:id="rId365">
         <w:r>
           <w:rPr>
             <w:rStyle w:val="Hyperlink"/>
@@ -25893,8 +26676,8 @@
         </w:r>
       </w:hyperlink>
     </w:p>
-    <w:bookmarkEnd w:id="348"/>
-    <w:bookmarkStart w:id="350" w:name="ref-mohrPersonalSensingUnderstanding2017"/>
+    <w:bookmarkEnd w:id="366"/>
+    <w:bookmarkStart w:id="368" w:name="ref-mohrPersonalSensingUnderstanding2017"/>
     <w:p>
       <w:pPr>
         <w:pStyle w:val="Bibliography"/>
@@ -25961,7 +26744,7 @@
       <w:r>
         <w:t xml:space="preserve"> </w:t>
       </w:r>
-      <w:hyperlink r:id="rId349">
+      <w:hyperlink r:id="rId367">
         <w:r>
           <w:rPr>
             <w:rStyle w:val="Hyperlink"/>
@@ -25970,8 +26753,8 @@
         </w:r>
       </w:hyperlink>
     </w:p>
-    <w:bookmarkEnd w:id="350"/>
-    <w:bookmarkStart w:id="351" w:name="X0c0e928dd8ff101aa479012bffab8d24e8c0dcf"/>
+    <w:bookmarkEnd w:id="368"/>
+    <w:bookmarkStart w:id="369" w:name="X0c0e928dd8ff101aa479012bffab8d24e8c0dcf"/>
     <w:p>
       <w:pPr>
         <w:pStyle w:val="Bibliography"/>
@@ -26028,8 +26811,8 @@
         <w:t xml:space="preserve">. Independently published.</w:t>
       </w:r>
     </w:p>
-    <w:bookmarkEnd w:id="351"/>
-    <w:bookmarkStart w:id="353" w:name="X1f44e09282148d362bdacfce67d6a56b1cf06db"/>
+    <w:bookmarkEnd w:id="369"/>
+    <w:bookmarkStart w:id="371" w:name="X1f44e09282148d362bdacfce67d6a56b1cf06db"/>
     <w:p>
       <w:pPr>
         <w:pStyle w:val="Bibliography"/>
@@ -26120,7 +26903,7 @@
       <w:r>
         <w:t xml:space="preserve"> </w:t>
       </w:r>
-      <w:hyperlink r:id="rId352">
+      <w:hyperlink r:id="rId370">
         <w:r>
           <w:rPr>
             <w:rStyle w:val="Hyperlink"/>
@@ -26129,8 +26912,8 @@
         </w:r>
       </w:hyperlink>
     </w:p>
-    <w:bookmarkEnd w:id="353"/>
-    <w:bookmarkStart w:id="355" w:name="X8bb79cdd23e0a8d99e4f9b0c203aaa22c56a953"/>
+    <w:bookmarkEnd w:id="371"/>
+    <w:bookmarkStart w:id="373" w:name="X8bb79cdd23e0a8d99e4f9b0c203aaa22c56a953"/>
     <w:p>
       <w:pPr>
         <w:pStyle w:val="Bibliography"/>
@@ -26141,7 +26924,7 @@
       <w:r>
         <w:t xml:space="preserve"> </w:t>
       </w:r>
-      <w:hyperlink r:id="rId354">
+      <w:hyperlink r:id="rId372">
         <w:r>
           <w:rPr>
             <w:rStyle w:val="Hyperlink"/>
@@ -26252,8 +27035,8 @@
         <w:t xml:space="preserve">.</w:t>
       </w:r>
     </w:p>
-    <w:bookmarkEnd w:id="355"/>
-    <w:bookmarkStart w:id="357" w:name="ref-olfsonHealthcareCoverageService2022"/>
+    <w:bookmarkEnd w:id="373"/>
+    <w:bookmarkStart w:id="375" w:name="ref-olfsonHealthcareCoverageService2022"/>
     <w:p>
       <w:pPr>
         <w:pStyle w:val="Bibliography"/>
@@ -26290,7 +27073,7 @@
       <w:r>
         <w:t xml:space="preserve"> </w:t>
       </w:r>
-      <w:hyperlink r:id="rId356">
+      <w:hyperlink r:id="rId374">
         <w:r>
           <w:rPr>
             <w:rStyle w:val="Hyperlink"/>
@@ -26299,8 +27082,8 @@
         </w:r>
       </w:hyperlink>
     </w:p>
-    <w:bookmarkEnd w:id="357"/>
-    <w:bookmarkStart w:id="359" w:name="ref-parlier-ahmadExploratoryStudySex2021"/>
+    <w:bookmarkEnd w:id="375"/>
+    <w:bookmarkStart w:id="377" w:name="ref-parlier-ahmadExploratoryStudySex2021"/>
     <w:p>
       <w:pPr>
         <w:pStyle w:val="Bibliography"/>
@@ -26337,7 +27120,7 @@
       <w:r>
         <w:t xml:space="preserve"> </w:t>
       </w:r>
-      <w:hyperlink r:id="rId358">
+      <w:hyperlink r:id="rId376">
         <w:r>
           <w:rPr>
             <w:rStyle w:val="Hyperlink"/>
@@ -26346,8 +27129,8 @@
         </w:r>
       </w:hyperlink>
     </w:p>
-    <w:bookmarkEnd w:id="359"/>
-    <w:bookmarkStart w:id="360" w:name="X6b0a2573c103b7c3d317f500c95e16aefc26ebb"/>
+    <w:bookmarkEnd w:id="377"/>
+    <w:bookmarkStart w:id="378" w:name="X6b0a2573c103b7c3d317f500c95e16aefc26ebb"/>
     <w:p>
       <w:pPr>
         <w:pStyle w:val="Bibliography"/>
@@ -26405,8 +27188,8 @@
         <w:t xml:space="preserve">(Mobile).</w:t>
       </w:r>
     </w:p>
-    <w:bookmarkEnd w:id="360"/>
-    <w:bookmarkStart w:id="362" w:name="ref-pinedoCurrentReexaminationRacial2019"/>
+    <w:bookmarkEnd w:id="378"/>
+    <w:bookmarkStart w:id="380" w:name="ref-pinedoCurrentReexaminationRacial2019"/>
     <w:p>
       <w:pPr>
         <w:pStyle w:val="Bibliography"/>
@@ -26455,7 +27238,7 @@
       <w:r>
         <w:t xml:space="preserve"> </w:t>
       </w:r>
-      <w:hyperlink r:id="rId361">
+      <w:hyperlink r:id="rId379">
         <w:r>
           <w:rPr>
             <w:rStyle w:val="Hyperlink"/>
@@ -26464,8 +27247,8 @@
         </w:r>
       </w:hyperlink>
     </w:p>
-    <w:bookmarkEnd w:id="362"/>
-    <w:bookmarkStart w:id="363" w:name="ref-plattProbabilisticOutputsSupport1999"/>
+    <w:bookmarkEnd w:id="380"/>
+    <w:bookmarkStart w:id="381" w:name="ref-plattProbabilisticOutputsSupport1999"/>
     <w:p>
       <w:pPr>
         <w:pStyle w:val="Bibliography"/>
@@ -26490,8 +27273,8 @@
         <w:t xml:space="preserve">(pp. 61–74). MIT Press.</w:t>
       </w:r>
     </w:p>
-    <w:bookmarkEnd w:id="363"/>
-    <w:bookmarkStart w:id="365" w:name="ref-prochaskaSearchHowPeople1992"/>
+    <w:bookmarkEnd w:id="381"/>
+    <w:bookmarkStart w:id="383" w:name="ref-prochaskaSearchHowPeople1992"/>
     <w:p>
       <w:pPr>
         <w:pStyle w:val="Bibliography"/>
@@ -26540,7 +27323,7 @@
       <w:r>
         <w:t xml:space="preserve"> </w:t>
       </w:r>
-      <w:hyperlink r:id="rId364">
+      <w:hyperlink r:id="rId382">
         <w:r>
           <w:rPr>
             <w:rStyle w:val="Hyperlink"/>
@@ -26549,8 +27332,8 @@
         </w:r>
       </w:hyperlink>
     </w:p>
-    <w:bookmarkEnd w:id="365"/>
-    <w:bookmarkStart w:id="367" w:name="ref-pulickIdiographicLapsePrediction2025"/>
+    <w:bookmarkEnd w:id="383"/>
+    <w:bookmarkStart w:id="385" w:name="ref-pulickIdiographicLapsePrediction2025"/>
     <w:p>
       <w:pPr>
         <w:pStyle w:val="Bibliography"/>
@@ -26617,7 +27400,7 @@
       <w:r>
         <w:t xml:space="preserve"> </w:t>
       </w:r>
-      <w:hyperlink r:id="rId366">
+      <w:hyperlink r:id="rId384">
         <w:r>
           <w:rPr>
             <w:rStyle w:val="Hyperlink"/>
@@ -26626,8 +27409,8 @@
         </w:r>
       </w:hyperlink>
     </w:p>
-    <w:bookmarkEnd w:id="367"/>
-    <w:bookmarkStart w:id="369" w:name="Xa1b8899d52f2070e9a46165cf23fe2013b5e4a3"/>
+    <w:bookmarkEnd w:id="385"/>
+    <w:bookmarkStart w:id="387" w:name="Xa1b8899d52f2070e9a46165cf23fe2013b5e4a3"/>
     <w:p>
       <w:pPr>
         <w:pStyle w:val="Bibliography"/>
@@ -26676,7 +27459,7 @@
       <w:r>
         <w:t xml:space="preserve"> </w:t>
       </w:r>
-      <w:hyperlink r:id="rId368">
+      <w:hyperlink r:id="rId386">
         <w:r>
           <w:rPr>
             <w:rStyle w:val="Hyperlink"/>
@@ -26685,8 +27468,8 @@
         </w:r>
       </w:hyperlink>
     </w:p>
-    <w:bookmarkEnd w:id="369"/>
-    <w:bookmarkStart w:id="371" w:name="Xc5cdea043ab663a81d5612c8b1e0f7c2b734aab"/>
+    <w:bookmarkEnd w:id="387"/>
+    <w:bookmarkStart w:id="389" w:name="Xc5cdea043ab663a81d5612c8b1e0f7c2b734aab"/>
     <w:p>
       <w:pPr>
         <w:pStyle w:val="Bibliography"/>
@@ -26768,7 +27551,7 @@
       <w:r>
         <w:t xml:space="preserve"> </w:t>
       </w:r>
-      <w:hyperlink r:id="rId370">
+      <w:hyperlink r:id="rId388">
         <w:r>
           <w:rPr>
             <w:rStyle w:val="Hyperlink"/>
@@ -26777,8 +27560,8 @@
         </w:r>
       </w:hyperlink>
     </w:p>
-    <w:bookmarkEnd w:id="371"/>
-    <w:bookmarkStart w:id="372" w:name="X93e79e1a5ab79bb153842a6d1ed7d5e5cb3185f"/>
+    <w:bookmarkEnd w:id="389"/>
+    <w:bookmarkStart w:id="390" w:name="X93e79e1a5ab79bb153842a6d1ed7d5e5cb3185f"/>
     <w:p>
       <w:pPr>
         <w:pStyle w:val="Bibliography"/>
@@ -26849,8 +27632,8 @@
         <w:t xml:space="preserve">. RStudio, Inc.</w:t>
       </w:r>
     </w:p>
-    <w:bookmarkEnd w:id="372"/>
-    <w:bookmarkStart w:id="374" w:name="ref-russellAffectRelativeDayLevel2020"/>
+    <w:bookmarkEnd w:id="390"/>
+    <w:bookmarkStart w:id="392" w:name="ref-russellAffectRelativeDayLevel2020"/>
     <w:p>
       <w:pPr>
         <w:pStyle w:val="Bibliography"/>
@@ -26929,7 +27712,7 @@
       <w:r>
         <w:t xml:space="preserve"> </w:t>
       </w:r>
-      <w:hyperlink r:id="rId373">
+      <w:hyperlink r:id="rId391">
         <w:r>
           <w:rPr>
             <w:rStyle w:val="Hyperlink"/>
@@ -26938,8 +27721,8 @@
         </w:r>
       </w:hyperlink>
     </w:p>
-    <w:bookmarkEnd w:id="374"/>
-    <w:bookmarkStart w:id="376" w:name="ref-salonerBlacksHispanicsAre2013"/>
+    <w:bookmarkEnd w:id="392"/>
+    <w:bookmarkStart w:id="394" w:name="ref-salonerBlacksHispanicsAre2013"/>
     <w:p>
       <w:pPr>
         <w:pStyle w:val="Bibliography"/>
@@ -26988,7 +27771,7 @@
       <w:r>
         <w:t xml:space="preserve"> </w:t>
       </w:r>
-      <w:hyperlink r:id="rId375">
+      <w:hyperlink r:id="rId393">
         <w:r>
           <w:rPr>
             <w:rStyle w:val="Hyperlink"/>
@@ -26997,8 +27780,8 @@
         </w:r>
       </w:hyperlink>
     </w:p>
-    <w:bookmarkEnd w:id="376"/>
-    <w:bookmarkStart w:id="377" w:name="X56bd7ab8262c354bc601dbeb8bf6940a3ba3863"/>
+    <w:bookmarkEnd w:id="394"/>
+    <w:bookmarkStart w:id="395" w:name="X56bd7ab8262c354bc601dbeb8bf6940a3ba3863"/>
     <w:p>
       <w:pPr>
         <w:pStyle w:val="Bibliography"/>
@@ -27038,13 +27821,60 @@
         <w:t xml:space="preserve">. https://www.samhsa.gov/data/report/2021-nsduh-detailed-tables.</w:t>
       </w:r>
     </w:p>
-    <w:bookmarkEnd w:id="377"/>
-    <w:bookmarkStart w:id="379" w:name="ref-sayetteRoleCravingSubstance2016"/>
+    <w:bookmarkEnd w:id="395"/>
+    <w:bookmarkStart w:id="397" w:name="ref-saundersWomenAlcoholProblems1993"/>
     <w:p>
       <w:pPr>
         <w:pStyle w:val="Bibliography"/>
       </w:pPr>
       <w:r>
+        <w:t xml:space="preserve">Saunders, B., Baily, S., Phillips, M., &amp; Allsop, S. (1993). Women with alcohol problems: Do they relapse for reasons different to their male counterparts?</w:t>
+      </w:r>
+      <w:r>
+        <w:t xml:space="preserve"> </w:t>
+      </w:r>
+      <w:r>
+        <w:rPr>
+          <w:i/>
+          <w:iCs/>
+        </w:rPr>
+        <w:t xml:space="preserve">Addiction</w:t>
+      </w:r>
+      <w:r>
+        <w:t xml:space="preserve">,</w:t>
+      </w:r>
+      <w:r>
+        <w:t xml:space="preserve"> </w:t>
+      </w:r>
+      <w:r>
+        <w:rPr>
+          <w:i/>
+          <w:iCs/>
+        </w:rPr>
+        <w:t xml:space="preserve">88</w:t>
+      </w:r>
+      <w:r>
+        <w:t xml:space="preserve">(10), 1413–1422.</w:t>
+      </w:r>
+      <w:r>
+        <w:t xml:space="preserve"> </w:t>
+      </w:r>
+      <w:hyperlink r:id="rId396">
+        <w:r>
+          <w:rPr>
+            <w:rStyle w:val="Hyperlink"/>
+          </w:rPr>
+          <w:t xml:space="preserve">https://doi.org/10.1111/j.1360-0443.1993.tb02028.x</w:t>
+        </w:r>
+      </w:hyperlink>
+    </w:p>
+    <w:bookmarkEnd w:id="397"/>
+    <w:bookmarkStart w:id="399" w:name="ref-sayetteRoleCravingSubstance2016"/>
+    <w:p>
+      <w:pPr>
+        <w:pStyle w:val="Bibliography"/>
+      </w:pPr>
+      <w:r>
         <w:t xml:space="preserve">Sayette, M. A. (2016). The</w:t>
       </w:r>
       <w:r>
@@ -27130,7 +27960,7 @@
       <w:r>
         <w:t xml:space="preserve"> </w:t>
       </w:r>
-      <w:hyperlink r:id="rId378">
+      <w:hyperlink r:id="rId398">
         <w:r>
           <w:rPr>
             <w:rStyle w:val="Hyperlink"/>
@@ -27139,8 +27969,8 @@
         </w:r>
       </w:hyperlink>
     </w:p>
-    <w:bookmarkEnd w:id="379"/>
-    <w:bookmarkStart w:id="381" w:name="ref-schmidtEthnicDisparitiesClinical2007"/>
+    <w:bookmarkEnd w:id="399"/>
+    <w:bookmarkStart w:id="401" w:name="ref-schmidtEthnicDisparitiesClinical2007"/>
     <w:p>
       <w:pPr>
         <w:pStyle w:val="Bibliography"/>
@@ -27186,7 +28016,7 @@
       <w:r>
         <w:t xml:space="preserve"> </w:t>
       </w:r>
-      <w:hyperlink r:id="rId380">
+      <w:hyperlink r:id="rId400">
         <w:r>
           <w:rPr>
             <w:rStyle w:val="Hyperlink"/>
@@ -27195,13 +28025,81 @@
         </w:r>
       </w:hyperlink>
     </w:p>
-    <w:bookmarkEnd w:id="381"/>
-    <w:bookmarkStart w:id="383" w:name="ref-sigmonAccessTreatmentOpioid2014"/>
+    <w:bookmarkEnd w:id="401"/>
+    <w:bookmarkStart w:id="403" w:name="Xec7fb7ba12dce815007b3aa340b62618acc112d"/>
     <w:p>
       <w:pPr>
         <w:pStyle w:val="Bibliography"/>
       </w:pPr>
       <w:r>
+        <w:t xml:space="preserve">Shin, D. (2021). The effects of explainability and causability on perception, trust, and acceptance:</w:t>
+      </w:r>
+      <w:r>
+        <w:t xml:space="preserve"> </w:t>
+      </w:r>
+      <w:r>
+        <w:t xml:space="preserve">Implications</w:t>
+      </w:r>
+      <w:r>
+        <w:t xml:space="preserve"> </w:t>
+      </w:r>
+      <w:r>
+        <w:t xml:space="preserve">for explainable</w:t>
+      </w:r>
+      <w:r>
+        <w:t xml:space="preserve"> </w:t>
+      </w:r>
+      <w:r>
+        <w:t xml:space="preserve">AI</w:t>
+      </w:r>
+      <w:r>
+        <w:t xml:space="preserve">.</w:t>
+      </w:r>
+      <w:r>
+        <w:t xml:space="preserve"> </w:t>
+      </w:r>
+      <w:r>
+        <w:rPr>
+          <w:i/>
+          <w:iCs/>
+        </w:rPr>
+        <w:t xml:space="preserve">International Journal of Human-Computer Studies</w:t>
+      </w:r>
+      <w:r>
+        <w:t xml:space="preserve">,</w:t>
+      </w:r>
+      <w:r>
+        <w:t xml:space="preserve"> </w:t>
+      </w:r>
+      <w:r>
+        <w:rPr>
+          <w:i/>
+          <w:iCs/>
+        </w:rPr>
+        <w:t xml:space="preserve">146</w:t>
+      </w:r>
+      <w:r>
+        <w:t xml:space="preserve">, 102551.</w:t>
+      </w:r>
+      <w:r>
+        <w:t xml:space="preserve"> </w:t>
+      </w:r>
+      <w:hyperlink r:id="rId402">
+        <w:r>
+          <w:rPr>
+            <w:rStyle w:val="Hyperlink"/>
+          </w:rPr>
+          <w:t xml:space="preserve">https://doi.org/10.1016/j.ijhcs.2020.102551</w:t>
+        </w:r>
+      </w:hyperlink>
+    </w:p>
+    <w:bookmarkEnd w:id="403"/>
+    <w:bookmarkStart w:id="405" w:name="ref-sigmonAccessTreatmentOpioid2014"/>
+    <w:p>
+      <w:pPr>
+        <w:pStyle w:val="Bibliography"/>
+      </w:pPr>
+      <w:r>
         <w:t xml:space="preserve">Sigmon, S. C. (2014). Access to treatment for opioid dependence in rural</w:t>
       </w:r>
       <w:r>
@@ -27242,7 +28140,7 @@
       <w:r>
         <w:t xml:space="preserve"> </w:t>
       </w:r>
-      <w:hyperlink r:id="rId382">
+      <w:hyperlink r:id="rId404">
         <w:r>
           <w:rPr>
             <w:rStyle w:val="Hyperlink"/>
@@ -27251,8 +28149,8 @@
         </w:r>
       </w:hyperlink>
     </w:p>
-    <w:bookmarkEnd w:id="383"/>
-    <w:bookmarkStart w:id="385" w:name="ref-sociasAdoptingCascadeCare2016"/>
+    <w:bookmarkEnd w:id="405"/>
+    <w:bookmarkStart w:id="407" w:name="ref-sociasAdoptingCascadeCare2016"/>
     <w:p>
       <w:pPr>
         <w:pStyle w:val="Bibliography"/>
@@ -27301,7 +28199,7 @@
       <w:r>
         <w:t xml:space="preserve"> </w:t>
       </w:r>
-      <w:hyperlink r:id="rId384">
+      <w:hyperlink r:id="rId406">
         <w:r>
           <w:rPr>
             <w:rStyle w:val="Hyperlink"/>
@@ -27310,8 +28208,8 @@
         </w:r>
       </w:hyperlink>
     </w:p>
-    <w:bookmarkEnd w:id="385"/>
-    <w:bookmarkStart w:id="387" w:name="Xd4c1d027f60920f356af6131267e679804e946e"/>
+    <w:bookmarkEnd w:id="407"/>
+    <w:bookmarkStart w:id="409" w:name="Xd4c1d027f60920f356af6131267e679804e946e"/>
     <w:p>
       <w:pPr>
         <w:pStyle w:val="Bibliography"/>
@@ -27360,7 +28258,7 @@
       <w:r>
         <w:t xml:space="preserve"> </w:t>
       </w:r>
-      <w:hyperlink r:id="rId386">
+      <w:hyperlink r:id="rId408">
         <w:r>
           <w:rPr>
             <w:rStyle w:val="Hyperlink"/>
@@ -27369,13 +28267,96 @@
         </w:r>
       </w:hyperlink>
     </w:p>
-    <w:bookmarkEnd w:id="387"/>
-    <w:bookmarkStart w:id="389" w:name="X01387e434119cf09c116d0feeabab9f278d40e3"/>
+    <w:bookmarkEnd w:id="409"/>
+    <w:bookmarkStart w:id="411" w:name="X512fbf8f80774b6c70a6221b6870f1844f07ac1"/>
     <w:p>
       <w:pPr>
         <w:pStyle w:val="Bibliography"/>
       </w:pPr>
       <w:r>
+        <w:t xml:space="preserve">Springer, A., &amp; Whittaker, S. (2020). Progressive</w:t>
+      </w:r>
+      <w:r>
+        <w:t xml:space="preserve"> </w:t>
+      </w:r>
+      <w:r>
+        <w:t xml:space="preserve">Disclosure</w:t>
+      </w:r>
+      <w:r>
+        <w:t xml:space="preserve">:</w:t>
+      </w:r>
+      <w:r>
+        <w:t xml:space="preserve"> </w:t>
+      </w:r>
+      <w:r>
+        <w:t xml:space="preserve">When</w:t>
+      </w:r>
+      <w:r>
+        <w:t xml:space="preserve">,</w:t>
+      </w:r>
+      <w:r>
+        <w:t xml:space="preserve"> </w:t>
+      </w:r>
+      <w:r>
+        <w:t xml:space="preserve">Why</w:t>
+      </w:r>
+      <w:r>
+        <w:t xml:space="preserve">, and</w:t>
+      </w:r>
+      <w:r>
+        <w:t xml:space="preserve"> </w:t>
+      </w:r>
+      <w:r>
+        <w:t xml:space="preserve">How Do Users Want Algorithmic Transparency Information</w:t>
+      </w:r>
+      <w:r>
+        <w:t xml:space="preserve">?</w:t>
+      </w:r>
+      <w:r>
+        <w:t xml:space="preserve"> </w:t>
+      </w:r>
+      <w:r>
+        <w:rPr>
+          <w:i/>
+          <w:iCs/>
+        </w:rPr>
+        <w:t xml:space="preserve">ACM Transactions on Interactive Intelligent Systems</w:t>
+      </w:r>
+      <w:r>
+        <w:t xml:space="preserve">,</w:t>
+      </w:r>
+      <w:r>
+        <w:t xml:space="preserve"> </w:t>
+      </w:r>
+      <w:r>
+        <w:rPr>
+          <w:i/>
+          <w:iCs/>
+        </w:rPr>
+        <w:t xml:space="preserve">10</w:t>
+      </w:r>
+      <w:r>
+        <w:t xml:space="preserve">(4), 29:1–29:32.</w:t>
+      </w:r>
+      <w:r>
+        <w:t xml:space="preserve"> </w:t>
+      </w:r>
+      <w:hyperlink r:id="rId410">
+        <w:r>
+          <w:rPr>
+            <w:rStyle w:val="Hyperlink"/>
+          </w:rPr>
+          <w:t xml:space="preserve">https://doi.org/10.1145/3374218</w:t>
+        </w:r>
+      </w:hyperlink>
+    </w:p>
+    <w:bookmarkEnd w:id="411"/>
+    <w:bookmarkStart w:id="413" w:name="X01387e434119cf09c116d0feeabab9f278d40e3"/>
+    <w:p>
+      <w:pPr>
+        <w:pStyle w:val="Bibliography"/>
+      </w:pPr>
+      <w:r>
         <w:t xml:space="preserve">Stanojlović, M., &amp; Davidson, L. (2021). Targeting the</w:t>
       </w:r>
       <w:r>
@@ -27440,7 +28421,7 @@
       <w:r>
         <w:t xml:space="preserve"> </w:t>
       </w:r>
-      <w:hyperlink r:id="rId388">
+      <w:hyperlink r:id="rId412">
         <w:r>
           <w:rPr>
             <w:rStyle w:val="Hyperlink"/>
@@ -27449,8 +28430,8 @@
         </w:r>
       </w:hyperlink>
     </w:p>
-    <w:bookmarkEnd w:id="389"/>
-    <w:bookmarkStart w:id="391" w:name="ref-stantonRelapsePreventionNeeds2005a"/>
+    <w:bookmarkEnd w:id="413"/>
+    <w:bookmarkStart w:id="415" w:name="ref-stantonRelapsePreventionNeeds2005a"/>
     <w:p>
       <w:pPr>
         <w:pStyle w:val="Bibliography"/>
@@ -27508,7 +28489,7 @@
       <w:r>
         <w:t xml:space="preserve"> </w:t>
       </w:r>
-      <w:hyperlink r:id="rId390">
+      <w:hyperlink r:id="rId414">
         <w:r>
           <w:rPr>
             <w:rStyle w:val="Hyperlink"/>
@@ -27517,8 +28498,8 @@
         </w:r>
       </w:hyperlink>
     </w:p>
-    <w:bookmarkEnd w:id="391"/>
-    <w:bookmarkStart w:id="392" w:name="ref-studiesNIHRevitalizationAct1994"/>
+    <w:bookmarkEnd w:id="415"/>
+    <w:bookmarkStart w:id="416" w:name="ref-studiesNIHRevitalizationAct1994"/>
     <w:p>
       <w:pPr>
         <w:pStyle w:val="Bibliography"/>
@@ -27704,8 +28685,8 @@
         <w:t xml:space="preserve">. National Academies Press (US).</w:t>
       </w:r>
     </w:p>
-    <w:bookmarkEnd w:id="392"/>
-    <w:bookmarkStart w:id="393" w:name="X28b8f85e424928e66706a578d6053e0308d1105"/>
+    <w:bookmarkEnd w:id="416"/>
+    <w:bookmarkStart w:id="417" w:name="X28b8f85e424928e66706a578d6053e0308d1105"/>
     <w:p>
       <w:pPr>
         <w:pStyle w:val="Bibliography"/>
@@ -27762,8 +28743,8 @@
         <w:t xml:space="preserve">. https://www.samhsa.gov/data/report/2024-nsduh-detailed-tables.</w:t>
       </w:r>
     </w:p>
-    <w:bookmarkEnd w:id="393"/>
-    <w:bookmarkStart w:id="395" w:name="Xb4363def9a086869984bb1996514c38c4a5108e"/>
+    <w:bookmarkEnd w:id="417"/>
+    <w:bookmarkStart w:id="419" w:name="Xb4363def9a086869984bb1996514c38c4a5108e"/>
     <w:p>
       <w:pPr>
         <w:pStyle w:val="Bibliography"/>
@@ -27774,7 +28755,7 @@
       <w:r>
         <w:t xml:space="preserve"> </w:t>
       </w:r>
-      <w:hyperlink r:id="rId394">
+      <w:hyperlink r:id="rId418">
         <w:r>
           <w:rPr>
             <w:rStyle w:val="Hyperlink"/>
@@ -27973,8 +28954,8 @@
         <w:t xml:space="preserve">.</w:t>
       </w:r>
     </w:p>
-    <w:bookmarkEnd w:id="395"/>
-    <w:bookmarkStart w:id="397" w:name="ref-taiTreatmentSubstanceUse2013"/>
+    <w:bookmarkEnd w:id="419"/>
+    <w:bookmarkStart w:id="421" w:name="ref-taiTreatmentSubstanceUse2013"/>
     <w:p>
       <w:pPr>
         <w:pStyle w:val="Bibliography"/>
@@ -28053,7 +29034,7 @@
       <w:r>
         <w:t xml:space="preserve"> </w:t>
       </w:r>
-      <w:hyperlink r:id="rId396">
+      <w:hyperlink r:id="rId420">
         <w:r>
           <w:rPr>
             <w:rStyle w:val="Hyperlink"/>
@@ -28062,8 +29043,8 @@
         </w:r>
       </w:hyperlink>
     </w:p>
-    <w:bookmarkEnd w:id="397"/>
-    <w:bookmarkStart w:id="399" w:name="Xdd108b50209bad1fdcf1a9fcca4dd1d7d3b13e9"/>
+    <w:bookmarkEnd w:id="421"/>
+    <w:bookmarkStart w:id="423" w:name="Xdd108b50209bad1fdcf1a9fcca4dd1d7d3b13e9"/>
     <w:p>
       <w:pPr>
         <w:pStyle w:val="Bibliography"/>
@@ -28142,7 +29123,7 @@
       <w:r>
         <w:t xml:space="preserve"> </w:t>
       </w:r>
-      <w:hyperlink r:id="rId398">
+      <w:hyperlink r:id="rId422">
         <w:r>
           <w:rPr>
             <w:rStyle w:val="Hyperlink"/>
@@ -28151,8 +29132,8 @@
         </w:r>
       </w:hyperlink>
     </w:p>
-    <w:bookmarkEnd w:id="399"/>
-    <w:bookmarkStart w:id="401" w:name="ref-timmonsCallActionAssessing2023"/>
+    <w:bookmarkEnd w:id="423"/>
+    <w:bookmarkStart w:id="425" w:name="ref-timmonsCallActionAssessing2023"/>
     <w:p>
       <w:pPr>
         <w:pStyle w:val="Bibliography"/>
@@ -28258,7 +29239,7 @@
       <w:r>
         <w:t xml:space="preserve"> </w:t>
       </w:r>
-      <w:hyperlink r:id="rId400">
+      <w:hyperlink r:id="rId424">
         <w:r>
           <w:rPr>
             <w:rStyle w:val="Hyperlink"/>
@@ -28267,8 +29248,8 @@
         </w:r>
       </w:hyperlink>
     </w:p>
-    <w:bookmarkEnd w:id="401"/>
-    <w:bookmarkStart w:id="402" w:name="X02e5321a76132d9f7eccbf98ffb96255c7e2584"/>
+    <w:bookmarkEnd w:id="425"/>
+    <w:bookmarkStart w:id="426" w:name="X02e5321a76132d9f7eccbf98ffb96255c7e2584"/>
     <w:p>
       <w:pPr>
         <w:pStyle w:val="Bibliography"/>
@@ -28356,8 +29337,8 @@
         <w:t xml:space="preserve">(DOT HS 813 578).</w:t>
       </w:r>
     </w:p>
-    <w:bookmarkEnd w:id="402"/>
-    <w:bookmarkStart w:id="404" w:name="X52c4c4b564080b2dbcc4b68874ef8a36e7b0a07"/>
+    <w:bookmarkEnd w:id="426"/>
+    <w:bookmarkStart w:id="428" w:name="X52c4c4b564080b2dbcc4b68874ef8a36e7b0a07"/>
     <w:p>
       <w:pPr>
         <w:pStyle w:val="Bibliography"/>
@@ -28381,7 +29362,7 @@
       <w:r>
         <w:t xml:space="preserve"> </w:t>
       </w:r>
-      <w:hyperlink r:id="rId403">
+      <w:hyperlink r:id="rId427">
         <w:r>
           <w:rPr>
             <w:rStyle w:val="Hyperlink"/>
@@ -28390,8 +29371,8 @@
         </w:r>
       </w:hyperlink>
     </w:p>
-    <w:bookmarkEnd w:id="404"/>
-    <w:bookmarkStart w:id="406" w:name="X6ee708186a5d814f6044b48499818110320664f"/>
+    <w:bookmarkEnd w:id="428"/>
+    <w:bookmarkStart w:id="430" w:name="X6ee708186a5d814f6044b48499818110320664f"/>
     <w:p>
       <w:pPr>
         <w:pStyle w:val="Bibliography"/>
@@ -28428,7 +29409,7 @@
       <w:r>
         <w:t xml:space="preserve"> </w:t>
       </w:r>
-      <w:hyperlink r:id="rId405">
+      <w:hyperlink r:id="rId429">
         <w:r>
           <w:rPr>
             <w:rStyle w:val="Hyperlink"/>
@@ -28437,8 +29418,8 @@
         </w:r>
       </w:hyperlink>
     </w:p>
-    <w:bookmarkEnd w:id="406"/>
-    <w:bookmarkStart w:id="408" w:name="ref-vannicelliEffectSexBias1984"/>
+    <w:bookmarkEnd w:id="430"/>
+    <w:bookmarkStart w:id="432" w:name="ref-vannicelliEffectSexBias1984"/>
     <w:p>
       <w:pPr>
         <w:pStyle w:val="Bibliography"/>
@@ -28517,7 +29498,7 @@
       <w:r>
         <w:t xml:space="preserve"> </w:t>
       </w:r>
-      <w:hyperlink r:id="rId407">
+      <w:hyperlink r:id="rId431">
         <w:r>
           <w:rPr>
             <w:rStyle w:val="Hyperlink"/>
@@ -28526,8 +29507,8 @@
         </w:r>
       </w:hyperlink>
     </w:p>
-    <w:bookmarkEnd w:id="408"/>
-    <w:bookmarkStart w:id="410" w:name="ref-veinotGoodIntentionsAre2018"/>
+    <w:bookmarkEnd w:id="432"/>
+    <w:bookmarkStart w:id="434" w:name="ref-veinotGoodIntentionsAre2018"/>
     <w:p>
       <w:pPr>
         <w:pStyle w:val="Bibliography"/>
@@ -28564,7 +29545,7 @@
       <w:r>
         <w:t xml:space="preserve"> </w:t>
       </w:r>
-      <w:hyperlink r:id="rId409">
+      <w:hyperlink r:id="rId433">
         <w:r>
           <w:rPr>
             <w:rStyle w:val="Hyperlink"/>
@@ -28573,8 +29554,8 @@
         </w:r>
       </w:hyperlink>
     </w:p>
-    <w:bookmarkEnd w:id="410"/>
-    <w:bookmarkStart w:id="412" w:name="ref-wagnerImprovingChronicIllness2001"/>
+    <w:bookmarkEnd w:id="434"/>
+    <w:bookmarkStart w:id="436" w:name="ref-wagnerImprovingChronicIllness2001"/>
     <w:p>
       <w:pPr>
         <w:pStyle w:val="Bibliography"/>
@@ -28629,7 +29610,7 @@
       <w:r>
         <w:t xml:space="preserve"> </w:t>
       </w:r>
-      <w:hyperlink r:id="rId411">
+      <w:hyperlink r:id="rId435">
         <w:r>
           <w:rPr>
             <w:rStyle w:val="Hyperlink"/>
@@ -28638,8 +29619,8 @@
         </w:r>
       </w:hyperlink>
     </w:p>
-    <w:bookmarkEnd w:id="412"/>
-    <w:bookmarkStart w:id="414" w:name="ref-walitzerGenderDifferencesAlcohol2006"/>
+    <w:bookmarkEnd w:id="436"/>
+    <w:bookmarkStart w:id="438" w:name="ref-walitzerGenderDifferencesAlcohol2006"/>
     <w:p>
       <w:pPr>
         <w:pStyle w:val="Bibliography"/>
@@ -28676,7 +29657,7 @@
       <w:r>
         <w:t xml:space="preserve"> </w:t>
       </w:r>
-      <w:hyperlink r:id="rId413">
+      <w:hyperlink r:id="rId437">
         <w:r>
           <w:rPr>
             <w:rStyle w:val="Hyperlink"/>
@@ -28685,8 +29666,8 @@
         </w:r>
       </w:hyperlink>
     </w:p>
-    <w:bookmarkEnd w:id="414"/>
-    <w:bookmarkStart w:id="416" w:name="ref-waltersUsingMachineLearning2021"/>
+    <w:bookmarkEnd w:id="438"/>
+    <w:bookmarkStart w:id="440" w:name="ref-waltersUsingMachineLearning2021"/>
     <w:p>
       <w:pPr>
         <w:pStyle w:val="Bibliography"/>
@@ -28723,7 +29704,7 @@
       <w:r>
         <w:t xml:space="preserve"> </w:t>
       </w:r>
-      <w:hyperlink r:id="rId415">
+      <w:hyperlink r:id="rId439">
         <w:r>
           <w:rPr>
             <w:rStyle w:val="Hyperlink"/>
@@ -28732,8 +29713,8 @@
         </w:r>
       </w:hyperlink>
     </w:p>
-    <w:bookmarkEnd w:id="416"/>
-    <w:bookmarkStart w:id="418" w:name="ref-weinsteinLongtermRetentionOffice2017"/>
+    <w:bookmarkEnd w:id="440"/>
+    <w:bookmarkStart w:id="442" w:name="ref-weinsteinLongtermRetentionOffice2017"/>
     <w:p>
       <w:pPr>
         <w:pStyle w:val="Bibliography"/>
@@ -28782,7 +29763,7 @@
       <w:r>
         <w:t xml:space="preserve"> </w:t>
       </w:r>
-      <w:hyperlink r:id="rId417">
+      <w:hyperlink r:id="rId441">
         <w:r>
           <w:rPr>
             <w:rStyle w:val="Hyperlink"/>
@@ -28791,8 +29772,8 @@
         </w:r>
       </w:hyperlink>
     </w:p>
-    <w:bookmarkEnd w:id="418"/>
-    <w:bookmarkStart w:id="420" w:name="X2d30c84041d97351f676569bf3de3da0c8a9d6d"/>
+    <w:bookmarkEnd w:id="442"/>
+    <w:bookmarkStart w:id="444" w:name="X2d30c84041d97351f676569bf3de3da0c8a9d6d"/>
     <w:p>
       <w:pPr>
         <w:pStyle w:val="Bibliography"/>
@@ -28803,7 +29784,7 @@
       <w:r>
         <w:t xml:space="preserve"> </w:t>
       </w:r>
-      <w:hyperlink r:id="rId419">
+      <w:hyperlink r:id="rId443">
         <w:r>
           <w:rPr>
             <w:rStyle w:val="Hyperlink"/>
@@ -28919,8 +29900,8 @@
         <w:t xml:space="preserve">(9), 1183–1194.</w:t>
       </w:r>
     </w:p>
-    <w:bookmarkEnd w:id="420"/>
-    <w:bookmarkStart w:id="421" w:name="X00d53e799ac148a12fd23d85f7c587e1d44cff6"/>
+    <w:bookmarkEnd w:id="444"/>
+    <w:bookmarkStart w:id="445" w:name="X00d53e799ac148a12fd23d85f7c587e1d44cff6"/>
     <w:p>
       <w:pPr>
         <w:pStyle w:val="Bibliography"/>
@@ -28987,8 +29968,8 @@
         <w:t xml:space="preserve">(1st edition). Academic Press.</w:t>
       </w:r>
     </w:p>
-    <w:bookmarkEnd w:id="421"/>
-    <w:bookmarkStart w:id="423" w:name="X4446e184b7dd55a61fd406499f32542fdcf24b5"/>
+    <w:bookmarkEnd w:id="445"/>
+    <w:bookmarkStart w:id="447" w:name="X4446e184b7dd55a61fd406499f32542fdcf24b5"/>
     <w:p>
       <w:pPr>
         <w:pStyle w:val="Bibliography"/>
@@ -29037,7 +30018,7 @@
       <w:r>
         <w:t xml:space="preserve"> </w:t>
       </w:r>
-      <w:hyperlink r:id="rId422">
+      <w:hyperlink r:id="rId446">
         <w:r>
           <w:rPr>
             <w:rStyle w:val="Hyperlink"/>
@@ -29046,8 +30027,8 @@
         </w:r>
       </w:hyperlink>
     </w:p>
-    <w:bookmarkEnd w:id="423"/>
-    <w:bookmarkStart w:id="425" w:name="X254a0f87701f835b5365990b3eba45be7dca59c"/>
+    <w:bookmarkEnd w:id="447"/>
+    <w:bookmarkStart w:id="449" w:name="X254a0f87701f835b5365990b3eba45be7dca59c"/>
     <w:p>
       <w:pPr>
         <w:pStyle w:val="Bibliography"/>
@@ -29191,7 +30172,7 @@
       <w:r>
         <w:t xml:space="preserve"> </w:t>
       </w:r>
-      <w:hyperlink r:id="rId424">
+      <w:hyperlink r:id="rId448">
         <w:r>
           <w:rPr>
             <w:rStyle w:val="Hyperlink"/>
@@ -29200,8 +30181,8 @@
         </w:r>
       </w:hyperlink>
     </w:p>
-    <w:bookmarkEnd w:id="425"/>
-    <w:bookmarkStart w:id="427" w:name="ref-woodLotPeopleCall2019"/>
+    <w:bookmarkEnd w:id="449"/>
+    <w:bookmarkStart w:id="451" w:name="ref-woodLotPeopleCall2019"/>
     <w:p>
       <w:pPr>
         <w:pStyle w:val="Bibliography"/>
@@ -29259,7 +30240,7 @@
       <w:r>
         <w:t xml:space="preserve"> </w:t>
       </w:r>
-      <w:hyperlink r:id="rId426">
+      <w:hyperlink r:id="rId450">
         <w:r>
           <w:rPr>
             <w:rStyle w:val="Hyperlink"/>
@@ -29268,8 +30249,8 @@
         </w:r>
       </w:hyperlink>
     </w:p>
-    <w:bookmarkEnd w:id="427"/>
-    <w:bookmarkStart w:id="429" w:name="X513fadbf866a4ddf9f29b63741ad369252b4800"/>
+    <w:bookmarkEnd w:id="451"/>
+    <w:bookmarkStart w:id="453" w:name="X513fadbf866a4ddf9f29b63741ad369252b4800"/>
     <w:p>
       <w:pPr>
         <w:pStyle w:val="Bibliography"/>
@@ -29351,7 +30332,7 @@
       <w:r>
         <w:t xml:space="preserve"> </w:t>
       </w:r>
-      <w:hyperlink r:id="rId428">
+      <w:hyperlink r:id="rId452">
         <w:r>
           <w:rPr>
             <w:rStyle w:val="Hyperlink"/>
@@ -29360,8 +30341,8 @@
         </w:r>
       </w:hyperlink>
     </w:p>
-    <w:bookmarkEnd w:id="429"/>
-    <w:bookmarkStart w:id="431" w:name="X62c2bccfcb3c64764f794751dcac0a3c1c7edc5"/>
+    <w:bookmarkEnd w:id="453"/>
+    <w:bookmarkStart w:id="455" w:name="X62c2bccfcb3c64764f794751dcac0a3c1c7edc5"/>
     <w:p>
       <w:pPr>
         <w:pStyle w:val="Bibliography"/>
@@ -29440,7 +30421,7 @@
       <w:r>
         <w:t xml:space="preserve"> </w:t>
       </w:r>
-      <w:hyperlink r:id="rId430">
+      <w:hyperlink r:id="rId454">
         <w:r>
           <w:rPr>
             <w:rStyle w:val="Hyperlink"/>
@@ -29449,8 +30430,8 @@
         </w:r>
       </w:hyperlink>
     </w:p>
-    <w:bookmarkEnd w:id="431"/>
-    <w:bookmarkStart w:id="433" w:name="Xb35ee182d565575e339a0170868456c1684f821"/>
+    <w:bookmarkEnd w:id="455"/>
+    <w:bookmarkStart w:id="457" w:name="Xb35ee182d565575e339a0170868456c1684f821"/>
     <w:p>
       <w:pPr>
         <w:pStyle w:val="Bibliography"/>
@@ -29505,7 +30486,7 @@
       <w:r>
         <w:t xml:space="preserve"> </w:t>
       </w:r>
-      <w:hyperlink r:id="rId432">
+      <w:hyperlink r:id="rId456">
         <w:r>
           <w:rPr>
             <w:rStyle w:val="Hyperlink"/>
@@ -29514,8 +30495,8 @@
         </w:r>
       </w:hyperlink>
     </w:p>
-    <w:bookmarkEnd w:id="433"/>
-    <w:bookmarkStart w:id="435" w:name="ref-wyantMaximizingEngagementTrust2025"/>
+    <w:bookmarkEnd w:id="457"/>
+    <w:bookmarkStart w:id="459" w:name="ref-wyantMaximizingEngagementTrust2025"/>
     <w:p>
       <w:pPr>
         <w:pStyle w:val="Bibliography"/>
@@ -29624,7 +30605,7 @@
       <w:r>
         <w:t xml:space="preserve"> </w:t>
       </w:r>
-      <w:hyperlink r:id="rId434">
+      <w:hyperlink r:id="rId458">
         <w:r>
           <w:rPr>
             <w:rStyle w:val="Hyperlink"/>
@@ -29633,8 +30614,8 @@
         </w:r>
       </w:hyperlink>
     </w:p>
-    <w:bookmarkEnd w:id="435"/>
-    <w:bookmarkStart w:id="437" w:name="ref-wyantMachineLearningModels2024"/>
+    <w:bookmarkEnd w:id="459"/>
+    <w:bookmarkStart w:id="461" w:name="ref-wyantMachineLearningModels2024"/>
     <w:p>
       <w:pPr>
         <w:pStyle w:val="Bibliography"/>
@@ -29658,7 +30639,7 @@
       <w:r>
         <w:t xml:space="preserve"> </w:t>
       </w:r>
-      <w:hyperlink r:id="rId436">
+      <w:hyperlink r:id="rId460">
         <w:r>
           <w:rPr>
             <w:rStyle w:val="Hyperlink"/>
@@ -29667,8 +30648,8 @@
         </w:r>
       </w:hyperlink>
     </w:p>
-    <w:bookmarkEnd w:id="437"/>
-    <w:bookmarkStart w:id="439" w:name="Xdcc3e6c1429a41e0448c7c169835e10027482a3"/>
+    <w:bookmarkEnd w:id="461"/>
+    <w:bookmarkStart w:id="463" w:name="Xdcc3e6c1429a41e0448c7c169835e10027482a3"/>
     <w:p>
       <w:pPr>
         <w:pStyle w:val="Bibliography"/>
@@ -29769,7 +30750,7 @@
       <w:r>
         <w:t xml:space="preserve"> </w:t>
       </w:r>
-      <w:hyperlink r:id="rId438">
+      <w:hyperlink r:id="rId462">
         <w:r>
           <w:rPr>
             <w:rStyle w:val="Hyperlink"/>
@@ -29778,8 +30759,8 @@
         </w:r>
       </w:hyperlink>
     </w:p>
-    <w:bookmarkEnd w:id="439"/>
-    <w:bookmarkStart w:id="441" w:name="X919c097397142f85d541b216884b2f657258800"/>
+    <w:bookmarkEnd w:id="463"/>
+    <w:bookmarkStart w:id="465" w:name="X919c097397142f85d541b216884b2f657258800"/>
     <w:p>
       <w:pPr>
         <w:pStyle w:val="Bibliography"/>
@@ -29843,7 +30824,7 @@
       <w:r>
         <w:t xml:space="preserve"> </w:t>
       </w:r>
-      <w:hyperlink r:id="rId440">
+      <w:hyperlink r:id="rId464">
         <w:r>
           <w:rPr>
             <w:rStyle w:val="Hyperlink"/>
@@ -29852,8 +30833,8 @@
         </w:r>
       </w:hyperlink>
     </w:p>
-    <w:bookmarkEnd w:id="441"/>
-    <w:bookmarkStart w:id="443" w:name="ref-zhouEvaluatingMachineLearning2018"/>
+    <w:bookmarkEnd w:id="465"/>
+    <w:bookmarkStart w:id="467" w:name="ref-zhouEvaluatingMachineLearning2018"/>
     <w:p>
       <w:pPr>
         <w:pStyle w:val="Bibliography"/>
@@ -29926,7 +30907,7 @@
       <w:r>
         <w:t xml:space="preserve"> </w:t>
       </w:r>
-      <w:hyperlink r:id="rId442">
+      <w:hyperlink r:id="rId466">
         <w:r>
           <w:rPr>
             <w:rStyle w:val="Hyperlink"/>
@@ -29935,8 +30916,8 @@
         </w:r>
       </w:hyperlink>
     </w:p>
-    <w:bookmarkEnd w:id="443"/>
-    <w:bookmarkStart w:id="445" w:name="ref-zikmund-fisherRightToolWhat2013"/>
+    <w:bookmarkEnd w:id="467"/>
+    <w:bookmarkStart w:id="469" w:name="ref-zikmund-fisherRightToolWhat2013"/>
     <w:p>
       <w:pPr>
         <w:pStyle w:val="Bibliography"/>
@@ -29973,7 +30954,7 @@
       <w:r>
         <w:t xml:space="preserve"> </w:t>
       </w:r>
-      <w:hyperlink r:id="rId444">
+      <w:hyperlink r:id="rId468">
         <w:r>
           <w:rPr>
             <w:rStyle w:val="Hyperlink"/>
@@ -29982,8 +30963,8 @@
         </w:r>
       </w:hyperlink>
     </w:p>
-    <w:bookmarkEnd w:id="445"/>
-    <w:bookmarkStart w:id="447" w:name="X13b53253f4b8775a58215d7e1d3c0adbd73e844"/>
+    <w:bookmarkEnd w:id="469"/>
+    <w:bookmarkStart w:id="471" w:name="X13b53253f4b8775a58215d7e1d3c0adbd73e844"/>
     <w:p>
       <w:pPr>
         <w:pStyle w:val="Bibliography"/>
@@ -30020,7 +31001,7 @@
       <w:r>
         <w:t xml:space="preserve"> </w:t>
       </w:r>
-      <w:hyperlink r:id="rId446">
+      <w:hyperlink r:id="rId470">
         <w:r>
           <w:rPr>
             <w:rStyle w:val="Hyperlink"/>
@@ -30029,9 +31010,56 @@
         </w:r>
       </w:hyperlink>
     </w:p>
-    <w:bookmarkEnd w:id="447"/>
-    <w:bookmarkEnd w:id="448"/>
-    <w:bookmarkEnd w:id="449"/>
+    <w:bookmarkEnd w:id="471"/>
+    <w:bookmarkStart w:id="473" w:name="ref-zywiakAlcoholRelapseRepetition2006a"/>
+    <w:p>
+      <w:pPr>
+        <w:pStyle w:val="Bibliography"/>
+      </w:pPr>
+      <w:r>
+        <w:t xml:space="preserve">Zywiak, W. H., Stout, R. L., Trefry, W. B., Glasser, I., Connors, G. J., Maisto, S. A., &amp; Westerberg, V. S. (2006). Alcohol relapse repetition, gender, and predictive validity.</w:t>
+      </w:r>
+      <w:r>
+        <w:t xml:space="preserve"> </w:t>
+      </w:r>
+      <w:r>
+        <w:rPr>
+          <w:i/>
+          <w:iCs/>
+        </w:rPr>
+        <w:t xml:space="preserve">Journal of Substance Abuse Treatment</w:t>
+      </w:r>
+      <w:r>
+        <w:t xml:space="preserve">,</w:t>
+      </w:r>
+      <w:r>
+        <w:t xml:space="preserve"> </w:t>
+      </w:r>
+      <w:r>
+        <w:rPr>
+          <w:i/>
+          <w:iCs/>
+        </w:rPr>
+        <w:t xml:space="preserve">30</w:t>
+      </w:r>
+      <w:r>
+        <w:t xml:space="preserve">(4), 349–353.</w:t>
+      </w:r>
+      <w:r>
+        <w:t xml:space="preserve"> </w:t>
+      </w:r>
+      <w:hyperlink r:id="rId472">
+        <w:r>
+          <w:rPr>
+            <w:rStyle w:val="Hyperlink"/>
+          </w:rPr>
+          <w:t xml:space="preserve">https://doi.org/10.1016/j.jsat.2006.03.004</w:t>
+        </w:r>
+      </w:hyperlink>
+    </w:p>
+    <w:bookmarkEnd w:id="473"/>
+    <w:bookmarkEnd w:id="474"/>
+    <w:bookmarkEnd w:id="475"/>
     <w:sectPr>
       <w:footnotePr>
         <w:numRestart w:val="eachSect"/>

--- a/index.docx
+++ b/index.docx
@@ -19015,7 +19015,7 @@
         <w:pStyle w:val="BodyText"/>
       </w:pPr>
       <w:r>
-        <w:t xml:space="preserve">A more informative approach to characterize feature importance is to consider the proportion of observations in which a given feature had the highest Shapley value. This approach considers both the magnitude of a feature’s effect (in terms of log-odds change in the prediction) and its prevalence across observations. Using this approach, urge ratings and abstinence confidence emerged as the features most frequently influencing lapse risk predictions. This suggests that individuals may benefit more often from recovery recommendations focussed on reducing urges (e.g., urge surfing) and increasing abstinence confidence (e.g., reflecting on recent successes). Additionally, this approach showed that while some features have low average importance (across all individuals and observations), they can be highly important on certain days for certain individuals (e.g., self-reports of anger).</w:t>
+        <w:t xml:space="preserve">A more informative approach to characterize feature importance is to consider the proportion of observations in which a given feature had the highest Shapley value. This approach considers both the magnitude of a feature’s effect (in terms of log-odds change in the prediction) and its prevalence across observations. Using this approach, urge ratings and abstinence confidence emerged as the features most frequently influencing lapse risk predictions. This suggests that individuals may benefit more often from recovery recommendations focused on reducing urges (e.g., urge surfing) and increasing abstinence confidence (e.g., reflecting on recent successes). Additionally, this approach showed that while some features have low average importance (across all individuals and observations), they can be highly important on certain days for certain individuals (e.g., self-reports of anger).</w:t>
       </w:r>
     </w:p>
     <w:p>
@@ -19225,17 +19225,7 @@
         <w:t xml:space="preserve"> </w:t>
       </w:r>
       <w:r>
-        <w:t xml:space="preserve">(</w:t>
-      </w:r>
-      <w:r>
-        <w:rPr>
-          <w:b/>
-          <w:bCs/>
-        </w:rPr>
-        <w:t xml:space="preserve">ouelletteHabitIntentionEverday1998?</w:t>
-      </w:r>
-      <w:r>
-        <w:t xml:space="preserve">)</w:t>
+        <w:t xml:space="preserve">(Ouellette &amp; Wood, 1998)</w:t>
       </w:r>
       <w:r>
         <w:t xml:space="preserve">. Craving/urges and abstinence self-efficacy/confidence also emerged as top features across all studies, suggesting that, consistent with decades of relapse prevention literature, these remain important targets for intervention to support early recovery efforts</w:t>
@@ -19316,7 +19306,7 @@
         <w:pStyle w:val="BodyText"/>
       </w:pPr>
       <w:r>
-        <w:t xml:space="preserve">In Study 3, we explored an alternative visualization of feature importance. Specifically, we calculated the proportion of observations for which each feature category had the highest Shapley value. This provided a summary of the proportion of days on which each feature was most important. Importantly, this visualization revealed that although past use appeared to be the most influential feature overall, it was only dominant on a subset of days. Across studies, the proportion of day-level observations positive for lapse ranged from 1.8% to 7.7%. Therefore, when considering this model in the context of a recovery monitoring and support system that provides daily insight into lapse risk, features other than past use may, in most cases, represent more clinically meaningful targets for intervention.</w:t>
+        <w:t xml:space="preserve">In Study 3, we explored an alternative visualization of feature importance. Specifically, we calculated the proportion of observations for which each feature category had the highest Shapley value. This provided a summary of the proportion of days on which each feature was most important. Importantly, this visualization revealed that although past use appeared to be the most influential feature overall, it was only the most influential feature on a subset of days. This makes sense given that across studies, the proportion of day-level observations positive for lapse ranged from 1.8% to 7.7%.</w:t>
       </w:r>
     </w:p>
     <w:p>
@@ -19324,11 +19314,7 @@
         <w:pStyle w:val="BodyText"/>
       </w:pPr>
       <w:r>
-        <w:rPr>
-          <w:i/>
-          <w:iCs/>
-        </w:rPr>
-        <w:t xml:space="preserve">JC: I think you could do more with the new way of thinking about feature importance. You mention that past use isnt viewed as top any more from that perspective. What is? Is it more balanced or still just a few but different important features. What are the implications of this?</w:t>
+        <w:t xml:space="preserve">Using this alternative approach, urge ratings and abstinence confidence emerged as the features most frequently influencing lapse risk predictions. This suggests that individuals may benefit more often from recovery recommendations focused on reducing urges (e.g., urge surfing) and increasing abstinence confidence (e.g., reflecting on recent successes). Additionally, this approach showed that while some features have low average importance (across all individuals and observations), they can be highly important on certain days for certain individuals (e.g., self-reports of anger). Thus, this approach more closely aligns with our precision-guided goal of understanding which risk factor is most influential for a specific individual at a specific moment in time. In the context, of recovery where lapses are important but relatively infrequent events, features other than past use will, in most cases, represent more clinically meaningful targets for intervention.</w:t>
       </w:r>
     </w:p>
     <w:bookmarkEnd w:id="196"/>
@@ -19664,7 +19650,7 @@
     </w:p>
     <w:bookmarkEnd w:id="199"/>
     <w:bookmarkEnd w:id="200"/>
-    <w:bookmarkStart w:id="475" w:name="references"/>
+    <w:bookmarkStart w:id="477" w:name="references"/>
     <w:p>
       <w:pPr>
         <w:pStyle w:val="Heading1"/>
@@ -19673,7 +19659,7 @@
         <w:t xml:space="preserve">9. References</w:t>
       </w:r>
     </w:p>
-    <w:bookmarkStart w:id="474" w:name="refs"/>
+    <w:bookmarkStart w:id="476" w:name="refs"/>
     <w:bookmarkStart w:id="202" w:name="ref-alexanderUseEcologicalMomentary2023"/>
     <w:p>
       <w:pPr>
@@ -27083,12 +27069,71 @@
       </w:hyperlink>
     </w:p>
     <w:bookmarkEnd w:id="375"/>
-    <w:bookmarkStart w:id="377" w:name="ref-parlier-ahmadExploratoryStudySex2021"/>
+    <w:bookmarkStart w:id="377" w:name="ref-ouelletteHabitIntentionEveryday1998"/>
     <w:p>
       <w:pPr>
         <w:pStyle w:val="Bibliography"/>
       </w:pPr>
       <w:r>
+        <w:t xml:space="preserve">Ouellette, J. A., &amp; Wood, W. (1998). Habit and intention in everyday life:</w:t>
+      </w:r>
+      <w:r>
+        <w:t xml:space="preserve"> </w:t>
+      </w:r>
+      <w:r>
+        <w:t xml:space="preserve">The</w:t>
+      </w:r>
+      <w:r>
+        <w:t xml:space="preserve"> </w:t>
+      </w:r>
+      <w:r>
+        <w:t xml:space="preserve">multiple processes by which past behavior predicts future behavior.</w:t>
+      </w:r>
+      <w:r>
+        <w:t xml:space="preserve"> </w:t>
+      </w:r>
+      <w:r>
+        <w:rPr>
+          <w:i/>
+          <w:iCs/>
+        </w:rPr>
+        <w:t xml:space="preserve">Psychological Bulletin</w:t>
+      </w:r>
+      <w:r>
+        <w:t xml:space="preserve">,</w:t>
+      </w:r>
+      <w:r>
+        <w:t xml:space="preserve"> </w:t>
+      </w:r>
+      <w:r>
+        <w:rPr>
+          <w:i/>
+          <w:iCs/>
+        </w:rPr>
+        <w:t xml:space="preserve">124</w:t>
+      </w:r>
+      <w:r>
+        <w:t xml:space="preserve">(1), 54–74.</w:t>
+      </w:r>
+      <w:r>
+        <w:t xml:space="preserve"> </w:t>
+      </w:r>
+      <w:hyperlink r:id="rId376">
+        <w:r>
+          <w:rPr>
+            <w:rStyle w:val="Hyperlink"/>
+          </w:rPr>
+          <w:t xml:space="preserve">https://doi.org/10.1037/0033-2909.124.1.54</w:t>
+        </w:r>
+      </w:hyperlink>
+    </w:p>
+    <w:bookmarkEnd w:id="377"/>
+    <w:bookmarkStart w:id="379" w:name="ref-parlier-ahmadExploratoryStudySex2021"/>
+    <w:p>
+      <w:pPr>
+        <w:pStyle w:val="Bibliography"/>
+      </w:pPr>
+      <w:r>
         <w:t xml:space="preserve">Parlier-Ahmad, A. B., Martin, C. E., Radic, M., &amp; Svikis, D. S. (2021). An exploratory study of sex and gender differences in demographic, psychosocial, clinical, and substance use treatment characteristics of patients in outpatient opioid use disorder treatment with buprenorphine.</w:t>
       </w:r>
       <w:r>
@@ -27120,7 +27165,7 @@
       <w:r>
         <w:t xml:space="preserve"> </w:t>
       </w:r>
-      <w:hyperlink r:id="rId376">
+      <w:hyperlink r:id="rId378">
         <w:r>
           <w:rPr>
             <w:rStyle w:val="Hyperlink"/>
@@ -27129,8 +27174,8 @@
         </w:r>
       </w:hyperlink>
     </w:p>
-    <w:bookmarkEnd w:id="377"/>
-    <w:bookmarkStart w:id="378" w:name="X6b0a2573c103b7c3d317f500c95e16aefc26ebb"/>
+    <w:bookmarkEnd w:id="379"/>
+    <w:bookmarkStart w:id="380" w:name="X6b0a2573c103b7c3d317f500c95e16aefc26ebb"/>
     <w:p>
       <w:pPr>
         <w:pStyle w:val="Bibliography"/>
@@ -27188,8 +27233,8 @@
         <w:t xml:space="preserve">(Mobile).</w:t>
       </w:r>
     </w:p>
-    <w:bookmarkEnd w:id="378"/>
-    <w:bookmarkStart w:id="380" w:name="ref-pinedoCurrentReexaminationRacial2019"/>
+    <w:bookmarkEnd w:id="380"/>
+    <w:bookmarkStart w:id="382" w:name="ref-pinedoCurrentReexaminationRacial2019"/>
     <w:p>
       <w:pPr>
         <w:pStyle w:val="Bibliography"/>
@@ -27238,7 +27283,7 @@
       <w:r>
         <w:t xml:space="preserve"> </w:t>
       </w:r>
-      <w:hyperlink r:id="rId379">
+      <w:hyperlink r:id="rId381">
         <w:r>
           <w:rPr>
             <w:rStyle w:val="Hyperlink"/>
@@ -27247,8 +27292,8 @@
         </w:r>
       </w:hyperlink>
     </w:p>
-    <w:bookmarkEnd w:id="380"/>
-    <w:bookmarkStart w:id="381" w:name="ref-plattProbabilisticOutputsSupport1999"/>
+    <w:bookmarkEnd w:id="382"/>
+    <w:bookmarkStart w:id="383" w:name="ref-plattProbabilisticOutputsSupport1999"/>
     <w:p>
       <w:pPr>
         <w:pStyle w:val="Bibliography"/>
@@ -27273,8 +27318,8 @@
         <w:t xml:space="preserve">(pp. 61–74). MIT Press.</w:t>
       </w:r>
     </w:p>
-    <w:bookmarkEnd w:id="381"/>
-    <w:bookmarkStart w:id="383" w:name="ref-prochaskaSearchHowPeople1992"/>
+    <w:bookmarkEnd w:id="383"/>
+    <w:bookmarkStart w:id="385" w:name="ref-prochaskaSearchHowPeople1992"/>
     <w:p>
       <w:pPr>
         <w:pStyle w:val="Bibliography"/>
@@ -27323,7 +27368,7 @@
       <w:r>
         <w:t xml:space="preserve"> </w:t>
       </w:r>
-      <w:hyperlink r:id="rId382">
+      <w:hyperlink r:id="rId384">
         <w:r>
           <w:rPr>
             <w:rStyle w:val="Hyperlink"/>
@@ -27332,8 +27377,8 @@
         </w:r>
       </w:hyperlink>
     </w:p>
-    <w:bookmarkEnd w:id="383"/>
-    <w:bookmarkStart w:id="385" w:name="ref-pulickIdiographicLapsePrediction2025"/>
+    <w:bookmarkEnd w:id="385"/>
+    <w:bookmarkStart w:id="387" w:name="ref-pulickIdiographicLapsePrediction2025"/>
     <w:p>
       <w:pPr>
         <w:pStyle w:val="Bibliography"/>
@@ -27400,7 +27445,7 @@
       <w:r>
         <w:t xml:space="preserve"> </w:t>
       </w:r>
-      <w:hyperlink r:id="rId384">
+      <w:hyperlink r:id="rId386">
         <w:r>
           <w:rPr>
             <w:rStyle w:val="Hyperlink"/>
@@ -27409,8 +27454,8 @@
         </w:r>
       </w:hyperlink>
     </w:p>
-    <w:bookmarkEnd w:id="385"/>
-    <w:bookmarkStart w:id="387" w:name="Xa1b8899d52f2070e9a46165cf23fe2013b5e4a3"/>
+    <w:bookmarkEnd w:id="387"/>
+    <w:bookmarkStart w:id="389" w:name="Xa1b8899d52f2070e9a46165cf23fe2013b5e4a3"/>
     <w:p>
       <w:pPr>
         <w:pStyle w:val="Bibliography"/>
@@ -27459,7 +27504,7 @@
       <w:r>
         <w:t xml:space="preserve"> </w:t>
       </w:r>
-      <w:hyperlink r:id="rId386">
+      <w:hyperlink r:id="rId388">
         <w:r>
           <w:rPr>
             <w:rStyle w:val="Hyperlink"/>
@@ -27468,8 +27513,8 @@
         </w:r>
       </w:hyperlink>
     </w:p>
-    <w:bookmarkEnd w:id="387"/>
-    <w:bookmarkStart w:id="389" w:name="Xc5cdea043ab663a81d5612c8b1e0f7c2b734aab"/>
+    <w:bookmarkEnd w:id="389"/>
+    <w:bookmarkStart w:id="391" w:name="Xc5cdea043ab663a81d5612c8b1e0f7c2b734aab"/>
     <w:p>
       <w:pPr>
         <w:pStyle w:val="Bibliography"/>
@@ -27551,7 +27596,7 @@
       <w:r>
         <w:t xml:space="preserve"> </w:t>
       </w:r>
-      <w:hyperlink r:id="rId388">
+      <w:hyperlink r:id="rId390">
         <w:r>
           <w:rPr>
             <w:rStyle w:val="Hyperlink"/>
@@ -27560,8 +27605,8 @@
         </w:r>
       </w:hyperlink>
     </w:p>
-    <w:bookmarkEnd w:id="389"/>
-    <w:bookmarkStart w:id="390" w:name="X93e79e1a5ab79bb153842a6d1ed7d5e5cb3185f"/>
+    <w:bookmarkEnd w:id="391"/>
+    <w:bookmarkStart w:id="392" w:name="X93e79e1a5ab79bb153842a6d1ed7d5e5cb3185f"/>
     <w:p>
       <w:pPr>
         <w:pStyle w:val="Bibliography"/>
@@ -27632,8 +27677,8 @@
         <w:t xml:space="preserve">. RStudio, Inc.</w:t>
       </w:r>
     </w:p>
-    <w:bookmarkEnd w:id="390"/>
-    <w:bookmarkStart w:id="392" w:name="ref-russellAffectRelativeDayLevel2020"/>
+    <w:bookmarkEnd w:id="392"/>
+    <w:bookmarkStart w:id="394" w:name="ref-russellAffectRelativeDayLevel2020"/>
     <w:p>
       <w:pPr>
         <w:pStyle w:val="Bibliography"/>
@@ -27712,7 +27757,7 @@
       <w:r>
         <w:t xml:space="preserve"> </w:t>
       </w:r>
-      <w:hyperlink r:id="rId391">
+      <w:hyperlink r:id="rId393">
         <w:r>
           <w:rPr>
             <w:rStyle w:val="Hyperlink"/>
@@ -27721,8 +27766,8 @@
         </w:r>
       </w:hyperlink>
     </w:p>
-    <w:bookmarkEnd w:id="392"/>
-    <w:bookmarkStart w:id="394" w:name="ref-salonerBlacksHispanicsAre2013"/>
+    <w:bookmarkEnd w:id="394"/>
+    <w:bookmarkStart w:id="396" w:name="ref-salonerBlacksHispanicsAre2013"/>
     <w:p>
       <w:pPr>
         <w:pStyle w:val="Bibliography"/>
@@ -27771,7 +27816,7 @@
       <w:r>
         <w:t xml:space="preserve"> </w:t>
       </w:r>
-      <w:hyperlink r:id="rId393">
+      <w:hyperlink r:id="rId395">
         <w:r>
           <w:rPr>
             <w:rStyle w:val="Hyperlink"/>
@@ -27780,8 +27825,8 @@
         </w:r>
       </w:hyperlink>
     </w:p>
-    <w:bookmarkEnd w:id="394"/>
-    <w:bookmarkStart w:id="395" w:name="X56bd7ab8262c354bc601dbeb8bf6940a3ba3863"/>
+    <w:bookmarkEnd w:id="396"/>
+    <w:bookmarkStart w:id="397" w:name="X56bd7ab8262c354bc601dbeb8bf6940a3ba3863"/>
     <w:p>
       <w:pPr>
         <w:pStyle w:val="Bibliography"/>
@@ -27821,8 +27866,8 @@
         <w:t xml:space="preserve">. https://www.samhsa.gov/data/report/2021-nsduh-detailed-tables.</w:t>
       </w:r>
     </w:p>
-    <w:bookmarkEnd w:id="395"/>
-    <w:bookmarkStart w:id="397" w:name="ref-saundersWomenAlcoholProblems1993"/>
+    <w:bookmarkEnd w:id="397"/>
+    <w:bookmarkStart w:id="399" w:name="ref-saundersWomenAlcoholProblems1993"/>
     <w:p>
       <w:pPr>
         <w:pStyle w:val="Bibliography"/>
@@ -27859,7 +27904,7 @@
       <w:r>
         <w:t xml:space="preserve"> </w:t>
       </w:r>
-      <w:hyperlink r:id="rId396">
+      <w:hyperlink r:id="rId398">
         <w:r>
           <w:rPr>
             <w:rStyle w:val="Hyperlink"/>
@@ -27868,8 +27913,8 @@
         </w:r>
       </w:hyperlink>
     </w:p>
-    <w:bookmarkEnd w:id="397"/>
-    <w:bookmarkStart w:id="399" w:name="ref-sayetteRoleCravingSubstance2016"/>
+    <w:bookmarkEnd w:id="399"/>
+    <w:bookmarkStart w:id="401" w:name="ref-sayetteRoleCravingSubstance2016"/>
     <w:p>
       <w:pPr>
         <w:pStyle w:val="Bibliography"/>
@@ -27960,7 +28005,7 @@
       <w:r>
         <w:t xml:space="preserve"> </w:t>
       </w:r>
-      <w:hyperlink r:id="rId398">
+      <w:hyperlink r:id="rId400">
         <w:r>
           <w:rPr>
             <w:rStyle w:val="Hyperlink"/>
@@ -27969,8 +28014,8 @@
         </w:r>
       </w:hyperlink>
     </w:p>
-    <w:bookmarkEnd w:id="399"/>
-    <w:bookmarkStart w:id="401" w:name="ref-schmidtEthnicDisparitiesClinical2007"/>
+    <w:bookmarkEnd w:id="401"/>
+    <w:bookmarkStart w:id="403" w:name="ref-schmidtEthnicDisparitiesClinical2007"/>
     <w:p>
       <w:pPr>
         <w:pStyle w:val="Bibliography"/>
@@ -28016,7 +28061,7 @@
       <w:r>
         <w:t xml:space="preserve"> </w:t>
       </w:r>
-      <w:hyperlink r:id="rId400">
+      <w:hyperlink r:id="rId402">
         <w:r>
           <w:rPr>
             <w:rStyle w:val="Hyperlink"/>
@@ -28025,8 +28070,8 @@
         </w:r>
       </w:hyperlink>
     </w:p>
-    <w:bookmarkEnd w:id="401"/>
-    <w:bookmarkStart w:id="403" w:name="Xec7fb7ba12dce815007b3aa340b62618acc112d"/>
+    <w:bookmarkEnd w:id="403"/>
+    <w:bookmarkStart w:id="405" w:name="Xec7fb7ba12dce815007b3aa340b62618acc112d"/>
     <w:p>
       <w:pPr>
         <w:pStyle w:val="Bibliography"/>
@@ -28084,7 +28129,7 @@
       <w:r>
         <w:t xml:space="preserve"> </w:t>
       </w:r>
-      <w:hyperlink r:id="rId402">
+      <w:hyperlink r:id="rId404">
         <w:r>
           <w:rPr>
             <w:rStyle w:val="Hyperlink"/>
@@ -28093,8 +28138,8 @@
         </w:r>
       </w:hyperlink>
     </w:p>
-    <w:bookmarkEnd w:id="403"/>
-    <w:bookmarkStart w:id="405" w:name="ref-sigmonAccessTreatmentOpioid2014"/>
+    <w:bookmarkEnd w:id="405"/>
+    <w:bookmarkStart w:id="407" w:name="ref-sigmonAccessTreatmentOpioid2014"/>
     <w:p>
       <w:pPr>
         <w:pStyle w:val="Bibliography"/>
@@ -28140,7 +28185,7 @@
       <w:r>
         <w:t xml:space="preserve"> </w:t>
       </w:r>
-      <w:hyperlink r:id="rId404">
+      <w:hyperlink r:id="rId406">
         <w:r>
           <w:rPr>
             <w:rStyle w:val="Hyperlink"/>
@@ -28149,8 +28194,8 @@
         </w:r>
       </w:hyperlink>
     </w:p>
-    <w:bookmarkEnd w:id="405"/>
-    <w:bookmarkStart w:id="407" w:name="ref-sociasAdoptingCascadeCare2016"/>
+    <w:bookmarkEnd w:id="407"/>
+    <w:bookmarkStart w:id="409" w:name="ref-sociasAdoptingCascadeCare2016"/>
     <w:p>
       <w:pPr>
         <w:pStyle w:val="Bibliography"/>
@@ -28199,7 +28244,7 @@
       <w:r>
         <w:t xml:space="preserve"> </w:t>
       </w:r>
-      <w:hyperlink r:id="rId406">
+      <w:hyperlink r:id="rId408">
         <w:r>
           <w:rPr>
             <w:rStyle w:val="Hyperlink"/>
@@ -28208,8 +28253,8 @@
         </w:r>
       </w:hyperlink>
     </w:p>
-    <w:bookmarkEnd w:id="407"/>
-    <w:bookmarkStart w:id="409" w:name="Xd4c1d027f60920f356af6131267e679804e946e"/>
+    <w:bookmarkEnd w:id="409"/>
+    <w:bookmarkStart w:id="411" w:name="Xd4c1d027f60920f356af6131267e679804e946e"/>
     <w:p>
       <w:pPr>
         <w:pStyle w:val="Bibliography"/>
@@ -28258,7 +28303,7 @@
       <w:r>
         <w:t xml:space="preserve"> </w:t>
       </w:r>
-      <w:hyperlink r:id="rId408">
+      <w:hyperlink r:id="rId410">
         <w:r>
           <w:rPr>
             <w:rStyle w:val="Hyperlink"/>
@@ -28267,8 +28312,8 @@
         </w:r>
       </w:hyperlink>
     </w:p>
-    <w:bookmarkEnd w:id="409"/>
-    <w:bookmarkStart w:id="411" w:name="X512fbf8f80774b6c70a6221b6870f1844f07ac1"/>
+    <w:bookmarkEnd w:id="411"/>
+    <w:bookmarkStart w:id="413" w:name="X512fbf8f80774b6c70a6221b6870f1844f07ac1"/>
     <w:p>
       <w:pPr>
         <w:pStyle w:val="Bibliography"/>
@@ -28341,7 +28386,7 @@
       <w:r>
         <w:t xml:space="preserve"> </w:t>
       </w:r>
-      <w:hyperlink r:id="rId410">
+      <w:hyperlink r:id="rId412">
         <w:r>
           <w:rPr>
             <w:rStyle w:val="Hyperlink"/>
@@ -28350,8 +28395,8 @@
         </w:r>
       </w:hyperlink>
     </w:p>
-    <w:bookmarkEnd w:id="411"/>
-    <w:bookmarkStart w:id="413" w:name="X01387e434119cf09c116d0feeabab9f278d40e3"/>
+    <w:bookmarkEnd w:id="413"/>
+    <w:bookmarkStart w:id="415" w:name="X01387e434119cf09c116d0feeabab9f278d40e3"/>
     <w:p>
       <w:pPr>
         <w:pStyle w:val="Bibliography"/>
@@ -28421,7 +28466,7 @@
       <w:r>
         <w:t xml:space="preserve"> </w:t>
       </w:r>
-      <w:hyperlink r:id="rId412">
+      <w:hyperlink r:id="rId414">
         <w:r>
           <w:rPr>
             <w:rStyle w:val="Hyperlink"/>
@@ -28430,8 +28475,8 @@
         </w:r>
       </w:hyperlink>
     </w:p>
-    <w:bookmarkEnd w:id="413"/>
-    <w:bookmarkStart w:id="415" w:name="ref-stantonRelapsePreventionNeeds2005a"/>
+    <w:bookmarkEnd w:id="415"/>
+    <w:bookmarkStart w:id="417" w:name="ref-stantonRelapsePreventionNeeds2005a"/>
     <w:p>
       <w:pPr>
         <w:pStyle w:val="Bibliography"/>
@@ -28489,7 +28534,7 @@
       <w:r>
         <w:t xml:space="preserve"> </w:t>
       </w:r>
-      <w:hyperlink r:id="rId414">
+      <w:hyperlink r:id="rId416">
         <w:r>
           <w:rPr>
             <w:rStyle w:val="Hyperlink"/>
@@ -28498,8 +28543,8 @@
         </w:r>
       </w:hyperlink>
     </w:p>
-    <w:bookmarkEnd w:id="415"/>
-    <w:bookmarkStart w:id="416" w:name="ref-studiesNIHRevitalizationAct1994"/>
+    <w:bookmarkEnd w:id="417"/>
+    <w:bookmarkStart w:id="418" w:name="ref-studiesNIHRevitalizationAct1994"/>
     <w:p>
       <w:pPr>
         <w:pStyle w:val="Bibliography"/>
@@ -28685,8 +28730,8 @@
         <w:t xml:space="preserve">. National Academies Press (US).</w:t>
       </w:r>
     </w:p>
-    <w:bookmarkEnd w:id="416"/>
-    <w:bookmarkStart w:id="417" w:name="X28b8f85e424928e66706a578d6053e0308d1105"/>
+    <w:bookmarkEnd w:id="418"/>
+    <w:bookmarkStart w:id="419" w:name="X28b8f85e424928e66706a578d6053e0308d1105"/>
     <w:p>
       <w:pPr>
         <w:pStyle w:val="Bibliography"/>
@@ -28743,8 +28788,8 @@
         <w:t xml:space="preserve">. https://www.samhsa.gov/data/report/2024-nsduh-detailed-tables.</w:t>
       </w:r>
     </w:p>
-    <w:bookmarkEnd w:id="417"/>
-    <w:bookmarkStart w:id="419" w:name="Xb4363def9a086869984bb1996514c38c4a5108e"/>
+    <w:bookmarkEnd w:id="419"/>
+    <w:bookmarkStart w:id="421" w:name="Xb4363def9a086869984bb1996514c38c4a5108e"/>
     <w:p>
       <w:pPr>
         <w:pStyle w:val="Bibliography"/>
@@ -28755,7 +28800,7 @@
       <w:r>
         <w:t xml:space="preserve"> </w:t>
       </w:r>
-      <w:hyperlink r:id="rId418">
+      <w:hyperlink r:id="rId420">
         <w:r>
           <w:rPr>
             <w:rStyle w:val="Hyperlink"/>
@@ -28954,8 +28999,8 @@
         <w:t xml:space="preserve">.</w:t>
       </w:r>
     </w:p>
-    <w:bookmarkEnd w:id="419"/>
-    <w:bookmarkStart w:id="421" w:name="ref-taiTreatmentSubstanceUse2013"/>
+    <w:bookmarkEnd w:id="421"/>
+    <w:bookmarkStart w:id="423" w:name="ref-taiTreatmentSubstanceUse2013"/>
     <w:p>
       <w:pPr>
         <w:pStyle w:val="Bibliography"/>
@@ -29034,7 +29079,7 @@
       <w:r>
         <w:t xml:space="preserve"> </w:t>
       </w:r>
-      <w:hyperlink r:id="rId420">
+      <w:hyperlink r:id="rId422">
         <w:r>
           <w:rPr>
             <w:rStyle w:val="Hyperlink"/>
@@ -29043,8 +29088,8 @@
         </w:r>
       </w:hyperlink>
     </w:p>
-    <w:bookmarkEnd w:id="421"/>
-    <w:bookmarkStart w:id="423" w:name="Xdd108b50209bad1fdcf1a9fcca4dd1d7d3b13e9"/>
+    <w:bookmarkEnd w:id="423"/>
+    <w:bookmarkStart w:id="425" w:name="Xdd108b50209bad1fdcf1a9fcca4dd1d7d3b13e9"/>
     <w:p>
       <w:pPr>
         <w:pStyle w:val="Bibliography"/>
@@ -29123,7 +29168,7 @@
       <w:r>
         <w:t xml:space="preserve"> </w:t>
       </w:r>
-      <w:hyperlink r:id="rId422">
+      <w:hyperlink r:id="rId424">
         <w:r>
           <w:rPr>
             <w:rStyle w:val="Hyperlink"/>
@@ -29132,8 +29177,8 @@
         </w:r>
       </w:hyperlink>
     </w:p>
-    <w:bookmarkEnd w:id="423"/>
-    <w:bookmarkStart w:id="425" w:name="ref-timmonsCallActionAssessing2023"/>
+    <w:bookmarkEnd w:id="425"/>
+    <w:bookmarkStart w:id="427" w:name="ref-timmonsCallActionAssessing2023"/>
     <w:p>
       <w:pPr>
         <w:pStyle w:val="Bibliography"/>
@@ -29239,7 +29284,7 @@
       <w:r>
         <w:t xml:space="preserve"> </w:t>
       </w:r>
-      <w:hyperlink r:id="rId424">
+      <w:hyperlink r:id="rId426">
         <w:r>
           <w:rPr>
             <w:rStyle w:val="Hyperlink"/>
@@ -29248,8 +29293,8 @@
         </w:r>
       </w:hyperlink>
     </w:p>
-    <w:bookmarkEnd w:id="425"/>
-    <w:bookmarkStart w:id="426" w:name="X02e5321a76132d9f7eccbf98ffb96255c7e2584"/>
+    <w:bookmarkEnd w:id="427"/>
+    <w:bookmarkStart w:id="428" w:name="X02e5321a76132d9f7eccbf98ffb96255c7e2584"/>
     <w:p>
       <w:pPr>
         <w:pStyle w:val="Bibliography"/>
@@ -29337,8 +29382,8 @@
         <w:t xml:space="preserve">(DOT HS 813 578).</w:t>
       </w:r>
     </w:p>
-    <w:bookmarkEnd w:id="426"/>
-    <w:bookmarkStart w:id="428" w:name="X52c4c4b564080b2dbcc4b68874ef8a36e7b0a07"/>
+    <w:bookmarkEnd w:id="428"/>
+    <w:bookmarkStart w:id="430" w:name="X52c4c4b564080b2dbcc4b68874ef8a36e7b0a07"/>
     <w:p>
       <w:pPr>
         <w:pStyle w:val="Bibliography"/>
@@ -29362,7 +29407,7 @@
       <w:r>
         <w:t xml:space="preserve"> </w:t>
       </w:r>
-      <w:hyperlink r:id="rId427">
+      <w:hyperlink r:id="rId429">
         <w:r>
           <w:rPr>
             <w:rStyle w:val="Hyperlink"/>
@@ -29371,8 +29416,8 @@
         </w:r>
       </w:hyperlink>
     </w:p>
-    <w:bookmarkEnd w:id="428"/>
-    <w:bookmarkStart w:id="430" w:name="X6ee708186a5d814f6044b48499818110320664f"/>
+    <w:bookmarkEnd w:id="430"/>
+    <w:bookmarkStart w:id="432" w:name="X6ee708186a5d814f6044b48499818110320664f"/>
     <w:p>
       <w:pPr>
         <w:pStyle w:val="Bibliography"/>
@@ -29409,7 +29454,7 @@
       <w:r>
         <w:t xml:space="preserve"> </w:t>
       </w:r>
-      <w:hyperlink r:id="rId429">
+      <w:hyperlink r:id="rId431">
         <w:r>
           <w:rPr>
             <w:rStyle w:val="Hyperlink"/>
@@ -29418,8 +29463,8 @@
         </w:r>
       </w:hyperlink>
     </w:p>
-    <w:bookmarkEnd w:id="430"/>
-    <w:bookmarkStart w:id="432" w:name="ref-vannicelliEffectSexBias1984"/>
+    <w:bookmarkEnd w:id="432"/>
+    <w:bookmarkStart w:id="434" w:name="ref-vannicelliEffectSexBias1984"/>
     <w:p>
       <w:pPr>
         <w:pStyle w:val="Bibliography"/>
@@ -29498,7 +29543,7 @@
       <w:r>
         <w:t xml:space="preserve"> </w:t>
       </w:r>
-      <w:hyperlink r:id="rId431">
+      <w:hyperlink r:id="rId433">
         <w:r>
           <w:rPr>
             <w:rStyle w:val="Hyperlink"/>
@@ -29507,8 +29552,8 @@
         </w:r>
       </w:hyperlink>
     </w:p>
-    <w:bookmarkEnd w:id="432"/>
-    <w:bookmarkStart w:id="434" w:name="ref-veinotGoodIntentionsAre2018"/>
+    <w:bookmarkEnd w:id="434"/>
+    <w:bookmarkStart w:id="436" w:name="ref-veinotGoodIntentionsAre2018"/>
     <w:p>
       <w:pPr>
         <w:pStyle w:val="Bibliography"/>
@@ -29545,7 +29590,7 @@
       <w:r>
         <w:t xml:space="preserve"> </w:t>
       </w:r>
-      <w:hyperlink r:id="rId433">
+      <w:hyperlink r:id="rId435">
         <w:r>
           <w:rPr>
             <w:rStyle w:val="Hyperlink"/>
@@ -29554,8 +29599,8 @@
         </w:r>
       </w:hyperlink>
     </w:p>
-    <w:bookmarkEnd w:id="434"/>
-    <w:bookmarkStart w:id="436" w:name="ref-wagnerImprovingChronicIllness2001"/>
+    <w:bookmarkEnd w:id="436"/>
+    <w:bookmarkStart w:id="438" w:name="ref-wagnerImprovingChronicIllness2001"/>
     <w:p>
       <w:pPr>
         <w:pStyle w:val="Bibliography"/>
@@ -29610,7 +29655,7 @@
       <w:r>
         <w:t xml:space="preserve"> </w:t>
       </w:r>
-      <w:hyperlink r:id="rId435">
+      <w:hyperlink r:id="rId437">
         <w:r>
           <w:rPr>
             <w:rStyle w:val="Hyperlink"/>
@@ -29619,8 +29664,8 @@
         </w:r>
       </w:hyperlink>
     </w:p>
-    <w:bookmarkEnd w:id="436"/>
-    <w:bookmarkStart w:id="438" w:name="ref-walitzerGenderDifferencesAlcohol2006"/>
+    <w:bookmarkEnd w:id="438"/>
+    <w:bookmarkStart w:id="440" w:name="ref-walitzerGenderDifferencesAlcohol2006"/>
     <w:p>
       <w:pPr>
         <w:pStyle w:val="Bibliography"/>
@@ -29657,7 +29702,7 @@
       <w:r>
         <w:t xml:space="preserve"> </w:t>
       </w:r>
-      <w:hyperlink r:id="rId437">
+      <w:hyperlink r:id="rId439">
         <w:r>
           <w:rPr>
             <w:rStyle w:val="Hyperlink"/>
@@ -29666,8 +29711,8 @@
         </w:r>
       </w:hyperlink>
     </w:p>
-    <w:bookmarkEnd w:id="438"/>
-    <w:bookmarkStart w:id="440" w:name="ref-waltersUsingMachineLearning2021"/>
+    <w:bookmarkEnd w:id="440"/>
+    <w:bookmarkStart w:id="442" w:name="ref-waltersUsingMachineLearning2021"/>
     <w:p>
       <w:pPr>
         <w:pStyle w:val="Bibliography"/>
@@ -29704,7 +29749,7 @@
       <w:r>
         <w:t xml:space="preserve"> </w:t>
       </w:r>
-      <w:hyperlink r:id="rId439">
+      <w:hyperlink r:id="rId441">
         <w:r>
           <w:rPr>
             <w:rStyle w:val="Hyperlink"/>
@@ -29713,8 +29758,8 @@
         </w:r>
       </w:hyperlink>
     </w:p>
-    <w:bookmarkEnd w:id="440"/>
-    <w:bookmarkStart w:id="442" w:name="ref-weinsteinLongtermRetentionOffice2017"/>
+    <w:bookmarkEnd w:id="442"/>
+    <w:bookmarkStart w:id="444" w:name="ref-weinsteinLongtermRetentionOffice2017"/>
     <w:p>
       <w:pPr>
         <w:pStyle w:val="Bibliography"/>
@@ -29763,7 +29808,7 @@
       <w:r>
         <w:t xml:space="preserve"> </w:t>
       </w:r>
-      <w:hyperlink r:id="rId441">
+      <w:hyperlink r:id="rId443">
         <w:r>
           <w:rPr>
             <w:rStyle w:val="Hyperlink"/>
@@ -29772,8 +29817,8 @@
         </w:r>
       </w:hyperlink>
     </w:p>
-    <w:bookmarkEnd w:id="442"/>
-    <w:bookmarkStart w:id="444" w:name="X2d30c84041d97351f676569bf3de3da0c8a9d6d"/>
+    <w:bookmarkEnd w:id="444"/>
+    <w:bookmarkStart w:id="446" w:name="X2d30c84041d97351f676569bf3de3da0c8a9d6d"/>
     <w:p>
       <w:pPr>
         <w:pStyle w:val="Bibliography"/>
@@ -29784,7 +29829,7 @@
       <w:r>
         <w:t xml:space="preserve"> </w:t>
       </w:r>
-      <w:hyperlink r:id="rId443">
+      <w:hyperlink r:id="rId445">
         <w:r>
           <w:rPr>
             <w:rStyle w:val="Hyperlink"/>
@@ -29900,8 +29945,8 @@
         <w:t xml:space="preserve">(9), 1183–1194.</w:t>
       </w:r>
     </w:p>
-    <w:bookmarkEnd w:id="444"/>
-    <w:bookmarkStart w:id="445" w:name="X00d53e799ac148a12fd23d85f7c587e1d44cff6"/>
+    <w:bookmarkEnd w:id="446"/>
+    <w:bookmarkStart w:id="447" w:name="X00d53e799ac148a12fd23d85f7c587e1d44cff6"/>
     <w:p>
       <w:pPr>
         <w:pStyle w:val="Bibliography"/>
@@ -29968,8 +30013,8 @@
         <w:t xml:space="preserve">(1st edition). Academic Press.</w:t>
       </w:r>
     </w:p>
-    <w:bookmarkEnd w:id="445"/>
-    <w:bookmarkStart w:id="447" w:name="X4446e184b7dd55a61fd406499f32542fdcf24b5"/>
+    <w:bookmarkEnd w:id="447"/>
+    <w:bookmarkStart w:id="449" w:name="X4446e184b7dd55a61fd406499f32542fdcf24b5"/>
     <w:p>
       <w:pPr>
         <w:pStyle w:val="Bibliography"/>
@@ -30018,7 +30063,7 @@
       <w:r>
         <w:t xml:space="preserve"> </w:t>
       </w:r>
-      <w:hyperlink r:id="rId446">
+      <w:hyperlink r:id="rId448">
         <w:r>
           <w:rPr>
             <w:rStyle w:val="Hyperlink"/>
@@ -30027,8 +30072,8 @@
         </w:r>
       </w:hyperlink>
     </w:p>
-    <w:bookmarkEnd w:id="447"/>
-    <w:bookmarkStart w:id="449" w:name="X254a0f87701f835b5365990b3eba45be7dca59c"/>
+    <w:bookmarkEnd w:id="449"/>
+    <w:bookmarkStart w:id="451" w:name="X254a0f87701f835b5365990b3eba45be7dca59c"/>
     <w:p>
       <w:pPr>
         <w:pStyle w:val="Bibliography"/>
@@ -30172,7 +30217,7 @@
       <w:r>
         <w:t xml:space="preserve"> </w:t>
       </w:r>
-      <w:hyperlink r:id="rId448">
+      <w:hyperlink r:id="rId450">
         <w:r>
           <w:rPr>
             <w:rStyle w:val="Hyperlink"/>
@@ -30181,8 +30226,8 @@
         </w:r>
       </w:hyperlink>
     </w:p>
-    <w:bookmarkEnd w:id="449"/>
-    <w:bookmarkStart w:id="451" w:name="ref-woodLotPeopleCall2019"/>
+    <w:bookmarkEnd w:id="451"/>
+    <w:bookmarkStart w:id="453" w:name="ref-woodLotPeopleCall2019"/>
     <w:p>
       <w:pPr>
         <w:pStyle w:val="Bibliography"/>
@@ -30240,7 +30285,7 @@
       <w:r>
         <w:t xml:space="preserve"> </w:t>
       </w:r>
-      <w:hyperlink r:id="rId450">
+      <w:hyperlink r:id="rId452">
         <w:r>
           <w:rPr>
             <w:rStyle w:val="Hyperlink"/>
@@ -30249,8 +30294,8 @@
         </w:r>
       </w:hyperlink>
     </w:p>
-    <w:bookmarkEnd w:id="451"/>
-    <w:bookmarkStart w:id="453" w:name="X513fadbf866a4ddf9f29b63741ad369252b4800"/>
+    <w:bookmarkEnd w:id="453"/>
+    <w:bookmarkStart w:id="455" w:name="X513fadbf866a4ddf9f29b63741ad369252b4800"/>
     <w:p>
       <w:pPr>
         <w:pStyle w:val="Bibliography"/>
@@ -30332,7 +30377,7 @@
       <w:r>
         <w:t xml:space="preserve"> </w:t>
       </w:r>
-      <w:hyperlink r:id="rId452">
+      <w:hyperlink r:id="rId454">
         <w:r>
           <w:rPr>
             <w:rStyle w:val="Hyperlink"/>
@@ -30341,8 +30386,8 @@
         </w:r>
       </w:hyperlink>
     </w:p>
-    <w:bookmarkEnd w:id="453"/>
-    <w:bookmarkStart w:id="455" w:name="X62c2bccfcb3c64764f794751dcac0a3c1c7edc5"/>
+    <w:bookmarkEnd w:id="455"/>
+    <w:bookmarkStart w:id="457" w:name="X62c2bccfcb3c64764f794751dcac0a3c1c7edc5"/>
     <w:p>
       <w:pPr>
         <w:pStyle w:val="Bibliography"/>
@@ -30421,7 +30466,7 @@
       <w:r>
         <w:t xml:space="preserve"> </w:t>
       </w:r>
-      <w:hyperlink r:id="rId454">
+      <w:hyperlink r:id="rId456">
         <w:r>
           <w:rPr>
             <w:rStyle w:val="Hyperlink"/>
@@ -30430,8 +30475,8 @@
         </w:r>
       </w:hyperlink>
     </w:p>
-    <w:bookmarkEnd w:id="455"/>
-    <w:bookmarkStart w:id="457" w:name="Xb35ee182d565575e339a0170868456c1684f821"/>
+    <w:bookmarkEnd w:id="457"/>
+    <w:bookmarkStart w:id="459" w:name="Xb35ee182d565575e339a0170868456c1684f821"/>
     <w:p>
       <w:pPr>
         <w:pStyle w:val="Bibliography"/>
@@ -30486,7 +30531,7 @@
       <w:r>
         <w:t xml:space="preserve"> </w:t>
       </w:r>
-      <w:hyperlink r:id="rId456">
+      <w:hyperlink r:id="rId458">
         <w:r>
           <w:rPr>
             <w:rStyle w:val="Hyperlink"/>
@@ -30495,8 +30540,8 @@
         </w:r>
       </w:hyperlink>
     </w:p>
-    <w:bookmarkEnd w:id="457"/>
-    <w:bookmarkStart w:id="459" w:name="ref-wyantMaximizingEngagementTrust2025"/>
+    <w:bookmarkEnd w:id="459"/>
+    <w:bookmarkStart w:id="461" w:name="ref-wyantMaximizingEngagementTrust2025"/>
     <w:p>
       <w:pPr>
         <w:pStyle w:val="Bibliography"/>
@@ -30605,7 +30650,7 @@
       <w:r>
         <w:t xml:space="preserve"> </w:t>
       </w:r>
-      <w:hyperlink r:id="rId458">
+      <w:hyperlink r:id="rId460">
         <w:r>
           <w:rPr>
             <w:rStyle w:val="Hyperlink"/>
@@ -30614,8 +30659,8 @@
         </w:r>
       </w:hyperlink>
     </w:p>
-    <w:bookmarkEnd w:id="459"/>
-    <w:bookmarkStart w:id="461" w:name="ref-wyantMachineLearningModels2024"/>
+    <w:bookmarkEnd w:id="461"/>
+    <w:bookmarkStart w:id="463" w:name="ref-wyantMachineLearningModels2024"/>
     <w:p>
       <w:pPr>
         <w:pStyle w:val="Bibliography"/>
@@ -30639,7 +30684,7 @@
       <w:r>
         <w:t xml:space="preserve"> </w:t>
       </w:r>
-      <w:hyperlink r:id="rId460">
+      <w:hyperlink r:id="rId462">
         <w:r>
           <w:rPr>
             <w:rStyle w:val="Hyperlink"/>
@@ -30648,8 +30693,8 @@
         </w:r>
       </w:hyperlink>
     </w:p>
-    <w:bookmarkEnd w:id="461"/>
-    <w:bookmarkStart w:id="463" w:name="Xdcc3e6c1429a41e0448c7c169835e10027482a3"/>
+    <w:bookmarkEnd w:id="463"/>
+    <w:bookmarkStart w:id="465" w:name="Xdcc3e6c1429a41e0448c7c169835e10027482a3"/>
     <w:p>
       <w:pPr>
         <w:pStyle w:val="Bibliography"/>
@@ -30750,7 +30795,7 @@
       <w:r>
         <w:t xml:space="preserve"> </w:t>
       </w:r>
-      <w:hyperlink r:id="rId462">
+      <w:hyperlink r:id="rId464">
         <w:r>
           <w:rPr>
             <w:rStyle w:val="Hyperlink"/>
@@ -30759,8 +30804,8 @@
         </w:r>
       </w:hyperlink>
     </w:p>
-    <w:bookmarkEnd w:id="463"/>
-    <w:bookmarkStart w:id="465" w:name="X919c097397142f85d541b216884b2f657258800"/>
+    <w:bookmarkEnd w:id="465"/>
+    <w:bookmarkStart w:id="467" w:name="X919c097397142f85d541b216884b2f657258800"/>
     <w:p>
       <w:pPr>
         <w:pStyle w:val="Bibliography"/>
@@ -30824,7 +30869,7 @@
       <w:r>
         <w:t xml:space="preserve"> </w:t>
       </w:r>
-      <w:hyperlink r:id="rId464">
+      <w:hyperlink r:id="rId466">
         <w:r>
           <w:rPr>
             <w:rStyle w:val="Hyperlink"/>
@@ -30833,8 +30878,8 @@
         </w:r>
       </w:hyperlink>
     </w:p>
-    <w:bookmarkEnd w:id="465"/>
-    <w:bookmarkStart w:id="467" w:name="ref-zhouEvaluatingMachineLearning2018"/>
+    <w:bookmarkEnd w:id="467"/>
+    <w:bookmarkStart w:id="469" w:name="ref-zhouEvaluatingMachineLearning2018"/>
     <w:p>
       <w:pPr>
         <w:pStyle w:val="Bibliography"/>
@@ -30907,7 +30952,7 @@
       <w:r>
         <w:t xml:space="preserve"> </w:t>
       </w:r>
-      <w:hyperlink r:id="rId466">
+      <w:hyperlink r:id="rId468">
         <w:r>
           <w:rPr>
             <w:rStyle w:val="Hyperlink"/>
@@ -30916,8 +30961,8 @@
         </w:r>
       </w:hyperlink>
     </w:p>
-    <w:bookmarkEnd w:id="467"/>
-    <w:bookmarkStart w:id="469" w:name="ref-zikmund-fisherRightToolWhat2013"/>
+    <w:bookmarkEnd w:id="469"/>
+    <w:bookmarkStart w:id="471" w:name="ref-zikmund-fisherRightToolWhat2013"/>
     <w:p>
       <w:pPr>
         <w:pStyle w:val="Bibliography"/>
@@ -30954,7 +30999,7 @@
       <w:r>
         <w:t xml:space="preserve"> </w:t>
       </w:r>
-      <w:hyperlink r:id="rId468">
+      <w:hyperlink r:id="rId470">
         <w:r>
           <w:rPr>
             <w:rStyle w:val="Hyperlink"/>
@@ -30963,8 +31008,8 @@
         </w:r>
       </w:hyperlink>
     </w:p>
-    <w:bookmarkEnd w:id="469"/>
-    <w:bookmarkStart w:id="471" w:name="X13b53253f4b8775a58215d7e1d3c0adbd73e844"/>
+    <w:bookmarkEnd w:id="471"/>
+    <w:bookmarkStart w:id="473" w:name="X13b53253f4b8775a58215d7e1d3c0adbd73e844"/>
     <w:p>
       <w:pPr>
         <w:pStyle w:val="Bibliography"/>
@@ -31001,7 +31046,7 @@
       <w:r>
         <w:t xml:space="preserve"> </w:t>
       </w:r>
-      <w:hyperlink r:id="rId470">
+      <w:hyperlink r:id="rId472">
         <w:r>
           <w:rPr>
             <w:rStyle w:val="Hyperlink"/>
@@ -31010,8 +31055,8 @@
         </w:r>
       </w:hyperlink>
     </w:p>
-    <w:bookmarkEnd w:id="471"/>
-    <w:bookmarkStart w:id="473" w:name="ref-zywiakAlcoholRelapseRepetition2006a"/>
+    <w:bookmarkEnd w:id="473"/>
+    <w:bookmarkStart w:id="475" w:name="ref-zywiakAlcoholRelapseRepetition2006a"/>
     <w:p>
       <w:pPr>
         <w:pStyle w:val="Bibliography"/>
@@ -31048,7 +31093,7 @@
       <w:r>
         <w:t xml:space="preserve"> </w:t>
       </w:r>
-      <w:hyperlink r:id="rId472">
+      <w:hyperlink r:id="rId474">
         <w:r>
           <w:rPr>
             <w:rStyle w:val="Hyperlink"/>
@@ -31057,9 +31102,9 @@
         </w:r>
       </w:hyperlink>
     </w:p>
-    <w:bookmarkEnd w:id="473"/>
-    <w:bookmarkEnd w:id="474"/>
     <w:bookmarkEnd w:id="475"/>
+    <w:bookmarkEnd w:id="476"/>
+    <w:bookmarkEnd w:id="477"/>
     <w:sectPr>
       <w:footnotePr>
         <w:numRestart w:val="eachSect"/>

--- a/index.docx
+++ b/index.docx
@@ -19290,7 +19290,7 @@
         <w:pStyle w:val="BodyText"/>
       </w:pPr>
       <w:r>
-        <w:t xml:space="preserve">In Chapter 4, we extended our sensing methods to include geolocation. Geolocation features emerged among the top subset of features. Specifically, location variance, time spent in helpful and harmful locations, and time spent at locations where religious activities are performed were among the top ten features and surpassing several EMA features, including discrete emotional experiences (relaxed, happy, depressed, anxious, angry), pain, sleep quality, and past and future stressful events.</w:t>
+        <w:t xml:space="preserve">In Chapter 4, we extended our sensing methods to include geolocation. Geolocation features emerged among the top subset of features. Specifically, location variance, time spent in helpful and harmful locations, and time spent at locations where religious activities are performed were among the top ten features and surpassed several EMA features, including discrete emotional experiences (relaxed, happy, depressed, anxious, angry), pain, sleep quality, and past and future stressful events.</w:t>
       </w:r>
     </w:p>
     <w:p>
@@ -19314,7 +19314,7 @@
         <w:pStyle w:val="BodyText"/>
       </w:pPr>
       <w:r>
-        <w:t xml:space="preserve">Using this alternative approach, urge ratings and abstinence confidence emerged as the features most frequently influencing lapse risk predictions. This suggests that individuals may benefit more often from recovery recommendations focused on reducing urges (e.g., urge surfing) and increasing abstinence confidence (e.g., reflecting on recent successes). Additionally, this approach showed that while some features have low average importance (across all individuals and observations), they can be highly important on certain days for certain individuals (e.g., self-reports of anger). Thus, this approach more closely aligns with our precision-guided goal of understanding which risk factor is most influential for a specific individual at a specific moment in time. In the context, of recovery where lapses are important but relatively infrequent events, features other than past use will, in most cases, represent more clinically meaningful targets for intervention.</w:t>
+        <w:t xml:space="preserve">Using this alternative approach, urge ratings and abstinence confidence emerged as the features most frequently influencing lapse risk predictions. This suggests that individuals may benefit more often from recovery recommendations focused on reducing urges (e.g., urge surfing) and increasing abstinence confidence (e.g., reflecting on recent successes). Additionally, this approach showed that while some features have low average importance (across all individuals and observations), they can be highly important on certain days for certain individuals (e.g., self-reports of anger). Thus, this approach more closely aligns with our precision-guided goal of understanding which risk factor is most influential for a specific individual at a specific moment. In the context of recovery, where lapses are important but relatively infrequent events, features other than past use will, in most cases, represent more clinically meaningful targets for intervention.</w:t>
       </w:r>
     </w:p>
     <w:bookmarkEnd w:id="196"/>

--- a/index.docx
+++ b/index.docx
@@ -19382,11 +19382,7 @@
         <w:pStyle w:val="BodyText"/>
       </w:pPr>
       <w:r>
-        <w:rPr>
-          <w:i/>
-          <w:iCs/>
-        </w:rPr>
-        <w:t xml:space="preserve">JC: You talk about GPS limitations. I wonder about how well it works for rural participants. Any insights or plans to look at that in the future?</w:t>
+        <w:t xml:space="preserve">There is also a question as to whether geolocation sensing is as practical for rural populations as it is for urban populations. We did not explicitly assess differences in geolocation adherence (e.g., the percentage of days with available geolocation data) or differences in the strength of geolocation feature importance between these groups. It is possible that the lower density of cellular towers in rural areas reduces the feasibility of densely sampled sensing approaches such as geolocation. If this proves to be the case, it could foreshadow additional design challenges associated with using a web‑based app for recovery monitoring. For example, unstable internet connectivity may necessitate storing in‑app recovery recommendations locally so that individuals can access them at moments of need. Even EMA, which may be administered once per day, could pose challenges if completed surveys cannot be reliably transmitted over cellular data. We highlight these potential limitations as areas warranting close examination in future work. Nevertheless, we remain optimistic about the platform’s potential, given that our models generally performed comparably in rural versus urban group comparisons.</w:t>
       </w:r>
     </w:p>
     <w:p>

--- a/index.docx
+++ b/index.docx
@@ -19382,7 +19382,24 @@
         <w:pStyle w:val="BodyText"/>
       </w:pPr>
       <w:r>
-        <w:t xml:space="preserve">There is also a question as to whether geolocation sensing is as practical for rural populations as it is for urban populations. We did not explicitly assess differences in geolocation adherence (e.g., the percentage of days with available geolocation data) or differences in the strength of geolocation feature importance between these groups. It is possible that the lower density of cellular towers in rural areas reduces the feasibility of densely sampled sensing approaches such as geolocation. If this proves to be the case, it could foreshadow additional design challenges associated with using a web‑based app for recovery monitoring. For example, unstable internet connectivity may necessitate storing in‑app recovery recommendations locally so that individuals can access them at moments of need. Even EMA, which may be administered once per day, could pose challenges if completed surveys cannot be reliably transmitted over cellular data. We highlight these potential limitations as areas warranting close examination in future work. Nevertheless, we remain optimistic about the platform’s potential, given that our models generally performed comparably in rural versus urban group comparisons.</w:t>
+        <w:t xml:space="preserve">There is also a question as to whether geolocation sensing is as feasible for rural populations as it is for urban populations. Modern GPS often uses cell towers and Wi-Fi networks to improve speed and accuracy. In rural areas, where such infrastructure is sparse, devices rely more heavily on satellite-only positioning, which can be slower to initialize and less reliable under suboptimal signal conditions</w:t>
+      </w:r>
+      <w:r>
+        <w:t xml:space="preserve"> </w:t>
+      </w:r>
+      <w:r>
+        <w:t xml:space="preserve">(Groves, 2013)</w:t>
+      </w:r>
+      <w:r>
+        <w:t xml:space="preserve">. Therefore, we plan to explicitly assess differences in geolocation adherence (e.g., the percentage of days with available geolocation data) and differences in the strength of geolocation feature importance between these groups.</w:t>
+      </w:r>
+    </w:p>
+    <w:p>
+      <w:pPr>
+        <w:pStyle w:val="BodyText"/>
+      </w:pPr>
+      <w:r>
+        <w:t xml:space="preserve">If geolocation sensing proves to be less accurate and reliable for rural populations, it could foreshadow additional design challenges associated with using a web‑based app for recovery monitoring. For example, unstable internet connectivity may necessitate storing in‑app recovery recommendations locally so that individuals can access them at moments of need. Even EMA, which may be administered once per day, could pose challenges if completed surveys cannot be reliably transmitted over cellular data. We highlight these potential limitations as areas warranting close examination in future work. Nevertheless, we remain optimistic about geolocation potential, given that our models generally performed comparably in rural vs. urban group comparisons.</w:t>
       </w:r>
     </w:p>
     <w:p>
@@ -19646,7 +19663,7 @@
     </w:p>
     <w:bookmarkEnd w:id="199"/>
     <w:bookmarkEnd w:id="200"/>
-    <w:bookmarkStart w:id="477" w:name="references"/>
+    <w:bookmarkStart w:id="478" w:name="references"/>
     <w:p>
       <w:pPr>
         <w:pStyle w:val="Heading1"/>
@@ -19655,7 +19672,7 @@
         <w:t xml:space="preserve">9. References</w:t>
       </w:r>
     </w:p>
-    <w:bookmarkStart w:id="476" w:name="refs"/>
+    <w:bookmarkStart w:id="477" w:name="refs"/>
     <w:bookmarkStart w:id="202" w:name="ref-alexanderUseEcologicalMomentary2023"/>
     <w:p>
       <w:pPr>
@@ -23172,12 +23189,112 @@
       </w:hyperlink>
     </w:p>
     <w:bookmarkEnd w:id="288"/>
-    <w:bookmarkStart w:id="290" w:name="X6b4ed3beef40dcba9764db2c38b474dc4669eb8"/>
+    <w:bookmarkStart w:id="289" w:name="ref-grovesPrinciplesGNSSInertial2013"/>
     <w:p>
       <w:pPr>
         <w:pStyle w:val="Bibliography"/>
       </w:pPr>
       <w:r>
+        <w:t xml:space="preserve">Groves, P. (2013).</w:t>
+      </w:r>
+      <w:r>
+        <w:t xml:space="preserve"> </w:t>
+      </w:r>
+      <w:r>
+        <w:rPr>
+          <w:i/>
+          <w:iCs/>
+        </w:rPr>
+        <w:t xml:space="preserve">Principles of</w:t>
+      </w:r>
+      <w:r>
+        <w:rPr>
+          <w:i/>
+          <w:iCs/>
+        </w:rPr>
+        <w:t xml:space="preserve"> </w:t>
+      </w:r>
+      <w:r>
+        <w:rPr>
+          <w:i/>
+          <w:iCs/>
+        </w:rPr>
+        <w:t xml:space="preserve">GNSS</w:t>
+      </w:r>
+      <w:r>
+        <w:rPr>
+          <w:i/>
+          <w:iCs/>
+        </w:rPr>
+        <w:t xml:space="preserve">,</w:t>
+      </w:r>
+      <w:r>
+        <w:rPr>
+          <w:i/>
+          <w:iCs/>
+        </w:rPr>
+        <w:t xml:space="preserve"> </w:t>
+      </w:r>
+      <w:r>
+        <w:rPr>
+          <w:i/>
+          <w:iCs/>
+        </w:rPr>
+        <w:t xml:space="preserve">Inertial</w:t>
+      </w:r>
+      <w:r>
+        <w:rPr>
+          <w:i/>
+          <w:iCs/>
+        </w:rPr>
+        <w:t xml:space="preserve">, and</w:t>
+      </w:r>
+      <w:r>
+        <w:rPr>
+          <w:i/>
+          <w:iCs/>
+        </w:rPr>
+        <w:t xml:space="preserve"> </w:t>
+      </w:r>
+      <w:r>
+        <w:rPr>
+          <w:i/>
+          <w:iCs/>
+        </w:rPr>
+        <w:t xml:space="preserve">Multisensor Integrated Navigation Systems</w:t>
+      </w:r>
+      <w:r>
+        <w:rPr>
+          <w:i/>
+          <w:iCs/>
+        </w:rPr>
+        <w:t xml:space="preserve">,</w:t>
+      </w:r>
+      <w:r>
+        <w:rPr>
+          <w:i/>
+          <w:iCs/>
+        </w:rPr>
+        <w:t xml:space="preserve"> </w:t>
+      </w:r>
+      <w:r>
+        <w:rPr>
+          <w:i/>
+          <w:iCs/>
+        </w:rPr>
+        <w:t xml:space="preserve">Second Edition</w:t>
+      </w:r>
+      <w:r>
+        <w:t xml:space="preserve">.</w:t>
+      </w:r>
+    </w:p>
+    <w:bookmarkEnd w:id="289"/>
+    <w:bookmarkStart w:id="291" w:name="X6b4ed3beef40dcba9764db2c38b474dc4669eb8"/>
+    <w:p>
+      <w:pPr>
+        <w:pStyle w:val="Bibliography"/>
+      </w:pPr>
+      <w:r>
         <w:t xml:space="preserve">Guerrero, E. G., Marsh, J. C., Khachikian, T., Amaro, H., &amp; Vega, W. A. (2013). Disparities in</w:t>
       </w:r>
       <w:r>
@@ -23233,7 +23350,7 @@
       <w:r>
         <w:t xml:space="preserve"> </w:t>
       </w:r>
-      <w:hyperlink r:id="rId289">
+      <w:hyperlink r:id="rId290">
         <w:r>
           <w:rPr>
             <w:rStyle w:val="Hyperlink"/>
@@ -23242,8 +23359,8 @@
         </w:r>
       </w:hyperlink>
     </w:p>
-    <w:bookmarkEnd w:id="290"/>
-    <w:bookmarkStart w:id="292" w:name="X805b64c6cb0e2e29672f0738918e5324c4e18a1"/>
+    <w:bookmarkEnd w:id="291"/>
+    <w:bookmarkStart w:id="293" w:name="X805b64c6cb0e2e29672f0738918e5324c4e18a1"/>
     <w:p>
       <w:pPr>
         <w:pStyle w:val="Bibliography"/>
@@ -23280,7 +23397,7 @@
       <w:r>
         <w:t xml:space="preserve"> </w:t>
       </w:r>
-      <w:hyperlink r:id="rId291">
+      <w:hyperlink r:id="rId292">
         <w:r>
           <w:rPr>
             <w:rStyle w:val="Hyperlink"/>
@@ -23289,8 +23406,8 @@
         </w:r>
       </w:hyperlink>
     </w:p>
-    <w:bookmarkEnd w:id="292"/>
-    <w:bookmarkStart w:id="294" w:name="ref-hagmanDefiningRecoveryAlcohol2022"/>
+    <w:bookmarkEnd w:id="293"/>
+    <w:bookmarkStart w:id="295" w:name="ref-hagmanDefiningRecoveryAlcohol2022"/>
     <w:p>
       <w:pPr>
         <w:pStyle w:val="Bibliography"/>
@@ -23357,7 +23474,7 @@
       <w:r>
         <w:t xml:space="preserve"> </w:t>
       </w:r>
-      <w:hyperlink r:id="rId293">
+      <w:hyperlink r:id="rId294">
         <w:r>
           <w:rPr>
             <w:rStyle w:val="Hyperlink"/>
@@ -23366,8 +23483,8 @@
         </w:r>
       </w:hyperlink>
     </w:p>
-    <w:bookmarkEnd w:id="294"/>
-    <w:bookmarkStart w:id="295" w:name="X76c131a5b0a374a6ad1e33cf8e2c0563392269f"/>
+    <w:bookmarkEnd w:id="295"/>
+    <w:bookmarkStart w:id="296" w:name="X76c131a5b0a374a6ad1e33cf8e2c0563392269f"/>
     <w:p>
       <w:pPr>
         <w:pStyle w:val="Bibliography"/>
@@ -23392,8 +23509,8 @@
         <w:t xml:space="preserve">(2nd ed). Springer.</w:t>
       </w:r>
     </w:p>
-    <w:bookmarkEnd w:id="295"/>
-    <w:bookmarkStart w:id="297" w:name="ref-hatchExpertConsensusSurvey2018"/>
+    <w:bookmarkEnd w:id="296"/>
+    <w:bookmarkStart w:id="298" w:name="ref-hatchExpertConsensusSurvey2018"/>
     <w:p>
       <w:pPr>
         <w:pStyle w:val="Bibliography"/>
@@ -23496,7 +23613,7 @@
       <w:r>
         <w:t xml:space="preserve"> </w:t>
       </w:r>
-      <w:hyperlink r:id="rId296">
+      <w:hyperlink r:id="rId297">
         <w:r>
           <w:rPr>
             <w:rStyle w:val="Hyperlink"/>
@@ -23505,8 +23622,8 @@
         </w:r>
       </w:hyperlink>
     </w:p>
-    <w:bookmarkEnd w:id="297"/>
-    <w:bookmarkStart w:id="298" w:name="X8b12ef138ca23b48f269e0b446537ae876fd725"/>
+    <w:bookmarkEnd w:id="298"/>
+    <w:bookmarkStart w:id="299" w:name="X8b12ef138ca23b48f269e0b446537ae876fd725"/>
     <w:p>
       <w:pPr>
         <w:pStyle w:val="Bibliography"/>
@@ -23542,8 +23659,8 @@
         <w:t xml:space="preserve">. https://www.hrsa.gov/rural-health/about-us/what-is-rural.</w:t>
       </w:r>
     </w:p>
-    <w:bookmarkEnd w:id="298"/>
-    <w:bookmarkStart w:id="299" w:name="ref-hedegaardDrugOverdoseDeaths2021"/>
+    <w:bookmarkEnd w:id="299"/>
+    <w:bookmarkStart w:id="300" w:name="ref-hedegaardDrugOverdoseDeaths2021"/>
     <w:p>
       <w:pPr>
         <w:pStyle w:val="Bibliography"/>
@@ -23586,8 +23703,8 @@
         <w:t xml:space="preserve">.</w:t>
       </w:r>
     </w:p>
-    <w:bookmarkEnd w:id="299"/>
-    <w:bookmarkStart w:id="301" w:name="X124ba946b4d19c4d3454f7989a2955eb824b98a"/>
+    <w:bookmarkEnd w:id="300"/>
+    <w:bookmarkStart w:id="302" w:name="X124ba946b4d19c4d3454f7989a2955eb824b98a"/>
     <w:p>
       <w:pPr>
         <w:pStyle w:val="Bibliography"/>
@@ -23624,7 +23741,7 @@
       <w:r>
         <w:t xml:space="preserve"> </w:t>
       </w:r>
-      <w:hyperlink r:id="rId300">
+      <w:hyperlink r:id="rId301">
         <w:r>
           <w:rPr>
             <w:rStyle w:val="Hyperlink"/>
@@ -23633,8 +23750,8 @@
         </w:r>
       </w:hyperlink>
     </w:p>
-    <w:bookmarkEnd w:id="301"/>
-    <w:bookmarkStart w:id="303" w:name="ref-hserHighMortalityPatients2017"/>
+    <w:bookmarkEnd w:id="302"/>
+    <w:bookmarkStart w:id="304" w:name="ref-hserHighMortalityPatients2017"/>
     <w:p>
       <w:pPr>
         <w:pStyle w:val="Bibliography"/>
@@ -23692,7 +23809,7 @@
       <w:r>
         <w:t xml:space="preserve"> </w:t>
       </w:r>
-      <w:hyperlink r:id="rId302">
+      <w:hyperlink r:id="rId303">
         <w:r>
           <w:rPr>
             <w:rStyle w:val="Hyperlink"/>
@@ -23701,8 +23818,8 @@
         </w:r>
       </w:hyperlink>
     </w:p>
-    <w:bookmarkEnd w:id="303"/>
-    <w:bookmarkStart w:id="304" w:name="ref-hsiehSampleSizeTables1989"/>
+    <w:bookmarkEnd w:id="304"/>
+    <w:bookmarkStart w:id="305" w:name="ref-hsiehSampleSizeTables1989"/>
     <w:p>
       <w:pPr>
         <w:pStyle w:val="Bibliography"/>
@@ -23737,8 +23854,8 @@
         <w:t xml:space="preserve">, 795–802.</w:t>
       </w:r>
     </w:p>
-    <w:bookmarkEnd w:id="304"/>
-    <w:bookmarkStart w:id="306" w:name="ref-huangActivityIdentificationGPS2010"/>
+    <w:bookmarkEnd w:id="305"/>
+    <w:bookmarkStart w:id="307" w:name="ref-huangActivityIdentificationGPS2010"/>
     <w:p>
       <w:pPr>
         <w:pStyle w:val="Bibliography"/>
@@ -23860,7 +23977,7 @@
       <w:r>
         <w:t xml:space="preserve"> </w:t>
       </w:r>
-      <w:hyperlink r:id="rId305">
+      <w:hyperlink r:id="rId306">
         <w:r>
           <w:rPr>
             <w:rStyle w:val="Hyperlink"/>
@@ -23869,8 +23986,8 @@
         </w:r>
       </w:hyperlink>
     </w:p>
-    <w:bookmarkEnd w:id="306"/>
-    <w:bookmarkStart w:id="307" w:name="ref-IncreasesDrugOpioid"/>
+    <w:bookmarkEnd w:id="307"/>
+    <w:bookmarkStart w:id="308" w:name="ref-IncreasesDrugOpioid"/>
     <w:p>
       <w:pPr>
         <w:pStyle w:val="Bibliography"/>
@@ -23963,8 +24080,8 @@
         <w:t xml:space="preserve">. (n.d.). https://www.cdc.gov/mmwr/preview/mmwrhtml/mm6450a3.htm.</w:t>
       </w:r>
     </w:p>
-    <w:bookmarkEnd w:id="307"/>
-    <w:bookmarkStart w:id="308" w:name="Xef7a5e60d60ebc1c36ae80e8d3e603027eb0b63"/>
+    <w:bookmarkEnd w:id="308"/>
+    <w:bookmarkStart w:id="309" w:name="Xef7a5e60d60ebc1c36ae80e8d3e603027eb0b63"/>
     <w:p>
       <w:pPr>
         <w:pStyle w:val="Bibliography"/>
@@ -24164,8 +24281,8 @@
         <w:t xml:space="preserve">(1st edition). Academic Press.</w:t>
       </w:r>
     </w:p>
-    <w:bookmarkEnd w:id="308"/>
-    <w:bookmarkStart w:id="310" w:name="ref-jonathanUseCrossvalidationAssess2000"/>
+    <w:bookmarkEnd w:id="309"/>
+    <w:bookmarkStart w:id="311" w:name="ref-jonathanUseCrossvalidationAssess2000"/>
     <w:p>
       <w:pPr>
         <w:pStyle w:val="Bibliography"/>
@@ -24202,7 +24319,7 @@
       <w:r>
         <w:t xml:space="preserve"> </w:t>
       </w:r>
-      <w:hyperlink r:id="rId309">
+      <w:hyperlink r:id="rId310">
         <w:r>
           <w:rPr>
             <w:rStyle w:val="Hyperlink"/>
@@ -24211,8 +24328,8 @@
         </w:r>
       </w:hyperlink>
     </w:p>
-    <w:bookmarkEnd w:id="310"/>
-    <w:bookmarkStart w:id="312" w:name="X9dfa929848d202736296032659cec14e42606bb"/>
+    <w:bookmarkEnd w:id="311"/>
+    <w:bookmarkStart w:id="313" w:name="X9dfa929848d202736296032659cec14e42606bb"/>
     <w:p>
       <w:pPr>
         <w:pStyle w:val="Bibliography"/>
@@ -24249,7 +24366,7 @@
       <w:r>
         <w:t xml:space="preserve"> </w:t>
       </w:r>
-      <w:hyperlink r:id="rId311">
+      <w:hyperlink r:id="rId312">
         <w:r>
           <w:rPr>
             <w:rStyle w:val="Hyperlink"/>
@@ -24258,8 +24375,8 @@
         </w:r>
       </w:hyperlink>
     </w:p>
-    <w:bookmarkEnd w:id="312"/>
-    <w:bookmarkStart w:id="313" w:name="ref-kaiserObamaGivesEast2015"/>
+    <w:bookmarkEnd w:id="313"/>
+    <w:bookmarkStart w:id="314" w:name="ref-kaiserObamaGivesEast2015"/>
     <w:p>
       <w:pPr>
         <w:pStyle w:val="Bibliography"/>
@@ -24302,8 +24419,8 @@
         <w:t xml:space="preserve">. https://www.science.org/content/article/obama-gives-east-room-rollout-precision-medicine-initiative.</w:t>
       </w:r>
     </w:p>
-    <w:bookmarkEnd w:id="313"/>
-    <w:bookmarkStart w:id="315" w:name="X3768089d0f608b32cd0f07357b3dcdb23d41fe8"/>
+    <w:bookmarkEnd w:id="314"/>
+    <w:bookmarkStart w:id="316" w:name="X3768089d0f608b32cd0f07357b3dcdb23d41fe8"/>
     <w:p>
       <w:pPr>
         <w:pStyle w:val="Bibliography"/>
@@ -24361,7 +24478,7 @@
       <w:r>
         <w:t xml:space="preserve"> </w:t>
       </w:r>
-      <w:hyperlink r:id="rId314">
+      <w:hyperlink r:id="rId315">
         <w:r>
           <w:rPr>
             <w:rStyle w:val="Hyperlink"/>
@@ -24370,8 +24487,8 @@
         </w:r>
       </w:hyperlink>
     </w:p>
-    <w:bookmarkEnd w:id="315"/>
-    <w:bookmarkStart w:id="317" w:name="ref-kilaruIncidenceTreatmentOpioid2020"/>
+    <w:bookmarkEnd w:id="316"/>
+    <w:bookmarkStart w:id="318" w:name="ref-kilaruIncidenceTreatmentOpioid2020"/>
     <w:p>
       <w:pPr>
         <w:pStyle w:val="Bibliography"/>
@@ -24441,7 +24558,7 @@
       <w:r>
         <w:t xml:space="preserve"> </w:t>
       </w:r>
-      <w:hyperlink r:id="rId316">
+      <w:hyperlink r:id="rId317">
         <w:r>
           <w:rPr>
             <w:rStyle w:val="Hyperlink"/>
@@ -24450,8 +24567,8 @@
         </w:r>
       </w:hyperlink>
     </w:p>
-    <w:bookmarkEnd w:id="317"/>
-    <w:bookmarkStart w:id="319" w:name="ref-kizilcecHowMuchInformation2016"/>
+    <w:bookmarkEnd w:id="318"/>
+    <w:bookmarkStart w:id="320" w:name="ref-kizilcecHowMuchInformation2016"/>
     <w:p>
       <w:pPr>
         <w:pStyle w:val="Bibliography"/>
@@ -24606,7 +24723,7 @@
       <w:r>
         <w:t xml:space="preserve"> </w:t>
       </w:r>
-      <w:hyperlink r:id="rId318">
+      <w:hyperlink r:id="rId319">
         <w:r>
           <w:rPr>
             <w:rStyle w:val="Hyperlink"/>
@@ -24615,8 +24732,8 @@
         </w:r>
       </w:hyperlink>
     </w:p>
-    <w:bookmarkEnd w:id="319"/>
-    <w:bookmarkStart w:id="321" w:name="X79dffb24bc183d6bf6fe142dbf048fe8e5a5dd0"/>
+    <w:bookmarkEnd w:id="320"/>
+    <w:bookmarkStart w:id="322" w:name="X79dffb24bc183d6bf6fe142dbf048fe8e5a5dd0"/>
     <w:p>
       <w:pPr>
         <w:pStyle w:val="Bibliography"/>
@@ -24674,7 +24791,7 @@
       <w:r>
         <w:t xml:space="preserve"> </w:t>
       </w:r>
-      <w:hyperlink r:id="rId320">
+      <w:hyperlink r:id="rId321">
         <w:r>
           <w:rPr>
             <w:rStyle w:val="Hyperlink"/>
@@ -24683,8 +24800,8 @@
         </w:r>
       </w:hyperlink>
     </w:p>
-    <w:bookmarkEnd w:id="321"/>
-    <w:bookmarkStart w:id="323" w:name="X171ec2f04b2c6116de0be2674e3661d8c558d74"/>
+    <w:bookmarkEnd w:id="322"/>
+    <w:bookmarkStart w:id="324" w:name="X171ec2f04b2c6116de0be2674e3661d8c558d74"/>
     <w:p>
       <w:pPr>
         <w:pStyle w:val="Bibliography"/>
@@ -24763,7 +24880,7 @@
       <w:r>
         <w:t xml:space="preserve"> </w:t>
       </w:r>
-      <w:hyperlink r:id="rId322">
+      <w:hyperlink r:id="rId323">
         <w:r>
           <w:rPr>
             <w:rStyle w:val="Hyperlink"/>
@@ -24772,8 +24889,8 @@
         </w:r>
       </w:hyperlink>
     </w:p>
-    <w:bookmarkEnd w:id="323"/>
-    <w:bookmarkStart w:id="325" w:name="ref-kuerbisSubstanceAbuseOlder2014"/>
+    <w:bookmarkEnd w:id="324"/>
+    <w:bookmarkStart w:id="326" w:name="ref-kuerbisSubstanceAbuseOlder2014"/>
     <w:p>
       <w:pPr>
         <w:pStyle w:val="Bibliography"/>
@@ -24819,7 +24936,7 @@
       <w:r>
         <w:t xml:space="preserve"> </w:t>
       </w:r>
-      <w:hyperlink r:id="rId324">
+      <w:hyperlink r:id="rId325">
         <w:r>
           <w:rPr>
             <w:rStyle w:val="Hyperlink"/>
@@ -24828,8 +24945,8 @@
         </w:r>
       </w:hyperlink>
     </w:p>
-    <w:bookmarkEnd w:id="325"/>
-    <w:bookmarkStart w:id="326" w:name="Xa93a98d1ce255982a5ea923c39451c32053b2a2"/>
+    <w:bookmarkEnd w:id="326"/>
+    <w:bookmarkStart w:id="327" w:name="Xa93a98d1ce255982a5ea923c39451c32053b2a2"/>
     <w:p>
       <w:pPr>
         <w:pStyle w:val="Bibliography"/>
@@ -24921,8 +25038,8 @@
         <w:t xml:space="preserve">.</w:t>
       </w:r>
     </w:p>
-    <w:bookmarkEnd w:id="326"/>
-    <w:bookmarkStart w:id="328" w:name="ref-kuhnAppliedPredictiveModeling2018"/>
+    <w:bookmarkEnd w:id="327"/>
+    <w:bookmarkStart w:id="329" w:name="ref-kuhnAppliedPredictiveModeling2018"/>
     <w:p>
       <w:pPr>
         <w:pStyle w:val="Bibliography"/>
@@ -24963,7 +25080,7 @@
       <w:r>
         <w:t xml:space="preserve"> </w:t>
       </w:r>
-      <w:hyperlink r:id="rId327">
+      <w:hyperlink r:id="rId328">
         <w:r>
           <w:rPr>
             <w:rStyle w:val="Hyperlink"/>
@@ -24972,8 +25089,8 @@
         </w:r>
       </w:hyperlink>
     </w:p>
-    <w:bookmarkEnd w:id="328"/>
-    <w:bookmarkStart w:id="329" w:name="ref-kuhnTidymodelsCollectionPackages2020"/>
+    <w:bookmarkEnd w:id="329"/>
+    <w:bookmarkStart w:id="330" w:name="ref-kuhnTidymodelsCollectionPackages2020"/>
     <w:p>
       <w:pPr>
         <w:pStyle w:val="Bibliography"/>
@@ -24995,8 +25112,8 @@
         <w:t xml:space="preserve">.</w:t>
       </w:r>
     </w:p>
-    <w:bookmarkEnd w:id="329"/>
-    <w:bookmarkStart w:id="331" w:name="X8705879a689b8d047226da6f258e80e42aa70fb"/>
+    <w:bookmarkEnd w:id="330"/>
+    <w:bookmarkStart w:id="332" w:name="X8705879a689b8d047226da6f258e80e42aa70fb"/>
     <w:p>
       <w:pPr>
         <w:pStyle w:val="Bibliography"/>
@@ -25111,7 +25228,7 @@
       <w:r>
         <w:t xml:space="preserve"> </w:t>
       </w:r>
-      <w:hyperlink r:id="rId330">
+      <w:hyperlink r:id="rId331">
         <w:r>
           <w:rPr>
             <w:rStyle w:val="Hyperlink"/>
@@ -25120,8 +25237,8 @@
         </w:r>
       </w:hyperlink>
     </w:p>
-    <w:bookmarkEnd w:id="331"/>
-    <w:bookmarkStart w:id="333" w:name="ref-kuleszaFixingProgramMy2009"/>
+    <w:bookmarkEnd w:id="332"/>
+    <w:bookmarkStart w:id="334" w:name="ref-kuleszaFixingProgramMy2009"/>
     <w:p>
       <w:pPr>
         <w:pStyle w:val="Bibliography"/>
@@ -25194,7 +25311,7 @@
       <w:r>
         <w:t xml:space="preserve"> </w:t>
       </w:r>
-      <w:hyperlink r:id="rId332">
+      <w:hyperlink r:id="rId333">
         <w:r>
           <w:rPr>
             <w:rStyle w:val="Hyperlink"/>
@@ -25203,8 +25320,8 @@
         </w:r>
       </w:hyperlink>
     </w:p>
-    <w:bookmarkEnd w:id="333"/>
-    <w:bookmarkStart w:id="335" w:name="ref-kullSigmoidsHowObtain2017"/>
+    <w:bookmarkEnd w:id="334"/>
+    <w:bookmarkStart w:id="336" w:name="ref-kullSigmoidsHowObtain2017"/>
     <w:p>
       <w:pPr>
         <w:pStyle w:val="Bibliography"/>
@@ -25253,7 +25370,7 @@
       <w:r>
         <w:t xml:space="preserve"> </w:t>
       </w:r>
-      <w:hyperlink r:id="rId334">
+      <w:hyperlink r:id="rId335">
         <w:r>
           <w:rPr>
             <w:rStyle w:val="Hyperlink"/>
@@ -25262,8 +25379,8 @@
         </w:r>
       </w:hyperlink>
     </w:p>
-    <w:bookmarkEnd w:id="335"/>
-    <w:bookmarkStart w:id="337" w:name="ref-leeUrbanRuralDisparities2023"/>
+    <w:bookmarkEnd w:id="336"/>
+    <w:bookmarkStart w:id="338" w:name="ref-leeUrbanRuralDisparities2023"/>
     <w:p>
       <w:pPr>
         <w:pStyle w:val="Bibliography"/>
@@ -25357,7 +25474,7 @@
       <w:r>
         <w:t xml:space="preserve"> </w:t>
       </w:r>
-      <w:hyperlink r:id="rId336">
+      <w:hyperlink r:id="rId337">
         <w:r>
           <w:rPr>
             <w:rStyle w:val="Hyperlink"/>
@@ -25366,8 +25483,8 @@
         </w:r>
       </w:hyperlink>
     </w:p>
-    <w:bookmarkEnd w:id="337"/>
-    <w:bookmarkStart w:id="338" w:name="X0943ff04c0b05099bf4a8c8078db37e3463cff7"/>
+    <w:bookmarkEnd w:id="338"/>
+    <w:bookmarkStart w:id="339" w:name="X0943ff04c0b05099bf4a8c8078db37e3463cff7"/>
     <w:p>
       <w:pPr>
         <w:pStyle w:val="Bibliography"/>
@@ -25427,8 +25544,8 @@
         <w:t xml:space="preserve">(First edition). The Guilford Press.</w:t>
       </w:r>
     </w:p>
-    <w:bookmarkEnd w:id="338"/>
-    <w:bookmarkStart w:id="340" w:name="ref-limWhyWhyNot2009"/>
+    <w:bookmarkEnd w:id="339"/>
+    <w:bookmarkStart w:id="341" w:name="ref-limWhyWhyNot2009"/>
     <w:p>
       <w:pPr>
         <w:pStyle w:val="Bibliography"/>
@@ -25552,7 +25669,7 @@
       <w:r>
         <w:t xml:space="preserve"> </w:t>
       </w:r>
-      <w:hyperlink r:id="rId339">
+      <w:hyperlink r:id="rId340">
         <w:r>
           <w:rPr>
             <w:rStyle w:val="Hyperlink"/>
@@ -25561,8 +25678,8 @@
         </w:r>
       </w:hyperlink>
     </w:p>
-    <w:bookmarkEnd w:id="340"/>
-    <w:bookmarkStart w:id="342" w:name="Xaa720cc9c8d959b428cd2035783815a9cba15e0"/>
+    <w:bookmarkEnd w:id="341"/>
+    <w:bookmarkStart w:id="343" w:name="Xaa720cc9c8d959b428cd2035783815a9cba15e0"/>
     <w:p>
       <w:pPr>
         <w:pStyle w:val="Bibliography"/>
@@ -25608,7 +25725,7 @@
       <w:r>
         <w:t xml:space="preserve"> </w:t>
       </w:r>
-      <w:hyperlink r:id="rId341">
+      <w:hyperlink r:id="rId342">
         <w:r>
           <w:rPr>
             <w:rStyle w:val="Hyperlink"/>
@@ -25617,8 +25734,8 @@
         </w:r>
       </w:hyperlink>
     </w:p>
-    <w:bookmarkEnd w:id="342"/>
-    <w:bookmarkStart w:id="344" w:name="ref-lofaroRuralUrbanDifferences2025"/>
+    <w:bookmarkEnd w:id="343"/>
+    <w:bookmarkStart w:id="345" w:name="ref-lofaroRuralUrbanDifferences2025"/>
     <w:p>
       <w:pPr>
         <w:pStyle w:val="Bibliography"/>
@@ -25655,7 +25772,7 @@
       <w:r>
         <w:t xml:space="preserve"> </w:t>
       </w:r>
-      <w:hyperlink r:id="rId343">
+      <w:hyperlink r:id="rId344">
         <w:r>
           <w:rPr>
             <w:rStyle w:val="Hyperlink"/>
@@ -25664,8 +25781,8 @@
         </w:r>
       </w:hyperlink>
     </w:p>
-    <w:bookmarkEnd w:id="344"/>
-    <w:bookmarkStart w:id="345" w:name="X34be55f2a2ff67a14e7206627bb93b426490c87"/>
+    <w:bookmarkEnd w:id="345"/>
+    <w:bookmarkStart w:id="346" w:name="X34be55f2a2ff67a14e7206627bb93b426490c87"/>
     <w:p>
       <w:pPr>
         <w:pStyle w:val="Bibliography"/>
@@ -25757,8 +25874,8 @@
         <w:t xml:space="preserve">, 4768–4777.</w:t>
       </w:r>
     </w:p>
-    <w:bookmarkEnd w:id="345"/>
-    <w:bookmarkStart w:id="347" w:name="Xcd5b1eed29ae982ceb2faccc95458d58289f03d"/>
+    <w:bookmarkEnd w:id="346"/>
+    <w:bookmarkStart w:id="348" w:name="Xcd5b1eed29ae982ceb2faccc95458d58289f03d"/>
     <w:p>
       <w:pPr>
         <w:pStyle w:val="Bibliography"/>
@@ -25795,7 +25912,7 @@
       <w:r>
         <w:t xml:space="preserve"> </w:t>
       </w:r>
-      <w:hyperlink r:id="rId346">
+      <w:hyperlink r:id="rId347">
         <w:r>
           <w:rPr>
             <w:rStyle w:val="Hyperlink"/>
@@ -25804,8 +25921,8 @@
         </w:r>
       </w:hyperlink>
     </w:p>
-    <w:bookmarkEnd w:id="347"/>
-    <w:bookmarkStart w:id="349" w:name="X4d20b0be6ebc81777412f3b2cdfafe4bd20f4d6"/>
+    <w:bookmarkEnd w:id="348"/>
+    <w:bookmarkStart w:id="350" w:name="X4d20b0be6ebc81777412f3b2cdfafe4bd20f4d6"/>
     <w:p>
       <w:pPr>
         <w:pStyle w:val="Bibliography"/>
@@ -25842,7 +25959,7 @@
       <w:r>
         <w:t xml:space="preserve"> </w:t>
       </w:r>
-      <w:hyperlink r:id="rId348">
+      <w:hyperlink r:id="rId349">
         <w:r>
           <w:rPr>
             <w:rStyle w:val="Hyperlink"/>
@@ -25851,8 +25968,8 @@
         </w:r>
       </w:hyperlink>
     </w:p>
-    <w:bookmarkEnd w:id="349"/>
-    <w:bookmarkStart w:id="350" w:name="ref-marlattRelapsePreventionSecond2007"/>
+    <w:bookmarkEnd w:id="350"/>
+    <w:bookmarkStart w:id="351" w:name="ref-marlattRelapsePreventionSecond2007"/>
     <w:p>
       <w:pPr>
         <w:pStyle w:val="Bibliography"/>
@@ -25989,8 +26106,8 @@
         <w:t xml:space="preserve">(2nd edition). The Guilford Press.</w:t>
       </w:r>
     </w:p>
-    <w:bookmarkEnd w:id="350"/>
-    <w:bookmarkStart w:id="351" w:name="X0900e084d2d8751b94683f82b04534ea811d54e"/>
+    <w:bookmarkEnd w:id="351"/>
+    <w:bookmarkStart w:id="352" w:name="X0900e084d2d8751b94683f82b04534ea811d54e"/>
     <w:p>
       <w:pPr>
         <w:pStyle w:val="Bibliography"/>
@@ -26106,8 +26223,8 @@
         <w:t xml:space="preserve">(First edition). The Guilford Press.</w:t>
       </w:r>
     </w:p>
-    <w:bookmarkEnd w:id="351"/>
-    <w:bookmarkStart w:id="353" w:name="ref-martinNeedReceiptSubstance2022"/>
+    <w:bookmarkEnd w:id="352"/>
+    <w:bookmarkStart w:id="354" w:name="ref-martinNeedReceiptSubstance2022"/>
     <w:p>
       <w:pPr>
         <w:pStyle w:val="Bibliography"/>
@@ -26190,7 +26307,7 @@
       <w:r>
         <w:t xml:space="preserve"> </w:t>
       </w:r>
-      <w:hyperlink r:id="rId352">
+      <w:hyperlink r:id="rId353">
         <w:r>
           <w:rPr>
             <w:rStyle w:val="Hyperlink"/>
@@ -26199,8 +26316,8 @@
         </w:r>
       </w:hyperlink>
     </w:p>
-    <w:bookmarkEnd w:id="353"/>
-    <w:bookmarkStart w:id="354" w:name="Xb55b40a3d7f46ba5e03427f7cd05843a1612710"/>
+    <w:bookmarkEnd w:id="354"/>
+    <w:bookmarkStart w:id="355" w:name="Xb55b40a3d7f46ba5e03427f7cd05843a1612710"/>
     <w:p>
       <w:pPr>
         <w:pStyle w:val="Bibliography"/>
@@ -26268,8 +26385,8 @@
         <w:t xml:space="preserve">(0), 9.</w:t>
       </w:r>
     </w:p>
-    <w:bookmarkEnd w:id="354"/>
-    <w:bookmarkStart w:id="356" w:name="X14ce1b5481e60ce18dbc5b6c4452c93bf0f9ce0"/>
+    <w:bookmarkEnd w:id="355"/>
+    <w:bookmarkStart w:id="357" w:name="X14ce1b5481e60ce18dbc5b6c4452c93bf0f9ce0"/>
     <w:p>
       <w:pPr>
         <w:pStyle w:val="Bibliography"/>
@@ -26363,7 +26480,7 @@
       <w:r>
         <w:t xml:space="preserve"> </w:t>
       </w:r>
-      <w:hyperlink r:id="rId355">
+      <w:hyperlink r:id="rId356">
         <w:r>
           <w:rPr>
             <w:rStyle w:val="Hyperlink"/>
@@ -26372,8 +26489,8 @@
         </w:r>
       </w:hyperlink>
     </w:p>
-    <w:bookmarkEnd w:id="356"/>
-    <w:bookmarkStart w:id="358" w:name="X1e16a8cc741ec7d68b9bde12ee2c181d9d36a93"/>
+    <w:bookmarkEnd w:id="357"/>
+    <w:bookmarkStart w:id="359" w:name="X1e16a8cc741ec7d68b9bde12ee2c181d9d36a93"/>
     <w:p>
       <w:pPr>
         <w:pStyle w:val="Bibliography"/>
@@ -26428,7 +26545,7 @@
       <w:r>
         <w:t xml:space="preserve"> </w:t>
       </w:r>
-      <w:hyperlink r:id="rId357">
+      <w:hyperlink r:id="rId358">
         <w:r>
           <w:rPr>
             <w:rStyle w:val="Hyperlink"/>
@@ -26437,8 +26554,8 @@
         </w:r>
       </w:hyperlink>
     </w:p>
-    <w:bookmarkEnd w:id="358"/>
-    <w:bookmarkStart w:id="360" w:name="ref-mchughSexGenderDifferences2018"/>
+    <w:bookmarkEnd w:id="359"/>
+    <w:bookmarkStart w:id="361" w:name="ref-mchughSexGenderDifferences2018"/>
     <w:p>
       <w:pPr>
         <w:pStyle w:val="Bibliography"/>
@@ -26475,7 +26592,7 @@
       <w:r>
         <w:t xml:space="preserve"> </w:t>
       </w:r>
-      <w:hyperlink r:id="rId359">
+      <w:hyperlink r:id="rId360">
         <w:r>
           <w:rPr>
             <w:rStyle w:val="Hyperlink"/>
@@ -26484,8 +26601,8 @@
         </w:r>
       </w:hyperlink>
     </w:p>
-    <w:bookmarkEnd w:id="360"/>
-    <w:bookmarkStart w:id="362" w:name="ref-mckayImpactContinuingCare2021"/>
+    <w:bookmarkEnd w:id="361"/>
+    <w:bookmarkStart w:id="363" w:name="ref-mckayImpactContinuingCare2021"/>
     <w:p>
       <w:pPr>
         <w:pStyle w:val="Bibliography"/>
@@ -26543,7 +26660,7 @@
       <w:r>
         <w:t xml:space="preserve"> </w:t>
       </w:r>
-      <w:hyperlink r:id="rId361">
+      <w:hyperlink r:id="rId362">
         <w:r>
           <w:rPr>
             <w:rStyle w:val="Hyperlink"/>
@@ -26552,8 +26669,8 @@
         </w:r>
       </w:hyperlink>
     </w:p>
-    <w:bookmarkEnd w:id="362"/>
-    <w:bookmarkStart w:id="364" w:name="ref-mclellanDrugDependenceChronic2000"/>
+    <w:bookmarkEnd w:id="363"/>
+    <w:bookmarkStart w:id="365" w:name="ref-mclellanDrugDependenceChronic2000"/>
     <w:p>
       <w:pPr>
         <w:pStyle w:val="Bibliography"/>
@@ -26590,7 +26707,7 @@
       <w:r>
         <w:t xml:space="preserve"> </w:t>
       </w:r>
-      <w:hyperlink r:id="rId363">
+      <w:hyperlink r:id="rId364">
         <w:r>
           <w:rPr>
             <w:rStyle w:val="Hyperlink"/>
@@ -26599,8 +26716,8 @@
         </w:r>
       </w:hyperlink>
     </w:p>
-    <w:bookmarkEnd w:id="364"/>
-    <w:bookmarkStart w:id="366" w:name="ref-meyersIntersectionGenderDrug2021"/>
+    <w:bookmarkEnd w:id="365"/>
+    <w:bookmarkStart w:id="367" w:name="ref-meyersIntersectionGenderDrug2021"/>
     <w:p>
       <w:pPr>
         <w:pStyle w:val="Bibliography"/>
@@ -26649,7 +26766,7 @@
       <w:r>
         <w:t xml:space="preserve"> </w:t>
       </w:r>
-      <w:hyperlink r:id="rId365">
+      <w:hyperlink r:id="rId366">
         <w:r>
           <w:rPr>
             <w:rStyle w:val="Hyperlink"/>
@@ -26658,8 +26775,8 @@
         </w:r>
       </w:hyperlink>
     </w:p>
-    <w:bookmarkEnd w:id="366"/>
-    <w:bookmarkStart w:id="368" w:name="ref-mohrPersonalSensingUnderstanding2017"/>
+    <w:bookmarkEnd w:id="367"/>
+    <w:bookmarkStart w:id="369" w:name="ref-mohrPersonalSensingUnderstanding2017"/>
     <w:p>
       <w:pPr>
         <w:pStyle w:val="Bibliography"/>
@@ -26726,7 +26843,7 @@
       <w:r>
         <w:t xml:space="preserve"> </w:t>
       </w:r>
-      <w:hyperlink r:id="rId367">
+      <w:hyperlink r:id="rId368">
         <w:r>
           <w:rPr>
             <w:rStyle w:val="Hyperlink"/>
@@ -26735,8 +26852,8 @@
         </w:r>
       </w:hyperlink>
     </w:p>
-    <w:bookmarkEnd w:id="368"/>
-    <w:bookmarkStart w:id="369" w:name="X0c0e928dd8ff101aa479012bffab8d24e8c0dcf"/>
+    <w:bookmarkEnd w:id="369"/>
+    <w:bookmarkStart w:id="370" w:name="X0c0e928dd8ff101aa479012bffab8d24e8c0dcf"/>
     <w:p>
       <w:pPr>
         <w:pStyle w:val="Bibliography"/>
@@ -26793,8 +26910,8 @@
         <w:t xml:space="preserve">. Independently published.</w:t>
       </w:r>
     </w:p>
-    <w:bookmarkEnd w:id="369"/>
-    <w:bookmarkStart w:id="371" w:name="X1f44e09282148d362bdacfce67d6a56b1cf06db"/>
+    <w:bookmarkEnd w:id="370"/>
+    <w:bookmarkStart w:id="372" w:name="X1f44e09282148d362bdacfce67d6a56b1cf06db"/>
     <w:p>
       <w:pPr>
         <w:pStyle w:val="Bibliography"/>
@@ -26885,7 +27002,7 @@
       <w:r>
         <w:t xml:space="preserve"> </w:t>
       </w:r>
-      <w:hyperlink r:id="rId370">
+      <w:hyperlink r:id="rId371">
         <w:r>
           <w:rPr>
             <w:rStyle w:val="Hyperlink"/>
@@ -26894,8 +27011,8 @@
         </w:r>
       </w:hyperlink>
     </w:p>
-    <w:bookmarkEnd w:id="371"/>
-    <w:bookmarkStart w:id="373" w:name="X8bb79cdd23e0a8d99e4f9b0c203aaa22c56a953"/>
+    <w:bookmarkEnd w:id="372"/>
+    <w:bookmarkStart w:id="374" w:name="X8bb79cdd23e0a8d99e4f9b0c203aaa22c56a953"/>
     <w:p>
       <w:pPr>
         <w:pStyle w:val="Bibliography"/>
@@ -26906,7 +27023,7 @@
       <w:r>
         <w:t xml:space="preserve"> </w:t>
       </w:r>
-      <w:hyperlink r:id="rId372">
+      <w:hyperlink r:id="rId373">
         <w:r>
           <w:rPr>
             <w:rStyle w:val="Hyperlink"/>
@@ -27017,8 +27134,8 @@
         <w:t xml:space="preserve">.</w:t>
       </w:r>
     </w:p>
-    <w:bookmarkEnd w:id="373"/>
-    <w:bookmarkStart w:id="375" w:name="ref-olfsonHealthcareCoverageService2022"/>
+    <w:bookmarkEnd w:id="374"/>
+    <w:bookmarkStart w:id="376" w:name="ref-olfsonHealthcareCoverageService2022"/>
     <w:p>
       <w:pPr>
         <w:pStyle w:val="Bibliography"/>
@@ -27055,7 +27172,7 @@
       <w:r>
         <w:t xml:space="preserve"> </w:t>
       </w:r>
-      <w:hyperlink r:id="rId374">
+      <w:hyperlink r:id="rId375">
         <w:r>
           <w:rPr>
             <w:rStyle w:val="Hyperlink"/>
@@ -27064,8 +27181,8 @@
         </w:r>
       </w:hyperlink>
     </w:p>
-    <w:bookmarkEnd w:id="375"/>
-    <w:bookmarkStart w:id="377" w:name="ref-ouelletteHabitIntentionEveryday1998"/>
+    <w:bookmarkEnd w:id="376"/>
+    <w:bookmarkStart w:id="378" w:name="ref-ouelletteHabitIntentionEveryday1998"/>
     <w:p>
       <w:pPr>
         <w:pStyle w:val="Bibliography"/>
@@ -27114,7 +27231,7 @@
       <w:r>
         <w:t xml:space="preserve"> </w:t>
       </w:r>
-      <w:hyperlink r:id="rId376">
+      <w:hyperlink r:id="rId377">
         <w:r>
           <w:rPr>
             <w:rStyle w:val="Hyperlink"/>
@@ -27123,8 +27240,8 @@
         </w:r>
       </w:hyperlink>
     </w:p>
-    <w:bookmarkEnd w:id="377"/>
-    <w:bookmarkStart w:id="379" w:name="ref-parlier-ahmadExploratoryStudySex2021"/>
+    <w:bookmarkEnd w:id="378"/>
+    <w:bookmarkStart w:id="380" w:name="ref-parlier-ahmadExploratoryStudySex2021"/>
     <w:p>
       <w:pPr>
         <w:pStyle w:val="Bibliography"/>
@@ -27161,7 +27278,7 @@
       <w:r>
         <w:t xml:space="preserve"> </w:t>
       </w:r>
-      <w:hyperlink r:id="rId378">
+      <w:hyperlink r:id="rId379">
         <w:r>
           <w:rPr>
             <w:rStyle w:val="Hyperlink"/>
@@ -27170,8 +27287,8 @@
         </w:r>
       </w:hyperlink>
     </w:p>
-    <w:bookmarkEnd w:id="379"/>
-    <w:bookmarkStart w:id="380" w:name="X6b0a2573c103b7c3d317f500c95e16aefc26ebb"/>
+    <w:bookmarkEnd w:id="380"/>
+    <w:bookmarkStart w:id="381" w:name="X6b0a2573c103b7c3d317f500c95e16aefc26ebb"/>
     <w:p>
       <w:pPr>
         <w:pStyle w:val="Bibliography"/>
@@ -27229,8 +27346,8 @@
         <w:t xml:space="preserve">(Mobile).</w:t>
       </w:r>
     </w:p>
-    <w:bookmarkEnd w:id="380"/>
-    <w:bookmarkStart w:id="382" w:name="ref-pinedoCurrentReexaminationRacial2019"/>
+    <w:bookmarkEnd w:id="381"/>
+    <w:bookmarkStart w:id="383" w:name="ref-pinedoCurrentReexaminationRacial2019"/>
     <w:p>
       <w:pPr>
         <w:pStyle w:val="Bibliography"/>
@@ -27279,7 +27396,7 @@
       <w:r>
         <w:t xml:space="preserve"> </w:t>
       </w:r>
-      <w:hyperlink r:id="rId381">
+      <w:hyperlink r:id="rId382">
         <w:r>
           <w:rPr>
             <w:rStyle w:val="Hyperlink"/>
@@ -27288,8 +27405,8 @@
         </w:r>
       </w:hyperlink>
     </w:p>
-    <w:bookmarkEnd w:id="382"/>
-    <w:bookmarkStart w:id="383" w:name="ref-plattProbabilisticOutputsSupport1999"/>
+    <w:bookmarkEnd w:id="383"/>
+    <w:bookmarkStart w:id="384" w:name="ref-plattProbabilisticOutputsSupport1999"/>
     <w:p>
       <w:pPr>
         <w:pStyle w:val="Bibliography"/>
@@ -27314,8 +27431,8 @@
         <w:t xml:space="preserve">(pp. 61–74). MIT Press.</w:t>
       </w:r>
     </w:p>
-    <w:bookmarkEnd w:id="383"/>
-    <w:bookmarkStart w:id="385" w:name="ref-prochaskaSearchHowPeople1992"/>
+    <w:bookmarkEnd w:id="384"/>
+    <w:bookmarkStart w:id="386" w:name="ref-prochaskaSearchHowPeople1992"/>
     <w:p>
       <w:pPr>
         <w:pStyle w:val="Bibliography"/>
@@ -27364,7 +27481,7 @@
       <w:r>
         <w:t xml:space="preserve"> </w:t>
       </w:r>
-      <w:hyperlink r:id="rId384">
+      <w:hyperlink r:id="rId385">
         <w:r>
           <w:rPr>
             <w:rStyle w:val="Hyperlink"/>
@@ -27373,8 +27490,8 @@
         </w:r>
       </w:hyperlink>
     </w:p>
-    <w:bookmarkEnd w:id="385"/>
-    <w:bookmarkStart w:id="387" w:name="ref-pulickIdiographicLapsePrediction2025"/>
+    <w:bookmarkEnd w:id="386"/>
+    <w:bookmarkStart w:id="388" w:name="ref-pulickIdiographicLapsePrediction2025"/>
     <w:p>
       <w:pPr>
         <w:pStyle w:val="Bibliography"/>
@@ -27441,7 +27558,7 @@
       <w:r>
         <w:t xml:space="preserve"> </w:t>
       </w:r>
-      <w:hyperlink r:id="rId386">
+      <w:hyperlink r:id="rId387">
         <w:r>
           <w:rPr>
             <w:rStyle w:val="Hyperlink"/>
@@ -27450,8 +27567,8 @@
         </w:r>
       </w:hyperlink>
     </w:p>
-    <w:bookmarkEnd w:id="387"/>
-    <w:bookmarkStart w:id="389" w:name="Xa1b8899d52f2070e9a46165cf23fe2013b5e4a3"/>
+    <w:bookmarkEnd w:id="388"/>
+    <w:bookmarkStart w:id="390" w:name="Xa1b8899d52f2070e9a46165cf23fe2013b5e4a3"/>
     <w:p>
       <w:pPr>
         <w:pStyle w:val="Bibliography"/>
@@ -27500,7 +27617,7 @@
       <w:r>
         <w:t xml:space="preserve"> </w:t>
       </w:r>
-      <w:hyperlink r:id="rId388">
+      <w:hyperlink r:id="rId389">
         <w:r>
           <w:rPr>
             <w:rStyle w:val="Hyperlink"/>
@@ -27509,8 +27626,8 @@
         </w:r>
       </w:hyperlink>
     </w:p>
-    <w:bookmarkEnd w:id="389"/>
-    <w:bookmarkStart w:id="391" w:name="Xc5cdea043ab663a81d5612c8b1e0f7c2b734aab"/>
+    <w:bookmarkEnd w:id="390"/>
+    <w:bookmarkStart w:id="392" w:name="Xc5cdea043ab663a81d5612c8b1e0f7c2b734aab"/>
     <w:p>
       <w:pPr>
         <w:pStyle w:val="Bibliography"/>
@@ -27592,7 +27709,7 @@
       <w:r>
         <w:t xml:space="preserve"> </w:t>
       </w:r>
-      <w:hyperlink r:id="rId390">
+      <w:hyperlink r:id="rId391">
         <w:r>
           <w:rPr>
             <w:rStyle w:val="Hyperlink"/>
@@ -27601,8 +27718,8 @@
         </w:r>
       </w:hyperlink>
     </w:p>
-    <w:bookmarkEnd w:id="391"/>
-    <w:bookmarkStart w:id="392" w:name="X93e79e1a5ab79bb153842a6d1ed7d5e5cb3185f"/>
+    <w:bookmarkEnd w:id="392"/>
+    <w:bookmarkStart w:id="393" w:name="X93e79e1a5ab79bb153842a6d1ed7d5e5cb3185f"/>
     <w:p>
       <w:pPr>
         <w:pStyle w:val="Bibliography"/>
@@ -27673,8 +27790,8 @@
         <w:t xml:space="preserve">. RStudio, Inc.</w:t>
       </w:r>
     </w:p>
-    <w:bookmarkEnd w:id="392"/>
-    <w:bookmarkStart w:id="394" w:name="ref-russellAffectRelativeDayLevel2020"/>
+    <w:bookmarkEnd w:id="393"/>
+    <w:bookmarkStart w:id="395" w:name="ref-russellAffectRelativeDayLevel2020"/>
     <w:p>
       <w:pPr>
         <w:pStyle w:val="Bibliography"/>
@@ -27753,7 +27870,7 @@
       <w:r>
         <w:t xml:space="preserve"> </w:t>
       </w:r>
-      <w:hyperlink r:id="rId393">
+      <w:hyperlink r:id="rId394">
         <w:r>
           <w:rPr>
             <w:rStyle w:val="Hyperlink"/>
@@ -27762,8 +27879,8 @@
         </w:r>
       </w:hyperlink>
     </w:p>
-    <w:bookmarkEnd w:id="394"/>
-    <w:bookmarkStart w:id="396" w:name="ref-salonerBlacksHispanicsAre2013"/>
+    <w:bookmarkEnd w:id="395"/>
+    <w:bookmarkStart w:id="397" w:name="ref-salonerBlacksHispanicsAre2013"/>
     <w:p>
       <w:pPr>
         <w:pStyle w:val="Bibliography"/>
@@ -27812,7 +27929,7 @@
       <w:r>
         <w:t xml:space="preserve"> </w:t>
       </w:r>
-      <w:hyperlink r:id="rId395">
+      <w:hyperlink r:id="rId396">
         <w:r>
           <w:rPr>
             <w:rStyle w:val="Hyperlink"/>
@@ -27821,8 +27938,8 @@
         </w:r>
       </w:hyperlink>
     </w:p>
-    <w:bookmarkEnd w:id="396"/>
-    <w:bookmarkStart w:id="397" w:name="X56bd7ab8262c354bc601dbeb8bf6940a3ba3863"/>
+    <w:bookmarkEnd w:id="397"/>
+    <w:bookmarkStart w:id="398" w:name="X56bd7ab8262c354bc601dbeb8bf6940a3ba3863"/>
     <w:p>
       <w:pPr>
         <w:pStyle w:val="Bibliography"/>
@@ -27862,8 +27979,8 @@
         <w:t xml:space="preserve">. https://www.samhsa.gov/data/report/2021-nsduh-detailed-tables.</w:t>
       </w:r>
     </w:p>
-    <w:bookmarkEnd w:id="397"/>
-    <w:bookmarkStart w:id="399" w:name="ref-saundersWomenAlcoholProblems1993"/>
+    <w:bookmarkEnd w:id="398"/>
+    <w:bookmarkStart w:id="400" w:name="ref-saundersWomenAlcoholProblems1993"/>
     <w:p>
       <w:pPr>
         <w:pStyle w:val="Bibliography"/>
@@ -27900,7 +28017,7 @@
       <w:r>
         <w:t xml:space="preserve"> </w:t>
       </w:r>
-      <w:hyperlink r:id="rId398">
+      <w:hyperlink r:id="rId399">
         <w:r>
           <w:rPr>
             <w:rStyle w:val="Hyperlink"/>
@@ -27909,8 +28026,8 @@
         </w:r>
       </w:hyperlink>
     </w:p>
-    <w:bookmarkEnd w:id="399"/>
-    <w:bookmarkStart w:id="401" w:name="ref-sayetteRoleCravingSubstance2016"/>
+    <w:bookmarkEnd w:id="400"/>
+    <w:bookmarkStart w:id="402" w:name="ref-sayetteRoleCravingSubstance2016"/>
     <w:p>
       <w:pPr>
         <w:pStyle w:val="Bibliography"/>
@@ -28001,7 +28118,7 @@
       <w:r>
         <w:t xml:space="preserve"> </w:t>
       </w:r>
-      <w:hyperlink r:id="rId400">
+      <w:hyperlink r:id="rId401">
         <w:r>
           <w:rPr>
             <w:rStyle w:val="Hyperlink"/>
@@ -28010,8 +28127,8 @@
         </w:r>
       </w:hyperlink>
     </w:p>
-    <w:bookmarkEnd w:id="401"/>
-    <w:bookmarkStart w:id="403" w:name="ref-schmidtEthnicDisparitiesClinical2007"/>
+    <w:bookmarkEnd w:id="402"/>
+    <w:bookmarkStart w:id="404" w:name="ref-schmidtEthnicDisparitiesClinical2007"/>
     <w:p>
       <w:pPr>
         <w:pStyle w:val="Bibliography"/>
@@ -28057,7 +28174,7 @@
       <w:r>
         <w:t xml:space="preserve"> </w:t>
       </w:r>
-      <w:hyperlink r:id="rId402">
+      <w:hyperlink r:id="rId403">
         <w:r>
           <w:rPr>
             <w:rStyle w:val="Hyperlink"/>
@@ -28066,8 +28183,8 @@
         </w:r>
       </w:hyperlink>
     </w:p>
-    <w:bookmarkEnd w:id="403"/>
-    <w:bookmarkStart w:id="405" w:name="Xec7fb7ba12dce815007b3aa340b62618acc112d"/>
+    <w:bookmarkEnd w:id="404"/>
+    <w:bookmarkStart w:id="406" w:name="Xec7fb7ba12dce815007b3aa340b62618acc112d"/>
     <w:p>
       <w:pPr>
         <w:pStyle w:val="Bibliography"/>
@@ -28125,7 +28242,7 @@
       <w:r>
         <w:t xml:space="preserve"> </w:t>
       </w:r>
-      <w:hyperlink r:id="rId404">
+      <w:hyperlink r:id="rId405">
         <w:r>
           <w:rPr>
             <w:rStyle w:val="Hyperlink"/>
@@ -28134,8 +28251,8 @@
         </w:r>
       </w:hyperlink>
     </w:p>
-    <w:bookmarkEnd w:id="405"/>
-    <w:bookmarkStart w:id="407" w:name="ref-sigmonAccessTreatmentOpioid2014"/>
+    <w:bookmarkEnd w:id="406"/>
+    <w:bookmarkStart w:id="408" w:name="ref-sigmonAccessTreatmentOpioid2014"/>
     <w:p>
       <w:pPr>
         <w:pStyle w:val="Bibliography"/>
@@ -28181,7 +28298,7 @@
       <w:r>
         <w:t xml:space="preserve"> </w:t>
       </w:r>
-      <w:hyperlink r:id="rId406">
+      <w:hyperlink r:id="rId407">
         <w:r>
           <w:rPr>
             <w:rStyle w:val="Hyperlink"/>
@@ -28190,8 +28307,8 @@
         </w:r>
       </w:hyperlink>
     </w:p>
-    <w:bookmarkEnd w:id="407"/>
-    <w:bookmarkStart w:id="409" w:name="ref-sociasAdoptingCascadeCare2016"/>
+    <w:bookmarkEnd w:id="408"/>
+    <w:bookmarkStart w:id="410" w:name="ref-sociasAdoptingCascadeCare2016"/>
     <w:p>
       <w:pPr>
         <w:pStyle w:val="Bibliography"/>
@@ -28240,7 +28357,7 @@
       <w:r>
         <w:t xml:space="preserve"> </w:t>
       </w:r>
-      <w:hyperlink r:id="rId408">
+      <w:hyperlink r:id="rId409">
         <w:r>
           <w:rPr>
             <w:rStyle w:val="Hyperlink"/>
@@ -28249,8 +28366,8 @@
         </w:r>
       </w:hyperlink>
     </w:p>
-    <w:bookmarkEnd w:id="409"/>
-    <w:bookmarkStart w:id="411" w:name="Xd4c1d027f60920f356af6131267e679804e946e"/>
+    <w:bookmarkEnd w:id="410"/>
+    <w:bookmarkStart w:id="412" w:name="Xd4c1d027f60920f356af6131267e679804e946e"/>
     <w:p>
       <w:pPr>
         <w:pStyle w:val="Bibliography"/>
@@ -28299,7 +28416,7 @@
       <w:r>
         <w:t xml:space="preserve"> </w:t>
       </w:r>
-      <w:hyperlink r:id="rId410">
+      <w:hyperlink r:id="rId411">
         <w:r>
           <w:rPr>
             <w:rStyle w:val="Hyperlink"/>
@@ -28308,8 +28425,8 @@
         </w:r>
       </w:hyperlink>
     </w:p>
-    <w:bookmarkEnd w:id="411"/>
-    <w:bookmarkStart w:id="413" w:name="X512fbf8f80774b6c70a6221b6870f1844f07ac1"/>
+    <w:bookmarkEnd w:id="412"/>
+    <w:bookmarkStart w:id="414" w:name="X512fbf8f80774b6c70a6221b6870f1844f07ac1"/>
     <w:p>
       <w:pPr>
         <w:pStyle w:val="Bibliography"/>
@@ -28382,7 +28499,7 @@
       <w:r>
         <w:t xml:space="preserve"> </w:t>
       </w:r>
-      <w:hyperlink r:id="rId412">
+      <w:hyperlink r:id="rId413">
         <w:r>
           <w:rPr>
             <w:rStyle w:val="Hyperlink"/>
@@ -28391,8 +28508,8 @@
         </w:r>
       </w:hyperlink>
     </w:p>
-    <w:bookmarkEnd w:id="413"/>
-    <w:bookmarkStart w:id="415" w:name="X01387e434119cf09c116d0feeabab9f278d40e3"/>
+    <w:bookmarkEnd w:id="414"/>
+    <w:bookmarkStart w:id="416" w:name="X01387e434119cf09c116d0feeabab9f278d40e3"/>
     <w:p>
       <w:pPr>
         <w:pStyle w:val="Bibliography"/>
@@ -28462,7 +28579,7 @@
       <w:r>
         <w:t xml:space="preserve"> </w:t>
       </w:r>
-      <w:hyperlink r:id="rId414">
+      <w:hyperlink r:id="rId415">
         <w:r>
           <w:rPr>
             <w:rStyle w:val="Hyperlink"/>
@@ -28471,8 +28588,8 @@
         </w:r>
       </w:hyperlink>
     </w:p>
-    <w:bookmarkEnd w:id="415"/>
-    <w:bookmarkStart w:id="417" w:name="ref-stantonRelapsePreventionNeeds2005a"/>
+    <w:bookmarkEnd w:id="416"/>
+    <w:bookmarkStart w:id="418" w:name="ref-stantonRelapsePreventionNeeds2005a"/>
     <w:p>
       <w:pPr>
         <w:pStyle w:val="Bibliography"/>
@@ -28530,7 +28647,7 @@
       <w:r>
         <w:t xml:space="preserve"> </w:t>
       </w:r>
-      <w:hyperlink r:id="rId416">
+      <w:hyperlink r:id="rId417">
         <w:r>
           <w:rPr>
             <w:rStyle w:val="Hyperlink"/>
@@ -28539,8 +28656,8 @@
         </w:r>
       </w:hyperlink>
     </w:p>
-    <w:bookmarkEnd w:id="417"/>
-    <w:bookmarkStart w:id="418" w:name="ref-studiesNIHRevitalizationAct1994"/>
+    <w:bookmarkEnd w:id="418"/>
+    <w:bookmarkStart w:id="419" w:name="ref-studiesNIHRevitalizationAct1994"/>
     <w:p>
       <w:pPr>
         <w:pStyle w:val="Bibliography"/>
@@ -28726,8 +28843,8 @@
         <w:t xml:space="preserve">. National Academies Press (US).</w:t>
       </w:r>
     </w:p>
-    <w:bookmarkEnd w:id="418"/>
-    <w:bookmarkStart w:id="419" w:name="X28b8f85e424928e66706a578d6053e0308d1105"/>
+    <w:bookmarkEnd w:id="419"/>
+    <w:bookmarkStart w:id="420" w:name="X28b8f85e424928e66706a578d6053e0308d1105"/>
     <w:p>
       <w:pPr>
         <w:pStyle w:val="Bibliography"/>
@@ -28784,8 +28901,8 @@
         <w:t xml:space="preserve">. https://www.samhsa.gov/data/report/2024-nsduh-detailed-tables.</w:t>
       </w:r>
     </w:p>
-    <w:bookmarkEnd w:id="419"/>
-    <w:bookmarkStart w:id="421" w:name="Xb4363def9a086869984bb1996514c38c4a5108e"/>
+    <w:bookmarkEnd w:id="420"/>
+    <w:bookmarkStart w:id="422" w:name="Xb4363def9a086869984bb1996514c38c4a5108e"/>
     <w:p>
       <w:pPr>
         <w:pStyle w:val="Bibliography"/>
@@ -28796,7 +28913,7 @@
       <w:r>
         <w:t xml:space="preserve"> </w:t>
       </w:r>
-      <w:hyperlink r:id="rId420">
+      <w:hyperlink r:id="rId421">
         <w:r>
           <w:rPr>
             <w:rStyle w:val="Hyperlink"/>
@@ -28995,8 +29112,8 @@
         <w:t xml:space="preserve">.</w:t>
       </w:r>
     </w:p>
-    <w:bookmarkEnd w:id="421"/>
-    <w:bookmarkStart w:id="423" w:name="ref-taiTreatmentSubstanceUse2013"/>
+    <w:bookmarkEnd w:id="422"/>
+    <w:bookmarkStart w:id="424" w:name="ref-taiTreatmentSubstanceUse2013"/>
     <w:p>
       <w:pPr>
         <w:pStyle w:val="Bibliography"/>
@@ -29075,7 +29192,7 @@
       <w:r>
         <w:t xml:space="preserve"> </w:t>
       </w:r>
-      <w:hyperlink r:id="rId422">
+      <w:hyperlink r:id="rId423">
         <w:r>
           <w:rPr>
             <w:rStyle w:val="Hyperlink"/>
@@ -29084,8 +29201,8 @@
         </w:r>
       </w:hyperlink>
     </w:p>
-    <w:bookmarkEnd w:id="423"/>
-    <w:bookmarkStart w:id="425" w:name="Xdd108b50209bad1fdcf1a9fcca4dd1d7d3b13e9"/>
+    <w:bookmarkEnd w:id="424"/>
+    <w:bookmarkStart w:id="426" w:name="Xdd108b50209bad1fdcf1a9fcca4dd1d7d3b13e9"/>
     <w:p>
       <w:pPr>
         <w:pStyle w:val="Bibliography"/>
@@ -29164,7 +29281,7 @@
       <w:r>
         <w:t xml:space="preserve"> </w:t>
       </w:r>
-      <w:hyperlink r:id="rId424">
+      <w:hyperlink r:id="rId425">
         <w:r>
           <w:rPr>
             <w:rStyle w:val="Hyperlink"/>
@@ -29173,8 +29290,8 @@
         </w:r>
       </w:hyperlink>
     </w:p>
-    <w:bookmarkEnd w:id="425"/>
-    <w:bookmarkStart w:id="427" w:name="ref-timmonsCallActionAssessing2023"/>
+    <w:bookmarkEnd w:id="426"/>
+    <w:bookmarkStart w:id="428" w:name="ref-timmonsCallActionAssessing2023"/>
     <w:p>
       <w:pPr>
         <w:pStyle w:val="Bibliography"/>
@@ -29280,7 +29397,7 @@
       <w:r>
         <w:t xml:space="preserve"> </w:t>
       </w:r>
-      <w:hyperlink r:id="rId426">
+      <w:hyperlink r:id="rId427">
         <w:r>
           <w:rPr>
             <w:rStyle w:val="Hyperlink"/>
@@ -29289,8 +29406,8 @@
         </w:r>
       </w:hyperlink>
     </w:p>
-    <w:bookmarkEnd w:id="427"/>
-    <w:bookmarkStart w:id="428" w:name="X02e5321a76132d9f7eccbf98ffb96255c7e2584"/>
+    <w:bookmarkEnd w:id="428"/>
+    <w:bookmarkStart w:id="429" w:name="X02e5321a76132d9f7eccbf98ffb96255c7e2584"/>
     <w:p>
       <w:pPr>
         <w:pStyle w:val="Bibliography"/>
@@ -29378,8 +29495,8 @@
         <w:t xml:space="preserve">(DOT HS 813 578).</w:t>
       </w:r>
     </w:p>
-    <w:bookmarkEnd w:id="428"/>
-    <w:bookmarkStart w:id="430" w:name="X52c4c4b564080b2dbcc4b68874ef8a36e7b0a07"/>
+    <w:bookmarkEnd w:id="429"/>
+    <w:bookmarkStart w:id="431" w:name="X52c4c4b564080b2dbcc4b68874ef8a36e7b0a07"/>
     <w:p>
       <w:pPr>
         <w:pStyle w:val="Bibliography"/>
@@ -29403,7 +29520,7 @@
       <w:r>
         <w:t xml:space="preserve"> </w:t>
       </w:r>
-      <w:hyperlink r:id="rId429">
+      <w:hyperlink r:id="rId430">
         <w:r>
           <w:rPr>
             <w:rStyle w:val="Hyperlink"/>
@@ -29412,8 +29529,8 @@
         </w:r>
       </w:hyperlink>
     </w:p>
-    <w:bookmarkEnd w:id="430"/>
-    <w:bookmarkStart w:id="432" w:name="X6ee708186a5d814f6044b48499818110320664f"/>
+    <w:bookmarkEnd w:id="431"/>
+    <w:bookmarkStart w:id="433" w:name="X6ee708186a5d814f6044b48499818110320664f"/>
     <w:p>
       <w:pPr>
         <w:pStyle w:val="Bibliography"/>
@@ -29450,7 +29567,7 @@
       <w:r>
         <w:t xml:space="preserve"> </w:t>
       </w:r>
-      <w:hyperlink r:id="rId431">
+      <w:hyperlink r:id="rId432">
         <w:r>
           <w:rPr>
             <w:rStyle w:val="Hyperlink"/>
@@ -29459,8 +29576,8 @@
         </w:r>
       </w:hyperlink>
     </w:p>
-    <w:bookmarkEnd w:id="432"/>
-    <w:bookmarkStart w:id="434" w:name="ref-vannicelliEffectSexBias1984"/>
+    <w:bookmarkEnd w:id="433"/>
+    <w:bookmarkStart w:id="435" w:name="ref-vannicelliEffectSexBias1984"/>
     <w:p>
       <w:pPr>
         <w:pStyle w:val="Bibliography"/>
@@ -29539,7 +29656,7 @@
       <w:r>
         <w:t xml:space="preserve"> </w:t>
       </w:r>
-      <w:hyperlink r:id="rId433">
+      <w:hyperlink r:id="rId434">
         <w:r>
           <w:rPr>
             <w:rStyle w:val="Hyperlink"/>
@@ -29548,8 +29665,8 @@
         </w:r>
       </w:hyperlink>
     </w:p>
-    <w:bookmarkEnd w:id="434"/>
-    <w:bookmarkStart w:id="436" w:name="ref-veinotGoodIntentionsAre2018"/>
+    <w:bookmarkEnd w:id="435"/>
+    <w:bookmarkStart w:id="437" w:name="ref-veinotGoodIntentionsAre2018"/>
     <w:p>
       <w:pPr>
         <w:pStyle w:val="Bibliography"/>
@@ -29586,7 +29703,7 @@
       <w:r>
         <w:t xml:space="preserve"> </w:t>
       </w:r>
-      <w:hyperlink r:id="rId435">
+      <w:hyperlink r:id="rId436">
         <w:r>
           <w:rPr>
             <w:rStyle w:val="Hyperlink"/>
@@ -29595,8 +29712,8 @@
         </w:r>
       </w:hyperlink>
     </w:p>
-    <w:bookmarkEnd w:id="436"/>
-    <w:bookmarkStart w:id="438" w:name="ref-wagnerImprovingChronicIllness2001"/>
+    <w:bookmarkEnd w:id="437"/>
+    <w:bookmarkStart w:id="439" w:name="ref-wagnerImprovingChronicIllness2001"/>
     <w:p>
       <w:pPr>
         <w:pStyle w:val="Bibliography"/>
@@ -29651,7 +29768,7 @@
       <w:r>
         <w:t xml:space="preserve"> </w:t>
       </w:r>
-      <w:hyperlink r:id="rId437">
+      <w:hyperlink r:id="rId438">
         <w:r>
           <w:rPr>
             <w:rStyle w:val="Hyperlink"/>
@@ -29660,8 +29777,8 @@
         </w:r>
       </w:hyperlink>
     </w:p>
-    <w:bookmarkEnd w:id="438"/>
-    <w:bookmarkStart w:id="440" w:name="ref-walitzerGenderDifferencesAlcohol2006"/>
+    <w:bookmarkEnd w:id="439"/>
+    <w:bookmarkStart w:id="441" w:name="ref-walitzerGenderDifferencesAlcohol2006"/>
     <w:p>
       <w:pPr>
         <w:pStyle w:val="Bibliography"/>
@@ -29698,7 +29815,7 @@
       <w:r>
         <w:t xml:space="preserve"> </w:t>
       </w:r>
-      <w:hyperlink r:id="rId439">
+      <w:hyperlink r:id="rId440">
         <w:r>
           <w:rPr>
             <w:rStyle w:val="Hyperlink"/>
@@ -29707,8 +29824,8 @@
         </w:r>
       </w:hyperlink>
     </w:p>
-    <w:bookmarkEnd w:id="440"/>
-    <w:bookmarkStart w:id="442" w:name="ref-waltersUsingMachineLearning2021"/>
+    <w:bookmarkEnd w:id="441"/>
+    <w:bookmarkStart w:id="443" w:name="ref-waltersUsingMachineLearning2021"/>
     <w:p>
       <w:pPr>
         <w:pStyle w:val="Bibliography"/>
@@ -29745,7 +29862,7 @@
       <w:r>
         <w:t xml:space="preserve"> </w:t>
       </w:r>
-      <w:hyperlink r:id="rId441">
+      <w:hyperlink r:id="rId442">
         <w:r>
           <w:rPr>
             <w:rStyle w:val="Hyperlink"/>
@@ -29754,8 +29871,8 @@
         </w:r>
       </w:hyperlink>
     </w:p>
-    <w:bookmarkEnd w:id="442"/>
-    <w:bookmarkStart w:id="444" w:name="ref-weinsteinLongtermRetentionOffice2017"/>
+    <w:bookmarkEnd w:id="443"/>
+    <w:bookmarkStart w:id="445" w:name="ref-weinsteinLongtermRetentionOffice2017"/>
     <w:p>
       <w:pPr>
         <w:pStyle w:val="Bibliography"/>
@@ -29804,7 +29921,7 @@
       <w:r>
         <w:t xml:space="preserve"> </w:t>
       </w:r>
-      <w:hyperlink r:id="rId443">
+      <w:hyperlink r:id="rId444">
         <w:r>
           <w:rPr>
             <w:rStyle w:val="Hyperlink"/>
@@ -29813,8 +29930,8 @@
         </w:r>
       </w:hyperlink>
     </w:p>
-    <w:bookmarkEnd w:id="444"/>
-    <w:bookmarkStart w:id="446" w:name="X2d30c84041d97351f676569bf3de3da0c8a9d6d"/>
+    <w:bookmarkEnd w:id="445"/>
+    <w:bookmarkStart w:id="447" w:name="X2d30c84041d97351f676569bf3de3da0c8a9d6d"/>
     <w:p>
       <w:pPr>
         <w:pStyle w:val="Bibliography"/>
@@ -29825,7 +29942,7 @@
       <w:r>
         <w:t xml:space="preserve"> </w:t>
       </w:r>
-      <w:hyperlink r:id="rId445">
+      <w:hyperlink r:id="rId446">
         <w:r>
           <w:rPr>
             <w:rStyle w:val="Hyperlink"/>
@@ -29941,8 +30058,8 @@
         <w:t xml:space="preserve">(9), 1183–1194.</w:t>
       </w:r>
     </w:p>
-    <w:bookmarkEnd w:id="446"/>
-    <w:bookmarkStart w:id="447" w:name="X00d53e799ac148a12fd23d85f7c587e1d44cff6"/>
+    <w:bookmarkEnd w:id="447"/>
+    <w:bookmarkStart w:id="448" w:name="X00d53e799ac148a12fd23d85f7c587e1d44cff6"/>
     <w:p>
       <w:pPr>
         <w:pStyle w:val="Bibliography"/>
@@ -30009,8 +30126,8 @@
         <w:t xml:space="preserve">(1st edition). Academic Press.</w:t>
       </w:r>
     </w:p>
-    <w:bookmarkEnd w:id="447"/>
-    <w:bookmarkStart w:id="449" w:name="X4446e184b7dd55a61fd406499f32542fdcf24b5"/>
+    <w:bookmarkEnd w:id="448"/>
+    <w:bookmarkStart w:id="450" w:name="X4446e184b7dd55a61fd406499f32542fdcf24b5"/>
     <w:p>
       <w:pPr>
         <w:pStyle w:val="Bibliography"/>
@@ -30059,7 +30176,7 @@
       <w:r>
         <w:t xml:space="preserve"> </w:t>
       </w:r>
-      <w:hyperlink r:id="rId448">
+      <w:hyperlink r:id="rId449">
         <w:r>
           <w:rPr>
             <w:rStyle w:val="Hyperlink"/>
@@ -30068,8 +30185,8 @@
         </w:r>
       </w:hyperlink>
     </w:p>
-    <w:bookmarkEnd w:id="449"/>
-    <w:bookmarkStart w:id="451" w:name="X254a0f87701f835b5365990b3eba45be7dca59c"/>
+    <w:bookmarkEnd w:id="450"/>
+    <w:bookmarkStart w:id="452" w:name="X254a0f87701f835b5365990b3eba45be7dca59c"/>
     <w:p>
       <w:pPr>
         <w:pStyle w:val="Bibliography"/>
@@ -30213,7 +30330,7 @@
       <w:r>
         <w:t xml:space="preserve"> </w:t>
       </w:r>
-      <w:hyperlink r:id="rId450">
+      <w:hyperlink r:id="rId451">
         <w:r>
           <w:rPr>
             <w:rStyle w:val="Hyperlink"/>
@@ -30222,8 +30339,8 @@
         </w:r>
       </w:hyperlink>
     </w:p>
-    <w:bookmarkEnd w:id="451"/>
-    <w:bookmarkStart w:id="453" w:name="ref-woodLotPeopleCall2019"/>
+    <w:bookmarkEnd w:id="452"/>
+    <w:bookmarkStart w:id="454" w:name="ref-woodLotPeopleCall2019"/>
     <w:p>
       <w:pPr>
         <w:pStyle w:val="Bibliography"/>
@@ -30281,7 +30398,7 @@
       <w:r>
         <w:t xml:space="preserve"> </w:t>
       </w:r>
-      <w:hyperlink r:id="rId452">
+      <w:hyperlink r:id="rId453">
         <w:r>
           <w:rPr>
             <w:rStyle w:val="Hyperlink"/>
@@ -30290,8 +30407,8 @@
         </w:r>
       </w:hyperlink>
     </w:p>
-    <w:bookmarkEnd w:id="453"/>
-    <w:bookmarkStart w:id="455" w:name="X513fadbf866a4ddf9f29b63741ad369252b4800"/>
+    <w:bookmarkEnd w:id="454"/>
+    <w:bookmarkStart w:id="456" w:name="X513fadbf866a4ddf9f29b63741ad369252b4800"/>
     <w:p>
       <w:pPr>
         <w:pStyle w:val="Bibliography"/>
@@ -30373,7 +30490,7 @@
       <w:r>
         <w:t xml:space="preserve"> </w:t>
       </w:r>
-      <w:hyperlink r:id="rId454">
+      <w:hyperlink r:id="rId455">
         <w:r>
           <w:rPr>
             <w:rStyle w:val="Hyperlink"/>
@@ -30382,8 +30499,8 @@
         </w:r>
       </w:hyperlink>
     </w:p>
-    <w:bookmarkEnd w:id="455"/>
-    <w:bookmarkStart w:id="457" w:name="X62c2bccfcb3c64764f794751dcac0a3c1c7edc5"/>
+    <w:bookmarkEnd w:id="456"/>
+    <w:bookmarkStart w:id="458" w:name="X62c2bccfcb3c64764f794751dcac0a3c1c7edc5"/>
     <w:p>
       <w:pPr>
         <w:pStyle w:val="Bibliography"/>
@@ -30462,7 +30579,7 @@
       <w:r>
         <w:t xml:space="preserve"> </w:t>
       </w:r>
-      <w:hyperlink r:id="rId456">
+      <w:hyperlink r:id="rId457">
         <w:r>
           <w:rPr>
             <w:rStyle w:val="Hyperlink"/>
@@ -30471,8 +30588,8 @@
         </w:r>
       </w:hyperlink>
     </w:p>
-    <w:bookmarkEnd w:id="457"/>
-    <w:bookmarkStart w:id="459" w:name="Xb35ee182d565575e339a0170868456c1684f821"/>
+    <w:bookmarkEnd w:id="458"/>
+    <w:bookmarkStart w:id="460" w:name="Xb35ee182d565575e339a0170868456c1684f821"/>
     <w:p>
       <w:pPr>
         <w:pStyle w:val="Bibliography"/>
@@ -30527,7 +30644,7 @@
       <w:r>
         <w:t xml:space="preserve"> </w:t>
       </w:r>
-      <w:hyperlink r:id="rId458">
+      <w:hyperlink r:id="rId459">
         <w:r>
           <w:rPr>
             <w:rStyle w:val="Hyperlink"/>
@@ -30536,8 +30653,8 @@
         </w:r>
       </w:hyperlink>
     </w:p>
-    <w:bookmarkEnd w:id="459"/>
-    <w:bookmarkStart w:id="461" w:name="ref-wyantMaximizingEngagementTrust2025"/>
+    <w:bookmarkEnd w:id="460"/>
+    <w:bookmarkStart w:id="462" w:name="ref-wyantMaximizingEngagementTrust2025"/>
     <w:p>
       <w:pPr>
         <w:pStyle w:val="Bibliography"/>
@@ -30646,7 +30763,7 @@
       <w:r>
         <w:t xml:space="preserve"> </w:t>
       </w:r>
-      <w:hyperlink r:id="rId460">
+      <w:hyperlink r:id="rId461">
         <w:r>
           <w:rPr>
             <w:rStyle w:val="Hyperlink"/>
@@ -30655,8 +30772,8 @@
         </w:r>
       </w:hyperlink>
     </w:p>
-    <w:bookmarkEnd w:id="461"/>
-    <w:bookmarkStart w:id="463" w:name="ref-wyantMachineLearningModels2024"/>
+    <w:bookmarkEnd w:id="462"/>
+    <w:bookmarkStart w:id="464" w:name="ref-wyantMachineLearningModels2024"/>
     <w:p>
       <w:pPr>
         <w:pStyle w:val="Bibliography"/>
@@ -30680,7 +30797,7 @@
       <w:r>
         <w:t xml:space="preserve"> </w:t>
       </w:r>
-      <w:hyperlink r:id="rId462">
+      <w:hyperlink r:id="rId463">
         <w:r>
           <w:rPr>
             <w:rStyle w:val="Hyperlink"/>
@@ -30689,8 +30806,8 @@
         </w:r>
       </w:hyperlink>
     </w:p>
-    <w:bookmarkEnd w:id="463"/>
-    <w:bookmarkStart w:id="465" w:name="Xdcc3e6c1429a41e0448c7c169835e10027482a3"/>
+    <w:bookmarkEnd w:id="464"/>
+    <w:bookmarkStart w:id="466" w:name="Xdcc3e6c1429a41e0448c7c169835e10027482a3"/>
     <w:p>
       <w:pPr>
         <w:pStyle w:val="Bibliography"/>
@@ -30791,7 +30908,7 @@
       <w:r>
         <w:t xml:space="preserve"> </w:t>
       </w:r>
-      <w:hyperlink r:id="rId464">
+      <w:hyperlink r:id="rId465">
         <w:r>
           <w:rPr>
             <w:rStyle w:val="Hyperlink"/>
@@ -30800,8 +30917,8 @@
         </w:r>
       </w:hyperlink>
     </w:p>
-    <w:bookmarkEnd w:id="465"/>
-    <w:bookmarkStart w:id="467" w:name="X919c097397142f85d541b216884b2f657258800"/>
+    <w:bookmarkEnd w:id="466"/>
+    <w:bookmarkStart w:id="468" w:name="X919c097397142f85d541b216884b2f657258800"/>
     <w:p>
       <w:pPr>
         <w:pStyle w:val="Bibliography"/>
@@ -30865,7 +30982,7 @@
       <w:r>
         <w:t xml:space="preserve"> </w:t>
       </w:r>
-      <w:hyperlink r:id="rId466">
+      <w:hyperlink r:id="rId467">
         <w:r>
           <w:rPr>
             <w:rStyle w:val="Hyperlink"/>
@@ -30874,8 +30991,8 @@
         </w:r>
       </w:hyperlink>
     </w:p>
-    <w:bookmarkEnd w:id="467"/>
-    <w:bookmarkStart w:id="469" w:name="ref-zhouEvaluatingMachineLearning2018"/>
+    <w:bookmarkEnd w:id="468"/>
+    <w:bookmarkStart w:id="470" w:name="ref-zhouEvaluatingMachineLearning2018"/>
     <w:p>
       <w:pPr>
         <w:pStyle w:val="Bibliography"/>
@@ -30948,7 +31065,7 @@
       <w:r>
         <w:t xml:space="preserve"> </w:t>
       </w:r>
-      <w:hyperlink r:id="rId468">
+      <w:hyperlink r:id="rId469">
         <w:r>
           <w:rPr>
             <w:rStyle w:val="Hyperlink"/>
@@ -30957,8 +31074,8 @@
         </w:r>
       </w:hyperlink>
     </w:p>
-    <w:bookmarkEnd w:id="469"/>
-    <w:bookmarkStart w:id="471" w:name="ref-zikmund-fisherRightToolWhat2013"/>
+    <w:bookmarkEnd w:id="470"/>
+    <w:bookmarkStart w:id="472" w:name="ref-zikmund-fisherRightToolWhat2013"/>
     <w:p>
       <w:pPr>
         <w:pStyle w:val="Bibliography"/>
@@ -30995,7 +31112,7 @@
       <w:r>
         <w:t xml:space="preserve"> </w:t>
       </w:r>
-      <w:hyperlink r:id="rId470">
+      <w:hyperlink r:id="rId471">
         <w:r>
           <w:rPr>
             <w:rStyle w:val="Hyperlink"/>
@@ -31004,8 +31121,8 @@
         </w:r>
       </w:hyperlink>
     </w:p>
-    <w:bookmarkEnd w:id="471"/>
-    <w:bookmarkStart w:id="473" w:name="X13b53253f4b8775a58215d7e1d3c0adbd73e844"/>
+    <w:bookmarkEnd w:id="472"/>
+    <w:bookmarkStart w:id="474" w:name="X13b53253f4b8775a58215d7e1d3c0adbd73e844"/>
     <w:p>
       <w:pPr>
         <w:pStyle w:val="Bibliography"/>
@@ -31042,7 +31159,7 @@
       <w:r>
         <w:t xml:space="preserve"> </w:t>
       </w:r>
-      <w:hyperlink r:id="rId472">
+      <w:hyperlink r:id="rId473">
         <w:r>
           <w:rPr>
             <w:rStyle w:val="Hyperlink"/>
@@ -31051,8 +31168,8 @@
         </w:r>
       </w:hyperlink>
     </w:p>
-    <w:bookmarkEnd w:id="473"/>
-    <w:bookmarkStart w:id="475" w:name="ref-zywiakAlcoholRelapseRepetition2006a"/>
+    <w:bookmarkEnd w:id="474"/>
+    <w:bookmarkStart w:id="476" w:name="ref-zywiakAlcoholRelapseRepetition2006a"/>
     <w:p>
       <w:pPr>
         <w:pStyle w:val="Bibliography"/>
@@ -31089,7 +31206,7 @@
       <w:r>
         <w:t xml:space="preserve"> </w:t>
       </w:r>
-      <w:hyperlink r:id="rId474">
+      <w:hyperlink r:id="rId475">
         <w:r>
           <w:rPr>
             <w:rStyle w:val="Hyperlink"/>
@@ -31098,9 +31215,9 @@
         </w:r>
       </w:hyperlink>
     </w:p>
-    <w:bookmarkEnd w:id="475"/>
     <w:bookmarkEnd w:id="476"/>
     <w:bookmarkEnd w:id="477"/>
+    <w:bookmarkEnd w:id="478"/>
     <w:sectPr>
       <w:footnotePr>
         <w:numRestart w:val="eachSect"/>

--- a/index.docx
+++ b/index.docx
@@ -19391,7 +19391,7 @@
         <w:t xml:space="preserve">(Groves, 2013)</w:t>
       </w:r>
       <w:r>
-        <w:t xml:space="preserve">. Therefore, we plan to explicitly assess differences in geolocation adherence (e.g., the percentage of days with available geolocation data) and differences in the strength of geolocation feature importance between these groups.</w:t>
+        <w:t xml:space="preserve">. Therefore, we plan to explicitly assess differences in geolocation adherence (e.g., the percentage of days with available geolocation data) as well as differences in the strength of geolocation feature importance between these groups.</w:t>
       </w:r>
     </w:p>
     <w:p>
@@ -19399,7 +19399,7 @@
         <w:pStyle w:val="BodyText"/>
       </w:pPr>
       <w:r>
-        <w:t xml:space="preserve">If geolocation sensing proves to be less accurate and reliable for rural populations, it could foreshadow additional design challenges associated with using a web‑based app for recovery monitoring. For example, unstable internet connectivity may necessitate storing in‑app recovery recommendations locally so that individuals can access them at moments of need. Even EMA, which may be administered once per day, could pose challenges if completed surveys cannot be reliably transmitted over cellular data. We highlight these potential limitations as areas warranting close examination in future work. Nevertheless, we remain optimistic about geolocation potential, given that our models generally performed comparably in rural vs. urban group comparisons.</w:t>
+        <w:t xml:space="preserve">If geolocation sensing proves to be less accurate or reliable for rural populations, this could foreshadow additional design challenges associated with using a web-based app for recovery monitoring. For example, unstable internet connectivity may necessitate storing in-app recovery recommendations locally so that individuals can access them at moments of need. Even EMA, when administered once per day, could pose challenges if completed surveys cannot be reliably transmitted over cellular data. We highlight these potential limitations as areas warranting close examination in future work. Nevertheless, we remain optimistic about the potential of geolocation sensing, given that our models generally performed comparably across rural and urban groups.</w:t>
       </w:r>
     </w:p>
     <w:p>
@@ -19452,11 +19452,15 @@
         <w:pStyle w:val="BodyText"/>
       </w:pPr>
       <w:r>
-        <w:rPr>
-          <w:i/>
-          <w:iCs/>
-        </w:rPr>
-        <w:t xml:space="preserve">JC: Discuss models for people in extended recovery? Can’t do that with RISK1 but did you consider (or will you in the future consider it) using RISK2. Where there time effects either in quality of prediction or important features</w:t>
+        <w:t xml:space="preserve">We also plan to explore how models perform over extended recovery trajectories. In all studies, we explicitly recruited participants who were early in their recovery (defined by time abstinent). Thus, it is possible that our models more accurately represent relationships between risk factors and lapse among individuals in early recovery. As individuals progress in their recovery, the relative importance of different risk factors may change. For example, craving and urges may be more important for lapse risk during early recovery, whereas social isolation and negative affect may become more important during extended recovery.</w:t>
+      </w:r>
+    </w:p>
+    <w:p>
+      <w:pPr>
+        <w:pStyle w:val="BodyText"/>
+      </w:pPr>
+      <w:r>
+        <w:t xml:space="preserve">In our OUD sample, participants remained in the study for up to one year. This provides a unique opportunity to test whether the accuracy of our model’s predictions, or the magnitude of a feature’s contribution to those predictions, changes as a function of time in recovery. For example, we could include a time-varying recovery feature, such as days since the most recent quit date or days since the last treatment episode, in our model. Because our best-performing models have been XGBoost, they can inherently accommodate interactions between this recovery feature and other predictors. We could then assess whether model performance differs between the first half and the second half of the study period, providing insight into potential differences in early versus later recovery.</w:t>
       </w:r>
     </w:p>
     <w:p>

--- a/index.docx
+++ b/index.docx
@@ -19415,7 +19415,7 @@
         <w:pStyle w:val="BodyText"/>
       </w:pPr>
       <w:r>
-        <w:t xml:space="preserve">A second limitation is that both clinical samples in these studies were required to have a goal of abstinence. Although we see no inherent reason these models would not also perform well for individuals with a goal of moderation, this remains an empirical question. Future research should evaluate model performance in samples with moderation goals and increase representation of individuals with diverse recovery goals in training data.</w:t>
+        <w:t xml:space="preserve">A second limitation is that both clinical samples in these studies were restricted to individuals with a goal of abstinence. Accordingly, our models were trained to predict goal-inconsistent use (i.e., lapse), which may limit their applicability to individuals with alternative recovery goals. Although we see no inherent reason these models could not be adapted for individuals pursuing moderation or harm reduction, this remains an empirical question. For individuals who do not aim to abstain, the definition of goal-inconsistent use is less straightforward and may vary considerably from person to person.</w:t>
       </w:r>
     </w:p>
     <w:p>
@@ -19423,11 +19423,7 @@
         <w:pStyle w:val="BodyText"/>
       </w:pPr>
       <w:r>
-        <w:rPr>
-          <w:i/>
-          <w:iCs/>
-        </w:rPr>
-        <w:t xml:space="preserve">JC: if the focus on goal inconsistent use/lapse in abstinence samples a problem? What about harm reduction in people not wanting to quit? What about outcomes other than just use/lapse (well-being, mental health? quality of life?). Yo mention this briefly when you talk about people with moderation goals but its only a couple of sentences. How would you train models for this group? And what about other outcomes I mentioned?</w:t>
+        <w:t xml:space="preserve">One potential outcome is the prediction of heavy drinking days. Heavy drinking days are defined by the National Institute on Alcohol Abuse and Alcoholism (NIAAA) as a threshold indicative of hazardous drinking, and this threshold may be more consistently viewed as goal-inconsistent among individuals aiming to reduce or moderate their alcohol use. Another option is to allow individuals to self-define goal-inconsistent use (e.g., drinking on a weekday, drinking more than planned) and to train models in samples with diverse recovery goals. More broadly, focusing exclusively on drinking as the primary outcome may overlook other clinically meaningful indicators of recovery, particularly for individuals not seeking abstinence. Outcomes such as well-being, mental health, functional status, and quality of life may be more relevant in harm reduction contexts. Future work should therefore explore alternative outcome definitions.</w:t>
       </w:r>
     </w:p>
     <w:p>
@@ -19621,7 +19617,7 @@
         <w:pStyle w:val="FirstParagraph"/>
       </w:pPr>
       <w:r>
-        <w:t xml:space="preserve">Collectively, these studies demonstrate that it is feasible to (1) collect temporally dense, recovery‑relevant data, (2) predict lapse risk at clinically meaningful time scales with interpretable models, and (3) do so in a way that supports equitable performance across important demographic subgroups. Thus, these studies lay the groundwork for an automated recovery monitoring and support system to enhance continuing care following an intitial SUD treatment episode.</w:t>
+        <w:t xml:space="preserve">Collectively, these studies demonstrate that it is feasible to (1) collect temporally dense, recovery‑relevant data, (2) predict lapse risk at clinically meaningful time scales with interpretable models, and (3) do so in a way that supports equitable performance across important demographic subgroups. Thus, these studies lay the groundwork for an automated recovery monitoring and support system to enhance continuing care following an initial SUD treatment episode.</w:t>
       </w:r>
     </w:p>
     <w:p>

--- a/index.docx
+++ b/index.docx
@@ -31,7 +31,7 @@
         <w:pStyle w:val="Date"/>
       </w:pPr>
       <w:r>
-        <w:t xml:space="preserve">2026-03-30</w:t>
+        <w:t xml:space="preserve">2026-03-31</w:t>
       </w:r>
     </w:p>
     <w:p>

--- a/index.docx
+++ b/index.docx
@@ -19448,7 +19448,7 @@
         <w:pStyle w:val="BodyText"/>
       </w:pPr>
       <w:r>
-        <w:t xml:space="preserve">We also plan to explore how models perform over extended recovery trajectories. In all studies, we explicitly recruited participants who were early in their recovery (defined by time abstinent). Thus, it is possible that our models more accurately represent relationships between risk factors and lapse among individuals in early recovery. As individuals progress in their recovery, the relative importance of different risk factors may change. For example, craving and urges may be more important for lapse risk during early recovery, whereas social isolation and negative affect may become more important during extended recovery.</w:t>
+        <w:t xml:space="preserve">We also plan to explore how models perform over extended recovery trajectories. In all studies, we explicitly recruited participants who were early in their recovery (defined by time abstinent). Thus, it is possible that our models more accurately represent relationships between risk factors and lapse among individuals in early recovery. As individuals progress in their recovery, the relative importance of different risk factors may change. For example, craving may be more important for lapse risk during early recovery, whereas pleasant events and location variance may become more important during extended recovery.</w:t>
       </w:r>
     </w:p>
     <w:p>

--- a/index.docx
+++ b/index.docx
@@ -19415,7 +19415,7 @@
         <w:pStyle w:val="BodyText"/>
       </w:pPr>
       <w:r>
-        <w:t xml:space="preserve">A second limitation is that both clinical samples in these studies were restricted to individuals with a goal of abstinence. Accordingly, our models were trained to predict goal-inconsistent use (i.e., lapse), which may limit their applicability to individuals with alternative recovery goals. Although we see no inherent reason these models could not be adapted for individuals pursuing moderation or harm reduction, this remains an empirical question. For individuals who do not aim to abstain, the definition of goal-inconsistent use is less straightforward and may vary considerably from person to person.</w:t>
+        <w:t xml:space="preserve">A second limitation is that both clinical samples in these studies were restricted to individuals with a goal of abstinence. Accordingly, our models were trained to predict goal-inconsistent use (i.e., lapse), which may limit their applicability to individuals with alternative recovery goals. Although we see no inherent reason these models could not be adapted for individuals pursuing moderation or harm reduction, this remains an empirical question. For individuals who do not aim to abstain, the definition of goal-inconsistent use is less straightforward and may vary considerably from person to person. This requires the consideration of alternative outcomes to train models on.</w:t>
       </w:r>
     </w:p>
     <w:p>
@@ -19456,7 +19456,7 @@
         <w:pStyle w:val="BodyText"/>
       </w:pPr>
       <w:r>
-        <w:t xml:space="preserve">In our OUD sample, participants remained in the study for up to one year. This provides a unique opportunity to test whether the accuracy of our model’s predictions, or the magnitude of a feature’s contribution to those predictions, changes as a function of time in recovery. For example, we could include a time-varying recovery feature, such as days since the most recent quit date or days since the last treatment episode, in our model. Because our best-performing models have been XGBoost, they can inherently accommodate interactions between this recovery feature and other predictors. We could then assess whether model performance differs between the first half and the second half of the study period, providing insight into potential differences in early versus later recovery.</w:t>
+        <w:t xml:space="preserve">In our OUD sample, participants remained in the study for up to one year. This provides a unique opportunity to test whether the accuracy of our model’s predictions or the magnitude of a feature’s contribution to those predictions, changes as a function of time in recovery. For example, we could include a time-varying recovery feature, such as days since the most recent quit date or days since the last treatment episode, in our model. Because our best-performing models have been XGBoost, they can natively accommodate interactions between this recovery feature and other predictors. We could then assess whether model performance and the relative ordering of important features differ between the first half and the second half of the study period, providing insight into potential differences in early versus later recovery.</w:t>
       </w:r>
     </w:p>
     <w:p>

--- a/index.docx
+++ b/index.docx
@@ -5782,7 +5782,7 @@
                     <w:jc w:val="center"/>
                   </w:pPr>
                   <w:r>
-                    <w:t xml:space="preserve">0.8906310</w:t>
+                    <w:t xml:space="preserve">0.891</w:t>
                   </w:r>
                 </w:p>
               </w:tc>
@@ -5795,7 +5795,7 @@
                     <w:jc w:val="center"/>
                   </w:pPr>
                   <w:r>
-                    <w:t xml:space="preserve">0.8989930</w:t>
+                    <w:t xml:space="preserve">0.899</w:t>
                   </w:r>
                 </w:p>
               </w:tc>
@@ -5808,7 +5808,7 @@
                     <w:jc w:val="center"/>
                   </w:pPr>
                   <w:r>
-                    <w:t xml:space="preserve">0.9293432</w:t>
+                    <w:t xml:space="preserve">0.929</w:t>
                   </w:r>
                 </w:p>
               </w:tc>
@@ -5836,7 +5836,7 @@
                     <w:jc w:val="center"/>
                   </w:pPr>
                   <w:r>
-                    <w:t xml:space="preserve">0.8232301</w:t>
+                    <w:t xml:space="preserve">0.823</w:t>
                   </w:r>
                 </w:p>
               </w:tc>
@@ -5849,7 +5849,7 @@
                     <w:jc w:val="center"/>
                   </w:pPr>
                   <w:r>
-                    <w:t xml:space="preserve">0.8275224</w:t>
+                    <w:t xml:space="preserve">0.828</w:t>
                   </w:r>
                 </w:p>
               </w:tc>
@@ -5862,7 +5862,7 @@
                     <w:jc w:val="center"/>
                   </w:pPr>
                   <w:r>
-                    <w:t xml:space="preserve">0.8636420</w:t>
+                    <w:t xml:space="preserve">0.864</w:t>
                   </w:r>
                 </w:p>
               </w:tc>
@@ -5890,7 +5890,7 @@
                     <w:jc w:val="center"/>
                   </w:pPr>
                   <w:r>
-                    <w:t xml:space="preserve">0.8192581</w:t>
+                    <w:t xml:space="preserve">0.819</w:t>
                   </w:r>
                 </w:p>
               </w:tc>
@@ -5903,7 +5903,7 @@
                     <w:jc w:val="center"/>
                   </w:pPr>
                   <w:r>
-                    <w:t xml:space="preserve">0.8454889</w:t>
+                    <w:t xml:space="preserve">0.845</w:t>
                   </w:r>
                 </w:p>
               </w:tc>
@@ -5916,7 +5916,7 @@
                     <w:jc w:val="center"/>
                   </w:pPr>
                   <w:r>
-                    <w:t xml:space="preserve">0.8813554</w:t>
+                    <w:t xml:space="preserve">0.881</w:t>
                   </w:r>
                 </w:p>
               </w:tc>
@@ -5944,7 +5944,7 @@
                     <w:jc w:val="center"/>
                   </w:pPr>
                   <w:r>
-                    <w:t xml:space="preserve">0.8275871</w:t>
+                    <w:t xml:space="preserve">0.828</w:t>
                   </w:r>
                 </w:p>
               </w:tc>
@@ -5957,7 +5957,7 @@
                     <w:jc w:val="center"/>
                   </w:pPr>
                   <w:r>
-                    <w:t xml:space="preserve">0.8345976</w:t>
+                    <w:t xml:space="preserve">0.835</w:t>
                   </w:r>
                 </w:p>
               </w:tc>
@@ -5970,7 +5970,7 @@
                     <w:jc w:val="center"/>
                   </w:pPr>
                   <w:r>
-                    <w:t xml:space="preserve">0.8536644</w:t>
+                    <w:t xml:space="preserve">0.854</w:t>
                   </w:r>
                 </w:p>
               </w:tc>
@@ -5998,7 +5998,7 @@
                     <w:jc w:val="center"/>
                   </w:pPr>
                   <w:r>
-                    <w:t xml:space="preserve">0.6301088</w:t>
+                    <w:t xml:space="preserve">0.630</w:t>
                   </w:r>
                 </w:p>
               </w:tc>
@@ -6011,7 +6011,7 @@
                     <w:jc w:val="center"/>
                   </w:pPr>
                   <w:r>
-                    <w:t xml:space="preserve">0.2997223</w:t>
+                    <w:t xml:space="preserve">0.300</w:t>
                   </w:r>
                 </w:p>
               </w:tc>
@@ -6024,7 +6024,7 @@
                     <w:jc w:val="center"/>
                   </w:pPr>
                   <w:r>
-                    <w:t xml:space="preserve">0.0254053</w:t>
+                    <w:t xml:space="preserve">0.025</w:t>
                   </w:r>
                 </w:p>
               </w:tc>
@@ -6052,7 +6052,7 @@
                     <w:jc w:val="center"/>
                   </w:pPr>
                   <w:r>
-                    <w:t xml:space="preserve">0.9435759</w:t>
+                    <w:t xml:space="preserve">0.944</w:t>
                   </w:r>
                 </w:p>
               </w:tc>
@@ -6065,7 +6065,7 @@
                     <w:jc w:val="center"/>
                   </w:pPr>
                   <w:r>
-                    <w:t xml:space="preserve">0.9877148</w:t>
+                    <w:t xml:space="preserve">0.988</w:t>
                   </w:r>
                 </w:p>
               </w:tc>
@@ -6078,7 +6078,7 @@
                     <w:jc w:val="center"/>
                   </w:pPr>
                   <w:r>
-                    <w:t xml:space="preserve">0.9994361</w:t>
+                    <w:t xml:space="preserve">0.999</w:t>
                   </w:r>
                 </w:p>
               </w:tc>
@@ -11243,19 +11243,11 @@
                 <w:p>
                   <w:pPr>
                     <w:pStyle w:val="Compact"/>
-                  </w:pPr>
-                </w:p>
-              </w:tc>
-              <w:tc>
-                <w:tcPr/>
-                <w:p>
-                  <w:pPr>
-                    <w:pStyle w:val="Compact"/>
                     <w:jc w:val="left"/>
                     <w:jc w:val="center"/>
                   </w:pPr>
                   <w:r>
-                    <w:t xml:space="preserve">-0.042</w:t>
+                    <w:t xml:space="preserve">1 day vs. No lag</w:t>
                   </w:r>
                 </w:p>
               </w:tc>
@@ -11268,7 +11260,20 @@
                     <w:jc w:val="center"/>
                   </w:pPr>
                   <w:r>
-                    <w:t xml:space="preserve">[-0.048, -0.037]</w:t>
+                    <w:t xml:space="preserve">-0.021</w:t>
+                  </w:r>
+                </w:p>
+              </w:tc>
+              <w:tc>
+                <w:tcPr/>
+                <w:p>
+                  <w:pPr>
+                    <w:pStyle w:val="Compact"/>
+                    <w:jc w:val="left"/>
+                    <w:jc w:val="center"/>
+                  </w:pPr>
+                  <w:r>
+                    <w:t xml:space="preserve">[-0.025, -0.017]</w:t>
                   </w:r>
                 </w:p>
               </w:tc>
@@ -11292,19 +11297,11 @@
                 <w:p>
                   <w:pPr>
                     <w:pStyle w:val="Compact"/>
-                  </w:pPr>
-                </w:p>
-              </w:tc>
-              <w:tc>
-                <w:tcPr/>
-                <w:p>
-                  <w:pPr>
-                    <w:pStyle w:val="Compact"/>
                     <w:jc w:val="left"/>
                     <w:jc w:val="center"/>
                   </w:pPr>
                   <w:r>
-                    <w:t xml:space="preserve">-0.021</w:t>
+                    <w:t xml:space="preserve">3 days vs. No lag</w:t>
                   </w:r>
                 </w:p>
               </w:tc>
@@ -11317,7 +11314,20 @@
                     <w:jc w:val="center"/>
                   </w:pPr>
                   <w:r>
-                    <w:t xml:space="preserve">[-0.025, -0.017]</w:t>
+                    <w:t xml:space="preserve">-0.03</w:t>
+                  </w:r>
+                </w:p>
+              </w:tc>
+              <w:tc>
+                <w:tcPr/>
+                <w:p>
+                  <w:pPr>
+                    <w:pStyle w:val="Compact"/>
+                    <w:jc w:val="left"/>
+                    <w:jc w:val="center"/>
+                  </w:pPr>
+                  <w:r>
+                    <w:t xml:space="preserve">[-0.035, -0.026]</w:t>
                   </w:r>
                 </w:p>
               </w:tc>
@@ -11341,19 +11351,11 @@
                 <w:p>
                   <w:pPr>
                     <w:pStyle w:val="Compact"/>
-                  </w:pPr>
-                </w:p>
-              </w:tc>
-              <w:tc>
-                <w:tcPr/>
-                <w:p>
-                  <w:pPr>
-                    <w:pStyle w:val="Compact"/>
                     <w:jc w:val="left"/>
                     <w:jc w:val="center"/>
                   </w:pPr>
                   <w:r>
-                    <w:t xml:space="preserve">-0.063</w:t>
+                    <w:t xml:space="preserve">1 week vs. No lag</w:t>
                   </w:r>
                 </w:p>
               </w:tc>
@@ -11366,7 +11368,20 @@
                     <w:jc w:val="center"/>
                   </w:pPr>
                   <w:r>
-                    <w:t xml:space="preserve">[-0.069, -0.056]</w:t>
+                    <w:t xml:space="preserve">-0.042</w:t>
+                  </w:r>
+                </w:p>
+              </w:tc>
+              <w:tc>
+                <w:tcPr/>
+                <w:p>
+                  <w:pPr>
+                    <w:pStyle w:val="Compact"/>
+                    <w:jc w:val="left"/>
+                    <w:jc w:val="center"/>
+                  </w:pPr>
+                  <w:r>
+                    <w:t xml:space="preserve">[-0.048, -0.037]</w:t>
                   </w:r>
                 </w:p>
               </w:tc>
@@ -11390,19 +11405,11 @@
                 <w:p>
                   <w:pPr>
                     <w:pStyle w:val="Compact"/>
-                  </w:pPr>
-                </w:p>
-              </w:tc>
-              <w:tc>
-                <w:tcPr/>
-                <w:p>
-                  <w:pPr>
-                    <w:pStyle w:val="Compact"/>
                     <w:jc w:val="left"/>
                     <w:jc w:val="center"/>
                   </w:pPr>
                   <w:r>
-                    <w:t xml:space="preserve">-0.03</w:t>
+                    <w:t xml:space="preserve">2 weeks vs. No lag</w:t>
                   </w:r>
                 </w:p>
               </w:tc>
@@ -11415,7 +11422,20 @@
                     <w:jc w:val="center"/>
                   </w:pPr>
                   <w:r>
-                    <w:t xml:space="preserve">[-0.035, -0.026]</w:t>
+                    <w:t xml:space="preserve">-0.063</w:t>
+                  </w:r>
+                </w:p>
+              </w:tc>
+              <w:tc>
+                <w:tcPr/>
+                <w:p>
+                  <w:pPr>
+                    <w:pStyle w:val="Compact"/>
+                    <w:jc w:val="left"/>
+                    <w:jc w:val="center"/>
+                  </w:pPr>
+                  <w:r>
+                    <w:t xml:space="preserve">[-0.069, -0.056]</w:t>
                   </w:r>
                 </w:p>
               </w:tc>
@@ -11492,7 +11512,12 @@
                 <w:p>
                   <w:pPr>
                     <w:pStyle w:val="Compact"/>
-                  </w:pPr>
+                    <w:jc w:val="left"/>
+                    <w:jc w:val="center"/>
+                  </w:pPr>
+                  <w:r>
+                    <w:t xml:space="preserve">3 days vs. 1 day</w:t>
+                  </w:r>
                 </w:p>
               </w:tc>
               <w:tc>
@@ -11541,7 +11566,12 @@
                 <w:p>
                   <w:pPr>
                     <w:pStyle w:val="Compact"/>
-                  </w:pPr>
+                    <w:jc w:val="left"/>
+                    <w:jc w:val="center"/>
+                  </w:pPr>
+                  <w:r>
+                    <w:t xml:space="preserve">1 week vs. 3 days</w:t>
+                  </w:r>
                 </w:p>
               </w:tc>
               <w:tc>
@@ -11590,7 +11620,12 @@
                 <w:p>
                   <w:pPr>
                     <w:pStyle w:val="Compact"/>
-                  </w:pPr>
+                    <w:jc w:val="left"/>
+                    <w:jc w:val="center"/>
+                  </w:pPr>
+                  <w:r>
+                    <w:t xml:space="preserve">2 weeks vs. 1 week</w:t>
+                  </w:r>
                 </w:p>
               </w:tc>
               <w:tc>
@@ -12020,7 +12055,12 @@
                 <w:p>
                   <w:pPr>
                     <w:pStyle w:val="Compact"/>
-                  </w:pPr>
+                    <w:jc w:val="left"/>
+                    <w:jc w:val="center"/>
+                  </w:pPr>
+                  <w:r>
+                    <w:t xml:space="preserve">female vs. male</w:t>
+                  </w:r>
                 </w:p>
               </w:tc>
               <w:tc>
@@ -12069,19 +12109,11 @@
                 <w:p>
                   <w:pPr>
                     <w:pStyle w:val="Compact"/>
-                  </w:pPr>
-                </w:p>
-              </w:tc>
-              <w:tc>
-                <w:tcPr/>
-                <w:p>
-                  <w:pPr>
-                    <w:pStyle w:val="Compact"/>
                     <w:jc w:val="left"/>
                     <w:jc w:val="center"/>
                   </w:pPr>
                   <w:r>
-                    <w:t xml:space="preserve">-0.012</w:t>
+                    <w:t xml:space="preserve">not White vs. non-Hispanic White</w:t>
                   </w:r>
                 </w:p>
               </w:tc>
@@ -12094,7 +12126,7 @@
                     <w:jc w:val="center"/>
                   </w:pPr>
                   <w:r>
-                    <w:t xml:space="preserve">[-0.033, 0.007]</w:t>
+                    <w:t xml:space="preserve">-0.131</w:t>
                   </w:r>
                 </w:p>
               </w:tc>
@@ -12107,7 +12139,20 @@
                     <w:jc w:val="center"/>
                   </w:pPr>
                   <w:r>
-                    <w:t xml:space="preserve">0.848</w:t>
+                    <w:t xml:space="preserve">[-0.222, -0.057]</w:t>
+                  </w:r>
+                </w:p>
+              </w:tc>
+              <w:tc>
+                <w:tcPr/>
+                <w:p>
+                  <w:pPr>
+                    <w:pStyle w:val="Compact"/>
+                    <w:jc w:val="left"/>
+                    <w:jc w:val="center"/>
+                  </w:pPr>
+                  <w:r>
+                    <w:t xml:space="preserve">0.999</w:t>
                   </w:r>
                 </w:p>
               </w:tc>
@@ -12118,19 +12163,11 @@
                 <w:p>
                   <w:pPr>
                     <w:pStyle w:val="Compact"/>
-                  </w:pPr>
-                </w:p>
-              </w:tc>
-              <w:tc>
-                <w:tcPr/>
-                <w:p>
-                  <w:pPr>
-                    <w:pStyle w:val="Compact"/>
                     <w:jc w:val="left"/>
                     <w:jc w:val="center"/>
                   </w:pPr>
                   <w:r>
-                    <w:t xml:space="preserve">-0.131</w:t>
+                    <w:t xml:space="preserve">below poverty vs. above poverty</w:t>
                   </w:r>
                 </w:p>
               </w:tc>
@@ -12143,7 +12180,7 @@
                     <w:jc w:val="center"/>
                   </w:pPr>
                   <w:r>
-                    <w:t xml:space="preserve">[-0.222, -0.057]</w:t>
+                    <w:t xml:space="preserve">-0.012</w:t>
                   </w:r>
                 </w:p>
               </w:tc>
@@ -12156,7 +12193,20 @@
                     <w:jc w:val="center"/>
                   </w:pPr>
                   <w:r>
-                    <w:t xml:space="preserve">0.999</w:t>
+                    <w:t xml:space="preserve">[-0.033, 0.007]</w:t>
+                  </w:r>
+                </w:p>
+              </w:tc>
+              <w:tc>
+                <w:tcPr/>
+                <w:p>
+                  <w:pPr>
+                    <w:pStyle w:val="Compact"/>
+                    <w:jc w:val="left"/>
+                    <w:jc w:val="center"/>
+                  </w:pPr>
+                  <w:r>
+                    <w:t xml:space="preserve">0.848</w:t>
                   </w:r>
                 </w:p>
               </w:tc>
@@ -12220,7 +12270,12 @@
                 <w:p>
                   <w:pPr>
                     <w:pStyle w:val="Compact"/>
-                  </w:pPr>
+                    <w:jc w:val="left"/>
+                    <w:jc w:val="center"/>
+                  </w:pPr>
+                  <w:r>
+                    <w:t xml:space="preserve">female vs. male</w:t>
+                  </w:r>
                 </w:p>
               </w:tc>
               <w:tc>
@@ -12269,19 +12324,11 @@
                 <w:p>
                   <w:pPr>
                     <w:pStyle w:val="Compact"/>
-                  </w:pPr>
-                </w:p>
-              </w:tc>
-              <w:tc>
-                <w:tcPr/>
-                <w:p>
-                  <w:pPr>
-                    <w:pStyle w:val="Compact"/>
                     <w:jc w:val="left"/>
                     <w:jc w:val="center"/>
                   </w:pPr>
                   <w:r>
-                    <w:t xml:space="preserve">-0.039</w:t>
+                    <w:t xml:space="preserve">not White vs. non-hispanic white</w:t>
                   </w:r>
                 </w:p>
               </w:tc>
@@ -12294,7 +12341,7 @@
                     <w:jc w:val="center"/>
                   </w:pPr>
                   <w:r>
-                    <w:t xml:space="preserve">[-0.073, -0.008]</w:t>
+                    <w:t xml:space="preserve">-0.13</w:t>
                   </w:r>
                 </w:p>
               </w:tc>
@@ -12307,7 +12354,20 @@
                     <w:jc w:val="center"/>
                   </w:pPr>
                   <w:r>
-                    <w:t xml:space="preserve">0.98</w:t>
+                    <w:t xml:space="preserve">[-0.208, -0.058]</w:t>
+                  </w:r>
+                </w:p>
+              </w:tc>
+              <w:tc>
+                <w:tcPr/>
+                <w:p>
+                  <w:pPr>
+                    <w:pStyle w:val="Compact"/>
+                    <w:jc w:val="left"/>
+                    <w:jc w:val="center"/>
+                  </w:pPr>
+                  <w:r>
+                    <w:t xml:space="preserve">0.998</w:t>
                   </w:r>
                 </w:p>
               </w:tc>
@@ -12318,19 +12378,11 @@
                 <w:p>
                   <w:pPr>
                     <w:pStyle w:val="Compact"/>
-                  </w:pPr>
-                </w:p>
-              </w:tc>
-              <w:tc>
-                <w:tcPr/>
-                <w:p>
-                  <w:pPr>
-                    <w:pStyle w:val="Compact"/>
                     <w:jc w:val="left"/>
                     <w:jc w:val="center"/>
                   </w:pPr>
                   <w:r>
-                    <w:t xml:space="preserve">-0.13</w:t>
+                    <w:t xml:space="preserve">below poverty vs. above poverty</w:t>
                   </w:r>
                 </w:p>
               </w:tc>
@@ -12343,7 +12395,7 @@
                     <w:jc w:val="center"/>
                   </w:pPr>
                   <w:r>
-                    <w:t xml:space="preserve">[-0.208, -0.058]</w:t>
+                    <w:t xml:space="preserve">-0.039</w:t>
                   </w:r>
                 </w:p>
               </w:tc>
@@ -12356,7 +12408,20 @@
                     <w:jc w:val="center"/>
                   </w:pPr>
                   <w:r>
-                    <w:t xml:space="preserve">0.998</w:t>
+                    <w:t xml:space="preserve">[-0.073, -0.008]</w:t>
+                  </w:r>
+                </w:p>
+              </w:tc>
+              <w:tc>
+                <w:tcPr/>
+                <w:p>
+                  <w:pPr>
+                    <w:pStyle w:val="Compact"/>
+                    <w:jc w:val="left"/>
+                    <w:jc w:val="center"/>
+                  </w:pPr>
+                  <w:r>
+                    <w:t xml:space="preserve">0.98</w:t>
                   </w:r>
                 </w:p>
               </w:tc>

--- a/index.docx
+++ b/index.docx
@@ -2430,17 +2430,16 @@
           <w:tbl>
             <w:tblPr>
               <w:tblStyle w:val="Table"/>
-              <w:tblW w:type="pct" w:w="4894"/>
-              <w:tblLayout w:type="fixed"/>
+              <w:tblW w:type="auto" w:w="0"/>
               <w:tblLook w:firstRow="1" w:lastRow="0" w:firstColumn="0" w:lastColumn="0" w:noHBand="0" w:noVBand="0" w:val="0020"/>
             </w:tblPr>
             <w:tblGrid>
-              <w:gridCol w:w="3622"/>
-              <w:gridCol w:w="505"/>
-              <w:gridCol w:w="589"/>
-              <w:gridCol w:w="926"/>
-              <w:gridCol w:w="926"/>
-              <w:gridCol w:w="1179"/>
+              <w:gridCol w:w="1320"/>
+              <w:gridCol w:w="1320"/>
+              <w:gridCol w:w="1320"/>
+              <w:gridCol w:w="1320"/>
+              <w:gridCol w:w="1320"/>
+              <w:gridCol w:w="1320"/>
             </w:tblGrid>
             <w:tr>
               <w:trPr>
@@ -2451,12 +2450,7 @@
                 <w:p>
                   <w:pPr>
                     <w:pStyle w:val="Compact"/>
-                    <w:jc w:val="left"/>
-                    <w:jc w:val="center"/>
-                  </w:pPr>
-                  <w:r>
-                    <w:t xml:space="preserve">var</w:t>
-                  </w:r>
+                  </w:pPr>
                 </w:p>
               </w:tc>
               <w:tc>
@@ -2652,65 +2646,14 @@
             </w:tr>
             <w:tr>
               <w:tc>
-                <w:tcPr/>
+                <w:tcPr>
+                  <w:gridSpan w:val="6"/>
+                </w:tcPr>
                 <w:p>
                   <w:pPr>
                     <w:pStyle w:val="Compact"/>
                     <w:jc w:val="left"/>
                     <w:jc w:val="center"/>
-                  </w:pPr>
-                  <w:r>
-                    <w:t xml:space="preserve">Female</w:t>
-                  </w:r>
-                </w:p>
-              </w:tc>
-              <w:tc>
-                <w:tcPr/>
-                <w:p>
-                  <w:pPr>
-                    <w:pStyle w:val="Compact"/>
-                    <w:jc w:val="right"/>
-                    <w:jc w:val="center"/>
-                  </w:pPr>
-                  <w:r>
-                    <w:t xml:space="preserve">74</w:t>
-                  </w:r>
-                </w:p>
-              </w:tc>
-              <w:tc>
-                <w:tcPr/>
-                <w:p>
-                  <w:pPr>
-                    <w:pStyle w:val="Compact"/>
-                    <w:jc w:val="right"/>
-                    <w:jc w:val="center"/>
-                  </w:pPr>
-                  <w:r>
-                    <w:t xml:space="preserve">49.0</w:t>
-                  </w:r>
-                </w:p>
-              </w:tc>
-              <w:tc>
-                <w:tcPr/>
-                <w:p>
-                  <w:pPr>
-                    <w:pStyle w:val="Compact"/>
-                  </w:pPr>
-                </w:p>
-              </w:tc>
-              <w:tc>
-                <w:tcPr/>
-                <w:p>
-                  <w:pPr>
-                    <w:pStyle w:val="Compact"/>
-                  </w:pPr>
-                </w:p>
-              </w:tc>
-              <w:tc>
-                <w:tcPr/>
-                <w:p>
-                  <w:pPr>
-                    <w:pStyle w:val="Compact"/>
                   </w:pPr>
                 </w:p>
               </w:tc>
@@ -2725,7 +2668,7 @@
                     <w:jc w:val="center"/>
                   </w:pPr>
                   <w:r>
-                    <w:t xml:space="preserve">Male</w:t>
+                    <w:t xml:space="preserve">Female</w:t>
                   </w:r>
                 </w:p>
               </w:tc>
@@ -2738,7 +2681,7 @@
                     <w:jc w:val="center"/>
                   </w:pPr>
                   <w:r>
-                    <w:t xml:space="preserve">77</w:t>
+                    <w:t xml:space="preserve">74</w:t>
                   </w:r>
                 </w:p>
               </w:tc>
@@ -2751,7 +2694,7 @@
                     <w:jc w:val="center"/>
                   </w:pPr>
                   <w:r>
-                    <w:t xml:space="preserve">51.0</w:t>
+                    <w:t xml:space="preserve">49.0</w:t>
                   </w:r>
                 </w:p>
               </w:tc>
@@ -2790,24 +2733,34 @@
                     <w:jc w:val="center"/>
                   </w:pPr>
                   <w:r>
-                    <w:t xml:space="preserve">Race</w:t>
-                  </w:r>
-                </w:p>
-              </w:tc>
-              <w:tc>
-                <w:tcPr/>
-                <w:p>
-                  <w:pPr>
-                    <w:pStyle w:val="Compact"/>
-                  </w:pPr>
-                </w:p>
-              </w:tc>
-              <w:tc>
-                <w:tcPr/>
-                <w:p>
-                  <w:pPr>
-                    <w:pStyle w:val="Compact"/>
-                  </w:pPr>
+                    <w:t xml:space="preserve">Male</w:t>
+                  </w:r>
+                </w:p>
+              </w:tc>
+              <w:tc>
+                <w:tcPr/>
+                <w:p>
+                  <w:pPr>
+                    <w:pStyle w:val="Compact"/>
+                    <w:jc w:val="right"/>
+                    <w:jc w:val="center"/>
+                  </w:pPr>
+                  <w:r>
+                    <w:t xml:space="preserve">77</w:t>
+                  </w:r>
+                </w:p>
+              </w:tc>
+              <w:tc>
+                <w:tcPr/>
+                <w:p>
+                  <w:pPr>
+                    <w:pStyle w:val="Compact"/>
+                    <w:jc w:val="right"/>
+                    <w:jc w:val="center"/>
+                  </w:pPr>
+                  <w:r>
+                    <w:t xml:space="preserve">51.0</w:t>
+                  </w:r>
                 </w:p>
               </w:tc>
               <w:tc>
@@ -2845,34 +2798,24 @@
                     <w:jc w:val="center"/>
                   </w:pPr>
                   <w:r>
-                    <w:t xml:space="preserve">American Indian/Alaska Native</w:t>
-                  </w:r>
-                </w:p>
-              </w:tc>
-              <w:tc>
-                <w:tcPr/>
-                <w:p>
-                  <w:pPr>
-                    <w:pStyle w:val="Compact"/>
-                    <w:jc w:val="right"/>
-                    <w:jc w:val="center"/>
-                  </w:pPr>
-                  <w:r>
-                    <w:t xml:space="preserve">3</w:t>
-                  </w:r>
-                </w:p>
-              </w:tc>
-              <w:tc>
-                <w:tcPr/>
-                <w:p>
-                  <w:pPr>
-                    <w:pStyle w:val="Compact"/>
-                    <w:jc w:val="right"/>
-                    <w:jc w:val="center"/>
-                  </w:pPr>
-                  <w:r>
-                    <w:t xml:space="preserve">2.0</w:t>
-                  </w:r>
+                    <w:t xml:space="preserve">Race</w:t>
+                  </w:r>
+                </w:p>
+              </w:tc>
+              <w:tc>
+                <w:tcPr/>
+                <w:p>
+                  <w:pPr>
+                    <w:pStyle w:val="Compact"/>
+                  </w:pPr>
+                </w:p>
+              </w:tc>
+              <w:tc>
+                <w:tcPr/>
+                <w:p>
+                  <w:pPr>
+                    <w:pStyle w:val="Compact"/>
+                  </w:pPr>
                 </w:p>
               </w:tc>
               <w:tc>
@@ -2902,65 +2845,14 @@
             </w:tr>
             <w:tr>
               <w:tc>
-                <w:tcPr/>
+                <w:tcPr>
+                  <w:gridSpan w:val="6"/>
+                </w:tcPr>
                 <w:p>
                   <w:pPr>
                     <w:pStyle w:val="Compact"/>
                     <w:jc w:val="left"/>
                     <w:jc w:val="center"/>
-                  </w:pPr>
-                  <w:r>
-                    <w:t xml:space="preserve">Asian</w:t>
-                  </w:r>
-                </w:p>
-              </w:tc>
-              <w:tc>
-                <w:tcPr/>
-                <w:p>
-                  <w:pPr>
-                    <w:pStyle w:val="Compact"/>
-                    <w:jc w:val="right"/>
-                    <w:jc w:val="center"/>
-                  </w:pPr>
-                  <w:r>
-                    <w:t xml:space="preserve">2</w:t>
-                  </w:r>
-                </w:p>
-              </w:tc>
-              <w:tc>
-                <w:tcPr/>
-                <w:p>
-                  <w:pPr>
-                    <w:pStyle w:val="Compact"/>
-                    <w:jc w:val="right"/>
-                    <w:jc w:val="center"/>
-                  </w:pPr>
-                  <w:r>
-                    <w:t xml:space="preserve">1.3</w:t>
-                  </w:r>
-                </w:p>
-              </w:tc>
-              <w:tc>
-                <w:tcPr/>
-                <w:p>
-                  <w:pPr>
-                    <w:pStyle w:val="Compact"/>
-                  </w:pPr>
-                </w:p>
-              </w:tc>
-              <w:tc>
-                <w:tcPr/>
-                <w:p>
-                  <w:pPr>
-                    <w:pStyle w:val="Compact"/>
-                  </w:pPr>
-                </w:p>
-              </w:tc>
-              <w:tc>
-                <w:tcPr/>
-                <w:p>
-                  <w:pPr>
-                    <w:pStyle w:val="Compact"/>
                   </w:pPr>
                 </w:p>
               </w:tc>
@@ -2975,7 +2867,7 @@
                     <w:jc w:val="center"/>
                   </w:pPr>
                   <w:r>
-                    <w:t xml:space="preserve">Black/African American</w:t>
+                    <w:t xml:space="preserve">American Indian/Alaska Native</w:t>
                   </w:r>
                 </w:p>
               </w:tc>
@@ -2988,7 +2880,7 @@
                     <w:jc w:val="center"/>
                   </w:pPr>
                   <w:r>
-                    <w:t xml:space="preserve">8</w:t>
+                    <w:t xml:space="preserve">3</w:t>
                   </w:r>
                 </w:p>
               </w:tc>
@@ -3001,7 +2893,7 @@
                     <w:jc w:val="center"/>
                   </w:pPr>
                   <w:r>
-                    <w:t xml:space="preserve">5.3</w:t>
+                    <w:t xml:space="preserve">2.0</w:t>
                   </w:r>
                 </w:p>
               </w:tc>
@@ -3040,7 +2932,7 @@
                     <w:jc w:val="center"/>
                   </w:pPr>
                   <w:r>
-                    <w:t xml:space="preserve">White/Caucasian</w:t>
+                    <w:t xml:space="preserve">Asian</w:t>
                   </w:r>
                 </w:p>
               </w:tc>
@@ -3053,7 +2945,7 @@
                     <w:jc w:val="center"/>
                   </w:pPr>
                   <w:r>
-                    <w:t xml:space="preserve">131</w:t>
+                    <w:t xml:space="preserve">2</w:t>
                   </w:r>
                 </w:p>
               </w:tc>
@@ -3066,7 +2958,7 @@
                     <w:jc w:val="center"/>
                   </w:pPr>
                   <w:r>
-                    <w:t xml:space="preserve">86.8</w:t>
+                    <w:t xml:space="preserve">1.3</w:t>
                   </w:r>
                 </w:p>
               </w:tc>
@@ -3105,7 +2997,7 @@
                     <w:jc w:val="center"/>
                   </w:pPr>
                   <w:r>
-                    <w:t xml:space="preserve">Other/Multiracial</w:t>
+                    <w:t xml:space="preserve">Black/African American</w:t>
                   </w:r>
                 </w:p>
               </w:tc>
@@ -3118,7 +3010,7 @@
                     <w:jc w:val="center"/>
                   </w:pPr>
                   <w:r>
-                    <w:t xml:space="preserve">7</w:t>
+                    <w:t xml:space="preserve">8</w:t>
                   </w:r>
                 </w:p>
               </w:tc>
@@ -3131,7 +3023,7 @@
                     <w:jc w:val="center"/>
                   </w:pPr>
                   <w:r>
-                    <w:t xml:space="preserve">4.6</w:t>
+                    <w:t xml:space="preserve">5.3</w:t>
                   </w:r>
                 </w:p>
               </w:tc>
@@ -3170,24 +3062,34 @@
                     <w:jc w:val="center"/>
                   </w:pPr>
                   <w:r>
-                    <w:t xml:space="preserve">Hispanic, Latino, or Spanish origin</w:t>
-                  </w:r>
-                </w:p>
-              </w:tc>
-              <w:tc>
-                <w:tcPr/>
-                <w:p>
-                  <w:pPr>
-                    <w:pStyle w:val="Compact"/>
-                  </w:pPr>
-                </w:p>
-              </w:tc>
-              <w:tc>
-                <w:tcPr/>
-                <w:p>
-                  <w:pPr>
-                    <w:pStyle w:val="Compact"/>
-                  </w:pPr>
+                    <w:t xml:space="preserve">White/Caucasian</w:t>
+                  </w:r>
+                </w:p>
+              </w:tc>
+              <w:tc>
+                <w:tcPr/>
+                <w:p>
+                  <w:pPr>
+                    <w:pStyle w:val="Compact"/>
+                    <w:jc w:val="right"/>
+                    <w:jc w:val="center"/>
+                  </w:pPr>
+                  <w:r>
+                    <w:t xml:space="preserve">131</w:t>
+                  </w:r>
+                </w:p>
+              </w:tc>
+              <w:tc>
+                <w:tcPr/>
+                <w:p>
+                  <w:pPr>
+                    <w:pStyle w:val="Compact"/>
+                    <w:jc w:val="right"/>
+                    <w:jc w:val="center"/>
+                  </w:pPr>
+                  <w:r>
+                    <w:t xml:space="preserve">86.8</w:t>
+                  </w:r>
                 </w:p>
               </w:tc>
               <w:tc>
@@ -3225,7 +3127,7 @@
                     <w:jc w:val="center"/>
                   </w:pPr>
                   <w:r>
-                    <w:t xml:space="preserve">Yes</w:t>
+                    <w:t xml:space="preserve">Other/Multiracial</w:t>
                   </w:r>
                 </w:p>
               </w:tc>
@@ -3238,7 +3140,7 @@
                     <w:jc w:val="center"/>
                   </w:pPr>
                   <w:r>
-                    <w:t xml:space="preserve">4</w:t>
+                    <w:t xml:space="preserve">7</w:t>
                   </w:r>
                 </w:p>
               </w:tc>
@@ -3251,7 +3153,7 @@
                     <w:jc w:val="center"/>
                   </w:pPr>
                   <w:r>
-                    <w:t xml:space="preserve">2.6</w:t>
+                    <w:t xml:space="preserve">4.6</w:t>
                   </w:r>
                 </w:p>
               </w:tc>
@@ -3290,34 +3192,24 @@
                     <w:jc w:val="center"/>
                   </w:pPr>
                   <w:r>
-                    <w:t xml:space="preserve">No</w:t>
-                  </w:r>
-                </w:p>
-              </w:tc>
-              <w:tc>
-                <w:tcPr/>
-                <w:p>
-                  <w:pPr>
-                    <w:pStyle w:val="Compact"/>
-                    <w:jc w:val="right"/>
-                    <w:jc w:val="center"/>
-                  </w:pPr>
-                  <w:r>
-                    <w:t xml:space="preserve">147</w:t>
-                  </w:r>
-                </w:p>
-              </w:tc>
-              <w:tc>
-                <w:tcPr/>
-                <w:p>
-                  <w:pPr>
-                    <w:pStyle w:val="Compact"/>
-                    <w:jc w:val="right"/>
-                    <w:jc w:val="center"/>
-                  </w:pPr>
-                  <w:r>
-                    <w:t xml:space="preserve">97.4</w:t>
-                  </w:r>
+                    <w:t xml:space="preserve">Hispanic, Latino, or Spanish origin</w:t>
+                  </w:r>
+                </w:p>
+              </w:tc>
+              <w:tc>
+                <w:tcPr/>
+                <w:p>
+                  <w:pPr>
+                    <w:pStyle w:val="Compact"/>
+                  </w:pPr>
+                </w:p>
+              </w:tc>
+              <w:tc>
+                <w:tcPr/>
+                <w:p>
+                  <w:pPr>
+                    <w:pStyle w:val="Compact"/>
+                  </w:pPr>
                 </w:p>
               </w:tc>
               <w:tc>
@@ -3347,55 +3239,14 @@
             </w:tr>
             <w:tr>
               <w:tc>
-                <w:tcPr/>
+                <w:tcPr>
+                  <w:gridSpan w:val="6"/>
+                </w:tcPr>
                 <w:p>
                   <w:pPr>
                     <w:pStyle w:val="Compact"/>
                     <w:jc w:val="left"/>
                     <w:jc w:val="center"/>
-                  </w:pPr>
-                  <w:r>
-                    <w:t xml:space="preserve">Education</w:t>
-                  </w:r>
-                </w:p>
-              </w:tc>
-              <w:tc>
-                <w:tcPr/>
-                <w:p>
-                  <w:pPr>
-                    <w:pStyle w:val="Compact"/>
-                  </w:pPr>
-                </w:p>
-              </w:tc>
-              <w:tc>
-                <w:tcPr/>
-                <w:p>
-                  <w:pPr>
-                    <w:pStyle w:val="Compact"/>
-                  </w:pPr>
-                </w:p>
-              </w:tc>
-              <w:tc>
-                <w:tcPr/>
-                <w:p>
-                  <w:pPr>
-                    <w:pStyle w:val="Compact"/>
-                  </w:pPr>
-                </w:p>
-              </w:tc>
-              <w:tc>
-                <w:tcPr/>
-                <w:p>
-                  <w:pPr>
-                    <w:pStyle w:val="Compact"/>
-                  </w:pPr>
-                </w:p>
-              </w:tc>
-              <w:tc>
-                <w:tcPr/>
-                <w:p>
-                  <w:pPr>
-                    <w:pStyle w:val="Compact"/>
                   </w:pPr>
                 </w:p>
               </w:tc>
@@ -3410,7 +3261,7 @@
                     <w:jc w:val="center"/>
                   </w:pPr>
                   <w:r>
-                    <w:t xml:space="preserve">Less than high school or GED degree</w:t>
+                    <w:t xml:space="preserve">Yes</w:t>
                   </w:r>
                 </w:p>
               </w:tc>
@@ -3423,7 +3274,7 @@
                     <w:jc w:val="center"/>
                   </w:pPr>
                   <w:r>
-                    <w:t xml:space="preserve">1</w:t>
+                    <w:t xml:space="preserve">